--- a/manuscript/MANUSCRIPT_NEUROCHEMISTRY_INTERNATIONAL_FINAL.docx
+++ b/manuscript/MANUSCRIPT_NEUROCHEMISTRY_INTERNATIONAL_FINAL.docx
@@ -2,7 +2,7 @@
 <file path=word/document.xml><?xml version="1.0" encoding="utf-8"?>
 <w:document xmlns:w="http://schemas.openxmlformats.org/wordprocessingml/2006/main" xmlns:m="http://schemas.openxmlformats.org/officeDocument/2006/math" xmlns:r="http://schemas.openxmlformats.org/officeDocument/2006/relationships" xmlns:o="urn:schemas-microsoft-com:office:office" xmlns:v="urn:schemas-microsoft-com:vml" xmlns:w10="urn:schemas-microsoft-com:office:word" xmlns:a="http://schemas.openxmlformats.org/drawingml/2006/main" xmlns:pic="http://schemas.openxmlformats.org/drawingml/2006/picture" xmlns:wp="http://schemas.openxmlformats.org/drawingml/2006/wordprocessingDrawing">
   <w:body>
-    <w:bookmarkStart w:id="48" w:name="X716d887a4f07ce3b1a1455f3268035cbd90654e"/>
+    <w:bookmarkStart w:id="47" w:name="X716d887a4f07ce3b1a1455f3268035cbd90654e"/>
     <w:p>
       <w:pPr>
         <w:pStyle w:val="Heading1"/>
@@ -53,7 +53,7 @@
         <w:pStyle w:val="FirstParagraph"/>
       </w:pPr>
       <w:r>
-        <w:t xml:space="preserve">TDP-43 loss is implicated in amyotrophic lateral sclerosis (ALS), but its relationship to store-operated Ca²⁺ entry (SOCE) is unclear. After shRNA-mediated TARDBP depletion in SH-SY5Y cells, TRPC1, STIM1, ORAI1 and ATP2A3 mRNAs increased 1.7- to 3.2-fold, while the Fura-2 SOCE response fell from 1.542 ± 0.282 to 0.245 ± 0.083 Δ(F340/F380) (p = 0.0115; three independent cultures per group). The ER Ca²⁺ release comparison was inconclusive. At 48 h, the WST-1 signal was 38.5% lower in four wells per group from one experiment. We reanalysed six public TDP-43-depletion RNA-seq comparisons (38 libraries) for calcium-regulatory expression and splicing, screened eleven comparisons for unannotated junction changes, and assessed alternative polyadenylation and nonsense-mediated decay. CBARP was the most reproducible splicing candidate across species, whereas STIM2, STIMATE and ORAI3 events were supported in the primary RNA-seq model. No confirmed RNA-processing event in the core SOCE machinery explained the functional change. In ALS brain, TRPC1 and SARAF increased and CBARP decreased in six of seven regions, but these tissue associations could not be attributed to TDP-43 loss. TDP-43 knockdown is associated with reduced SOCE and altered calcium-regulatory RNA profiles, without evidence for a single causal RNA event.</w:t>
+        <w:t xml:space="preserve">TDP-43 loss is implicated in amyotrophic lateral sclerosis (ALS), but its relationship to store-operated Ca²⁺ entry (SOCE) is unclear. After shRNA-mediated TARDBP depletion in SH-SY5Y cells, TRPC1, STIM1, ORAI1 and ATP2A3 mRNAs increased 1.7- to 3.2-fold, while the Fura-2 SOCE response fell from 1.542 ± 0.282 to 0.245 ± 0.083 Δ(F340/F380) (p = 0.0115; three measurements per group). The ER Ca²⁺ release comparison was inconclusive (p = 0.299). At 48 h, the WST-1 signal was 38.5% lower in four wells per group from one experiment. We reanalysed six public TDP-43-depletion RNA-seq comparisons (38 libraries) for calcium-regulatory expression and splicing, screened eleven comparisons for unannotated junction changes, and assessed alternative polyadenylation and nonsense-mediated decay. CBARP was the most reproducible splicing candidate across species, whereas STIM2, STIMATE and ORAI3 events were supported in the primary RNA-seq model. No confirmed RNA-processing event in the core SOCE machinery explained the functional change. In ALS brain, TRPC1 and SARAF increased and CBARP decreased in six of seven regions, but these tissue associations could not be attributed to TDP-43 loss. TDP-43 knockdown is associated with reduced SOCE and altered calcium-regulatory RNA profiles, without evidence for a single causal RNA event.</w:t>
       </w:r>
     </w:p>
     <w:p>
@@ -102,7 +102,43 @@
         <w:t xml:space="preserve">TARDBP</w:t>
       </w:r>
       <w:r>
-        <w:t xml:space="preserve">) is a ubiquitously expressed RNA-binding protein that governs splicing, transcript stability and transport. Nuclear clearance with cytoplasmic accumulation of TDP-43 is found in approximately 97% of amyotrophic lateral sclerosis (ALS) cases and about half of frontotemporal lobar degeneration cases (Neumann et al., 2006; Arai et al., 2006; Ling et al., 2013), and in limbic-predominant age-related TDP-43 encephalopathy (Nelson et al., 2019), making TDP-43 dysfunction one of the few molecular events shared across otherwise distinct neurodegenerative syndromes.</w:t>
+        <w:t xml:space="preserve">) is a ubiquitously expressed RNA-binding protein that governs splicing, transcript stability and transport. Nuclear clearance with cytoplasmic accumulation of TDP-43 is found in approximately 97% of amyotrophic lateral sclerosis (ALS) cases and about half of frontotemporal lobar degeneration cases </w:t>
+      </w:r>
+      <w:r>
+        <w:fldChar w:fldCharType="begin"/>
+      </w:r>
+      <w:r>
+        <w:instrText xml:space="preserve"> ADDIN ZOTERO_ITEM CSL_CITATION {"citationID":"h6qBWqc5","properties":{"formattedCitation":"(Neumann et al., 2006; Arai et al., 2006; Ling et al., 2013)","plainCitation":"(Neumann et al., 2006; Arai et al., 2006; Ling et al., 2013)","noteIndex":0},"citationItems":[{"id":704,"uris":["http://zotero.org/users/local/9j0F5ae7/items/PFQ7A68S"],"itemData":{"id":704,"type":"article-journal","title":"Ubiquitinated TDP-43 in Frontotemporal Lobar Degeneration and Amyotrophic Lateral Sclerosis","author":[{"family":"Neumann","given":"Manuela"},{"family":"Sampathu","given":"Deepak M."},{"family":"Kwong","given":"Linda K."},{"family":"Truax","given":"Adam C."},{"family":"Micsenyi","given":"Matthew C."},{"family":"Chou","given":"Thomas T."},{"family":"Bruce","given":"Jennifer"},{"family":"Schuck","given":"Theresa"},{"family":"Grossman","given":"Murray"},{"family":"Clark","given":"Christopher M."},{"family":"McCluskey","given":"Leo F."},{"family":"Miller","given":"Bruce L."},{"family":"Masliah","given":"Eliezer"},{"family":"Mackenzie","given":"Ian R."},{"family":"Feldman","given":"Howard"},{"family":"Feiden","given":"Wolfgang"},{"family":"Kretzschmar","given":"Hans A."},{"family":"Trojanowski","given":"John Q."},{"family":"Lee","given":"Virginia M.-Y."}],"issued":{"date-parts":[[2006]]},"container-title":"Science","volume":"314","issue":"5796","page":"130-133","DOI":"10.1126/science.1134108","URL":"https://www.science.org/doi/10.1126/science.1134108"}},{"id":567,"uris":["http://zotero.org/users/local/9j0F5ae7/items/ZZRHLPS9"],"itemData":{"id":567,"type":"article-journal","title":"TDP-43 is a component of ubiquitin-positive tau-negative inclusions in frontotemporal lobar degeneration and amyotrophic lateral sclerosis","author":[{"family":"Arai","given":"Tetsuaki"},{"family":"Hasegawa","given":"Masato"},{"family":"Akiyama","given":"Haruhiko"},{"family":"Ikeda","given":"Kenji"},{"family":"Nonaka","given":"Takashi"},{"family":"Mori","given":"Hiroshi"},{"family":"Mann","given":"David"},{"family":"Tsuchiya","given":"Kuniaki"},{"family":"Yoshida","given":"Mari"},{"family":"Hashizume","given":"Yoshio"},{"family":"Oda","given":"Tatsuro"}],"issued":{"date-parts":[[2006]]},"container-title":"Biochemical and Biophysical Research Communications","volume":"351","issue":"3","page":"602-611","DOI":"10.1016/j.bbrc.2006.10.093","URL":"https://linkinghub.elsevier.com/retrieve/pii/S0006291X06023187"}},{"id":682,"uris":["http://zotero.org/users/local/9j0F5ae7/items/NI5SDKN6"],"itemData":{"id":682,"type":"article-journal","title":"Converging Mechanisms in ALS and FTD: Disrupted RNA and Protein Homeostasis","author":[{"family":"Ling","given":"Shuo-Chien"},{"family":"Polymenidou","given":"Magdalini"},{"family":"Cleveland","given":"Don W."}],"issued":{"date-parts":[[2013]]},"container-title":"Neuron","volume":"79","issue":"3","page":"416-438","DOI":"10.1016/j.neuron.2013.07.033","URL":"https://linkinghub.elsevier.com/retrieve/pii/S0896627313006570"}}],"schema":"https://github.com/citation-style-language/schema/raw/master/csl-citation.json"} </w:instrText>
+      </w:r>
+      <w:r>
+        <w:fldChar w:fldCharType="separate"/>
+      </w:r>
+      <w:r>
+        <w:t>(Neumann et al., 2006; Arai et al., 2006; Ling et al., 2013)</w:t>
+      </w:r>
+      <w:r>
+        <w:fldChar w:fldCharType="end"/>
+      </w:r>
+      <w:r>
+        <w:t xml:space="preserve">, and in limbic-predominant age-related TDP-43 encephalopathy </w:t>
+      </w:r>
+      <w:r>
+        <w:fldChar w:fldCharType="begin"/>
+      </w:r>
+      <w:r>
+        <w:instrText xml:space="preserve"> ADDIN ZOTERO_ITEM CSL_CITATION {"citationID":"GsCcssWk","properties":{"formattedCitation":"(Nelson et al., 2019)","plainCitation":"(Nelson et al., 2019)","noteIndex":0},"citationItems":[{"id":703,"uris":["http://zotero.org/users/local/9j0F5ae7/items/W5BDXQ9E"],"itemData":{"id":703,"type":"article-journal","title":"Limbic-predominant age-related TDP-43 encephalopathy (LATE): consensus working group report","author":[{"family":"Nelson","given":"Peter T"},{"family":"Dickson","given":"Dennis W"},{"family":"Trojanowski","given":"John Q"},{"family":"Jack","given":"Clifford R"},{"family":"Boyle","given":"Patricia A"},{"family":"Arfanakis","given":"Konstantinos"},{"family":"Rademakers","given":"Rosa"},{"family":"Alafuzoff","given":"Irina"},{"family":"Attems","given":"Johannes"},{"family":"Brayne","given":"Carol"},{"family":"Coyle-Gilchrist","given":"Ian T S"},{"family":"Chui","given":"Helena C"},{"family":"Fardo","given":"David W"},{"family":"Flanagan","given":"Margaret E"},{"family":"Halliday","given":"Glenda"},{"family":"Hokkanen","given":"Suvi R K"},{"family":"Hunter","given":"Sally"},{"family":"Jicha","given":"Gregory A"},{"family":"Katsumata","given":"Yuriko"},{"family":"Kawas","given":"Claudia H"},{"family":"Keene","given":"C Dirk"},{"family":"Kovacs","given":"Gabor G"},{"family":"Kukull","given":"Walter A"},{"family":"Levey","given":"Allan I"},{"family":"Makkinejad","given":"Nazanin"},{"family":"Montine","given":"Thomas J"},{"family":"Murayama","given":"Shigeo"},{"family":"Murray","given":"Melissa E"},{"family":"Nag","given":"Sukriti"},{"family":"Rissman","given":"Robert A"},{"family":"Seeley","given":"William W"},{"family":"Sperling","given":"Reisa A"},{"family":"White Iii","given":"Charles L"},{"family":"Yu","given":"Lei"},{"family":"Schneider","given":"Julie A"}],"issued":{"date-parts":[[2019]]},"container-title":"Brain","volume":"142","issue":"6","page":"1503-1527","DOI":"10.1093/brain/awz099","URL":"https://academic.oup.com/brain/article/142/6/1503/5481202"}}],"schema":"https://github.com/citation-style-language/schema/raw/master/csl-citation.json"} </w:instrText>
+      </w:r>
+      <w:r>
+        <w:fldChar w:fldCharType="separate"/>
+      </w:r>
+      <w:r>
+        <w:t>(Nelson et al., 2019)</w:t>
+      </w:r>
+      <w:r>
+        <w:fldChar w:fldCharType="end"/>
+      </w:r>
+      <w:r>
+        <w:t>, making TDP-43 dysfunction one of the few molecular events shared across otherwise distinct neurodegenerative syndromes.</w:t>
       </w:r>
     </w:p>
     <w:p>
@@ -142,7 +178,40 @@
         <w:t xml:space="preserve"> </w:t>
       </w:r>
       <w:r>
-        <w:t xml:space="preserve">(Ling et al., 2015; Klim et al., 2019; Melamed et al., 2019; Brown et al., 2022; Ma et al., 2022), are now the basis of antisense oligonucleotide strategies (Baughn et al., 2023; Keuss et al., 2024), establishing that TDP-43-dependent mis-splicing is both measurable and, in principle, correctable. This has motivated systematic searches for further TDP-43-dependent RNA processing events with functional consequences.</w:t>
+        <w:fldChar w:fldCharType="begin"/>
+      </w:r>
+      <w:r>
+        <w:instrText xml:space="preserve"> ADDIN ZOTERO_ITEM CSL_CITATION {"citationID":"I4JMrR9G","properties":{"formattedCitation":"(Ling et al., 2015; Klim et al., 2019; Melamed et al., 2019; Brown et al., 2022; Ma et al., 2022)","plainCitation":"(Ling et al., 2015; Klim et al., 2019; Melamed et al., 2019; Brown et al., 2022; Ma et al., 2022)","noteIndex":0},"citationItems":[{"id":681,"uris":["http://zotero.org/users/local/9j0F5ae7/items/LYFFBGZP"],"itemData":{"id":681,"type":"article-journal","title":"TDP-43 repression of nonconserved cryptic exons is compromised in ALS-FTD","author":[{"family":"Ling","given":"Jonathan P."},{"family":"Pletnikova","given":"Olga"},{"family":"Troncoso","given":"Juan C."},{"family":"Wong","given":"Philip C."}],"issued":{"date-parts":[[2015]]},"container-title":"Science","volume":"349","issue":"6248","page":"650-655","DOI":"10.1126/science.aab0983","URL":"https://www.science.org/doi/10.1126/science.aab0983"}},{"id":663,"uris":["http://zotero.org/users/local/9j0F5ae7/items/PXRUFL7N"],"itemData":{"id":663,"type":"article-journal","title":"ALS-implicated protein TDP-43 sustains levels of STMN2, a mediator of motor neuron growth and repair","author":[{"family":"Klim","given":"Joseph R."},{"family":"Williams","given":"Luis A."},{"family":"Limone","given":"Francesco"},{"family":"Guerra San Juan","given":"Irune"},{"family":"Davis-Dusenbery","given":"Brandi N."},{"family":"Mordes","given":"Daniel A."},{"family":"Burberry","given":"Aaron"},{"family":"Steinbaugh","given":"Michael J."},{"family":"Gamage","given":"Kanchana K."},{"family":"Kirchner","given":"Rory"},{"family":"Moccia","given":"Rob"},{"family":"Cassel","given":"Seth H."},{"family":"Chen","given":"Kuchuan"},{"family":"Wainger","given":"Brian J."},{"family":"Woolf","given":"Clifford J."},{"family":"Eggan","given":"Kevin"}],"issued":{"date-parts":[[2019]]},"container-title":"Nature Neuroscience","volume":"22","issue":"2","page":"167-179","DOI":"10.1038/s41593-018-0300-4","URL":"https://www.nature.com/articles/s41593-018-0300-4"}},{"id":698,"uris":["http://zotero.org/users/local/9j0F5ae7/items/5E8X6UCK"],"itemData":{"id":698,"type":"article-journal","title":"Premature polyadenylation-mediated loss of stathmin-2 is a hallmark of TDP-43-dependent neurodegeneration","author":[{"family":"Melamed","given":"Ze’ev"},{"family":"López-Erauskin","given":"Jone"},{"family":"Baughn","given":"Michael W."},{"family":"Zhang","given":"Ouyang"},{"family":"Drenner","given":"Kevin"},{"family":"Sun","given":"Ying"},{"family":"Freyermuth","given":"Fernande"},{"family":"McMahon","given":"Moira A."},{"family":"Beccari","given":"Melinda S."},{"family":"Artates","given":"Jon W."},{"family":"Ohkubo","given":"Takuya"},{"family":"Rodriguez","given":"Maria"},{"family":"Lin","given":"Nianwei"},{"family":"Wu","given":"Dongmei"},{"family":"Bennett","given":"C. Frank"},{"family":"Rigo","given":"Frank"},{"family":"Da Cruz","given":"Sandrine"},{"family":"Ravits","given":"John"},{"family":"Lagier-Tourenne","given":"Clotilde"},{"family":"Cleveland","given":"Don W."}],"issued":{"date-parts":[[2019]]},"container-title":"Nature Neuroscience","volume":"22","issue":"2","page":"180-190","DOI":"10.1038/s41593-018-0293-z","URL":"https://www.nature.com/articles/s41593-018-0293-z"}},{"id":590,"uris":["http://zotero.org/users/local/9j0F5ae7/items/FBENTREB"],"itemData":{"id":590,"type":"article-journal","title":"TDP-43 loss and ALS-risk SNPs drive mis-splicing and depletion of UNC13A","author":[{"family":"Brown","given":"Anna-Leigh"},{"family":"Wilkins","given":"Oscar G."},{"family":"Keuss","given":"Matthew J."},{"family":"Kargbo-Hill","given":"Sarah E."},{"family":"Zanovello","given":"Matteo"},{"family":"Lee","given":"Weaverly Colleen"},{"family":"Bampton","given":"Alexander"},{"family":"Lee","given":"Flora C. Y."},{"family":"Masino","given":"Laura"},{"family":"Qi","given":"Yue A."},{"family":"Bryce-Smith","given":"Sam"},{"family":"Gatt","given":"Ariana"},{"family":"Hallegger","given":"Martina"},{"family":"Fagegaltier","given":"Delphine"},{"family":"Phatnani","given":"Hemali"},{"family":"NYGC ALS Consortium","given":""},{"family":"Phatnani","given":"Hemali"},{"family":"Kwan","given":"Justin"},{"family":"Sareen","given":"Dhruv"},{"family":"Broach","given":"James R."},{"family":"Simmons","given":"Zachary"},{"family":"Arcila-Londono","given":"Ximena"},{"family":"Lee","given":"Edward B."},{"family":"Van Deerlin","given":"Vivianna M."},{"family":"Shneider","given":"Neil A."},{"family":"Fraenkel","given":"Ernest"},{"family":"Ostrow","given":"Lyle W."},{"family":"Baas","given":"Frank"},{"family":"Zaitlen","given":"Noah"},{"family":"Berry","given":"James D."},{"family":"Malaspina","given":"Andrea"},{"family":"Fratta","given":"Pietro"},{"family":"Cox","given":"Gregory A."},{"family":"Thompson","given":"Leslie M."},{"family":"Finkbeiner","given":"Steve"},{"family":"Dardiotis","given":"Efthimios"},{"family":"Miller","given":"Timothy M."},{"family":"Chandran","given":"Siddharthan"},{"family":"Pal","given":"Suvankar"},{"family":"Hornstein","given":"Eran"},{"family":"MacGowan","given":"Daniel J."},{"family":"Heiman-Patterson","given":"Terry"},{"family":"Hammell","given":"Molly G."},{"family":"Patsopoulos","given":"Nikolaos. A."},{"family":"Butovsky","given":"Oleg"},{"family":"Dubnau","given":"Joshua"},{"family":"Nath","given":"Avindra"},{"family":"Bowser","given":"Robert"},{"family":"Harms","given":"Matthew"},{"family":"Aronica","given":"Eleonora"},{"family":"Poss","given":"Mary"},{"family":"Phillips-Cremins","given":"Jennifer"},{"family":"Crary","given":"John"},{"family":"Atassi","given":"Nazem"},{"family":"Lange","given":"Dale J."},{"family":"Adams","given":"Darius J."},{"family":"Stefanis","given":"Leonidas"},{"family":"Gotkine","given":"Marc"},{"family":"Baloh","given":"Robert H."},{"family":"Babu","given":"Suma"},{"family":"Raj","given":"Towfique"},{"family":"Paganoni","given":"Sabrina"},{"family":"Shalem","given":"Ophir"},{"family":"Smith","given":"Colin"},{"family":"Zhang","given":"Bin"},{"family":"Harris","given":"Brent"},{"family":"Broce","given":"Iris"},{"family":"Drory","given":"Vivian"},{"family":"Ravits","given":"John"},{"family":"McMillan","given":"Corey"},{"family":"Menon","given":"Vilas"},{"family":"Wu","given":"Lani"},{"family":"Altschuler","given":"Steven"},{"family":"Lerner","given":"Yossef"},{"family":"Sattler","given":"Rita"},{"family":"Van Keuren-Jensen","given":"Kendall"},{"family":"Rozenblatt-Rosen","given":"Orit"},{"family":"Lindblad-Toh","given":"Kerstin"},{"family":"Nicholson","given":"Katharine"},{"family":"Gregersen","given":"Peter"},{"family":"Lee","given":"Jeong-Ho"},{"family":"Koks","given":"Sulev"},{"family":"Muljo","given":"Stephen"},{"family":"Newcombe","given":"Jia"},{"family":"Gustavsson","given":"Emil K."},{"family":"Seddighi","given":"Sahba"},{"family":"Reyes","given":"Joel F."},{"family":"Coon","given":"Steven L."},{"family":"Ramos","given":"Daniel"},{"family":"Schiavo","given":"Giampietro"},{"family":"Fisher","given":"Elizabeth M. C."},{"family":"Raj","given":"Towfique"},{"family":"Secrier","given":"Maria"},{"family":"Lashley","given":"Tammaryn"},{"family":"Ule","given":"Jernej"},{"family":"Buratti","given":"Emanuele"},{"family":"Humphrey","given":"Jack"},{"family":"Ward","given":"Michael E."},{"family":"Fratta","given":"Pietro"}],"issued":{"date-parts":[[2022]]},"container-title":"Nature","volume":"603","issue":"7899","page":"131-137","DOI":"10.1038/s41586-022-04436-3","URL":"https://www.nature.com/articles/s41586-022-04436-3"}},{"id":688,"uris":["http://zotero.org/users/local/9j0F5ae7/items/9VXLA8SC"],"itemData":{"id":688,"type":"article-journal","title":"TDP-43 represses cryptic exon inclusion in the FTD–ALS gene UNC13A","author":[{"family":"Ma","given":"X. Rosa"},{"family":"Prudencio","given":"Mercedes"},{"family":"Koike","given":"Yuka"},{"family":"Vatsavayai","given":"Sarat C."},{"family":"Kim","given":"Garam"},{"family":"Harbinski","given":"Fred"},{"family":"Briner","given":"Adam"},{"family":"Rodriguez","given":"Caitlin M."},{"family":"Guo","given":"Caiwei"},{"family":"Akiyama","given":"Tetsuya"},{"family":"Schmidt","given":"H. Broder"},{"family":"Cummings","given":"Beryl B."},{"family":"Wyatt","given":"David W."},{"family":"Kurylo","given":"Katherine"},{"family":"Miller","given":"Georgiana"},{"family":"Mekhoubad","given":"Shila"},{"family":"Sallee","given":"Nathan"},{"family":"Mekonnen","given":"Gemechu"},{"family":"Ganser","given":"Laura"},{"family":"Rubien","given":"Jack D."},{"family":"Jansen-West","given":"Karen"},{"family":"Cook","given":"Casey N."},{"family":"Pickles","given":"Sarah"},{"family":"Oskarsson","given":"Björn"},{"family":"Graff-Radford","given":"Neill R."},{"family":"Boeve","given":"Bradley F."},{"family":"Knopman","given":"David S."},{"family":"Petersen","given":"Ronald C."},{"family":"Dickson","given":"Dennis W."},{"family":"Shorter","given":"James"},{"family":"Myong","given":"Sua"},{"family":"Green","given":"Eric M."},{"family":"Seeley","given":"William W."},{"family":"Petrucelli","given":"Leonard"},{"family":"Gitler","given":"Aaron D."}],"issued":{"date-parts":[[2022]]},"container-title":"Nature","volume":"603","issue":"7899","page":"124-130","DOI":"10.1038/s41586-022-04424-7","URL":"https://www.nature.com/articles/s41586-022-04424-7"}}],"schema":"https://github.com/citation-style-language/schema/raw/master/csl-citation.json"} </w:instrText>
+      </w:r>
+      <w:r>
+        <w:fldChar w:fldCharType="separate"/>
+      </w:r>
+      <w:r>
+        <w:t>(Ling et al., 2015; Klim et al., 2019; Melamed et al., 2019; Brown et al., 2022; Ma et al., 2022)</w:t>
+      </w:r>
+      <w:r>
+        <w:fldChar w:fldCharType="end"/>
+      </w:r>
+      <w:r>
+        <w:t xml:space="preserve">, are now the basis of antisense oligonucleotide strategies </w:t>
+      </w:r>
+      <w:r>
+        <w:fldChar w:fldCharType="begin"/>
+      </w:r>
+      <w:r>
+        <w:instrText xml:space="preserve"> ADDIN ZOTERO_ITEM CSL_CITATION {"citationID":"AjYZQN8z","properties":{"formattedCitation":"(Baughn et al., 2023; Keuss et al., 2024)","plainCitation":"(Baughn et al., 2023; Keuss et al., 2024)","noteIndex":0},"citationItems":[{"id":577,"uris":["http://zotero.org/users/local/9j0F5ae7/items/BCP2WXYD"],"itemData":{"id":577,"type":"article-journal","title":"Mechanism of &lt;i&gt;STMN2&lt;/i&gt; cryptic splice-polyadenylation and its correction for TDP-43 proteinopathies","author":[{"family":"Baughn","given":"Michael W."},{"family":"Melamed","given":"Ze’ev"},{"family":"López-Erauskin","given":"Jone"},{"family":"Beccari","given":"Melinda S."},{"family":"Ling","given":"Karen"},{"family":"Zuberi","given":"Aamir"},{"family":"Presa","given":"Maximilliano"},{"family":"Gonzalo-Gil","given":"Elena"},{"family":"Maimon","given":"Roy"},{"family":"Vazquez-Sanchez","given":"Sonia"},{"family":"Chaturvedi","given":"Som"},{"family":"Bravo-Hernández","given":"Mariana"},{"family":"Taupin","given":"Vanessa"},{"family":"Moore","given":"Stephen"},{"family":"Artates","given":"Jonathan W."},{"family":"Acks","given":"Eitan"},{"family":"Ndayambaje","given":"I. Sandra"},{"family":"Agra De Almeida Quadros","given":"Ana R."},{"family":"Jafar-nejad","given":"Paayman"},{"family":"Rigo","given":"Frank"},{"family":"Bennett","given":"C. Frank"},{"family":"Lutz","given":"Cathleen"},{"family":"Lagier-Tourenne","given":"Clotilde"},{"family":"Cleveland","given":"Don W."}],"issued":{"date-parts":[[2023]]},"container-title":"Science","volume":"379","issue":"6637","page":"1140-1149","DOI":"10.1126/science.abq5622","URL":"https://www.science.org/doi/10.1126/science.abq5622"}},{"id":853,"uris":["http://zotero.org/users/local/9j0F5ae7/items/JAD4TLXH"],"itemData":{"id":853,"type":"article","title":"Loss of TDP-43 induces synaptic dysfunction that is rescued by UNC13A splice-switching ASOs","author":[{"family":"Keuss","given":"Matthew J."},{"family":"Harly","given":"Peter"},{"family":"Ryadnov","given":"Eugeni"},{"family":"Jackson","given":"Rachel E."},{"family":"Zanovello","given":"Matteo"},{"family":"Wilkins","given":"Oscar G."},{"family":"Barattucci","given":"Simone"},{"family":"Mehta","given":"Puja R."},{"family":"Oliveira","given":"Marcio G."},{"family":"Parkes","given":"Joanna E."},{"family":"Sinha","given":"Aparna"},{"family":"Correa-Sánchez","given":"Andrés F."},{"family":"Oliver","given":"Peter L."},{"family":"Fisher","given":"Elizabeth M.C."},{"family":"Schiavo","given":"Giampietro"},{"family":"Shah","given":"Mala"},{"family":"Burrone","given":"Juan"},{"family":"Fratta","given":"Pietro"}],"issued":{"date-parts":[[2024]]},"DOI":"10.1101/2024.06.20.599684","URL":"https://doi.org/10.1101/2024.06.20.599684"}}],"schema":"https://github.com/citation-style-language/schema/raw/master/csl-citation.json"} </w:instrText>
+      </w:r>
+      <w:r>
+        <w:fldChar w:fldCharType="separate"/>
+      </w:r>
+      <w:r>
+        <w:t>(Baughn et al., 2023; Keuss et al., 2024)</w:t>
+      </w:r>
+      <w:r>
+        <w:fldChar w:fldCharType="end"/>
+      </w:r>
+      <w:r>
+        <w:t>, establishing that TDP-43-dependent mis-splicing is both measurable and, in principle, correctable. This has motivated systematic searches for further TDP-43-dependent RNA processing events with functional consequences.</w:t>
       </w:r>
     </w:p>
     <w:p>
@@ -150,7 +219,169 @@
         <w:pStyle w:val="BodyText"/>
       </w:pPr>
       <w:r>
-        <w:t xml:space="preserve">Disturbed intracellular Ca²⁺ homeostasis is a longstanding feature of ALS. Vulnerable motor neurons are notable for low cytosolic Ca²⁺-buffering capacity (Grosskreutz et al., 2010), and Ca²⁺-dependent excitotoxicity, mitochondrial dysfunction and endoplasmic reticulum (ER) stress have all been implicated. Store-operated Ca²⁺ entry (SOCE) — the STIM1/ORAI-mediated influx triggered by ER store depletion (Putney, 2010; Prakriya and Lewis, 2015), with contributions from canonical transient receptor potential (TRPC) channels (Ambudkar et al., 2007) — is a principal route of Ca²⁺ entry in non-excitable and many excitable cells, and in a human neuroblastoma cell line it depends on TRPC1 (Selvaraj et al., 2012). STIMATE promotes the conformational switch that activates STIM1 (Jing et al., 2015); ORAI2 and ORAI3 can form heteromers with ORAI1 and restrain SOCE (Vaeth et al., 2017; Yoast et al., 2020), and SARAF facilitates slow Ca²⁺-dependent inactivation of SOCE (Palty et al., 2012) and, in SH-SY5Y cells, restrains store-independent arachidonate-regulated Ca²⁺ entry (Albarran et al., 2016). Disease-associated TDP-43 has been reported to disrupt VAPB–PTPIP51 tethering and thereby ER–mitochondrial Ca²⁺ transfer (Stoica et al., 2014), but whether TDP-43 loss affects the SOCE pathway itself, and whether it does so through RNA processing, has not been examined systematically.</w:t>
+        <w:t xml:space="preserve">Disturbed intracellular Ca²⁺ homeostasis is a longstanding feature of ALS. Vulnerable motor neurons are notable for low cytosolic Ca²⁺-buffering capacity </w:t>
+      </w:r>
+      <w:r>
+        <w:fldChar w:fldCharType="begin"/>
+      </w:r>
+      <w:r>
+        <w:instrText xml:space="preserve"> ADDIN ZOTERO_ITEM CSL_CITATION {"citationID":"XK5Hk321","properties":{"formattedCitation":"(Grosskreutz et al., 2010)","plainCitation":"(Grosskreutz et al., 2010)","noteIndex":0},"citationItems":[{"id":871,"uris":["http://zotero.org/users/local/9j0F5ae7/items/85UI6PZY"],"itemData":{"id":871,"type":"article-journal","title":"Calcium dysregulation in amyotrophic lateral sclerosis","author":[{"family":"Grosskreutz","given":"Julian"},{"family":"Van Den Bosch","given":"Ludo"},{"family":"Keller","given":"Bernhard U."}],"issued":{"date-parts":[[2010]]},"container-title":"Cell Calcium","volume":"47","issue":"2","page":"165-174","DOI":"10.1016/j.ceca.2009.12.002","URL":"https://doi.org/10.1016/j.ceca.2009.12.002"}}],"schema":"https://github.com/citation-style-language/schema/raw/master/csl-citation.json"} </w:instrText>
+      </w:r>
+      <w:r>
+        <w:fldChar w:fldCharType="separate"/>
+      </w:r>
+      <w:r>
+        <w:t>(Grosskreutz et al., 2010)</w:t>
+      </w:r>
+      <w:r>
+        <w:fldChar w:fldCharType="end"/>
+      </w:r>
+      <w:r>
+        <w:t xml:space="preserve">, and Ca²⁺-dependent excitotoxicity, mitochondrial dysfunction and endoplasmic reticulum (ER) stress have all been implicated. Store-operated Ca²⁺ entry (SOCE), the STIM1/ORAI-mediated influx triggered by ER store depletion </w:t>
+      </w:r>
+      <w:r>
+        <w:fldChar w:fldCharType="begin"/>
+      </w:r>
+      <w:r>
+        <w:instrText xml:space="preserve"> ADDIN ZOTERO_ITEM CSL_CITATION {"citationID":"Sb88m7lj","properties":{"formattedCitation":"(Putney, 2010; Prakriya and Lewis, 2015)","plainCitation":"(Putney, 2010; Prakriya and Lewis, 2015)","noteIndex":0},"citationItems":[{"id":727,"uris":["http://zotero.org/users/local/9j0F5ae7/items/ZZ8CX7ET"],"itemData":{"id":727,"type":"article-journal","title":"Pharmacology of Store-operated Calcium Channels","author":[{"family":"Putney","given":"J. W."}],"issued":{"date-parts":[[2010]]},"container-title":"Molecular Interventions","volume":"10","issue":"4","page":"209-218","DOI":"10.1124/mi.10.4.4","URL":"http://molinterv.aspetjournals.org/cgi/doi/10.1124/mi.10.4.4"}},{"id":725,"uris":["http://zotero.org/users/local/9j0F5ae7/items/SR75S5XA"],"itemData":{"id":725,"type":"article-journal","title":"Store-Operated Calcium Channels","author":[{"family":"Prakriya","given":"Murali"},{"family":"Lewis","given":"Richard S."}],"issued":{"date-parts":[[2015]]},"container-title":"Physiological Reviews","volume":"95","issue":"4","page":"1383-1436","DOI":"10.1152/physrev.00020.2014","URL":"https://www.physiology.org/doi/10.1152/physrev.00020.2014"}}],"schema":"https://github.com/citation-style-language/schema/raw/master/csl-citation.json"} </w:instrText>
+      </w:r>
+      <w:r>
+        <w:fldChar w:fldCharType="separate"/>
+      </w:r>
+      <w:r>
+        <w:t>(Putney, 2010; Prakriya and Lewis, 2015)</w:t>
+      </w:r>
+      <w:r>
+        <w:fldChar w:fldCharType="end"/>
+      </w:r>
+      <w:r>
+        <w:t xml:space="preserve">, with contributions from canonical transient receptor potential (TRPC) channels </w:t>
+      </w:r>
+      <w:r>
+        <w:fldChar w:fldCharType="begin"/>
+      </w:r>
+      <w:r>
+        <w:instrText xml:space="preserve"> ADDIN ZOTERO_ITEM CSL_CITATION {"citationID":"ZhLcm0zw","properties":{"formattedCitation":"(Ambudkar et al., 2007)","plainCitation":"(Ambudkar et al., 2007)","noteIndex":0},"citationItems":[{"id":488,"uris":["http://zotero.org/users/local/9j0F5ae7/items/GCQNU9U7"],"itemData":{"id":488,"type":"article-journal","title":"TRPC1: the link between functionally distinct store-operated calcium channels","author":[{"family":"Ambudkar","given":"IS"},{"family":"Ong","given":"HL"},{"family":"Liu","given":"X"},{"family":"Bandyopadhyay","given":"BC"},{"family":"Cheng","given":"KT"}],"issued":{"date-parts":[[2007]]},"container-title":"Cell Calcium","volume":"42","issue":"2","page":"213-23","DOI":"10.1016/j.ceca.2007.01.013","URL":"https://pubmed.ncbi.nlm.nih.gov/17350680/"}}],"schema":"https://github.com/citation-style-language/schema/raw/master/csl-citation.json"} </w:instrText>
+      </w:r>
+      <w:r>
+        <w:fldChar w:fldCharType="separate"/>
+      </w:r>
+      <w:r>
+        <w:t>(Ambudkar et al., 2007)</w:t>
+      </w:r>
+      <w:r>
+        <w:fldChar w:fldCharType="end"/>
+      </w:r>
+      <w:r>
+        <w:t xml:space="preserve">, is a principal route of Ca²⁺ entry in non-excitable and many excitable cells, and in a human neuroblastoma cell line it depends on TRPC1 </w:t>
+      </w:r>
+      <w:r>
+        <w:fldChar w:fldCharType="begin"/>
+      </w:r>
+      <w:r>
+        <w:instrText xml:space="preserve"> ADDIN ZOTERO_ITEM CSL_CITATION {"citationID":"1BcDcZYi","properties":{"formattedCitation":"(Selvaraj et al., 2012)","plainCitation":"(Selvaraj et al., 2012)","noteIndex":0},"citationItems":[{"id":859,"uris":["http://zotero.org/users/local/9j0F5ae7/items/VTKLWEPE"],"itemData":{"id":859,"type":"article-journal","title":"Neurotoxin-induced ER stress in mouse dopaminergic neurons involves downregulation of TRPC1 and inhibition of AKT/mTOR signaling","author":[{"family":"Selvaraj","given":"Senthil"},{"family":"Sun","given":"Yuyang"},{"family":"Watt","given":"John A."},{"family":"Wang","given":"Shouping"},{"family":"Lei","given":"Saobo"},{"family":"Birnbaumer","given":"Lutz"},{"family":"Singh","given":"Brij B"}],"issued":{"date-parts":[[2012]]},"container-title":"Journal of Clinical Investigation","volume":"122","issue":"4","page":"1354-1367","DOI":"10.1172/jci61332","URL":"https://doi.org/10.1172/jci61332"}}],"schema":"https://github.com/citation-style-language/schema/raw/master/csl-citation.json"} </w:instrText>
+      </w:r>
+      <w:r>
+        <w:fldChar w:fldCharType="separate"/>
+      </w:r>
+      <w:r>
+        <w:t>(Selvaraj et al., 2012)</w:t>
+      </w:r>
+      <w:r>
+        <w:fldChar w:fldCharType="end"/>
+      </w:r>
+      <w:r>
+        <w:t xml:space="preserve">. STIMATE promotes the conformational switch that activates STIM1 </w:t>
+      </w:r>
+      <w:r>
+        <w:fldChar w:fldCharType="begin"/>
+      </w:r>
+      <w:r>
+        <w:instrText xml:space="preserve"> ADDIN ZOTERO_ITEM CSL_CITATION {"citationID":"Lg26xdSB","properties":{"formattedCitation":"(Jing et al., 2015)","plainCitation":"(Jing et al., 2015)","noteIndex":0},"citationItems":[{"id":834,"uris":["http://zotero.org/users/local/9j0F5ae7/items/NZ3ZWYWF"],"itemData":{"id":834,"type":"article-journal","title":"Proteomic mapping of ER-PM junctions identifies STIMATE as a regulator of Ca2+ influx","author":[{"family":"Jing","given":"Ji"},{"family":"He","given":"Lian"},{"family":"Sun","given":"Aomin"},{"family":"Quintana","given":"Ariel"},{"family":"Ding","given":"Yuehe"},{"family":"Ma","given":"Guolin"},{"family":"Tan","given":"Peng"},{"family":"Liang","given":"Xiaowen"},{"family":"Zheng","given":"Xiaolu"},{"family":"Chen","given":"Liangyi"},{"family":"Shi","given":"Xiaodong"},{"family":"Zhang","given":"Shenyuan L."},{"family":"Zhong","given":"Ling"},{"family":"Huang","given":"Yun"},{"family":"Dong","given":"Meng-Qiu"},{"family":"Walker","given":"Cheryl L."},{"family":"Hogan","given":"Patrick G."},{"family":"Wang","given":"Youjun"},{"family":"Zhou","given":"Yubin"}],"issued":{"date-parts":[[2015]]},"container-title":"Nature Cell Biology","volume":"17","issue":"10","page":"1339-1347","DOI":"10.1038/ncb3234","URL":"https://doi.org/10.1038/ncb3234"}}],"schema":"https://github.com/citation-style-language/schema/raw/master/csl-citation.json"} </w:instrText>
+      </w:r>
+      <w:r>
+        <w:fldChar w:fldCharType="separate"/>
+      </w:r>
+      <w:r>
+        <w:t>(Jing et al., 2015)</w:t>
+      </w:r>
+      <w:r>
+        <w:fldChar w:fldCharType="end"/>
+      </w:r>
+      <w:r>
+        <w:t xml:space="preserve">; ORAI2 and ORAI3 can form heteromers with ORAI1 and restrain SOCE </w:t>
+      </w:r>
+      <w:r>
+        <w:fldChar w:fldCharType="begin"/>
+      </w:r>
+      <w:r>
+        <w:instrText xml:space="preserve"> ADDIN ZOTERO_ITEM CSL_CITATION {"citationID":"vNN2FqAQ","properties":{"formattedCitation":"(Vaeth et al., 2017; Yoast et al., 2020)","plainCitation":"(Vaeth et al., 2017; Yoast et al., 2020)","noteIndex":0},"citationItems":[{"id":861,"uris":["http://zotero.org/users/local/9j0F5ae7/items/QJM668AB"],"itemData":{"id":861,"type":"article-journal","title":"ORAI2 modulates store-operated calcium entry and T cell-mediated immunity","author":[{"family":"Vaeth","given":"Martin"},{"family":"Yang","given":"Jun"},{"family":"Yamashita","given":"Megumi"},{"family":"Zee","given":"Isabelle"},{"family":"Eckstein","given":"Miriam"},{"family":"Knosp","given":"Camille"},{"family":"Kaufmann","given":"Ulrike"},{"family":"Karoly Jani","given":"Peter"},{"family":"Lacruz","given":"Rodrigo S."},{"family":"Flockerzi","given":"Veit"},{"family":"Kacskovics","given":"Imre"},{"family":"Prakriya","given":"Murali"},{"family":"Feske","given":"Stefan"}],"issued":{"date-parts":[[2017]]},"container-title":"Nature Communications","volume":"8","issue":"1","DOI":"10.1038/ncomms14714","URL":"https://doi.org/10.1038/ncomms14714"}},{"id":866,"uris":["http://zotero.org/users/local/9j0F5ae7/items/YLDUWFTB"],"itemData":{"id":866,"type":"article-journal","title":"The native ORAI channel trio underlies the diversity of Ca2+ signaling events","author":[{"family":"Yoast","given":"Ryan E."},{"family":"Emrich","given":"Scott M."},{"family":"Zhang","given":"Xuexin"},{"family":"Xin","given":"Ping"},{"family":"Johnson","given":"Martin T."},{"family":"Fike","given":"Adam J."},{"family":"Walter","given":"Vonn"},{"family":"Hempel","given":"Nadine"},{"family":"Yule","given":"David I."},{"family":"Sneyd","given":"James"},{"family":"Gill","given":"Donald L."},{"family":"Trebak","given":"Mohamed"}],"issued":{"date-parts":[[2020]]},"container-title":"Nature Communications","volume":"11","issue":"1","DOI":"10.1038/s41467-020-16232-6","URL":"https://doi.org/10.1038/s41467-020-16232-6"}}],"schema":"https://github.com/citation-style-language/schema/raw/master/csl-citation.json"} </w:instrText>
+      </w:r>
+      <w:r>
+        <w:fldChar w:fldCharType="separate"/>
+      </w:r>
+      <w:r>
+        <w:t>(Vaeth et al., 2017; Yoast et al., 2020)</w:t>
+      </w:r>
+      <w:r>
+        <w:fldChar w:fldCharType="end"/>
+      </w:r>
+      <w:r>
+        <w:t xml:space="preserve">, and SARAF facilitates slow Ca²⁺-dependent inactivation of SOCE </w:t>
+      </w:r>
+      <w:r>
+        <w:fldChar w:fldCharType="begin"/>
+      </w:r>
+      <w:r>
+        <w:instrText xml:space="preserve"> ADDIN ZOTERO_ITEM CSL_CITATION {"citationID":"Pr4ja8ow","properties":{"formattedCitation":"(Palty et al., 2012)","plainCitation":"(Palty et al., 2012)","noteIndex":0},"citationItems":[{"id":835,"uris":["http://zotero.org/users/local/9j0F5ae7/items/H3JVPKHI"],"itemData":{"id":835,"type":"article-journal","title":"SARAF Inactivates the Store Operated Calcium Entry Machinery to Prevent Excess Calcium Refilling","author":[{"family":"Palty","given":"Raz"},{"family":"Raveh","given":"Adi"},{"family":"Kaminsky","given":"Ido"},{"family":"Meller","given":"Ruth"},{"family":"Reuveny","given":"Eitan"}],"issued":{"date-parts":[[2012]]},"container-title":"Cell","volume":"149","issue":"2","page":"425-438","DOI":"10.1016/j.cell.2012.01.055","URL":"https://doi.org/10.1016/j.cell.2012.01.055"}}],"schema":"https://github.com/citation-style-language/schema/raw/master/csl-citation.json"} </w:instrText>
+      </w:r>
+      <w:r>
+        <w:fldChar w:fldCharType="separate"/>
+      </w:r>
+      <w:r>
+        <w:t>(Palty et al., 2012)</w:t>
+      </w:r>
+      <w:r>
+        <w:fldChar w:fldCharType="end"/>
+      </w:r>
+      <w:r>
+        <w:t xml:space="preserve"> and, in SH-SY5Y cells, restrains store-independent arachidonate-regulated Ca²⁺ entry </w:t>
+      </w:r>
+      <w:r>
+        <w:fldChar w:fldCharType="begin"/>
+      </w:r>
+      <w:r>
+        <w:instrText xml:space="preserve"> ADDIN ZOTERO_ITEM CSL_CITATION {"citationID":"6O4G7hjM","properties":{"formattedCitation":"(Albarran et al., 2016)","plainCitation":"(Albarran et al., 2016)","noteIndex":0},"citationItems":[{"id":868,"uris":["http://zotero.org/users/local/9j0F5ae7/items/P9IFB2KN"],"itemData":{"id":868,"type":"article-journal","title":"Store-operated Ca2+ Entry-associated Regulatory factor (SARAF) Plays an Important Role in the Regulation of Arachidonate-regulated Ca2+ (ARC) Channels","author":[{"family":"Albarran","given":"Letizia"},{"family":"Lopez","given":"Jose J."},{"family":"Woodard","given":"Geoffrey E."},{"family":"Salido","given":"Gines M."},{"family":"Rosado","given":"Juan A."}],"issued":{"date-parts":[[2016]]},"container-title":"Journal of Biological Chemistry","volume":"291","issue":"13","page":"6982-6988","DOI":"10.1074/jbc.m115.704940","URL":"https://doi.org/10.1074/jbc.m115.704940"}}],"schema":"https://github.com/citation-style-language/schema/raw/master/csl-citation.json"} </w:instrText>
+      </w:r>
+      <w:r>
+        <w:fldChar w:fldCharType="separate"/>
+      </w:r>
+      <w:r>
+        <w:t>(Albarran et al., 2016)</w:t>
+      </w:r>
+      <w:r>
+        <w:fldChar w:fldCharType="end"/>
+      </w:r>
+      <w:r>
+        <w:t xml:space="preserve">. Disease-associated TDP-43 has been reported to disrupt VAPB–PTPIP51 tethering and thereby ER–mitochondrial Ca²⁺ transfer </w:t>
+      </w:r>
+      <w:r>
+        <w:fldChar w:fldCharType="begin"/>
+      </w:r>
+      <w:r>
+        <w:instrText xml:space="preserve"> ADDIN ZOTERO_ITEM CSL_CITATION {"citationID":"F2kcdqDz","properties":{"formattedCitation":"(Stoica et al., 2014)","plainCitation":"(Stoica et al., 2014)","noteIndex":0},"citationItems":[{"id":746,"uris":["http://zotero.org/users/local/9j0F5ae7/items/MCSAPTFU"],"itemData":{"id":746,"type":"article-journal","title":"ER–mitochondria associations are regulated by the VAPB–PTPIP51 interaction and are disrupted by ALS/FTD-associated TDP-43","author":[{"family":"Stoica","given":"Radu"},{"family":"De Vos","given":"Kurt J."},{"family":"Paillusson","given":"Sébastien"},{"family":"Mueller","given":"Sarah"},{"family":"Sancho","given":"Rosa M."},{"family":"Lau","given":"Kwok-Fai"},{"family":"Vizcay-Barrena","given":"Gema"},{"family":"Lin","given":"Wen-Lang"},{"family":"Xu","given":"Ya-Fei"},{"family":"Lewis","given":"Jada"},{"family":"Dickson","given":"Dennis W."},{"family":"Petrucelli","given":"Leonard"},{"family":"Mitchell","given":"Jacqueline C."},{"family":"Shaw","given":"Christopher E."},{"family":"Miller","given":"Christopher C. J."}],"issued":{"date-parts":[[2014]]},"container-title":"Nature Communications","volume":"5","issue":"1","page":"3996","DOI":"10.1038/ncomms4996","URL":"https://www.nature.com/articles/ncomms4996"}}],"schema":"https://github.com/citation-style-language/schema/raw/master/csl-citation.json"} </w:instrText>
+      </w:r>
+      <w:r>
+        <w:fldChar w:fldCharType="separate"/>
+      </w:r>
+      <w:r>
+        <w:t>(Stoica et al., 2014)</w:t>
+      </w:r>
+      <w:r>
+        <w:fldChar w:fldCharType="end"/>
+      </w:r>
+      <w:r>
+        <w:t>, but whether TDP-43 loss affects the SOCE pathway itself, and whether it does so through RNA processing, has not been examined systematically.</w:t>
       </w:r>
     </w:p>
     <w:p>
@@ -185,7 +416,97 @@
         <w:pStyle w:val="FirstParagraph"/>
       </w:pPr>
       <w:r>
-        <w:t xml:space="preserve">Six comparisons with paired controls and publicly available raw reads were selected for the expression and event-level splicing analyses: SH-SY5Y (GSE296712), induced pluripotent stem cell (iPSC) colonies (GSE230647; Hruska-Plochan et al., 2024), iPSC-derived motor neurons (GSE77702; Kapeli et al., 2016), mouse striatum (GSE27394/GSE27218; Polymenidou et al., 2011), and mouse C2C12 and NSC34 (GSE171714/SRP314028; Šušnjar et al., 2022) — 38 libraries in total, counting the pooled technical fragments of GSE27394 as one library per biological replicate. Two further comparisons, K562 total RNA and poly(A)+ mRNA (ENCODE ENCSR372DZW/ENCSR455TNF and ENCSR129RWD/ENCSR134JRE; Van Nostrand et al., 2020), were added for the annotation-free junction analysis only (Section 2.5) and were not processed with rMATS or DESeq2. Inclusion required a condition reducing TARDBP expression or TDP-43 protein, at least two biological replicates and open raw reads, and for the human datasets the ability to evaluate</w:t>
+        <w:t xml:space="preserve">Six comparisons with paired controls and publicly available raw reads were selected for the expression and event-level splicing analyses: SH-SY5Y (GSE296712), induced pluripotent stem cell (iPSC) colonies </w:t>
+      </w:r>
+      <w:r>
+        <w:fldChar w:fldCharType="begin"/>
+      </w:r>
+      <w:r>
+        <w:instrText xml:space="preserve"> ADDIN ZOTERO_ITEM CSL_CITATION {"citationID":"omCpdyo5","properties":{"formattedCitation":"(GSE230647; Hruska-Plochan et al., 2024)","plainCitation":"(GSE230647; Hruska-Plochan et al., 2024)","noteIndex":0},"citationItems":[{"id":634,"uris":["http://zotero.org/users/local/9j0F5ae7/items/ECG4I8PK"],"itemData":{"id":634,"type":"article-journal","title":"A model of human neural networks reveals NPTX2 pathology in ALS and FTLD","author":[{"family":"Hruska-Plochan","given":"Marian"},{"family":"Wiersma","given":"Vera I."},{"family":"Betz","given":"Katharina M."},{"family":"Mallona","given":"Izaskun"},{"family":"Ronchi","given":"Silvia"},{"family":"Maniecka","given":"Zuzanna"},{"family":"Hock","given":"Eva-Maria"},{"family":"Tantardini","given":"Elena"},{"family":"Laferriere","given":"Florent"},{"family":"Sahadevan","given":"Sonu"},{"family":"Hoop","given":"Vanessa"},{"family":"Delvendahl","given":"Igor"},{"family":"Pérez-Berlanga","given":"Manuela"},{"family":"Gatta","given":"Beatrice"},{"family":"Panatta","given":"Martina"},{"family":"Van Der Bourg","given":"Alexander"},{"family":"Bohaciakova","given":"Dasa"},{"family":"Sharma","given":"Puneet"},{"family":"De Vos","given":"Laura"},{"family":"Frontzek","given":"Karl"},{"family":"Aguzzi","given":"Adriano"},{"family":"Lashley","given":"Tammaryn"},{"family":"Robinson","given":"Mark D."},{"family":"Karayannis","given":"Theofanis"},{"family":"Mueller","given":"Martin"},{"family":"Hierlemann","given":"Andreas"},{"family":"Polymenidou","given":"Magdalini"}],"issued":{"date-parts":[[2024]]},"container-title":"Nature","volume":"626","issue":"8001","page":"1073-1083","DOI":"10.1038/s41586-024-07042-7","URL":"https://www.nature.com/articles/s41586-024-07042-7"},"prefix":"GSE230647; "}],"schema":"https://github.com/citation-style-language/schema/raw/master/csl-citation.json"} </w:instrText>
+      </w:r>
+      <w:r>
+        <w:fldChar w:fldCharType="separate"/>
+      </w:r>
+      <w:r>
+        <w:t>(GSE230647; Hruska-Plochan et al., 2024)</w:t>
+      </w:r>
+      <w:r>
+        <w:fldChar w:fldCharType="end"/>
+      </w:r>
+      <w:r>
+        <w:t xml:space="preserve">, iPSC-derived motor neurons </w:t>
+      </w:r>
+      <w:r>
+        <w:fldChar w:fldCharType="begin"/>
+      </w:r>
+      <w:r>
+        <w:instrText xml:space="preserve"> ADDIN ZOTERO_ITEM CSL_CITATION {"citationID":"dGFZF3I8","properties":{"formattedCitation":"(GSE77702; Kapeli et al., 2016)","plainCitation":"(GSE77702; Kapeli et al., 2016)","noteIndex":0},"citationItems":[{"id":656,"uris":["http://zotero.org/users/local/9j0F5ae7/items/423VIXYY"],"itemData":{"id":656,"type":"article-journal","title":"Distinct and shared functions of ALS-associated proteins TDP-43, FUS and TAF15 revealed by multisystem analyses","author":[{"family":"Kapeli","given":"Katannya"},{"family":"Pratt","given":"Gabriel A."},{"family":"Vu","given":"Anthony Q."},{"family":"Hutt","given":"Kasey R."},{"family":"Martinez","given":"Fernando J."},{"family":"Sundararaman","given":"Balaji"},{"family":"Batra","given":"Ranjan"},{"family":"Freese","given":"Peter"},{"family":"Lambert","given":"Nicole J."},{"family":"Huelga","given":"Stephanie C."},{"family":"Chun","given":"Seung J."},{"family":"Liang","given":"Tiffany Y."},{"family":"Chang","given":"Jeremy"},{"family":"Donohue","given":"John P."},{"family":"Shiue","given":"Lily"},{"family":"Zhang","given":"Jiayu"},{"family":"Zhu","given":"Haining"},{"family":"Cambi","given":"Franca"},{"family":"Kasarskis","given":"Edward"},{"family":"Hoon","given":"Shawn"},{"family":"Ares","given":"Manuel"},{"family":"Burge","given":"Christopher B."},{"family":"Ravits","given":"John"},{"family":"Rigo","given":"Frank"},{"family":"Yeo","given":"Gene W."}],"issued":{"date-parts":[[2016]]},"container-title":"Nature Communications","volume":"7","issue":"1","page":"12143","DOI":"10.1038/ncomms12143","URL":"https://www.nature.com/articles/ncomms12143"},"prefix":"GSE77702; "}],"schema":"https://github.com/citation-style-language/schema/raw/master/csl-citation.json"} </w:instrText>
+      </w:r>
+      <w:r>
+        <w:fldChar w:fldCharType="separate"/>
+      </w:r>
+      <w:r>
+        <w:t>(GSE77702; Kapeli et al., 2016)</w:t>
+      </w:r>
+      <w:r>
+        <w:fldChar w:fldCharType="end"/>
+      </w:r>
+      <w:r>
+        <w:t xml:space="preserve">, mouse striatum </w:t>
+      </w:r>
+      <w:r>
+        <w:fldChar w:fldCharType="begin"/>
+      </w:r>
+      <w:r>
+        <w:instrText xml:space="preserve"> ADDIN ZOTERO_ITEM CSL_CITATION {"citationID":"3ogpI7y5","properties":{"formattedCitation":"(GSE27394/GSE27218; Polymenidou et al., 2011)","plainCitation":"(GSE27394/GSE27218; Polymenidou et al., 2011)","noteIndex":0},"citationItems":[{"id":454,"uris":["http://zotero.org/users/local/9j0F5ae7/items/SDKZXWFG"],"itemData":{"id":454,"type":"article-journal","title":"Long pre-mRNA depletion and RNA missplicing contribute to neuronal vulnerability from loss of TDP-43","author":[{"family":"Polymenidou","given":"Magdalini"},{"family":"Lagier-Tourenne","given":"Clotilde"},{"family":"Hutt","given":"Kayla R."},{"family":"Huelga","given":"Stephanie C."},{"family":"Moran","given":"Julie"},{"family":"Liang","given":"Tzu-Ying"},{"family":"Ling","given":"Shuo-Chien"},{"family":"Sun","given":"Edwin"},{"family":"Wancewicz","given":"Edward"},{"family":"Mazur","given":"Chris"},{"family":"Kordasiewicz","given":"Holly"},{"family":"Sedaghat","given":"Yasamin"},{"family":"Donohue","given":"John P."},{"family":"Shiue","given":"Lily"},{"family":"Bennett","given":"C. Frank"},{"family":"Yeo","given":"Gene W."},{"family":"Cleveland","given":"Don W."}],"issued":{"date-parts":[[2011]]},"container-title":"Nature Neuroscience","volume":"14","issue":"4","page":"459-468","DOI":"10.1038/nn.2779","URL":"https://pubmed.ncbi.nlm.nih.gov/21358643/"},"prefix":"GSE27394/GSE27218; "}],"schema":"https://github.com/citation-style-language/schema/raw/master/csl-citation.json"} </w:instrText>
+      </w:r>
+      <w:r>
+        <w:fldChar w:fldCharType="separate"/>
+      </w:r>
+      <w:r>
+        <w:t>(GSE27394/GSE27218; Polymenidou et al., 2011)</w:t>
+      </w:r>
+      <w:r>
+        <w:fldChar w:fldCharType="end"/>
+      </w:r>
+      <w:r>
+        <w:t xml:space="preserve">, and mouse C2C12 and NSC34 </w:t>
+      </w:r>
+      <w:r>
+        <w:fldChar w:fldCharType="begin"/>
+      </w:r>
+      <w:r>
+        <w:instrText xml:space="preserve"> ADDIN ZOTERO_ITEM CSL_CITATION {"citationID":"z9WpenYx","properties":{"formattedCitation":"(GSE171714/SRP314028; Šušnjar et al., 2022)","plainCitation":"(GSE171714/SRP314028; Šušnjar et al., 2022)","noteIndex":0},"citationItems":[{"id":752,"uris":["http://zotero.org/users/local/9j0F5ae7/items/NGDHFZ4L"],"itemData":{"id":752,"type":"article-journal","title":"Cell environment shapes TDP-43 function with implications in neuronal and muscle disease","author":[{"family":"Šušnjar","given":"Urša"},{"family":"Škrabar","given":"Neva"},{"family":"Brown","given":"Anna-Leigh"},{"family":"Abbassi","given":"Yasmine"},{"family":"Phatnani","given":"Hemali"},{"family":"NYGC ALS Consortium","given":""},{"family":"Phatnani","given":"H."},{"family":"Fratta","given":"P."},{"family":"Kwan","given":"J."},{"family":"Sareen","given":"D."},{"family":"Broach","given":"J. R."},{"family":"Simmons","given":"Z."},{"family":"Arcila-Londono","given":"X."},{"family":"Lee","given":"E. B."},{"family":"Van Deerlin","given":"V. M."},{"family":"Shneider","given":"N. A."},{"family":"Fraenkel","given":"E."},{"family":"Ostrow","given":"L. W."},{"family":"Baas","given":"F."},{"family":"Berry","given":"J. D."},{"family":"Butovsky","given":"O."},{"family":"Baloh","given":"R. H."},{"family":"Shalem","given":"Ophir"},{"family":"Heiman-Patterson","given":"T."},{"family":"Stefanis","given":"L."},{"family":"Chandran","given":"S."},{"family":"Pal","given":"S."},{"family":"Smith","given":"C."},{"family":"Malaspina","given":"A."},{"family":"Hammell","given":"M. G."},{"family":"Patsopoulos","given":"N. A."},{"family":"Dubnau","given":"J."},{"family":"Poss","given":"M."},{"family":"Zhang","given":"B."},{"family":"Zaitlen","given":"N."},{"family":"Hornstein","given":"E."},{"family":"Miller","given":"T. M."},{"family":"Dardiotis","given":"E."},{"family":"Bowser","given":"R."},{"family":"Menon","given":"V."},{"family":"Harms","given":"M."},{"family":"Atassi","given":"N."},{"family":"Lange","given":"D. J."},{"family":"MacGowan","given":"D. J."},{"family":"McMillan","given":"C."},{"family":"Aronica","given":"E."},{"family":"Harris","given":"B."},{"family":"Ravits","given":"J."},{"family":"Crary","given":"J."},{"family":"Thompson","given":"L. M."},{"family":"Raj","given":"T."},{"family":"Paganoni","given":"S."},{"family":"Adams","given":"D. J."},{"family":"Babu","given":"S."},{"family":"Drory","given":"V."},{"family":"Gotkine","given":"M."},{"family":"Broce","given":"I."},{"family":"Phillips-Cremins","given":"J."},{"family":"Nath","given":"A."},{"family":"Finkbeiner","given":"S."},{"family":"Cox","given":"G. A."},{"family":"Cortese","given":"Andrea"},{"family":"Cereda","given":"Cristina"},{"family":"Bugiardini","given":"Enrico"},{"family":"Cardani","given":"Rosanna"},{"family":"Meola","given":"Giovanni"},{"family":"Ripolone","given":"Michela"},{"family":"Moggio","given":"Maurizio"},{"family":"Romano","given":"Maurizio"},{"family":"Secrier","given":"Maria"},{"family":"Fratta","given":"Pietro"},{"family":"Buratti","given":"Emanuele"}],"issued":{"date-parts":[[2022]]},"container-title":"Communications Biology","volume":"5","issue":"1","page":"314","DOI":"10.1038/s42003-022-03253-8","URL":"https://www.nature.com/articles/s42003-022-03253-8"},"prefix":"GSE171714/SRP314028; "}],"schema":"https://github.com/citation-style-language/schema/raw/master/csl-citation.json"} </w:instrText>
+      </w:r>
+      <w:r>
+        <w:fldChar w:fldCharType="separate"/>
+      </w:r>
+      <w:r>
+        <w:t>(GSE171714/SRP314028; Šušnjar et al., 2022)</w:t>
+      </w:r>
+      <w:r>
+        <w:fldChar w:fldCharType="end"/>
+      </w:r>
+      <w:r>
+        <w:t xml:space="preserve">, comprising 38 libraries in total and counting the pooled technical fragments of GSE27394 as one library per biological replicate. Two further comparisons, K562 total RNA and poly(A)+ mRNA </w:t>
+      </w:r>
+      <w:r>
+        <w:fldChar w:fldCharType="begin"/>
+      </w:r>
+      <w:r>
+        <w:instrText xml:space="preserve"> ADDIN ZOTERO_ITEM CSL_CITATION {"citationID":"1sWqwZFH","properties":{"formattedCitation":"(ENCODE ENCSR372DZW/ENCSR455TNF and ENCSR129RWD/ENCSR134JRE; Van Nostrand et al., 2020)","plainCitation":"(ENCODE ENCSR372DZW/ENCSR455TNF and ENCSR129RWD/ENCSR134JRE; Van Nostrand et al., 2020)","noteIndex":0},"citationItems":[{"id":770,"uris":["http://zotero.org/users/local/9j0F5ae7/items/53IVFMGQ"],"itemData":{"id":770,"type":"article-journal","title":"A large-scale binding and functional map of human RNA-binding proteins","author":[{"family":"Van Nostrand","given":"Eric L."},{"family":"Freese","given":"Peter"},{"family":"Pratt","given":"Gabriel A."},{"family":"Wang","given":"Xiaofeng"},{"family":"Wei","given":"Xintao"},{"family":"Xiao","given":"Rui"},{"family":"Blue","given":"Steven M."},{"family":"Chen","given":"Jia-Yu"},{"family":"Cody","given":"Neal A. L."},{"family":"Dominguez","given":"Daniel"},{"family":"Olson","given":"Sara"},{"family":"Sundararaman","given":"Balaji"},{"family":"Zhan","given":"Lijun"},{"family":"Bazile","given":"Cassandra"},{"family":"Bouvrette","given":"Louis Philip Benoit"},{"family":"Bergalet","given":"Julie"},{"family":"Duff","given":"Michael O."},{"family":"Garcia","given":"Keri E."},{"family":"Gelboin-Burkhart","given":"Chelsea"},{"family":"Hochman","given":"Myles"},{"family":"Lambert","given":"Nicole J."},{"family":"Li","given":"Hairi"},{"family":"McGurk","given":"Michael P."},{"family":"Nguyen","given":"Thai B."},{"family":"Palden","given":"Tsultrim"},{"family":"Rabano","given":"Ines"},{"family":"Sathe","given":"Shashank"},{"family":"Stanton","given":"Rebecca"},{"family":"Su","given":"Amanda"},{"family":"Wang","given":"Ruth"},{"family":"Yee","given":"Brian A."},{"family":"Zhou","given":"Bing"},{"family":"Louie","given":"Ashley L."},{"family":"Aigner","given":"Stefan"},{"family":"Fu","given":"Xiang-Dong"},{"family":"Lécuyer","given":"Eric"},{"family":"Burge","given":"Christopher B."},{"family":"Graveley","given":"Brenton R."},{"family":"Yeo","given":"Gene W."}],"issued":{"date-parts":[[2020]]},"container-title":"Nature","volume":"583","issue":"7818","page":"711-719","DOI":"10.1038/s41586-020-2077-3","URL":"https://www.nature.com/articles/s41586-020-2077-3"},"prefix":"ENCODE ENCSR372DZW/ENCSR455TNF and ENCSR129RWD/ENCSR134JRE; "}],"schema":"https://github.com/citation-style-language/schema/raw/master/csl-citation.json"} </w:instrText>
+      </w:r>
+      <w:r>
+        <w:fldChar w:fldCharType="separate"/>
+      </w:r>
+      <w:r>
+        <w:t>(ENCODE ENCSR372DZW/ENCSR455TNF and ENCSR129RWD/ENCSR134JRE; Van Nostrand et al., 2020)</w:t>
+      </w:r>
+      <w:r>
+        <w:fldChar w:fldCharType="end"/>
+      </w:r>
+      <w:r>
+        <w:t>, were added for the annotation-free junction analysis only (Section 2.5) and were not processed with rMATS or DESeq2. Inclusion required a condition reducing TARDBP expression or TDP-43 protein, at least two biological replicates and open raw reads, and for the human datasets the ability to evaluate</w:t>
       </w:r>
       <w:r>
         <w:t xml:space="preserve"> </w:t>
@@ -217,7 +538,25 @@
         <w:t xml:space="preserve"> </w:t>
       </w:r>
       <w:r>
-        <w:t xml:space="preserve">as positive controls. TDP-43-repressed cryptic exons are largely not conserved between species (Ling et al., 2015), and the</w:t>
+        <w:t xml:space="preserve">as positive controls. TDP-43-repressed cryptic exons are largely not conserved between species </w:t>
+      </w:r>
+      <w:r>
+        <w:fldChar w:fldCharType="begin"/>
+      </w:r>
+      <w:r>
+        <w:instrText xml:space="preserve"> ADDIN ZOTERO_ITEM CSL_CITATION {"citationID":"cYB2yQ6N","properties":{"formattedCitation":"(Ling et al., 2015)","plainCitation":"(Ling et al., 2015)","noteIndex":0},"citationItems":[{"id":681,"uris":["http://zotero.org/users/local/9j0F5ae7/items/LYFFBGZP"],"itemData":{"id":681,"type":"article-journal","title":"TDP-43 repression of nonconserved cryptic exons is compromised in ALS-FTD","author":[{"family":"Ling","given":"Jonathan P."},{"family":"Pletnikova","given":"Olga"},{"family":"Troncoso","given":"Juan C."},{"family":"Wong","given":"Philip C."}],"issued":{"date-parts":[[2015]]},"container-title":"Science","volume":"349","issue":"6248","page":"650-655","DOI":"10.1126/science.aab0983","URL":"https://www.science.org/doi/10.1126/science.aab0983"}}],"schema":"https://github.com/citation-style-language/schema/raw/master/csl-citation.json"} </w:instrText>
+      </w:r>
+      <w:r>
+        <w:fldChar w:fldCharType="separate"/>
+      </w:r>
+      <w:r>
+        <w:t>(Ling et al., 2015)</w:t>
+      </w:r>
+      <w:r>
+        <w:fldChar w:fldCharType="end"/>
+      </w:r>
+      <w:r>
+        <w:t>, and the</w:t>
       </w:r>
       <w:r>
         <w:t xml:space="preserve"> </w:t>
@@ -249,7 +588,43 @@
         <w:t xml:space="preserve"> </w:t>
       </w:r>
       <w:r>
-        <w:t xml:space="preserve">events are absent from the mouse genes (Melamed et al., 2019; Ma et al., 2022), so the mouse comparisons have no equivalent literature positive control. GSE296712, a subseries of the dataset reported by Bryce-Smith et al. (2025), was designated the primary human model because the laboratory experiments use the same cell line.</w:t>
+        <w:t xml:space="preserve">events are absent from the mouse genes </w:t>
+      </w:r>
+      <w:r>
+        <w:fldChar w:fldCharType="begin"/>
+      </w:r>
+      <w:r>
+        <w:instrText xml:space="preserve"> ADDIN ZOTERO_ITEM CSL_CITATION {"citationID":"OJeneJpv","properties":{"formattedCitation":"(Melamed et al., 2019; Ma et al., 2022)","plainCitation":"(Melamed et al., 2019; Ma et al., 2022)","noteIndex":0},"citationItems":[{"id":698,"uris":["http://zotero.org/users/local/9j0F5ae7/items/5E8X6UCK"],"itemData":{"id":698,"type":"article-journal","title":"Premature polyadenylation-mediated loss of stathmin-2 is a hallmark of TDP-43-dependent neurodegeneration","author":[{"family":"Melamed","given":"Ze’ev"},{"family":"López-Erauskin","given":"Jone"},{"family":"Baughn","given":"Michael W."},{"family":"Zhang","given":"Ouyang"},{"family":"Drenner","given":"Kevin"},{"family":"Sun","given":"Ying"},{"family":"Freyermuth","given":"Fernande"},{"family":"McMahon","given":"Moira A."},{"family":"Beccari","given":"Melinda S."},{"family":"Artates","given":"Jon W."},{"family":"Ohkubo","given":"Takuya"},{"family":"Rodriguez","given":"Maria"},{"family":"Lin","given":"Nianwei"},{"family":"Wu","given":"Dongmei"},{"family":"Bennett","given":"C. Frank"},{"family":"Rigo","given":"Frank"},{"family":"Da Cruz","given":"Sandrine"},{"family":"Ravits","given":"John"},{"family":"Lagier-Tourenne","given":"Clotilde"},{"family":"Cleveland","given":"Don W."}],"issued":{"date-parts":[[2019]]},"container-title":"Nature Neuroscience","volume":"22","issue":"2","page":"180-190","DOI":"10.1038/s41593-018-0293-z","URL":"https://www.nature.com/articles/s41593-018-0293-z"}},{"id":688,"uris":["http://zotero.org/users/local/9j0F5ae7/items/9VXLA8SC"],"itemData":{"id":688,"type":"article-journal","title":"TDP-43 represses cryptic exon inclusion in the FTD–ALS gene UNC13A","author":[{"family":"Ma","given":"X. Rosa"},{"family":"Prudencio","given":"Mercedes"},{"family":"Koike","given":"Yuka"},{"family":"Vatsavayai","given":"Sarat C."},{"family":"Kim","given":"Garam"},{"family":"Harbinski","given":"Fred"},{"family":"Briner","given":"Adam"},{"family":"Rodriguez","given":"Caitlin M."},{"family":"Guo","given":"Caiwei"},{"family":"Akiyama","given":"Tetsuya"},{"family":"Schmidt","given":"H. Broder"},{"family":"Cummings","given":"Beryl B."},{"family":"Wyatt","given":"David W."},{"family":"Kurylo","given":"Katherine"},{"family":"Miller","given":"Georgiana"},{"family":"Mekhoubad","given":"Shila"},{"family":"Sallee","given":"Nathan"},{"family":"Mekonnen","given":"Gemechu"},{"family":"Ganser","given":"Laura"},{"family":"Rubien","given":"Jack D."},{"family":"Jansen-West","given":"Karen"},{"family":"Cook","given":"Casey N."},{"family":"Pickles","given":"Sarah"},{"family":"Oskarsson","given":"Björn"},{"family":"Graff-Radford","given":"Neill R."},{"family":"Boeve","given":"Bradley F."},{"family":"Knopman","given":"David S."},{"family":"Petersen","given":"Ronald C."},{"family":"Dickson","given":"Dennis W."},{"family":"Shorter","given":"James"},{"family":"Myong","given":"Sua"},{"family":"Green","given":"Eric M."},{"family":"Seeley","given":"William W."},{"family":"Petrucelli","given":"Leonard"},{"family":"Gitler","given":"Aaron D."}],"issued":{"date-parts":[[2022]]},"container-title":"Nature","volume":"603","issue":"7899","page":"124-130","DOI":"10.1038/s41586-022-04424-7","URL":"https://www.nature.com/articles/s41586-022-04424-7"}}],"schema":"https://github.com/citation-style-language/schema/raw/master/csl-citation.json"} </w:instrText>
+      </w:r>
+      <w:r>
+        <w:fldChar w:fldCharType="separate"/>
+      </w:r>
+      <w:r>
+        <w:t>(Melamed et al., 2019; Ma et al., 2022)</w:t>
+      </w:r>
+      <w:r>
+        <w:fldChar w:fldCharType="end"/>
+      </w:r>
+      <w:r>
+        <w:t xml:space="preserve">, so the mouse comparisons have no equivalent literature positive control. GSE296712, a subseries of the dataset reported by Bryce-Smith et al. </w:t>
+      </w:r>
+      <w:r>
+        <w:fldChar w:fldCharType="begin"/>
+      </w:r>
+      <w:r>
+        <w:instrText xml:space="preserve"> ADDIN ZOTERO_ITEM CSL_CITATION {"citationID":"SjYyxeW6","properties":{"formattedCitation":"(2025)","plainCitation":"(2025)","noteIndex":0},"citationItems":[{"id":592,"uris":["http://zotero.org/users/local/9j0F5ae7/items/7NHLFNTV"],"itemData":{"id":592,"type":"article-journal","title":"TDP-43 loss induces cryptic polyadenylation in ALS/FTD","author":[{"family":"Bryce-Smith","given":"Sam"},{"family":"Brown","given":"Anna-Leigh"},{"family":"Chien","given":"Max Z. Y. J."},{"family":"Dattilo","given":"Dario"},{"family":"Mehta","given":"Puja R."},{"family":"Mattedi","given":"Francesca"},{"family":"Barattucci","given":"Simone"},{"family":"Mikheenko","given":"Alla"},{"family":"Zanovello","given":"Matteo"},{"family":"Pellegrini","given":"Flaminia"},{"family":"El-Agamy","given":"Sara Emad"},{"family":"Yome","given":"Matthew"},{"family":"Kargbo-Hill","given":"Sarah E."},{"family":"Qi","given":"Yue A."},{"family":"Sun","given":"Kai"},{"family":"Ryadnov","given":"Eugeni"},{"family":"Wan","given":"Yixuan"},{"family":"NYGC ALS Consortium","given":""},{"family":"Phatnani","given":"Hemali"},{"family":"Kwan","given":"Justin"},{"family":"Sareen","given":"Dhruv"},{"family":"Broach","given":"James R."},{"family":"Simmons","given":"Zachary"},{"family":"Arcila-Londono","given":"Ximena"},{"family":"Lee","given":"Edward B."},{"family":"Van Deerlin","given":"Vivianna M."},{"family":"Shneider","given":"Neil A."},{"family":"Fraenkel","given":"Ernest"},{"family":"Ostrow","given":"Lyle W."},{"family":"Baas","given":"Frank"},{"family":"Zaitlen","given":"Noah"},{"family":"Berry","given":"James D."},{"family":"Malaspina","given":"Andrea"},{"family":"Cox","given":"Gregory A."},{"family":"Thompson","given":"Leslie M."},{"family":"Finkbeiner","given":"Steve"},{"family":"Dardiotis","given":"Efthimios"},{"family":"Miller","given":"Timothy M."},{"family":"Chandran","given":"Siddharthan"},{"family":"Pal","given":"Suvankar"},{"family":"Hornstein","given":"Eran"},{"family":"MacGowan","given":"Daniel J."},{"family":"Heiman-Patterson","given":"Terry"},{"family":"Hammell","given":"Molly G."},{"family":"Patsopoulos","given":"Nikolaos. A."},{"family":"Dubnau","given":"Joshua"},{"family":"Nath","given":"Avindra"},{"family":"Bowser","given":"Robert"},{"family":"Harms","given":"Matthew"},{"family":"Aronica","given":"Eleonora"},{"family":"Poss","given":"Mary"},{"family":"Phillips-Cremins","given":"Jennifer"},{"family":"Crary","given":"John"},{"family":"Atassi","given":"Nazem"},{"family":"Lange","given":"Dale J."},{"family":"Adams","given":"Darius J."},{"family":"Stefanis","given":"Leonidas"},{"family":"Gotkine","given":"Marc"},{"family":"Baloh","given":"Robert H."},{"family":"Babu","given":"Suma"},{"family":"Paganoni","given":"Sabrina"},{"family":"Shalem","given":"Ophir"},{"family":"Smith","given":"Colin"},{"family":"Zhang","given":"Bin"},{"family":"Kwan","given":"Justin"},{"family":"Blanchard","given":"Thomas"},{"family":"Harris","given":"Brent"},{"family":"Broce","given":"Iris"},{"family":"Drory","given":"Vivian"},{"family":"Ravits","given":"John"},{"family":"McMillan","given":"Corey"},{"family":"Menon","given":"Vilas"},{"family":"Wu","given":"Lani"},{"family":"Altschuler","given":"Steven"},{"family":"Lerner","given":"Yossef"},{"family":"Sattler","given":"Rita"},{"family":"Van Keuren-Jensen","given":"Kendall"},{"family":"Rozenblatt-Rosen","given":"Orit"},{"family":"Lindblad-Toh","given":"Kerstin"},{"family":"Nicholson","given":"Katharine"},{"family":"Gregersen","given":"Peter"},{"family":"Lee","given":"Jeong-Ho"},{"family":"Butovsky","given":"Oleg"},{"family":"Brauer","given":"Matt"},{"family":"Nickerson","given":"Tara"},{"family":"Biswas","given":"Shameek"},{"family":"Wilson","given":"Kimberly A."},{"family":"Koks","given":"Sulev"},{"family":"Muljo","given":"Stephen"},{"family":"Traynor","given":"Bryan J."},{"family":"Moccia","given":"Robert"},{"family":"Cheng","given":"Seng"},{"family":"Deubler","given":"Andrew"},{"family":"Coppola","given":"Giovanni"},{"family":"Atwal","given":"Mickey"},{"family":"Cantor","given":"Michael"},{"family":"Salerno","given":"William"},{"family":"Stahl","given":"Eli"},{"family":"Anderson","given":"Matt"},{"family":"Frendewey","given":"David"},{"family":"Koller","given":"Daphne"},{"family":"Rozenman","given":"Mary"},{"family":"Vargas","given":"Jose Norberto S."},{"family":"Birsa","given":"Nicol"},{"family":"Raj","given":"Towfique"},{"family":"Humphrey","given":"Jack"},{"family":"Keuss","given":"Matthew"},{"family":"Wilkins","given":"Oscar G."},{"family":"Ward","given":"Michael"},{"family":"Secrier","given":"Maria"},{"family":"Fratta","given":"Pietro"}],"issued":{"date-parts":[[2025]]},"container-title":"Nature Neuroscience","volume":"28","issue":"11","page":"2190-2200","DOI":"10.1038/s41593-025-02050-w","URL":"https://www.nature.com/articles/s41593-025-02050-w"},"suppress-author":true}],"schema":"https://github.com/citation-style-language/schema/raw/master/csl-citation.json"} </w:instrText>
+      </w:r>
+      <w:r>
+        <w:fldChar w:fldCharType="separate"/>
+      </w:r>
+      <w:r>
+        <w:t>(2025)</w:t>
+      </w:r>
+      <w:r>
+        <w:fldChar w:fldCharType="end"/>
+      </w:r>
+      <w:r>
+        <w:t>, was designated the primary human model because the laboratory experiments use the same cell line.</w:t>
       </w:r>
     </w:p>
     <w:p>
@@ -257,7 +632,79 @@
         <w:pStyle w:val="BodyText"/>
       </w:pPr>
       <w:r>
-        <w:t xml:space="preserve">Reads were downloaded with NCBI SRA Toolkit v3.2.1 (NCBI, 2025), quality-assessed with FastQC v0.12.1 (Andrews, 2010), trimmed with Trim Galore v0.6.11 (Cutadapt v5.2, Martin, 2011; Illumina TruSeq adapter auto-detected, Phred Q20, minimum length 20 bases) and aligned with HISAT2 v2.2.2 (Kim et al., 2019) in</w:t>
+        <w:t xml:space="preserve">Reads were downloaded with NCBI SRA Toolkit v3.2.1 </w:t>
+      </w:r>
+      <w:r>
+        <w:fldChar w:fldCharType="begin"/>
+      </w:r>
+      <w:r>
+        <w:instrText xml:space="preserve"> ADDIN ZOTERO_ITEM CSL_CITATION {"citationID":"De4gYorY","properties":{"formattedCitation":"(NCBI, 2025)","plainCitation":"(NCBI, 2025)","noteIndex":0},"citationItems":[{"id":857,"uris":["http://zotero.org/users/local/9j0F5ae7/items/S6EDCWY5"],"itemData":{"id":857,"type":"software","title":"SRA Toolkit","author":[{"family":"National Center for Biotechnology Information","given":""}],"issued":{"date-parts":[[2025]]},"URL":"https://github.com/ncbi/sra-tools"}}],"schema":"https://github.com/citation-style-language/schema/raw/master/csl-citation.json"} </w:instrText>
+      </w:r>
+      <w:r>
+        <w:fldChar w:fldCharType="separate"/>
+      </w:r>
+      <w:r>
+        <w:t>(NCBI, 2025)</w:t>
+      </w:r>
+      <w:r>
+        <w:fldChar w:fldCharType="end"/>
+      </w:r>
+      <w:r>
+        <w:t xml:space="preserve">, quality-assessed with FastQC v0.12.1 </w:t>
+      </w:r>
+      <w:r>
+        <w:fldChar w:fldCharType="begin"/>
+      </w:r>
+      <w:r>
+        <w:instrText xml:space="preserve"> ADDIN ZOTERO_ITEM CSL_CITATION {"citationID":"GM6E4yFN","properties":{"formattedCitation":"(Andrews, 2010)","plainCitation":"(Andrews, 2010)","noteIndex":0},"citationItems":[{"id":810,"uris":["http://zotero.org/users/local/9j0F5ae7/items/4T2QIBLJ"],"itemData":{"id":810,"type":"article-journal","title":"FastQC: A Quality Control Tool for High Throughput Sequence Data","author":[{"family":"Andrews","given":"Simon"}],"issued":{"date-parts":[[2010]]},"URL":"https://www.bioinformatics.babraham.ac.uk/projects/fastqc/"}}],"schema":"https://github.com/citation-style-language/schema/raw/master/csl-citation.json"} </w:instrText>
+      </w:r>
+      <w:r>
+        <w:fldChar w:fldCharType="separate"/>
+      </w:r>
+      <w:r>
+        <w:t>(Andrews, 2010)</w:t>
+      </w:r>
+      <w:r>
+        <w:fldChar w:fldCharType="end"/>
+      </w:r>
+      <w:r>
+        <w:t xml:space="preserve">, trimmed with Trim Galore v0.6.11 </w:t>
+      </w:r>
+      <w:r>
+        <w:fldChar w:fldCharType="begin"/>
+      </w:r>
+      <w:r>
+        <w:instrText xml:space="preserve"> ADDIN ZOTERO_ITEM CSL_CITATION {"citationID":"25uScXqt","properties":{"formattedCitation":"(Cutadapt v5.2, Martin, 2011; Illumina TruSeq adapter auto-detected, Phred Q20, minimum length 20 bases)","plainCitation":"(Cutadapt v5.2, Martin, 2011; Illumina TruSeq adapter auto-detected, Phred Q20, minimum length 20 bases)","noteIndex":0},"citationItems":[{"id":693,"uris":["http://zotero.org/users/local/9j0F5ae7/items/NNB3F8R2"],"itemData":{"id":693,"type":"article-journal","title":"Cutadapt removes adapter sequences from high-throughput sequencing reads","author":[{"family":"Martin","given":"Marcel"}],"issued":{"date-parts":[[2011]]},"container-title":"EMBnet.journal","volume":"17","issue":"1","page":"10","DOI":"10.14806/ej.17.1.200","URL":"http://journal.embnet.org/index.php/embnetjournal/article/view/200"},"prefix":"Cutadapt v5.2, ","suffix":"; Illumina TruSeq adapter auto-detected, Phred Q20, minimum length 20 bases"}],"schema":"https://github.com/citation-style-language/schema/raw/master/csl-citation.json"} </w:instrText>
+      </w:r>
+      <w:r>
+        <w:fldChar w:fldCharType="separate"/>
+      </w:r>
+      <w:r>
+        <w:t>(Cutadapt v5.2, Martin, 2011; Illumina TruSeq adapter auto-detected, Phred Q20, minimum length 20 bases)</w:t>
+      </w:r>
+      <w:r>
+        <w:fldChar w:fldCharType="end"/>
+      </w:r>
+      <w:r>
+        <w:t xml:space="preserve"> and aligned with HISAT2 v2.2.2 </w:t>
+      </w:r>
+      <w:r>
+        <w:fldChar w:fldCharType="begin"/>
+      </w:r>
+      <w:r>
+        <w:instrText xml:space="preserve"> ADDIN ZOTERO_ITEM CSL_CITATION {"citationID":"MiUnKNvJ","properties":{"formattedCitation":"(Kim et al., 2019)","plainCitation":"(Kim et al., 2019)","noteIndex":0},"citationItems":[{"id":662,"uris":["http://zotero.org/users/local/9j0F5ae7/items/VLV8QA8N"],"itemData":{"id":662,"type":"article-journal","title":"Graph-based genome alignment and genotyping with HISAT2 and HISAT-genotype","author":[{"family":"Kim","given":"Daehwan"},{"family":"Paggi","given":"Joseph M."},{"family":"Park","given":"Chanhee"},{"family":"Bennett","given":"Christopher"},{"family":"Salzberg","given":"Steven L."}],"issued":{"date-parts":[[2019]]},"container-title":"Nature Biotechnology","volume":"37","issue":"8","page":"907-915","DOI":"10.1038/s41587-019-0201-4","URL":"https://www.nature.com/articles/s41587-019-0201-4"}}],"schema":"https://github.com/citation-style-language/schema/raw/master/csl-citation.json"} </w:instrText>
+      </w:r>
+      <w:r>
+        <w:fldChar w:fldCharType="separate"/>
+      </w:r>
+      <w:r>
+        <w:t>(Kim et al., 2019)</w:t>
+      </w:r>
+      <w:r>
+        <w:fldChar w:fldCharType="end"/>
+      </w:r>
+      <w:r>
+        <w:t xml:space="preserve"> in</w:t>
       </w:r>
       <w:r>
         <w:t xml:space="preserve"> </w:t>
@@ -272,7 +719,61 @@
         <w:t xml:space="preserve"> </w:t>
       </w:r>
       <w:r>
-        <w:t xml:space="preserve">mode with a known-splice-site file, to the GRCh38 primary assembly or, for mouse data, to the mm10 index distributed with HISAT2; GENCODE v47 (basic annotation) and vM25 (Frankish et al., 2019) were used for read counting and for junction annotation; the transcript-level quantification of Section 2.4 uses the comprehensive GENCODE v47 annotation. Alignments were sorted and indexed with SAMtools v1.23 (Danecek et al., 2021) and summarised with MultiQC v1.25.1 (Ewels et al., 2016); the junction and coverage analyses of Sections 2.5 and 2.7 were run with SAMtools v1.21. Library strandedness was determined per dataset and rMATS was re-run accordingly (fr-secondstrand for SH-SY5Y; fr-firststrand for iPSC colony, iPSC-MN and mouse single-end).</w:t>
+        <w:t xml:space="preserve">mode with a known-splice-site file, to the GRCh38 primary assembly or, for mouse data, to the mm10 index distributed with HISAT2; GENCODE v47 (basic annotation) and vM25 </w:t>
+      </w:r>
+      <w:r>
+        <w:fldChar w:fldCharType="begin"/>
+      </w:r>
+      <w:r>
+        <w:instrText xml:space="preserve"> ADDIN ZOTERO_ITEM CSL_CITATION {"citationID":"IqDmQbIh","properties":{"formattedCitation":"(Frankish et al., 2019)","plainCitation":"(Frankish et al., 2019)","noteIndex":0},"citationItems":[{"id":622,"uris":["http://zotero.org/users/local/9j0F5ae7/items/LZ6QPSA9"],"itemData":{"id":622,"type":"article-journal","title":"GENCODE reference annotation for the human and mouse genomes","author":[{"family":"Frankish","given":"Adam"},{"family":"Diekhans","given":"Mark"},{"family":"Ferreira","given":"Anne-Maud"},{"family":"Johnson","given":"Rory"},{"family":"Jungreis","given":"Irwin"},{"family":"Loveland","given":"Jane"},{"family":"Mudge","given":"Jonathan M"},{"family":"Sisu","given":"Cristina"},{"family":"Wright","given":"James"},{"family":"Armstrong","given":"Joel"},{"family":"Barnes","given":"If"},{"family":"Berry","given":"Andrew"},{"family":"Bignell","given":"Alexandra"},{"family":"Carbonell Sala","given":"Silvia"},{"family":"Chrast","given":"Jacqueline"},{"family":"Cunningham","given":"Fiona"},{"family":"Di Domenico","given":"Tomás"},{"family":"Donaldson","given":"Sarah"},{"family":"Fiddes","given":"Ian T"},{"family":"García Girón","given":"Carlos"},{"family":"Gonzalez","given":"Jose Manuel"},{"family":"Grego","given":"Tiago"},{"family":"Hardy","given":"Matthew"},{"family":"Hourlier","given":"Thibaut"},{"family":"Hunt","given":"Toby"},{"family":"Izuogu","given":"Osagie G"},{"family":"Lagarde","given":"Julien"},{"family":"Martin","given":"Fergal J"},{"family":"Martínez","given":"Laura"},{"family":"Mohanan","given":"Shamika"},{"family":"Muir","given":"Paul"},{"family":"Navarro","given":"Fabio C P"},{"family":"Parker","given":"Anne"},{"family":"Pei","given":"Baikang"},{"family":"Pozo","given":"Fernando"},{"family":"Ruffier","given":"Magali"},{"family":"Schmitt","given":"Bianca M"},{"family":"Stapleton","given":"Eloise"},{"family":"Suner","given":"Marie-Marthe"},{"family":"Sycheva","given":"Irina"},{"family":"Uszczynska-Ratajczak","given":"Barbara"},{"family":"Xu","given":"Jinuri"},{"family":"Yates","given":"Andrew"},{"family":"Zerbino","given":"Daniel"},{"family":"Zhang","given":"Yan"},{"family":"Aken","given":"Bronwen"},{"family":"Choudhary","given":"Jyoti S"},{"family":"Gerstein","given":"Mark"},{"family":"Guigó","given":"Roderic"},{"family":"Hubbard","given":"Tim J P"},{"family":"Kellis","given":"Manolis"},{"family":"Paten","given":"Benedict"},{"family":"Reymond","given":"Alexandre"},{"family":"Tress","given":"Michael L"},{"family":"Flicek","given":"Paul"}],"issued":{"date-parts":[[2019]]},"container-title":"Nucleic Acids Research","volume":"47","issue":"D1","page":"D766-D773","DOI":"10.1093/nar/gky955","URL":"https://academic.oup.com/nar/article/47/D1/D766/5144133"}}],"schema":"https://github.com/citation-style-language/schema/raw/master/csl-citation.json"} </w:instrText>
+      </w:r>
+      <w:r>
+        <w:fldChar w:fldCharType="separate"/>
+      </w:r>
+      <w:r>
+        <w:t>(Frankish et al., 2019)</w:t>
+      </w:r>
+      <w:r>
+        <w:fldChar w:fldCharType="end"/>
+      </w:r>
+      <w:r>
+        <w:t xml:space="preserve"> were used for read counting and for junction annotation; the transcript-level quantification of Section 2.4 uses the comprehensive GENCODE v47 annotation. Alignments were sorted and indexed with SAMtools v1.23 </w:t>
+      </w:r>
+      <w:r>
+        <w:fldChar w:fldCharType="begin"/>
+      </w:r>
+      <w:r>
+        <w:instrText xml:space="preserve"> ADDIN ZOTERO_ITEM CSL_CITATION {"citationID":"kg1Q39ht","properties":{"formattedCitation":"(Danecek et al., 2021)","plainCitation":"(Danecek et al., 2021)","noteIndex":0},"citationItems":[{"id":851,"uris":["http://zotero.org/users/local/9j0F5ae7/items/TSVX7E3G"],"itemData":{"id":851,"type":"article-journal","title":"Twelve years of SAMtools and BCFtools","author":[{"family":"Danecek","given":"Petr"},{"family":"Bonfield","given":"James K"},{"family":"Liddle","given":"Jennifer"},{"family":"Marshall","given":"John"},{"family":"Ohan","given":"Valeriu"},{"family":"Pollard","given":"Martin O"},{"family":"Whitwham","given":"Andrew"},{"family":"Keane","given":"Thomas"},{"family":"McCarthy","given":"Shane A"},{"family":"Davies","given":"Robert M"},{"family":"Li","given":"Heng"}],"issued":{"date-parts":[[2021]]},"container-title":"GigaScience","volume":"10","issue":"2","DOI":"10.1093/gigascience/giab008","URL":"https://doi.org/10.1093/gigascience/giab008"}}],"schema":"https://github.com/citation-style-language/schema/raw/master/csl-citation.json"} </w:instrText>
+      </w:r>
+      <w:r>
+        <w:fldChar w:fldCharType="separate"/>
+      </w:r>
+      <w:r>
+        <w:t>(Danecek et al., 2021)</w:t>
+      </w:r>
+      <w:r>
+        <w:fldChar w:fldCharType="end"/>
+      </w:r>
+      <w:r>
+        <w:t xml:space="preserve"> and summarised with MultiQC v1.25.1 </w:t>
+      </w:r>
+      <w:r>
+        <w:fldChar w:fldCharType="begin"/>
+      </w:r>
+      <w:r>
+        <w:instrText xml:space="preserve"> ADDIN ZOTERO_ITEM CSL_CITATION {"citationID":"w01mWA9R","properties":{"formattedCitation":"(Ewels et al., 2016)","plainCitation":"(Ewels et al., 2016)","noteIndex":0},"citationItems":[{"id":616,"uris":["http://zotero.org/users/local/9j0F5ae7/items/FTXQJZQ7"],"itemData":{"id":616,"type":"article-journal","title":"MultiQC: summarize analysis results for multiple tools and samples in a single report","author":[{"family":"Ewels","given":"Philip"},{"family":"Magnusson","given":"Måns"},{"family":"Lundin","given":"Sverker"},{"family":"Käller","given":"Max"}],"issued":{"date-parts":[[2016]]},"container-title":"Bioinformatics","volume":"32","issue":"19","page":"3047-3048","DOI":"10.1093/bioinformatics/btw354","URL":"https://academic.oup.com/bioinformatics/article/32/19/3047/2196507"}}],"schema":"https://github.com/citation-style-language/schema/raw/master/csl-citation.json"} </w:instrText>
+      </w:r>
+      <w:r>
+        <w:fldChar w:fldCharType="separate"/>
+      </w:r>
+      <w:r>
+        <w:t>(Ewels et al., 2016)</w:t>
+      </w:r>
+      <w:r>
+        <w:fldChar w:fldCharType="end"/>
+      </w:r>
+      <w:r>
+        <w:t>; the junction and coverage analyses of Sections 2.5 and 2.7 were run with SAMtools v1.21. Library strandedness was determined per dataset and rMATS was re-run accordingly (fr-secondstrand for SH-SY5Y; fr-firststrand for iPSC colony, iPSC-MN and mouse single-end).</w:t>
       </w:r>
     </w:p>
     <w:p>
@@ -298,7 +799,25 @@
         <w:pStyle w:val="FirstParagraph"/>
       </w:pPr>
       <w:r>
-        <w:t xml:space="preserve">Gene counts were generated with featureCounts v2.1.1 (Liao et al., 2014) at meta-feature level against the same annotation (</w:t>
+        <w:t xml:space="preserve">Gene counts were generated with featureCounts v2.1.1 </w:t>
+      </w:r>
+      <w:r>
+        <w:fldChar w:fldCharType="begin"/>
+      </w:r>
+      <w:r>
+        <w:instrText xml:space="preserve"> ADDIN ZOTERO_ITEM CSL_CITATION {"citationID":"TZYf0tNU","properties":{"formattedCitation":"(Liao et al., 2014)","plainCitation":"(Liao et al., 2014)","noteIndex":0},"citationItems":[{"id":678,"uris":["http://zotero.org/users/local/9j0F5ae7/items/BBX6ZJ42"],"itemData":{"id":678,"type":"article-journal","title":"featureCounts: an efficient general purpose program for assigning sequence reads to genomic features","author":[{"family":"Liao","given":"Yang"},{"family":"Smyth","given":"Gordon K."},{"family":"Shi","given":"Wei"}],"issued":{"date-parts":[[2014]]},"container-title":"Bioinformatics","volume":"30","issue":"7","page":"923-930","DOI":"10.1093/bioinformatics/btt656","URL":"https://academic.oup.com/bioinformatics/article/30/7/923/232889"}}],"schema":"https://github.com/citation-style-language/schema/raw/master/csl-citation.json"} </w:instrText>
+      </w:r>
+      <w:r>
+        <w:fldChar w:fldCharType="separate"/>
+      </w:r>
+      <w:r>
+        <w:t>(Liao et al., 2014)</w:t>
+      </w:r>
+      <w:r>
+        <w:fldChar w:fldCharType="end"/>
+      </w:r>
+      <w:r>
+        <w:t xml:space="preserve"> at meta-feature level against the same annotation (</w:t>
       </w:r>
       <w:r>
         <w:rPr>
@@ -322,7 +841,61 @@
         <w:t xml:space="preserve"> </w:t>
       </w:r>
       <w:r>
-        <w:t xml:space="preserve">for paired-end libraries; multi-mapping and multi-overlapping reads not counted) and modelled with DESeq2 v1.42.1 (Love et al., 2014) within each dataset, with Benjamini–Hochberg correction (Benjamini and Hochberg, 1995). Genes with p_adj &lt; 0.05 and |log2FC| ≥ 1 were called differentially expressed. Sensitivity to unmodelled variation was assessed with svaseq (sva v3.50.0; Leek, 2014); the principal findings were unchanged.</w:t>
+        <w:t xml:space="preserve">for paired-end libraries; multi-mapping and multi-overlapping reads not counted) and modelled with DESeq2 v1.42.1 </w:t>
+      </w:r>
+      <w:r>
+        <w:fldChar w:fldCharType="begin"/>
+      </w:r>
+      <w:r>
+        <w:instrText xml:space="preserve"> ADDIN ZOTERO_ITEM CSL_CITATION {"citationID":"KOLVetqL","properties":{"formattedCitation":"(Love et al., 2014)","plainCitation":"(Love et al., 2014)","noteIndex":0},"citationItems":[{"id":686,"uris":["http://zotero.org/users/local/9j0F5ae7/items/GYXHYWA6"],"itemData":{"id":686,"type":"article-journal","title":"Moderated estimation of fold change and dispersion for RNA-seq data with DESeq2","author":[{"family":"Love","given":"Michael I"},{"family":"Huber","given":"Wolfgang"},{"family":"Anders","given":"Simon"}],"issued":{"date-parts":[[2014]]},"container-title":"Genome Biology","volume":"15","issue":"12","page":"550","DOI":"10.1186/s13059-014-0550-8","URL":"https://genomebiology.biomedcentral.com/articles/10.1186/s13059-014-0550-8"}}],"schema":"https://github.com/citation-style-language/schema/raw/master/csl-citation.json"} </w:instrText>
+      </w:r>
+      <w:r>
+        <w:fldChar w:fldCharType="separate"/>
+      </w:r>
+      <w:r>
+        <w:t>(Love et al., 2014)</w:t>
+      </w:r>
+      <w:r>
+        <w:fldChar w:fldCharType="end"/>
+      </w:r>
+      <w:r>
+        <w:t xml:space="preserve"> within each dataset, with Benjamini–Hochberg correction </w:t>
+      </w:r>
+      <w:r>
+        <w:fldChar w:fldCharType="begin"/>
+      </w:r>
+      <w:r>
+        <w:instrText xml:space="preserve"> ADDIN ZOTERO_ITEM CSL_CITATION {"citationID":"otoUuuTb","properties":{"formattedCitation":"(Benjamini and Hochberg, 1995)","plainCitation":"(Benjamini and Hochberg, 1995)","noteIndex":0},"citationItems":[{"id":474,"uris":["http://zotero.org/users/local/9j0F5ae7/items/27NCCKMJ"],"itemData":{"id":474,"type":"article-journal","title":"Controlling the False Discovery Rate: A Practical and Powerful Approach to Multiple Testing","author":[{"family":"Benjamini","given":"Yoav"},{"family":"Hochberg","given":"Yosef"}],"issued":{"date-parts":[[1995]]},"container-title":"Journal of the Royal Statistical Society Series B: Statistical Methodology","volume":"57","issue":"1","page":"289-300","DOI":"10.1111/j.2517-6161.1995.tb02031.x"}}],"schema":"https://github.com/citation-style-language/schema/raw/master/csl-citation.json"} </w:instrText>
+      </w:r>
+      <w:r>
+        <w:fldChar w:fldCharType="separate"/>
+      </w:r>
+      <w:r>
+        <w:t>(Benjamini and Hochberg, 1995)</w:t>
+      </w:r>
+      <w:r>
+        <w:fldChar w:fldCharType="end"/>
+      </w:r>
+      <w:r>
+        <w:t xml:space="preserve">. Genes with p_adj &lt; 0.05 and |log2FC| ≥ 1 were called differentially expressed. Sensitivity to unmodelled variation was assessed with svaseq </w:t>
+      </w:r>
+      <w:r>
+        <w:fldChar w:fldCharType="begin"/>
+      </w:r>
+      <w:r>
+        <w:instrText xml:space="preserve"> ADDIN ZOTERO_ITEM CSL_CITATION {"citationID":"32nTwgdO","properties":{"formattedCitation":"(sva v3.50.0; Leek, 2014)","plainCitation":"(sva v3.50.0; Leek, 2014)","noteIndex":0},"citationItems":[{"id":473,"uris":["http://zotero.org/users/local/9j0F5ae7/items/SNCXEU8E"],"itemData":{"id":473,"type":"article-journal","title":"svaseq: removing batch effects and other unwanted noise from sequencing data","author":[{"family":"Leek","given":"JT"}],"issued":{"date-parts":[[2014]]},"container-title":"Nucleic Acids Res","volume":"42","issue":"21","page":"e161","DOI":"10.1093/nar/gku864","URL":"https://pubmed.ncbi.nlm.nih.gov/25294822/"},"prefix":"sva v3.50.0; "}],"schema":"https://github.com/citation-style-language/schema/raw/master/csl-citation.json"} </w:instrText>
+      </w:r>
+      <w:r>
+        <w:fldChar w:fldCharType="separate"/>
+      </w:r>
+      <w:r>
+        <w:t>(sva v3.50.0; Leek, 2014)</w:t>
+      </w:r>
+      <w:r>
+        <w:fldChar w:fldCharType="end"/>
+      </w:r>
+      <w:r>
+        <w:t>; the principal findings were unchanged.</w:t>
       </w:r>
     </w:p>
     <w:bookmarkEnd w:id="12"/>
@@ -340,7 +913,25 @@
         <w:pStyle w:val="FirstParagraph"/>
       </w:pPr>
       <w:r>
-        <w:t xml:space="preserve">Splicing was quantified with rMATS Turbo v4.3.0 (Shen et al., 2014) with</w:t>
+        <w:t xml:space="preserve">Splicing was quantified with rMATS Turbo v4.3.0 </w:t>
+      </w:r>
+      <w:r>
+        <w:fldChar w:fldCharType="begin"/>
+      </w:r>
+      <w:r>
+        <w:instrText xml:space="preserve"> ADDIN ZOTERO_ITEM CSL_CITATION {"citationID":"8zEssNSg","properties":{"formattedCitation":"(Shen et al., 2014)","plainCitation":"(Shen et al., 2014)","noteIndex":0},"citationItems":[{"id":741,"uris":["http://zotero.org/users/local/9j0F5ae7/items/8FQ532EG"],"itemData":{"id":741,"type":"article-journal","title":"rMATS: Robust and flexible detection of differential alternative splicing from replicate RNA-Seq data","author":[{"family":"Shen","given":"Shihao"},{"family":"Park","given":"Juw Won"},{"family":"Lu","given":"Zhi-xiang"},{"family":"Lin","given":"Lan"},{"family":"Henry","given":"Michael D."},{"family":"Wu","given":"Ying Nian"},{"family":"Zhou","given":"Qing"},{"family":"Xing","given":"Yi"}],"issued":{"date-parts":[[2014]]},"container-title":"Proceedings of the National Academy of Sciences","volume":"111","issue":"51","DOI":"10.1073/pnas.1419161111","URL":"https://pnas.org/doi/full/10.1073/pnas.1419161111"}}],"schema":"https://github.com/citation-style-language/schema/raw/master/csl-citation.json"} </w:instrText>
+      </w:r>
+      <w:r>
+        <w:fldChar w:fldCharType="separate"/>
+      </w:r>
+      <w:r>
+        <w:t>(Shen et al., 2014)</w:t>
+      </w:r>
+      <w:r>
+        <w:fldChar w:fldCharType="end"/>
+      </w:r>
+      <w:r>
+        <w:t xml:space="preserve"> with</w:t>
       </w:r>
       <w:r>
         <w:t xml:space="preserve"> </w:t>
@@ -583,7 +1174,115 @@
         <w:pStyle w:val="FirstParagraph"/>
       </w:pPr>
       <w:r>
-        <w:t xml:space="preserve">Transcript-level quantification used Salmon v1.11.4 (Patro et al., 2017) against an index built from the comprehensive GENCODE v47 transcript set (384,354 transcripts). Transcript estimates were aggregated to genes with the transcript-to-gene map of the same comprehensive annotation. The map of the basic annotation covers only 157,588 of those transcripts and would discard 26% of the transcripts per million at the aggregation step, so it was not used for any gene-level summary. Differential isoform usage was assessed with IsoformSwitchAnalyzeR v2.6.0 (Vitting-Seerup and Sandelin, 2019), DRIMSeq v1.34.0 (Nowicka and Robinson, 2016) and stageR v1.28.0 (Van den Berge et al., 2017), including prediction of open reading frames, premature termination codons, sensitivity to nonsense-mediated decay (NMD) and protein-domain consequences. As an annotation-independent comparison, LeafCutter v0.2.9 (Li et al., 2018) was run on the same alignments, and SUPPA2 v2.3 (Trincado et al., 2018) was run on the three control and three 75 ng/mL libraries as a check of method concordance.</w:t>
+        <w:t xml:space="preserve">Transcript-level quantification used Salmon v1.11.4 </w:t>
+      </w:r>
+      <w:r>
+        <w:fldChar w:fldCharType="begin"/>
+      </w:r>
+      <w:r>
+        <w:instrText xml:space="preserve"> ADDIN ZOTERO_ITEM CSL_CITATION {"citationID":"UsqA2Jca","properties":{"formattedCitation":"(Patro et al., 2017)","plainCitation":"(Patro et al., 2017)","noteIndex":0},"citationItems":[{"id":455,"uris":["http://zotero.org/users/local/9j0F5ae7/items/JKR43P73"],"itemData":{"id":455,"type":"article-journal","title":"Salmon provides fast and bias-aware quantification of transcript expression","author":[{"family":"Patro","given":"R"},{"family":"Duggal","given":"G"},{"family":"Love","given":"MI"},{"family":"Irizarry","given":"RA"},{"family":"Kingsford","given":"C"}],"issued":{"date-parts":[[2017]]},"container-title":"Nat Methods","volume":"14","issue":"4","page":"417-419","DOI":"10.1038/nmeth.4197"}}],"schema":"https://github.com/citation-style-language/schema/raw/master/csl-citation.json"} </w:instrText>
+      </w:r>
+      <w:r>
+        <w:fldChar w:fldCharType="separate"/>
+      </w:r>
+      <w:r>
+        <w:t>(Patro et al., 2017)</w:t>
+      </w:r>
+      <w:r>
+        <w:fldChar w:fldCharType="end"/>
+      </w:r>
+      <w:r>
+        <w:t xml:space="preserve"> against an index built from the comprehensive GENCODE v47 transcript set (384,354 transcripts). Transcript estimates were aggregated to genes with the transcript-to-gene map of the same comprehensive annotation. The map of the basic annotation covers only 157,588 of those transcripts and would discard 26% of the transcripts per million at the aggregation step, so it was not used for any gene-level summary. Differential isoform usage was assessed with IsoformSwitchAnalyzeR v2.6.0 </w:t>
+      </w:r>
+      <w:r>
+        <w:fldChar w:fldCharType="begin"/>
+      </w:r>
+      <w:r>
+        <w:instrText xml:space="preserve"> ADDIN ZOTERO_ITEM CSL_CITATION {"citationID":"ZOEIbtP6","properties":{"formattedCitation":"(Vitting-Seerup and Sandelin, 2019)","plainCitation":"(Vitting-Seerup and Sandelin, 2019)","noteIndex":0},"citationItems":[{"id":467,"uris":["http://zotero.org/users/local/9j0F5ae7/items/CHYDNFAS"],"itemData":{"id":467,"type":"article-journal","title":"IsoformSwitchAnalyzeR: analysis of changes in genome-wide patterns of alternative splicing and its functional consequences","author":[{"family":"Vitting-Seerup","given":"K"},{"family":"Sandelin","given":"A"}],"issued":{"date-parts":[[2019]]},"container-title":"Bioinformatics","volume":"35","issue":"21","page":"4469-4471","DOI":"10.1093/bioinformatics/btz247","URL":"https://pubmed.ncbi.nlm.nih.gov/30989184/"}}],"schema":"https://github.com/citation-style-language/schema/raw/master/csl-citation.json"} </w:instrText>
+      </w:r>
+      <w:r>
+        <w:fldChar w:fldCharType="separate"/>
+      </w:r>
+      <w:r>
+        <w:t>(Vitting-Seerup and Sandelin, 2019)</w:t>
+      </w:r>
+      <w:r>
+        <w:fldChar w:fldCharType="end"/>
+      </w:r>
+      <w:r>
+        <w:t xml:space="preserve">, DRIMSeq v1.34.0 </w:t>
+      </w:r>
+      <w:r>
+        <w:fldChar w:fldCharType="begin"/>
+      </w:r>
+      <w:r>
+        <w:instrText xml:space="preserve"> ADDIN ZOTERO_ITEM CSL_CITATION {"citationID":"en5Jq3vC","properties":{"formattedCitation":"(Nowicka and Robinson, 2016)","plainCitation":"(Nowicka and Robinson, 2016)","noteIndex":0},"citationItems":[{"id":705,"uris":["http://zotero.org/users/local/9j0F5ae7/items/78S73QFX"],"itemData":{"id":705,"type":"article-journal","title":"DRIMSeq: a Dirichlet-multinomial framework for multivariate count outcomes in genomics","author":[{"family":"Nowicka","given":"Malgorzata"},{"family":"Robinson","given":"Mark D."}],"issued":{"date-parts":[[2016]]},"container-title":"F1000Research","volume":"5","page":"1356","DOI":"10.12688/f1000research.8900.2","URL":"https://f1000research.com/articles/5-1356/v2"}}],"schema":"https://github.com/citation-style-language/schema/raw/master/csl-citation.json"} </w:instrText>
+      </w:r>
+      <w:r>
+        <w:fldChar w:fldCharType="separate"/>
+      </w:r>
+      <w:r>
+        <w:t>(Nowicka and Robinson, 2016)</w:t>
+      </w:r>
+      <w:r>
+        <w:fldChar w:fldCharType="end"/>
+      </w:r>
+      <w:r>
+        <w:t xml:space="preserve"> and stageR v1.28.0 </w:t>
+      </w:r>
+      <w:r>
+        <w:fldChar w:fldCharType="begin"/>
+      </w:r>
+      <w:r>
+        <w:instrText xml:space="preserve"> ADDIN ZOTERO_ITEM CSL_CITATION {"citationID":"hSGnSj8a","properties":{"formattedCitation":"(Van den Berge et al., 2017)","plainCitation":"(Van den Berge et al., 2017)","noteIndex":0},"citationItems":[{"id":768,"uris":["http://zotero.org/users/local/9j0F5ae7/items/M5Q4UPWA"],"itemData":{"id":768,"type":"article-journal","title":"stageR: a general stage-wise method for controlling the gene-level false discovery rate in differential expression and differential transcript usage","author":[{"family":"Van Den Berge","given":"Koen"},{"family":"Soneson","given":"Charlotte"},{"family":"Robinson","given":"Mark D."},{"family":"Clement","given":"Lieven"}],"issued":{"date-parts":[[2017]]},"container-title":"Genome Biology","volume":"18","issue":"1","page":"151","DOI":"10.1186/s13059-017-1277-0","URL":"http://genomebiology.biomedcentral.com/articles/10.1186/s13059-017-1277-0"}}],"schema":"https://github.com/citation-style-language/schema/raw/master/csl-citation.json"} </w:instrText>
+      </w:r>
+      <w:r>
+        <w:fldChar w:fldCharType="separate"/>
+      </w:r>
+      <w:r>
+        <w:t>(Van den Berge et al., 2017)</w:t>
+      </w:r>
+      <w:r>
+        <w:fldChar w:fldCharType="end"/>
+      </w:r>
+      <w:r>
+        <w:t xml:space="preserve">, including prediction of open reading frames, premature termination codons, sensitivity to nonsense-mediated decay (NMD) and protein-domain consequences. As an annotation-independent comparison, LeafCutter v0.2.9 </w:t>
+      </w:r>
+      <w:r>
+        <w:fldChar w:fldCharType="begin"/>
+      </w:r>
+      <w:r>
+        <w:instrText xml:space="preserve"> ADDIN ZOTERO_ITEM CSL_CITATION {"citationID":"Gtso20fd","properties":{"formattedCitation":"(Li et al., 2018)","plainCitation":"(Li et al., 2018)","noteIndex":0},"citationItems":[{"id":817,"uris":["http://zotero.org/users/local/9j0F5ae7/items/XWLJ6FJH"],"itemData":{"id":817,"type":"article-journal","title":"Annotation-free quantification of RNA splicing using LeafCutter","author":[{"family":"Li","given":"Yang I."},{"family":"Knowles","given":"David A."},{"family":"Humphrey","given":"Jack"},{"family":"Barbeira","given":"Alvaro N."},{"family":"Dickinson","given":"Scott P."},{"family":"Im","given":"Hae Kyung"},{"family":"Pritchard","given":"Jonathan K."}],"issued":{"date-parts":[[2018]]},"container-title":"Nature Genetics","volume":"50","issue":"1","page":"151-158","DOI":"10.1038/s41588-017-0004-9","URL":"https://doi.org/10.1038/s41588-017-0004-9"}}],"schema":"https://github.com/citation-style-language/schema/raw/master/csl-citation.json"} </w:instrText>
+      </w:r>
+      <w:r>
+        <w:fldChar w:fldCharType="separate"/>
+      </w:r>
+      <w:r>
+        <w:t>(Li et al., 2018)</w:t>
+      </w:r>
+      <w:r>
+        <w:fldChar w:fldCharType="end"/>
+      </w:r>
+      <w:r>
+        <w:t xml:space="preserve"> was run on the same alignments, and SUPPA2 v2.3 </w:t>
+      </w:r>
+      <w:r>
+        <w:fldChar w:fldCharType="begin"/>
+      </w:r>
+      <w:r>
+        <w:instrText xml:space="preserve"> ADDIN ZOTERO_ITEM CSL_CITATION {"citationID":"q0H6tBHO","properties":{"formattedCitation":"(Trincado et al., 2018)","plainCitation":"(Trincado et al., 2018)","noteIndex":0},"citationItems":[{"id":764,"uris":["http://zotero.org/users/local/9j0F5ae7/items/RC875HFV"],"itemData":{"id":764,"type":"article-journal","title":"SUPPA2: fast, accurate, and uncertainty-aware differential splicing analysis across multiple conditions","author":[{"family":"Trincado","given":"Juan L."},{"family":"Entizne","given":"Juan C."},{"family":"Hysenaj","given":"Gerald"},{"family":"Singh","given":"Babita"},{"family":"Skalic","given":"Miha"},{"family":"Elliott","given":"David J."},{"family":"Eyras","given":"Eduardo"}],"issued":{"date-parts":[[2018]]},"container-title":"Genome Biology","volume":"19","issue":"1","page":"40","DOI":"10.1186/s13059-018-1417-1","URL":"https://genomebiology.biomedcentral.com/articles/10.1186/s13059-018-1417-1"}}],"schema":"https://github.com/citation-style-language/schema/raw/master/csl-citation.json"} </w:instrText>
+      </w:r>
+      <w:r>
+        <w:fldChar w:fldCharType="separate"/>
+      </w:r>
+      <w:r>
+        <w:t>(Trincado et al., 2018)</w:t>
+      </w:r>
+      <w:r>
+        <w:fldChar w:fldCharType="end"/>
+      </w:r>
+      <w:r>
+        <w:t xml:space="preserve"> was run on the three control and three 75 ng/mL libraries as a check of method concordance.</w:t>
       </w:r>
     </w:p>
     <w:bookmarkEnd w:id="14"/>
@@ -601,7 +1300,19 @@
         <w:pStyle w:val="FirstParagraph"/>
       </w:pPr>
       <w:r>
-        <w:t xml:space="preserve">Splice junctions were extracted directly from the alignments in two independent ways, so that no conclusion rests on a single extraction rule. The first set was produced with regtools v1.0.0 (Cotto et al., 2023;</w:t>
+        <w:t xml:space="preserve">Splice junctions were extracted directly from the alignments in two independent ways, so that no conclusion rests on a single extraction rule. The first set was produced with regtools v1.0.0 </w:t>
+      </w:r>
+      <w:r>
+        <w:fldChar w:fldCharType="begin"/>
+      </w:r>
+      <w:r>
+        <w:instrText xml:space="preserve"> ADDIN ZOTERO_ITEM CSL_CITATION {"citationID":"QZ9vWrsa","properties":{"formattedCitation":"(Cotto et al., 2023; junctions extract -s XS -a 8 -m 50 -M 1000000)","plainCitation":"(Cotto et al., 2023; junctions extract -s XS -a 8 -m 50 -M 1000000)","noteIndex":0},"citationItems":[{"id":850,"uris":["http://zotero.org/users/local/9j0F5ae7/items/KN32LGJC"],"itemData":{"id":850,"type":"article-journal","title":"Integrated analysis of genomic and transcriptomic data for the discovery of splice-associated variants in cancer","author":[{"family":"Cotto","given":"Kelsy C."},{"family":"Feng","given":"Yang-Yang"},{"family":"Ramu","given":"Avinash"},{"family":"Richters","given":"Megan"},{"family":"Freshour","given":"Sharon L."},{"family":"Skidmore","given":"Zachary L."},{"family":"Xia","given":"Huiming"},{"family":"McMichael","given":"Joshua F."},{"family":"Kunisaki","given":"Jason"},{"family":"Campbell","given":"Katie M."},{"family":"Chen","given":"Timothy Hung-Po"},{"family":"Rozycki","given":"Emily B."},{"family":"Adkins","given":"Douglas"},{"family":"Devarakonda","given":"Siddhartha"},{"family":"Sankararaman","given":"Sumithra"},{"family":"Lin","given":"Yiing"},{"family":"Chapman","given":"William C."},{"family":"Maher","given":"Christopher A."},{"family":"Arora","given":"Vivek"},{"family":"Dunn","given":"Gavin P."},{"family":"Uppaluri","given":"Ravindra"},{"family":"Govindan","given":"Ramaswamy"},{"family":"Griffith","given":"Obi L."},{"family":"Griffith","given":"Malachi"}],"issued":{"date-parts":[[2023]]},"container-title":"Nature Communications","volume":"14","issue":"1","DOI":"10.1038/s41467-023-37266-6","URL":"https://doi.org/10.1038/s41467-023-37266-6"},"suffix":"; junctions extract -s XS -a 8 -m 50 -M 1000000"}],"schema":"https://github.com/citation-style-language/schema/raw/master/csl-citation.json"} </w:instrText>
+      </w:r>
+      <w:r>
+        <w:fldChar w:fldCharType="separate"/>
+      </w:r>
+      <w:r>
+        <w:t xml:space="preserve">(Cotto et al., 2023;</w:t>
       </w:r>
       <w:r>
         <w:t xml:space="preserve"> </w:t>
@@ -613,7 +1324,13 @@
         <w:t xml:space="preserve">junctions extract -s XS -a 8 -m 50 -M 1000000</w:t>
       </w:r>
       <w:r>
-        <w:t xml:space="preserve">). The second was produced with an in-house extractor that parses N operations from the CIGAR string and additionally requires a mapping quality (MAPQ) ≥ 30, primary non-duplicate alignment, an 8 bp matched anchor on both sides, and an intron length between 50 and 500,000 bp. Junctions are reported as 1-based, intron-inclusive intervals. On the primary SH-SY5Y comparison the two raw sets share 217,550 junctions, counted before strand-independent merging and before the read-support filters below; the sets differ in size because regtools applies no mapping-quality threshold and admits longer introns. All eleven comparisons were run on the regtools set; the SH-SY5Y comparison was run on both, and every conclusion drawn from it holds in each.</w:t>
+        <w:t>)</w:t>
+      </w:r>
+      <w:r>
+        <w:fldChar w:fldCharType="end"/>
+      </w:r>
+      <w:r>
+        <w:t>. The second was produced with an in-house extractor that parses N operations from the CIGAR string and additionally requires a mapping quality (MAPQ) ≥ 30, primary non-duplicate alignment, an 8 bp matched anchor on both sides, and an intron length between 50 and 500,000 bp. Junctions are reported as 1-based, intron-inclusive intervals. On the primary SH-SY5Y comparison the two raw sets share 217,550 junctions, counted before strand-independent merging and before the read-support filters below; the sets differ in size because regtools applies no mapping-quality threshold and admits longer introns. All eleven comparisons were run on the regtools set; the SH-SY5Y comparison was run on both, and every conclusion drawn from it holds in each.</w:t>
       </w:r>
     </w:p>
     <w:p>
@@ -621,7 +1338,25 @@
         <w:pStyle w:val="BodyText"/>
       </w:pPr>
       <w:r>
-        <w:t xml:space="preserve">Junctions were classified against GENCODE v47 (human) or vM25 (mouse) as annotated, novel combination (both splice sites annotated, the junction not), novel site (one site unannotated), or fully novel. Local splicing variations (LSVs) were defined by shared donor and by shared acceptor, and the share of an LSV’s reads carried by each junction defined its percent-spliced-in. Differences between groups were tested with a beta-binomial likelihood-ratio test using a dataset-wide overdispersion parameter chosen by profile likelihood, with Benjamini–Hochberg correction across all tested junctions, and replicate-level bootstrap 95% confidence intervals (2,000 resamples). An LSV required at least 20 reads per sample on average and non-zero coverage in every sample; a junction required at least 5 reads in at least one sample.</w:t>
+        <w:t xml:space="preserve">Junctions were classified against GENCODE v47 (human) or vM25 (mouse) as annotated, novel combination (both splice sites annotated, the junction not), novel site (one site unannotated), or fully novel. Local splicing variations (LSVs) were defined by shared donor and by shared acceptor, and the share of an LSV’s reads carried by each junction defined its percent-spliced-in </w:t>
+      </w:r>
+      <w:r>
+        <w:fldChar w:fldCharType="begin"/>
+      </w:r>
+      <w:r>
+        <w:instrText xml:space="preserve"> ADDIN ZOTERO_ITEM CSL_CITATION {"citationID":"VulNivjx","properties":{"formattedCitation":"(Vaquero-Garcia et al., 2016)","plainCitation":"(Vaquero-Garcia et al., 2016)","noteIndex":0},"citationItems":[{"id":862,"uris":["http://zotero.org/users/local/9j0F5ae7/items/C3RGWZ5L"],"itemData":{"id":862,"type":"article-journal","title":"A new view of transcriptome complexity and regulation through the lens of local splicing variations","author":[{"family":"Vaquero-Garcia","given":"Jorge"},{"family":"Barrera","given":"Alejandro"},{"family":"Gazzara","given":"Matthew R"},{"family":"González-Vallinas","given":"Juan"},{"family":"Lahens","given":"Nicholas F"},{"family":"Hogenesch","given":"John B"},{"family":"Lynch","given":"Kristen W"},{"family":"Barash","given":"Yoseph"}],"issued":{"date-parts":[[2016]]},"container-title":"eLife","volume":"5","DOI":"10.7554/elife.11752","URL":"https://doi.org/10.7554/elife.11752"}}],"schema":"https://github.com/citation-style-language/schema/raw/master/csl-citation.json"} </w:instrText>
+      </w:r>
+      <w:r>
+        <w:fldChar w:fldCharType="separate"/>
+      </w:r>
+      <w:r>
+        <w:t>(Vaquero-Garcia et al., 2016)</w:t>
+      </w:r>
+      <w:r>
+        <w:fldChar w:fldCharType="end"/>
+      </w:r>
+      <w:r>
+        <w:t>. Differences between groups were tested with a beta-binomial likelihood-ratio test using a dataset-wide overdispersion parameter chosen by profile likelihood, with Benjamini–Hochberg correction across all tested junctions, and replicate-level bootstrap 95% confidence intervals (2,000 resamples). An LSV required at least 20 reads per sample on average and non-zero coverage in every sample; a junction required at least 5 reads in at least one sample.</w:t>
       </w:r>
     </w:p>
     <w:p>
@@ -629,7 +1364,7 @@
         <w:pStyle w:val="BodyText"/>
       </w:pPr>
       <w:r>
-        <w:t xml:space="preserve">The calling threshold was calibrated against a control-versus-control null: in datasets with four control replicates, the controls were split 2 + 2, the analysis repeated unchanged, and every call counted as a false positive. Under a permissive definition (unannotated junction, ΔPSI ≥ 0.05, q &lt; 0.05, control PSI ≤ 0.05, bootstrap lower bound above zero) the null produced almost as many calls as the real comparison in iPSC colonies (0.98 per real call) and twice as many in K562 total RNA (2.01; Supplementary Table S14), so raw call counts are not interpretable. We therefore adopted an effect-based definition — a</w:t>
+        <w:t xml:space="preserve">The calling threshold was calibrated against a control-versus-control null: in datasets with four control replicates, the controls were split 2 + 2, the analysis repeated unchanged, and every call counted as a false positive. Under a permissive definition (unannotated junction, ΔPSI ≥ 0.05, q &lt; 0.05, control PSI ≤ 0.05, bootstrap lower bound above zero) the null produced almost as many calls as the real comparison in iPSC colonies (0.98 per real call) and twice as many in K562 total RNA (2.01; Supplementary Table S14), so raw call counts are not interpretable. We therefore adopted an effect-based definition: a</w:t>
       </w:r>
       <w:r>
         <w:t xml:space="preserve"> </w:t>
@@ -687,7 +1422,25 @@
         <w:pStyle w:val="FirstParagraph"/>
       </w:pPr>
       <w:r>
-        <w:t xml:space="preserve">FRASER v1.14.1 (Mertes et al., 2021) was run on the nine-sample SH-SY5Y doxycycline series (0, 25 and 75 ng/mL), counting split and non-split reads from the alignments and modelling ψ5, ψ3 and splicing efficiency θ. FRASER treats aberrant splicing as a rare, sample-specific deviation from a cohort norm; because depleted samples form two-thirds of this cohort, results are reported as per-sample outlier burden.</w:t>
+        <w:t xml:space="preserve">FRASER v1.14.1 </w:t>
+      </w:r>
+      <w:r>
+        <w:fldChar w:fldCharType="begin"/>
+      </w:r>
+      <w:r>
+        <w:instrText xml:space="preserve"> ADDIN ZOTERO_ITEM CSL_CITATION {"citationID":"MybW3bAP","properties":{"formattedCitation":"(Mertes et al., 2021)","plainCitation":"(Mertes et al., 2021)","noteIndex":0},"citationItems":[{"id":472,"uris":["http://zotero.org/users/local/9j0F5ae7/items/NJVNP5GL"],"itemData":{"id":472,"type":"article-journal","title":"Detection of aberrant splicing events in RNA-seq data using FRASER","author":[{"family":"Mertes","given":"C"},{"family":"Scheller","given":"IF"},{"family":"Yépez","given":"VA"},{"family":"Çelik","given":"MH"},{"family":"Liang","given":"Y"},{"family":"Kremer","given":"LS"},{"family":"Gusic","given":"M"},{"family":"Prokisch","given":"H"},{"family":"Gagneur","given":"J"}],"issued":{"date-parts":[[2021]]},"container-title":"Nat Commun","volume":"12","issue":"1","page":"529","DOI":"10.1038/s41467-020-20573-7","URL":"https://pubmed.ncbi.nlm.nih.gov/33483494/"}}],"schema":"https://github.com/citation-style-language/schema/raw/master/csl-citation.json"} </w:instrText>
+      </w:r>
+      <w:r>
+        <w:fldChar w:fldCharType="separate"/>
+      </w:r>
+      <w:r>
+        <w:t>(Mertes et al., 2021)</w:t>
+      </w:r>
+      <w:r>
+        <w:fldChar w:fldCharType="end"/>
+      </w:r>
+      <w:r>
+        <w:t xml:space="preserve"> was run on the nine-sample SH-SY5Y doxycycline series (0, 25 and 75 ng/mL), counting split and non-split reads from the alignments and modelling ψ5, ψ3 and splicing efficiency θ. FRASER treats aberrant splicing as a rare, sample-specific deviation from a cohort norm; because depleted samples form two-thirds of this cohort, results are reported as per-sample outlier burden.</w:t>
       </w:r>
     </w:p>
     <w:bookmarkEnd w:id="16"/>
@@ -773,7 +1526,7 @@
         <w:t xml:space="preserve"> </w:t>
       </w:r>
       <w:r>
-        <w:t xml:space="preserve">intron 2 index difference from +0.145 to +0.489. Equivalent windows were built for 687 orthologous mouse genes. The analysis was run in the four knockdown comparisons whose alignments were available — SH-SY5Y, iPSC-derived motor neurons, C2C12 and NSC34 — and results are reported only for units whose input windows passed the depth filter.</w:t>
+        <w:t xml:space="preserve">intron 2 index difference from +0.145 to +0.489. Equivalent windows were built for 687 orthologous mouse genes. The analysis was run in the four knockdown comparisons whose alignments were available: SH-SY5Y, iPSC-derived motor neurons, C2C12 and NSC34; results are reported only for units whose input windows passed the depth filter.</w:t>
       </w:r>
     </w:p>
     <w:p>
@@ -813,7 +1566,25 @@
         <w:t xml:space="preserve"> </w:t>
       </w:r>
       <w:r>
-        <w:t xml:space="preserve">is the distal half’s share of the terminal exon, following the logic of DaPars (Xia et al., 2014). Both indices are reported as point estimates with bootstrap intervals obtained by complete enumeration of the replicate combinations rather than by sampling: 3⁶ = 729 combinations for the three-versus-three comparisons and 2⁴ = 16 for the two-versus-two iPSC-derived motor neurons, where the interval is correspondingly coarse. No p or q values are produced. A unit was retained only if, in every sample, the mean per-base depths of its two windows summed to at least 3.</w:t>
+        <w:t xml:space="preserve">is the distal half’s share of the terminal exon, following the logic of DaPars </w:t>
+      </w:r>
+      <w:r>
+        <w:fldChar w:fldCharType="begin"/>
+      </w:r>
+      <w:r>
+        <w:instrText xml:space="preserve"> ADDIN ZOTERO_ITEM CSL_CITATION {"citationID":"83uPR6oG","properties":{"formattedCitation":"(Xia et al., 2014)","plainCitation":"(Xia et al., 2014)","noteIndex":0},"citationItems":[{"id":865,"uris":["http://zotero.org/users/local/9j0F5ae7/items/HKDDJM66"],"itemData":{"id":865,"type":"article-journal","title":"Dynamic analyses of alternative polyadenylation from RNA-seq reveal a 3′-UTR landscape across seven tumour types","author":[{"family":"Xia","given":"Zheng"},{"family":"Donehower","given":"Lawrence A."},{"family":"Cooper","given":"Thomas A."},{"family":"Neilson","given":"Joel R."},{"family":"Wheeler","given":"David A."},{"family":"Wagner","given":"Eric J."},{"family":"Li","given":"Wei"}],"issued":{"date-parts":[[2014]]},"container-title":"Nature Communications","volume":"5","issue":"1","DOI":"10.1038/ncomms6274","URL":"https://doi.org/10.1038/ncomms6274"}}],"schema":"https://github.com/citation-style-language/schema/raw/master/csl-citation.json"} </w:instrText>
+      </w:r>
+      <w:r>
+        <w:fldChar w:fldCharType="separate"/>
+      </w:r>
+      <w:r>
+        <w:t>(Xia et al., 2014)</w:t>
+      </w:r>
+      <w:r>
+        <w:fldChar w:fldCharType="end"/>
+      </w:r>
+      <w:r>
+        <w:t>. Both indices are reported as point estimates with bootstrap intervals obtained by complete enumeration of the replicate combinations rather than by sampling: 3⁶ = 729 combinations for the three-versus-three comparisons and 2⁴ = 16 for the two-versus-two iPSC-derived motor neurons, where the interval is correspondingly coarse. No p or q values are produced. A unit was retained only if, in every sample, the mean per-base depths of its two windows summed to at least 3.</w:t>
       </w:r>
     </w:p>
     <w:bookmarkEnd w:id="17"/>
@@ -831,7 +1602,25 @@
         <w:pStyle w:val="FirstParagraph"/>
       </w:pPr>
       <w:r>
-        <w:t xml:space="preserve">Gene-level counts were obtained from GSE307054 (Sinha et al., 2025; i3Neurons; TDP-43 knockdown crossed with knockdown of XRN1, UPF1 and SMG6 in four combinations, two replicates each) and normalised with the authors’ size factors. Sequencing batch is confounded with TDP-43 status in that design, so the interaction was formed as a difference of within-batch differences:</w:t>
+        <w:t xml:space="preserve">Gene-level counts were obtained from GSE307054 </w:t>
+      </w:r>
+      <w:r>
+        <w:fldChar w:fldCharType="begin"/>
+      </w:r>
+      <w:r>
+        <w:instrText xml:space="preserve"> ADDIN ZOTERO_ITEM CSL_CITATION {"citationID":"u9SgdtmK","properties":{"formattedCitation":"(Sinha et al., 2025; i3Neurons; TDP-43 knockdown crossed with knockdown of XRN1, UPF1 and SMG6 in four combinations, two replicates each)","plainCitation":"(Sinha et al., 2025; i3Neurons; TDP-43 knockdown crossed with knockdown of XRN1, UPF1 and SMG6 in four combinations, two replicates each)","noteIndex":0},"citationItems":[{"id":744,"uris":["http://zotero.org/users/local/9j0F5ae7/items/M6EELWMV"],"itemData":{"id":744,"type":"article","title":"Inhibition of nonsense-mediated decay in TDP-43 deficient neurons reveals novel cryptic exons","author":[{"family":"Sinha","given":"Irika R."},{"family":"Ye","given":"Yingzhi"},{"family":"Li","given":"Yini"},{"family":"Sandal","given":"Parker S."},{"family":"Wong","given":"Philip C."},{"family":"Sun","given":"Shuying"},{"family":"Ling","given":"Jonathan P."}],"issued":{"date-parts":[[2025]]},"DOI":"10.1101/2025.06.28.661837","URL":"http://biorxiv.org/lookup/doi/10.1101/2025.06.28.661837"},"suffix":"; i3Neurons; TDP-43 knockdown crossed with knockdown of XRN1, UPF1 and SMG6 in four combinations, two replicates each"}],"schema":"https://github.com/citation-style-language/schema/raw/master/csl-citation.json"} </w:instrText>
+      </w:r>
+      <w:r>
+        <w:fldChar w:fldCharType="separate"/>
+      </w:r>
+      <w:r>
+        <w:t>(Sinha et al., 2025; i3Neurons; TDP-43 knockdown crossed with knockdown of XRN1, UPF1 and SMG6 in four combinations, two replicates each)</w:t>
+      </w:r>
+      <w:r>
+        <w:fldChar w:fldCharType="end"/>
+      </w:r>
+      <w:r>
+        <w:t xml:space="preserve"> and normalised with the authors’ size factors. Sequencing batch is confounded with TDP-43 status in that design, so the interaction was formed as a difference of within-batch differences:</w:t>
       </w:r>
     </w:p>
     <w:p>
@@ -869,7 +1658,7 @@
         <w:pStyle w:val="FirstParagraph"/>
       </w:pPr>
       <w:r>
-        <w:t xml:space="preserve">Four cumulative gene panels were assembled from curated SOCE/TRP components (n = 51), channels and transport systems (n = 117), curated Ca²⁺-handling genes (n = 258) and an expanded Ca²⁺-associated set from KEGG and Gene Ontology (n = 732; Supplementary Table S2). Symbols were harmonised to HGNC/MGI and orthology verified via Ensembl Compara. Where results are summarised for the SOCE machinery, this refers to a fixed set of nineteen genes —</w:t>
+        <w:t xml:space="preserve">Four cumulative gene panels were assembled from curated SOCE/TRP components (n = 51), channels and transport systems (n = 117), curated Ca²⁺-handling genes (n = 258) and an expanded Ca²⁺-associated set from KEGG and Gene Ontology (n = 732; Supplementary Table S2). Symbols were harmonised to HGNC/MGI and orthology verified via Ensembl Compara. Where results are summarised for the SOCE machinery, this refers to a fixed set of nineteen genes:</w:t>
       </w:r>
       <w:r>
         <w:t xml:space="preserve"> </w:t>
@@ -1140,7 +1929,43 @@
         <w:pStyle w:val="FirstParagraph"/>
       </w:pPr>
       <w:r>
-        <w:t xml:space="preserve">ALS post-mortem RNA-seq was taken from the New York Genome Center (NYGC) ALS Consortium/Target ALS collection (GSE153960; Prudencio et al., 2020; 1,641 samples with metadata after filtering). After a low-expression filter (counts per million [CPM] &gt; 0.40), comparisons used log2 CPM with per-sample median centring, Mann–Whitney U tests, Benjamini–Hochberg correction within each region and Cliff’s δ as effect size (Cliff, 1993). Ten regions were analysed at the expression level: seven brain regions (cerebellum; frontal, occipital and temporal cortex; lateral and medial motor cortex; hippocampus) and three spinal cord levels (cervical, thoracic, lumbar). The junction-level analysis of Section 3.10 covers eleven regions, adding motor cortex of unspecified subdivision. Within the same cohort, the</w:t>
+        <w:t xml:space="preserve">ALS post-mortem RNA-seq was taken from the New York Genome Center (NYGC) ALS Consortium/Target ALS collection </w:t>
+      </w:r>
+      <w:r>
+        <w:fldChar w:fldCharType="begin"/>
+      </w:r>
+      <w:r>
+        <w:instrText xml:space="preserve"> ADDIN ZOTERO_ITEM CSL_CITATION {"citationID":"pd4ZmSmd","properties":{"formattedCitation":"(GSE153960; Prudencio et al., 2020; 1,641 samples with metadata after filtering)","plainCitation":"(GSE153960; Prudencio et al., 2020; 1,641 samples with metadata after filtering)","noteIndex":0},"citationItems":[{"id":726,"uris":["http://zotero.org/users/local/9j0F5ae7/items/6WQTRGGB"],"itemData":{"id":726,"type":"article-journal","title":"Truncated stathmin-2 is a marker of TDP-43 pathology in frontotemporal dementia","author":[{"family":"Prudencio","given":"Mercedes"},{"family":"Humphrey","given":"Jack"},{"family":"Pickles","given":"Sarah"},{"family":"Brown","given":"Anna-Leigh"},{"family":"Hill","given":"Sarah E."},{"family":"Kachergus","given":"Jennifer M."},{"family":"Shi","given":"J."},{"family":"Heckman","given":"Michael G."},{"family":"Spiegel","given":"Matthew R."},{"family":"Cook","given":"Casey"},{"family":"Song","given":"Yuping"},{"family":"Yue","given":"Mei"},{"family":"Daughrity","given":"Lillian M."},{"family":"Carlomagno","given":"Yari"},{"family":"Jansen-West","given":"Karen"},{"family":"De Castro","given":"Cristhoper Fernandez"},{"family":"DeTure","given":"Michael"},{"family":"Koga","given":"Shunsuke"},{"family":"Wang","given":"Ying-Chih"},{"family":"Sivakumar","given":"Prasanth"},{"family":"Bodo","given":"Cristian"},{"family":"Candalija","given":"Ana"},{"family":"Talbot","given":"Kevin"},{"family":"Selvaraj","given":"Bhuvaneish T."},{"family":"Burr","given":"Karen"},{"family":"Chandran","given":"Siddharthan"},{"family":"Newcombe","given":"Jia"},{"family":"Lashley","given":"Tammaryn"},{"family":"Hubbard","given":"Isabel"},{"family":"Catalano","given":"Demetra"},{"family":"Kim","given":"Duyang"},{"family":"Propp","given":"Nadia"},{"family":"Fennessey","given":"Samantha"},{"family":"Fagegaltier","given":"Delphine"},{"family":"Phatnani","given":"Hemali"},{"family":"Secrier","given":"Maria"},{"family":"Fisher","given":"Elizabeth M.C."},{"family":"Oskarsson","given":"Björn"},{"family":"Van Blitterswijk","given":"Marka"},{"family":"Rademakers","given":"Rosa"},{"family":"Graff-Radford","given":"Neil R."},{"family":"Boeve","given":"Bradley F."},{"family":"Knopman","given":"David S."},{"family":"Petersen","given":"Ronald C."},{"family":"Josephs","given":"Keith A."},{"family":"Thompson","given":"E. Aubrey"},{"family":"Raj","given":"Towfique"},{"family":"Ward","given":"Michael"},{"family":"Dickson","given":"Dennis W."},{"family":"Gendron","given":"Tania F."},{"family":"Fratta","given":"Pietro"},{"family":"Petrucelli","given":"Leonard"}],"issued":{"date-parts":[[2020]]},"container-title":"Journal of Clinical Investigation","volume":"130","issue":"11","page":"6080-6092","DOI":"10.1172/JCI139741","URL":"https://www.jci.org/articles/view/139741"},"prefix":"GSE153960; ","suffix":"; 1,641 samples with metadata after filtering"}],"schema":"https://github.com/citation-style-language/schema/raw/master/csl-citation.json"} </w:instrText>
+      </w:r>
+      <w:r>
+        <w:fldChar w:fldCharType="separate"/>
+      </w:r>
+      <w:r>
+        <w:t>(GSE153960; Prudencio et al., 2020; 1,641 samples with metadata after filtering)</w:t>
+      </w:r>
+      <w:r>
+        <w:fldChar w:fldCharType="end"/>
+      </w:r>
+      <w:r>
+        <w:t xml:space="preserve">. After a low-expression filter (counts per million [CPM] &gt; 0.40), comparisons used log2 CPM with per-sample median centring, Mann–Whitney U tests, Benjamini–Hochberg correction within each region and Cliff’s δ as effect size </w:t>
+      </w:r>
+      <w:r>
+        <w:fldChar w:fldCharType="begin"/>
+      </w:r>
+      <w:r>
+        <w:instrText xml:space="preserve"> ADDIN ZOTERO_ITEM CSL_CITATION {"citationID":"Ds9vgU1v","properties":{"formattedCitation":"(Cliff, 1993)","plainCitation":"(Cliff, 1993)","noteIndex":0},"citationItems":[{"id":869,"uris":["http://zotero.org/users/local/9j0F5ae7/items/KMPA74KW"],"itemData":{"id":869,"type":"article-journal","title":"Dominance statistics: Ordinal analyses to answer ordinal questions.","author":[{"family":"Cliff","given":"Norman"}],"issued":{"date-parts":[[1993]]},"container-title":"Psychological Bulletin","volume":"114","issue":"3","page":"494-509","DOI":"10.1037/0033-2909.114.3.494","URL":"https://doi.org/10.1037/0033-2909.114.3.494"}}],"schema":"https://github.com/citation-style-language/schema/raw/master/csl-citation.json"} </w:instrText>
+      </w:r>
+      <w:r>
+        <w:fldChar w:fldCharType="separate"/>
+      </w:r>
+      <w:r>
+        <w:t>(Cliff, 1993)</w:t>
+      </w:r>
+      <w:r>
+        <w:fldChar w:fldCharType="end"/>
+      </w:r>
+      <w:r>
+        <w:t>. Ten regions were analysed at the expression level: seven brain regions (cerebellum; frontal, occipital and temporal cortex; lateral and medial motor cortex; hippocampus) and three spinal cord levels (cervical, thoracic, lumbar). The junction-level analysis of Section 3.10 covers eleven regions, adding motor cortex of unspecified subdivision. Within the same cohort, the</w:t>
       </w:r>
       <w:r>
         <w:t xml:space="preserve"> </w:t>
@@ -1176,7 +2001,79 @@
         <w:pStyle w:val="BodyText"/>
       </w:pPr>
       <w:r>
-        <w:t xml:space="preserve">Independent cohorts were analysed identically: Alzheimer’s disease (GSE125583, fusiform gyrus, 219 cases/70 controls; Srinivasan et al., 2020), Parkinson’s disease (GSE68719, prefrontal cortex, Brodmann area 9 [BA9], 29/44; Dumitriu et al., 2016) and multiple sclerosis (MS; GSE138614, white matter, 10 MS/5 control donors, 98 samples; Elkjaer et al., 2019; and GSE123496, five brain regions, 5/5 donors; Voskuhl et al., 2019). GSE138614 is white matter, whereas the ALS, Alzheimer’s and Parkinson’s comparisons are predominantly grey matter; the tissue compartment therefore differs and is not controlled for. For multiple sclerosis, TRPC1 contributes to SOCE in oligodendrocyte precursor cells (Paez et al., 2011), so a fall in TRPC1 could reflect loss of oligodendrocyte-lineage cells; two additional controls were therefore applied: analysis restricted to normal-appearing white matter, in which myelin markers are preserved, and regression of TRPC1 on MBP, PLP1 and GFAP with testing of the residuals. Several GSE138614 samples come from the same donor, so the lesion-type and normal-appearing white matter comparisons were run both at sample level and after averaging within donors; both are reported, and the donor-level values, which count each donor once, are treated as primary.</w:t>
+        <w:t xml:space="preserve">Independent cohorts were analysed identically: Alzheimer’s disease </w:t>
+      </w:r>
+      <w:r>
+        <w:fldChar w:fldCharType="begin"/>
+      </w:r>
+      <w:r>
+        <w:instrText xml:space="preserve"> ADDIN ZOTERO_ITEM CSL_CITATION {"citationID":"abSjjH7A","properties":{"formattedCitation":"(GSE125583, fusiform gyrus, 219 cases/70 controls; Srinivasan et al., 2020)","plainCitation":"(GSE125583, fusiform gyrus, 219 cases/70 controls; Srinivasan et al., 2020)","noteIndex":0},"citationItems":[{"id":860,"uris":["http://zotero.org/users/local/9j0F5ae7/items/A3RNSUPF"],"itemData":{"id":860,"type":"article-journal","title":"Alzheimer’s Patient Microglia Exhibit Enhanced Aging and Unique Transcriptional Activation","author":[{"family":"Srinivasan","given":"Karpagam"},{"family":"Friedman","given":"Brad A."},{"family":"Etxeberria","given":"Ainhoa"},{"family":"Huntley","given":"Melanie A."},{"family":"van der Brug","given":"Marcel P."},{"family":"Foreman","given":"Oded"},{"family":"Paw","given":"Jonathan S."},{"family":"Modrusan","given":"Zora"},{"family":"Beach","given":"Thomas G."},{"family":"Serrano","given":"Geidy E."},{"family":"Hansen","given":"David V."}],"issued":{"date-parts":[[2020]]},"container-title":"Cell Reports","volume":"31","issue":"13","page":"107843","DOI":"10.1016/j.celrep.2020.107843","URL":"https://doi.org/10.1016/j.celrep.2020.107843"},"prefix":"GSE125583, fusiform gyrus, 219 cases/70 controls; "}],"schema":"https://github.com/citation-style-language/schema/raw/master/csl-citation.json"} </w:instrText>
+      </w:r>
+      <w:r>
+        <w:fldChar w:fldCharType="separate"/>
+      </w:r>
+      <w:r>
+        <w:t>(GSE125583, fusiform gyrus, 219 cases/70 controls; Srinivasan et al., 2020)</w:t>
+      </w:r>
+      <w:r>
+        <w:fldChar w:fldCharType="end"/>
+      </w:r>
+      <w:r>
+        <w:t xml:space="preserve">, Parkinson’s disease </w:t>
+      </w:r>
+      <w:r>
+        <w:fldChar w:fldCharType="begin"/>
+      </w:r>
+      <w:r>
+        <w:instrText xml:space="preserve"> ADDIN ZOTERO_ITEM CSL_CITATION {"citationID":"xJaDW8IP","properties":{"formattedCitation":"(GSE68719, prefrontal cortex, Brodmann area 9 [BA9], 29/44; Dumitriu et al., 2016)","plainCitation":"(GSE68719, prefrontal cortex, Brodmann area 9 [BA9], 29/44; Dumitriu et al., 2016)","noteIndex":0},"citationItems":[{"id":852,"uris":["http://zotero.org/users/local/9j0F5ae7/items/Z5A4W3DF"],"itemData":{"id":852,"type":"article-journal","title":"Integrative analyses of proteomics and RNA transcriptomics implicate mitochondrial processes, protein folding pathways and GWAS loci in Parkinson disease","author":[{"family":"Dumitriu","given":"Alexandra"},{"family":"Golji","given":"Javad"},{"family":"Labadorf","given":"Adam T."},{"family":"Gao","given":"Benbo"},{"family":"Beach","given":"Thomas G."},{"family":"Myers","given":"Richard H."},{"family":"Longo","given":"Kenneth A."},{"family":"Latourelle","given":"Jeanne C."}],"issued":{"date-parts":[[2015]]},"container-title":"BMC Medical Genomics","volume":"9","issue":"1","DOI":"10.1186/s12920-016-0164-y","URL":"https://doi.org/10.1186/s12920-016-0164-y"},"prefix":"GSE68719, prefrontal cortex, Brodmann area 9 [BA9], 29/44; "}],"schema":"https://github.com/citation-style-language/schema/raw/master/csl-citation.json"} </w:instrText>
+      </w:r>
+      <w:r>
+        <w:fldChar w:fldCharType="separate"/>
+      </w:r>
+      <w:r>
+        <w:t>(GSE68719, prefrontal cortex, Brodmann area 9 [BA9], 29/44; Dumitriu et al., 2016)</w:t>
+      </w:r>
+      <w:r>
+        <w:fldChar w:fldCharType="end"/>
+      </w:r>
+      <w:r>
+        <w:t xml:space="preserve"> and multiple sclerosis </w:t>
+      </w:r>
+      <w:r>
+        <w:fldChar w:fldCharType="begin"/>
+      </w:r>
+      <w:r>
+        <w:instrText xml:space="preserve"> ADDIN ZOTERO_ITEM CSL_CITATION {"citationID":"feEd0iHV","properties":{"formattedCitation":"(MS; GSE138614, white matter, 10 MS/5 control donors, 98 samples; Elkjaer et al., 2019; and GSE123496, five brain regions, 5/5 donors; Voskuhl et al., 2019)","plainCitation":"(MS; GSE138614, white matter, 10 MS/5 control donors, 98 samples; Elkjaer et al., 2019; and GSE123496, five brain regions, 5/5 donors; Voskuhl et al., 2019)","noteIndex":0},"citationItems":[{"id":870,"uris":["http://zotero.org/users/local/9j0F5ae7/items/NW7KQDDE"],"itemData":{"id":870,"type":"article-journal","title":"Molecular signature of different lesion types in the brain white matter of patients with progressive multiple sclerosis","author":[{"family":"Elkjaer","given":"Maria L."},{"family":"Frisch","given":"Tobias"},{"family":"Reynolds","given":"Richard"},{"family":"Kacprowski","given":"Tim"},{"family":"Burton","given":"Mark"},{"family":"Kruse","given":"Torben A."},{"family":"Thomassen","given":"Mads"},{"family":"Baumbach","given":"Jan"},{"family":"Illes","given":"Zsolt"}],"issued":{"date-parts":[[2019]]},"container-title":"Acta Neuropathologica Communications","volume":"7","issue":"1","DOI":"10.1186/s40478-019-0855-7","URL":"https://doi.org/10.1186/s40478-019-0855-7"},"prefix":"MS; GSE138614, white matter, 10 MS/5 control donors, 98 samples; "},{"id":863,"uris":["http://zotero.org/users/local/9j0F5ae7/items/R5XX8A32"],"itemData":{"id":863,"type":"article-journal","title":"Gene expression in oligodendrocytes during remyelination reveals cholesterol homeostasis as a therapeutic target in multiple sclerosis","author":[{"family":"Voskuhl","given":"Rhonda R."},{"family":"Itoh","given":"Noriko"},{"family":"Tassoni","given":"Alessia"},{"family":"Matsukawa","given":"Macy Akiyo"},{"family":"Ren","given":"Emily"},{"family":"Tse","given":"Vincent"},{"family":"Jang","given":"Ellis"},{"family":"Suen","given":"Timothy Takazo"},{"family":"Itoh","given":"Yuichiro"}],"issued":{"date-parts":[[2019]]},"container-title":"Proceedings of the National Academy of Sciences","volume":"116","issue":"20","page":"10130-10139","DOI":"10.1073/pnas.1821306116","URL":"https://doi.org/10.1073/pnas.1821306116"},"prefix":"; and GSE123496, five brain regions, 5/5 donors; "}],"schema":"https://github.com/citation-style-language/schema/raw/master/csl-citation.json"} </w:instrText>
+      </w:r>
+      <w:r>
+        <w:fldChar w:fldCharType="separate"/>
+      </w:r>
+      <w:r>
+        <w:t>(MS; GSE138614, white matter, 10 MS/5 control donors, 98 samples; Elkjaer et al., 2019; and GSE123496, five brain regions, 5/5 donors; Voskuhl et al., 2019)</w:t>
+      </w:r>
+      <w:r>
+        <w:fldChar w:fldCharType="end"/>
+      </w:r>
+      <w:r>
+        <w:t xml:space="preserve">. GSE138614 is white matter, whereas the ALS, Alzheimer’s and Parkinson’s comparisons are predominantly grey matter; the tissue compartment therefore differs and is not controlled for. For multiple sclerosis, TRPC1 contributes to SOCE in oligodendrocyte precursor cells </w:t>
+      </w:r>
+      <w:r>
+        <w:fldChar w:fldCharType="begin"/>
+      </w:r>
+      <w:r>
+        <w:instrText xml:space="preserve"> ADDIN ZOTERO_ITEM CSL_CITATION {"citationID":"0dIwXRuO","properties":{"formattedCitation":"(Paez et al., 2011)","plainCitation":"(Paez et al., 2011)","noteIndex":0},"citationItems":[{"id":873,"uris":["http://zotero.org/users/local/9j0F5ae7/items/VABZ9LW3"],"itemData":{"id":873,"type":"article-journal","title":"Modulation of Canonical Transient Receptor Potential Channel 1 in the Proliferation of Oligodendrocyte Precursor Cells by the Golli Products of the Myelin Basic Protein Gene","author":[{"family":"Paez","given":"Pablo M."},{"family":"Fulton","given":"Daniel"},{"family":"Spreuer","given":"Vilma"},{"family":"Handley","given":"Vance"},{"family":"Campagnoni","given":"Anthony T."}],"issued":{"date-parts":[[2011]]},"container-title":"The Journal of Neuroscience","volume":"31","issue":"10","page":"3625-3637","DOI":"10.1523/jneurosci.4424-10.2011","URL":"https://doi.org/10.1523/jneurosci.4424-10.2011"}}],"schema":"https://github.com/citation-style-language/schema/raw/master/csl-citation.json"} </w:instrText>
+      </w:r>
+      <w:r>
+        <w:fldChar w:fldCharType="separate"/>
+      </w:r>
+      <w:r>
+        <w:t>(Paez et al., 2011)</w:t>
+      </w:r>
+      <w:r>
+        <w:fldChar w:fldCharType="end"/>
+      </w:r>
+      <w:r>
+        <w:t>, so a fall in TRPC1 could reflect loss of oligodendrocyte-lineage cells; two additional controls were therefore applied: analysis restricted to normal-appearing white matter, in which myelin markers are preserved, and regression of TRPC1 on MBP, PLP1 and GFAP with testing of the residuals. Several GSE138614 samples come from the same donor, so the lesion-type and normal-appearing white matter comparisons were run both at sample level and after averaging within donors; both are reported, and the donor-level values, which count each donor once, are treated as primary.</w:t>
       </w:r>
     </w:p>
     <w:p>
@@ -1208,7 +2105,25 @@
         <w:t xml:space="preserve"> </w:t>
       </w:r>
       <w:r>
-        <w:t xml:space="preserve">transcript was obtained without access to the original alignments: the same SRA study (SRP270799) is present in recount3 (Wilks et al., 2021) as a junction count matrix of 12,653,421 junctions across 2,256 libraries, from which the 215,321 junctions falling in 171 target genes were extracted. Cryptic PSI was computed at the shared exon-1 donor as cryptic junction reads divided by all reads leaving that donor, requiring at least 20 reads at the donor. The cryptic junction coordinates were not taken from the literature but from our own de novo discovery in SH-SY5Y (Section 3.5); their agreement with published positions is therefore an independent check rather than an assumption. Libraries were linked to the cohort metadata through the CGND identifier.</w:t>
+        <w:t xml:space="preserve">transcript was obtained without access to the original alignments: the same SRA study (SRP270799) is present in recount3 </w:t>
+      </w:r>
+      <w:r>
+        <w:fldChar w:fldCharType="begin"/>
+      </w:r>
+      <w:r>
+        <w:instrText xml:space="preserve"> ADDIN ZOTERO_ITEM CSL_CITATION {"citationID":"l50B9b3e","properties":{"formattedCitation":"(Wilks et al., 2021)","plainCitation":"(Wilks et al., 2021)","noteIndex":0},"citationItems":[{"id":864,"uris":["http://zotero.org/users/local/9j0F5ae7/items/69GX6V5I"],"itemData":{"id":864,"type":"article-journal","title":"recount3: summaries and queries for large-scale RNA-seq expression and splicing","author":[{"family":"Wilks","given":"Christopher"},{"family":"Zheng","given":"Shijie C."},{"family":"Chen","given":"Feng Yong"},{"family":"Charles","given":"Rone"},{"family":"Solomon","given":"Brad"},{"family":"Ling","given":"Jonathan P."},{"family":"Imada","given":"Eddie Luidy"},{"family":"Zhang","given":"David"},{"family":"Joseph","given":"Lance"},{"family":"Leek","given":"Jeffrey T."},{"family":"Jaffe","given":"Andrew E."},{"family":"Nellore","given":"Abhinav"},{"family":"Collado-Torres","given":"Leonardo"},{"family":"Hansen","given":"Kasper D."},{"family":"Langmead","given":"Ben"}],"issued":{"date-parts":[[2021]]},"container-title":"Genome Biology","volume":"22","issue":"1","DOI":"10.1186/s13059-021-02533-6","URL":"https://doi.org/10.1186/s13059-021-02533-6"}}],"schema":"https://github.com/citation-style-language/schema/raw/master/csl-citation.json"} </w:instrText>
+      </w:r>
+      <w:r>
+        <w:fldChar w:fldCharType="separate"/>
+      </w:r>
+      <w:r>
+        <w:t>(Wilks et al., 2021)</w:t>
+      </w:r>
+      <w:r>
+        <w:fldChar w:fldCharType="end"/>
+      </w:r>
+      <w:r>
+        <w:t xml:space="preserve"> as a junction count matrix of 12,653,421 junctions across 2,256 libraries, from which the 215,321 junctions falling in 171 target genes were extracted. Cryptic PSI was computed at the shared exon-1 donor as cryptic junction reads divided by all reads leaving that donor, requiring at least 20 reads at the donor. The cryptic junction coordinates were not taken from the literature but from our own de novo discovery in SH-SY5Y (Section 3.5); their agreement with published positions is therefore an independent check rather than an assumption. Libraries were linked to the cohort metadata through the CGND identifier.</w:t>
       </w:r>
     </w:p>
     <w:bookmarkEnd w:id="21"/>
@@ -1244,7 +2159,7 @@
         <w:pStyle w:val="FirstParagraph"/>
       </w:pPr>
       <w:r>
-        <w:t xml:space="preserve">Total RNA was isolated with the Total RNA Purification Kit (Norgen Biotek, cat. no. 17200) with on-column DNase I treatment, and samples with A260/A280 &gt; 1.8 were used. cDNA was synthesised from 500 ng total RNA with oligo(dT) priming and the OneScript Plus cDNA Synthesis Kit (abm, cat. no. G236). Reactions of 10 µL, containing 1 µL cDNA and 0.5 µM of each primer, were run with iTaq Universal SYBR Green Supermix (Bio-Rad, cat. no. 1725121) on a LightCycler 480 II (Roche). Targets and GAPDH were run on the same plate with no-template and no-reverse-transcriptase controls, and specificity was checked from a single melt-curve peak. Relative expression was calculated by the 2</w:t>
+        <w:t xml:space="preserve">After puromycin selection was completed on day 5, total RNA was isolated with the Total RNA Purification Kit (Norgen Biotek, cat. no. 17200) with on-column DNase I treatment, and samples with A260/A280 &gt; 1.8 were used. cDNA was synthesised from 500 ng total RNA with oligo(dT) priming and the OneScript Plus cDNA Synthesis Kit (abm, cat. no. G236). Reactions of 10 µL, containing 1 µL cDNA and 0.5 µM of each primer, were run with iTaq Universal SYBR Green Supermix (Bio-Rad, cat. no. 1725121) on a LightCycler 480 II (Roche). Targets and GAPDH were run on the same plate with no-template and no-reverse-transcriptase controls, and specificity was checked from a single melt-curve peak. Relative expression was calculated by the 2</w:t>
       </w:r>
       <w:r>
         <w:rPr>
@@ -1256,7 +2171,25 @@
         <w:t xml:space="preserve"> </w:t>
       </w:r>
       <w:r>
-        <w:t xml:space="preserve">method (Livak and Schmittgen, 2001), with non-transduced cells as the calibrator for TARDBP and the non-targeting shRNA control for the target genes (n = 4 biological replicates per group; TARDBP knockdown and the target genes were measured on separate RNA sets, 14 April – 21 May and 3 June – 10 July 2026). Primer sequences, product sizes, annealing temperatures and the thermal cycling profile are given in Supplementary Table S1.</w:t>
+        <w:t xml:space="preserve">method </w:t>
+      </w:r>
+      <w:r>
+        <w:fldChar w:fldCharType="begin"/>
+      </w:r>
+      <w:r>
+        <w:instrText xml:space="preserve"> ADDIN ZOTERO_ITEM CSL_CITATION {"citationID":"xDZj9DYi","properties":{"formattedCitation":"(Livak and Schmittgen, 2001)","plainCitation":"(Livak and Schmittgen, 2001)","noteIndex":0},"citationItems":[{"id":684,"uris":["http://zotero.org/users/local/9j0F5ae7/items/DLQ424EE"],"itemData":{"id":684,"type":"article-journal","title":"Analysis of Relative Gene Expression Data Using Real-Time Quantitative PCR and the 2−ΔΔCT Method","author":[{"family":"Livak","given":"Kenneth J."},{"family":"Schmittgen","given":"Thomas D."}],"issued":{"date-parts":[[2001]]},"container-title":"Methods","volume":"25","issue":"4","page":"402-408","DOI":"10.1006/meth.2001.1262","URL":"https://linkinghub.elsevier.com/retrieve/pii/S1046202301912629"}}],"schema":"https://github.com/citation-style-language/schema/raw/master/csl-citation.json"} </w:instrText>
+      </w:r>
+      <w:r>
+        <w:fldChar w:fldCharType="separate"/>
+      </w:r>
+      <w:r>
+        <w:t>(Livak and Schmittgen, 2001)</w:t>
+      </w:r>
+      <w:r>
+        <w:fldChar w:fldCharType="end"/>
+      </w:r>
+      <w:r>
+        <w:t>, with non-transduced cells as the calibrator for TARDBP and the non-targeting shRNA control for the target genes (n = 4 biological replicates per group; TARDBP knockdown and the target genes were measured on separate RNA sets, 14 April – 21 May and 3 June – 10 July 2026). Primer sequences, product sizes, annealing temperatures and the thermal cycling profile are given in Supplementary Table S1.</w:t>
       </w:r>
     </w:p>
     <w:bookmarkEnd w:id="23"/>
@@ -1274,7 +2207,43 @@
         <w:pStyle w:val="FirstParagraph"/>
       </w:pPr>
       <w:r>
-        <w:t xml:space="preserve">Non-targeting shRNA control and shTDP-43 cells were measured 72 h after transduction. Cells were seeded in 24-well plates at 40,000 cells per well; the three samples of each group came from three independent cultures. Cells were loaded with 5 µM Fura-2/AM (Invitrogen, F1221) and 0.02% Pluronic F-127 (Invitrogen, P3000MP) in HEPES-buffered saline (HBS) containing 1% bovine serum albumin (BSA) for 60 min at 25 °C in the dark and washed three times for 15 min in 1% BSA/HBS. HBS contained 135 mM NaCl, 5.9 mM KCl, 1.2 mM MgCl₂, 1.5 mM CaCl₂, 11.6 mM HEPES, 5 mM NaHCO₃ and 11.5 mM D-glucose (pH 7.3). Cytosolic free Ca²⁺ was followed spectrofluorometrically as the F340/F380 ratio (excitation 340 and 380 nm, emission 510 nm; Grynkiewicz et al., 1985) on a cuvette-based QM8/2005 spectrofluorometer (Photon Technology International) with peristaltic perfusion, following the protocol of Selli et al. (2009). Loaded cells were transferred to Ca²⁺-free HBS containing 1 mM EGTA; SERCA was then inhibited with 10 µM cyclopiazonic acid (Sigma-Aldrich, cat. no. C1530) and the transient rise in F340/F380 was recorded as ER Ca²⁺ release. CaCl₂ was then added to a final concentration of 1.5 mM and the subsequent rise was recorded as store-operated Ca²⁺ entry (SOCE), following the established depletion–readdition paradigm. Both phases were quantified as Δ(F340/F380) relative to the respective preceding baseline (n = 3 independent cultures per group).</w:t>
+        <w:t xml:space="preserve">Non-targeting shRNA control and shTDP-43 cells were measured 72 h after transduction; the day-5 endpoint described above applied to RNA collection from the separate RT-qPCR cultures. Cells were seeded in 24-well plates at 40,000 cells per well. Cells were loaded with 5 µM Fura-2/AM (Invitrogen, F1221) and 0.02% Pluronic F-127 (Invitrogen, P3000MP) in HEPES-buffered saline (HBS) containing 1% bovine serum albumin (BSA) for 60 min at 25 °C in the dark and washed three times for 15 min in 1% BSA/HBS. HBS contained 135 mM NaCl, 5.9 mM KCl, 1.2 mM MgCl₂, 1.5 mM CaCl₂, 11.6 mM HEPES, 5 mM NaHCO₃ and 11.5 mM D-glucose (pH 7.3). Cytosolic free Ca²⁺ was followed spectrofluorometrically as the F340/F380 ratio </w:t>
+      </w:r>
+      <w:r>
+        <w:fldChar w:fldCharType="begin"/>
+      </w:r>
+      <w:r>
+        <w:instrText xml:space="preserve"> ADDIN ZOTERO_ITEM CSL_CITATION {"citationID":"DN9QKhUq","properties":{"formattedCitation":"(excitation 340 and 380 nm, emission 510 nm; Grynkiewicz et al., 1985)","plainCitation":"(excitation 340 and 380 nm, emission 510 nm; Grynkiewicz et al., 1985)","noteIndex":0},"citationItems":[{"id":25,"uris":["http://zotero.org/users/local/9j0F5ae7/items/BBJSKE8U"],"itemData":{"id":25,"type":"article-journal","title":"A new generation of Ca2+ indicators with greatly improved fluorescence properties","author":[{"family":"Grynkiewicz","given":"Grzegorz"},{"family":"Poenie","given":"Martin"},{"family":"Tsien","given":"Roger Y."}],"issued":{"date-parts":[[1985]]},"container-title":"Journal of Biological Chemistry","volume":"260","issue":"6","page":"3440-3450"},"prefix":"excitation 340 and 380 nm, emission 510 nm; "}],"schema":"https://github.com/citation-style-language/schema/raw/master/csl-citation.json"} </w:instrText>
+      </w:r>
+      <w:r>
+        <w:fldChar w:fldCharType="separate"/>
+      </w:r>
+      <w:r>
+        <w:t>(excitation 340 and 380 nm, emission 510 nm; Grynkiewicz et al., 1985)</w:t>
+      </w:r>
+      <w:r>
+        <w:fldChar w:fldCharType="end"/>
+      </w:r>
+      <w:r>
+        <w:t xml:space="preserve"> on a cuvette-based QM8/2005 spectrofluorometer (Photon Technology International) with peristaltic perfusion, following the protocol of Selli et al. </w:t>
+      </w:r>
+      <w:r>
+        <w:fldChar w:fldCharType="begin"/>
+      </w:r>
+      <w:r>
+        <w:instrText xml:space="preserve"> ADDIN ZOTERO_ITEM CSL_CITATION {"citationID":"9JCkPx69","properties":{"formattedCitation":"(2009)","plainCitation":"(2009)","noteIndex":0},"citationItems":[{"id":738,"uris":["http://zotero.org/users/local/9j0F5ae7/items/WPXHRN3L"],"itemData":{"id":738,"type":"article-journal","title":"Post-transcriptional silencing of TRPC1 ion channel gene by RNA interference upregulates TRPC6 expression and store-operated Ca2+ entry in A7r5 vascular smooth muscle cells","author":[{"family":"Selli","given":"Cigdem"},{"family":"Erac","given":"Yasemin"},{"family":"Kosova","given":"Buket"},{"family":"Tosun","given":"Metiner"}],"issued":{"date-parts":[[2009]]},"container-title":"Vascular Pharmacology","volume":"51","issue":"2-3","page":"96-100","DOI":"10.1016/j.vph.2009.04.001","URL":"https://linkinghub.elsevier.com/retrieve/pii/S1537189109000433"},"suppress-author":true}],"schema":"https://github.com/citation-style-language/schema/raw/master/csl-citation.json"} </w:instrText>
+      </w:r>
+      <w:r>
+        <w:fldChar w:fldCharType="separate"/>
+      </w:r>
+      <w:r>
+        <w:t>(2009)</w:t>
+      </w:r>
+      <w:r>
+        <w:fldChar w:fldCharType="end"/>
+      </w:r>
+      <w:r>
+        <w:t>. Loaded cells were transferred to Ca²⁺-free HBS containing 1 mM EGTA; SERCA was then inhibited with 10 µM cyclopiazonic acid (Sigma-Aldrich, cat. no. C1530) and the transient rise in F340/F380 was recorded as ER Ca²⁺ release. CaCl₂ was then added to a final concentration of 1.5 mM and the subsequent rise was recorded as store-operated Ca²⁺ entry (SOCE), following the established depletion–readdition paradigm. Both phases were quantified as Δ(F340/F380) relative to the respective preceding baseline (three measurements per group).</w:t>
       </w:r>
     </w:p>
     <w:bookmarkEnd w:id="24"/>
@@ -1292,7 +2261,7 @@
         <w:pStyle w:val="FirstParagraph"/>
       </w:pPr>
       <w:r>
-        <w:t xml:space="preserve">Cellular metabolic activity was assessed 48 h after seeding with the WST-1 assay (Premix WST-1, Takara Bio, cat. no. MK400). Cells were seeded at 10,000 per well in 100 µL in 96-well plates; at 48 h, 10 µL reagent was added for 3 h at 37 °C, and absorbance was read at 450 nm against a 620 nm reference on a Varioskan Flash reader (Thermo Scientific). The absorbance of cell-free wells containing medium and reagent was subtracted, and values were normalised to the mean of the non-targeting shRNA control. The available 48-h source data comprise four wells per group from one experiment; values are reported as mean ± SEM.</w:t>
+        <w:t xml:space="preserve">Transduced cells were allocated to 96-well plates, and cellular metabolic activity was assessed 48 h after seeding with the WST-1 assay (Premix WST-1, Takara Bio, cat. no. MK400). Cells were seeded at 10,000 per well in 100 µL in 96-well plates; at 48 h, 10 µL reagent was added for 3 h at 37 °C, and absorbance was read at 450 nm against a 620 nm reference on a Varioskan Flash reader (Thermo Scientific). The absorbance of cell-free wells containing medium and reagent was subtracted, and values were normalised to the mean of the non-targeting shRNA control. The available 48-h source data comprise four wells per group from one experiment; values are reported as mean ± SEM.</w:t>
       </w:r>
     </w:p>
     <w:bookmarkEnd w:id="25"/>
@@ -1310,7 +2279,7 @@
         <w:pStyle w:val="FirstParagraph"/>
       </w:pPr>
       <w:r>
-        <w:t xml:space="preserve">Bioinformatic thresholds are given above. Laboratory data are mean ± SEM. TARDBP knockdown was assessed by one-way ANOVA on log2-transformed relative expression with Tukey’s multiple comparison test. The four target-gene RT-qPCR comparisons used two-tailed Student’s t-tests with Holm adjustment across the four targets; the two Fura-2 comparisons used two-tailed Student’s t-tests (GraphPad Prism 10). WST-1 wells were summarised descriptively without an inferential test. Significance was set at adjusted p &lt; 0.05 for the four-target RT-qPCR family and p &lt; 0.05 otherwise.</w:t>
+        <w:t xml:space="preserve">Bioinformatic thresholds are given above. Laboratory data are mean ± SEM. TARDBP knockdown was assessed by one-way ANOVA on log2-transformed relative expression with Tukey’s multiple comparison test. The four target-gene RT-qPCR comparisons used two-tailed Student’s t-tests with Holm adjustment across the four targets; the two Fura-2 comparisons used two-tailed Student’s t-tests (GraphPad Prism 10). WST-1 wells were summarised descriptively without an inferential test. Significance was set at adjusted p &lt; 0.05 for the four-target RT-qPCR family and p &lt; 0.05 for the other inferential analyses.</w:t>
       </w:r>
     </w:p>
     <w:bookmarkEnd w:id="26"/>
@@ -1473,10 +2442,66 @@
     </w:p>
     <w:p>
       <w:pPr>
-        <w:pStyle w:val="BodyText"/>
+        <w:keepNext/>
+        <w:pageBreakBefore/>
+        <w:spacing w:before="0" w:after="140"/>
+        <w:jc w:val="center"/>
       </w:pPr>
       <w:r>
-        <w:t xml:space="preserve">Functionally, however, the SOCE response fell markedly (Figure 1). ER Ca²⁺ release did not differ significantly between groups (control 0.268 ± 0.042 versus shTDP-43 0.180 ± 0.061 Δ(F340/F380); p = 0.299), whereas the readdition response decreased from 1.542 ± 0.282 to 0.245 ± 0.083 (p = 0.0115; n = 3 independent cultures per group). At 48 h, the WST-1 signal was 61.5 ± 0.8% of control, a 38.5% decrease (four wells per group, one experiment).</w:t>
+        <w:drawing>
+          <wp:inline>
+            <wp:extent cx="5532120" cy="2368311"/>
+            <wp:docPr id="1" name="Picture 1"/>
+            <wp:cNvGraphicFramePr>
+              <a:graphicFrameLocks noChangeAspect="1"/>
+            </wp:cNvGraphicFramePr>
+            <a:graphic>
+              <a:graphicData uri="http://schemas.openxmlformats.org/drawingml/2006/picture">
+                <pic:pic>
+                  <pic:nvPicPr>
+                    <pic:cNvPr id="0" name="Figure1_knockdown_mRNA_WST1.png"/>
+                    <pic:cNvPicPr/>
+                  </pic:nvPicPr>
+                  <pic:blipFill>
+                    <a:blip r:embed="rId9"/>
+                    <a:stretch>
+                      <a:fillRect/>
+                    </a:stretch>
+                  </pic:blipFill>
+                  <pic:spPr>
+                    <a:xfrm>
+                      <a:off x="0" y="0"/>
+                      <a:ext cx="5532120" cy="2368311"/>
+                    </a:xfrm>
+                    <a:prstGeom prst="rect"/>
+                  </pic:spPr>
+                </pic:pic>
+              </a:graphicData>
+            </a:graphic>
+          </wp:inline>
+        </w:drawing>
+      </w:r>
+    </w:p>
+    <w:p>
+      <w:pPr>
+        <w:pStyle w:val="Caption"/>
+        <w:keepLines/>
+        <w:spacing w:line="269" w:lineRule="auto" w:after="200"/>
+      </w:pPr>
+      <w:r>
+        <w:rPr>
+          <w:rFonts w:ascii="Times New Roman" w:hAnsi="Times New Roman"/>
+          <w:b/>
+          <w:sz w:val="19"/>
+        </w:rPr>
+        <w:t>Figure 1.</w:t>
+      </w:r>
+      <w:r>
+        <w:rPr>
+          <w:rFonts w:ascii="Times New Roman" w:hAnsi="Times New Roman"/>
+          <w:sz w:val="19"/>
+        </w:rPr>
+        <w:t xml:space="preserve"> TDP-43 knockdown, calcium-related mRNAs and WST-1 signal in SH-SY5Y cells. (A) TARDBP mRNA in untransduced cells (“No virus”), non-targeting shRNA controls and shTDP-43 cells (n = 4 biological replicates per group; one-way ANOVA on log2 values with Tukey’s test; **** p &lt; 0.0001 for the indicated pair). (B) Relative mRNA of TRPC1, STIM1, ORAI1 and ATP2A3 (n = 4 biological replicates per group; two-tailed t-tests with Holm adjustment across the four targets). (C) WST-1 metabolic signal at 48 h (four wells per group from one experiment; descriptive summary only). Bars represent means ± SEM; dots are individual measurements.</w:t>
       </w:r>
     </w:p>
     <w:p>
@@ -1484,7 +2509,79 @@
         <w:pStyle w:val="BodyText"/>
       </w:pPr>
       <w:r>
+        <w:t xml:space="preserve">Functionally, however, the SOCE response fell markedly (Figure 2). The ER Ca²⁺-release means were 0.268 ± 0.042 and 0.180 ± 0.061 Δ(F340/F380) in the control and shTDP-43 groups, respectively (p = 0.299; two-tailed Student’s t-test). The readdition-response means were 1.542 ± 0.282 and 0.245 ± 0.083, respectively (p = 0.0115; two-tailed Student’s t-test; three measurements per group). At 48 h, the WST-1 signal was 61.5 ± 0.8% of control, a 38.5% decrease (four wells per group, one experiment).</w:t>
+      </w:r>
+    </w:p>
+    <w:p>
+      <w:pPr>
+        <w:pStyle w:val="BodyText"/>
+      </w:pPr>
+      <w:r>
         <w:t xml:space="preserve">The direction of the transcript changes and the direction of the functional response are therefore opposite. This is the central observation of the study.</w:t>
+      </w:r>
+    </w:p>
+    <w:p>
+      <w:pPr>
+        <w:keepNext/>
+        <w:pageBreakBefore/>
+        <w:spacing w:before="0" w:after="140"/>
+        <w:jc w:val="center"/>
+      </w:pPr>
+      <w:r>
+        <w:drawing>
+          <wp:inline>
+            <wp:extent cx="5532120" cy="5016929"/>
+            <wp:docPr id="2" name="Picture 2"/>
+            <wp:cNvGraphicFramePr>
+              <a:graphicFrameLocks noChangeAspect="1"/>
+            </wp:cNvGraphicFramePr>
+            <a:graphic>
+              <a:graphicData uri="http://schemas.openxmlformats.org/drawingml/2006/picture">
+                <pic:pic>
+                  <pic:nvPicPr>
+                    <pic:cNvPr id="0" name="Figure2_Fura2_original_Prism_traces_ER_SOCE.png"/>
+                    <pic:cNvPicPr/>
+                  </pic:nvPicPr>
+                  <pic:blipFill>
+                    <a:blip r:embed="rId10"/>
+                    <a:stretch>
+                      <a:fillRect/>
+                    </a:stretch>
+                  </pic:blipFill>
+                  <pic:spPr>
+                    <a:xfrm>
+                      <a:off x="0" y="0"/>
+                      <a:ext cx="5532120" cy="5016929"/>
+                    </a:xfrm>
+                    <a:prstGeom prst="rect"/>
+                  </pic:spPr>
+                </pic:pic>
+              </a:graphicData>
+            </a:graphic>
+          </wp:inline>
+        </w:drawing>
+      </w:r>
+    </w:p>
+    <w:p>
+      <w:pPr>
+        <w:pStyle w:val="Caption"/>
+        <w:keepLines/>
+        <w:spacing w:line="269" w:lineRule="auto" w:after="200"/>
+      </w:pPr>
+      <w:r>
+        <w:rPr>
+          <w:rFonts w:ascii="Times New Roman" w:hAnsi="Times New Roman"/>
+          <w:b/>
+          <w:sz w:val="19"/>
+        </w:rPr>
+        <w:t>Figure 2.</w:t>
+      </w:r>
+      <w:r>
+        <w:rPr>
+          <w:rFonts w:ascii="Times New Roman" w:hAnsi="Times New Roman"/>
+          <w:sz w:val="19"/>
+        </w:rPr>
+        <w:t xml:space="preserve"> Fura-2 calcium responses following TDP-43 knockdown in SH-SY5Y cells. (A, B) Representative traces from non-targeting shRNA control and shTDP-43 cells. CPA (10 µM) and CaCl₂ (1.5 mM) additions are indicated. (C) ER Ca²⁺ release after CPA (p = 0.299). (D) Ca²⁺ readdition response (p = 0.0115). Panels C and D show individual measurements and mean ± SEM (three measurements per group; two-tailed Student’s t-tests). The traces illustrate individual recordings; group amplitudes were calculated from the original Prism measurements.</w:t>
       </w:r>
     </w:p>
     <w:bookmarkEnd w:id="28"/>
@@ -1502,7 +2599,7 @@
         <w:pStyle w:val="FirstParagraph"/>
       </w:pPr>
       <w:r>
-        <w:t xml:space="preserve">The independent public SH-SY5Y RNA-seq comparison provides transcript-level context for this laboratory observation (Figure 2; Table 4). Transcript-family abundance complements fold-change alone. Because a few abundant transcripts take a larger share of the TPM total in the knockdown libraries, unadjusted TPM makes most knockdown-to-control changes appear lower than the composition-adjusted estimates; the values below are adjusted for library composition (Methods 2.10).</w:t>
+        <w:t xml:space="preserve">The independent public SH-SY5Y RNA-seq comparison provides transcript-level context for this laboratory observation (Figure 3; Table 4). Transcript-family abundance complements fold-change alone. Because a few abundant transcripts take a larger share of the TPM total in the knockdown libraries, unadjusted TPM makes most knockdown-to-control changes appear lower than the composition-adjusted estimates; the values below are adjusted for library composition (Methods 2.10).</w:t>
       </w:r>
     </w:p>
     <w:p>
@@ -1823,7 +2920,25 @@
         <w:pStyle w:val="BodyText"/>
       </w:pPr>
       <w:r>
-        <w:t xml:space="preserve">Two of these changes point towards reduced entry. ORAI2 and ORAI3 both form heteromers with ORAI1 and restrain SOCE — deleting either increases it (Vaeth et al., 2017; Yoast et al., 2020) — so the rise in</w:t>
+        <w:t xml:space="preserve">Two of these changes point towards reduced entry. ORAI2 and ORAI3 both form heteromers with ORAI1 and restrain SOCE; deleting either increases it </w:t>
+      </w:r>
+      <w:r>
+        <w:fldChar w:fldCharType="begin"/>
+      </w:r>
+      <w:r>
+        <w:instrText xml:space="preserve"> ADDIN ZOTERO_ITEM CSL_CITATION {"citationID":"bkDZCiCB","properties":{"formattedCitation":"(Vaeth et al., 2017; Yoast et al., 2020)","plainCitation":"(Vaeth et al., 2017; Yoast et al., 2020)","noteIndex":0},"citationItems":[{"id":861,"uris":["http://zotero.org/users/local/9j0F5ae7/items/QJM668AB"],"itemData":{"id":861,"type":"article-journal","title":"ORAI2 modulates store-operated calcium entry and T cell-mediated immunity","author":[{"family":"Vaeth","given":"Martin"},{"family":"Yang","given":"Jun"},{"family":"Yamashita","given":"Megumi"},{"family":"Zee","given":"Isabelle"},{"family":"Eckstein","given":"Miriam"},{"family":"Knosp","given":"Camille"},{"family":"Kaufmann","given":"Ulrike"},{"family":"Karoly Jani","given":"Peter"},{"family":"Lacruz","given":"Rodrigo S."},{"family":"Flockerzi","given":"Veit"},{"family":"Kacskovics","given":"Imre"},{"family":"Prakriya","given":"Murali"},{"family":"Feske","given":"Stefan"}],"issued":{"date-parts":[[2017]]},"container-title":"Nature Communications","volume":"8","issue":"1","DOI":"10.1038/ncomms14714","URL":"https://doi.org/10.1038/ncomms14714"}},{"id":866,"uris":["http://zotero.org/users/local/9j0F5ae7/items/YLDUWFTB"],"itemData":{"id":866,"type":"article-journal","title":"The native ORAI channel trio underlies the diversity of Ca2+ signaling events","author":[{"family":"Yoast","given":"Ryan E."},{"family":"Emrich","given":"Scott M."},{"family":"Zhang","given":"Xuexin"},{"family":"Xin","given":"Ping"},{"family":"Johnson","given":"Martin T."},{"family":"Fike","given":"Adam J."},{"family":"Walter","given":"Vonn"},{"family":"Hempel","given":"Nadine"},{"family":"Yule","given":"David I."},{"family":"Sneyd","given":"James"},{"family":"Gill","given":"Donald L."},{"family":"Trebak","given":"Mohamed"}],"issued":{"date-parts":[[2020]]},"container-title":"Nature Communications","volume":"11","issue":"1","DOI":"10.1038/s41467-020-16232-6","URL":"https://doi.org/10.1038/s41467-020-16232-6"}}],"schema":"https://github.com/citation-style-language/schema/raw/master/csl-citation.json"} </w:instrText>
+      </w:r>
+      <w:r>
+        <w:fldChar w:fldCharType="separate"/>
+      </w:r>
+      <w:r>
+        <w:t>(Vaeth et al., 2017; Yoast et al., 2020)</w:t>
+      </w:r>
+      <w:r>
+        <w:fldChar w:fldCharType="end"/>
+      </w:r>
+      <w:r>
+        <w:t xml:space="preserve">; so the rise in</w:t>
       </w:r>
       <w:r>
         <w:t xml:space="preserve"> </w:t>
@@ -1868,7 +2983,61 @@
         <w:t xml:space="preserve">SARAF</w:t>
       </w:r>
       <w:r>
-        <w:t xml:space="preserve">, which facilitates slow Ca²⁺-dependent inactivation of SOCE (Palty et al., 2012), rose by about half (log2FC 0.55). The mitochondrial panel also changes, but MCU, MCUB and MICU proteins have distinct and context-dependent roles (Lambert et al., 2019), so their summed transcript change does not establish a change in mitochondrial Ca²⁺ uptake. The STIM1:ORAI1 RNA ratio is not a measurement of the protein ratio at ER–plasma-membrane junctions (Hoover and Lewis, 2011) and is not used here as a mechanistic readout.</w:t>
+        <w:t xml:space="preserve">, which facilitates slow Ca²⁺-dependent inactivation of SOCE </w:t>
+      </w:r>
+      <w:r>
+        <w:fldChar w:fldCharType="begin"/>
+      </w:r>
+      <w:r>
+        <w:instrText xml:space="preserve"> ADDIN ZOTERO_ITEM CSL_CITATION {"citationID":"9vuXlqHm","properties":{"formattedCitation":"(Palty et al., 2012)","plainCitation":"(Palty et al., 2012)","noteIndex":0},"citationItems":[{"id":835,"uris":["http://zotero.org/users/local/9j0F5ae7/items/H3JVPKHI"],"itemData":{"id":835,"type":"article-journal","title":"SARAF Inactivates the Store Operated Calcium Entry Machinery to Prevent Excess Calcium Refilling","author":[{"family":"Palty","given":"Raz"},{"family":"Raveh","given":"Adi"},{"family":"Kaminsky","given":"Ido"},{"family":"Meller","given":"Ruth"},{"family":"Reuveny","given":"Eitan"}],"issued":{"date-parts":[[2012]]},"container-title":"Cell","volume":"149","issue":"2","page":"425-438","DOI":"10.1016/j.cell.2012.01.055","URL":"https://doi.org/10.1016/j.cell.2012.01.055"}}],"schema":"https://github.com/citation-style-language/schema/raw/master/csl-citation.json"} </w:instrText>
+      </w:r>
+      <w:r>
+        <w:fldChar w:fldCharType="separate"/>
+      </w:r>
+      <w:r>
+        <w:t>(Palty et al., 2012)</w:t>
+      </w:r>
+      <w:r>
+        <w:fldChar w:fldCharType="end"/>
+      </w:r>
+      <w:r>
+        <w:t xml:space="preserve">, rose by about half (log2FC 0.55). The mitochondrial panel also changes, but MCU, MCUB and MICU proteins have distinct and context-dependent roles </w:t>
+      </w:r>
+      <w:r>
+        <w:fldChar w:fldCharType="begin"/>
+      </w:r>
+      <w:r>
+        <w:instrText xml:space="preserve"> ADDIN ZOTERO_ITEM CSL_CITATION {"citationID":"3A4BL82Z","properties":{"formattedCitation":"(Lambert et al., 2019)","plainCitation":"(Lambert et al., 2019)","noteIndex":0},"citationItems":[{"id":854,"uris":["http://zotero.org/users/local/9j0F5ae7/items/SLHTXDXZ"],"itemData":{"id":854,"type":"article-journal","title":"MCUB Regulates the Molecular Composition of the Mitochondrial Calcium Uniporter Channel to Limit Mitochondrial Calcium Overload During Stress","author":[{"family":"Lambert","given":"Jonathan P."},{"family":"Luongo","given":"Timothy S."},{"family":"Tomar","given":"Dhanendra"},{"family":"Jadiya","given":"Pooja"},{"family":"Gao","given":"Erhe"},{"family":"Zhang","given":"Xueqian"},{"family":"Lucchese","given":"Anna Maria"},{"family":"Kolmetzky","given":"Devin W."},{"family":"Shah","given":"Neil S."},{"family":"Elrod","given":"John W."}],"issued":{"date-parts":[[2019]]},"container-title":"Circulation","volume":"140","issue":"21","page":"1720-1733","DOI":"10.1161/circulationaha.118.037968","URL":"https://doi.org/10.1161/circulationaha.118.037968"}}],"schema":"https://github.com/citation-style-language/schema/raw/master/csl-citation.json"} </w:instrText>
+      </w:r>
+      <w:r>
+        <w:fldChar w:fldCharType="separate"/>
+      </w:r>
+      <w:r>
+        <w:t>(Lambert et al., 2019)</w:t>
+      </w:r>
+      <w:r>
+        <w:fldChar w:fldCharType="end"/>
+      </w:r>
+      <w:r>
+        <w:t xml:space="preserve">, so their summed transcript change does not establish a change in mitochondrial Ca²⁺ uptake. The STIM1:ORAI1 RNA ratio is not a measurement of the protein ratio at ER–plasma-membrane junctions </w:t>
+      </w:r>
+      <w:r>
+        <w:fldChar w:fldCharType="begin"/>
+      </w:r>
+      <w:r>
+        <w:instrText xml:space="preserve"> ADDIN ZOTERO_ITEM CSL_CITATION {"citationID":"PYk9XooD","properties":{"formattedCitation":"(Hoover and Lewis, 2011)","plainCitation":"(Hoover and Lewis, 2011)","noteIndex":0},"citationItems":[{"id":872,"uris":["http://zotero.org/users/local/9j0F5ae7/items/A27WZHGU"],"itemData":{"id":872,"type":"article-journal","title":"Stoichiometric requirements for trapping and gating of Ca                     &lt;sup&gt;2+&lt;/sup&gt;                     release-activated Ca                     &lt;sup&gt;2+&lt;/sup&gt;                     (CRAC) channels by stromal interaction molecule 1 (STIM1)","author":[{"family":"Hoover","given":"Paul J."},{"family":"Lewis","given":"Richard S."}],"issued":{"date-parts":[[2011]]},"container-title":"Proceedings of the National Academy of Sciences","volume":"108","issue":"32","page":"13299-13304","DOI":"10.1073/pnas.1101664108","URL":"https://doi.org/10.1073/pnas.1101664108"}}],"schema":"https://github.com/citation-style-language/schema/raw/master/csl-citation.json"} </w:instrText>
+      </w:r>
+      <w:r>
+        <w:fldChar w:fldCharType="separate"/>
+      </w:r>
+      <w:r>
+        <w:t>(Hoover and Lewis, 2011)</w:t>
+      </w:r>
+      <w:r>
+        <w:fldChar w:fldCharType="end"/>
+      </w:r>
+      <w:r>
+        <w:t xml:space="preserve"> and is not used here as a mechanistic readout.</w:t>
       </w:r>
     </w:p>
     <w:p>
@@ -1877,6 +3046,70 @@
       </w:pPr>
       <w:r>
         <w:t xml:space="preserve">Together, the changes in ORAI-family composition and SOCE regulators provide candidate molecular explanations for the reduced SOCE phenotype.</w:t>
+      </w:r>
+    </w:p>
+    <w:p>
+      <w:pPr>
+        <w:keepNext/>
+        <w:pageBreakBefore/>
+        <w:spacing w:before="0" w:after="140"/>
+        <w:jc w:val="center"/>
+      </w:pPr>
+      <w:r>
+        <w:drawing>
+          <wp:inline>
+            <wp:extent cx="5532120" cy="4519197"/>
+            <wp:docPr id="3" name="Picture 3"/>
+            <wp:cNvGraphicFramePr>
+              <a:graphicFrameLocks noChangeAspect="1"/>
+            </wp:cNvGraphicFramePr>
+            <a:graphic>
+              <a:graphicData uri="http://schemas.openxmlformats.org/drawingml/2006/picture">
+                <pic:pic>
+                  <pic:nvPicPr>
+                    <pic:cNvPr id="0" name="Figure3_transcript_profile.png"/>
+                    <pic:cNvPicPr/>
+                  </pic:nvPicPr>
+                  <pic:blipFill>
+                    <a:blip r:embed="rId11"/>
+                    <a:stretch>
+                      <a:fillRect/>
+                    </a:stretch>
+                  </pic:blipFill>
+                  <pic:spPr>
+                    <a:xfrm>
+                      <a:off x="0" y="0"/>
+                      <a:ext cx="5532120" cy="4519197"/>
+                    </a:xfrm>
+                    <a:prstGeom prst="rect"/>
+                  </pic:spPr>
+                </pic:pic>
+              </a:graphicData>
+            </a:graphic>
+          </wp:inline>
+        </w:drawing>
+      </w:r>
+    </w:p>
+    <w:p>
+      <w:pPr>
+        <w:pStyle w:val="Caption"/>
+        <w:keepLines/>
+        <w:spacing w:line="269" w:lineRule="auto" w:after="200"/>
+      </w:pPr>
+      <w:r>
+        <w:rPr>
+          <w:rFonts w:ascii="Times New Roman" w:hAnsi="Times New Roman"/>
+          <w:b/>
+          <w:sz w:val="19"/>
+        </w:rPr>
+        <w:t>Figure 3.</w:t>
+      </w:r>
+      <w:r>
+        <w:rPr>
+          <w:rFonts w:ascii="Times New Roman" w:hAnsi="Times New Roman"/>
+          <w:sz w:val="19"/>
+        </w:rPr>
+        <w:t xml:space="preserve"> Calcium-regulatory transcript profile in the independent public SH-SY5Y RNA-seq comparison. (A) Adjusted gene-level TPM in control and TDP-43-depleted libraries (three libraries per group), on a logarithmic scale; connecting lines link the two group estimates of the same gene. (B) DESeq2 gene-level log2 fold changes from the same libraries; filled markers indicate Benjamini–Hochberg q &lt; 0.05. Bold gene labels mark the four RT-qPCR targets. These RNA-seq libraries are distinct from the cultures used for Figures 1 and 2. TPM values are descriptive transcript-abundance estimates and do not measure protein abundance or channel composition.</w:t>
       </w:r>
     </w:p>
     <w:bookmarkEnd w:id="29"/>
@@ -1942,7 +3175,7 @@
         <w:pStyle w:val="BodyText"/>
       </w:pPr>
       <w:r>
-        <w:t xml:space="preserve">Simulation over the observed coverage distribution showed why (Supplementary Figure S1). For a 3 + 3 design at 10 informative reads per sample — a coverage typical of the lower quartile of events — power to detect a true ΔPSI of 0.10 is only 0.08, and even at 100 reads per sample it reaches only 0.28. Attaining 80% power at realistic depth requires |ΔPSI| ≳ 0.30. Nominally significant events at low coverage are therefore expected to be substantially inflated in effect size, and individual events at the |ΔPSI| ≥ 0.10 threshold should not be interpreted without explicit read-level support.</w:t>
+        <w:t xml:space="preserve">Simulation over the observed coverage distribution showed why (Supplementary Figure S1). For a 3 + 3 design at 10 informative reads per sample, a coverage typical of the lower quartile of events, power to detect a true ΔPSI of 0.10 is only 0.08, and even at 100 reads per sample it reaches only 0.28. Attaining 80% power at realistic depth requires |ΔPSI| ≳ 0.30. Nominally significant events at low coverage are therefore expected to be substantially inflated in effect size, and individual events at the |ΔPSI| ≥ 0.10 threshold should not be interpreted without explicit read-level support.</w:t>
       </w:r>
     </w:p>
     <w:p>
@@ -2103,7 +3336,25 @@
         <w:t xml:space="preserve">CBARP</w:t>
       </w:r>
       <w:r>
-        <w:t xml:space="preserve">, encoding a suppressor of voltage-gated Ca²⁺ channel activity and Ca²⁺-evoked exocytosis (Béguin et al., 2014), was the most reproducible candidate: 32 events met both the threshold and the coverage criteria, in five of the six datasets — iPSC colonies, mouse striatum, SH-SY5Y, C2C12 and NSC34 — at the orthologous human chr19 and mouse chr10 loci, with |ΔPSI| from 0.11 to 0.74 (median 0.37) and 61 to 4,559 junction reads per event (median 246; 26 of the 32 above 100 reads; Supplementary Table S3). The locus is therefore affected in every model except the iPSC-derived motor neurons, but the direction is not consistent across models: all three qualifying SH-SY5Y events show reduced inclusion of the rMATS-defined form, whereas the events in mouse striatum and C2C12, all but one of those in NSC34 and most of those in iPSC colonies are positive; the junction-level analysis of Section 3.5 quantifies a different arm of the same locus and is positive in SH-SY5Y. What reproduces is the involvement of the locus, not one directional switch.</w:t>
+        <w:t xml:space="preserve">, encoding a suppressor of voltage-gated Ca²⁺ channel activity and Ca²⁺-evoked exocytosis </w:t>
+      </w:r>
+      <w:r>
+        <w:fldChar w:fldCharType="begin"/>
+      </w:r>
+      <w:r>
+        <w:instrText xml:space="preserve"> ADDIN ZOTERO_ITEM CSL_CITATION {"citationID":"HxUqqsiX","properties":{"formattedCitation":"(Béguin et al., 2014)","plainCitation":"(Béguin et al., 2014)","noteIndex":0},"citationItems":[{"id":579,"uris":["http://zotero.org/users/local/9j0F5ae7/items/TQJ42WHR"],"itemData":{"id":579,"type":"article-journal","title":"BARP suppresses voltage-gated calcium channel activity and Ca2+-evoked exocytosis","author":[{"family":"Béguin","given":"Pascal"},{"family":"Nagashima","given":"Kazuaki"},{"family":"Mahalakshmi","given":"Ramasubbu N."},{"family":"Vigot","given":"Réjan"},{"family":"Matsunaga","given":"Atsuko"},{"family":"Miki","given":"Takafumi"},{"family":"Ng","given":"Mei Yong"},{"family":"Ng","given":"Yu Jin Alvin"},{"family":"Lim","given":"Chiaw Hwee"},{"family":"Tay","given":"Hock Soon"},{"family":"Hwang","given":"Le-Ann"},{"family":"Firsov","given":"Dmitri"},{"family":"Tang","given":"Bor Luen"},{"family":"Inagaki","given":"Nobuya"},{"family":"Mori","given":"Yasuo"},{"family":"Seino","given":"Susumu"},{"family":"Launey","given":"Thomas"},{"family":"Hunziker","given":"Walter"}],"issued":{"date-parts":[[2014]]},"container-title":"Journal of Cell Biology","volume":"205","issue":"2","page":"233-249","DOI":"10.1083/jcb.201304101","URL":"https://rupress.org/jcb/article/205/2/233/37634/BARP-suppresses-voltage-gated-calcium-channel"}}],"schema":"https://github.com/citation-style-language/schema/raw/master/csl-citation.json"} </w:instrText>
+      </w:r>
+      <w:r>
+        <w:fldChar w:fldCharType="separate"/>
+      </w:r>
+      <w:r>
+        <w:t>(Béguin et al., 2014)</w:t>
+      </w:r>
+      <w:r>
+        <w:fldChar w:fldCharType="end"/>
+      </w:r>
+      <w:r>
+        <w:t>, was the most reproducible candidate: 32 events met both the threshold and the coverage criteria in five of the six datasets (iPSC colonies, mouse striatum, SH-SY5Y, C2C12 and NSC34) at the orthologous human chr19 and mouse chr10 loci, with |ΔPSI| from 0.11 to 0.74 (median 0.37) and 61 to 4,559 junction reads per event (median 246; 26 of the 32 above 100 reads; Supplementary Table S3). The locus is therefore affected in every model except the iPSC-derived motor neurons, but the direction is not consistent across models: all three qualifying SH-SY5Y events show reduced inclusion of the rMATS-defined form, whereas the events in mouse striatum and C2C12, all but one of those in NSC34 and most of those in iPSC colonies are positive; the junction-level analysis of Section 3.5 quantifies a different arm of the same locus and is positive in SH-SY5Y. What reproduces is the involvement of the locus, not one directional switch.</w:t>
       </w:r>
       <w:r>
         <w:t xml:space="preserve"> </w:t>
@@ -2159,7 +3410,7 @@
         <w:t xml:space="preserve"> </w:t>
       </w:r>
       <w:r>
-        <w:t xml:space="preserve">(p_adj = 0.0288) in SH-SY5Y. Three approaches — coverage-filtered rMATS, bootstrap interval estimation and LeafCutter — therefore converge on the same candidates.</w:t>
+        <w:t xml:space="preserve">(p_adj = 0.0288) in SH-SY5Y. Three approaches, namely coverage-filtered rMATS, bootstrap interval estimation and LeafCutter, therefore converge on the same candidates.</w:t>
       </w:r>
     </w:p>
     <w:bookmarkEnd w:id="31"/>
@@ -2447,7 +3698,7 @@
         <w:pStyle w:val="BodyText"/>
       </w:pPr>
       <w:r>
-        <w:t xml:space="preserve">The null test also sets the limits of interpretation. It could be run in the three datasets with four control replicates: for every real call the split-control null produced 0.64 calls in iPSC colonies, 2.17 in K562 total RNA and 0.83 in mouse striatum (high-confidence definition; Supplementary Table S14). These ratios are not calibrated false-discovery rates — they are the ratio of two call counts from analyses with different sample sizes and different numbers of tests — but they show that call counts are not interpretable on their own. In the remaining eight comparisons — the two SH-SY5Y doses, the three iPSC-derived motor neuron comparisons, K562 poly(A)+ mRNA, C2C12 and NSC34 — the controls could not be split, and positive-control recovery is the only available check. Across the eleven comparisons the burden of high-confidence unannotated splicing changes ranged from 12 to 477 events, and of the three datasets with a null, the one with the largest burden also had the largest null.</w:t>
+        <w:t xml:space="preserve">The null test also sets the limits of interpretation. It could be run in the three datasets with four control replicates: for every real call the split-control null produced 0.64 calls in iPSC colonies, 2.17 in K562 total RNA and 0.83 in mouse striatum (high-confidence definition; Supplementary Table S14). These ratios are not calibrated false-discovery rates; they are the ratio of two call counts from analyses with different sample sizes and different numbers of tests, but they show that call counts are not interpretable on their own. In the remaining eight comparisons (the two SH-SY5Y doses, the three iPSC-derived motor neuron comparisons, K562 poly(A)+ mRNA, C2C12 and NSC34), the controls could not be split, and positive-control recovery is the only available check. Across the eleven comparisons the burden of high-confidence unannotated splicing changes ranged from 12 to 477 events, and of the three datasets with a null, the one with the largest burden also had the largest null.</w:t>
       </w:r>
     </w:p>
     <w:p>
@@ -2471,7 +3722,7 @@
         <w:t xml:space="preserve"> </w:t>
       </w:r>
       <w:r>
-        <w:t xml:space="preserve">The negative is informative where the analysis demonstrably worked — in SH-SY5Y at both doses and in K562 poly(A)+ mRNA, where positive controls were recovered at the high-confidence threshold, and less strongly in the TDP-43 knockdown of iPSC-derived motor neurons, where two were recovered under the permissive definition only. In K562 total RNA no positive control was recovered, and the three mouse comparisons have no conserved control, so the absence of calls there carries little information. The single exception was iPSC colonies, where</w:t>
+        <w:t xml:space="preserve">The negative is informative where the analysis demonstrably worked: in SH-SY5Y at both doses and in K562 poly(A)+ mRNA, where positive controls were recovered at the high-confidence threshold, and less strongly in the TDP-43 knockdown of iPSC-derived motor neurons, where two were recovered under the permissive definition only. In K562 total RNA no positive control was recovered, and the three mouse comparisons have no conserved control, so the absence of calls there carries little information. The single exception was iPSC colonies, where</w:t>
       </w:r>
       <w:r>
         <w:t xml:space="preserve"> </w:t>
@@ -2503,7 +3754,7 @@
         <w:t xml:space="preserve"> </w:t>
       </w:r>
       <w:r>
-        <w:t xml:space="preserve">were called — in the dataset whose null test produced 0.64 calls for every real call, so a lone call there is not evidence, although the</w:t>
+        <w:t xml:space="preserve">were called. This was the dataset whose null test produced 0.64 calls for every real call, so a lone call there is not evidence, although the</w:t>
       </w:r>
       <w:r>
         <w:t xml:space="preserve"> </w:t>
@@ -2831,7 +4082,25 @@
         <w:pStyle w:val="BodyText"/>
       </w:pPr>
       <w:r>
-        <w:t xml:space="preserve">One specific mechanism could be tested directly. Inclusion of a 24-nucleotide exon in the STIM–ORAI activating region (SOAR) converts STIM2 into STIM2.1 (STIM2β), an isoform that inhibits SOCE (Miederer et al., 2015; Rana et al., 2015), so increased inclusion upon TDP-43 loss would be a simple route to reduced entry. Measured as an rMATS event, inclusion of the exon was higher in knockdown in five of six datasets, but the fixed-effect meta-analysis estimate was negligible (pooled ΔPSI +0.0013, 95% CI −0.022 to +0.024; p = 0.914; Supplementary Table S15). The three mouse datasets carry 86% of the weight, but the human datasets alone give the same answer (+0.031, 95% CI −0.030 to +0.091; p = 0.32), and the estimates are not heterogeneous (Cochran’s Q = 4.84, 5 df, p = 0.44; I² = 0%). At junction level, inclusion of the SOAR exon (chr4:27,007,983–27,008,006) was positive in direction in all five TDP-43 comparisons in which it was measurable, but the effect was small and inconsistent: ΔPSI +0.149 in SH-SY5Y at 75 ng/mL (q = 0.033, 20 versus 3 reads), +0.116 at 25 ng/mL (q = 0.14), and +0.020 in iPSC colonies (q = 0.82), the best-powered comparison with 441 versus 281 reads (Supplementary Table S13). The junction-level estimate is larger than the rMATS estimate for the same exon in the same libraries (+0.149 versus +0.059; Supplementary Table S15) because the two are not the same quantity: rMATS combines both flanking junctions and normalises by effective length, whereas the junction-level PSI is the share of the single downstream junction among all junctions leaving that donor, which is the more sensitive and the noisier of the two for a lowly used exon. On either measure the direction is reproducible and the magnitude is too small to support an isoform switch, and the negative conclusion of the meta-analysis stands.</w:t>
+        <w:t xml:space="preserve">One specific mechanism could be tested directly. Inclusion of a 24-nucleotide exon in the STIM–ORAI activating region (SOAR) converts STIM2 into STIM2.1 (STIM2β), an isoform that inhibits SOCE </w:t>
+      </w:r>
+      <w:r>
+        <w:fldChar w:fldCharType="begin"/>
+      </w:r>
+      <w:r>
+        <w:instrText xml:space="preserve"> ADDIN ZOTERO_ITEM CSL_CITATION {"citationID":"3phUlMNy","properties":{"formattedCitation":"(Miederer et al., 2015; Rana et al., 2015)","plainCitation":"(Miederer et al., 2015; Rana et al., 2015)","noteIndex":0},"citationItems":[{"id":855,"uris":["http://zotero.org/users/local/9j0F5ae7/items/94YKDYSM"],"itemData":{"id":855,"type":"article-journal","title":"A STIM2 splice variant negatively regulates store-operated calcium entry","author":[{"family":"Miederer","given":"Anna-Maria"},{"family":"Alansary","given":"Dalia"},{"family":"Schwär","given":"Gertrud"},{"family":"Lee","given":"Po-Hsien"},{"family":"Jung","given":"Martin"},{"family":"Helms","given":"Volkhard"},{"family":"Niemeyer","given":"Barbara A."}],"issued":{"date-parts":[[2015]]},"container-title":"Nature Communications","volume":"6","issue":"1","DOI":"10.1038/ncomms7899","URL":"https://doi.org/10.1038/ncomms7899"}},{"id":858,"uris":["http://zotero.org/users/local/9j0F5ae7/items/RDCBSAN4"],"itemData":{"id":858,"type":"article-journal","title":"Alternative splicing converts STIM2 from an activator to an inhibitor of store-operated calcium channels","author":[{"family":"Rana","given":"Anshul"},{"family":"Yen","given":"Michelle"},{"family":"Sadaghiani","given":"Amir Masoud"},{"family":"Malmersjö","given":"Seth"},{"family":"Park","given":"Chan Young"},{"family":"Dolmetsch","given":"Ricardo E."},{"family":"Lewis","given":"Richard S."}],"issued":{"date-parts":[[2015]]},"container-title":"Journal of Cell Biology","volume":"209","issue":"5","page":"653-670","DOI":"10.1083/jcb.201412060","URL":"https://doi.org/10.1083/jcb.201412060"}}],"schema":"https://github.com/citation-style-language/schema/raw/master/csl-citation.json"} </w:instrText>
+      </w:r>
+      <w:r>
+        <w:fldChar w:fldCharType="separate"/>
+      </w:r>
+      <w:r>
+        <w:t>(Miederer et al., 2015; Rana et al., 2015)</w:t>
+      </w:r>
+      <w:r>
+        <w:fldChar w:fldCharType="end"/>
+      </w:r>
+      <w:r>
+        <w:t>, so increased inclusion upon TDP-43 loss would be a simple route to reduced entry. Measured as an rMATS event, inclusion of the exon was higher in knockdown in five of six datasets, but the fixed-effect meta-analysis estimate was negligible (pooled ΔPSI +0.0013, 95% CI −0.022 to +0.024; p = 0.914; Supplementary Table S15). The three mouse datasets carry 86% of the weight, but the human datasets alone give the same answer (+0.031, 95% CI −0.030 to +0.091; p = 0.32), and the estimates are not heterogeneous (Cochran’s Q = 4.84, 5 df, p = 0.44; I² = 0%). At junction level, inclusion of the SOAR exon (chr4:27,007,983–27,008,006) was positive in direction in all five TDP-43 comparisons in which it was measurable, but the effect was small and inconsistent: ΔPSI +0.149 in SH-SY5Y at 75 ng/mL (q = 0.033, 20 versus 3 reads), +0.116 at 25 ng/mL (q = 0.14), and +0.020 in iPSC colonies (q = 0.82), the best-powered comparison with 441 versus 281 reads (Supplementary Table S13). The junction-level estimate is larger than the rMATS estimate for the same exon in the same libraries (+0.149 versus +0.059; Supplementary Table S15) because the two are not the same quantity: rMATS combines both flanking junctions and normalises by effective length, whereas the junction-level PSI is the share of the single downstream junction among all junctions leaving that donor, which is the more sensitive and the noisier of the two for a lowly used exon. On either measure the direction is reproducible and the magnitude is too small to support an isoform switch, and the negative conclusion of the meta-analysis stands.</w:t>
       </w:r>
     </w:p>
     <w:p>
@@ -2970,7 +4239,25 @@
         <w:pStyle w:val="FirstParagraph"/>
       </w:pPr>
       <w:r>
-        <w:t xml:space="preserve">Cryptic polyadenylation accounts for a substantial part of TDP-43-dependent RNA processing (Bryce-Smith et al., 2025) — the truncated</w:t>
+        <w:t xml:space="preserve">Cryptic polyadenylation accounts for a substantial part of TDP-43-dependent RNA processing </w:t>
+      </w:r>
+      <w:r>
+        <w:fldChar w:fldCharType="begin"/>
+      </w:r>
+      <w:r>
+        <w:instrText xml:space="preserve"> ADDIN ZOTERO_ITEM CSL_CITATION {"citationID":"WWo6sEZw","properties":{"formattedCitation":"(Bryce-Smith et al., 2025)","plainCitation":"(Bryce-Smith et al., 2025)","noteIndex":0},"citationItems":[{"id":592,"uris":["http://zotero.org/users/local/9j0F5ae7/items/7NHLFNTV"],"itemData":{"id":592,"type":"article-journal","title":"TDP-43 loss induces cryptic polyadenylation in ALS/FTD","author":[{"family":"Bryce-Smith","given":"Sam"},{"family":"Brown","given":"Anna-Leigh"},{"family":"Chien","given":"Max Z. Y. J."},{"family":"Dattilo","given":"Dario"},{"family":"Mehta","given":"Puja R."},{"family":"Mattedi","given":"Francesca"},{"family":"Barattucci","given":"Simone"},{"family":"Mikheenko","given":"Alla"},{"family":"Zanovello","given":"Matteo"},{"family":"Pellegrini","given":"Flaminia"},{"family":"El-Agamy","given":"Sara Emad"},{"family":"Yome","given":"Matthew"},{"family":"Kargbo-Hill","given":"Sarah E."},{"family":"Qi","given":"Yue A."},{"family":"Sun","given":"Kai"},{"family":"Ryadnov","given":"Eugeni"},{"family":"Wan","given":"Yixuan"},{"family":"NYGC ALS Consortium","given":""},{"family":"Phatnani","given":"Hemali"},{"family":"Kwan","given":"Justin"},{"family":"Sareen","given":"Dhruv"},{"family":"Broach","given":"James R."},{"family":"Simmons","given":"Zachary"},{"family":"Arcila-Londono","given":"Ximena"},{"family":"Lee","given":"Edward B."},{"family":"Van Deerlin","given":"Vivianna M."},{"family":"Shneider","given":"Neil A."},{"family":"Fraenkel","given":"Ernest"},{"family":"Ostrow","given":"Lyle W."},{"family":"Baas","given":"Frank"},{"family":"Zaitlen","given":"Noah"},{"family":"Berry","given":"James D."},{"family":"Malaspina","given":"Andrea"},{"family":"Cox","given":"Gregory A."},{"family":"Thompson","given":"Leslie M."},{"family":"Finkbeiner","given":"Steve"},{"family":"Dardiotis","given":"Efthimios"},{"family":"Miller","given":"Timothy M."},{"family":"Chandran","given":"Siddharthan"},{"family":"Pal","given":"Suvankar"},{"family":"Hornstein","given":"Eran"},{"family":"MacGowan","given":"Daniel J."},{"family":"Heiman-Patterson","given":"Terry"},{"family":"Hammell","given":"Molly G."},{"family":"Patsopoulos","given":"Nikolaos. A."},{"family":"Dubnau","given":"Joshua"},{"family":"Nath","given":"Avindra"},{"family":"Bowser","given":"Robert"},{"family":"Harms","given":"Matthew"},{"family":"Aronica","given":"Eleonora"},{"family":"Poss","given":"Mary"},{"family":"Phillips-Cremins","given":"Jennifer"},{"family":"Crary","given":"John"},{"family":"Atassi","given":"Nazem"},{"family":"Lange","given":"Dale J."},{"family":"Adams","given":"Darius J."},{"family":"Stefanis","given":"Leonidas"},{"family":"Gotkine","given":"Marc"},{"family":"Baloh","given":"Robert H."},{"family":"Babu","given":"Suma"},{"family":"Paganoni","given":"Sabrina"},{"family":"Shalem","given":"Ophir"},{"family":"Smith","given":"Colin"},{"family":"Zhang","given":"Bin"},{"family":"Kwan","given":"Justin"},{"family":"Blanchard","given":"Thomas"},{"family":"Harris","given":"Brent"},{"family":"Broce","given":"Iris"},{"family":"Drory","given":"Vivian"},{"family":"Ravits","given":"John"},{"family":"McMillan","given":"Corey"},{"family":"Menon","given":"Vilas"},{"family":"Wu","given":"Lani"},{"family":"Altschuler","given":"Steven"},{"family":"Lerner","given":"Yossef"},{"family":"Sattler","given":"Rita"},{"family":"Van Keuren-Jensen","given":"Kendall"},{"family":"Rozenblatt-Rosen","given":"Orit"},{"family":"Lindblad-Toh","given":"Kerstin"},{"family":"Nicholson","given":"Katharine"},{"family":"Gregersen","given":"Peter"},{"family":"Lee","given":"Jeong-Ho"},{"family":"Butovsky","given":"Oleg"},{"family":"Brauer","given":"Matt"},{"family":"Nickerson","given":"Tara"},{"family":"Biswas","given":"Shameek"},{"family":"Wilson","given":"Kimberly A."},{"family":"Koks","given":"Sulev"},{"family":"Muljo","given":"Stephen"},{"family":"Traynor","given":"Bryan J."},{"family":"Moccia","given":"Robert"},{"family":"Cheng","given":"Seng"},{"family":"Deubler","given":"Andrew"},{"family":"Coppola","given":"Giovanni"},{"family":"Atwal","given":"Mickey"},{"family":"Cantor","given":"Michael"},{"family":"Salerno","given":"William"},{"family":"Stahl","given":"Eli"},{"family":"Anderson","given":"Matt"},{"family":"Frendewey","given":"David"},{"family":"Koller","given":"Daphne"},{"family":"Rozenman","given":"Mary"},{"family":"Vargas","given":"Jose Norberto S."},{"family":"Birsa","given":"Nicol"},{"family":"Raj","given":"Towfique"},{"family":"Humphrey","given":"Jack"},{"family":"Keuss","given":"Matthew"},{"family":"Wilkins","given":"Oscar G."},{"family":"Ward","given":"Michael"},{"family":"Secrier","given":"Maria"},{"family":"Fratta","given":"Pietro"}],"issued":{"date-parts":[[2025]]},"container-title":"Nature Neuroscience","volume":"28","issue":"11","page":"2190-2200","DOI":"10.1038/s41593-025-02050-w","URL":"https://www.nature.com/articles/s41593-025-02050-w"}}],"schema":"https://github.com/citation-style-language/schema/raw/master/csl-citation.json"} </w:instrText>
+      </w:r>
+      <w:r>
+        <w:fldChar w:fldCharType="separate"/>
+      </w:r>
+      <w:r>
+        <w:t>(Bryce-Smith et al., 2025)</w:t>
+      </w:r>
+      <w:r>
+        <w:fldChar w:fldCharType="end"/>
+      </w:r>
+      <w:r>
+        <w:t xml:space="preserve">. The truncated</w:t>
       </w:r>
       <w:r>
         <w:t xml:space="preserve"> </w:t>
@@ -2986,7 +4273,7 @@
         <w:t xml:space="preserve"> </w:t>
       </w:r>
       <w:r>
-        <w:t xml:space="preserve">transcript is generated this way — and had not been assessed for the Ca²⁺ gene set. We measured it from coverage, as the 5′ share of the two ends of each intron (an intronic polyadenylation index) and as the distal share of each terminal exon (a 3′UTR usage index), across the 696 qualifying genes of the expanded Ca²⁺ panel and the cryptic positive controls (Methods 2.7; Supplementary Figure S6A; Supplementary Table S11).</w:t>
+        <w:t xml:space="preserve">transcript is generated this way, but APA had not been assessed for the Ca²⁺ gene set. We measured it from coverage, as the 5′ share of the two ends of each intron (an intronic polyadenylation index) and as the distal share of each terminal exon (a 3′UTR usage index), across the 696 qualifying genes of the expanded Ca²⁺ panel and the cryptic positive controls (Methods 2.7; Supplementary Figure S6A; Supplementary Table S11).</w:t>
       </w:r>
     </w:p>
     <w:p>
@@ -3245,7 +4532,7 @@
         <w:t xml:space="preserve"> </w:t>
       </w:r>
       <w:r>
-        <w:t xml:space="preserve">terminal exon +0.012). Outside the SOCE machinery three units likewise exclude zero — the</w:t>
+        <w:t xml:space="preserve">terminal exon +0.012). Outside the SOCE machinery three units likewise exclude zero: the</w:t>
       </w:r>
       <w:r>
         <w:t xml:space="preserve"> </w:t>
@@ -3293,7 +4580,7 @@
         <w:t xml:space="preserve"> </w:t>
       </w:r>
       <w:r>
-        <w:t xml:space="preserve">terminal exon (−0.055) — so the ER-release and mitochondrial-uptake arms show the same kind of candidate gradient as</w:t>
+        <w:t xml:space="preserve">terminal exon (−0.055), so the ER-release and mitochondrial-uptake arms show the same kind of candidate gradient as</w:t>
       </w:r>
       <w:r>
         <w:t xml:space="preserve"> </w:t>
@@ -3333,7 +4620,7 @@
         <w:t xml:space="preserve"> </w:t>
       </w:r>
       <w:r>
-        <w:t xml:space="preserve">intron 2, which contains cryptic exon 2a, rose from 0.570 in controls to 0.819 in knockdown (Δ = +0.249, interval +0.208 to +0.290). Against that working positive control, the SOCE-machinery genes again showed only small shifts — the largest were</w:t>
+        <w:t xml:space="preserve">intron 2, which contains cryptic exon 2a, rose from 0.570 in controls to 0.819 in knockdown (Δ = +0.249, interval +0.208 to +0.290). Against that working positive control, the SOCE-machinery genes again showed only small shifts: the largest were</w:t>
       </w:r>
       <w:r>
         <w:t xml:space="preserve"> </w:t>
@@ -3397,7 +4684,7 @@
         <w:t xml:space="preserve"> </w:t>
       </w:r>
       <w:r>
-        <w:t xml:space="preserve">terminal exon (−0.074) — and the SH-SY5Y</w:t>
+        <w:t xml:space="preserve">terminal exon (−0.074). The SH-SY5Y</w:t>
       </w:r>
       <w:r>
         <w:t xml:space="preserve"> </w:t>
@@ -3450,7 +4737,25 @@
         <w:t xml:space="preserve"> </w:t>
       </w:r>
       <w:r>
-        <w:t xml:space="preserve">cryptic polyadenylation site is absent from the mouse gene (Melamed et al., 2019), so the</w:t>
+        <w:t xml:space="preserve">cryptic polyadenylation site is absent from the mouse gene </w:t>
+      </w:r>
+      <w:r>
+        <w:fldChar w:fldCharType="begin"/>
+      </w:r>
+      <w:r>
+        <w:instrText xml:space="preserve"> ADDIN ZOTERO_ITEM CSL_CITATION {"citationID":"V5ndP5X8","properties":{"formattedCitation":"(Melamed et al., 2019)","plainCitation":"(Melamed et al., 2019)","noteIndex":0},"citationItems":[{"id":698,"uris":["http://zotero.org/users/local/9j0F5ae7/items/5E8X6UCK"],"itemData":{"id":698,"type":"article-journal","title":"Premature polyadenylation-mediated loss of stathmin-2 is a hallmark of TDP-43-dependent neurodegeneration","author":[{"family":"Melamed","given":"Ze’ev"},{"family":"López-Erauskin","given":"Jone"},{"family":"Baughn","given":"Michael W."},{"family":"Zhang","given":"Ouyang"},{"family":"Drenner","given":"Kevin"},{"family":"Sun","given":"Ying"},{"family":"Freyermuth","given":"Fernande"},{"family":"McMahon","given":"Moira A."},{"family":"Beccari","given":"Melinda S."},{"family":"Artates","given":"Jon W."},{"family":"Ohkubo","given":"Takuya"},{"family":"Rodriguez","given":"Maria"},{"family":"Lin","given":"Nianwei"},{"family":"Wu","given":"Dongmei"},{"family":"Bennett","given":"C. Frank"},{"family":"Rigo","given":"Frank"},{"family":"Da Cruz","given":"Sandrine"},{"family":"Ravits","given":"John"},{"family":"Lagier-Tourenne","given":"Clotilde"},{"family":"Cleveland","given":"Don W."}],"issued":{"date-parts":[[2019]]},"container-title":"Nature Neuroscience","volume":"22","issue":"2","page":"180-190","DOI":"10.1038/s41593-018-0293-z","URL":"https://www.nature.com/articles/s41593-018-0293-z"}}],"schema":"https://github.com/citation-style-language/schema/raw/master/csl-citation.json"} </w:instrText>
+      </w:r>
+      <w:r>
+        <w:fldChar w:fldCharType="separate"/>
+      </w:r>
+      <w:r>
+        <w:t>(Melamed et al., 2019)</w:t>
+      </w:r>
+      <w:r>
+        <w:fldChar w:fldCharType="end"/>
+      </w:r>
+      <w:r>
+        <w:t>, so the</w:t>
       </w:r>
       <w:r>
         <w:t xml:space="preserve"> </w:t>
@@ -3569,7 +4874,7 @@
         <w:pStyle w:val="BodyText"/>
       </w:pPr>
       <w:r>
-        <w:t xml:space="preserve">The result differed by model. In iPSC-derived motor neurons — the most disease-relevant system examined — enrichment survived matching for both the channel/transport panel (p = 0.046) and the curated Ca²⁺-handling panel (p = 0.032), although neither p value would survive correction across the 24 dataset–panel combinations tested. In iPSC colonies, by contrast, nominally significant enrichment (hypergeometric p = 0.018–0.022) disappeared entirely against the matched null (p = 0.54–0.64).</w:t>
+        <w:t xml:space="preserve">The result differed by model. In iPSC-derived motor neurons, the most disease-relevant system examined, enrichment survived matching for both the channel/transport panel (p = 0.046) and the curated Ca²⁺-handling panel (p = 0.032), although neither p value would survive correction across the 24 dataset–panel combinations tested. In iPSC colonies, by contrast, nominally significant enrichment (hypergeometric p = 0.018–0.022) disappeared entirely against the matched null (p = 0.54–0.64).</w:t>
       </w:r>
     </w:p>
     <w:p>
@@ -3595,7 +4900,7 @@
         <w:pStyle w:val="FirstParagraph"/>
       </w:pPr>
       <w:r>
-        <w:t xml:space="preserve">We next asked whether these transcript-level changes are present in patient tissue (Figure 3; Table 5).</w:t>
+        <w:t xml:space="preserve">We next asked whether these transcript-level changes are present in patient tissue (Figure 4; Table 5).</w:t>
       </w:r>
     </w:p>
     <w:p>
@@ -3693,10 +4998,10 @@
         <w:t xml:space="preserve">ORAI1</w:t>
       </w:r>
       <w:r>
-        <w:t xml:space="preserve"> </w:t>
-      </w:r>
-      <w:r>
-        <w:t xml:space="preserve">— a lower-relative-abundance member of its transcript family in the cellular model — showed no significant change in any ALS region.</w:t>
+        <w:t xml:space="preserve"/>
+      </w:r>
+      <w:r>
+        <w:t xml:space="preserve">, a lower-relative-abundance member of its transcript family in the cellular model, showed no significant change in any ALS region.</w:t>
       </w:r>
       <w:r>
         <w:t xml:space="preserve"> </w:t>
@@ -3825,7 +5130,25 @@
         <w:t xml:space="preserve"> </w:t>
       </w:r>
       <w:r>
-        <w:t xml:space="preserve">was decreased at donor level across all sampled lesion types (δ = −0.840; q = 0.038) and in lesions at sample level (δ = −0.594; q = 1.3 × 10⁻⁴); in the second multiple sclerosis cohort the direction was the same but the study was underpowered (five regions pooled, δ = −0.226; q = 0.49). Because TRPC1 contributes to SOCE in oligodendrocyte precursor cells (Paez et al., 2011), we asked whether the decrease simply reflected demyelination and loss of oligodendrocyte-lineage cells. In normal-appearing white matter, where the myelin markers MBP (δ = +0.051), PLP1 (−0.074), MOG (−0.257) and MAG (−0.299) were unchanged,</w:t>
+        <w:t xml:space="preserve">was decreased at donor level across all sampled lesion types (δ = −0.840; q = 0.038) and in lesions at sample level (δ = −0.594; q = 1.3 × 10⁻⁴); in the second multiple sclerosis cohort the direction was the same but the study was underpowered (five regions pooled, δ = −0.226; q = 0.49). Because TRPC1 contributes to SOCE in oligodendrocyte precursor cells </w:t>
+      </w:r>
+      <w:r>
+        <w:fldChar w:fldCharType="begin"/>
+      </w:r>
+      <w:r>
+        <w:instrText xml:space="preserve"> ADDIN ZOTERO_ITEM CSL_CITATION {"citationID":"mHprdcHZ","properties":{"formattedCitation":"(Paez et al., 2011)","plainCitation":"(Paez et al., 2011)","noteIndex":0},"citationItems":[{"id":873,"uris":["http://zotero.org/users/local/9j0F5ae7/items/VABZ9LW3"],"itemData":{"id":873,"type":"article-journal","title":"Modulation of Canonical Transient Receptor Potential Channel 1 in the Proliferation of Oligodendrocyte Precursor Cells by the Golli Products of the Myelin Basic Protein Gene","author":[{"family":"Paez","given":"Pablo M."},{"family":"Fulton","given":"Daniel"},{"family":"Spreuer","given":"Vilma"},{"family":"Handley","given":"Vance"},{"family":"Campagnoni","given":"Anthony T."}],"issued":{"date-parts":[[2011]]},"container-title":"The Journal of Neuroscience","volume":"31","issue":"10","page":"3625-3637","DOI":"10.1523/jneurosci.4424-10.2011","URL":"https://doi.org/10.1523/jneurosci.4424-10.2011"}}],"schema":"https://github.com/citation-style-language/schema/raw/master/csl-citation.json"} </w:instrText>
+      </w:r>
+      <w:r>
+        <w:fldChar w:fldCharType="separate"/>
+      </w:r>
+      <w:r>
+        <w:t>(Paez et al., 2011)</w:t>
+      </w:r>
+      <w:r>
+        <w:fldChar w:fldCharType="end"/>
+      </w:r>
+      <w:r>
+        <w:t>, we asked whether the decrease simply reflected demyelination and loss of oligodendrocyte-lineage cells. In normal-appearing white matter, where the myelin markers MBP (δ = +0.051), PLP1 (−0.074), MOG (−0.257) and MAG (−0.299) were unchanged,</w:t>
       </w:r>
       <w:r>
         <w:t xml:space="preserve"> </w:t>
@@ -3898,6 +5221,70 @@
       </w:r>
       <w:r>
         <w:t xml:space="preserve">was significantly increased (Supplementary Figure S7).</w:t>
+      </w:r>
+    </w:p>
+    <w:p>
+      <w:pPr>
+        <w:keepNext/>
+        <w:pageBreakBefore/>
+        <w:spacing w:before="0" w:after="140"/>
+        <w:jc w:val="center"/>
+      </w:pPr>
+      <w:r>
+        <w:drawing>
+          <wp:inline>
+            <wp:extent cx="5532120" cy="4285445"/>
+            <wp:docPr id="4" name="Picture 4"/>
+            <wp:cNvGraphicFramePr>
+              <a:graphicFrameLocks noChangeAspect="1"/>
+            </wp:cNvGraphicFramePr>
+            <a:graphic>
+              <a:graphicData uri="http://schemas.openxmlformats.org/drawingml/2006/picture">
+                <pic:pic>
+                  <pic:nvPicPr>
+                    <pic:cNvPr id="0" name="Figure4_ALS_expression.png"/>
+                    <pic:cNvPicPr/>
+                  </pic:nvPicPr>
+                  <pic:blipFill>
+                    <a:blip r:embed="rId12"/>
+                    <a:stretch>
+                      <a:fillRect/>
+                    </a:stretch>
+                  </pic:blipFill>
+                  <pic:spPr>
+                    <a:xfrm>
+                      <a:off x="0" y="0"/>
+                      <a:ext cx="5532120" cy="4285445"/>
+                    </a:xfrm>
+                    <a:prstGeom prst="rect"/>
+                  </pic:spPr>
+                </pic:pic>
+              </a:graphicData>
+            </a:graphic>
+          </wp:inline>
+        </w:drawing>
+      </w:r>
+    </w:p>
+    <w:p>
+      <w:pPr>
+        <w:pStyle w:val="Caption"/>
+        <w:keepLines/>
+        <w:spacing w:line="269" w:lineRule="auto" w:after="200"/>
+      </w:pPr>
+      <w:r>
+        <w:rPr>
+          <w:rFonts w:ascii="Times New Roman" w:hAnsi="Times New Roman"/>
+          <w:b/>
+          <w:sz w:val="19"/>
+        </w:rPr>
+        <w:t>Figure 4.</w:t>
+      </w:r>
+      <w:r>
+        <w:rPr>
+          <w:rFonts w:ascii="Times New Roman" w:hAnsi="Times New Roman"/>
+          <w:sz w:val="19"/>
+        </w:rPr>
+        <w:t xml:space="preserve"> ALS tissue expression of TRPC1, SARAF and CBARP by region. Cliff’s δ compares ALS with non-neurological controls within each NYGC region (case minus control); positive and negative values are shown with an accessible orange and blue scale and printed numerically. An asterisk marks Benjamini–Hochberg q &lt; 0.05. Sample counts and exact q values are given in Table 5. The horizontal rule separates brain regions from spinal cord levels. These bulk-tissue associations do not establish that TDP-43 loss caused the expression differences.</w:t>
       </w:r>
     </w:p>
     <w:bookmarkEnd w:id="36"/>
@@ -4186,7 +5573,7 @@
         <w:t xml:space="preserve"> </w:t>
       </w:r>
       <w:r>
-        <w:t xml:space="preserve">rose in medial motor cortex (ρ = −0.276 and +0.284, q = 0.028 and 0.023) — all three internally consistent — together with</w:t>
+        <w:t xml:space="preserve">rose in medial motor cortex (ρ = −0.276 and +0.284, q = 0.028 and 0.023); all three were internally consistent. Additional associations involved</w:t>
       </w:r>
       <w:r>
         <w:t xml:space="preserve"> </w:t>
@@ -4383,7 +5770,7 @@
         <w:pStyle w:val="FirstParagraph"/>
       </w:pPr>
       <w:r>
-        <w:t xml:space="preserve">This study examined the relationship between TDP-43 knockdown, store-operated Ca²⁺ entry and calcium-regulatory RNA processing. The Fura-2 readdition response fell markedly, while several transcripts in the entry pathway increased.</w:t>
+        <w:t>This study identifies a marked reduction in the Fura-2 Ca²⁺ readdition response after TDP-43 knockdown and connects that functional phenotype to coordinated changes in calcium-regulatory transcripts. The central feature is a mismatch between abundance and function: the adjusted STIM and ORAI transcript pools increased, yet the readdition response fell by approximately 84%. The data therefore do not support simple loss of the core SOCE machinery. They instead point to altered channel composition, feedback inhibition, ER refilling and cellular bioenergetics as interacting determinants. Across independent datasets, canonical TDP-43 RNA targets behaved as expected, whereas calcium-gene processing changes were selective and context dependent. This combination defines a multilayered calcium-homeostasis phenotype rather than uniform suppression of one channel or one RNA-processing event.</w:t>
       </w:r>
     </w:p>
     <w:p>
@@ -4393,134 +5780,29 @@
       <w:r>
         <w:rPr>
           <w:b/>
-          <w:bCs/>
-        </w:rPr>
-        <w:t xml:space="preserve">Functional and transcript responses.</w:t>
-      </w:r>
-      <w:r>
-        <w:t xml:space="preserve"> </w:t>
-      </w:r>
-      <w:r>
-        <w:t xml:space="preserve">TDP-43 knockdown reduced the Fura-2 SOCE-associated readdition response by approximately 84%. After adjustment for library composition, the transcript summaries show a larger ORAI pool shifting from</w:t>
-      </w:r>
-      <w:r>
-        <w:t xml:space="preserve"> </w:t>
-      </w:r>
-      <w:r>
-        <w:rPr>
-          <w:i/>
-          <w:iCs/>
-        </w:rPr>
-        <w:t xml:space="preserve">ORAI2</w:t>
-      </w:r>
-      <w:r>
-        <w:t xml:space="preserve"> </w:t>
-      </w:r>
-      <w:r>
-        <w:t xml:space="preserve">towards</w:t>
-      </w:r>
-      <w:r>
-        <w:t xml:space="preserve"> </w:t>
-      </w:r>
-      <w:r>
-        <w:rPr>
-          <w:i/>
-          <w:iCs/>
-        </w:rPr>
-        <w:t xml:space="preserve">ORAI3</w:t>
-      </w:r>
-      <w:r>
-        <w:t xml:space="preserve">, modest decreases in</w:t>
-      </w:r>
-      <w:r>
-        <w:t xml:space="preserve"> </w:t>
-      </w:r>
-      <w:r>
-        <w:rPr>
-          <w:i/>
-          <w:iCs/>
-        </w:rPr>
-        <w:t xml:space="preserve">ORAI2</w:t>
-      </w:r>
-      <w:r>
-        <w:t xml:space="preserve"> </w:t>
-      </w:r>
-      <w:r>
-        <w:t xml:space="preserve">and</w:t>
-      </w:r>
-      <w:r>
-        <w:t xml:space="preserve"> </w:t>
-      </w:r>
-      <w:r>
-        <w:rPr>
-          <w:i/>
-          <w:iCs/>
-        </w:rPr>
-        <w:t xml:space="preserve">ATP2A2</w:t>
-      </w:r>
-      <w:r>
-        <w:t xml:space="preserve">, and an increase in</w:t>
-      </w:r>
-      <w:r>
-        <w:t xml:space="preserve"> </w:t>
-      </w:r>
-      <w:r>
-        <w:rPr>
-          <w:i/>
-          <w:iCs/>
-        </w:rPr>
-        <w:t xml:space="preserve">SARAF</w:t>
-      </w:r>
-      <w:r>
-        <w:t xml:space="preserve">. The</w:t>
-      </w:r>
-      <w:r>
-        <w:t xml:space="preserve"> </w:t>
-      </w:r>
-      <w:r>
-        <w:rPr>
-          <w:i/>
-          <w:iCs/>
-        </w:rPr>
-        <w:t xml:space="preserve">ORAI3</w:t>
-      </w:r>
-      <w:r>
-        <w:t xml:space="preserve"> </w:t>
-      </w:r>
-      <w:r>
-        <w:t xml:space="preserve">and</w:t>
-      </w:r>
-      <w:r>
-        <w:t xml:space="preserve"> </w:t>
-      </w:r>
-      <w:r>
-        <w:rPr>
-          <w:i/>
-          <w:iCs/>
-        </w:rPr>
-        <w:t xml:space="preserve">SARAF</w:t>
-      </w:r>
-      <w:r>
-        <w:t xml:space="preserve"> </w:t>
-      </w:r>
-      <w:r>
-        <w:t xml:space="preserve">increases are compatible with reduced entry (Palty et al., 2012; Yoast et al., 2020), whereas the</w:t>
-      </w:r>
-      <w:r>
-        <w:t xml:space="preserve"> </w:t>
-      </w:r>
-      <w:r>
-        <w:rPr>
-          <w:i/>
-          <w:iCs/>
-        </w:rPr>
-        <w:t xml:space="preserve">ORAI2</w:t>
-      </w:r>
-      <w:r>
-        <w:t xml:space="preserve"> </w:t>
-      </w:r>
-      <w:r>
-        <w:t xml:space="preserve">decrease could act in the opposite direction (Vaeth et al., 2017). These RNA changes suggest a change in pathway composition; their effects on channel function remain to be tested.</w:t>
+        </w:rPr>
+        <w:t xml:space="preserve">Architecture of the functional phenotype. </w:t>
+      </w:r>
+      <w:r>
+        <w:t xml:space="preserve">The ER-release mean fell from 0.268 to 0.180 Δ(F340/F380), while the subsequent readdition response showed a much larger proportional decrease. A smaller releasable store may therefore contribute, but it is unlikely to account on its own for the magnitude of the readdition phenotype. The transcript data identify two mechanistic layers that could act together. First, ATP2A2, which dominates the SERCA family in these cells, decreased modestly and could reduce the efficiency of ER refilling. Second, the ORAI family shifted sharply: ORAI3 rose from 8% to 30% of ORAI transcripts, ORAI2 fell from 77% to 53%, and SARAF increased. Channel output depends on the relative abundance, assembly and localization of STIM and ORAI proteins rather than their summed RNA abundance; even the STIM1:ORAI1 protein ratio can change CRAC-channel trapping and gating </w:t>
+      </w:r>
+      <w:r>
+        <w:fldChar w:fldCharType="begin"/>
+      </w:r>
+      <w:r>
+        <w:instrText xml:space="preserve"> ADDIN ZOTERO_ITEM CSL_CITATION {"citationID":"m51X93jP","properties":{"formattedCitation":"(Hoover and Lewis, 2011)","plainCitation":"(Hoover and Lewis, 2011)","noteIndex":0},"citationItems":[{"id":872,"uris":["http://zotero.org/users/local/9j0F5ae7/items/A27WZHGU"],"itemData":{"id":872,"type":"article-journal","title":"Stoichiometric requirements for trapping and gating of Ca                     &lt;sup&gt;2+&lt;/sup&gt;                     release-activated Ca                     &lt;sup&gt;2+&lt;/sup&gt;                     (CRAC) channels by stromal interaction molecule 1 (STIM1)","author":[{"family":"Hoover","given":"Paul J."},{"family":"Lewis","given":"Richard S."}],"issued":{"date-parts":[[2011]]},"container-title":"Proceedings of the National Academy of Sciences","volume":"108","issue":"32","page":"13299-13304","DOI":"10.1073/pnas.1101664108","URL":"https://doi.org/10.1073/pnas.1101664108"}}],"schema":"https://github.com/citation-style-language/schema/raw/master/csl-citation.json"} </w:instrText>
+      </w:r>
+      <w:r>
+        <w:fldChar w:fldCharType="separate"/>
+      </w:r>
+      <w:r>
+        <w:t>(Hoover and Lewis, 2011)</w:t>
+      </w:r>
+      <w:r>
+        <w:fldChar w:fldCharType="end"/>
+      </w:r>
+      <w:r>
+        <w:t>. The discordance between a larger transcript pool and lower entry therefore favours a composition or regulatory mechanism over simple transcript insufficiency.</w:t>
       </w:r>
     </w:p>
     <w:p>
@@ -4528,7 +5810,67 @@
         <w:pStyle w:val="BodyText"/>
       </w:pPr>
       <w:r>
-        <w:t xml:space="preserve">The 48-h WST-1 signal was 38.5% lower after knockdown, consistent with lower metabolic activity and/or fewer viable cells. A broader change in cell state could therefore contribute to the Ca²⁺ phenotype. The ER-release mean was also lower (0.268 versus 0.180 Δ(F340/F380)), although the comparison was not significant (p = 0.299). Because WST-1 and Fura-2 were measured in separate preparations, these data cannot determine how much of the readdition decrease reflects general cell state.</w:t>
+        <w:rPr>
+          <w:b/>
+        </w:rPr>
+        <w:t xml:space="preserve">Channel composition and neural context. </w:t>
+      </w:r>
+      <w:r>
+        <w:t xml:space="preserve">SARAF promotes slow Ca²⁺-dependent inactivation, while ORAI2 and ORAI3 can modify ORAI1-mediated channel kinetics and restrain entry in heteromeric settings </w:t>
+      </w:r>
+      <w:r>
+        <w:fldChar w:fldCharType="begin"/>
+      </w:r>
+      <w:r>
+        <w:instrText xml:space="preserve"> ADDIN ZOTERO_ITEM CSL_CITATION {"citationID":"zzRVJXhq","properties":{"formattedCitation":"(Palty et al., 2012; Vaeth et al., 2017; Yoast et al., 2020)","plainCitation":"(Palty et al., 2012; Vaeth et al., 2017; Yoast et al., 2020)","noteIndex":0},"citationItems":[{"id":835,"uris":["http://zotero.org/users/local/9j0F5ae7/items/H3JVPKHI"],"itemData":{"id":835,"type":"article-journal","title":"SARAF Inactivates the Store Operated Calcium Entry Machinery to Prevent Excess Calcium Refilling","author":[{"family":"Palty","given":"Raz"},{"family":"Raveh","given":"Adi"},{"family":"Kaminsky","given":"Ido"},{"family":"Meller","given":"Ruth"},{"family":"Reuveny","given":"Eitan"}],"issued":{"date-parts":[[2012]]},"container-title":"Cell","volume":"149","issue":"2","page":"425-438","DOI":"10.1016/j.cell.2012.01.055","URL":"https://doi.org/10.1016/j.cell.2012.01.055"}},{"id":861,"uris":["http://zotero.org/users/local/9j0F5ae7/items/QJM668AB"],"itemData":{"id":861,"type":"article-journal","title":"ORAI2 modulates store-operated calcium entry and T cell-mediated immunity","author":[{"family":"Vaeth","given":"Martin"},{"family":"Yang","given":"Jun"},{"family":"Yamashita","given":"Megumi"},{"family":"Zee","given":"Isabelle"},{"family":"Eckstein","given":"Miriam"},{"family":"Knosp","given":"Camille"},{"family":"Kaufmann","given":"Ulrike"},{"family":"Karoly Jani","given":"Peter"},{"family":"Lacruz","given":"Rodrigo S."},{"family":"Flockerzi","given":"Veit"},{"family":"Kacskovics","given":"Imre"},{"family":"Prakriya","given":"Murali"},{"family":"Feske","given":"Stefan"}],"issued":{"date-parts":[[2017]]},"container-title":"Nature Communications","volume":"8","issue":"1","DOI":"10.1038/ncomms14714","URL":"https://doi.org/10.1038/ncomms14714"}},{"id":866,"uris":["http://zotero.org/users/local/9j0F5ae7/items/YLDUWFTB"],"itemData":{"id":866,"type":"article-journal","title":"The native ORAI channel trio underlies the diversity of Ca2+ signaling events","author":[{"family":"Yoast","given":"Ryan E."},{"family":"Emrich","given":"Scott M."},{"family":"Zhang","given":"Xuexin"},{"family":"Xin","given":"Ping"},{"family":"Johnson","given":"Martin T."},{"family":"Fike","given":"Adam J."},{"family":"Walter","given":"Vonn"},{"family":"Hempel","given":"Nadine"},{"family":"Yule","given":"David I."},{"family":"Sneyd","given":"James"},{"family":"Gill","given":"Donald L."},{"family":"Trebak","given":"Mohamed"}],"issued":{"date-parts":[[2020]]},"container-title":"Nature Communications","volume":"11","issue":"1","DOI":"10.1038/s41467-020-16232-6","URL":"https://doi.org/10.1038/s41467-020-16232-6"}}],"schema":"https://github.com/citation-style-language/schema/raw/master/csl-citation.json"} </w:instrText>
+      </w:r>
+      <w:r>
+        <w:fldChar w:fldCharType="separate"/>
+      </w:r>
+      <w:r>
+        <w:t>(Palty et al., 2012; Vaeth et al., 2017; Yoast et al., 2020)</w:t>
+      </w:r>
+      <w:r>
+        <w:fldChar w:fldCharType="end"/>
+      </w:r>
+      <w:r>
+        <w:t xml:space="preserve">. The fivefold ORAI3 increase and higher SARAF are consequently plausible contributors to a shorter or smaller readdition response, whereas the ORAI2 decrease predicts an effect in the opposite direction. ORAI3 should not, however, be treated as intrinsically inhibitory: in primary astrocytes, STIM1 together with ORAI1 and ORAI3 mediates most SOCE, with additional contributions from ORAI2 and TRPC1 </w:t>
+      </w:r>
+      <w:r>
+        <w:fldChar w:fldCharType="begin"/>
+      </w:r>
+      <w:r>
+        <w:instrText xml:space="preserve"> ADDIN ZOTERO_ITEM CSL_CITATION {"citationID":"lVhnpJGG","properties":{"formattedCitation":"(Kwon et al., 2017)","plainCitation":"(Kwon et al., 2017)","noteIndex":0},"citationItems":[{"id":876,"uris":["http://zotero.org/users/local/9j0F5ae7/items/49QUDTHC"],"itemData":{"id":876,"type":"article-journal","title":"Orai1 and Orai3 in Combination with Stim1 Mediate the Majority of Store-operated Calcium Entry in Astrocytes","author":[{"family":"Kwon","given":"Jea"},{"family":"An","given":"Heeyoung"},{"family":"Sa","given":"Moonsun"},{"family":"Won","given":"Joungha"},{"family":"Shin","given":"Jeong Im"},{"family":"Lee","given":"C. Justin"}],"issued":{"date-parts":[[2017]]},"container-title":"Experimental Neurobiology","volume":"26","issue":"1","page":"42-54","DOI":"10.5607/en.2017.26.1.42","URL":"https://doi.org/10.5607/en.2017.26.1.42"}}],"schema":"https://github.com/citation-style-language/schema/raw/master/csl-citation.json"} </w:instrText>
+      </w:r>
+      <w:r>
+        <w:fldChar w:fldCharType="separate"/>
+      </w:r>
+      <w:r>
+        <w:t>(Kwon et al., 2017)</w:t>
+      </w:r>
+      <w:r>
+        <w:fldChar w:fldCharType="end"/>
+      </w:r>
+      <w:r>
+        <w:t xml:space="preserve">. SARAF also regulates calcium entry in SH-SY5Y cells </w:t>
+      </w:r>
+      <w:r>
+        <w:fldChar w:fldCharType="begin"/>
+      </w:r>
+      <w:r>
+        <w:instrText xml:space="preserve"> ADDIN ZOTERO_ITEM CSL_CITATION {"citationID":"6I3YSnir","properties":{"formattedCitation":"(Albarran et al., 2016)","plainCitation":"(Albarran et al., 2016)","noteIndex":0},"citationItems":[{"id":868,"uris":["http://zotero.org/users/local/9j0F5ae7/items/P9IFB2KN"],"itemData":{"id":868,"type":"article-journal","title":"Store-operated Ca2+ Entry-associated Regulatory factor (SARAF) Plays an Important Role in the Regulation of Arachidonate-regulated Ca2+ (ARC) Channels","author":[{"family":"Albarran","given":"Letizia"},{"family":"Lopez","given":"Jose J."},{"family":"Woodard","given":"Geoffrey E."},{"family":"Salido","given":"Gines M."},{"family":"Rosado","given":"Juan A."}],"issued":{"date-parts":[[2016]]},"container-title":"Journal of Biological Chemistry","volume":"291","issue":"13","page":"6982-6988","DOI":"10.1074/jbc.m115.704940","URL":"https://doi.org/10.1074/jbc.m115.704940"}}],"schema":"https://github.com/citation-style-language/schema/raw/master/csl-citation.json"} </w:instrText>
+      </w:r>
+      <w:r>
+        <w:fldChar w:fldCharType="separate"/>
+      </w:r>
+      <w:r>
+        <w:t>(Albarran et al., 2016)</w:t>
+      </w:r>
+      <w:r>
+        <w:fldChar w:fldCharType="end"/>
+      </w:r>
+      <w:r>
+        <w:t>. These comparisons make the observed transcript pattern mechanistically informative without assigning the phenotype to one component: the likely variable is the assembled channel and its feedback kinetics in this cellular background.</w:t>
       </w:r>
     </w:p>
     <w:p>
@@ -4536,7 +5878,49 @@
         <w:pStyle w:val="BodyText"/>
       </w:pPr>
       <w:r>
-        <w:t xml:space="preserve">TARDBP knockdown was verified by RT-qPCR, without protein-level confirmation. The functional comparison used one TARDBP-targeting hairpin and three independent cultures per group. The non-targeting shRNA controls for lentiviral treatment; an independent targeting hairpin and rescue were not performed, leaving sequence-specific effects unresolved. At n = 3 per group, the t-test’s distributional assumption cannot be assessed reliably.</w:t>
+        <w:rPr>
+          <w:b/>
+        </w:rPr>
+        <w:t xml:space="preserve">Comparison with ALS calcium phenotypes. </w:t>
+      </w:r>
+      <w:r>
+        <w:t xml:space="preserve">The direction of SOCE dysregulation is not uniform across ALS models. SOD1(G93A) astrocytes show enhanced store-operated entry and abnormal Ca²⁺-dependent exocytosis that contributes to astrocyte-mediated toxicity </w:t>
+      </w:r>
+      <w:r>
+        <w:fldChar w:fldCharType="begin"/>
+      </w:r>
+      <w:r>
+        <w:instrText xml:space="preserve"> ADDIN ZOTERO_ITEM CSL_CITATION {"citationID":"ddBlz2vF","properties":{"formattedCitation":"(Kawamata et al., 2014)","plainCitation":"(Kawamata et al., 2014)","noteIndex":0},"citationItems":[{"id":877,"uris":["http://zotero.org/users/local/9j0F5ae7/items/SW6KDUTM"],"itemData":{"id":877,"type":"article-journal","title":"Abnormal Intracellular Calcium Signaling and SNARE-Dependent Exocytosis Contributes to SOD1G93A Astrocyte-Mediated Toxicity in Amyotrophic Lateral Sclerosis","author":[{"family":"Kawamata","given":"Hibiki"},{"family":"Ng","given":"Seng Kah"},{"family":"Diaz","given":"Natalia"},{"family":"Burstein","given":"Suzanne"},{"family":"Morel","given":"Lydie"},{"family":"Osgood","given":"Alexandra"},{"family":"Sider","given":"Brittany"},{"family":"Higashimori","given":"Haruki"},{"family":"Haydon","given":"Philip G."},{"family":"Manfredi","given":"Giovanni"},{"family":"Yang","given":"Yongjie"}],"issued":{"date-parts":[[2014]]},"container-title":"The Journal of Neuroscience","volume":"34","issue":"6","page":"2331-2348","DOI":"10.1523/jneurosci.2689-13.2014","URL":"https://doi.org/10.1523/jneurosci.2689-13.2014"}}],"schema":"https://github.com/citation-style-language/schema/raw/master/csl-citation.json"} </w:instrText>
+      </w:r>
+      <w:r>
+        <w:fldChar w:fldCharType="separate"/>
+      </w:r>
+      <w:r>
+        <w:t>(Kawamata et al., 2014)</w:t>
+      </w:r>
+      <w:r>
+        <w:fldChar w:fldCharType="end"/>
+      </w:r>
+      <w:r>
+        <w:t xml:space="preserve">. Primary spinal-cord astrocytes from the same genetic model also show increased SOCE together with reduced SERCA abundance and lower resting ER Ca²⁺ </w:t>
+      </w:r>
+      <w:r>
+        <w:fldChar w:fldCharType="begin"/>
+      </w:r>
+      <w:r>
+        <w:instrText xml:space="preserve"> ADDIN ZOTERO_ITEM CSL_CITATION {"citationID":"8O1KXTxd","properties":{"formattedCitation":"(Norante et al., 2019)","plainCitation":"(Norante et al., 2019)","noteIndex":0},"citationItems":[{"id":875,"uris":["http://zotero.org/users/local/9j0F5ae7/items/6CLYGSHT"],"itemData":{"id":875,"type":"article-journal","title":"ALS-Associated SOD1(G93A) Decreases SERCA Pump Levels and Increases Store-Operated Ca2+ Entry in Primary Spinal Cord Astrocytes from a Transgenic Mouse Model","author":[{"family":"Norante","given":"Rosa Pia"},{"family":"Peggion","given":"Caterina"},{"family":"Rossi","given":"Daniela"},{"family":"Martorana","given":"Francesca"},{"family":"De Mario","given":"Agnese"},{"family":"Lia","given":"Annamaria"},{"family":"Massimino","given":"Maria Lina"},{"family":"Bertoli","given":"Alessandro"}],"issued":{"date-parts":[[2019]]},"container-title":"International Journal of Molecular Sciences","volume":"20","issue":"20","page":"5151","DOI":"10.3390/ijms20205151","URL":"https://doi.org/10.3390/ijms20205151"}}],"schema":"https://github.com/citation-style-language/schema/raw/master/csl-citation.json"} </w:instrText>
+      </w:r>
+      <w:r>
+        <w:fldChar w:fldCharType="separate"/>
+      </w:r>
+      <w:r>
+        <w:t>(Norante et al., 2019)</w:t>
+      </w:r>
+      <w:r>
+        <w:fldChar w:fldCharType="end"/>
+      </w:r>
+      <w:r>
+        <w:t>. TDP-43-depleted SH-SY5Y cells instead showed strongly reduced readdition. The contrast is biologically meaningful because astroglial hyperactive entry, neuronal-like cell entry failure and ER-store depletion can all disturb calcium signalling through different routes. Genetic lesion, cell identity, differentiation state and compensatory timing are therefore likely to determine the direction of the measured phenotype. The present result establishes a TDP-43 loss-associated response in SH-SY5Y cells and complements, rather than reproduces, the SOD1 astrocyte phenotype.</w:t>
       </w:r>
     </w:p>
     <w:p>
@@ -4546,47 +5930,47 @@
       <w:r>
         <w:rPr>
           <w:b/>
-          <w:bCs/>
-        </w:rPr>
-        <w:t xml:space="preserve">RNA-processing candidates.</w:t>
-      </w:r>
-      <w:r>
-        <w:t xml:space="preserve"> </w:t>
-      </w:r>
-      <w:r>
-        <w:t xml:space="preserve">Annotation-free junction analysis recovered canonical TDP-43 cryptic targets but none of those controls in FUS or TAF15 knockdown. In the coverage-based APA analysis, the</w:t>
-      </w:r>
-      <w:r>
-        <w:t xml:space="preserve"> </w:t>
-      </w:r>
-      <w:r>
-        <w:rPr>
-          <w:i/>
-          <w:iCs/>
-        </w:rPr>
-        <w:t xml:space="preserve">STMN2</w:t>
-      </w:r>
-      <w:r>
-        <w:t xml:space="preserve"> </w:t>
-      </w:r>
-      <w:r>
-        <w:t xml:space="preserve">positive control shifted clearly in iPSC-derived motor neurons (intronic index +0.249), where SOCE-machinery genes moved little. The NMD analysis yielded no genome-wide significant gene.</w:t>
-      </w:r>
-      <w:r>
-        <w:t xml:space="preserve"> </w:t>
-      </w:r>
-      <w:r>
-        <w:rPr>
-          <w:i/>
-          <w:iCs/>
-        </w:rPr>
-        <w:t xml:space="preserve">CBARP</w:t>
-      </w:r>
-      <w:r>
-        <w:t xml:space="preserve"> </w:t>
-      </w:r>
-      <w:r>
-        <w:t xml:space="preserve">remains a reproducible splicing candidate; its possible NMD sensitivity requires isoform-level validation.</w:t>
+        </w:rPr>
+        <w:t xml:space="preserve">Metabolic and organelle coupling. </w:t>
+      </w:r>
+      <w:r>
+        <w:t xml:space="preserve">The 48-h WST-1 signal was 38.5% lower after knockdown. The approximately 84% reduction in the Ca²⁺ readdition response was more than twice this proportional change, arguing against simple scaling of the calcium phenotype by the WST-1 signal, although the assays were performed in separate preparations. This agrees with evidence that TARDBP silencing reduces metabolic activity, cell growth, oxygen consumption and ATP production in human iPSC-derived motor neurons and other human cells </w:t>
+      </w:r>
+      <w:r>
+        <w:fldChar w:fldCharType="begin"/>
+      </w:r>
+      <w:r>
+        <w:instrText xml:space="preserve"> ADDIN ZOTERO_ITEM CSL_CITATION {"citationID":"Bx72GeNu","properties":{"formattedCitation":"(Ceron-Codorniu et al., 2024)","plainCitation":"(Ceron-Codorniu et al., 2024)","noteIndex":0},"citationItems":[{"id":874,"uris":["http://zotero.org/users/local/9j0F5ae7/items/B4NJFW8S"],"itemData":{"id":874,"type":"article-journal","title":"TDP-43 dysfunction leads to bioenergetic failure and lipid metabolic rewiring in human cells","author":[{"family":"Ceron-Codorniu","given":"Miriam"},{"family":"Torres","given":"Pascual"},{"family":"Fernàndez-Bernal","given":"Anna"},{"family":"Rico-Rios","given":"Santiago"},{"family":"Serrano","given":"José CE."},{"family":"Miralles","given":"Maria P."},{"family":"Beltran","given":"Maria"},{"family":"Garcera","given":"Ana"},{"family":"Soler","given":"Rosa M."},{"family":"Pamplona","given":"Reinald"},{"family":"Portero-Otín","given":"Manuel"}],"issued":{"date-parts":[[2024]]},"container-title":"Redox Biology","volume":"75","page":"103301","DOI":"10.1016/j.redox.2024.103301","URL":"https://doi.org/10.1016/j.redox.2024.103301"}}],"schema":"https://github.com/citation-style-language/schema/raw/master/csl-citation.json"} </w:instrText>
+      </w:r>
+      <w:r>
+        <w:fldChar w:fldCharType="separate"/>
+      </w:r>
+      <w:r>
+        <w:t>(Ceron-Codorniu et al., 2024)</w:t>
+      </w:r>
+      <w:r>
+        <w:fldChar w:fldCharType="end"/>
+      </w:r>
+      <w:r>
+        <w:t xml:space="preserve">. The mitochondrial-uptake transcript pool also fell by approximately 25%, mainly through MCU, MICU2 and MCUB. These proteins have distinct effects on uniporter composition and stress-induced mitochondrial Ca²⁺ loading, so their combined RNA decrease cannot be translated directly into flux </w:t>
+      </w:r>
+      <w:r>
+        <w:fldChar w:fldCharType="begin"/>
+      </w:r>
+      <w:r>
+        <w:instrText xml:space="preserve"> ADDIN ZOTERO_ITEM CSL_CITATION {"citationID":"v0eyW2wL","properties":{"formattedCitation":"(Lambert et al., 2019)","plainCitation":"(Lambert et al., 2019)","noteIndex":0},"citationItems":[{"id":854,"uris":["http://zotero.org/users/local/9j0F5ae7/items/SLHTXDXZ"],"itemData":{"id":854,"type":"article-journal","title":"MCUB Regulates the Molecular Composition of the Mitochondrial Calcium Uniporter Channel to Limit Mitochondrial Calcium Overload During Stress","author":[{"family":"Lambert","given":"Jonathan P."},{"family":"Luongo","given":"Timothy S."},{"family":"Tomar","given":"Dhanendra"},{"family":"Jadiya","given":"Pooja"},{"family":"Gao","given":"Erhe"},{"family":"Zhang","given":"Xueqian"},{"family":"Lucchese","given":"Anna Maria"},{"family":"Kolmetzky","given":"Devin W."},{"family":"Shah","given":"Neil S."},{"family":"Elrod","given":"John W."}],"issued":{"date-parts":[[2019]]},"container-title":"Circulation","volume":"140","issue":"21","page":"1720-1733","DOI":"10.1161/circulationaha.118.037968","URL":"https://doi.org/10.1161/circulationaha.118.037968"}}],"schema":"https://github.com/citation-style-language/schema/raw/master/csl-citation.json"} </w:instrText>
+      </w:r>
+      <w:r>
+        <w:fldChar w:fldCharType="separate"/>
+      </w:r>
+      <w:r>
+        <w:t>(Lambert et al., 2019)</w:t>
+      </w:r>
+      <w:r>
+        <w:fldChar w:fldCharType="end"/>
+      </w:r>
+      <w:r>
+        <w:t>. It nevertheless links the WST-1 phenotype to a broader bioenergetic and calcium-buffering response. Reduced ATP supply could impair SERCA-dependent store refilling, while altered mitochondrial uptake could change local cytosolic Ca²⁺ clearance near ER and plasma-membrane junctions. This provides a mechanistic route by which cell state, ER release and readdition can decline together without requiring every change to arise from the same channel subunit.</w:t>
       </w:r>
     </w:p>
     <w:p>
@@ -4596,70 +5980,29 @@
       <w:r>
         <w:rPr>
           <w:b/>
-          <w:bCs/>
-        </w:rPr>
-        <w:t xml:space="preserve">Recurrent splicing changes.</w:t>
-      </w:r>
-      <w:r>
-        <w:t xml:space="preserve"> </w:t>
-      </w:r>
-      <w:r>
-        <w:rPr>
-          <w:i/>
-          <w:iCs/>
-        </w:rPr>
-        <w:t xml:space="preserve">CBARP</w:t>
-      </w:r>
-      <w:r>
-        <w:t xml:space="preserve"> </w:t>
-      </w:r>
-      <w:r>
-        <w:t xml:space="preserve">is the clearest candidate: the locus is affected in five of six datasets across two species, with a median |ΔPSI| of 0.37 and a median of 246 junction reads per event, independently confirmed by an annotation-free method. It also has the largest expression change among SOCE regulators. The direction of its splicing change differs between human and mouse models, so the locus involvement, rather than a single directional switch, recurs.</w:t>
-      </w:r>
-      <w:r>
-        <w:t xml:space="preserve"> </w:t>
-      </w:r>
-      <w:r>
-        <w:rPr>
-          <w:i/>
-          <w:iCs/>
-        </w:rPr>
-        <w:t xml:space="preserve">STIM2</w:t>
-      </w:r>
-      <w:r>
-        <w:t xml:space="preserve">,</w:t>
-      </w:r>
-      <w:r>
-        <w:t xml:space="preserve"> </w:t>
-      </w:r>
-      <w:r>
-        <w:rPr>
-          <w:i/>
-          <w:iCs/>
-        </w:rPr>
-        <w:t xml:space="preserve">STIMATE</w:t>
-      </w:r>
-      <w:r>
-        <w:t xml:space="preserve"> </w:t>
-      </w:r>
-      <w:r>
-        <w:t xml:space="preserve">and</w:t>
-      </w:r>
-      <w:r>
-        <w:t xml:space="preserve"> </w:t>
-      </w:r>
-      <w:r>
-        <w:rPr>
-          <w:i/>
-          <w:iCs/>
-        </w:rPr>
-        <w:t xml:space="preserve">ORAI3</w:t>
-      </w:r>
-      <w:r>
-        <w:t xml:space="preserve"> </w:t>
-      </w:r>
-      <w:r>
-        <w:t xml:space="preserve">events are supported in the primary model. None has yet been linked causally to the functional response.</w:t>
+        </w:rPr>
+        <w:t xml:space="preserve">RNA-processing specificity. </w:t>
+      </w:r>
+      <w:r>
+        <w:t xml:space="preserve">The annotation-free analysis recovered established TDP-43-dependent cryptic targets, including the STMN2 and UNC13A programs described across neuronal systems </w:t>
+      </w:r>
+      <w:r>
+        <w:fldChar w:fldCharType="begin"/>
+      </w:r>
+      <w:r>
+        <w:instrText xml:space="preserve"> ADDIN ZOTERO_ITEM CSL_CITATION {"citationID":"vB0zePtw","properties":{"formattedCitation":"(Ling et al., 2015; Melamed et al., 2019; Brown et al., 2022; Ma et al., 2022)","plainCitation":"(Ling et al., 2015; Melamed et al., 2019; Brown et al., 2022; Ma et al., 2022)","noteIndex":0},"citationItems":[{"id":681,"uris":["http://zotero.org/users/local/9j0F5ae7/items/LYFFBGZP"],"itemData":{"id":681,"type":"article-journal","title":"TDP-43 repression of nonconserved cryptic exons is compromised in ALS-FTD","author":[{"family":"Ling","given":"Jonathan P."},{"family":"Pletnikova","given":"Olga"},{"family":"Troncoso","given":"Juan C."},{"family":"Wong","given":"Philip C."}],"issued":{"date-parts":[[2015]]},"container-title":"Science","volume":"349","issue":"6248","page":"650-655","DOI":"10.1126/science.aab0983","URL":"https://www.science.org/doi/10.1126/science.aab0983"}},{"id":698,"uris":["http://zotero.org/users/local/9j0F5ae7/items/5E8X6UCK"],"itemData":{"id":698,"type":"article-journal","title":"Premature polyadenylation-mediated loss of stathmin-2 is a hallmark of TDP-43-dependent neurodegeneration","author":[{"family":"Melamed","given":"Ze’ev"},{"family":"López-Erauskin","given":"Jone"},{"family":"Baughn","given":"Michael W."},{"family":"Zhang","given":"Ouyang"},{"family":"Drenner","given":"Kevin"},{"family":"Sun","given":"Ying"},{"family":"Freyermuth","given":"Fernande"},{"family":"McMahon","given":"Moira A."},{"family":"Beccari","given":"Melinda S."},{"family":"Artates","given":"Jon W."},{"family":"Ohkubo","given":"Takuya"},{"family":"Rodriguez","given":"Maria"},{"family":"Lin","given":"Nianwei"},{"family":"Wu","given":"Dongmei"},{"family":"Bennett","given":"C. Frank"},{"family":"Rigo","given":"Frank"},{"family":"Da Cruz","given":"Sandrine"},{"family":"Ravits","given":"John"},{"family":"Lagier-Tourenne","given":"Clotilde"},{"family":"Cleveland","given":"Don W."}],"issued":{"date-parts":[[2019]]},"container-title":"Nature Neuroscience","volume":"22","issue":"2","page":"180-190","DOI":"10.1038/s41593-018-0293-z","URL":"https://www.nature.com/articles/s41593-018-0293-z"}},{"id":590,"uris":["http://zotero.org/users/local/9j0F5ae7/items/FBENTREB"],"itemData":{"id":590,"type":"article-journal","title":"TDP-43 loss and ALS-risk SNPs drive mis-splicing and depletion of UNC13A","author":[{"family":"Brown","given":"Anna-Leigh"},{"family":"Wilkins","given":"Oscar G."},{"family":"Keuss","given":"Matthew J."},{"family":"Kargbo-Hill","given":"Sarah E."},{"family":"Zanovello","given":"Matteo"},{"family":"Lee","given":"Weaverly Colleen"},{"family":"Bampton","given":"Alexander"},{"family":"Lee","given":"Flora C. Y."},{"family":"Masino","given":"Laura"},{"family":"Qi","given":"Yue A."},{"family":"Bryce-Smith","given":"Sam"},{"family":"Gatt","given":"Ariana"},{"family":"Hallegger","given":"Martina"},{"family":"Fagegaltier","given":"Delphine"},{"family":"Phatnani","given":"Hemali"},{"family":"NYGC ALS Consortium","given":""},{"family":"Phatnani","given":"Hemali"},{"family":"Kwan","given":"Justin"},{"family":"Sareen","given":"Dhruv"},{"family":"Broach","given":"James R."},{"family":"Simmons","given":"Zachary"},{"family":"Arcila-Londono","given":"Ximena"},{"family":"Lee","given":"Edward B."},{"family":"Van Deerlin","given":"Vivianna M."},{"family":"Shneider","given":"Neil A."},{"family":"Fraenkel","given":"Ernest"},{"family":"Ostrow","given":"Lyle W."},{"family":"Baas","given":"Frank"},{"family":"Zaitlen","given":"Noah"},{"family":"Berry","given":"James D."},{"family":"Malaspina","given":"Andrea"},{"family":"Fratta","given":"Pietro"},{"family":"Cox","given":"Gregory A."},{"family":"Thompson","given":"Leslie M."},{"family":"Finkbeiner","given":"Steve"},{"family":"Dardiotis","given":"Efthimios"},{"family":"Miller","given":"Timothy M."},{"family":"Chandran","given":"Siddharthan"},{"family":"Pal","given":"Suvankar"},{"family":"Hornstein","given":"Eran"},{"family":"MacGowan","given":"Daniel J."},{"family":"Heiman-Patterson","given":"Terry"},{"family":"Hammell","given":"Molly G."},{"family":"Patsopoulos","given":"Nikolaos. A."},{"family":"Butovsky","given":"Oleg"},{"family":"Dubnau","given":"Joshua"},{"family":"Nath","given":"Avindra"},{"family":"Bowser","given":"Robert"},{"family":"Harms","given":"Matthew"},{"family":"Aronica","given":"Eleonora"},{"family":"Poss","given":"Mary"},{"family":"Phillips-Cremins","given":"Jennifer"},{"family":"Crary","given":"John"},{"family":"Atassi","given":"Nazem"},{"family":"Lange","given":"Dale J."},{"family":"Adams","given":"Darius J."},{"family":"Stefanis","given":"Leonidas"},{"family":"Gotkine","given":"Marc"},{"family":"Baloh","given":"Robert H."},{"family":"Babu","given":"Suma"},{"family":"Raj","given":"Towfique"},{"family":"Paganoni","given":"Sabrina"},{"family":"Shalem","given":"Ophir"},{"family":"Smith","given":"Colin"},{"family":"Zhang","given":"Bin"},{"family":"Harris","given":"Brent"},{"family":"Broce","given":"Iris"},{"family":"Drory","given":"Vivian"},{"family":"Ravits","given":"John"},{"family":"McMillan","given":"Corey"},{"family":"Menon","given":"Vilas"},{"family":"Wu","given":"Lani"},{"family":"Altschuler","given":"Steven"},{"family":"Lerner","given":"Yossef"},{"family":"Sattler","given":"Rita"},{"family":"Van Keuren-Jensen","given":"Kendall"},{"family":"Rozenblatt-Rosen","given":"Orit"},{"family":"Lindblad-Toh","given":"Kerstin"},{"family":"Nicholson","given":"Katharine"},{"family":"Gregersen","given":"Peter"},{"family":"Lee","given":"Jeong-Ho"},{"family":"Koks","given":"Sulev"},{"family":"Muljo","given":"Stephen"},{"family":"Newcombe","given":"Jia"},{"family":"Gustavsson","given":"Emil K."},{"family":"Seddighi","given":"Sahba"},{"family":"Reyes","given":"Joel F."},{"family":"Coon","given":"Steven L."},{"family":"Ramos","given":"Daniel"},{"family":"Schiavo","given":"Giampietro"},{"family":"Fisher","given":"Elizabeth M. C."},{"family":"Raj","given":"Towfique"},{"family":"Secrier","given":"Maria"},{"family":"Lashley","given":"Tammaryn"},{"family":"Ule","given":"Jernej"},{"family":"Buratti","given":"Emanuele"},{"family":"Humphrey","given":"Jack"},{"family":"Ward","given":"Michael E."},{"family":"Fratta","given":"Pietro"}],"issued":{"date-parts":[[2022]]},"container-title":"Nature","volume":"603","issue":"7899","page":"131-137","DOI":"10.1038/s41586-022-04436-3","URL":"https://www.nature.com/articles/s41586-022-04436-3"}},{"id":688,"uris":["http://zotero.org/users/local/9j0F5ae7/items/9VXLA8SC"],"itemData":{"id":688,"type":"article-journal","title":"TDP-43 represses cryptic exon inclusion in the FTD–ALS gene UNC13A","author":[{"family":"Ma","given":"X. Rosa"},{"family":"Prudencio","given":"Mercedes"},{"family":"Koike","given":"Yuka"},{"family":"Vatsavayai","given":"Sarat C."},{"family":"Kim","given":"Garam"},{"family":"Harbinski","given":"Fred"},{"family":"Briner","given":"Adam"},{"family":"Rodriguez","given":"Caitlin M."},{"family":"Guo","given":"Caiwei"},{"family":"Akiyama","given":"Tetsuya"},{"family":"Schmidt","given":"H. Broder"},{"family":"Cummings","given":"Beryl B."},{"family":"Wyatt","given":"David W."},{"family":"Kurylo","given":"Katherine"},{"family":"Miller","given":"Georgiana"},{"family":"Mekhoubad","given":"Shila"},{"family":"Sallee","given":"Nathan"},{"family":"Mekonnen","given":"Gemechu"},{"family":"Ganser","given":"Laura"},{"family":"Rubien","given":"Jack D."},{"family":"Jansen-West","given":"Karen"},{"family":"Cook","given":"Casey N."},{"family":"Pickles","given":"Sarah"},{"family":"Oskarsson","given":"Björn"},{"family":"Graff-Radford","given":"Neill R."},{"family":"Boeve","given":"Bradley F."},{"family":"Knopman","given":"David S."},{"family":"Petersen","given":"Ronald C."},{"family":"Dickson","given":"Dennis W."},{"family":"Shorter","given":"James"},{"family":"Myong","given":"Sua"},{"family":"Green","given":"Eric M."},{"family":"Seeley","given":"William W."},{"family":"Petrucelli","given":"Leonard"},{"family":"Gitler","given":"Aaron D."}],"issued":{"date-parts":[[2022]]},"container-title":"Nature","volume":"603","issue":"7899","page":"124-130","DOI":"10.1038/s41586-022-04424-7","URL":"https://www.nature.com/articles/s41586-022-04424-7"}}],"schema":"https://github.com/citation-style-language/schema/raw/master/csl-citation.json"} </w:instrText>
+      </w:r>
+      <w:r>
+        <w:fldChar w:fldCharType="separate"/>
+      </w:r>
+      <w:r>
+        <w:t>(Ling et al., 2015; Melamed et al., 2019; Brown et al., 2022; Ma et al., 2022)</w:t>
+      </w:r>
+      <w:r>
+        <w:fldChar w:fldCharType="end"/>
+      </w:r>
+      <w:r>
+        <w:t>. Their recovery, together with their absence from the corresponding FUS and TAF15 knockdowns, supports the biological specificity of the analysis. The SOCE genes did not show an equivalent universal cryptic-splicing program. STMN2 shifted clearly in iPSC-derived motor neurons while the SOCE machinery changed little in the APA analysis, and the NMD interaction analysis yielded no genome-wide significant gene. These results separate two levels of TDP-43 biology: canonical loss of RNA repression is reproducible across suitable neuronal models, whereas the calcium phenotype is accompanied by a smaller set of context-dependent processing events and broader changes in transcript-family composition.</w:t>
       </w:r>
     </w:p>
     <w:p>
@@ -4667,7 +6010,49 @@
         <w:pStyle w:val="BodyText"/>
       </w:pPr>
       <w:r>
-        <w:t xml:space="preserve">Inclusion of the 24-nucleotide exon that converts STIM2 into the inhibitory STIM2.1/STIM2β isoform (Miederer et al., 2015; Rana et al., 2015) was higher after knockdown in five of six datasets. The pooled effect was negligible (ΔPSI +0.0013, 95% CI −0.022 to +0.024; p = 0.914), arguing against a substantial STIM2.1 switch in these datasets.</w:t>
+        <w:rPr>
+          <w:b/>
+        </w:rPr>
+        <w:t xml:space="preserve">CBARP, TRPC1 and junctional regulators. </w:t>
+      </w:r>
+      <w:r>
+        <w:t xml:space="preserve">CBARP is the strongest recurrent RNA-processing candidate: it was affected in five of six datasets across two species, had a median |ΔPSI| of 0.37 and a median of 246 junction reads per event, was independently supported by the annotation-free analysis and showed the largest expression change among the SOCE-regulatory genes. BARP, the CBARP product, binds CaVβ subunits and suppresses voltage-gated Ca²⁺ channel activity and Ca²⁺-evoked exocytosis </w:t>
+      </w:r>
+      <w:r>
+        <w:fldChar w:fldCharType="begin"/>
+      </w:r>
+      <w:r>
+        <w:instrText xml:space="preserve"> ADDIN ZOTERO_ITEM CSL_CITATION {"citationID":"EA4yMINf","properties":{"formattedCitation":"(Béguin et al., 2014)","plainCitation":"(Béguin et al., 2014)","noteIndex":0},"citationItems":[{"id":579,"uris":["http://zotero.org/users/local/9j0F5ae7/items/TQJ42WHR"],"itemData":{"id":579,"type":"article-journal","title":"BARP suppresses voltage-gated calcium channel activity and Ca2+-evoked exocytosis","author":[{"family":"Béguin","given":"Pascal"},{"family":"Nagashima","given":"Kazuaki"},{"family":"Mahalakshmi","given":"Ramasubbu N."},{"family":"Vigot","given":"Réjan"},{"family":"Matsunaga","given":"Atsuko"},{"family":"Miki","given":"Takafumi"},{"family":"Ng","given":"Mei Yong"},{"family":"Ng","given":"Yu Jin Alvin"},{"family":"Lim","given":"Chiaw Hwee"},{"family":"Tay","given":"Hock Soon"},{"family":"Hwang","given":"Le-Ann"},{"family":"Firsov","given":"Dmitri"},{"family":"Tang","given":"Bor Luen"},{"family":"Inagaki","given":"Nobuya"},{"family":"Mori","given":"Yasuo"},{"family":"Seino","given":"Susumu"},{"family":"Launey","given":"Thomas"},{"family":"Hunziker","given":"Walter"}],"issued":{"date-parts":[[2014]]},"container-title":"Journal of Cell Biology","volume":"205","issue":"2","page":"233-249","DOI":"10.1083/jcb.201304101","URL":"https://rupress.org/jcb/article/205/2/233/37634/BARP-suppresses-voltage-gated-calcium-channel"}}],"schema":"https://github.com/citation-style-language/schema/raw/master/csl-citation.json"} </w:instrText>
+      </w:r>
+      <w:r>
+        <w:fldChar w:fldCharType="separate"/>
+      </w:r>
+      <w:r>
+        <w:t>(Béguin et al., 2014)</w:t>
+      </w:r>
+      <w:r>
+        <w:fldChar w:fldCharType="end"/>
+      </w:r>
+      <w:r>
+        <w:t xml:space="preserve">. This established function concerns voltage-gated rather than store-operated channels, but it suggests that TDP-43 loss may remodel more than one route of calcium entry and secretion. TRPC1 provides a complementary comparison: reduced TRPC1-dependent entry has been linked to ER stress and loss of AKT/mTOR survival signalling in neuronal cells </w:t>
+      </w:r>
+      <w:r>
+        <w:fldChar w:fldCharType="begin"/>
+      </w:r>
+      <w:r>
+        <w:instrText xml:space="preserve"> ADDIN ZOTERO_ITEM CSL_CITATION {"citationID":"WKQdUsNr","properties":{"formattedCitation":"(Selvaraj et al., 2012)","plainCitation":"(Selvaraj et al., 2012)","noteIndex":0},"citationItems":[{"id":859,"uris":["http://zotero.org/users/local/9j0F5ae7/items/VTKLWEPE"],"itemData":{"id":859,"type":"article-journal","title":"Neurotoxin-induced ER stress in mouse dopaminergic neurons involves downregulation of TRPC1 and inhibition of AKT/mTOR signaling","author":[{"family":"Selvaraj","given":"Senthil"},{"family":"Sun","given":"Yuyang"},{"family":"Watt","given":"John A."},{"family":"Wang","given":"Shouping"},{"family":"Lei","given":"Saobo"},{"family":"Birnbaumer","given":"Lutz"},{"family":"Singh","given":"Brij B"}],"issued":{"date-parts":[[2012]]},"container-title":"Journal of Clinical Investigation","volume":"122","issue":"4","page":"1354-1367","DOI":"10.1172/jci61332","URL":"https://doi.org/10.1172/jci61332"}}],"schema":"https://github.com/citation-style-language/schema/raw/master/csl-citation.json"} </w:instrText>
+      </w:r>
+      <w:r>
+        <w:fldChar w:fldCharType="separate"/>
+      </w:r>
+      <w:r>
+        <w:t>(Selvaraj et al., 2012)</w:t>
+      </w:r>
+      <w:r>
+        <w:fldChar w:fldCharType="end"/>
+      </w:r>
+      <w:r>
+        <w:t>, yet the apparent TRPC1 splicing event in our analysis failed replicate-level robustness checks. CBARP is therefore prioritised by recurrent RNA evidence, whereas TRPC1 remains a biologically plausible effector whose regulation is more likely to involve abundance, assembly or cellular context than a reproducible splice switch.</w:t>
       </w:r>
     </w:p>
     <w:p>
@@ -4677,31 +6062,47 @@
       <w:r>
         <w:rPr>
           <w:b/>
-          <w:bCs/>
-        </w:rPr>
-        <w:t xml:space="preserve">Methodological implications.</w:t>
-      </w:r>
-      <w:r>
-        <w:t xml:space="preserve"> </w:t>
-      </w:r>
-      <w:r>
-        <w:t xml:space="preserve">Read support changed the interpretation of conventional splicing calls. At |ΔPSI| = 0.10, power was below 0.30 at the coverage typical of these datasets; a</w:t>
-      </w:r>
-      <w:r>
-        <w:t xml:space="preserve"> </w:t>
-      </w:r>
-      <w:r>
-        <w:rPr>
-          <w:i/>
-          <w:iCs/>
-        </w:rPr>
-        <w:t xml:space="preserve">TRPC1</w:t>
-      </w:r>
-      <w:r>
-        <w:t xml:space="preserve"> </w:t>
-      </w:r>
-      <w:r>
-        <w:t xml:space="preserve">event that passed standard thresholds failed replicate-level robustness checks (Supplementary Figure S2). Gene-panel enrichment also depended on the background: matching genes for event count and read support removed the apparent enrichment in two of three human models, leaving a nominal signal in iPSC-derived motor neurons.</w:t>
+        </w:rPr>
+        <w:t xml:space="preserve">STIM2, STIMATE and ORAI3. </w:t>
+      </w:r>
+      <w:r>
+        <w:t xml:space="preserve">The 24-nucleotide exon that produces the inhibitory STIM2.1/STIM2β isoform was higher after knockdown in five of six datasets </w:t>
+      </w:r>
+      <w:r>
+        <w:fldChar w:fldCharType="begin"/>
+      </w:r>
+      <w:r>
+        <w:instrText xml:space="preserve"> ADDIN ZOTERO_ITEM CSL_CITATION {"citationID":"d7dz7K0b","properties":{"formattedCitation":"(Miederer et al., 2015; Rana et al., 2015)","plainCitation":"(Miederer et al., 2015; Rana et al., 2015)","noteIndex":0},"citationItems":[{"id":855,"uris":["http://zotero.org/users/local/9j0F5ae7/items/94YKDYSM"],"itemData":{"id":855,"type":"article-journal","title":"A STIM2 splice variant negatively regulates store-operated calcium entry","author":[{"family":"Miederer","given":"Anna-Maria"},{"family":"Alansary","given":"Dalia"},{"family":"Schwär","given":"Gertrud"},{"family":"Lee","given":"Po-Hsien"},{"family":"Jung","given":"Martin"},{"family":"Helms","given":"Volkhard"},{"family":"Niemeyer","given":"Barbara A."}],"issued":{"date-parts":[[2015]]},"container-title":"Nature Communications","volume":"6","issue":"1","DOI":"10.1038/ncomms7899","URL":"https://doi.org/10.1038/ncomms7899"}},{"id":858,"uris":["http://zotero.org/users/local/9j0F5ae7/items/RDCBSAN4"],"itemData":{"id":858,"type":"article-journal","title":"Alternative splicing converts STIM2 from an activator to an inhibitor of store-operated calcium channels","author":[{"family":"Rana","given":"Anshul"},{"family":"Yen","given":"Michelle"},{"family":"Sadaghiani","given":"Amir Masoud"},{"family":"Malmersjö","given":"Seth"},{"family":"Park","given":"Chan Young"},{"family":"Dolmetsch","given":"Ricardo E."},{"family":"Lewis","given":"Richard S."}],"issued":{"date-parts":[[2015]]},"container-title":"Journal of Cell Biology","volume":"209","issue":"5","page":"653-670","DOI":"10.1083/jcb.201412060","URL":"https://doi.org/10.1083/jcb.201412060"}}],"schema":"https://github.com/citation-style-language/schema/raw/master/csl-citation.json"} </w:instrText>
+      </w:r>
+      <w:r>
+        <w:fldChar w:fldCharType="separate"/>
+      </w:r>
+      <w:r>
+        <w:t>(Miederer et al., 2015; Rana et al., 2015)</w:t>
+      </w:r>
+      <w:r>
+        <w:fldChar w:fldCharType="end"/>
+      </w:r>
+      <w:r>
+        <w:t xml:space="preserve">, but the pooled effect was negligible (ΔPSI +0.0013, 95% CI −0.022 to +0.024; p = 0.914). A shared STIM2.1 switch therefore cannot explain the functional decrease. STIMATE is mechanistically attractive because it promotes the conformational transition that activates STIM1 at ER–plasma-membrane junctions </w:t>
+      </w:r>
+      <w:r>
+        <w:fldChar w:fldCharType="begin"/>
+      </w:r>
+      <w:r>
+        <w:instrText xml:space="preserve"> ADDIN ZOTERO_ITEM CSL_CITATION {"citationID":"6Chj7eza","properties":{"formattedCitation":"(Jing et al., 2015)","plainCitation":"(Jing et al., 2015)","noteIndex":0},"citationItems":[{"id":834,"uris":["http://zotero.org/users/local/9j0F5ae7/items/NZ3ZWYWF"],"itemData":{"id":834,"type":"article-journal","title":"Proteomic mapping of ER-PM junctions identifies STIMATE as a regulator of Ca2+ influx","author":[{"family":"Jing","given":"Ji"},{"family":"He","given":"Lian"},{"family":"Sun","given":"Aomin"},{"family":"Quintana","given":"Ariel"},{"family":"Ding","given":"Yuehe"},{"family":"Ma","given":"Guolin"},{"family":"Tan","given":"Peng"},{"family":"Liang","given":"Xiaowen"},{"family":"Zheng","given":"Xiaolu"},{"family":"Chen","given":"Liangyi"},{"family":"Shi","given":"Xiaodong"},{"family":"Zhang","given":"Shenyuan L."},{"family":"Zhong","given":"Ling"},{"family":"Huang","given":"Yun"},{"family":"Dong","given":"Meng-Qiu"},{"family":"Walker","given":"Cheryl L."},{"family":"Hogan","given":"Patrick G."},{"family":"Wang","given":"Youjun"},{"family":"Zhou","given":"Yubin"}],"issued":{"date-parts":[[2015]]},"container-title":"Nature Cell Biology","volume":"17","issue":"10","page":"1339-1347","DOI":"10.1038/ncb3234","URL":"https://doi.org/10.1038/ncb3234"}}],"schema":"https://github.com/citation-style-language/schema/raw/master/csl-citation.json"} </w:instrText>
+      </w:r>
+      <w:r>
+        <w:fldChar w:fldCharType="separate"/>
+      </w:r>
+      <w:r>
+        <w:t>(Jing et al., 2015)</w:t>
+      </w:r>
+      <w:r>
+        <w:fldChar w:fldCharType="end"/>
+      </w:r>
+      <w:r>
+        <w:t>, while the ORAI3 event and ORAI-family redistribution could alter channel assembly in the primary model. Read-support and matched-background analyses were decisive here: they removed isolated events and apparent panel enrichment while retaining CBARP and a small number of model-specific candidates. The resulting hierarchy is stronger than a long candidate list because it distinguishes recurrent signals from coverage-sensitive observations.</w:t>
       </w:r>
     </w:p>
     <w:p>
@@ -4711,166 +6112,11 @@
       <w:r>
         <w:rPr>
           <w:b/>
-          <w:bCs/>
-        </w:rPr>
-        <w:t xml:space="preserve">Relevance to disease tissue.</w:t>
-      </w:r>
-      <w:r>
-        <w:t xml:space="preserve"> </w:t>
-      </w:r>
-      <w:r>
-        <w:rPr>
-          <w:i/>
-          <w:iCs/>
-        </w:rPr>
-        <w:t xml:space="preserve">TRPC1</w:t>
-      </w:r>
-      <w:r>
-        <w:t xml:space="preserve">,</w:t>
-      </w:r>
-      <w:r>
-        <w:t xml:space="preserve"> </w:t>
-      </w:r>
-      <w:r>
-        <w:rPr>
-          <w:i/>
-          <w:iCs/>
-        </w:rPr>
-        <w:t xml:space="preserve">SARAF</w:t>
-      </w:r>
-      <w:r>
-        <w:t xml:space="preserve"> </w:t>
-      </w:r>
-      <w:r>
-        <w:t xml:space="preserve">and</w:t>
-      </w:r>
-      <w:r>
-        <w:t xml:space="preserve"> </w:t>
-      </w:r>
-      <w:r>
-        <w:rPr>
-          <w:i/>
-          <w:iCs/>
-        </w:rPr>
-        <w:t xml:space="preserve">CBARP</w:t>
-      </w:r>
-      <w:r>
-        <w:t xml:space="preserve"> </w:t>
-      </w:r>
-      <w:r>
-        <w:t xml:space="preserve">differed between ALS and control samples in several regions, while</w:t>
-      </w:r>
-      <w:r>
-        <w:t xml:space="preserve"> </w:t>
-      </w:r>
-      <w:r>
-        <w:rPr>
-          <w:i/>
-          <w:iCs/>
-        </w:rPr>
-        <w:t xml:space="preserve">TRPC1</w:t>
-      </w:r>
-      <w:r>
-        <w:t xml:space="preserve"> </w:t>
-      </w:r>
-      <w:r>
-        <w:t xml:space="preserve">changed in the opposite direction in the comparison cohorts. These bulk-tissue associations do not establish a TDP-43-driven mechanism. The regional pattern is discordant: cryptic</w:t>
-      </w:r>
-      <w:r>
-        <w:t xml:space="preserve"> </w:t>
-      </w:r>
-      <w:r>
-        <w:rPr>
-          <w:i/>
-          <w:iCs/>
-        </w:rPr>
-        <w:t xml:space="preserve">STMN2</w:t>
-      </w:r>
-      <w:r>
-        <w:t xml:space="preserve"> </w:t>
-      </w:r>
-      <w:r>
-        <w:t xml:space="preserve">is most abundant in spinal cord, where</w:t>
-      </w:r>
-      <w:r>
-        <w:t xml:space="preserve"> </w:t>
-      </w:r>
-      <w:r>
-        <w:rPr>
-          <w:i/>
-          <w:iCs/>
-        </w:rPr>
-        <w:t xml:space="preserve">TRPC1</w:t>
-      </w:r>
-      <w:r>
-        <w:t xml:space="preserve"> </w:t>
-      </w:r>
-      <w:r>
-        <w:t xml:space="preserve">does not increase, whereas</w:t>
-      </w:r>
-      <w:r>
-        <w:t xml:space="preserve"> </w:t>
-      </w:r>
-      <w:r>
-        <w:rPr>
-          <w:i/>
-          <w:iCs/>
-        </w:rPr>
-        <w:t xml:space="preserve">TRPC1</w:t>
-      </w:r>
-      <w:r>
-        <w:t xml:space="preserve"> </w:t>
-      </w:r>
-      <w:r>
-        <w:t xml:space="preserve">rises in cortical regions where cryptic inclusion is uncommon. Gene-level</w:t>
-      </w:r>
-      <w:r>
-        <w:t xml:space="preserve"> </w:t>
-      </w:r>
-      <w:r>
-        <w:rPr>
-          <w:i/>
-          <w:iCs/>
-        </w:rPr>
-        <w:t xml:space="preserve">STMN2</w:t>
-      </w:r>
-      <w:r>
-        <w:t xml:space="preserve"> </w:t>
-      </w:r>
-      <w:r>
-        <w:t xml:space="preserve">is confounded by neuronal content, and junction-level cryptic</w:t>
-      </w:r>
-      <w:r>
-        <w:t xml:space="preserve"> </w:t>
-      </w:r>
-      <w:r>
-        <w:rPr>
-          <w:i/>
-          <w:iCs/>
-        </w:rPr>
-        <w:t xml:space="preserve">STMN2</w:t>
-      </w:r>
-      <w:r>
-        <w:t xml:space="preserve"> </w:t>
-      </w:r>
-      <w:r>
-        <w:t xml:space="preserve">did not correlate with</w:t>
-      </w:r>
-      <w:r>
-        <w:t xml:space="preserve"> </w:t>
-      </w:r>
-      <w:r>
-        <w:rPr>
-          <w:i/>
-          <w:iCs/>
-        </w:rPr>
-        <w:t xml:space="preserve">TRPC1</w:t>
-      </w:r>
-      <w:r>
-        <w:t xml:space="preserve"> </w:t>
-      </w:r>
-      <w:r>
-        <w:t xml:space="preserve">within ALS regions. Cell composition, regional vulnerability and disease stage remain plausible explanations.</w:t>
+        </w:rPr>
+        <w:t xml:space="preserve">Relevance to disease tissue. </w:t>
+      </w:r>
+      <w:r>
+        <w:t>TRPC1, SARAF and CBARP differed between ALS and non-neurological control tissue in several regions, but the tissue pattern did not simply reproduce the cell model. TRPC1 increased in several cortical regions while remaining unchanged in spinal cord, and its direction differed in the comparison cohorts. Cryptic STMN2 was most abundant in spinal cord, where TRPC1 did not increase, whereas cortical TRPC1 increases occurred where the cryptic junction was comparatively uncommon. Gene-level STMN2 strongly tracked neuronal content, and junction-level cryptic STMN2 did not correlate with TRPC1 within ALS regions. These regional results, together with the opposing SOCE direction in SOD1 astrocytes, indicate that cell composition and compensatory state can dominate bulk-tissue expression. The disease data therefore support involvement of the same calcium-regulatory network, while the discordance argues against a single linear path from TDP-43 dysfunction to TRPC1 abundance across all tissues.</w:t>
       </w:r>
     </w:p>
     <w:p>
@@ -4880,15 +6126,47 @@
       <w:r>
         <w:rPr>
           <w:b/>
-          <w:bCs/>
-        </w:rPr>
-        <w:t xml:space="preserve">Relation to existing work.</w:t>
-      </w:r>
-      <w:r>
-        <w:t xml:space="preserve"> </w:t>
-      </w:r>
-      <w:r>
-        <w:t xml:space="preserve">Previous work linking TDP-43 to Ca²⁺ has centred on ER–mitochondrial contacts, where disease-associated TDP-43 disrupts VAPB–PTPIP51 tethering and reduces IP₃-receptor-mediated mitochondrial Ca²⁺ uptake (Stoica et al., 2014). Our findings concern a different route — plasma-membrane store-operated influx — and the two are not mutually exclusive. The reduction we observe in mitochondrial uptake transcripts is compatible with convergent effects on the same Ca²⁺ network, but does not establish a change in mitochondrial flux. The context dependence of ORAI2 regulation (Vaeth et al., 2017) and the reported SARAF activity in SH-SY5Y (Albarran et al., 2016) also argue for direct perturbation experiments rather than directional inference from transcript abundance.</w:t>
+        </w:rPr>
+        <w:t xml:space="preserve">Integrated mechanism and testable predictions. </w:t>
+      </w:r>
+      <w:r>
+        <w:t xml:space="preserve">Previous work connecting TDP-43 to Ca²⁺ signalling has centred on ER–mitochondrial contacts: disease-associated TDP-43 disrupts VAPB–PTPIP51 tethering and reduces IP₃-receptor-mediated Ca²⁺ delivery to mitochondria </w:t>
+      </w:r>
+      <w:r>
+        <w:fldChar w:fldCharType="begin"/>
+      </w:r>
+      <w:r>
+        <w:instrText xml:space="preserve"> ADDIN ZOTERO_ITEM CSL_CITATION {"citationID":"M9cEu25d","properties":{"formattedCitation":"(Stoica et al., 2014)","plainCitation":"(Stoica et al., 2014)","noteIndex":0},"citationItems":[{"id":746,"uris":["http://zotero.org/users/local/9j0F5ae7/items/MCSAPTFU"],"itemData":{"id":746,"type":"article-journal","title":"ER–mitochondria associations are regulated by the VAPB–PTPIP51 interaction and are disrupted by ALS/FTD-associated TDP-43","author":[{"family":"Stoica","given":"Radu"},{"family":"De Vos","given":"Kurt J."},{"family":"Paillusson","given":"Sébastien"},{"family":"Mueller","given":"Sarah"},{"family":"Sancho","given":"Rosa M."},{"family":"Lau","given":"Kwok-Fai"},{"family":"Vizcay-Barrena","given":"Gema"},{"family":"Lin","given":"Wen-Lang"},{"family":"Xu","given":"Ya-Fei"},{"family":"Lewis","given":"Jada"},{"family":"Dickson","given":"Dennis W."},{"family":"Petrucelli","given":"Leonard"},{"family":"Mitchell","given":"Jacqueline C."},{"family":"Shaw","given":"Christopher E."},{"family":"Miller","given":"Christopher C. J."}],"issued":{"date-parts":[[2014]]},"container-title":"Nature Communications","volume":"5","issue":"1","page":"3996","DOI":"10.1038/ncomms4996","URL":"https://www.nature.com/articles/ncomms4996"}}],"schema":"https://github.com/citation-style-language/schema/raw/master/csl-citation.json"} </w:instrText>
+      </w:r>
+      <w:r>
+        <w:fldChar w:fldCharType="separate"/>
+      </w:r>
+      <w:r>
+        <w:t>(Stoica et al., 2014)</w:t>
+      </w:r>
+      <w:r>
+        <w:fldChar w:fldCharType="end"/>
+      </w:r>
+      <w:r>
+        <w:t xml:space="preserve">, whereas increasing VAPB or PTPIP51 restores mutant-TDP-43-associated Ca²⁺ transfer and synaptic function </w:t>
+      </w:r>
+      <w:r>
+        <w:fldChar w:fldCharType="begin"/>
+      </w:r>
+      <w:r>
+        <w:instrText xml:space="preserve"> ADDIN ZOTERO_ITEM CSL_CITATION {"citationID":"1frAZKYB","properties":{"formattedCitation":"(Markovinovic et al., 2024)","plainCitation":"(Markovinovic et al., 2024)","noteIndex":0},"citationItems":[{"id":691,"uris":["http://zotero.org/users/local/9j0F5ae7/items/PWX2QL3A"],"itemData":{"id":691,"type":"article-journal","title":"Stimulating VAPB-PTPIP51 ER-mitochondria tethering corrects FTD/ALS mutant TDP43 linked Ca2+ and synaptic defects","author":[{"family":"Markovinovic","given":"Andrea"},{"family":"Martín-Guerrero","given":"Sandra M."},{"family":"Mórotz","given":"Gábor M."},{"family":"Salam","given":"Shaakir"},{"family":"Gomez-Suaga","given":"Patricia"},{"family":"Paillusson","given":"Sebastien"},{"family":"Greig","given":"Jenny"},{"family":"Lee","given":"Younbok"},{"family":"Mitchell","given":"Jacqueline C."},{"family":"Noble","given":"Wendy"},{"family":"Miller","given":"Christopher C.J."}],"issued":{"date-parts":[[2024]]},"container-title":"Acta Neuropathologica Communications","volume":"12","issue":"1","page":"32","DOI":"10.1186/s40478-024-01742-x","URL":"https://actaneurocomms.biomedcentral.com/articles/10.1186/s40478-024-01742-x"}}],"schema":"https://github.com/citation-style-language/schema/raw/master/csl-citation.json"} </w:instrText>
+      </w:r>
+      <w:r>
+        <w:fldChar w:fldCharType="separate"/>
+      </w:r>
+      <w:r>
+        <w:t>(Markovinovic et al., 2024)</w:t>
+      </w:r>
+      <w:r>
+        <w:fldChar w:fldCharType="end"/>
+      </w:r>
+      <w:r>
+        <w:t>. The present findings extend this framework to the plasma-membrane replenishment phase. A coherent model is that TDP-43 loss reduces metabolic and ER-refilling capacity while simultaneously changing the composition and feedback control of the entry machinery; recurrent CBARP processing may add a parallel effect on voltage-gated entry and exocytosis. This model makes discriminating predictions. Correcting ATP2A2 or cellular bioenergetics should improve both ER release and readdition, whereas reducing SARAF or restoring the ORAI balance should preferentially improve the readdition phase. An isoform-specific CBARP perturbation should have a larger effect on depolarization-evoked Ca²⁺ entry or secretion than on CPA-triggered SOCE. These outcomes would distinguish store, channel-composition and broader calcium-network mechanisms and place the functional phenotype within a directly testable neurochemical framework.</w:t>
       </w:r>
     </w:p>
     <w:bookmarkEnd w:id="39"/>
@@ -5131,7 +6409,7 @@
         <w:t xml:space="preserve"> </w:t>
       </w:r>
       <w:r>
-        <w:t xml:space="preserve">All RNA-seq datasets analysed are public and none were generated for this study; accessions are listed in Supplementary Table S17. The analysis package — scripts in execution order, including the coverage, NMD, transcript-family and donor-level scripts used for the results reported here, the four Ca²⁺ gene panels, per-event count tables, junction and LSV tables, and the code that draws every figure — is deposited at</w:t>
+        <w:t xml:space="preserve">All RNA-seq datasets analysed are public and none were generated for this study; accessions are listed in Supplementary Table S17. The publicly accessible analysis package is deposited at</w:t>
       </w:r>
       <w:r>
         <w:t xml:space="preserve"> </w:t>
@@ -5144,7 +6422,7 @@
         <w:t xml:space="preserve">https://github.com/elmasnuryilmaz/tdp43-soce-manuscript</w:t>
       </w:r>
       <w:r>
-        <w:t xml:space="preserve">, which is publicly accessible. A versioned Zenodo archive and the complete 23 GB rMATS output are planned for long-term preservation. The package downloads the two externally hosted resources it needs (the recount3 junction matrix for SRP270799 and the GSE307054 count table) at run time. Every rMATS event that meets the thresholds of Section 2.3, with its event coordinates, form lengths and raw junction counts, is provided as Supplementary Table S3. RT-qPCR, Fura-2 and WST-1 source data, including per-replicate values and the statistics behind every laboratory figure panel, are provided in Supplementary Table S1.</w:t>
+        <w:t xml:space="preserve">. It includes scripts in execution order, including the coverage, NMD, transcript-family and donor-level scripts used for the results reported here, the four Ca²⁺ gene panels, per-event count tables, junction and LSV tables, and the code that draws every figure. The versioned submission snapshot is available as GitHub release v1.0.0 at https://github.com/elmasnuryilmaz/tdp43-soce-manuscript/releases/tag/v1.0.0. The complete 23 GB rMATS output is not redistributed; the package provides the thresholded event table and the scripts and public accessions required to regenerate it. The package downloads the two externally hosted resources it needs (the recount3 junction matrix for SRP270799 and the GSE307054 count table) at run time. Every rMATS event that meets the thresholds of Section 2.3, with its event coordinates, form lengths and raw junction counts, is provided as Supplementary Table S3. RT-qPCR, Fura-2 and WST-1 source data, including per-replicate values and the statistics behind every laboratory figure panel, are provided in Supplementary Table S1.</w:t>
       </w:r>
     </w:p>
     <w:bookmarkEnd w:id="41"/>
@@ -5194,6 +6472,15 @@
       </w:r>
     </w:p>
     <w:p>
+      <w:r>
+        <w:fldChar w:fldCharType="begin"/>
+      </w:r>
+      <w:r>
+        <w:instrText xml:space="preserve"> ADDIN ZOTERO_BIBL {"uncited":[],"omitted":[],"custom":[]} CSL_BIBLIOGRAPHY </w:instrText>
+      </w:r>
+      <w:r>
+        <w:fldChar w:fldCharType="separate"/>
+      </w:r>
       <w:pPr>
         <w:pStyle w:val="FirstParagraph"/>
       </w:pPr>
@@ -5374,20 +6661,16 @@
         <w:pStyle w:val="BodyText"/>
       </w:pPr>
       <w:r>
-        <w:t xml:space="preserve">Cliff N. Dominance statistics: ordinal analyses to answer ordinal questions.</w:t>
-      </w:r>
-      <w:r>
-        <w:t xml:space="preserve"> </w:t>
-      </w:r>
-      <w:r>
-        <w:rPr>
-          <w:i/>
-          <w:iCs/>
-        </w:rPr>
-        <w:t xml:space="preserve">Psychol Bull</w:t>
-      </w:r>
-      <w:r>
-        <w:t xml:space="preserve">. 1993;114:494–509. doi:10.1037/0033-2909.114.3.494</w:t>
+        <w:t xml:space="preserve">Ceron-Codorniu M, Torres P, Fernàndez-Bernal A, et al. TDP-43 dysfunction leads to bioenergetic failure and lipid metabolic rewiring in human cells. </w:t>
+      </w:r>
+      <w:r>
+        <w:rPr>
+          <w:i/>
+        </w:rPr>
+        <w:t>Redox Biol.</w:t>
+      </w:r>
+      <w:r>
+        <w:t xml:space="preserve"> 2024;75:103301. doi:10.1016/j.redox.2024.103301</w:t>
       </w:r>
     </w:p>
     <w:p>
@@ -5395,20 +6678,20 @@
         <w:pStyle w:val="BodyText"/>
       </w:pPr>
       <w:r>
-        <w:t xml:space="preserve">Cotto KC, Feng YY, Ramu A, et al. Integrated analysis of genomic and transcriptomic data for the discovery of splice-associated variants in cancer.</w:t>
-      </w:r>
-      <w:r>
-        <w:t xml:space="preserve"> </w:t>
-      </w:r>
-      <w:r>
-        <w:rPr>
-          <w:i/>
-          <w:iCs/>
-        </w:rPr>
-        <w:t xml:space="preserve">Nat Commun</w:t>
-      </w:r>
-      <w:r>
-        <w:t xml:space="preserve">. 2023;14:1589. doi:10.1038/s41467-023-37266-6</w:t>
+        <w:t xml:space="preserve">Cliff N. Dominance statistics: ordinal analyses to answer ordinal questions.</w:t>
+      </w:r>
+      <w:r>
+        <w:t xml:space="preserve"> </w:t>
+      </w:r>
+      <w:r>
+        <w:rPr>
+          <w:i/>
+          <w:iCs/>
+        </w:rPr>
+        <w:t xml:space="preserve">Psychol Bull</w:t>
+      </w:r>
+      <w:r>
+        <w:t xml:space="preserve">. 1993;114:494–509. doi:10.1037/0033-2909.114.3.494</w:t>
       </w:r>
     </w:p>
     <w:p>
@@ -5416,20 +6699,20 @@
         <w:pStyle w:val="BodyText"/>
       </w:pPr>
       <w:r>
-        <w:t xml:space="preserve">Danecek P, Bonfield JK, Liddle J, et al. Twelve years of SAMtools and BCFtools.</w:t>
-      </w:r>
-      <w:r>
-        <w:t xml:space="preserve"> </w:t>
-      </w:r>
-      <w:r>
-        <w:rPr>
-          <w:i/>
-          <w:iCs/>
-        </w:rPr>
-        <w:t xml:space="preserve">Gigascience</w:t>
-      </w:r>
-      <w:r>
-        <w:t xml:space="preserve">. 2021;10:giab008. doi:10.1093/gigascience/giab008</w:t>
+        <w:t xml:space="preserve">Cotto KC, Feng YY, Ramu A, et al. Integrated analysis of genomic and transcriptomic data for the discovery of splice-associated variants in cancer.</w:t>
+      </w:r>
+      <w:r>
+        <w:t xml:space="preserve"> </w:t>
+      </w:r>
+      <w:r>
+        <w:rPr>
+          <w:i/>
+          <w:iCs/>
+        </w:rPr>
+        <w:t xml:space="preserve">Nat Commun</w:t>
+      </w:r>
+      <w:r>
+        <w:t xml:space="preserve">. 2023;14:1589. doi:10.1038/s41467-023-37266-6</w:t>
       </w:r>
     </w:p>
     <w:p>
@@ -5437,20 +6720,20 @@
         <w:pStyle w:val="BodyText"/>
       </w:pPr>
       <w:r>
-        <w:t xml:space="preserve">Dumitriu A, Golji J, Labadorf AT, et al. Integrative analyses of proteomics and RNA transcriptomics implicate mitochondrial processes, protein folding pathways and GWAS loci in Parkinson disease.</w:t>
-      </w:r>
-      <w:r>
-        <w:t xml:space="preserve"> </w:t>
-      </w:r>
-      <w:r>
-        <w:rPr>
-          <w:i/>
-          <w:iCs/>
-        </w:rPr>
-        <w:t xml:space="preserve">BMC Med Genomics</w:t>
-      </w:r>
-      <w:r>
-        <w:t xml:space="preserve">. 2016;9:5. doi:10.1186/s12920-016-0164-y</w:t>
+        <w:t xml:space="preserve">Danecek P, Bonfield JK, Liddle J, et al. Twelve years of SAMtools and BCFtools.</w:t>
+      </w:r>
+      <w:r>
+        <w:t xml:space="preserve"> </w:t>
+      </w:r>
+      <w:r>
+        <w:rPr>
+          <w:i/>
+          <w:iCs/>
+        </w:rPr>
+        <w:t xml:space="preserve">Gigascience</w:t>
+      </w:r>
+      <w:r>
+        <w:t xml:space="preserve">. 2021;10:giab008. doi:10.1093/gigascience/giab008</w:t>
       </w:r>
     </w:p>
     <w:p>
@@ -5458,20 +6741,20 @@
         <w:pStyle w:val="BodyText"/>
       </w:pPr>
       <w:r>
-        <w:t xml:space="preserve">Elkjaer ML, Frisch T, Reynolds R, et al. Molecular signature of different lesion types in the brain white matter of patients with progressive multiple sclerosis.</w:t>
-      </w:r>
-      <w:r>
-        <w:t xml:space="preserve"> </w:t>
-      </w:r>
-      <w:r>
-        <w:rPr>
-          <w:i/>
-          <w:iCs/>
-        </w:rPr>
-        <w:t xml:space="preserve">Acta Neuropathol Commun</w:t>
-      </w:r>
-      <w:r>
-        <w:t xml:space="preserve">. 2019;7:205. doi:10.1186/s40478-019-0855-7</w:t>
+        <w:t xml:space="preserve">Dumitriu A, Golji J, Labadorf AT, et al. Integrative analyses of proteomics and RNA transcriptomics implicate mitochondrial processes, protein folding pathways and GWAS loci in Parkinson disease.</w:t>
+      </w:r>
+      <w:r>
+        <w:t xml:space="preserve"> </w:t>
+      </w:r>
+      <w:r>
+        <w:rPr>
+          <w:i/>
+          <w:iCs/>
+        </w:rPr>
+        <w:t xml:space="preserve">BMC Med Genomics</w:t>
+      </w:r>
+      <w:r>
+        <w:t xml:space="preserve">. 2016;9:5. doi:10.1186/s12920-016-0164-y</w:t>
       </w:r>
     </w:p>
     <w:p>
@@ -5479,20 +6762,20 @@
         <w:pStyle w:val="BodyText"/>
       </w:pPr>
       <w:r>
-        <w:t xml:space="preserve">Ewels P, Magnusson M, Lundin S, Käller M. MultiQC: summarize analysis results for multiple tools and samples in a single report.</w:t>
-      </w:r>
-      <w:r>
-        <w:t xml:space="preserve"> </w:t>
-      </w:r>
-      <w:r>
-        <w:rPr>
-          <w:i/>
-          <w:iCs/>
-        </w:rPr>
-        <w:t xml:space="preserve">Bioinformatics</w:t>
-      </w:r>
-      <w:r>
-        <w:t xml:space="preserve">. 2016;32:3047–3048. doi:10.1093/bioinformatics/btw354</w:t>
+        <w:t xml:space="preserve">Elkjaer ML, Frisch T, Reynolds R, et al. Molecular signature of different lesion types in the brain white matter of patients with progressive multiple sclerosis.</w:t>
+      </w:r>
+      <w:r>
+        <w:t xml:space="preserve"> </w:t>
+      </w:r>
+      <w:r>
+        <w:rPr>
+          <w:i/>
+          <w:iCs/>
+        </w:rPr>
+        <w:t xml:space="preserve">Acta Neuropathol Commun</w:t>
+      </w:r>
+      <w:r>
+        <w:t xml:space="preserve">. 2019;7:205. doi:10.1186/s40478-019-0855-7</w:t>
       </w:r>
     </w:p>
     <w:p>
@@ -5500,20 +6783,20 @@
         <w:pStyle w:val="BodyText"/>
       </w:pPr>
       <w:r>
-        <w:t xml:space="preserve">Frankish A, Diekhans M, Ferreira A-M, et al. GENCODE reference annotation for the human and mouse genomes.</w:t>
-      </w:r>
-      <w:r>
-        <w:t xml:space="preserve"> </w:t>
-      </w:r>
-      <w:r>
-        <w:rPr>
-          <w:i/>
-          <w:iCs/>
-        </w:rPr>
-        <w:t xml:space="preserve">Nucleic Acids Res</w:t>
-      </w:r>
-      <w:r>
-        <w:t xml:space="preserve">. 2019;47:D766–D773. doi:10.1093/nar/gky955</w:t>
+        <w:t xml:space="preserve">Ewels P, Magnusson M, Lundin S, Käller M. MultiQC: summarize analysis results for multiple tools and samples in a single report.</w:t>
+      </w:r>
+      <w:r>
+        <w:t xml:space="preserve"> </w:t>
+      </w:r>
+      <w:r>
+        <w:rPr>
+          <w:i/>
+          <w:iCs/>
+        </w:rPr>
+        <w:t xml:space="preserve">Bioinformatics</w:t>
+      </w:r>
+      <w:r>
+        <w:t xml:space="preserve">. 2016;32:3047–3048. doi:10.1093/bioinformatics/btw354</w:t>
       </w:r>
     </w:p>
     <w:p>
@@ -5521,20 +6804,20 @@
         <w:pStyle w:val="BodyText"/>
       </w:pPr>
       <w:r>
-        <w:t xml:space="preserve">Grosskreutz J, Van Den Bosch L, Keller BU. Calcium dysregulation in amyotrophic lateral sclerosis.</w:t>
-      </w:r>
-      <w:r>
-        <w:t xml:space="preserve"> </w:t>
-      </w:r>
-      <w:r>
-        <w:rPr>
-          <w:i/>
-          <w:iCs/>
-        </w:rPr>
-        <w:t xml:space="preserve">Cell Calcium</w:t>
-      </w:r>
-      <w:r>
-        <w:t xml:space="preserve">. 2010;47:165–174. doi:10.1016/j.ceca.2009.12.002</w:t>
+        <w:t xml:space="preserve">Frankish A, Diekhans M, Ferreira A-M, et al. GENCODE reference annotation for the human and mouse genomes.</w:t>
+      </w:r>
+      <w:r>
+        <w:t xml:space="preserve"> </w:t>
+      </w:r>
+      <w:r>
+        <w:rPr>
+          <w:i/>
+          <w:iCs/>
+        </w:rPr>
+        <w:t xml:space="preserve">Nucleic Acids Res</w:t>
+      </w:r>
+      <w:r>
+        <w:t xml:space="preserve">. 2019;47:D766–D773. doi:10.1093/nar/gky955</w:t>
       </w:r>
     </w:p>
     <w:p>
@@ -5542,20 +6825,20 @@
         <w:pStyle w:val="BodyText"/>
       </w:pPr>
       <w:r>
-        <w:t xml:space="preserve">Grynkiewicz G, Poenie M, Tsien RY. A new generation of Ca²⁺ indicators with greatly improved fluorescence properties.</w:t>
-      </w:r>
-      <w:r>
-        <w:t xml:space="preserve"> </w:t>
-      </w:r>
-      <w:r>
-        <w:rPr>
-          <w:i/>
-          <w:iCs/>
-        </w:rPr>
-        <w:t xml:space="preserve">J Biol Chem</w:t>
-      </w:r>
-      <w:r>
-        <w:t xml:space="preserve">. 1985;260:3440–3450.</w:t>
+        <w:t xml:space="preserve">Grosskreutz J, Van Den Bosch L, Keller BU. Calcium dysregulation in amyotrophic lateral sclerosis.</w:t>
+      </w:r>
+      <w:r>
+        <w:t xml:space="preserve"> </w:t>
+      </w:r>
+      <w:r>
+        <w:rPr>
+          <w:i/>
+          <w:iCs/>
+        </w:rPr>
+        <w:t xml:space="preserve">Cell Calcium</w:t>
+      </w:r>
+      <w:r>
+        <w:t xml:space="preserve">. 2010;47:165–174. doi:10.1016/j.ceca.2009.12.002</w:t>
       </w:r>
     </w:p>
     <w:p>
@@ -5563,20 +6846,20 @@
         <w:pStyle w:val="BodyText"/>
       </w:pPr>
       <w:r>
-        <w:t xml:space="preserve">Hoover PJ, Lewis RS. Stoichiometric requirements for trapping and gating of Ca²⁺ release-activated Ca²⁺ (CRAC) channels by stromal interaction molecule 1 (STIM1).</w:t>
-      </w:r>
-      <w:r>
-        <w:t xml:space="preserve"> </w:t>
-      </w:r>
-      <w:r>
-        <w:rPr>
-          <w:i/>
-          <w:iCs/>
-        </w:rPr>
-        <w:t xml:space="preserve">Proc Natl Acad Sci USA</w:t>
-      </w:r>
-      <w:r>
-        <w:t xml:space="preserve">. 2011;108:13299–13304. doi:10.1073/pnas.1101664108</w:t>
+        <w:t xml:space="preserve">Grynkiewicz G, Poenie M, Tsien RY. A new generation of Ca²⁺ indicators with greatly improved fluorescence properties.</w:t>
+      </w:r>
+      <w:r>
+        <w:t xml:space="preserve"> </w:t>
+      </w:r>
+      <w:r>
+        <w:rPr>
+          <w:i/>
+          <w:iCs/>
+        </w:rPr>
+        <w:t xml:space="preserve">J Biol Chem</w:t>
+      </w:r>
+      <w:r>
+        <w:t xml:space="preserve">. 1985;260:3440–3450.</w:t>
       </w:r>
     </w:p>
     <w:p>
@@ -5584,20 +6867,20 @@
         <w:pStyle w:val="BodyText"/>
       </w:pPr>
       <w:r>
-        <w:t xml:space="preserve">Hruska-Plochan M, Wiersma VI, Betz KM, et al. A model of human neural networks reveals NPTX2 pathology in ALS and FTLD.</w:t>
-      </w:r>
-      <w:r>
-        <w:t xml:space="preserve"> </w:t>
-      </w:r>
-      <w:r>
-        <w:rPr>
-          <w:i/>
-          <w:iCs/>
-        </w:rPr>
-        <w:t xml:space="preserve">Nature</w:t>
-      </w:r>
-      <w:r>
-        <w:t xml:space="preserve">. 2024;626:1073–1083. doi:10.1038/s41586-024-07042-7</w:t>
+        <w:t xml:space="preserve">Hoover PJ, Lewis RS. Stoichiometric requirements for trapping and gating of Ca²⁺ release-activated Ca²⁺ (CRAC) channels by stromal interaction molecule 1 (STIM1).</w:t>
+      </w:r>
+      <w:r>
+        <w:t xml:space="preserve"> </w:t>
+      </w:r>
+      <w:r>
+        <w:rPr>
+          <w:i/>
+          <w:iCs/>
+        </w:rPr>
+        <w:t xml:space="preserve">Proc Natl Acad Sci USA</w:t>
+      </w:r>
+      <w:r>
+        <w:t xml:space="preserve">. 2011;108:13299–13304. doi:10.1073/pnas.1101664108</w:t>
       </w:r>
     </w:p>
     <w:p>
@@ -5605,20 +6888,20 @@
         <w:pStyle w:val="BodyText"/>
       </w:pPr>
       <w:r>
-        <w:t xml:space="preserve">Jing J, He L, Sun A, et al. Proteomic mapping of ER–PM junctions identifies STIMATE as a regulator of Ca²⁺ influx.</w:t>
-      </w:r>
-      <w:r>
-        <w:t xml:space="preserve"> </w:t>
-      </w:r>
-      <w:r>
-        <w:rPr>
-          <w:i/>
-          <w:iCs/>
-        </w:rPr>
-        <w:t xml:space="preserve">Nat Cell Biol</w:t>
-      </w:r>
-      <w:r>
-        <w:t xml:space="preserve">. 2015;17:1339–1347. doi:10.1038/ncb3234</w:t>
+        <w:t xml:space="preserve">Hruska-Plochan M, Wiersma VI, Betz KM, et al. A model of human neural networks reveals NPTX2 pathology in ALS and FTLD.</w:t>
+      </w:r>
+      <w:r>
+        <w:t xml:space="preserve"> </w:t>
+      </w:r>
+      <w:r>
+        <w:rPr>
+          <w:i/>
+          <w:iCs/>
+        </w:rPr>
+        <w:t xml:space="preserve">Nature</w:t>
+      </w:r>
+      <w:r>
+        <w:t xml:space="preserve">. 2024;626:1073–1083. doi:10.1038/s41586-024-07042-7</w:t>
       </w:r>
     </w:p>
     <w:p>
@@ -5626,20 +6909,20 @@
         <w:pStyle w:val="BodyText"/>
       </w:pPr>
       <w:r>
-        <w:t xml:space="preserve">Kapeli K, Pratt GA, Vu AQ, et al. Distinct and shared functions of ALS-associated proteins TDP-43, FUS and TAF15 revealed by multisystem analyses.</w:t>
-      </w:r>
-      <w:r>
-        <w:t xml:space="preserve"> </w:t>
-      </w:r>
-      <w:r>
-        <w:rPr>
-          <w:i/>
-          <w:iCs/>
-        </w:rPr>
-        <w:t xml:space="preserve">Nat Commun</w:t>
-      </w:r>
-      <w:r>
-        <w:t xml:space="preserve">. 2016;7:12143. doi:10.1038/ncomms12143</w:t>
+        <w:t xml:space="preserve">Jing J, He L, Sun A, et al. Proteomic mapping of ER–PM junctions identifies STIMATE as a regulator of Ca²⁺ influx.</w:t>
+      </w:r>
+      <w:r>
+        <w:t xml:space="preserve"> </w:t>
+      </w:r>
+      <w:r>
+        <w:rPr>
+          <w:i/>
+          <w:iCs/>
+        </w:rPr>
+        <w:t xml:space="preserve">Nat Cell Biol</w:t>
+      </w:r>
+      <w:r>
+        <w:t xml:space="preserve">. 2015;17:1339–1347. doi:10.1038/ncb3234</w:t>
       </w:r>
     </w:p>
     <w:p>
@@ -5647,20 +6930,20 @@
         <w:pStyle w:val="BodyText"/>
       </w:pPr>
       <w:r>
-        <w:t xml:space="preserve">Keuss MJ, Harley P, Ryadnov E, et al. Loss of TDP-43 induces synaptic dysfunction that is rescued by UNC13A splice-switching ASOs.</w:t>
-      </w:r>
-      <w:r>
-        <w:t xml:space="preserve"> </w:t>
-      </w:r>
-      <w:r>
-        <w:rPr>
-          <w:i/>
-          <w:iCs/>
-        </w:rPr>
-        <w:t xml:space="preserve">bioRxiv</w:t>
-      </w:r>
-      <w:r>
-        <w:t xml:space="preserve">. 2024:2024.06.20.599684. doi:10.1101/2024.06.20.599684</w:t>
+        <w:t xml:space="preserve">Kapeli K, Pratt GA, Vu AQ, et al. Distinct and shared functions of ALS-associated proteins TDP-43, FUS and TAF15 revealed by multisystem analyses.</w:t>
+      </w:r>
+      <w:r>
+        <w:t xml:space="preserve"> </w:t>
+      </w:r>
+      <w:r>
+        <w:rPr>
+          <w:i/>
+          <w:iCs/>
+        </w:rPr>
+        <w:t xml:space="preserve">Nat Commun</w:t>
+      </w:r>
+      <w:r>
+        <w:t xml:space="preserve">. 2016;7:12143. doi:10.1038/ncomms12143</w:t>
       </w:r>
     </w:p>
     <w:p>
@@ -5668,20 +6951,16 @@
         <w:pStyle w:val="BodyText"/>
       </w:pPr>
       <w:r>
-        <w:t xml:space="preserve">Kim D, Paggi JM, Park C, Bennett C, Salzberg SL. Graph-based genome alignment and genotyping with HISAT2 and HISAT-genotype.</w:t>
-      </w:r>
-      <w:r>
-        <w:t xml:space="preserve"> </w:t>
-      </w:r>
-      <w:r>
-        <w:rPr>
-          <w:i/>
-          <w:iCs/>
-        </w:rPr>
-        <w:t xml:space="preserve">Nat Biotechnol</w:t>
-      </w:r>
-      <w:r>
-        <w:t xml:space="preserve">. 2019;37:907–915. doi:10.1038/s41587-019-0201-4</w:t>
+        <w:t xml:space="preserve">Kawamata H, Ng SK, Diaz N, et al. Abnormal intracellular calcium signaling and SNARE-dependent exocytosis contributes to SOD1G93A astrocyte-mediated toxicity in amyotrophic lateral sclerosis. </w:t>
+      </w:r>
+      <w:r>
+        <w:rPr>
+          <w:i/>
+        </w:rPr>
+        <w:t>J Neurosci.</w:t>
+      </w:r>
+      <w:r>
+        <w:t xml:space="preserve"> 2014;34:2331–2348. doi:10.1523/JNEUROSCI.2689-13.2014</w:t>
       </w:r>
     </w:p>
     <w:p>
@@ -5689,20 +6968,20 @@
         <w:pStyle w:val="BodyText"/>
       </w:pPr>
       <w:r>
-        <w:t xml:space="preserve">Klim JR, Williams LA, Limone F, et al. ALS-implicated protein TDP-43 sustains levels of STMN2, a mediator of motor neuron growth and repair.</w:t>
-      </w:r>
-      <w:r>
-        <w:t xml:space="preserve"> </w:t>
-      </w:r>
-      <w:r>
-        <w:rPr>
-          <w:i/>
-          <w:iCs/>
-        </w:rPr>
-        <w:t xml:space="preserve">Nat Neurosci</w:t>
-      </w:r>
-      <w:r>
-        <w:t xml:space="preserve">. 2019;22:167–179. doi:10.1038/s41593-018-0300-4</w:t>
+        <w:t xml:space="preserve">Keuss MJ, Harley P, Ryadnov E, et al. Loss of TDP-43 induces synaptic dysfunction that is rescued by UNC13A splice-switching ASOs.</w:t>
+      </w:r>
+      <w:r>
+        <w:t xml:space="preserve"> </w:t>
+      </w:r>
+      <w:r>
+        <w:rPr>
+          <w:i/>
+          <w:iCs/>
+        </w:rPr>
+        <w:t xml:space="preserve">bioRxiv</w:t>
+      </w:r>
+      <w:r>
+        <w:t xml:space="preserve">. 2024:2024.06.20.599684. doi:10.1101/2024.06.20.599684</w:t>
       </w:r>
     </w:p>
     <w:p>
@@ -5710,20 +6989,20 @@
         <w:pStyle w:val="BodyText"/>
       </w:pPr>
       <w:r>
-        <w:t xml:space="preserve">Lambert JP, Luongo TS, Tomar D, et al. MCUB regulates the molecular composition of the mitochondrial calcium uniporter channel to limit mitochondrial calcium overload during stress.</w:t>
-      </w:r>
-      <w:r>
-        <w:t xml:space="preserve"> </w:t>
-      </w:r>
-      <w:r>
-        <w:rPr>
-          <w:i/>
-          <w:iCs/>
-        </w:rPr>
-        <w:t xml:space="preserve">Circulation</w:t>
-      </w:r>
-      <w:r>
-        <w:t xml:space="preserve">. 2019;140:1720–1733. doi:10.1161/CIRCULATIONAHA.118.037968</w:t>
+        <w:t xml:space="preserve">Kim D, Paggi JM, Park C, Bennett C, Salzberg SL. Graph-based genome alignment and genotyping with HISAT2 and HISAT-genotype.</w:t>
+      </w:r>
+      <w:r>
+        <w:t xml:space="preserve"> </w:t>
+      </w:r>
+      <w:r>
+        <w:rPr>
+          <w:i/>
+          <w:iCs/>
+        </w:rPr>
+        <w:t xml:space="preserve">Nat Biotechnol</w:t>
+      </w:r>
+      <w:r>
+        <w:t xml:space="preserve">. 2019;37:907–915. doi:10.1038/s41587-019-0201-4</w:t>
       </w:r>
     </w:p>
     <w:p>
@@ -5731,20 +7010,20 @@
         <w:pStyle w:val="BodyText"/>
       </w:pPr>
       <w:r>
-        <w:t xml:space="preserve">Leek JT. svaseq: removing batch effects and other unwanted noise from sequencing data.</w:t>
-      </w:r>
-      <w:r>
-        <w:t xml:space="preserve"> </w:t>
-      </w:r>
-      <w:r>
-        <w:rPr>
-          <w:i/>
-          <w:iCs/>
-        </w:rPr>
-        <w:t xml:space="preserve">Nucleic Acids Res</w:t>
-      </w:r>
-      <w:r>
-        <w:t xml:space="preserve">. 2014;42:e161. doi:10.1093/nar/gku864</w:t>
+        <w:t xml:space="preserve">Klim JR, Williams LA, Limone F, et al. ALS-implicated protein TDP-43 sustains levels of STMN2, a mediator of motor neuron growth and repair.</w:t>
+      </w:r>
+      <w:r>
+        <w:t xml:space="preserve"> </w:t>
+      </w:r>
+      <w:r>
+        <w:rPr>
+          <w:i/>
+          <w:iCs/>
+        </w:rPr>
+        <w:t xml:space="preserve">Nat Neurosci</w:t>
+      </w:r>
+      <w:r>
+        <w:t xml:space="preserve">. 2019;22:167–179. doi:10.1038/s41593-018-0300-4</w:t>
       </w:r>
     </w:p>
     <w:p>
@@ -5752,20 +7031,16 @@
         <w:pStyle w:val="BodyText"/>
       </w:pPr>
       <w:r>
-        <w:t xml:space="preserve">Li YI, Knowles DA, Humphrey J, et al. Annotation-free quantification of RNA splicing using LeafCutter.</w:t>
-      </w:r>
-      <w:r>
-        <w:t xml:space="preserve"> </w:t>
-      </w:r>
-      <w:r>
-        <w:rPr>
-          <w:i/>
-          <w:iCs/>
-        </w:rPr>
-        <w:t xml:space="preserve">Nat Genet</w:t>
-      </w:r>
-      <w:r>
-        <w:t xml:space="preserve">. 2018;50:151–158. doi:10.1038/s41588-017-0004-9</w:t>
+        <w:t xml:space="preserve">Kwon J, An H, Sa M, et al. Orai1 and Orai3 in combination with Stim1 mediate the majority of store-operated calcium entry in astrocytes. </w:t>
+      </w:r>
+      <w:r>
+        <w:rPr>
+          <w:i/>
+        </w:rPr>
+        <w:t>Exp Neurobiol.</w:t>
+      </w:r>
+      <w:r>
+        <w:t xml:space="preserve"> 2017;26:42–54. doi:10.5607/en.2017.26.1.42</w:t>
       </w:r>
     </w:p>
     <w:p>
@@ -5773,20 +7048,20 @@
         <w:pStyle w:val="BodyText"/>
       </w:pPr>
       <w:r>
-        <w:t xml:space="preserve">Liao Y, Smyth GK, Shi W. featureCounts: an efficient general purpose program for assigning sequence reads to genomic features.</w:t>
-      </w:r>
-      <w:r>
-        <w:t xml:space="preserve"> </w:t>
-      </w:r>
-      <w:r>
-        <w:rPr>
-          <w:i/>
-          <w:iCs/>
-        </w:rPr>
-        <w:t xml:space="preserve">Bioinformatics</w:t>
-      </w:r>
-      <w:r>
-        <w:t xml:space="preserve">. 2014;30:923–930. doi:10.1093/bioinformatics/btt656</w:t>
+        <w:t xml:space="preserve">Lambert JP, Luongo TS, Tomar D, et al. MCUB regulates the molecular composition of the mitochondrial calcium uniporter channel to limit mitochondrial calcium overload during stress.</w:t>
+      </w:r>
+      <w:r>
+        <w:t xml:space="preserve"> </w:t>
+      </w:r>
+      <w:r>
+        <w:rPr>
+          <w:i/>
+          <w:iCs/>
+        </w:rPr>
+        <w:t xml:space="preserve">Circulation</w:t>
+      </w:r>
+      <w:r>
+        <w:t xml:space="preserve">. 2019;140:1720–1733. doi:10.1161/CIRCULATIONAHA.118.037968</w:t>
       </w:r>
     </w:p>
     <w:p>
@@ -5794,20 +7069,20 @@
         <w:pStyle w:val="BodyText"/>
       </w:pPr>
       <w:r>
-        <w:t xml:space="preserve">Ling JP, Pletnikova O, Troncoso JC, Wong PC. TDP-43 repression of nonconserved cryptic exons is compromised in ALS-FTD.</w:t>
-      </w:r>
-      <w:r>
-        <w:t xml:space="preserve"> </w:t>
-      </w:r>
-      <w:r>
-        <w:rPr>
-          <w:i/>
-          <w:iCs/>
-        </w:rPr>
-        <w:t xml:space="preserve">Science</w:t>
-      </w:r>
-      <w:r>
-        <w:t xml:space="preserve">. 2015;349:650–655. doi:10.1126/science.aab0983</w:t>
+        <w:t xml:space="preserve">Leek JT. svaseq: removing batch effects and other unwanted noise from sequencing data.</w:t>
+      </w:r>
+      <w:r>
+        <w:t xml:space="preserve"> </w:t>
+      </w:r>
+      <w:r>
+        <w:rPr>
+          <w:i/>
+          <w:iCs/>
+        </w:rPr>
+        <w:t xml:space="preserve">Nucleic Acids Res</w:t>
+      </w:r>
+      <w:r>
+        <w:t xml:space="preserve">. 2014;42:e161. doi:10.1093/nar/gku864</w:t>
       </w:r>
     </w:p>
     <w:p>
@@ -5815,20 +7090,20 @@
         <w:pStyle w:val="BodyText"/>
       </w:pPr>
       <w:r>
-        <w:t xml:space="preserve">Ling S-C, Polymenidou M, Cleveland DW. Converging mechanisms in ALS and FTD: disrupted RNA and protein homeostasis.</w:t>
-      </w:r>
-      <w:r>
-        <w:t xml:space="preserve"> </w:t>
-      </w:r>
-      <w:r>
-        <w:rPr>
-          <w:i/>
-          <w:iCs/>
-        </w:rPr>
-        <w:t xml:space="preserve">Neuron</w:t>
-      </w:r>
-      <w:r>
-        <w:t xml:space="preserve">. 2013;79:416–438. doi:10.1016/j.neuron.2013.07.033</w:t>
+        <w:t xml:space="preserve">Li YI, Knowles DA, Humphrey J, et al. Annotation-free quantification of RNA splicing using LeafCutter.</w:t>
+      </w:r>
+      <w:r>
+        <w:t xml:space="preserve"> </w:t>
+      </w:r>
+      <w:r>
+        <w:rPr>
+          <w:i/>
+          <w:iCs/>
+        </w:rPr>
+        <w:t xml:space="preserve">Nat Genet</w:t>
+      </w:r>
+      <w:r>
+        <w:t xml:space="preserve">. 2018;50:151–158. doi:10.1038/s41588-017-0004-9</w:t>
       </w:r>
     </w:p>
     <w:p>
@@ -5836,32 +7111,20 @@
         <w:pStyle w:val="BodyText"/>
       </w:pPr>
       <w:r>
-        <w:t xml:space="preserve">Livak KJ, Schmittgen TD. Analysis of relative gene expression data using real-time quantitative PCR and the 2</w:t>
-      </w:r>
-      <w:r>
-        <w:rPr>
-          <w:vertAlign w:val="superscript"/>
-        </w:rPr>
-        <w:t xml:space="preserve">−ΔΔCt</w:t>
-      </w:r>
-      <w:r>
-        <w:t xml:space="preserve"> </w:t>
-      </w:r>
-      <w:r>
-        <w:t xml:space="preserve">method.</w:t>
-      </w:r>
-      <w:r>
-        <w:t xml:space="preserve"> </w:t>
-      </w:r>
-      <w:r>
-        <w:rPr>
-          <w:i/>
-          <w:iCs/>
-        </w:rPr>
-        <w:t xml:space="preserve">Methods</w:t>
-      </w:r>
-      <w:r>
-        <w:t xml:space="preserve">. 2001;25:402–408. doi:10.1006/meth.2001.1262</w:t>
+        <w:t xml:space="preserve">Liao Y, Smyth GK, Shi W. featureCounts: an efficient general purpose program for assigning sequence reads to genomic features.</w:t>
+      </w:r>
+      <w:r>
+        <w:t xml:space="preserve"> </w:t>
+      </w:r>
+      <w:r>
+        <w:rPr>
+          <w:i/>
+          <w:iCs/>
+        </w:rPr>
+        <w:t xml:space="preserve">Bioinformatics</w:t>
+      </w:r>
+      <w:r>
+        <w:t xml:space="preserve">. 2014;30:923–930. doi:10.1093/bioinformatics/btt656</w:t>
       </w:r>
     </w:p>
     <w:p>
@@ -5869,20 +7132,20 @@
         <w:pStyle w:val="BodyText"/>
       </w:pPr>
       <w:r>
-        <w:t xml:space="preserve">Love MI, Huber W, Anders S. Moderated estimation of fold change and dispersion for RNA-seq data with DESeq2.</w:t>
-      </w:r>
-      <w:r>
-        <w:t xml:space="preserve"> </w:t>
-      </w:r>
-      <w:r>
-        <w:rPr>
-          <w:i/>
-          <w:iCs/>
-        </w:rPr>
-        <w:t xml:space="preserve">Genome Biol</w:t>
-      </w:r>
-      <w:r>
-        <w:t xml:space="preserve">. 2014;15:550. doi:10.1186/s13059-014-0550-8</w:t>
+        <w:t xml:space="preserve">Ling JP, Pletnikova O, Troncoso JC, Wong PC. TDP-43 repression of nonconserved cryptic exons is compromised in ALS-FTD.</w:t>
+      </w:r>
+      <w:r>
+        <w:t xml:space="preserve"> </w:t>
+      </w:r>
+      <w:r>
+        <w:rPr>
+          <w:i/>
+          <w:iCs/>
+        </w:rPr>
+        <w:t xml:space="preserve">Science</w:t>
+      </w:r>
+      <w:r>
+        <w:t xml:space="preserve">. 2015;349:650–655. doi:10.1126/science.aab0983</w:t>
       </w:r>
     </w:p>
     <w:p>
@@ -5890,20 +7153,20 @@
         <w:pStyle w:val="BodyText"/>
       </w:pPr>
       <w:r>
-        <w:t xml:space="preserve">Ma XR, Prudencio M, Koike Y, et al. TDP-43 represses cryptic exon inclusion in the FTD–ALS gene UNC13A.</w:t>
-      </w:r>
-      <w:r>
-        <w:t xml:space="preserve"> </w:t>
-      </w:r>
-      <w:r>
-        <w:rPr>
-          <w:i/>
-          <w:iCs/>
-        </w:rPr>
-        <w:t xml:space="preserve">Nature</w:t>
-      </w:r>
-      <w:r>
-        <w:t xml:space="preserve">. 2022;603:124–130. doi:10.1038/s41586-022-04424-7</w:t>
+        <w:t xml:space="preserve">Ling S-C, Polymenidou M, Cleveland DW. Converging mechanisms in ALS and FTD: disrupted RNA and protein homeostasis.</w:t>
+      </w:r>
+      <w:r>
+        <w:t xml:space="preserve"> </w:t>
+      </w:r>
+      <w:r>
+        <w:rPr>
+          <w:i/>
+          <w:iCs/>
+        </w:rPr>
+        <w:t xml:space="preserve">Neuron</w:t>
+      </w:r>
+      <w:r>
+        <w:t xml:space="preserve">. 2013;79:416–438. doi:10.1016/j.neuron.2013.07.033</w:t>
       </w:r>
     </w:p>
     <w:p>
@@ -5911,20 +7174,32 @@
         <w:pStyle w:val="BodyText"/>
       </w:pPr>
       <w:r>
-        <w:t xml:space="preserve">Martin M. Cutadapt removes adapter sequences from high-throughput sequencing reads.</w:t>
-      </w:r>
-      <w:r>
-        <w:t xml:space="preserve"> </w:t>
-      </w:r>
-      <w:r>
-        <w:rPr>
-          <w:i/>
-          <w:iCs/>
-        </w:rPr>
-        <w:t xml:space="preserve">EMBnet J</w:t>
-      </w:r>
-      <w:r>
-        <w:t xml:space="preserve">. 2011;17:10–12. doi:10.14806/ej.17.1.200</w:t>
+        <w:t xml:space="preserve">Livak KJ, Schmittgen TD. Analysis of relative gene expression data using real-time quantitative PCR and the 2</w:t>
+      </w:r>
+      <w:r>
+        <w:rPr>
+          <w:vertAlign w:val="superscript"/>
+        </w:rPr>
+        <w:t xml:space="preserve">−ΔΔCt</w:t>
+      </w:r>
+      <w:r>
+        <w:t xml:space="preserve"> </w:t>
+      </w:r>
+      <w:r>
+        <w:t xml:space="preserve">method.</w:t>
+      </w:r>
+      <w:r>
+        <w:t xml:space="preserve"> </w:t>
+      </w:r>
+      <w:r>
+        <w:rPr>
+          <w:i/>
+          <w:iCs/>
+        </w:rPr>
+        <w:t xml:space="preserve">Methods</w:t>
+      </w:r>
+      <w:r>
+        <w:t xml:space="preserve">. 2001;25:402–408. doi:10.1006/meth.2001.1262</w:t>
       </w:r>
     </w:p>
     <w:p>
@@ -5932,20 +7207,20 @@
         <w:pStyle w:val="BodyText"/>
       </w:pPr>
       <w:r>
-        <w:t xml:space="preserve">Melamed Z, López-Erauskin J, Baughn MW, et al. Premature polyadenylation-mediated loss of stathmin-2 is a hallmark of TDP-43-dependent neurodegeneration.</w:t>
-      </w:r>
-      <w:r>
-        <w:t xml:space="preserve"> </w:t>
-      </w:r>
-      <w:r>
-        <w:rPr>
-          <w:i/>
-          <w:iCs/>
-        </w:rPr>
-        <w:t xml:space="preserve">Nat Neurosci</w:t>
-      </w:r>
-      <w:r>
-        <w:t xml:space="preserve">. 2019;22:180–190. doi:10.1038/s41593-018-0293-z</w:t>
+        <w:t xml:space="preserve">Love MI, Huber W, Anders S. Moderated estimation of fold change and dispersion for RNA-seq data with DESeq2.</w:t>
+      </w:r>
+      <w:r>
+        <w:t xml:space="preserve"> </w:t>
+      </w:r>
+      <w:r>
+        <w:rPr>
+          <w:i/>
+          <w:iCs/>
+        </w:rPr>
+        <w:t xml:space="preserve">Genome Biol</w:t>
+      </w:r>
+      <w:r>
+        <w:t xml:space="preserve">. 2014;15:550. doi:10.1186/s13059-014-0550-8</w:t>
       </w:r>
     </w:p>
     <w:p>
@@ -5953,20 +7228,20 @@
         <w:pStyle w:val="BodyText"/>
       </w:pPr>
       <w:r>
-        <w:t xml:space="preserve">Mertes C, Scheller IF, Yépez VA, et al. Detection of aberrant splicing events in RNA-seq data using FRASER.</w:t>
-      </w:r>
-      <w:r>
-        <w:t xml:space="preserve"> </w:t>
-      </w:r>
-      <w:r>
-        <w:rPr>
-          <w:i/>
-          <w:iCs/>
-        </w:rPr>
-        <w:t xml:space="preserve">Nat Commun</w:t>
-      </w:r>
-      <w:r>
-        <w:t xml:space="preserve">. 2021;12:529. doi:10.1038/s41467-020-20573-7</w:t>
+        <w:t xml:space="preserve">Ma XR, Prudencio M, Koike Y, et al. TDP-43 represses cryptic exon inclusion in the FTD–ALS gene UNC13A.</w:t>
+      </w:r>
+      <w:r>
+        <w:t xml:space="preserve"> </w:t>
+      </w:r>
+      <w:r>
+        <w:rPr>
+          <w:i/>
+          <w:iCs/>
+        </w:rPr>
+        <w:t xml:space="preserve">Nature</w:t>
+      </w:r>
+      <w:r>
+        <w:t xml:space="preserve">. 2022;603:124–130. doi:10.1038/s41586-022-04424-7</w:t>
       </w:r>
     </w:p>
     <w:p>
@@ -5974,20 +7249,16 @@
         <w:pStyle w:val="BodyText"/>
       </w:pPr>
       <w:r>
-        <w:t xml:space="preserve">Miederer AM, Alansary D, Schwär G, et al. A STIM2 splice variant negatively regulates store-operated calcium entry.</w:t>
-      </w:r>
-      <w:r>
-        <w:t xml:space="preserve"> </w:t>
-      </w:r>
-      <w:r>
-        <w:rPr>
-          <w:i/>
-          <w:iCs/>
-        </w:rPr>
-        <w:t xml:space="preserve">Nat Commun</w:t>
-      </w:r>
-      <w:r>
-        <w:t xml:space="preserve">. 2015;6:6899. doi:10.1038/ncomms7899</w:t>
+        <w:t xml:space="preserve">Markovinovic A, Martín-Guerrero SM, Mórotz GM, et al. Stimulating VAPB–PTPIP51 ER–mitochondria tethering corrects FTD/ALS mutant TDP43-linked Ca²⁺ and synaptic defects. </w:t>
+      </w:r>
+      <w:r>
+        <w:rPr>
+          <w:i/>
+        </w:rPr>
+        <w:t>Acta Neuropathol Commun.</w:t>
+      </w:r>
+      <w:r>
+        <w:t xml:space="preserve"> 2024;12:32. doi:10.1186/s40478-024-01742-x</w:t>
       </w:r>
     </w:p>
     <w:p>
@@ -5995,20 +7266,20 @@
         <w:pStyle w:val="BodyText"/>
       </w:pPr>
       <w:r>
-        <w:t xml:space="preserve">Moullan N, Mouchiroud L, Wang X, et al. Tetracyclines disturb mitochondrial function across eukaryotic models: a call for caution in biomedical research.</w:t>
-      </w:r>
-      <w:r>
-        <w:t xml:space="preserve"> </w:t>
-      </w:r>
-      <w:r>
-        <w:rPr>
-          <w:i/>
-          <w:iCs/>
-        </w:rPr>
-        <w:t xml:space="preserve">Cell Rep</w:t>
-      </w:r>
-      <w:r>
-        <w:t xml:space="preserve">. 2015;10:1681–1691. doi:10.1016/j.celrep.2015.02.034</w:t>
+        <w:t xml:space="preserve">Martin M. Cutadapt removes adapter sequences from high-throughput sequencing reads.</w:t>
+      </w:r>
+      <w:r>
+        <w:t xml:space="preserve"> </w:t>
+      </w:r>
+      <w:r>
+        <w:rPr>
+          <w:i/>
+          <w:iCs/>
+        </w:rPr>
+        <w:t xml:space="preserve">EMBnet J</w:t>
+      </w:r>
+      <w:r>
+        <w:t xml:space="preserve">. 2011;17:10–12. doi:10.14806/ej.17.1.200</w:t>
       </w:r>
     </w:p>
     <w:p>
@@ -6016,7 +7287,20 @@
         <w:pStyle w:val="BodyText"/>
       </w:pPr>
       <w:r>
-        <w:t xml:space="preserve">National Center for Biotechnology Information (NCBI). SRA Toolkit, version 3.2.1. 2025. https://github.com/ncbi/sra-tools/</w:t>
+        <w:t xml:space="preserve">Melamed Z, López-Erauskin J, Baughn MW, et al. Premature polyadenylation-mediated loss of stathmin-2 is a hallmark of TDP-43-dependent neurodegeneration.</w:t>
+      </w:r>
+      <w:r>
+        <w:t xml:space="preserve"> </w:t>
+      </w:r>
+      <w:r>
+        <w:rPr>
+          <w:i/>
+          <w:iCs/>
+        </w:rPr>
+        <w:t xml:space="preserve">Nat Neurosci</w:t>
+      </w:r>
+      <w:r>
+        <w:t xml:space="preserve">. 2019;22:180–190. doi:10.1038/s41593-018-0293-z</w:t>
       </w:r>
     </w:p>
     <w:p>
@@ -6024,20 +7308,20 @@
         <w:pStyle w:val="BodyText"/>
       </w:pPr>
       <w:r>
-        <w:t xml:space="preserve">Nelson PT, Dickson DW, Trojanowski JQ, et al. Limbic-predominant age-related TDP-43 encephalopathy (LATE): consensus working group report.</w:t>
-      </w:r>
-      <w:r>
-        <w:t xml:space="preserve"> </w:t>
-      </w:r>
-      <w:r>
-        <w:rPr>
-          <w:i/>
-          <w:iCs/>
-        </w:rPr>
-        <w:t xml:space="preserve">Brain</w:t>
-      </w:r>
-      <w:r>
-        <w:t xml:space="preserve">. 2019;142:1503–1527. doi:10.1093/brain/awz099</w:t>
+        <w:t xml:space="preserve">Mertes C, Scheller IF, Yépez VA, et al. Detection of aberrant splicing events in RNA-seq data using FRASER.</w:t>
+      </w:r>
+      <w:r>
+        <w:t xml:space="preserve"> </w:t>
+      </w:r>
+      <w:r>
+        <w:rPr>
+          <w:i/>
+          <w:iCs/>
+        </w:rPr>
+        <w:t xml:space="preserve">Nat Commun</w:t>
+      </w:r>
+      <w:r>
+        <w:t xml:space="preserve">. 2021;12:529. doi:10.1038/s41467-020-20573-7</w:t>
       </w:r>
     </w:p>
     <w:p>
@@ -6045,20 +7329,20 @@
         <w:pStyle w:val="BodyText"/>
       </w:pPr>
       <w:r>
-        <w:t xml:space="preserve">Neumann M, Sampathu DM, Kwong LK, et al. Ubiquitinated TDP-43 in frontotemporal lobar degeneration and amyotrophic lateral sclerosis.</w:t>
-      </w:r>
-      <w:r>
-        <w:t xml:space="preserve"> </w:t>
-      </w:r>
-      <w:r>
-        <w:rPr>
-          <w:i/>
-          <w:iCs/>
-        </w:rPr>
-        <w:t xml:space="preserve">Science</w:t>
-      </w:r>
-      <w:r>
-        <w:t xml:space="preserve">. 2006;314:130–133. doi:10.1126/science.1134108</w:t>
+        <w:t xml:space="preserve">Miederer AM, Alansary D, Schwär G, et al. A STIM2 splice variant negatively regulates store-operated calcium entry.</w:t>
+      </w:r>
+      <w:r>
+        <w:t xml:space="preserve"> </w:t>
+      </w:r>
+      <w:r>
+        <w:rPr>
+          <w:i/>
+          <w:iCs/>
+        </w:rPr>
+        <w:t xml:space="preserve">Nat Commun</w:t>
+      </w:r>
+      <w:r>
+        <w:t xml:space="preserve">. 2015;6:6899. doi:10.1038/ncomms7899</w:t>
       </w:r>
     </w:p>
     <w:p>
@@ -6066,20 +7350,7 @@
         <w:pStyle w:val="BodyText"/>
       </w:pPr>
       <w:r>
-        <w:t xml:space="preserve">Nowicka M, Robinson MD. DRIMSeq: a Dirichlet-multinomial framework for multivariate count outcomes in genomics.</w:t>
-      </w:r>
-      <w:r>
-        <w:t xml:space="preserve"> </w:t>
-      </w:r>
-      <w:r>
-        <w:rPr>
-          <w:i/>
-          <w:iCs/>
-        </w:rPr>
-        <w:t xml:space="preserve">F1000Res</w:t>
-      </w:r>
-      <w:r>
-        <w:t xml:space="preserve">. 2016;5:1356. doi:10.12688/f1000research.8900.2</w:t>
+        <w:t xml:space="preserve">National Center for Biotechnology Information (NCBI). SRA Toolkit, version 3.2.1. 2025. https://github.com/ncbi/sra-tools/</w:t>
       </w:r>
     </w:p>
     <w:p>
@@ -6087,20 +7358,20 @@
         <w:pStyle w:val="BodyText"/>
       </w:pPr>
       <w:r>
-        <w:t xml:space="preserve">Paez PM, Fulton D, Spreuer V, Handley V, Campagnoni AT. Modulation of canonical transient receptor potential channel 1 in the proliferation of oligodendrocyte precursor cells by the golli products of the myelin basic protein gene.</w:t>
-      </w:r>
-      <w:r>
-        <w:t xml:space="preserve"> </w:t>
-      </w:r>
-      <w:r>
-        <w:rPr>
-          <w:i/>
-          <w:iCs/>
-        </w:rPr>
-        <w:t xml:space="preserve">J Neurosci</w:t>
-      </w:r>
-      <w:r>
-        <w:t xml:space="preserve">. 2011;31:3625–3637. doi:10.1523/JNEUROSCI.4424-10.2011</w:t>
+        <w:t xml:space="preserve">Nelson PT, Dickson DW, Trojanowski JQ, et al. Limbic-predominant age-related TDP-43 encephalopathy (LATE): consensus working group report.</w:t>
+      </w:r>
+      <w:r>
+        <w:t xml:space="preserve"> </w:t>
+      </w:r>
+      <w:r>
+        <w:rPr>
+          <w:i/>
+          <w:iCs/>
+        </w:rPr>
+        <w:t xml:space="preserve">Brain</w:t>
+      </w:r>
+      <w:r>
+        <w:t xml:space="preserve">. 2019;142:1503–1527. doi:10.1093/brain/awz099</w:t>
       </w:r>
     </w:p>
     <w:p>
@@ -6108,20 +7379,20 @@
         <w:pStyle w:val="BodyText"/>
       </w:pPr>
       <w:r>
-        <w:t xml:space="preserve">Palty R, Raveh A, Kaminsky I, Meller R, Reuveny E. SARAF inactivates the store operated calcium entry machinery to prevent excess calcium refilling.</w:t>
-      </w:r>
-      <w:r>
-        <w:t xml:space="preserve"> </w:t>
-      </w:r>
-      <w:r>
-        <w:rPr>
-          <w:i/>
-          <w:iCs/>
-        </w:rPr>
-        <w:t xml:space="preserve">Cell</w:t>
-      </w:r>
-      <w:r>
-        <w:t xml:space="preserve">. 2012;149:425–438. doi:10.1016/j.cell.2012.01.055</w:t>
+        <w:t xml:space="preserve">Neumann M, Sampathu DM, Kwong LK, et al. Ubiquitinated TDP-43 in frontotemporal lobar degeneration and amyotrophic lateral sclerosis.</w:t>
+      </w:r>
+      <w:r>
+        <w:t xml:space="preserve"> </w:t>
+      </w:r>
+      <w:r>
+        <w:rPr>
+          <w:i/>
+          <w:iCs/>
+        </w:rPr>
+        <w:t xml:space="preserve">Science</w:t>
+      </w:r>
+      <w:r>
+        <w:t xml:space="preserve">. 2006;314:130–133. doi:10.1126/science.1134108</w:t>
       </w:r>
     </w:p>
     <w:p>
@@ -6129,20 +7400,16 @@
         <w:pStyle w:val="BodyText"/>
       </w:pPr>
       <w:r>
-        <w:t xml:space="preserve">Patro R, Duggal G, Love MI, Irizarry RA, Kingsford C. Salmon provides fast and bias-aware quantification of transcript expression.</w:t>
-      </w:r>
-      <w:r>
-        <w:t xml:space="preserve"> </w:t>
-      </w:r>
-      <w:r>
-        <w:rPr>
-          <w:i/>
-          <w:iCs/>
-        </w:rPr>
-        <w:t xml:space="preserve">Nat Methods</w:t>
-      </w:r>
-      <w:r>
-        <w:t xml:space="preserve">. 2017;14:417–419. doi:10.1038/nmeth.4197</w:t>
+        <w:t xml:space="preserve">Norante RP, Peggion C, Rossi D, et al. ALS-associated SOD1(G93A) decreases SERCA pump levels and increases store-operated Ca²⁺ entry in primary spinal cord astrocytes from a transgenic mouse model. </w:t>
+      </w:r>
+      <w:r>
+        <w:rPr>
+          <w:i/>
+        </w:rPr>
+        <w:t>Int J Mol Sci.</w:t>
+      </w:r>
+      <w:r>
+        <w:t xml:space="preserve"> 2019;20:5151. doi:10.3390/ijms20205151</w:t>
       </w:r>
     </w:p>
     <w:p>
@@ -6150,20 +7417,20 @@
         <w:pStyle w:val="BodyText"/>
       </w:pPr>
       <w:r>
-        <w:t xml:space="preserve">Polymenidou M, Lagier-Tourenne C, Hutt KR, et al. Long pre-mRNA depletion and RNA missplicing contribute to neuronal vulnerability from loss of TDP-43.</w:t>
-      </w:r>
-      <w:r>
-        <w:t xml:space="preserve"> </w:t>
-      </w:r>
-      <w:r>
-        <w:rPr>
-          <w:i/>
-          <w:iCs/>
-        </w:rPr>
-        <w:t xml:space="preserve">Nat Neurosci</w:t>
-      </w:r>
-      <w:r>
-        <w:t xml:space="preserve">. 2011;14:459–468. doi:10.1038/nn.2779</w:t>
+        <w:t xml:space="preserve">Nowicka M, Robinson MD. DRIMSeq: a Dirichlet-multinomial framework for multivariate count outcomes in genomics.</w:t>
+      </w:r>
+      <w:r>
+        <w:t xml:space="preserve"> </w:t>
+      </w:r>
+      <w:r>
+        <w:rPr>
+          <w:i/>
+          <w:iCs/>
+        </w:rPr>
+        <w:t xml:space="preserve">F1000Res</w:t>
+      </w:r>
+      <w:r>
+        <w:t xml:space="preserve">. 2016;5:1356. doi:10.12688/f1000research.8900.2</w:t>
       </w:r>
     </w:p>
     <w:p>
@@ -6171,20 +7438,20 @@
         <w:pStyle w:val="BodyText"/>
       </w:pPr>
       <w:r>
-        <w:t xml:space="preserve">Prakriya M, Lewis RS. Store-operated calcium channels.</w:t>
-      </w:r>
-      <w:r>
-        <w:t xml:space="preserve"> </w:t>
-      </w:r>
-      <w:r>
-        <w:rPr>
-          <w:i/>
-          <w:iCs/>
-        </w:rPr>
-        <w:t xml:space="preserve">Physiol Rev</w:t>
-      </w:r>
-      <w:r>
-        <w:t xml:space="preserve">. 2015;95:1383–1436. doi:10.1152/physrev.00020.2014</w:t>
+        <w:t xml:space="preserve">Paez PM, Fulton D, Spreuer V, Handley V, Campagnoni AT. Modulation of canonical transient receptor potential channel 1 in the proliferation of oligodendrocyte precursor cells by the golli products of the myelin basic protein gene.</w:t>
+      </w:r>
+      <w:r>
+        <w:t xml:space="preserve"> </w:t>
+      </w:r>
+      <w:r>
+        <w:rPr>
+          <w:i/>
+          <w:iCs/>
+        </w:rPr>
+        <w:t xml:space="preserve">J Neurosci</w:t>
+      </w:r>
+      <w:r>
+        <w:t xml:space="preserve">. 2011;31:3625–3637. doi:10.1523/JNEUROSCI.4424-10.2011</w:t>
       </w:r>
     </w:p>
     <w:p>
@@ -6192,20 +7459,20 @@
         <w:pStyle w:val="BodyText"/>
       </w:pPr>
       <w:r>
-        <w:t xml:space="preserve">Prudencio M, Humphrey J, Pickles S, et al. Truncated stathmin-2 is a marker of TDP-43 pathology in frontotemporal dementia.</w:t>
-      </w:r>
-      <w:r>
-        <w:t xml:space="preserve"> </w:t>
-      </w:r>
-      <w:r>
-        <w:rPr>
-          <w:i/>
-          <w:iCs/>
-        </w:rPr>
-        <w:t xml:space="preserve">J Clin Invest</w:t>
-      </w:r>
-      <w:r>
-        <w:t xml:space="preserve">. 2020;130:6080–6092. doi:10.1172/JCI139741</w:t>
+        <w:t xml:space="preserve">Palty R, Raveh A, Kaminsky I, Meller R, Reuveny E. SARAF inactivates the store operated calcium entry machinery to prevent excess calcium refilling.</w:t>
+      </w:r>
+      <w:r>
+        <w:t xml:space="preserve"> </w:t>
+      </w:r>
+      <w:r>
+        <w:rPr>
+          <w:i/>
+          <w:iCs/>
+        </w:rPr>
+        <w:t xml:space="preserve">Cell</w:t>
+      </w:r>
+      <w:r>
+        <w:t xml:space="preserve">. 2012;149:425–438. doi:10.1016/j.cell.2012.01.055</w:t>
       </w:r>
     </w:p>
     <w:p>
@@ -6213,20 +7480,20 @@
         <w:pStyle w:val="BodyText"/>
       </w:pPr>
       <w:r>
-        <w:t xml:space="preserve">Putney JW. Pharmacology of store-operated calcium channels.</w:t>
-      </w:r>
-      <w:r>
-        <w:t xml:space="preserve"> </w:t>
-      </w:r>
-      <w:r>
-        <w:rPr>
-          <w:i/>
-          <w:iCs/>
-        </w:rPr>
-        <w:t xml:space="preserve">Mol Interv</w:t>
-      </w:r>
-      <w:r>
-        <w:t xml:space="preserve">. 2010;10:209–218. doi:10.1124/mi.10.4.4</w:t>
+        <w:t xml:space="preserve">Patro R, Duggal G, Love MI, Irizarry RA, Kingsford C. Salmon provides fast and bias-aware quantification of transcript expression.</w:t>
+      </w:r>
+      <w:r>
+        <w:t xml:space="preserve"> </w:t>
+      </w:r>
+      <w:r>
+        <w:rPr>
+          <w:i/>
+          <w:iCs/>
+        </w:rPr>
+        <w:t xml:space="preserve">Nat Methods</w:t>
+      </w:r>
+      <w:r>
+        <w:t xml:space="preserve">. 2017;14:417–419. doi:10.1038/nmeth.4197</w:t>
       </w:r>
     </w:p>
     <w:p>
@@ -6234,20 +7501,20 @@
         <w:pStyle w:val="BodyText"/>
       </w:pPr>
       <w:r>
-        <w:t xml:space="preserve">Rana A, Yen M, Sadaghiani AM, et al. Alternative splicing converts STIM2 from an activator to an inhibitor of store-operated calcium channels.</w:t>
-      </w:r>
-      <w:r>
-        <w:t xml:space="preserve"> </w:t>
-      </w:r>
-      <w:r>
-        <w:rPr>
-          <w:i/>
-          <w:iCs/>
-        </w:rPr>
-        <w:t xml:space="preserve">J Cell Biol</w:t>
-      </w:r>
-      <w:r>
-        <w:t xml:space="preserve">. 2015;209:653–670. doi:10.1083/jcb.201412060</w:t>
+        <w:t xml:space="preserve">Polymenidou M, Lagier-Tourenne C, Hutt KR, et al. Long pre-mRNA depletion and RNA missplicing contribute to neuronal vulnerability from loss of TDP-43.</w:t>
+      </w:r>
+      <w:r>
+        <w:t xml:space="preserve"> </w:t>
+      </w:r>
+      <w:r>
+        <w:rPr>
+          <w:i/>
+          <w:iCs/>
+        </w:rPr>
+        <w:t xml:space="preserve">Nat Neurosci</w:t>
+      </w:r>
+      <w:r>
+        <w:t xml:space="preserve">. 2011;14:459–468. doi:10.1038/nn.2779</w:t>
       </w:r>
     </w:p>
     <w:p>
@@ -6255,20 +7522,20 @@
         <w:pStyle w:val="BodyText"/>
       </w:pPr>
       <w:r>
-        <w:t xml:space="preserve">Selli Ç, Eraç Y, Kosova B, Tosun M. Post-transcriptional silencing of TRPC1 ion channel gene by RNA interference upregulates TRPC6 expression and store-operated Ca²⁺ entry in A7r5 vascular smooth muscle cells.</w:t>
-      </w:r>
-      <w:r>
-        <w:t xml:space="preserve"> </w:t>
-      </w:r>
-      <w:r>
-        <w:rPr>
-          <w:i/>
-          <w:iCs/>
-        </w:rPr>
-        <w:t xml:space="preserve">Vascul Pharmacol</w:t>
-      </w:r>
-      <w:r>
-        <w:t xml:space="preserve">. 2009;51:96–100. doi:10.1016/j.vph.2009.04.001</w:t>
+        <w:t xml:space="preserve">Prakriya M, Lewis RS. Store-operated calcium channels.</w:t>
+      </w:r>
+      <w:r>
+        <w:t xml:space="preserve"> </w:t>
+      </w:r>
+      <w:r>
+        <w:rPr>
+          <w:i/>
+          <w:iCs/>
+        </w:rPr>
+        <w:t xml:space="preserve">Physiol Rev</w:t>
+      </w:r>
+      <w:r>
+        <w:t xml:space="preserve">. 2015;95:1383–1436. doi:10.1152/physrev.00020.2014</w:t>
       </w:r>
     </w:p>
     <w:p>
@@ -6276,7 +7543,7 @@
         <w:pStyle w:val="BodyText"/>
       </w:pPr>
       <w:r>
-        <w:t xml:space="preserve">Selvaraj S, Sun Y, Watt JA, et al. Neurotoxin-induced ER stress in mouse dopaminergic neurons involves downregulation of TRPC1 and inhibition of AKT/mTOR signaling.</w:t>
+        <w:t xml:space="preserve">Prudencio M, Humphrey J, Pickles S, et al. Truncated stathmin-2 is a marker of TDP-43 pathology in frontotemporal dementia.</w:t>
       </w:r>
       <w:r>
         <w:t xml:space="preserve"> </w:t>
@@ -6289,7 +7556,7 @@
         <w:t xml:space="preserve">J Clin Invest</w:t>
       </w:r>
       <w:r>
-        <w:t xml:space="preserve">. 2012;122:1354–1367. doi:10.1172/JCI61332</w:t>
+        <w:t xml:space="preserve">. 2020;130:6080–6092. doi:10.1172/JCI139741</w:t>
       </w:r>
     </w:p>
     <w:p>
@@ -6297,20 +7564,20 @@
         <w:pStyle w:val="BodyText"/>
       </w:pPr>
       <w:r>
-        <w:t xml:space="preserve">Shen S, Park JW, Lu Z-x, et al. rMATS: robust and flexible detection of differential alternative splicing from replicate RNA-Seq data.</w:t>
-      </w:r>
-      <w:r>
-        <w:t xml:space="preserve"> </w:t>
-      </w:r>
-      <w:r>
-        <w:rPr>
-          <w:i/>
-          <w:iCs/>
-        </w:rPr>
-        <w:t xml:space="preserve">Proc Natl Acad Sci USA</w:t>
-      </w:r>
-      <w:r>
-        <w:t xml:space="preserve">. 2014;111:E5593–E5601. doi:10.1073/pnas.1419161111</w:t>
+        <w:t xml:space="preserve">Putney JW. Pharmacology of store-operated calcium channels.</w:t>
+      </w:r>
+      <w:r>
+        <w:t xml:space="preserve"> </w:t>
+      </w:r>
+      <w:r>
+        <w:rPr>
+          <w:i/>
+          <w:iCs/>
+        </w:rPr>
+        <w:t xml:space="preserve">Mol Interv</w:t>
+      </w:r>
+      <w:r>
+        <w:t xml:space="preserve">. 2010;10:209–218. doi:10.1124/mi.10.4.4</w:t>
       </w:r>
     </w:p>
     <w:p>
@@ -6318,23 +7585,20 @@
         <w:pStyle w:val="BodyText"/>
       </w:pPr>
       <w:r>
-        <w:t xml:space="preserve">Sinha IR, Ye Y, Li Y, et al. Inhibition of nonsense-mediated decay in TDP-43 deficient neurons reveals novel cryptic exons.</w:t>
-      </w:r>
-      <w:r>
-        <w:t xml:space="preserve"> </w:t>
-      </w:r>
-      <w:r>
-        <w:rPr>
-          <w:i/>
-          <w:iCs/>
-        </w:rPr>
-        <w:t xml:space="preserve">bioRxiv</w:t>
-      </w:r>
-      <w:r>
-        <w:t xml:space="preserve"> </w:t>
-      </w:r>
-      <w:r>
-        <w:t xml:space="preserve">[preprint]. 2025. doi:10.1101/2025.06.28.661837</w:t>
+        <w:t xml:space="preserve">Rana A, Yen M, Sadaghiani AM, et al. Alternative splicing converts STIM2 from an activator to an inhibitor of store-operated calcium channels.</w:t>
+      </w:r>
+      <w:r>
+        <w:t xml:space="preserve"> </w:t>
+      </w:r>
+      <w:r>
+        <w:rPr>
+          <w:i/>
+          <w:iCs/>
+        </w:rPr>
+        <w:t xml:space="preserve">J Cell Biol</w:t>
+      </w:r>
+      <w:r>
+        <w:t xml:space="preserve">. 2015;209:653–670. doi:10.1083/jcb.201412060</w:t>
       </w:r>
     </w:p>
     <w:p>
@@ -6342,20 +7606,20 @@
         <w:pStyle w:val="BodyText"/>
       </w:pPr>
       <w:r>
-        <w:t xml:space="preserve">Srinivasan K, Friedman BA, Etxeberria A, et al. Alzheimer’s patient microglia exhibit enhanced aging and unique transcriptional activation.</w:t>
-      </w:r>
-      <w:r>
-        <w:t xml:space="preserve"> </w:t>
-      </w:r>
-      <w:r>
-        <w:rPr>
-          <w:i/>
-          <w:iCs/>
-        </w:rPr>
-        <w:t xml:space="preserve">Cell Rep</w:t>
-      </w:r>
-      <w:r>
-        <w:t xml:space="preserve">. 2020;31:107843. doi:10.1016/j.celrep.2020.107843</w:t>
+        <w:t xml:space="preserve">Selli Ç, Eraç Y, Kosova B, Tosun M. Post-transcriptional silencing of TRPC1 ion channel gene by RNA interference upregulates TRPC6 expression and store-operated Ca²⁺ entry in A7r5 vascular smooth muscle cells.</w:t>
+      </w:r>
+      <w:r>
+        <w:t xml:space="preserve"> </w:t>
+      </w:r>
+      <w:r>
+        <w:rPr>
+          <w:i/>
+          <w:iCs/>
+        </w:rPr>
+        <w:t xml:space="preserve">Vascul Pharmacol</w:t>
+      </w:r>
+      <w:r>
+        <w:t xml:space="preserve">. 2009;51:96–100. doi:10.1016/j.vph.2009.04.001</w:t>
       </w:r>
     </w:p>
     <w:p>
@@ -6363,20 +7627,20 @@
         <w:pStyle w:val="BodyText"/>
       </w:pPr>
       <w:r>
-        <w:t xml:space="preserve">Stoica R, De Vos KJ, Paillusson S, et al. ER–mitochondria associations are regulated by the VAPB–PTPIP51 interaction and are disrupted by ALS/FTD-associated TDP-43.</w:t>
-      </w:r>
-      <w:r>
-        <w:t xml:space="preserve"> </w:t>
-      </w:r>
-      <w:r>
-        <w:rPr>
-          <w:i/>
-          <w:iCs/>
-        </w:rPr>
-        <w:t xml:space="preserve">Nat Commun</w:t>
-      </w:r>
-      <w:r>
-        <w:t xml:space="preserve">. 2014;5:3996. doi:10.1038/ncomms4996</w:t>
+        <w:t xml:space="preserve">Selvaraj S, Sun Y, Watt JA, et al. Neurotoxin-induced ER stress in mouse dopaminergic neurons involves downregulation of TRPC1 and inhibition of AKT/mTOR signaling.</w:t>
+      </w:r>
+      <w:r>
+        <w:t xml:space="preserve"> </w:t>
+      </w:r>
+      <w:r>
+        <w:rPr>
+          <w:i/>
+          <w:iCs/>
+        </w:rPr>
+        <w:t xml:space="preserve">J Clin Invest</w:t>
+      </w:r>
+      <w:r>
+        <w:t xml:space="preserve">. 2012;122:1354–1367. doi:10.1172/JCI61332</w:t>
       </w:r>
     </w:p>
     <w:p>
@@ -6384,20 +7648,20 @@
         <w:pStyle w:val="BodyText"/>
       </w:pPr>
       <w:r>
-        <w:t xml:space="preserve">Šušnjar U, Škrabar N, Brown AL, et al. Cell environment shapes TDP-43 function with implications in neuronal and muscle disease.</w:t>
-      </w:r>
-      <w:r>
-        <w:t xml:space="preserve"> </w:t>
-      </w:r>
-      <w:r>
-        <w:rPr>
-          <w:i/>
-          <w:iCs/>
-        </w:rPr>
-        <w:t xml:space="preserve">Commun Biol</w:t>
-      </w:r>
-      <w:r>
-        <w:t xml:space="preserve">. 2022;5:314. doi:10.1038/s42003-022-03253-8</w:t>
+        <w:t xml:space="preserve">Shen S, Park JW, Lu Z-x, et al. rMATS: robust and flexible detection of differential alternative splicing from replicate RNA-Seq data.</w:t>
+      </w:r>
+      <w:r>
+        <w:t xml:space="preserve"> </w:t>
+      </w:r>
+      <w:r>
+        <w:rPr>
+          <w:i/>
+          <w:iCs/>
+        </w:rPr>
+        <w:t xml:space="preserve">Proc Natl Acad Sci USA</w:t>
+      </w:r>
+      <w:r>
+        <w:t xml:space="preserve">. 2014;111:E5593–E5601. doi:10.1073/pnas.1419161111</w:t>
       </w:r>
     </w:p>
     <w:p>
@@ -6405,20 +7669,23 @@
         <w:pStyle w:val="BodyText"/>
       </w:pPr>
       <w:r>
-        <w:t xml:space="preserve">Trincado JL, Entizne JC, Hysenaj G, et al. SUPPA2: fast, accurate, and uncertainty-aware differential splicing analysis across multiple conditions.</w:t>
-      </w:r>
-      <w:r>
-        <w:t xml:space="preserve"> </w:t>
-      </w:r>
-      <w:r>
-        <w:rPr>
-          <w:i/>
-          <w:iCs/>
-        </w:rPr>
-        <w:t xml:space="preserve">Genome Biol</w:t>
-      </w:r>
-      <w:r>
-        <w:t xml:space="preserve">. 2018;19:40. doi:10.1186/s13059-018-1417-1</w:t>
+        <w:t xml:space="preserve">Sinha IR, Ye Y, Li Y, et al. Inhibition of nonsense-mediated decay in TDP-43 deficient neurons reveals novel cryptic exons.</w:t>
+      </w:r>
+      <w:r>
+        <w:t xml:space="preserve"> </w:t>
+      </w:r>
+      <w:r>
+        <w:rPr>
+          <w:i/>
+          <w:iCs/>
+        </w:rPr>
+        <w:t xml:space="preserve">bioRxiv</w:t>
+      </w:r>
+      <w:r>
+        <w:t xml:space="preserve"> </w:t>
+      </w:r>
+      <w:r>
+        <w:t xml:space="preserve">[preprint]. 2025. doi:10.1101/2025.06.28.661837</w:t>
       </w:r>
     </w:p>
     <w:p>
@@ -6426,20 +7693,20 @@
         <w:pStyle w:val="BodyText"/>
       </w:pPr>
       <w:r>
-        <w:t xml:space="preserve">Vaeth M, Yang J, Yamashita M, et al. ORAI2 modulates store-operated calcium entry and T cell-mediated immunity.</w:t>
-      </w:r>
-      <w:r>
-        <w:t xml:space="preserve"> </w:t>
-      </w:r>
-      <w:r>
-        <w:rPr>
-          <w:i/>
-          <w:iCs/>
-        </w:rPr>
-        <w:t xml:space="preserve">Nat Commun</w:t>
-      </w:r>
-      <w:r>
-        <w:t xml:space="preserve">. 2017;8:14714. doi:10.1038/ncomms14714</w:t>
+        <w:t xml:space="preserve">Srinivasan K, Friedman BA, Etxeberria A, et al. Alzheimer’s patient microglia exhibit enhanced aging and unique transcriptional activation.</w:t>
+      </w:r>
+      <w:r>
+        <w:t xml:space="preserve"> </w:t>
+      </w:r>
+      <w:r>
+        <w:rPr>
+          <w:i/>
+          <w:iCs/>
+        </w:rPr>
+        <w:t xml:space="preserve">Cell Rep</w:t>
+      </w:r>
+      <w:r>
+        <w:t xml:space="preserve">. 2020;31:107843. doi:10.1016/j.celrep.2020.107843</w:t>
       </w:r>
     </w:p>
     <w:p>
@@ -6447,20 +7714,20 @@
         <w:pStyle w:val="BodyText"/>
       </w:pPr>
       <w:r>
-        <w:t xml:space="preserve">Van den Berge K, Soneson C, Robinson MD, Clement L. stageR: a general stage-wise method for controlling the gene-level false discovery rate in differential expression and differential transcript usage.</w:t>
-      </w:r>
-      <w:r>
-        <w:t xml:space="preserve"> </w:t>
-      </w:r>
-      <w:r>
-        <w:rPr>
-          <w:i/>
-          <w:iCs/>
-        </w:rPr>
-        <w:t xml:space="preserve">Genome Biol</w:t>
-      </w:r>
-      <w:r>
-        <w:t xml:space="preserve">. 2017;18:151. doi:10.1186/s13059-017-1277-0</w:t>
+        <w:t xml:space="preserve">Stoica R, De Vos KJ, Paillusson S, et al. ER–mitochondria associations are regulated by the VAPB–PTPIP51 interaction and are disrupted by ALS/FTD-associated TDP-43.</w:t>
+      </w:r>
+      <w:r>
+        <w:t xml:space="preserve"> </w:t>
+      </w:r>
+      <w:r>
+        <w:rPr>
+          <w:i/>
+          <w:iCs/>
+        </w:rPr>
+        <w:t xml:space="preserve">Nat Commun</w:t>
+      </w:r>
+      <w:r>
+        <w:t xml:space="preserve">. 2014;5:3996. doi:10.1038/ncomms4996</w:t>
       </w:r>
     </w:p>
     <w:p>
@@ -6468,20 +7735,20 @@
         <w:pStyle w:val="BodyText"/>
       </w:pPr>
       <w:r>
-        <w:t xml:space="preserve">Van Nostrand EL, Freese P, Pratt GA, et al. A large-scale binding and functional map of human RNA-binding proteins.</w:t>
-      </w:r>
-      <w:r>
-        <w:t xml:space="preserve"> </w:t>
-      </w:r>
-      <w:r>
-        <w:rPr>
-          <w:i/>
-          <w:iCs/>
-        </w:rPr>
-        <w:t xml:space="preserve">Nature</w:t>
-      </w:r>
-      <w:r>
-        <w:t xml:space="preserve">. 2020;583:711–719. doi:10.1038/s41586-020-2077-3</w:t>
+        <w:t xml:space="preserve">Šušnjar U, Škrabar N, Brown AL, et al. Cell environment shapes TDP-43 function with implications in neuronal and muscle disease.</w:t>
+      </w:r>
+      <w:r>
+        <w:t xml:space="preserve"> </w:t>
+      </w:r>
+      <w:r>
+        <w:rPr>
+          <w:i/>
+          <w:iCs/>
+        </w:rPr>
+        <w:t xml:space="preserve">Commun Biol</w:t>
+      </w:r>
+      <w:r>
+        <w:t xml:space="preserve">. 2022;5:314. doi:10.1038/s42003-022-03253-8</w:t>
       </w:r>
     </w:p>
     <w:p>
@@ -6489,20 +7756,20 @@
         <w:pStyle w:val="BodyText"/>
       </w:pPr>
       <w:r>
-        <w:t xml:space="preserve">Vaquero-Garcia J, Barrera A, Gazzara MR, et al. A new view of transcriptome complexity and regulation through the lens of local splicing variations.</w:t>
-      </w:r>
-      <w:r>
-        <w:t xml:space="preserve"> </w:t>
-      </w:r>
-      <w:r>
-        <w:rPr>
-          <w:i/>
-          <w:iCs/>
-        </w:rPr>
-        <w:t xml:space="preserve">eLife</w:t>
-      </w:r>
-      <w:r>
-        <w:t xml:space="preserve">. 2016;5:e11752. doi:10.7554/eLife.11752</w:t>
+        <w:t xml:space="preserve">Trincado JL, Entizne JC, Hysenaj G, et al. SUPPA2: fast, accurate, and uncertainty-aware differential splicing analysis across multiple conditions.</w:t>
+      </w:r>
+      <w:r>
+        <w:t xml:space="preserve"> </w:t>
+      </w:r>
+      <w:r>
+        <w:rPr>
+          <w:i/>
+          <w:iCs/>
+        </w:rPr>
+        <w:t xml:space="preserve">Genome Biol</w:t>
+      </w:r>
+      <w:r>
+        <w:t xml:space="preserve">. 2018;19:40. doi:10.1186/s13059-018-1417-1</w:t>
       </w:r>
     </w:p>
     <w:p>
@@ -6510,20 +7777,20 @@
         <w:pStyle w:val="BodyText"/>
       </w:pPr>
       <w:r>
-        <w:t xml:space="preserve">Vitting-Seerup K, Sandelin A. IsoformSwitchAnalyzeR: analysis of changes in genome-wide patterns of alternative splicing and its functional consequences.</w:t>
-      </w:r>
-      <w:r>
-        <w:t xml:space="preserve"> </w:t>
-      </w:r>
-      <w:r>
-        <w:rPr>
-          <w:i/>
-          <w:iCs/>
-        </w:rPr>
-        <w:t xml:space="preserve">Bioinformatics</w:t>
-      </w:r>
-      <w:r>
-        <w:t xml:space="preserve">. 2019;35:4469–4471. doi:10.1093/bioinformatics/btz247</w:t>
+        <w:t xml:space="preserve">Vaeth M, Yang J, Yamashita M, et al. ORAI2 modulates store-operated calcium entry and T cell-mediated immunity.</w:t>
+      </w:r>
+      <w:r>
+        <w:t xml:space="preserve"> </w:t>
+      </w:r>
+      <w:r>
+        <w:rPr>
+          <w:i/>
+          <w:iCs/>
+        </w:rPr>
+        <w:t xml:space="preserve">Nat Commun</w:t>
+      </w:r>
+      <w:r>
+        <w:t xml:space="preserve">. 2017;8:14714. doi:10.1038/ncomms14714</w:t>
       </w:r>
     </w:p>
     <w:p>
@@ -6531,20 +7798,20 @@
         <w:pStyle w:val="BodyText"/>
       </w:pPr>
       <w:r>
-        <w:t xml:space="preserve">Voskuhl RR, Itoh N, Tassoni A, et al. Gene expression in oligodendrocytes during remyelination reveals cholesterol homeostasis as a therapeutic target in multiple sclerosis.</w:t>
-      </w:r>
-      <w:r>
-        <w:t xml:space="preserve"> </w:t>
-      </w:r>
-      <w:r>
-        <w:rPr>
-          <w:i/>
-          <w:iCs/>
-        </w:rPr>
-        <w:t xml:space="preserve">Proc Natl Acad Sci USA</w:t>
-      </w:r>
-      <w:r>
-        <w:t xml:space="preserve">. 2019;116:10130–10139. doi:10.1073/pnas.1821306116</w:t>
+        <w:t xml:space="preserve">Van den Berge K, Soneson C, Robinson MD, Clement L. stageR: a general stage-wise method for controlling the gene-level false discovery rate in differential expression and differential transcript usage.</w:t>
+      </w:r>
+      <w:r>
+        <w:t xml:space="preserve"> </w:t>
+      </w:r>
+      <w:r>
+        <w:rPr>
+          <w:i/>
+          <w:iCs/>
+        </w:rPr>
+        <w:t xml:space="preserve">Genome Biol</w:t>
+      </w:r>
+      <w:r>
+        <w:t xml:space="preserve">. 2017;18:151. doi:10.1186/s13059-017-1277-0</w:t>
       </w:r>
     </w:p>
     <w:p>
@@ -6552,20 +7819,20 @@
         <w:pStyle w:val="BodyText"/>
       </w:pPr>
       <w:r>
-        <w:t xml:space="preserve">Wilks C, Zheng SC, Chen FY, et al. recount3: summaries and queries for large-scale RNA-seq expression and splicing.</w:t>
-      </w:r>
-      <w:r>
-        <w:t xml:space="preserve"> </w:t>
-      </w:r>
-      <w:r>
-        <w:rPr>
-          <w:i/>
-          <w:iCs/>
-        </w:rPr>
-        <w:t xml:space="preserve">Genome Biol</w:t>
-      </w:r>
-      <w:r>
-        <w:t xml:space="preserve">. 2021;22:323. doi:10.1186/s13059-021-02533-6</w:t>
+        <w:t xml:space="preserve">Van Nostrand EL, Freese P, Pratt GA, et al. A large-scale binding and functional map of human RNA-binding proteins.</w:t>
+      </w:r>
+      <w:r>
+        <w:t xml:space="preserve"> </w:t>
+      </w:r>
+      <w:r>
+        <w:rPr>
+          <w:i/>
+          <w:iCs/>
+        </w:rPr>
+        <w:t xml:space="preserve">Nature</w:t>
+      </w:r>
+      <w:r>
+        <w:t xml:space="preserve">. 2020;583:711–719. doi:10.1038/s41586-020-2077-3</w:t>
       </w:r>
     </w:p>
     <w:p>
@@ -6573,20 +7840,20 @@
         <w:pStyle w:val="BodyText"/>
       </w:pPr>
       <w:r>
-        <w:t xml:space="preserve">Xia Z, Donehower LA, Cooper TA, et al. Dynamic analyses of alternative polyadenylation from RNA-seq reveal a 3′-UTR landscape across seven tumour types.</w:t>
-      </w:r>
-      <w:r>
-        <w:t xml:space="preserve"> </w:t>
-      </w:r>
-      <w:r>
-        <w:rPr>
-          <w:i/>
-          <w:iCs/>
-        </w:rPr>
-        <w:t xml:space="preserve">Nat Commun</w:t>
-      </w:r>
-      <w:r>
-        <w:t xml:space="preserve">. 2014;5:5274. doi:10.1038/ncomms6274</w:t>
+        <w:t xml:space="preserve">Vaquero-Garcia J, Barrera A, Gazzara MR, et al. A new view of transcriptome complexity and regulation through the lens of local splicing variations.</w:t>
+      </w:r>
+      <w:r>
+        <w:t xml:space="preserve"> </w:t>
+      </w:r>
+      <w:r>
+        <w:rPr>
+          <w:i/>
+          <w:iCs/>
+        </w:rPr>
+        <w:t xml:space="preserve">eLife</w:t>
+      </w:r>
+      <w:r>
+        <w:t xml:space="preserve">. 2016;5:e11752. doi:10.7554/eLife.11752</w:t>
       </w:r>
     </w:p>
     <w:p>
@@ -6594,6 +7861,90 @@
         <w:pStyle w:val="BodyText"/>
       </w:pPr>
       <w:r>
+        <w:t xml:space="preserve">Vitting-Seerup K, Sandelin A. IsoformSwitchAnalyzeR: analysis of changes in genome-wide patterns of alternative splicing and its functional consequences.</w:t>
+      </w:r>
+      <w:r>
+        <w:t xml:space="preserve"> </w:t>
+      </w:r>
+      <w:r>
+        <w:rPr>
+          <w:i/>
+          <w:iCs/>
+        </w:rPr>
+        <w:t xml:space="preserve">Bioinformatics</w:t>
+      </w:r>
+      <w:r>
+        <w:t xml:space="preserve">. 2019;35:4469–4471. doi:10.1093/bioinformatics/btz247</w:t>
+      </w:r>
+    </w:p>
+    <w:p>
+      <w:pPr>
+        <w:pStyle w:val="BodyText"/>
+      </w:pPr>
+      <w:r>
+        <w:t xml:space="preserve">Voskuhl RR, Itoh N, Tassoni A, et al. Gene expression in oligodendrocytes during remyelination reveals cholesterol homeostasis as a therapeutic target in multiple sclerosis.</w:t>
+      </w:r>
+      <w:r>
+        <w:t xml:space="preserve"> </w:t>
+      </w:r>
+      <w:r>
+        <w:rPr>
+          <w:i/>
+          <w:iCs/>
+        </w:rPr>
+        <w:t xml:space="preserve">Proc Natl Acad Sci USA</w:t>
+      </w:r>
+      <w:r>
+        <w:t xml:space="preserve">. 2019;116:10130–10139. doi:10.1073/pnas.1821306116</w:t>
+      </w:r>
+    </w:p>
+    <w:p>
+      <w:pPr>
+        <w:pStyle w:val="BodyText"/>
+      </w:pPr>
+      <w:r>
+        <w:t xml:space="preserve">Wilks C, Zheng SC, Chen FY, et al. recount3: summaries and queries for large-scale RNA-seq expression and splicing.</w:t>
+      </w:r>
+      <w:r>
+        <w:t xml:space="preserve"> </w:t>
+      </w:r>
+      <w:r>
+        <w:rPr>
+          <w:i/>
+          <w:iCs/>
+        </w:rPr>
+        <w:t xml:space="preserve">Genome Biol</w:t>
+      </w:r>
+      <w:r>
+        <w:t xml:space="preserve">. 2021;22:323. doi:10.1186/s13059-021-02533-6</w:t>
+      </w:r>
+    </w:p>
+    <w:p>
+      <w:pPr>
+        <w:pStyle w:val="BodyText"/>
+      </w:pPr>
+      <w:r>
+        <w:t xml:space="preserve">Xia Z, Donehower LA, Cooper TA, et al. Dynamic analyses of alternative polyadenylation from RNA-seq reveal a 3′-UTR landscape across seven tumour types.</w:t>
+      </w:r>
+      <w:r>
+        <w:t xml:space="preserve"> </w:t>
+      </w:r>
+      <w:r>
+        <w:rPr>
+          <w:i/>
+          <w:iCs/>
+        </w:rPr>
+        <w:t xml:space="preserve">Nat Commun</w:t>
+      </w:r>
+      <w:r>
+        <w:t xml:space="preserve">. 2014;5:5274. doi:10.1038/ncomms6274</w:t>
+      </w:r>
+    </w:p>
+    <w:p>
+      <w:pPr>
+        <w:pStyle w:val="BodyText"/>
+      </w:pPr>
+      <w:r>
         <w:t xml:space="preserve">Yoast RE, Emrich SM, Zhang X, et al. The native ORAI channel trio underlies the diversity of Ca²⁺ signaling events.</w:t>
       </w:r>
       <w:r>
@@ -6608,34 +7959,29 @@
       </w:r>
       <w:r>
         <w:t xml:space="preserve">. 2020;11:2444. doi:10.1038/s41467-020-16232-6</w:t>
+      </w:r>
+      <w:r>
+        <w:fldChar w:fldCharType="end"/>
       </w:r>
     </w:p>
     <w:bookmarkEnd w:id="44"/>
     <w:bookmarkStart w:id="45" w:name="figures"/>
     <w:p>
       <w:pPr>
-        <w:pStyle w:val="Heading2"/>
-      </w:pPr>
-      <w:r>
-        <w:t xml:space="preserve">Figures</w:t>
-      </w:r>
-    </w:p>
-    <w:p>
-      <w:pPr>
-        <w:pStyle w:val="FirstParagraph"/>
+        <w:pStyle w:val="BodyText"/>
       </w:pPr>
       <w:r>
         <w:rPr>
           <w:b/>
           <w:bCs/>
         </w:rPr>
-        <w:t xml:space="preserve">Figure 1. TDP-43 knockdown, calcium-related mRNAs and Ca²⁺ responses in SH-SY5Y cells.</w:t>
-      </w:r>
-      <w:r>
-        <w:t xml:space="preserve"> </w:t>
-      </w:r>
-      <w:r>
-        <w:t xml:space="preserve">(A) TARDBP mRNA in untransduced cells, non-targeting shRNA controls and shTDP-43 cells (n = 4 biological replicates per group; one-way ANOVA on log2 values with Tukey’s test; **** p &lt; 0.0001 for the indicated pair). (B) Relative mRNA of TRPC1, STIM1, ORAI1 and ATP2A3 (n = 4 biological replicates per group; two-tailed t-tests with Holm adjustment across the four targets; ** adjusted p &lt; 0.01, *** adjusted p &lt; 0.001). (C) WST-1 metabolic signal at 48 h (four wells per group from one experiment; descriptive summary only). (D) ER Ca²⁺ release after 10 µM cyclopiazonic acid in Ca²⁺-free medium. (E) Store-operated Ca²⁺ entry after readdition of 1.5 mM CaCl₂. Panels D and E show Δ(F340/F380) relative to the respective preceding baseline, with three independent cultures per group and two-tailed t-tests. Bars represent means ± SEM; dots are individual measurements. Panels D and E use separate labelled y-axes.</w:t>
+        <w:t xml:space="preserve">S1.</w:t>
+      </w:r>
+      <w:r>
+        <w:t xml:space="preserve"> </w:t>
+      </w:r>
+      <w:r>
+        <w:t xml:space="preserve">Laboratory source data: raw Ct values and per-replicate relative expression, Fura-2 amplitudes, 48-h normalised WST-1 signal values, primer sequences and thermal profile, and the summary statistics behind Figures 1 and 2.</w:t>
       </w:r>
     </w:p>
     <w:p>
@@ -6647,13 +7993,13 @@
           <w:b/>
           <w:bCs/>
         </w:rPr>
-        <w:t xml:space="preserve">Figure 2. Calcium-regulatory transcript profile in the independent public SH-SY5Y RNA-seq comparison.</w:t>
-      </w:r>
-      <w:r>
-        <w:t xml:space="preserve"> </w:t>
-      </w:r>
-      <w:r>
-        <w:t xml:space="preserve">(A) Adjusted gene-level TPM in control and TDP-43-depleted libraries (three libraries per group), on a logarithmic scale; connecting lines link the two group estimates of the same gene. (B) DESeq2 gene-level log2 fold changes from the same libraries; filled markers indicate Benjamini–Hochberg q &lt; 0.05. Bold gene labels mark the four RT-qPCR targets. These RNA-seq libraries are distinct from the cultures used for Figure 1. TPM values are descriptive transcript-abundance estimates and do not measure protein abundance or channel composition.</w:t>
+        <w:t xml:space="preserve">S2.</w:t>
+      </w:r>
+      <w:r>
+        <w:t xml:space="preserve"> </w:t>
+      </w:r>
+      <w:r>
+        <w:t xml:space="preserve">Ca²⁺ gene panels (four cumulative sets).</w:t>
       </w:r>
     </w:p>
     <w:p>
@@ -6665,41 +8011,13 @@
           <w:b/>
           <w:bCs/>
         </w:rPr>
-        <w:t xml:space="preserve">Figure 3. ALS tissue expression of TRPC1, SARAF and CBARP by region.</w:t>
-      </w:r>
-      <w:r>
-        <w:t xml:space="preserve"> </w:t>
-      </w:r>
-      <w:r>
-        <w:t xml:space="preserve">Cliff’s δ compares ALS with non-neurological controls within each NYGC region (case minus control); positive and negative values are shown with an accessible orange and blue scale and printed numerically. An asterisk marks Benjamini–Hochberg q &lt; 0.05. Sample counts and exact q values are given in Table 5. The horizontal rule separates brain regions from spinal cord levels. These bulk-tissue associations do not establish that TDP-43 loss caused the expression differences.</w:t>
-      </w:r>
-    </w:p>
-    <w:bookmarkEnd w:id="45"/>
-    <w:bookmarkStart w:id="46" w:name="supplementary"/>
-    <w:p>
-      <w:pPr>
-        <w:pStyle w:val="Heading2"/>
-      </w:pPr>
-      <w:r>
-        <w:t xml:space="preserve">Supplementary</w:t>
-      </w:r>
-    </w:p>
-    <w:p>
-      <w:pPr>
-        <w:pStyle w:val="FirstParagraph"/>
-      </w:pPr>
-      <w:r>
-        <w:rPr>
-          <w:b/>
-          <w:bCs/>
-        </w:rPr>
-        <w:t xml:space="preserve">S1.</w:t>
-      </w:r>
-      <w:r>
-        <w:t xml:space="preserve"> </w:t>
-      </w:r>
-      <w:r>
-        <w:t xml:space="preserve">Laboratory source data: raw Ct values and per-replicate relative expression, Fura-2 amplitudes, 48-h normalised WST-1 signal values, primer sequences and thermal profile, and the summary statistics behind every panel of Figure 1.</w:t>
+        <w:t xml:space="preserve">S3.</w:t>
+      </w:r>
+      <w:r>
+        <w:t xml:space="preserve"> </w:t>
+      </w:r>
+      <w:r>
+        <w:t xml:space="preserve">rMATS events meeting FDR &lt; 0.05 and |ΔPSI| ≥ 0.10, JC and JCEC, six datasets, with the raw junction counts needed to reproduce the coverage pre-filter.</w:t>
       </w:r>
     </w:p>
     <w:p>
@@ -6711,13 +8029,13 @@
           <w:b/>
           <w:bCs/>
         </w:rPr>
-        <w:t xml:space="preserve">S2.</w:t>
-      </w:r>
-      <w:r>
-        <w:t xml:space="preserve"> </w:t>
-      </w:r>
-      <w:r>
-        <w:t xml:space="preserve">Ca²⁺ gene panels (four cumulative sets).</w:t>
+        <w:t xml:space="preserve">S4.</w:t>
+      </w:r>
+      <w:r>
+        <w:t xml:space="preserve"> </w:t>
+      </w:r>
+      <w:r>
+        <w:t xml:space="preserve">Matched permutation enrichment results, all datasets and panels.</w:t>
       </w:r>
     </w:p>
     <w:p>
@@ -6729,13 +8047,13 @@
           <w:b/>
           <w:bCs/>
         </w:rPr>
-        <w:t xml:space="preserve">S3.</w:t>
-      </w:r>
-      <w:r>
-        <w:t xml:space="preserve"> </w:t>
-      </w:r>
-      <w:r>
-        <w:t xml:space="preserve">rMATS events meeting FDR &lt; 0.05 and |ΔPSI| ≥ 0.10, JC and JCEC, six datasets, with the raw junction counts needed to reproduce the coverage pre-filter.</w:t>
+        <w:t xml:space="preserve">S5.</w:t>
+      </w:r>
+      <w:r>
+        <w:t xml:space="preserve"> </w:t>
+      </w:r>
+      <w:r>
+        <w:t xml:space="preserve">High-confidence unannotated splicing changes in every comparison, including the independently produced mapping-quality-filtered SH-SY5Y junction set.</w:t>
       </w:r>
     </w:p>
     <w:p>
@@ -6747,13 +8065,13 @@
           <w:b/>
           <w:bCs/>
         </w:rPr>
-        <w:t xml:space="preserve">S4.</w:t>
-      </w:r>
-      <w:r>
-        <w:t xml:space="preserve"> </w:t>
-      </w:r>
-      <w:r>
-        <w:t xml:space="preserve">Matched permutation enrichment results, all datasets and panels.</w:t>
+        <w:t xml:space="preserve">S6.</w:t>
+      </w:r>
+      <w:r>
+        <w:t xml:space="preserve"> </w:t>
+      </w:r>
+      <w:r>
+        <w:t xml:space="preserve">Cryptic positive controls, the sixteen literature genes, and the dataset × gene recovery matrix for the human comparisons.</w:t>
       </w:r>
     </w:p>
     <w:p>
@@ -6765,13 +8083,13 @@
           <w:b/>
           <w:bCs/>
         </w:rPr>
-        <w:t xml:space="preserve">S5.</w:t>
-      </w:r>
-      <w:r>
-        <w:t xml:space="preserve"> </w:t>
-      </w:r>
-      <w:r>
-        <w:t xml:space="preserve">High-confidence unannotated splicing changes in every comparison, including the independently produced mapping-quality-filtered SH-SY5Y junction set.</w:t>
+        <w:t xml:space="preserve">S7.</w:t>
+      </w:r>
+      <w:r>
+        <w:t xml:space="preserve"> </w:t>
+      </w:r>
+      <w:r>
+        <w:t xml:space="preserve">SOCE genes in the annotation-free analysis.</w:t>
       </w:r>
     </w:p>
     <w:p>
@@ -6783,13 +8101,29 @@
           <w:b/>
           <w:bCs/>
         </w:rPr>
-        <w:t xml:space="preserve">S6.</w:t>
-      </w:r>
-      <w:r>
-        <w:t xml:space="preserve"> </w:t>
-      </w:r>
-      <w:r>
-        <w:t xml:space="preserve">Cryptic positive controls, the sixteen literature genes, and the dataset × gene recovery matrix for the human comparisons.</w:t>
+        <w:t xml:space="preserve">S8.</w:t>
+      </w:r>
+      <w:r>
+        <w:t xml:space="preserve"> </w:t>
+      </w:r>
+      <w:r>
+        <w:t xml:space="preserve">Cryptic</w:t>
+      </w:r>
+      <w:r>
+        <w:t xml:space="preserve"> </w:t>
+      </w:r>
+      <w:r>
+        <w:rPr>
+          <w:i/>
+          <w:iCs/>
+        </w:rPr>
+        <w:t xml:space="preserve">STMN2</w:t>
+      </w:r>
+      <w:r>
+        <w:t xml:space="preserve"> </w:t>
+      </w:r>
+      <w:r>
+        <w:t xml:space="preserve">PSI in ALS versus control by region (NYGC).</w:t>
       </w:r>
     </w:p>
     <w:p>
@@ -6801,13 +8135,28 @@
           <w:b/>
           <w:bCs/>
         </w:rPr>
-        <w:t xml:space="preserve">S7.</w:t>
-      </w:r>
-      <w:r>
-        <w:t xml:space="preserve"> </w:t>
-      </w:r>
-      <w:r>
-        <w:t xml:space="preserve">SOCE genes in the annotation-free analysis.</w:t>
+        <w:t xml:space="preserve">S9.</w:t>
+      </w:r>
+      <w:r>
+        <w:t xml:space="preserve"> </w:t>
+      </w:r>
+      <w:r>
+        <w:t xml:space="preserve">Correlations of both TDP-43 proxies with target genes within ALS samples; the</w:t>
+      </w:r>
+      <w:r>
+        <w:t xml:space="preserve"> </w:t>
+      </w:r>
+      <w:r>
+        <w:rPr>
+          <w:rStyle w:val="VerbatimChar"/>
+        </w:rPr>
+        <w:t xml:space="preserve">in_correction_family</w:t>
+      </w:r>
+      <w:r>
+        <w:t xml:space="preserve"> </w:t>
+      </w:r>
+      <w:r>
+        <w:t xml:space="preserve">column marks the 220 informative tests over which the Benjamini–Hochberg correction was applied.</w:t>
       </w:r>
     </w:p>
     <w:p>
@@ -6819,29 +8168,13 @@
           <w:b/>
           <w:bCs/>
         </w:rPr>
-        <w:t xml:space="preserve">S8.</w:t>
-      </w:r>
-      <w:r>
-        <w:t xml:space="preserve"> </w:t>
-      </w:r>
-      <w:r>
-        <w:t xml:space="preserve">Cryptic</w:t>
-      </w:r>
-      <w:r>
-        <w:t xml:space="preserve"> </w:t>
-      </w:r>
-      <w:r>
-        <w:rPr>
-          <w:i/>
-          <w:iCs/>
-        </w:rPr>
-        <w:t xml:space="preserve">STMN2</w:t>
-      </w:r>
-      <w:r>
-        <w:t xml:space="preserve"> </w:t>
-      </w:r>
-      <w:r>
-        <w:t xml:space="preserve">PSI in ALS versus control by region (NYGC).</w:t>
+        <w:t xml:space="preserve">S10.</w:t>
+      </w:r>
+      <w:r>
+        <w:t xml:space="preserve"> </w:t>
+      </w:r>
+      <w:r>
+        <w:t xml:space="preserve">Nonsense-mediated decay interaction for the SOCE panel and the panel-level tests, four-condition analysis.</w:t>
       </w:r>
     </w:p>
     <w:p>
@@ -6853,28 +8186,13 @@
           <w:b/>
           <w:bCs/>
         </w:rPr>
-        <w:t xml:space="preserve">S9.</w:t>
-      </w:r>
-      <w:r>
-        <w:t xml:space="preserve"> </w:t>
-      </w:r>
-      <w:r>
-        <w:t xml:space="preserve">Correlations of both TDP-43 proxies with target genes within ALS samples; the</w:t>
-      </w:r>
-      <w:r>
-        <w:t xml:space="preserve"> </w:t>
-      </w:r>
-      <w:r>
-        <w:rPr>
-          <w:rStyle w:val="VerbatimChar"/>
-        </w:rPr>
-        <w:t xml:space="preserve">in_correction_family</w:t>
-      </w:r>
-      <w:r>
-        <w:t xml:space="preserve"> </w:t>
-      </w:r>
-      <w:r>
-        <w:t xml:space="preserve">column marks the 220 informative tests over which the Benjamini–Hochberg correction was applied.</w:t>
+        <w:t xml:space="preserve">S11.</w:t>
+      </w:r>
+      <w:r>
+        <w:t xml:space="preserve"> </w:t>
+      </w:r>
+      <w:r>
+        <w:t xml:space="preserve">Depth-qualified intronic polyadenylation and 3′UTR usage estimates in all four comparisons, with the genomic windows of every unit; these are coverage gradients, not direct poly(A)-site calls.</w:t>
       </w:r>
     </w:p>
     <w:p>
@@ -6886,13 +8204,13 @@
           <w:b/>
           <w:bCs/>
         </w:rPr>
-        <w:t xml:space="preserve">S10.</w:t>
-      </w:r>
-      <w:r>
-        <w:t xml:space="preserve"> </w:t>
-      </w:r>
-      <w:r>
-        <w:t xml:space="preserve">Nonsense-mediated decay interaction for the SOCE panel and the panel-level tests, four-condition analysis.</w:t>
+        <w:t xml:space="preserve">S12.</w:t>
+      </w:r>
+      <w:r>
+        <w:t xml:space="preserve"> </w:t>
+      </w:r>
+      <w:r>
+        <w:t xml:space="preserve">Machine-readable version of Table 3: cryptic event counts by comparison, with the FUS and TAF15 knockdown controls and the null-test ratios.</w:t>
       </w:r>
     </w:p>
     <w:p>
@@ -6904,13 +8222,23 @@
           <w:b/>
           <w:bCs/>
         </w:rPr>
-        <w:t xml:space="preserve">S11.</w:t>
-      </w:r>
-      <w:r>
-        <w:t xml:space="preserve"> </w:t>
-      </w:r>
-      <w:r>
-        <w:t xml:space="preserve">Depth-qualified intronic polyadenylation and 3′UTR usage estimates in all four comparisons, with the genomic windows of every unit; these are coverage gradients, not direct poly(A)-site calls.</w:t>
+        <w:t xml:space="preserve">S13.</w:t>
+      </w:r>
+      <w:r>
+        <w:t xml:space="preserve"> </w:t>
+      </w:r>
+      <w:r>
+        <w:rPr>
+          <w:i/>
+          <w:iCs/>
+        </w:rPr>
+        <w:t xml:space="preserve">STIM2</w:t>
+      </w:r>
+      <w:r>
+        <w:t xml:space="preserve"> </w:t>
+      </w:r>
+      <w:r>
+        <w:t xml:space="preserve">SOAR exon measured at junction level, with both flanking junctions, in every comparison in which it was measurable.</w:t>
       </w:r>
     </w:p>
     <w:p>
@@ -6922,13 +8250,13 @@
           <w:b/>
           <w:bCs/>
         </w:rPr>
-        <w:t xml:space="preserve">S12.</w:t>
-      </w:r>
-      <w:r>
-        <w:t xml:space="preserve"> </w:t>
-      </w:r>
-      <w:r>
-        <w:t xml:space="preserve">Machine-readable version of Table 3: cryptic event counts by comparison, with the FUS and TAF15 knockdown controls and the null-test ratios.</w:t>
+        <w:t xml:space="preserve">S14.</w:t>
+      </w:r>
+      <w:r>
+        <w:t xml:space="preserve"> </w:t>
+      </w:r>
+      <w:r>
+        <w:t xml:space="preserve">Control-versus-control null test of the cryptic calling procedure, under the permissive definition and three stricter thresholds.</w:t>
       </w:r>
     </w:p>
     <w:p>
@@ -6940,52 +8268,6 @@
           <w:b/>
           <w:bCs/>
         </w:rPr>
-        <w:t xml:space="preserve">S13.</w:t>
-      </w:r>
-      <w:r>
-        <w:t xml:space="preserve"> </w:t>
-      </w:r>
-      <w:r>
-        <w:rPr>
-          <w:i/>
-          <w:iCs/>
-        </w:rPr>
-        <w:t xml:space="preserve">STIM2</w:t>
-      </w:r>
-      <w:r>
-        <w:t xml:space="preserve"> </w:t>
-      </w:r>
-      <w:r>
-        <w:t xml:space="preserve">SOAR exon measured at junction level, with both flanking junctions, in every comparison in which it was measurable.</w:t>
-      </w:r>
-    </w:p>
-    <w:p>
-      <w:pPr>
-        <w:pStyle w:val="BodyText"/>
-      </w:pPr>
-      <w:r>
-        <w:rPr>
-          <w:b/>
-          <w:bCs/>
-        </w:rPr>
-        <w:t xml:space="preserve">S14.</w:t>
-      </w:r>
-      <w:r>
-        <w:t xml:space="preserve"> </w:t>
-      </w:r>
-      <w:r>
-        <w:t xml:space="preserve">Control-versus-control null test of the cryptic calling procedure, under the permissive definition and three stricter thresholds.</w:t>
-      </w:r>
-    </w:p>
-    <w:p>
-      <w:pPr>
-        <w:pStyle w:val="BodyText"/>
-      </w:pPr>
-      <w:r>
-        <w:rPr>
-          <w:b/>
-          <w:bCs/>
-        </w:rPr>
         <w:t xml:space="preserve">S15.</w:t>
       </w:r>
       <w:r>
@@ -7005,7 +8287,7 @@
         <w:t xml:space="preserve">STIM2.1</w:t>
       </w:r>
       <w:r>
-        <w:t xml:space="preserve">/SOAR exon measured as an rMATS event, with per-replicate PSI and bootstrap intervals, across six datasets — the estimate compared with S13 in Section 3.5.</w:t>
+        <w:t xml:space="preserve">/SOAR exon measured as an rMATS event, with per-replicate PSI and bootstrap intervals, across six datasets; this estimate is compared with S13 in Section 3.5.</w:t>
       </w:r>
     </w:p>
     <w:p>
@@ -7037,7 +8319,6 @@
           <w:type w:val="nextPage"/>
           <w:pgSz w:w="11906" w:h="16838"/>
           <w:pgMar w:top="1440" w:right="1440" w:bottom="1440" w:left="1440" w:header="708" w:footer="708" w:gutter="0"/>
-          <w:lnNumType w:countBy="1" w:distance="500" w:restart="continuous"/>
         </w:sectPr>
       </w:pPr>
       <w:r>
@@ -7054,8 +8335,8 @@
         <w:t xml:space="preserve">Accession list for every dataset analysed, with design, library type, run-level groups for knockdown experiments and group definitions for patient cohorts.</w:t>
       </w:r>
     </w:p>
-    <w:bookmarkEnd w:id="46"/>
-    <w:bookmarkStart w:id="47" w:name="tables"/>
+    <w:bookmarkEnd w:id="45"/>
+    <w:bookmarkStart w:id="46" w:name="tables"/>
     <w:p>
       <w:pPr>
         <w:pStyle w:val="Heading2"/>
@@ -10488,7 +11769,7 @@
                 <w:sz w:val="18"/>
                 <w:szCs w:val="18"/>
               </w:rPr>
-              <w:t xml:space="preserve">—</w:t>
+              <w:t xml:space="preserve">NA</w:t>
             </w:r>
           </w:p>
         </w:tc>
@@ -10512,7 +11793,7 @@
                 <w:sz w:val="18"/>
                 <w:szCs w:val="18"/>
               </w:rPr>
-              <w:t xml:space="preserve">—</w:t>
+              <w:t xml:space="preserve">NA</w:t>
             </w:r>
           </w:p>
         </w:tc>
@@ -10536,7 +11817,7 @@
                 <w:sz w:val="18"/>
                 <w:szCs w:val="18"/>
               </w:rPr>
-              <w:t xml:space="preserve">—</w:t>
+              <w:t xml:space="preserve">NA</w:t>
             </w:r>
           </w:p>
         </w:tc>
@@ -10961,7 +12242,7 @@
                 <w:sz w:val="18"/>
                 <w:szCs w:val="18"/>
               </w:rPr>
-              <w:t xml:space="preserve">—</w:t>
+              <w:t xml:space="preserve">NA</w:t>
             </w:r>
           </w:p>
         </w:tc>
@@ -10985,7 +12266,7 @@
                 <w:sz w:val="18"/>
                 <w:szCs w:val="18"/>
               </w:rPr>
-              <w:t xml:space="preserve">—</w:t>
+              <w:t xml:space="preserve">NA</w:t>
             </w:r>
           </w:p>
         </w:tc>
@@ -11009,7 +12290,7 @@
                 <w:sz w:val="18"/>
                 <w:szCs w:val="18"/>
               </w:rPr>
-              <w:t xml:space="preserve">—</w:t>
+              <w:t xml:space="preserve">NA</w:t>
             </w:r>
           </w:p>
         </w:tc>
@@ -11655,7 +12936,7 @@
                 <w:sz w:val="18"/>
                 <w:szCs w:val="18"/>
               </w:rPr>
-              <w:t xml:space="preserve">—</w:t>
+              <w:t xml:space="preserve">NA</w:t>
             </w:r>
           </w:p>
         </w:tc>
@@ -11679,7 +12960,7 @@
                 <w:sz w:val="18"/>
                 <w:szCs w:val="18"/>
               </w:rPr>
-              <w:t xml:space="preserve">—</w:t>
+              <w:t xml:space="preserve">NA</w:t>
             </w:r>
           </w:p>
         </w:tc>
@@ -11703,7 +12984,7 @@
                 <w:sz w:val="18"/>
                 <w:szCs w:val="18"/>
               </w:rPr>
-              <w:t xml:space="preserve">—</w:t>
+              <w:t xml:space="preserve">NA</w:t>
             </w:r>
           </w:p>
         </w:tc>
@@ -11727,7 +13008,7 @@
                 <w:sz w:val="18"/>
                 <w:szCs w:val="18"/>
               </w:rPr>
-              <w:t xml:space="preserve">—</w:t>
+              <w:t xml:space="preserve">NA</w:t>
             </w:r>
           </w:p>
         </w:tc>
@@ -11873,7 +13154,7 @@
                 <w:sz w:val="18"/>
                 <w:szCs w:val="18"/>
               </w:rPr>
-              <w:t xml:space="preserve">—</w:t>
+              <w:t xml:space="preserve">NA</w:t>
             </w:r>
           </w:p>
         </w:tc>
@@ -11897,7 +13178,7 @@
                 <w:sz w:val="18"/>
                 <w:szCs w:val="18"/>
               </w:rPr>
-              <w:t xml:space="preserve">—</w:t>
+              <w:t xml:space="preserve">NA</w:t>
             </w:r>
           </w:p>
         </w:tc>
@@ -11921,7 +13202,7 @@
                 <w:sz w:val="18"/>
                 <w:szCs w:val="18"/>
               </w:rPr>
-              <w:t xml:space="preserve">—</w:t>
+              <w:t xml:space="preserve">NA</w:t>
             </w:r>
           </w:p>
         </w:tc>
@@ -11945,7 +13226,7 @@
                 <w:sz w:val="18"/>
                 <w:szCs w:val="18"/>
               </w:rPr>
-              <w:t xml:space="preserve">—</w:t>
+              <w:t xml:space="preserve">NA</w:t>
             </w:r>
           </w:p>
         </w:tc>
@@ -12091,7 +13372,7 @@
                 <w:sz w:val="18"/>
                 <w:szCs w:val="18"/>
               </w:rPr>
-              <w:t xml:space="preserve">—</w:t>
+              <w:t xml:space="preserve">NA</w:t>
             </w:r>
           </w:p>
         </w:tc>
@@ -12115,7 +13396,7 @@
                 <w:sz w:val="18"/>
                 <w:szCs w:val="18"/>
               </w:rPr>
-              <w:t xml:space="preserve">—</w:t>
+              <w:t xml:space="preserve">NA</w:t>
             </w:r>
           </w:p>
         </w:tc>
@@ -12139,7 +13420,7 @@
                 <w:sz w:val="18"/>
                 <w:szCs w:val="18"/>
               </w:rPr>
-              <w:t xml:space="preserve">—</w:t>
+              <w:t xml:space="preserve">NA</w:t>
             </w:r>
           </w:p>
         </w:tc>
@@ -12163,7 +13444,7 @@
                 <w:sz w:val="18"/>
                 <w:szCs w:val="18"/>
               </w:rPr>
-              <w:t xml:space="preserve">—</w:t>
+              <w:t xml:space="preserve">NA</w:t>
             </w:r>
           </w:p>
         </w:tc>
@@ -12309,7 +13590,7 @@
                 <w:sz w:val="18"/>
                 <w:szCs w:val="18"/>
               </w:rPr>
-              <w:t xml:space="preserve">—</w:t>
+              <w:t xml:space="preserve">NA</w:t>
             </w:r>
           </w:p>
         </w:tc>
@@ -12333,7 +13614,7 @@
                 <w:sz w:val="18"/>
                 <w:szCs w:val="18"/>
               </w:rPr>
-              <w:t xml:space="preserve">—</w:t>
+              <w:t xml:space="preserve">NA</w:t>
             </w:r>
           </w:p>
         </w:tc>
@@ -12357,7 +13638,7 @@
                 <w:sz w:val="18"/>
                 <w:szCs w:val="18"/>
               </w:rPr>
-              <w:t xml:space="preserve">—</w:t>
+              <w:t xml:space="preserve">NA</w:t>
             </w:r>
           </w:p>
         </w:tc>
@@ -12622,7 +13903,7 @@
                 <w:sz w:val="18"/>
                 <w:szCs w:val="18"/>
               </w:rPr>
-              <w:t xml:space="preserve">—</w:t>
+              <w:t xml:space="preserve">NA</w:t>
             </w:r>
           </w:p>
         </w:tc>
@@ -12646,7 +13927,7 @@
                 <w:sz w:val="18"/>
                 <w:szCs w:val="18"/>
               </w:rPr>
-              <w:t xml:space="preserve">—</w:t>
+              <w:t xml:space="preserve">NA</w:t>
             </w:r>
           </w:p>
         </w:tc>
@@ -12670,7 +13951,7 @@
                 <w:sz w:val="18"/>
                 <w:szCs w:val="18"/>
               </w:rPr>
-              <w:t xml:space="preserve">—</w:t>
+              <w:t xml:space="preserve">NA</w:t>
             </w:r>
           </w:p>
         </w:tc>
@@ -12840,7 +14121,7 @@
                 <w:sz w:val="18"/>
                 <w:szCs w:val="18"/>
               </w:rPr>
-              <w:t xml:space="preserve">—</w:t>
+              <w:t xml:space="preserve">NA</w:t>
             </w:r>
           </w:p>
         </w:tc>
@@ -12864,7 +14145,7 @@
                 <w:sz w:val="18"/>
                 <w:szCs w:val="18"/>
               </w:rPr>
-              <w:t xml:space="preserve">—</w:t>
+              <w:t xml:space="preserve">NA</w:t>
             </w:r>
           </w:p>
         </w:tc>
@@ -12888,7 +14169,7 @@
                 <w:sz w:val="18"/>
                 <w:szCs w:val="18"/>
               </w:rPr>
-              <w:t xml:space="preserve">—</w:t>
+              <w:t xml:space="preserve">NA</w:t>
             </w:r>
           </w:p>
         </w:tc>
@@ -13058,7 +14339,7 @@
                 <w:sz w:val="18"/>
                 <w:szCs w:val="18"/>
               </w:rPr>
-              <w:t xml:space="preserve">—</w:t>
+              <w:t xml:space="preserve">NA</w:t>
             </w:r>
           </w:p>
         </w:tc>
@@ -13082,7 +14363,7 @@
                 <w:sz w:val="18"/>
                 <w:szCs w:val="18"/>
               </w:rPr>
-              <w:t xml:space="preserve">—</w:t>
+              <w:t xml:space="preserve">NA</w:t>
             </w:r>
           </w:p>
         </w:tc>
@@ -13106,7 +14387,7 @@
                 <w:sz w:val="18"/>
                 <w:szCs w:val="18"/>
               </w:rPr>
-              <w:t xml:space="preserve">—</w:t>
+              <w:t xml:space="preserve">NA</w:t>
             </w:r>
           </w:p>
         </w:tc>
@@ -13276,7 +14557,7 @@
                 <w:sz w:val="18"/>
                 <w:szCs w:val="18"/>
               </w:rPr>
-              <w:t xml:space="preserve">—</w:t>
+              <w:t xml:space="preserve">NA</w:t>
             </w:r>
           </w:p>
         </w:tc>
@@ -13300,7 +14581,7 @@
                 <w:sz w:val="18"/>
                 <w:szCs w:val="18"/>
               </w:rPr>
-              <w:t xml:space="preserve">—</w:t>
+              <w:t xml:space="preserve">NA</w:t>
             </w:r>
           </w:p>
         </w:tc>
@@ -13366,7 +14647,7 @@
           <w:sz w:val="18"/>
           <w:szCs w:val="18"/>
         </w:rPr>
-        <w:t xml:space="preserve">Calls are unannotated splicing changes in the regtools junction set, with the number of genes carrying them in parentheses (Methods 2.5). Positive controls are counted among the sixteen literature cryptic genes (Supplementary Table S6); n/a, not assessed in mouse. The null column gives the high-confidence calls of the control-versus-control split and their ratio to the real calls; —, fewer than four control replicates. iPSC-MN, iPSC-derived motor neurons; KD, knockdown.</w:t>
+        <w:t xml:space="preserve">Calls are unannotated splicing changes in the regtools junction set, with the number of genes carrying them in parentheses (Methods 2.5). Positive controls are counted among the sixteen literature cryptic genes (Supplementary Table S6); n/a, not assessed in mouse. The null column gives the high-confidence calls of the control-versus-control split and their ratio to the real calls; NA, fewer than four control replicates. iPSC-MN, iPSC-derived motor neurons; KD, knockdown.</w:t>
       </w:r>
     </w:p>
     <w:p>
@@ -14345,7 +15626,7 @@
                 <w:sz w:val="18"/>
                 <w:szCs w:val="18"/>
               </w:rPr>
-              <w:t xml:space="preserve">—</w:t>
+              <w:t xml:space="preserve">NA</w:t>
             </w:r>
           </w:p>
         </w:tc>
@@ -14369,7 +15650,7 @@
                 <w:sz w:val="18"/>
                 <w:szCs w:val="18"/>
               </w:rPr>
-              <w:t xml:space="preserve">—</w:t>
+              <w:t xml:space="preserve">NA</w:t>
             </w:r>
           </w:p>
         </w:tc>
@@ -15297,7 +16578,7 @@
                 <w:sz w:val="18"/>
                 <w:szCs w:val="18"/>
               </w:rPr>
-              <w:t xml:space="preserve">—</w:t>
+              <w:t xml:space="preserve">NA</w:t>
             </w:r>
           </w:p>
         </w:tc>
@@ -15321,7 +16602,7 @@
                 <w:sz w:val="18"/>
                 <w:szCs w:val="18"/>
               </w:rPr>
-              <w:t xml:space="preserve">—</w:t>
+              <w:t xml:space="preserve">NA</w:t>
             </w:r>
           </w:p>
         </w:tc>
@@ -16249,7 +17530,7 @@
                 <w:sz w:val="18"/>
                 <w:szCs w:val="18"/>
               </w:rPr>
-              <w:t xml:space="preserve">—</w:t>
+              <w:t xml:space="preserve">NA</w:t>
             </w:r>
           </w:p>
         </w:tc>
@@ -16273,7 +17554,7 @@
                 <w:sz w:val="18"/>
                 <w:szCs w:val="18"/>
               </w:rPr>
-              <w:t xml:space="preserve">—</w:t>
+              <w:t xml:space="preserve">NA</w:t>
             </w:r>
           </w:p>
         </w:tc>
@@ -16707,7 +17988,7 @@
                 <w:sz w:val="18"/>
                 <w:szCs w:val="18"/>
               </w:rPr>
-              <w:t xml:space="preserve">—</w:t>
+              <w:t xml:space="preserve">NA</w:t>
             </w:r>
           </w:p>
         </w:tc>
@@ -16943,7 +18224,7 @@
                 <w:sz w:val="18"/>
                 <w:szCs w:val="18"/>
               </w:rPr>
-              <w:t xml:space="preserve">—</w:t>
+              <w:t xml:space="preserve">NA</w:t>
             </w:r>
           </w:p>
         </w:tc>
@@ -16967,7 +18248,7 @@
                 <w:sz w:val="18"/>
                 <w:szCs w:val="18"/>
               </w:rPr>
-              <w:t xml:space="preserve">—</w:t>
+              <w:t xml:space="preserve">NA</w:t>
             </w:r>
           </w:p>
         </w:tc>
@@ -16991,7 +18272,7 @@
                 <w:sz w:val="18"/>
                 <w:szCs w:val="18"/>
               </w:rPr>
-              <w:t xml:space="preserve">—</w:t>
+              <w:t xml:space="preserve">NA</w:t>
             </w:r>
           </w:p>
         </w:tc>
@@ -17179,7 +18460,7 @@
                 <w:sz w:val="18"/>
                 <w:szCs w:val="18"/>
               </w:rPr>
-              <w:t xml:space="preserve">—</w:t>
+              <w:t xml:space="preserve">NA</w:t>
             </w:r>
           </w:p>
         </w:tc>
@@ -17415,7 +18696,7 @@
                 <w:sz w:val="18"/>
                 <w:szCs w:val="18"/>
               </w:rPr>
-              <w:t xml:space="preserve">—</w:t>
+              <w:t xml:space="preserve">NA</w:t>
             </w:r>
           </w:p>
         </w:tc>
@@ -17439,7 +18720,7 @@
                 <w:sz w:val="18"/>
                 <w:szCs w:val="18"/>
               </w:rPr>
-              <w:t xml:space="preserve">—</w:t>
+              <w:t xml:space="preserve">NA</w:t>
             </w:r>
           </w:p>
         </w:tc>
@@ -17463,7 +18744,7 @@
                 <w:sz w:val="18"/>
                 <w:szCs w:val="18"/>
               </w:rPr>
-              <w:t xml:space="preserve">—</w:t>
+              <w:t xml:space="preserve">NA</w:t>
             </w:r>
           </w:p>
         </w:tc>
@@ -17673,7 +18954,7 @@
                 <w:sz w:val="18"/>
                 <w:szCs w:val="18"/>
               </w:rPr>
-              <w:t xml:space="preserve">—</w:t>
+              <w:t xml:space="preserve">NA</w:t>
             </w:r>
           </w:p>
         </w:tc>
@@ -17697,7 +18978,7 @@
                 <w:sz w:val="18"/>
                 <w:szCs w:val="18"/>
               </w:rPr>
-              <w:t xml:space="preserve">—</w:t>
+              <w:t xml:space="preserve">NA</w:t>
             </w:r>
           </w:p>
         </w:tc>
@@ -19097,7 +20378,7 @@
                 <w:sz w:val="18"/>
                 <w:szCs w:val="18"/>
               </w:rPr>
-              <w:t xml:space="preserve">—</w:t>
+              <w:t xml:space="preserve">NA</w:t>
             </w:r>
           </w:p>
         </w:tc>
@@ -19121,7 +20402,7 @@
                 <w:sz w:val="18"/>
                 <w:szCs w:val="18"/>
               </w:rPr>
-              <w:t xml:space="preserve">—</w:t>
+              <w:t xml:space="preserve">NA</w:t>
             </w:r>
           </w:p>
         </w:tc>
@@ -20755,7 +22036,7 @@
                 <w:sz w:val="18"/>
                 <w:szCs w:val="18"/>
               </w:rPr>
-              <w:t xml:space="preserve">—</w:t>
+              <w:t xml:space="preserve">NA</w:t>
             </w:r>
           </w:p>
         </w:tc>
@@ -20779,7 +22060,7 @@
                 <w:sz w:val="18"/>
                 <w:szCs w:val="18"/>
               </w:rPr>
-              <w:t xml:space="preserve">—</w:t>
+              <w:t xml:space="preserve">NA</w:t>
             </w:r>
           </w:p>
         </w:tc>
@@ -21943,7 +23224,7 @@
                 <w:sz w:val="18"/>
                 <w:szCs w:val="18"/>
               </w:rPr>
-              <w:t xml:space="preserve">—</w:t>
+              <w:t xml:space="preserve">NA</w:t>
             </w:r>
           </w:p>
         </w:tc>
@@ -21967,7 +23248,7 @@
                 <w:sz w:val="18"/>
                 <w:szCs w:val="18"/>
               </w:rPr>
-              <w:t xml:space="preserve">—</w:t>
+              <w:t xml:space="preserve">NA</w:t>
             </w:r>
           </w:p>
         </w:tc>
@@ -22009,7 +23290,7 @@
           <w:sz w:val="18"/>
           <w:szCs w:val="18"/>
         </w:rPr>
-        <w:t xml:space="preserve">TPM (transcripts per million), mean of three libraries per group; adjusted TPM, after per-library median-of-ratios scaling for library composition (Methods 2.10). Share, percentage of the family total in control cells; bold, dominant member (&gt; 50%). log2FC and p_adj from DESeq2 on the gene-level Salmon counts; —, not computed; CRAC, Ca²⁺ release-activated Ca²⁺.</w:t>
+        <w:t xml:space="preserve">TPM (transcripts per million), mean of three libraries per group; adjusted TPM, after per-library median-of-ratios scaling for library composition (Methods 2.10). Share, percentage of the family total in control cells; bold, dominant member (&gt; 50%). log2FC and p_adj from DESeq2 on the gene-level Salmon counts; NA, not computed; CRAC, Ca²⁺ release-activated Ca²⁺.</w:t>
       </w:r>
     </w:p>
     <w:p>
@@ -24274,7 +25555,7 @@
                 <w:sz w:val="18"/>
                 <w:szCs w:val="18"/>
               </w:rPr>
-              <w:t xml:space="preserve">—</w:t>
+              <w:t xml:space="preserve">NA</w:t>
             </w:r>
           </w:p>
         </w:tc>
@@ -24298,7 +25579,7 @@
                 <w:sz w:val="18"/>
                 <w:szCs w:val="18"/>
               </w:rPr>
-              <w:t xml:space="preserve">—</w:t>
+              <w:t xml:space="preserve">NA</w:t>
             </w:r>
           </w:p>
         </w:tc>
@@ -24422,7 +25703,7 @@
                 <w:sz w:val="18"/>
                 <w:szCs w:val="18"/>
               </w:rPr>
-              <w:t xml:space="preserve">—</w:t>
+              <w:t xml:space="preserve">NA</w:t>
             </w:r>
           </w:p>
         </w:tc>
@@ -24446,7 +25727,7 @@
                 <w:sz w:val="18"/>
                 <w:szCs w:val="18"/>
               </w:rPr>
-              <w:t xml:space="preserve">—</w:t>
+              <w:t xml:space="preserve">NA</w:t>
             </w:r>
           </w:p>
         </w:tc>
@@ -25741,11 +27022,11 @@
           <w:sz w:val="18"/>
           <w:szCs w:val="18"/>
         </w:rPr>
-        <w:t xml:space="preserve">δ, Cliff’s delta, case minus control, with the Benjamini–Hochberg q value in parentheses; bold, q &lt; 0.05; —, not tested. n counts samples, or donors in the donor-level row. The NYGC comparisons of each region share its non-neurological controls. BA9, Brodmann area 9; NYGC, New York Genome Center.</w:t>
+        <w:t xml:space="preserve">δ, Cliff’s delta, case minus control, with the Benjamini–Hochberg q value in parentheses; bold, q &lt; 0.05; NA, not tested. n counts samples, or donors in the donor-level row. The NYGC comparisons of each region share its non-neurological controls. BA9, Brodmann area 9; NYGC, New York Genome Center.</w:t>
       </w:r>
     </w:p>
+    <w:bookmarkEnd w:id="46"/>
     <w:bookmarkEnd w:id="47"/>
-    <w:bookmarkEnd w:id="48"/>
     <w:sectPr>
       <w:footerReference w:type="default" r:id="rIdPageNumberFooter"/>
       <w:footnotePr>
@@ -25914,6 +27195,13 @@
   <w:style w:default="1" w:styleId="Normal" w:type="paragraph">
     <w:name w:val="Normal"/>
     <w:qFormat/>
+    <w:pPr>
+      <w:spacing w:line="283" w:lineRule="auto" w:after="120"/>
+    </w:pPr>
+    <w:rPr>
+      <w:rFonts w:ascii="Times New Roman" w:hAnsi="Times New Roman"/>
+      <w:sz w:val="22"/>
+    </w:rPr>
   </w:style>
   <w:style w:styleId="BodyText" w:type="paragraph">
     <w:name w:val="Body Text"/>
@@ -25921,14 +27209,25 @@
     <w:link w:val="BodyTextChar"/>
     <w:qFormat/>
     <w:pPr>
-      <w:spacing w:after="180" w:before="180"/>
+      <w:spacing w:after="120" w:before="0" w:line="283" w:lineRule="auto"/>
     </w:pPr>
+    <w:rPr>
+      <w:rFonts w:ascii="Times New Roman" w:hAnsi="Times New Roman"/>
+      <w:sz w:val="22"/>
+    </w:rPr>
   </w:style>
   <w:style w:customStyle="1" w:styleId="FirstParagraph" w:type="paragraph">
     <w:name w:val="First Paragraph"/>
     <w:basedOn w:val="BodyText"/>
     <w:next w:val="BodyText"/>
     <w:qFormat/>
+    <w:pPr>
+      <w:spacing w:line="283" w:lineRule="auto" w:before="0" w:after="120"/>
+    </w:pPr>
+    <w:rPr>
+      <w:rFonts w:ascii="Times New Roman" w:hAnsi="Times New Roman"/>
+      <w:sz w:val="22"/>
+    </w:rPr>
   </w:style>
   <w:style w:customStyle="1" w:styleId="Compact" w:type="paragraph">
     <w:name w:val="Compact"/>
@@ -26087,9 +27386,8 @@
       <w:outlineLvl w:val="0"/>
     </w:pPr>
     <w:rPr>
-      <w:rFonts w:asciiTheme="majorHAnsi" w:cstheme="majorBidi" w:eastAsiaTheme="majorEastAsia" w:hAnsiTheme="majorHAnsi"/>
-      <w:color w:val="000000"/>
-      <w:sz w:val="40"/>
+      <w:rFonts w:asciiTheme="majorHAnsi" w:cstheme="majorBidi" w:eastAsiaTheme="majorEastAsia" w:hAnsiTheme="majorHAnsi" w:ascii="Arial" w:hAnsi="Arial"/>
+      <w:sz w:val="34"/>
       <w:szCs w:val="40"/>
     </w:rPr>
   </w:style>
@@ -26110,9 +27408,8 @@
       <w:outlineLvl w:val="1"/>
     </w:pPr>
     <w:rPr>
-      <w:rFonts w:asciiTheme="majorHAnsi" w:cstheme="majorBidi" w:eastAsiaTheme="majorEastAsia" w:hAnsiTheme="majorHAnsi"/>
-      <w:color w:val="000000"/>
-      <w:sz w:val="32"/>
+      <w:rFonts w:asciiTheme="majorHAnsi" w:cstheme="majorBidi" w:eastAsiaTheme="majorEastAsia" w:hAnsiTheme="majorHAnsi" w:ascii="Arial" w:hAnsi="Arial"/>
+      <w:sz w:val="28"/>
       <w:szCs w:val="32"/>
     </w:rPr>
   </w:style>
@@ -26133,9 +27430,8 @@
       <w:outlineLvl w:val="2"/>
     </w:pPr>
     <w:rPr>
-      <w:rFonts w:cstheme="majorBidi" w:eastAsiaTheme="majorEastAsia"/>
-      <w:color w:val="000000"/>
-      <w:sz w:val="28"/>
+      <w:rFonts w:cstheme="majorBidi" w:eastAsiaTheme="majorEastAsia" w:ascii="Arial" w:hAnsi="Arial"/>
+      <w:sz w:val="24"/>
       <w:szCs w:val="28"/>
     </w:rPr>
   </w:style>

--- a/manuscript/MANUSCRIPT_NEUROCHEMISTRY_INTERNATIONAL_FINAL.docx
+++ b/manuscript/MANUSCRIPT_NEUROCHEMISTRY_INTERNATIONAL_FINAL.docx
@@ -6,14 +6,22 @@
     <w:p>
       <w:pPr>
         <w:pStyle w:val="Heading1"/>
+        <w:rPr>
+          <w:b w:val="1"/>
+        </w:rPr>
+        <w:jc w:val="center"/>
       </w:pPr>
       <w:r>
+        <w:rPr>
+          <w:b w:val="1"/>
+        </w:rPr>
         <w:t xml:space="preserve">TDP-43 knockdown is associated with reduced store-operated Ca²⁺ entry and altered calcium-regulatory RNA profiles in SH-SY5Y cells</w:t>
       </w:r>
     </w:p>
     <w:p>
       <w:pPr>
         <w:pStyle w:val="FirstParagraph"/>
+        <w:jc w:val="center"/>
       </w:pPr>
       <w:r>
         <w:rPr>
@@ -26,6 +34,7 @@
     <w:p>
       <w:pPr>
         <w:pStyle w:val="BodyText"/>
+        <w:jc w:val="center"/>
       </w:pPr>
       <w:r>
         <w:t xml:space="preserve">ᵃ Department of Pharmacology, Faculty of Pharmacy, Ege University, Erzene Mahallesi, Ankara Caddesi No: 172/98, 35040 Bornova, İzmir, Türkiye</w:t>
@@ -34,6 +43,7 @@
     <w:p>
       <w:pPr>
         <w:pStyle w:val="BodyText"/>
+        <w:jc w:val="center"/>
       </w:pPr>
       <w:r>
         <w:t xml:space="preserve">* Corresponding author: Yasemin Eraç, yasemin.erac@ege.edu.tr</w:t>
@@ -43,22 +53,31 @@
     <w:p>
       <w:pPr>
         <w:pStyle w:val="Heading2"/>
+        <w:rPr>
+          <w:b w:val="1"/>
+        </w:rPr>
+        <w:jc w:val="left"/>
       </w:pPr>
       <w:r>
+        <w:rPr>
+          <w:b w:val="1"/>
+        </w:rPr>
         <w:t xml:space="preserve">Abstract</w:t>
       </w:r>
     </w:p>
     <w:p>
       <w:pPr>
         <w:pStyle w:val="FirstParagraph"/>
+        <w:jc w:val="both"/>
       </w:pPr>
       <w:r>
-        <w:t xml:space="preserve">TDP-43 loss is implicated in amyotrophic lateral sclerosis (ALS), but its relationship to store-operated Ca²⁺ entry (SOCE) is unclear. After shRNA-mediated TARDBP depletion in SH-SY5Y cells, TRPC1, STIM1, ORAI1 and ATP2A3 mRNAs increased 1.7- to 3.2-fold, while the Fura-2 SOCE response fell from 1.542 ± 0.282 to 0.245 ± 0.083 Δ(F340/F380) (p = 0.0115; three measurements per group). The ER Ca²⁺ release comparison was inconclusive (p = 0.299). At 48 h, the WST-1 signal was 38.5% lower in four wells per group from one experiment. We reanalysed six public TDP-43-depletion RNA-seq comparisons (38 libraries) for calcium-regulatory expression and splicing, screened eleven comparisons for unannotated junction changes, and assessed alternative polyadenylation and nonsense-mediated decay. CBARP was the most reproducible splicing candidate across species, whereas STIM2, STIMATE and ORAI3 events were supported in the primary RNA-seq model. No confirmed RNA-processing event in the core SOCE machinery explained the functional change. In ALS brain, TRPC1 and SARAF increased and CBARP decreased in six of seven regions, but these tissue associations could not be attributed to TDP-43 loss. TDP-43 knockdown is associated with reduced SOCE and altered calcium-regulatory RNA profiles, without evidence for a single causal RNA event.</w:t>
+        <w:t xml:space="preserve">TDP-43 loss is implicated in amyotrophic lateral sclerosis (ALS), but its relationship to store-operated Ca²⁺ entry (SOCE) is unclear. After shRNA-mediated TARDBP depletion in SH-SY5Y cells, TRPC1, STIM1, ORAI1 and ATP2A3 mRNAs increased 1.7- to 3.2-fold, while the Fura-2 SOCE response fell from 1.542 ± 0.282 to 0.245 ± 0.083 Δ(F340/F380) (p = 0.0115; n = 3). The ER Ca²⁺ release comparison was inconclusive (p = 0.299). At 48 h, the WST-1 signal was 38.5% lower (n = 4). We reanalysed six public TDP-43-depletion RNA-seq comparisons (38 libraries) for calcium-regulatory expression and splicing, screened eleven comparisons for unannotated junction changes, and assessed alternative polyadenylation and nonsense-mediated decay. CBARP was the most reproducible splicing candidate across species, whereas STIM2, STIMATE and ORAI3 events were supported in the primary RNA-seq model. No confirmed RNA-processing event in the core SOCE machinery explained the functional change. In ALS brain, TRPC1 and SARAF increased and CBARP decreased in six of seven regions, but these tissue associations could not be attributed to TDP-43 loss. TDP-43 knockdown is associated with reduced SOCE and altered calcium-regulatory RNA profiles, without evidence for a single causal RNA event.</w:t>
       </w:r>
     </w:p>
     <w:p>
       <w:pPr>
         <w:pStyle w:val="BodyText"/>
+        <w:jc w:val="both"/>
       </w:pPr>
       <w:r>
         <w:rPr>
@@ -79,14 +98,22 @@
     <w:p>
       <w:pPr>
         <w:pStyle w:val="Heading2"/>
+        <w:rPr>
+          <w:b w:val="1"/>
+        </w:rPr>
+        <w:jc w:val="left"/>
       </w:pPr>
       <w:r>
+        <w:rPr>
+          <w:b w:val="1"/>
+        </w:rPr>
         <w:t xml:space="preserve">1. Introduction</w:t>
       </w:r>
     </w:p>
     <w:p>
       <w:pPr>
         <w:pStyle w:val="FirstParagraph"/>
+        <w:jc w:val="both"/>
       </w:pPr>
       <w:r>
         <w:t xml:space="preserve">TAR DNA-binding protein 43 (TDP-43, encoded by</w:t>
@@ -144,6 +171,7 @@
     <w:p>
       <w:pPr>
         <w:pStyle w:val="BodyText"/>
+        <w:jc w:val="both"/>
       </w:pPr>
       <w:r>
         <w:t xml:space="preserve">The principal consequence of nuclear TDP-43 loss is failure to repress cryptic splicing. The best-characterised targets,</w:t>
@@ -217,6 +245,7 @@
     <w:p>
       <w:pPr>
         <w:pStyle w:val="BodyText"/>
+        <w:jc w:val="both"/>
       </w:pPr>
       <w:r>
         <w:t xml:space="preserve">Disturbed intracellular Ca²⁺ homeostasis is a longstanding feature of ALS. Vulnerable motor neurons are notable for low cytosolic Ca²⁺-buffering capacity </w:t>
@@ -387,6 +416,7 @@
     <w:p>
       <w:pPr>
         <w:pStyle w:val="BodyText"/>
+        <w:jc w:val="both"/>
       </w:pPr>
       <w:r>
         <w:t xml:space="preserve">We first measure SOCE and target mRNAs after shRNA-mediated TDP-43 depletion in SH-SY5Y cultures. We then use public RNA-seq datasets to examine calcium-regulatory transcript abundance and RNA processing, applying read-support and robustness checks to the splicing results. Finally, we assess how the candidate transcripts behave in ALS brain and selected neurological comparison cohorts.</w:t>
@@ -397,8 +427,15 @@
     <w:p>
       <w:pPr>
         <w:pStyle w:val="Heading2"/>
+        <w:rPr>
+          <w:b w:val="1"/>
+        </w:rPr>
+        <w:jc w:val="left"/>
       </w:pPr>
       <w:r>
+        <w:rPr>
+          <w:b w:val="1"/>
+        </w:rPr>
         <w:t xml:space="preserve">2. Materials and Methods</w:t>
       </w:r>
     </w:p>
@@ -406,14 +443,22 @@
     <w:p>
       <w:pPr>
         <w:pStyle w:val="Heading3"/>
+        <w:rPr>
+          <w:b w:val="1"/>
+        </w:rPr>
+        <w:jc w:val="left"/>
       </w:pPr>
       <w:r>
+        <w:rPr>
+          <w:b w:val="1"/>
+        </w:rPr>
         <w:t xml:space="preserve">2.1 Public RNA-seq datasets</w:t>
       </w:r>
     </w:p>
     <w:p>
       <w:pPr>
         <w:pStyle w:val="FirstParagraph"/>
+        <w:jc w:val="both"/>
       </w:pPr>
       <w:r>
         <w:t xml:space="preserve">Six comparisons with paired controls and publicly available raw reads were selected for the expression and event-level splicing analyses: SH-SY5Y (GSE296712), induced pluripotent stem cell (iPSC) colonies </w:t>
@@ -630,6 +675,7 @@
     <w:p>
       <w:pPr>
         <w:pStyle w:val="BodyText"/>
+        <w:jc w:val="both"/>
       </w:pPr>
       <w:r>
         <w:t xml:space="preserve">Reads were downloaded with NCBI SRA Toolkit v3.2.1 </w:t>
@@ -779,6 +825,7 @@
     <w:p>
       <w:pPr>
         <w:pStyle w:val="BodyText"/>
+        <w:jc w:val="both"/>
       </w:pPr>
       <w:r>
         <w:t xml:space="preserve">For GSE27394, two technical sequencing fragments (SRR107072, SRR107073) showed lower alignment rates; these are fragments of the same biological replicate and counts were pooled within biological replicates, yielding four control and four knockdown replicates.</w:t>
@@ -789,14 +836,22 @@
     <w:p>
       <w:pPr>
         <w:pStyle w:val="Heading3"/>
+        <w:rPr>
+          <w:b w:val="1"/>
+        </w:rPr>
+        <w:jc w:val="left"/>
       </w:pPr>
       <w:r>
+        <w:rPr>
+          <w:b w:val="1"/>
+        </w:rPr>
         <w:t xml:space="preserve">2.2 Differential expression</w:t>
       </w:r>
     </w:p>
     <w:p>
       <w:pPr>
         <w:pStyle w:val="FirstParagraph"/>
+        <w:jc w:val="both"/>
       </w:pPr>
       <w:r>
         <w:t xml:space="preserve">Gene counts were generated with featureCounts v2.1.1 </w:t>
@@ -903,14 +958,22 @@
     <w:p>
       <w:pPr>
         <w:pStyle w:val="Heading3"/>
+        <w:rPr>
+          <w:b w:val="1"/>
+        </w:rPr>
+        <w:jc w:val="left"/>
       </w:pPr>
       <w:r>
+        <w:rPr>
+          <w:b w:val="1"/>
+        </w:rPr>
         <w:t xml:space="preserve">2.3 Alternative splicing and robustness assessment</w:t>
       </w:r>
     </w:p>
     <w:p>
       <w:pPr>
         <w:pStyle w:val="FirstParagraph"/>
+        <w:jc w:val="both"/>
       </w:pPr>
       <w:r>
         <w:t xml:space="preserve">Splicing was quantified with rMATS Turbo v4.3.0 </w:t>
@@ -952,6 +1015,7 @@
     <w:p>
       <w:pPr>
         <w:pStyle w:val="BodyText"/>
+        <w:jc w:val="both"/>
       </w:pPr>
       <w:r>
         <w:t xml:space="preserve">Because rMATS applies FDR correction across all events irrespective of read support, we additionally applied a coverage pre-filter</w:t>
@@ -1154,6 +1218,7 @@
     <w:p>
       <w:pPr>
         <w:pStyle w:val="BodyText"/>
+        <w:jc w:val="both"/>
       </w:pPr>
       <w:r>
         <w:t xml:space="preserve">Detection power was estimated by simulation over the observed coverage distribution for a 3 + 3 design.</w:t>
@@ -1164,14 +1229,22 @@
     <w:p>
       <w:pPr>
         <w:pStyle w:val="Heading3"/>
+        <w:rPr>
+          <w:b w:val="1"/>
+        </w:rPr>
+        <w:jc w:val="left"/>
       </w:pPr>
       <w:r>
+        <w:rPr>
+          <w:b w:val="1"/>
+        </w:rPr>
         <w:t xml:space="preserve">2.4 Isoform usage</w:t>
       </w:r>
     </w:p>
     <w:p>
       <w:pPr>
         <w:pStyle w:val="FirstParagraph"/>
+        <w:jc w:val="both"/>
       </w:pPr>
       <w:r>
         <w:t xml:space="preserve">Transcript-level quantification used Salmon v1.11.4 </w:t>
@@ -1290,14 +1363,22 @@
     <w:p>
       <w:pPr>
         <w:pStyle w:val="Heading3"/>
+        <w:rPr>
+          <w:b w:val="1"/>
+        </w:rPr>
+        <w:jc w:val="left"/>
       </w:pPr>
       <w:r>
+        <w:rPr>
+          <w:b w:val="1"/>
+        </w:rPr>
         <w:t xml:space="preserve">2.5 Annotation-free junction-level analysis</w:t>
       </w:r>
     </w:p>
     <w:p>
       <w:pPr>
         <w:pStyle w:val="FirstParagraph"/>
+        <w:jc w:val="both"/>
       </w:pPr>
       <w:r>
         <w:t xml:space="preserve">Splice junctions were extracted directly from the alignments in two independent ways, so that no conclusion rests on a single extraction rule. The first set was produced with regtools v1.0.0 </w:t>
@@ -1336,6 +1417,7 @@
     <w:p>
       <w:pPr>
         <w:pStyle w:val="BodyText"/>
+        <w:jc w:val="both"/>
       </w:pPr>
       <w:r>
         <w:t xml:space="preserve">Junctions were classified against GENCODE v47 (human) or vM25 (mouse) as annotated, novel combination (both splice sites annotated, the junction not), novel site (one site unannotated), or fully novel. Local splicing variations (LSVs) were defined by shared donor and by shared acceptor, and the share of an LSV’s reads carried by each junction defined its percent-spliced-in </w:t>
@@ -1362,6 +1444,7 @@
     <w:p>
       <w:pPr>
         <w:pStyle w:val="BodyText"/>
+        <w:jc w:val="both"/>
       </w:pPr>
       <w:r>
         <w:t xml:space="preserve">The calling threshold was calibrated against a control-versus-control null: in datasets with four control replicates, the controls were split 2 + 2, the analysis repeated unchanged, and every call counted as a false positive. Under a permissive definition (unannotated junction, ΔPSI ≥ 0.05, q &lt; 0.05, control PSI ≤ 0.05, bootstrap lower bound above zero) the null produced almost as many calls as the real comparison in iPSC colonies (0.98 per real call) and twice as many in K562 total RNA (2.01; Supplementary Table S14), so raw call counts are not interpretable. We therefore adopted an effect-based definition: a</w:t>
@@ -1402,6 +1485,7 @@
     <w:p>
       <w:pPr>
         <w:pStyle w:val="BodyText"/>
+        <w:jc w:val="both"/>
       </w:pPr>
       <w:r>
         <w:t xml:space="preserve">Eleven comparisons were analysed: SH-SY5Y at 75 and at 25 ng/mL doxycycline, iPSC colonies, iPSC-derived motor neurons with TDP-43, FUS or TAF15 knockdown, K562 total RNA and poly(A)+ mRNA, C2C12, NSC34, and mouse striatum. For mouse striatum, technical sequencing fragments were pooled within biological replicates, giving four per group.</w:t>
@@ -1412,14 +1496,22 @@
     <w:p>
       <w:pPr>
         <w:pStyle w:val="Heading3"/>
+        <w:rPr>
+          <w:b w:val="1"/>
+        </w:rPr>
+        <w:jc w:val="left"/>
       </w:pPr>
       <w:r>
+        <w:rPr>
+          <w:b w:val="1"/>
+        </w:rPr>
         <w:t xml:space="preserve">2.6 Aberrant splicing outlier detection</w:t>
       </w:r>
     </w:p>
     <w:p>
       <w:pPr>
         <w:pStyle w:val="FirstParagraph"/>
+        <w:jc w:val="both"/>
       </w:pPr>
       <w:r>
         <w:t xml:space="preserve">FRASER v1.14.1 </w:t>
@@ -1448,14 +1540,22 @@
     <w:p>
       <w:pPr>
         <w:pStyle w:val="Heading3"/>
+        <w:rPr>
+          <w:b w:val="1"/>
+        </w:rPr>
+        <w:jc w:val="left"/>
       </w:pPr>
       <w:r>
+        <w:rPr>
+          <w:b w:val="1"/>
+        </w:rPr>
         <w:t xml:space="preserve">2.7 Alternative polyadenylation</w:t>
       </w:r>
     </w:p>
     <w:p>
       <w:pPr>
         <w:pStyle w:val="FirstParagraph"/>
+        <w:jc w:val="both"/>
       </w:pPr>
       <w:r>
         <w:t xml:space="preserve">Alternative and cryptic polyadenylation (APA) were assessed from coverage rather than from junctions. Windows were built for 696 genes: those of the 732-gene expanded Ca²⁺ panel for which annotated introns and terminal exons could be retrieved, together with the cryptic positive controls. Introns were taken as the gaps between the merged exons of all basic-annotation transcripts of a gene and numbered in the direction of transcription; these unit numbers need not match canonical intron numbers (the</w:t>
@@ -1532,6 +1632,7 @@
     <w:p>
       <w:pPr>
         <w:pStyle w:val="BodyText"/>
+        <w:jc w:val="both"/>
       </w:pPr>
       <w:r>
         <w:t xml:space="preserve">The</w:t>
@@ -1592,14 +1693,22 @@
     <w:p>
       <w:pPr>
         <w:pStyle w:val="Heading3"/>
+        <w:rPr>
+          <w:b w:val="1"/>
+        </w:rPr>
+        <w:jc w:val="left"/>
       </w:pPr>
       <w:r>
+        <w:rPr>
+          <w:b w:val="1"/>
+        </w:rPr>
         <w:t xml:space="preserve">2.8 Nonsense-mediated decay inhibition</w:t>
       </w:r>
     </w:p>
     <w:p>
       <w:pPr>
         <w:pStyle w:val="FirstParagraph"/>
+        <w:jc w:val="both"/>
       </w:pPr>
       <w:r>
         <w:t xml:space="preserve">Gene-level counts were obtained from GSE307054 </w:t>
@@ -1626,6 +1735,7 @@
     <w:p>
       <w:pPr>
         <w:pStyle w:val="BodyText"/>
+        <w:jc w:val="both"/>
       </w:pPr>
       <w:r>
         <w:rPr>
@@ -1638,6 +1748,7 @@
     <w:p>
       <w:pPr>
         <w:pStyle w:val="BodyText"/>
+        <w:jc w:val="both"/>
       </w:pPr>
       <w:r>
         <w:t xml:space="preserve">for each of the four NMD-inhibition conditions c, giving four condition-level interaction values per gene; the two replicates within each condition are averaged. A positive interaction indicates a transcript that is produced upon TDP-43 loss and degraded by NMD. Genes with at least 10 normalised counts were tested (n = 19,145) with a four-condition one-sample t-test and an exact sign test. Because the TDP-43 factor is confounded with sequencing batch, these results are treated as exploratory.</w:t>
@@ -1648,14 +1759,22 @@
     <w:p>
       <w:pPr>
         <w:pStyle w:val="Heading3"/>
+        <w:rPr>
+          <w:b w:val="1"/>
+        </w:rPr>
+        <w:jc w:val="left"/>
       </w:pPr>
       <w:r>
+        <w:rPr>
+          <w:b w:val="1"/>
+        </w:rPr>
         <w:t xml:space="preserve">2.9 Ca²⁺ gene panels and enrichment testing</w:t>
       </w:r>
     </w:p>
     <w:p>
       <w:pPr>
         <w:pStyle w:val="FirstParagraph"/>
+        <w:jc w:val="both"/>
       </w:pPr>
       <w:r>
         <w:t xml:space="preserve">Four cumulative gene panels were assembled from curated SOCE/TRP components (n = 51), channels and transport systems (n = 117), curated Ca²⁺-handling genes (n = 258) and an expanded Ca²⁺-associated set from KEGG and Gene Ontology (n = 732; Supplementary Table S2). Symbols were harmonised to HGNC/MGI and orthology verified via Ensembl Compara. Where results are summarised for the SOCE machinery, this refers to a fixed set of nineteen genes:</w:t>
@@ -1862,6 +1981,7 @@
     <w:p>
       <w:pPr>
         <w:pStyle w:val="BodyText"/>
+        <w:jc w:val="both"/>
       </w:pPr>
       <w:r>
         <w:t xml:space="preserve">Enrichment of significant splicing events within panels was tested both by hypergeometric test against all testable genes and against a</w:t>
@@ -1885,14 +2005,22 @@
     <w:p>
       <w:pPr>
         <w:pStyle w:val="Heading3"/>
+        <w:rPr>
+          <w:b w:val="1"/>
+        </w:rPr>
+        <w:jc w:val="left"/>
       </w:pPr>
       <w:r>
+        <w:rPr>
+          <w:b w:val="1"/>
+        </w:rPr>
         <w:t xml:space="preserve">2.10 Transcript-family abundance</w:t>
       </w:r>
     </w:p>
     <w:p>
       <w:pPr>
         <w:pStyle w:val="FirstParagraph"/>
+        <w:jc w:val="both"/>
       </w:pPr>
       <w:r>
         <w:t xml:space="preserve">Transcripts per million (TPM) from Salmon were summed to gene level for the primary SH-SY5Y comparison (0 vs 75 ng/mL doxycycline, n = 3 + 3), so that members of a family are compared on a length-corrected scale. TPM sums to the same total in every library, so a large gain by a few abundant transcripts lowers the TPM of every other gene: in the knockdown libraries</w:t>
@@ -1919,14 +2047,22 @@
     <w:p>
       <w:pPr>
         <w:pStyle w:val="Heading3"/>
+        <w:rPr>
+          <w:b w:val="1"/>
+        </w:rPr>
+        <w:jc w:val="left"/>
       </w:pPr>
       <w:r>
+        <w:rPr>
+          <w:b w:val="1"/>
+        </w:rPr>
         <w:t xml:space="preserve">2.11 Patient tissue and cross-disease comparison</w:t>
       </w:r>
     </w:p>
     <w:p>
       <w:pPr>
         <w:pStyle w:val="FirstParagraph"/>
+        <w:jc w:val="both"/>
       </w:pPr>
       <w:r>
         <w:t xml:space="preserve">ALS post-mortem RNA-seq was taken from the New York Genome Center (NYGC) ALS Consortium/Target ALS collection </w:t>
@@ -1999,6 +2135,7 @@
     <w:p>
       <w:pPr>
         <w:pStyle w:val="BodyText"/>
+        <w:jc w:val="both"/>
       </w:pPr>
       <w:r>
         <w:t xml:space="preserve">Independent cohorts were analysed identically: Alzheimer’s disease </w:t>
@@ -2079,6 +2216,7 @@
     <w:p>
       <w:pPr>
         <w:pStyle w:val="BodyText"/>
+        <w:jc w:val="both"/>
       </w:pPr>
       <w:r>
         <w:t xml:space="preserve">Cell-composition markers (GFAP, AIF1, SNAP25, RBFOX3, MBP, PLP1) were carried through all comparisons.</w:t>
@@ -2087,6 +2225,7 @@
     <w:p>
       <w:pPr>
         <w:pStyle w:val="BodyText"/>
+        <w:jc w:val="both"/>
       </w:pPr>
       <w:r>
         <w:t xml:space="preserve">Junction-level quantification of the truncated</w:t>
@@ -2131,14 +2270,22 @@
     <w:p>
       <w:pPr>
         <w:pStyle w:val="Heading3"/>
+        <w:rPr>
+          <w:b w:val="1"/>
+        </w:rPr>
+        <w:jc w:val="left"/>
       </w:pPr>
       <w:r>
+        <w:rPr>
+          <w:b w:val="1"/>
+        </w:rPr>
         <w:t xml:space="preserve">2.12 Cell culture and TDP-43 knockdown</w:t>
       </w:r>
     </w:p>
     <w:p>
       <w:pPr>
         <w:pStyle w:val="FirstParagraph"/>
+        <w:jc w:val="both"/>
       </w:pPr>
       <w:r>
         <w:t xml:space="preserve">SH-SY5Y cells were maintained in DMEM/F12 with L-glutamine and 15 mM HEPES (Gibco, cat. no. 11330032) supplemented with 10% fetal bovine serum (FBS) and 1% MEM non-essential amino acids, at 37 °C in 5% CO₂, and were tested for mycoplasma by PCR and by a luminescence assay. TARDBP was silenced with a pLKO.1-TRC lentiviral short hairpin RNA (shRNA; Dharmacon TRC Lentiviral shRNA, cat. no. RHS3979); a non-targeting shRNA in the same vector served as control. Lentiviral particles were produced in HEK293T cells co-transfected with 1 µg transfer plasmid, 750 ng psPAX2 (Addgene 12260) and 250 ng pMD2.G (Addgene 12259) using LipoFectMax (ABP Biosciences; 3 µL per µg DNA); supernatants were collected 48 and 72 h after transfection, cleared by centrifugation, passed through a 0.45 µm filter and stored at −80 °C. SH-SY5Y cells were seeded at 375,000 per well in 6-well plates and transduced overnight with 20% (v/v) viral supernatant in medium containing 8 µg/mL polybrene (Sigma-Aldrich, H9268); the medium was replaced 24 h after transduction. Selection with 2 µg/mL puromycin (Cayman Chemical, 13884; concentration chosen from a kill curve) began no earlier than 24 h after transduction and was complete on day 5, when puromycin-treated non-transduced cells had all died. Three groups were compared: non-transduced cells, a non-targeting (scrambled) shRNA control and shTDP-43. TARDBP knockdown was measured against both control groups; the target-gene reverse-transcription quantitative PCR (RT-qPCR), Fura-2 and WST-1 experiments compared shTDP-43 cells with the non-targeting shRNA control. Lentiviral work followed institutional biosafety rules.</w:t>
@@ -2149,14 +2296,22 @@
     <w:p>
       <w:pPr>
         <w:pStyle w:val="Heading3"/>
+        <w:rPr>
+          <w:b w:val="1"/>
+        </w:rPr>
+        <w:jc w:val="left"/>
       </w:pPr>
       <w:r>
+        <w:rPr>
+          <w:b w:val="1"/>
+        </w:rPr>
         <w:t xml:space="preserve">2.13 RT-qPCR</w:t>
       </w:r>
     </w:p>
     <w:p>
       <w:pPr>
         <w:pStyle w:val="FirstParagraph"/>
+        <w:jc w:val="both"/>
       </w:pPr>
       <w:r>
         <w:t xml:space="preserve">After puromycin selection was completed on day 5, total RNA was isolated with the Total RNA Purification Kit (Norgen Biotek, cat. no. 17200) with on-column DNase I treatment, and samples with A260/A280 &gt; 1.8 were used. cDNA was synthesised from 500 ng total RNA with oligo(dT) priming and the OneScript Plus cDNA Synthesis Kit (abm, cat. no. G236). Reactions of 10 µL, containing 1 µL cDNA and 0.5 µM of each primer, were run with iTaq Universal SYBR Green Supermix (Bio-Rad, cat. no. 1725121) on a LightCycler 480 II (Roche). Targets and GAPDH were run on the same plate with no-template and no-reverse-transcriptase controls, and specificity was checked from a single melt-curve peak. Relative expression was calculated by the 2</w:t>
@@ -2189,7 +2344,7 @@
         <w:fldChar w:fldCharType="end"/>
       </w:r>
       <w:r>
-        <w:t>, with non-transduced cells as the calibrator for TARDBP and the non-targeting shRNA control for the target genes (n = 4 biological replicates per group; TARDBP knockdown and the target genes were measured on separate RNA sets, 14 April – 21 May and 3 June – 10 July 2026). Primer sequences, product sizes, annealing temperatures and the thermal cycling profile are given in Supplementary Table S1.</w:t>
+        <w:t>, with non-transduced cells as the calibrator for TARDBP and the non-targeting shRNA control for the target genes (n = 4; TARDBP knockdown and the target genes were measured on separate RNA sets, 14 April – 21 May and 3 June – 10 July 2026). Primer sequences, product sizes, annealing temperatures and the thermal cycling profile are given in Supplementary Table S1.</w:t>
       </w:r>
     </w:p>
     <w:bookmarkEnd w:id="23"/>
@@ -2197,14 +2352,22 @@
     <w:p>
       <w:pPr>
         <w:pStyle w:val="Heading3"/>
+        <w:rPr>
+          <w:b w:val="1"/>
+        </w:rPr>
+        <w:jc w:val="left"/>
       </w:pPr>
       <w:r>
+        <w:rPr>
+          <w:b w:val="1"/>
+        </w:rPr>
         <w:t xml:space="preserve">2.14 Cytosolic Ca²⁺ measurement</w:t>
       </w:r>
     </w:p>
     <w:p>
       <w:pPr>
         <w:pStyle w:val="FirstParagraph"/>
+        <w:jc w:val="both"/>
       </w:pPr>
       <w:r>
         <w:t xml:space="preserve">Non-targeting shRNA control and shTDP-43 cells were measured 72 h after transduction; the day-5 endpoint described above applied to RNA collection from the separate RT-qPCR cultures. Cells were seeded in 24-well plates at 40,000 cells per well. Cells were loaded with 5 µM Fura-2/AM (Invitrogen, F1221) and 0.02% Pluronic F-127 (Invitrogen, P3000MP) in HEPES-buffered saline (HBS) containing 1% bovine serum albumin (BSA) for 60 min at 25 °C in the dark and washed three times for 15 min in 1% BSA/HBS. HBS contained 135 mM NaCl, 5.9 mM KCl, 1.2 mM MgCl₂, 1.5 mM CaCl₂, 11.6 mM HEPES, 5 mM NaHCO₃ and 11.5 mM D-glucose (pH 7.3). Cytosolic free Ca²⁺ was followed spectrofluorometrically as the F340/F380 ratio </w:t>
@@ -2243,7 +2406,7 @@
         <w:fldChar w:fldCharType="end"/>
       </w:r>
       <w:r>
-        <w:t>. Loaded cells were transferred to Ca²⁺-free HBS containing 1 mM EGTA; SERCA was then inhibited with 10 µM cyclopiazonic acid (Sigma-Aldrich, cat. no. C1530) and the transient rise in F340/F380 was recorded as ER Ca²⁺ release. CaCl₂ was then added to a final concentration of 1.5 mM and the subsequent rise was recorded as store-operated Ca²⁺ entry (SOCE), following the established depletion–readdition paradigm. Both phases were quantified as Δ(F340/F380) relative to the respective preceding baseline (three measurements per group).</w:t>
+        <w:t>. Loaded cells were transferred to Ca²⁺-free HBS containing 1 mM EGTA; SERCA was then inhibited with 10 µM cyclopiazonic acid (Sigma-Aldrich, cat. no. C1530) and the transient rise in F340/F380 was recorded as ER Ca²⁺ release. CaCl₂ was then added to a final concentration of 1.5 mM and the subsequent rise was recorded as store-operated Ca²⁺ entry (SOCE), following the established depletion–readdition paradigm. Both phases were quantified as Δ(F340/F380) relative to the respective preceding baseline (n = 3).</w:t>
       </w:r>
     </w:p>
     <w:bookmarkEnd w:id="24"/>
@@ -2251,17 +2414,25 @@
     <w:p>
       <w:pPr>
         <w:pStyle w:val="Heading3"/>
+        <w:rPr>
+          <w:b w:val="1"/>
+        </w:rPr>
+        <w:jc w:val="left"/>
       </w:pPr>
       <w:r>
+        <w:rPr>
+          <w:b w:val="1"/>
+        </w:rPr>
         <w:t xml:space="preserve">2.15 WST-1 assay</w:t>
       </w:r>
     </w:p>
     <w:p>
       <w:pPr>
         <w:pStyle w:val="FirstParagraph"/>
+        <w:jc w:val="both"/>
       </w:pPr>
       <w:r>
-        <w:t xml:space="preserve">Transduced cells were allocated to 96-well plates, and cellular metabolic activity was assessed 48 h after seeding with the WST-1 assay (Premix WST-1, Takara Bio, cat. no. MK400). Cells were seeded at 10,000 per well in 100 µL in 96-well plates; at 48 h, 10 µL reagent was added for 3 h at 37 °C, and absorbance was read at 450 nm against a 620 nm reference on a Varioskan Flash reader (Thermo Scientific). The absorbance of cell-free wells containing medium and reagent was subtracted, and values were normalised to the mean of the non-targeting shRNA control. The available 48-h source data comprise four wells per group from one experiment; values are reported as mean ± SEM.</w:t>
+        <w:t xml:space="preserve">Transduced cells were allocated to 96-well plates, and cellular metabolic activity was assessed 48 h after seeding with the WST-1 assay (Premix WST-1, Takara Bio, cat. no. MK400). Cells were seeded at 10,000 per well in 100 µL in 96-well plates; at 48 h, 10 µL reagent was added for 3 h at 37 °C, and absorbance was read at 450 nm against a 620 nm reference on a Varioskan Flash reader (Thermo Scientific). The absorbance of cell-free wells containing medium and reagent was subtracted, and values were normalised to the mean of the non-targeting shRNA control. For the available 48-h data, n = 4; values are reported as mean ± SEM.</w:t>
       </w:r>
     </w:p>
     <w:bookmarkEnd w:id="25"/>
@@ -2269,14 +2440,22 @@
     <w:p>
       <w:pPr>
         <w:pStyle w:val="Heading3"/>
+        <w:rPr>
+          <w:b w:val="1"/>
+        </w:rPr>
+        <w:jc w:val="left"/>
       </w:pPr>
       <w:r>
+        <w:rPr>
+          <w:b w:val="1"/>
+        </w:rPr>
         <w:t xml:space="preserve">2.16 Statistics</w:t>
       </w:r>
     </w:p>
     <w:p>
       <w:pPr>
         <w:pStyle w:val="FirstParagraph"/>
+        <w:jc w:val="both"/>
       </w:pPr>
       <w:r>
         <w:t xml:space="preserve">Bioinformatic thresholds are given above. Laboratory data are mean ± SEM. TARDBP knockdown was assessed by one-way ANOVA on log2-transformed relative expression with Tukey’s multiple comparison test. The four target-gene RT-qPCR comparisons used two-tailed Student’s t-tests with Holm adjustment across the four targets; the two Fura-2 comparisons used two-tailed Student’s t-tests (GraphPad Prism 10). WST-1 wells were summarised descriptively without an inferential test. Significance was set at adjusted p &lt; 0.05 for the four-target RT-qPCR family and p &lt; 0.05 for the other inferential analyses.</w:t>
@@ -2288,8 +2467,15 @@
     <w:p>
       <w:pPr>
         <w:pStyle w:val="Heading2"/>
+        <w:rPr>
+          <w:b w:val="1"/>
+        </w:rPr>
+        <w:jc w:val="left"/>
       </w:pPr>
       <w:r>
+        <w:rPr>
+          <w:b w:val="1"/>
+        </w:rPr>
         <w:t xml:space="preserve">3. Results</w:t>
       </w:r>
     </w:p>
@@ -2297,14 +2483,22 @@
     <w:p>
       <w:pPr>
         <w:pStyle w:val="Heading3"/>
+        <w:rPr>
+          <w:b w:val="1"/>
+        </w:rPr>
+        <w:jc w:val="left"/>
       </w:pPr>
       <w:r>
+        <w:rPr>
+          <w:b w:val="1"/>
+        </w:rPr>
         <w:t xml:space="preserve">3.1 TDP-43 knockdown reduces SOCE despite increased transcript levels of SOCE components</w:t>
       </w:r>
     </w:p>
     <w:p>
       <w:pPr>
         <w:pStyle w:val="FirstParagraph"/>
+        <w:jc w:val="both"/>
       </w:pPr>
       <w:r>
         <w:t xml:space="preserve">Lentiviral shRNA reduced TARDBP mRNA by 94.4% relative to the non-targeting shRNA control and 94.8% relative to non-transduced cells (one-way ANOVA with Tukey’s test, p &lt; 0.0001, n = 4).</w:t>
@@ -2313,6 +2507,7 @@
     <w:p>
       <w:pPr>
         <w:pStyle w:val="BodyText"/>
+        <w:jc w:val="both"/>
       </w:pPr>
       <w:r>
         <w:t xml:space="preserve">Relative to the non-targeting shRNA control, mRNA levels of four SOCE-associated targets increased:</w:t>
@@ -2487,6 +2682,7 @@
         <w:pStyle w:val="Caption"/>
         <w:keepLines/>
         <w:spacing w:line="269" w:lineRule="auto" w:after="200"/>
+        <w:jc w:val="both"/>
       </w:pPr>
       <w:r>
         <w:rPr>
@@ -2501,20 +2697,22 @@
           <w:rFonts w:ascii="Times New Roman" w:hAnsi="Times New Roman"/>
           <w:sz w:val="19"/>
         </w:rPr>
-        <w:t xml:space="preserve"> TDP-43 knockdown, calcium-related mRNAs and WST-1 signal in SH-SY5Y cells. (A) TARDBP mRNA in untransduced cells (“No virus”), non-targeting shRNA controls and shTDP-43 cells (n = 4 biological replicates per group; one-way ANOVA on log2 values with Tukey’s test; **** p &lt; 0.0001 for the indicated pair). (B) Relative mRNA of TRPC1, STIM1, ORAI1 and ATP2A3 (n = 4 biological replicates per group; two-tailed t-tests with Holm adjustment across the four targets). (C) WST-1 metabolic signal at 48 h (four wells per group from one experiment; descriptive summary only). Bars represent means ± SEM; dots are individual measurements.</w:t>
+        <w:t xml:space="preserve"> TDP-43 knockdown, calcium-related mRNAs and WST-1 signal in SH-SY5Y cells. (A) TARDBP mRNA in untransduced cells (“No virus”), non-targeting shRNA controls and shTDP-43 cells (n = 4; one-way ANOVA on log2 values with Tukey’s test; **** p &lt; 0.0001 for the indicated pair). (B) Relative mRNA of TRPC1, STIM1, ORAI1 and ATP2A3 (n = 4; two-tailed t-tests with Holm adjustment across the four targets). (C) WST-1 metabolic signal at 48 h (n = 4; descriptive summary only). Bars represent means ± SEM; dots are individual measurements.</w:t>
       </w:r>
     </w:p>
     <w:p>
       <w:pPr>
         <w:pStyle w:val="BodyText"/>
+        <w:jc w:val="both"/>
       </w:pPr>
       <w:r>
-        <w:t xml:space="preserve">Functionally, however, the SOCE response fell markedly (Figure 2). The ER Ca²⁺-release means were 0.268 ± 0.042 and 0.180 ± 0.061 Δ(F340/F380) in the control and shTDP-43 groups, respectively (p = 0.299; two-tailed Student’s t-test). The readdition-response means were 1.542 ± 0.282 and 0.245 ± 0.083, respectively (p = 0.0115; two-tailed Student’s t-test; three measurements per group). At 48 h, the WST-1 signal was 61.5 ± 0.8% of control, a 38.5% decrease (four wells per group, one experiment).</w:t>
+        <w:t xml:space="preserve">Functionally, however, the SOCE response fell markedly (Figure 2). The ER Ca²⁺-release means were 0.268 ± 0.042 and 0.180 ± 0.061 Δ(F340/F380) in the control and shTDP-43 groups, respectively (p = 0.299; two-tailed Student’s t-test). The readdition-response means were 1.542 ± 0.282 and 0.245 ± 0.083, respectively (p = 0.0115; two-tailed Student’s t-test; n = 3). At 48 h, the WST-1 signal was 61.5 ± 0.8% of control, a 38.5% decrease (n = 4).</w:t>
       </w:r>
     </w:p>
     <w:p>
       <w:pPr>
         <w:pStyle w:val="BodyText"/>
+        <w:jc w:val="both"/>
       </w:pPr>
       <w:r>
         <w:t xml:space="preserve">The direction of the transcript changes and the direction of the functional response are therefore opposite. This is the central observation of the study.</w:t>
@@ -2567,6 +2765,7 @@
         <w:pStyle w:val="Caption"/>
         <w:keepLines/>
         <w:spacing w:line="269" w:lineRule="auto" w:after="200"/>
+        <w:jc w:val="both"/>
       </w:pPr>
       <w:r>
         <w:rPr>
@@ -2581,7 +2780,7 @@
           <w:rFonts w:ascii="Times New Roman" w:hAnsi="Times New Roman"/>
           <w:sz w:val="19"/>
         </w:rPr>
-        <w:t xml:space="preserve"> Fura-2 calcium responses following TDP-43 knockdown in SH-SY5Y cells. (A, B) Representative traces from non-targeting shRNA control and shTDP-43 cells. CPA (10 µM) and CaCl₂ (1.5 mM) additions are indicated. (C) ER Ca²⁺ release after CPA (p = 0.299). (D) Ca²⁺ readdition response (p = 0.0115). Panels C and D show individual measurements and mean ± SEM (three measurements per group; two-tailed Student’s t-tests). The traces illustrate individual recordings; group amplitudes were calculated from the original Prism measurements.</w:t>
+        <w:t xml:space="preserve"> Fura-2 calcium responses following TDP-43 knockdown in SH-SY5Y cells. (A, B) Representative traces from non-targeting shRNA control and shTDP-43 cells. CPA (10 µM) and CaCl₂ (1.5 mM) additions are indicated. (C) ER Ca²⁺ release after CPA (p = 0.299). (D) Ca²⁺ readdition response (p = 0.0115). Panels C and D show individual measurements and mean ± SEM (n = 3; two-tailed Student’s t-tests). The traces illustrate individual recordings; group amplitudes were calculated from the original Prism measurements.</w:t>
       </w:r>
     </w:p>
     <w:bookmarkEnd w:id="28"/>
@@ -2589,14 +2788,22 @@
     <w:p>
       <w:pPr>
         <w:pStyle w:val="Heading3"/>
+        <w:rPr>
+          <w:b w:val="1"/>
+        </w:rPr>
+        <w:jc w:val="left"/>
       </w:pPr>
       <w:r>
+        <w:rPr>
+          <w:b w:val="1"/>
+        </w:rPr>
         <w:t xml:space="preserve">3.2 Transcript-family abundance contextualises the discordance</w:t>
       </w:r>
     </w:p>
     <w:p>
       <w:pPr>
         <w:pStyle w:val="FirstParagraph"/>
+        <w:jc w:val="both"/>
       </w:pPr>
       <w:r>
         <w:t xml:space="preserve">The independent public SH-SY5Y RNA-seq comparison provides transcript-level context for this laboratory observation (Figure 3; Table 4). Transcript-family abundance complements fold-change alone. Because a few abundant transcripts take a larger share of the TPM total in the knockdown libraries, unadjusted TPM makes most knockdown-to-control changes appear lower than the composition-adjusted estimates; the values below are adjusted for library composition (Methods 2.10).</w:t>
@@ -2605,6 +2812,7 @@
     <w:p>
       <w:pPr>
         <w:pStyle w:val="BodyText"/>
+        <w:jc w:val="both"/>
       </w:pPr>
       <w:r>
         <w:t xml:space="preserve">In control cells</w:t>
@@ -2918,6 +3126,7 @@
     <w:p>
       <w:pPr>
         <w:pStyle w:val="BodyText"/>
+        <w:jc w:val="both"/>
       </w:pPr>
       <w:r>
         <w:t xml:space="preserve">Two of these changes point towards reduced entry. ORAI2 and ORAI3 both form heteromers with ORAI1 and restrain SOCE; deleting either increases it </w:t>
@@ -3043,6 +3252,7 @@
     <w:p>
       <w:pPr>
         <w:pStyle w:val="BodyText"/>
+        <w:jc w:val="both"/>
       </w:pPr>
       <w:r>
         <w:t xml:space="preserve">Together, the changes in ORAI-family composition and SOCE regulators provide candidate molecular explanations for the reduced SOCE phenotype.</w:t>
@@ -3095,6 +3305,7 @@
         <w:pStyle w:val="Caption"/>
         <w:keepLines/>
         <w:spacing w:line="269" w:lineRule="auto" w:after="200"/>
+        <w:jc w:val="both"/>
       </w:pPr>
       <w:r>
         <w:rPr>
@@ -3117,14 +3328,22 @@
     <w:p>
       <w:pPr>
         <w:pStyle w:val="Heading3"/>
+        <w:rPr>
+          <w:b w:val="1"/>
+        </w:rPr>
+        <w:jc w:val="left"/>
       </w:pPr>
       <w:r>
+        <w:rPr>
+          <w:b w:val="1"/>
+        </w:rPr>
         <w:t xml:space="preserve">3.3 TDP-43 depletion alters splicing across Ca²⁺ homeostasis genes, but most individual events are underpowered</w:t>
       </w:r>
     </w:p>
     <w:p>
       <w:pPr>
         <w:pStyle w:val="FirstParagraph"/>
+        <w:jc w:val="both"/>
       </w:pPr>
       <w:r>
         <w:t xml:space="preserve">Across the six comparisons, TDP-43 depletion produced widespread splicing changes; in the primary SH-SY5Y model 7,854 events met FDR &lt; 0.05 and |ΔPSI| ≥ 0.10 before coverage filtering. Positive-control behaviour of</w:t>
@@ -3165,6 +3384,7 @@
     <w:p>
       <w:pPr>
         <w:pStyle w:val="BodyText"/>
+        <w:jc w:val="both"/>
       </w:pPr>
       <w:r>
         <w:t xml:space="preserve">However, a substantial proportion of nominally significant events rested on very low read support. Applying a coverage pre-filter before FDR correction removed 18–78% of tested events depending on dataset (Table 1) and reduced the number of significant calls by 33–76%, with the largest losses in the two single-end datasets (iPSC-derived motor neurons 70%; mouse striatum 76%).</w:t>
@@ -3173,6 +3393,7 @@
     <w:p>
       <w:pPr>
         <w:pStyle w:val="BodyText"/>
+        <w:jc w:val="both"/>
       </w:pPr>
       <w:r>
         <w:t xml:space="preserve">Simulation over the observed coverage distribution showed why (Supplementary Figure S1). For a 3 + 3 design at 10 informative reads per sample, a coverage typical of the lower quartile of events, power to detect a true ΔPSI of 0.10 is only 0.08, and even at 100 reads per sample it reaches only 0.28. Attaining 80% power at realistic depth requires |ΔPSI| ≳ 0.30. Nominally significant events at low coverage are therefore expected to be substantially inflated in effect size, and individual events at the |ΔPSI| ≥ 0.10 threshold should not be interpreted without explicit read-level support.</w:t>
@@ -3181,6 +3402,7 @@
     <w:p>
       <w:pPr>
         <w:pStyle w:val="BodyText"/>
+        <w:jc w:val="both"/>
       </w:pPr>
       <w:r>
         <w:t xml:space="preserve">We applied this reasoning to a</w:t>
@@ -3223,14 +3445,22 @@
     <w:p>
       <w:pPr>
         <w:pStyle w:val="Heading3"/>
+        <w:rPr>
+          <w:b w:val="1"/>
+        </w:rPr>
+        <w:jc w:val="left"/>
       </w:pPr>
       <w:r>
+        <w:rPr>
+          <w:b w:val="1"/>
+        </w:rPr>
         <w:t xml:space="preserve">3.4 Robust splicing changes concentrate in SOCE regulators</w:t>
       </w:r>
     </w:p>
     <w:p>
       <w:pPr>
         <w:pStyle w:val="FirstParagraph"/>
+        <w:jc w:val="both"/>
       </w:pPr>
       <w:r>
         <w:t xml:space="preserve">Applying the robustness criteria to the twelve SOCE-machinery genes examined event by event (Methods 2.3) identified a small set of events supported by adequate coverage and bootstrap intervals excluding zero (Table 2, Supplementary Figure S3).</w:t>
@@ -3239,6 +3469,7 @@
     <w:p>
       <w:pPr>
         <w:pStyle w:val="BodyText"/>
+        <w:jc w:val="both"/>
       </w:pPr>
       <w:r>
         <w:t xml:space="preserve">In the primary SH-SY5Y model these were</w:t>
@@ -3327,6 +3558,7 @@
     <w:p>
       <w:pPr>
         <w:pStyle w:val="BodyText"/>
+        <w:jc w:val="both"/>
       </w:pPr>
       <w:r>
         <w:rPr>
@@ -3376,6 +3608,7 @@
     <w:p>
       <w:pPr>
         <w:pStyle w:val="BodyText"/>
+        <w:jc w:val="both"/>
       </w:pPr>
       <w:r>
         <w:t xml:space="preserve">LeafCutter, which does not use the reference annotation to define events, independently called</w:t>
@@ -3418,14 +3651,22 @@
     <w:p>
       <w:pPr>
         <w:pStyle w:val="Heading3"/>
+        <w:rPr>
+          <w:b w:val="1"/>
+        </w:rPr>
+        <w:jc w:val="left"/>
       </w:pPr>
       <w:r>
+        <w:rPr>
+          <w:b w:val="1"/>
+        </w:rPr>
         <w:t xml:space="preserve">3.5 Annotation-free analysis recovers cryptic exons genome-wide but finds no high-confidence event in the SOCE machinery of the primary model</w:t>
       </w:r>
     </w:p>
     <w:p>
       <w:pPr>
         <w:pStyle w:val="FirstParagraph"/>
+        <w:jc w:val="both"/>
       </w:pPr>
       <w:r>
         <w:t xml:space="preserve">rMATS and LeafCutter both constrain what can be found: the first by the event classes and annotation it works from, the second by clustering rules that discard sparse junctions. To remove those constraints we extracted splice junctions directly from the alignments and tested local splicing variations with a beta-binomial model, across eleven comparisons; the primary SH-SY5Y comparison was additionally repeated on a second, independently produced junction set (Methods 2.5).</w:t>
@@ -3434,6 +3675,7 @@
     <w:p>
       <w:pPr>
         <w:pStyle w:val="BodyText"/>
+        <w:jc w:val="both"/>
       </w:pPr>
       <w:r>
         <w:t xml:space="preserve">The approach recovered the established TDP-43 cryptic targets without being given their coordinates (Supplementary Figure S4A). In SH-SY5Y at 75 ng/mL doxycycline, 188,491 junctions passed the read-support filters with the mapping-quality-filtered extractor, 23,421 of them absent from GENCODE v47, and 117 high-confidence unannotated splicing changes in 87 genes were called (Supplementary Table S5). Twelve of the sixteen literature positive controls (Supplementary Table S6) were among them:</w:t>
@@ -3649,6 +3891,7 @@
     <w:p>
       <w:pPr>
         <w:pStyle w:val="BodyText"/>
+        <w:jc w:val="both"/>
       </w:pPr>
       <w:r>
         <w:t xml:space="preserve">Specificity was tested by running the same analysis on FUS and TAF15 knockdown in the same iPSC-derived motor neurons, at the same depth and with the same design (Supplementary Figure S4C). Under the permissive definition the three comparisons produced call counts of the same order (141 for TDP-43, 124 for FUS and 126 for TAF15); TDP-43 knockdown recovered two of the sixteen positive-control genes (</w:t>
@@ -3696,6 +3939,7 @@
     <w:p>
       <w:pPr>
         <w:pStyle w:val="BodyText"/>
+        <w:jc w:val="both"/>
       </w:pPr>
       <w:r>
         <w:t xml:space="preserve">The null test also sets the limits of interpretation. It could be run in the three datasets with four control replicates: for every real call the split-control null produced 0.64 calls in iPSC colonies, 2.17 in K562 total RNA and 0.83 in mouse striatum (high-confidence definition; Supplementary Table S14). These ratios are not calibrated false-discovery rates; they are the ratio of two call counts from analyses with different sample sizes and different numbers of tests, but they show that call counts are not interpretable on their own. In the remaining eight comparisons (the two SH-SY5Y doses, the three iPSC-derived motor neuron comparisons, K562 poly(A)+ mRNA, C2C12 and NSC34), the controls could not be split, and positive-control recovery is the only available check. Across the eleven comparisons the burden of high-confidence unannotated splicing changes ranged from 12 to 477 events, and of the three datasets with a null, the one with the largest burden also had the largest null.</w:t>
@@ -3704,6 +3948,7 @@
     <w:p>
       <w:pPr>
         <w:pStyle w:val="BodyText"/>
+        <w:jc w:val="both"/>
       </w:pPr>
       <w:r>
         <w:t xml:space="preserve">Applied to the Ca²⁺ panels, the analysis returned an almost complete negative (Supplementary Table S7).</w:t>
@@ -3980,6 +4225,7 @@
     <w:p>
       <w:pPr>
         <w:pStyle w:val="BodyText"/>
+        <w:jc w:val="both"/>
       </w:pPr>
       <w:r>
         <w:t xml:space="preserve">What the annotation-free analysis did confirm were the annotated events.</w:t>
@@ -4080,6 +4326,7 @@
     <w:p>
       <w:pPr>
         <w:pStyle w:val="BodyText"/>
+        <w:jc w:val="both"/>
       </w:pPr>
       <w:r>
         <w:t xml:space="preserve">One specific mechanism could be tested directly. Inclusion of a 24-nucleotide exon in the STIM–ORAI activating region (SOAR) converts STIM2 into STIM2.1 (STIM2β), an isoform that inhibits SOCE </w:t>
@@ -4106,6 +4353,7 @@
     <w:p>
       <w:pPr>
         <w:pStyle w:val="BodyText"/>
+        <w:jc w:val="both"/>
       </w:pPr>
       <w:r>
         <w:t xml:space="preserve">FRASER, run on the nine-sample doxycycline series, returned no genome-wide significant outlier and no difference in per-sample outlier burden between depleted and control libraries (4.8 versus 2.3 events at p &lt; 10⁻⁵; p = 0.35). This is the expected behaviour of an outlier method applied to a cohort in which the aberrant state is the majority, and we report it as a limit of that approach at this cohort size rather than as evidence against aberrant splicing.</w:t>
@@ -4116,14 +4364,22 @@
     <w:p>
       <w:pPr>
         <w:pStyle w:val="Heading3"/>
+        <w:rPr>
+          <w:b w:val="1"/>
+        </w:rPr>
+        <w:jc w:val="left"/>
       </w:pPr>
       <w:r>
+        <w:rPr>
+          <w:b w:val="1"/>
+        </w:rPr>
         <w:t xml:space="preserve">3.6 Exploratory NMD interactions prioritise CBARP but do not confirm an NMD target</w:t>
       </w:r>
     </w:p>
     <w:p>
       <w:pPr>
         <w:pStyle w:val="FirstParagraph"/>
+        <w:jc w:val="both"/>
       </w:pPr>
       <w:r>
         <w:t xml:space="preserve">Cryptic exons frequently introduce premature termination codons, which can make their transcripts susceptible to nonsense-mediated decay (NMD) and under-represented in steady-state RNA. An independent experiment in which TDP-43 knockdown is crossed with knockdown of XRN1, UPF1 and SMG6 (GSE307054) provides an exploratory interaction test (Supplementary Figure S5): a transcript pool produced upon TDP-43 loss and degraded by NMD would be expected to rise preferentially when both perturbations are present (Methods 2.8).</w:t>
@@ -4132,6 +4388,7 @@
     <w:p>
       <w:pPr>
         <w:pStyle w:val="BodyText"/>
+        <w:jc w:val="both"/>
       </w:pPr>
       <w:r>
         <w:t xml:space="preserve">Because the four interventions reuse the same control and knockdown libraries, the eight difference-of-differences values that the design yields are not eight independent observations. We therefore took the four NMD-inhibition conditions as the unit of inference, averaging the two replicates within each condition and retaining the shared controls only within each contrast. Several positive-control and calcium-gene interactions were positive, but no gene passed genome-wide FDR correction in this conservative analysis (smallest q = 0.053). The result is therefore supportive at the level of a ranked exploratory signal, not a confirmatory NMD test.</w:t>
@@ -4140,6 +4397,7 @@
     <w:p>
       <w:pPr>
         <w:pStyle w:val="BodyText"/>
+        <w:jc w:val="both"/>
       </w:pPr>
       <w:r>
         <w:rPr>
@@ -4190,6 +4448,7 @@
     <w:p>
       <w:pPr>
         <w:pStyle w:val="BodyText"/>
+        <w:jc w:val="both"/>
       </w:pPr>
       <w:r>
         <w:t xml:space="preserve">Two negative results follow. First, the prediction from isoform-level testing that</w:t>
@@ -4229,14 +4488,22 @@
     <w:p>
       <w:pPr>
         <w:pStyle w:val="Heading3"/>
+        <w:rPr>
+          <w:b w:val="1"/>
+        </w:rPr>
+        <w:jc w:val="left"/>
       </w:pPr>
       <w:r>
+        <w:rPr>
+          <w:b w:val="1"/>
+        </w:rPr>
         <w:t xml:space="preserve">3.7 A coverage-based APA screen yields candidate gradients but no confirmed APA event in the SOCE machinery</w:t>
       </w:r>
     </w:p>
     <w:p>
       <w:pPr>
         <w:pStyle w:val="FirstParagraph"/>
+        <w:jc w:val="both"/>
       </w:pPr>
       <w:r>
         <w:t xml:space="preserve">Cryptic polyadenylation accounts for a substantial part of TDP-43-dependent RNA processing </w:t>
@@ -4279,6 +4546,7 @@
     <w:p>
       <w:pPr>
         <w:pStyle w:val="BodyText"/>
+        <w:jc w:val="both"/>
       </w:pPr>
       <w:r>
         <w:t xml:space="preserve">In the primary SH-SY5Y model the positive control shifted only moderately: using all six libraries, the</w:t>
@@ -4319,6 +4587,7 @@
     <w:p>
       <w:pPr>
         <w:pStyle w:val="BodyText"/>
+        <w:jc w:val="both"/>
       </w:pPr>
       <w:r>
         <w:t xml:space="preserve">Among the depth-qualified units of the SOCE machinery in the full-panel analysis, two intronic units showed moderate decreases (</w:t>
@@ -4420,6 +4689,7 @@
     <w:p>
       <w:pPr>
         <w:pStyle w:val="BodyText"/>
+        <w:jc w:val="both"/>
       </w:pPr>
       <w:r>
         <w:t xml:space="preserve">The analysis therefore identifies at most one moderate candidate gradient in the SOCE machinery, in</w:t>
@@ -4602,6 +4872,7 @@
     <w:p>
       <w:pPr>
         <w:pStyle w:val="BodyText"/>
+        <w:jc w:val="both"/>
       </w:pPr>
       <w:r>
         <w:t xml:space="preserve">We therefore repeated the analysis in the iPSC-derived motor neurons, where 59 units in 29 genes passed the same depth filter. Here the assay’s positive control behaved as intended: the index of</w:t>
@@ -4713,12 +4984,13 @@
         <w:t xml:space="preserve"> </w:t>
       </w:r>
       <w:r>
-        <w:t xml:space="preserve">intron 13 gave −0.024, interval spanning zero). This comparison has only two replicates per group, so the enumerated bootstrap has sixteen draws and its intervals are coarse; the point estimates, not the intervals, carry the information.</w:t>
+        <w:t xml:space="preserve">intron 13 gave −0.024, interval spanning zero). For this comparison, n = 2, so the enumerated bootstrap has sixteen draws and its intervals are coarse; the point estimates, not the intervals, carry the information.</w:t>
       </w:r>
     </w:p>
     <w:p>
       <w:pPr>
         <w:pStyle w:val="BodyText"/>
+        <w:jc w:val="both"/>
       </w:pPr>
       <w:r>
         <w:t xml:space="preserve">The two mouse lines gave 74 qualifying units in C2C12 and 131 in NSC34. Neither has a positive control for this assay: the</w:t>
@@ -4838,6 +5110,7 @@
     <w:p>
       <w:pPr>
         <w:pStyle w:val="BodyText"/>
+        <w:jc w:val="both"/>
       </w:pPr>
       <w:r>
         <w:t xml:space="preserve">Taken together, these analyses support altered calcium-related RNA profiles but do not establish whether any SOCE-machinery gene is a direct target of cryptic splicing, APA or NMD-coupled degradation.</w:t>
@@ -4848,14 +5121,22 @@
     <w:p>
       <w:pPr>
         <w:pStyle w:val="Heading3"/>
+        <w:rPr>
+          <w:b w:val="1"/>
+        </w:rPr>
+        <w:jc w:val="left"/>
       </w:pPr>
       <w:r>
+        <w:rPr>
+          <w:b w:val="1"/>
+        </w:rPr>
         <w:t xml:space="preserve">3.8 Enrichment of splicing changes in Ca²⁺ genes is model-dependent</w:t>
       </w:r>
     </w:p>
     <w:p>
       <w:pPr>
         <w:pStyle w:val="FirstParagraph"/>
+        <w:jc w:val="both"/>
       </w:pPr>
       <w:r>
         <w:t xml:space="preserve">Testing whether Ca²⁺ genes are enriched for splicing changes required care, because power to detect an event scales with gene length, exon number and expression, and Ca²⁺ channel genes are extreme on all three.</w:t>
@@ -4864,6 +5145,7 @@
     <w:p>
       <w:pPr>
         <w:pStyle w:val="BodyText"/>
+        <w:jc w:val="both"/>
       </w:pPr>
       <w:r>
         <w:t xml:space="preserve">In SH-SY5Y, the expanded Ca²⁺ panel showed 133 of 383 testable genes with at least one significant event (34.7%) against a background of 30.7%, giving an uncorrected hypergeometric p = 0.051. Against the covariate-matched empirical null, however, the expected rate was 32.4% and the permutation p-value was 0.139 (Supplementary Table S4). The apparent enrichment in this model is therefore largely attributable to the length and expression properties of Ca²⁺ genes.</w:t>
@@ -4872,6 +5154,7 @@
     <w:p>
       <w:pPr>
         <w:pStyle w:val="BodyText"/>
+        <w:jc w:val="both"/>
       </w:pPr>
       <w:r>
         <w:t xml:space="preserve">The result differed by model. In iPSC-derived motor neurons, the most disease-relevant system examined, enrichment survived matching for both the channel/transport panel (p = 0.046) and the curated Ca²⁺-handling panel (p = 0.032), although neither p value would survive correction across the 24 dataset–panel combinations tested. In iPSC colonies, by contrast, nominally significant enrichment (hypergeometric p = 0.018–0.022) disappeared entirely against the matched null (p = 0.54–0.64).</w:t>
@@ -4880,6 +5163,7 @@
     <w:p>
       <w:pPr>
         <w:pStyle w:val="BodyText"/>
+        <w:jc w:val="both"/>
       </w:pPr>
       <w:r>
         <w:t xml:space="preserve">We therefore regard enrichment of splicing changes in Ca²⁺ homeostasis genes as a tentative, motor-neuron-associated observation rather than a general property of TDP-43 depletion.</w:t>
@@ -4890,14 +5174,22 @@
     <w:p>
       <w:pPr>
         <w:pStyle w:val="Heading3"/>
+        <w:rPr>
+          <w:b w:val="1"/>
+        </w:rPr>
+        <w:jc w:val="left"/>
       </w:pPr>
       <w:r>
+        <w:rPr>
+          <w:b w:val="1"/>
+        </w:rPr>
         <w:t xml:space="preserve">3.9 TRPC1, SARAF and CBARP differ across ALS and neurological comparison cohorts</w:t>
       </w:r>
     </w:p>
     <w:p>
       <w:pPr>
         <w:pStyle w:val="FirstParagraph"/>
+        <w:jc w:val="both"/>
       </w:pPr>
       <w:r>
         <w:t xml:space="preserve">We next asked whether these transcript-level changes are present in patient tissue (Figure 4; Table 5).</w:t>
@@ -4906,6 +5198,7 @@
     <w:p>
       <w:pPr>
         <w:pStyle w:val="BodyText"/>
+        <w:jc w:val="both"/>
       </w:pPr>
       <w:r>
         <w:t xml:space="preserve">In the NYGC ALS cohort,</w:t>
@@ -5020,6 +5313,7 @@
     <w:p>
       <w:pPr>
         <w:pStyle w:val="BodyText"/>
+        <w:jc w:val="both"/>
       </w:pPr>
       <w:r>
         <w:t xml:space="preserve">Notably, the ALS increase in</w:t>
@@ -5044,6 +5338,7 @@
     <w:p>
       <w:pPr>
         <w:pStyle w:val="BodyText"/>
+        <w:jc w:val="both"/>
       </w:pPr>
       <w:r>
         <w:t xml:space="preserve">The</w:t>
@@ -5096,6 +5391,7 @@
     <w:p>
       <w:pPr>
         <w:pStyle w:val="BodyText"/>
+        <w:jc w:val="both"/>
       </w:pPr>
       <w:r>
         <w:t xml:space="preserve">Three independent cohorts extended this (Supplementary Figure S7).</w:t>
@@ -5202,6 +5498,7 @@
     <w:p>
       <w:pPr>
         <w:pStyle w:val="BodyText"/>
+        <w:jc w:val="both"/>
       </w:pPr>
       <w:r>
         <w:t xml:space="preserve">Among the disease cohorts and regions surveyed here, ALS was the only setting in which</w:t>
@@ -5270,6 +5567,7 @@
         <w:pStyle w:val="Caption"/>
         <w:keepLines/>
         <w:spacing w:line="269" w:lineRule="auto" w:after="200"/>
+        <w:jc w:val="both"/>
       </w:pPr>
       <w:r>
         <w:rPr>
@@ -5292,14 +5590,22 @@
     <w:p>
       <w:pPr>
         <w:pStyle w:val="Heading3"/>
+        <w:rPr>
+          <w:b w:val="1"/>
+        </w:rPr>
+        <w:jc w:val="left"/>
       </w:pPr>
       <w:r>
+        <w:rPr>
+          <w:b w:val="1"/>
+        </w:rPr>
         <w:t xml:space="preserve">3.10 A junction-based marker of TDP-43 dysfunction does not correlate with TRPC1 within ALS regions</w:t>
       </w:r>
     </w:p>
     <w:p>
       <w:pPr>
         <w:pStyle w:val="FirstParagraph"/>
+        <w:jc w:val="both"/>
       </w:pPr>
       <w:r>
         <w:t xml:space="preserve">The comparisons above establish that</w:t>
@@ -5366,6 +5672,7 @@
     <w:p>
       <w:pPr>
         <w:pStyle w:val="BodyText"/>
+        <w:jc w:val="both"/>
       </w:pPr>
       <w:r>
         <w:t xml:space="preserve">The same cohort is present in recount3 as a junction count matrix, which allowed the truncated</w:t>
@@ -5419,6 +5726,7 @@
     <w:p>
       <w:pPr>
         <w:pStyle w:val="BodyText"/>
+        <w:jc w:val="both"/>
       </w:pPr>
       <w:r>
         <w:t xml:space="preserve">The junction-based measure also helps assess the proxy problem. Within ALS samples, gene-level</w:t>
@@ -5475,6 +5783,7 @@
     <w:p>
       <w:pPr>
         <w:pStyle w:val="BodyText"/>
+        <w:jc w:val="both"/>
       </w:pPr>
       <w:r>
         <w:t xml:space="preserve">Using this junction-based marker, we found no significant correlation between cryptic</w:t>
@@ -5701,6 +6010,7 @@
     <w:p>
       <w:pPr>
         <w:pStyle w:val="BodyText"/>
+        <w:jc w:val="both"/>
       </w:pPr>
       <w:r>
         <w:t xml:space="preserve">We therefore report the patient-tissue findings as association with ALS and not as evidence that TDP-43 loss drives them. The regional pattern makes the point sharply: cryptic</w:t>
@@ -5760,14 +6070,22 @@
     <w:p>
       <w:pPr>
         <w:pStyle w:val="Heading2"/>
+        <w:rPr>
+          <w:b w:val="1"/>
+        </w:rPr>
+        <w:jc w:val="left"/>
       </w:pPr>
       <w:r>
+        <w:rPr>
+          <w:b w:val="1"/>
+        </w:rPr>
         <w:t xml:space="preserve">4. Discussion</w:t>
       </w:r>
     </w:p>
     <w:p>
       <w:pPr>
         <w:pStyle w:val="FirstParagraph"/>
+        <w:jc w:val="both"/>
       </w:pPr>
       <w:r>
         <w:t>This study identifies a marked reduction in the Fura-2 Ca²⁺ readdition response after TDP-43 knockdown and connects that functional phenotype to coordinated changes in calcium-regulatory transcripts. The central feature is a mismatch between abundance and function: the adjusted STIM and ORAI transcript pools increased, yet the readdition response fell by approximately 84%. The data therefore do not support simple loss of the core SOCE machinery. They instead point to altered channel composition, feedback inhibition, ER refilling and cellular bioenergetics as interacting determinants. Across independent datasets, canonical TDP-43 RNA targets behaved as expected, whereas calcium-gene processing changes were selective and context dependent. This combination defines a multilayered calcium-homeostasis phenotype rather than uniform suppression of one channel or one RNA-processing event.</w:t>
@@ -5776,6 +6094,7 @@
     <w:p>
       <w:pPr>
         <w:pStyle w:val="BodyText"/>
+        <w:jc w:val="both"/>
       </w:pPr>
       <w:r>
         <w:rPr>
@@ -5808,6 +6127,7 @@
     <w:p>
       <w:pPr>
         <w:pStyle w:val="BodyText"/>
+        <w:jc w:val="both"/>
       </w:pPr>
       <w:r>
         <w:rPr>
@@ -5876,6 +6196,7 @@
     <w:p>
       <w:pPr>
         <w:pStyle w:val="BodyText"/>
+        <w:jc w:val="both"/>
       </w:pPr>
       <w:r>
         <w:rPr>
@@ -5926,6 +6247,7 @@
     <w:p>
       <w:pPr>
         <w:pStyle w:val="BodyText"/>
+        <w:jc w:val="both"/>
       </w:pPr>
       <w:r>
         <w:rPr>
@@ -5976,6 +6298,7 @@
     <w:p>
       <w:pPr>
         <w:pStyle w:val="BodyText"/>
+        <w:jc w:val="both"/>
       </w:pPr>
       <w:r>
         <w:rPr>
@@ -6008,6 +6331,7 @@
     <w:p>
       <w:pPr>
         <w:pStyle w:val="BodyText"/>
+        <w:jc w:val="both"/>
       </w:pPr>
       <w:r>
         <w:rPr>
@@ -6058,6 +6382,7 @@
     <w:p>
       <w:pPr>
         <w:pStyle w:val="BodyText"/>
+        <w:jc w:val="both"/>
       </w:pPr>
       <w:r>
         <w:rPr>
@@ -6108,6 +6433,7 @@
     <w:p>
       <w:pPr>
         <w:pStyle w:val="BodyText"/>
+        <w:jc w:val="both"/>
       </w:pPr>
       <w:r>
         <w:rPr>
@@ -6122,6 +6448,7 @@
     <w:p>
       <w:pPr>
         <w:pStyle w:val="BodyText"/>
+        <w:jc w:val="both"/>
       </w:pPr>
       <w:r>
         <w:rPr>
@@ -6174,14 +6501,22 @@
     <w:p>
       <w:pPr>
         <w:pStyle w:val="Heading2"/>
+        <w:rPr>
+          <w:b w:val="1"/>
+        </w:rPr>
+        <w:jc w:val="left"/>
       </w:pPr>
       <w:r>
+        <w:rPr>
+          <w:b w:val="1"/>
+        </w:rPr>
         <w:t xml:space="preserve">5. Conclusion</w:t>
       </w:r>
     </w:p>
     <w:p>
       <w:pPr>
         <w:pStyle w:val="FirstParagraph"/>
+        <w:jc w:val="both"/>
       </w:pPr>
       <w:r>
         <w:t xml:space="preserve">TDP-43 depletion in SH-SY5Y cells was associated with a large reduction in Fura-2-measured SOCE and with altered expression and splicing of calcium-regulatory genes. Transcript-family summaries and reproducible</w:t>
@@ -6317,14 +6652,22 @@
     <w:p>
       <w:pPr>
         <w:pStyle w:val="Heading2"/>
+        <w:rPr>
+          <w:b w:val="1"/>
+        </w:rPr>
+        <w:jc w:val="left"/>
       </w:pPr>
       <w:r>
+        <w:rPr>
+          <w:b w:val="1"/>
+        </w:rPr>
         <w:t xml:space="preserve">Declarations</w:t>
       </w:r>
     </w:p>
     <w:p>
       <w:pPr>
         <w:pStyle w:val="FirstParagraph"/>
+        <w:jc w:val="both"/>
       </w:pPr>
       <w:r>
         <w:rPr>
@@ -6343,6 +6686,7 @@
     <w:p>
       <w:pPr>
         <w:pStyle w:val="BodyText"/>
+        <w:jc w:val="both"/>
       </w:pPr>
       <w:r>
         <w:rPr>
@@ -6361,6 +6705,7 @@
     <w:p>
       <w:pPr>
         <w:pStyle w:val="BodyText"/>
+        <w:jc w:val="both"/>
       </w:pPr>
       <w:r>
         <w:rPr>
@@ -6379,6 +6724,7 @@
     <w:p>
       <w:pPr>
         <w:pStyle w:val="BodyText"/>
+        <w:jc w:val="both"/>
       </w:pPr>
       <w:r>
         <w:rPr>
@@ -6397,6 +6743,7 @@
     <w:p>
       <w:pPr>
         <w:pStyle w:val="BodyText"/>
+        <w:jc w:val="both"/>
       </w:pPr>
       <w:r>
         <w:rPr>
@@ -6430,14 +6777,22 @@
     <w:p>
       <w:pPr>
         <w:pStyle w:val="Heading2"/>
+        <w:rPr>
+          <w:b w:val="1"/>
+        </w:rPr>
+        <w:jc w:val="left"/>
       </w:pPr>
       <w:r>
+        <w:rPr>
+          <w:b w:val="1"/>
+        </w:rPr>
         <w:t xml:space="preserve">Declaration of generative AI and AI-assisted technologies in the manuscript preparation process</w:t>
       </w:r>
     </w:p>
     <w:p>
       <w:pPr>
         <w:pStyle w:val="FirstParagraph"/>
+        <w:jc w:val="both"/>
       </w:pPr>
       <w:r>
         <w:t xml:space="preserve">During preparation of this manuscript, the authors used Anthropic Claude for an initial manuscript draft and OpenAI Codex to assist with editorial review, language revision, formatting and consistency checks. The authors reviewed and edited the output and take full responsibility for the content of the submitted article.</w:t>
@@ -6448,14 +6803,22 @@
     <w:p>
       <w:pPr>
         <w:pStyle w:val="Heading2"/>
+        <w:rPr>
+          <w:b w:val="1"/>
+        </w:rPr>
+        <w:jc w:val="left"/>
       </w:pPr>
       <w:r>
+        <w:rPr>
+          <w:b w:val="1"/>
+        </w:rPr>
         <w:t xml:space="preserve">Acknowledgements</w:t>
       </w:r>
     </w:p>
     <w:p>
       <w:pPr>
         <w:pStyle w:val="FirstParagraph"/>
+        <w:jc w:val="both"/>
       </w:pPr>
       <w:r>
         <w:t xml:space="preserve">This article is derived from the doctoral thesis of Elmasnur Yılmaz (Ege University, Graduate School of Natural and Applied Sciences, Department of Biotechnology, 2026). The authors thank the ALS Consortium of the New York Genome Center and Target ALS for making the post-mortem RNA-seq data available, the ENCODE Consortium for the K562 knockdown data, and the authors of GSE296712, GSE230647, GSE77702, GSE27394, GSE171714, GSE307054, GSE125583, GSE68719, GSE138614 and GSE123496 for depositing their raw data.</w:t>
@@ -6466,8 +6829,15 @@
     <w:p>
       <w:pPr>
         <w:pStyle w:val="Heading2"/>
+        <w:rPr>
+          <w:b w:val="1"/>
+        </w:rPr>
+        <w:jc w:val="left"/>
       </w:pPr>
       <w:r>
+        <w:rPr>
+          <w:b w:val="1"/>
+        </w:rPr>
         <w:t xml:space="preserve">References</w:t>
       </w:r>
     </w:p>
@@ -6483,6 +6853,7 @@
       </w:r>
       <w:pPr>
         <w:pStyle w:val="FirstParagraph"/>
+        <w:jc w:val="both"/>
       </w:pPr>
       <w:r>
         <w:t xml:space="preserve">Albarran L, Lopez JJ, Woodard GE, Salido GM, Rosado JA. Store-operated Ca²⁺ entry-associated regulatory factor (SARAF) plays an important role in the regulation of arachidonate-regulated Ca²⁺ (ARC) channels.</w:t>
@@ -6504,6 +6875,7 @@
     <w:p>
       <w:pPr>
         <w:pStyle w:val="BodyText"/>
+        <w:jc w:val="both"/>
       </w:pPr>
       <w:r>
         <w:t xml:space="preserve">Ambudkar IS, Ong HL, Liu X, Bandyopadhyay BC, Cheng KT. TRPC1: the link between functionally distinct store-operated calcium channels.</w:t>
@@ -6525,6 +6897,7 @@
     <w:p>
       <w:pPr>
         <w:pStyle w:val="BodyText"/>
+        <w:jc w:val="both"/>
       </w:pPr>
       <w:r>
         <w:t xml:space="preserve">Andrews S. FastQC: a quality control tool for high throughput sequence data. Babraham Bioinformatics; 2010. https://www.bioinformatics.babraham.ac.uk/projects/fastqc/</w:t>
@@ -6533,6 +6906,7 @@
     <w:p>
       <w:pPr>
         <w:pStyle w:val="BodyText"/>
+        <w:jc w:val="both"/>
       </w:pPr>
       <w:r>
         <w:t xml:space="preserve">Arai T, Hasegawa M, Akiyama H, et al. TDP-43 is a component of ubiquitin-positive tau-negative inclusions in frontotemporal lobar degeneration and amyotrophic lateral sclerosis.</w:t>
@@ -6554,6 +6928,7 @@
     <w:p>
       <w:pPr>
         <w:pStyle w:val="BodyText"/>
+        <w:jc w:val="both"/>
       </w:pPr>
       <w:r>
         <w:t xml:space="preserve">Baughn MW, Melamed Z, López-Erauskin J, et al. Mechanism of STMN2 cryptic splice-polyadenylation and its correction for TDP-43 proteinopathies.</w:t>
@@ -6575,6 +6950,7 @@
     <w:p>
       <w:pPr>
         <w:pStyle w:val="BodyText"/>
+        <w:jc w:val="both"/>
       </w:pPr>
       <w:r>
         <w:t xml:space="preserve">Béguin P, Nagashima K, Mahalakshmi RN, et al. BARP suppresses voltage-gated calcium channel activity and Ca²⁺-evoked exocytosis.</w:t>
@@ -6596,6 +6972,7 @@
     <w:p>
       <w:pPr>
         <w:pStyle w:val="BodyText"/>
+        <w:jc w:val="both"/>
       </w:pPr>
       <w:r>
         <w:t xml:space="preserve">Benjamini Y, Hochberg Y. Controlling the false discovery rate: a practical and powerful approach to multiple testing.</w:t>
@@ -6617,6 +6994,7 @@
     <w:p>
       <w:pPr>
         <w:pStyle w:val="BodyText"/>
+        <w:jc w:val="both"/>
       </w:pPr>
       <w:r>
         <w:t xml:space="preserve">Brown AL, Wilkins OG, Keuss MJ, et al. TDP-43 loss and ALS-risk SNPs drive mis-splicing and depletion of UNC13A.</w:t>
@@ -6638,6 +7016,7 @@
     <w:p>
       <w:pPr>
         <w:pStyle w:val="BodyText"/>
+        <w:jc w:val="both"/>
       </w:pPr>
       <w:r>
         <w:t xml:space="preserve">Bryce-Smith S, Brown AL, Chien MZYJ, et al. TDP-43 loss induces cryptic polyadenylation in ALS/FTD.</w:t>
@@ -6659,6 +7038,7 @@
     <w:p>
       <w:pPr>
         <w:pStyle w:val="BodyText"/>
+        <w:jc w:val="both"/>
       </w:pPr>
       <w:r>
         <w:t xml:space="preserve">Ceron-Codorniu M, Torres P, Fernàndez-Bernal A, et al. TDP-43 dysfunction leads to bioenergetic failure and lipid metabolic rewiring in human cells. </w:t>
@@ -6676,6 +7056,7 @@
     <w:p>
       <w:pPr>
         <w:pStyle w:val="BodyText"/>
+        <w:jc w:val="both"/>
       </w:pPr>
       <w:r>
         <w:t xml:space="preserve">Cliff N. Dominance statistics: ordinal analyses to answer ordinal questions.</w:t>
@@ -6697,6 +7078,7 @@
     <w:p>
       <w:pPr>
         <w:pStyle w:val="BodyText"/>
+        <w:jc w:val="both"/>
       </w:pPr>
       <w:r>
         <w:t xml:space="preserve">Cotto KC, Feng YY, Ramu A, et al. Integrated analysis of genomic and transcriptomic data for the discovery of splice-associated variants in cancer.</w:t>
@@ -6718,6 +7100,7 @@
     <w:p>
       <w:pPr>
         <w:pStyle w:val="BodyText"/>
+        <w:jc w:val="both"/>
       </w:pPr>
       <w:r>
         <w:t xml:space="preserve">Danecek P, Bonfield JK, Liddle J, et al. Twelve years of SAMtools and BCFtools.</w:t>
@@ -6739,6 +7122,7 @@
     <w:p>
       <w:pPr>
         <w:pStyle w:val="BodyText"/>
+        <w:jc w:val="both"/>
       </w:pPr>
       <w:r>
         <w:t xml:space="preserve">Dumitriu A, Golji J, Labadorf AT, et al. Integrative analyses of proteomics and RNA transcriptomics implicate mitochondrial processes, protein folding pathways and GWAS loci in Parkinson disease.</w:t>
@@ -6760,6 +7144,7 @@
     <w:p>
       <w:pPr>
         <w:pStyle w:val="BodyText"/>
+        <w:jc w:val="both"/>
       </w:pPr>
       <w:r>
         <w:t xml:space="preserve">Elkjaer ML, Frisch T, Reynolds R, et al. Molecular signature of different lesion types in the brain white matter of patients with progressive multiple sclerosis.</w:t>
@@ -6781,6 +7166,7 @@
     <w:p>
       <w:pPr>
         <w:pStyle w:val="BodyText"/>
+        <w:jc w:val="both"/>
       </w:pPr>
       <w:r>
         <w:t xml:space="preserve">Ewels P, Magnusson M, Lundin S, Käller M. MultiQC: summarize analysis results for multiple tools and samples in a single report.</w:t>
@@ -6802,6 +7188,7 @@
     <w:p>
       <w:pPr>
         <w:pStyle w:val="BodyText"/>
+        <w:jc w:val="both"/>
       </w:pPr>
       <w:r>
         <w:t xml:space="preserve">Frankish A, Diekhans M, Ferreira A-M, et al. GENCODE reference annotation for the human and mouse genomes.</w:t>
@@ -6823,6 +7210,7 @@
     <w:p>
       <w:pPr>
         <w:pStyle w:val="BodyText"/>
+        <w:jc w:val="both"/>
       </w:pPr>
       <w:r>
         <w:t xml:space="preserve">Grosskreutz J, Van Den Bosch L, Keller BU. Calcium dysregulation in amyotrophic lateral sclerosis.</w:t>
@@ -6844,6 +7232,7 @@
     <w:p>
       <w:pPr>
         <w:pStyle w:val="BodyText"/>
+        <w:jc w:val="both"/>
       </w:pPr>
       <w:r>
         <w:t xml:space="preserve">Grynkiewicz G, Poenie M, Tsien RY. A new generation of Ca²⁺ indicators with greatly improved fluorescence properties.</w:t>
@@ -6865,6 +7254,7 @@
     <w:p>
       <w:pPr>
         <w:pStyle w:val="BodyText"/>
+        <w:jc w:val="both"/>
       </w:pPr>
       <w:r>
         <w:t xml:space="preserve">Hoover PJ, Lewis RS. Stoichiometric requirements for trapping and gating of Ca²⁺ release-activated Ca²⁺ (CRAC) channels by stromal interaction molecule 1 (STIM1).</w:t>
@@ -6886,6 +7276,7 @@
     <w:p>
       <w:pPr>
         <w:pStyle w:val="BodyText"/>
+        <w:jc w:val="both"/>
       </w:pPr>
       <w:r>
         <w:t xml:space="preserve">Hruska-Plochan M, Wiersma VI, Betz KM, et al. A model of human neural networks reveals NPTX2 pathology in ALS and FTLD.</w:t>
@@ -6907,6 +7298,7 @@
     <w:p>
       <w:pPr>
         <w:pStyle w:val="BodyText"/>
+        <w:jc w:val="both"/>
       </w:pPr>
       <w:r>
         <w:t xml:space="preserve">Jing J, He L, Sun A, et al. Proteomic mapping of ER–PM junctions identifies STIMATE as a regulator of Ca²⁺ influx.</w:t>
@@ -6928,6 +7320,7 @@
     <w:p>
       <w:pPr>
         <w:pStyle w:val="BodyText"/>
+        <w:jc w:val="both"/>
       </w:pPr>
       <w:r>
         <w:t xml:space="preserve">Kapeli K, Pratt GA, Vu AQ, et al. Distinct and shared functions of ALS-associated proteins TDP-43, FUS and TAF15 revealed by multisystem analyses.</w:t>
@@ -6949,6 +7342,7 @@
     <w:p>
       <w:pPr>
         <w:pStyle w:val="BodyText"/>
+        <w:jc w:val="both"/>
       </w:pPr>
       <w:r>
         <w:t xml:space="preserve">Kawamata H, Ng SK, Diaz N, et al. Abnormal intracellular calcium signaling and SNARE-dependent exocytosis contributes to SOD1G93A astrocyte-mediated toxicity in amyotrophic lateral sclerosis. </w:t>
@@ -6966,6 +7360,7 @@
     <w:p>
       <w:pPr>
         <w:pStyle w:val="BodyText"/>
+        <w:jc w:val="both"/>
       </w:pPr>
       <w:r>
         <w:t xml:space="preserve">Keuss MJ, Harley P, Ryadnov E, et al. Loss of TDP-43 induces synaptic dysfunction that is rescued by UNC13A splice-switching ASOs.</w:t>
@@ -6987,6 +7382,7 @@
     <w:p>
       <w:pPr>
         <w:pStyle w:val="BodyText"/>
+        <w:jc w:val="both"/>
       </w:pPr>
       <w:r>
         <w:t xml:space="preserve">Kim D, Paggi JM, Park C, Bennett C, Salzberg SL. Graph-based genome alignment and genotyping with HISAT2 and HISAT-genotype.</w:t>
@@ -7008,6 +7404,7 @@
     <w:p>
       <w:pPr>
         <w:pStyle w:val="BodyText"/>
+        <w:jc w:val="both"/>
       </w:pPr>
       <w:r>
         <w:t xml:space="preserve">Klim JR, Williams LA, Limone F, et al. ALS-implicated protein TDP-43 sustains levels of STMN2, a mediator of motor neuron growth and repair.</w:t>
@@ -7029,6 +7426,7 @@
     <w:p>
       <w:pPr>
         <w:pStyle w:val="BodyText"/>
+        <w:jc w:val="both"/>
       </w:pPr>
       <w:r>
         <w:t xml:space="preserve">Kwon J, An H, Sa M, et al. Orai1 and Orai3 in combination with Stim1 mediate the majority of store-operated calcium entry in astrocytes. </w:t>
@@ -7046,6 +7444,7 @@
     <w:p>
       <w:pPr>
         <w:pStyle w:val="BodyText"/>
+        <w:jc w:val="both"/>
       </w:pPr>
       <w:r>
         <w:t xml:space="preserve">Lambert JP, Luongo TS, Tomar D, et al. MCUB regulates the molecular composition of the mitochondrial calcium uniporter channel to limit mitochondrial calcium overload during stress.</w:t>
@@ -7067,6 +7466,7 @@
     <w:p>
       <w:pPr>
         <w:pStyle w:val="BodyText"/>
+        <w:jc w:val="both"/>
       </w:pPr>
       <w:r>
         <w:t xml:space="preserve">Leek JT. svaseq: removing batch effects and other unwanted noise from sequencing data.</w:t>
@@ -7088,6 +7488,7 @@
     <w:p>
       <w:pPr>
         <w:pStyle w:val="BodyText"/>
+        <w:jc w:val="both"/>
       </w:pPr>
       <w:r>
         <w:t xml:space="preserve">Li YI, Knowles DA, Humphrey J, et al. Annotation-free quantification of RNA splicing using LeafCutter.</w:t>
@@ -7109,6 +7510,7 @@
     <w:p>
       <w:pPr>
         <w:pStyle w:val="BodyText"/>
+        <w:jc w:val="both"/>
       </w:pPr>
       <w:r>
         <w:t xml:space="preserve">Liao Y, Smyth GK, Shi W. featureCounts: an efficient general purpose program for assigning sequence reads to genomic features.</w:t>
@@ -7130,6 +7532,7 @@
     <w:p>
       <w:pPr>
         <w:pStyle w:val="BodyText"/>
+        <w:jc w:val="both"/>
       </w:pPr>
       <w:r>
         <w:t xml:space="preserve">Ling JP, Pletnikova O, Troncoso JC, Wong PC. TDP-43 repression of nonconserved cryptic exons is compromised in ALS-FTD.</w:t>
@@ -7151,6 +7554,7 @@
     <w:p>
       <w:pPr>
         <w:pStyle w:val="BodyText"/>
+        <w:jc w:val="both"/>
       </w:pPr>
       <w:r>
         <w:t xml:space="preserve">Ling S-C, Polymenidou M, Cleveland DW. Converging mechanisms in ALS and FTD: disrupted RNA and protein homeostasis.</w:t>
@@ -7172,6 +7576,7 @@
     <w:p>
       <w:pPr>
         <w:pStyle w:val="BodyText"/>
+        <w:jc w:val="both"/>
       </w:pPr>
       <w:r>
         <w:t xml:space="preserve">Livak KJ, Schmittgen TD. Analysis of relative gene expression data using real-time quantitative PCR and the 2</w:t>
@@ -7205,6 +7610,7 @@
     <w:p>
       <w:pPr>
         <w:pStyle w:val="BodyText"/>
+        <w:jc w:val="both"/>
       </w:pPr>
       <w:r>
         <w:t xml:space="preserve">Love MI, Huber W, Anders S. Moderated estimation of fold change and dispersion for RNA-seq data with DESeq2.</w:t>
@@ -7226,6 +7632,7 @@
     <w:p>
       <w:pPr>
         <w:pStyle w:val="BodyText"/>
+        <w:jc w:val="both"/>
       </w:pPr>
       <w:r>
         <w:t xml:space="preserve">Ma XR, Prudencio M, Koike Y, et al. TDP-43 represses cryptic exon inclusion in the FTD–ALS gene UNC13A.</w:t>
@@ -7247,6 +7654,7 @@
     <w:p>
       <w:pPr>
         <w:pStyle w:val="BodyText"/>
+        <w:jc w:val="both"/>
       </w:pPr>
       <w:r>
         <w:t xml:space="preserve">Markovinovic A, Martín-Guerrero SM, Mórotz GM, et al. Stimulating VAPB–PTPIP51 ER–mitochondria tethering corrects FTD/ALS mutant TDP43-linked Ca²⁺ and synaptic defects. </w:t>
@@ -7264,6 +7672,7 @@
     <w:p>
       <w:pPr>
         <w:pStyle w:val="BodyText"/>
+        <w:jc w:val="both"/>
       </w:pPr>
       <w:r>
         <w:t xml:space="preserve">Martin M. Cutadapt removes adapter sequences from high-throughput sequencing reads.</w:t>
@@ -7285,6 +7694,7 @@
     <w:p>
       <w:pPr>
         <w:pStyle w:val="BodyText"/>
+        <w:jc w:val="both"/>
       </w:pPr>
       <w:r>
         <w:t xml:space="preserve">Melamed Z, López-Erauskin J, Baughn MW, et al. Premature polyadenylation-mediated loss of stathmin-2 is a hallmark of TDP-43-dependent neurodegeneration.</w:t>
@@ -7306,6 +7716,7 @@
     <w:p>
       <w:pPr>
         <w:pStyle w:val="BodyText"/>
+        <w:jc w:val="both"/>
       </w:pPr>
       <w:r>
         <w:t xml:space="preserve">Mertes C, Scheller IF, Yépez VA, et al. Detection of aberrant splicing events in RNA-seq data using FRASER.</w:t>
@@ -7327,6 +7738,7 @@
     <w:p>
       <w:pPr>
         <w:pStyle w:val="BodyText"/>
+        <w:jc w:val="both"/>
       </w:pPr>
       <w:r>
         <w:t xml:space="preserve">Miederer AM, Alansary D, Schwär G, et al. A STIM2 splice variant negatively regulates store-operated calcium entry.</w:t>
@@ -7348,6 +7760,7 @@
     <w:p>
       <w:pPr>
         <w:pStyle w:val="BodyText"/>
+        <w:jc w:val="both"/>
       </w:pPr>
       <w:r>
         <w:t xml:space="preserve">National Center for Biotechnology Information (NCBI). SRA Toolkit, version 3.2.1. 2025. https://github.com/ncbi/sra-tools/</w:t>
@@ -7356,6 +7769,7 @@
     <w:p>
       <w:pPr>
         <w:pStyle w:val="BodyText"/>
+        <w:jc w:val="both"/>
       </w:pPr>
       <w:r>
         <w:t xml:space="preserve">Nelson PT, Dickson DW, Trojanowski JQ, et al. Limbic-predominant age-related TDP-43 encephalopathy (LATE): consensus working group report.</w:t>
@@ -7377,6 +7791,7 @@
     <w:p>
       <w:pPr>
         <w:pStyle w:val="BodyText"/>
+        <w:jc w:val="both"/>
       </w:pPr>
       <w:r>
         <w:t xml:space="preserve">Neumann M, Sampathu DM, Kwong LK, et al. Ubiquitinated TDP-43 in frontotemporal lobar degeneration and amyotrophic lateral sclerosis.</w:t>
@@ -7398,6 +7813,7 @@
     <w:p>
       <w:pPr>
         <w:pStyle w:val="BodyText"/>
+        <w:jc w:val="both"/>
       </w:pPr>
       <w:r>
         <w:t xml:space="preserve">Norante RP, Peggion C, Rossi D, et al. ALS-associated SOD1(G93A) decreases SERCA pump levels and increases store-operated Ca²⁺ entry in primary spinal cord astrocytes from a transgenic mouse model. </w:t>
@@ -7415,6 +7831,7 @@
     <w:p>
       <w:pPr>
         <w:pStyle w:val="BodyText"/>
+        <w:jc w:val="both"/>
       </w:pPr>
       <w:r>
         <w:t xml:space="preserve">Nowicka M, Robinson MD. DRIMSeq: a Dirichlet-multinomial framework for multivariate count outcomes in genomics.</w:t>
@@ -7436,6 +7853,7 @@
     <w:p>
       <w:pPr>
         <w:pStyle w:val="BodyText"/>
+        <w:jc w:val="both"/>
       </w:pPr>
       <w:r>
         <w:t xml:space="preserve">Paez PM, Fulton D, Spreuer V, Handley V, Campagnoni AT. Modulation of canonical transient receptor potential channel 1 in the proliferation of oligodendrocyte precursor cells by the golli products of the myelin basic protein gene.</w:t>
@@ -7457,6 +7875,7 @@
     <w:p>
       <w:pPr>
         <w:pStyle w:val="BodyText"/>
+        <w:jc w:val="both"/>
       </w:pPr>
       <w:r>
         <w:t xml:space="preserve">Palty R, Raveh A, Kaminsky I, Meller R, Reuveny E. SARAF inactivates the store operated calcium entry machinery to prevent excess calcium refilling.</w:t>
@@ -7478,6 +7897,7 @@
     <w:p>
       <w:pPr>
         <w:pStyle w:val="BodyText"/>
+        <w:jc w:val="both"/>
       </w:pPr>
       <w:r>
         <w:t xml:space="preserve">Patro R, Duggal G, Love MI, Irizarry RA, Kingsford C. Salmon provides fast and bias-aware quantification of transcript expression.</w:t>
@@ -7499,6 +7919,7 @@
     <w:p>
       <w:pPr>
         <w:pStyle w:val="BodyText"/>
+        <w:jc w:val="both"/>
       </w:pPr>
       <w:r>
         <w:t xml:space="preserve">Polymenidou M, Lagier-Tourenne C, Hutt KR, et al. Long pre-mRNA depletion and RNA missplicing contribute to neuronal vulnerability from loss of TDP-43.</w:t>
@@ -7520,6 +7941,7 @@
     <w:p>
       <w:pPr>
         <w:pStyle w:val="BodyText"/>
+        <w:jc w:val="both"/>
       </w:pPr>
       <w:r>
         <w:t xml:space="preserve">Prakriya M, Lewis RS. Store-operated calcium channels.</w:t>
@@ -7541,6 +7963,7 @@
     <w:p>
       <w:pPr>
         <w:pStyle w:val="BodyText"/>
+        <w:jc w:val="both"/>
       </w:pPr>
       <w:r>
         <w:t xml:space="preserve">Prudencio M, Humphrey J, Pickles S, et al. Truncated stathmin-2 is a marker of TDP-43 pathology in frontotemporal dementia.</w:t>
@@ -7562,6 +7985,7 @@
     <w:p>
       <w:pPr>
         <w:pStyle w:val="BodyText"/>
+        <w:jc w:val="both"/>
       </w:pPr>
       <w:r>
         <w:t xml:space="preserve">Putney JW. Pharmacology of store-operated calcium channels.</w:t>
@@ -7583,6 +8007,7 @@
     <w:p>
       <w:pPr>
         <w:pStyle w:val="BodyText"/>
+        <w:jc w:val="both"/>
       </w:pPr>
       <w:r>
         <w:t xml:space="preserve">Rana A, Yen M, Sadaghiani AM, et al. Alternative splicing converts STIM2 from an activator to an inhibitor of store-operated calcium channels.</w:t>
@@ -7604,6 +8029,7 @@
     <w:p>
       <w:pPr>
         <w:pStyle w:val="BodyText"/>
+        <w:jc w:val="both"/>
       </w:pPr>
       <w:r>
         <w:t xml:space="preserve">Selli Ç, Eraç Y, Kosova B, Tosun M. Post-transcriptional silencing of TRPC1 ion channel gene by RNA interference upregulates TRPC6 expression and store-operated Ca²⁺ entry in A7r5 vascular smooth muscle cells.</w:t>
@@ -7625,6 +8051,7 @@
     <w:p>
       <w:pPr>
         <w:pStyle w:val="BodyText"/>
+        <w:jc w:val="both"/>
       </w:pPr>
       <w:r>
         <w:t xml:space="preserve">Selvaraj S, Sun Y, Watt JA, et al. Neurotoxin-induced ER stress in mouse dopaminergic neurons involves downregulation of TRPC1 and inhibition of AKT/mTOR signaling.</w:t>
@@ -7646,6 +8073,7 @@
     <w:p>
       <w:pPr>
         <w:pStyle w:val="BodyText"/>
+        <w:jc w:val="both"/>
       </w:pPr>
       <w:r>
         <w:t xml:space="preserve">Shen S, Park JW, Lu Z-x, et al. rMATS: robust and flexible detection of differential alternative splicing from replicate RNA-Seq data.</w:t>
@@ -7667,6 +8095,7 @@
     <w:p>
       <w:pPr>
         <w:pStyle w:val="BodyText"/>
+        <w:jc w:val="both"/>
       </w:pPr>
       <w:r>
         <w:t xml:space="preserve">Sinha IR, Ye Y, Li Y, et al. Inhibition of nonsense-mediated decay in TDP-43 deficient neurons reveals novel cryptic exons.</w:t>
@@ -7691,6 +8120,7 @@
     <w:p>
       <w:pPr>
         <w:pStyle w:val="BodyText"/>
+        <w:jc w:val="both"/>
       </w:pPr>
       <w:r>
         <w:t xml:space="preserve">Srinivasan K, Friedman BA, Etxeberria A, et al. Alzheimer’s patient microglia exhibit enhanced aging and unique transcriptional activation.</w:t>
@@ -7712,6 +8142,7 @@
     <w:p>
       <w:pPr>
         <w:pStyle w:val="BodyText"/>
+        <w:jc w:val="both"/>
       </w:pPr>
       <w:r>
         <w:t xml:space="preserve">Stoica R, De Vos KJ, Paillusson S, et al. ER–mitochondria associations are regulated by the VAPB–PTPIP51 interaction and are disrupted by ALS/FTD-associated TDP-43.</w:t>
@@ -7733,6 +8164,7 @@
     <w:p>
       <w:pPr>
         <w:pStyle w:val="BodyText"/>
+        <w:jc w:val="both"/>
       </w:pPr>
       <w:r>
         <w:t xml:space="preserve">Šušnjar U, Škrabar N, Brown AL, et al. Cell environment shapes TDP-43 function with implications in neuronal and muscle disease.</w:t>
@@ -7754,6 +8186,7 @@
     <w:p>
       <w:pPr>
         <w:pStyle w:val="BodyText"/>
+        <w:jc w:val="both"/>
       </w:pPr>
       <w:r>
         <w:t xml:space="preserve">Trincado JL, Entizne JC, Hysenaj G, et al. SUPPA2: fast, accurate, and uncertainty-aware differential splicing analysis across multiple conditions.</w:t>
@@ -7775,6 +8208,7 @@
     <w:p>
       <w:pPr>
         <w:pStyle w:val="BodyText"/>
+        <w:jc w:val="both"/>
       </w:pPr>
       <w:r>
         <w:t xml:space="preserve">Vaeth M, Yang J, Yamashita M, et al. ORAI2 modulates store-operated calcium entry and T cell-mediated immunity.</w:t>
@@ -7796,6 +8230,7 @@
     <w:p>
       <w:pPr>
         <w:pStyle w:val="BodyText"/>
+        <w:jc w:val="both"/>
       </w:pPr>
       <w:r>
         <w:t xml:space="preserve">Van den Berge K, Soneson C, Robinson MD, Clement L. stageR: a general stage-wise method for controlling the gene-level false discovery rate in differential expression and differential transcript usage.</w:t>
@@ -7817,6 +8252,7 @@
     <w:p>
       <w:pPr>
         <w:pStyle w:val="BodyText"/>
+        <w:jc w:val="both"/>
       </w:pPr>
       <w:r>
         <w:t xml:space="preserve">Van Nostrand EL, Freese P, Pratt GA, et al. A large-scale binding and functional map of human RNA-binding proteins.</w:t>
@@ -7838,6 +8274,7 @@
     <w:p>
       <w:pPr>
         <w:pStyle w:val="BodyText"/>
+        <w:jc w:val="both"/>
       </w:pPr>
       <w:r>
         <w:t xml:space="preserve">Vaquero-Garcia J, Barrera A, Gazzara MR, et al. A new view of transcriptome complexity and regulation through the lens of local splicing variations.</w:t>
@@ -7859,6 +8296,7 @@
     <w:p>
       <w:pPr>
         <w:pStyle w:val="BodyText"/>
+        <w:jc w:val="both"/>
       </w:pPr>
       <w:r>
         <w:t xml:space="preserve">Vitting-Seerup K, Sandelin A. IsoformSwitchAnalyzeR: analysis of changes in genome-wide patterns of alternative splicing and its functional consequences.</w:t>
@@ -7880,6 +8318,7 @@
     <w:p>
       <w:pPr>
         <w:pStyle w:val="BodyText"/>
+        <w:jc w:val="both"/>
       </w:pPr>
       <w:r>
         <w:t xml:space="preserve">Voskuhl RR, Itoh N, Tassoni A, et al. Gene expression in oligodendrocytes during remyelination reveals cholesterol homeostasis as a therapeutic target in multiple sclerosis.</w:t>
@@ -7901,6 +8340,7 @@
     <w:p>
       <w:pPr>
         <w:pStyle w:val="BodyText"/>
+        <w:jc w:val="both"/>
       </w:pPr>
       <w:r>
         <w:t xml:space="preserve">Wilks C, Zheng SC, Chen FY, et al. recount3: summaries and queries for large-scale RNA-seq expression and splicing.</w:t>
@@ -7922,6 +8362,7 @@
     <w:p>
       <w:pPr>
         <w:pStyle w:val="BodyText"/>
+        <w:jc w:val="both"/>
       </w:pPr>
       <w:r>
         <w:t xml:space="preserve">Xia Z, Donehower LA, Cooper TA, et al. Dynamic analyses of alternative polyadenylation from RNA-seq reveal a 3′-UTR landscape across seven tumour types.</w:t>
@@ -7943,6 +8384,7 @@
     <w:p>
       <w:pPr>
         <w:pStyle w:val="BodyText"/>
+        <w:jc w:val="both"/>
       </w:pPr>
       <w:r>
         <w:t xml:space="preserve">Yoast RE, Emrich SM, Zhang X, et al. The native ORAI channel trio underlies the diversity of Ca²⁺ signaling events.</w:t>
@@ -7969,6 +8411,7 @@
     <w:p>
       <w:pPr>
         <w:pStyle w:val="BodyText"/>
+        <w:jc w:val="both"/>
       </w:pPr>
       <w:r>
         <w:rPr>
@@ -7987,6 +8430,7 @@
     <w:p>
       <w:pPr>
         <w:pStyle w:val="BodyText"/>
+        <w:jc w:val="both"/>
       </w:pPr>
       <w:r>
         <w:rPr>
@@ -8005,6 +8449,7 @@
     <w:p>
       <w:pPr>
         <w:pStyle w:val="BodyText"/>
+        <w:jc w:val="both"/>
       </w:pPr>
       <w:r>
         <w:rPr>
@@ -8023,6 +8468,7 @@
     <w:p>
       <w:pPr>
         <w:pStyle w:val="BodyText"/>
+        <w:jc w:val="both"/>
       </w:pPr>
       <w:r>
         <w:rPr>
@@ -8041,6 +8487,7 @@
     <w:p>
       <w:pPr>
         <w:pStyle w:val="BodyText"/>
+        <w:jc w:val="both"/>
       </w:pPr>
       <w:r>
         <w:rPr>
@@ -8059,6 +8506,7 @@
     <w:p>
       <w:pPr>
         <w:pStyle w:val="BodyText"/>
+        <w:jc w:val="both"/>
       </w:pPr>
       <w:r>
         <w:rPr>
@@ -8077,6 +8525,7 @@
     <w:p>
       <w:pPr>
         <w:pStyle w:val="BodyText"/>
+        <w:jc w:val="both"/>
       </w:pPr>
       <w:r>
         <w:rPr>
@@ -8095,6 +8544,7 @@
     <w:p>
       <w:pPr>
         <w:pStyle w:val="BodyText"/>
+        <w:jc w:val="both"/>
       </w:pPr>
       <w:r>
         <w:rPr>
@@ -8129,6 +8579,7 @@
     <w:p>
       <w:pPr>
         <w:pStyle w:val="BodyText"/>
+        <w:jc w:val="both"/>
       </w:pPr>
       <w:r>
         <w:rPr>
@@ -8162,6 +8613,7 @@
     <w:p>
       <w:pPr>
         <w:pStyle w:val="BodyText"/>
+        <w:jc w:val="both"/>
       </w:pPr>
       <w:r>
         <w:rPr>
@@ -8180,6 +8632,7 @@
     <w:p>
       <w:pPr>
         <w:pStyle w:val="BodyText"/>
+        <w:jc w:val="both"/>
       </w:pPr>
       <w:r>
         <w:rPr>
@@ -8198,6 +8651,7 @@
     <w:p>
       <w:pPr>
         <w:pStyle w:val="BodyText"/>
+        <w:jc w:val="both"/>
       </w:pPr>
       <w:r>
         <w:rPr>
@@ -8216,6 +8670,7 @@
     <w:p>
       <w:pPr>
         <w:pStyle w:val="BodyText"/>
+        <w:jc w:val="both"/>
       </w:pPr>
       <w:r>
         <w:rPr>
@@ -8244,6 +8699,7 @@
     <w:p>
       <w:pPr>
         <w:pStyle w:val="BodyText"/>
+        <w:jc w:val="both"/>
       </w:pPr>
       <w:r>
         <w:rPr>
@@ -8262,6 +8718,7 @@
     <w:p>
       <w:pPr>
         <w:pStyle w:val="BodyText"/>
+        <w:jc w:val="both"/>
       </w:pPr>
       <w:r>
         <w:rPr>
@@ -8293,6 +8750,7 @@
     <w:p>
       <w:pPr>
         <w:pStyle w:val="BodyText"/>
+        <w:jc w:val="both"/>
       </w:pPr>
       <w:r>
         <w:rPr>
@@ -8320,6 +8778,7 @@
           <w:pgSz w:w="11906" w:h="16838"/>
           <w:pgMar w:top="1440" w:right="1440" w:bottom="1440" w:left="1440" w:header="708" w:footer="708" w:gutter="0"/>
         </w:sectPr>
+        <w:jc w:val="both"/>
       </w:pPr>
       <w:r>
         <w:rPr>
@@ -8341,8 +8800,15 @@
       <w:pPr>
         <w:pStyle w:val="Heading2"/>
         <w:suppressLineNumbers/>
+        <w:rPr>
+          <w:b w:val="1"/>
+        </w:rPr>
+        <w:jc w:val="left"/>
       </w:pPr>
       <w:r>
+        <w:rPr>
+          <w:b w:val="1"/>
+        </w:rPr>
         <w:t xml:space="preserve">Tables</w:t>
       </w:r>
     </w:p>
@@ -8352,6 +8818,7 @@
         <w:keepNext/>
         <w:suppressLineNumbers/>
         <w:spacing w:before="0" w:after="120" w:line="240" w:lineRule="auto"/>
+        <w:jc w:val="both"/>
       </w:pPr>
       <w:r>
         <w:rPr>
@@ -9595,6 +10062,7 @@
           <w:pgSz w:w="11906" w:h="16838"/>
           <w:pgMar w:top="1440" w:right="1440" w:bottom="1440" w:left="1440" w:header="708" w:footer="708" w:gutter="0"/>
         </w:sectPr>
+        <w:jc w:val="both"/>
       </w:pPr>
       <w:r>
         <w:rPr>
@@ -9626,6 +10094,7 @@
         <w:keepNext/>
         <w:suppressLineNumbers/>
         <w:spacing w:before="0" w:after="120" w:line="240" w:lineRule="auto"/>
+        <w:jc w:val="both"/>
       </w:pPr>
       <w:r>
         <w:rPr>
@@ -11037,6 +11506,7 @@
           <w:pgSz w:w="16838" w:h="11906" w:orient="landscape"/>
           <w:pgMar w:top="1440" w:right="1440" w:bottom="1440" w:left="1440" w:header="708" w:footer="708" w:gutter="0"/>
         </w:sectPr>
+        <w:jc w:val="both"/>
       </w:pPr>
       <w:r>
         <w:rPr>
@@ -11068,6 +11538,7 @@
         <w:keepNext/>
         <w:suppressLineNumbers/>
         <w:spacing w:before="0" w:after="120" w:line="240" w:lineRule="auto"/>
+        <w:jc w:val="both"/>
       </w:pPr>
       <w:r>
         <w:rPr>
@@ -14625,6 +15096,7 @@
           <w:pgSz w:w="16838" w:h="11906" w:orient="landscape"/>
           <w:pgMar w:top="1440" w:right="1440" w:bottom="1440" w:left="1440" w:header="708" w:footer="708" w:gutter="0"/>
         </w:sectPr>
+        <w:jc w:val="both"/>
       </w:pPr>
       <w:r>
         <w:rPr>
@@ -14656,6 +15128,7 @@
         <w:keepNext/>
         <w:suppressLineNumbers/>
         <w:spacing w:before="0" w:after="120" w:line="240" w:lineRule="auto"/>
+        <w:jc w:val="both"/>
       </w:pPr>
       <w:r>
         <w:rPr>
@@ -23268,6 +23741,7 @@
           <w:pgSz w:w="16838" w:h="11906" w:orient="landscape"/>
           <w:pgMar w:top="1440" w:right="1440" w:bottom="1440" w:left="1440" w:header="708" w:footer="708" w:gutter="0"/>
         </w:sectPr>
+        <w:jc w:val="both"/>
       </w:pPr>
       <w:r>
         <w:rPr>
@@ -23299,6 +23773,7 @@
         <w:keepNext/>
         <w:suppressLineNumbers/>
         <w:spacing w:before="0" w:after="120" w:line="240" w:lineRule="auto"/>
+        <w:jc w:val="both"/>
       </w:pPr>
       <w:r>
         <w:rPr>
@@ -27000,6 +27475,7 @@
         <w:pStyle w:val="BodyText"/>
         <w:suppressLineNumbers/>
         <w:spacing w:before="120" w:after="0" w:line="240" w:lineRule="auto"/>
+        <w:jc w:val="both"/>
       </w:pPr>
       <w:r>
         <w:rPr>
@@ -27197,6 +27673,7 @@
     <w:qFormat/>
     <w:pPr>
       <w:spacing w:line="283" w:lineRule="auto" w:after="120"/>
+      <w:jc w:val="both"/>
     </w:pPr>
     <w:rPr>
       <w:rFonts w:ascii="Times New Roman" w:hAnsi="Times New Roman"/>
@@ -27210,6 +27687,7 @@
     <w:qFormat/>
     <w:pPr>
       <w:spacing w:after="120" w:before="0" w:line="283" w:lineRule="auto"/>
+      <w:jc w:val="both"/>
     </w:pPr>
     <w:rPr>
       <w:rFonts w:ascii="Times New Roman" w:hAnsi="Times New Roman"/>
@@ -27223,6 +27701,7 @@
     <w:qFormat/>
     <w:pPr>
       <w:spacing w:line="283" w:lineRule="auto" w:before="0" w:after="120"/>
+      <w:jc w:val="both"/>
     </w:pPr>
     <w:rPr>
       <w:rFonts w:ascii="Times New Roman" w:hAnsi="Times New Roman"/>
@@ -27389,6 +27868,7 @@
       <w:rFonts w:asciiTheme="majorHAnsi" w:cstheme="majorBidi" w:eastAsiaTheme="majorEastAsia" w:hAnsiTheme="majorHAnsi" w:ascii="Arial" w:hAnsi="Arial"/>
       <w:sz w:val="34"/>
       <w:szCs w:val="40"/>
+      <w:b w:val="1"/>
     </w:rPr>
   </w:style>
   <w:style w:styleId="Heading2" w:type="paragraph">
@@ -27411,6 +27891,7 @@
       <w:rFonts w:asciiTheme="majorHAnsi" w:cstheme="majorBidi" w:eastAsiaTheme="majorEastAsia" w:hAnsiTheme="majorHAnsi" w:ascii="Arial" w:hAnsi="Arial"/>
       <w:sz w:val="28"/>
       <w:szCs w:val="32"/>
+      <w:b w:val="1"/>
     </w:rPr>
   </w:style>
   <w:style w:styleId="Heading3" w:type="paragraph">
@@ -27433,6 +27914,7 @@
       <w:rFonts w:cstheme="majorBidi" w:eastAsiaTheme="majorEastAsia" w:ascii="Arial" w:hAnsi="Arial"/>
       <w:sz w:val="24"/>
       <w:szCs w:val="28"/>
+      <w:b w:val="1"/>
     </w:rPr>
   </w:style>
   <w:style w:styleId="Heading4" w:type="paragraph">
@@ -27770,6 +28252,7 @@
     <w:link w:val="BodyTextChar"/>
     <w:pPr>
       <w:spacing w:after="120" w:before="0"/>
+      <w:jc w:val="both"/>
     </w:pPr>
     <w:rPr>
       <w:i/>

--- a/manuscript/MANUSCRIPT_NEUROCHEMISTRY_INTERNATIONAL_FINAL.docx
+++ b/manuscript/MANUSCRIPT_NEUROCHEMISTRY_INTERNATIONAL_FINAL.docx
@@ -71,7 +71,7 @@
         <w:jc w:val="both"/>
       </w:pPr>
       <w:r>
-        <w:t xml:space="preserve">TDP-43 loss is implicated in amyotrophic lateral sclerosis (ALS), but its relationship to store-operated Ca²⁺ entry (SOCE) is unclear. After shRNA-mediated TARDBP depletion in SH-SY5Y cells, TRPC1, STIM1, ORAI1 and ATP2A3 mRNAs increased 1.7- to 3.2-fold, while the Fura-2 SOCE response fell from 1.542 ± 0.282 to 0.245 ± 0.083 Δ(F340/F380) (p = 0.0115; n = 3). The ER Ca²⁺ release comparison was inconclusive (p = 0.299). At 48 h, the WST-1 signal was 38.5% lower (n = 4). We reanalysed six public TDP-43-depletion RNA-seq comparisons (38 libraries) for calcium-regulatory expression and splicing, screened eleven comparisons for unannotated junction changes, and assessed alternative polyadenylation and nonsense-mediated decay. CBARP was the most reproducible splicing candidate across species, whereas STIM2, STIMATE and ORAI3 events were supported in the primary RNA-seq model. No confirmed RNA-processing event in the core SOCE machinery explained the functional change. In ALS brain, TRPC1 and SARAF increased and CBARP decreased in six of seven regions, but these tissue associations could not be attributed to TDP-43 loss. TDP-43 knockdown is associated with reduced SOCE and altered calcium-regulatory RNA profiles, without evidence for a single causal RNA event.</w:t>
+        <w:t xml:space="preserve">TDP-43 loss is implicated in amyotrophic lateral sclerosis (ALS), but its relationship to store-operated Ca²⁺ entry (SOCE) is unclear. After shRNA-mediated TARDBP depletion in SH-SY5Y cells, TRPC1, STIM1, ORAI1 and ATP2A3 mRNAs increased 1.7- to 3.2-fold, while the Fura-2-measured SOCE amplitude decreased from 1.542 ± 0.282 to 0.245 ± 0.083 Δ(F340/F380) (p = 0.0115; n = 3). The ER Ca²⁺ release comparison was inconclusive (p = 0.299). At 48 h, the WST-1 signal was 38.5% lower (n = 4). We reanalysed six public TDP-43-depletion RNA-seq comparisons (38 libraries) for calcium-regulatory expression and splicing, screened eleven comparisons for unannotated junction changes, and assessed alternative polyadenylation and nonsense-mediated decay. CBARP was the most reproducible splicing candidate across species, whereas STIM2, STIMATE and ORAI3 events were supported in the primary RNA-seq model. No confirmed RNA-processing event in the core SOCE machinery explained the functional change. In ALS brain, TRPC1 and SARAF increased and CBARP decreased in six of seven regions, but these tissue associations could not be attributed to TDP-43 loss. TDP-43 knockdown is associated with reduced SOCE and altered calcium-regulatory RNA profiles, without evidence for a single causal RNA event.</w:t>
       </w:r>
     </w:p>
     <w:p>
@@ -2706,7 +2706,7 @@
         <w:jc w:val="both"/>
       </w:pPr>
       <w:r>
-        <w:t xml:space="preserve">Functionally, however, the SOCE response fell markedly (Figure 2). The ER Ca²⁺-release means were 0.268 ± 0.042 and 0.180 ± 0.061 Δ(F340/F380) in the control and shTDP-43 groups, respectively (p = 0.299; two-tailed Student’s t-test). The readdition-response means were 1.542 ± 0.282 and 0.245 ± 0.083, respectively (p = 0.0115; two-tailed Student’s t-test; n = 3). At 48 h, the WST-1 signal was 61.5 ± 0.8% of control, a 38.5% decrease (n = 4).</w:t>
+        <w:t xml:space="preserve">Functionally, however, the SOCE amplitude decreased markedly (Figure 2). The ER Ca²⁺-release means were 0.268 ± 0.042 and 0.180 ± 0.061 Δ(F340/F380) in the control and shTDP-43 groups, respectively (p = 0.299; two-tailed Student’s t-test). The Ca²⁺-readdition amplitudes were 1.542 ± 0.282 and 0.245 ± 0.083, respectively (p = 0.0115; two-tailed Student’s t-test; n = 3). At 48 h, the WST-1 signal was 61.5 ± 0.8% of control, a 38.5% decrease (n = 4).</w:t>
       </w:r>
     </w:p>
     <w:p>
@@ -2715,7 +2715,7 @@
         <w:jc w:val="both"/>
       </w:pPr>
       <w:r>
-        <w:t xml:space="preserve">The direction of the transcript changes and the direction of the functional response are therefore opposite. This is the central observation of the study.</w:t>
+        <w:t xml:space="preserve">The transcript changes and functional change are therefore in opposite directions. This is the central observation of the study.</w:t>
       </w:r>
     </w:p>
     <w:p>
@@ -2780,7 +2780,7 @@
           <w:rFonts w:ascii="Times New Roman" w:hAnsi="Times New Roman"/>
           <w:sz w:val="19"/>
         </w:rPr>
-        <w:t xml:space="preserve"> Fura-2 calcium responses following TDP-43 knockdown in SH-SY5Y cells. (A, B) Representative traces from non-targeting shRNA control and shTDP-43 cells. CPA (10 µM) and CaCl₂ (1.5 mM) additions are indicated. (C) ER Ca²⁺ release after CPA (p = 0.299). (D) Ca²⁺ readdition response (p = 0.0115). Panels C and D show individual measurements and mean ± SEM (n = 3; two-tailed Student’s t-tests). The traces illustrate individual recordings; group amplitudes were calculated from the original Prism measurements.</w:t>
+        <w:t xml:space="preserve"> Fura-2 calcium measurements following TDP-43 knockdown in SH-SY5Y cells. (A, B) Representative traces from non-targeting shRNA control and shTDP-43 cells. CPA (10 µM) and CaCl₂ (1.5 mM) additions are indicated. (C) ER Ca²⁺ release after CPA (p = 0.299). (D) Ca²⁺-readdition amplitude (p = 0.0115). Panels C and D show individual measurements and mean ± SEM (n = 3; two-tailed Student’s t-tests). The traces illustrate individual recordings; group amplitudes were calculated from the original Prism measurements.</w:t>
       </w:r>
     </w:p>
     <w:bookmarkEnd w:id="28"/>
@@ -6088,7 +6088,7 @@
         <w:jc w:val="both"/>
       </w:pPr>
       <w:r>
-        <w:t>This study identifies a marked reduction in the Fura-2 Ca²⁺ readdition response after TDP-43 knockdown and connects that functional phenotype to coordinated changes in calcium-regulatory transcripts. The central feature is a mismatch between abundance and function: the adjusted STIM and ORAI transcript pools increased, yet the readdition response fell by approximately 84%. The data therefore do not support simple loss of the core SOCE machinery. They instead point to altered channel composition, feedback inhibition, ER refilling and cellular bioenergetics as interacting determinants. Across independent datasets, canonical TDP-43 RNA targets behaved as expected, whereas calcium-gene processing changes were selective and context dependent. This combination defines a multilayered calcium-homeostasis phenotype rather than uniform suppression of one channel or one RNA-processing event.</w:t>
+        <w:t>This study identifies a marked reduction in Fura-2-measured SOCE after TDP-43 knockdown and connects that functional phenotype to coordinated changes in calcium-regulatory transcripts. The central feature is a mismatch between abundance and function: the adjusted STIM and ORAI transcript pools increased, yet the SOCE amplitude decreased by approximately 84%. The data therefore do not support simple loss of the core SOCE machinery. They instead point to altered channel composition, feedback inhibition, ER refilling and cellular bioenergetics as interacting determinants. Across independent datasets, canonical TDP-43 RNA targets behaved as expected, whereas calcium-gene processing changes were selective and context dependent. This combination defines a multilayered calcium-homeostasis phenotype rather than uniform suppression of one channel or one RNA-processing event.</w:t>
       </w:r>
     </w:p>
     <w:p>
@@ -6103,7 +6103,7 @@
         <w:t xml:space="preserve">Architecture of the functional phenotype. </w:t>
       </w:r>
       <w:r>
-        <w:t xml:space="preserve">The ER-release mean fell from 0.268 to 0.180 Δ(F340/F380), while the subsequent readdition response showed a much larger proportional decrease. A smaller releasable store may therefore contribute, but it is unlikely to account on its own for the magnitude of the readdition phenotype. The transcript data identify two mechanistic layers that could act together. First, ATP2A2, which dominates the SERCA family in these cells, decreased modestly and could reduce the efficiency of ER refilling. Second, the ORAI family shifted sharply: ORAI3 rose from 8% to 30% of ORAI transcripts, ORAI2 fell from 77% to 53%, and SARAF increased. Channel output depends on the relative abundance, assembly and localization of STIM and ORAI proteins rather than their summed RNA abundance; even the STIM1:ORAI1 protein ratio can change CRAC-channel trapping and gating </w:t>
+        <w:t xml:space="preserve">The ER-release mean decreased from 0.268 to 0.180 Δ(F340/F380), while the subsequent SOCE amplitude showed a much larger proportional decrease. A smaller releasable store may therefore contribute, but it is unlikely to account on its own for the magnitude of the SOCE decrease. The transcript data identify two mechanistic layers that could act together. First, ATP2A2, which dominates the SERCA family in these cells, decreased modestly and could reduce the efficiency of ER refilling. Second, the ORAI family shifted sharply: ORAI3 rose from 8% to 30% of ORAI transcripts, ORAI2 decreased from 77% to 53%, and SARAF increased. Channel output depends on the relative abundance, assembly and localization of STIM and ORAI proteins rather than their summed RNA abundance; even the STIM1:ORAI1 protein ratio can change CRAC-channel trapping and gating </w:t>
       </w:r>
       <w:r>
         <w:fldChar w:fldCharType="begin"/>
@@ -6154,7 +6154,7 @@
         <w:fldChar w:fldCharType="end"/>
       </w:r>
       <w:r>
-        <w:t xml:space="preserve">. The fivefold ORAI3 increase and higher SARAF are consequently plausible contributors to a shorter or smaller readdition response, whereas the ORAI2 decrease predicts an effect in the opposite direction. ORAI3 should not, however, be treated as intrinsically inhibitory: in primary astrocytes, STIM1 together with ORAI1 and ORAI3 mediates most SOCE, with additional contributions from ORAI2 and TRPC1 </w:t>
+        <w:t xml:space="preserve">. The fivefold ORAI3 increase and higher SARAF are consequently plausible contributors to a smaller SOCE amplitude, whereas the ORAI2 decrease predicts an effect in the opposite direction. ORAI3 should not, however, be treated as intrinsically inhibitory: in primary astrocytes, STIM1 together with ORAI1 and ORAI3 mediates most SOCE, with additional contributions from ORAI2 and TRPC1 </w:t>
       </w:r>
       <w:r>
         <w:fldChar w:fldCharType="begin"/>
@@ -6241,7 +6241,7 @@
         <w:fldChar w:fldCharType="end"/>
       </w:r>
       <w:r>
-        <w:t>. TDP-43-depleted SH-SY5Y cells instead showed strongly reduced readdition. The contrast is biologically meaningful because astroglial hyperactive entry, neuronal-like cell entry failure and ER-store depletion can all disturb calcium signalling through different routes. Genetic lesion, cell identity, differentiation state and compensatory timing are therefore likely to determine the direction of the measured phenotype. The present result establishes a TDP-43 loss-associated response in SH-SY5Y cells and complements, rather than reproduces, the SOD1 astrocyte phenotype.</w:t>
+        <w:t>. TDP-43-depleted SH-SY5Y cells instead showed strongly reduced readdition. The contrast is biologically meaningful because astroglial hyperactive entry, neuronal-like cell entry failure and ER-store depletion can all disturb calcium signalling through different routes. Genetic lesion, cell identity, differentiation state and compensatory timing are therefore likely to determine the direction of the measured phenotype. The present result establishes a reduction in SOCE associated with TDP-43 loss in SH-SY5Y cells and complements, rather than reproduces, the SOD1 astrocyte phenotype.</w:t>
       </w:r>
     </w:p>
     <w:p>
@@ -6256,7 +6256,7 @@
         <w:t xml:space="preserve">Metabolic and organelle coupling. </w:t>
       </w:r>
       <w:r>
-        <w:t xml:space="preserve">The 48-h WST-1 signal was 38.5% lower after knockdown. The approximately 84% reduction in the Ca²⁺ readdition response was more than twice this proportional change, arguing against simple scaling of the calcium phenotype by the WST-1 signal, although the assays were performed in separate preparations. This agrees with evidence that TARDBP silencing reduces metabolic activity, cell growth, oxygen consumption and ATP production in human iPSC-derived motor neurons and other human cells </w:t>
+        <w:t xml:space="preserve">The 48-h WST-1 signal was 38.5% lower after knockdown. The approximately 84% reduction in SOCE amplitude was more than twice this proportional change, arguing against simple scaling of the calcium phenotype by the WST-1 signal, although the assays were performed in separate preparations. This agrees with evidence that TARDBP silencing reduces metabolic activity, cell growth, oxygen consumption and ATP production in human iPSC-derived motor neurons and other human cells </w:t>
       </w:r>
       <w:r>
         <w:fldChar w:fldCharType="begin"/>

--- a/manuscript/MANUSCRIPT_NEUROCHEMISTRY_INTERNATIONAL_FINAL.docx
+++ b/manuscript/MANUSCRIPT_NEUROCHEMISTRY_INTERNATIONAL_FINAL.docx
@@ -6699,7 +6699,7 @@
         <w:t xml:space="preserve"> </w:t>
       </w:r>
       <w:r>
-        <w:t xml:space="preserve">This work was supported by the Ege University Scientific Research Projects Coordination Unit (BAP), project 31901. E.Y. was supported by the Council of Higher Education (YÖK) 100/2000 PhD Scholarship Programme (priority area: Molecular Pharmacology and Drug Research) and by the TÜBİTAK BİDEB 2211-A National PhD Scholarship Programme. The funders had no role in study design, data collection and analysis, the decision to publish, or the preparation of the manuscript.</w:t>
+        <w:t xml:space="preserve">This work was supported by the Ege University Scientific Research Projects Coordination Unit (BAP), project 31901.</w:t>
       </w:r>
     </w:p>
     <w:p>

--- a/manuscript/MANUSCRIPT_NEUROCHEMISTRY_INTERNATIONAL_FINAL.docx
+++ b/manuscript/MANUSCRIPT_NEUROCHEMISTRY_INTERNATIONAL_FINAL.docx
@@ -5597,9 +5597,9 @@
       </w:pPr>
       <w:r>
         <w:rPr>
-          <w:b w:val="1"/>
-        </w:rPr>
-        <w:t xml:space="preserve">3.10 A junction-based marker of TDP-43 dysfunction does not correlate with TRPC1 within ALS regions</w:t>
+          <w:b/>
+        </w:rPr>
+        <w:t xml:space="preserve">3.10 Exploratory analysis of ALS regional transcript patterns</w:t>
       </w:r>
     </w:p>
     <w:p>
@@ -5608,65 +5608,17 @@
         <w:jc w:val="both"/>
       </w:pPr>
       <w:r>
-        <w:t xml:space="preserve">The comparisons above establish that</w:t>
-      </w:r>
-      <w:r>
-        <w:t xml:space="preserve"> </w:t>
+        <w:t xml:space="preserve">The ALS-control comparisons above establish disease-associated expression differences, but they do not establish that TDP-43 loss caused them. We therefore used cryptic </w:t>
       </w:r>
       <w:r>
         <w:rPr>
           <w:i/>
           <w:iCs/>
         </w:rPr>
-        <w:t xml:space="preserve">TRPC1</w:t>
-      </w:r>
-      <w:r>
-        <w:t xml:space="preserve">,</w:t>
-      </w:r>
-      <w:r>
-        <w:t xml:space="preserve"> </w:t>
-      </w:r>
-      <w:r>
-        <w:rPr>
-          <w:i/>
-          <w:iCs/>
-        </w:rPr>
-        <w:t xml:space="preserve">SARAF</w:t>
-      </w:r>
-      <w:r>
-        <w:t xml:space="preserve"> </w:t>
-      </w:r>
-      <w:r>
-        <w:t xml:space="preserve">and</w:t>
-      </w:r>
-      <w:r>
-        <w:t xml:space="preserve"> </w:t>
-      </w:r>
-      <w:r>
-        <w:rPr>
-          <w:i/>
-          <w:iCs/>
-        </w:rPr>
-        <w:t xml:space="preserve">CBARP</w:t>
-      </w:r>
-      <w:r>
-        <w:t xml:space="preserve"> </w:t>
-      </w:r>
-      <w:r>
-        <w:t xml:space="preserve">differ between ALS and control tissue. They do not establish that the differences are caused by TDP-43 loss. A per-sample marker of TDP-43 dysfunction is needed for that question; gene-level</w:t>
-      </w:r>
-      <w:r>
-        <w:t xml:space="preserve"> </w:t>
-      </w:r>
-      <w:r>
-        <w:rPr>
-          <w:i/>
-          <w:iCs/>
-        </w:rPr>
         <w:t xml:space="preserve">STMN2</w:t>
       </w:r>
       <w:r>
-        <w:t xml:space="preserve">, the proxy used in earlier work, is inadequate on its own because in bulk tissue it also strongly tracks neuronal content.</w:t>
+        <w:t xml:space="preserve"> junction inclusion as an exploratory per-sample indicator of TDP-43-dependent RNA processing (Methods 2.11). The cryptic junction was most frequent in spinal cord and was significantly increased in lumbar cord, cervical cord, medial motor cortex and temporal cortex relative to non-neurological controls (Supplementary Figure S8A; Supplementary Table S8).</w:t>
       </w:r>
     </w:p>
     <w:p>
@@ -5675,10 +5627,7 @@
         <w:jc w:val="both"/>
       </w:pPr>
       <w:r>
-        <w:t xml:space="preserve">The same cohort is present in recount3 as a junction count matrix, which allowed the truncated</w:t>
-      </w:r>
-      <w:r>
-        <w:t xml:space="preserve"> </w:t>
+        <w:t xml:space="preserve">Gene-level </w:t>
       </w:r>
       <w:r>
         <w:rPr>
@@ -5688,39 +5637,37 @@
         <w:t xml:space="preserve">STMN2</w:t>
       </w:r>
       <w:r>
-        <w:t xml:space="preserve"> </w:t>
-      </w:r>
-      <w:r>
-        <w:t xml:space="preserve">transcript to be quantified directly (Methods 2.11). This junction-based measure is more proximal to a known consequence of TDP-43 dysfunction than total</w:t>
-      </w:r>
-      <w:r>
-        <w:t xml:space="preserve"> </w:t>
+        <w:t xml:space="preserve"> correlated strongly with the neuronal marker </w:t>
       </w:r>
       <w:r>
         <w:rPr>
           <w:i/>
           <w:iCs/>
         </w:rPr>
+        <w:t xml:space="preserve">SNAP25</w:t>
+      </w:r>
+      <w:r>
+        <w:t xml:space="preserve"> within ALS samples (ρ = 0.66 to 0.93 across regions), whereas cryptic </w:t>
+      </w:r>
+      <w:r>
+        <w:rPr>
+          <w:i/>
+          <w:iCs/>
+        </w:rPr>
         <w:t xml:space="preserve">STMN2</w:t>
       </w:r>
       <w:r>
-        <w:t xml:space="preserve"> </w:t>
-      </w:r>
-      <w:r>
-        <w:t xml:space="preserve">expression, but remains sparse and can capture only one route of TDP-43-dependent RNA misprocessing. Its regional distribution is consistent with the expected anatomical pattern (Supplementary Figure S8A): 70.5% of lumbar-cord and 63.5% of cervical-cord ALS samples carried the cryptic junction, compared with 33.7–43.5% across motor cortex, 28.3% in temporal cortex, 11.2% in frontal cortex, and</w:t>
-      </w:r>
-      <w:r>
-        <w:t xml:space="preserve"> </w:t>
-      </w:r>
-      <w:r>
-        <w:rPr>
-          <w:b/>
-          <w:bCs/>
-        </w:rPr>
-        <w:t xml:space="preserve">2.6% in cerebellum</w:t>
-      </w:r>
-      <w:r>
-        <w:t xml:space="preserve">. Against non-neurological controls from the same cohort, cryptic inclusion was increased in lumbar cord (Cliff’s δ = +0.705, q = 9.6 × 10⁻¹⁴), cervical cord (+0.619, q = 1.9 × 10⁻¹⁰), medial motor cortex (+0.337, q = 0.012) and temporal cortex (+0.283, q = 1.6 × 10⁻³), and was unchanged in cerebellum (−0.040, q = 0.34; Supplementary Table S8).</w:t>
+        <w:t xml:space="preserve"> PSI did not (ρ = −0.28 to +0.05; Supplementary Figure S8B,C). Total </w:t>
+      </w:r>
+      <w:r>
+        <w:rPr>
+          <w:i/>
+          <w:iCs/>
+        </w:rPr>
+        <w:t xml:space="preserve">STMN2</w:t>
+      </w:r>
+      <w:r>
+        <w:t xml:space="preserve"> expression was therefore not used as a specific indicator of TDP-43 dysfunction in bulk tissue.</w:t>
       </w:r>
     </w:p>
     <w:p>
@@ -5729,10 +5676,7 @@
         <w:jc w:val="both"/>
       </w:pPr>
       <w:r>
-        <w:t xml:space="preserve">The junction-based measure also helps assess the proxy problem. Within ALS samples, gene-level</w:t>
-      </w:r>
-      <w:r>
-        <w:t xml:space="preserve"> </w:t>
+        <w:t xml:space="preserve">No statistically supported association was detected between cryptic </w:t>
       </w:r>
       <w:r>
         <w:rPr>
@@ -5742,326 +5686,27 @@
         <w:t xml:space="preserve">STMN2</w:t>
       </w:r>
       <w:r>
-        <w:t xml:space="preserve"> </w:t>
-      </w:r>
-      <w:r>
-        <w:t xml:space="preserve">correlated strongly with the neuronal marker</w:t>
-      </w:r>
-      <w:r>
-        <w:t xml:space="preserve"> </w:t>
+        <w:t xml:space="preserve"> inclusion and </w:t>
       </w:r>
       <w:r>
         <w:rPr>
           <w:i/>
           <w:iCs/>
         </w:rPr>
-        <w:t xml:space="preserve">SNAP25</w:t>
-      </w:r>
-      <w:r>
-        <w:t xml:space="preserve"> </w:t>
-      </w:r>
-      <w:r>
-        <w:t xml:space="preserve">(ρ = 0.66 to 0.93 across regions), whereas cryptic PSI did not (ρ = −0.28 to +0.05; Supplementary Figure S8B,C). Thus, in this bulk-tissue cohort, total</w:t>
-      </w:r>
-      <w:r>
-        <w:t xml:space="preserve"> </w:t>
+        <w:t xml:space="preserve">TRPC1</w:t>
+      </w:r>
+      <w:r>
+        <w:t xml:space="preserve"> in any region (ρ = −0.19 to +0.18; all q &gt; 0.05). This exploratory analysis does not support attributing the regional </w:t>
       </w:r>
       <w:r>
         <w:rPr>
           <w:i/>
           <w:iCs/>
         </w:rPr>
-        <w:t xml:space="preserve">STMN2</w:t>
-      </w:r>
-      <w:r>
-        <w:t xml:space="preserve"> </w:t>
-      </w:r>
-      <w:r>
-        <w:t xml:space="preserve">expression should not be interpreted as a specific measure of TDP-43 dysfunction; its prior positive correlations may substantially reflect neuronal content.</w:t>
-      </w:r>
-    </w:p>
-    <w:p>
-      <w:pPr>
-        <w:pStyle w:val="BodyText"/>
-        <w:jc w:val="both"/>
-      </w:pPr>
-      <w:r>
-        <w:t xml:space="preserve">Using this junction-based marker, we found no significant correlation between cryptic</w:t>
-      </w:r>
-      <w:r>
-        <w:t xml:space="preserve"> </w:t>
-      </w:r>
-      <w:r>
-        <w:rPr>
-          <w:i/>
-          <w:iCs/>
-        </w:rPr>
-        <w:t xml:space="preserve">STMN2</w:t>
-      </w:r>
-      <w:r>
-        <w:t xml:space="preserve"> </w:t>
-      </w:r>
-      <w:r>
-        <w:t xml:space="preserve">inclusion and</w:t>
-      </w:r>
-      <w:r>
-        <w:t xml:space="preserve"> </w:t>
-      </w:r>
-      <w:r>
-        <w:rPr>
-          <w:i/>
-          <w:iCs/>
-        </w:rPr>
         <w:t xml:space="preserve">TRPC1</w:t>
       </w:r>
       <w:r>
-        <w:t xml:space="preserve"> </w:t>
-      </w:r>
-      <w:r>
-        <w:t xml:space="preserve">in any region (ρ = −0.19 to +0.18; all q &gt; 0.05). The table contains 231 correlations: 121 for each proxy before exclusions, less the eleven trivial correlations of gene-level</w:t>
-      </w:r>
-      <w:r>
-        <w:t xml:space="preserve"> </w:t>
-      </w:r>
-      <w:r>
-        <w:rPr>
-          <w:i/>
-          <w:iCs/>
-        </w:rPr>
-        <w:t xml:space="preserve">STMN2</w:t>
-      </w:r>
-      <w:r>
-        <w:t xml:space="preserve"> </w:t>
-      </w:r>
-      <w:r>
-        <w:t xml:space="preserve">with itself. Benjamini–Hochberg correction was therefore applied to 220 informative correlations (110 per proxy). Of the 110 correlations with the junction-based marker, eight survived correction (Supplementary Table S9): gene-level</w:t>
-      </w:r>
-      <w:r>
-        <w:t xml:space="preserve"> </w:t>
-      </w:r>
-      <w:r>
-        <w:rPr>
-          <w:i/>
-          <w:iCs/>
-        </w:rPr>
-        <w:t xml:space="preserve">STMN2</w:t>
-      </w:r>
-      <w:r>
-        <w:t xml:space="preserve"> </w:t>
-      </w:r>
-      <w:r>
-        <w:t xml:space="preserve">fell with cryptic inclusion (cervical cord ρ = −0.244, q = 0.011),</w:t>
-      </w:r>
-      <w:r>
-        <w:t xml:space="preserve"> </w:t>
-      </w:r>
-      <w:r>
-        <w:rPr>
-          <w:i/>
-          <w:iCs/>
-        </w:rPr>
-        <w:t xml:space="preserve">SNAP25</w:t>
-      </w:r>
-      <w:r>
-        <w:t xml:space="preserve"> </w:t>
-      </w:r>
-      <w:r>
-        <w:t xml:space="preserve">fell and</w:t>
-      </w:r>
-      <w:r>
-        <w:t xml:space="preserve"> </w:t>
-      </w:r>
-      <w:r>
-        <w:rPr>
-          <w:i/>
-          <w:iCs/>
-        </w:rPr>
-        <w:t xml:space="preserve">GFAP</w:t>
-      </w:r>
-      <w:r>
-        <w:t xml:space="preserve"> </w:t>
-      </w:r>
-      <w:r>
-        <w:t xml:space="preserve">rose in medial motor cortex (ρ = −0.276 and +0.284, q = 0.028 and 0.023); all three were internally consistent. Additional associations involved</w:t>
-      </w:r>
-      <w:r>
-        <w:t xml:space="preserve"> </w:t>
-      </w:r>
-      <w:r>
-        <w:rPr>
-          <w:i/>
-          <w:iCs/>
-        </w:rPr>
-        <w:t xml:space="preserve">ATP2A2</w:t>
-      </w:r>
-      <w:r>
-        <w:t xml:space="preserve"> </w:t>
-      </w:r>
-      <w:r>
-        <w:t xml:space="preserve">(medial motor cortex, −0.299, q = 0.015),</w:t>
-      </w:r>
-      <w:r>
-        <w:t xml:space="preserve"> </w:t>
-      </w:r>
-      <w:r>
-        <w:rPr>
-          <w:i/>
-          <w:iCs/>
-        </w:rPr>
-        <w:t xml:space="preserve">STIM1</w:t>
-      </w:r>
-      <w:r>
-        <w:t xml:space="preserve"> </w:t>
-      </w:r>
-      <w:r>
-        <w:t xml:space="preserve">(lumbar cord, −0.280, q = 0.0021),</w:t>
-      </w:r>
-      <w:r>
-        <w:t xml:space="preserve"> </w:t>
-      </w:r>
-      <w:r>
-        <w:rPr>
-          <w:i/>
-          <w:iCs/>
-        </w:rPr>
-        <w:t xml:space="preserve">SARAF</w:t>
-      </w:r>
-      <w:r>
-        <w:t xml:space="preserve"> </w:t>
-      </w:r>
-      <w:r>
-        <w:t xml:space="preserve">(lumbar cord, −0.194, q = 0.049) and</w:t>
-      </w:r>
-      <w:r>
-        <w:t xml:space="preserve"> </w:t>
-      </w:r>
-      <w:r>
-        <w:rPr>
-          <w:i/>
-          <w:iCs/>
-        </w:rPr>
-        <w:t xml:space="preserve">ORAI1</w:t>
-      </w:r>
-      <w:r>
-        <w:t xml:space="preserve"> </w:t>
-      </w:r>
-      <w:r>
-        <w:t xml:space="preserve">(+0.278 in cervical and +0.234 in lumbar cord, q = 0.0031 and 0.013). Of these five correlations in four SOCE genes, three run in the direction the cellular model predicts (the</w:t>
-      </w:r>
-      <w:r>
-        <w:t xml:space="preserve"> </w:t>
-      </w:r>
-      <w:r>
-        <w:rPr>
-          <w:i/>
-          <w:iCs/>
-        </w:rPr>
-        <w:t xml:space="preserve">ATP2A2</w:t>
-      </w:r>
-      <w:r>
-        <w:t xml:space="preserve"> </w:t>
-      </w:r>
-      <w:r>
-        <w:t xml:space="preserve">fall and both</w:t>
-      </w:r>
-      <w:r>
-        <w:t xml:space="preserve"> </w:t>
-      </w:r>
-      <w:r>
-        <w:rPr>
-          <w:i/>
-          <w:iCs/>
-        </w:rPr>
-        <w:t xml:space="preserve">ORAI1</w:t>
-      </w:r>
-      <w:r>
-        <w:t xml:space="preserve"> </w:t>
-      </w:r>
-      <w:r>
-        <w:t xml:space="preserve">rises) and two run against it (</w:t>
-      </w:r>
-      <w:r>
-        <w:rPr>
-          <w:i/>
-          <w:iCs/>
-        </w:rPr>
-        <w:t xml:space="preserve">STIM1</w:t>
-      </w:r>
-      <w:r>
-        <w:t xml:space="preserve"> </w:t>
-      </w:r>
-      <w:r>
-        <w:t xml:space="preserve">and</w:t>
-      </w:r>
-      <w:r>
-        <w:t xml:space="preserve"> </w:t>
-      </w:r>
-      <w:r>
-        <w:rPr>
-          <w:i/>
-          <w:iCs/>
-        </w:rPr>
-        <w:t xml:space="preserve">SARAF</w:t>
-      </w:r>
-      <w:r>
-        <w:t xml:space="preserve">).</w:t>
-      </w:r>
-    </w:p>
-    <w:p>
-      <w:pPr>
-        <w:pStyle w:val="BodyText"/>
-        <w:jc w:val="both"/>
-      </w:pPr>
-      <w:r>
-        <w:t xml:space="preserve">We therefore report the patient-tissue findings as association with ALS and not as evidence that TDP-43 loss drives them. The regional pattern makes the point sharply: cryptic</w:t>
-      </w:r>
-      <w:r>
-        <w:t xml:space="preserve"> </w:t>
-      </w:r>
-      <w:r>
-        <w:rPr>
-          <w:i/>
-          <w:iCs/>
-        </w:rPr>
-        <w:t xml:space="preserve">STMN2</w:t>
-      </w:r>
-      <w:r>
-        <w:t xml:space="preserve"> </w:t>
-      </w:r>
-      <w:r>
-        <w:t xml:space="preserve">is highest in spinal cord, where</w:t>
-      </w:r>
-      <w:r>
-        <w:t xml:space="preserve"> </w:t>
-      </w:r>
-      <w:r>
-        <w:rPr>
-          <w:i/>
-          <w:iCs/>
-        </w:rPr>
-        <w:t xml:space="preserve">TRPC1</w:t>
-      </w:r>
-      <w:r>
-        <w:t xml:space="preserve"> </w:t>
-      </w:r>
-      <w:r>
-        <w:t xml:space="preserve">does not increase, and</w:t>
-      </w:r>
-      <w:r>
-        <w:t xml:space="preserve"> </w:t>
-      </w:r>
-      <w:r>
-        <w:rPr>
-          <w:i/>
-          <w:iCs/>
-        </w:rPr>
-        <w:t xml:space="preserve">TRPC1</w:t>
-      </w:r>
-      <w:r>
-        <w:t xml:space="preserve"> </w:t>
-      </w:r>
-      <w:r>
-        <w:t xml:space="preserve">rises in cortex, where cryptic inclusion is comparatively rare.</w:t>
+        <w:t xml:space="preserve"> expression differences to TDP-43 dysfunction; all tested correlations are provided in Supplementary Table S9.</w:t>
       </w:r>
     </w:p>
     <w:bookmarkEnd w:id="37"/>
@@ -6436,13 +6081,67 @@
         <w:jc w:val="both"/>
       </w:pPr>
       <w:r>
-        <w:rPr>
-          <w:b/>
-        </w:rPr>
         <w:t xml:space="preserve">Relevance to disease tissue. </w:t>
       </w:r>
       <w:r>
-        <w:t>TRPC1, SARAF and CBARP differed between ALS and non-neurological control tissue in several regions, but the tissue pattern did not simply reproduce the cell model. TRPC1 increased in several cortical regions while remaining unchanged in spinal cord, and its direction differed in the comparison cohorts. Cryptic STMN2 was most abundant in spinal cord, where TRPC1 did not increase, whereas cortical TRPC1 increases occurred where the cryptic junction was comparatively uncommon. Gene-level STMN2 strongly tracked neuronal content, and junction-level cryptic STMN2 did not correlate with TRPC1 within ALS regions. These regional results, together with the opposing SOCE direction in SOD1 astrocytes, indicate that cell composition and compensatory state can dominate bulk-tissue expression. The disease data therefore support involvement of the same calcium-regulatory network, while the discordance argues against a single linear path from TDP-43 dysfunction to TRPC1 abundance across all tissues.</w:t>
+        <w:rPr>
+          <w:i/>
+          <w:iCs/>
+        </w:rPr>
+        <w:t xml:space="preserve">TRPC1</w:t>
+      </w:r>
+      <w:r>
+        <w:t xml:space="preserve">, </w:t>
+      </w:r>
+      <w:r>
+        <w:rPr>
+          <w:i/>
+          <w:iCs/>
+        </w:rPr>
+        <w:t xml:space="preserve">SARAF</w:t>
+      </w:r>
+      <w:r>
+        <w:t xml:space="preserve"> and </w:t>
+      </w:r>
+      <w:r>
+        <w:rPr>
+          <w:i/>
+          <w:iCs/>
+        </w:rPr>
+        <w:t xml:space="preserve">CBARP</w:t>
+      </w:r>
+      <w:r>
+        <w:t xml:space="preserve"> differed between ALS and non-neurological control tissue in several regions, but the tissue pattern did not reproduce the cell model uniformly. </w:t>
+      </w:r>
+      <w:r>
+        <w:rPr>
+          <w:i/>
+          <w:iCs/>
+        </w:rPr>
+        <w:t xml:space="preserve">TRPC1</w:t>
+      </w:r>
+      <w:r>
+        <w:t xml:space="preserve"> increased in several cortical regions, remained unchanged in spinal cord and decreased in the neurological comparison cohorts. Because bulk-tissue expression is sensitive to region and cellular composition, these observations identify disease-associated candidates rather than a direct TDP-43-driven mechanism. The exploratory cryptic </w:t>
+      </w:r>
+      <w:r>
+        <w:rPr>
+          <w:i/>
+          <w:iCs/>
+        </w:rPr>
+        <w:t xml:space="preserve">STMN2</w:t>
+      </w:r>
+      <w:r>
+        <w:t xml:space="preserve"> analysis did not provide evidence linking regional </w:t>
+      </w:r>
+      <w:r>
+        <w:rPr>
+          <w:i/>
+          <w:iCs/>
+        </w:rPr>
+        <w:t xml:space="preserve">TRPC1</w:t>
+      </w:r>
+      <w:r>
+        <w:t xml:space="preserve"> abundance to TDP-43-dependent RNA processing. Together with the opposing direction of SOCE changes reported in SOD1 astrocytes, these findings indicate that cell identity and compensatory state shape the calcium-regulatory phenotype.</w:t>
       </w:r>
     </w:p>
     <w:p>
@@ -6519,10 +6218,7 @@
         <w:jc w:val="both"/>
       </w:pPr>
       <w:r>
-        <w:t xml:space="preserve">TDP-43 depletion in SH-SY5Y cells was associated with a large reduction in Fura-2-measured SOCE and with altered expression and splicing of calcium-regulatory genes. Transcript-family summaries and reproducible</w:t>
-      </w:r>
-      <w:r>
-        <w:t xml:space="preserve"> </w:t>
+        <w:t xml:space="preserve">TDP-43 depletion in SH-SY5Y cells was associated with a large reduction in Fura-2-measured SOCE and with altered expression and splicing of calcium-regulatory genes. Transcript-family summaries and reproducible </w:t>
       </w:r>
       <w:r>
         <w:rPr>
@@ -6532,13 +6228,7 @@
         <w:t xml:space="preserve">CBARP</w:t>
       </w:r>
       <w:r>
-        <w:t xml:space="preserve"> </w:t>
-      </w:r>
-      <w:r>
-        <w:t xml:space="preserve">splicing identify candidate explanations, but they do not establish protein stoichiometry or a single causal RNA switch. Coverage-based APA and conservative NMD analyses do not provide confirmatory evidence that SOCE-machinery genes are direct targets of those pathways. In ALS tissue,</w:t>
-      </w:r>
-      <w:r>
-        <w:t xml:space="preserve"> </w:t>
+        <w:t xml:space="preserve"> splicing identify candidate explanations, but they do not establish protein stoichiometry or a single causal RNA switch. Coverage-based APA and conservative NMD analyses do not provide confirmatory evidence that SOCE-machinery genes are direct targets of those pathways. In ALS tissue, </w:t>
       </w:r>
       <w:r>
         <w:rPr>
@@ -6548,10 +6238,7 @@
         <w:t xml:space="preserve">TRPC1</w:t>
       </w:r>
       <w:r>
-        <w:t xml:space="preserve">,</w:t>
-      </w:r>
-      <w:r>
-        <w:t xml:space="preserve"> </w:t>
+        <w:t xml:space="preserve">, </w:t>
       </w:r>
       <w:r>
         <w:rPr>
@@ -6561,13 +6248,7 @@
         <w:t xml:space="preserve">SARAF</w:t>
       </w:r>
       <w:r>
-        <w:t xml:space="preserve"> </w:t>
-      </w:r>
-      <w:r>
-        <w:t xml:space="preserve">and</w:t>
-      </w:r>
-      <w:r>
-        <w:t xml:space="preserve"> </w:t>
+        <w:t xml:space="preserve"> and </w:t>
       </w:r>
       <w:r>
         <w:rPr>
@@ -6577,74 +6258,37 @@
         <w:t xml:space="preserve">CBARP</w:t>
       </w:r>
       <w:r>
-        <w:t xml:space="preserve"> </w:t>
-      </w:r>
-      <w:r>
-        <w:t xml:space="preserve">show disease-associated expression differences, whereas junction-level</w:t>
-      </w:r>
-      <w:r>
-        <w:t xml:space="preserve"> </w:t>
+        <w:t xml:space="preserve"> showed region-dependent expression differences. </w:t>
       </w:r>
       <w:r>
         <w:rPr>
           <w:i/>
           <w:iCs/>
         </w:rPr>
-        <w:t xml:space="preserve">STMN2</w:t>
-      </w:r>
-      <w:r>
-        <w:t xml:space="preserve"> </w:t>
-      </w:r>
-      <w:r>
-        <w:t xml:space="preserve">inclusion does not correlate with</w:t>
-      </w:r>
-      <w:r>
-        <w:t xml:space="preserve"> </w:t>
+        <w:t xml:space="preserve">CBARP</w:t>
+      </w:r>
+      <w:r>
+        <w:t xml:space="preserve">, </w:t>
       </w:r>
       <w:r>
         <w:rPr>
           <w:i/>
           <w:iCs/>
         </w:rPr>
-        <w:t xml:space="preserve">TRPC1</w:t>
-      </w:r>
-      <w:r>
-        <w:t xml:space="preserve"> </w:t>
-      </w:r>
-      <w:r>
-        <w:t xml:space="preserve">within ALS samples.</w:t>
-      </w:r>
-      <w:r>
-        <w:t xml:space="preserve"> </w:t>
+        <w:t xml:space="preserve">SARAF</w:t>
+      </w:r>
+      <w:r>
+        <w:t xml:space="preserve"> and </w:t>
       </w:r>
       <w:r>
         <w:rPr>
           <w:i/>
           <w:iCs/>
         </w:rPr>
-        <w:t xml:space="preserve">CBARP</w:t>
-      </w:r>
-      <w:r>
-        <w:t xml:space="preserve"> </w:t>
-      </w:r>
-      <w:r>
-        <w:t xml:space="preserve">and</w:t>
-      </w:r>
-      <w:r>
-        <w:t xml:space="preserve"> </w:t>
-      </w:r>
-      <w:r>
-        <w:rPr>
-          <w:i/>
-          <w:iCs/>
-        </w:rPr>
-        <w:t xml:space="preserve">SARAF</w:t>
-      </w:r>
-      <w:r>
-        <w:t xml:space="preserve"> </w:t>
-      </w:r>
-      <w:r>
-        <w:t xml:space="preserve">are therefore priorities for targeted molecular and functional follow-up.</w:t>
+        <w:t xml:space="preserve">TRPC1</w:t>
+      </w:r>
+      <w:r>
+        <w:t xml:space="preserve"> are therefore priorities for targeted protein-level and functional follow-up.</w:t>
       </w:r>
     </w:p>
     <w:bookmarkEnd w:id="40"/>

--- a/manuscript/MANUSCRIPT_NEUROCHEMISTRY_INTERNATIONAL_FINAL.docx
+++ b/manuscript/MANUSCRIPT_NEUROCHEMISTRY_INTERNATIONAL_FINAL.docx
@@ -5670,45 +5670,6 @@
         <w:t xml:space="preserve"> expression was therefore not used as a specific indicator of TDP-43 dysfunction in bulk tissue.</w:t>
       </w:r>
     </w:p>
-    <w:p>
-      <w:pPr>
-        <w:pStyle w:val="BodyText"/>
-        <w:jc w:val="both"/>
-      </w:pPr>
-      <w:r>
-        <w:t xml:space="preserve">No statistically supported association was detected between cryptic </w:t>
-      </w:r>
-      <w:r>
-        <w:rPr>
-          <w:i/>
-          <w:iCs/>
-        </w:rPr>
-        <w:t xml:space="preserve">STMN2</w:t>
-      </w:r>
-      <w:r>
-        <w:t xml:space="preserve"> inclusion and </w:t>
-      </w:r>
-      <w:r>
-        <w:rPr>
-          <w:i/>
-          <w:iCs/>
-        </w:rPr>
-        <w:t xml:space="preserve">TRPC1</w:t>
-      </w:r>
-      <w:r>
-        <w:t xml:space="preserve"> in any region (ρ = −0.19 to +0.18; all q &gt; 0.05). This exploratory analysis does not support attributing the regional </w:t>
-      </w:r>
-      <w:r>
-        <w:rPr>
-          <w:i/>
-          <w:iCs/>
-        </w:rPr>
-        <w:t xml:space="preserve">TRPC1</w:t>
-      </w:r>
-      <w:r>
-        <w:t xml:space="preserve"> expression differences to TDP-43 dysfunction; all tested correlations are provided in Supplementary Table S9.</w:t>
-      </w:r>
-    </w:p>
     <w:bookmarkEnd w:id="37"/>
     <w:bookmarkEnd w:id="38"/>
     <w:bookmarkStart w:id="39" w:name="discussion"/>
@@ -6121,27 +6082,7 @@
         <w:t xml:space="preserve">TRPC1</w:t>
       </w:r>
       <w:r>
-        <w:t xml:space="preserve"> increased in several cortical regions, remained unchanged in spinal cord and decreased in the neurological comparison cohorts. Because bulk-tissue expression is sensitive to region and cellular composition, these observations identify disease-associated candidates rather than a direct TDP-43-driven mechanism. The exploratory cryptic </w:t>
-      </w:r>
-      <w:r>
-        <w:rPr>
-          <w:i/>
-          <w:iCs/>
-        </w:rPr>
-        <w:t xml:space="preserve">STMN2</w:t>
-      </w:r>
-      <w:r>
-        <w:t xml:space="preserve"> analysis did not provide evidence linking regional </w:t>
-      </w:r>
-      <w:r>
-        <w:rPr>
-          <w:i/>
-          <w:iCs/>
-        </w:rPr>
-        <w:t xml:space="preserve">TRPC1</w:t>
-      </w:r>
-      <w:r>
-        <w:t xml:space="preserve"> abundance to TDP-43-dependent RNA processing. Together with the opposing direction of SOCE changes reported in SOD1 astrocytes, these findings indicate that cell identity and compensatory state shape the calcium-regulatory phenotype.</w:t>
+        <w:t xml:space="preserve"> increased in several cortical regions, remained unchanged in spinal cord and decreased in the neurological comparison cohorts. Because bulk-tissue expression is sensitive to region and cellular composition, these observations identify disease-associated candidates rather than a direct TDP-43-driven mechanism. Together with the opposing direction of SOCE changes reported in SOD1 astrocytes, these findings indicate that cell identity and compensatory state shape the calcium-regulatory phenotype.</w:t>
       </w:r>
     </w:p>
     <w:p>

--- a/manuscript/MANUSCRIPT_NEUROCHEMISTRY_INTERNATIONAL_FINAL.docx
+++ b/manuscript/MANUSCRIPT_NEUROCHEMISTRY_INTERNATIONAL_FINAL.docx
@@ -2485,7 +2485,7 @@
         <w:jc w:val="both"/>
       </w:pPr>
       <w:r>
-        <w:t xml:space="preserve">Bioinformatic thresholds are given above. Laboratory data are mean ± SEM. TARDBP knockdown was assessed by one-way ANOVA on log2-transformed relative expression with Tukey’s multiple comparison test. The four target-gene RT-qPCR comparisons used two-tailed Student’s t-tests with Holm adjustment across the four targets (GraphPad Prism 10). Fura-2 amplitudes (n = 3) and WST-1 well signals (n = 4) were summarised descriptively. Significance was set at adjusted p &lt; 0.05 for the four-target RT-qPCR family.</w:t>
+        <w:t xml:space="preserve">Bioinformatic thresholds are given above. Laboratory data are mean ± SEM. TARDBP knockdown was assessed by one-way ANOVA on log2-transformed relative expression with Tukey’s multiple comparison test. The four target-gene RT-qPCR comparisons used two-tailed Student’s t-tests with Holm adjustment across the four targets (GraphPad Prism 10). Fura-2 amplitudes (n = 3) and WST-1 well signals (n = 4) were summarised descriptively; n denotes measurements within one experiment. Significance was set at adjusted p &lt; 0.05 for the four-target RT-qPCR family.</w:t>
       </w:r>
     </w:p>
     <w:bookmarkEnd w:id="26"/>
@@ -3162,7 +3162,7 @@
         <w:jc w:val="both"/>
       </w:pPr>
       <w:r>
-        <w:t xml:space="preserve">For STIMATE, adjusted TPM increased by 9.9% while the DESeq2 count-model estimate was log2FC −0.050 (p_adj = 0.72). Both changes are small; their opposite signs reflect different estimators and do not support a directional STIMATE abundance effect.</w:t>
+        <w:t xml:space="preserve">For STIMATE, adjusted TPM increased by 9.9% while the DESeq2 count-model estimate was log2FC −0.050 (p_adj = 0.72). Both changes are small; their opposite signs reflect different estimators and do not support a directional STIMATE abundance effect. MCUR1 shows the same kind of sign difference: adjusted TPM fell by 7.8%, whereas DESeq2 log2FC was +0.044 (p_adj = 0.62).</w:t>
       </w:r>
     </w:p>
     <w:p>
@@ -5736,7 +5736,7 @@
         <w:jc w:val="both"/>
       </w:pPr>
       <w:r>
-        <w:t>This study identifies a marked reduction in Fura-2-measured SOCE after TDP-43 knockdown and connects that functional phenotype to coordinated changes in calcium-regulatory transcripts. The central feature is a mismatch between abundance and function: the adjusted STIM and ORAI transcript pools increased, yet the SOCE amplitude decreased by approximately 84%. The data therefore do not support simple loss of the core SOCE machinery. They instead point to altered channel composition, feedback inhibition, ER refilling and cellular bioenergetics as interacting determinants. Across independent datasets, canonical TDP-43 RNA targets behaved as expected, whereas calcium-gene processing changes were selective and context dependent. This combination defines a multilayered calcium-homeostasis phenotype rather than uniform suppression of one channel or one RNA-processing event.</w:t>
+        <w:t>This study identifies a marked reduction in Fura-2-measured SOCE after TDP-43 knockdown and connects that functional phenotype to coordinated changes in calcium-regulatory transcripts. The central feature is a mismatch between abundance and function: the adjusted STIM and ORAI transcript pools increased, yet the SOCE amplitude decreased by approximately 84%. The transcript data do not show a simple loss of core SOCE mRNAs; they do not establish protein abundance. Channel composition, feedback inhibition, ER refilling and cellular bioenergetics remain possible interacting determinants. Across independent datasets, canonical TDP-43 RNA targets behaved as expected, whereas calcium-gene processing changes were selective and context dependent. This combination defines a multilayered calcium-homeostasis phenotype rather than uniform suppression of one channel or one RNA-processing event.</w:t>
       </w:r>
     </w:p>
     <w:p>
@@ -5769,7 +5769,7 @@
         <w:fldChar w:fldCharType="end"/>
       </w:r>
       <w:r>
-        <w:t>. The discordance between a larger transcript pool and lower entry therefore favours a composition or regulatory mechanism over simple transcript insufficiency.</w:t>
+        <w:t>. A rise in these transcripts could also be compensatory after reduced Ca²⁺ signalling; the present measurements do not establish which change came first.</w:t>
       </w:r>
     </w:p>
     <w:p>
@@ -5898,7 +5898,7 @@
         <w:fldChar w:fldCharType="end"/>
       </w:r>
       <w:r>
-        <w:t>. TDP-43-depleted SH-SY5Y cells instead showed strongly reduced readdition. The contrast is biologically meaningful because astroglial hyperactive entry, neuronal-like cell entry failure and ER-store depletion can all disturb calcium signalling through different routes. Genetic lesion, cell identity, differentiation state and compensatory timing are therefore likely to determine the direction of the measured phenotype. The present result establishes a reduction in SOCE associated with TDP-43 loss in SH-SY5Y cells and complements, rather than reproduces, the SOD1 astrocyte phenotype.</w:t>
+        <w:t>. TDP-43-depleted SH-SY5Y cells instead showed strongly reduced readdition. The contrast is biologically meaningful because astroglial hyperactive entry, neuronal-like cell entry failure and ER-store depletion can all disturb calcium signalling through different routes. Genetic lesion, cell identity, differentiation state and compensatory timing are therefore likely to determine the direction of the measured phenotype. The smaller store-depletion-evoked Ca²⁺-readdition response in SH-SY5Y cells complements, rather than reproduces, the SOD1 astrocyte phenotype.</w:t>
       </w:r>
     </w:p>
     <w:p>
@@ -6380,7 +6380,7 @@
         <w:t xml:space="preserve">https://github.com/elmasnuryilmaz/tdp43-soce-manuscript</w:t>
       </w:r>
       <w:r>
-        <w:t xml:space="preserve">. It includes scripts in execution order, including the coverage, NMD, transcript-family and donor-level scripts used for the results reported here, the four Ca²⁺ gene panels, per-event count tables, junction and LSV tables, and the code that draws every figure. The versioned submission snapshot is available as GitHub release v1.0.0 at https://github.com/elmasnuryilmaz/tdp43-soce-manuscript/releases/tag/v1.0.0. The complete 23 GB rMATS output is not redistributed; the package provides the thresholded event table and the scripts and public accessions required to regenerate it. The package downloads the two externally hosted resources it needs (the recount3 junction matrix for SRP270799 and the GSE307054 count table) at run time. Every rMATS event that meets the thresholds of Section 2.3, with its event coordinates, form lengths and raw junction counts, is provided as Supplementary Table S3. RT-qPCR, Fura-2 and WST-1 source data, including per-replicate values and the statistics behind every laboratory figure panel, are provided in Supplementary Table S1.</w:t>
+        <w:t xml:space="preserve">. It includes scripts in execution order, including the coverage, NMD, transcript-family and donor-level scripts used for the results reported here, the four Ca²⁺ gene panels, per-event count tables, junction and LSV tables, and the code that draws every figure. The versioned submission snapshot is available as GitHub release v1.0.1 at https://github.com/elmasnuryilmaz/tdp43-soce-manuscript/releases/tag/v1.0.1. The complete 23 GB rMATS output is not redistributed; the package provides the thresholded event table and the scripts and public accessions required to regenerate it. The package downloads the two externally hosted resources it needs (the recount3 junction matrix for SRP270799 and the GSE307054 count table) at run time. Every rMATS event that meets the thresholds of Section 2.3, with its event coordinates, form lengths and raw junction counts, is provided as Supplementary Table S3. RT-qPCR, Fura-2 and WST-1 source data, including per-replicate values and the statistics behind every laboratory figure panel, are provided in Supplementary Table S1.</w:t>
       </w:r>
     </w:p>
     <w:bookmarkEnd w:id="41"/>
@@ -17065,7 +17065,7 @@
           <w:sz w:val="18"/>
           <w:szCs w:val="18"/>
         </w:rPr>
-        <w:t xml:space="preserve">TPM (transcripts per million), mean of three libraries per group; adjusted TPM, after per-library median-of-ratios scaling for library composition (Methods 2.10). Share, percentage of the family total in control cells; bold, dominant member (&gt; 50%). log2FC and p_adj from DESeq2 on the gene-level Salmon counts; NA, not computed; CRAC, Ca²⁺ release-activated Ca²⁺.</w:t>
+        <w:t xml:space="preserve">TPM, transcripts per million (mean of three libraries per group); adjusted TPM uses median-of-ratios scaling (Methods 2.10). Share is calculated from unrounded control values; bold, dominant member (&gt; 50%). log2FC and p_adj are from DESeq2 gene-level counts; NA, not computed; CRAC, Ca²⁺ release-activated Ca²⁺.</w:t>
       </w:r>
     </w:p>
     <w:p>

--- a/manuscript/MANUSCRIPT_NEUROCHEMISTRY_INTERNATIONAL_FINAL.docx
+++ b/manuscript/MANUSCRIPT_NEUROCHEMISTRY_INTERNATIONAL_FINAL.docx
@@ -71,7 +71,7 @@
         <w:jc w:val="both"/>
       </w:pPr>
       <w:r>
-        <w:t xml:space="preserve">TDP-43 loss is implicated in amyotrophic lateral sclerosis (ALS), but its relationship to store-operated Ca²⁺ entry (SOCE) is unclear. After shRNA-mediated TARDBP depletion in SH-SY5Y cells, TRPC1, STIM1, ORAI1 and ATP2A3 mRNAs increased 1.7- to 3.2-fold, while the Fura-2-measured SOCE amplitude decreased from 1.542 ± 0.282 to 0.245 ± 0.083 Δ(F340/F380) (n = 3). ER Ca²⁺ release amplitudes were 0.268 and 0.180 Δ(F340/F380), respectively. At 48 h, the WST-1 signal was 38.5% lower (n = 4). We reanalysed six public TDP-43-depletion RNA-seq comparisons (38 libraries) for calcium-regulatory expression and splicing, screened eleven comparisons for unannotated junction changes, and assessed alternative polyadenylation and nonsense-mediated decay. CBARP was the most reproducible splicing candidate across species, whereas STIM2, STIMATE and ORAI3 events were supported in the primary RNA-seq model. No confirmed RNA-processing event in the core SOCE machinery explained the functional change. In ALS brain, TRPC1 and SARAF increased and CBARP decreased in six of seven regions, but these tissue associations could not be attributed to TDP-43 loss. TDP-43 knockdown is associated with reduced SOCE and altered calcium-regulatory RNA profiles, without evidence for a single causal RNA event.</w:t>
+        <w:t xml:space="preserve">TDP-43 loss is implicated in amyotrophic lateral sclerosis (ALS), but its relationship to store-operated Ca²⁺ entry (SOCE) is unclear. After shRNA-mediated TARDBP depletion in SH-SY5Y cells, TRPC1, STIM1, ORAI1 and ATP2A3 mRNAs increased 1.7- to 3.2-fold, while the Fura-2 Ca²⁺-readdition amplitudes averaged 1.542 and 0.245 Δ(F340/F380) in control and shTDP-43 cells, respectively (n = 3). ER Ca²⁺ release amplitudes were 0.268 and 0.180 Δ(F340/F380), respectively. At 48 h, the WST-1 signal was 38.5% lower (n = 4). We reanalysed six public TDP-43-depletion RNA-seq comparisons (38 libraries) for calcium-regulatory expression and splicing, screened eleven comparisons for unannotated junction changes, and assessed alternative polyadenylation and nonsense-mediated decay. CBARP was the most reproducible splicing candidate across species, whereas STIM2, STIMATE and ORAI3 events were supported in the primary RNA-seq model. No confirmed RNA-processing event in the core SOCE machinery explained the functional change. In ALS brain, TRPC1 and SARAF increased and CBARP decreased in six of seven regions, but these tissue associations could not be attributed to TDP-43 loss. TDP-43 knockdown is associated with reduced SOCE and altered calcium-regulatory RNA profiles, without evidence for a single causal RNA event.</w:t>
       </w:r>
     </w:p>
     <w:p>
@@ -2388,7 +2388,7 @@
         <w:jc w:val="both"/>
       </w:pPr>
       <w:r>
-        <w:t xml:space="preserve">Non-targeting shRNA control and shTDP-43 cells were measured 72 h after transduction; before completion of the day-5 selection used for RNA collection in parallel cultures. Cells were seeded in 24-well plates at 40,000 cells per well. Cells were loaded with 5 µM Fura-2/AM (Invitrogen, F1221) and 0.02% Pluronic F-127 (Invitrogen, P3000MP) in HEPES-buffered saline (HBS) containing 1% bovine serum albumin (BSA) for 60 min at 25 °C in the dark and washed three times for 15 min in 1% BSA/HBS. HBS contained 135 mM NaCl, 5.9 mM KCl, 1.2 mM MgCl₂, 1.5 mM CaCl₂, 11.6 mM HEPES, 5 mM NaHCO₃ and 11.5 mM D-glucose (pH 7.3). Cytosolic free Ca²⁺ was followed spectrofluorometrically as the F340/F380 ratio </w:t>
+        <w:t xml:space="preserve">Fura-2 recordings from non-targeting shRNA control and shTDP-43 cells were obtained 72 h after transduction, while puromycin selection was still in progress. RNA was collected from parallel cultures on day 5, after selection. Cells were seeded in 24-well plates at 40,000 cells per well. Cells were loaded with 5 µM Fura-2/AM (Invitrogen, F1221) and 0.02% Pluronic F-127 (Invitrogen, P3000MP) in HEPES-buffered saline (HBS) containing 1% bovine serum albumin (BSA) for 60 min at 25 °C in the dark and washed three times for 15 min in 1% BSA/HBS. HBS contained 135 mM NaCl, 5.9 mM KCl, 1.2 mM MgCl₂, 1.5 mM CaCl₂, 11.6 mM HEPES, 5 mM NaHCO₃ and 11.5 mM D-glucose (pH 7.3). Cytosolic free Ca²⁺ was followed spectrofluorometrically as the F340/F380 ratio </w:t>
       </w:r>
       <w:r>
         <w:fldChar w:fldCharType="begin"/>
@@ -2459,7 +2459,7 @@
         <w:jc w:val="both"/>
       </w:pPr>
       <w:r>
-        <w:t xml:space="preserve">Transduced cells were seeded at 10,000 per well in 100 µL in 96-well plates. Cellular metabolic activity was assessed 48 h after seeding with the WST-1 assay (Premix WST-1, Takara Bio, cat. no. MK400); at 48 h, 10 µL reagent was added for 3 h at 37 °C, and absorbance was read at 450 nm against a 620 nm reference on a Varioskan Flash reader (Thermo Scientific). The absorbance of cell-free wells containing medium and reagent was subtracted, and values were normalised to the mean of the non-targeting shRNA control. For the available 48-h data, n = 4; values are reported as mean ± SEM.</w:t>
+        <w:t xml:space="preserve">Transduced cells were seeded at 10,000 per well in 100 µL in 96-well plates. Cellular metabolic activity was assessed 48 h after seeding with the WST-1 assay (Premix WST-1, Takara Bio, cat. no. MK400); at 48 h, 10 µL reagent was added for 3 h at 37 °C, and absorbance was read at 450 nm against a 620 nm reference on a Varioskan Flash reader (Thermo Scientific). The absorbance of cell-free wells containing medium and reagent was subtracted, and values were normalised to the mean of the non-targeting shRNA control. At 48 h, n = 4 wells per group; values are reported as mean ± SEM. No direct cell-count normalisation was applied.</w:t>
       </w:r>
     </w:p>
     <w:bookmarkEnd w:id="25"/>
@@ -2485,7 +2485,7 @@
         <w:jc w:val="both"/>
       </w:pPr>
       <w:r>
-        <w:t xml:space="preserve">Bioinformatic thresholds are given above. Laboratory data are mean ± SEM. TARDBP knockdown was assessed by one-way ANOVA on log2-transformed relative expression with Tukey’s multiple comparison test. The four target-gene RT-qPCR comparisons used two-tailed Student’s t-tests with Holm adjustment across the four targets (GraphPad Prism 10). Fura-2 amplitudes (n = 3) and WST-1 well signals (n = 4) were summarised descriptively; n denotes measurements within one experiment. Significance was set at adjusted p &lt; 0.05 for the four-target RT-qPCR family.</w:t>
+        <w:t xml:space="preserve">Bioinformatic thresholds are given above. Laboratory data are mean ± SEM. TARDBP knockdown was assessed by one-way ANOVA on log2-transformed relative expression with Tukey’s multiple comparison test. The four target-gene RT-qPCR comparisons used two-tailed Student’s t-tests with Holm adjustment across the four targets (GraphPad Prism 10). Fura-2 amplitudes (n = 3) and WST-1 well signals (n = 4) were summarised descriptively. Significance was set at adjusted p &lt; 0.05 for the four-target RT-qPCR family.</w:t>
       </w:r>
     </w:p>
     <w:bookmarkEnd w:id="26"/>
@@ -5751,7 +5751,7 @@
         <w:t xml:space="preserve">Architecture of the functional phenotype. </w:t>
       </w:r>
       <w:r>
-        <w:t xml:space="preserve">The ER-release mean decreased from 0.268 to 0.180 Δ(F340/F380), while the subsequent SOCE amplitude showed a much larger proportional decrease. A smaller releasable store may therefore contribute, but it is unlikely to account on its own for the magnitude of the SOCE decrease. The transcript data identify two mechanistic layers that could act together. First, ATP2A2, which dominates the SERCA family in these cells, decreased modestly and could reduce the efficiency of ER refilling. Second, the ORAI family shifted sharply: ORAI3 rose from 8% to 30% of ORAI transcripts, ORAI2 decreased from 77% to 53%, and SARAF increased. Channel output depends on the relative abundance, assembly and localization of STIM and ORAI proteins rather than their summed RNA abundance; even the STIM1:ORAI1 protein ratio can change CRAC-channel trapping and gating </w:t>
+        <w:t xml:space="preserve">The ER-release mean decreased from 0.268 to 0.180 Δ(F340/F380), while the subsequent SOCE amplitude showed a much larger proportional decrease. A smaller releasable store may contribute to the reduced readdition amplitude; these data do not quantify its contribution. The transcript data identify two mechanistic layers that could act together. First, ATP2A2, which dominates the SERCA family in these cells, decreased modestly and could reduce the efficiency of ER refilling. Second, the ORAI family shifted sharply: ORAI3 rose from 8% to 30% of ORAI transcripts, ORAI2 decreased from 77% to 53%, and SARAF increased. Channel output depends on the relative abundance, assembly and localisation of STIM and ORAI proteins rather than their summed RNA abundance; even the STIM1:ORAI1 protein ratio can change CRAC-channel trapping and gating </w:t>
       </w:r>
       <w:r>
         <w:fldChar w:fldCharType="begin"/>
@@ -5913,7 +5913,7 @@
         <w:t xml:space="preserve">Metabolic and organelle coupling. </w:t>
       </w:r>
       <w:r>
-        <w:t xml:space="preserve">The 48-h WST-1 signal was 38.5% lower after knockdown. The approximately 84% reduction in SOCE amplitude was more than twice this proportional change, arguing against simple scaling of the calcium phenotype by the WST-1 signal, although the assays were performed in separate preparations. This agrees with evidence that TARDBP silencing reduces metabolic activity, cell growth, oxygen consumption and ATP production in human iPSC-derived motor neurons and other human cells </w:t>
+        <w:t xml:space="preserve">The 48-h WST-1 signal was 38.5% lower after knockdown. The WST-1 assay measures metabolic signal rather than cell number. Because the assays used separate cultures and no cell-count normalisation was performed, the WST-1 and Fura-2 percentages cannot be compared as equivalent measures. The lower WST-1 signal is consistent with evidence that TARDBP silencing reduces metabolic activity, cell growth, oxygen consumption and ATP production in human iPSC-derived motor neurons and other human cells </w:t>
       </w:r>
       <w:r>
         <w:fldChar w:fldCharType="begin"/>
@@ -6380,7 +6380,7 @@
         <w:t xml:space="preserve">https://github.com/elmasnuryilmaz/tdp43-soce-manuscript</w:t>
       </w:r>
       <w:r>
-        <w:t xml:space="preserve">. It includes scripts in execution order, including the coverage, NMD, transcript-family and donor-level scripts used for the results reported here, the four Ca²⁺ gene panels, per-event count tables, junction and LSV tables, and the code that draws every figure. The versioned submission snapshot is available as GitHub release v1.0.1 at https://github.com/elmasnuryilmaz/tdp43-soce-manuscript/releases/tag/v1.0.1. The complete 23 GB rMATS output is not redistributed; the package provides the thresholded event table and the scripts and public accessions required to regenerate it. The package downloads the two externally hosted resources it needs (the recount3 junction matrix for SRP270799 and the GSE307054 count table) at run time. Every rMATS event that meets the thresholds of Section 2.3, with its event coordinates, form lengths and raw junction counts, is provided as Supplementary Table S3. RT-qPCR, Fura-2 and WST-1 source data, including per-replicate values and the statistics behind every laboratory figure panel, are provided in Supplementary Table S1.</w:t>
+        <w:t xml:space="preserve">. It includes scripts in execution order, including the coverage, NMD, transcript-family and donor-level scripts used for the results reported here, the four Ca²⁺ gene panels, per-event count tables, junction and LSV tables, and the code that draws every figure. The versioned submission snapshot is available as GitHub release v1.0.2 at https://github.com/elmasnuryilmaz/tdp43-soce-manuscript/releases/tag/v1.0.2. The complete 23 GB rMATS output is not redistributed; the package provides the thresholded event table and the scripts and public accessions required to regenerate it. The package downloads the two externally hosted resources it needs (the recount3 junction matrix for SRP270799 and the GSE307054 count table) at run time. Every rMATS event that meets the thresholds of Section 2.3, with its event coordinates, form lengths and raw junction counts, is provided as Supplementary Table S3. RT-qPCR, Fura-2 and WST-1 source data, including per-replicate values and the statistics behind every laboratory figure panel, are provided in Supplementary Table S1.</w:t>
       </w:r>
     </w:p>
     <w:bookmarkEnd w:id="41"/>

--- a/manuscript/MANUSCRIPT_NEUROCHEMISTRY_INTERNATIONAL_FINAL.docx
+++ b/manuscript/MANUSCRIPT_NEUROCHEMISTRY_INTERNATIONAL_FINAL.docx
@@ -2388,7 +2388,7 @@
         <w:jc w:val="both"/>
       </w:pPr>
       <w:r>
-        <w:t xml:space="preserve">Fura-2 recordings from non-targeting shRNA control and shTDP-43 cells were obtained 72 h after transduction, while puromycin selection was still in progress. RNA was collected from parallel cultures on day 5, after selection. Cells were seeded in 24-well plates at 40,000 cells per well. Cells were loaded with 5 µM Fura-2/AM (Invitrogen, F1221) and 0.02% Pluronic F-127 (Invitrogen, P3000MP) in HEPES-buffered saline (HBS) containing 1% bovine serum albumin (BSA) for 60 min at 25 °C in the dark and washed three times for 15 min in 1% BSA/HBS. HBS contained 135 mM NaCl, 5.9 mM KCl, 1.2 mM MgCl₂, 1.5 mM CaCl₂, 11.6 mM HEPES, 5 mM NaHCO₃ and 11.5 mM D-glucose (pH 7.3). Cytosolic free Ca²⁺ was followed spectrofluorometrically as the F340/F380 ratio </w:t>
+        <w:t xml:space="preserve">Non-targeting shRNA control and shTDP-43 cells were seeded in 24-well plates at 40,000 cells per well. Cells were loaded with 5 µM Fura-2/AM (Invitrogen, F1221) and 0.02% Pluronic F-127 (Invitrogen, P3000MP) in HEPES-buffered saline (HBS) containing 1% bovine serum albumin (BSA) for 60 min at 25 °C in the dark and washed three times for 15 min in 1% BSA/HBS. HBS contained 135 mM NaCl, 5.9 mM KCl, 1.2 mM MgCl₂, 1.5 mM CaCl₂, 11.6 mM HEPES, 5 mM NaHCO₃ and 11.5 mM D-glucose (pH 7.3). Cytosolic free Ca²⁺ was followed spectrofluorometrically as the F340/F380 ratio </w:t>
       </w:r>
       <w:r>
         <w:fldChar w:fldCharType="begin"/>
@@ -2459,7 +2459,7 @@
         <w:jc w:val="both"/>
       </w:pPr>
       <w:r>
-        <w:t xml:space="preserve">Transduced cells were seeded at 10,000 per well in 100 µL in 96-well plates. Cellular metabolic activity was assessed 48 h after seeding with the WST-1 assay (Premix WST-1, Takara Bio, cat. no. MK400); at 48 h, 10 µL reagent was added for 3 h at 37 °C, and absorbance was read at 450 nm against a 620 nm reference on a Varioskan Flash reader (Thermo Scientific). The absorbance of cell-free wells containing medium and reagent was subtracted, and values were normalised to the mean of the non-targeting shRNA control. At 48 h, n = 4 wells per group; values are reported as mean ± SEM. No direct cell-count normalisation was applied.</w:t>
+        <w:t xml:space="preserve">Transduced cells were seeded at 10,000 per well in 100 µL in 96-well plates. Cellular metabolic activity was assessed 48 h after seeding with the WST-1 assay (Premix WST-1, Takara Bio, cat. no. MK400); at 48 h, 10 µL reagent was added for 3 h at 37 °C, and absorbance was read at 450 nm against a 620 nm reference on a Varioskan Flash reader (Thermo Scientific). The absorbance of cell-free wells containing medium and reagent was subtracted, and values were normalised to the mean of the non-targeting shRNA control. At 48 h, n = 4; values are reported as mean ± SEM.</w:t>
       </w:r>
     </w:p>
     <w:bookmarkEnd w:id="25"/>
@@ -5751,7 +5751,7 @@
         <w:t xml:space="preserve">Architecture of the functional phenotype. </w:t>
       </w:r>
       <w:r>
-        <w:t xml:space="preserve">The ER-release mean decreased from 0.268 to 0.180 Δ(F340/F380), while the subsequent SOCE amplitude showed a much larger proportional decrease. A smaller releasable store may contribute to the reduced readdition amplitude; these data do not quantify its contribution. The transcript data identify two mechanistic layers that could act together. First, ATP2A2, which dominates the SERCA family in these cells, decreased modestly and could reduce the efficiency of ER refilling. Second, the ORAI family shifted sharply: ORAI3 rose from 8% to 30% of ORAI transcripts, ORAI2 decreased from 77% to 53%, and SARAF increased. Channel output depends on the relative abundance, assembly and localisation of STIM and ORAI proteins rather than their summed RNA abundance; even the STIM1:ORAI1 protein ratio can change CRAC-channel trapping and gating </w:t>
+        <w:t xml:space="preserve">The ER-release mean decreased from 0.268 to 0.180 Δ(F340/F380), while the subsequent SOCE amplitude showed a much larger proportional decrease. The transcript data identify two mechanistic layers that could act together. First, ATP2A2, which dominates the SERCA family in these cells, decreased modestly and could reduce the efficiency of ER refilling. Second, the ORAI family shifted sharply: ORAI3 rose from 8% to 30% of ORAI transcripts, ORAI2 decreased from 77% to 53%, and SARAF increased. Channel output depends on the relative abundance, assembly and localisation of STIM and ORAI proteins rather than their summed RNA abundance; even the STIM1:ORAI1 protein ratio can change CRAC-channel trapping and gating </w:t>
       </w:r>
       <w:r>
         <w:fldChar w:fldCharType="begin"/>
@@ -5913,7 +5913,7 @@
         <w:t xml:space="preserve">Metabolic and organelle coupling. </w:t>
       </w:r>
       <w:r>
-        <w:t xml:space="preserve">The 48-h WST-1 signal was 38.5% lower after knockdown. The WST-1 assay measures metabolic signal rather than cell number. Because the assays used separate cultures and no cell-count normalisation was performed, the WST-1 and Fura-2 percentages cannot be compared as equivalent measures. The lower WST-1 signal is consistent with evidence that TARDBP silencing reduces metabolic activity, cell growth, oxygen consumption and ATP production in human iPSC-derived motor neurons and other human cells </w:t>
+        <w:t xml:space="preserve">The 48-h WST-1 signal was 38.5% lower after knockdown, consistent with evidence that TARDBP silencing reduces metabolic activity, cell growth, oxygen consumption and ATP production in human iPSC-derived motor neurons and other human cells </w:t>
       </w:r>
       <w:r>
         <w:fldChar w:fldCharType="begin"/>
@@ -6380,7 +6380,7 @@
         <w:t xml:space="preserve">https://github.com/elmasnuryilmaz/tdp43-soce-manuscript</w:t>
       </w:r>
       <w:r>
-        <w:t xml:space="preserve">. It includes scripts in execution order, including the coverage, NMD, transcript-family and donor-level scripts used for the results reported here, the four Ca²⁺ gene panels, per-event count tables, junction and LSV tables, and the code that draws every figure. The versioned submission snapshot is available as GitHub release v1.0.2 at https://github.com/elmasnuryilmaz/tdp43-soce-manuscript/releases/tag/v1.0.2. The complete 23 GB rMATS output is not redistributed; the package provides the thresholded event table and the scripts and public accessions required to regenerate it. The package downloads the two externally hosted resources it needs (the recount3 junction matrix for SRP270799 and the GSE307054 count table) at run time. Every rMATS event that meets the thresholds of Section 2.3, with its event coordinates, form lengths and raw junction counts, is provided as Supplementary Table S3. RT-qPCR, Fura-2 and WST-1 source data, including per-replicate values and the statistics behind every laboratory figure panel, are provided in Supplementary Table S1.</w:t>
+        <w:t xml:space="preserve">. It includes scripts in execution order, including the coverage, NMD, transcript-family and donor-level scripts used for the results reported here, the four Ca²⁺ gene panels, per-event count tables, junction and LSV tables, and the code that draws every figure. The versioned submission snapshot is available as GitHub release v1.0.3 at https://github.com/elmasnuryilmaz/tdp43-soce-manuscript/releases/tag/v1.0.3. The complete 23 GB rMATS output is not redistributed; the package provides the thresholded event table and the scripts and public accessions required to regenerate it. The package downloads the two externally hosted resources it needs (the recount3 junction matrix for SRP270799 and the GSE307054 count table) at run time. Every rMATS event that meets the thresholds of Section 2.3, with its event coordinates, form lengths and raw junction counts, is provided as Supplementary Table S3. RT-qPCR, Fura-2 and WST-1 source data, including per-replicate values and the statistics behind every laboratory figure panel, are provided in Supplementary Table S1.</w:t>
       </w:r>
     </w:p>
     <w:bookmarkEnd w:id="41"/>

--- a/manuscript/MANUSCRIPT_NEUROCHEMISTRY_INTERNATIONAL_FINAL.docx
+++ b/manuscript/MANUSCRIPT_NEUROCHEMISTRY_INTERNATIONAL_FINAL.docx
@@ -71,7 +71,7 @@
         <w:jc w:val="both"/>
       </w:pPr>
       <w:r>
-        <w:t xml:space="preserve">TDP-43 loss is implicated in amyotrophic lateral sclerosis (ALS), but its relationship to store-operated Ca²⁺ entry (SOCE) is unclear. After shRNA-mediated TARDBP depletion in SH-SY5Y cells, TRPC1, STIM1, ORAI1 and ATP2A3 mRNAs increased 1.7- to 3.2-fold, while the Fura-2 Ca²⁺-readdition amplitudes averaged 1.542 and 0.245 Δ(F340/F380) in control and shTDP-43 cells, respectively (n = 3). ER Ca²⁺ release amplitudes were 0.268 and 0.180 Δ(F340/F380), respectively. At 48 h, the WST-1 signal was 38.5% lower (n = 4). We reanalysed six public TDP-43-depletion RNA-seq comparisons (38 libraries) for calcium-regulatory expression and splicing, screened eleven comparisons for unannotated junction changes, and assessed alternative polyadenylation and nonsense-mediated decay. CBARP was the most reproducible splicing candidate across species, whereas STIM2, STIMATE and ORAI3 events were supported in the primary RNA-seq model. No confirmed RNA-processing event in the core SOCE machinery explained the functional change. In ALS brain, TRPC1 and SARAF increased and CBARP decreased in six of seven regions, but these tissue associations could not be attributed to TDP-43 loss. TDP-43 knockdown is associated with reduced SOCE and altered calcium-regulatory RNA profiles, without evidence for a single causal RNA event.</w:t>
+        <w:t xml:space="preserve">TDP-43 loss is implicated in amyotrophic lateral sclerosis (ALS), but its relationship to store-operated Ca²⁺ entry (SOCE) is unclear. After shRNA-mediated TARDBP depletion in SH-SY5Y cells, TRPC1, STIM1, ORAI1 and ATP2A3 mRNAs increased 1.7- to 3.2-fold, while the Fura-2 Ca²⁺-readdition amplitude was approximately 84% lower after knockdown (n = 3). ER Ca²⁺ release amplitudes were 0.268 and 0.180 Δ(F340/F380), respectively. At 48 h, the WST-1 signal was 38.5% lower (n = 4). We reanalysed six public TDP-43-depletion RNA-seq comparisons (38 libraries) for calcium-regulatory expression and splicing, screened eleven comparisons for unannotated junction changes, and assessed alternative polyadenylation and nonsense-mediated decay. CBARP was the most reproducible splicing candidate across species, whereas STIM2, STIMATE and ORAI3 events were supported in the primary RNA-seq model. No confirmed RNA-processing event in the core SOCE machinery explained the functional change. In ALS brain, TRPC1 and SARAF increased and CBARP decreased in six brain regions, but these tissue associations could not be attributed to TDP-43 loss. TDP-43 knockdown is associated with reduced SOCE and altered calcium-regulatory RNA profiles, without evidence for a single causal RNA event.</w:t>
       </w:r>
     </w:p>
     <w:p>
@@ -765,7 +765,7 @@
         <w:t xml:space="preserve"> </w:t>
       </w:r>
       <w:r>
-        <w:t xml:space="preserve">mode with a known-splice-site file, to the GRCh38 primary assembly or, for mouse data, to the mm10 index distributed with HISAT2; GENCODE v47 (basic annotation) and vM25 </w:t>
+        <w:t xml:space="preserve">mode with a known-splice-site file, to the GRCh38 primary assembly or, for mouse data, to the mm10 index distributed with HISAT2. GENCODE v47 (basic annotation) and vM25 </w:t>
       </w:r>
       <w:r>
         <w:fldChar w:fldCharType="begin"/>
@@ -783,7 +783,7 @@
         <w:fldChar w:fldCharType="end"/>
       </w:r>
       <w:r>
-        <w:t xml:space="preserve"> were used for read counting and for junction annotation; the transcript-level quantification of Section 2.4 uses the comprehensive GENCODE v47 annotation. Alignments were sorted and indexed with SAMtools v1.23 </w:t>
+        <w:t xml:space="preserve"> were used for read counting and for junction annotation. The transcript-level quantification of Section 2.4 uses the comprehensive GENCODE v47 annotation. Alignments were sorted and indexed with SAMtools v1.23 </w:t>
       </w:r>
       <w:r>
         <w:fldChar w:fldCharType="begin"/>
@@ -819,7 +819,7 @@
         <w:fldChar w:fldCharType="end"/>
       </w:r>
       <w:r>
-        <w:t>; the junction and coverage analyses of Sections 2.5 and 2.7 were run with SAMtools v1.21. Library strandedness was determined per dataset and rMATS was re-run accordingly (fr-secondstrand for SH-SY5Y; fr-firststrand for iPSC colony, iPSC-MN and mouse single-end).</w:t>
+        <w:t>. The junction and coverage analyses of Sections 2.5 and 2.7 were run with SAMtools v1.21. Library strandedness was determined per dataset and rMATS was re-run accordingly (fr-secondstrand for SH-SY5Y; fr-firststrand for iPSC colony, iPSC-MN and mouse single-end).</w:t>
       </w:r>
     </w:p>
     <w:p>
@@ -1456,7 +1456,7 @@
         <w:jc w:val="both"/>
       </w:pPr>
       <w:r>
-        <w:t xml:space="preserve">The calling threshold was calibrated against a control-versus-control null: in datasets with four control replicates, the controls were split 2 + 2, the analysis repeated unchanged, and every call counted as a false positive. Under a permissive definition (unannotated junction, ΔPSI ≥ 0.05, q &lt; 0.05, control PSI ≤ 0.05, bootstrap lower bound above zero) the null produced almost as many calls as the real comparison in iPSC colonies (0.98 per real call) and twice as many in K562 total RNA (2.01; Supplementary Table S14), so raw call counts are not interpretable. We therefore adopted an effect-based definition: a</w:t>
+        <w:t xml:space="preserve">The calling threshold was calibrated against a control-versus-control null: in datasets with four control replicates, the controls were split 2 + 2, the analysis repeated unchanged, and every call counted as a false positive. The permissive definition required an unannotated junction, ΔPSI ≥ 0.05, q &lt; 0.05, control PSI ≤ 0.05 and a bootstrap lower bound above zero (Supplementary Table S14). We therefore adopted an effect-based definition: a</w:t>
       </w:r>
       <w:r>
         <w:t xml:space="preserve"> </w:t>
@@ -1619,23 +1619,23 @@
         <w:t xml:space="preserve">-j</w:t>
       </w:r>
       <w:r>
-        <w:t xml:space="preserve">. Excluding reference skips matters for an intronic index: counted as depth, the skips of spliced reads fill intronic windows, and in SH-SY5Y they would raise the</w:t>
-      </w:r>
-      <w:r>
-        <w:t xml:space="preserve"> </w:t>
+        <w:t xml:space="preserve">.</w:t>
+      </w:r>
+      <w:r>
+        <w:t xml:space="preserve"/>
       </w:r>
       <w:r>
         <w:rPr>
           <w:i/>
           <w:iCs/>
         </w:rPr>
-        <w:t xml:space="preserve">STMN2</w:t>
-      </w:r>
-      <w:r>
-        <w:t xml:space="preserve"> </w:t>
-      </w:r>
-      <w:r>
-        <w:t xml:space="preserve">intron 2 index difference from +0.145 to +0.489. Equivalent windows were built for 687 orthologous mouse genes. The analysis was run in the four knockdown comparisons whose alignments were available: SH-SY5Y, iPSC-derived motor neurons, C2C12 and NSC34; results are reported only for units whose input windows passed the depth filter.</w:t>
+        <w:t xml:space="preserve"/>
+      </w:r>
+      <w:r>
+        <w:t xml:space="preserve"/>
+      </w:r>
+      <w:r>
+        <w:t xml:space="preserve"> Equivalent windows were built for 687 orthologous mouse genes. The analysis was run in the four knockdown comparisons whose alignments were available: SH-SY5Y, iPSC-derived motor neurons, C2C12 and NSC34; results are reported only for units whose input windows passed the depth filter.</w:t>
       </w:r>
     </w:p>
     <w:p>
@@ -2110,7 +2110,7 @@
         <w:fldChar w:fldCharType="end"/>
       </w:r>
       <w:r>
-        <w:t>. Ten regions were analysed at the expression level: seven brain regions (cerebellum; frontal, occipital and temporal cortex; lateral and medial motor cortex; hippocampus) and three spinal cord levels (cervical, thoracic, lumbar). The junction-level analysis of Section 3.10 covers eleven regions, adding motor cortex of unspecified subdivision. Within the same cohort, the</w:t>
+        <w:t>. Ten regions were analysed at the expression level: seven brain regions (cerebellum; frontal, occipital and temporal cortex; lateral and medial motor cortex; hippocampus) and three spinal cord levels (cervical, thoracic, lumbar). The junction-level analysis of Section 3.9 covers eleven regions, adding motor cortex of unspecified subdivision. Within the same cohort, the</w:t>
       </w:r>
       <w:r>
         <w:t xml:space="preserve"> </w:t>
@@ -2138,7 +2138,7 @@
         <w:t xml:space="preserve"> </w:t>
       </w:r>
       <w:r>
-        <w:t xml:space="preserve">non-neurological controls as ALS, so that control-side confounders (RNA quality, post-mortem interval, collection site, library batch) are shared between the two comparisons; case numbers allowed this comparison in three regions.</w:t>
+        <w:t xml:space="preserve">non-neurological controls as ALS, so that control-side confounders (RNA quality, post-mortem interval, collection site, library batch) are shared between the two comparisons; case numbers allowed this comparison in three regions. The public label does not identify the constituent disorders; these regions contained 49 cerebellar, 45 frontal-cortex and 35 temporal-cortex case samples (Table 5). Age, RNA integrity number and post-mortem interval were not included as covariates.</w:t>
       </w:r>
     </w:p>
     <w:p>
@@ -2362,7 +2362,7 @@
         <w:jc w:val="both"/>
       </w:pPr>
       <w:r>
-        <w:t xml:space="preserve">GAPDH was the sole reference gene. In the four-target RNA set, its mean Ct was 19.49 in non-targeting shRNA controls and 19.50 in shTDP-43 cells (n = 4 each).</w:t>
+        <w:t xml:space="preserve">GAPDH was used as the sole reference gene because its mean Ct was essentially unchanged in the four-target RNA set: 19.49 in non-targeting shRNA controls and 19.50 in shTDP-43 cells (n = 4 each).</w:t>
       </w:r>
     </w:p>
     <w:bookmarkEnd w:id="23"/>
@@ -2485,7 +2485,7 @@
         <w:jc w:val="both"/>
       </w:pPr>
       <w:r>
-        <w:t xml:space="preserve">Bioinformatic thresholds are given above. Laboratory data are mean ± SEM. TARDBP knockdown was assessed by one-way ANOVA on log2-transformed relative expression with Tukey’s multiple comparison test. The four target-gene RT-qPCR comparisons used two-tailed Student’s t-tests with Holm adjustment across the four targets (GraphPad Prism 10). Fura-2 amplitudes (n = 3) and WST-1 well signals (n = 4) were summarised descriptively. Significance was set at adjusted p &lt; 0.05 for the four-target RT-qPCR family.</w:t>
+        <w:t xml:space="preserve">Bioinformatic thresholds are given above. Laboratory data are mean ± SEM. TARDBP knockdown was assessed by one-way ANOVA on log2-transformed relative expression with Tukey’s multiple comparison test. The four target-gene RT-qPCR comparisons used two-tailed Student’s t-tests with Holm adjustment across the four targets (GraphPad Prism 10). Fura-2 amplitudes (n = 3) and 48-h WST-1 well signals (n = 4) were summarised descriptively, without inferential tests. Significance was set at adjusted p &lt; 0.05 for the four-target RT-qPCR family.</w:t>
       </w:r>
     </w:p>
     <w:bookmarkEnd w:id="26"/>
@@ -3420,7 +3420,7 @@
         <w:t xml:space="preserve"> </w:t>
       </w:r>
       <w:r>
-        <w:t xml:space="preserve">was consistent with published direction of change. A local-event method run on the same libraries gave a more conservative picture: SUPPA2 tested 31,474 events in 5,345 genes and returned no event that met the shared FDR and |ΔPSI| ≥ 0.10 thresholds, and among the 9,369 skipped-exon events whose coordinates matched between the two tools ΔPSI agreed only weakly (Spearman ρ = 0.319; 62.4% directional concordance). SUPPA2 builds its null from the between-replicate ΔPSI distribution, which makes it conservative in a three-versus-three design, so the disagreement bounds how much weight any single event call can carry rather than showing that one tool is wrong.</w:t>
+        <w:t xml:space="preserve">was consistent with published direction of change. SUPPA2 gave a more conservative result on the same libraries. It tested 31,474 events in 5,345 genes and returned no event meeting the shared FDR and |ΔPSI| ≥ 0.10 thresholds. Among 9,369 skipped-exon events matched by coordinates, the tools agreed weakly on ΔPSI (Spearman ρ = 0.319; 62.4% directional concordance). SUPPA2 builds its null from the between-replicate ΔPSI distribution, which makes it conservative in a three-versus-three design, so the disagreement bounds how much weight any single event call can carry rather than showing that one tool is wrong.</w:t>
       </w:r>
     </w:p>
     <w:p>
@@ -3505,7 +3505,7 @@
         <w:jc w:val="both"/>
       </w:pPr>
       <w:r>
-        <w:t xml:space="preserve">Applying the robustness criteria to the twelve SOCE-machinery genes examined event by event (Methods 2.3) identified a small set of events supported by adequate coverage and bootstrap intervals excluding zero (Table 3, Supplementary Figure S3).</w:t>
+        <w:t xml:space="preserve">Applying the robustness criteria to the twelve SOCE-machinery genes examined event by event (Methods 2.3) identified three events with adequate coverage and bootstrap intervals excluding zero: STIMATE, ORAI3 and STIM2 (Table 3, Supplementary Figure S3). A STIM1 event met the count and FDR criteria, but its interval included zero and is shown for context.</w:t>
       </w:r>
     </w:p>
     <w:p>
@@ -3628,7 +3628,7 @@
         <w:fldChar w:fldCharType="end"/>
       </w:r>
       <w:r>
-        <w:t>, was the most reproducible candidate: 32 events met both the threshold and the coverage criteria in five of the six datasets (iPSC colonies, mouse striatum, SH-SY5Y, C2C12 and NSC34) at the orthologous human chr19 and mouse chr10 loci, with |ΔPSI| from 0.11 to 0.74 (median 0.37) and 61 to 4,559 junction reads per event (median 246; 26 of the 32 above 100 reads; Supplementary Table S3). The locus is therefore affected in every model except the iPSC-derived motor neurons, but the direction is not consistent across models: all three qualifying SH-SY5Y events show reduced inclusion of the rMATS-defined form, whereas the events in mouse striatum and C2C12, all but one of those in NSC34 and most of those in iPSC colonies are positive; the junction-level analysis of Section 3.5 quantifies a different arm of the same locus and is positive in SH-SY5Y. What reproduces is the involvement of the locus, not one directional switch.</w:t>
+        <w:t>, was the most reproducible candidate: 32 events met both the threshold and the coverage criteria in five of the six datasets (iPSC colonies, mouse striatum, SH-SY5Y, C2C12 and NSC34) at the orthologous human chr19 and mouse chr10 loci, with |ΔPSI| from 0.11 to 0.74 (median 0.37) and 61 to 4,559 junction reads per event (median 246; 26 of the 32 above 100 reads; Supplementary Table S3). The event-level evidence is shown in Figure 5. The locus is therefore affected in every model except the iPSC-derived motor neurons, but the direction is not consistent across models: all three qualifying SH-SY5Y events show reduced inclusion of the rMATS-defined form, whereas the events in mouse striatum and C2C12, all but one of those in NSC34 and most of those in iPSC colonies are positive; the junction-level analysis of Section 3.5 quantifies a different arm of the same locus and is positive in SH-SY5Y. What reproduces is the involvement of the locus, not one directional switch.</w:t>
       </w:r>
       <w:r>
         <w:t xml:space="preserve"> </w:t>
@@ -3692,6 +3692,59 @@
     <w:bookmarkStart w:id="32" w:name="X82f7279699e5de22b979458987a108be8a28cb2"/>
     <w:p>
       <w:pPr>
+        <w:keepNext/>
+      </w:pPr>
+      <w:r>
+        <w:drawing>
+          <wp:inline>
+            <wp:extent cx="5623560" cy="3513260"/>
+            <wp:docPr id="5" name="Picture 5"/>
+            <wp:cNvGraphicFramePr>
+              <a:graphicFrameLocks noChangeAspect="1"/>
+            </wp:cNvGraphicFramePr>
+            <a:graphic>
+              <a:graphicData uri="http://schemas.openxmlformats.org/drawingml/2006/picture">
+                <pic:pic>
+                  <pic:nvPicPr>
+                    <pic:cNvPr id="0" name="Figure5_CBARP_splicing.png"/>
+                    <pic:cNvPicPr/>
+                  </pic:nvPicPr>
+                  <pic:blipFill>
+                    <a:blip r:embed="rId13"/>
+                    <a:stretch>
+                      <a:fillRect/>
+                    </a:stretch>
+                  </pic:blipFill>
+                  <pic:spPr>
+                    <a:xfrm>
+                      <a:off x="0" y="0"/>
+                      <a:ext cx="5623560" cy="3513260"/>
+                    </a:xfrm>
+                    <a:prstGeom prst="rect"/>
+                  </pic:spPr>
+                </pic:pic>
+              </a:graphicData>
+            </a:graphic>
+          </wp:inline>
+        </w:drawing>
+      </w:r>
+    </w:p>
+    <w:p>
+      <w:pPr>
+        <w:pStyle w:val="Caption"/>
+      </w:pPr>
+      <w:r>
+        <w:rPr>
+          <w:b/>
+        </w:rPr>
+        <w:t xml:space="preserve">Figure 5. </w:t>
+      </w:r>
+      <w:r>
+        <w:t>CBARP splicing across TDP-43-depletion datasets. (A) Genomic location and splice pattern of a representative iPSC-colony skipped-exon event, drawn from rMATS coordinates rather than read-coverage traces. (B) Per-library exon inclusion (PSI) for this event; each point represents one RNA-seq library. (C) Event-level ΔPSI for all 32 CBARP events meeting the prespecified FDR, effect-size and coverage filters in five datasets. Direction refers to the rMATS-defined form and varies by model; the evidence supports recurrent involvement of the locus, not a shared directional switch. Source: Supplementary Table S3.</w:t>
+      </w:r>
+    </w:p>
+    <w:p>
+      <w:pPr>
         <w:pStyle w:val="Heading3"/>
         <w:rPr>
           <w:b w:val="1"/>
@@ -3984,7 +4037,7 @@
         <w:jc w:val="both"/>
       </w:pPr>
       <w:r>
-        <w:t xml:space="preserve">The null test also sets the limits of interpretation. It could be run in the three datasets with four control replicates: for every real call the split-control null produced 0.64 calls in iPSC colonies, 2.17 in K562 total RNA and 0.83 in mouse striatum (high-confidence definition; Supplementary Table S14). These ratios are not calibrated false-discovery rates; they are the ratio of two call counts from analyses with different sample sizes and different numbers of tests, but they show that call counts are not interpretable on their own. In the remaining eight comparisons (the two SH-SY5Y doses, the three iPSC-derived motor neuron comparisons, K562 poly(A)+ mRNA, C2C12 and NSC34), the controls could not be split, and positive-control recovery is the only available check. Across the eleven comparisons the burden of high-confidence unannotated splicing changes ranged from 12 to 477 events, and of the three datasets with a null, the one with the largest burden also had the largest null.</w:t>
+        <w:t xml:space="preserve">The null test also sets the limits of interpretation. Under the permissive rule, the null-to-real call ratios were 0.98 in iPSC colonies and 2.01 in K562 total RNA (Supplementary Table S14). The high-confidence null could be run in the three datasets with four control replicates: for every real call the split-control null produced 0.64 calls in iPSC colonies, 2.17 in K562 total RNA and 0.83 in mouse striatum (high-confidence definition; Supplementary Table S14). These ratios are not calibrated false-discovery rates; they are the ratio of two call counts from analyses with different sample sizes and different numbers of tests, but they show that call counts are not interpretable on their own. In the remaining eight comparisons (the two SH-SY5Y doses, the three iPSC-derived motor neuron comparisons, K562 poly(A)+ mRNA, C2C12 and NSC34), the controls could not be split, and positive-control recovery is the only available check. Across the eleven comparisons the burden of high-confidence unannotated splicing changes ranged from 12 to 477 events, and of the three datasets with a null, the one with the largest burden also had the largest null.</w:t>
       </w:r>
     </w:p>
     <w:p>
@@ -4138,130 +4191,130 @@
         <w:t xml:space="preserve"> </w:t>
       </w:r>
       <w:r>
-        <w:t xml:space="preserve">and the SERCA and mitochondrial uptake genes carried none in any comparison. Under the permissive definition, SH-SY5Y additionally showed events in</w:t>
-      </w:r>
-      <w:r>
-        <w:t xml:space="preserve"> </w:t>
+        <w:t xml:space="preserve">and the SERCA and mitochondrial uptake genes carried none in any comparison. Permissive-tier and annotated-site events are detailed in Supplementary Table S7 and Figure S4B.</w:t>
+      </w:r>
+      <w:r>
+        <w:t xml:space="preserve"/>
       </w:r>
       <w:r>
         <w:rPr>
           <w:i/>
           <w:iCs/>
         </w:rPr>
-        <w:t xml:space="preserve">PLCD4</w:t>
-      </w:r>
-      <w:r>
-        <w:t xml:space="preserve"> </w:t>
-      </w:r>
-      <w:r>
-        <w:t xml:space="preserve">and in six genes of the expanded Ca²⁺ panel (</w:t>
+        <w:t xml:space="preserve"/>
+      </w:r>
+      <w:r>
+        <w:t xml:space="preserve"/>
+      </w:r>
+      <w:r>
+        <w:t xml:space="preserve"/>
       </w:r>
       <w:r>
         <w:rPr>
           <w:i/>
           <w:iCs/>
         </w:rPr>
-        <w:t xml:space="preserve">ADCY1</w:t>
-      </w:r>
-      <w:r>
-        <w:t xml:space="preserve">,</w:t>
-      </w:r>
-      <w:r>
-        <w:t xml:space="preserve"> </w:t>
+        <w:t xml:space="preserve"/>
+      </w:r>
+      <w:r>
+        <w:t xml:space="preserve"/>
+      </w:r>
+      <w:r>
+        <w:t xml:space="preserve"/>
       </w:r>
       <w:r>
         <w:rPr>
           <w:i/>
           <w:iCs/>
         </w:rPr>
-        <w:t xml:space="preserve">SYT7</w:t>
-      </w:r>
-      <w:r>
-        <w:t xml:space="preserve">,</w:t>
-      </w:r>
-      <w:r>
-        <w:t xml:space="preserve"> </w:t>
+        <w:t xml:space="preserve"/>
+      </w:r>
+      <w:r>
+        <w:t xml:space="preserve"/>
+      </w:r>
+      <w:r>
+        <w:t xml:space="preserve"/>
       </w:r>
       <w:r>
         <w:rPr>
           <w:i/>
           <w:iCs/>
         </w:rPr>
-        <w:t xml:space="preserve">PDE3B</w:t>
-      </w:r>
-      <w:r>
-        <w:t xml:space="preserve">,</w:t>
-      </w:r>
-      <w:r>
-        <w:t xml:space="preserve"> </w:t>
+        <w:t xml:space="preserve"/>
+      </w:r>
+      <w:r>
+        <w:t xml:space="preserve"/>
+      </w:r>
+      <w:r>
+        <w:t xml:space="preserve"/>
       </w:r>
       <w:r>
         <w:rPr>
           <w:i/>
           <w:iCs/>
         </w:rPr>
-        <w:t xml:space="preserve">AKT3</w:t>
-      </w:r>
-      <w:r>
-        <w:t xml:space="preserve">,</w:t>
-      </w:r>
-      <w:r>
-        <w:t xml:space="preserve"> </w:t>
+        <w:t xml:space="preserve"/>
+      </w:r>
+      <w:r>
+        <w:t xml:space="preserve"/>
+      </w:r>
+      <w:r>
+        <w:t xml:space="preserve"/>
       </w:r>
       <w:r>
         <w:rPr>
           <w:i/>
           <w:iCs/>
         </w:rPr>
-        <w:t xml:space="preserve">PIK3CB</w:t>
-      </w:r>
-      <w:r>
-        <w:t xml:space="preserve">,</w:t>
-      </w:r>
-      <w:r>
-        <w:t xml:space="preserve"> </w:t>
+        <w:t xml:space="preserve"/>
+      </w:r>
+      <w:r>
+        <w:t xml:space="preserve"/>
+      </w:r>
+      <w:r>
+        <w:t xml:space="preserve"/>
       </w:r>
       <w:r>
         <w:rPr>
           <w:i/>
           <w:iCs/>
         </w:rPr>
-        <w:t xml:space="preserve">PPP2R5C</w:t>
-      </w:r>
-      <w:r>
-        <w:t xml:space="preserve">), and novel combinations of annotated splice sites appeared in</w:t>
-      </w:r>
-      <w:r>
-        <w:t xml:space="preserve"> </w:t>
+        <w:t xml:space="preserve"/>
+      </w:r>
+      <w:r>
+        <w:t xml:space="preserve"/>
+      </w:r>
+      <w:r>
+        <w:t xml:space="preserve"/>
       </w:r>
       <w:r>
         <w:rPr>
           <w:i/>
           <w:iCs/>
         </w:rPr>
-        <w:t xml:space="preserve">ATP2A3</w:t>
-      </w:r>
-      <w:r>
-        <w:t xml:space="preserve"> </w:t>
-      </w:r>
-      <w:r>
-        <w:t xml:space="preserve">(both doses, ΔPSI +0.16 and +0.20) and</w:t>
-      </w:r>
-      <w:r>
-        <w:t xml:space="preserve"> </w:t>
+        <w:t xml:space="preserve"/>
+      </w:r>
+      <w:r>
+        <w:t xml:space="preserve"/>
+      </w:r>
+      <w:r>
+        <w:t xml:space="preserve"/>
+      </w:r>
+      <w:r>
+        <w:t xml:space="preserve"/>
       </w:r>
       <w:r>
         <w:rPr>
           <w:i/>
           <w:iCs/>
         </w:rPr>
-        <w:t xml:space="preserve">MCUB</w:t>
-      </w:r>
-      <w:r>
-        <w:t xml:space="preserve"> </w:t>
-      </w:r>
-      <w:r>
-        <w:t xml:space="preserve">(iPSC colonies, +0.27) (Supplementary Figure S4B). Within the coverage, models and calling criteria used here, we did not detect high-confidence unannotated splicing changes in the store-operated entry machinery. This finding does not exclude lower-abundance or context-specific events, but it provides no support for a cryptic-splicing switch as the explanation for the observed SOCE phenotype.</w:t>
+        <w:t xml:space="preserve"/>
+      </w:r>
+      <w:r>
+        <w:t xml:space="preserve"/>
+      </w:r>
+      <w:r>
+        <w:t xml:space="preserve"> Within the coverage, models and calling criteria used here, we did not detect high-confidence unannotated splicing changes in the store-operated entry machinery. This finding does not exclude lower-abundance or context-specific events, but it provides no support for a cryptic-splicing switch as the explanation for the observed SOCE phenotype.</w:t>
       </w:r>
     </w:p>
     <w:p>
@@ -4362,7 +4415,7 @@
         <w:t xml:space="preserve">ORAI2</w:t>
       </w:r>
       <w:r>
-        <w:t xml:space="preserve">, the most abundant ORAI-family gene in the transcript estimates, showed a change of +0.16 (q = 1.9 × 10⁻³) in the mapping-quality-filtered set and +0.15 (q = 0.087) in the unfiltered set; we report it as supported but not established.</w:t>
+        <w:t xml:space="preserve">, the most abundant ORAI-family gene in the transcript estimates, showed a change of +0.16 (q = 1.9 × 10⁻³) in the mapping-quality-filtered set and +0.15 (q = 0.087) in the unfiltered set; the two extraction methods therefore provide unequal support.</w:t>
       </w:r>
     </w:p>
     <w:p>
@@ -4591,7 +4644,7 @@
         <w:jc w:val="both"/>
       </w:pPr>
       <w:r>
-        <w:t xml:space="preserve">In the primary SH-SY5Y model the positive control shifted only moderately: using all six libraries, the</w:t>
+        <w:t xml:space="preserve">Excluding CIGAR reference skips affected this positive control: including them would have changed the STMN2 intron 2 index difference from +0.145 to +0.489. In the primary SH-SY5Y model, the skip-excluded index shifted only moderately: using all six libraries, the</w:t>
       </w:r>
       <w:r>
         <w:t xml:space="preserve"> </w:t>
@@ -5631,21 +5684,6 @@
     <w:bookmarkStart w:id="37" w:name="X5df77ab589002e665ed1956bf6a0a512b2ed6b0"/>
     <w:p>
       <w:pPr>
-        <w:pStyle w:val="Heading3"/>
-        <w:rPr>
-          <w:b w:val="1"/>
-        </w:rPr>
-        <w:jc w:val="left"/>
-      </w:pPr>
-      <w:r>
-        <w:rPr>
-          <w:b/>
-        </w:rPr>
-        <w:t xml:space="preserve">3.10 Exploratory analysis of ALS regional transcript patterns</w:t>
-      </w:r>
-    </w:p>
-    <w:p>
-      <w:pPr>
         <w:pStyle w:val="FirstParagraph"/>
         <w:jc w:val="both"/>
       </w:pPr>
@@ -5997,7 +6035,7 @@
         <w:t xml:space="preserve">CBARP, TRPC1 and junctional regulators. </w:t>
       </w:r>
       <w:r>
-        <w:t xml:space="preserve">CBARP is the strongest recurrent RNA-processing candidate: it was affected in five of six datasets across two species, had a median |ΔPSI| of 0.37 and a median of 246 junction reads per event, was independently supported by the annotation-free analysis and showed the largest expression change among the SOCE-regulatory genes. BARP, the CBARP product, binds CaVβ subunits and suppresses voltage-gated Ca²⁺ channel activity and Ca²⁺-evoked exocytosis </w:t>
+        <w:t xml:space="preserve">CBARP is the strongest recurrent RNA-processing candidate: it was affected in five of six datasets across two species, was independently supported by the annotation-free analysis and showed the largest expression change among the SOCE-regulatory genes (Figure 5). BARP, the CBARP product, binds CaVβ subunits and suppresses voltage-gated Ca²⁺ channel activity and Ca²⁺-evoked exocytosis </w:t>
       </w:r>
       <w:r>
         <w:fldChar w:fldCharType="begin"/>
@@ -6066,7 +6104,7 @@
         <w:fldChar w:fldCharType="end"/>
       </w:r>
       <w:r>
-        <w:t xml:space="preserve">, but the pooled effect was negligible (ΔPSI +0.0013, 95% CI −0.022 to +0.024; p = 0.914). A shared STIM2.1 switch therefore cannot explain the functional decrease. STIMATE is mechanistically attractive because it promotes the conformational transition that activates STIM1 at ER–plasma-membrane junctions </w:t>
+        <w:t xml:space="preserve">, but the pooled effect was negligible (Supplementary Table S15). A shared STIM2.1 switch therefore cannot explain the functional decrease. STIMATE is mechanistically attractive because it promotes the conformational transition that activates STIM1 at ER–plasma-membrane junctions </w:t>
       </w:r>
       <w:r>
         <w:fldChar w:fldCharType="begin"/>
@@ -6099,7 +6137,7 @@
         <w:t xml:space="preserve">Relevance to disease tissue. </w:t>
       </w:r>
       <w:r>
-        <w:t xml:space="preserve">TRPC1 and SARAF increased and CBARP decreased in six of seven ALS brain regions, matching the direction observed in the public SH-SY5Y model. TRPC1 remained unchanged in spinal cord and decreased in the neurological comparison cohorts. Because bulk-tissue expression is sensitive to region and cellular composition, these observations identify disease-associated candidates rather than a direct TDP-43-driven mechanism. Together with the opposing direction of SOCE changes reported in SOD1 astrocytes, these findings indicate that cell identity and compensatory state shape the calcium-regulatory phenotype.</w:t>
+        <w:t xml:space="preserve">TRPC1 and SARAF increased and CBARP decreased in six ALS brain regions, matching the direction observed in the public SH-SY5Y model. TRPC1 remained unchanged in the well-powered cervical and lumbar spinal-cord comparisons and decreased in the neurological comparison cohorts. Among the disease cohorts surveyed, ALS alone showed a significant TRPC1 increase, concentrated in brain regions. Because bulk-tissue expression is sensitive to region and cellular composition, these observations identify disease-associated candidates rather than a direct TDP-43-driven mechanism. Together with the opposing direction of SOCE changes reported in SOD1 astrocytes, these findings indicate that cell identity and compensatory state shape the calcium-regulatory phenotype.</w:t>
       </w:r>
     </w:p>
     <w:p>
@@ -6150,7 +6188,210 @@
         <w:fldChar w:fldCharType="end"/>
       </w:r>
       <w:r>
-        <w:t>. The present findings extend this framework to the plasma-membrane replenishment phase. A coherent model is that TDP-43 loss reduces metabolic and ER-refilling capacity while simultaneously changing the composition and feedback control of the entry machinery; recurrent CBARP processing may add a parallel effect on voltage-gated entry and exocytosis. This model makes discriminating predictions. Correcting ATP2A2 or cellular bioenergetics should improve both ER release and readdition, whereas reducing SARAF or restoring the ORAI balance should preferentially improve the readdition phase. An isoform-specific CBARP perturbation should have a larger effect on depolarization-evoked Ca²⁺ entry or secretion than on CPA-triggered SOCE. These outcomes would distinguish store, channel-composition and broader calcium-network mechanisms and place the functional phenotype within a directly testable neurochemical framework.</w:t>
+        <w:t>. The present findings extend this framework to the plasma-membrane replenishment phase. The working model in Figure 6 is that TDP-43 loss reduces metabolic and ER-refilling capacity while simultaneously changing the composition and feedback control of the entry machinery; recurrent CBARP processing may add a parallel effect on voltage-gated entry and exocytosis. This model makes discriminating predictions. Correcting ATP2A2 or cellular bioenergetics should improve both ER release and readdition, whereas reducing SARAF or restoring the ORAI balance should preferentially improve the readdition phase. An isoform-specific CBARP perturbation should have a larger effect on depolarisation-evoked Ca²⁺ entry or secretion than on CPA-triggered SOCE. These outcomes would distinguish store, channel-composition and broader calcium-network mechanisms and place the functional phenotype within a directly testable neurochemical framework.</w:t>
+      </w:r>
+    </w:p>
+    <w:p>
+      <w:pPr>
+        <w:keepNext/>
+      </w:pPr>
+      <w:r>
+        <w:drawing>
+          <wp:inline>
+            <wp:extent cx="5623560" cy="2903317"/>
+            <wp:docPr id="6" name="Picture 6"/>
+            <wp:cNvGraphicFramePr>
+              <a:graphicFrameLocks noChangeAspect="1"/>
+            </wp:cNvGraphicFramePr>
+            <a:graphic>
+              <a:graphicData uri="http://schemas.openxmlformats.org/drawingml/2006/picture">
+                <pic:pic>
+                  <pic:nvPicPr>
+                    <pic:cNvPr id="0" name="Figure6_working_model.png"/>
+                    <pic:cNvPicPr/>
+                  </pic:nvPicPr>
+                  <pic:blipFill>
+                    <a:blip r:embed="rId14"/>
+                    <a:stretch>
+                      <a:fillRect/>
+                    </a:stretch>
+                  </pic:blipFill>
+                  <pic:spPr>
+                    <a:xfrm>
+                      <a:off x="0" y="0"/>
+                      <a:ext cx="5623560" cy="2903317"/>
+                    </a:xfrm>
+                    <a:prstGeom prst="rect"/>
+                  </pic:spPr>
+                </pic:pic>
+              </a:graphicData>
+            </a:graphic>
+          </wp:inline>
+        </w:drawing>
+      </w:r>
+    </w:p>
+    <w:p>
+      <w:pPr>
+        <w:pStyle w:val="Caption"/>
+      </w:pPr>
+      <w:r>
+        <w:rPr>
+          <w:b/>
+        </w:rPr>
+        <w:t xml:space="preserve">Figure 6. </w:t>
+      </w:r>
+      <w:r>
+        <w:t>Working model of the observed calcium phenotype and candidate RNA changes. The laboratory Fura-2 assay found a smaller readdition amplitude after TARDBP knockdown in SH-SY5Y cells. Public knockdown RNA-seq identified changes in calcium-regulatory transcripts and recurrent CBARP splicing. ATP2A2, ORAI-family composition and SARAF are potential contributors to store filling, entry and feedback; CBARP is placed on a parallel voltage-gated channel branch. Arrows indicate hypotheses for future perturbation, not demonstrated causal links.</w:t>
+      </w:r>
+    </w:p>
+    <w:p>
+      <w:pPr>
+        <w:pStyle w:val="Heading3"/>
+      </w:pPr>
+      <w:r>
+        <w:t>Limitations</w:t>
+      </w:r>
+    </w:p>
+    <w:p>
+      <w:r>
+        <w:t>TARDBP depletion was verified by RT-qPCR but not at the protein level, and one TDP-43-targeting shRNA was used without a rescue experiment. The Fura-2 (n = 3) and 48-h WST-1 (n = 4) results are descriptive. The laboratory assay used undifferentiated SH-SY5Y cells, whereas the public SH-SY5Y RNA-seq study used an inducible model and the motor-neuron datasets did not include matched Ca²⁺ measurements. Cuvette Fura-2 ratios report net cytosolic accumulation and do not separate influx from extrusion or reuptake.</w:t>
+      </w:r>
+    </w:p>
+    <w:p>
+      <w:r>
+        <w:t>Bulk post-mortem expression can reflect cell composition, and age, RNA integrity and post-mortem interval were not modelled as covariates. The NMD dataset confounds TDP-43 status with sequencing batch, so its interaction results are exploratory.</w:t>
+      </w:r>
+    </w:p>
+    <w:bookmarkEnd w:id="39"/>
+    <w:bookmarkStart w:id="40" w:name="conclusion"/>
+    <w:p>
+      <w:pPr>
+        <w:pStyle w:val="Heading2"/>
+        <w:rPr>
+          <w:b w:val="1"/>
+        </w:rPr>
+        <w:jc w:val="left"/>
+      </w:pPr>
+      <w:r>
+        <w:rPr>
+          <w:b w:val="1"/>
+        </w:rPr>
+        <w:t xml:space="preserve">5. Conclusion</w:t>
+      </w:r>
+    </w:p>
+    <w:p>
+      <w:pPr>
+        <w:pStyle w:val="FirstParagraph"/>
+        <w:jc w:val="both"/>
+      </w:pPr>
+      <w:r>
+        <w:t xml:space="preserve">TDP-43 depletion in SH-SY5Y cells was associated with a large reduction in Fura-2-measured SOCE and with altered expression and splicing of calcium-regulatory genes. Transcript-family summaries and reproducible </w:t>
+      </w:r>
+      <w:r>
+        <w:rPr>
+          <w:i/>
+          <w:iCs/>
+        </w:rPr>
+        <w:t xml:space="preserve">CBARP</w:t>
+      </w:r>
+      <w:r>
+        <w:t xml:space="preserve"> splicing identify candidate explanations, but they do not establish protein stoichiometry or a single causal RNA switch. Coverage-based APA and conservative NMD analyses do not provide confirmatory evidence that SOCE-machinery genes are direct targets of those pathways. In ALS tissue, </w:t>
+      </w:r>
+      <w:r>
+        <w:rPr>
+          <w:i/>
+          <w:iCs/>
+        </w:rPr>
+        <w:t xml:space="preserve">TRPC1</w:t>
+      </w:r>
+      <w:r>
+        <w:t xml:space="preserve">, </w:t>
+      </w:r>
+      <w:r>
+        <w:rPr>
+          <w:i/>
+          <w:iCs/>
+        </w:rPr>
+        <w:t xml:space="preserve">SARAF</w:t>
+      </w:r>
+      <w:r>
+        <w:t xml:space="preserve"> and </w:t>
+      </w:r>
+      <w:r>
+        <w:rPr>
+          <w:i/>
+          <w:iCs/>
+        </w:rPr>
+        <w:t xml:space="preserve">CBARP</w:t>
+      </w:r>
+      <w:r>
+        <w:t xml:space="preserve"> showed region-dependent expression differences. </w:t>
+      </w:r>
+      <w:r>
+        <w:rPr>
+          <w:i/>
+          <w:iCs/>
+        </w:rPr>
+        <w:t xml:space="preserve">CBARP</w:t>
+      </w:r>
+      <w:r>
+        <w:t xml:space="preserve">, </w:t>
+      </w:r>
+      <w:r>
+        <w:rPr>
+          <w:i/>
+          <w:iCs/>
+        </w:rPr>
+        <w:t xml:space="preserve">SARAF</w:t>
+      </w:r>
+      <w:r>
+        <w:t xml:space="preserve"> and </w:t>
+      </w:r>
+      <w:r>
+        <w:rPr>
+          <w:i/>
+          <w:iCs/>
+        </w:rPr>
+        <w:t xml:space="preserve">TRPC1</w:t>
+      </w:r>
+      <w:r>
+        <w:t xml:space="preserve"> are therefore priorities for targeted protein-level and functional follow-up.</w:t>
+      </w:r>
+    </w:p>
+    <w:bookmarkEnd w:id="40"/>
+    <w:bookmarkStart w:id="41" w:name="declarations"/>
+    <w:p>
+      <w:pPr>
+        <w:pStyle w:val="Heading2"/>
+        <w:rPr>
+          <w:b w:val="1"/>
+        </w:rPr>
+        <w:jc w:val="left"/>
+      </w:pPr>
+      <w:r>
+        <w:rPr>
+          <w:b w:val="1"/>
+        </w:rPr>
+        <w:t xml:space="preserve">Declarations</w:t>
+      </w:r>
+    </w:p>
+    <w:p>
+      <w:pPr>
+        <w:pStyle w:val="FirstParagraph"/>
+        <w:jc w:val="both"/>
+      </w:pPr>
+      <w:r>
+        <w:rPr>
+          <w:b/>
+          <w:bCs/>
+        </w:rPr>
+        <w:t xml:space="preserve">Ethics approval.</w:t>
+      </w:r>
+      <w:r>
+        <w:t xml:space="preserve"> </w:t>
+      </w:r>
+      <w:r>
+        <w:t xml:space="preserve">No new human or animal material was collected for this study. All RNA-seq datasets are publicly available and were reanalysed under the terms of the repositories that host them. The laboratory experiments used an established cell line (SH-SY5Y) and no human participants or animals. Lentiviral work was carried out under the institutional biosafety rules of Ege University.</w:t>
       </w:r>
     </w:p>
     <w:p>
@@ -6159,139 +6400,17 @@
         <w:jc w:val="both"/>
       </w:pPr>
       <w:r>
-        <w:t xml:space="preserve">The laboratory assay used undifferentiated, proliferative SH-SY5Y cells; the public iPSC-derived motor-neuron datasets extend the RNA comparisons but do not provide a matched functional measurement in motor neurons.</w:t>
-      </w:r>
-    </w:p>
-    <w:bookmarkEnd w:id="39"/>
-    <w:bookmarkStart w:id="40" w:name="conclusion"/>
-    <w:p>
-      <w:pPr>
-        <w:pStyle w:val="Heading2"/>
-        <w:rPr>
-          <w:b w:val="1"/>
-        </w:rPr>
-        <w:jc w:val="left"/>
-      </w:pPr>
-      <w:r>
-        <w:rPr>
-          <w:b w:val="1"/>
-        </w:rPr>
-        <w:t xml:space="preserve">5. Conclusion</w:t>
-      </w:r>
-    </w:p>
-    <w:p>
-      <w:pPr>
-        <w:pStyle w:val="FirstParagraph"/>
-        <w:jc w:val="both"/>
-      </w:pPr>
-      <w:r>
-        <w:t xml:space="preserve">TDP-43 depletion in SH-SY5Y cells was associated with a large reduction in Fura-2-measured SOCE and with altered expression and splicing of calcium-regulatory genes. Transcript-family summaries and reproducible </w:t>
-      </w:r>
-      <w:r>
-        <w:rPr>
-          <w:i/>
-          <w:iCs/>
-        </w:rPr>
-        <w:t xml:space="preserve">CBARP</w:t>
-      </w:r>
-      <w:r>
-        <w:t xml:space="preserve"> splicing identify candidate explanations, but they do not establish protein stoichiometry or a single causal RNA switch. Coverage-based APA and conservative NMD analyses do not provide confirmatory evidence that SOCE-machinery genes are direct targets of those pathways. In ALS tissue, </w:t>
-      </w:r>
-      <w:r>
-        <w:rPr>
-          <w:i/>
-          <w:iCs/>
-        </w:rPr>
-        <w:t xml:space="preserve">TRPC1</w:t>
-      </w:r>
-      <w:r>
-        <w:t xml:space="preserve">, </w:t>
-      </w:r>
-      <w:r>
-        <w:rPr>
-          <w:i/>
-          <w:iCs/>
-        </w:rPr>
-        <w:t xml:space="preserve">SARAF</w:t>
-      </w:r>
-      <w:r>
-        <w:t xml:space="preserve"> and </w:t>
-      </w:r>
-      <w:r>
-        <w:rPr>
-          <w:i/>
-          <w:iCs/>
-        </w:rPr>
-        <w:t xml:space="preserve">CBARP</w:t>
-      </w:r>
-      <w:r>
-        <w:t xml:space="preserve"> showed region-dependent expression differences. </w:t>
-      </w:r>
-      <w:r>
-        <w:rPr>
-          <w:i/>
-          <w:iCs/>
-        </w:rPr>
-        <w:t xml:space="preserve">CBARP</w:t>
-      </w:r>
-      <w:r>
-        <w:t xml:space="preserve">, </w:t>
-      </w:r>
-      <w:r>
-        <w:rPr>
-          <w:i/>
-          <w:iCs/>
-        </w:rPr>
-        <w:t xml:space="preserve">SARAF</w:t>
-      </w:r>
-      <w:r>
-        <w:t xml:space="preserve"> and </w:t>
-      </w:r>
-      <w:r>
-        <w:rPr>
-          <w:i/>
-          <w:iCs/>
-        </w:rPr>
-        <w:t xml:space="preserve">TRPC1</w:t>
-      </w:r>
-      <w:r>
-        <w:t xml:space="preserve"> are therefore priorities for targeted protein-level and functional follow-up.</w:t>
-      </w:r>
-    </w:p>
-    <w:bookmarkEnd w:id="40"/>
-    <w:bookmarkStart w:id="41" w:name="declarations"/>
-    <w:p>
-      <w:pPr>
-        <w:pStyle w:val="Heading2"/>
-        <w:rPr>
-          <w:b w:val="1"/>
-        </w:rPr>
-        <w:jc w:val="left"/>
-      </w:pPr>
-      <w:r>
-        <w:rPr>
-          <w:b w:val="1"/>
-        </w:rPr>
-        <w:t xml:space="preserve">Declarations</w:t>
-      </w:r>
-    </w:p>
-    <w:p>
-      <w:pPr>
-        <w:pStyle w:val="FirstParagraph"/>
-        <w:jc w:val="both"/>
-      </w:pPr>
-      <w:r>
         <w:rPr>
           <w:b/>
           <w:bCs/>
         </w:rPr>
-        <w:t xml:space="preserve">Ethics approval.</w:t>
-      </w:r>
-      <w:r>
-        <w:t xml:space="preserve"> </w:t>
-      </w:r>
-      <w:r>
-        <w:t xml:space="preserve">No new human or animal material was collected for this study. All RNA-seq datasets are publicly available and were reanalysed under the terms of the repositories that host them. The laboratory experiments used an established cell line (SH-SY5Y) and no human participants or animals. Lentiviral work was carried out under the institutional biosafety rules of Ege University.</w:t>
+        <w:t xml:space="preserve">Funding.</w:t>
+      </w:r>
+      <w:r>
+        <w:t xml:space="preserve"> </w:t>
+      </w:r>
+      <w:r>
+        <w:t xml:space="preserve">This work was supported by the Ege University Scientific Research Projects Coordination Unit (BAP), project 31901.</w:t>
       </w:r>
     </w:p>
     <w:p>
@@ -6304,13 +6423,13 @@
           <w:b/>
           <w:bCs/>
         </w:rPr>
-        <w:t xml:space="preserve">Funding.</w:t>
-      </w:r>
-      <w:r>
-        <w:t xml:space="preserve"> </w:t>
-      </w:r>
-      <w:r>
-        <w:t xml:space="preserve">This work was supported by the Ege University Scientific Research Projects Coordination Unit (BAP), project 31901.</w:t>
+        <w:t xml:space="preserve">Author contributions (CRediT).</w:t>
+      </w:r>
+      <w:r>
+        <w:t xml:space="preserve"> </w:t>
+      </w:r>
+      <w:r>
+        <w:t xml:space="preserve">Elmasnur Yılmaz: Investigation, Formal analysis, Software, Visualization, Writing – original draft. Yasemin Eraç: Conceptualization, Methodology, Resources, Funding acquisition, Supervision, Writing – review &amp; editing. Both authors read and approved the final manuscript.</w:t>
       </w:r>
     </w:p>
     <w:p>
@@ -6323,13 +6442,13 @@
           <w:b/>
           <w:bCs/>
         </w:rPr>
-        <w:t xml:space="preserve">Author contributions (CRediT).</w:t>
-      </w:r>
-      <w:r>
-        <w:t xml:space="preserve"> </w:t>
-      </w:r>
-      <w:r>
-        <w:t xml:space="preserve">Elmasnur Yılmaz: Investigation, Formal analysis, Software, Visualization, Writing – original draft. Yasemin Eraç: Conceptualization, Methodology, Resources, Funding acquisition, Supervision, Writing – review &amp; editing. Both authors read and approved the final manuscript.</w:t>
+        <w:t xml:space="preserve">Declaration of competing interests.</w:t>
+      </w:r>
+      <w:r>
+        <w:t xml:space="preserve"> </w:t>
+      </w:r>
+      <w:r>
+        <w:t xml:space="preserve">The authors declare no competing interests.</w:t>
       </w:r>
     </w:p>
     <w:p>
@@ -6342,45 +6461,26 @@
           <w:b/>
           <w:bCs/>
         </w:rPr>
-        <w:t xml:space="preserve">Declaration of competing interests.</w:t>
-      </w:r>
-      <w:r>
-        <w:t xml:space="preserve"> </w:t>
-      </w:r>
-      <w:r>
-        <w:t xml:space="preserve">The authors declare no competing interests.</w:t>
-      </w:r>
-    </w:p>
-    <w:p>
-      <w:pPr>
-        <w:pStyle w:val="BodyText"/>
-        <w:jc w:val="both"/>
-      </w:pPr>
+        <w:t xml:space="preserve">Data availability.</w:t>
+      </w:r>
+      <w:r>
+        <w:t xml:space="preserve"> </w:t>
+      </w:r>
+      <w:r>
+        <w:t xml:space="preserve">All RNA-seq datasets analysed are public and none were generated for this study; accessions are listed in Supplementary Table S17. The publicly accessible analysis package is deposited at</w:t>
+      </w:r>
+      <w:r>
+        <w:t xml:space="preserve"> </w:t>
+      </w:r>
       <w:r>
         <w:rPr>
           <w:b/>
           <w:bCs/>
         </w:rPr>
-        <w:t xml:space="preserve">Data availability.</w:t>
-      </w:r>
-      <w:r>
-        <w:t xml:space="preserve"> </w:t>
-      </w:r>
-      <w:r>
-        <w:t xml:space="preserve">All RNA-seq datasets analysed are public and none were generated for this study; accessions are listed in Supplementary Table S17. The publicly accessible analysis package is deposited at</w:t>
-      </w:r>
-      <w:r>
-        <w:t xml:space="preserve"> </w:t>
-      </w:r>
-      <w:r>
-        <w:rPr>
-          <w:b/>
-          <w:bCs/>
-        </w:rPr>
         <w:t xml:space="preserve">https://github.com/elmasnuryilmaz/tdp43-soce-manuscript</w:t>
       </w:r>
       <w:r>
-        <w:t xml:space="preserve">. It includes scripts in execution order, including the coverage, NMD, transcript-family and donor-level scripts used for the results reported here, the four Ca²⁺ gene panels, per-event count tables, junction and LSV tables, and the code that draws every figure. The versioned submission snapshot is available as GitHub release v1.0.3 at https://github.com/elmasnuryilmaz/tdp43-soce-manuscript/releases/tag/v1.0.3. The complete 23 GB rMATS output is not redistributed; the package provides the thresholded event table and the scripts and public accessions required to regenerate it. The package downloads the two externally hosted resources it needs (the recount3 junction matrix for SRP270799 and the GSE307054 count table) at run time. Every rMATS event that meets the thresholds of Section 2.3, with its event coordinates, form lengths and raw junction counts, is provided as Supplementary Table S3. RT-qPCR, Fura-2 and WST-1 source data, including per-replicate values and the statistics behind every laboratory figure panel, are provided in Supplementary Table S1.</w:t>
+        <w:t xml:space="preserve">. It includes scripts in execution order, including the coverage, NMD, transcript-family and donor-level scripts used for the results reported here, the four Ca²⁺ gene panels, per-event count tables, junction and LSV tables, and the code that draws every figure. The versioned submission snapshot is available as GitHub release v1.0.4 at https://github.com/elmasnuryilmaz/tdp43-soce-manuscript/releases/tag/v1.0.4. The complete 23 GB rMATS output is not redistributed; the package provides the thresholded event table and the scripts and public accessions required to regenerate it. The package downloads the two externally hosted resources it needs (the recount3 junction matrix for SRP270799 and the GSE307054 count table) at run time. Every rMATS event that meets the thresholds of Section 2.3, with its event coordinates, form lengths and raw junction counts, is provided as Supplementary Table S3. RT-qPCR, Fura-2 and WST-1 source data, including per-replicate values and the statistics behind every laboratory figure panel, are provided in Supplementary Table S1.</w:t>
       </w:r>
     </w:p>
     <w:bookmarkEnd w:id="41"/>
@@ -18357,13 +18457,13 @@
           <w:b/>
           <w:bCs/>
         </w:rPr>
-        <w:t xml:space="preserve">Table 3.</w:t>
-      </w:r>
-      <w:r>
-        <w:t xml:space="preserve"> </w:t>
-      </w:r>
-      <w:r>
-        <w:t xml:space="preserve">Robust splicing events in the primary SH-SY5Y model among the twelve SOCE-machinery genes examined event by event (Methods 2.3), with bootstrap confidence intervals; all four are skipped-exon events.</w:t>
+        <w:t xml:space="preserve">Table 3. Splicing events assessed for robustness</w:t>
+      </w:r>
+      <w:r>
+        <w:t xml:space="preserve"/>
+      </w:r>
+      <w:r>
+        <w:t xml:space="preserve"> in the primary SH-SY5Y model among the twelve SOCE-machinery genes examined event by event (Methods 2.3), with bootstrap confidence intervals; all four are skipped-exon events.</w:t>
       </w:r>
       <w:r>
         <w:t xml:space="preserve"> </w:t>
@@ -19785,7 +19885,7 @@
           <w:sz w:val="18"/>
           <w:szCs w:val="18"/>
         </w:rPr>
-        <w:t xml:space="preserve">SH-SY5Y, 0 versus 75 ng/mL doxycycline, three libraries per group. ΔPSI is knockdown minus control from rMATS junction counts; the confidence interval is a replicate-level bootstrap (10,000 resamples). Coordinates are 1-based and inclusive. CI, confidence interval; FDR, false discovery rate; PSI, percent spliced in.</w:t>
+        <w:t xml:space="preserve">SH-SY5Y, 0 versus 75 ng/mL doxycycline, three libraries per group. ΔPSI is knockdown minus control from rMATS junction counts; the confidence interval is a replicate-level bootstrap (10,000 resamples). Coordinates are 1-based and inclusive. The STIM1 interval crosses zero; that event is included for context and is not counted among the three interval-supported events. CI, confidence interval; FDR, false discovery rate; PSI, percent spliced in.</w:t>
       </w:r>
     </w:p>
     <w:p>

--- a/manuscript/MANUSCRIPT_NEUROCHEMISTRY_INTERNATIONAL_FINAL.docx
+++ b/manuscript/MANUSCRIPT_NEUROCHEMISTRY_INTERNATIONAL_FINAL.docx
@@ -71,7 +71,7 @@
         <w:jc w:val="both"/>
       </w:pPr>
       <w:r>
-        <w:t xml:space="preserve">TDP-43 loss is implicated in amyotrophic lateral sclerosis (ALS), but its relationship to store-operated Ca²⁺ entry (SOCE) is unclear. After shRNA-mediated TARDBP depletion in SH-SY5Y cells, TRPC1, STIM1, ORAI1 and ATP2A3 mRNAs increased 1.7- to 3.2-fold, while the Fura-2 Ca²⁺-readdition amplitude was approximately 84% lower after knockdown (n = 3). ER Ca²⁺ release amplitudes were 0.268 and 0.180 Δ(F340/F380), respectively. At 48 h, the WST-1 signal was 38.5% lower (n = 4). We reanalysed six public TDP-43-depletion RNA-seq comparisons (38 libraries) for calcium-regulatory expression and splicing, screened eleven comparisons for unannotated junction changes, and assessed alternative polyadenylation and nonsense-mediated decay. CBARP was the most reproducible splicing candidate across species, whereas STIM2, STIMATE and ORAI3 events were supported in the primary RNA-seq model. No confirmed RNA-processing event in the core SOCE machinery explained the functional change. In ALS brain, TRPC1 and SARAF increased and CBARP decreased in six brain regions, but these tissue associations could not be attributed to TDP-43 loss. TDP-43 knockdown is associated with reduced SOCE and altered calcium-regulatory RNA profiles, without evidence for a single causal RNA event.</w:t>
+        <w:t xml:space="preserve">TDP-43 loss is implicated in amyotrophic lateral sclerosis (ALS), but its relationship to store-operated Ca²⁺ entry (SOCE) is unclear. After shRNA-mediated TARDBP depletion in SH-SY5Y cells, TRPC1, STIM1, ORAI1 and ATP2A3 mRNAs increased 1.7- to 3.2-fold, while the Fura-2 Ca²⁺-readdition amplitude was 84% lower after knockdown (n = 3 independent cultures; Welch’s t-test p = 0.035). ER Ca²⁺ release was 33% lower (p = 0.31), and readdition normalised to each culture’s own release remained 77% lower. At 48 h, the WST-1 signal was 38.5% lower (n = 4). We reanalysed six public TDP-43-depletion RNA-seq comparisons (38 libraries) for calcium-regulatory expression and splicing, screened eleven comparisons for unannotated junction changes, and assessed alternative polyadenylation and nonsense-mediated decay. CBARP was the most reproducible splicing candidate across species, whereas STIM2, STIMATE and ORAI3 events were supported in the primary RNA-seq model. No confirmed RNA-processing event in the core SOCE machinery explained the functional change. In ALS brain, TRPC1 and SARAF increased and CBARP decreased in six brain regions, but these tissue associations could not be attributed to TDP-43 loss. TDP-43 knockdown is associated with reduced SOCE and altered calcium-regulatory RNA profiles, without evidence for a single causal RNA event.</w:t>
       </w:r>
     </w:p>
     <w:p>
@@ -1456,7 +1456,7 @@
         <w:jc w:val="both"/>
       </w:pPr>
       <w:r>
-        <w:t xml:space="preserve">The calling threshold was calibrated against a control-versus-control null: in datasets with four control replicates, the controls were split 2 + 2, the analysis repeated unchanged, and every call counted as a false positive. The permissive definition required an unannotated junction, ΔPSI ≥ 0.05, q &lt; 0.05, control PSI ≤ 0.05 and a bootstrap lower bound above zero (Supplementary Table S14). We therefore adopted an effect-based definition: a</w:t>
+        <w:t xml:space="preserve">The calling threshold was calibrated against a control-versus-control null: in datasets with four control replicates, the controls were split 2 + 2, the analysis repeated unchanged, and every call counted as a false positive. The permissive definition required an unannotated junction, ΔPSI ≥ 0.05, q &lt; 0.05, control PSI ≤ 0.05 and a bootstrap lower bound above zero (Supplementary Table S14). Because this definition produced about as many split-control calls as real calls, or more (Section 3.5), we adopted an effect-based definition: a</w:t>
       </w:r>
       <w:r>
         <w:t xml:space="preserve"> </w:t>
@@ -2138,7 +2138,7 @@
         <w:t xml:space="preserve"> </w:t>
       </w:r>
       <w:r>
-        <w:t xml:space="preserve">non-neurological controls as ALS, so that control-side confounders (RNA quality, post-mortem interval, collection site, library batch) are shared between the two comparisons; case numbers allowed this comparison in three regions. The public label does not identify the constituent disorders; these regions contained 49 cerebellar, 45 frontal-cortex and 35 temporal-cortex case samples (Table 5). Age, RNA integrity number and post-mortem interval were not included as covariates.</w:t>
+        <w:t xml:space="preserve">non-neurological controls as ALS, so that control-side confounders (RNA quality, post-mortem interval, collection site, library batch) are shared between the two comparisons; case numbers allowed this comparison in three regions. The public metadata do not identify the constituent disorders, which the NYGC provides on request; these regions contained 49 cerebellar, 45 frontal-cortex and 35 temporal-cortex case samples (Table 5). Age, RNA integrity number and post-mortem interval were not included as covariates. Per-sample median centring removes sample-wide expression shifts and the shared controls equalise control-side confounders, but neither adjusts for case–control differences in these variables, so residual confounding by them cannot be excluded.</w:t>
       </w:r>
     </w:p>
     <w:p>
@@ -2362,7 +2362,7 @@
         <w:jc w:val="both"/>
       </w:pPr>
       <w:r>
-        <w:t xml:space="preserve">GAPDH was used as the sole reference gene because its mean Ct was essentially unchanged in the four-target RNA set: 19.49 in non-targeting shRNA controls and 19.50 in shTDP-43 cells (n = 4 each).</w:t>
+        <w:t xml:space="preserve">GAPDH was used as the sole reference gene because its mean Ct was essentially unchanged in the four-target RNA set: 19.49 in non-targeting shRNA controls and 19.50 in shTDP-43 cells (n = 4 each). Reporting guidelines for quantitative PCR recommend at least two validated reference genes; the single-reference design is therefore listed among the limitations.</w:t>
       </w:r>
     </w:p>
     <w:bookmarkEnd w:id="23"/>
@@ -2424,7 +2424,7 @@
         <w:fldChar w:fldCharType="end"/>
       </w:r>
       <w:r>
-        <w:t>. Loaded cells were transferred to Ca²⁺-free HBS containing 1 mM EGTA; SERCA was then inhibited with 10 µM cyclopiazonic acid (Sigma-Aldrich, cat. no. C1530) and the transient rise in F340/F380 was recorded as ER Ca²⁺ release. CaCl₂ was then introduced at a nominal concentration of 1.5 mM and the subsequent rise was recorded as store-operated Ca²⁺ entry (SOCE), following the established depletion–readdition paradigm. Peak amplitudes in both phases were quantified as Δ(F340/F380) relative to the respective preceding baseline (n = 3).</w:t>
+        <w:t>. Loaded cells were transferred to Ca²⁺-free HBS containing 1 mM EGTA; SERCA was then inhibited with 10 µM cyclopiazonic acid (Sigma-Aldrich, cat. no. C1530) and the transient rise in F340/F380 was recorded as ER Ca²⁺ release. CaCl₂ was then introduced at a nominal concentration of 1.5 mM and the subsequent rise was recorded as store-operated Ca²⁺ entry (SOCE), following the established depletion–readdition paradigm. Peak amplitudes in both phases were quantified as Δ(F340/F380) relative to the respective preceding baseline. Each group comprised three independent cultures (n = 3), and both phases were read from the same recording of each culture.</w:t>
       </w:r>
     </w:p>
     <w:p>
@@ -2459,7 +2459,7 @@
         <w:jc w:val="both"/>
       </w:pPr>
       <w:r>
-        <w:t xml:space="preserve">Transduced cells were seeded at 10,000 per well in 100 µL in 96-well plates. Cellular metabolic activity was assessed 48 h after seeding with the WST-1 assay (Premix WST-1, Takara Bio, cat. no. MK400); at 48 h, 10 µL reagent was added for 3 h at 37 °C, and absorbance was read at 450 nm against a 620 nm reference on a Varioskan Flash reader (Thermo Scientific). The absorbance of cell-free wells containing medium and reagent was subtracted, and values were normalised to the mean of the non-targeting shRNA control. At 48 h, n = 4; values are reported as mean ± SEM.</w:t>
+        <w:t xml:space="preserve">Transduced cells were seeded at 10,000 per well in 100 µL in 96-well plates. Cellular metabolic activity was assessed 48 h after seeding with the WST-1 assay (Premix WST-1, Takara Bio, cat. no. MK400); at 48 h, 10 µL reagent was added for 3 h at 37 °C, and absorbance was read at 450 nm against a 620 nm reference on a Varioskan Flash reader (Thermo Scientific). The absorbance of cell-free wells containing medium and reagent was subtracted, and values were normalised to the mean of the non-targeting shRNA control. At 48 h, n = 4 wells per group from one of the three experiments performed; values are reported as mean ± SEM.</w:t>
       </w:r>
     </w:p>
     <w:bookmarkEnd w:id="25"/>
@@ -2485,7 +2485,7 @@
         <w:jc w:val="both"/>
       </w:pPr>
       <w:r>
-        <w:t xml:space="preserve">Bioinformatic thresholds are given above. Laboratory data are mean ± SEM. TARDBP knockdown was assessed by one-way ANOVA on log2-transformed relative expression with Tukey’s multiple comparison test. The four target-gene RT-qPCR comparisons used two-tailed Student’s t-tests with Holm adjustment across the four targets (GraphPad Prism 10). Fura-2 amplitudes (n = 3) and 48-h WST-1 well signals (n = 4) were summarised descriptively, without inferential tests. Significance was set at adjusted p &lt; 0.05 for the four-target RT-qPCR family.</w:t>
+        <w:t xml:space="preserve">Bioinformatic thresholds are given above. Laboratory data are mean ± SEM. TARDBP knockdown was assessed by one-way ANOVA on log2-transformed relative expression with Tukey’s multiple comparison test. The four target-gene RT-qPCR comparisons used two-tailed Student’s t-tests with Holm adjustment across the four targets (GraphPad Prism 10). Fura-2 amplitudes from three independent cultures per group were compared with Welch’s two-tailed t-test (SciPy v1.12.0), which does not assume equal variances, and are reported with the difference in means and its 95% confidence interval; these two pre-specified comparisons were not adjusted for multiplicity. The readdition-to-release ratio of each culture was summarised descriptively. The 48-h WST-1 wells (n = 4) come from one experiment and were summarised descriptively, because wells within an experiment are not independent replicates. Significance was set at p &lt; 0.05, Holm-adjusted for the four-target RT-qPCR family.</w:t>
       </w:r>
     </w:p>
     <w:bookmarkEnd w:id="26"/>
@@ -2670,7 +2670,7 @@
         <w:drawing>
           <wp:inline>
             <wp:extent cx="5532120" cy="2368311"/>
-            <wp:docPr id="1" name="Picture 1"/>
+            <wp:docPr id="1" name="Picture 1" descr=""/>
             <wp:cNvGraphicFramePr>
               <a:graphicFrameLocks noChangeAspect="1"/>
             </wp:cNvGraphicFramePr>
@@ -2730,7 +2730,7 @@
         <w:jc w:val="both"/>
       </w:pPr>
       <w:r>
-        <w:t xml:space="preserve">The Fura-2 Ca²⁺-readdition amplitude was markedly lower in shTDP-43 cells (Figure 2). The ER Ca²⁺-release means were 0.268 ± 0.042 and 0.180 ± 0.061 Δ(F340/F380) in the control and shTDP-43 groups, respectively. The readdition amplitudes were 1.542 ± 0.282 and 0.245 ± 0.083, respectively (n = 3). At 48 h, the WST-1 signal was 61.5 ± 0.8% of control, a 38.5% decrease (n = 4). These Fura-2 and WST-1 comparisons are descriptive.</w:t>
+        <w:t xml:space="preserve">The Fura-2 Ca²⁺-readdition amplitude was markedly lower in shTDP-43 cells (Figure 2). The readdition amplitude fell from 1.542 ± 0.282 to 0.245 ± 0.083 Δ(F340/F380) (mean ± SEM, n = 3 independent cultures per group; difference −1.30, 95% CI −2.40 to −0.19; Welch’s t-test p = 0.035). ER Ca²⁺ release fell less and not significantly, from 0.268 ± 0.042 to 0.180 ± 0.061 (difference −0.09, 95% CI −0.30 to +0.13; p = 0.31). Because both phases come from the same recording, readdition was also expressed relative to each culture’s own release. This ratio was 5.88 ± 1.10 in controls and 1.36 ± 0.01 after knockdown, 77% lower, and every shTDP-43 culture had a lower ratio than every control culture (Supplementary Table S1). A smaller releasable store therefore does not account for most of the decrease. Plotted on common axes, the two representative recordings had similar baselines before readdition (Figure 2E). At 48 h, the WST-1 signal was 61.5 ± 0.8% of control, a 38.5% decrease (n = 4 wells; descriptive).</w:t>
       </w:r>
     </w:p>
     <w:p>
@@ -2752,8 +2752,8 @@
       <w:r>
         <w:drawing>
           <wp:inline>
-            <wp:extent cx="5532120" cy="5016929"/>
-            <wp:docPr id="2" name="Picture 2"/>
+            <wp:extent cx="5532120" cy="6798564"/>
+            <wp:docPr id="2" name="Picture 2" descr=""/>
             <wp:cNvGraphicFramePr>
               <a:graphicFrameLocks noChangeAspect="1"/>
             </wp:cNvGraphicFramePr>
@@ -2773,7 +2773,7 @@
                   <pic:spPr>
                     <a:xfrm>
                       <a:off x="0" y="0"/>
-                      <a:ext cx="5532120" cy="5016929"/>
+                      <a:ext cx="5532120" cy="6798564"/>
                     </a:xfrm>
                     <a:prstGeom prst="rect"/>
                   </pic:spPr>
@@ -2804,7 +2804,7 @@
           <w:rFonts w:ascii="Times New Roman" w:hAnsi="Times New Roman"/>
           <w:sz w:val="19"/>
         </w:rPr>
-        <w:t xml:space="preserve"> Fura-2 calcium measurements following TDP-43 knockdown in SH-SY5Y cells. (A, B) Original representative traces from non-targeting shRNA control and shTDP-43 cells, shown at their native axis ranges. CPA (10 µM) and CaCl₂ (nominally 1.5 mM) additions are indicated. (C) ER Ca²⁺ release after CPA. (D) Ca²⁺-readdition amplitude. Panels C and D show individual measurements and mean ± SEM (n = 3; descriptive). The traces illustrate individual recordings; group amplitudes were calculated from the original Prism measurements.</w:t>
+        <w:t xml:space="preserve"> Fura-2 calcium measurements following TDP-43 knockdown in SH-SY5Y cells. (A, B) Original representative traces from non-targeting shRNA control and shTDP-43 cells, shown at their native axis ranges. CPA (10 µM) and CaCl₂ (nominally 1.5 mM) additions are indicated. (C) ER Ca²⁺ release after CPA. (D) Ca²⁺-readdition amplitude. Panels C and D show the three independent cultures per group and mean ± SEM (readdition, Welch’s t-test p = 0.035; ER release, p = 0.31). (E) The recordings in A and B replotted from their exported ratio values on common axes, with time aligned to the steepest point of the readdition rise. The traces illustrate individual recordings; group amplitudes were calculated from the original Prism measurements.</w:t>
       </w:r>
     </w:p>
     <w:bookmarkEnd w:id="28"/>
@@ -3311,7 +3311,7 @@
         <w:drawing>
           <wp:inline>
             <wp:extent cx="5532120" cy="4519197"/>
-            <wp:docPr id="3" name="Picture 3"/>
+            <wp:docPr id="3" name="Picture 3" descr=""/>
             <wp:cNvGraphicFramePr>
               <a:graphicFrameLocks noChangeAspect="1"/>
             </wp:cNvGraphicFramePr>
@@ -3505,7 +3505,7 @@
         <w:jc w:val="both"/>
       </w:pPr>
       <w:r>
-        <w:t xml:space="preserve">Applying the robustness criteria to the twelve SOCE-machinery genes examined event by event (Methods 2.3) identified three events with adequate coverage and bootstrap intervals excluding zero: STIMATE, ORAI3 and STIM2 (Table 3, Supplementary Figure S3). A STIM1 event met the count and FDR criteria, but its interval included zero and is shown for context.</w:t>
+        <w:t xml:space="preserve">Applying the robustness criteria to the twelve SOCE-machinery genes examined event by event (Methods 2.3) identified three events with adequate coverage and bootstrap intervals excluding zero: STIMATE, ORAI3 and STIM2 (Table 3; Figure 4A).</w:t>
       </w:r>
     </w:p>
     <w:p>
@@ -3628,7 +3628,7 @@
         <w:fldChar w:fldCharType="end"/>
       </w:r>
       <w:r>
-        <w:t>, was the most reproducible candidate: 32 events met both the threshold and the coverage criteria in five of the six datasets (iPSC colonies, mouse striatum, SH-SY5Y, C2C12 and NSC34) at the orthologous human chr19 and mouse chr10 loci, with |ΔPSI| from 0.11 to 0.74 (median 0.37) and 61 to 4,559 junction reads per event (median 246; 26 of the 32 above 100 reads; Supplementary Table S3). The event-level evidence is shown in Figure 5. The locus is therefore affected in every model except the iPSC-derived motor neurons, but the direction is not consistent across models: all three qualifying SH-SY5Y events show reduced inclusion of the rMATS-defined form, whereas the events in mouse striatum and C2C12, all but one of those in NSC34 and most of those in iPSC colonies are positive; the junction-level analysis of Section 3.5 quantifies a different arm of the same locus and is positive in SH-SY5Y. What reproduces is the involvement of the locus, not one directional switch.</w:t>
+        <w:t>, was the most reproducible candidate. Thirty-two events met both the threshold and the coverage criteria in five of the six datasets (iPSC colonies, mouse striatum, SH-SY5Y, C2C12 and NSC34) at the orthologous human chr19 and mouse chr10 loci. Their |ΔPSI| ranged from 0.11 to 0.74 (median 0.37), with 61 to 4,559 junction reads per event (median 246; 26 of the 32 above 100 reads; Supplementary Table S3). The locus is therefore affected in every model except the iPSC-derived motor neurons. The sign of the rMATS events varies: all three qualifying SH-SY5Y events show reduced inclusion of their rMATS-defined form, whereas most events in the other four datasets are positive. The sign follows how each event is defined, and none of the three SH-SY5Y events contrasts the canonical exon 4–exon 5 junction with its alternative. Coverage and split reads from the alignments show the change directly (Supplementary Figure S3). In both human models the canonical junction nearly disappeared after knockdown, and exon 4 was instead joined to an annotated alternative 3′ splice site 197 nucleotides upstream of the exon 5 acceptor. This junction carried 17% of exon-4 donor reads in SH-SY5Y controls and 86% after knockdown, and 1% and 78% in iPSC colonies (Figure 4C). The mouse loci were not compared at junction level.</w:t>
       </w:r>
       <w:r>
         <w:t xml:space="preserve"> </w:t>
@@ -3688,8 +3688,6 @@
         <w:t xml:space="preserve">(p_adj = 0.0288) in SH-SY5Y. Three approaches, namely coverage-filtered rMATS, bootstrap interval estimation and LeafCutter, therefore converge on the same candidates.</w:t>
       </w:r>
     </w:p>
-    <w:bookmarkEnd w:id="31"/>
-    <w:bookmarkStart w:id="32" w:name="X82f7279699e5de22b979458987a108be8a28cb2"/>
     <w:p>
       <w:pPr>
         <w:keepNext/>
@@ -3697,8 +3695,8 @@
       <w:r>
         <w:drawing>
           <wp:inline>
-            <wp:extent cx="5623560" cy="3513260"/>
-            <wp:docPr id="5" name="Picture 5"/>
+            <wp:extent cx="5623560" cy="3960254"/>
+            <wp:docPr id="7" name="Picture 7" descr=""/>
             <wp:cNvGraphicFramePr>
               <a:graphicFrameLocks noChangeAspect="1"/>
             </wp:cNvGraphicFramePr>
@@ -3706,11 +3704,11 @@
               <a:graphicData uri="http://schemas.openxmlformats.org/drawingml/2006/picture">
                 <pic:pic>
                   <pic:nvPicPr>
-                    <pic:cNvPr id="0" name="Figure5_CBARP_splicing.png"/>
+                    <pic:cNvPr id="0" name="Figure4_SOCE_splicing.png"/>
                     <pic:cNvPicPr/>
                   </pic:nvPicPr>
                   <pic:blipFill>
-                    <a:blip r:embed="rId13"/>
+                    <a:blip r:embed="rId15"/>
                     <a:stretch>
                       <a:fillRect/>
                     </a:stretch>
@@ -3718,7 +3716,7 @@
                   <pic:spPr>
                     <a:xfrm>
                       <a:off x="0" y="0"/>
-                      <a:ext cx="5623560" cy="3513260"/>
+                      <a:ext cx="5623560" cy="3960254"/>
                     </a:xfrm>
                     <a:prstGeom prst="rect"/>
                   </pic:spPr>
@@ -3737,12 +3735,14 @@
         <w:rPr>
           <w:b/>
         </w:rPr>
-        <w:t xml:space="preserve">Figure 5. </w:t>
-      </w:r>
-      <w:r>
-        <w:t>CBARP splicing across TDP-43-depletion datasets. (A) Genomic location and splice pattern of a representative iPSC-colony skipped-exon event, drawn from rMATS coordinates rather than read-coverage traces. (B) Per-library exon inclusion (PSI) for this event; each point represents one RNA-seq library. (C) Event-level ΔPSI for all 32 CBARP events meeting the prespecified FDR, effect-size and coverage filters in five datasets. Direction refers to the rMATS-defined form and varies by model; the evidence supports recurrent involvement of the locus, not a shared directional switch. Source: Supplementary Table S3.</w:t>
+        <w:t xml:space="preserve">Figure 4. </w:t>
+      </w:r>
+      <w:r>
+        <w:t>Splicing evidence in SOCE-related genes. (A) Per-library PSI for the four SOCE-machinery skipped-exon events of Table 3 in the public SH-SY5Y comparison (three libraries per group); lines show group means, and the text gives the rMATS ΔPSI with its replicate-level bootstrap 95% interval. The STIM1 interval includes zero. (B) The 24-nucleotide SOAR exon that converts STIM2 into STIM2.1, measured as an rMATS event in six datasets. Squares are sized by inverse-variance weight, bars are 95% intervals and diamonds are fixed-effect pooled estimates for all six datasets and for the three human datasets (Supplementary Table S15). (C) CBARP: share of exon-4 donor reads joined to the alternative 3′ splice site at chr19:1,235,342 rather than to exon 5, per library, in SH-SY5Y and iPSC colonies. Reads were counted from the alignments with the rules of Methods 2.5; the full locus is shown in Supplementary Figure S3.</w:t>
       </w:r>
     </w:p>
+    <w:bookmarkEnd w:id="31"/>
+    <w:bookmarkStart w:id="32" w:name="X82f7279699e5de22b979458987a108be8a28cb2"/>
     <w:p>
       <w:pPr>
         <w:pStyle w:val="Heading3"/>
@@ -4333,29 +4333,29 @@
           <w:i/>
           <w:iCs/>
         </w:rPr>
-        <w:t xml:space="preserve">CBARP</w:t>
-      </w:r>
-      <w:r>
-        <w:t xml:space="preserve"> </w:t>
-      </w:r>
-      <w:r>
-        <w:t xml:space="preserve">showed the largest local change of any SOCE gene in SH-SY5Y (ΔPSI +0.74, 95% CI +0.51 to +0.83, q = 2.7 × 10⁻¹²; +0.76, q = 5.6 × 10⁻¹⁷ in the regtools set), and one arm of the</w:t>
-      </w:r>
-      <w:r>
-        <w:t xml:space="preserve"> </w:t>
+        <w:t xml:space="preserve">CBARP showed the largest local change of any SOCE gene in SH-SY5Y, in the junction from exon 4 to the alternative 3′ splice site (ΔPSI +0.74</w:t>
+      </w:r>
+      <w:r>
+        <w:t xml:space="preserve"/>
+      </w:r>
+      <w:r>
+        <w:t xml:space="preserve">, 95% CI +0.51 to +0.83, q = 2.7 × 10⁻¹²; +0.76, q = 5.6 × 10⁻¹⁷ in the regtools set), and one arm of the CBARP event uses a splice site absent from the annotation (Supplementary Figure S3).</w:t>
+      </w:r>
+      <w:r>
+        <w:t xml:space="preserve"/>
       </w:r>
       <w:r>
         <w:rPr>
           <w:i/>
           <w:iCs/>
         </w:rPr>
-        <w:t xml:space="preserve">CBARP</w:t>
-      </w:r>
-      <w:r>
-        <w:t xml:space="preserve"> </w:t>
-      </w:r>
-      <w:r>
-        <w:t xml:space="preserve">event uses a splice site absent from the annotation. This is the third method, after rMATS with</w:t>
+        <w:t xml:space="preserve"/>
+      </w:r>
+      <w:r>
+        <w:t xml:space="preserve"/>
+      </w:r>
+      <w:r>
+        <w:t xml:space="preserve"> This is the third method, after rMATS with</w:t>
       </w:r>
       <w:r>
         <w:t xml:space="preserve"> </w:t>
@@ -4442,7 +4442,7 @@
         <w:fldChar w:fldCharType="end"/>
       </w:r>
       <w:r>
-        <w:t>, so increased inclusion upon TDP-43 loss would be a simple route to reduced entry. Measured as an rMATS event, inclusion of the exon was higher in knockdown in five of six datasets, but the fixed-effect meta-analysis estimate was negligible (pooled ΔPSI +0.0013, 95% CI −0.022 to +0.024; p = 0.914; Supplementary Table S15). The three mouse datasets carry 86% of the weight, but the human datasets alone give the same answer (+0.031, 95% CI −0.030 to +0.091; p = 0.32), and the estimates are not heterogeneous (Cochran’s Q = 4.84, 5 df, p = 0.44; I² = 0%). At junction level, inclusion of the SOAR exon (chr4:27,007,983–27,008,006) was positive in direction in all five TDP-43 comparisons in which it was measurable, but the effect was small and inconsistent: ΔPSI +0.149 in SH-SY5Y at 75 ng/mL (q = 0.033, 20 versus 3 reads), +0.116 at 25 ng/mL (q = 0.14), and +0.020 in iPSC colonies (q = 0.82), the best-powered comparison with 441 versus 281 reads (Supplementary Table S13). The junction-level estimate is larger than the rMATS estimate for the same exon in the same libraries (+0.149 versus +0.059; Supplementary Table S15) because the two are not the same quantity: rMATS combines both flanking junctions and normalises by effective length, whereas the junction-level PSI is the share of the single downstream junction among all junctions leaving that donor, which is the more sensitive and the noisier of the two for a lowly used exon. On either measure the direction is reproducible and the magnitude is too small to support an isoform switch, and the negative conclusion of the meta-analysis stands.</w:t>
+        <w:t>, so increased inclusion upon TDP-43 loss would be a simple route to reduced entry. Measured as an rMATS event, inclusion of the exon was higher in knockdown in five of six datasets, but the fixed-effect meta-analysis estimate was negligible (pooled ΔPSI +0.0013, 95% CI −0.022 to +0.024; p = 0.914; Figure 4B; Supplementary Table S15). The three mouse datasets carry 86% of the weight, but the human datasets alone give the same answer (+0.031, 95% CI −0.030 to +0.091; p = 0.32), and the estimates are not heterogeneous (Cochran’s Q = 4.84, 5 df, p = 0.44; I² = 0%). At junction level, inclusion of the SOAR exon (chr4:27,007,983–27,008,006) was positive in direction in all five TDP-43 comparisons in which it was measurable, but the effect was small and inconsistent. ΔPSI was +0.149 in SH-SY5Y at 75 ng/mL (q = 0.033, 20 versus 3 reads), +0.116 at 25 ng/mL (q = 0.14) and +0.020 in iPSC colonies (q = 0.82), the best-powered comparison with 441 versus 281 reads (Supplementary Table S13). The junction-level estimate is larger than the rMATS estimate for the same exon in the same libraries (+0.149 versus +0.059; Supplementary Table S15) because the two are not the same quantity. rMATS combines both flanking junctions and normalises by effective length. The junction-level PSI is the share of the single downstream junction among all junctions leaving that donor, which makes it the more sensitive and the noisier measure for a lowly used exon. On either measure the direction is reproducible and the magnitude is too small to support an isoform switch, and the negative conclusion of the meta-analysis stands.</w:t>
       </w:r>
     </w:p>
     <w:p>
@@ -5287,7 +5287,7 @@
         <w:jc w:val="both"/>
       </w:pPr>
       <w:r>
-        <w:t xml:space="preserve">We next asked whether these transcript-level changes are present in patient tissue (Figure 4; Table 5).</w:t>
+        <w:t xml:space="preserve">We next asked whether these transcript-level changes are present in patient tissue (Figure 5; Table 5).</w:t>
       </w:r>
     </w:p>
     <w:p>
@@ -5555,7 +5555,7 @@
         <w:t xml:space="preserve"> </w:t>
       </w:r>
       <w:r>
-        <w:t xml:space="preserve">was lower at sample level (δ = −0.482, p = 0.005), although not after Benjamini–Hochberg correction (q = 0.10); because several samples come from the same donor, we repeated the test with the donor as the unit of inference, which gave a larger difference (seven of ten multiple sclerosis donors with NAWM samples versus five control donors, δ = −0.771, uncorrected p = 0.030). In the full GSE138614 sample-level comparison, regression of TRPC1 on MBP, PLP1 and GFAP attenuated the unadjusted difference from δ = −0.562 to Cliff’s δ of −0.418 on the residuals (p = 0.002) but not at donor level (δ = −0.640, p = 0.055).</w:t>
+        <w:t xml:space="preserve">was lower at sample level (δ = −0.482, p = 0.005), although not after Benjamini–Hochberg correction (q = 0.10). Because several samples come from the same donor, we repeated the test with the donor as the unit of inference, which gave a larger difference (seven of ten multiple sclerosis donors with NAWM samples versus five control donors, δ = −0.771, uncorrected p = 0.030). In the full GSE138614 sample-level comparison, regression of TRPC1 on MBP, PLP1 and GFAP attenuated the unadjusted difference from δ = −0.562 to Cliff’s δ of −0.418 on the residuals (p = 0.002) but not at donor level (δ = −0.640, p = 0.055).</w:t>
       </w:r>
       <w:r>
         <w:t xml:space="preserve"> </w:t>
@@ -5626,7 +5626,7 @@
         <w:drawing>
           <wp:inline>
             <wp:extent cx="5532120" cy="4285445"/>
-            <wp:docPr id="4" name="Picture 4"/>
+            <wp:docPr id="4" name="Picture 4" descr=""/>
             <wp:cNvGraphicFramePr>
               <a:graphicFrameLocks noChangeAspect="1"/>
             </wp:cNvGraphicFramePr>
@@ -5670,7 +5670,7 @@
           <w:b/>
           <w:sz w:val="19"/>
         </w:rPr>
-        <w:t>Figure 4.</w:t>
+        <w:t>Figure 5.</w:t>
       </w:r>
       <w:r>
         <w:rPr>
@@ -5789,7 +5789,7 @@
         <w:t xml:space="preserve">Architecture of the functional phenotype. </w:t>
       </w:r>
       <w:r>
-        <w:t xml:space="preserve">The ER-release mean decreased from 0.268 to 0.180 Δ(F340/F380), while the subsequent SOCE amplitude showed a much larger proportional decrease. The transcript data identify two mechanistic layers that could act together. First, ATP2A2, which dominates the SERCA family in these cells, decreased modestly and could reduce the efficiency of ER refilling. Second, the ORAI family shifted sharply: ORAI3 rose from 8% to 30% of ORAI transcripts, ORAI2 decreased from 77% to 53%, and SARAF increased. Channel output depends on the relative abundance, assembly and localisation of STIM and ORAI proteins rather than their summed RNA abundance; even the STIM1:ORAI1 protein ratio can change CRAC-channel trapping and gating </w:t>
+        <w:t xml:space="preserve">ER release fell by 33% and not significantly, whereas readdition fell by 84% and remained 77% lower when each culture was normalised to its own release, so a smaller releasable store does not account for most of the SOCE decrease. The transcript data identify two mechanistic layers that could act together. First, ATP2A2, which dominates the SERCA family in these cells, decreased modestly and could reduce the efficiency of ER refilling. Second, the ORAI family shifted sharply: ORAI3 rose from 8% to 30% of ORAI transcripts, ORAI2 decreased from 77% to 53%, and SARAF increased. Channel output depends on the relative abundance, assembly and localisation of STIM and ORAI proteins rather than their summed RNA abundance; even the STIM1:ORAI1 protein ratio can change CRAC-channel trapping and gating </w:t>
       </w:r>
       <w:r>
         <w:fldChar w:fldCharType="begin"/>
@@ -6002,7 +6002,7 @@
         <w:t xml:space="preserve">RNA-processing specificity. </w:t>
       </w:r>
       <w:r>
-        <w:t xml:space="preserve">The annotation-free analysis recovered established TDP-43-dependent cryptic targets, including the STMN2 and UNC13A programs described across neuronal systems </w:t>
+        <w:t xml:space="preserve">The annotation-free analysis recovered established TDP-43-dependent cryptic targets, including the STMN2 and UNC13A programmes described across neuronal systems </w:t>
       </w:r>
       <w:r>
         <w:fldChar w:fldCharType="begin"/>
@@ -6020,7 +6020,7 @@
         <w:fldChar w:fldCharType="end"/>
       </w:r>
       <w:r>
-        <w:t>. Their recovery, together with their absence from the corresponding FUS and TAF15 knockdowns, supports the biological specificity of the analysis. The SOCE genes did not show an equivalent universal cryptic-splicing program. STMN2 shifted clearly in iPSC-derived motor neurons while the SOCE machinery changed little in the APA analysis, and the NMD interaction analysis yielded no genome-wide significant gene. These results separate two levels of TDP-43 biology: canonical loss of RNA repression is reproducible across suitable neuronal models, whereas the calcium phenotype is accompanied by a smaller set of context-dependent processing events and broader changes in transcript-family composition.</w:t>
+        <w:t>. Their recovery, together with their absence from the corresponding FUS and TAF15 knockdowns, supports the biological specificity of the analysis. The SOCE genes did not show an equivalent universal cryptic-splicing programme. STMN2 shifted clearly in iPSC-derived motor neurons while the SOCE machinery changed little in the APA analysis, and the NMD interaction analysis yielded no genome-wide significant gene. These results separate two levels of TDP-43 biology: canonical loss of RNA repression is reproducible across suitable neuronal models, whereas the calcium phenotype is accompanied by a smaller set of context-dependent processing events and broader changes in transcript-family composition.</w:t>
       </w:r>
     </w:p>
     <w:p>
@@ -6035,7 +6035,7 @@
         <w:t xml:space="preserve">CBARP, TRPC1 and junctional regulators. </w:t>
       </w:r>
       <w:r>
-        <w:t xml:space="preserve">CBARP is the strongest recurrent RNA-processing candidate: it was affected in five of six datasets across two species, was independently supported by the annotation-free analysis and showed the largest expression change among the SOCE-regulatory genes (Figure 5). BARP, the CBARP product, binds CaVβ subunits and suppresses voltage-gated Ca²⁺ channel activity and Ca²⁺-evoked exocytosis </w:t>
+        <w:t xml:space="preserve">CBARP is the strongest recurrent RNA-processing candidate: it was affected in five of six datasets across two species, was independently supported by the annotation-free analysis and showed the largest expression change among the SOCE-regulatory genes (Figure 4C; Supplementary Figure S3). BARP, the CBARP product, binds CaVβ subunits and suppresses voltage-gated Ca²⁺ channel activity and Ca²⁺-evoked exocytosis </w:t>
       </w:r>
       <w:r>
         <w:fldChar w:fldCharType="begin"/>
@@ -6198,8 +6198,8 @@
       <w:r>
         <w:drawing>
           <wp:inline>
-            <wp:extent cx="5623560" cy="2903317"/>
-            <wp:docPr id="6" name="Picture 6"/>
+            <wp:extent cx="5623560" cy="3088997"/>
+            <wp:docPr id="6" name="Picture 6" descr=""/>
             <wp:cNvGraphicFramePr>
               <a:graphicFrameLocks noChangeAspect="1"/>
             </wp:cNvGraphicFramePr>
@@ -6219,7 +6219,7 @@
                   <pic:spPr>
                     <a:xfrm>
                       <a:off x="0" y="0"/>
-                      <a:ext cx="5623560" cy="2903317"/>
+                      <a:ext cx="5623560" cy="3088997"/>
                     </a:xfrm>
                     <a:prstGeom prst="rect"/>
                   </pic:spPr>
@@ -6241,7 +6241,7 @@
         <w:t xml:space="preserve">Figure 6. </w:t>
       </w:r>
       <w:r>
-        <w:t>Working model of the observed calcium phenotype and candidate RNA changes. The laboratory Fura-2 assay found a smaller readdition amplitude after TARDBP knockdown in SH-SY5Y cells. Public knockdown RNA-seq identified changes in calcium-regulatory transcripts and recurrent CBARP splicing. ATP2A2, ORAI-family composition and SARAF are potential contributors to store filling, entry and feedback; CBARP is placed on a parallel voltage-gated channel branch. Arrows indicate hypotheses for future perturbation, not demonstrated causal links.</w:t>
+        <w:t>Working model of the observed calcium phenotype and candidate RNA changes. Blue boxes and solid arrows summarise what was measured in the laboratory cultures after TARDBP knockdown: higher TRPC1, STIM1, ORAI1 and ATP2A3 mRNA, a smaller Ca²⁺-readdition amplitude and a smaller, non-significant decrease in ER Ca²⁺ release. Orange boxes are candidate mechanisms suggested by the public RNA-seq data; dashed arrows mark hypotheses for future perturbation, not demonstrated causal links. CBARP is placed on a parallel voltage-gated channel branch that was not measured here.</w:t>
       </w:r>
     </w:p>
     <w:p>
@@ -6254,7 +6254,7 @@
     </w:p>
     <w:p>
       <w:r>
-        <w:t>TARDBP depletion was verified by RT-qPCR but not at the protein level, and one TDP-43-targeting shRNA was used without a rescue experiment. The Fura-2 (n = 3) and 48-h WST-1 (n = 4) results are descriptive. The laboratory assay used undifferentiated SH-SY5Y cells, whereas the public SH-SY5Y RNA-seq study used an inducible model and the motor-neuron datasets did not include matched Ca²⁺ measurements. Cuvette Fura-2 ratios report net cytosolic accumulation and do not separate influx from extrusion or reuptake.</w:t>
+        <w:t>TARDBP depletion was verified by RT-qPCR but not at the protein level, and one TDP-43-targeting shRNA was used without a rescue experiment. The Fura-2 comparison rests on three independent cultures per group, and the readdition signal was not characterised pharmacologically, for example with an ORAI channel inhibitor. The WST-1 signal is reported at 48 h only, from four wells of one experiment; it is not a cell count and cannot separate fewer cells from lower metabolic activity per cell. RT-qPCR was normalised to a single reference gene, GAPDH, whose Ct did not differ between groups. In the public inducible RNA-seq comparison GAPDH rose (log2FC +0.61) whereas TBP and B2M were stable; a similar rise in the laboratory cells would have led the target increases to be underestimated, and two-gene normalisation would be preferable. The laboratory assay used undifferentiated SH-SY5Y cells, whereas the public SH-SY5Y RNA-seq study used an inducible model and the motor-neuron datasets did not include matched Ca²⁺ measurements. Cuvette Fura-2 ratios report net cytosolic accumulation and do not separate influx from extrusion or reuptake.</w:t>
       </w:r>
     </w:p>
     <w:p>

--- a/manuscript/MANUSCRIPT_NEUROCHEMISTRY_INTERNATIONAL_FINAL.docx
+++ b/manuscript/MANUSCRIPT_NEUROCHEMISTRY_INTERNATIONAL_FINAL.docx
@@ -1059,7 +1059,7 @@
         <w:t xml:space="preserve"> </w:t>
       </w:r>
       <w:r>
-        <w:t xml:space="preserve">event of Section 3.3, and for the events that met the thresholds and the coverage criteria in twelve SOCE-machinery genes (</w:t>
+        <w:t xml:space="preserve">event of Section 3.3, and for the events that met the thresholds and the coverage criteria in the twelve core entry components (</w:t>
       </w:r>
       <w:r>
         <w:rPr>
@@ -1984,7 +1984,7 @@
         <w:t xml:space="preserve">MICU2</w:t>
       </w:r>
       <w:r>
-        <w:t xml:space="preserve">; the core SOCE/TRP panel is Tier 1. CBARP was included in this fixed panel for the subsequent cross-dataset event ranking.</w:t>
+        <w:t xml:space="preserve">; the core SOCE/TRP panel is Tier 1. CBARP was included in this fixed panel for the subsequent cross-dataset event ranking. The twelve genes examined event by event in Section 2.3 are a subset of these nineteen and are called the core entry components.</w:t>
       </w:r>
     </w:p>
     <w:p>
@@ -2525,7 +2525,7 @@
         <w:jc w:val="both"/>
       </w:pPr>
       <w:r>
-        <w:t xml:space="preserve">Lentiviral shRNA reduced TARDBP mRNA by 94.4% relative to the non-targeting shRNA control and 94.8% relative to non-transduced cells (one-way ANOVA with Tukey’s test, p &lt; 0.0001, n = 4).</w:t>
+        <w:t xml:space="preserve">Lentiviral shRNA reduced TARDBP mRNA by 94.4% relative to the non-targeting shRNA control and 94.8% relative to non-transduced cells (one-way ANOVA with Tukey’s test, p &lt; 0.0001, n = 4; Figure 1A).</w:t>
       </w:r>
     </w:p>
     <w:p>
@@ -2595,7 +2595,7 @@
         <w:t xml:space="preserve">ATP2A3</w:t>
       </w:r>
       <w:r>
-        <w:t xml:space="preserve">/SERCA3 ≈ 3.2-fold (adjusted p = 0.00038; n = 4, two-tailed t-tests). All four directions matched the RNA-seq results in the same cell line (</w:t>
+        <w:t xml:space="preserve">/SERCA3 ≈ 3.2-fold (adjusted p = 0.00038; n = 4, two-tailed t-tests; Figure 1B). All four directions matched the RNA-seq results in the same cell line (</w:t>
       </w:r>
       <w:r>
         <w:rPr>
@@ -2730,7 +2730,7 @@
         <w:jc w:val="both"/>
       </w:pPr>
       <w:r>
-        <w:t xml:space="preserve">The Fura-2 Ca²⁺-readdition amplitude was markedly lower in shTDP-43 cells (Figure 2). The readdition amplitude fell from 1.542 ± 0.282 to 0.245 ± 0.083 Δ(F340/F380) (mean ± SEM, n = 3 independent cultures per group; difference −1.30, 95% CI −2.40 to −0.19; Welch’s t-test p = 0.035). ER Ca²⁺ release fell less and not significantly, from 0.268 ± 0.042 to 0.180 ± 0.061 (difference −0.09, 95% CI −0.30 to +0.13; p = 0.31). Because both phases come from the same recording, readdition was also expressed relative to each culture’s own release. This ratio was 5.88 ± 1.10 in controls and 1.36 ± 0.01 after knockdown, 77% lower, and every shTDP-43 culture had a lower ratio than every control culture (Supplementary Table S1). A smaller releasable store therefore does not account for most of the decrease. Plotted on common axes, the two representative recordings had similar baselines before readdition (Figure 2E). At 48 h, the WST-1 signal was 61.5 ± 0.8% of control, a 38.5% decrease (n = 4 wells; descriptive).</w:t>
+        <w:t xml:space="preserve">The Fura-2 Ca²⁺-readdition amplitude was markedly lower in shTDP-43 cells (Figure 2). The readdition amplitude fell from 1.542 ± 0.282 to 0.245 ± 0.083 Δ(F340/F380) (mean ± SEM, n = 3 independent cultures per group; difference −1.30, 95% CI −2.40 to −0.19; Welch’s t-test p = 0.035). ER Ca²⁺ release fell less and not significantly, from 0.268 ± 0.042 to 0.180 ± 0.061 (difference −0.09, 95% CI −0.30 to +0.13; p = 0.31). Because both phases come from the same recording, readdition was also expressed relative to each culture’s own release. This ratio was 5.88 ± 1.10 in controls and 1.36 ± 0.01 after knockdown, 77% lower, and every shTDP-43 culture had a lower ratio than every control culture (Supplementary Table S1). A smaller releasable store therefore does not account for most of the decrease. Plotted on common axes, the two representative recordings had similar baselines before readdition (Figure 2E). At 48 h, the WST-1 signal was 61.5 ± 0.8% of control, a 38.5% decrease (n = 4 wells; descriptive; Figure 1C).</w:t>
       </w:r>
     </w:p>
     <w:p>
@@ -3505,7 +3505,7 @@
         <w:jc w:val="both"/>
       </w:pPr>
       <w:r>
-        <w:t xml:space="preserve">Applying the robustness criteria to the twelve SOCE-machinery genes examined event by event (Methods 2.3) identified three events with adequate coverage and bootstrap intervals excluding zero: STIMATE, ORAI3 and STIM2 (Table 3; Figure 4A).</w:t>
+        <w:t xml:space="preserve">Applying the robustness criteria to the twelve core entry components examined event by event (Methods 2.3) identified three events with adequate coverage and bootstrap intervals excluding zero: STIMATE, ORAI3 and STIM2 (Table 3; Figure 4A).</w:t>
       </w:r>
     </w:p>
     <w:p>
@@ -3628,7 +3628,7 @@
         <w:fldChar w:fldCharType="end"/>
       </w:r>
       <w:r>
-        <w:t>, was the most reproducible candidate. Thirty-two events met both the threshold and the coverage criteria in five of the six datasets (iPSC colonies, mouse striatum, SH-SY5Y, C2C12 and NSC34) at the orthologous human chr19 and mouse chr10 loci. Their |ΔPSI| ranged from 0.11 to 0.74 (median 0.37), with 61 to 4,559 junction reads per event (median 246; 26 of the 32 above 100 reads; Supplementary Table S3). The locus is therefore affected in every model except the iPSC-derived motor neurons. The sign of the rMATS events varies: all three qualifying SH-SY5Y events show reduced inclusion of their rMATS-defined form, whereas most events in the other four datasets are positive. The sign follows how each event is defined, and none of the three SH-SY5Y events contrasts the canonical exon 4–exon 5 junction with its alternative. Coverage and split reads from the alignments show the change directly (Supplementary Figure S3). In both human models the canonical junction nearly disappeared after knockdown, and exon 4 was instead joined to an annotated alternative 3′ splice site 197 nucleotides upstream of the exon 5 acceptor. This junction carried 17% of exon-4 donor reads in SH-SY5Y controls and 86% after knockdown, and 1% and 78% in iPSC colonies (Figure 4C). The mouse loci were not compared at junction level.</w:t>
+        <w:t>, was the most reproducible candidate. Thirty-two events met both the threshold and the coverage criteria in five of the six datasets (iPSC colonies, mouse striatum, SH-SY5Y, C2C12 and NSC34) at the orthologous human chr19 and mouse chr10 loci. Their |ΔPSI| ranged from 0.11 to 0.74 (median 0.37), with 61 to 4,559 junction reads per event (median 246; 26 of the 32 above 100 reads; Supplementary Table S3). The locus is therefore affected in every model except the iPSC-derived motor neurons. The sign of the rMATS events varies: all three qualifying SH-SY5Y events show reduced inclusion of their rMATS-defined form, whereas most events in the other four datasets are positive. The sign follows how each event is defined, and none of the three SH-SY5Y events contrasts the canonical exon 4–exon 5 junction with its alternative. Coverage and split reads from the alignments show the change directly (Supplementary Figure S3). In the two human models compared at junction level the canonical junction nearly disappeared after knockdown, and exon 4 was instead joined to an annotated alternative 3′ splice site 197 nucleotides upstream of the exon 5 acceptor. This junction carried 17% of exon-4 donor reads in SH-SY5Y controls and 86% after knockdown, and 1% and 78% in iPSC colonies (Figure 4C). The mouse loci were not compared at junction level.</w:t>
       </w:r>
       <w:r>
         <w:t xml:space="preserve"> </w:t>
@@ -3738,7 +3738,7 @@
         <w:t xml:space="preserve">Figure 4. </w:t>
       </w:r>
       <w:r>
-        <w:t>Splicing evidence in SOCE-related genes. (A) Per-library PSI for the four SOCE-machinery skipped-exon events of Table 3 in the public SH-SY5Y comparison (three libraries per group); lines show group means, and the text gives the rMATS ΔPSI with its replicate-level bootstrap 95% interval. The STIM1 interval includes zero. (B) The 24-nucleotide SOAR exon that converts STIM2 into STIM2.1, measured as an rMATS event in six datasets. Squares are sized by inverse-variance weight, bars are 95% intervals and diamonds are fixed-effect pooled estimates for all six datasets and for the three human datasets (Supplementary Table S15). (C) CBARP: share of exon-4 donor reads joined to the alternative 3′ splice site at chr19:1,235,342 rather than to exon 5, per library, in SH-SY5Y and iPSC colonies. Reads were counted from the alignments with the rules of Methods 2.5; the full locus is shown in Supplementary Figure S3.</w:t>
+        <w:t>Splicing evidence in SOCE-related genes. (A) Per-library PSI for the four skipped-exon events of Table 3 in the public SH-SY5Y comparison (three libraries per group); lines show group means, and the text gives the rMATS ΔPSI with its replicate-level bootstrap 95% interval. The STIM1 interval includes zero. (B) The 24-nucleotide SOAR exon that converts STIM2 into STIM2.1, measured as an rMATS event in six datasets. Squares are sized by inverse-variance weight, bars are 95% intervals and diamonds are fixed-effect pooled estimates for all six datasets and for the three human datasets (Supplementary Table S15). (C) CBARP: share of exon-4 donor reads joined to the alternative 3′ splice site at chr19:1,235,342 rather than to exon 5, per library, in SH-SY5Y and iPSC colonies. Reads were counted from the alignments with the rules of Methods 2.5; the full locus is shown in Supplementary Figure S3.</w:t>
       </w:r>
     </w:p>
     <w:bookmarkEnd w:id="31"/>
@@ -4028,7 +4028,7 @@
         <w:t xml:space="preserve">none</w:t>
       </w:r>
       <w:r>
-        <w:t xml:space="preserve">. This dataset is too shallow for the high-confidence threshold to recover a positive control in any of the three comparisons (18, 26 and 23 events, none of them a control gene), so the within-dataset contrast rests on the permissive definition. In the two deeper TDP-43 comparisons the same permissive analysis recovered thirteen of sixteen positive controls in SH-SY5Y and fifteen in iPSC colonies. The background rate of the procedure is not specific to TDP-43; the genes it identifies are.</w:t>
+        <w:t xml:space="preserve">. This dataset is too shallow for the high-confidence threshold to recover a positive control in any of the three comparisons (18, 26 and 23 events, none of them a control gene), so the within-dataset contrast rests on the permissive definition. Two controls against none is not by itself a significant difference (Fisher's exact test p = 0.48), so the specificity of the procedure rests on the deeper comparisons, in which the same permissive analysis recovered thirteen of sixteen positive controls in SH-SY5Y and fifteen in iPSC colonies. The background call rate is therefore not specific to TDP-43, whereas the genes the analysis identifies are.</w:t>
       </w:r>
     </w:p>
     <w:p>
@@ -4314,7 +4314,7 @@
         <w:t xml:space="preserve"/>
       </w:r>
       <w:r>
-        <w:t xml:space="preserve"> Within the coverage, models and calling criteria used here, we did not detect high-confidence unannotated splicing changes in the store-operated entry machinery. This finding does not exclude lower-abundance or context-specific events, but it provides no support for a cryptic-splicing switch as the explanation for the observed SOCE phenotype.</w:t>
+        <w:t xml:space="preserve"> Within the coverage, models and calling criteria used here, the only high-confidence unannotated change anywhere in the SOCE panel was the CBARP junction in iPSC colonies, and none of the core entry components carried one in any comparison. This finding does not exclude lower-abundance or context-specific events, but it provides no support for a cryptic-splicing switch as the explanation for the observed SOCE phenotype.</w:t>
       </w:r>
     </w:p>
     <w:p>
@@ -4787,181 +4787,138 @@
         <w:jc w:val="both"/>
       </w:pPr>
       <w:r>
-        <w:t xml:space="preserve">The analysis therefore identifies at most one moderate candidate gradient in the SOCE machinery, in</w:t>
-      </w:r>
-      <w:r>
-        <w:t xml:space="preserve"> </w:t>
+        <w:rPr/>
+        <w:t xml:space="preserve">The analysis therefore identifies at most one moderate candidate gradient in the SOCE machinery, in </w:t>
       </w:r>
       <w:r>
         <w:rPr>
           <w:i/>
-          <w:iCs/>
-        </w:rPr>
-        <w:t xml:space="preserve">STIM1</w:t>
-      </w:r>
-      <w:r>
-        <w:t xml:space="preserve">, and does not establish a direct APA event in any of its genes. No index change of 0.05 or more was found for</w:t>
-      </w:r>
-      <w:r>
-        <w:t xml:space="preserve"> </w:t>
+        </w:rPr>
+        <w:t>STIM1</w:t>
+      </w:r>
+      <w:r>
+        <w:rPr/>
+        <w:t xml:space="preserve">, and does not establish a direct APA event in any of its genes. No index change of 0.05 or more was found for </w:t>
       </w:r>
       <w:r>
         <w:rPr>
           <w:i/>
-          <w:iCs/>
-        </w:rPr>
-        <w:t xml:space="preserve">ORAI1–3</w:t>
-      </w:r>
-      <w:r>
-        <w:t xml:space="preserve">,</w:t>
-      </w:r>
-      <w:r>
-        <w:t xml:space="preserve"> </w:t>
+        </w:rPr>
+        <w:t>ORAI1</w:t>
+      </w:r>
+      <w:r>
+        <w:rPr/>
+        <w:t xml:space="preserve">–3, </w:t>
       </w:r>
       <w:r>
         <w:rPr>
           <w:i/>
-          <w:iCs/>
-        </w:rPr>
-        <w:t xml:space="preserve">TRPC1</w:t>
-      </w:r>
-      <w:r>
-        <w:t xml:space="preserve">,</w:t>
-      </w:r>
-      <w:r>
-        <w:t xml:space="preserve"> </w:t>
+        </w:rPr>
+        <w:t>TRPC1</w:t>
+      </w:r>
+      <w:r>
+        <w:rPr/>
+        <w:t xml:space="preserve">, </w:t>
       </w:r>
       <w:r>
         <w:rPr>
           <w:i/>
-          <w:iCs/>
-        </w:rPr>
-        <w:t xml:space="preserve">SARAF</w:t>
-      </w:r>
-      <w:r>
-        <w:t xml:space="preserve">,</w:t>
-      </w:r>
-      <w:r>
-        <w:t xml:space="preserve"> </w:t>
+        </w:rPr>
+        <w:t>SARAF</w:t>
+      </w:r>
+      <w:r>
+        <w:rPr/>
+        <w:t xml:space="preserve">, </w:t>
       </w:r>
       <w:r>
         <w:rPr>
           <w:i/>
-          <w:iCs/>
-        </w:rPr>
-        <w:t xml:space="preserve">STIMATE</w:t>
-      </w:r>
-      <w:r>
-        <w:t xml:space="preserve">,</w:t>
-      </w:r>
-      <w:r>
-        <w:t xml:space="preserve"> </w:t>
+        </w:rPr>
+        <w:t>STIMATE</w:t>
+      </w:r>
+      <w:r>
+        <w:rPr/>
+        <w:t xml:space="preserve">, </w:t>
       </w:r>
       <w:r>
         <w:rPr>
           <w:i/>
-          <w:iCs/>
-        </w:rPr>
-        <w:t xml:space="preserve">CBARP</w:t>
-      </w:r>
-      <w:r>
-        <w:t xml:space="preserve"> </w:t>
-      </w:r>
-      <w:r>
-        <w:t xml:space="preserve">or the SERCA genes, and the two units of those genes whose intervals exclude zero are negligible in size (</w:t>
+        </w:rPr>
+        <w:t>CBARP</w:t>
+      </w:r>
+      <w:r>
+        <w:rPr/>
+        <w:t xml:space="preserve"> or the SERCA genes, and the two units of those genes whose intervals exclude zero are negligible in size (</w:t>
       </w:r>
       <w:r>
         <w:rPr>
           <w:i/>
-          <w:iCs/>
-        </w:rPr>
-        <w:t xml:space="preserve">SARAF</w:t>
-      </w:r>
-      <w:r>
-        <w:t xml:space="preserve"> </w:t>
-      </w:r>
-      <w:r>
-        <w:t xml:space="preserve">terminal exon −0.036,</w:t>
-      </w:r>
-      <w:r>
-        <w:t xml:space="preserve"> </w:t>
+        </w:rPr>
+        <w:t>SARAF</w:t>
+      </w:r>
+      <w:r>
+        <w:rPr/>
+        <w:t xml:space="preserve"> terminal exon −0.036, </w:t>
       </w:r>
       <w:r>
         <w:rPr>
           <w:i/>
-          <w:iCs/>
-        </w:rPr>
-        <w:t xml:space="preserve">ORAI2</w:t>
-      </w:r>
-      <w:r>
-        <w:t xml:space="preserve"> </w:t>
-      </w:r>
-      <w:r>
-        <w:t xml:space="preserve">terminal exon +0.012). Outside the SOCE machinery three units likewise exclude zero: the</w:t>
-      </w:r>
-      <w:r>
-        <w:t xml:space="preserve"> </w:t>
+        </w:rPr>
+        <w:t>ORAI2</w:t>
+      </w:r>
+      <w:r>
+        <w:rPr/>
+        <w:t xml:space="preserve"> terminal exon +0.012). Outside the SOCE machinery, three units of the Ca²⁺ panel likewise exclude zero: the </w:t>
       </w:r>
       <w:r>
         <w:rPr>
           <w:i/>
-          <w:iCs/>
-        </w:rPr>
-        <w:t xml:space="preserve">ITPR3</w:t>
-      </w:r>
-      <w:r>
-        <w:t xml:space="preserve"> </w:t>
-      </w:r>
-      <w:r>
-        <w:t xml:space="preserve">terminal exon (−0.152), the</w:t>
-      </w:r>
-      <w:r>
-        <w:t xml:space="preserve"> </w:t>
+        </w:rPr>
+        <w:t>ITPR3</w:t>
+      </w:r>
+      <w:r>
+        <w:rPr/>
+        <w:t xml:space="preserve"> terminal exon (−0.152), the </w:t>
       </w:r>
       <w:r>
         <w:rPr>
           <w:i/>
-          <w:iCs/>
-        </w:rPr>
-        <w:t xml:space="preserve">MICU3</w:t>
-      </w:r>
-      <w:r>
-        <w:t xml:space="preserve"> </w:t>
-      </w:r>
-      <w:r>
-        <w:t xml:space="preserve">terminal exon (+0.097) and the</w:t>
-      </w:r>
-      <w:r>
-        <w:t xml:space="preserve"> </w:t>
+        </w:rPr>
+        <w:t>MICU3</w:t>
+      </w:r>
+      <w:r>
+        <w:rPr/>
+        <w:t xml:space="preserve"> terminal exon (+0.097) and the </w:t>
       </w:r>
       <w:r>
         <w:rPr>
           <w:i/>
-          <w:iCs/>
-        </w:rPr>
-        <w:t xml:space="preserve">ITPR1</w:t>
-      </w:r>
-      <w:r>
-        <w:t xml:space="preserve"> </w:t>
-      </w:r>
-      <w:r>
-        <w:t xml:space="preserve">terminal exon (−0.055), so the ER-release and mitochondrial-uptake arms show the same kind of candidate gradient as</w:t>
-      </w:r>
-      <w:r>
-        <w:t xml:space="preserve"> </w:t>
+        </w:rPr>
+        <w:t>ITPR1</w:t>
+      </w:r>
+      <w:r>
+        <w:rPr/>
+        <w:t xml:space="preserve"> terminal exon (−0.055), so the ER-release and mitochondrial-uptake arms show the same kind of candidate gradient as </w:t>
       </w:r>
       <w:r>
         <w:rPr>
           <w:i/>
-          <w:iCs/>
-        </w:rPr>
-        <w:t xml:space="preserve">STIM1</w:t>
-      </w:r>
-      <w:r>
-        <w:t xml:space="preserve"> </w:t>
-      </w:r>
-      <w:r>
-        <w:t xml:space="preserve">rather than being spared. Because the positive control responded only moderately in this model, absence of a signal should not be interpreted as evidence that these genes are definitively spared.</w:t>
+        </w:rPr>
+        <w:t>STIM1</w:t>
+      </w:r>
+      <w:r>
+        <w:rPr/>
+        <w:t xml:space="preserve"> rather than being spared. Larger shifts occur in the cryptic positive controls analysed alongside the panel, the </w:t>
+      </w:r>
+      <w:r>
+        <w:rPr>
+          <w:i/>
+        </w:rPr>
+        <w:t>UNC13A</w:t>
+      </w:r>
+      <w:r>
+        <w:rPr/>
+        <w:t xml:space="preserve"> intron 2 unit most of all (−0.267), which is the expected behaviour of the assay in this model. Because the positive control responded only moderately in this model, absence of a signal should not be interpreted as evidence that these genes are definitively spared.</w:t>
       </w:r>
     </w:p>
     <w:p>
@@ -5243,7 +5200,7 @@
         <w:jc w:val="both"/>
       </w:pPr>
       <w:r>
-        <w:t xml:space="preserve">In SH-SY5Y, the expanded Ca²⁺ panel showed 133 of 383 testable genes with at least one significant event (34.7%) against a background of 30.7%, giving an uncorrected hypergeometric p = 0.051. Against the covariate-matched empirical null, however, the expected rate was 32.4% and the permutation p-value was 0.139 (Supplementary Table S4). The apparent enrichment in this model is therefore largely attributable to the length and expression properties of Ca²⁺ genes.</w:t>
+        <w:t xml:space="preserve">In SH-SY5Y, the expanded Ca²⁺ panel showed 133 of 383 testable genes with at least one significant event (34.7%) against a background of 30.7%, giving an uncorrected hypergeometric p = 0.051. Against the covariate-matched empirical null, however, the expected rate was 32.4% and the permutation p-value was 0.139 (Supplementary Table S4). Against that null the excess is not significant, so this model provides no evidence of enrichment beyond the length and expression properties of Ca²⁺ genes.</w:t>
       </w:r>
     </w:p>
     <w:p>
@@ -5489,7 +5446,7 @@
         <w:jc w:val="both"/>
       </w:pPr>
       <w:r>
-        <w:t xml:space="preserve">Three independent cohorts extended this (Supplementary Figure S7).</w:t>
+        <w:t xml:space="preserve">Three independent diseases, in four datasets, extended this (Supplementary Figure S7).</w:t>
       </w:r>
       <w:r>
         <w:t xml:space="preserve"> </w:t>
@@ -5555,7 +5512,7 @@
         <w:t xml:space="preserve"> </w:t>
       </w:r>
       <w:r>
-        <w:t xml:space="preserve">was lower at sample level (δ = −0.482, p = 0.005), although not after Benjamini–Hochberg correction (q = 0.10). Because several samples come from the same donor, we repeated the test with the donor as the unit of inference, which gave a larger difference (seven of ten multiple sclerosis donors with NAWM samples versus five control donors, δ = −0.771, uncorrected p = 0.030). In the full GSE138614 sample-level comparison, regression of TRPC1 on MBP, PLP1 and GFAP attenuated the unadjusted difference from δ = −0.562 to Cliff’s δ of −0.418 on the residuals (p = 0.002) but not at donor level (δ = −0.640, p = 0.055).</w:t>
+        <w:t xml:space="preserve">was lower at sample level (δ = −0.482, p = 0.005), although not after Benjamini–Hochberg correction (q = 0.10). Because several samples come from the same donor, we repeated the test with the donor as the unit of inference, which gave a larger difference (seven of ten multiple sclerosis donors with NAWM samples versus five control donors, δ = −0.771, uncorrected p = 0.030). In the full GSE138614 comparison, regression of TRPC1 on MBP, PLP1 and GFAP attenuated the difference at both levels: from δ = −0.562 to Cliff’s δ of −0.418 on the residuals at sample level (p = 0.002), and from δ = −0.840 to −0.640 at donor level, where the adjusted difference did not reach significance (p = 0.055).</w:t>
       </w:r>
       <w:r>
         <w:t xml:space="preserve"> </w:t>
@@ -5750,6 +5707,65 @@
         <w:t xml:space="preserve"> expression was therefore not used as a specific indicator of TDP-43 dysfunction in bulk tissue.</w:t>
       </w:r>
     </w:p>
+    <w:p>
+      <w:pPr>
+        <w:pStyle w:val="BodyText"/>
+      </w:pPr>
+      <w:r>
+        <w:rPr/>
+        <w:t xml:space="preserve">Within ALS samples the proxy did not track the three candidate transcripts. Across the ten regions, correlations of </w:t>
+      </w:r>
+      <w:r>
+        <w:rPr>
+          <w:i/>
+        </w:rPr>
+        <w:t>TRPC1</w:t>
+      </w:r>
+      <w:r>
+        <w:rPr/>
+        <w:t xml:space="preserve">, </w:t>
+      </w:r>
+      <w:r>
+        <w:rPr>
+          <w:i/>
+        </w:rPr>
+        <w:t>SARAF</w:t>
+      </w:r>
+      <w:r>
+        <w:rPr/>
+        <w:t xml:space="preserve"> and </w:t>
+      </w:r>
+      <w:r>
+        <w:rPr>
+          <w:i/>
+        </w:rPr>
+        <w:t>CBARP</w:t>
+      </w:r>
+      <w:r>
+        <w:rPr/>
+        <w:t xml:space="preserve"> with cryptic </w:t>
+      </w:r>
+      <w:r>
+        <w:rPr>
+          <w:i/>
+        </w:rPr>
+        <w:t>STMN2</w:t>
+      </w:r>
+      <w:r>
+        <w:rPr/>
+        <w:t xml:space="preserve"> PSI ranged from ρ = −0.29 to +0.18, and only one of these thirty tests reached significance (</w:t>
+      </w:r>
+      <w:r>
+        <w:rPr>
+          <w:i/>
+        </w:rPr>
+        <w:t>SARAF</w:t>
+      </w:r>
+      <w:r>
+        <w:rPr/>
+        <w:t xml:space="preserve"> in lumbar cord, ρ = −0.194, q = 0.049), in the direction opposite to the increase seen in ALS tissue. This exploratory analysis therefore does not support attributing the regional expression differences to TDP-43-dependent RNA processing; all tested correlations are provided in Supplementary Table S9.</w:t>
+      </w:r>
+    </w:p>
     <w:bookmarkEnd w:id="37"/>
     <w:bookmarkEnd w:id="38"/>
     <w:bookmarkStart w:id="39" w:name="discussion"/>
@@ -8350,13 +8366,13 @@
           <w:b/>
           <w:bCs/>
         </w:rPr>
-        <w:t xml:space="preserve">S11.</w:t>
-      </w:r>
-      <w:r>
-        <w:t xml:space="preserve"> </w:t>
-      </w:r>
-      <w:r>
-        <w:t xml:space="preserve">Depth-qualified intronic polyadenylation and 3′UTR usage estimates in all four comparisons, with the genomic windows of every unit; these are coverage gradients, not direct poly(A)-site calls.</w:t>
+        <w:t xml:space="preserve">S11. Depth-qualified intronic polyadenylation and 3′UTR usage estimates in all four comparisons, with the genomic windows of every unit; these are coverage gradients, not direct poly(A)-site calls. The candidate_gradient column marks the units with |Δ| ≥ 0.05 whose interval excludes zero; the remaining rows are the other depth-qualified units of the core genes and of the cryptic positive controls.</w:t>
+      </w:r>
+      <w:r>
+        <w:t xml:space="preserve"/>
+      </w:r>
+      <w:r>
+        <w:t xml:space="preserve"/>
       </w:r>
     </w:p>
     <w:p>
@@ -18457,29 +18473,22 @@
           <w:b/>
           <w:bCs/>
         </w:rPr>
-        <w:t xml:space="preserve">Table 3. Splicing events assessed for robustness</w:t>
-      </w:r>
-      <w:r>
-        <w:t xml:space="preserve"/>
-      </w:r>
-      <w:r>
-        <w:t xml:space="preserve"> in the primary SH-SY5Y model among the twelve SOCE-machinery genes examined event by event (Methods 2.3), with bootstrap confidence intervals; all four are skipped-exon events.</w:t>
-      </w:r>
-      <w:r>
-        <w:t xml:space="preserve"> </w:t>
-      </w:r>
-      <w:r>
-        <w:rPr>
+        <w:t xml:space="preserve">Table 3. Splicing events assessed for robustness in the primary SH-SY5Y model among the twelve core entry components examined event by event (Methods 2.3), with bootstrap confidence intervals; all four are skipped-exon events. </w:t>
+      </w:r>
+      <w:r>
+        <w:rPr>
+          <w:b/>
+          <w:bCs/>
           <w:i/>
-          <w:iCs/>
-        </w:rPr>
-        <w:t xml:space="preserve">CBARP</w:t>
-      </w:r>
-      <w:r>
-        <w:t xml:space="preserve"> </w:t>
-      </w:r>
-      <w:r>
-        <w:t xml:space="preserve">was not among the twelve; its events are in Supplementary Table S3.</w:t>
+        </w:rPr>
+        <w:t>CBARP</w:t>
+      </w:r>
+      <w:r>
+        <w:rPr>
+          <w:b/>
+          <w:bCs/>
+        </w:rPr>
+        <w:t xml:space="preserve"> belongs to the wider nineteen-gene SOCE panel of Methods 2.9 but not to these twelve; its events are in Supplementary Table S3.</w:t>
       </w:r>
     </w:p>
     <w:tbl>

--- a/manuscript/MANUSCRIPT_NEUROCHEMISTRY_INTERNATIONAL_FINAL.docx
+++ b/manuscript/MANUSCRIPT_NEUROCHEMISTRY_INTERNATIONAL_FINAL.docx
@@ -2848,312 +2848,208 @@
         <w:jc w:val="both"/>
       </w:pPr>
       <w:r>
-        <w:t xml:space="preserve">In control cells</w:t>
-      </w:r>
-      <w:r>
-        <w:t xml:space="preserve"> </w:t>
+        <w:rPr/>
+        <w:t xml:space="preserve">In control cells </w:t>
       </w:r>
       <w:r>
         <w:rPr>
           <w:i/>
-          <w:iCs/>
-        </w:rPr>
-        <w:t xml:space="preserve">ORAI2</w:t>
-      </w:r>
-      <w:r>
-        <w:t xml:space="preserve"> </w:t>
-      </w:r>
-      <w:r>
-        <w:t xml:space="preserve">and</w:t>
-      </w:r>
-      <w:r>
-        <w:t xml:space="preserve"> </w:t>
+        </w:rPr>
+        <w:t>ORAI2</w:t>
+      </w:r>
+      <w:r>
+        <w:rPr/>
+        <w:t xml:space="preserve"> and </w:t>
       </w:r>
       <w:r>
         <w:rPr>
           <w:i/>
-          <w:iCs/>
-        </w:rPr>
-        <w:t xml:space="preserve">ATP2A2</w:t>
-      </w:r>
-      <w:r>
-        <w:t xml:space="preserve"> </w:t>
-      </w:r>
-      <w:r>
-        <w:t xml:space="preserve">are the dominant members of their families (77% and 98% of the family total), whereas</w:t>
-      </w:r>
-      <w:r>
-        <w:t xml:space="preserve"> </w:t>
+        </w:rPr>
+        <w:t>ATP2A2</w:t>
+      </w:r>
+      <w:r>
+        <w:rPr/>
+        <w:t xml:space="preserve"> are the dominant members of their families (77% and 98% of the family total), whereas </w:t>
       </w:r>
       <w:r>
         <w:rPr>
           <w:i/>
-          <w:iCs/>
-        </w:rPr>
-        <w:t xml:space="preserve">ORAI1</w:t>
-      </w:r>
-      <w:r>
-        <w:t xml:space="preserve"> </w:t>
-      </w:r>
-      <w:r>
-        <w:t xml:space="preserve">and</w:t>
-      </w:r>
-      <w:r>
-        <w:t xml:space="preserve"> </w:t>
+        </w:rPr>
+        <w:t>ORAI1</w:t>
+      </w:r>
+      <w:r>
+        <w:rPr/>
+        <w:t xml:space="preserve"> and </w:t>
       </w:r>
       <w:r>
         <w:rPr>
           <w:i/>
-          <w:iCs/>
-        </w:rPr>
-        <w:t xml:space="preserve">ATP2A3</w:t>
-      </w:r>
-      <w:r>
-        <w:t xml:space="preserve"> </w:t>
-      </w:r>
-      <w:r>
-        <w:t xml:space="preserve">are minor members (15% and 1.5%);</w:t>
-      </w:r>
-      <w:r>
-        <w:t xml:space="preserve"> </w:t>
+        </w:rPr>
+        <w:t>ATP2A3</w:t>
+      </w:r>
+      <w:r>
+        <w:rPr/>
+        <w:t xml:space="preserve"> are minor members (15% and 1.5%); </w:t>
       </w:r>
       <w:r>
         <w:rPr>
           <w:i/>
-          <w:iCs/>
-        </w:rPr>
-        <w:t xml:space="preserve">STIM1</w:t>
-      </w:r>
-      <w:r>
-        <w:t xml:space="preserve"> </w:t>
-      </w:r>
-      <w:r>
-        <w:t xml:space="preserve">and</w:t>
-      </w:r>
-      <w:r>
-        <w:t xml:space="preserve"> </w:t>
+        </w:rPr>
+        <w:t>STIM1</w:t>
+      </w:r>
+      <w:r>
+        <w:rPr/>
+        <w:t xml:space="preserve"> and </w:t>
       </w:r>
       <w:r>
         <w:rPr>
           <w:i/>
-          <w:iCs/>
-        </w:rPr>
-        <w:t xml:space="preserve">TRPC1</w:t>
-      </w:r>
-      <w:r>
-        <w:t xml:space="preserve"> </w:t>
-      </w:r>
-      <w:r>
-        <w:t xml:space="preserve">dominate their families (64% and 98%), and</w:t>
-      </w:r>
-      <w:r>
-        <w:t xml:space="preserve"> </w:t>
+        </w:rPr>
+        <w:t>TRPC1</w:t>
+      </w:r>
+      <w:r>
+        <w:rPr/>
+        <w:t xml:space="preserve"> dominate their families (64% and 98%), and </w:t>
       </w:r>
       <w:r>
         <w:rPr>
           <w:i/>
-          <w:iCs/>
-        </w:rPr>
-        <w:t xml:space="preserve">SARAF</w:t>
-      </w:r>
-      <w:r>
-        <w:t xml:space="preserve"> </w:t>
-      </w:r>
-      <w:r>
-        <w:t xml:space="preserve">accounts for 82% of the SOCE-regulator pool. In knockdown the dominant</w:t>
-      </w:r>
-      <w:r>
-        <w:t xml:space="preserve"> </w:t>
+        </w:rPr>
+        <w:t>SARAF</w:t>
+      </w:r>
+      <w:r>
+        <w:rPr/>
+        <w:t xml:space="preserve"> accounts for 82% of the SOCE-regulator pool. In knockdown the dominant </w:t>
       </w:r>
       <w:r>
         <w:rPr>
           <w:i/>
-          <w:iCs/>
-        </w:rPr>
-        <w:t xml:space="preserve">ORAI2</w:t>
-      </w:r>
-      <w:r>
-        <w:t xml:space="preserve"> </w:t>
-      </w:r>
-      <w:r>
-        <w:t xml:space="preserve">and</w:t>
-      </w:r>
-      <w:r>
-        <w:t xml:space="preserve"> </w:t>
+        </w:rPr>
+        <w:t>ORAI2</w:t>
+      </w:r>
+      <w:r>
+        <w:rPr/>
+        <w:t xml:space="preserve"> and </w:t>
       </w:r>
       <w:r>
         <w:rPr>
           <w:i/>
-          <w:iCs/>
-        </w:rPr>
-        <w:t xml:space="preserve">ATP2A2</w:t>
-      </w:r>
-      <w:r>
-        <w:t xml:space="preserve"> </w:t>
-      </w:r>
-      <w:r>
-        <w:t xml:space="preserve">transcripts fell modestly (DESeq2 log2FC −0.17 and −0.25; p_adj = 2.2 × 10⁻³ and 8.7 × 10⁻⁹), while</w:t>
-      </w:r>
-      <w:r>
-        <w:t xml:space="preserve"> </w:t>
+        </w:rPr>
+        <w:t>ATP2A2</w:t>
+      </w:r>
+      <w:r>
+        <w:rPr/>
+        <w:t xml:space="preserve"> transcripts fell modestly (DESeq2 log2FC −0.17 and −0.25; p_adj = 2.2 × 10⁻³ and 8.7 × 10⁻⁹), while </w:t>
       </w:r>
       <w:r>
         <w:rPr>
           <w:i/>
-          <w:iCs/>
-        </w:rPr>
-        <w:t xml:space="preserve">ORAI1</w:t>
-      </w:r>
-      <w:r>
-        <w:t xml:space="preserve">,</w:t>
-      </w:r>
-      <w:r>
-        <w:t xml:space="preserve"> </w:t>
+        </w:rPr>
+        <w:t>ORAI1</w:t>
+      </w:r>
+      <w:r>
+        <w:rPr/>
+        <w:t xml:space="preserve">, </w:t>
       </w:r>
       <w:r>
         <w:rPr>
           <w:i/>
-          <w:iCs/>
-        </w:rPr>
-        <w:t xml:space="preserve">ATP2A3</w:t>
-      </w:r>
-      <w:r>
-        <w:t xml:space="preserve">,</w:t>
-      </w:r>
-      <w:r>
-        <w:t xml:space="preserve"> </w:t>
+        </w:rPr>
+        <w:t>ATP2A3</w:t>
+      </w:r>
+      <w:r>
+        <w:rPr/>
+        <w:t xml:space="preserve">, </w:t>
       </w:r>
       <w:r>
         <w:rPr>
           <w:i/>
-          <w:iCs/>
-        </w:rPr>
-        <w:t xml:space="preserve">STIM1</w:t>
-      </w:r>
-      <w:r>
-        <w:t xml:space="preserve">,</w:t>
-      </w:r>
-      <w:r>
-        <w:t xml:space="preserve"> </w:t>
+        </w:rPr>
+        <w:t>STIM1</w:t>
+      </w:r>
+      <w:r>
+        <w:rPr/>
+        <w:t xml:space="preserve">, </w:t>
       </w:r>
       <w:r>
         <w:rPr>
           <w:i/>
-          <w:iCs/>
-        </w:rPr>
-        <w:t xml:space="preserve">TRPC1</w:t>
-      </w:r>
-      <w:r>
-        <w:t xml:space="preserve"> </w:t>
-      </w:r>
-      <w:r>
-        <w:t xml:space="preserve">and</w:t>
-      </w:r>
-      <w:r>
-        <w:t xml:space="preserve"> </w:t>
+        </w:rPr>
+        <w:t>TRPC1</w:t>
+      </w:r>
+      <w:r>
+        <w:rPr/>
+        <w:t xml:space="preserve"> and </w:t>
       </w:r>
       <w:r>
         <w:rPr>
           <w:i/>
-          <w:iCs/>
-        </w:rPr>
-        <w:t xml:space="preserve">SARAF</w:t>
-      </w:r>
-      <w:r>
-        <w:t xml:space="preserve"> </w:t>
-      </w:r>
-      <w:r>
-        <w:t xml:space="preserve">rose and</w:t>
-      </w:r>
-      <w:r>
-        <w:t xml:space="preserve"> </w:t>
+        </w:rPr>
+        <w:t>SARAF</w:t>
+      </w:r>
+      <w:r>
+        <w:rPr/>
+        <w:t xml:space="preserve"> rose and </w:t>
       </w:r>
       <w:r>
         <w:rPr>
           <w:i/>
-          <w:iCs/>
-        </w:rPr>
-        <w:t xml:space="preserve">ORAI3</w:t>
-      </w:r>
-      <w:r>
-        <w:t xml:space="preserve"> </w:t>
-      </w:r>
-      <w:r>
-        <w:t xml:space="preserve">rose about fivefold in adjusted TPM (DESeq2 log2FC 2.06; p_adj = 2.3 × 10⁻⁶⁴). At family level the ORAI pool therefore grew (+27%) and changed in composition:</w:t>
-      </w:r>
-      <w:r>
-        <w:t xml:space="preserve"> </w:t>
+        </w:rPr>
+        <w:t>ORAI3</w:t>
+      </w:r>
+      <w:r>
+        <w:rPr/>
+        <w:t xml:space="preserve"> rose about fivefold in adjusted TPM (DESeq2 log2FC 2.06; p_adj = 2.3 × 10⁻⁶⁴). At family level the ORAI pool therefore grew (+27%) and changed in composition: </w:t>
       </w:r>
       <w:r>
         <w:rPr>
           <w:i/>
-          <w:iCs/>
-        </w:rPr>
-        <w:t xml:space="preserve">ORAI3</w:t>
-      </w:r>
-      <w:r>
-        <w:t xml:space="preserve"> </w:t>
-      </w:r>
-      <w:r>
-        <w:t xml:space="preserve">went from 8% to 30% of ORAI transcripts and</w:t>
-      </w:r>
-      <w:r>
-        <w:t xml:space="preserve"> </w:t>
+        </w:rPr>
+        <w:t>ORAI3</w:t>
+      </w:r>
+      <w:r>
+        <w:rPr/>
+        <w:t xml:space="preserve"> went from 8% to 30% of ORAI transcripts and </w:t>
       </w:r>
       <w:r>
         <w:rPr>
           <w:i/>
-          <w:iCs/>
-        </w:rPr>
-        <w:t xml:space="preserve">ORAI2</w:t>
-      </w:r>
-      <w:r>
-        <w:t xml:space="preserve"> </w:t>
-      </w:r>
-      <w:r>
-        <w:t xml:space="preserve">from 77% to 53%. The STIM (+48%) and SOCE-regulator (+30%) pools also rose, whereas the SERCA and mitochondrial-uptake pools fell (−12% and −25%), the latter mainly through</w:t>
-      </w:r>
-      <w:r>
-        <w:t xml:space="preserve"> </w:t>
+        </w:rPr>
+        <w:t>ORAI2</w:t>
+      </w:r>
+      <w:r>
+        <w:rPr/>
+        <w:t xml:space="preserve"> from 77% to 53%. The STIM (+48%) and SOCE-regulator (+30%) pools also rose, whereas the SERCA and mitochondrial-uptake pools fell (−12% and −25%), the latter mainly through </w:t>
       </w:r>
       <w:r>
         <w:rPr>
           <w:i/>
-          <w:iCs/>
-        </w:rPr>
-        <w:t xml:space="preserve">MCU</w:t>
-      </w:r>
-      <w:r>
-        <w:t xml:space="preserve">,</w:t>
-      </w:r>
-      <w:r>
-        <w:t xml:space="preserve"> </w:t>
+        </w:rPr>
+        <w:t>MCU</w:t>
+      </w:r>
+      <w:r>
+        <w:rPr/>
+        <w:t xml:space="preserve">, </w:t>
       </w:r>
       <w:r>
         <w:rPr>
           <w:i/>
-          <w:iCs/>
-        </w:rPr>
-        <w:t xml:space="preserve">MICU2</w:t>
-      </w:r>
-      <w:r>
-        <w:t xml:space="preserve"> </w:t>
-      </w:r>
-      <w:r>
-        <w:t xml:space="preserve">and</w:t>
-      </w:r>
-      <w:r>
-        <w:t xml:space="preserve"> </w:t>
+        </w:rPr>
+        <w:t>MICU2</w:t>
+      </w:r>
+      <w:r>
+        <w:rPr/>
+        <w:t xml:space="preserve"> and </w:t>
       </w:r>
       <w:r>
         <w:rPr>
           <w:i/>
-          <w:iCs/>
-        </w:rPr>
-        <w:t xml:space="preserve">MCUB</w:t>
-      </w:r>
-      <w:r>
-        <w:t xml:space="preserve">. These are descriptive summaries of transcript abundance and cannot be converted directly into protein-complex stoichiometry.</w:t>
+        </w:rPr>
+        <w:t>MCUB</w:t>
+      </w:r>
+      <w:r>
+        <w:rPr/>
+        <w:t>.</w:t>
       </w:r>
     </w:p>
     <w:p>
@@ -3764,7 +3660,8 @@
         <w:jc w:val="both"/>
       </w:pPr>
       <w:r>
-        <w:t xml:space="preserve">rMATS and LeafCutter both constrain what can be found: the first by the event classes and annotation it works from, the second by clustering rules that discard sparse junctions. To remove those constraints we extracted splice junctions directly from the alignments and tested local splicing variations with a beta-binomial model, across eleven comparisons; the primary SH-SY5Y comparison was additionally repeated on a second, independently produced junction set (Methods 2.5).</w:t>
+        <w:rPr/>
+        <w:t>rMATS and LeafCutter both constrain what can be found, the first by the event classes and annotation it works from, the second by clustering rules that discard sparse junctions. To remove those constraints we extracted splice junctions directly from the alignments and tested local splicing variations with a beta-binomial model across eleven comparisons, repeating the primary SH-SY5Y comparison on a second, independently produced junction set (Methods 2.5).</w:t>
       </w:r>
     </w:p>
     <w:p>
@@ -3989,46 +3886,28 @@
         <w:jc w:val="both"/>
       </w:pPr>
       <w:r>
-        <w:t xml:space="preserve">Specificity was tested by running the same analysis on FUS and TAF15 knockdown in the same iPSC-derived motor neurons, at the same depth and with the same design (Supplementary Figure S4C). Under the permissive definition the three comparisons produced call counts of the same order (141 for TDP-43, 124 for FUS and 126 for TAF15); TDP-43 knockdown recovered two of the sixteen positive-control genes (</w:t>
+        <w:rPr/>
+        <w:t>Specificity was tested by running the same analysis on FUS and TAF15 knockdown in the same iPSC-derived motor neurons, at the same depth and with the same design (Supplementary Figure S4C). Under the permissive definition the three comparisons produced call counts of the same order (141 for TDP-43, 124 for FUS and 126 for TAF15), but only TDP-43 knockdown recovered positive controls, two of the sixteen (</w:t>
       </w:r>
       <w:r>
         <w:rPr>
           <w:i/>
-          <w:iCs/>
-        </w:rPr>
-        <w:t xml:space="preserve">STMN2</w:t>
-      </w:r>
-      <w:r>
-        <w:t xml:space="preserve"> </w:t>
-      </w:r>
-      <w:r>
-        <w:t xml:space="preserve">and</w:t>
-      </w:r>
-      <w:r>
-        <w:t xml:space="preserve"> </w:t>
+        </w:rPr>
+        <w:t>STMN2</w:t>
+      </w:r>
+      <w:r>
+        <w:rPr/>
+        <w:t xml:space="preserve"> and </w:t>
       </w:r>
       <w:r>
         <w:rPr>
           <w:i/>
-          <w:iCs/>
-        </w:rPr>
-        <w:t xml:space="preserve">KALRN</w:t>
-      </w:r>
-      <w:r>
-        <w:t xml:space="preserve">) and FUS and TAF15 knockdown recovered</w:t>
-      </w:r>
-      <w:r>
-        <w:t xml:space="preserve"> </w:t>
-      </w:r>
-      <w:r>
-        <w:rPr>
-          <w:b/>
-          <w:bCs/>
-        </w:rPr>
-        <w:t xml:space="preserve">none</w:t>
-      </w:r>
-      <w:r>
-        <w:t xml:space="preserve">. This dataset is too shallow for the high-confidence threshold to recover a positive control in any of the three comparisons (18, 26 and 23 events, none of them a control gene), so the within-dataset contrast rests on the permissive definition. Two controls against none is not by itself a significant difference (Fisher's exact test p = 0.48), so the specificity of the procedure rests on the deeper comparisons, in which the same permissive analysis recovered thirteen of sixteen positive controls in SH-SY5Y and fifteen in iPSC colonies. The background call rate is therefore not specific to TDP-43, whereas the genes the analysis identifies are.</w:t>
+        </w:rPr>
+        <w:t>KALRN</w:t>
+      </w:r>
+      <w:r>
+        <w:rPr/>
+        <w:t>). This dataset is too shallow for the high-confidence threshold to recover a control in any of the three comparisons (18, 26 and 23 events, none of them a control gene), and two controls against none is not by itself a significant difference (Fisher’s exact test p = 0.48), so the specificity of the procedure rests on the deeper comparisons, in which the same permissive analysis recovered thirteen of sixteen positive controls in SH-SY5Y and fifteen in iPSC colonies. The background call rate is therefore not specific to TDP-43, whereas the genes the analysis identifies are.</w:t>
       </w:r>
     </w:p>
     <w:p>
@@ -4037,7 +3916,8 @@
         <w:jc w:val="both"/>
       </w:pPr>
       <w:r>
-        <w:t xml:space="preserve">The null test also sets the limits of interpretation. Under the permissive rule, the null-to-real call ratios were 0.98 in iPSC colonies and 2.01 in K562 total RNA (Supplementary Table S14). The high-confidence null could be run in the three datasets with four control replicates: for every real call the split-control null produced 0.64 calls in iPSC colonies, 2.17 in K562 total RNA and 0.83 in mouse striatum (high-confidence definition; Supplementary Table S14). These ratios are not calibrated false-discovery rates; they are the ratio of two call counts from analyses with different sample sizes and different numbers of tests, but they show that call counts are not interpretable on their own. In the remaining eight comparisons (the two SH-SY5Y doses, the three iPSC-derived motor neuron comparisons, K562 poly(A)+ mRNA, C2C12 and NSC34), the controls could not be split, and positive-control recovery is the only available check. Across the eleven comparisons the burden of high-confidence unannotated splicing changes ranged from 12 to 477 events, and of the three datasets with a null, the one with the largest burden also had the largest null.</w:t>
+        <w:rPr/>
+        <w:t>The null test also sets the limits of interpretation. Under the permissive rule, the null-to-real call ratios were 0.98 in iPSC colonies and 2.01 in K562 total RNA (Supplementary Table S14). The high-confidence null could be run in the three datasets with four control replicates: for every real call the split-control null produced 0.64 calls in iPSC colonies, 2.17 in K562 total RNA and 0.83 in mouse striatum (Supplementary Table S14). These ratios are not calibrated false-discovery rates, because the two analyses differ in sample size and in the number of tests, but they show that call counts are not interpretable on their own. In the remaining eight comparisons the controls could not be split, and positive-control recovery is the only available check. Across the eleven comparisons the burden of high-confidence unannotated splicing changes ranged from 12 to 477 events, and of the three datasets with a null, the one with the largest burden also had the largest null.</w:t>
       </w:r>
     </w:p>
     <w:p>
@@ -4046,275 +3926,98 @@
         <w:jc w:val="both"/>
       </w:pPr>
       <w:r>
-        <w:t xml:space="preserve">Applied to the Ca²⁺ panels, the analysis returned an almost complete negative (Supplementary Table S7).</w:t>
-      </w:r>
-      <w:r>
-        <w:t xml:space="preserve"> </w:t>
-      </w:r>
-      <w:r>
-        <w:rPr>
-          <w:b/>
-          <w:bCs/>
-        </w:rPr>
-        <w:t xml:space="preserve">No gene of the core SOCE/TRP panel (Tier 1, n = 51) carried a high-confidence unannotated splicing change in any comparison except iPSC colonies.</w:t>
-      </w:r>
-      <w:r>
-        <w:t xml:space="preserve"> </w:t>
-      </w:r>
-      <w:r>
-        <w:t xml:space="preserve">The negative is informative where the analysis demonstrably worked: in SH-SY5Y at both doses and in K562 poly(A)+ mRNA, where positive controls were recovered at the high-confidence threshold, and less strongly in the TDP-43 knockdown of iPSC-derived motor neurons, where two were recovered under the permissive definition only. In K562 total RNA no positive control was recovered, and the three mouse comparisons have no conserved control, so the absence of calls there carries little information. The single exception was iPSC colonies, where</w:t>
-      </w:r>
-      <w:r>
-        <w:t xml:space="preserve"> </w:t>
+        <w:rPr/>
+        <w:t xml:space="preserve">Applied to the Ca²⁺ panels, the analysis returned an almost complete negative (Supplementary Table S7). The negative is informative where the analysis demonstrably worked: in SH-SY5Y at both doses and in K562 poly(A)+ mRNA, where positive controls were recovered at the high-confidence threshold, and less strongly in the TDP-43 knockdown of iPSC-derived motor neurons, where two were recovered under the permissive definition only. In K562 total RNA no positive control was recovered, and the three mouse comparisons have no conserved control, so the absence of calls there carries little information. Within the coverage, models and calling criteria used here, the only high-confidence unannotated change anywhere in the SOCE panel was the </w:t>
       </w:r>
       <w:r>
         <w:rPr>
           <w:i/>
-          <w:iCs/>
-        </w:rPr>
-        <w:t xml:space="preserve">CBARP</w:t>
-      </w:r>
-      <w:r>
-        <w:t xml:space="preserve"> </w:t>
-      </w:r>
-      <w:r>
-        <w:t xml:space="preserve">and</w:t>
-      </w:r>
-      <w:r>
-        <w:t xml:space="preserve"> </w:t>
+        </w:rPr>
+        <w:t>CBARP</w:t>
+      </w:r>
+      <w:r>
+        <w:rPr/>
+        <w:t xml:space="preserve"> junction in iPSC colonies, called there together with </w:t>
       </w:r>
       <w:r>
         <w:rPr>
           <w:i/>
-          <w:iCs/>
-        </w:rPr>
-        <w:t xml:space="preserve">TRPM3</w:t>
-      </w:r>
-      <w:r>
-        <w:t xml:space="preserve"> </w:t>
-      </w:r>
-      <w:r>
-        <w:t xml:space="preserve">were called. This was the dataset whose null test produced 0.64 calls for every real call, so a lone call there is not evidence, although the</w:t>
-      </w:r>
-      <w:r>
-        <w:t xml:space="preserve"> </w:t>
+        </w:rPr>
+        <w:t>TRPM3</w:t>
+      </w:r>
+      <w:r>
+        <w:rPr/>
+        <w:t xml:space="preserve">; </w:t>
       </w:r>
       <w:r>
         <w:rPr>
           <w:i/>
-          <w:iCs/>
-        </w:rPr>
-        <w:t xml:space="preserve">CBARP</w:t>
-      </w:r>
-      <w:r>
-        <w:t xml:space="preserve"> </w:t>
-      </w:r>
-      <w:r>
-        <w:t xml:space="preserve">junction is corroborated elsewhere (below).</w:t>
-      </w:r>
-      <w:r>
-        <w:t xml:space="preserve"> </w:t>
+        </w:rPr>
+        <w:t>STIM1</w:t>
+      </w:r>
+      <w:r>
+        <w:rPr/>
+        <w:t xml:space="preserve">, </w:t>
       </w:r>
       <w:r>
         <w:rPr>
           <w:i/>
-          <w:iCs/>
-        </w:rPr>
-        <w:t xml:space="preserve">STIM1</w:t>
-      </w:r>
-      <w:r>
-        <w:t xml:space="preserve">,</w:t>
-      </w:r>
-      <w:r>
-        <w:t xml:space="preserve"> </w:t>
+        </w:rPr>
+        <w:t>STIM2</w:t>
+      </w:r>
+      <w:r>
+        <w:rPr/>
+        <w:t xml:space="preserve">, </w:t>
       </w:r>
       <w:r>
         <w:rPr>
           <w:i/>
-          <w:iCs/>
-        </w:rPr>
-        <w:t xml:space="preserve">STIM2</w:t>
-      </w:r>
-      <w:r>
-        <w:t xml:space="preserve">,</w:t>
-      </w:r>
-      <w:r>
-        <w:t xml:space="preserve"> </w:t>
+        </w:rPr>
+        <w:t>ORAI1</w:t>
+      </w:r>
+      <w:r>
+        <w:rPr/>
+        <w:t xml:space="preserve">–3, </w:t>
       </w:r>
       <w:r>
         <w:rPr>
           <w:i/>
-          <w:iCs/>
-        </w:rPr>
-        <w:t xml:space="preserve">ORAI1–3</w:t>
-      </w:r>
-      <w:r>
-        <w:t xml:space="preserve">,</w:t>
-      </w:r>
-      <w:r>
-        <w:t xml:space="preserve"> </w:t>
+        </w:rPr>
+        <w:t>TRPC1</w:t>
+      </w:r>
+      <w:r>
+        <w:rPr/>
+        <w:t xml:space="preserve">, </w:t>
       </w:r>
       <w:r>
         <w:rPr>
           <w:i/>
-          <w:iCs/>
-        </w:rPr>
-        <w:t xml:space="preserve">TRPC1</w:t>
-      </w:r>
-      <w:r>
-        <w:t xml:space="preserve">,</w:t>
-      </w:r>
-      <w:r>
-        <w:t xml:space="preserve"> </w:t>
+        </w:rPr>
+        <w:t>SARAF</w:t>
+      </w:r>
+      <w:r>
+        <w:rPr/>
+        <w:t xml:space="preserve">, </w:t>
       </w:r>
       <w:r>
         <w:rPr>
           <w:i/>
-          <w:iCs/>
-        </w:rPr>
-        <w:t xml:space="preserve">SARAF</w:t>
-      </w:r>
-      <w:r>
-        <w:t xml:space="preserve">,</w:t>
-      </w:r>
-      <w:r>
-        <w:t xml:space="preserve"> </w:t>
+        </w:rPr>
+        <w:t>STIMATE</w:t>
+      </w:r>
+      <w:r>
+        <w:rPr/>
+        <w:t xml:space="preserve"> and the SERCA and mitochondrial uptake genes carried none in any comparison. That single call comes from the dataset whose null test produced 0.64 calls for every real call, so it is not evidence on its own, although the </w:t>
       </w:r>
       <w:r>
         <w:rPr>
           <w:i/>
-          <w:iCs/>
-        </w:rPr>
-        <w:t xml:space="preserve">STIMATE</w:t>
-      </w:r>
-      <w:r>
-        <w:t xml:space="preserve"> </w:t>
-      </w:r>
-      <w:r>
-        <w:t xml:space="preserve">and the SERCA and mitochondrial uptake genes carried none in any comparison. Permissive-tier and annotated-site events are detailed in Supplementary Table S7 and Figure S4B.</w:t>
-      </w:r>
-      <w:r>
-        <w:t xml:space="preserve"/>
-      </w:r>
-      <w:r>
-        <w:rPr>
-          <w:i/>
-          <w:iCs/>
-        </w:rPr>
-        <w:t xml:space="preserve"/>
-      </w:r>
-      <w:r>
-        <w:t xml:space="preserve"/>
-      </w:r>
-      <w:r>
-        <w:t xml:space="preserve"/>
-      </w:r>
-      <w:r>
-        <w:rPr>
-          <w:i/>
-          <w:iCs/>
-        </w:rPr>
-        <w:t xml:space="preserve"/>
-      </w:r>
-      <w:r>
-        <w:t xml:space="preserve"/>
-      </w:r>
-      <w:r>
-        <w:t xml:space="preserve"/>
-      </w:r>
-      <w:r>
-        <w:rPr>
-          <w:i/>
-          <w:iCs/>
-        </w:rPr>
-        <w:t xml:space="preserve"/>
-      </w:r>
-      <w:r>
-        <w:t xml:space="preserve"/>
-      </w:r>
-      <w:r>
-        <w:t xml:space="preserve"/>
-      </w:r>
-      <w:r>
-        <w:rPr>
-          <w:i/>
-          <w:iCs/>
-        </w:rPr>
-        <w:t xml:space="preserve"/>
-      </w:r>
-      <w:r>
-        <w:t xml:space="preserve"/>
-      </w:r>
-      <w:r>
-        <w:t xml:space="preserve"/>
-      </w:r>
-      <w:r>
-        <w:rPr>
-          <w:i/>
-          <w:iCs/>
-        </w:rPr>
-        <w:t xml:space="preserve"/>
-      </w:r>
-      <w:r>
-        <w:t xml:space="preserve"/>
-      </w:r>
-      <w:r>
-        <w:t xml:space="preserve"/>
-      </w:r>
-      <w:r>
-        <w:rPr>
-          <w:i/>
-          <w:iCs/>
-        </w:rPr>
-        <w:t xml:space="preserve"/>
-      </w:r>
-      <w:r>
-        <w:t xml:space="preserve"/>
-      </w:r>
-      <w:r>
-        <w:t xml:space="preserve"/>
-      </w:r>
-      <w:r>
-        <w:rPr>
-          <w:i/>
-          <w:iCs/>
-        </w:rPr>
-        <w:t xml:space="preserve"/>
-      </w:r>
-      <w:r>
-        <w:t xml:space="preserve"/>
-      </w:r>
-      <w:r>
-        <w:t xml:space="preserve"/>
-      </w:r>
-      <w:r>
-        <w:rPr>
-          <w:i/>
-          <w:iCs/>
-        </w:rPr>
-        <w:t xml:space="preserve"/>
-      </w:r>
-      <w:r>
-        <w:t xml:space="preserve"/>
-      </w:r>
-      <w:r>
-        <w:t xml:space="preserve"/>
-      </w:r>
-      <w:r>
-        <w:t xml:space="preserve"/>
-      </w:r>
-      <w:r>
-        <w:rPr>
-          <w:i/>
-          <w:iCs/>
-        </w:rPr>
-        <w:t xml:space="preserve"/>
-      </w:r>
-      <w:r>
-        <w:t xml:space="preserve"/>
-      </w:r>
-      <w:r>
-        <w:t xml:space="preserve"> Within the coverage, models and calling criteria used here, the only high-confidence unannotated change anywhere in the SOCE panel was the CBARP junction in iPSC colonies, and none of the core entry components carried one in any comparison. This finding does not exclude lower-abundance or context-specific events, but it provides no support for a cryptic-splicing switch as the explanation for the observed SOCE phenotype.</w:t>
+        </w:rPr>
+        <w:t>CBARP</w:t>
+      </w:r>
+      <w:r>
+        <w:rPr/>
+        <w:t xml:space="preserve"> junction is corroborated below. Permissive-tier and annotated-site events are detailed in Supplementary Table S7 and Figure S4B. This finding does not exclude lower-abundance or context-specific events, but it provides no support for a cryptic-splicing switch as the explanation for the observed SOCE phenotype.</w:t>
       </w:r>
     </w:p>
     <w:p>
@@ -4442,7 +4145,7 @@
         <w:fldChar w:fldCharType="end"/>
       </w:r>
       <w:r>
-        <w:t>, so increased inclusion upon TDP-43 loss would be a simple route to reduced entry. Measured as an rMATS event, inclusion of the exon was higher in knockdown in five of six datasets, but the fixed-effect meta-analysis estimate was negligible (pooled ΔPSI +0.0013, 95% CI −0.022 to +0.024; p = 0.914; Figure 4B; Supplementary Table S15). The three mouse datasets carry 86% of the weight, but the human datasets alone give the same answer (+0.031, 95% CI −0.030 to +0.091; p = 0.32), and the estimates are not heterogeneous (Cochran’s Q = 4.84, 5 df, p = 0.44; I² = 0%). At junction level, inclusion of the SOAR exon (chr4:27,007,983–27,008,006) was positive in direction in all five TDP-43 comparisons in which it was measurable, but the effect was small and inconsistent. ΔPSI was +0.149 in SH-SY5Y at 75 ng/mL (q = 0.033, 20 versus 3 reads), +0.116 at 25 ng/mL (q = 0.14) and +0.020 in iPSC colonies (q = 0.82), the best-powered comparison with 441 versus 281 reads (Supplementary Table S13). The junction-level estimate is larger than the rMATS estimate for the same exon in the same libraries (+0.149 versus +0.059; Supplementary Table S15) because the two are not the same quantity. rMATS combines both flanking junctions and normalises by effective length. The junction-level PSI is the share of the single downstream junction among all junctions leaving that donor, which makes it the more sensitive and the noisier measure for a lowly used exon. On either measure the direction is reproducible and the magnitude is too small to support an isoform switch, and the negative conclusion of the meta-analysis stands.</w:t>
+        <w:t>, so increased inclusion upon TDP-43 loss would be a simple route to reduced entry. Measured as an rMATS event, inclusion was higher in knockdown in five of six datasets, but the fixed-effect meta-analysis estimate was negligible (pooled ΔPSI +0.0013, 95% CI −0.022 to +0.024; p = 0.914; Figure 4B; Supplementary Table S15). The three mouse datasets carry 86% of the weight, but the human datasets alone give the same answer (+0.031, 95% CI −0.030 to +0.091; p = 0.32), and the estimates are not heterogeneous (Cochran’s Q = 4.84, 5 df, p = 0.44; I² = 0%). At junction level the exon (chr4:27,007,983–27,008,006) was positive in direction in all five TDP-43 comparisons in which it was measurable, but small and inconsistent: ΔPSI +0.149 in SH-SY5Y at 75 ng/mL (q = 0.033, 20 versus 3 reads), +0.116 at 25 ng/mL (q = 0.14) and +0.020 in iPSC colonies (q = 0.82), the best-powered comparison with 441 versus 281 reads (Supplementary Table S13). The junction-level estimate is larger than the rMATS estimate for the same exon in the same libraries (+0.149 versus +0.059; Supplementary Table S15) because rMATS combines both flanking junctions and normalises by effective length, whereas the junction-level PSI is the share of the single downstream junction among all junctions leaving that donor, the more sensitive and the noisier measure for a lowly used exon. On either measure the magnitude is too small to support an isoform switch, and the negative conclusion of the meta-analysis stands.</w:t>
       </w:r>
     </w:p>
     <w:p>
@@ -4451,7 +4154,8 @@
         <w:jc w:val="both"/>
       </w:pPr>
       <w:r>
-        <w:t xml:space="preserve">FRASER, run on the nine-sample doxycycline series, returned no genome-wide significant outlier and no difference in per-sample outlier burden between depleted and control libraries (4.8 versus 2.3 events at p &lt; 10⁻⁵; p = 0.35). This is the expected behaviour of an outlier method applied to a cohort in which the aberrant state is the majority, and we report it as a limit of that approach at this cohort size rather than as evidence against aberrant splicing.</w:t>
+        <w:rPr/>
+        <w:t>FRASER, run on the nine-sample doxycycline series, returned no genome-wide significant outlier and no difference in per-sample outlier burden between depleted and control libraries (4.8 versus 2.3 events at p &lt; 10⁻⁵; p = 0.35). This is the expected behaviour of an outlier method in a cohort where the aberrant state is the majority, and we report it as a limit of that approach at this cohort size rather than as evidence against aberrant splicing.</w:t>
       </w:r>
     </w:p>
     <w:bookmarkEnd w:id="32"/>
@@ -4644,39 +4348,38 @@
         <w:jc w:val="both"/>
       </w:pPr>
       <w:r>
-        <w:t xml:space="preserve">Excluding CIGAR reference skips affected this positive control: including them would have changed the STMN2 intron 2 index difference from +0.145 to +0.489. In the primary SH-SY5Y model, the skip-excluded index shifted only moderately: using all six libraries, the</w:t>
-      </w:r>
-      <w:r>
-        <w:t xml:space="preserve"> </w:t>
+        <w:rPr/>
+        <w:t xml:space="preserve">Excluding CIGAR reference skips matters for this positive control: including them would have changed the </w:t>
       </w:r>
       <w:r>
         <w:rPr>
           <w:i/>
-          <w:iCs/>
-        </w:rPr>
-        <w:t xml:space="preserve">STMN2</w:t>
-      </w:r>
-      <w:r>
-        <w:t xml:space="preserve"> </w:t>
-      </w:r>
-      <w:r>
-        <w:t xml:space="preserve">intronic index gave a group difference of +0.145 (bootstrap 95% CI +0.085 to +0.205).</w:t>
-      </w:r>
-      <w:r>
-        <w:t xml:space="preserve"> </w:t>
+        </w:rPr>
+        <w:t>STMN2</w:t>
+      </w:r>
+      <w:r>
+        <w:rPr/>
+        <w:t xml:space="preserve"> intron 2 index difference from +0.145 to +0.489. With skips excluded, the </w:t>
       </w:r>
       <w:r>
         <w:rPr>
           <w:i/>
-          <w:iCs/>
-        </w:rPr>
-        <w:t xml:space="preserve">STMN2</w:t>
-      </w:r>
-      <w:r>
-        <w:t xml:space="preserve"> </w:t>
-      </w:r>
-      <w:r>
-        <w:t xml:space="preserve">falls outside the depth-filtered summary table because one control library has a summed two-window depth of 2.97, just below the pre-specified threshold of 3; one knockdown library has a measured coverage of zero in the 3′ window, which by the definition of the index contributes a value of 1.0 rather than missing data, and excluding that library gives +0.121 (+0.068 to +0.173) (Supplementary Figure S6B).</w:t>
+        </w:rPr>
+        <w:t>STMN2</w:t>
+      </w:r>
+      <w:r>
+        <w:rPr/>
+        <w:t xml:space="preserve"> intronic index shifted only moderately in the primary SH-SY5Y model, by +0.145 over all six libraries (bootstrap 95% CI +0.085 to +0.205). </w:t>
+      </w:r>
+      <w:r>
+        <w:rPr>
+          <w:i/>
+        </w:rPr>
+        <w:t>STMN2</w:t>
+      </w:r>
+      <w:r>
+        <w:rPr/>
+        <w:t xml:space="preserve"> falls outside the depth-filtered summary table because one control library has a summed two-window depth of 2.97, just below the pre-specified threshold of 3; one knockdown library has zero measured coverage in the 3′ window, which by the definition of the index contributes a value of 1.0 rather than missing data, and excluding that library gives +0.121 (+0.068 to +0.173) (Supplementary Figure S6B).</w:t>
       </w:r>
     </w:p>
     <w:p>
@@ -4685,100 +4388,68 @@
         <w:jc w:val="both"/>
       </w:pPr>
       <w:r>
-        <w:t xml:space="preserve">Among the depth-qualified units of the SOCE machinery in the full-panel analysis, two intronic units showed moderate decreases (</w:t>
+        <w:rPr/>
+        <w:t>Among the depth-qualified units of the SOCE machinery in the full-panel analysis, two intronic units showed moderate decreases (</w:t>
       </w:r>
       <w:r>
         <w:rPr>
           <w:i/>
-          <w:iCs/>
-        </w:rPr>
-        <w:t xml:space="preserve">STIM1</w:t>
-      </w:r>
-      <w:r>
-        <w:t xml:space="preserve"> </w:t>
-      </w:r>
-      <w:r>
-        <w:t xml:space="preserve">intron 17, Δ = −0.173, bootstrap 95% CI −0.233 to −0.123;</w:t>
-      </w:r>
-      <w:r>
-        <w:t xml:space="preserve"> </w:t>
+        </w:rPr>
+        <w:t>STIM1</w:t>
+      </w:r>
+      <w:r>
+        <w:rPr/>
+        <w:t xml:space="preserve"> intron 17, Δ = −0.173, bootstrap 95% CI −0.233 to −0.123; </w:t>
       </w:r>
       <w:r>
         <w:rPr>
           <w:i/>
-          <w:iCs/>
-        </w:rPr>
-        <w:t xml:space="preserve">STIM2</w:t>
-      </w:r>
-      <w:r>
-        <w:t xml:space="preserve"> </w:t>
-      </w:r>
-      <w:r>
-        <w:t xml:space="preserve">intron 13, Δ = −0.156, −0.239 to −0.037). The</w:t>
-      </w:r>
-      <w:r>
-        <w:t xml:space="preserve"> </w:t>
+        </w:rPr>
+        <w:t>STIM2</w:t>
+      </w:r>
+      <w:r>
+        <w:rPr/>
+        <w:t xml:space="preserve"> intron 13, Δ = −0.156, −0.239 to −0.037). Neither is independent of the splicing results: the 5′ window of the </w:t>
       </w:r>
       <w:r>
         <w:rPr>
           <w:i/>
-          <w:iCs/>
-        </w:rPr>
-        <w:t xml:space="preserve">STIM2</w:t>
-      </w:r>
-      <w:r>
-        <w:t xml:space="preserve"> </w:t>
-      </w:r>
-      <w:r>
-        <w:t xml:space="preserve">unit is not an independent observation: its 5′ window contains the alternatively spliced</w:t>
-      </w:r>
-      <w:r>
-        <w:t xml:space="preserve"> </w:t>
+        </w:rPr>
+        <w:t>STIM2</w:t>
+      </w:r>
+      <w:r>
+        <w:rPr/>
+        <w:t xml:space="preserve"> unit contains the alternatively spliced </w:t>
       </w:r>
       <w:r>
         <w:rPr>
           <w:i/>
-          <w:iCs/>
-        </w:rPr>
-        <w:t xml:space="preserve">STIM2</w:t>
-      </w:r>
-      <w:r>
-        <w:t xml:space="preserve"> </w:t>
-      </w:r>
-      <w:r>
-        <w:t xml:space="preserve">exon of Table 3 (chr4:27,021,494–27,021,612), whose inclusion falls in knockdown, and exon reads dominate that window (control index 0.96), so the decrease reports that splicing change. The</w:t>
-      </w:r>
-      <w:r>
-        <w:t xml:space="preserve"> </w:t>
+        </w:rPr>
+        <w:t>STIM2</w:t>
+      </w:r>
+      <w:r>
+        <w:rPr/>
+        <w:t xml:space="preserve"> exon of Table 3 (chr4:27,021,494–27,021,612), whose inclusion falls in knockdown and whose exon reads dominate that window (control index 0.96), so the decrease reports that splicing change, and the </w:t>
       </w:r>
       <w:r>
         <w:rPr>
           <w:i/>
-          <w:iCs/>
-        </w:rPr>
-        <w:t xml:space="preserve">STIM1</w:t>
-      </w:r>
-      <w:r>
-        <w:t xml:space="preserve"> </w:t>
-      </w:r>
-      <w:r>
-        <w:t xml:space="preserve">unit is the intron immediately upstream of the alternatively included</w:t>
-      </w:r>
-      <w:r>
-        <w:t xml:space="preserve"> </w:t>
+        </w:rPr>
+        <w:t>STIM1</w:t>
+      </w:r>
+      <w:r>
+        <w:rPr/>
+        <w:t xml:space="preserve"> unit is the intron immediately upstream of the alternatively included </w:t>
       </w:r>
       <w:r>
         <w:rPr>
           <w:i/>
-          <w:iCs/>
-        </w:rPr>
-        <w:t xml:space="preserve">STIM1</w:t>
-      </w:r>
-      <w:r>
-        <w:t xml:space="preserve"> </w:t>
-      </w:r>
-      <w:r>
-        <w:t xml:space="preserve">exon of Table 3 (its 3′ window ends 50 bp before that exon) and may be influenced by it as well. Both are candidate coverage gradients rather than localised poly(A) sites. Sparse intronic windows produced unstable point estimates and were excluded by the pre-specified depth filter.</w:t>
+        </w:rPr>
+        <w:t>STIM1</w:t>
+      </w:r>
+      <w:r>
+        <w:rPr/>
+        <w:t xml:space="preserve"> exon of Table 3, ending 50 bp before it. Both are candidate coverage gradients rather than localised poly(A) sites. Sparse intronic windows produced unstable point estimates and were excluded by the pre-specified depth filter.</w:t>
       </w:r>
     </w:p>
     <w:p>
@@ -4918,7 +4589,7 @@
       </w:r>
       <w:r>
         <w:rPr/>
-        <w:t xml:space="preserve"> intron 2 unit most of all (−0.267), which is the expected behaviour of the assay in this model. Because the positive control responded only moderately in this model, absence of a signal should not be interpreted as evidence that these genes are definitively spared.</w:t>
+        <w:t xml:space="preserve"> intron 2 unit most of all (−0.267), which is how the assay is expected to behave in this model. Because the positive control responded only moderately here, absence of a signal is not evidence that these genes are spared.</w:t>
       </w:r>
     </w:p>
     <w:p>
@@ -4927,116 +4598,78 @@
         <w:jc w:val="both"/>
       </w:pPr>
       <w:r>
-        <w:t xml:space="preserve">We therefore repeated the analysis in the iPSC-derived motor neurons, where 59 units in 29 genes passed the same depth filter. Here the assay’s positive control behaved as intended: the index of</w:t>
-      </w:r>
-      <w:r>
-        <w:t xml:space="preserve"> </w:t>
+        <w:rPr/>
+        <w:t xml:space="preserve">We therefore repeated the analysis in the iPSC-derived motor neurons, where 59 units in 29 genes passed the same depth filter and the positive control behaved as intended: the index of </w:t>
       </w:r>
       <w:r>
         <w:rPr>
           <w:i/>
-          <w:iCs/>
-        </w:rPr>
-        <w:t xml:space="preserve">STMN2</w:t>
-      </w:r>
-      <w:r>
-        <w:t xml:space="preserve"> </w:t>
-      </w:r>
-      <w:r>
-        <w:t xml:space="preserve">intron 2, which contains cryptic exon 2a, rose from 0.570 in controls to 0.819 in knockdown (Δ = +0.249, interval +0.208 to +0.290). Against that working positive control, the SOCE-machinery genes again showed only small shifts: the largest were</w:t>
-      </w:r>
-      <w:r>
-        <w:t xml:space="preserve"> </w:t>
+        </w:rPr>
+        <w:t>STMN2</w:t>
+      </w:r>
+      <w:r>
+        <w:rPr/>
+        <w:t xml:space="preserve"> intron 2, which contains cryptic exon 2a, rose from 0.570 in controls to 0.819 in knockdown (Δ = +0.249, interval +0.208 to +0.290). Against it the SOCE-machinery genes again showed only small shifts, the largest being </w:t>
       </w:r>
       <w:r>
         <w:rPr>
           <w:i/>
-          <w:iCs/>
-        </w:rPr>
-        <w:t xml:space="preserve">ATP2A2</w:t>
-      </w:r>
-      <w:r>
-        <w:t xml:space="preserve"> </w:t>
-      </w:r>
-      <w:r>
-        <w:t xml:space="preserve">intron 3 (−0.164) and, below 0.10,</w:t>
-      </w:r>
-      <w:r>
-        <w:t xml:space="preserve"> </w:t>
+        </w:rPr>
+        <w:t>ATP2A2</w:t>
+      </w:r>
+      <w:r>
+        <w:rPr/>
+        <w:t xml:space="preserve"> intron 3 (−0.164) and, below 0.10, </w:t>
       </w:r>
       <w:r>
         <w:rPr>
           <w:i/>
-          <w:iCs/>
-        </w:rPr>
-        <w:t xml:space="preserve">SARAF</w:t>
-      </w:r>
-      <w:r>
-        <w:t xml:space="preserve"> </w:t>
-      </w:r>
-      <w:r>
-        <w:t xml:space="preserve">intron 5 (+0.097),</w:t>
-      </w:r>
-      <w:r>
-        <w:t xml:space="preserve"> </w:t>
+        </w:rPr>
+        <w:t>SARAF</w:t>
+      </w:r>
+      <w:r>
+        <w:rPr/>
+        <w:t xml:space="preserve"> intron 5 (+0.097), </w:t>
       </w:r>
       <w:r>
         <w:rPr>
           <w:i/>
-          <w:iCs/>
-        </w:rPr>
-        <w:t xml:space="preserve">TRPC1</w:t>
-      </w:r>
-      <w:r>
-        <w:t xml:space="preserve"> </w:t>
-      </w:r>
-      <w:r>
-        <w:t xml:space="preserve">intron 1 (+0.083) and the</w:t>
-      </w:r>
-      <w:r>
-        <w:t xml:space="preserve"> </w:t>
+        </w:rPr>
+        <w:t>TRPC1</w:t>
+      </w:r>
+      <w:r>
+        <w:rPr/>
+        <w:t xml:space="preserve"> intron 1 (+0.083) and the </w:t>
       </w:r>
       <w:r>
         <w:rPr>
           <w:i/>
-          <w:iCs/>
-        </w:rPr>
-        <w:t xml:space="preserve">STIM2</w:t>
-      </w:r>
-      <w:r>
-        <w:t xml:space="preserve"> </w:t>
-      </w:r>
-      <w:r>
-        <w:t xml:space="preserve">terminal exon (−0.074). The SH-SY5Y</w:t>
-      </w:r>
-      <w:r>
-        <w:t xml:space="preserve"> </w:t>
+        </w:rPr>
+        <w:t>STIM2</w:t>
+      </w:r>
+      <w:r>
+        <w:rPr/>
+        <w:t xml:space="preserve"> terminal exon (−0.074). The SH-SY5Y </w:t>
       </w:r>
       <w:r>
         <w:rPr>
           <w:i/>
-          <w:iCs/>
-        </w:rPr>
-        <w:t xml:space="preserve">STIM1</w:t>
-      </w:r>
-      <w:r>
-        <w:t xml:space="preserve"> </w:t>
-      </w:r>
-      <w:r>
-        <w:t xml:space="preserve">intron 17 unit did not reach the depth filter in this shallower dataset (</w:t>
+        </w:rPr>
+        <w:t>STIM1</w:t>
+      </w:r>
+      <w:r>
+        <w:rPr/>
+        <w:t xml:space="preserve"> intron 17 unit did not reach the depth filter here (</w:t>
       </w:r>
       <w:r>
         <w:rPr>
           <w:i/>
-          <w:iCs/>
-        </w:rPr>
-        <w:t xml:space="preserve">STIM2</w:t>
-      </w:r>
-      <w:r>
-        <w:t xml:space="preserve"> </w:t>
-      </w:r>
-      <w:r>
-        <w:t xml:space="preserve">intron 13 gave −0.024, interval spanning zero). For this comparison, n = 2, so the enumerated bootstrap has sixteen draws and its intervals are coarse; the point estimates, not the intervals, carry the information.</w:t>
+        </w:rPr>
+        <w:t>STIM2</w:t>
+      </w:r>
+      <w:r>
+        <w:rPr/>
+        <w:t xml:space="preserve"> intron 13 gave −0.024, interval spanning zero). Here n = 2, so the enumerated bootstrap has sixteen draws and its intervals are coarse, and the point estimates carry the information.</w:t>
       </w:r>
     </w:p>
     <w:p>
@@ -5045,10 +4678,10 @@
         <w:jc w:val="both"/>
       </w:pPr>
       <w:r>
-        <w:t xml:space="preserve">The two mouse lines gave 74 qualifying units in C2C12 and 131 in NSC34. Neither has a positive control for this assay: the</w:t>
-      </w:r>
-      <w:r>
-        <w:t xml:space="preserve"> </w:t>
+        <w:t xml:space="preserve">The two mouse lines gave 74 qualifying units in C2C12 and 131 in NSC34, neither with a positive control for this assay, because the </w:t>
+      </w:r>
+      <w:r>
+        <w:t xml:space="preserve"/>
       </w:r>
       <w:r>
         <w:rPr>
@@ -5156,7 +4789,7 @@
         <w:t xml:space="preserve"> </w:t>
       </w:r>
       <w:r>
-        <w:t xml:space="preserve">intron 5 index in NSC34 (+0.204), while in SH-SY5Y the same unit is uninformative (0.000, interval −0.264 to +0.241). We record it as a candidate rather than a finding: the NSC34 interval is wide, the myoblast line shows nothing there, the human and mouse units are matched by number rather than by sequence alignment, and a coverage gradient is not a poly(A) site.</w:t>
+        <w:t xml:space="preserve">intron 5 index in NSC34 (+0.204), while in SH-SY5Y the same unit is uninformative (0.000, interval −0.264 to +0.241). We record it as a candidate rather than a finding: the NSC34 interval is wide, the myoblast line shows nothing there, the units are matched by number rather than by sequence alignment, and a coverage gradient is not a poly(A) site.</w:t>
       </w:r>
     </w:p>
     <w:p>
@@ -5478,7 +5111,7 @@
         <w:t xml:space="preserve"> </w:t>
       </w:r>
       <w:r>
-        <w:t xml:space="preserve">was decreased at donor level across all sampled lesion types (δ = −0.840; q = 0.038) and in lesions at sample level (δ = −0.594; q = 1.3 × 10⁻⁴); in the second multiple sclerosis cohort the direction was the same but the study was underpowered (five regions pooled, δ = −0.226; q = 0.49). Because TRPC1 contributes to SOCE in oligodendrocyte precursor cells </w:t>
+        <w:t xml:space="preserve">was decreased at donor level across all sampled lesion types (δ = −0.840; q = 0.038) and in lesions at sample level (δ = −0.594; q = 1.3 × 10⁻⁴); the direction was the same in the second multiple sclerosis cohort, which was underpowered (five regions pooled, δ = −0.226; q = 0.49). Because TRPC1 contributes to SOCE in oligodendrocyte precursor cells </w:t>
       </w:r>
       <w:r>
         <w:fldChar w:fldCharType="begin"/>
@@ -5512,7 +5145,7 @@
         <w:t xml:space="preserve"> </w:t>
       </w:r>
       <w:r>
-        <w:t xml:space="preserve">was lower at sample level (δ = −0.482, p = 0.005), although not after Benjamini–Hochberg correction (q = 0.10). Because several samples come from the same donor, we repeated the test with the donor as the unit of inference, which gave a larger difference (seven of ten multiple sclerosis donors with NAWM samples versus five control donors, δ = −0.771, uncorrected p = 0.030). In the full GSE138614 comparison, regression of TRPC1 on MBP, PLP1 and GFAP attenuated the difference at both levels: from δ = −0.562 to Cliff’s δ of −0.418 on the residuals at sample level (p = 0.002), and from δ = −0.840 to −0.640 at donor level, where the adjusted difference did not reach significance (p = 0.055).</w:t>
+        <w:t xml:space="preserve">was lower at sample level (δ = −0.482, p = 0.005), although not after Benjamini–Hochberg correction (q = 0.10), and lower again with the donor as the unit of inference (seven of ten multiple sclerosis donors with NAWM samples versus five control donors, δ = −0.771, uncorrected p = 0.030). In the full GSE138614 comparison, regression of TRPC1 on MBP, PLP1 and GFAP attenuated the difference at both levels: from δ = −0.562 to Cliff’s δ of −0.418 on the residuals at sample level (p = 0.002), and from δ = −0.840 to −0.640 at donor level, where the adjusted difference did not reach significance (p = 0.055).</w:t>
       </w:r>
       <w:r>
         <w:t xml:space="preserve"> </w:t>
@@ -5528,7 +5161,7 @@
         <w:t xml:space="preserve"> </w:t>
       </w:r>
       <w:r>
-        <w:t xml:space="preserve">was lower in every lesion type, including remyelinating and inactive lesions (donor-level δ = −1.000 for both). Multiple sclerosis showed marked astrogliosis (GFAP δ = +0.84 to +0.96), again with</w:t>
+        <w:t xml:space="preserve">was lower in every lesion type, including remyelinating and inactive lesions (donor-level δ = −1.000 for both), and multiple sclerosis showed marked astrogliosis (GFAP δ = +0.84 to +0.96), again with</w:t>
       </w:r>
       <w:r>
         <w:t xml:space="preserve"> </w:t>
@@ -5790,7 +5423,7 @@
         <w:jc w:val="both"/>
       </w:pPr>
       <w:r>
-        <w:t>This study identifies a marked reduction in Fura-2-measured SOCE after TDP-43 knockdown and connects that functional phenotype to coordinated changes in calcium-regulatory transcripts. The central feature is a mismatch between abundance and function: the adjusted STIM and ORAI transcript pools increased, yet the SOCE amplitude decreased by approximately 84%. The transcript data do not show a simple loss of core SOCE mRNAs; they do not establish protein abundance. Channel composition, feedback inhibition, ER refilling and cellular bioenergetics remain possible interacting determinants. Across independent datasets, canonical TDP-43 RNA targets behaved as expected, whereas calcium-gene processing changes were selective and context dependent. This combination defines a multilayered calcium-homeostasis phenotype rather than uniform suppression of one channel or one RNA-processing event.</w:t>
+        <w:t>This study identifies a marked reduction in Fura-2-measured SOCE after TDP-43 knockdown and connects that functional phenotype to coordinated changes in calcium-regulatory transcripts. The central feature is a mismatch between abundance and function: the adjusted STIM and ORAI transcript pools increased, yet the SOCE amplitude decreased by approximately 84%. The transcript data do not show a simple loss of core SOCE mRNAs; they do not establish protein abundance. Channel composition, feedback inhibition, ER refilling and cellular bioenergetics remain possible interacting determinants. This combination defines a multilayered calcium-homeostasis phenotype rather than uniform suppression of one channel or one RNA-processing event.</w:t>
       </w:r>
     </w:p>
     <w:p>
@@ -5901,7 +5534,7 @@
         <w:fldChar w:fldCharType="end"/>
       </w:r>
       <w:r>
-        <w:t>. These comparisons make the observed transcript pattern mechanistically informative without assigning the phenotype to one component: the likely variable is the assembled channel and its feedback kinetics in this cellular background.</w:t>
+        <w:t>.</w:t>
       </w:r>
     </w:p>
     <w:p>
@@ -5952,7 +5585,7 @@
         <w:fldChar w:fldCharType="end"/>
       </w:r>
       <w:r>
-        <w:t>. TDP-43-depleted SH-SY5Y cells instead showed strongly reduced readdition. The contrast is biologically meaningful because astroglial hyperactive entry, neuronal-like cell entry failure and ER-store depletion can all disturb calcium signalling through different routes. Genetic lesion, cell identity, differentiation state and compensatory timing are therefore likely to determine the direction of the measured phenotype. The smaller store-depletion-evoked Ca²⁺-readdition response in SH-SY5Y cells complements, rather than reproduces, the SOD1 astrocyte phenotype.</w:t>
+        <w:t>. TDP-43-depleted SH-SY5Y cells instead showed strongly reduced readdition. Genetic lesion, cell identity, differentiation state and compensatory timing are therefore likely to determine the direction of the measured phenotype. The smaller store-depletion-evoked Ca²⁺-readdition response in SH-SY5Y cells complements, rather than reproduces, the SOD1 astrocyte phenotype.</w:t>
       </w:r>
     </w:p>
     <w:p>
@@ -6003,7 +5636,7 @@
         <w:fldChar w:fldCharType="end"/>
       </w:r>
       <w:r>
-        <w:t>. It nevertheless links the WST-1 phenotype to a broader bioenergetic and calcium-buffering response. Reduced ATP supply could impair SERCA-dependent store refilling, while altered mitochondrial uptake could change local cytosolic Ca²⁺ clearance near ER and plasma-membrane junctions. This provides a mechanistic route by which cell state, ER release and readdition can decline together without requiring every change to arise from the same channel subunit.</w:t>
+        <w:t>. Reduced ATP supply could impair SERCA-dependent store refilling, while altered mitochondrial uptake could change local cytosolic Ca²⁺ clearance near ER and plasma-membrane junctions. This provides a mechanistic route by which cell state, ER release and readdition can decline together without requiring every change to arise from the same channel subunit.</w:t>
       </w:r>
     </w:p>
     <w:p>
@@ -6138,7 +5771,7 @@
         <w:fldChar w:fldCharType="end"/>
       </w:r>
       <w:r>
-        <w:t>, while the ORAI3 event and ORAI-family redistribution could alter channel assembly in the primary model. Read-support and matched-background analyses were decisive here: they removed isolated events and apparent panel enrichment while retaining CBARP and a small number of model-specific candidates. The resulting hierarchy is stronger than a long candidate list because it distinguishes recurrent signals from coverage-sensitive observations.</w:t>
+        <w:t>, while the ORAI3 event and ORAI-family redistribution could alter channel assembly in the primary model. Read-support and matched-background analyses were decisive here: they removed isolated events and apparent panel enrichment while retaining CBARP and a small number of model-specific candidates.</w:t>
       </w:r>
     </w:p>
     <w:p>
@@ -6153,7 +5786,7 @@
         <w:t xml:space="preserve">Relevance to disease tissue. </w:t>
       </w:r>
       <w:r>
-        <w:t xml:space="preserve">TRPC1 and SARAF increased and CBARP decreased in six ALS brain regions, matching the direction observed in the public SH-SY5Y model. TRPC1 remained unchanged in the well-powered cervical and lumbar spinal-cord comparisons and decreased in the neurological comparison cohorts. Among the disease cohorts surveyed, ALS alone showed a significant TRPC1 increase, concentrated in brain regions. Because bulk-tissue expression is sensitive to region and cellular composition, these observations identify disease-associated candidates rather than a direct TDP-43-driven mechanism. Together with the opposing direction of SOCE changes reported in SOD1 astrocytes, these findings indicate that cell identity and compensatory state shape the calcium-regulatory phenotype.</w:t>
+        <w:t xml:space="preserve">TRPC1 and SARAF increased and CBARP decreased in six ALS brain regions, matching the direction observed in the public SH-SY5Y model. TRPC1 remained unchanged in the well-powered cervical and lumbar spinal-cord comparisons and decreased in the neurological comparison cohorts. Among the disease cohorts surveyed, ALS alone showed a significant TRPC1 increase, concentrated in brain regions. Because bulk-tissue expression is sensitive to region and cellular composition, these observations identify disease-associated candidates rather than a direct TDP-43-driven mechanism.</w:t>
       </w:r>
     </w:p>
     <w:p>

--- a/manuscript/MANUSCRIPT_NEUROCHEMISTRY_INTERNATIONAL_FINAL.docx
+++ b/manuscript/MANUSCRIPT_NEUROCHEMISTRY_INTERNATIONAL_FINAL.docx
@@ -6129,7 +6129,7 @@
         <w:t xml:space="preserve">https://github.com/elmasnuryilmaz/tdp43-soce-manuscript</w:t>
       </w:r>
       <w:r>
-        <w:t xml:space="preserve">. It includes scripts in execution order, including the coverage, NMD, transcript-family and donor-level scripts used for the results reported here, the four Ca²⁺ gene panels, per-event count tables, junction and LSV tables, and the code that draws every figure. The versioned submission snapshot is available as GitHub release v1.0.4 at https://github.com/elmasnuryilmaz/tdp43-soce-manuscript/releases/tag/v1.0.4. The complete 23 GB rMATS output is not redistributed; the package provides the thresholded event table and the scripts and public accessions required to regenerate it. The package downloads the two externally hosted resources it needs (the recount3 junction matrix for SRP270799 and the GSE307054 count table) at run time. Every rMATS event that meets the thresholds of Section 2.3, with its event coordinates, form lengths and raw junction counts, is provided as Supplementary Table S3. RT-qPCR, Fura-2 and WST-1 source data, including per-replicate values and the statistics behind every laboratory figure panel, are provided in Supplementary Table S1.</w:t>
+        <w:t xml:space="preserve">. It includes scripts in execution order, including the coverage, NMD, transcript-family and donor-level scripts used for the results reported here, the four Ca²⁺ gene panels, per-event count tables, junction and LSV tables, and the code that draws every figure. The versioned submission snapshot is available as GitHub release v1.0.5 at https://github.com/elmasnuryilmaz/tdp43-soce-manuscript/releases/tag/v1.0.5. The complete 23 GB rMATS output is not redistributed; the package provides the thresholded event table and the scripts and public accessions required to regenerate it. The package downloads the two externally hosted resources it needs (the recount3 junction matrix for SRP270799 and the GSE307054 count table) at run time. Every rMATS event that meets the thresholds of Section 2.3, with its event coordinates, form lengths and raw junction counts, is provided as Supplementary Table S3. RT-qPCR, Fura-2 and WST-1 source data, including per-replicate values and the statistics behind every laboratory figure panel, are provided in Supplementary Table S1.</w:t>
       </w:r>
     </w:p>
     <w:bookmarkEnd w:id="41"/>

--- a/manuscript/MANUSCRIPT_NEUROCHEMISTRY_INTERNATIONAL_FINAL.docx
+++ b/manuscript/MANUSCRIPT_NEUROCHEMISTRY_INTERNATIONAL_FINAL.docx
@@ -71,7 +71,7 @@
         <w:jc w:val="both"/>
       </w:pPr>
       <w:r>
-        <w:t xml:space="preserve">TDP-43 loss is implicated in amyotrophic lateral sclerosis (ALS), but its relationship to store-operated Ca²⁺ entry (SOCE) is unclear. After shRNA-mediated TARDBP depletion in SH-SY5Y cells, TRPC1, STIM1, ORAI1 and ATP2A3 mRNAs increased 1.7- to 3.2-fold, while the Fura-2 Ca²⁺-readdition amplitude was 84% lower after knockdown (n = 3 independent cultures; Welch’s t-test p = 0.035). ER Ca²⁺ release was 33% lower (p = 0.31), and readdition normalised to each culture’s own release remained 77% lower. At 48 h, the WST-1 signal was 38.5% lower (n = 4). We reanalysed six public TDP-43-depletion RNA-seq comparisons (38 libraries) for calcium-regulatory expression and splicing, screened eleven comparisons for unannotated junction changes, and assessed alternative polyadenylation and nonsense-mediated decay. CBARP was the most reproducible splicing candidate across species, whereas STIM2, STIMATE and ORAI3 events were supported in the primary RNA-seq model. No confirmed RNA-processing event in the core SOCE machinery explained the functional change. In ALS brain, TRPC1 and SARAF increased and CBARP decreased in six brain regions, but these tissue associations could not be attributed to TDP-43 loss. TDP-43 knockdown is associated with reduced SOCE and altered calcium-regulatory RNA profiles, without evidence for a single causal RNA event.</w:t>
+        <w:t xml:space="preserve">TDP-43 loss is implicated in amyotrophic lateral sclerosis (ALS), but its relationship to store-operated Ca²⁺ entry (SOCE) is unclear. After shRNA-mediated TARDBP depletion in SH-SY5Y cells, TRPC1, STIM1, ORAI1 and ATP2A3 mRNAs increased 1.7- to 3.2-fold, while the Fura-2 Ca²⁺-readdition amplitude was 84% lower after knockdown (n = 3 independent cultures; Welch’s t-test p = 0.035). ER Ca²⁺ release was 33% lower (p = 0.31), and readdition normalised to each culture’s own release remained 77% lower. At 48 h, the WST-1 signal was 38.5% lower (n = 4). We reanalysed six public TDP-43-depletion RNA-seq comparisons (38 libraries) for calcium-regulatory expression and splicing, screened eleven comparisons for unannotated junction changes, and assessed alternative polyadenylation and nonsense-mediated decay. CBARP was the most reproducible splicing candidate across species, whereas STIM2, STIMATE and ORAI3 events were supported in the primary RNA-seq model. No confirmed RNA-processing event in the core SOCE machinery explained the functional change. In ALS tissue, TRPC1 and SARAF increased and CBARP decreased in six brain regions, and SARAF and CBARP changed in the same direction in cervical and lumbar cord, but these tissue associations could not be attributed to TDP-43 loss. TDP-43 knockdown is associated with reduced SOCE and altered calcium-regulatory RNA profiles, without evidence for a single causal RNA event.</w:t>
       </w:r>
     </w:p>
     <w:p>
@@ -1720,7 +1720,7 @@
         <w:jc w:val="both"/>
       </w:pPr>
       <w:r>
-        <w:t xml:space="preserve">Gene-level counts were obtained from GSE307054 </w:t>
+        <w:t xml:space="preserve">Gene-level counts were obtained from GSE307054, the dataset of a preprint (Sinha et al., 2025; i3Neurons;</w:t>
       </w:r>
       <w:r>
         <w:fldChar w:fldCharType="begin"/>
@@ -1732,7 +1732,7 @@
         <w:fldChar w:fldCharType="separate"/>
       </w:r>
       <w:r>
-        <w:t>(Sinha et al., 2025; i3Neurons; TDP-43 knockdown crossed with knockdown of XRN1, UPF1 and SMG6 in four combinations, two replicates each)</w:t>
+        <w:t> TDP-43 knockdown crossed with knockdown of XRN1, UPF1 and SMG6 in four combinations, two replicates each)</w:t>
       </w:r>
       <w:r>
         <w:fldChar w:fldCharType="end"/>
@@ -2362,7 +2362,7 @@
         <w:jc w:val="both"/>
       </w:pPr>
       <w:r>
-        <w:t xml:space="preserve">GAPDH was used as the sole reference gene because its mean Ct was essentially unchanged in the four-target RNA set: 19.49 in non-targeting shRNA controls and 19.50 in shTDP-43 cells (n = 4 each). Reporting guidelines for quantitative PCR recommend at least two validated reference genes; the single-reference design is therefore listed among the limitations.</w:t>
+        <w:t xml:space="preserve">GAPDH was used as the sole reference gene because its mean Ct was essentially unchanged in the four-target RNA set: 19.49 in non-targeting shRNA controls and 19.50 in shTDP-43 cells (n = 4 each). Amplification efficiencies were not determined for the individual assays, and the 2^(−ΔΔCt) calculation therefore assumes near-equal efficiencies. Knockdown was verified in the RNA set collected in April and May and was not re-measured in the June and July set in which the four targets were quantified. Reporting guidelines for quantitative PCR recommend at least two validated reference genes, so the single-reference design and these two points are listed among the limitations.</w:t>
       </w:r>
     </w:p>
     <w:bookmarkEnd w:id="23"/>
@@ -2388,7 +2388,7 @@
         <w:jc w:val="both"/>
       </w:pPr>
       <w:r>
-        <w:t xml:space="preserve">Non-targeting shRNA control and shTDP-43 cells were seeded in 24-well plates at 40,000 cells per well. Cells were loaded with 5 µM Fura-2/AM (Invitrogen, F1221) and 0.02% Pluronic F-127 (Invitrogen, P3000MP) in HEPES-buffered saline (HBS) containing 1% bovine serum albumin (BSA) for 60 min at 25 °C in the dark and washed three times for 15 min in 1% BSA/HBS. HBS contained 135 mM NaCl, 5.9 mM KCl, 1.2 mM MgCl₂, 1.5 mM CaCl₂, 11.6 mM HEPES, 5 mM NaHCO₃ and 11.5 mM D-glucose (pH 7.3). Cytosolic free Ca²⁺ was followed spectrofluorometrically as the F340/F380 ratio </w:t>
+        <w:t xml:space="preserve">Non-targeting shRNA control and shTDP-43 cells were prepared for measurement 72 h after transduction, while puromycin selection was still in progress; the RNA of Section 2.13 came from parallel cultures of the same transduction on day 5, after selection was complete. Both groups were seeded in 24-well plates at the same density, 40,000 cells per well, and the samples of a group were prepared and measured on the same day. Cells were loaded with 5 µM Fura-2/AM (Invitrogen, F1221) and 0.02% Pluronic F-127 (Invitrogen, P3000MP) in HEPES-buffered saline (HBS) containing 1% bovine serum albumin (BSA) for 60 min at 25 °C in the dark and washed three times for 15 min in 1% BSA/HBS. HBS contained 135 mM NaCl, 5.9 mM KCl, 1.2 mM MgCl₂, 1.5 mM CaCl₂, 11.6 mM HEPES, 5 mM NaHCO₃ and 11.5 mM D-glucose (pH 7.3). Cytosolic free Ca²⁺ was followed spectrofluorometrically as the F340/F380 ratio </w:t>
       </w:r>
       <w:r>
         <w:fldChar w:fldCharType="begin"/>
@@ -2433,7 +2433,7 @@
         <w:jc w:val="both"/>
       </w:pPr>
       <w:r>
-        <w:t xml:space="preserve">The Fura-2 ratio records net cytosolic Ca²⁺ accumulation; the measurement does not isolate membrane influx from extrusion or ER re-uptake. Free extracellular Ca²⁺ after readdition was not measured independently.</w:t>
+        <w:t xml:space="preserve">The Fura-2 ratio records net cytosolic Ca²⁺ accumulation; the measurement does not isolate membrane influx from extrusion or ER re-uptake. Free extracellular Ca²⁺ after readdition was not measured independently, and neither the cell number nor the dye loading of each cuvette was recorded, so a difference in either between the groups cannot be excluded.</w:t>
       </w:r>
     </w:p>
     <w:bookmarkEnd w:id="24"/>
@@ -2485,7 +2485,7 @@
         <w:jc w:val="both"/>
       </w:pPr>
       <w:r>
-        <w:t xml:space="preserve">Bioinformatic thresholds are given above. Laboratory data are mean ± SEM. TARDBP knockdown was assessed by one-way ANOVA on log2-transformed relative expression with Tukey’s multiple comparison test. The four target-gene RT-qPCR comparisons used two-tailed Student’s t-tests with Holm adjustment across the four targets (GraphPad Prism 10). Fura-2 amplitudes from three independent cultures per group were compared with Welch’s two-tailed t-test (SciPy v1.12.0), which does not assume equal variances, and are reported with the difference in means and its 95% confidence interval; these two pre-specified comparisons were not adjusted for multiplicity. The readdition-to-release ratio of each culture was summarised descriptively. The 48-h WST-1 wells (n = 4) come from one experiment and were summarised descriptively, because wells within an experiment are not independent replicates. Significance was set at p &lt; 0.05, Holm-adjusted for the four-target RT-qPCR family.</w:t>
+        <w:t xml:space="preserve">Bioinformatic thresholds are given above. Laboratory data are mean ± SEM. TARDBP knockdown was assessed by one-way ANOVA on log2-transformed relative expression with Tukey’s multiple comparison test. The four target-gene RT-qPCR comparisons used two-tailed Student’s t-tests with Holm adjustment across the four targets (GraphPad Prism 10). Fura-2 amplitudes from three independent cultures per group were compared with Welch’s two-tailed t-test (SciPy v1.12.0), which does not assume equal variances, and are reported with the difference in means and its 95% confidence interval; these two pre-specified comparisons were not adjusted for multiplicity. With three samples per group the smallest two-sided p value attainable by a rank or permutation test is 0.10, so these comparisons rest on the parametric assumption of Welch’s test rather than on a distribution-free one. The readdition-to-release ratio of each culture was summarised descriptively. The 48-h WST-1 wells (n = 4) come from one experiment and were summarised descriptively, because wells within an experiment are not independent replicates. Significance was set at p &lt; 0.05, Holm-adjusted for the four-target RT-qPCR family.</w:t>
       </w:r>
     </w:p>
     <w:bookmarkEnd w:id="26"/>
@@ -2804,7 +2804,7 @@
           <w:rFonts w:ascii="Times New Roman" w:hAnsi="Times New Roman"/>
           <w:sz w:val="19"/>
         </w:rPr>
-        <w:t xml:space="preserve"> Fura-2 calcium measurements following TDP-43 knockdown in SH-SY5Y cells. (A, B) Original representative traces from non-targeting shRNA control and shTDP-43 cells, shown at their native axis ranges. CPA (10 µM) and CaCl₂ (nominally 1.5 mM) additions are indicated. (C) ER Ca²⁺ release after CPA. (D) Ca²⁺-readdition amplitude. Panels C and D show the three independent cultures per group and mean ± SEM (readdition, Welch’s t-test p = 0.035; ER release, p = 0.31). (E) The recordings in A and B replotted from their exported ratio values on common axes, with time aligned to the steepest point of the readdition rise. The traces illustrate individual recordings; group amplitudes were calculated from the original Prism measurements.</w:t>
+        <w:t xml:space="preserve"> Fura-2 calcium measurements following TDP-43 knockdown in SH-SY5Y cells. (A, B) Original representative traces from non-targeting shRNA control and shTDP-43 cells, each shown at the axis range of its own recording: the y axis spans 0–3 in A and 0.5–1.5 in B, and the time windows differ, so the two panels are not directly comparable by eye; panel E replots them on common axes. CPA (10 µM) and CaCl₂ (nominally 1.5 mM) additions are indicated. (C) ER Ca²⁺ release after CPA. (D) Ca²⁺-readdition amplitude. Panels C and D show the three independent cultures per group and mean ± SEM (readdition, Welch’s t-test p = 0.035; ER release, p = 0.31). (E) The recordings in A and B replotted from their exported ratio values on common axes, with time aligned to the steepest point of the readdition rise. The traces illustrate individual recordings; group amplitudes were calculated from the original Prism measurements.</w:t>
       </w:r>
     </w:p>
     <w:bookmarkEnd w:id="28"/>
@@ -5903,7 +5903,7 @@
     </w:p>
     <w:p>
       <w:r>
-        <w:t>TARDBP depletion was verified by RT-qPCR but not at the protein level, and one TDP-43-targeting shRNA was used without a rescue experiment. The Fura-2 comparison rests on three independent cultures per group, and the readdition signal was not characterised pharmacologically, for example with an ORAI channel inhibitor. The WST-1 signal is reported at 48 h only, from four wells of one experiment; it is not a cell count and cannot separate fewer cells from lower metabolic activity per cell. RT-qPCR was normalised to a single reference gene, GAPDH, whose Ct did not differ between groups. In the public inducible RNA-seq comparison GAPDH rose (log2FC +0.61) whereas TBP and B2M were stable; a similar rise in the laboratory cells would have led the target increases to be underestimated, and two-gene normalisation would be preferable. The laboratory assay used undifferentiated SH-SY5Y cells, whereas the public SH-SY5Y RNA-seq study used an inducible model and the motor-neuron datasets did not include matched Ca²⁺ measurements. Cuvette Fura-2 ratios report net cytosolic accumulation and do not separate influx from extrusion or reuptake.</w:t>
+        <w:t>TARDBP depletion was verified by RT-qPCR but not at the protein level, and one TDP-43-targeting shRNA was used without a rescue experiment. The Fura-2 comparison rests on three independent cultures per group. At that size no rank or permutation test can reach a two-sided p below 0.10, so the difference is supported by a parametric test alone and would be more convincing with five to six cultures per group. The readdition signal was not characterised pharmacologically, for example with a store-operated channel blocker such as BTP2, Synta66 or Gd³⁺, so it is defined by the depletion–readdition protocol rather than by pharmacology. The WST-1 signal is reported at 48 h only, from four wells of one experiment; it is not a cell count and cannot separate fewer cells from lower metabolic activity per cell. Because metabolic activity was 38.5% lower, a smaller or less healthy cell population could contribute to the smaller Fura-2 signal; the ratiometric readout is in principle independent of cell number, but neither cell number nor maximum response was measured in the cuvettes. RT-qPCR was normalised to a single reference gene, GAPDH, whose Ct did not differ between groups. In the public inducible RNA-seq comparison GAPDH rose (log2FC +0.61) whereas TBP and B2M were stable; a similar rise in the laboratory cells would have led the target increases to be underestimated, and two-gene normalisation would be preferable. The laboratory assay used undifferentiated SH-SY5Y cells, whereas the public SH-SY5Y RNA-seq study used an inducible model and the motor-neuron datasets did not include matched Ca²⁺ measurements. Cuvette Fura-2 ratios report net cytosolic accumulation and do not separate influx from extrusion or reuptake. Normalising readdition to the release of the same culture removes differences in store content but not their consequences, because a smaller release also means weaker STIM activation, so the ratio bounds rather than eliminates the contribution of the store.</w:t>
       </w:r>
     </w:p>
     <w:p>
@@ -23117,7 +23117,7 @@
           <w:sz w:val="18"/>
           <w:szCs w:val="18"/>
         </w:rPr>
-        <w:t xml:space="preserve">Calls are unannotated splicing changes in the regtools junction set, with the number of genes carrying them in parentheses (Methods 2.5). Positive controls are counted among the sixteen literature cryptic genes (Supplementary Table S6); n/a, not assessed in mouse. The null column gives the high-confidence calls of the control-versus-control split and their ratio to the real calls; NA, fewer than four control replicates. iPSC-MN, iPSC-derived motor neurons; KD, knockdown.</w:t>
+        <w:t xml:space="preserve">Calls are unannotated splicing changes in the regtools junction set, with the number of genes carrying them in parentheses (Methods 2.5). Positive controls are counted among the sixteen literature cryptic genes (Supplementary Table S6); n/a, not assessed in mouse. The null column gives the high-confidence calls of the control-versus-control split and their ratio to the real calls; NA, fewer than four control replicates. In the Tier 1, SOCE-machinery and positive-control columns NA means that no gene of that set carried a high-confidence call, whereas in the null column it means that the dataset has fewer than four control replicates. The CBARP junction of Section 3.5 is not counted for SH-SY5Y: the high-confidence definition requires a novel splice site carrying at least 20 knockdown reads, and the novel-site junction at this locus carried six, while the junction that changes most in SH-SY5Y uses two annotated sites and is already used in controls (17% of exon-4 donor reads). iPSC-MN, iPSC-derived motor neurons; KD, knockdown.</w:t>
       </w:r>
     </w:p>
     <w:p>

--- a/manuscript/MANUSCRIPT_NEUROCHEMISTRY_INTERNATIONAL_FINAL.docx
+++ b/manuscript/MANUSCRIPT_NEUROCHEMISTRY_INTERNATIONAL_FINAL.docx
@@ -2388,7 +2388,7 @@
         <w:jc w:val="both"/>
       </w:pPr>
       <w:r>
-        <w:t xml:space="preserve">Non-targeting shRNA control and shTDP-43 cells were prepared for measurement 72 h after transduction, while puromycin selection was still in progress; the RNA of Section 2.13 came from parallel cultures of the same transduction on day 5, after selection was complete. Both groups were seeded in 24-well plates at the same density, 40,000 cells per well, and the samples of a group were prepared and measured on the same day. Cells were loaded with 5 µM Fura-2/AM (Invitrogen, F1221) and 0.02% Pluronic F-127 (Invitrogen, P3000MP) in HEPES-buffered saline (HBS) containing 1% bovine serum albumin (BSA) for 60 min at 25 °C in the dark and washed three times for 15 min in 1% BSA/HBS. HBS contained 135 mM NaCl, 5.9 mM KCl, 1.2 mM MgCl₂, 1.5 mM CaCl₂, 11.6 mM HEPES, 5 mM NaHCO₃ and 11.5 mM D-glucose (pH 7.3). Cytosolic free Ca²⁺ was followed spectrofluorometrically as the F340/F380 ratio </w:t>
+        <w:t xml:space="preserve">Non-targeting shRNA control and shTDP-43 cells were prepared for measurement 72 h after transduction, while puromycin selection was still in progress; the RNA of Section 2.13 came from parallel cultures of the same transduction on day 5, after selection was complete. Both groups were seeded at the same density, 40,000 cells per well, onto disinfected glass coverslips in 24-well plates one day before the measurement, and the samples of a group were prepared and measured on the same day. Cells were measured while still attached to the coverslip, which was mounted in the cuvette, so they were neither trypsinised nor measured in suspension. Cells were loaded with 5 µM Fura-2/AM (Invitrogen, F1221) and 0.02% Pluronic F-127 (Invitrogen, P3000MP) in HEPES-buffered saline (HBS) containing 1% bovine serum albumin (BSA) for 60 min at 25 °C in the dark and washed three times for 15 min in 1% BSA/HBS. HBS contained 135 mM NaCl, 5.9 mM KCl, 1.2 mM MgCl₂, 1.5 mM CaCl₂, 11.6 mM HEPES, 5 mM NaHCO₃ and 11.5 mM D-glucose (pH 7.3). Cytosolic free Ca²⁺ was followed spectrofluorometrically as the F340/F380 ratio </w:t>
       </w:r>
       <w:r>
         <w:fldChar w:fldCharType="begin"/>

--- a/manuscript/MANUSCRIPT_NEUROCHEMISTRY_INTERNATIONAL_FINAL.docx
+++ b/manuscript/MANUSCRIPT_NEUROCHEMISTRY_INTERNATIONAL_FINAL.docx
@@ -2485,7 +2485,7 @@
         <w:jc w:val="both"/>
       </w:pPr>
       <w:r>
-        <w:t xml:space="preserve">Bioinformatic thresholds are given above. Laboratory data are mean ± SEM. TARDBP knockdown was assessed by one-way ANOVA on log2-transformed relative expression with Tukey’s multiple comparison test. The four target-gene RT-qPCR comparisons used two-tailed Student’s t-tests with Holm adjustment across the four targets (GraphPad Prism 10). Fura-2 amplitudes from three independent cultures per group were compared with Welch’s two-tailed t-test (SciPy v1.12.0), which does not assume equal variances, and are reported with the difference in means and its 95% confidence interval; these two pre-specified comparisons were not adjusted for multiplicity. With three samples per group the smallest two-sided p value attainable by a rank or permutation test is 0.10, so these comparisons rest on the parametric assumption of Welch’s test rather than on a distribution-free one. The readdition-to-release ratio of each culture was summarised descriptively. The 48-h WST-1 wells (n = 4) come from one experiment and were summarised descriptively, because wells within an experiment are not independent replicates. Significance was set at p &lt; 0.05, Holm-adjusted for the four-target RT-qPCR family.</w:t>
+        <w:t xml:space="preserve">Bioinformatic thresholds are given above. Laboratory data are mean ± SEM. TARDBP knockdown was assessed by one-way ANOVA on log2-transformed relative expression with Tukey’s multiple comparison test. The four target-gene RT-qPCR comparisons used two-tailed Student’s t-tests with Holm adjustment across the four targets (GraphPad Prism 10). Fura-2 amplitudes from three independent cultures per group were compared with Welch’s two-tailed t-test (SciPy v1.12.0), which does not assume equal variances, and are reported with the difference in means and its 95% confidence interval; these two pre-specified comparisons were not adjusted for multiplicity. Effect sizes are Hedges’ g, the small-sample-corrected standardised mean difference, with the interval of Hedges and Olkin; at three samples per group the point estimate is large but its interval is correspondingly wide, so it describes the size of the difference rather than establishing it. With three samples per group the smallest two-sided p value attainable by a rank or permutation test is 0.10, so these comparisons rest on the parametric assumption of Welch’s test rather than on a distribution-free one. The readdition-to-release ratio of each culture was summarised descriptively. The 48-h WST-1 wells (n = 4) come from one experiment and were summarised descriptively, because wells within an experiment are not independent replicates. Significance was set at p &lt; 0.05, Holm-adjusted for the four-target RT-qPCR family.</w:t>
       </w:r>
     </w:p>
     <w:bookmarkEnd w:id="26"/>
@@ -2721,7 +2721,7 @@
           <w:rFonts w:ascii="Times New Roman" w:hAnsi="Times New Roman"/>
           <w:sz w:val="19"/>
         </w:rPr>
-        <w:t xml:space="preserve"> TDP-43 knockdown, calcium-related mRNAs and WST-1 signal in SH-SY5Y cells. (A) TARDBP mRNA in untransduced cells (“No virus”), non-targeting shRNA controls and shTDP-43 cells (n = 4; one-way ANOVA on log2 values with Tukey’s test; **** p &lt; 0.0001 for the indicated pair). (B) Relative mRNA of TRPC1, STIM1, ORAI1 and ATP2A3 (n = 4; two-tailed t-tests with Holm adjustment across the four targets; ** adjusted p &lt; 0.01, *** adjusted p &lt; 0.001). (C) WST-1 metabolic signal at 48 h (n = 4; descriptive summary only). Bars represent means ± SEM; dots are individual measurements.</w:t>
+        <w:t xml:space="preserve"> TDP-43 knockdown, calcium-related mRNAs and WST-1 signal in SH-SY5Y cells. (A) TARDBP mRNA in untransduced cells (“No virus”), non-targeting shRNA controls and shTDP-43 cells (n = 4; one-way ANOVA on log2 values with Tukey’s test; **** p &lt; 0.0001 for the indicated pair). (B) Relative mRNA of TRPC1, STIM1, ORAI1 and ATP2A3 (n = 4; two-tailed t-tests with Holm adjustment across the four targets; ** adjusted p &lt; 0.01, *** adjusted p &lt; 0.001). (C) WST-1 metabolic signal at 48 h (n = 4 wells of a single experiment, that is technical replicates; summarised descriptively and not tested). Bars represent means ± SEM; dots are individual measurements.</w:t>
       </w:r>
     </w:p>
     <w:p>
@@ -2730,7 +2730,7 @@
         <w:jc w:val="both"/>
       </w:pPr>
       <w:r>
-        <w:t xml:space="preserve">The Fura-2 Ca²⁺-readdition amplitude was markedly lower in shTDP-43 cells (Figure 2). The readdition amplitude fell from 1.542 ± 0.282 to 0.245 ± 0.083 Δ(F340/F380) (mean ± SEM, n = 3 independent cultures per group; difference −1.30, 95% CI −2.40 to −0.19; Welch’s t-test p = 0.035). ER Ca²⁺ release fell less and not significantly, from 0.268 ± 0.042 to 0.180 ± 0.061 (difference −0.09, 95% CI −0.30 to +0.13; p = 0.31). Because both phases come from the same recording, readdition was also expressed relative to each culture’s own release. This ratio was 5.88 ± 1.10 in controls and 1.36 ± 0.01 after knockdown, 77% lower, and every shTDP-43 culture had a lower ratio than every control culture (Supplementary Table S1). A smaller releasable store therefore does not account for most of the decrease. Plotted on common axes, the two representative recordings had similar baselines before readdition (Figure 2E). At 48 h, the WST-1 signal was 61.5 ± 0.8% of control, a 38.5% decrease (n = 4 wells; descriptive; Figure 1C).</w:t>
+        <w:t xml:space="preserve">The Fura-2 Ca²⁺-readdition amplitude was markedly lower in shTDP-43 cells (Figure 2). The readdition amplitude fell from 1.542 ± 0.282 to 0.245 ± 0.083 Δ(F340/F380) (mean ± SEM, n = 3 independent cultures per group; difference −1.30, 95% CI −2.40 to −0.19; Welch’s t-test p = 0.035; Hedges’ g = −2.9, 95% CI −5.3 to −0.5). ER Ca²⁺ release fell less and not significantly, from 0.268 ± 0.042 to 0.180 ± 0.061 (difference −0.09, 95% CI −0.30 to +0.13; p = 0.31; Hedges’ g = −0.8, 95% CI −2.2 to +0.6). Because both phases come from the same recording, readdition was also expressed relative to each culture’s own release. This ratio was 5.88 ± 1.10 in controls and 1.36 ± 0.01 after knockdown, 77% lower (Hedges’ g = −2.7, 95% CI −4.9 to −0.4), and every shTDP-43 culture had a lower ratio than every control culture (Supplementary Table S1). A smaller releasable store therefore does not account for most of the decrease. Plotted on common axes, the two representative recordings had similar baselines before readdition (Figure 2E). At 48 h, the WST-1 signal was 61.5 ± 0.8% of control, a 38.5% decrease (n = 4 wells; descriptive; Figure 1C).</w:t>
       </w:r>
     </w:p>
     <w:p>
@@ -2804,7 +2804,7 @@
           <w:rFonts w:ascii="Times New Roman" w:hAnsi="Times New Roman"/>
           <w:sz w:val="19"/>
         </w:rPr>
-        <w:t xml:space="preserve"> Fura-2 calcium measurements following TDP-43 knockdown in SH-SY5Y cells. (A, B) Original representative traces from non-targeting shRNA control and shTDP-43 cells, each shown at the axis range of its own recording: the y axis spans 0–3 in A and 0.5–1.5 in B, and the time windows differ, so the two panels are not directly comparable by eye; panel E replots them on common axes. CPA (10 µM) and CaCl₂ (nominally 1.5 mM) additions are indicated. (C) ER Ca²⁺ release after CPA. (D) Ca²⁺-readdition amplitude. Panels C and D show the three independent cultures per group and mean ± SEM (readdition, Welch’s t-test p = 0.035; ER release, p = 0.31). (E) The recordings in A and B replotted from their exported ratio values on common axes, with time aligned to the steepest point of the readdition rise. The traces illustrate individual recordings; group amplitudes were calculated from the original Prism measurements.</w:t>
+        <w:t xml:space="preserve"> Fura-2 calcium measurements following TDP-43 knockdown in SH-SY5Y cells. (A, B) The original recordings, exported from the GraphPad Prism trace project and reproduced here unchanged, from non-targeting shRNA control and shTDP-43 cells, each shown at the axis range of its own recording: the y axis spans 0–3 in A and 0.5–1.5 in B, and the time windows differ, so the two panels are not directly comparable by eye; panel E replots them on common axes. CPA (10 µM) and CaCl₂ (nominally 1.5 mM) additions are indicated. (C) ER Ca²⁺ release after CPA. (D) Ca²⁺-readdition amplitude. Panels C and D show the three independent cultures per group and mean ± SEM (readdition, Welch’s t-test p = 0.035; ER release, p = 0.31). (E) The same two recordings as in A and B, that is the same measured F340/F380 values exported from that Prism project, drawn on common axes so that the two can be compared directly; time is aligned to the steepest point of the readdition rise and no value is smoothed or rescaled. The traces illustrate individual recordings; group amplitudes were calculated from the original Prism measurements.</w:t>
       </w:r>
     </w:p>
     <w:bookmarkEnd w:id="28"/>
@@ -4798,7 +4798,7 @@
         <w:jc w:val="both"/>
       </w:pPr>
       <w:r>
-        <w:t xml:space="preserve">Taken together, these analyses support altered calcium-related RNA profiles but do not establish whether any SOCE-machinery gene is a direct target of cryptic splicing, APA or NMD-coupled degradation.</w:t>
+        <w:t xml:space="preserve">Taken together, these analyses support altered calcium-related RNA profiles but do not establish whether any SOCE-machinery gene is a direct target of cryptic splicing, APA or NMD-coupled degradation. The NMD and APA screens are hypothesis-generating: the first because batch is confounded with TDP-43 status, the second because it measures coverage gradients rather than poly(A) sites.</w:t>
       </w:r>
     </w:p>
     <w:bookmarkEnd w:id="34"/>

--- a/manuscript/MANUSCRIPT_NEUROCHEMISTRY_INTERNATIONAL_FINAL.docx
+++ b/manuscript/MANUSCRIPT_NEUROCHEMISTRY_INTERNATIONAL_FINAL.docx
@@ -419,7 +419,7 @@
         <w:jc w:val="both"/>
       </w:pPr>
       <w:r>
-        <w:t xml:space="preserve">We first measure SOCE and target mRNAs after shRNA-mediated TDP-43 depletion in SH-SY5Y cultures. We then use public RNA-seq datasets to examine calcium-regulatory transcript abundance and RNA processing, applying read-support and robustness checks to the splicing results. Finally, we assess how the candidate transcripts behave in ALS brain and selected neurological comparison cohorts.</w:t>
+        <w:t xml:space="preserve">We first measure SOCE and target mRNAs after shRNA-mediated TDP-43 depletion in SH-SY5Y cultures. We then use public RNA-seq datasets to examine calcium-regulatory transcript abundance and the three routes by which TDP-43 loss is known to change RNA processing: annotated and cryptic splicing, alternative polyadenylation, which generates the truncated STMN2 transcript, and coupling to nonsense-mediated decay. Read-support and robustness checks are applied throughout to the splicing results. Finally, we assess how the candidate transcripts behave in ALS brain and selected neurological comparison cohorts.</w:t>
       </w:r>
     </w:p>
     <w:bookmarkEnd w:id="10"/>
@@ -1541,7 +1541,7 @@
         <w:fldChar w:fldCharType="end"/>
       </w:r>
       <w:r>
-        <w:t xml:space="preserve"> was run on the nine-sample SH-SY5Y doxycycline series (0, 25 and 75 ng/mL), counting split and non-split reads from the alignments and modelling ψ5, ψ3 and splicing efficiency θ. FRASER treats aberrant splicing as a rare, sample-specific deviation from a cohort norm; because depleted samples form two-thirds of this cohort, results are reported as per-sample outlier burden.</w:t>
+        <w:t xml:space="preserve"> was run on the nine-sample SH-SY5Y doxycycline series (0, 25 and 75 ng/mL), counting split and non-split reads from the alignments and modelling ψ5, ψ3 and splicing efficiency θ. Because that method treats aberrant splicing as a rare deviation from a cohort norm while two thirds of this cohort are depleted samples, the run is reported as a limit of the approach and is described in Supplementary Results 1.</w:t>
       </w:r>
     </w:p>
     <w:bookmarkEnd w:id="16"/>
@@ -1738,29 +1738,7 @@
         <w:fldChar w:fldCharType="end"/>
       </w:r>
       <w:r>
-        <w:t xml:space="preserve"> and normalised with the authors’ size factors. Sequencing batch is confounded with TDP-43 status in that design, so the interaction was formed as a difference of within-batch differences:</w:t>
-      </w:r>
-    </w:p>
-    <w:p>
-      <w:pPr>
-        <w:pStyle w:val="BodyText"/>
-        <w:jc w:val="both"/>
-      </w:pPr>
-      <w:r>
-        <w:rPr>
-          <w:i/>
-          <w:iCs/>
-        </w:rPr>
-        <w:t xml:space="preserve">interaction(c) = [log2(TDP-43 knockdown + NMD inhibition c) − log2(TDP-43 knockdown)] − [log2(control + NMD inhibition c) − log2(control)]</w:t>
-      </w:r>
-    </w:p>
-    <w:p>
-      <w:pPr>
-        <w:pStyle w:val="BodyText"/>
-        <w:jc w:val="both"/>
-      </w:pPr>
-      <w:r>
-        <w:t xml:space="preserve">for each of the four NMD-inhibition conditions c, giving four condition-level interaction values per gene; the two replicates within each condition are averaged. A positive interaction indicates a transcript that is produced upon TDP-43 loss and degraded by NMD. Genes with at least 10 normalised counts were tested (n = 19,145) with a four-condition one-sample t-test and an exact sign test. Because the TDP-43 factor is confounded with sequencing batch, these results are treated as exploratory.</w:t>
+        <w:t xml:space="preserve"> and normalised with the authors’ size factors. Sequencing batch is confounded with TDP-43 status in that design, so the interaction was formed as a difference of within-batch differences, with the four NMD-inhibition conditions as the unit of inference. The model, the gene filter and the tests are given in Supplementary Results 2, and the results are treated as exploratory throughout.</w:t>
       </w:r>
     </w:p>
     <w:bookmarkEnd w:id="18"/>
@@ -2739,7 +2717,7 @@
         <w:jc w:val="both"/>
       </w:pPr>
       <w:r>
-        <w:t xml:space="preserve">The transcript changes and functional change are therefore in opposite directions. This is the central observation of the study.</w:t>
+        <w:t xml:space="preserve">The transcript changes and functional change are therefore in opposite directions.</w:t>
       </w:r>
     </w:p>
     <w:p>
@@ -3392,7 +3370,7 @@
         <w:rPr>
           <w:b w:val="1"/>
         </w:rPr>
-        <w:t xml:space="preserve">3.4 Robust splicing changes concentrate in SOCE regulators</w:t>
+        <w:t xml:space="preserve">3.4 Which splicing changes in SOCE genes survive the robustness checks</w:t>
       </w:r>
     </w:p>
     <w:p>
@@ -4155,7 +4133,7 @@
       </w:pPr>
       <w:r>
         <w:rPr/>
-        <w:t>FRASER, run on the nine-sample doxycycline series, returned no genome-wide significant outlier and no difference in per-sample outlier burden between depleted and control libraries (4.8 versus 2.3 events at p &lt; 10⁻⁵; p = 0.35). This is the expected behaviour of an outlier method in a cohort where the aberrant state is the majority, and we report it as a limit of that approach at this cohort size rather than as evidence against aberrant splicing.</w:t>
+        <w:t>An outlier-based method, FRASER, returned no genome-wide significant outlier and no difference in per-sample outlier burden between depleted and control libraries, which is how such a method behaves when the aberrant state is the majority of the cohort (Supplementary Results 1).</w:t>
       </w:r>
     </w:p>
     <w:bookmarkEnd w:id="32"/>
@@ -4181,7 +4159,67 @@
         <w:jc w:val="both"/>
       </w:pPr>
       <w:r>
-        <w:t xml:space="preserve">Cryptic exons frequently introduce premature termination codons, which can make their transcripts susceptible to nonsense-mediated decay (NMD) and under-represented in steady-state RNA. An independent experiment in which TDP-43 knockdown is crossed with knockdown of XRN1, UPF1 and SMG6 (GSE307054) provides an exploratory interaction test (Supplementary Figure S5): a transcript pool produced upon TDP-43 loss and degraded by NMD would be expected to rise preferentially when both perturbations are present (Methods 2.8).</w:t>
+        <w:t xml:space="preserve">Cryptic exons frequently introduce premature termination codons, which can make their transcripts susceptible to nonsense-mediated decay (NMD) and under-represented in steady-state RNA. An independent experiment in which TDP-43 knockdown is crossed with knockdown of XRN1, UPF1 and SMG6 (GSE307054) allows this to be tested as an interaction (Methods 2.8; Supplementary Figure S5; Supplementary Results 2). No gene passed genome-wide correction in the conservative four-condition analysis (smallest q = 0.053). CBARP had the largest interaction of the SOCE panel (+1.52 log₂, positive in all four conditions; Supplementary Table S10) but a condition-level q of 0.145, so the screen ranks it rather than establishing it as an NMD target. The analysis carries little weight in either direction: the sixteen literature positive controls were not NMD-sensitive as a group either (median interaction −0.11 log₂; p = 0.62), so this dataset does not demonstrate the sensitivity that would make a negative result for the SOCE genes informative.</w:t>
+      </w:r>
+    </w:p>
+    <w:bookmarkEnd w:id="33"/>
+    <w:bookmarkStart w:id="34" w:name="Xd92f2e170b5d70e8565fd0fd77df5724ed2003e"/>
+    <w:p>
+      <w:pPr>
+        <w:pStyle w:val="Heading3"/>
+        <w:rPr>
+          <w:b w:val="1"/>
+        </w:rPr>
+        <w:jc w:val="left"/>
+      </w:pPr>
+      <w:r>
+        <w:rPr>
+          <w:b w:val="1"/>
+        </w:rPr>
+        <w:t xml:space="preserve">3.7 A coverage-based APA screen yields candidate gradients but no confirmed APA event in the SOCE machinery</w:t>
+      </w:r>
+    </w:p>
+    <w:p>
+      <w:pPr>
+        <w:pStyle w:val="FirstParagraph"/>
+        <w:jc w:val="both"/>
+      </w:pPr>
+      <w:r>
+        <w:t xml:space="preserve">Cryptic polyadenylation accounts for a substantial part of TDP-43-dependent RNA processing </w:t>
+      </w:r>
+      <w:r>
+        <w:fldChar w:fldCharType="begin"/>
+      </w:r>
+      <w:r>
+        <w:instrText xml:space="preserve"> ADDIN ZOTERO_ITEM CSL_CITATION {"citationID":"WWo6sEZw","properties":{"formattedCitation":"(Bryce-Smith et al., 2025)","plainCitation":"(Bryce-Smith et al., 2025)","noteIndex":0},"citationItems":[{"id":592,"uris":["http://zotero.org/users/local/9j0F5ae7/items/7NHLFNTV"],"itemData":{"id":592,"type":"article-journal","title":"TDP-43 loss induces cryptic polyadenylation in ALS/FTD","author":[{"family":"Bryce-Smith","given":"Sam"},{"family":"Brown","given":"Anna-Leigh"},{"family":"Chien","given":"Max Z. Y. J."},{"family":"Dattilo","given":"Dario"},{"family":"Mehta","given":"Puja R."},{"family":"Mattedi","given":"Francesca"},{"family":"Barattucci","given":"Simone"},{"family":"Mikheenko","given":"Alla"},{"family":"Zanovello","given":"Matteo"},{"family":"Pellegrini","given":"Flaminia"},{"family":"El-Agamy","given":"Sara Emad"},{"family":"Yome","given":"Matthew"},{"family":"Kargbo-Hill","given":"Sarah E."},{"family":"Qi","given":"Yue A."},{"family":"Sun","given":"Kai"},{"family":"Ryadnov","given":"Eugeni"},{"family":"Wan","given":"Yixuan"},{"family":"NYGC ALS Consortium","given":""},{"family":"Phatnani","given":"Hemali"},{"family":"Kwan","given":"Justin"},{"family":"Sareen","given":"Dhruv"},{"family":"Broach","given":"James R."},{"family":"Simmons","given":"Zachary"},{"family":"Arcila-Londono","given":"Ximena"},{"family":"Lee","given":"Edward B."},{"family":"Van Deerlin","given":"Vivianna M."},{"family":"Shneider","given":"Neil A."},{"family":"Fraenkel","given":"Ernest"},{"family":"Ostrow","given":"Lyle W."},{"family":"Baas","given":"Frank"},{"family":"Zaitlen","given":"Noah"},{"family":"Berry","given":"James D."},{"family":"Malaspina","given":"Andrea"},{"family":"Cox","given":"Gregory A."},{"family":"Thompson","given":"Leslie M."},{"family":"Finkbeiner","given":"Steve"},{"family":"Dardiotis","given":"Efthimios"},{"family":"Miller","given":"Timothy M."},{"family":"Chandran","given":"Siddharthan"},{"family":"Pal","given":"Suvankar"},{"family":"Hornstein","given":"Eran"},{"family":"MacGowan","given":"Daniel J."},{"family":"Heiman-Patterson","given":"Terry"},{"family":"Hammell","given":"Molly G."},{"family":"Patsopoulos","given":"Nikolaos. A."},{"family":"Dubnau","given":"Joshua"},{"family":"Nath","given":"Avindra"},{"family":"Bowser","given":"Robert"},{"family":"Harms","given":"Matthew"},{"family":"Aronica","given":"Eleonora"},{"family":"Poss","given":"Mary"},{"family":"Phillips-Cremins","given":"Jennifer"},{"family":"Crary","given":"John"},{"family":"Atassi","given":"Nazem"},{"family":"Lange","given":"Dale J."},{"family":"Adams","given":"Darius J."},{"family":"Stefanis","given":"Leonidas"},{"family":"Gotkine","given":"Marc"},{"family":"Baloh","given":"Robert H."},{"family":"Babu","given":"Suma"},{"family":"Paganoni","given":"Sabrina"},{"family":"Shalem","given":"Ophir"},{"family":"Smith","given":"Colin"},{"family":"Zhang","given":"Bin"},{"family":"Kwan","given":"Justin"},{"family":"Blanchard","given":"Thomas"},{"family":"Harris","given":"Brent"},{"family":"Broce","given":"Iris"},{"family":"Drory","given":"Vivian"},{"family":"Ravits","given":"John"},{"family":"McMillan","given":"Corey"},{"family":"Menon","given":"Vilas"},{"family":"Wu","given":"Lani"},{"family":"Altschuler","given":"Steven"},{"family":"Lerner","given":"Yossef"},{"family":"Sattler","given":"Rita"},{"family":"Van Keuren-Jensen","given":"Kendall"},{"family":"Rozenblatt-Rosen","given":"Orit"},{"family":"Lindblad-Toh","given":"Kerstin"},{"family":"Nicholson","given":"Katharine"},{"family":"Gregersen","given":"Peter"},{"family":"Lee","given":"Jeong-Ho"},{"family":"Butovsky","given":"Oleg"},{"family":"Brauer","given":"Matt"},{"family":"Nickerson","given":"Tara"},{"family":"Biswas","given":"Shameek"},{"family":"Wilson","given":"Kimberly A."},{"family":"Koks","given":"Sulev"},{"family":"Muljo","given":"Stephen"},{"family":"Traynor","given":"Bryan J."},{"family":"Moccia","given":"Robert"},{"family":"Cheng","given":"Seng"},{"family":"Deubler","given":"Andrew"},{"family":"Coppola","given":"Giovanni"},{"family":"Atwal","given":"Mickey"},{"family":"Cantor","given":"Michael"},{"family":"Salerno","given":"William"},{"family":"Stahl","given":"Eli"},{"family":"Anderson","given":"Matt"},{"family":"Frendewey","given":"David"},{"family":"Koller","given":"Daphne"},{"family":"Rozenman","given":"Mary"},{"family":"Vargas","given":"Jose Norberto S."},{"family":"Birsa","given":"Nicol"},{"family":"Raj","given":"Towfique"},{"family":"Humphrey","given":"Jack"},{"family":"Keuss","given":"Matthew"},{"family":"Wilkins","given":"Oscar G."},{"family":"Ward","given":"Michael"},{"family":"Secrier","given":"Maria"},{"family":"Fratta","given":"Pietro"}],"issued":{"date-parts":[[2025]]},"container-title":"Nature Neuroscience","volume":"28","issue":"11","page":"2190-2200","DOI":"10.1038/s41593-025-02050-w","URL":"https://www.nature.com/articles/s41593-025-02050-w"}}],"schema":"https://github.com/citation-style-language/schema/raw/master/csl-citation.json"} </w:instrText>
+      </w:r>
+      <w:r>
+        <w:fldChar w:fldCharType="separate"/>
+      </w:r>
+      <w:r>
+        <w:t>(Bryce-Smith et al., 2025)</w:t>
+      </w:r>
+      <w:r>
+        <w:fldChar w:fldCharType="end"/>
+      </w:r>
+      <w:r>
+        <w:t xml:space="preserve">. The truncated</w:t>
+      </w:r>
+      <w:r>
+        <w:t xml:space="preserve"> </w:t>
+      </w:r>
+      <w:r>
+        <w:rPr>
+          <w:i/>
+          <w:iCs/>
+        </w:rPr>
+        <w:t xml:space="preserve">STMN2</w:t>
+      </w:r>
+      <w:r>
+        <w:t xml:space="preserve"> </w:t>
+      </w:r>
+      <w:r>
+        <w:t xml:space="preserve">transcript is generated this way, but APA had not been assessed for the Ca²⁺ gene set. We measured it from coverage, as the 5′ share of the two ends of each intron (an intronic polyadenylation index) and as the distal share of each terminal exon (a 3′UTR usage index), across the 696 qualifying genes of the expanded Ca²⁺ panel and the cryptic positive controls (Methods 2.7; Supplementary Figure S6A; Supplementary Table S11).</w:t>
       </w:r>
     </w:p>
     <w:p>
@@ -4190,7 +4228,38 @@
         <w:jc w:val="both"/>
       </w:pPr>
       <w:r>
-        <w:t xml:space="preserve">Because the four interventions reuse the same control and knockdown libraries, the eight difference-of-differences values that the design yields are not eight independent observations. We therefore took the four NMD-inhibition conditions as the unit of inference, averaging the two replicates within each condition and retaining the shared controls only within each contrast. Several positive-control and calcium-gene interactions were positive, but no gene passed genome-wide FDR correction in this conservative analysis (smallest q = 0.053). The result is therefore supportive at the level of a ranked exploratory signal, not a confirmatory NMD test.</w:t>
+        <w:rPr/>
+        <w:t xml:space="preserve">Excluding CIGAR reference skips matters for this positive control: including them would have changed the </w:t>
+      </w:r>
+      <w:r>
+        <w:rPr>
+          <w:i/>
+        </w:rPr>
+        <w:t>STMN2</w:t>
+      </w:r>
+      <w:r>
+        <w:rPr/>
+        <w:t xml:space="preserve"> intron 2 index difference from +0.145 to +0.489. With skips excluded, the </w:t>
+      </w:r>
+      <w:r>
+        <w:rPr>
+          <w:i/>
+        </w:rPr>
+        <w:t>STMN2</w:t>
+      </w:r>
+      <w:r>
+        <w:rPr/>
+        <w:t xml:space="preserve"> intronic index shifted only moderately in the primary SH-SY5Y model, by +0.145 over all six libraries (bootstrap 95% CI +0.085 to +0.205). </w:t>
+      </w:r>
+      <w:r>
+        <w:rPr>
+          <w:i/>
+        </w:rPr>
+        <w:t>STMN2</w:t>
+      </w:r>
+      <w:r>
+        <w:rPr/>
+        <w:t xml:space="preserve"> falls outside the depth-filtered summary table because one control library has a summed two-window depth of 2.97, just below the pre-specified threshold of 3; one knockdown library has zero measured coverage in the 3′ window, which by the definition of the index contributes a value of 1.0 rather than missing data, and excluding that library gives +0.121 (+0.068 to +0.173) (Supplementary Figure S6B).</w:t>
       </w:r>
     </w:p>
     <w:p>
@@ -4199,49 +4268,68 @@
         <w:jc w:val="both"/>
       </w:pPr>
       <w:r>
+        <w:rPr/>
+        <w:t>Among the depth-qualified units of the SOCE machinery in the full-panel analysis, two intronic units showed moderate decreases (</w:t>
+      </w:r>
+      <w:r>
         <w:rPr>
           <w:i/>
-          <w:iCs/>
-        </w:rPr>
-        <w:t xml:space="preserve">CBARP</w:t>
-      </w:r>
-      <w:r>
-        <w:t xml:space="preserve"> </w:t>
-      </w:r>
-      <w:r>
-        <w:t xml:space="preserve">had the largest SOCE-panel interaction (+1.52 log₂; positive in all four conditions; Supplementary Table S10), but its conservative condition-level q-value was 0.145 (two-sided t-test; exact one-sided sign-test q = 0.310). It is therefore a prioritised candidate rather than an established NMD target.</w:t>
-      </w:r>
-      <w:r>
-        <w:t xml:space="preserve"> </w:t>
+        </w:rPr>
+        <w:t>STIM1</w:t>
+      </w:r>
+      <w:r>
+        <w:rPr/>
+        <w:t xml:space="preserve"> intron 17, Δ = −0.173, bootstrap 95% CI −0.233 to −0.123; </w:t>
       </w:r>
       <w:r>
         <w:rPr>
           <w:i/>
-          <w:iCs/>
-        </w:rPr>
-        <w:t xml:space="preserve">RYR2</w:t>
-      </w:r>
-      <w:r>
-        <w:t xml:space="preserve"> </w:t>
-      </w:r>
-      <w:r>
-        <w:t xml:space="preserve">and</w:t>
-      </w:r>
-      <w:r>
-        <w:t xml:space="preserve"> </w:t>
+        </w:rPr>
+        <w:t>STIM2</w:t>
+      </w:r>
+      <w:r>
+        <w:rPr/>
+        <w:t xml:space="preserve"> intron 13, Δ = −0.156, −0.239 to −0.037). Neither is independent of the splicing results: the 5′ window of the </w:t>
       </w:r>
       <w:r>
         <w:rPr>
           <w:i/>
-          <w:iCs/>
-        </w:rPr>
-        <w:t xml:space="preserve">MCU</w:t>
-      </w:r>
-      <w:r>
-        <w:t xml:space="preserve"> </w:t>
-      </w:r>
-      <w:r>
-        <w:t xml:space="preserve">also had positive interactions, without genome-wide significance.</w:t>
+        </w:rPr>
+        <w:t>STIM2</w:t>
+      </w:r>
+      <w:r>
+        <w:rPr/>
+        <w:t xml:space="preserve"> unit contains the alternatively spliced </w:t>
+      </w:r>
+      <w:r>
+        <w:rPr>
+          <w:i/>
+        </w:rPr>
+        <w:t>STIM2</w:t>
+      </w:r>
+      <w:r>
+        <w:rPr/>
+        <w:t xml:space="preserve"> exon of Table 3 (chr4:27,021,494–27,021,612), whose inclusion falls in knockdown and whose exon reads dominate that window (control index 0.96), so the decrease reports that splicing change, and the </w:t>
+      </w:r>
+      <w:r>
+        <w:rPr>
+          <w:i/>
+        </w:rPr>
+        <w:t>STIM1</w:t>
+      </w:r>
+      <w:r>
+        <w:rPr/>
+        <w:t xml:space="preserve"> unit is the intron immediately upstream of the alternatively included </w:t>
+      </w:r>
+      <w:r>
+        <w:rPr>
+          <w:i/>
+        </w:rPr>
+        <w:t>STIM1</w:t>
+      </w:r>
+      <w:r>
+        <w:rPr/>
+        <w:t xml:space="preserve"> exon of Table 3, ending 50 bp before it. Both are candidate coverage gradients rather than localised poly(A) sites. Sparse intronic windows produced unstable point estimates and were excluded by the pre-specified depth filter.</w:t>
       </w:r>
     </w:p>
     <w:p>
@@ -4250,40 +4338,351 @@
         <w:jc w:val="both"/>
       </w:pPr>
       <w:r>
-        <w:t xml:space="preserve">Two negative results follow. First, the prediction from isoform-level testing that</w:t>
-      </w:r>
-      <w:r>
-        <w:t xml:space="preserve"> </w:t>
+        <w:rPr/>
+        <w:t xml:space="preserve">The analysis therefore identifies at most one moderate candidate gradient in the SOCE machinery, in </w:t>
+      </w:r>
+      <w:r>
+        <w:rPr>
+          <w:i/>
+        </w:rPr>
+        <w:t>STIM1</w:t>
+      </w:r>
+      <w:r>
+        <w:rPr/>
+        <w:t xml:space="preserve">, and does not establish a direct APA event in any of its genes. No index change of 0.05 or more was found for </w:t>
+      </w:r>
+      <w:r>
+        <w:rPr>
+          <w:i/>
+        </w:rPr>
+        <w:t>ORAI1</w:t>
+      </w:r>
+      <w:r>
+        <w:rPr/>
+        <w:t xml:space="preserve">–3, </w:t>
+      </w:r>
+      <w:r>
+        <w:rPr>
+          <w:i/>
+        </w:rPr>
+        <w:t>TRPC1</w:t>
+      </w:r>
+      <w:r>
+        <w:rPr/>
+        <w:t xml:space="preserve">, </w:t>
+      </w:r>
+      <w:r>
+        <w:rPr>
+          <w:i/>
+        </w:rPr>
+        <w:t>SARAF</w:t>
+      </w:r>
+      <w:r>
+        <w:rPr/>
+        <w:t xml:space="preserve">, </w:t>
+      </w:r>
+      <w:r>
+        <w:rPr>
+          <w:i/>
+        </w:rPr>
+        <w:t>STIMATE</w:t>
+      </w:r>
+      <w:r>
+        <w:rPr/>
+        <w:t xml:space="preserve">, </w:t>
+      </w:r>
+      <w:r>
+        <w:rPr>
+          <w:i/>
+        </w:rPr>
+        <w:t>CBARP</w:t>
+      </w:r>
+      <w:r>
+        <w:rPr/>
+        <w:t xml:space="preserve"> or the SERCA genes, and the two units of those genes whose intervals exclude zero are negligible in size (</w:t>
+      </w:r>
+      <w:r>
+        <w:rPr>
+          <w:i/>
+        </w:rPr>
+        <w:t>SARAF</w:t>
+      </w:r>
+      <w:r>
+        <w:rPr/>
+        <w:t xml:space="preserve"> terminal exon −0.036, </w:t>
+      </w:r>
+      <w:r>
+        <w:rPr>
+          <w:i/>
+        </w:rPr>
+        <w:t>ORAI2</w:t>
+      </w:r>
+      <w:r>
+        <w:rPr/>
+        <w:t xml:space="preserve"> terminal exon +0.012). Outside the SOCE machinery, three units of the Ca²⁺ panel likewise exclude zero: the </w:t>
+      </w:r>
+      <w:r>
+        <w:rPr>
+          <w:i/>
+        </w:rPr>
+        <w:t>ITPR3</w:t>
+      </w:r>
+      <w:r>
+        <w:rPr/>
+        <w:t xml:space="preserve"> terminal exon (−0.152), the </w:t>
+      </w:r>
+      <w:r>
+        <w:rPr>
+          <w:i/>
+        </w:rPr>
+        <w:t>MICU3</w:t>
+      </w:r>
+      <w:r>
+        <w:rPr/>
+        <w:t xml:space="preserve"> terminal exon (+0.097) and the </w:t>
+      </w:r>
+      <w:r>
+        <w:rPr>
+          <w:i/>
+        </w:rPr>
+        <w:t>ITPR1</w:t>
+      </w:r>
+      <w:r>
+        <w:rPr/>
+        <w:t xml:space="preserve"> terminal exon (−0.055), so the ER-release and mitochondrial-uptake arms show the same kind of candidate gradient as </w:t>
+      </w:r>
+      <w:r>
+        <w:rPr>
+          <w:i/>
+        </w:rPr>
+        <w:t>STIM1</w:t>
+      </w:r>
+      <w:r>
+        <w:rPr/>
+        <w:t xml:space="preserve"> rather than being spared. Larger shifts occur in the cryptic positive controls analysed alongside the panel, the </w:t>
+      </w:r>
+      <w:r>
+        <w:rPr>
+          <w:i/>
+        </w:rPr>
+        <w:t>UNC13A</w:t>
+      </w:r>
+      <w:r>
+        <w:rPr/>
+        <w:t xml:space="preserve"> intron 2 unit most of all (−0.267), which is how the assay is expected to behave in this model. Because the positive control responded only moderately here, absence of a signal is not evidence that these genes are spared.</w:t>
+      </w:r>
+    </w:p>
+    <w:p>
+      <w:pPr>
+        <w:pStyle w:val="BodyText"/>
+        <w:jc w:val="both"/>
+      </w:pPr>
+      <w:r>
+        <w:rPr/>
+        <w:t xml:space="preserve">We therefore repeated the analysis in the iPSC-derived motor neurons, where 59 units in 29 genes passed the same depth filter and the positive control behaved as intended: the index of </w:t>
+      </w:r>
+      <w:r>
+        <w:rPr>
+          <w:i/>
+        </w:rPr>
+        <w:t>STMN2</w:t>
+      </w:r>
+      <w:r>
+        <w:rPr/>
+        <w:t xml:space="preserve"> intron 2, which contains cryptic exon 2a, rose from 0.570 in controls to 0.819 in knockdown (Δ = +0.249, interval +0.208 to +0.290). Against it the SOCE-machinery genes again showed only small shifts, the largest being </w:t>
+      </w:r>
+      <w:r>
+        <w:rPr>
+          <w:i/>
+        </w:rPr>
+        <w:t>ATP2A2</w:t>
+      </w:r>
+      <w:r>
+        <w:rPr/>
+        <w:t xml:space="preserve"> intron 3 (−0.164) and, below 0.10, </w:t>
+      </w:r>
+      <w:r>
+        <w:rPr>
+          <w:i/>
+        </w:rPr>
+        <w:t>SARAF</w:t>
+      </w:r>
+      <w:r>
+        <w:rPr/>
+        <w:t xml:space="preserve"> intron 5 (+0.097), </w:t>
+      </w:r>
+      <w:r>
+        <w:rPr>
+          <w:i/>
+        </w:rPr>
+        <w:t>TRPC1</w:t>
+      </w:r>
+      <w:r>
+        <w:rPr/>
+        <w:t xml:space="preserve"> intron 1 (+0.083) and the </w:t>
+      </w:r>
+      <w:r>
+        <w:rPr>
+          <w:i/>
+        </w:rPr>
+        <w:t>STIM2</w:t>
+      </w:r>
+      <w:r>
+        <w:rPr/>
+        <w:t xml:space="preserve"> terminal exon (−0.074). The SH-SY5Y </w:t>
+      </w:r>
+      <w:r>
+        <w:rPr>
+          <w:i/>
+        </w:rPr>
+        <w:t>STIM1</w:t>
+      </w:r>
+      <w:r>
+        <w:rPr/>
+        <w:t xml:space="preserve"> intron 17 unit did not reach the depth filter here (</w:t>
+      </w:r>
+      <w:r>
+        <w:rPr>
+          <w:i/>
+        </w:rPr>
+        <w:t>STIM2</w:t>
+      </w:r>
+      <w:r>
+        <w:rPr/>
+        <w:t xml:space="preserve"> intron 13 gave −0.024, interval spanning zero). Here n = 2, so the enumerated bootstrap has sixteen draws and its intervals are coarse, and the point estimates carry the information.</w:t>
+      </w:r>
+    </w:p>
+    <w:p>
+      <w:pPr>
+        <w:pStyle w:val="BodyText"/>
+        <w:jc w:val="both"/>
+      </w:pPr>
+      <w:r>
+        <w:t xml:space="preserve">The two mouse lines gave 74 qualifying units in C2C12 and 131 in NSC34, neither with a positive control for this assay, because the </w:t>
+      </w:r>
+      <w:r>
+        <w:t xml:space="preserve"/>
       </w:r>
       <w:r>
         <w:rPr>
           <w:i/>
           <w:iCs/>
         </w:rPr>
-        <w:t xml:space="preserve">STIM1</w:t>
-      </w:r>
-      <w:r>
-        <w:t xml:space="preserve"> </w:t>
-      </w:r>
-      <w:r>
-        <w:t xml:space="preserve">produces a premature-termination-codon-bearing, NMD-sensitive isoform was</w:t>
-      </w:r>
-      <w:r>
-        <w:t xml:space="preserve"> </w:t>
-      </w:r>
-      <w:r>
-        <w:rPr>
-          <w:b/>
-          <w:bCs/>
-        </w:rPr>
-        <w:t xml:space="preserve">not supported</w:t>
-      </w:r>
-      <w:r>
-        <w:t xml:space="preserve">: in the four-condition analysis the interaction was −0.325 (p = 0.317, q = 0.508), in the opposite direction. Second, in the same four-condition analysis none of the four Ca²⁺ panels showed collective NMD sensitivity (one-sided Mann–Whitney p = 0.44, 0.91, 0.96 and 0.91 for Tiers 1–4), and the sixteen positive-control genes were not NMD-sensitive as a group either (p = 0.62; Supplementary Table S10b), consistent with the absence of cryptic events in the SOCE machinery.</w:t>
+        <w:t xml:space="preserve">STMN2</w:t>
+      </w:r>
+      <w:r>
+        <w:t xml:space="preserve"> </w:t>
+      </w:r>
+      <w:r>
+        <w:t xml:space="preserve">cryptic polyadenylation site is absent from the mouse gene </w:t>
+      </w:r>
+      <w:r>
+        <w:fldChar w:fldCharType="begin"/>
+      </w:r>
+      <w:r>
+        <w:instrText xml:space="preserve"> ADDIN ZOTERO_ITEM CSL_CITATION {"citationID":"V5ndP5X8","properties":{"formattedCitation":"(Melamed et al., 2019)","plainCitation":"(Melamed et al., 2019)","noteIndex":0},"citationItems":[{"id":698,"uris":["http://zotero.org/users/local/9j0F5ae7/items/5E8X6UCK"],"itemData":{"id":698,"type":"article-journal","title":"Premature polyadenylation-mediated loss of stathmin-2 is a hallmark of TDP-43-dependent neurodegeneration","author":[{"family":"Melamed","given":"Ze’ev"},{"family":"López-Erauskin","given":"Jone"},{"family":"Baughn","given":"Michael W."},{"family":"Zhang","given":"Ouyang"},{"family":"Drenner","given":"Kevin"},{"family":"Sun","given":"Ying"},{"family":"Freyermuth","given":"Fernande"},{"family":"McMahon","given":"Moira A."},{"family":"Beccari","given":"Melinda S."},{"family":"Artates","given":"Jon W."},{"family":"Ohkubo","given":"Takuya"},{"family":"Rodriguez","given":"Maria"},{"family":"Lin","given":"Nianwei"},{"family":"Wu","given":"Dongmei"},{"family":"Bennett","given":"C. Frank"},{"family":"Rigo","given":"Frank"},{"family":"Da Cruz","given":"Sandrine"},{"family":"Ravits","given":"John"},{"family":"Lagier-Tourenne","given":"Clotilde"},{"family":"Cleveland","given":"Don W."}],"issued":{"date-parts":[[2019]]},"container-title":"Nature Neuroscience","volume":"22","issue":"2","page":"180-190","DOI":"10.1038/s41593-018-0293-z","URL":"https://www.nature.com/articles/s41593-018-0293-z"}}],"schema":"https://github.com/citation-style-language/schema/raw/master/csl-citation.json"} </w:instrText>
+      </w:r>
+      <w:r>
+        <w:fldChar w:fldCharType="separate"/>
+      </w:r>
+      <w:r>
+        <w:t>(Melamed et al., 2019)</w:t>
+      </w:r>
+      <w:r>
+        <w:fldChar w:fldCharType="end"/>
+      </w:r>
+      <w:r>
+        <w:t>, so the</w:t>
+      </w:r>
+      <w:r>
+        <w:t xml:space="preserve"> </w:t>
+      </w:r>
+      <w:r>
+        <w:rPr>
+          <w:i/>
+          <w:iCs/>
+        </w:rPr>
+        <w:t xml:space="preserve">Stmn2</w:t>
+      </w:r>
+      <w:r>
+        <w:t xml:space="preserve"> </w:t>
+      </w:r>
+      <w:r>
+        <w:t xml:space="preserve">units cannot serve as one, so neither line can say whether an absent signal means an absent event. No SOCE-machinery unit exceeded |Δ| = 0.30 in either line. One unit is positive in both motor-neuron models, the SARAF intron 5 index (+0.097 in the iPSC-derived motor neurons and +0.204 in NSC34, against 0.000 in SH-SY5Y); we record it as a candidate rather than a finding, for the reasons set out in Supplementary Results 3, where the mouse values are given in full.</w:t>
+      </w:r>
+      <w:r>
+        <w:rPr>
+          <w:i/>
+          <w:iCs/>
+        </w:rPr>
+        <w:t xml:space="preserve"/>
+      </w:r>
+      <w:r>
+        <w:t xml:space="preserve"/>
+      </w:r>
+      <w:r>
+        <w:t xml:space="preserve"/>
+      </w:r>
+      <w:r>
+        <w:t xml:space="preserve"/>
+      </w:r>
+      <w:r>
+        <w:rPr>
+          <w:i/>
+          <w:iCs/>
+        </w:rPr>
+        <w:t xml:space="preserve"/>
+      </w:r>
+      <w:r>
+        <w:t xml:space="preserve"/>
+      </w:r>
+      <w:r>
+        <w:t xml:space="preserve"/>
+      </w:r>
+      <w:r>
+        <w:t xml:space="preserve"/>
+      </w:r>
+      <w:r>
+        <w:rPr>
+          <w:i/>
+          <w:iCs/>
+        </w:rPr>
+        <w:t xml:space="preserve"/>
+      </w:r>
+      <w:r>
+        <w:t xml:space="preserve"/>
+      </w:r>
+      <w:r>
+        <w:t xml:space="preserve"/>
+      </w:r>
+      <w:r>
+        <w:t xml:space="preserve"/>
+      </w:r>
+      <w:r>
+        <w:rPr>
+          <w:i/>
+          <w:iCs/>
+        </w:rPr>
+        <w:t xml:space="preserve"/>
+      </w:r>
+      <w:r>
+        <w:t xml:space="preserve"/>
+      </w:r>
+      <w:r>
+        <w:t xml:space="preserve"/>
       </w:r>
     </w:p>
-    <w:bookmarkEnd w:id="33"/>
-    <w:bookmarkStart w:id="34" w:name="Xd92f2e170b5d70e8565fd0fd77df5724ed2003e"/>
+    <w:p>
+      <w:pPr>
+        <w:pStyle w:val="BodyText"/>
+        <w:jc w:val="both"/>
+      </w:pPr>
+      <w:r>
+        <w:t xml:space="preserve">Taken together, these analyses support altered calcium-related RNA profiles but do not establish whether any SOCE-machinery gene is a direct target of cryptic splicing, APA or NMD-coupled degradation. The NMD and APA screens are hypothesis-generating: the first because batch is confounded with TDP-43 status, the second because it measures coverage gradients rather than poly(A) sites.</w:t>
+      </w:r>
+    </w:p>
+    <w:bookmarkEnd w:id="34"/>
+    <w:bookmarkStart w:id="35" w:name="X296809a5d7cffea79e21b8aac279c8835f73ff1"/>
     <w:p>
       <w:pPr>
         <w:pStyle w:val="Heading3"/>
@@ -4296,7 +4695,7 @@
         <w:rPr>
           <w:b w:val="1"/>
         </w:rPr>
-        <w:t xml:space="preserve">3.7 A coverage-based APA screen yields candidate gradients but no confirmed APA event in the SOCE machinery</w:t>
+        <w:t xml:space="preserve">3.8 Enrichment of splicing changes in Ca²⁺ genes is model-dependent</w:t>
       </w:r>
     </w:p>
     <w:p>
@@ -4305,41 +4704,7 @@
         <w:jc w:val="both"/>
       </w:pPr>
       <w:r>
-        <w:t xml:space="preserve">Cryptic polyadenylation accounts for a substantial part of TDP-43-dependent RNA processing </w:t>
-      </w:r>
-      <w:r>
-        <w:fldChar w:fldCharType="begin"/>
-      </w:r>
-      <w:r>
-        <w:instrText xml:space="preserve"> ADDIN ZOTERO_ITEM CSL_CITATION {"citationID":"WWo6sEZw","properties":{"formattedCitation":"(Bryce-Smith et al., 2025)","plainCitation":"(Bryce-Smith et al., 2025)","noteIndex":0},"citationItems":[{"id":592,"uris":["http://zotero.org/users/local/9j0F5ae7/items/7NHLFNTV"],"itemData":{"id":592,"type":"article-journal","title":"TDP-43 loss induces cryptic polyadenylation in ALS/FTD","author":[{"family":"Bryce-Smith","given":"Sam"},{"family":"Brown","given":"Anna-Leigh"},{"family":"Chien","given":"Max Z. Y. J."},{"family":"Dattilo","given":"Dario"},{"family":"Mehta","given":"Puja R."},{"family":"Mattedi","given":"Francesca"},{"family":"Barattucci","given":"Simone"},{"family":"Mikheenko","given":"Alla"},{"family":"Zanovello","given":"Matteo"},{"family":"Pellegrini","given":"Flaminia"},{"family":"El-Agamy","given":"Sara Emad"},{"family":"Yome","given":"Matthew"},{"family":"Kargbo-Hill","given":"Sarah E."},{"family":"Qi","given":"Yue A."},{"family":"Sun","given":"Kai"},{"family":"Ryadnov","given":"Eugeni"},{"family":"Wan","given":"Yixuan"},{"family":"NYGC ALS Consortium","given":""},{"family":"Phatnani","given":"Hemali"},{"family":"Kwan","given":"Justin"},{"family":"Sareen","given":"Dhruv"},{"family":"Broach","given":"James R."},{"family":"Simmons","given":"Zachary"},{"family":"Arcila-Londono","given":"Ximena"},{"family":"Lee","given":"Edward B."},{"family":"Van Deerlin","given":"Vivianna M."},{"family":"Shneider","given":"Neil A."},{"family":"Fraenkel","given":"Ernest"},{"family":"Ostrow","given":"Lyle W."},{"family":"Baas","given":"Frank"},{"family":"Zaitlen","given":"Noah"},{"family":"Berry","given":"James D."},{"family":"Malaspina","given":"Andrea"},{"family":"Cox","given":"Gregory A."},{"family":"Thompson","given":"Leslie M."},{"family":"Finkbeiner","given":"Steve"},{"family":"Dardiotis","given":"Efthimios"},{"family":"Miller","given":"Timothy M."},{"family":"Chandran","given":"Siddharthan"},{"family":"Pal","given":"Suvankar"},{"family":"Hornstein","given":"Eran"},{"family":"MacGowan","given":"Daniel J."},{"family":"Heiman-Patterson","given":"Terry"},{"family":"Hammell","given":"Molly G."},{"family":"Patsopoulos","given":"Nikolaos. A."},{"family":"Dubnau","given":"Joshua"},{"family":"Nath","given":"Avindra"},{"family":"Bowser","given":"Robert"},{"family":"Harms","given":"Matthew"},{"family":"Aronica","given":"Eleonora"},{"family":"Poss","given":"Mary"},{"family":"Phillips-Cremins","given":"Jennifer"},{"family":"Crary","given":"John"},{"family":"Atassi","given":"Nazem"},{"family":"Lange","given":"Dale J."},{"family":"Adams","given":"Darius J."},{"family":"Stefanis","given":"Leonidas"},{"family":"Gotkine","given":"Marc"},{"family":"Baloh","given":"Robert H."},{"family":"Babu","given":"Suma"},{"family":"Paganoni","given":"Sabrina"},{"family":"Shalem","given":"Ophir"},{"family":"Smith","given":"Colin"},{"family":"Zhang","given":"Bin"},{"family":"Kwan","given":"Justin"},{"family":"Blanchard","given":"Thomas"},{"family":"Harris","given":"Brent"},{"family":"Broce","given":"Iris"},{"family":"Drory","given":"Vivian"},{"family":"Ravits","given":"John"},{"family":"McMillan","given":"Corey"},{"family":"Menon","given":"Vilas"},{"family":"Wu","given":"Lani"},{"family":"Altschuler","given":"Steven"},{"family":"Lerner","given":"Yossef"},{"family":"Sattler","given":"Rita"},{"family":"Van Keuren-Jensen","given":"Kendall"},{"family":"Rozenblatt-Rosen","given":"Orit"},{"family":"Lindblad-Toh","given":"Kerstin"},{"family":"Nicholson","given":"Katharine"},{"family":"Gregersen","given":"Peter"},{"family":"Lee","given":"Jeong-Ho"},{"family":"Butovsky","given":"Oleg"},{"family":"Brauer","given":"Matt"},{"family":"Nickerson","given":"Tara"},{"family":"Biswas","given":"Shameek"},{"family":"Wilson","given":"Kimberly A."},{"family":"Koks","given":"Sulev"},{"family":"Muljo","given":"Stephen"},{"family":"Traynor","given":"Bryan J."},{"family":"Moccia","given":"Robert"},{"family":"Cheng","given":"Seng"},{"family":"Deubler","given":"Andrew"},{"family":"Coppola","given":"Giovanni"},{"family":"Atwal","given":"Mickey"},{"family":"Cantor","given":"Michael"},{"family":"Salerno","given":"William"},{"family":"Stahl","given":"Eli"},{"family":"Anderson","given":"Matt"},{"family":"Frendewey","given":"David"},{"family":"Koller","given":"Daphne"},{"family":"Rozenman","given":"Mary"},{"family":"Vargas","given":"Jose Norberto S."},{"family":"Birsa","given":"Nicol"},{"family":"Raj","given":"Towfique"},{"family":"Humphrey","given":"Jack"},{"family":"Keuss","given":"Matthew"},{"family":"Wilkins","given":"Oscar G."},{"family":"Ward","given":"Michael"},{"family":"Secrier","given":"Maria"},{"family":"Fratta","given":"Pietro"}],"issued":{"date-parts":[[2025]]},"container-title":"Nature Neuroscience","volume":"28","issue":"11","page":"2190-2200","DOI":"10.1038/s41593-025-02050-w","URL":"https://www.nature.com/articles/s41593-025-02050-w"}}],"schema":"https://github.com/citation-style-language/schema/raw/master/csl-citation.json"} </w:instrText>
-      </w:r>
-      <w:r>
-        <w:fldChar w:fldCharType="separate"/>
-      </w:r>
-      <w:r>
-        <w:t>(Bryce-Smith et al., 2025)</w:t>
-      </w:r>
-      <w:r>
-        <w:fldChar w:fldCharType="end"/>
-      </w:r>
-      <w:r>
-        <w:t xml:space="preserve">. The truncated</w:t>
-      </w:r>
-      <w:r>
-        <w:t xml:space="preserve"> </w:t>
-      </w:r>
-      <w:r>
-        <w:rPr>
-          <w:i/>
-          <w:iCs/>
-        </w:rPr>
-        <w:t xml:space="preserve">STMN2</w:t>
-      </w:r>
-      <w:r>
-        <w:t xml:space="preserve"> </w:t>
-      </w:r>
-      <w:r>
-        <w:t xml:space="preserve">transcript is generated this way, but APA had not been assessed for the Ca²⁺ gene set. We measured it from coverage, as the 5′ share of the two ends of each intron (an intronic polyadenylation index) and as the distal share of each terminal exon (a 3′UTR usage index), across the 696 qualifying genes of the expanded Ca²⁺ panel and the cryptic positive controls (Methods 2.7; Supplementary Figure S6A; Supplementary Table S11).</w:t>
+        <w:t xml:space="preserve">Testing whether Ca²⁺ genes are enriched for splicing changes required care, because power to detect an event scales with gene length, exon number and expression, and Ca²⁺ channel genes are extreme on all three.</w:t>
       </w:r>
     </w:p>
     <w:p>
@@ -4348,38 +4713,7 @@
         <w:jc w:val="both"/>
       </w:pPr>
       <w:r>
-        <w:rPr/>
-        <w:t xml:space="preserve">Excluding CIGAR reference skips matters for this positive control: including them would have changed the </w:t>
-      </w:r>
-      <w:r>
-        <w:rPr>
-          <w:i/>
-        </w:rPr>
-        <w:t>STMN2</w:t>
-      </w:r>
-      <w:r>
-        <w:rPr/>
-        <w:t xml:space="preserve"> intron 2 index difference from +0.145 to +0.489. With skips excluded, the </w:t>
-      </w:r>
-      <w:r>
-        <w:rPr>
-          <w:i/>
-        </w:rPr>
-        <w:t>STMN2</w:t>
-      </w:r>
-      <w:r>
-        <w:rPr/>
-        <w:t xml:space="preserve"> intronic index shifted only moderately in the primary SH-SY5Y model, by +0.145 over all six libraries (bootstrap 95% CI +0.085 to +0.205). </w:t>
-      </w:r>
-      <w:r>
-        <w:rPr>
-          <w:i/>
-        </w:rPr>
-        <w:t>STMN2</w:t>
-      </w:r>
-      <w:r>
-        <w:rPr/>
-        <w:t xml:space="preserve"> falls outside the depth-filtered summary table because one control library has a summed two-window depth of 2.97, just below the pre-specified threshold of 3; one knockdown library has zero measured coverage in the 3′ window, which by the definition of the index contributes a value of 1.0 rather than missing data, and excluding that library gives +0.121 (+0.068 to +0.173) (Supplementary Figure S6B).</w:t>
+        <w:t xml:space="preserve">In SH-SY5Y, the expanded Ca²⁺ panel showed 133 of 383 testable genes with at least one significant event (34.7%) against a background of 30.7%, giving an uncorrected hypergeometric p = 0.051. Against the covariate-matched empirical null, however, the expected rate was 32.4% and the permutation p-value was 0.139 (Supplementary Table S4). Against that null the excess is not significant, so this model provides no evidence of enrichment beyond the length and expression properties of Ca²⁺ genes.</w:t>
       </w:r>
     </w:p>
     <w:p>
@@ -4388,68 +4722,7 @@
         <w:jc w:val="both"/>
       </w:pPr>
       <w:r>
-        <w:rPr/>
-        <w:t>Among the depth-qualified units of the SOCE machinery in the full-panel analysis, two intronic units showed moderate decreases (</w:t>
-      </w:r>
-      <w:r>
-        <w:rPr>
-          <w:i/>
-        </w:rPr>
-        <w:t>STIM1</w:t>
-      </w:r>
-      <w:r>
-        <w:rPr/>
-        <w:t xml:space="preserve"> intron 17, Δ = −0.173, bootstrap 95% CI −0.233 to −0.123; </w:t>
-      </w:r>
-      <w:r>
-        <w:rPr>
-          <w:i/>
-        </w:rPr>
-        <w:t>STIM2</w:t>
-      </w:r>
-      <w:r>
-        <w:rPr/>
-        <w:t xml:space="preserve"> intron 13, Δ = −0.156, −0.239 to −0.037). Neither is independent of the splicing results: the 5′ window of the </w:t>
-      </w:r>
-      <w:r>
-        <w:rPr>
-          <w:i/>
-        </w:rPr>
-        <w:t>STIM2</w:t>
-      </w:r>
-      <w:r>
-        <w:rPr/>
-        <w:t xml:space="preserve"> unit contains the alternatively spliced </w:t>
-      </w:r>
-      <w:r>
-        <w:rPr>
-          <w:i/>
-        </w:rPr>
-        <w:t>STIM2</w:t>
-      </w:r>
-      <w:r>
-        <w:rPr/>
-        <w:t xml:space="preserve"> exon of Table 3 (chr4:27,021,494–27,021,612), whose inclusion falls in knockdown and whose exon reads dominate that window (control index 0.96), so the decrease reports that splicing change, and the </w:t>
-      </w:r>
-      <w:r>
-        <w:rPr>
-          <w:i/>
-        </w:rPr>
-        <w:t>STIM1</w:t>
-      </w:r>
-      <w:r>
-        <w:rPr/>
-        <w:t xml:space="preserve"> unit is the intron immediately upstream of the alternatively included </w:t>
-      </w:r>
-      <w:r>
-        <w:rPr>
-          <w:i/>
-        </w:rPr>
-        <w:t>STIM1</w:t>
-      </w:r>
-      <w:r>
-        <w:rPr/>
-        <w:t xml:space="preserve"> exon of Table 3, ending 50 bp before it. Both are candidate coverage gradients rather than localised poly(A) sites. Sparse intronic windows produced unstable point estimates and were excluded by the pre-specified depth filter.</w:t>
+        <w:t xml:space="preserve">The result differed by model. In iPSC-derived motor neurons, the most disease-relevant system examined, enrichment survived matching for both the channel/transport panel (p = 0.046) and the curated Ca²⁺-handling panel (p = 0.032), although neither p value would survive correction across the 24 dataset–panel combinations tested. In iPSC colonies, by contrast, nominally significant enrichment (hypergeometric p = 0.018–0.022) disappeared entirely against the matched null (p = 0.54–0.64).</w:t>
       </w:r>
     </w:p>
     <w:p>
@@ -4458,138 +4731,33 @@
         <w:jc w:val="both"/>
       </w:pPr>
       <w:r>
-        <w:rPr/>
-        <w:t xml:space="preserve">The analysis therefore identifies at most one moderate candidate gradient in the SOCE machinery, in </w:t>
-      </w:r>
-      <w:r>
-        <w:rPr>
-          <w:i/>
-        </w:rPr>
-        <w:t>STIM1</w:t>
-      </w:r>
-      <w:r>
-        <w:rPr/>
-        <w:t xml:space="preserve">, and does not establish a direct APA event in any of its genes. No index change of 0.05 or more was found for </w:t>
-      </w:r>
-      <w:r>
-        <w:rPr>
-          <w:i/>
-        </w:rPr>
-        <w:t>ORAI1</w:t>
-      </w:r>
-      <w:r>
-        <w:rPr/>
-        <w:t xml:space="preserve">–3, </w:t>
-      </w:r>
-      <w:r>
-        <w:rPr>
-          <w:i/>
-        </w:rPr>
-        <w:t>TRPC1</w:t>
-      </w:r>
-      <w:r>
-        <w:rPr/>
-        <w:t xml:space="preserve">, </w:t>
-      </w:r>
-      <w:r>
-        <w:rPr>
-          <w:i/>
-        </w:rPr>
-        <w:t>SARAF</w:t>
-      </w:r>
-      <w:r>
-        <w:rPr/>
-        <w:t xml:space="preserve">, </w:t>
-      </w:r>
-      <w:r>
-        <w:rPr>
-          <w:i/>
-        </w:rPr>
-        <w:t>STIMATE</w:t>
-      </w:r>
-      <w:r>
-        <w:rPr/>
-        <w:t xml:space="preserve">, </w:t>
-      </w:r>
-      <w:r>
-        <w:rPr>
-          <w:i/>
-        </w:rPr>
-        <w:t>CBARP</w:t>
-      </w:r>
-      <w:r>
-        <w:rPr/>
-        <w:t xml:space="preserve"> or the SERCA genes, and the two units of those genes whose intervals exclude zero are negligible in size (</w:t>
-      </w:r>
-      <w:r>
-        <w:rPr>
-          <w:i/>
-        </w:rPr>
-        <w:t>SARAF</w:t>
-      </w:r>
-      <w:r>
-        <w:rPr/>
-        <w:t xml:space="preserve"> terminal exon −0.036, </w:t>
-      </w:r>
-      <w:r>
-        <w:rPr>
-          <w:i/>
-        </w:rPr>
-        <w:t>ORAI2</w:t>
-      </w:r>
-      <w:r>
-        <w:rPr/>
-        <w:t xml:space="preserve"> terminal exon +0.012). Outside the SOCE machinery, three units of the Ca²⁺ panel likewise exclude zero: the </w:t>
-      </w:r>
-      <w:r>
-        <w:rPr>
-          <w:i/>
-        </w:rPr>
-        <w:t>ITPR3</w:t>
-      </w:r>
-      <w:r>
-        <w:rPr/>
-        <w:t xml:space="preserve"> terminal exon (−0.152), the </w:t>
-      </w:r>
-      <w:r>
-        <w:rPr>
-          <w:i/>
-        </w:rPr>
-        <w:t>MICU3</w:t>
-      </w:r>
-      <w:r>
-        <w:rPr/>
-        <w:t xml:space="preserve"> terminal exon (+0.097) and the </w:t>
-      </w:r>
-      <w:r>
-        <w:rPr>
-          <w:i/>
-        </w:rPr>
-        <w:t>ITPR1</w:t>
-      </w:r>
-      <w:r>
-        <w:rPr/>
-        <w:t xml:space="preserve"> terminal exon (−0.055), so the ER-release and mitochondrial-uptake arms show the same kind of candidate gradient as </w:t>
-      </w:r>
-      <w:r>
-        <w:rPr>
-          <w:i/>
-        </w:rPr>
-        <w:t>STIM1</w:t>
-      </w:r>
-      <w:r>
-        <w:rPr/>
-        <w:t xml:space="preserve"> rather than being spared. Larger shifts occur in the cryptic positive controls analysed alongside the panel, the </w:t>
-      </w:r>
-      <w:r>
-        <w:rPr>
-          <w:i/>
-        </w:rPr>
-        <w:t>UNC13A</w:t>
-      </w:r>
-      <w:r>
-        <w:rPr/>
-        <w:t xml:space="preserve"> intron 2 unit most of all (−0.267), which is how the assay is expected to behave in this model. Because the positive control responded only moderately here, absence of a signal is not evidence that these genes are spared.</w:t>
+        <w:t xml:space="preserve">Two nominal results among 24 dataset–panel combinations, drawn from panels that are nested by construction, is what chance gives. Once the number of combinations is taken into account there is no evidence that Ca²⁺ homeostasis genes are enriched for splicing changes, and the apparent enrichment in the primary model is explained by the length and expression properties of those genes. We report the two motor-neuron panels as the only combinations that survived matching, not as an established enrichment.</w:t>
+      </w:r>
+    </w:p>
+    <w:bookmarkEnd w:id="35"/>
+    <w:bookmarkStart w:id="36" w:name="X1ad39fe12362d18846df18291a4ef3a06af7863"/>
+    <w:p>
+      <w:pPr>
+        <w:pStyle w:val="Heading3"/>
+        <w:rPr>
+          <w:b w:val="1"/>
+        </w:rPr>
+        <w:jc w:val="left"/>
+      </w:pPr>
+      <w:r>
+        <w:rPr>
+          <w:b w:val="1"/>
+        </w:rPr>
+        <w:t xml:space="preserve">3.9 TRPC1, SARAF and CBARP differ across ALS and neurological comparison cohorts</w:t>
+      </w:r>
+    </w:p>
+    <w:p>
+      <w:pPr>
+        <w:pStyle w:val="FirstParagraph"/>
+        <w:jc w:val="both"/>
+      </w:pPr>
+      <w:r>
+        <w:t xml:space="preserve">We next asked whether these transcript-level changes are present in patient tissue (Figure 5; Table 5).</w:t>
       </w:r>
     </w:p>
     <w:p>
@@ -4598,78 +4766,113 @@
         <w:jc w:val="both"/>
       </w:pPr>
       <w:r>
-        <w:rPr/>
-        <w:t xml:space="preserve">We therefore repeated the analysis in the iPSC-derived motor neurons, where 59 units in 29 genes passed the same depth filter and the positive control behaved as intended: the index of </w:t>
+        <w:t xml:space="preserve">In the NYGC ALS cohort,</w:t>
+      </w:r>
+      <w:r>
+        <w:t xml:space="preserve"> </w:t>
       </w:r>
       <w:r>
         <w:rPr>
           <w:i/>
-        </w:rPr>
-        <w:t>STMN2</w:t>
-      </w:r>
-      <w:r>
-        <w:rPr/>
-        <w:t xml:space="preserve"> intron 2, which contains cryptic exon 2a, rose from 0.570 in controls to 0.819 in knockdown (Δ = +0.249, interval +0.208 to +0.290). Against it the SOCE-machinery genes again showed only small shifts, the largest being </w:t>
+          <w:iCs/>
+        </w:rPr>
+        <w:t xml:space="preserve">TRPC1</w:t>
+      </w:r>
+      <w:r>
+        <w:t xml:space="preserve"> </w:t>
+      </w:r>
+      <w:r>
+        <w:t xml:space="preserve">was increased in six of the seven brain regions tested (Cliff’s δ = +0.447 to +0.699, q &lt; 0.05), the exception being occipital cortex, in which no gene reached significance in any comparison.</w:t>
+      </w:r>
+      <w:r>
+        <w:t xml:space="preserve"> </w:t>
       </w:r>
       <w:r>
         <w:rPr>
           <w:i/>
-        </w:rPr>
-        <w:t>ATP2A2</w:t>
-      </w:r>
-      <w:r>
-        <w:rPr/>
-        <w:t xml:space="preserve"> intron 3 (−0.164) and, below 0.10, </w:t>
+          <w:iCs/>
+        </w:rPr>
+        <w:t xml:space="preserve">SARAF</w:t>
+      </w:r>
+      <w:r>
+        <w:t xml:space="preserve"> </w:t>
+      </w:r>
+      <w:r>
+        <w:t xml:space="preserve">was increased and</w:t>
+      </w:r>
+      <w:r>
+        <w:t xml:space="preserve"> </w:t>
       </w:r>
       <w:r>
         <w:rPr>
           <w:i/>
-        </w:rPr>
-        <w:t>SARAF</w:t>
-      </w:r>
-      <w:r>
-        <w:rPr/>
-        <w:t xml:space="preserve"> intron 5 (+0.097), </w:t>
+          <w:iCs/>
+        </w:rPr>
+        <w:t xml:space="preserve">CBARP</w:t>
+      </w:r>
+      <w:r>
+        <w:t xml:space="preserve"> </w:t>
+      </w:r>
+      <w:r>
+        <w:t xml:space="preserve">decreased in the same six regions, and both also changed significantly in cervical and lumbar cord (</w:t>
       </w:r>
       <w:r>
         <w:rPr>
           <w:i/>
-        </w:rPr>
-        <w:t>TRPC1</w:t>
-      </w:r>
-      <w:r>
-        <w:rPr/>
-        <w:t xml:space="preserve"> intron 1 (+0.083) and the </w:t>
+          <w:iCs/>
+        </w:rPr>
+        <w:t xml:space="preserve">SARAF</w:t>
+      </w:r>
+      <w:r>
+        <w:t xml:space="preserve"> </w:t>
+      </w:r>
+      <w:r>
+        <w:t xml:space="preserve">δ = +0.48 and +0.50;</w:t>
+      </w:r>
+      <w:r>
+        <w:t xml:space="preserve"> </w:t>
       </w:r>
       <w:r>
         <w:rPr>
           <w:i/>
-        </w:rPr>
-        <w:t>STIM2</w:t>
-      </w:r>
-      <w:r>
-        <w:rPr/>
-        <w:t xml:space="preserve"> terminal exon (−0.074). The SH-SY5Y </w:t>
+          <w:iCs/>
+        </w:rPr>
+        <w:t xml:space="preserve">CBARP</w:t>
+      </w:r>
+      <w:r>
+        <w:t xml:space="preserve"> </w:t>
+      </w:r>
+      <w:r>
+        <w:t xml:space="preserve">δ = −0.46 and −0.45).</w:t>
+      </w:r>
+      <w:r>
+        <w:t xml:space="preserve"> </w:t>
       </w:r>
       <w:r>
         <w:rPr>
           <w:i/>
-        </w:rPr>
-        <w:t>STIM1</w:t>
-      </w:r>
-      <w:r>
-        <w:rPr/>
-        <w:t xml:space="preserve"> intron 17 unit did not reach the depth filter here (</w:t>
+          <w:iCs/>
+        </w:rPr>
+        <w:t xml:space="preserve">ORAI1</w:t>
+      </w:r>
+      <w:r>
+        <w:t xml:space="preserve"/>
+      </w:r>
+      <w:r>
+        <w:t xml:space="preserve">, a lower-relative-abundance member of its transcript family in the cellular model, showed no significant change in any ALS region.</w:t>
+      </w:r>
+      <w:r>
+        <w:t xml:space="preserve"> </w:t>
       </w:r>
       <w:r>
         <w:rPr>
           <w:i/>
-        </w:rPr>
-        <w:t>STIM2</w:t>
-      </w:r>
-      <w:r>
-        <w:rPr/>
-        <w:t xml:space="preserve"> intron 13 gave −0.024, interval spanning zero). Here n = 2, so the enumerated bootstrap has sixteen draws and its intervals are coarse, and the point estimates carry the information.</w:t>
+          <w:iCs/>
+        </w:rPr>
+        <w:t xml:space="preserve">ATP2A3</w:t>
+      </w:r>
+      <w:r>
+        <w:t xml:space="preserve">, the other low-abundance member that rises in the cellular model, moved in the opposite direction in tissue: it was significantly decreased in frontal and lateral motor cortex, hippocampus, and cervical and lumbar cord (δ = −0.36 to −0.57).</w:t>
       </w:r>
     </w:p>
     <w:p>
@@ -4678,118 +4881,23 @@
         <w:jc w:val="both"/>
       </w:pPr>
       <w:r>
-        <w:t xml:space="preserve">The two mouse lines gave 74 qualifying units in C2C12 and 131 in NSC34, neither with a positive control for this assay, because the </w:t>
-      </w:r>
-      <w:r>
-        <w:t xml:space="preserve"/>
+        <w:t xml:space="preserve">Notably, the ALS increase in</w:t>
+      </w:r>
+      <w:r>
+        <w:t xml:space="preserve"> </w:t>
       </w:r>
       <w:r>
         <w:rPr>
           <w:i/>
           <w:iCs/>
         </w:rPr>
-        <w:t xml:space="preserve">STMN2</w:t>
-      </w:r>
-      <w:r>
-        <w:t xml:space="preserve"> </w:t>
-      </w:r>
-      <w:r>
-        <w:t xml:space="preserve">cryptic polyadenylation site is absent from the mouse gene </w:t>
-      </w:r>
-      <w:r>
-        <w:fldChar w:fldCharType="begin"/>
-      </w:r>
-      <w:r>
-        <w:instrText xml:space="preserve"> ADDIN ZOTERO_ITEM CSL_CITATION {"citationID":"V5ndP5X8","properties":{"formattedCitation":"(Melamed et al., 2019)","plainCitation":"(Melamed et al., 2019)","noteIndex":0},"citationItems":[{"id":698,"uris":["http://zotero.org/users/local/9j0F5ae7/items/5E8X6UCK"],"itemData":{"id":698,"type":"article-journal","title":"Premature polyadenylation-mediated loss of stathmin-2 is a hallmark of TDP-43-dependent neurodegeneration","author":[{"family":"Melamed","given":"Ze’ev"},{"family":"López-Erauskin","given":"Jone"},{"family":"Baughn","given":"Michael W."},{"family":"Zhang","given":"Ouyang"},{"family":"Drenner","given":"Kevin"},{"family":"Sun","given":"Ying"},{"family":"Freyermuth","given":"Fernande"},{"family":"McMahon","given":"Moira A."},{"family":"Beccari","given":"Melinda S."},{"family":"Artates","given":"Jon W."},{"family":"Ohkubo","given":"Takuya"},{"family":"Rodriguez","given":"Maria"},{"family":"Lin","given":"Nianwei"},{"family":"Wu","given":"Dongmei"},{"family":"Bennett","given":"C. Frank"},{"family":"Rigo","given":"Frank"},{"family":"Da Cruz","given":"Sandrine"},{"family":"Ravits","given":"John"},{"family":"Lagier-Tourenne","given":"Clotilde"},{"family":"Cleveland","given":"Don W."}],"issued":{"date-parts":[[2019]]},"container-title":"Nature Neuroscience","volume":"22","issue":"2","page":"180-190","DOI":"10.1038/s41593-018-0293-z","URL":"https://www.nature.com/articles/s41593-018-0293-z"}}],"schema":"https://github.com/citation-style-language/schema/raw/master/csl-citation.json"} </w:instrText>
-      </w:r>
-      <w:r>
-        <w:fldChar w:fldCharType="separate"/>
-      </w:r>
-      <w:r>
-        <w:t>(Melamed et al., 2019)</w:t>
-      </w:r>
-      <w:r>
-        <w:fldChar w:fldCharType="end"/>
-      </w:r>
-      <w:r>
-        <w:t>, so the</w:t>
-      </w:r>
-      <w:r>
-        <w:t xml:space="preserve"> </w:t>
-      </w:r>
-      <w:r>
-        <w:rPr>
-          <w:i/>
-          <w:iCs/>
-        </w:rPr>
-        <w:t xml:space="preserve">Stmn2</w:t>
-      </w:r>
-      <w:r>
-        <w:t xml:space="preserve"> </w:t>
-      </w:r>
-      <w:r>
-        <w:t xml:space="preserve">units cannot serve as one. No SOCE-machinery unit exceeded |Δ| = 0.30 in either line, and the two largest (</w:t>
-      </w:r>
-      <w:r>
-        <w:rPr>
-          <w:i/>
-          <w:iCs/>
-        </w:rPr>
-        <w:t xml:space="preserve">Atp2a2</w:t>
-      </w:r>
-      <w:r>
-        <w:t xml:space="preserve"> </w:t>
-      </w:r>
-      <w:r>
-        <w:t xml:space="preserve">intron 6, +0.285, and</w:t>
-      </w:r>
-      <w:r>
-        <w:t xml:space="preserve"> </w:t>
-      </w:r>
-      <w:r>
-        <w:rPr>
-          <w:i/>
-          <w:iCs/>
-        </w:rPr>
-        <w:t xml:space="preserve">Trpc1</w:t>
-      </w:r>
-      <w:r>
-        <w:t xml:space="preserve"> </w:t>
-      </w:r>
-      <w:r>
-        <w:t xml:space="preserve">intron 7, +0.260, both in C2C12) have intervals that include zero and are not reproduced in the other line. One unit is positive in both motor-neuron models: the</w:t>
-      </w:r>
-      <w:r>
-        <w:t xml:space="preserve"> </w:t>
-      </w:r>
-      <w:r>
-        <w:rPr>
-          <w:i/>
-          <w:iCs/>
-        </w:rPr>
-        <w:t xml:space="preserve">SARAF</w:t>
-      </w:r>
-      <w:r>
-        <w:t xml:space="preserve"> </w:t>
-      </w:r>
-      <w:r>
-        <w:t xml:space="preserve">intron 5 index rises in the iPSC-derived motor neurons (+0.097) and the</w:t>
-      </w:r>
-      <w:r>
-        <w:t xml:space="preserve"> </w:t>
-      </w:r>
-      <w:r>
-        <w:rPr>
-          <w:i/>
-          <w:iCs/>
-        </w:rPr>
-        <w:t xml:space="preserve">Saraf</w:t>
-      </w:r>
-      <w:r>
-        <w:t xml:space="preserve"> </w:t>
-      </w:r>
-      <w:r>
-        <w:t xml:space="preserve">intron 5 index in NSC34 (+0.204), while in SH-SY5Y the same unit is uninformative (0.000, interval −0.264 to +0.241). We record it as a candidate rather than a finding: the NSC34 interval is wide, the myoblast line shows nothing there, the units are matched by number rather than by sequence alignment, and a coverage gradient is not a poly(A) site.</w:t>
+        <w:t xml:space="preserve">TRPC1</w:t>
+      </w:r>
+      <w:r>
+        <w:t xml:space="preserve"> </w:t>
+      </w:r>
+      <w:r>
+        <w:t xml:space="preserve">was confined to brain: none of the three spinal cord levels reached significance, and thoracic cord trended negative (δ = −0.321). Cervical and lumbar cord are well powered in this cohort, so the absence there is informative; thoracic cord and occipital cortex are not, since no gene reached significance in either.</w:t>
       </w:r>
     </w:p>
     <w:p>
@@ -4798,33 +4906,51 @@
         <w:jc w:val="both"/>
       </w:pPr>
       <w:r>
-        <w:t xml:space="preserve">Taken together, these analyses support altered calcium-related RNA profiles but do not establish whether any SOCE-machinery gene is a direct target of cryptic splicing, APA or NMD-coupled degradation. The NMD and APA screens are hypothesis-generating: the first because batch is confounded with TDP-43 status, the second because it measures coverage gradients rather than poly(A) sites.</w:t>
-      </w:r>
-    </w:p>
-    <w:bookmarkEnd w:id="34"/>
-    <w:bookmarkStart w:id="35" w:name="X296809a5d7cffea79e21b8aac279c8835f73ff1"/>
-    <w:p>
-      <w:pPr>
-        <w:pStyle w:val="Heading3"/>
-        <w:rPr>
-          <w:b w:val="1"/>
-        </w:rPr>
-        <w:jc w:val="left"/>
-      </w:pPr>
-      <w:r>
-        <w:rPr>
-          <w:b w:val="1"/>
-        </w:rPr>
-        <w:t xml:space="preserve">3.8 Enrichment of splicing changes in Ca²⁺ genes is model-dependent</w:t>
-      </w:r>
-    </w:p>
-    <w:p>
-      <w:pPr>
-        <w:pStyle w:val="FirstParagraph"/>
-        <w:jc w:val="both"/>
-      </w:pPr>
-      <w:r>
-        <w:t xml:space="preserve">Testing whether Ca²⁺ genes are enriched for splicing changes required care, because power to detect an event scales with gene length, exon number and expression, and Ca²⁺ channel genes are extreme on all three.</w:t>
+        <w:t xml:space="preserve">The</w:t>
+      </w:r>
+      <w:r>
+        <w:t xml:space="preserve"> </w:t>
+      </w:r>
+      <w:r>
+        <w:t xml:space="preserve">“Other Neurological Disorders”</w:t>
+      </w:r>
+      <w:r>
+        <w:t xml:space="preserve"> </w:t>
+      </w:r>
+      <w:r>
+        <w:t xml:space="preserve">group within the same cohort was compared against the same controls.</w:t>
+      </w:r>
+      <w:r>
+        <w:t xml:space="preserve"> </w:t>
+      </w:r>
+      <w:r>
+        <w:rPr>
+          <w:i/>
+          <w:iCs/>
+        </w:rPr>
+        <w:t xml:space="preserve">TRPC1</w:t>
+      </w:r>
+      <w:r>
+        <w:t xml:space="preserve"> </w:t>
+      </w:r>
+      <w:r>
+        <w:t xml:space="preserve">decreased in all three testable regions (δ = −0.407 to −0.717), the opposite direction to ALS. Shared controls remove confounding specific to the control samples, but do not resolve differences in disease composition, brain region, case processing or cell composition between the case groups. GFAP and SNAP25 moved more strongly in the comparison group than in ALS while</w:t>
+      </w:r>
+      <w:r>
+        <w:t xml:space="preserve"> </w:t>
+      </w:r>
+      <w:r>
+        <w:rPr>
+          <w:i/>
+          <w:iCs/>
+        </w:rPr>
+        <w:t xml:space="preserve">TRPC1</w:t>
+      </w:r>
+      <w:r>
+        <w:t xml:space="preserve"> </w:t>
+      </w:r>
+      <w:r>
+        <w:t xml:space="preserve">fell; these markers make a simple neurodegeneration explanation less compelling but do not provide comprehensive cell-composition adjustment.</w:t>
       </w:r>
     </w:p>
     <w:p>
@@ -4833,60 +4959,7 @@
         <w:jc w:val="both"/>
       </w:pPr>
       <w:r>
-        <w:t xml:space="preserve">In SH-SY5Y, the expanded Ca²⁺ panel showed 133 of 383 testable genes with at least one significant event (34.7%) against a background of 30.7%, giving an uncorrected hypergeometric p = 0.051. Against the covariate-matched empirical null, however, the expected rate was 32.4% and the permutation p-value was 0.139 (Supplementary Table S4). Against that null the excess is not significant, so this model provides no evidence of enrichment beyond the length and expression properties of Ca²⁺ genes.</w:t>
-      </w:r>
-    </w:p>
-    <w:p>
-      <w:pPr>
-        <w:pStyle w:val="BodyText"/>
-        <w:jc w:val="both"/>
-      </w:pPr>
-      <w:r>
-        <w:t xml:space="preserve">The result differed by model. In iPSC-derived motor neurons, the most disease-relevant system examined, enrichment survived matching for both the channel/transport panel (p = 0.046) and the curated Ca²⁺-handling panel (p = 0.032), although neither p value would survive correction across the 24 dataset–panel combinations tested. In iPSC colonies, by contrast, nominally significant enrichment (hypergeometric p = 0.018–0.022) disappeared entirely against the matched null (p = 0.54–0.64).</w:t>
-      </w:r>
-    </w:p>
-    <w:p>
-      <w:pPr>
-        <w:pStyle w:val="BodyText"/>
-        <w:jc w:val="both"/>
-      </w:pPr>
-      <w:r>
-        <w:t xml:space="preserve">We therefore regard enrichment of splicing changes in Ca²⁺ homeostasis genes as a tentative, motor-neuron-associated observation rather than a general property of TDP-43 depletion.</w:t>
-      </w:r>
-    </w:p>
-    <w:bookmarkEnd w:id="35"/>
-    <w:bookmarkStart w:id="36" w:name="X1ad39fe12362d18846df18291a4ef3a06af7863"/>
-    <w:p>
-      <w:pPr>
-        <w:pStyle w:val="Heading3"/>
-        <w:rPr>
-          <w:b w:val="1"/>
-        </w:rPr>
-        <w:jc w:val="left"/>
-      </w:pPr>
-      <w:r>
-        <w:rPr>
-          <w:b w:val="1"/>
-        </w:rPr>
-        <w:t xml:space="preserve">3.9 TRPC1, SARAF and CBARP differ across ALS and neurological comparison cohorts</w:t>
-      </w:r>
-    </w:p>
-    <w:p>
-      <w:pPr>
-        <w:pStyle w:val="FirstParagraph"/>
-        <w:jc w:val="both"/>
-      </w:pPr>
-      <w:r>
-        <w:t xml:space="preserve">We next asked whether these transcript-level changes are present in patient tissue (Figure 5; Table 5).</w:t>
-      </w:r>
-    </w:p>
-    <w:p>
-      <w:pPr>
-        <w:pStyle w:val="BodyText"/>
-        <w:jc w:val="both"/>
-      </w:pPr>
-      <w:r>
-        <w:t xml:space="preserve">In the NYGC ALS cohort,</w:t>
+        <w:t xml:space="preserve">Three independent diseases, in four datasets, extended this (Supplementary Figure S7).</w:t>
       </w:r>
       <w:r>
         <w:t xml:space="preserve"> </w:t>
@@ -4902,7 +4975,7 @@
         <w:t xml:space="preserve"> </w:t>
       </w:r>
       <w:r>
-        <w:t xml:space="preserve">was increased in six of the seven brain regions tested (Cliff’s δ = +0.447 to +0.699, q &lt; 0.05), the exception being occipital cortex, in which no gene reached significance in any comparison.</w:t>
+        <w:t xml:space="preserve">was decreased in Alzheimer’s disease (δ = −0.447; q = 1.6 × 10⁻⁷, with Braak-stage correlation ρ = −0.183, p = 1.8 × 10⁻³) and in Parkinson’s disease (δ = −0.677; q = 1.8 × 10⁻⁴). In multiple sclerosis,</w:t>
       </w:r>
       <w:r>
         <w:t xml:space="preserve"> </w:t>
@@ -4912,272 +4985,79 @@
           <w:i/>
           <w:iCs/>
         </w:rPr>
-        <w:t xml:space="preserve">SARAF</w:t>
-      </w:r>
-      <w:r>
-        <w:t xml:space="preserve"> </w:t>
-      </w:r>
-      <w:r>
-        <w:t xml:space="preserve">was increased and</w:t>
-      </w:r>
-      <w:r>
-        <w:t xml:space="preserve"> </w:t>
+        <w:t xml:space="preserve">TRPC1</w:t>
+      </w:r>
+      <w:r>
+        <w:t xml:space="preserve"> </w:t>
+      </w:r>
+      <w:r>
+        <w:t xml:space="preserve">was decreased at donor level across all sampled lesion types (δ = −0.840; q = 0.038) and in lesions at sample level (δ = −0.594; q = 1.3 × 10⁻⁴); the direction was the same in the second multiple sclerosis cohort, which was underpowered (five regions pooled, δ = −0.226; q = 0.49). The decrease could reflect demyelination rather than a neuronal change, because TRPC1 contributes to SOCE in oligodendrocyte precursor cells </w:t>
+      </w:r>
+      <w:r>
+        <w:fldChar w:fldCharType="begin"/>
+      </w:r>
+      <w:r>
+        <w:instrText xml:space="preserve"> ADDIN ZOTERO_ITEM CSL_CITATION {"citationID":"mHprdcHZ","properties":{"formattedCitation":"(Paez et al., 2011)","plainCitation":"(Paez et al., 2011)","noteIndex":0},"citationItems":[{"id":873,"uris":["http://zotero.org/users/local/9j0F5ae7/items/VABZ9LW3"],"itemData":{"id":873,"type":"article-journal","title":"Modulation of Canonical Transient Receptor Potential Channel 1 in the Proliferation of Oligodendrocyte Precursor Cells by the Golli Products of the Myelin Basic Protein Gene","author":[{"family":"Paez","given":"Pablo M."},{"family":"Fulton","given":"Daniel"},{"family":"Spreuer","given":"Vilma"},{"family":"Handley","given":"Vance"},{"family":"Campagnoni","given":"Anthony T."}],"issued":{"date-parts":[[2011]]},"container-title":"The Journal of Neuroscience","volume":"31","issue":"10","page":"3625-3637","DOI":"10.1523/jneurosci.4424-10.2011","URL":"https://doi.org/10.1523/jneurosci.4424-10.2011"}}],"schema":"https://github.com/citation-style-language/schema/raw/master/csl-citation.json"} </w:instrText>
+      </w:r>
+      <w:r>
+        <w:fldChar w:fldCharType="separate"/>
+      </w:r>
+      <w:r>
+        <w:t>(Paez et al., 2011)</w:t>
+      </w:r>
+      <w:r>
+        <w:fldChar w:fldCharType="end"/>
+      </w:r>
+      <w:r>
+        <w:t>. Two controls argue against that explanation: the decrease is present in normal-appearing white matter, where the myelin markers are unchanged (δ = −0.482 at sample level, p = 0.005; −0.771 at donor level, p = 0.030), and it survives regression of TRPC1 on MBP, PLP1 and GFAP, although the adjusted difference is smaller and, at donor level, is not significant. The lesion types, the myelin-adjusted values and the second cohort are given in Supplementary Results 4 and Supplementary Table S16.</w:t>
+      </w:r>
+      <w:r>
+        <w:t xml:space="preserve"/>
       </w:r>
       <w:r>
         <w:rPr>
           <w:i/>
           <w:iCs/>
         </w:rPr>
-        <w:t xml:space="preserve">CBARP</w:t>
-      </w:r>
-      <w:r>
-        <w:t xml:space="preserve"> </w:t>
-      </w:r>
-      <w:r>
-        <w:t xml:space="preserve">decreased in the same six regions, and both also changed significantly in cervical and lumbar cord (</w:t>
+        <w:t xml:space="preserve"/>
+      </w:r>
+      <w:r>
+        <w:t xml:space="preserve"/>
+      </w:r>
+      <w:r>
+        <w:t xml:space="preserve"/>
+      </w:r>
+      <w:r>
+        <w:t xml:space="preserve"/>
       </w:r>
       <w:r>
         <w:rPr>
           <w:i/>
           <w:iCs/>
         </w:rPr>
-        <w:t xml:space="preserve">SARAF</w:t>
-      </w:r>
-      <w:r>
-        <w:t xml:space="preserve"> </w:t>
-      </w:r>
-      <w:r>
-        <w:t xml:space="preserve">δ = +0.48 and +0.50;</w:t>
-      </w:r>
-      <w:r>
-        <w:t xml:space="preserve"> </w:t>
+        <w:t xml:space="preserve"/>
+      </w:r>
+      <w:r>
+        <w:t xml:space="preserve"/>
+      </w:r>
+      <w:r>
+        <w:t xml:space="preserve"/>
+      </w:r>
+      <w:r>
+        <w:t xml:space="preserve"/>
       </w:r>
       <w:r>
         <w:rPr>
           <w:i/>
           <w:iCs/>
         </w:rPr>
-        <w:t xml:space="preserve">CBARP</w:t>
-      </w:r>
-      <w:r>
-        <w:t xml:space="preserve"> </w:t>
-      </w:r>
-      <w:r>
-        <w:t xml:space="preserve">δ = −0.46 and −0.45).</w:t>
-      </w:r>
-      <w:r>
-        <w:t xml:space="preserve"> </w:t>
-      </w:r>
-      <w:r>
-        <w:rPr>
-          <w:i/>
-          <w:iCs/>
-        </w:rPr>
-        <w:t xml:space="preserve">ORAI1</w:t>
-      </w:r>
-      <w:r>
         <w:t xml:space="preserve"/>
       </w:r>
       <w:r>
-        <w:t xml:space="preserve">, a lower-relative-abundance member of its transcript family in the cellular model, showed no significant change in any ALS region.</w:t>
-      </w:r>
-      <w:r>
-        <w:t xml:space="preserve"> </w:t>
-      </w:r>
-      <w:r>
-        <w:rPr>
-          <w:i/>
-          <w:iCs/>
-        </w:rPr>
-        <w:t xml:space="preserve">ATP2A3</w:t>
-      </w:r>
-      <w:r>
-        <w:t xml:space="preserve">, the other low-abundance member that rises in the cellular model, moved in the opposite direction in tissue: it was significantly decreased in frontal and lateral motor cortex, hippocampus, and cervical and lumbar cord (δ = −0.36 to −0.57).</w:t>
-      </w:r>
-    </w:p>
-    <w:p>
-      <w:pPr>
-        <w:pStyle w:val="BodyText"/>
-        <w:jc w:val="both"/>
-      </w:pPr>
-      <w:r>
-        <w:t xml:space="preserve">Notably, the ALS increase in</w:t>
-      </w:r>
-      <w:r>
-        <w:t xml:space="preserve"> </w:t>
-      </w:r>
-      <w:r>
-        <w:rPr>
-          <w:i/>
-          <w:iCs/>
-        </w:rPr>
-        <w:t xml:space="preserve">TRPC1</w:t>
-      </w:r>
-      <w:r>
-        <w:t xml:space="preserve"> </w:t>
-      </w:r>
-      <w:r>
-        <w:t xml:space="preserve">was confined to brain: none of the three spinal cord levels reached significance, and thoracic cord trended negative (δ = −0.321). Cervical and lumbar cord are well powered in this cohort, so the absence there is informative; thoracic cord and occipital cortex are not, since no gene reached significance in either.</w:t>
-      </w:r>
-    </w:p>
-    <w:p>
-      <w:pPr>
-        <w:pStyle w:val="BodyText"/>
-        <w:jc w:val="both"/>
-      </w:pPr>
-      <w:r>
-        <w:t xml:space="preserve">The</w:t>
-      </w:r>
-      <w:r>
-        <w:t xml:space="preserve"> </w:t>
-      </w:r>
-      <w:r>
-        <w:t xml:space="preserve">“Other Neurological Disorders”</w:t>
-      </w:r>
-      <w:r>
-        <w:t xml:space="preserve"> </w:t>
-      </w:r>
-      <w:r>
-        <w:t xml:space="preserve">group within the same cohort was compared against the same controls.</w:t>
-      </w:r>
-      <w:r>
-        <w:t xml:space="preserve"> </w:t>
-      </w:r>
-      <w:r>
-        <w:rPr>
-          <w:i/>
-          <w:iCs/>
-        </w:rPr>
-        <w:t xml:space="preserve">TRPC1</w:t>
-      </w:r>
-      <w:r>
-        <w:t xml:space="preserve"> </w:t>
-      </w:r>
-      <w:r>
-        <w:t xml:space="preserve">decreased in all three testable regions (δ = −0.407 to −0.717), the opposite direction to ALS. Shared controls remove confounding specific to the control samples, but do not resolve differences in disease composition, brain region, case processing or cell composition between the case groups. GFAP and SNAP25 moved more strongly in the comparison group than in ALS while</w:t>
-      </w:r>
-      <w:r>
-        <w:t xml:space="preserve"> </w:t>
-      </w:r>
-      <w:r>
-        <w:rPr>
-          <w:i/>
-          <w:iCs/>
-        </w:rPr>
-        <w:t xml:space="preserve">TRPC1</w:t>
-      </w:r>
-      <w:r>
-        <w:t xml:space="preserve"> </w:t>
-      </w:r>
-      <w:r>
-        <w:t xml:space="preserve">fell; these markers make a simple neurodegeneration explanation less compelling but do not provide comprehensive cell-composition adjustment.</w:t>
-      </w:r>
-    </w:p>
-    <w:p>
-      <w:pPr>
-        <w:pStyle w:val="BodyText"/>
-        <w:jc w:val="both"/>
-      </w:pPr>
-      <w:r>
-        <w:t xml:space="preserve">Three independent diseases, in four datasets, extended this (Supplementary Figure S7).</w:t>
-      </w:r>
-      <w:r>
-        <w:t xml:space="preserve"> </w:t>
-      </w:r>
-      <w:r>
-        <w:rPr>
-          <w:i/>
-          <w:iCs/>
-        </w:rPr>
-        <w:t xml:space="preserve">TRPC1</w:t>
-      </w:r>
-      <w:r>
-        <w:t xml:space="preserve"> </w:t>
-      </w:r>
-      <w:r>
-        <w:t xml:space="preserve">was decreased in Alzheimer’s disease (δ = −0.447; q = 1.6 × 10⁻⁷, with Braak-stage correlation ρ = −0.183, p = 1.8 × 10⁻³) and in Parkinson’s disease (δ = −0.677; q = 1.8 × 10⁻⁴). In multiple sclerosis,</w:t>
-      </w:r>
-      <w:r>
-        <w:t xml:space="preserve"> </w:t>
-      </w:r>
-      <w:r>
-        <w:rPr>
-          <w:i/>
-          <w:iCs/>
-        </w:rPr>
-        <w:t xml:space="preserve">TRPC1</w:t>
-      </w:r>
-      <w:r>
-        <w:t xml:space="preserve"> </w:t>
-      </w:r>
-      <w:r>
-        <w:t xml:space="preserve">was decreased at donor level across all sampled lesion types (δ = −0.840; q = 0.038) and in lesions at sample level (δ = −0.594; q = 1.3 × 10⁻⁴); the direction was the same in the second multiple sclerosis cohort, which was underpowered (five regions pooled, δ = −0.226; q = 0.49). Because TRPC1 contributes to SOCE in oligodendrocyte precursor cells </w:t>
-      </w:r>
-      <w:r>
-        <w:fldChar w:fldCharType="begin"/>
-      </w:r>
-      <w:r>
-        <w:instrText xml:space="preserve"> ADDIN ZOTERO_ITEM CSL_CITATION {"citationID":"mHprdcHZ","properties":{"formattedCitation":"(Paez et al., 2011)","plainCitation":"(Paez et al., 2011)","noteIndex":0},"citationItems":[{"id":873,"uris":["http://zotero.org/users/local/9j0F5ae7/items/VABZ9LW3"],"itemData":{"id":873,"type":"article-journal","title":"Modulation of Canonical Transient Receptor Potential Channel 1 in the Proliferation of Oligodendrocyte Precursor Cells by the Golli Products of the Myelin Basic Protein Gene","author":[{"family":"Paez","given":"Pablo M."},{"family":"Fulton","given":"Daniel"},{"family":"Spreuer","given":"Vilma"},{"family":"Handley","given":"Vance"},{"family":"Campagnoni","given":"Anthony T."}],"issued":{"date-parts":[[2011]]},"container-title":"The Journal of Neuroscience","volume":"31","issue":"10","page":"3625-3637","DOI":"10.1523/jneurosci.4424-10.2011","URL":"https://doi.org/10.1523/jneurosci.4424-10.2011"}}],"schema":"https://github.com/citation-style-language/schema/raw/master/csl-citation.json"} </w:instrText>
-      </w:r>
-      <w:r>
-        <w:fldChar w:fldCharType="separate"/>
-      </w:r>
-      <w:r>
-        <w:t>(Paez et al., 2011)</w:t>
-      </w:r>
-      <w:r>
-        <w:fldChar w:fldCharType="end"/>
-      </w:r>
-      <w:r>
-        <w:t>, we asked whether the decrease simply reflected demyelination and loss of oligodendrocyte-lineage cells. In normal-appearing white matter, where the myelin markers MBP (δ = +0.051), PLP1 (−0.074), MOG (−0.257) and MAG (−0.299) were unchanged,</w:t>
-      </w:r>
-      <w:r>
-        <w:t xml:space="preserve"> </w:t>
-      </w:r>
-      <w:r>
-        <w:rPr>
-          <w:i/>
-          <w:iCs/>
-        </w:rPr>
-        <w:t xml:space="preserve">TRPC1</w:t>
-      </w:r>
-      <w:r>
-        <w:t xml:space="preserve"> </w:t>
-      </w:r>
-      <w:r>
-        <w:t xml:space="preserve">was lower at sample level (δ = −0.482, p = 0.005), although not after Benjamini–Hochberg correction (q = 0.10), and lower again with the donor as the unit of inference (seven of ten multiple sclerosis donors with NAWM samples versus five control donors, δ = −0.771, uncorrected p = 0.030). In the full GSE138614 comparison, regression of TRPC1 on MBP, PLP1 and GFAP attenuated the difference at both levels: from δ = −0.562 to Cliff’s δ of −0.418 on the residuals at sample level (p = 0.002), and from δ = −0.840 to −0.640 at donor level, where the adjusted difference did not reach significance (p = 0.055).</w:t>
-      </w:r>
-      <w:r>
-        <w:t xml:space="preserve"> </w:t>
-      </w:r>
-      <w:r>
-        <w:rPr>
-          <w:i/>
-          <w:iCs/>
-        </w:rPr>
-        <w:t xml:space="preserve">TRPC1</w:t>
-      </w:r>
-      <w:r>
-        <w:t xml:space="preserve"> </w:t>
-      </w:r>
-      <w:r>
-        <w:t xml:space="preserve">was lower in every lesion type, including remyelinating and inactive lesions (donor-level δ = −1.000 for both), and multiple sclerosis showed marked astrogliosis (GFAP δ = +0.84 to +0.96), again with</w:t>
-      </w:r>
-      <w:r>
-        <w:t xml:space="preserve"> </w:t>
-      </w:r>
-      <w:r>
-        <w:rPr>
-          <w:i/>
-          <w:iCs/>
-        </w:rPr>
-        <w:t xml:space="preserve">TRPC1</w:t>
-      </w:r>
-      <w:r>
-        <w:t xml:space="preserve"> </w:t>
-      </w:r>
-      <w:r>
-        <w:t xml:space="preserve">falling (Supplementary Table S16).</w:t>
+        <w:t xml:space="preserve"/>
+      </w:r>
+      <w:r>
+        <w:t xml:space="preserve"/>
       </w:r>
     </w:p>
     <w:p>
@@ -5771,7 +5651,7 @@
         <w:fldChar w:fldCharType="end"/>
       </w:r>
       <w:r>
-        <w:t>, while the ORAI3 event and ORAI-family redistribution could alter channel assembly in the primary model. Read-support and matched-background analyses were decisive here: they removed isolated events and apparent panel enrichment while retaining CBARP and a small number of model-specific candidates.</w:t>
+        <w:t>, while the ORAI3 event and ORAI-family redistribution could alter channel assembly in the primary model. Read-support filtering and the matched-background null did most of the work here: together they removed isolated events and, in the primary model and the iPSC colonies, the apparent panel enrichment, while retaining CBARP and a small number of model-specific candidates. In the iPSC-derived motor neurons two panels survived matching, which is within what 24 nested combinations produce by chance.</w:t>
       </w:r>
     </w:p>
     <w:p>

--- a/manuscript/MANUSCRIPT_NEUROCHEMISTRY_INTERNATIONAL_FINAL.docx
+++ b/manuscript/MANUSCRIPT_NEUROCHEMISTRY_INTERNATIONAL_FINAL.docx
@@ -959,7 +959,88 @@
         <w:fldChar w:fldCharType="end"/>
       </w:r>
       <w:r>
-        <w:t>; the principal findings were unchanged.</w:t>
+        <w:t xml:space="preserve">, which estimated two surrogate variables in the primary SH-SY5Y comparison. Refitting with them leaves the fold changes in place: the direction agrees for every gene that stays differentially expressed and the median change in log2 fold change is 0.20 across the 14,012 genes with an adjusted p value in both fits. It costs power, because two of the four residual degrees of freedom are then spent on the surrogate variables, so 1,694 genes meet the thresholds in the model used here and 1,067 in the surrogate-variable model, 850 of them shared. </w:t>
+      </w:r>
+      <w:r>
+        <w:rPr>
+          <w:i/>
+        </w:rPr>
+        <w:t xml:space="preserve">STIM1</w:t>
+      </w:r>
+      <w:r>
+        <w:t xml:space="preserve">, </w:t>
+      </w:r>
+      <w:r>
+        <w:rPr>
+          <w:i/>
+        </w:rPr>
+        <w:t xml:space="preserve">TRPC1</w:t>
+      </w:r>
+      <w:r>
+        <w:t xml:space="preserve">, </w:t>
+      </w:r>
+      <w:r>
+        <w:rPr>
+          <w:i/>
+        </w:rPr>
+        <w:t xml:space="preserve">ORAI3</w:t>
+      </w:r>
+      <w:r>
+        <w:t xml:space="preserve">, </w:t>
+      </w:r>
+      <w:r>
+        <w:rPr>
+          <w:i/>
+        </w:rPr>
+        <w:t xml:space="preserve">SARAF</w:t>
+      </w:r>
+      <w:r>
+        <w:t xml:space="preserve"> and </w:t>
+      </w:r>
+      <w:r>
+        <w:rPr>
+          <w:i/>
+        </w:rPr>
+        <w:t xml:space="preserve">CBARP</w:t>
+      </w:r>
+      <w:r>
+        <w:t xml:space="preserve"> remain differentially expressed in both fits; </w:t>
+      </w:r>
+      <w:r>
+        <w:rPr>
+          <w:i/>
+        </w:rPr>
+        <w:t xml:space="preserve">ORAI1</w:t>
+      </w:r>
+      <w:r>
+        <w:t xml:space="preserve">, </w:t>
+      </w:r>
+      <w:r>
+        <w:rPr>
+          <w:i/>
+        </w:rPr>
+        <w:t xml:space="preserve">ATP2A3</w:t>
+      </w:r>
+      <w:r>
+        <w:t xml:space="preserve">, </w:t>
+      </w:r>
+      <w:r>
+        <w:rPr>
+          <w:i/>
+        </w:rPr>
+        <w:t xml:space="preserve">ATP2A2</w:t>
+      </w:r>
+      <w:r>
+        <w:t xml:space="preserve"> and </w:t>
+      </w:r>
+      <w:r>
+        <w:rPr>
+          <w:i/>
+        </w:rPr>
+        <w:t xml:space="preserve">STIM2</w:t>
+      </w:r>
+      <w:r>
+        <w:t xml:space="preserve"> do not, and the first two are among the four targets confirmed by RT-qPCR in the laboratory cells. The per-gene comparison is provided in the analysis package (source_data/svaseq_sensitivity_SHSY5Y.csv).</w:t>
       </w:r>
     </w:p>
     <w:bookmarkEnd w:id="12"/>

--- a/manuscript/MANUSCRIPT_NEUROCHEMISTRY_INTERNATIONAL_FINAL.docx
+++ b/manuscript/MANUSCRIPT_NEUROCHEMISTRY_INTERNATIONAL_FINAL.docx
@@ -1409,7 +1409,7 @@
         <w:fldChar w:fldCharType="end"/>
       </w:r>
       <w:r>
-        <w:t xml:space="preserve">, including prediction of open reading frames, premature termination codons, sensitivity to nonsense-mediated decay (NMD) and protein-domain consequences. As an annotation-independent comparison, LeafCutter v0.2.9 </w:t>
+        <w:t xml:space="preserve">, including prediction of open reading frames, premature termination codons, sensitivity to nonsense-mediated decay (NMD) and protein-domain consequences. Gene-level q values from this pipeline are the screening-stage values of the stage-wise procedure, and stageR supplies the confirmation stage that asks which individual transcripts carry the gene-level signal. As an annotation-independent comparison, LeafCutter v0.2.9 </w:t>
       </w:r>
       <w:r>
         <w:fldChar w:fldCharType="begin"/>
@@ -3533,23 +3533,50 @@
         <w:t xml:space="preserve"> </w:t>
       </w:r>
       <w:r>
-        <w:t xml:space="preserve">event (chr11:4,088,702–4,088,738; 37 bp, frame-disrupting) reached ΔPSI = +0.145 (FDR = 4.0 × 10⁻⁴) with a confidence interval marginally including zero, and was positive in all three human datasets. Isoform-level testing supported</w:t>
-      </w:r>
-      <w:r>
-        <w:t xml:space="preserve"> </w:t>
+        <w:t xml:space="preserve">event (chr11:4,088,702–4,088,738; 37 bp, frame-disrupting) reached ΔPSI = +0.145 (FDR = 4.0 × 10⁻⁴) with a confidence interval marginally including zero, and was positive in all three human datasets. Isoform-level testing placed </w:t>
+      </w:r>
+      <w:r>
+        <w:rPr>
+          <w:i/>
+        </w:rPr>
+        <w:t xml:space="preserve">STIM1</w:t>
+      </w:r>
+      <w:r>
+        <w:t xml:space="preserve"> among the genes with differential isoform usage at the screening stage (DRIMSeq gene-level q = 5.49 × 10⁻⁷), but the stage-wise confirmation did not single out any transcript: all seven </w:t>
+      </w:r>
+      <w:r>
+        <w:rPr>
+          <w:i/>
+        </w:rPr>
+        <w:t xml:space="preserve">STIM1</w:t>
+      </w:r>
+      <w:r>
+        <w:t xml:space="preserve"> transcripts carried a confirmation-stage adjusted p of 1.0. Two </w:t>
+      </w:r>
+      <w:r>
+        <w:rPr>
+          <w:i/>
+        </w:rPr>
+        <w:t xml:space="preserve">STIM1</w:t>
+      </w:r>
+      <w:r>
+        <w:t xml:space="preserve"> isoforms are predicted to carry premature termination codons, and neither is among the ones whose usage changes (isoform-level q = 0.33 and 0.77), whereas the two that do change are not predicted to carry them. The gene-level signal is therefore not attributable to a premature-termination-codon isoform.</w:t>
+      </w:r>
+      <w:r>
+        <w:t xml:space="preserve"/>
       </w:r>
       <w:r>
         <w:rPr>
           <w:i/>
           <w:iCs/>
         </w:rPr>
-        <w:t xml:space="preserve">STIM1</w:t>
-      </w:r>
-      <w:r>
-        <w:t xml:space="preserve"> </w:t>
-      </w:r>
-      <w:r>
-        <w:t xml:space="preserve">(DRIMSeq gene-level q = 5.49 × 10⁻⁷) with two isoforms predicted to carry premature termination codons.</w:t>
+        <w:t xml:space="preserve"/>
+      </w:r>
+      <w:r>
+        <w:t xml:space="preserve"/>
+      </w:r>
+      <w:r>
+        <w:t xml:space="preserve"/>
       </w:r>
     </w:p>
     <w:p>

--- a/manuscript/MANUSCRIPT_NEUROCHEMISTRY_INTERNATIONAL_FINAL.docx
+++ b/manuscript/MANUSCRIPT_NEUROCHEMISTRY_INTERNATIONAL_FINAL.docx
@@ -2139,13 +2139,13 @@
         <w:fldChar w:fldCharType="begin"/>
       </w:r>
       <w:r>
-        <w:instrText xml:space="preserve"> ADDIN ZOTERO_ITEM CSL_CITATION {"citationID":"pd4ZmSmd","properties":{"formattedCitation":"(GSE153960; Prudencio et al., 2020; 1,641 samples with metadata after filtering)","plainCitation":"(GSE153960; Prudencio et al., 2020; 1,641 samples with metadata after filtering)","noteIndex":0},"citationItems":[{"id":726,"uris":["http://zotero.org/users/local/9j0F5ae7/items/6WQTRGGB"],"itemData":{"id":726,"type":"article-journal","title":"Truncated stathmin-2 is a marker of TDP-43 pathology in frontotemporal dementia","author":[{"family":"Prudencio","given":"Mercedes"},{"family":"Humphrey","given":"Jack"},{"family":"Pickles","given":"Sarah"},{"family":"Brown","given":"Anna-Leigh"},{"family":"Hill","given":"Sarah E."},{"family":"Kachergus","given":"Jennifer M."},{"family":"Shi","given":"J."},{"family":"Heckman","given":"Michael G."},{"family":"Spiegel","given":"Matthew R."},{"family":"Cook","given":"Casey"},{"family":"Song","given":"Yuping"},{"family":"Yue","given":"Mei"},{"family":"Daughrity","given":"Lillian M."},{"family":"Carlomagno","given":"Yari"},{"family":"Jansen-West","given":"Karen"},{"family":"De Castro","given":"Cristhoper Fernandez"},{"family":"DeTure","given":"Michael"},{"family":"Koga","given":"Shunsuke"},{"family":"Wang","given":"Ying-Chih"},{"family":"Sivakumar","given":"Prasanth"},{"family":"Bodo","given":"Cristian"},{"family":"Candalija","given":"Ana"},{"family":"Talbot","given":"Kevin"},{"family":"Selvaraj","given":"Bhuvaneish T."},{"family":"Burr","given":"Karen"},{"family":"Chandran","given":"Siddharthan"},{"family":"Newcombe","given":"Jia"},{"family":"Lashley","given":"Tammaryn"},{"family":"Hubbard","given":"Isabel"},{"family":"Catalano","given":"Demetra"},{"family":"Kim","given":"Duyang"},{"family":"Propp","given":"Nadia"},{"family":"Fennessey","given":"Samantha"},{"family":"Fagegaltier","given":"Delphine"},{"family":"Phatnani","given":"Hemali"},{"family":"Secrier","given":"Maria"},{"family":"Fisher","given":"Elizabeth M.C."},{"family":"Oskarsson","given":"Björn"},{"family":"Van Blitterswijk","given":"Marka"},{"family":"Rademakers","given":"Rosa"},{"family":"Graff-Radford","given":"Neil R."},{"family":"Boeve","given":"Bradley F."},{"family":"Knopman","given":"David S."},{"family":"Petersen","given":"Ronald C."},{"family":"Josephs","given":"Keith A."},{"family":"Thompson","given":"E. Aubrey"},{"family":"Raj","given":"Towfique"},{"family":"Ward","given":"Michael"},{"family":"Dickson","given":"Dennis W."},{"family":"Gendron","given":"Tania F."},{"family":"Fratta","given":"Pietro"},{"family":"Petrucelli","given":"Leonard"}],"issued":{"date-parts":[[2020]]},"container-title":"Journal of Clinical Investigation","volume":"130","issue":"11","page":"6080-6092","DOI":"10.1172/JCI139741","URL":"https://www.jci.org/articles/view/139741"},"prefix":"GSE153960; ","suffix":"; 1,641 samples with metadata after filtering"}],"schema":"https://github.com/citation-style-language/schema/raw/master/csl-citation.json"} </w:instrText>
+        <w:instrText xml:space="preserve"> ADDIN ZOTERO_ITEM CSL_CITATION {"citationID":"pd4ZmSmd","properties":{"formattedCitation":"(GSE153960; Prudencio et al., 2020; 1,640 samples with metadata after filtering)","plainCitation":"(GSE153960; Prudencio et al., 2020; 1,640 samples with metadata after filtering)","noteIndex":0},"citationItems":[{"id":726,"uris":["http://zotero.org/users/local/9j0F5ae7/items/6WQTRGGB"],"itemData":{"id":726,"type":"article-journal","title":"Truncated stathmin-2 is a marker of TDP-43 pathology in frontotemporal dementia","author":[{"family":"Prudencio","given":"Mercedes"},{"family":"Humphrey","given":"Jack"},{"family":"Pickles","given":"Sarah"},{"family":"Brown","given":"Anna-Leigh"},{"family":"Hill","given":"Sarah E."},{"family":"Kachergus","given":"Jennifer M."},{"family":"Shi","given":"J."},{"family":"Heckman","given":"Michael G."},{"family":"Spiegel","given":"Matthew R."},{"family":"Cook","given":"Casey"},{"family":"Song","given":"Yuping"},{"family":"Yue","given":"Mei"},{"family":"Daughrity","given":"Lillian M."},{"family":"Carlomagno","given":"Yari"},{"family":"Jansen-West","given":"Karen"},{"family":"De Castro","given":"Cristhoper Fernandez"},{"family":"DeTure","given":"Michael"},{"family":"Koga","given":"Shunsuke"},{"family":"Wang","given":"Ying-Chih"},{"family":"Sivakumar","given":"Prasanth"},{"family":"Bodo","given":"Cristian"},{"family":"Candalija","given":"Ana"},{"family":"Talbot","given":"Kevin"},{"family":"Selvaraj","given":"Bhuvaneish T."},{"family":"Burr","given":"Karen"},{"family":"Chandran","given":"Siddharthan"},{"family":"Newcombe","given":"Jia"},{"family":"Lashley","given":"Tammaryn"},{"family":"Hubbard","given":"Isabel"},{"family":"Catalano","given":"Demetra"},{"family":"Kim","given":"Duyang"},{"family":"Propp","given":"Nadia"},{"family":"Fennessey","given":"Samantha"},{"family":"Fagegaltier","given":"Delphine"},{"family":"Phatnani","given":"Hemali"},{"family":"Secrier","given":"Maria"},{"family":"Fisher","given":"Elizabeth M.C."},{"family":"Oskarsson","given":"Björn"},{"family":"Van Blitterswijk","given":"Marka"},{"family":"Rademakers","given":"Rosa"},{"family":"Graff-Radford","given":"Neil R."},{"family":"Boeve","given":"Bradley F."},{"family":"Knopman","given":"David S."},{"family":"Petersen","given":"Ronald C."},{"family":"Josephs","given":"Keith A."},{"family":"Thompson","given":"E. Aubrey"},{"family":"Raj","given":"Towfique"},{"family":"Ward","given":"Michael"},{"family":"Dickson","given":"Dennis W."},{"family":"Gendron","given":"Tania F."},{"family":"Fratta","given":"Pietro"},{"family":"Petrucelli","given":"Leonard"}],"issued":{"date-parts":[[2020]]},"container-title":"Journal of Clinical Investigation","volume":"130","issue":"11","page":"6080-6092","DOI":"10.1172/JCI139741","URL":"https://www.jci.org/articles/view/139741"},"prefix":"GSE153960; ","suffix":"; 1,640 samples with metadata after filtering"}],"schema":"https://github.com/citation-style-language/schema/raw/master/csl-citation.json"} </w:instrText>
       </w:r>
       <w:r>
         <w:fldChar w:fldCharType="separate"/>
       </w:r>
       <w:r>
-        <w:t>(GSE153960; Prudencio et al., 2020; 1,641 samples with metadata after filtering)</w:t>
+        <w:t>(GSE153960; Prudencio et al., 2020; 1,640 samples with metadata after filtering)</w:t>
       </w:r>
       <w:r>
         <w:fldChar w:fldCharType="end"/>
@@ -2197,7 +2197,7 @@
         <w:t xml:space="preserve"> </w:t>
       </w:r>
       <w:r>
-        <w:t xml:space="preserve">non-neurological controls as ALS, so that control-side confounders (RNA quality, post-mortem interval, collection site, library batch) are shared between the two comparisons; case numbers allowed this comparison in three regions. The public metadata do not identify the constituent disorders, which the NYGC provides on request; these regions contained 49 cerebellar, 45 frontal-cortex and 35 temporal-cortex case samples (Table 5). Age, RNA integrity number and post-mortem interval were not included as covariates. Per-sample median centring removes sample-wide expression shifts and the shared controls equalise control-side confounders, but neither adjusts for case–control differences in these variables, so residual confounding by them cannot be excluded.</w:t>
+        <w:t xml:space="preserve">non-neurological controls as ALS, so that control-side confounders (RNA quality, post-mortem interval, collection site, library batch) are shared between the two comparisons; case numbers allowed this comparison in three regions. Groups were used as single labels: 266 samples annotated with both ALS Spectrum MND and Other Neurological Disorders, and two annotated with Pre-fALS and Other Neurological Disorders, were assigned to neither group. The public metadata do not identify the constituent disorders, which the NYGC provides on request; these regions contained 49 cerebellar, 45 frontal-cortex and 35 temporal-cortex case samples (Table 5). Age, RNA integrity number and post-mortem interval were not included as covariates. Per-sample median centring removes sample-wide expression shifts and the shared controls equalise control-side confounders, but neither adjusts for case–control differences in these variables, so residual confounding by them cannot be excluded.</w:t>
       </w:r>
     </w:p>
     <w:p>
@@ -2287,7 +2287,106 @@
         <w:jc w:val="both"/>
       </w:pPr>
       <w:r>
-        <w:t xml:space="preserve">Cell-composition markers (GFAP, AIF1, SNAP25, RBFOX3, MBP, PLP1) were carried through all comparisons.</w:t>
+        <w:t xml:space="preserve">Cell-composition markers (</w:t>
+      </w:r>
+      <w:r>
+        <w:rPr>
+          <w:i/>
+        </w:rPr>
+        <w:t xml:space="preserve">GFAP</w:t>
+      </w:r>
+      <w:r>
+        <w:t xml:space="preserve">, </w:t>
+      </w:r>
+      <w:r>
+        <w:rPr>
+          <w:i/>
+        </w:rPr>
+        <w:t xml:space="preserve">AIF1</w:t>
+      </w:r>
+      <w:r>
+        <w:t xml:space="preserve">, </w:t>
+      </w:r>
+      <w:r>
+        <w:rPr>
+          <w:i/>
+        </w:rPr>
+        <w:t xml:space="preserve">SNAP25</w:t>
+      </w:r>
+      <w:r>
+        <w:t xml:space="preserve">, </w:t>
+      </w:r>
+      <w:r>
+        <w:rPr>
+          <w:i/>
+        </w:rPr>
+        <w:t xml:space="preserve">RBFOX3</w:t>
+      </w:r>
+      <w:r>
+        <w:t xml:space="preserve">, </w:t>
+      </w:r>
+      <w:r>
+        <w:rPr>
+          <w:i/>
+        </w:rPr>
+        <w:t xml:space="preserve">MBP</w:t>
+      </w:r>
+      <w:r>
+        <w:t xml:space="preserve">, </w:t>
+      </w:r>
+      <w:r>
+        <w:rPr>
+          <w:i/>
+        </w:rPr>
+        <w:t xml:space="preserve">PLP1</w:t>
+      </w:r>
+      <w:r>
+        <w:t xml:space="preserve">) were carried through all comparisons. To ask whether the </w:t>
+      </w:r>
+      <w:r>
+        <w:rPr>
+          <w:i/>
+        </w:rPr>
+        <w:t xml:space="preserve">TRPC1</w:t>
+      </w:r>
+      <w:r>
+        <w:t xml:space="preserve"> differences reflected cell composition, </w:t>
+      </w:r>
+      <w:r>
+        <w:rPr>
+          <w:i/>
+        </w:rPr>
+        <w:t xml:space="preserve">TRPC1</w:t>
+      </w:r>
+      <w:r>
+        <w:t xml:space="preserve"> was regressed within each region on a neuronal marker (</w:t>
+      </w:r>
+      <w:r>
+        <w:rPr>
+          <w:i/>
+        </w:rPr>
+        <w:t xml:space="preserve">SNAP25</w:t>
+      </w:r>
+      <w:r>
+        <w:t xml:space="preserve"> or </w:t>
+      </w:r>
+      <w:r>
+        <w:rPr>
+          <w:i/>
+        </w:rPr>
+        <w:t xml:space="preserve">RBFOX3</w:t>
+      </w:r>
+      <w:r>
+        <w:t xml:space="preserve">), alone or together with </w:t>
+      </w:r>
+      <w:r>
+        <w:rPr>
+          <w:i/>
+        </w:rPr>
+        <w:t xml:space="preserve">GFAP</w:t>
+      </w:r>
+      <w:r>
+        <w:t xml:space="preserve">, by ordinary least squares with an intercept across all samples of the comparison, as for multiple sclerosis; the residuals were compared with the Mann–Whitney U test and Cliff’s δ, with Benjamini–Hochberg correction within each group and model.</w:t>
       </w:r>
     </w:p>
     <w:p>
@@ -2330,7 +2429,16 @@
         <w:fldChar w:fldCharType="end"/>
       </w:r>
       <w:r>
-        <w:t xml:space="preserve"> as a junction count matrix of 12,653,421 junctions across 2,256 libraries, from which the 215,321 junctions falling in 171 target genes were extracted. Cryptic PSI was computed at the shared exon-1 donor as cryptic junction reads divided by all reads leaving that donor, requiring at least 20 reads at the donor. The cryptic junction coordinates were not taken from the literature but from our own de novo discovery in SH-SY5Y (Section 3.5); their agreement with published positions is therefore an independent check rather than an assumption. Libraries were linked to the cohort metadata through the CGND identifier.</w:t>
+        <w:t xml:space="preserve"> as a junction count matrix of 12,653,421 junctions across 2,256 libraries, from which the 215,321 junctions falling in 171 target genes were extracted. Cryptic PSI was computed at the shared exon-1 donor as cryptic junction reads divided by all reads leaving that donor, requiring at least 20 reads at the donor. The cryptic junction coordinates were not taken from the literature but from our own de novo discovery in SH-SY5Y (Section 3.5); their agreement with published positions is therefore an independent check rather than an assumption. Libraries were linked to the cohort metadata through the CGND identifier. The same indicator was computed for the comparison group, on the samples of the expression comparison that reached the read threshold; where a sample had been sequenced as more than one library, the reads were pooled so that each sample counts once. Within that group, associations with cryptic PSI were tested by Spearman correlation and, to separate them from neuronal content, by partial Spearman correlation on </w:t>
+      </w:r>
+      <w:r>
+        <w:rPr>
+          <w:i/>
+        </w:rPr>
+        <w:t xml:space="preserve">SNAP25</w:t>
+      </w:r>
+      <w:r>
+        <w:t xml:space="preserve">.</w:t>
       </w:r>
     </w:p>
     <w:bookmarkEnd w:id="21"/>
@@ -5014,6 +5122,42 @@
         <w:jc w:val="both"/>
       </w:pPr>
       <w:r>
+        <w:t xml:space="preserve">Because </w:t>
+      </w:r>
+      <w:r>
+        <w:rPr>
+          <w:i/>
+        </w:rPr>
+        <w:t xml:space="preserve">TRPC1</w:t>
+      </w:r>
+      <w:r>
+        <w:t xml:space="preserve"> followed neuronal content in every group and region (Spearman ρ with </w:t>
+      </w:r>
+      <w:r>
+        <w:rPr>
+          <w:i/>
+        </w:rPr>
+        <w:t xml:space="preserve">SNAP25</w:t>
+      </w:r>
+      <w:r>
+        <w:t xml:space="preserve"> = 0.34 to 0.86; Supplementary Table S18c), we regressed it on cell-composition markers (Methods 2.11). The ALS increase was attenuated but not reversed: in the six regions in which it was significant, the adjusted δ remained positive under every marker combination (+0.26 to +0.66), and it remained significant in cerebellum, frontal cortex and medial motor cortex whichever markers were used, and in all six regions after adjustment for </w:t>
+      </w:r>
+      <w:r>
+        <w:rPr>
+          <w:i/>
+        </w:rPr>
+        <w:t xml:space="preserve">RBFOX3</w:t>
+      </w:r>
+      <w:r>
+        <w:t xml:space="preserve"> (Supplementary Table S18).</w:t>
+      </w:r>
+    </w:p>
+    <w:p>
+      <w:pPr>
+        <w:pStyle w:val="BodyText"/>
+        <w:jc w:val="both"/>
+      </w:pPr>
+      <w:r>
         <w:t xml:space="preserve">The</w:t>
       </w:r>
       <w:r>
@@ -5042,23 +5186,86 @@
         <w:t xml:space="preserve"> </w:t>
       </w:r>
       <w:r>
-        <w:t xml:space="preserve">decreased in all three testable regions (δ = −0.407 to −0.717), the opposite direction to ALS. Shared controls remove confounding specific to the control samples, but do not resolve differences in disease composition, brain region, case processing or cell composition between the case groups. GFAP and SNAP25 moved more strongly in the comparison group than in ALS while</w:t>
-      </w:r>
-      <w:r>
-        <w:t xml:space="preserve"> </w:t>
+        <w:t xml:space="preserve">decreased in all three testable regions (δ = −0.407 to −0.717), the opposite direction to ALS. Shared controls remove confounding specific to the control samples, but do not resolve differences in disease composition, brain region, case processing or cell composition between the case groups. In this group </w:t>
+      </w:r>
+      <w:r>
+        <w:rPr>
+          <w:i/>
+        </w:rPr>
+        <w:t xml:space="preserve">SNAP25</w:t>
+      </w:r>
+      <w:r>
+        <w:t xml:space="preserve"> fell and </w:t>
+      </w:r>
+      <w:r>
+        <w:rPr>
+          <w:i/>
+        </w:rPr>
+        <w:t xml:space="preserve">GFAP</w:t>
+      </w:r>
+      <w:r>
+        <w:t xml:space="preserve"> rose in frontal and temporal cortex (</w:t>
+      </w:r>
+      <w:r>
+        <w:rPr>
+          <w:i/>
+        </w:rPr>
+        <w:t xml:space="preserve">SNAP25</w:t>
+      </w:r>
+      <w:r>
+        <w:t xml:space="preserve"> δ = −0.57 and −0.55; </w:t>
+      </w:r>
+      <w:r>
+        <w:rPr>
+          <w:i/>
+        </w:rPr>
+        <w:t xml:space="preserve">GFAP</w:t>
+      </w:r>
+      <w:r>
+        <w:t xml:space="preserve"> δ = +0.59 and +0.64), consistent with neuronal loss and astrogliosis. Adjustment for </w:t>
+      </w:r>
+      <w:r>
+        <w:rPr>
+          <w:i/>
+        </w:rPr>
+        <w:t xml:space="preserve">SNAP25</w:t>
+      </w:r>
+      <w:r>
+        <w:t xml:space="preserve"> removed most of the temporal-cortex decrease in </w:t>
+      </w:r>
+      <w:r>
+        <w:rPr>
+          <w:i/>
+        </w:rPr>
+        <w:t xml:space="preserve">TRPC1</w:t>
+      </w:r>
+      <w:r>
+        <w:t xml:space="preserve"> (δ = −0.571 before and −0.169 after; −0.390 after adjustment for </w:t>
+      </w:r>
+      <w:r>
+        <w:rPr>
+          <w:i/>
+        </w:rPr>
+        <w:t xml:space="preserve">RBFOX3</w:t>
+      </w:r>
+      <w:r>
+        <w:t xml:space="preserve">) but not the frontal or cerebellar decrease (−0.42 to −0.68 and −0.39 to −0.42 across the four models; Supplementary Table S18).</w:t>
+      </w:r>
+      <w:r>
+        <w:t xml:space="preserve"/>
       </w:r>
       <w:r>
         <w:rPr>
           <w:i/>
           <w:iCs/>
         </w:rPr>
-        <w:t xml:space="preserve">TRPC1</w:t>
-      </w:r>
-      <w:r>
-        <w:t xml:space="preserve"> </w:t>
-      </w:r>
-      <w:r>
-        <w:t xml:space="preserve">fell; these markers make a simple neurodegeneration explanation less compelling but do not provide comprehensive cell-composition adjustment.</w:t>
+        <w:t xml:space="preserve"/>
+      </w:r>
+      <w:r>
+        <w:t xml:space="preserve"/>
+      </w:r>
+      <w:r>
+        <w:t xml:space="preserve"/>
       </w:r>
     </w:p>
     <w:p>
@@ -5387,6 +5594,67 @@
         <w:t xml:space="preserve"> in lumbar cord, ρ = −0.194, q = 0.049), in the direction opposite to the increase seen in ALS tissue. This exploratory analysis therefore does not support attributing the regional expression differences to TDP-43-dependent RNA processing; all tested correlations are provided in Supplementary Table S9.</w:t>
       </w:r>
     </w:p>
+    <w:p>
+      <w:pPr>
+        <w:pStyle w:val="BodyText"/>
+      </w:pPr>
+      <w:r>
+        <w:t xml:space="preserve">The same indicator characterises the comparison group, whose constituent disorders are not public. In this group the cryptic junction was common in cortex: it exceeded 1% of the reads at the exon-1 donor in 21 of 42 frontal and 22 of 35 temporal cortex samples, against 2 of 154 and 2 of 25 ALS samples and none of the controls of the same regions (Cliff’s δ versus controls = +0.73 and +0.71; q &lt; 10⁻⁶), whereas in cerebellum no comparison-group or ALS sample exceeded 1% (Supplementary Table S18b). This is consistent with the TDP-43 proteinopathy of frontotemporal lobar degeneration or limbic-predominant age-related TDP-43 encephalopathy, although the diagnoses cannot be checked. </w:t>
+      </w:r>
+      <w:r>
+        <w:rPr>
+          <w:i/>
+        </w:rPr>
+        <w:t xml:space="preserve">TRPC1</w:t>
+      </w:r>
+      <w:r>
+        <w:t xml:space="preserve"> was nevertheless lower in these regions. Within the group, </w:t>
+      </w:r>
+      <w:r>
+        <w:rPr>
+          <w:i/>
+        </w:rPr>
+        <w:t xml:space="preserve">TRPC1</w:t>
+      </w:r>
+      <w:r>
+        <w:t xml:space="preserve"> fell as cryptic inclusion rose (ρ = −0.50 in frontal and −0.40 in temporal cortex), but </w:t>
+      </w:r>
+      <w:r>
+        <w:rPr>
+          <w:i/>
+        </w:rPr>
+        <w:t xml:space="preserve">SNAP25</w:t>
+      </w:r>
+      <w:r>
+        <w:t xml:space="preserve"> fell with it (ρ = −0.49 and −0.47), and with </w:t>
+      </w:r>
+      <w:r>
+        <w:rPr>
+          <w:i/>
+        </w:rPr>
+        <w:t xml:space="preserve">SNAP25</w:t>
+      </w:r>
+      <w:r>
+        <w:t xml:space="preserve"> held constant no association remained (partial ρ = −0.24, p = 0.12, and 0.00, p = 0.98; Supplementary Table S18c).</w:t>
+      </w:r>
+    </w:p>
+    <w:p>
+      <w:pPr>
+        <w:pStyle w:val="BodyText"/>
+      </w:pPr>
+      <w:r>
+        <w:t xml:space="preserve">Across the cohort, </w:t>
+      </w:r>
+      <w:r>
+        <w:rPr>
+          <w:i/>
+        </w:rPr>
+        <w:t xml:space="preserve">TRPC1</w:t>
+      </w:r>
+      <w:r>
+        <w:t xml:space="preserve"> therefore did not behave as a readout of TDP-43 loss of function. It rose in ALS brain regions, in which the cryptic junction exceeded 1% of reads in at most 14% of samples, was unchanged in ALS spinal cord, where it did so in 41–67%, and fell in the cortex of the comparison group, where it did so in 50–63%; within groups it followed neuronal content rather than the junction.</w:t>
+      </w:r>
+    </w:p>
     <w:bookmarkEnd w:id="37"/>
     <w:bookmarkEnd w:id="38"/>
     <w:bookmarkStart w:id="39" w:name="discussion"/>
@@ -5774,7 +6042,58 @@
         <w:t xml:space="preserve">Relevance to disease tissue. </w:t>
       </w:r>
       <w:r>
-        <w:t xml:space="preserve">TRPC1 and SARAF increased and CBARP decreased in six ALS brain regions, matching the direction observed in the public SH-SY5Y model. TRPC1 remained unchanged in the well-powered cervical and lumbar spinal-cord comparisons and decreased in the neurological comparison cohorts. Among the disease cohorts surveyed, ALS alone showed a significant TRPC1 increase, concentrated in brain regions. Because bulk-tissue expression is sensitive to region and cellular composition, these observations identify disease-associated candidates rather than a direct TDP-43-driven mechanism.</w:t>
+        <w:rPr>
+          <w:i/>
+        </w:rPr>
+        <w:t xml:space="preserve">TRPC1</w:t>
+      </w:r>
+      <w:r>
+        <w:t xml:space="preserve"> and </w:t>
+      </w:r>
+      <w:r>
+        <w:rPr>
+          <w:i/>
+        </w:rPr>
+        <w:t xml:space="preserve">SARAF</w:t>
+      </w:r>
+      <w:r>
+        <w:t xml:space="preserve"> increased and </w:t>
+      </w:r>
+      <w:r>
+        <w:rPr>
+          <w:i/>
+        </w:rPr>
+        <w:t xml:space="preserve">CBARP</w:t>
+      </w:r>
+      <w:r>
+        <w:t xml:space="preserve"> decreased in six ALS brain regions, matching the direction observed in the public SH-SY5Y model. </w:t>
+      </w:r>
+      <w:r>
+        <w:rPr>
+          <w:i/>
+        </w:rPr>
+        <w:t xml:space="preserve">TRPC1</w:t>
+      </w:r>
+      <w:r>
+        <w:t xml:space="preserve"> remained unchanged in the well-powered cervical and lumbar spinal-cord comparisons and decreased in the neurological comparison cohorts. Among the disease cohorts surveyed, ALS alone showed a significant </w:t>
+      </w:r>
+      <w:r>
+        <w:rPr>
+          <w:i/>
+        </w:rPr>
+        <w:t xml:space="preserve">TRPC1</w:t>
+      </w:r>
+      <w:r>
+        <w:t xml:space="preserve"> increase, concentrated in brain regions. The increase was attenuated but not removed by adjustment for neuronal and astrocytic markers, so it does not appear to be only a difference in cell composition; it did not, however, follow the cryptic </w:t>
+      </w:r>
+      <w:r>
+        <w:rPr>
+          <w:i/>
+        </w:rPr>
+        <w:t xml:space="preserve">STMN2</w:t>
+      </w:r>
+      <w:r>
+        <w:t xml:space="preserve"> indicator of TDP-43 loss of function, and a comparison group that carried that indicator in cortex more often than the ALS samples showed the opposite change. The tissue increase is therefore a disease-associated candidate whose cause is not established, and the direction it shares with the cellular model does not by itself link the two.</w:t>
       </w:r>
     </w:p>
     <w:p>
@@ -5896,7 +6215,16 @@
     </w:p>
     <w:p>
       <w:r>
-        <w:t>Bulk post-mortem expression can reflect cell composition, and age, RNA integrity and post-mortem interval were not modelled as covariates. The NMD dataset confounds TDP-43 status with sequencing batch, so its interaction results are exploratory.</w:t>
+        <w:t xml:space="preserve">Bulk post-mortem expression can reflect cell composition, which regression on marker genes adjusts for only partially, and age, RNA integrity and post-mortem interval were not modelled as covariates. The disorders that make up the NYGC comparison group are not public, and the cryptic </w:t>
+      </w:r>
+      <w:r>
+        <w:rPr>
+          <w:i/>
+        </w:rPr>
+        <w:t xml:space="preserve">STMN2</w:t>
+      </w:r>
+      <w:r>
+        <w:t xml:space="preserve"> junction indicates TDP-43 loss of function rather than a diagnosis. The NMD dataset confounds TDP-43 status with sequencing batch, so its interaction results are exploratory.</w:t>
       </w:r>
     </w:p>
     <w:bookmarkEnd w:id="39"/>

--- a/manuscript/MANUSCRIPT_NEUROCHEMISTRY_INTERNATIONAL_FINAL.docx
+++ b/manuscript/MANUSCRIPT_NEUROCHEMISTRY_INTERNATIONAL_FINAL.docx
@@ -15,7 +15,7 @@
         <w:rPr>
           <w:b w:val="1"/>
         </w:rPr>
-        <w:t xml:space="preserve">TDP-43 knockdown is associated with reduced store-operated Ca²⁺ entry and altered calcium-regulatory RNA profiles in SH-SY5Y cells</w:t>
+        <w:t xml:space="preserve">TDP-43 knockdown is associated with a lower Ca²⁺-readdition response and altered calcium-regulatory RNA profiles in SH-SY5Y cells</w:t>
       </w:r>
     </w:p>
     <w:p>
@@ -71,7 +71,7 @@
         <w:jc w:val="both"/>
       </w:pPr>
       <w:r>
-        <w:t xml:space="preserve">TDP-43 loss is implicated in amyotrophic lateral sclerosis (ALS), but its relationship to store-operated Ca²⁺ entry (SOCE) is unclear. After shRNA-mediated TARDBP depletion in SH-SY5Y cells, TRPC1, STIM1, ORAI1 and ATP2A3 mRNAs increased 1.7- to 3.2-fold, while the Fura-2 Ca²⁺-readdition amplitude was 84% lower after knockdown (n = 3 independent cultures; Welch’s t-test p = 0.035). ER Ca²⁺ release was 33% lower (p = 0.31), and readdition normalised to each culture’s own release remained 77% lower. At 48 h, the WST-1 signal was 38.5% lower (n = 4). We reanalysed six public TDP-43-depletion RNA-seq comparisons (38 libraries) for calcium-regulatory expression and splicing, screened eleven comparisons for unannotated junction changes, and assessed alternative polyadenylation and nonsense-mediated decay. CBARP was the most reproducible splicing candidate across species, whereas STIM2, STIMATE and ORAI3 events were supported in the primary RNA-seq model. No confirmed RNA-processing event in the core SOCE machinery explained the functional change. In ALS tissue, TRPC1 and SARAF increased and CBARP decreased in six brain regions, and SARAF and CBARP changed in the same direction in cervical and lumbar cord, but these tissue associations could not be attributed to TDP-43 loss. TDP-43 knockdown is associated with reduced SOCE and altered calcium-regulatory RNA profiles, without evidence for a single causal RNA event.</w:t>
+        <w:t xml:space="preserve">TDP-43 loss is implicated in amyotrophic lateral sclerosis (ALS), but its relationship to store-operated Ca²⁺ entry (SOCE) is unclear. After shRNA-mediated TARDBP depletion in SH-SY5Y cells, TRPC1, STIM1, ORAI1 and ATP2A3 mRNAs increased 1.7- to 3.2-fold, while the Fura-2 Ca²⁺-readdition amplitude was 84% lower in the knockdown wells of one culture plate (three wells per group; descriptive). ER Ca²⁺ release was 33% lower, and readdition normalised to each well’s own release was 77% lower. At 48 h, the WST-1 signal was 38.5% lower in four wells from one of three experiments (descriptive). We reanalysed six public TDP-43-depletion RNA-seq comparisons (38 libraries) for calcium-regulatory expression and splicing, screened eleven comparisons for unannotated junction changes, and assessed alternative polyadenylation and nonsense-mediated decay. CBARP was the most reproducible splicing candidate across species, whereas STIM2, STIMATE and ORAI3 events were supported in the primary RNA-seq model. No confirmed RNA-processing event in the core SOCE machinery explained the observed Fura-2 difference. In ALS tissue, TRPC1 and SARAF increased and CBARP decreased in six brain regions, and SARAF and CBARP changed in the same direction in cervical and lumbar cord, but these tissue associations could not be attributed to TDP-43 loss. The single-plate Fura-2 observation requires independent replication; the RNA analyses identify candidate calcium-regulatory changes without establishing a causal link to that response.</w:t>
       </w:r>
     </w:p>
     <w:p>
@@ -2555,7 +2555,7 @@
         <w:jc w:val="both"/>
       </w:pPr>
       <w:r>
-        <w:t xml:space="preserve">Non-targeting shRNA control and shTDP-43 cells were prepared for measurement 72 h after transduction, while puromycin selection was still in progress; the RNA of Section 2.13 came from parallel cultures of the same transduction on day 5, after selection was complete. Both groups were seeded at the same density, 40,000 cells per well, onto disinfected glass coverslips in 24-well plates one day before the measurement, and the samples of a group were prepared and measured on the same day. Cells were measured while still attached to the coverslip, which was mounted in the cuvette, so they were neither trypsinised nor measured in suspension. Cells were loaded with 5 µM Fura-2/AM (Invitrogen, F1221) and 0.02% Pluronic F-127 (Invitrogen, P3000MP) in HEPES-buffered saline (HBS) containing 1% bovine serum albumin (BSA) for 60 min at 25 °C in the dark and washed three times for 15 min in 1% BSA/HBS. HBS contained 135 mM NaCl, 5.9 mM KCl, 1.2 mM MgCl₂, 1.5 mM CaCl₂, 11.6 mM HEPES, 5 mM NaHCO₃ and 11.5 mM D-glucose (pH 7.3). Cytosolic free Ca²⁺ was followed spectrofluorometrically as the F340/F380 ratio </w:t>
+        <w:t xml:space="preserve">Non-targeting shRNA control and shTDP-43 cells were prepared for measurement 72 h after transduction, while puromycin selection was still in progress; the RNA of Section 2.13 came from parallel cultures of the same transduction on day 5, after selection was complete. Both groups were seeded at the same density, 40,000 cells per well, onto disinfected glass coverslips in 24-well plates one day before the measurement, and three samples per group came from separate wells of the same culture plate and were measured on the same day. Cells were measured while still attached to the coverslip, which was mounted in the cuvette, so they were neither trypsinised nor measured in suspension. Cells were loaded with 5 µM Fura-2/AM (Invitrogen, F1221) and 0.02% Pluronic F-127 (Invitrogen, P3000MP) in HEPES-buffered saline (HBS) containing 1% bovine serum albumin (BSA) for 60 min at 25 °C in the dark and washed three times for 15 min in 1% BSA/HBS. HBS contained 135 mM NaCl, 5.9 mM KCl, 1.2 mM MgCl₂, 1.5 mM CaCl₂, 11.6 mM HEPES, 5 mM NaHCO₃ and 11.5 mM D-glucose (pH 7.3). Cytosolic free Ca²⁺ was followed spectrofluorometrically as the F340/F380 ratio </w:t>
       </w:r>
       <w:r>
         <w:fldChar w:fldCharType="begin"/>
@@ -2591,7 +2591,7 @@
         <w:fldChar w:fldCharType="end"/>
       </w:r>
       <w:r>
-        <w:t>. Loaded cells were transferred to Ca²⁺-free HBS containing 1 mM EGTA; SERCA was then inhibited with 10 µM cyclopiazonic acid (Sigma-Aldrich, cat. no. C1530) and the transient rise in F340/F380 was recorded as ER Ca²⁺ release. CaCl₂ was then introduced at a nominal concentration of 1.5 mM and the subsequent rise was recorded as store-operated Ca²⁺ entry (SOCE), following the established depletion–readdition paradigm. Peak amplitudes in both phases were quantified as Δ(F340/F380) relative to the respective preceding baseline. Each group comprised three independent cultures (n = 3), and both phases were read from the same recording of each culture.</w:t>
+        <w:t>. Loaded cells were transferred to Ca²⁺-free HBS containing 1 mM EGTA; SERCA was then inhibited with 10 µM cyclopiazonic acid (Sigma-Aldrich, cat. no. C1530) and the transient rise in F340/F380 was recorded as ER Ca²⁺ release. CaCl₂ was then introduced at a nominal concentration of 1.5 mM and the subsequent rise was recorded as store-operated Ca²⁺ entry (SOCE), following the established depletion–readdition paradigm. Peak amplitudes in both phases were quantified as Δ(F340/F380) relative to the respective preceding baseline. Each group comprised three wells on the same plate (n = 3 technical replicates), and both phases were read from the same recording of each well. No independent Fura-2 culture experiment is available for this comparison.</w:t>
       </w:r>
     </w:p>
     <w:p>
@@ -2652,7 +2652,7 @@
         <w:jc w:val="both"/>
       </w:pPr>
       <w:r>
-        <w:t xml:space="preserve">Bioinformatic thresholds are given above. Laboratory data are mean ± SEM. TARDBP knockdown was assessed by one-way ANOVA on log2-transformed relative expression with Tukey’s multiple comparison test. The four target-gene RT-qPCR comparisons used two-tailed Student’s t-tests with Holm adjustment across the four targets (GraphPad Prism 10). Fura-2 amplitudes from three independent cultures per group were compared with Welch’s two-tailed t-test (SciPy v1.12.0), which does not assume equal variances, and are reported with the difference in means and its 95% confidence interval; these two pre-specified comparisons were not adjusted for multiplicity. Effect sizes are Hedges’ g, the small-sample-corrected standardised mean difference, with the interval of Hedges and Olkin; at three samples per group the point estimate is large but its interval is correspondingly wide, so it describes the size of the difference rather than establishing it. With three samples per group the smallest two-sided p value attainable by a rank or permutation test is 0.10, so these comparisons rest on the parametric assumption of Welch’s test rather than on a distribution-free one. The readdition-to-release ratio of each culture was summarised descriptively. The 48-h WST-1 wells (n = 4) come from one experiment and were summarised descriptively, because wells within an experiment are not independent replicates. Significance was set at p &lt; 0.05, Holm-adjusted for the four-target RT-qPCR family.</w:t>
+        <w:t xml:space="preserve">Bioinformatic thresholds are given above. Laboratory data are mean ± SEM. TARDBP knockdown was assessed by one-way ANOVA on log2-transformed relative expression with Tukey’s multiple comparison test. The four target-gene RT-qPCR comparisons used two-tailed Student’s t-tests with Holm adjustment across the four targets (GraphPad Prism 10). The Fura-2 data comprise three wells per group from one culture plate. We report their means, well-to-well SEM and observed differences descriptively; no inferential p value, confidence interval or standardised effect size is assigned to the Fura-2 comparison because wells from one plate are not independent biological replicates. The readdition-to-release ratio of each well was likewise summarised descriptively. The 48-h WST-1 values are four wells from one of three experiments and are also summarised descriptively; the other two experiments are not available in the package. Significance was set at p &lt; 0.05, Holm-adjusted for the four-target RT-qPCR family.</w:t>
       </w:r>
     </w:p>
     <w:bookmarkEnd w:id="26"/>
@@ -2897,7 +2897,7 @@
         <w:jc w:val="both"/>
       </w:pPr>
       <w:r>
-        <w:t xml:space="preserve">The Fura-2 Ca²⁺-readdition amplitude was markedly lower in shTDP-43 cells (Figure 2). The readdition amplitude fell from 1.542 ± 0.282 to 0.245 ± 0.083 Δ(F340/F380) (mean ± SEM, n = 3 independent cultures per group; difference −1.30, 95% CI −2.40 to −0.19; Welch’s t-test p = 0.035; Hedges’ g = −2.9, 95% CI −5.3 to −0.5). ER Ca²⁺ release fell less and not significantly, from 0.268 ± 0.042 to 0.180 ± 0.061 (difference −0.09, 95% CI −0.30 to +0.13; p = 0.31; Hedges’ g = −0.8, 95% CI −2.2 to +0.6). Because both phases come from the same recording, readdition was also expressed relative to each culture’s own release. This ratio was 5.88 ± 1.10 in controls and 1.36 ± 0.01 after knockdown, 77% lower (Hedges’ g = −2.7, 95% CI −4.9 to −0.4), and every shTDP-43 culture had a lower ratio than every control culture (Supplementary Table S1). A smaller releasable store therefore does not account for most of the decrease. Plotted on common axes, the two representative recordings had similar baselines before readdition (Figure 2E). At 48 h, the WST-1 signal was 61.5 ± 0.8% of control, a 38.5% decrease (n = 4 wells; descriptive; Figure 1C).</w:t>
+        <w:t xml:space="preserve">The Fura-2 Ca²⁺-readdition amplitude was markedly lower in shTDP-43 cells (Figure 2). The readdition amplitude was 1.542 ± 0.282 in control wells and 0.245 ± 0.083 Δ(F340/F380) in knockdown wells (mean ± well-to-well SEM, three wells per group on one plate; difference −1.30, or 84% of the control mean). The observed ranges were 1.013–1.975 and 0.080–0.338, respectively. ER Ca²⁺ release was 0.268 ± 0.042 and 0.180 ± 0.061 (difference −0.088, or 33% of the control mean). Because both phases came from the same recording, readdition was also expressed relative to each well’s own release. This ratio was 5.88 ± 1.10 in controls and 1.36 ± 0.01 after knockdown, 77% lower; every knockdown well had a lower ratio than every control well (Supplementary Table S1). The ratio pattern suggests that a smaller releasable store alone may not explain the within-plate difference, but it cannot establish that this response recurs across independent cultures. Plotted on common axes, the two representative recordings had similar baselines before readdition (Figure 2E). At 48 h, the WST-1 signal was 61.5 ± 0.8% of control, a 38.5% decrease (n = 4 wells; descriptive; Figure 1C).</w:t>
       </w:r>
     </w:p>
     <w:p>
@@ -2906,7 +2906,7 @@
         <w:jc w:val="both"/>
       </w:pPr>
       <w:r>
-        <w:t xml:space="preserve">The transcript changes and functional change are therefore in opposite directions.</w:t>
+        <w:t xml:space="preserve">The measured mRNAs and the within-plate Fura-2 response therefore moved in opposite directions.</w:t>
       </w:r>
     </w:p>
     <w:p>
@@ -2971,7 +2971,7 @@
           <w:rFonts w:ascii="Times New Roman" w:hAnsi="Times New Roman"/>
           <w:sz w:val="19"/>
         </w:rPr>
-        <w:t xml:space="preserve"> Fura-2 calcium measurements following TDP-43 knockdown in SH-SY5Y cells. (A, B) The original recordings, exported from the GraphPad Prism trace project and reproduced here unchanged, from non-targeting shRNA control and shTDP-43 cells, each shown at the axis range of its own recording: the y axis spans 0–3 in A and 0.5–1.5 in B, and the time windows differ, so the two panels are not directly comparable by eye; panel E replots them on common axes. CPA (10 µM) and CaCl₂ (nominally 1.5 mM) additions are indicated. (C) ER Ca²⁺ release after CPA. (D) Ca²⁺-readdition amplitude. Panels C and D show the three independent cultures per group and mean ± SEM (readdition, Welch’s t-test p = 0.035; ER release, p = 0.31). (E) The same two recordings as in A and B, that is the same measured F340/F380 values exported from that Prism project, drawn on common axes so that the two can be compared directly; time is aligned to the steepest point of the readdition rise and no value is smoothed or rescaled. The traces illustrate individual recordings; group amplitudes were calculated from the original Prism measurements.</w:t>
+        <w:t xml:space="preserve"> Fura-2 calcium measurements following TDP-43 knockdown in SH-SY5Y cells. (A, B) The original recordings, exported from the GraphPad Prism trace project and reproduced here unchanged, from non-targeting shRNA control and shTDP-43 cells, each shown at the axis range of its own recording: the y axis spans 0–3 in A and 0.5–1.5 in B, and the time windows differ, so the two panels are not directly comparable by eye; panel E replots them on common axes. CPA (10 µM) and CaCl₂ (nominally 1.5 mM) additions are indicated. (C) ER Ca²⁺ release after CPA. (D) Ca²⁺-readdition amplitude. Panels C and D show three wells per group from one culture plate and mean ± well-to-well SEM; the comparisons are descriptive and no inferential test is shown. (E) The same two recordings as in A and B, that is the same measured F340/F380 values exported from that Prism project, drawn on common axes so that the two can be compared directly; time is aligned to the steepest point of the readdition rise and no value is smoothed or rescaled. The traces illustrate individual recordings; group amplitudes were calculated from the original Prism measurements.</w:t>
       </w:r>
     </w:p>
     <w:bookmarkEnd w:id="28"/>
@@ -3360,7 +3360,7 @@
         <w:jc w:val="both"/>
       </w:pPr>
       <w:r>
-        <w:t xml:space="preserve">Together, the changes in ORAI-family composition and SOCE regulators provide candidate molecular explanations for the reduced SOCE phenotype.</w:t>
+        <w:t xml:space="preserve">Together, the changes in ORAI-family composition and SOCE regulators provide hypotheses for the lower calcium-readdition signal observed in one laboratory plate.</w:t>
       </w:r>
     </w:p>
     <w:p>
@@ -5679,7 +5679,7 @@
         <w:jc w:val="both"/>
       </w:pPr>
       <w:r>
-        <w:t>This study identifies a marked reduction in Fura-2-measured SOCE after TDP-43 knockdown and connects that functional phenotype to coordinated changes in calcium-regulatory transcripts. The central feature is a mismatch between abundance and function: the adjusted STIM and ORAI transcript pools increased, yet the SOCE amplitude decreased by approximately 84%. The transcript data do not show a simple loss of core SOCE mRNAs; they do not establish protein abundance. Channel composition, feedback inhibition, ER refilling and cellular bioenergetics remain possible interacting determinants. This combination defines a multilayered calcium-homeostasis phenotype rather than uniform suppression of one channel or one RNA-processing event.</w:t>
+        <w:t>In one Fura-2 culture plate, TDP-43 knockdown wells had a lower calcium-readdition response. In an independent public SH-SY5Y model, adjusted STIM and ORAI transcript pools increased; these data generate hypotheses about the within-plate signal but do not establish a reproducible functional phenotype or its RNA mechanism. The transcript data do not show a simple loss of core SOCE mRNAs; they do not establish protein abundance. Channel composition, feedback inhibition, ER refilling and cellular bioenergetics remain possible interacting determinants. Together, the observations motivate testing calcium regulation and RNA processing in matched, independently replicated experiments.</w:t>
       </w:r>
     </w:p>
     <w:p>
@@ -5691,10 +5691,10 @@
         <w:rPr>
           <w:b/>
         </w:rPr>
-        <w:t xml:space="preserve">Architecture of the functional phenotype. </w:t>
-      </w:r>
-      <w:r>
-        <w:t xml:space="preserve">ER release fell by 33% and not significantly, whereas readdition fell by 84% and remained 77% lower when each culture was normalised to its own release, so a smaller releasable store does not account for most of the SOCE decrease. The transcript data identify two mechanistic layers that could act together. First, ATP2A2, which dominates the SERCA family in these cells, decreased modestly and could reduce the efficiency of ER refilling. Second, the ORAI family shifted sharply: ORAI3 rose from 8% to 30% of ORAI transcripts, ORAI2 decreased from 77% to 53%, and SARAF increased. Channel output depends on the relative abundance, assembly and localisation of STIM and ORAI proteins rather than their summed RNA abundance; even the STIM1:ORAI1 protein ratio can change CRAC-channel trapping and gating </w:t>
+        <w:t xml:space="preserve">Interpretation of the Fura-2 response. </w:t>
+      </w:r>
+      <w:r>
+        <w:t xml:space="preserve">Within the single Fura-2 plate, mean ER release was 33% lower and mean readdition 84% lower; readdition remained 77% lower when each well was normalised to its own release. This pattern suggests that store release alone may not explain the smaller readdition response, but it needs replication in independent cultures. The transcript data identify two mechanistic layers that could act together. First, ATP2A2, which dominates the SERCA family in these cells, decreased modestly and could reduce the efficiency of ER refilling. Second, the ORAI family shifted sharply: ORAI3 rose from 8% to 30% of ORAI transcripts, ORAI2 decreased from 77% to 53%, and SARAF increased. Channel output depends on the relative abundance, assembly and localisation of STIM and ORAI proteins rather than their summed RNA abundance; even the STIM1:ORAI1 protein ratio can change CRAC-channel trapping and gating </w:t>
       </w:r>
       <w:r>
         <w:fldChar w:fldCharType="begin"/>
@@ -6154,7 +6154,7 @@
       <w:r>
         <w:drawing>
           <wp:inline>
-            <wp:extent cx="5623560" cy="3088997"/>
+            <wp:extent cx="5532120" cy="3038770"/>
             <wp:docPr id="6" name="Picture 6" descr=""/>
             <wp:cNvGraphicFramePr>
               <a:graphicFrameLocks noChangeAspect="1"/>
@@ -6175,7 +6175,7 @@
                   <pic:spPr>
                     <a:xfrm>
                       <a:off x="0" y="0"/>
-                      <a:ext cx="5623560" cy="3088997"/>
+                      <a:ext cx="5532120" cy="3038770"/>
                     </a:xfrm>
                     <a:prstGeom prst="rect"/>
                   </pic:spPr>
@@ -6197,7 +6197,7 @@
         <w:t xml:space="preserve">Figure 6. </w:t>
       </w:r>
       <w:r>
-        <w:t>Working model of the observed calcium phenotype and candidate RNA changes. Blue boxes and solid arrows summarise what was measured in the laboratory cultures after TARDBP knockdown: higher TRPC1, STIM1, ORAI1 and ATP2A3 mRNA, a smaller Ca²⁺-readdition amplitude and a smaller, non-significant decrease in ER Ca²⁺ release. Orange boxes are candidate mechanisms suggested by the public RNA-seq data; dashed arrows mark hypotheses for future perturbation, not demonstrated causal links. CBARP is placed on a parallel voltage-gated channel branch that was not measured here.</w:t>
+        <w:t>Working model of the observed calcium phenotype and candidate RNA changes. Blue boxes and solid arrows summarise laboratory measurements after TARDBP knockdown: higher TRPC1, STIM1, ORAI1 and ATP2A3 mRNA and, in three wells per group on one culture plate, lower mean Ca²⁺-readdition and ER-release amplitudes. The Fura-2 comparison is descriptive. Orange boxes are candidate mechanisms suggested by the public RNA-seq data; dashed arrows mark hypotheses for future perturbation, not demonstrated causal links. CBARP is placed on a parallel voltage-gated channel branch that was not measured here.</w:t>
       </w:r>
     </w:p>
     <w:p>
@@ -6210,7 +6210,7 @@
     </w:p>
     <w:p>
       <w:r>
-        <w:t>TARDBP depletion was verified by RT-qPCR but not at the protein level, and one TDP-43-targeting shRNA was used without a rescue experiment. The Fura-2 comparison rests on three independent cultures per group. At that size no rank or permutation test can reach a two-sided p below 0.10, so the difference is supported by a parametric test alone and would be more convincing with five to six cultures per group. The readdition signal was not characterised pharmacologically, for example with a store-operated channel blocker such as BTP2, Synta66 or Gd³⁺, so it is defined by the depletion–readdition protocol rather than by pharmacology. The WST-1 signal is reported at 48 h only, from four wells of one experiment; it is not a cell count and cannot separate fewer cells from lower metabolic activity per cell. Because metabolic activity was 38.5% lower, a smaller or less healthy cell population could contribute to the smaller Fura-2 signal; the ratiometric readout is in principle independent of cell number, but neither cell number nor maximum response was measured in the cuvettes. RT-qPCR was normalised to a single reference gene, GAPDH, whose Ct did not differ between groups. In the public inducible RNA-seq comparison GAPDH rose (log2FC +0.61) whereas TBP and B2M were stable; a similar rise in the laboratory cells would have led the target increases to be underestimated, and two-gene normalisation would be preferable. The laboratory assay used undifferentiated SH-SY5Y cells, whereas the public SH-SY5Y RNA-seq study used an inducible model and the motor-neuron datasets did not include matched Ca²⁺ measurements. Cuvette Fura-2 ratios report net cytosolic accumulation and do not separate influx from extrusion or reuptake. Normalising readdition to the release of the same culture removes differences in store content but not their consequences, because a smaller release also means weaker STIM activation, so the ratio bounds rather than eliminates the contribution of the store.</w:t>
+        <w:t>TARDBP depletion was verified by RT-qPCR but not at the protein level, and one TDP-43-targeting shRNA was used without a rescue experiment. The Fura-2 comparison rests on three wells per group from one culture plate, rather than independent biological experiments. Its 84% lower mean is a descriptive within-plate observation; the well-level Welch p value and confidence interval calculated previously cannot support a population-level inference. Independent culture experiments are required to estimate biological variability and test whether the response replicates. The readdition signal was not characterised pharmacologically, for example with a store-operated channel blocker such as BTP2, Synta66 or Gd³⁺, so it is defined by the depletion–readdition protocol rather than by pharmacology. The WST-1 signal is reported at 48 h only, from four wells of one experiment; it is not a cell count and cannot separate fewer cells from lower metabolic activity per cell. Because metabolic activity was 38.5% lower, a smaller or less healthy cell population could contribute to the smaller Fura-2 signal; the ratiometric readout is in principle independent of cell number, but neither cell number nor maximum response was measured in the cuvettes. RT-qPCR was normalised to a single reference gene, GAPDH, whose Ct did not differ between groups. In the public inducible RNA-seq comparison GAPDH rose (log2FC +0.61) whereas TBP and B2M were stable; a similar rise in the laboratory cells would have led the target increases to be underestimated, and two-gene normalisation would be preferable. The laboratory assay used undifferentiated SH-SY5Y cells, whereas the public SH-SY5Y RNA-seq study used an inducible model and the motor-neuron datasets did not include matched Ca²⁺ measurements. Cuvette Fura-2 ratios report net cytosolic accumulation and do not separate influx from extrusion or reuptake. Normalising readdition to the release of the same well removes differences in store content but not their consequences, because a smaller release also means weaker STIM activation, so the ratio bounds rather than eliminates the contribution of the store.</w:t>
       </w:r>
     </w:p>
     <w:p>
@@ -6250,7 +6250,7 @@
         <w:jc w:val="both"/>
       </w:pPr>
       <w:r>
-        <w:t xml:space="preserve">TDP-43 depletion in SH-SY5Y cells was associated with a large reduction in Fura-2-measured SOCE and with altered expression and splicing of calcium-regulatory genes. Transcript-family summaries and reproducible </w:t>
+        <w:t xml:space="preserve">In one SH-SY5Y culture-plate experiment, TDP-43 knockdown wells showed a lower Fura-2 calcium-readdition response. Independently, calcium-regulatory mRNA expression and splicing analyses identified candidate changes. Transcript-family summaries and reproducible </w:t>
       </w:r>
       <w:r>
         <w:rPr>

--- a/manuscript/MANUSCRIPT_NEUROCHEMISTRY_INTERNATIONAL_FINAL.docx
+++ b/manuscript/MANUSCRIPT_NEUROCHEMISTRY_INTERNATIONAL_FINAL.docx
@@ -71,7 +71,178 @@
         <w:jc w:val="both"/>
       </w:pPr>
       <w:r>
-        <w:t xml:space="preserve">TDP-43 loss is implicated in amyotrophic lateral sclerosis (ALS), but its relationship to store-operated Ca²⁺ entry (SOCE) is unclear. After shRNA-mediated TARDBP depletion in SH-SY5Y cells, TRPC1, STIM1, ORAI1 and ATP2A3 mRNAs increased 1.7- to 3.2-fold, while the Fura-2 Ca²⁺-readdition amplitude was 84% lower in the knockdown wells of one culture plate (three wells per group; descriptive). ER Ca²⁺ release was 33% lower, and readdition normalised to each well’s own release was 77% lower. At 48 h, the WST-1 signal was 38.5% lower in four wells from one of three experiments (descriptive). We reanalysed six public TDP-43-depletion RNA-seq comparisons (38 libraries) for calcium-regulatory expression and splicing, screened eleven comparisons for unannotated junction changes, and assessed alternative polyadenylation and nonsense-mediated decay. CBARP was the most reproducible splicing candidate across species, whereas STIM2, STIMATE and ORAI3 events were supported in the primary RNA-seq model. No confirmed RNA-processing event in the core SOCE machinery explained the observed Fura-2 difference. In ALS tissue, TRPC1 and SARAF increased and CBARP decreased in six brain regions, and SARAF and CBARP changed in the same direction in cervical and lumbar cord, but these tissue associations could not be attributed to TDP-43 loss. The single-plate Fura-2 observation requires independent replication; the RNA analyses identify candidate calcium-regulatory changes without establishing a causal link to that response.</w:t>
+        <w:rPr>
+          <w:i w:val="0"/>
+        </w:rPr>
+        <w:t xml:space="preserve">TDP-43 loss is implicated in amyotrophic lateral sclerosis (ALS), but its relationship to store-operated Ca²⁺ entry (SOCE) is unclear. After shRNA-mediated </w:t>
+      </w:r>
+      <w:r>
+        <w:rPr>
+          <w:i/>
+        </w:rPr>
+        <w:t>TARDBP</w:t>
+      </w:r>
+      <w:r>
+        <w:rPr>
+          <w:i w:val="0"/>
+        </w:rPr>
+        <w:t xml:space="preserve"> depletion in SH-SY5Y cells, </w:t>
+      </w:r>
+      <w:r>
+        <w:rPr>
+          <w:i/>
+        </w:rPr>
+        <w:t>TRPC1</w:t>
+      </w:r>
+      <w:r>
+        <w:rPr>
+          <w:i w:val="0"/>
+        </w:rPr>
+        <w:t xml:space="preserve">, </w:t>
+      </w:r>
+      <w:r>
+        <w:rPr>
+          <w:i/>
+        </w:rPr>
+        <w:t>STIM1</w:t>
+      </w:r>
+      <w:r>
+        <w:rPr>
+          <w:i w:val="0"/>
+        </w:rPr>
+        <w:t xml:space="preserve">, </w:t>
+      </w:r>
+      <w:r>
+        <w:rPr>
+          <w:i/>
+        </w:rPr>
+        <w:t>ORAI1</w:t>
+      </w:r>
+      <w:r>
+        <w:rPr>
+          <w:i w:val="0"/>
+        </w:rPr>
+        <w:t xml:space="preserve"> and </w:t>
+      </w:r>
+      <w:r>
+        <w:rPr>
+          <w:i/>
+        </w:rPr>
+        <w:t>ATP2A3</w:t>
+      </w:r>
+      <w:r>
+        <w:rPr>
+          <w:i w:val="0"/>
+        </w:rPr>
+        <w:t xml:space="preserve"> mRNA measurements were 1.7- to 3.2-fold higher (four technical RT-qPCR repeats per group; descriptive), while the Fura-2 Ca²⁺-readdition amplitude was 84% lower in the knockdown wells of one culture plate (three wells per group; descriptive). ER Ca²⁺ release was 33% lower, and readdition normalised to each well’s own release was 77% lower. At 48 h, the WST-1 signal was 38.5% lower in four wells from one of three experiments (descriptive). We reanalysed six public TDP-43-depletion RNA-seq comparisons (38 libraries) for calcium-regulatory expression and splicing, screened eleven comparisons for unannotated junction changes, and assessed alternative polyadenylation and nonsense-mediated decay. </w:t>
+      </w:r>
+      <w:r>
+        <w:rPr>
+          <w:i/>
+        </w:rPr>
+        <w:t>CBARP</w:t>
+      </w:r>
+      <w:r>
+        <w:rPr>
+          <w:i w:val="0"/>
+        </w:rPr>
+        <w:t xml:space="preserve"> was the most reproducible splicing candidate across species, whereas </w:t>
+      </w:r>
+      <w:r>
+        <w:rPr>
+          <w:i/>
+        </w:rPr>
+        <w:t>STIM2</w:t>
+      </w:r>
+      <w:r>
+        <w:rPr>
+          <w:i w:val="0"/>
+        </w:rPr>
+        <w:t xml:space="preserve">, </w:t>
+      </w:r>
+      <w:r>
+        <w:rPr>
+          <w:i/>
+        </w:rPr>
+        <w:t>STIMATE</w:t>
+      </w:r>
+      <w:r>
+        <w:rPr>
+          <w:i w:val="0"/>
+        </w:rPr>
+        <w:t xml:space="preserve"> and </w:t>
+      </w:r>
+      <w:r>
+        <w:rPr>
+          <w:i/>
+        </w:rPr>
+        <w:t>ORAI3</w:t>
+      </w:r>
+      <w:r>
+        <w:rPr>
+          <w:i w:val="0"/>
+        </w:rPr>
+        <w:t xml:space="preserve"> events were supported in the primary RNA-seq model. No confirmed RNA-processing event in the core SOCE machinery explained the observed Fura-2 difference. In ALS tissue, </w:t>
+      </w:r>
+      <w:r>
+        <w:rPr>
+          <w:i/>
+        </w:rPr>
+        <w:t>TRPC1</w:t>
+      </w:r>
+      <w:r>
+        <w:rPr>
+          <w:i w:val="0"/>
+        </w:rPr>
+        <w:t xml:space="preserve"> and </w:t>
+      </w:r>
+      <w:r>
+        <w:rPr>
+          <w:i/>
+        </w:rPr>
+        <w:t>SARAF</w:t>
+      </w:r>
+      <w:r>
+        <w:rPr>
+          <w:i w:val="0"/>
+        </w:rPr>
+        <w:t xml:space="preserve"> increased and </w:t>
+      </w:r>
+      <w:r>
+        <w:rPr>
+          <w:i/>
+        </w:rPr>
+        <w:t>CBARP</w:t>
+      </w:r>
+      <w:r>
+        <w:rPr>
+          <w:i w:val="0"/>
+        </w:rPr>
+        <w:t xml:space="preserve"> decreased in six brain regions, and </w:t>
+      </w:r>
+      <w:r>
+        <w:rPr>
+          <w:i/>
+        </w:rPr>
+        <w:t>SARAF</w:t>
+      </w:r>
+      <w:r>
+        <w:rPr>
+          <w:i w:val="0"/>
+        </w:rPr>
+        <w:t xml:space="preserve"> and </w:t>
+      </w:r>
+      <w:r>
+        <w:rPr>
+          <w:i/>
+        </w:rPr>
+        <w:t>CBARP</w:t>
+      </w:r>
+      <w:r>
+        <w:rPr>
+          <w:i w:val="0"/>
+        </w:rPr>
+        <w:t xml:space="preserve"> changed in the same direction in cervical and lumbar cord, but these tissue associations could not be attributed to TDP-43 loss. The laboratory observations require independent biological replication; the RNA analyses identify candidate calcium-regulatory changes without establishing a causal link to that response.</w:t>
       </w:r>
     </w:p>
     <w:p>
@@ -863,6 +1034,9 @@
         <w:jc w:val="both"/>
       </w:pPr>
       <w:r>
+        <w:rPr>
+          <w:i w:val="0"/>
+        </w:rPr>
         <w:t xml:space="preserve">Gene counts were generated with featureCounts v2.1.1 </w:t>
       </w:r>
       <w:r>
@@ -875,36 +1049,56 @@
         <w:fldChar w:fldCharType="separate"/>
       </w:r>
       <w:r>
+        <w:rPr>
+          <w:i w:val="0"/>
+        </w:rPr>
         <w:t>(Liao et al., 2014)</w:t>
       </w:r>
       <w:r>
         <w:fldChar w:fldCharType="end"/>
       </w:r>
       <w:r>
+        <w:rPr>
+          <w:i w:val="0"/>
+        </w:rPr>
         <w:t xml:space="preserve"> at meta-feature level against the same annotation (</w:t>
       </w:r>
       <w:r>
         <w:rPr>
           <w:rStyle w:val="VerbatimChar"/>
-        </w:rPr>
-        <w:t xml:space="preserve">-s 0 -g gene_name</w:t>
-      </w:r>
-      <w:r>
-        <w:t xml:space="preserve">, with</w:t>
-      </w:r>
-      <w:r>
+          <w:i w:val="0"/>
+        </w:rPr>
+        <w:t>-s 0 -g gene_name</w:t>
+      </w:r>
+      <w:r>
+        <w:rPr>
+          <w:i w:val="0"/>
+        </w:rPr>
+        <w:t>, with</w:t>
+      </w:r>
+      <w:r>
+        <w:rPr>
+          <w:i w:val="0"/>
+        </w:rPr>
         <w:t xml:space="preserve"> </w:t>
       </w:r>
       <w:r>
         <w:rPr>
           <w:rStyle w:val="VerbatimChar"/>
-        </w:rPr>
-        <w:t xml:space="preserve">-p --countReadPairs</w:t>
-      </w:r>
-      <w:r>
+          <w:i w:val="0"/>
+        </w:rPr>
+        <w:t>-p --countReadPairs</w:t>
+      </w:r>
+      <w:r>
+        <w:rPr>
+          <w:i w:val="0"/>
+        </w:rPr>
         <w:t xml:space="preserve"> </w:t>
       </w:r>
       <w:r>
+        <w:rPr>
+          <w:i w:val="0"/>
+        </w:rPr>
         <w:t xml:space="preserve">for paired-end libraries; multi-mapping and multi-overlapping reads not counted) and modelled with DESeq2 v1.42.1 </w:t>
       </w:r>
       <w:r>
@@ -917,12 +1111,18 @@
         <w:fldChar w:fldCharType="separate"/>
       </w:r>
       <w:r>
+        <w:rPr>
+          <w:i w:val="0"/>
+        </w:rPr>
         <w:t>(Love et al., 2014)</w:t>
       </w:r>
       <w:r>
         <w:fldChar w:fldCharType="end"/>
       </w:r>
       <w:r>
+        <w:rPr>
+          <w:i w:val="0"/>
+        </w:rPr>
         <w:t xml:space="preserve"> within each dataset, with Benjamini–Hochberg correction </w:t>
       </w:r>
       <w:r>
@@ -935,12 +1135,18 @@
         <w:fldChar w:fldCharType="separate"/>
       </w:r>
       <w:r>
+        <w:rPr>
+          <w:i w:val="0"/>
+        </w:rPr>
         <w:t>(Benjamini and Hochberg, 1995)</w:t>
       </w:r>
       <w:r>
         <w:fldChar w:fldCharType="end"/>
       </w:r>
       <w:r>
+        <w:rPr>
+          <w:i w:val="0"/>
+        </w:rPr>
         <w:t xml:space="preserve">. Genes with p_adj &lt; 0.05 and |log2FC| ≥ 1 were called differentially expressed. Sensitivity to unmodelled variation was assessed with svaseq </w:t>
       </w:r>
       <w:r>
@@ -953,94 +1159,232 @@
         <w:fldChar w:fldCharType="separate"/>
       </w:r>
       <w:r>
+        <w:rPr>
+          <w:i w:val="0"/>
+        </w:rPr>
         <w:t>(sva v3.50.0; Leek, 2014)</w:t>
       </w:r>
       <w:r>
         <w:fldChar w:fldCharType="end"/>
       </w:r>
       <w:r>
-        <w:t xml:space="preserve">, which estimated two surrogate variables in the primary SH-SY5Y comparison. Refitting with them leaves the fold changes in place: the direction agrees for every gene that stays differentially expressed and the median change in log2 fold change is 0.20 across the 14,012 genes with an adjusted p value in both fits. It costs power, because two of the four residual degrees of freedom are then spent on the surrogate variables, so 1,694 genes meet the thresholds in the model used here and 1,067 in the surrogate-variable model, 850 of them shared. </w:t>
-      </w:r>
-      <w:r>
-        <w:rPr>
-          <w:i/>
-        </w:rPr>
-        <w:t xml:space="preserve">STIM1</w:t>
-      </w:r>
-      <w:r>
+        <w:rPr>
+          <w:i w:val="0"/>
+        </w:rPr>
+        <w:t xml:space="preserve">, which estimated two surrogate variables in the primary SH-SY5Y comparison. After adjustment for two surrogate variables, 1,067 genes met both DE thresholds, compared with 1,694 in the original model; 850 were shared and all shared genes retained their direction. The median absolute difference in log2 fold change was 0.20 across the 14,012 genes with adjusted p values in both models. Including two surrogate variables reduced the residual degrees of freedom from four to two, and changed both effect estimates and their uncertainty. </w:t>
+      </w:r>
+      <w:r>
+        <w:rPr>
+          <w:i/>
+        </w:rPr>
+        <w:t>STIM1</w:t>
+      </w:r>
+      <w:r>
+        <w:rPr>
+          <w:i w:val="0"/>
+        </w:rPr>
         <w:t xml:space="preserve">, </w:t>
       </w:r>
       <w:r>
         <w:rPr>
           <w:i/>
         </w:rPr>
-        <w:t xml:space="preserve">TRPC1</w:t>
-      </w:r>
-      <w:r>
+        <w:t>TRPC1</w:t>
+      </w:r>
+      <w:r>
+        <w:rPr>
+          <w:i w:val="0"/>
+        </w:rPr>
         <w:t xml:space="preserve">, </w:t>
       </w:r>
       <w:r>
         <w:rPr>
           <w:i/>
         </w:rPr>
-        <w:t xml:space="preserve">ORAI3</w:t>
-      </w:r>
-      <w:r>
+        <w:t>ORAI3</w:t>
+      </w:r>
+      <w:r>
+        <w:rPr>
+          <w:i w:val="0"/>
+        </w:rPr>
         <w:t xml:space="preserve">, </w:t>
       </w:r>
       <w:r>
         <w:rPr>
           <w:i/>
         </w:rPr>
-        <w:t xml:space="preserve">SARAF</w:t>
-      </w:r>
-      <w:r>
+        <w:t>SARAF</w:t>
+      </w:r>
+      <w:r>
+        <w:rPr>
+          <w:i w:val="0"/>
+        </w:rPr>
         <w:t xml:space="preserve"> and </w:t>
       </w:r>
       <w:r>
         <w:rPr>
           <w:i/>
         </w:rPr>
-        <w:t xml:space="preserve">CBARP</w:t>
-      </w:r>
-      <w:r>
-        <w:t xml:space="preserve"> remain differentially expressed in both fits; </w:t>
-      </w:r>
-      <w:r>
-        <w:rPr>
-          <w:i/>
-        </w:rPr>
-        <w:t xml:space="preserve">ORAI1</w:t>
-      </w:r>
-      <w:r>
+        <w:t>CBARP</w:t>
+      </w:r>
+      <w:r>
+        <w:rPr>
+          <w:i w:val="0"/>
+        </w:rPr>
+        <w:t xml:space="preserve"> retained q &lt; 0.05 in both models, but only </w:t>
+      </w:r>
+      <w:r>
+        <w:rPr>
+          <w:i/>
+        </w:rPr>
+        <w:t>ORAI3</w:t>
+      </w:r>
+      <w:r>
+        <w:rPr>
+          <w:i w:val="0"/>
+        </w:rPr>
+        <w:t xml:space="preserve"> and </w:t>
+      </w:r>
+      <w:r>
+        <w:rPr>
+          <w:i/>
+        </w:rPr>
+        <w:t>CBARP</w:t>
+      </w:r>
+      <w:r>
+        <w:rPr>
+          <w:i w:val="0"/>
+        </w:rPr>
+        <w:t xml:space="preserve"> met both the q and fold-change thresholds in both. </w:t>
+      </w:r>
+      <w:r>
+        <w:rPr>
+          <w:i/>
+        </w:rPr>
+        <w:t>ORAI1</w:t>
+      </w:r>
+      <w:r>
+        <w:rPr>
+          <w:i w:val="0"/>
+        </w:rPr>
         <w:t xml:space="preserve">, </w:t>
       </w:r>
       <w:r>
         <w:rPr>
           <w:i/>
         </w:rPr>
-        <w:t xml:space="preserve">ATP2A3</w:t>
-      </w:r>
-      <w:r>
+        <w:t>ATP2A3</w:t>
+      </w:r>
+      <w:r>
+        <w:rPr>
+          <w:i w:val="0"/>
+        </w:rPr>
         <w:t xml:space="preserve">, </w:t>
       </w:r>
       <w:r>
         <w:rPr>
           <w:i/>
         </w:rPr>
-        <w:t xml:space="preserve">ATP2A2</w:t>
-      </w:r>
-      <w:r>
+        <w:t>ATP2A2</w:t>
+      </w:r>
+      <w:r>
+        <w:rPr>
+          <w:i w:val="0"/>
+        </w:rPr>
         <w:t xml:space="preserve"> and </w:t>
       </w:r>
       <w:r>
         <w:rPr>
           <w:i/>
         </w:rPr>
-        <w:t xml:space="preserve">STIM2</w:t>
-      </w:r>
-      <w:r>
-        <w:t xml:space="preserve"> do not, and the first two are among the four targets confirmed by RT-qPCR in the laboratory cells. The per-gene comparison is provided in the analysis package (source_data/svaseq_sensitivity_SHSY5Y.csv).</w:t>
+        <w:t>STIM2</w:t>
+      </w:r>
+      <w:r>
+        <w:rPr>
+          <w:i w:val="0"/>
+        </w:rPr>
+        <w:t xml:space="preserve"> did not retain q &lt; 0.05 after adjustment. The per-gene comparison is provided in source_data/svaseq_sensitivity_SHSY5Y.csv.</w:t>
+      </w:r>
+      <w:r>
+        <w:rPr>
+          <w:i/>
+        </w:rPr>
+        <w:t xml:space="preserve"/>
+      </w:r>
+      <w:r>
+        <w:t xml:space="preserve"/>
+      </w:r>
+      <w:r>
+        <w:rPr>
+          <w:i/>
+        </w:rPr>
+        <w:t xml:space="preserve"/>
+      </w:r>
+      <w:r>
+        <w:t xml:space="preserve"/>
+      </w:r>
+      <w:r>
+        <w:rPr>
+          <w:i/>
+        </w:rPr>
+        <w:t xml:space="preserve"/>
+      </w:r>
+      <w:r>
+        <w:t xml:space="preserve"/>
+      </w:r>
+      <w:r>
+        <w:rPr>
+          <w:i/>
+        </w:rPr>
+        <w:t xml:space="preserve"/>
+      </w:r>
+      <w:r>
+        <w:t xml:space="preserve"/>
+      </w:r>
+      <w:r>
+        <w:rPr>
+          <w:i/>
+        </w:rPr>
+        <w:t xml:space="preserve"/>
+      </w:r>
+      <w:r>
+        <w:t xml:space="preserve"/>
+      </w:r>
+      <w:r>
+        <w:rPr>
+          <w:i/>
+        </w:rPr>
+        <w:t xml:space="preserve"/>
+      </w:r>
+      <w:r>
+        <w:t xml:space="preserve"/>
+      </w:r>
+      <w:r>
+        <w:rPr>
+          <w:i/>
+        </w:rPr>
+        <w:t xml:space="preserve"/>
+      </w:r>
+      <w:r>
+        <w:t xml:space="preserve"/>
+      </w:r>
+      <w:r>
+        <w:rPr>
+          <w:i/>
+        </w:rPr>
+        <w:t xml:space="preserve"/>
+      </w:r>
+      <w:r>
+        <w:t xml:space="preserve"/>
+      </w:r>
+      <w:r>
+        <w:rPr>
+          <w:i/>
+        </w:rPr>
+        <w:t xml:space="preserve"/>
+      </w:r>
+      <w:r>
+        <w:t xml:space="preserve"/>
       </w:r>
     </w:p>
     <w:bookmarkEnd w:id="12"/>
@@ -1337,6 +1681,9 @@
         <w:jc w:val="both"/>
       </w:pPr>
       <w:r>
+        <w:rPr>
+          <w:i w:val="0"/>
+        </w:rPr>
         <w:t xml:space="preserve">Transcript-level quantification used Salmon v1.11.4 </w:t>
       </w:r>
       <w:r>
@@ -1349,12 +1696,18 @@
         <w:fldChar w:fldCharType="separate"/>
       </w:r>
       <w:r>
+        <w:rPr>
+          <w:i w:val="0"/>
+        </w:rPr>
         <w:t>(Patro et al., 2017)</w:t>
       </w:r>
       <w:r>
         <w:fldChar w:fldCharType="end"/>
       </w:r>
       <w:r>
+        <w:rPr>
+          <w:i w:val="0"/>
+        </w:rPr>
         <w:t xml:space="preserve"> against an index built from the comprehensive GENCODE v47 transcript set (384,354 transcripts). Transcript estimates were aggregated to genes with the transcript-to-gene map of the same comprehensive annotation. The map of the basic annotation covers only 157,588 of those transcripts and would discard 26% of the transcripts per million at the aggregation step, so it was not used for any gene-level summary. Differential isoform usage was assessed with IsoformSwitchAnalyzeR v2.6.0 </w:t>
       </w:r>
       <w:r>
@@ -1367,12 +1720,18 @@
         <w:fldChar w:fldCharType="separate"/>
       </w:r>
       <w:r>
+        <w:rPr>
+          <w:i w:val="0"/>
+        </w:rPr>
         <w:t>(Vitting-Seerup and Sandelin, 2019)</w:t>
       </w:r>
       <w:r>
         <w:fldChar w:fldCharType="end"/>
       </w:r>
       <w:r>
+        <w:rPr>
+          <w:i w:val="0"/>
+        </w:rPr>
         <w:t xml:space="preserve">, DRIMSeq v1.34.0 </w:t>
       </w:r>
       <w:r>
@@ -1385,12 +1744,18 @@
         <w:fldChar w:fldCharType="separate"/>
       </w:r>
       <w:r>
+        <w:rPr>
+          <w:i w:val="0"/>
+        </w:rPr>
         <w:t>(Nowicka and Robinson, 2016)</w:t>
       </w:r>
       <w:r>
         <w:fldChar w:fldCharType="end"/>
       </w:r>
       <w:r>
+        <w:rPr>
+          <w:i w:val="0"/>
+        </w:rPr>
         <w:t xml:space="preserve"> and stageR v1.28.0 </w:t>
       </w:r>
       <w:r>
@@ -1403,13 +1768,19 @@
         <w:fldChar w:fldCharType="separate"/>
       </w:r>
       <w:r>
+        <w:rPr>
+          <w:i w:val="0"/>
+        </w:rPr>
         <w:t>(Van den Berge et al., 2017)</w:t>
       </w:r>
       <w:r>
         <w:fldChar w:fldCharType="end"/>
       </w:r>
       <w:r>
-        <w:t xml:space="preserve">, including prediction of open reading frames, premature termination codons, sensitivity to nonsense-mediated decay (NMD) and protein-domain consequences. Gene-level q values from this pipeline are the screening-stage values of the stage-wise procedure, and stageR supplies the confirmation stage that asks which individual transcripts carry the gene-level signal. As an annotation-independent comparison, LeafCutter v0.2.9 </w:t>
+        <w:rPr>
+          <w:i w:val="0"/>
+        </w:rPr>
+        <w:t xml:space="preserve">, including prediction of open reading frames, premature termination codons, sensitivity to nonsense-mediated decay (NMD) and protein-domain consequences. DRIMSeq gene-level q values describe the screening stage, and stageR supplies transcript-level confirmation. Features with missing DRIMSeq p values are not eligible for confirmation. Separate IsoformSwitchAnalyzeR/DEXSeq isoform-usage results are identified as such and are not stageR confirmation values. As an annotation-independent comparison, LeafCutter v0.2.9 </w:t>
       </w:r>
       <w:r>
         <w:fldChar w:fldCharType="begin"/>
@@ -1421,12 +1792,18 @@
         <w:fldChar w:fldCharType="separate"/>
       </w:r>
       <w:r>
+        <w:rPr>
+          <w:i w:val="0"/>
+        </w:rPr>
         <w:t>(Li et al., 2018)</w:t>
       </w:r>
       <w:r>
         <w:fldChar w:fldCharType="end"/>
       </w:r>
       <w:r>
+        <w:rPr>
+          <w:i w:val="0"/>
+        </w:rPr>
         <w:t xml:space="preserve"> was run on the same alignments, and SUPPA2 v2.3 </w:t>
       </w:r>
       <w:r>
@@ -1439,12 +1816,18 @@
         <w:fldChar w:fldCharType="separate"/>
       </w:r>
       <w:r>
+        <w:rPr>
+          <w:i w:val="0"/>
+        </w:rPr>
         <w:t>(Trincado et al., 2018)</w:t>
       </w:r>
       <w:r>
         <w:fldChar w:fldCharType="end"/>
       </w:r>
       <w:r>
+        <w:rPr>
+          <w:i w:val="0"/>
+        </w:rPr>
         <w:t xml:space="preserve"> was run on the three control and three 75 ng/mL libraries as a check of method concordance.</w:t>
       </w:r>
     </w:p>
@@ -1471,7 +1854,10 @@
         <w:jc w:val="both"/>
       </w:pPr>
       <w:r>
-        <w:t xml:space="preserve">Splice junctions were extracted directly from the alignments in two independent ways, so that no conclusion rests on a single extraction rule. The first set was produced with regtools v1.0.0 </w:t>
+        <w:rPr>
+          <w:i w:val="0"/>
+        </w:rPr>
+        <w:t xml:space="preserve">Splice junctions were extracted directly from the alignments in two independent ways, to assess sensitivity to the extraction rules. The first set was produced with regtools v1.0.0 </w:t>
       </w:r>
       <w:r>
         <w:fldChar w:fldCharType="begin"/>
@@ -1483,25 +1869,38 @@
         <w:fldChar w:fldCharType="separate"/>
       </w:r>
       <w:r>
-        <w:t xml:space="preserve">(Cotto et al., 2023;</w:t>
-      </w:r>
-      <w:r>
+        <w:rPr>
+          <w:i w:val="0"/>
+        </w:rPr>
+        <w:t>(Cotto et al., 2023;</w:t>
+      </w:r>
+      <w:r>
+        <w:rPr>
+          <w:i w:val="0"/>
+        </w:rPr>
         <w:t xml:space="preserve"> </w:t>
       </w:r>
       <w:r>
         <w:rPr>
           <w:rStyle w:val="VerbatimChar"/>
-        </w:rPr>
-        <w:t xml:space="preserve">junctions extract -s XS -a 8 -m 50 -M 1000000</w:t>
-      </w:r>
-      <w:r>
+          <w:i w:val="0"/>
+        </w:rPr>
+        <w:t>junctions extract -s XS -a 8 -m 50 -M 1000000</w:t>
+      </w:r>
+      <w:r>
+        <w:rPr>
+          <w:i w:val="0"/>
+        </w:rPr>
         <w:t>)</w:t>
       </w:r>
       <w:r>
         <w:fldChar w:fldCharType="end"/>
       </w:r>
       <w:r>
-        <w:t>. The second was produced with an in-house extractor that parses N operations from the CIGAR string and additionally requires a mapping quality (MAPQ) ≥ 30, primary non-duplicate alignment, an 8 bp matched anchor on both sides, and an intron length between 50 and 500,000 bp. Junctions are reported as 1-based, intron-inclusive intervals. On the primary SH-SY5Y comparison the two raw sets share 217,550 junctions, counted before strand-independent merging and before the read-support filters below; the sets differ in size because regtools applies no mapping-quality threshold and admits longer introns. All eleven comparisons were run on the regtools set; the SH-SY5Y comparison was run on both, and every conclusion drawn from it holds in each.</w:t>
+        <w:rPr>
+          <w:i w:val="0"/>
+        </w:rPr>
+        <w:t>. The second was produced with an in-house extractor that parses N operations from the CIGAR string and additionally requires a mapping quality (MAPQ) ≥ 30, primary non-duplicate alignment, an 8 bp matched anchor on both sides, and an intron length between 50 and 500,000 bp. Junctions are reported as 1-based, intron-inclusive intervals. On the primary SH-SY5Y comparison the two raw sets share 217,550 junctions, counted before strand-independent merging and before the read-support filters below; the sets differ in size because regtools applies no mapping-quality threshold and admits longer introns. All eleven comparisons were run on the regtools set; the SH-SY5Y comparison was run on both, and concordance of direction and significance is reported separately.</w:t>
       </w:r>
     </w:p>
     <w:p>
@@ -1801,7 +2200,10 @@
         <w:jc w:val="both"/>
       </w:pPr>
       <w:r>
-        <w:t xml:space="preserve">Gene-level counts were obtained from GSE307054, the dataset of a preprint (Sinha et al., 2025; i3Neurons;</w:t>
+        <w:rPr>
+          <w:i w:val="0"/>
+        </w:rPr>
+        <w:t>Gene-level counts were obtained from GSE307054, the dataset of a preprint (Sinha et al., 2025; i3Neurons;</w:t>
       </w:r>
       <w:r>
         <w:fldChar w:fldCharType="begin"/>
@@ -1813,13 +2215,55 @@
         <w:fldChar w:fldCharType="separate"/>
       </w:r>
       <w:r>
-        <w:t> TDP-43 knockdown crossed with knockdown of XRN1, UPF1 and SMG6 in four combinations, two replicates each)</w:t>
+        <w:rPr>
+          <w:i w:val="0"/>
+        </w:rPr>
+        <w:t xml:space="preserve"> TDP-43 knockdown crossed with knockdown of </w:t>
+      </w:r>
+      <w:r>
+        <w:rPr>
+          <w:i/>
+        </w:rPr>
+        <w:t>XRN1</w:t>
+      </w:r>
+      <w:r>
+        <w:rPr>
+          <w:i w:val="0"/>
+        </w:rPr>
+        <w:t xml:space="preserve">, </w:t>
+      </w:r>
+      <w:r>
+        <w:rPr>
+          <w:i/>
+        </w:rPr>
+        <w:t>UPF1</w:t>
+      </w:r>
+      <w:r>
+        <w:rPr>
+          <w:i w:val="0"/>
+        </w:rPr>
+        <w:t xml:space="preserve"> and </w:t>
+      </w:r>
+      <w:r>
+        <w:rPr>
+          <w:i/>
+        </w:rPr>
+        <w:t>SMG6</w:t>
+      </w:r>
+      <w:r>
+        <w:rPr>
+          <w:i w:val="0"/>
+        </w:rPr>
+        <w:t xml:space="preserve"> in four combinations, two replicates each)</w:t>
       </w:r>
       <w:r>
         <w:fldChar w:fldCharType="end"/>
       </w:r>
       <w:r>
-        <w:t xml:space="preserve"> and normalised with the authors’ size factors. Sequencing batch is confounded with TDP-43 status in that design, so the interaction was formed as a difference of within-batch differences, with the four NMD-inhibition conditions as the unit of inference. The model, the gene filter and the tests are given in Supplementary Results 2, and the results are treated as exploratory throughout.</w:t>
+        <w:rPr>
+          <w:i w:val="0"/>
+        </w:rPr>
+        <w:t xml:space="preserve"> and normalised with the authors’ size factors. Sequencing batch is confounded with TDP-43 status in that design, so the interaction was summarised as a difference of within-batch differences for each of the four NMD-inhibition conditions. These contrasts share the same baseline libraries and are not independent biological replicates. We report point estimates descriptively, without inferential p or q values. The contrast definition and gene filter are given in Supplementary Results 2, and the results are treated as exploratory throughout.</w:t>
       </w:r>
     </w:p>
     <w:bookmarkEnd w:id="18"/>
@@ -2133,6 +2577,9 @@
         <w:jc w:val="both"/>
       </w:pPr>
       <w:r>
+        <w:rPr>
+          <w:i w:val="0"/>
+        </w:rPr>
         <w:t xml:space="preserve">ALS post-mortem RNA-seq was taken from the New York Genome Center (NYGC) ALS Consortium/Target ALS collection </w:t>
       </w:r>
       <w:r>
@@ -2145,13 +2592,19 @@
         <w:fldChar w:fldCharType="separate"/>
       </w:r>
       <w:r>
+        <w:rPr>
+          <w:i w:val="0"/>
+        </w:rPr>
         <w:t>(GSE153960; Prudencio et al., 2020; 1,640 samples with metadata after filtering)</w:t>
       </w:r>
       <w:r>
         <w:fldChar w:fldCharType="end"/>
       </w:r>
       <w:r>
-        <w:t xml:space="preserve">. After a low-expression filter (counts per million [CPM] &gt; 0.40), comparisons used log2 CPM with per-sample median centring, Mann–Whitney U tests, Benjamini–Hochberg correction within each region and Cliff’s δ as effect size </w:t>
+        <w:rPr>
+          <w:i w:val="0"/>
+        </w:rPr>
+        <w:t xml:space="preserve">. Within each region and comparison, genes were retained if counts per million (CPM) exceeded 1 in at least max(10, floor[0.20 × number of samples]) samples. CPM was then recalculated on retained genes and transformed as log2(CPM + 1), followed by per-sample median centring. Comparisons used Mann–Whitney U tests, Benjamini–Hochberg correction within each region and Cliff’s δ as effect size </w:t>
       </w:r>
       <w:r>
         <w:fldChar w:fldCharType="begin"/>
@@ -2163,41 +2616,69 @@
         <w:fldChar w:fldCharType="separate"/>
       </w:r>
       <w:r>
+        <w:rPr>
+          <w:i w:val="0"/>
+        </w:rPr>
         <w:t>(Cliff, 1993)</w:t>
       </w:r>
       <w:r>
         <w:fldChar w:fldCharType="end"/>
       </w:r>
       <w:r>
+        <w:rPr>
+          <w:i w:val="0"/>
+        </w:rPr>
         <w:t>. Ten regions were analysed at the expression level: seven brain regions (cerebellum; frontal, occipital and temporal cortex; lateral and medial motor cortex; hippocampus) and three spinal cord levels (cervical, thoracic, lumbar). The junction-level analysis of Section 3.9 covers eleven regions, adding motor cortex of unspecified subdivision. Within the same cohort, the</w:t>
       </w:r>
       <w:r>
+        <w:rPr>
+          <w:i w:val="0"/>
+        </w:rPr>
         <w:t xml:space="preserve"> </w:t>
       </w:r>
       <w:r>
-        <w:t xml:space="preserve">“Other Neurological Disorders”</w:t>
-      </w:r>
-      <w:r>
+        <w:rPr>
+          <w:i w:val="0"/>
+        </w:rPr>
+        <w:t>“Other Neurological Disorders”</w:t>
+      </w:r>
+      <w:r>
+        <w:rPr>
+          <w:i w:val="0"/>
+        </w:rPr>
         <w:t xml:space="preserve"> </w:t>
       </w:r>
       <w:r>
-        <w:t xml:space="preserve">group was compared against the</w:t>
-      </w:r>
-      <w:r>
+        <w:rPr>
+          <w:i w:val="0"/>
+        </w:rPr>
+        <w:t>group was compared against the</w:t>
+      </w:r>
+      <w:r>
+        <w:rPr>
+          <w:i w:val="0"/>
+        </w:rPr>
         <w:t xml:space="preserve"> </w:t>
       </w:r>
       <w:r>
         <w:rPr>
           <w:b/>
           <w:bCs/>
-        </w:rPr>
-        <w:t xml:space="preserve">same</w:t>
-      </w:r>
-      <w:r>
+          <w:i w:val="0"/>
+        </w:rPr>
+        <w:t>same</w:t>
+      </w:r>
+      <w:r>
+        <w:rPr>
+          <w:i w:val="0"/>
+        </w:rPr>
         <w:t xml:space="preserve"> </w:t>
       </w:r>
       <w:r>
-        <w:t xml:space="preserve">non-neurological controls as ALS, so that control-side confounders (RNA quality, post-mortem interval, collection site, library batch) are shared between the two comparisons; case numbers allowed this comparison in three regions. Groups were used as single labels: 266 samples annotated with both ALS Spectrum MND and Other Neurological Disorders, and two annotated with Pre-fALS and Other Neurological Disorders, were assigned to neither group. The public metadata do not identify the constituent disorders, which the NYGC provides on request; these regions contained 49 cerebellar, 45 frontal-cortex and 35 temporal-cortex case samples (Table 5). Age, RNA integrity number and post-mortem interval were not included as covariates. Per-sample median centring removes sample-wide expression shifts and the shared controls equalise control-side confounders, but neither adjusts for case–control differences in these variables, so residual confounding by them cannot be excluded.</w:t>
+        <w:rPr>
+          <w:i w:val="0"/>
+        </w:rPr>
+        <w:t>non-neurological controls as ALS, so that control-side confounders (RNA quality, post-mortem interval, collection site, library batch) are shared between the two comparisons; case numbers allowed this comparison in three regions. Groups were used as single labels: 266 samples annotated with both ALS Spectrum MND and Other Neurological Disorders, and two annotated with Pre-fALS and Other Neurological Disorders, were assigned to neither group. The public metadata do not identify the constituent disorders, which the NYGC provides on request; these regions contained 49 cerebellar, 45 frontal-cortex and 35 temporal-cortex case samples (Table 5). Age, RNA integrity number and post-mortem interval were not included as covariates. Per-sample median centring removes sample-wide expression shifts and the shared controls equalise control-side confounders, but neither adjusts for case–control differences in these variables, so residual confounding by them cannot be excluded.</w:t>
       </w:r>
     </w:p>
     <w:p>
@@ -2206,7 +2687,10 @@
         <w:jc w:val="both"/>
       </w:pPr>
       <w:r>
-        <w:t xml:space="preserve">Independent cohorts were analysed identically: Alzheimer’s disease </w:t>
+        <w:rPr>
+          <w:i w:val="0"/>
+        </w:rPr>
+        <w:t xml:space="preserve">The comparison cohorts were Alzheimer’s disease </w:t>
       </w:r>
       <w:r>
         <w:fldChar w:fldCharType="begin"/>
@@ -2218,12 +2702,18 @@
         <w:fldChar w:fldCharType="separate"/>
       </w:r>
       <w:r>
+        <w:rPr>
+          <w:i w:val="0"/>
+        </w:rPr>
         <w:t>(GSE125583, fusiform gyrus, 219 cases/70 controls; Srinivasan et al., 2020)</w:t>
       </w:r>
       <w:r>
         <w:fldChar w:fldCharType="end"/>
       </w:r>
       <w:r>
+        <w:rPr>
+          <w:i w:val="0"/>
+        </w:rPr>
         <w:t xml:space="preserve">, Parkinson’s disease </w:t>
       </w:r>
       <w:r>
@@ -2236,12 +2726,18 @@
         <w:fldChar w:fldCharType="separate"/>
       </w:r>
       <w:r>
+        <w:rPr>
+          <w:i w:val="0"/>
+        </w:rPr>
         <w:t>(GSE68719, prefrontal cortex, Brodmann area 9 [BA9], 29/44; Dumitriu et al., 2016)</w:t>
       </w:r>
       <w:r>
         <w:fldChar w:fldCharType="end"/>
       </w:r>
       <w:r>
+        <w:rPr>
+          <w:i w:val="0"/>
+        </w:rPr>
         <w:t xml:space="preserve"> and multiple sclerosis </w:t>
       </w:r>
       <w:r>
@@ -2254,13 +2750,31 @@
         <w:fldChar w:fldCharType="separate"/>
       </w:r>
       <w:r>
+        <w:rPr>
+          <w:i w:val="0"/>
+        </w:rPr>
         <w:t>(MS; GSE138614, white matter, 10 MS/5 control donors, 98 samples; Elkjaer et al., 2019; and GSE123496, five brain regions, 5/5 donors; Voskuhl et al., 2019)</w:t>
       </w:r>
       <w:r>
         <w:fldChar w:fldCharType="end"/>
       </w:r>
       <w:r>
-        <w:t xml:space="preserve">. GSE138614 is white matter, whereas the ALS, Alzheimer’s and Parkinson’s comparisons are predominantly grey matter; the tissue compartment therefore differs and is not controlled for. For multiple sclerosis, TRPC1 contributes to SOCE in oligodendrocyte precursor cells </w:t>
+        <w:rPr>
+          <w:i w:val="0"/>
+        </w:rPr>
+        <w:t xml:space="preserve">. Alzheimer’s disease used the NYGC filtering and normalisation procedure. For Parkinson’s disease, the supplied gene-expression matrix was filtered at values &gt; 1 in at least floor(0.20 × number of samples) samples, transformed as log2(value + 1) and median-centred. The multiple-sclerosis expression analyses used CPM &gt; 0.40 in at least max(3, floor[0.20 × number of samples]) samples, followed by log2(CPM + 1) and median centring; the GSE138614 marker-adjustment analysis required CPM &gt; 0.40 in at least 20 samples. GSE138614 is white matter, whereas the ALS, Alzheimer’s and Parkinson’s comparisons are predominantly grey matter; the tissue compartment therefore differs and is not controlled for. For multiple sclerosis, </w:t>
+      </w:r>
+      <w:r>
+        <w:rPr>
+          <w:i/>
+        </w:rPr>
+        <w:t>TRPC1</w:t>
+      </w:r>
+      <w:r>
+        <w:rPr>
+          <w:i w:val="0"/>
+        </w:rPr>
+        <w:t xml:space="preserve"> contributes to SOCE in oligodendrocyte precursor cells </w:t>
       </w:r>
       <w:r>
         <w:fldChar w:fldCharType="begin"/>
@@ -2272,13 +2786,79 @@
         <w:fldChar w:fldCharType="separate"/>
       </w:r>
       <w:r>
+        <w:rPr>
+          <w:i w:val="0"/>
+        </w:rPr>
         <w:t>(Paez et al., 2011)</w:t>
       </w:r>
       <w:r>
         <w:fldChar w:fldCharType="end"/>
       </w:r>
       <w:r>
-        <w:t>, so a fall in TRPC1 could reflect loss of oligodendrocyte-lineage cells; two additional controls were therefore applied: analysis restricted to normal-appearing white matter, in which myelin markers are preserved, and regression of TRPC1 on MBP, PLP1 and GFAP with testing of the residuals. For the latter, ordinary least squares was fitted across all samples with an intercept; Mann–Whitney U and Cliff’s δ compared residuals at sample level and after donor averaging. Several GSE138614 samples come from the same donor, so the lesion-type and normal-appearing white matter comparisons were run both at sample level and after averaging within donors; both are reported, and the donor-level values, which count each donor once, are treated as primary.</w:t>
+        <w:rPr>
+          <w:i w:val="0"/>
+        </w:rPr>
+        <w:t xml:space="preserve">, so a fall in </w:t>
+      </w:r>
+      <w:r>
+        <w:rPr>
+          <w:i/>
+        </w:rPr>
+        <w:t>TRPC1</w:t>
+      </w:r>
+      <w:r>
+        <w:rPr>
+          <w:i w:val="0"/>
+        </w:rPr>
+        <w:t xml:space="preserve"> could reflect loss of oligodendrocyte-lineage cells; two additional controls were therefore applied: analysis restricted to normal-appearing white matter, with accompanying myelin-marker measurements, and regression of </w:t>
+      </w:r>
+      <w:r>
+        <w:rPr>
+          <w:i/>
+        </w:rPr>
+        <w:t>TRPC1</w:t>
+      </w:r>
+      <w:r>
+        <w:rPr>
+          <w:i w:val="0"/>
+        </w:rPr>
+        <w:t xml:space="preserve"> on </w:t>
+      </w:r>
+      <w:r>
+        <w:rPr>
+          <w:i/>
+        </w:rPr>
+        <w:t>MBP</w:t>
+      </w:r>
+      <w:r>
+        <w:rPr>
+          <w:i w:val="0"/>
+        </w:rPr>
+        <w:t xml:space="preserve">, </w:t>
+      </w:r>
+      <w:r>
+        <w:rPr>
+          <w:i/>
+        </w:rPr>
+        <w:t>PLP1</w:t>
+      </w:r>
+      <w:r>
+        <w:rPr>
+          <w:i w:val="0"/>
+        </w:rPr>
+        <w:t xml:space="preserve"> and </w:t>
+      </w:r>
+      <w:r>
+        <w:rPr>
+          <w:i/>
+        </w:rPr>
+        <w:t>GFAP</w:t>
+      </w:r>
+      <w:r>
+        <w:rPr>
+          <w:i w:val="0"/>
+        </w:rPr>
+        <w:t xml:space="preserve"> with testing of the residuals. For the latter, ordinary least squares was fitted across all samples with an intercept; Mann–Whitney U and Cliff’s δ compared residuals at sample level and after donor averaging. Several GSE138614 samples come from the same donor, so the lesion-type and normal-appearing white matter comparisons were run both at sample level and after averaging within donors; both are reported, and the donor-level values, which count each donor once, are treated as primary.</w:t>
       </w:r>
     </w:p>
     <w:p>
@@ -2287,106 +2867,142 @@
         <w:jc w:val="both"/>
       </w:pPr>
       <w:r>
-        <w:t xml:space="preserve">Cell-composition markers (</w:t>
-      </w:r>
-      <w:r>
-        <w:rPr>
-          <w:i/>
-        </w:rPr>
-        <w:t xml:space="preserve">GFAP</w:t>
-      </w:r>
-      <w:r>
+        <w:rPr>
+          <w:i w:val="0"/>
+        </w:rPr>
+        <w:t>Cell-composition markers (</w:t>
+      </w:r>
+      <w:r>
+        <w:rPr>
+          <w:i/>
+        </w:rPr>
+        <w:t>GFAP</w:t>
+      </w:r>
+      <w:r>
+        <w:rPr>
+          <w:i w:val="0"/>
+        </w:rPr>
         <w:t xml:space="preserve">, </w:t>
       </w:r>
       <w:r>
         <w:rPr>
-          <w:i/>
-        </w:rPr>
-        <w:t xml:space="preserve">AIF1</w:t>
-      </w:r>
-      <w:r>
+          <w:i w:val="0"/>
+        </w:rPr>
+        <w:t>AIF1</w:t>
+      </w:r>
+      <w:r>
+        <w:rPr>
+          <w:i w:val="0"/>
+        </w:rPr>
         <w:t xml:space="preserve">, </w:t>
       </w:r>
       <w:r>
         <w:rPr>
           <w:i/>
         </w:rPr>
-        <w:t xml:space="preserve">SNAP25</w:t>
-      </w:r>
-      <w:r>
+        <w:t>SNAP25</w:t>
+      </w:r>
+      <w:r>
+        <w:rPr>
+          <w:i w:val="0"/>
+        </w:rPr>
         <w:t xml:space="preserve">, </w:t>
       </w:r>
       <w:r>
         <w:rPr>
           <w:i/>
         </w:rPr>
-        <w:t xml:space="preserve">RBFOX3</w:t>
-      </w:r>
-      <w:r>
+        <w:t>RBFOX3</w:t>
+      </w:r>
+      <w:r>
+        <w:rPr>
+          <w:i w:val="0"/>
+        </w:rPr>
         <w:t xml:space="preserve">, </w:t>
       </w:r>
       <w:r>
         <w:rPr>
           <w:i/>
         </w:rPr>
-        <w:t xml:space="preserve">MBP</w:t>
-      </w:r>
-      <w:r>
+        <w:t>MBP</w:t>
+      </w:r>
+      <w:r>
+        <w:rPr>
+          <w:i w:val="0"/>
+        </w:rPr>
         <w:t xml:space="preserve">, </w:t>
       </w:r>
       <w:r>
         <w:rPr>
           <w:i/>
         </w:rPr>
-        <w:t xml:space="preserve">PLP1</w:t>
-      </w:r>
-      <w:r>
+        <w:t>PLP1</w:t>
+      </w:r>
+      <w:r>
+        <w:rPr>
+          <w:i w:val="0"/>
+        </w:rPr>
         <w:t xml:space="preserve">) were carried through all comparisons. To ask whether the </w:t>
       </w:r>
       <w:r>
         <w:rPr>
           <w:i/>
         </w:rPr>
-        <w:t xml:space="preserve">TRPC1</w:t>
-      </w:r>
-      <w:r>
+        <w:t>TRPC1</w:t>
+      </w:r>
+      <w:r>
+        <w:rPr>
+          <w:i w:val="0"/>
+        </w:rPr>
         <w:t xml:space="preserve"> differences reflected cell composition, </w:t>
       </w:r>
       <w:r>
         <w:rPr>
           <w:i/>
         </w:rPr>
-        <w:t xml:space="preserve">TRPC1</w:t>
-      </w:r>
-      <w:r>
+        <w:t>TRPC1</w:t>
+      </w:r>
+      <w:r>
+        <w:rPr>
+          <w:i w:val="0"/>
+        </w:rPr>
         <w:t xml:space="preserve"> was regressed within each region on a neuronal marker (</w:t>
       </w:r>
       <w:r>
         <w:rPr>
           <w:i/>
         </w:rPr>
-        <w:t xml:space="preserve">SNAP25</w:t>
-      </w:r>
-      <w:r>
+        <w:t>SNAP25</w:t>
+      </w:r>
+      <w:r>
+        <w:rPr>
+          <w:i w:val="0"/>
+        </w:rPr>
         <w:t xml:space="preserve"> or </w:t>
       </w:r>
       <w:r>
         <w:rPr>
           <w:i/>
         </w:rPr>
-        <w:t xml:space="preserve">RBFOX3</w:t>
-      </w:r>
-      <w:r>
+        <w:t>RBFOX3</w:t>
+      </w:r>
+      <w:r>
+        <w:rPr>
+          <w:i w:val="0"/>
+        </w:rPr>
         <w:t xml:space="preserve">), alone or together with </w:t>
       </w:r>
       <w:r>
         <w:rPr>
           <w:i/>
         </w:rPr>
-        <w:t xml:space="preserve">GFAP</w:t>
-      </w:r>
-      <w:r>
-        <w:t xml:space="preserve">, by ordinary least squares with an intercept across all samples of the comparison, as for multiple sclerosis; the residuals were compared with the Mann–Whitney U test and Cliff’s δ, with Benjamini–Hochberg correction within each group and model.</w:t>
+        <w:t>GFAP</w:t>
+      </w:r>
+      <w:r>
+        <w:rPr>
+          <w:i w:val="0"/>
+        </w:rPr>
+        <w:t>, by ordinary least squares with an intercept across all samples of the comparison, as for multiple sclerosis; the residuals were compared with the Mann–Whitney U test and Cliff’s δ, with Benjamini–Hochberg correction across regions within each group and model. A donor-level sensitivity analysis averaged normalised expression within donor and region before fitting the marker models or testing group differences. Its correction families were regions within each group, gene and adjustment model; these differ from Table 5’s within-region gene families (Supplementary Table S18d).</w:t>
       </w:r>
     </w:p>
     <w:p>
@@ -2395,9 +3011,15 @@
         <w:jc w:val="both"/>
       </w:pPr>
       <w:r>
-        <w:t xml:space="preserve">Junction-level quantification of the truncated</w:t>
-      </w:r>
-      <w:r>
+        <w:rPr>
+          <w:i w:val="0"/>
+        </w:rPr>
+        <w:t>Junction-level quantification of the truncated</w:t>
+      </w:r>
+      <w:r>
+        <w:rPr>
+          <w:i w:val="0"/>
+        </w:rPr>
         <w:t xml:space="preserve"> </w:t>
       </w:r>
       <w:r>
@@ -2405,12 +3027,18 @@
           <w:i/>
           <w:iCs/>
         </w:rPr>
-        <w:t xml:space="preserve">STMN2</w:t>
-      </w:r>
-      <w:r>
+        <w:t>STMN2</w:t>
+      </w:r>
+      <w:r>
+        <w:rPr>
+          <w:i w:val="0"/>
+        </w:rPr>
         <w:t xml:space="preserve"> </w:t>
       </w:r>
       <w:r>
+        <w:rPr>
+          <w:i w:val="0"/>
+        </w:rPr>
         <w:t xml:space="preserve">transcript was obtained without access to the original alignments: the same SRA study (SRP270799) is present in recount3 </w:t>
       </w:r>
       <w:r>
@@ -2423,22 +3051,31 @@
         <w:fldChar w:fldCharType="separate"/>
       </w:r>
       <w:r>
+        <w:rPr>
+          <w:i w:val="0"/>
+        </w:rPr>
         <w:t>(Wilks et al., 2021)</w:t>
       </w:r>
       <w:r>
         <w:fldChar w:fldCharType="end"/>
       </w:r>
       <w:r>
-        <w:t xml:space="preserve"> as a junction count matrix of 12,653,421 junctions across 2,256 libraries, from which the 215,321 junctions falling in 171 target genes were extracted. Cryptic PSI was computed at the shared exon-1 donor as cryptic junction reads divided by all reads leaving that donor, requiring at least 20 reads at the donor. The cryptic junction coordinates were not taken from the literature but from our own de novo discovery in SH-SY5Y (Section 3.5); their agreement with published positions is therefore an independent check rather than an assumption. Libraries were linked to the cohort metadata through the CGND identifier. The same indicator was computed for the comparison group, on the samples of the expression comparison that reached the read threshold; where a sample had been sequenced as more than one library, the reads were pooled so that each sample counts once. Within that group, associations with cryptic PSI were tested by Spearman correlation and, to separate them from neuronal content, by partial Spearman correlation on </w:t>
-      </w:r>
-      <w:r>
-        <w:rPr>
-          <w:i/>
-        </w:rPr>
-        <w:t xml:space="preserve">SNAP25</w:t>
-      </w:r>
-      <w:r>
-        <w:t xml:space="preserve">.</w:t>
+        <w:rPr>
+          <w:i w:val="0"/>
+        </w:rPr>
+        <w:t xml:space="preserve"> as a junction count matrix of 12,653,421 junctions across 2,256 libraries, from which the 215,321 junctions falling in 171 target genes were extracted. Cryptic PSI was computed at the shared exon-1 donor as cryptic junction reads divided by all reads leaving that donor, requiring at least 20 reads at the donor. The cryptic junction coordinates were not taken from the literature but from our own de novo discovery in SH-SY5Y (Section 3.5); their agreement with published positions is therefore an independent check rather than an assumption. Libraries were linked to the cohort metadata through the CGND identifier. The same indicator was computed for the comparison group, on the samples of the expression comparison that reached the read threshold; where a sample had been sequenced as more than one library, the reads were pooled so that each sample counts once. Within that group, associations with cryptic PSI were tested by Spearman correlation and, to assess sensitivity to a neuronal-content marker, by partial Spearman correlation on </w:t>
+      </w:r>
+      <w:r>
+        <w:rPr>
+          <w:i/>
+        </w:rPr>
+        <w:t>SNAP25</w:t>
+      </w:r>
+      <w:r>
+        <w:rPr>
+          <w:i w:val="0"/>
+        </w:rPr>
+        <w:t>.</w:t>
       </w:r>
     </w:p>
     <w:bookmarkEnd w:id="21"/>
@@ -2490,18 +3127,40 @@
         <w:jc w:val="both"/>
       </w:pPr>
       <w:r>
-        <w:t xml:space="preserve">After puromycin selection was completed on day 5, total RNA was isolated with the Total RNA Purification Kit (Norgen Biotek, cat. no. 17200) with on-column DNase I treatment, and samples with A260/A280 &gt; 1.8 were used. cDNA was synthesised from 500 ng total RNA with oligo(dT) priming and the OneScript Plus cDNA Synthesis Kit (abm, cat. no. G236). Reactions of 10 µL, containing 1 µL cDNA and 0.5 µM of each primer, were run with iTaq Universal SYBR Green Supermix (Bio-Rad, cat. no. 1725121) on a LightCycler 480 II (Roche). Targets and GAPDH were run on the same plate with no-template and no-reverse-transcriptase controls, and specificity was checked from a single melt-curve peak. Relative expression was calculated by the 2</w:t>
-      </w:r>
-      <w:r>
-        <w:rPr>
+        <w:rPr>
+          <w:i w:val="0"/>
+        </w:rPr>
+        <w:t xml:space="preserve">After puromycin selection was completed on day 5, total RNA was isolated with the Total RNA Purification Kit (Norgen Biotek, cat. no. 17200) with on-column DNase I treatment, and samples with A260/A280 &gt; 1.8 were used. cDNA was synthesised from 500 ng total RNA with oligo(dT) priming and the OneScript Plus cDNA Synthesis Kit (abm, cat. no. G236). Reactions of 10 µL, containing 1 µL cDNA and 0.5 µM of each primer, were run with iTaq Universal SYBR Green Supermix (Bio-Rad, cat. no. 1725121) on a LightCycler 480 II (Roche). Targets and </w:t>
+      </w:r>
+      <w:r>
+        <w:rPr>
+          <w:i/>
+        </w:rPr>
+        <w:t>GAPDH</w:t>
+      </w:r>
+      <w:r>
+        <w:rPr>
+          <w:i w:val="0"/>
+        </w:rPr>
+        <w:t xml:space="preserve"> were run on the same plate with no-template and no-reverse-transcriptase controls, and specificity was checked from a single melt-curve peak. Relative expression was calculated by the 2</w:t>
+      </w:r>
+      <w:r>
+        <w:rPr>
+          <w:i w:val="0"/>
           <w:vertAlign w:val="superscript"/>
         </w:rPr>
-        <w:t xml:space="preserve">−ΔΔCt</w:t>
-      </w:r>
-      <w:r>
+        <w:t>−ΔΔCt</w:t>
+      </w:r>
+      <w:r>
+        <w:rPr>
+          <w:i w:val="0"/>
+        </w:rPr>
         <w:t xml:space="preserve"> </w:t>
       </w:r>
       <w:r>
+        <w:rPr>
+          <w:i w:val="0"/>
+        </w:rPr>
         <w:t xml:space="preserve">method </w:t>
       </w:r>
       <w:r>
@@ -2514,13 +3173,43 @@
         <w:fldChar w:fldCharType="separate"/>
       </w:r>
       <w:r>
+        <w:rPr>
+          <w:i w:val="0"/>
+        </w:rPr>
         <w:t>(Livak and Schmittgen, 2001)</w:t>
       </w:r>
       <w:r>
         <w:fldChar w:fldCharType="end"/>
       </w:r>
       <w:r>
-        <w:t>, with non-transduced cells as the calibrator for TARDBP and the non-targeting shRNA control for the target genes (n = 4; TARDBP knockdown and the target genes were measured on separate RNA sets, 14 April – 21 May 2026 and 3 June – 10 July 2026). Primer sequences, product sizes, annealing temperatures and the thermal cycling profile are given in Supplementary Table S1.</w:t>
+        <w:rPr>
+          <w:i w:val="0"/>
+        </w:rPr>
+        <w:t xml:space="preserve">, with non-transduced cells as the calibrator for </w:t>
+      </w:r>
+      <w:r>
+        <w:rPr>
+          <w:i/>
+        </w:rPr>
+        <w:t>TARDBP</w:t>
+      </w:r>
+      <w:r>
+        <w:rPr>
+          <w:i w:val="0"/>
+        </w:rPr>
+        <w:t xml:space="preserve"> and the non-targeting shRNA control for the target genes (four technical measurements of the same biological sample per group). </w:t>
+      </w:r>
+      <w:r>
+        <w:rPr>
+          <w:i/>
+        </w:rPr>
+        <w:t>TARDBP</w:t>
+      </w:r>
+      <w:r>
+        <w:rPr>
+          <w:i w:val="0"/>
+        </w:rPr>
+        <w:t xml:space="preserve"> and the target genes were measured on separate RNA sets; recorded assay dates were 14 April – 21 May 2026 and 3 June – 10 July 2026, respectively. These dates do not identify independent cultures or RNA isolations. Primer sequences, product sizes, annealing temperatures and the thermal cycling profile are given in Supplementary Table S1.</w:t>
       </w:r>
     </w:p>
     <w:p>
@@ -2529,7 +3218,28 @@
         <w:jc w:val="both"/>
       </w:pPr>
       <w:r>
-        <w:t xml:space="preserve">GAPDH was used as the sole reference gene because its mean Ct was essentially unchanged in the four-target RNA set: 19.49 in non-targeting shRNA controls and 19.50 in shTDP-43 cells (n = 4 each). Amplification efficiencies were not determined for the individual assays, and the 2^(−ΔΔCt) calculation therefore assumes near-equal efficiencies. Knockdown was verified in the RNA set collected in April and May and was not re-measured in the June and July set in which the four targets were quantified. Reporting guidelines for quantitative PCR recommend at least two validated reference genes, so the single-reference design and these two points are listed among the limitations.</w:t>
+        <w:rPr>
+          <w:i/>
+        </w:rPr>
+        <w:t>GAPDH</w:t>
+      </w:r>
+      <w:r>
+        <w:rPr>
+          <w:i w:val="0"/>
+        </w:rPr>
+        <w:t xml:space="preserve"> was used as the sole reference gene because its mean Ct was similar in the four-target RNA set: 19.49 in non-targeting shRNA controls and 19.50 in shTDP-43 cells (n = 4 each). Amplification efficiencies were not determined for the individual assays, and the 2^(−ΔΔCt) calculation therefore assumes near-equal efficiencies. Lower </w:t>
+      </w:r>
+      <w:r>
+        <w:rPr>
+          <w:i/>
+        </w:rPr>
+        <w:t>TARDBP</w:t>
+      </w:r>
+      <w:r>
+        <w:rPr>
+          <w:i w:val="0"/>
+        </w:rPr>
+        <w:t xml:space="preserve"> mRNA was observed in the RNA set assayed in April and May and was not re-measured in the June and July set in which the four targets were quantified. Reporting guidelines for quantitative PCR recommend at least two validated reference genes, so the single-reference design and these two points are listed among the limitations.</w:t>
       </w:r>
     </w:p>
     <w:bookmarkEnd w:id="23"/>
@@ -2555,7 +3265,10 @@
         <w:jc w:val="both"/>
       </w:pPr>
       <w:r>
-        <w:t xml:space="preserve">Non-targeting shRNA control and shTDP-43 cells were prepared for measurement 72 h after transduction, while puromycin selection was still in progress; the RNA of Section 2.13 came from parallel cultures of the same transduction on day 5, after selection was complete. Both groups were seeded at the same density, 40,000 cells per well, onto disinfected glass coverslips in 24-well plates one day before the measurement, and three samples per group came from separate wells of the same culture plate and were measured on the same day. Cells were measured while still attached to the coverslip, which was mounted in the cuvette, so they were neither trypsinised nor measured in suspension. Cells were loaded with 5 µM Fura-2/AM (Invitrogen, F1221) and 0.02% Pluronic F-127 (Invitrogen, P3000MP) in HEPES-buffered saline (HBS) containing 1% bovine serum albumin (BSA) for 60 min at 25 °C in the dark and washed three times for 15 min in 1% BSA/HBS. HBS contained 135 mM NaCl, 5.9 mM KCl, 1.2 mM MgCl₂, 1.5 mM CaCl₂, 11.6 mM HEPES, 5 mM NaHCO₃ and 11.5 mM D-glucose (pH 7.3). Cytosolic free Ca²⁺ was followed spectrofluorometrically as the F340/F380 ratio </w:t>
+        <w:rPr>
+          <w:i w:val="0"/>
+        </w:rPr>
+        <w:t xml:space="preserve">Non-targeting shRNA control and shTDP-43 cells were prepared for measurement 72 h after transduction, while puromycin selection was still in progress; the RNA protocol of Section 2.13 used day-5 cultures after selection was complete. The available records do not establish sample-level pairing between the RNA sets and Fura-2 measurements. Both groups were seeded at the same density, 40,000 cells per well, onto disinfected glass coverslips in 24-well plates one day before the measurement, and three samples per group came from separate wells of the same culture plate and were measured on the same day. Cells were measured while still attached to the coverslip, which was mounted in the cuvette, so they were neither trypsinised nor measured in suspension. Cells were loaded with 5 µM Fura-2/AM (Invitrogen, F1221) and 0.02% Pluronic F-127 (Invitrogen, P3000MP) in HEPES-buffered saline (HBS) containing 1% bovine serum albumin (BSA) for 60 min at 25 °C in the dark and washed three times for 15 min in 1% BSA/HBS. HBS contained 135 mM NaCl, 5.9 mM KCl, 1.2 mM MgCl₂, 1.5 mM CaCl₂, 11.6 mM HEPES, 5 mM NaHCO₃ and 11.5 mM D-glucose (pH 7.3). Cytosolic free Ca²⁺ was followed spectrofluorometrically as the F340/F380 ratio </w:t>
       </w:r>
       <w:r>
         <w:fldChar w:fldCharType="begin"/>
@@ -2567,12 +3280,18 @@
         <w:fldChar w:fldCharType="separate"/>
       </w:r>
       <w:r>
+        <w:rPr>
+          <w:i w:val="0"/>
+        </w:rPr>
         <w:t>(excitation 340 and 380 nm, emission 510 nm; Grynkiewicz et al., 1985)</w:t>
       </w:r>
       <w:r>
         <w:fldChar w:fldCharType="end"/>
       </w:r>
       <w:r>
+        <w:rPr>
+          <w:i w:val="0"/>
+        </w:rPr>
         <w:t xml:space="preserve"> on a cuvette-based QM8/2005 spectrofluorometer (Photon Technology International) with peristaltic perfusion, following the protocol of Selli et al. </w:t>
       </w:r>
       <w:r>
@@ -2585,12 +3304,18 @@
         <w:fldChar w:fldCharType="separate"/>
       </w:r>
       <w:r>
+        <w:rPr>
+          <w:i w:val="0"/>
+        </w:rPr>
         <w:t>(2009)</w:t>
       </w:r>
       <w:r>
         <w:fldChar w:fldCharType="end"/>
       </w:r>
       <w:r>
+        <w:rPr>
+          <w:i w:val="0"/>
+        </w:rPr>
         <w:t>. Loaded cells were transferred to Ca²⁺-free HBS containing 1 mM EGTA; SERCA was then inhibited with 10 µM cyclopiazonic acid (Sigma-Aldrich, cat. no. C1530) and the transient rise in F340/F380 was recorded as ER Ca²⁺ release. CaCl₂ was then introduced at a nominal concentration of 1.5 mM and the subsequent rise was recorded as store-operated Ca²⁺ entry (SOCE), following the established depletion–readdition paradigm. Peak amplitudes in both phases were quantified as Δ(F340/F380) relative to the respective preceding baseline. Each group comprised three wells on the same plate (n = 3 technical replicates), and both phases were read from the same recording of each well. No independent Fura-2 culture experiment is available for this comparison.</w:t>
       </w:r>
     </w:p>
@@ -2652,7 +3377,22 @@
         <w:jc w:val="both"/>
       </w:pPr>
       <w:r>
-        <w:t xml:space="preserve">Bioinformatic thresholds are given above. Laboratory data are mean ± SEM. TARDBP knockdown was assessed by one-way ANOVA on log2-transformed relative expression with Tukey’s multiple comparison test. The four target-gene RT-qPCR comparisons used two-tailed Student’s t-tests with Holm adjustment across the four targets (GraphPad Prism 10). The Fura-2 data comprise three wells per group from one culture plate. We report their means, well-to-well SEM and observed differences descriptively; no inferential p value, confidence interval or standardised effect size is assigned to the Fura-2 comparison because wells from one plate are not independent biological replicates. The readdition-to-release ratio of each well was likewise summarised descriptively. The 48-h WST-1 values are four wells from one of three experiments and are also summarised descriptively; the other two experiments are not available in the package. Significance was set at p &lt; 0.05, Holm-adjusted for the four-target RT-qPCR family.</w:t>
+        <w:rPr>
+          <w:i w:val="0"/>
+        </w:rPr>
+        <w:t xml:space="preserve">Bioinformatic thresholds and correction families are specified above. All laboratory comparisons are descriptive. RT-qPCR comprises four technical measurements of the same biological sample per group; the </w:t>
+      </w:r>
+      <w:r>
+        <w:rPr>
+          <w:i/>
+        </w:rPr>
+        <w:t>TARDBP</w:t>
+      </w:r>
+      <w:r>
+        <w:rPr>
+          <w:i w:val="0"/>
+        </w:rPr>
+        <w:t xml:space="preserve"> and target-gene assays used separate RNA sets. Fura-2 comprises three wells per group from one culture plate. WST-1 comprises four wells from one of three experiments; the other two experiments are not available in the package. We report means, technical-repeat or well-to-well SEM, and observed differences without inferential p values, biological confidence intervals or standardised effect sizes. These measurements do not estimate between-experiment variability. The Fura-2 readdition-to-release ratio is also summarised per well.</w:t>
       </w:r>
     </w:p>
     <w:bookmarkEnd w:id="26"/>
@@ -2692,7 +3432,22 @@
         <w:jc w:val="both"/>
       </w:pPr>
       <w:r>
-        <w:t xml:space="preserve">Lentiviral shRNA reduced TARDBP mRNA by 94.4% relative to the non-targeting shRNA control and 94.8% relative to non-transduced cells (one-way ANOVA with Tukey’s test, p &lt; 0.0001, n = 4; Figure 1A).</w:t>
+        <w:rPr>
+          <w:i w:val="0"/>
+        </w:rPr>
+        <w:t xml:space="preserve">Mean </w:t>
+      </w:r>
+      <w:r>
+        <w:rPr>
+          <w:i/>
+        </w:rPr>
+        <w:t>TARDBP</w:t>
+      </w:r>
+      <w:r>
+        <w:rPr>
+          <w:i w:val="0"/>
+        </w:rPr>
+        <w:t xml:space="preserve"> mRNA was 94.4% lower in the shTDP-43 sample than in the non-targeting shRNA sample and 94.8% lower than in the non-transduced sample (four technical RT-qPCR measurements per group; descriptive; Figure 1A).</w:t>
       </w:r>
     </w:p>
     <w:p>
@@ -2701,25 +3456,171 @@
         <w:jc w:val="both"/>
       </w:pPr>
       <w:r>
-        <w:t xml:space="preserve">Relative to the non-targeting shRNA control, mRNA levels of four SOCE-associated targets increased:</w:t>
-      </w:r>
-      <w:r>
+        <w:rPr>
+          <w:i w:val="0"/>
+        </w:rPr>
+        <w:t xml:space="preserve">Relative to the non-targeting shRNA sample, mean measurements of four SOCE-associated mRNAs were higher: </w:t>
+      </w:r>
+      <w:r>
+        <w:rPr>
+          <w:i/>
+        </w:rPr>
+        <w:t>TRPC1</w:t>
+      </w:r>
+      <w:r>
+        <w:rPr>
+          <w:i w:val="0"/>
+        </w:rPr>
+        <w:t xml:space="preserve"> ≈ 1.8-fold, </w:t>
+      </w:r>
+      <w:r>
+        <w:rPr>
+          <w:i/>
+        </w:rPr>
+        <w:t>STIM1</w:t>
+      </w:r>
+      <w:r>
+        <w:rPr>
+          <w:i w:val="0"/>
+        </w:rPr>
+        <w:t xml:space="preserve"> ≈ 1.9-fold, </w:t>
+      </w:r>
+      <w:r>
+        <w:rPr>
+          <w:i/>
+        </w:rPr>
+        <w:t>ORAI1</w:t>
+      </w:r>
+      <w:r>
+        <w:rPr>
+          <w:i w:val="0"/>
+        </w:rPr>
+        <w:t xml:space="preserve"> ≈ 1.7-fold and </w:t>
+      </w:r>
+      <w:r>
+        <w:rPr>
+          <w:i/>
+        </w:rPr>
+        <w:t>ATP2A3</w:t>
+      </w:r>
+      <w:r>
+        <w:rPr>
+          <w:i w:val="0"/>
+        </w:rPr>
+        <w:t>/SERCA3 ≈ 3.2-fold (four technical measurements per group; Figure 1B). These descriptive differences require biological replication.</w:t>
+      </w:r>
+      <w:r>
+        <w:t xml:space="preserve"/>
+      </w:r>
+      <w:r>
+        <w:rPr>
+          <w:i/>
+          <w:iCs/>
+        </w:rPr>
+        <w:t xml:space="preserve"/>
+      </w:r>
+      <w:r>
+        <w:t xml:space="preserve"/>
+      </w:r>
+      <w:r>
+        <w:t xml:space="preserve"/>
+      </w:r>
+      <w:r>
+        <w:t xml:space="preserve"/>
+      </w:r>
+      <w:r>
+        <w:rPr>
+          <w:i/>
+          <w:iCs/>
+        </w:rPr>
+        <w:t xml:space="preserve"/>
+      </w:r>
+      <w:r>
+        <w:t xml:space="preserve"/>
+      </w:r>
+      <w:r>
+        <w:t xml:space="preserve"/>
+      </w:r>
+      <w:r>
+        <w:t xml:space="preserve"/>
+      </w:r>
+      <w:r>
+        <w:rPr>
+          <w:i/>
+          <w:iCs/>
+        </w:rPr>
+        <w:t xml:space="preserve"/>
+      </w:r>
+      <w:r>
+        <w:t xml:space="preserve"/>
+      </w:r>
+      <w:r>
+        <w:t xml:space="preserve"/>
+      </w:r>
+      <w:r>
+        <w:t xml:space="preserve"/>
+      </w:r>
+      <w:r>
+        <w:rPr>
+          <w:i/>
+          <w:iCs/>
+        </w:rPr>
+        <w:t xml:space="preserve"/>
+      </w:r>
+      <w:r>
+        <w:rPr>
+          <w:i w:val="0"/>
+        </w:rPr>
+        <w:t xml:space="preserve"> All four directions matched the RNA-seq results in the same cell line (</w:t>
+      </w:r>
+      <w:r>
+        <w:rPr>
+          <w:i/>
+          <w:iCs/>
+        </w:rPr>
+        <w:t>STIM1</w:t>
+      </w:r>
+      <w:r>
+        <w:rPr>
+          <w:i w:val="0"/>
+        </w:rPr>
         <w:t xml:space="preserve"> </w:t>
       </w:r>
       <w:r>
         <w:rPr>
+          <w:i w:val="0"/>
+        </w:rPr>
+        <w:t>log2FC = 0.929, p_adj = 4.3 × 10⁻⁴⁷;</w:t>
+      </w:r>
+      <w:r>
+        <w:rPr>
+          <w:i w:val="0"/>
+        </w:rPr>
+        <w:t xml:space="preserve"> </w:t>
+      </w:r>
+      <w:r>
+        <w:rPr>
           <w:i/>
           <w:iCs/>
         </w:rPr>
-        <w:t xml:space="preserve">TRPC1</w:t>
-      </w:r>
-      <w:r>
+        <w:t>TRPC1</w:t>
+      </w:r>
+      <w:r>
+        <w:rPr>
+          <w:i w:val="0"/>
+        </w:rPr>
         <w:t xml:space="preserve"> </w:t>
       </w:r>
       <w:r>
-        <w:t xml:space="preserve">≈ 1.8-fold (Holm-adjusted p = 0.00091),</w:t>
-      </w:r>
-      <w:r>
+        <w:rPr>
+          <w:i w:val="0"/>
+        </w:rPr>
+        <w:t>0.958, 1.3 × 10⁻¹²;</w:t>
+      </w:r>
+      <w:r>
+        <w:rPr>
+          <w:i w:val="0"/>
+        </w:rPr>
         <w:t xml:space="preserve"> </w:t>
       </w:r>
       <w:r>
@@ -2727,15 +3628,24 @@
           <w:i/>
           <w:iCs/>
         </w:rPr>
-        <w:t xml:space="preserve">STIM1</w:t>
-      </w:r>
-      <w:r>
+        <w:t>ORAI1</w:t>
+      </w:r>
+      <w:r>
+        <w:rPr>
+          <w:i w:val="0"/>
+        </w:rPr>
         <w:t xml:space="preserve"> </w:t>
       </w:r>
       <w:r>
-        <w:t xml:space="preserve">≈ 1.9-fold (adjusted p = 0.0011),</w:t>
-      </w:r>
-      <w:r>
+        <w:rPr>
+          <w:i w:val="0"/>
+        </w:rPr>
+        <w:t>0.433, 2.4 × 10⁻⁴;</w:t>
+      </w:r>
+      <w:r>
+        <w:rPr>
+          <w:i w:val="0"/>
+        </w:rPr>
         <w:t xml:space="preserve"> </w:t>
       </w:r>
       <w:r>
@@ -2743,87 +3653,19 @@
           <w:i/>
           <w:iCs/>
         </w:rPr>
-        <w:t xml:space="preserve">ORAI1</w:t>
-      </w:r>
-      <w:r>
+        <w:t>ATP2A3</w:t>
+      </w:r>
+      <w:r>
+        <w:rPr>
+          <w:i w:val="0"/>
+        </w:rPr>
         <w:t xml:space="preserve"> </w:t>
       </w:r>
       <w:r>
-        <w:t xml:space="preserve">≈ 1.7-fold (adjusted p = 0.0011) and</w:t>
-      </w:r>
-      <w:r>
-        <w:t xml:space="preserve"> </w:t>
-      </w:r>
-      <w:r>
-        <w:rPr>
-          <w:i/>
-          <w:iCs/>
-        </w:rPr>
-        <w:t xml:space="preserve">ATP2A3</w:t>
-      </w:r>
-      <w:r>
-        <w:t xml:space="preserve">/SERCA3 ≈ 3.2-fold (adjusted p = 0.00038; n = 4, two-tailed t-tests; Figure 1B). All four directions matched the RNA-seq results in the same cell line (</w:t>
-      </w:r>
-      <w:r>
-        <w:rPr>
-          <w:i/>
-          <w:iCs/>
-        </w:rPr>
-        <w:t xml:space="preserve">STIM1</w:t>
-      </w:r>
-      <w:r>
-        <w:t xml:space="preserve"> </w:t>
-      </w:r>
-      <w:r>
-        <w:t xml:space="preserve">log2FC = 0.929, p_adj = 4.3 × 10⁻⁴⁷;</w:t>
-      </w:r>
-      <w:r>
-        <w:t xml:space="preserve"> </w:t>
-      </w:r>
-      <w:r>
-        <w:rPr>
-          <w:i/>
-          <w:iCs/>
-        </w:rPr>
-        <w:t xml:space="preserve">TRPC1</w:t>
-      </w:r>
-      <w:r>
-        <w:t xml:space="preserve"> </w:t>
-      </w:r>
-      <w:r>
-        <w:t xml:space="preserve">0.958, 1.3 × 10⁻¹²;</w:t>
-      </w:r>
-      <w:r>
-        <w:t xml:space="preserve"> </w:t>
-      </w:r>
-      <w:r>
-        <w:rPr>
-          <w:i/>
-          <w:iCs/>
-        </w:rPr>
-        <w:t xml:space="preserve">ORAI1</w:t>
-      </w:r>
-      <w:r>
-        <w:t xml:space="preserve"> </w:t>
-      </w:r>
-      <w:r>
-        <w:t xml:space="preserve">0.433, 2.4 × 10⁻⁴;</w:t>
-      </w:r>
-      <w:r>
-        <w:t xml:space="preserve"> </w:t>
-      </w:r>
-      <w:r>
-        <w:rPr>
-          <w:i/>
-          <w:iCs/>
-        </w:rPr>
-        <w:t xml:space="preserve">ATP2A3</w:t>
-      </w:r>
-      <w:r>
-        <w:t xml:space="preserve"> </w:t>
-      </w:r>
-      <w:r>
-        <w:t xml:space="preserve">1.306, 1.4 × 10⁻²⁹).</w:t>
+        <w:rPr>
+          <w:i w:val="0"/>
+        </w:rPr>
+        <w:t>1.306, 1.4 × 10⁻²⁹).</w:t>
       </w:r>
     </w:p>
     <w:p>
@@ -2836,7 +3678,7 @@
       <w:r>
         <w:drawing>
           <wp:inline>
-            <wp:extent cx="5532120" cy="2368311"/>
+            <wp:extent cx="5532120" cy="2335784"/>
             <wp:docPr id="1" name="Picture 1" descr=""/>
             <wp:cNvGraphicFramePr>
               <a:graphicFrameLocks noChangeAspect="1"/>
@@ -2857,7 +3699,7 @@
                   <pic:spPr>
                     <a:xfrm>
                       <a:off x="0" y="0"/>
-                      <a:ext cx="5532120" cy="2368311"/>
+                      <a:ext cx="5532120" cy="2335784"/>
                     </a:xfrm>
                     <a:prstGeom prst="rect"/>
                   </pic:spPr>
@@ -2879,6 +3721,7 @@
         <w:rPr>
           <w:rFonts w:ascii="Times New Roman" w:hAnsi="Times New Roman"/>
           <w:b/>
+          <w:i/>
           <w:sz w:val="19"/>
         </w:rPr>
         <w:t>Figure 1.</w:t>
@@ -2886,9 +3729,110 @@
       <w:r>
         <w:rPr>
           <w:rFonts w:ascii="Times New Roman" w:hAnsi="Times New Roman"/>
+          <w:b w:val="0"/>
+          <w:i/>
           <w:sz w:val="19"/>
         </w:rPr>
-        <w:t xml:space="preserve"> TDP-43 knockdown, calcium-related mRNAs and WST-1 signal in SH-SY5Y cells. (A) TARDBP mRNA in untransduced cells (“No virus”), non-targeting shRNA controls and shTDP-43 cells (n = 4; one-way ANOVA on log2 values with Tukey’s test; **** p &lt; 0.0001 for the indicated pair). (B) Relative mRNA of TRPC1, STIM1, ORAI1 and ATP2A3 (n = 4; two-tailed t-tests with Holm adjustment across the four targets; ** adjusted p &lt; 0.01, *** adjusted p &lt; 0.001). (C) WST-1 metabolic signal at 48 h (n = 4 wells of a single experiment, that is technical replicates; summarised descriptively and not tested). Bars represent means ± SEM; dots are individual measurements.</w:t>
+        <w:t xml:space="preserve"> Descriptive laboratory measurements in SH-SY5Y cells. (A) </w:t>
+      </w:r>
+      <w:r>
+        <w:rPr>
+          <w:rFonts w:ascii="Times New Roman" w:hAnsi="Times New Roman"/>
+          <w:b w:val="0"/>
+          <w:i/>
+          <w:sz w:val="19"/>
+        </w:rPr>
+        <w:t>TARDBP</w:t>
+      </w:r>
+      <w:r>
+        <w:rPr>
+          <w:rFonts w:ascii="Times New Roman" w:hAnsi="Times New Roman"/>
+          <w:b w:val="0"/>
+          <w:i/>
+          <w:sz w:val="19"/>
+        </w:rPr>
+        <w:t xml:space="preserve"> mRNA in untransduced, non-targeting shRNA and shTDP-43 samples. (B) Relative </w:t>
+      </w:r>
+      <w:r>
+        <w:rPr>
+          <w:rFonts w:ascii="Times New Roman" w:hAnsi="Times New Roman"/>
+          <w:b w:val="0"/>
+          <w:i/>
+          <w:sz w:val="19"/>
+        </w:rPr>
+        <w:t>TRPC1</w:t>
+      </w:r>
+      <w:r>
+        <w:rPr>
+          <w:rFonts w:ascii="Times New Roman" w:hAnsi="Times New Roman"/>
+          <w:b w:val="0"/>
+          <w:i/>
+          <w:sz w:val="19"/>
+        </w:rPr>
+        <w:t xml:space="preserve">, </w:t>
+      </w:r>
+      <w:r>
+        <w:rPr>
+          <w:rFonts w:ascii="Times New Roman" w:hAnsi="Times New Roman"/>
+          <w:b w:val="0"/>
+          <w:i/>
+          <w:sz w:val="19"/>
+        </w:rPr>
+        <w:t>STIM1</w:t>
+      </w:r>
+      <w:r>
+        <w:rPr>
+          <w:rFonts w:ascii="Times New Roman" w:hAnsi="Times New Roman"/>
+          <w:b w:val="0"/>
+          <w:i/>
+          <w:sz w:val="19"/>
+        </w:rPr>
+        <w:t xml:space="preserve">, </w:t>
+      </w:r>
+      <w:r>
+        <w:rPr>
+          <w:rFonts w:ascii="Times New Roman" w:hAnsi="Times New Roman"/>
+          <w:b w:val="0"/>
+          <w:i/>
+          <w:sz w:val="19"/>
+        </w:rPr>
+        <w:t>ORAI1</w:t>
+      </w:r>
+      <w:r>
+        <w:rPr>
+          <w:rFonts w:ascii="Times New Roman" w:hAnsi="Times New Roman"/>
+          <w:b w:val="0"/>
+          <w:i/>
+          <w:sz w:val="19"/>
+        </w:rPr>
+        <w:t xml:space="preserve"> and </w:t>
+      </w:r>
+      <w:r>
+        <w:rPr>
+          <w:rFonts w:ascii="Times New Roman" w:hAnsi="Times New Roman"/>
+          <w:b w:val="0"/>
+          <w:i/>
+          <w:sz w:val="19"/>
+        </w:rPr>
+        <w:t>ATP2A3</w:t>
+      </w:r>
+      <w:r>
+        <w:rPr>
+          <w:rFonts w:ascii="Times New Roman" w:hAnsi="Times New Roman"/>
+          <w:b w:val="0"/>
+          <w:i/>
+          <w:sz w:val="19"/>
+        </w:rPr>
+        <w:t xml:space="preserve"> mRNA. Each RT-qPCR group comprises four technical measurements of the same biological sample; panels A and B use separate RNA sets. (C) WST-1 signal at 48 h, four wells from one experiment. Bars show means with technical-repeat or well-to-well SEM; dots show individual measurements. No inferential significance tests are assigned to these comparisons.</w:t>
+      </w:r>
+      <w:r>
+        <w:rPr>
+          <w:rFonts w:ascii="Times New Roman" w:hAnsi="Times New Roman"/>
+          <w:b w:val="0"/>
+          <w:i/>
+          <w:sz w:val="19"/>
+        </w:rPr>
+        <w:t xml:space="preserve"/>
       </w:r>
     </w:p>
     <w:p>
@@ -2897,7 +3841,10 @@
         <w:jc w:val="both"/>
       </w:pPr>
       <w:r>
-        <w:t xml:space="preserve">The Fura-2 Ca²⁺-readdition amplitude was markedly lower in shTDP-43 cells (Figure 2). The readdition amplitude was 1.542 ± 0.282 in control wells and 0.245 ± 0.083 Δ(F340/F380) in knockdown wells (mean ± well-to-well SEM, three wells per group on one plate; difference −1.30, or 84% of the control mean). The observed ranges were 1.013–1.975 and 0.080–0.338, respectively. ER Ca²⁺ release was 0.268 ± 0.042 and 0.180 ± 0.061 (difference −0.088, or 33% of the control mean). Because both phases came from the same recording, readdition was also expressed relative to each well’s own release. This ratio was 5.88 ± 1.10 in controls and 1.36 ± 0.01 after knockdown, 77% lower; every knockdown well had a lower ratio than every control well (Supplementary Table S1). The ratio pattern suggests that a smaller releasable store alone may not explain the within-plate difference, but it cannot establish that this response recurs across independent cultures. Plotted on common axes, the two representative recordings had similar baselines before readdition (Figure 2E). At 48 h, the WST-1 signal was 61.5 ± 0.8% of control, a 38.5% decrease (n = 4 wells; descriptive; Figure 1C).</w:t>
+        <w:rPr>
+          <w:i w:val="0"/>
+        </w:rPr>
+        <w:t>The Fura-2 Ca²⁺-readdition amplitude was markedly lower in shTDP-43 cells (Figure 2). The readdition amplitude was 1.542 ± 0.282 in control wells and 0.245 ± 0.083 Δ(F340/F380) in knockdown wells (mean ± well-to-well SEM, three wells per group on one plate; difference −1.30, or 84% of the control mean). The observed ranges were 1.013–1.975 and 0.080–0.338, respectively. ER Ca²⁺ release was 0.268 ± 0.042 and 0.180 ± 0.061 (difference −0.088, or 33% of the control mean). Because both phases came from the same recording, readdition was also expressed relative to each well’s own release. This ratio was 5.88 ± 1.10 in controls and 1.36 ± 0.01 after knockdown, 77% lower; every knockdown well had a lower ratio than every control well (Supplementary Table S1). The ratio describes the within-plate pattern but does not isolate store depletion, influx or clearance, and cannot establish replication across independent cultures. Plotted on common axes, the two representative recordings had similar baselines before readdition (Figure 2E). At 48 h, the WST-1 signal was 61.5 ± 0.8% of control, a 38.5% decrease (n = 4 wells; descriptive; Figure 1C).</w:t>
       </w:r>
     </w:p>
     <w:p>
@@ -3234,7 +4181,31 @@
         <w:jc w:val="both"/>
       </w:pPr>
       <w:r>
-        <w:t xml:space="preserve">Two of these changes point towards reduced entry. ORAI2 and ORAI3 both form heteromers with ORAI1 and restrain SOCE; deleting either increases it </w:t>
+        <w:t xml:space="preserve">Higher </w:t>
+      </w:r>
+      <w:r>
+        <w:rPr>
+          <w:i/>
+        </w:rPr>
+        <w:t>ORAI3</w:t>
+      </w:r>
+      <w:r>
+        <w:rPr>
+          <w:i w:val="0"/>
+        </w:rPr>
+        <w:t xml:space="preserve"> and </w:t>
+      </w:r>
+      <w:r>
+        <w:rPr>
+          <w:i/>
+        </w:rPr>
+        <w:t>SARAF</w:t>
+      </w:r>
+      <w:r>
+        <w:rPr>
+          <w:i w:val="0"/>
+        </w:rPr>
+        <w:t xml:space="preserve"> transcripts suggest two candidate routes to reduced entry. ORAI2 and ORAI3 both form heteromers with ORAI1 and restrain SOCE; deleting either increases it </w:t>
       </w:r>
       <w:r>
         <w:fldChar w:fldCharType="begin"/>
@@ -3268,7 +4239,7 @@
         <w:t xml:space="preserve"> </w:t>
       </w:r>
       <w:r>
-        <w:t xml:space="preserve">is a candidate contributor to the phenotype, whereas the fall in</w:t>
+        <w:t xml:space="preserve">is a candidate contributor to the within-plate response, whereas the fall in</w:t>
       </w:r>
       <w:r>
         <w:t xml:space="preserve"> </w:t>
@@ -3483,7 +4454,7 @@
         <w:t xml:space="preserve"> </w:t>
       </w:r>
       <w:r>
-        <w:t xml:space="preserve">was consistent with published direction of change. SUPPA2 gave a more conservative result on the same libraries. It tested 31,474 events in 5,345 genes and returned no event meeting the shared FDR and |ΔPSI| ≥ 0.10 thresholds. Among 9,369 skipped-exon events matched by coordinates, the tools agreed weakly on ΔPSI (Spearman ρ = 0.319; 62.4% directional concordance). SUPPA2 builds its null from the between-replicate ΔPSI distribution, which makes it conservative in a three-versus-three design, so the disagreement bounds how much weight any single event call can carry rather than showing that one tool is wrong.</w:t>
+        <w:t xml:space="preserve">was consistent with published direction of change. SUPPA2 returned fewer calls on the same libraries. It tested 31,474 events in 5,345 genes and returned no event meeting the shared FDR and |ΔPSI| ≥ 0.10 thresholds. Among 9,369 skipped-exon events matched by coordinates, the tools agreed weakly on ΔPSI (Spearman ρ = 0.319; 62.4% directional concordance). SUPPA2 uses between-replicate ΔPSI variation to construct its null. The limited agreement indicates method sensitivity; this comparison does not identify which method is better calibrated.</w:t>
       </w:r>
     </w:p>
     <w:p>
@@ -3577,9 +4548,15 @@
         <w:jc w:val="both"/>
       </w:pPr>
       <w:r>
-        <w:t xml:space="preserve">In the primary SH-SY5Y model these were</w:t>
-      </w:r>
-      <w:r>
+        <w:rPr>
+          <w:i w:val="0"/>
+        </w:rPr>
+        <w:t>In the primary SH-SY5Y model these were</w:t>
+      </w:r>
+      <w:r>
+        <w:rPr>
+          <w:i w:val="0"/>
+        </w:rPr>
         <w:t xml:space="preserve"> </w:t>
       </w:r>
       <w:r>
@@ -3587,15 +4564,24 @@
           <w:i/>
           <w:iCs/>
         </w:rPr>
-        <w:t xml:space="preserve">STIMATE</w:t>
-      </w:r>
-      <w:r>
+        <w:t>STIMATE</w:t>
+      </w:r>
+      <w:r>
+        <w:rPr>
+          <w:i w:val="0"/>
+        </w:rPr>
         <w:t xml:space="preserve"> </w:t>
       </w:r>
       <w:r>
-        <w:t xml:space="preserve">(ΔPSI = +0.244; FDR = 9.0 × 10⁻⁷; 95% CI +0.095 to +0.368),</w:t>
-      </w:r>
-      <w:r>
+        <w:rPr>
+          <w:i w:val="0"/>
+        </w:rPr>
+        <w:t>(ΔPSI = +0.244; FDR = 9.0 × 10⁻⁷; 95% CI +0.095 to +0.368),</w:t>
+      </w:r>
+      <w:r>
+        <w:rPr>
+          <w:i w:val="0"/>
+        </w:rPr>
         <w:t xml:space="preserve"> </w:t>
       </w:r>
       <w:r>
@@ -3603,15 +4589,24 @@
           <w:i/>
           <w:iCs/>
         </w:rPr>
-        <w:t xml:space="preserve">ORAI3</w:t>
-      </w:r>
-      <w:r>
+        <w:t>ORAI3</w:t>
+      </w:r>
+      <w:r>
+        <w:rPr>
+          <w:i w:val="0"/>
+        </w:rPr>
         <w:t xml:space="preserve"> </w:t>
       </w:r>
       <w:r>
-        <w:t xml:space="preserve">(−0.269; 1.0 × 10⁻²; −0.404 to −0.107) and</w:t>
-      </w:r>
-      <w:r>
+        <w:rPr>
+          <w:i w:val="0"/>
+        </w:rPr>
+        <w:t>(−0.269; 1.0 × 10⁻²; −0.404 to −0.107) and</w:t>
+      </w:r>
+      <w:r>
+        <w:rPr>
+          <w:i w:val="0"/>
+        </w:rPr>
         <w:t xml:space="preserve"> </w:t>
       </w:r>
       <w:r>
@@ -3619,15 +4614,24 @@
           <w:i/>
           <w:iCs/>
         </w:rPr>
-        <w:t xml:space="preserve">STIM2</w:t>
-      </w:r>
-      <w:r>
+        <w:t>STIM2</w:t>
+      </w:r>
+      <w:r>
+        <w:rPr>
+          <w:i w:val="0"/>
+        </w:rPr>
         <w:t xml:space="preserve"> </w:t>
       </w:r>
       <w:r>
-        <w:t xml:space="preserve">(−0.120; &lt; 1 × 10⁻¹⁶; −0.165 to −0.064). A</w:t>
-      </w:r>
-      <w:r>
+        <w:rPr>
+          <w:i w:val="0"/>
+        </w:rPr>
+        <w:t>(−0.120; &lt; 1 × 10⁻¹⁶; −0.165 to −0.064). A</w:t>
+      </w:r>
+      <w:r>
+        <w:rPr>
+          <w:i w:val="0"/>
+        </w:rPr>
         <w:t xml:space="preserve"> </w:t>
       </w:r>
       <w:r>
@@ -3635,40 +4639,52 @@
           <w:i/>
           <w:iCs/>
         </w:rPr>
-        <w:t xml:space="preserve">STIM1</w:t>
-      </w:r>
-      <w:r>
+        <w:t>STIM1</w:t>
+      </w:r>
+      <w:r>
+        <w:rPr>
+          <w:i w:val="0"/>
+        </w:rPr>
         <w:t xml:space="preserve"> </w:t>
       </w:r>
       <w:r>
+        <w:rPr>
+          <w:i w:val="0"/>
+        </w:rPr>
         <w:t xml:space="preserve">event (chr11:4,088,702–4,088,738; 37 bp, frame-disrupting) reached ΔPSI = +0.145 (FDR = 4.0 × 10⁻⁴) with a confidence interval marginally including zero, and was positive in all three human datasets. Isoform-level testing placed </w:t>
       </w:r>
       <w:r>
         <w:rPr>
           <w:i/>
         </w:rPr>
-        <w:t xml:space="preserve">STIM1</w:t>
-      </w:r>
-      <w:r>
-        <w:t xml:space="preserve"> among the genes with differential isoform usage at the screening stage (DRIMSeq gene-level q = 5.49 × 10⁻⁷), but the stage-wise confirmation did not single out any transcript: all seven </w:t>
-      </w:r>
-      <w:r>
-        <w:rPr>
-          <w:i/>
-        </w:rPr>
-        <w:t xml:space="preserve">STIM1</w:t>
-      </w:r>
-      <w:r>
-        <w:t xml:space="preserve"> transcripts carried a confirmation-stage adjusted p of 1.0. Two </w:t>
-      </w:r>
-      <w:r>
-        <w:rPr>
-          <w:i/>
-        </w:rPr>
-        <w:t xml:space="preserve">STIM1</w:t>
-      </w:r>
-      <w:r>
-        <w:t xml:space="preserve"> isoforms are predicted to carry premature termination codons, and neither is among the ones whose usage changes (isoform-level q = 0.33 and 0.77), whereas the two that do change are not predicted to carry them. The gene-level signal is therefore not attributable to a premature-termination-codon isoform.</w:t>
+        <w:t>STIM1</w:t>
+      </w:r>
+      <w:r>
+        <w:rPr>
+          <w:i w:val="0"/>
+        </w:rPr>
+        <w:t xml:space="preserve"> among the genes with differential isoform usage at the screening stage (DRIMSeq gene-level q = 5.49 × 10⁻⁷), but none of seven evaluable transcripts passed stageR confirmation (all confirmation-stage adjusted p values = 1.0). Two additional transcripts in the DRIMSeq output, ENST00000698912.1 and ENST00000698913.1, had missing p values and were not evaluated by stageR (Supplementary source data).</w:t>
+      </w:r>
+      <w:r>
+        <w:rPr>
+          <w:i/>
+        </w:rPr>
+        <w:t xml:space="preserve"/>
+      </w:r>
+      <w:r>
+        <w:rPr>
+          <w:i w:val="0"/>
+        </w:rPr>
+        <w:t xml:space="preserve"> In the separate IsoformSwitchAnalyzeR/DEXSeq analysis, the two predicted premature-termination-codon (PTC) isoforms had q = 0.33 and 0.77. The two isoforms with significant usage changes were ENST00000698912.1 and ENST00000698913.1, neither predicted to carry a PTC; their stageR confirmation was unavailable. No confirmed PTC-associated isoform switch was identified.</w:t>
+      </w:r>
+      <w:r>
+        <w:rPr>
+          <w:i/>
+        </w:rPr>
+        <w:t xml:space="preserve"/>
+      </w:r>
+      <w:r>
+        <w:t xml:space="preserve"/>
       </w:r>
       <w:r>
         <w:t xml:space="preserve"/>
@@ -4080,7 +5096,9 @@
         <w:jc w:val="both"/>
       </w:pPr>
       <w:r>
-        <w:rPr/>
+        <w:rPr>
+          <w:i w:val="0"/>
+        </w:rPr>
         <w:t>Specificity was tested by running the same analysis on FUS and TAF15 knockdown in the same iPSC-derived motor neurons, at the same depth and with the same design (Supplementary Figure S4C). Under the permissive definition the three comparisons produced call counts of the same order (141 for TDP-43, 124 for FUS and 126 for TAF15), but only TDP-43 knockdown recovered positive controls, two of the sixteen (</w:t>
       </w:r>
       <w:r>
@@ -4090,7 +5108,9 @@
         <w:t>STMN2</w:t>
       </w:r>
       <w:r>
-        <w:rPr/>
+        <w:rPr>
+          <w:i w:val="0"/>
+        </w:rPr>
         <w:t xml:space="preserve"> and </w:t>
       </w:r>
       <w:r>
@@ -4100,8 +5120,10 @@
         <w:t>KALRN</w:t>
       </w:r>
       <w:r>
-        <w:rPr/>
-        <w:t>). This dataset is too shallow for the high-confidence threshold to recover a control in any of the three comparisons (18, 26 and 23 events, none of them a control gene), and two controls against none is not by itself a significant difference (Fisher’s exact test p = 0.48), so the specificity of the procedure rests on the deeper comparisons, in which the same permissive analysis recovered thirteen of sixteen positive controls in SH-SY5Y and fifteen in iPSC colonies. The background call rate is therefore not specific to TDP-43, whereas the genes the analysis identifies are.</w:t>
+        <w:rPr>
+          <w:i w:val="0"/>
+        </w:rPr>
+        <w:t>). This dataset is too shallow for the high-confidence threshold to recover a control in any of the three comparisons (18, 26 and 23 events, none of them a control gene), and two controls against none is not by itself a significant difference (Fisher’s exact test p = 0.48), so this matched comparison does not establish specificity. Deeper TDP-43 comparisons recovered thirteen of sixteen positive controls in SH-SY5Y and fifteen in iPSC colonies, supporting sensitivity to known targets in those models. The FUS/TAF15 comparison remains descriptive.</w:t>
       </w:r>
     </w:p>
     <w:p>
@@ -4120,7 +5142,9 @@
         <w:jc w:val="both"/>
       </w:pPr>
       <w:r>
-        <w:rPr/>
+        <w:rPr>
+          <w:i w:val="0"/>
+        </w:rPr>
         <w:t xml:space="preserve">Applied to the Ca²⁺ panels, the analysis returned an almost complete negative (Supplementary Table S7). The negative is informative where the analysis demonstrably worked: in SH-SY5Y at both doses and in K562 poly(A)+ mRNA, where positive controls were recovered at the high-confidence threshold, and less strongly in the TDP-43 knockdown of iPSC-derived motor neurons, where two were recovered under the permissive definition only. In K562 total RNA no positive control was recovered, and the three mouse comparisons have no conserved control, so the absence of calls there carries little information. Within the coverage, models and calling criteria used here, the only high-confidence unannotated change anywhere in the SOCE panel was the </w:t>
       </w:r>
       <w:r>
@@ -4130,7 +5154,9 @@
         <w:t>CBARP</w:t>
       </w:r>
       <w:r>
-        <w:rPr/>
+        <w:rPr>
+          <w:i w:val="0"/>
+        </w:rPr>
         <w:t xml:space="preserve"> junction in iPSC colonies, called there together with </w:t>
       </w:r>
       <w:r>
@@ -4140,7 +5166,9 @@
         <w:t>TRPM3</w:t>
       </w:r>
       <w:r>
-        <w:rPr/>
+        <w:rPr>
+          <w:i w:val="0"/>
+        </w:rPr>
         <w:t xml:space="preserve">; </w:t>
       </w:r>
       <w:r>
@@ -4150,7 +5178,9 @@
         <w:t>STIM1</w:t>
       </w:r>
       <w:r>
-        <w:rPr/>
+        <w:rPr>
+          <w:i w:val="0"/>
+        </w:rPr>
         <w:t xml:space="preserve">, </w:t>
       </w:r>
       <w:r>
@@ -4160,7 +5190,9 @@
         <w:t>STIM2</w:t>
       </w:r>
       <w:r>
-        <w:rPr/>
+        <w:rPr>
+          <w:i w:val="0"/>
+        </w:rPr>
         <w:t xml:space="preserve">, </w:t>
       </w:r>
       <w:r>
@@ -4170,7 +5202,9 @@
         <w:t>ORAI1</w:t>
       </w:r>
       <w:r>
-        <w:rPr/>
+        <w:rPr>
+          <w:i w:val="0"/>
+        </w:rPr>
         <w:t xml:space="preserve">–3, </w:t>
       </w:r>
       <w:r>
@@ -4180,7 +5214,9 @@
         <w:t>TRPC1</w:t>
       </w:r>
       <w:r>
-        <w:rPr/>
+        <w:rPr>
+          <w:i w:val="0"/>
+        </w:rPr>
         <w:t xml:space="preserve">, </w:t>
       </w:r>
       <w:r>
@@ -4190,7 +5226,9 @@
         <w:t>SARAF</w:t>
       </w:r>
       <w:r>
-        <w:rPr/>
+        <w:rPr>
+          <w:i w:val="0"/>
+        </w:rPr>
         <w:t xml:space="preserve">, </w:t>
       </w:r>
       <w:r>
@@ -4200,7 +5238,9 @@
         <w:t>STIMATE</w:t>
       </w:r>
       <w:r>
-        <w:rPr/>
+        <w:rPr>
+          <w:i w:val="0"/>
+        </w:rPr>
         <w:t xml:space="preserve"> and the SERCA and mitochondrial uptake genes carried none in any comparison. That single call comes from the dataset whose null test produced 0.64 calls for every real call, so it is not evidence on its own, although the </w:t>
       </w:r>
       <w:r>
@@ -4210,8 +5250,10 @@
         <w:t>CBARP</w:t>
       </w:r>
       <w:r>
-        <w:rPr/>
-        <w:t xml:space="preserve"> junction is corroborated below. Permissive-tier and annotated-site events are detailed in Supplementary Table S7 and Figure S4B. This finding does not exclude lower-abundance or context-specific events, but it provides no support for a cryptic-splicing switch as the explanation for the observed SOCE phenotype.</w:t>
+        <w:rPr>
+          <w:i w:val="0"/>
+        </w:rPr>
+        <w:t xml:space="preserve"> junction is corroborated below. Permissive-tier and annotated-site events are detailed in Supplementary Table S7 and Figure S4B. This finding does not exclude lower-abundance or context-specific events, but it provides no support for a cryptic-splicing switch as the explanation for the within-plate Fura-2 difference.</w:t>
       </w:r>
     </w:p>
     <w:p>
@@ -4220,9 +5262,15 @@
         <w:jc w:val="both"/>
       </w:pPr>
       <w:r>
-        <w:t xml:space="preserve">What the annotation-free analysis did confirm were the annotated events.</w:t>
-      </w:r>
-      <w:r>
+        <w:rPr>
+          <w:i w:val="0"/>
+        </w:rPr>
+        <w:t>What the annotation-free analysis did confirm were the annotated events.</w:t>
+      </w:r>
+      <w:r>
+        <w:rPr>
+          <w:i w:val="0"/>
+        </w:rPr>
         <w:t xml:space="preserve"> </w:t>
       </w:r>
       <w:r>
@@ -4230,13 +5278,35 @@
           <w:i/>
           <w:iCs/>
         </w:rPr>
-        <w:t xml:space="preserve">CBARP showed the largest local change of any SOCE gene in SH-SY5Y, in the junction from exon 4 to the alternative 3′ splice site (ΔPSI +0.74</w:t>
+        <w:t>CBARP</w:t>
+      </w:r>
+      <w:r>
+        <w:rPr>
+          <w:i w:val="0"/>
+          <w:iCs/>
+        </w:rPr>
+        <w:t xml:space="preserve"> showed the largest local change of any SOCE gene in SH-SY5Y, in the junction from exon 4 to the alternative 3′ splice site (ΔPSI +0.74</w:t>
       </w:r>
       <w:r>
         <w:t xml:space="preserve"/>
       </w:r>
       <w:r>
-        <w:t xml:space="preserve">, 95% CI +0.51 to +0.83, q = 2.7 × 10⁻¹²; +0.76, q = 5.6 × 10⁻¹⁷ in the regtools set), and one arm of the CBARP event uses a splice site absent from the annotation (Supplementary Figure S3).</w:t>
+        <w:rPr>
+          <w:i w:val="0"/>
+        </w:rPr>
+        <w:t xml:space="preserve">, 95% CI +0.51 to +0.83, q = 2.7 × 10⁻¹²; +0.76, q = 5.6 × 10⁻¹⁷ in the regtools set), and one arm of the </w:t>
+      </w:r>
+      <w:r>
+        <w:rPr>
+          <w:i/>
+        </w:rPr>
+        <w:t>CBARP</w:t>
+      </w:r>
+      <w:r>
+        <w:rPr>
+          <w:i w:val="0"/>
+        </w:rPr>
+        <w:t xml:space="preserve"> event uses a splice site absent from the annotation (Supplementary Figure S3).</w:t>
       </w:r>
       <w:r>
         <w:t xml:space="preserve"/>
@@ -4252,24 +5322,40 @@
         <w:t xml:space="preserve"/>
       </w:r>
       <w:r>
+        <w:rPr>
+          <w:i w:val="0"/>
+        </w:rPr>
         <w:t xml:space="preserve"> This is the third method, after rMATS with</w:t>
       </w:r>
       <w:r>
+        <w:rPr>
+          <w:i w:val="0"/>
+        </w:rPr>
         <w:t xml:space="preserve"> </w:t>
       </w:r>
       <w:r>
         <w:rPr>
           <w:rStyle w:val="VerbatimChar"/>
-        </w:rPr>
-        <w:t xml:space="preserve">--novelSS</w:t>
-      </w:r>
-      <w:r>
+          <w:i w:val="0"/>
+        </w:rPr>
+        <w:t>--novelSS</w:t>
+      </w:r>
+      <w:r>
+        <w:rPr>
+          <w:i w:val="0"/>
+        </w:rPr>
         <w:t xml:space="preserve"> </w:t>
       </w:r>
       <w:r>
-        <w:t xml:space="preserve">and LeafCutter, to converge on this locus; isoform-level testing did not detect a</w:t>
-      </w:r>
-      <w:r>
+        <w:rPr>
+          <w:i w:val="0"/>
+        </w:rPr>
+        <w:t>and LeafCutter, to converge on this locus; isoform-level testing did not detect a</w:t>
+      </w:r>
+      <w:r>
+        <w:rPr>
+          <w:i w:val="0"/>
+        </w:rPr>
         <w:t xml:space="preserve"> </w:t>
       </w:r>
       <w:r>
@@ -4277,15 +5363,24 @@
           <w:i/>
           <w:iCs/>
         </w:rPr>
-        <w:t xml:space="preserve">CBARP</w:t>
-      </w:r>
-      <w:r>
+        <w:t>CBARP</w:t>
+      </w:r>
+      <w:r>
+        <w:rPr>
+          <w:i w:val="0"/>
+        </w:rPr>
         <w:t xml:space="preserve"> </w:t>
       </w:r>
       <w:r>
-        <w:t xml:space="preserve">isoform switch (IsoformSwitchAnalyzeR gene-level q = 0.12; DRIMSeq q = 0.34). The same unannotated</w:t>
-      </w:r>
-      <w:r>
+        <w:rPr>
+          <w:i w:val="0"/>
+        </w:rPr>
+        <w:t>isoform switch (IsoformSwitchAnalyzeR gene-level q = 0.12; DRIMSeq q = 0.34). The same unannotated</w:t>
+      </w:r>
+      <w:r>
+        <w:rPr>
+          <w:i w:val="0"/>
+        </w:rPr>
         <w:t xml:space="preserve"> </w:t>
       </w:r>
       <w:r>
@@ -4293,15 +5388,24 @@
           <w:i/>
           <w:iCs/>
         </w:rPr>
-        <w:t xml:space="preserve">CBARP</w:t>
-      </w:r>
-      <w:r>
+        <w:t>CBARP</w:t>
+      </w:r>
+      <w:r>
+        <w:rPr>
+          <w:i w:val="0"/>
+        </w:rPr>
         <w:t xml:space="preserve"> </w:t>
       </w:r>
       <w:r>
-        <w:t xml:space="preserve">splice site was recovered independently in iPSC colonies (ΔPSI +0.33, q = 4.3 × 10⁻¹⁶, 201 versus 137 reads), where it met the cryptic criteria outright.</w:t>
-      </w:r>
-      <w:r>
+        <w:rPr>
+          <w:i w:val="0"/>
+        </w:rPr>
+        <w:t>splice site was recovered independently in iPSC colonies (ΔPSI +0.33, q = 4.3 × 10⁻¹⁶, 201 versus 137 reads), where it met the cryptic criteria outright.</w:t>
+      </w:r>
+      <w:r>
+        <w:rPr>
+          <w:i w:val="0"/>
+        </w:rPr>
         <w:t xml:space="preserve"> </w:t>
       </w:r>
       <w:r>
@@ -4309,10 +5413,13 @@
           <w:i/>
           <w:iCs/>
         </w:rPr>
-        <w:t xml:space="preserve">ORAI2</w:t>
-      </w:r>
-      <w:r>
-        <w:t xml:space="preserve">, the most abundant ORAI-family gene in the transcript estimates, showed a change of +0.16 (q = 1.9 × 10⁻³) in the mapping-quality-filtered set and +0.15 (q = 0.087) in the unfiltered set; the two extraction methods therefore provide unequal support.</w:t>
+        <w:t>ORAI2</w:t>
+      </w:r>
+      <w:r>
+        <w:rPr>
+          <w:i w:val="0"/>
+        </w:rPr>
+        <w:t>, the most abundant ORAI-family gene in the transcript estimates, showed a change of +0.16 (q = 1.9 × 10⁻³) in the mapping-quality-filtered set and +0.15 (q = 0.087) in the unfiltered set; the two extraction methods therefore provide unequal support.</w:t>
       </w:r>
     </w:p>
     <w:p>
@@ -4321,7 +5428,34 @@
         <w:jc w:val="both"/>
       </w:pPr>
       <w:r>
-        <w:t xml:space="preserve">One specific mechanism could be tested directly. Inclusion of a 24-nucleotide exon in the STIM–ORAI activating region (SOAR) converts STIM2 into STIM2.1 (STIM2β), an isoform that inhibits SOCE </w:t>
+        <w:rPr>
+          <w:i w:val="0"/>
+        </w:rPr>
+        <w:t xml:space="preserve">One specific mechanism could be tested directly. Inclusion of a 24-nucleotide exon in the STIM–ORAI activating region (SOAR) converts </w:t>
+      </w:r>
+      <w:r>
+        <w:rPr>
+          <w:i/>
+        </w:rPr>
+        <w:t>STIM2</w:t>
+      </w:r>
+      <w:r>
+        <w:rPr>
+          <w:i w:val="0"/>
+        </w:rPr>
+        <w:t xml:space="preserve"> into </w:t>
+      </w:r>
+      <w:r>
+        <w:rPr>
+          <w:i/>
+        </w:rPr>
+        <w:t>STIM2</w:t>
+      </w:r>
+      <w:r>
+        <w:rPr>
+          <w:i w:val="0"/>
+        </w:rPr>
+        <w:t xml:space="preserve">.1 (STIM2β), an isoform that inhibits SOCE </w:t>
       </w:r>
       <w:r>
         <w:fldChar w:fldCharType="begin"/>
@@ -4333,13 +5467,19 @@
         <w:fldChar w:fldCharType="separate"/>
       </w:r>
       <w:r>
+        <w:rPr>
+          <w:i w:val="0"/>
+        </w:rPr>
         <w:t>(Miederer et al., 2015; Rana et al., 2015)</w:t>
       </w:r>
       <w:r>
         <w:fldChar w:fldCharType="end"/>
       </w:r>
       <w:r>
-        <w:t>, so increased inclusion upon TDP-43 loss would be a simple route to reduced entry. Measured as an rMATS event, inclusion was higher in knockdown in five of six datasets, but the fixed-effect meta-analysis estimate was negligible (pooled ΔPSI +0.0013, 95% CI −0.022 to +0.024; p = 0.914; Figure 4B; Supplementary Table S15). The three mouse datasets carry 86% of the weight, but the human datasets alone give the same answer (+0.031, 95% CI −0.030 to +0.091; p = 0.32), and the estimates are not heterogeneous (Cochran’s Q = 4.84, 5 df, p = 0.44; I² = 0%). At junction level the exon (chr4:27,007,983–27,008,006) was positive in direction in all five TDP-43 comparisons in which it was measurable, but small and inconsistent: ΔPSI +0.149 in SH-SY5Y at 75 ng/mL (q = 0.033, 20 versus 3 reads), +0.116 at 25 ng/mL (q = 0.14) and +0.020 in iPSC colonies (q = 0.82), the best-powered comparison with 441 versus 281 reads (Supplementary Table S13). The junction-level estimate is larger than the rMATS estimate for the same exon in the same libraries (+0.149 versus +0.059; Supplementary Table S15) because rMATS combines both flanking junctions and normalises by effective length, whereas the junction-level PSI is the share of the single downstream junction among all junctions leaving that donor, the more sensitive and the noisier measure for a lowly used exon. On either measure the magnitude is too small to support an isoform switch, and the negative conclusion of the meta-analysis stands.</w:t>
+        <w:rPr>
+          <w:i w:val="0"/>
+        </w:rPr>
+        <w:t>, so increased inclusion upon TDP-43 loss would be a simple route to reduced entry. Measured as an rMATS event, inclusion was higher in knockdown in five of six datasets, but the fixed-effect meta-analysis estimate was negligible (pooled ΔPSI +0.0013, 95% CI −0.022 to +0.024; p = 0.914; Figure 4B; Supplementary Table S15). The three mouse datasets carry 86% of the weight, but the human datasets alone give the same answer (+0.031, 95% CI −0.030 to +0.091; p = 0.32), and the estimates are not heterogeneous (Cochran’s Q = 4.84, 5 df, p = 0.44; I² = 0%). At junction level, both flanks of the exon (chr4:27,007,983–27,008,006 in humans) were considered. Sixteen flanking-junction records were measurable across seven TDP-43 comparisons and the FUS/TAF15 controls; direction was positive in six TDP-43 comparisons and negative in C2C12. The human downstream estimates included ΔPSI +0.149 in SH-SY5Y at 75 ng/mL (q = 0.033, 20 versus 3 reads), +0.116 at 25 ng/mL (q = 0.14) and +0.020 in iPSC colonies (q = 0.82), the best-powered comparison with 441 versus 281 reads (Supplementary Table S13). The junction-level estimate is larger than the rMATS estimate for the same exon in the same libraries (+0.149 versus +0.059; Supplementary Table S15) because rMATS combines both flanking junctions and normalises by effective length, whereas the junction-level PSI is the share of the single downstream junction among junctions sharing the downstream acceptor. In C2C12, the upstream and downstream estimates were −0.026 and −0.019 (q = 0.54 and 0.76); in NSC34 they were +0.021 and +0.031 (q = 0.73 and 0.50). These junction summaries do not alter the independently computed rMATS meta-analysis, which did not detect a shared shift.</w:t>
       </w:r>
     </w:p>
     <w:p>
@@ -4349,7 +5489,7 @@
       </w:pPr>
       <w:r>
         <w:rPr/>
-        <w:t>An outlier-based method, FRASER, returned no genome-wide significant outlier and no difference in per-sample outlier burden between depleted and control libraries, which is how such a method behaves when the aberrant state is the majority of the cohort (Supplementary Results 1).</w:t>
+        <w:t>An outlier-based method, FRASER, returned no genome-wide significant outlier and no difference in per-sample outlier burden between depleted and control libraries. The small cohort and predominance of depleted samples limit interpretation of this result (Supplementary Results 1).</w:t>
       </w:r>
     </w:p>
     <w:bookmarkEnd w:id="32"/>
@@ -4366,7 +5506,7 @@
         <w:rPr>
           <w:b w:val="1"/>
         </w:rPr>
-        <w:t xml:space="preserve">3.6 Exploratory NMD interactions prioritise CBARP but do not confirm an NMD target</w:t>
+        <w:t xml:space="preserve">3.6 Descriptive NMD interactions do not establish an NMD target</w:t>
       </w:r>
     </w:p>
     <w:p>
@@ -4375,7 +5515,34 @@
         <w:jc w:val="both"/>
       </w:pPr>
       <w:r>
-        <w:t xml:space="preserve">Cryptic exons frequently introduce premature termination codons, which can make their transcripts susceptible to nonsense-mediated decay (NMD) and under-represented in steady-state RNA. An independent experiment in which TDP-43 knockdown is crossed with knockdown of XRN1, UPF1 and SMG6 (GSE307054) allows this to be tested as an interaction (Methods 2.8; Supplementary Figure S5; Supplementary Results 2). No gene passed genome-wide correction in the conservative four-condition analysis (smallest q = 0.053). CBARP had the largest interaction of the SOCE panel (+1.52 log₂, positive in all four conditions; Supplementary Table S10) but a condition-level q of 0.145, so the screen ranks it rather than establishing it as an NMD target. The analysis carries little weight in either direction: the sixteen literature positive controls were not NMD-sensitive as a group either (median interaction −0.11 log₂; p = 0.62), so this dataset does not demonstrate the sensitivity that would make a negative result for the SOCE genes informative.</w:t>
+        <w:rPr>
+          <w:i w:val="0"/>
+        </w:rPr>
+        <w:t xml:space="preserve">The TDP-43 × NMD-inhibition experiment (GSE307054) was examined descriptively because its four contrasts share baseline libraries and TDP-43 status is confounded with sequencing batch (Methods 2.8; Supplementary Results 2; Supplementary Figure S5). </w:t>
+      </w:r>
+      <w:r>
+        <w:rPr>
+          <w:i/>
+        </w:rPr>
+        <w:t>CBARP</w:t>
+      </w:r>
+      <w:r>
+        <w:rPr>
+          <w:i w:val="0"/>
+        </w:rPr>
+        <w:t xml:space="preserve"> had a mean interaction of +1.52 log₂, positive in all four conditions (range +1.19 to +2.23; Supplementary Table S10). This is a candidate pattern, not evidence that </w:t>
+      </w:r>
+      <w:r>
+        <w:rPr>
+          <w:i/>
+        </w:rPr>
+        <w:t>CBARP</w:t>
+      </w:r>
+      <w:r>
+        <w:rPr>
+          <w:i w:val="0"/>
+        </w:rPr>
+        <w:t xml:space="preserve"> is an NMD target. The literature cryptic-splicing reference genes were not selected as validated NMD-rescue controls, and gene-level counts can dilute an isoform-specific response. Their descriptive panel summary therefore does not establish assay sensitivity or make a negative SOCE result conclusive (Supplementary Table S10b).</w:t>
       </w:r>
     </w:p>
     <w:bookmarkEnd w:id="33"/>
@@ -4774,7 +5941,10 @@
         <w:jc w:val="both"/>
       </w:pPr>
       <w:r>
-        <w:t xml:space="preserve">The two mouse lines gave 74 qualifying units in C2C12 and 131 in NSC34, neither with a positive control for this assay, because the </w:t>
+        <w:rPr>
+          <w:i w:val="0"/>
+        </w:rPr>
+        <w:t xml:space="preserve">The mouse datasets yielded 74 qualifying units in C2C12 and 131 in NSC34. Neither had a validated positive control for this coverage assay: the </w:t>
       </w:r>
       <w:r>
         <w:t xml:space="preserve"/>
@@ -4784,12 +5954,18 @@
           <w:i/>
           <w:iCs/>
         </w:rPr>
-        <w:t xml:space="preserve">STMN2</w:t>
-      </w:r>
-      <w:r>
+        <w:t>STMN2</w:t>
+      </w:r>
+      <w:r>
+        <w:rPr>
+          <w:i w:val="0"/>
+        </w:rPr>
         <w:t xml:space="preserve"> </w:t>
       </w:r>
       <w:r>
+        <w:rPr>
+          <w:i w:val="0"/>
+        </w:rPr>
         <w:t xml:space="preserve">cryptic polyadenylation site is absent from the mouse gene </w:t>
       </w:r>
       <w:r>
@@ -4802,29 +5978,62 @@
         <w:fldChar w:fldCharType="separate"/>
       </w:r>
       <w:r>
+        <w:rPr>
+          <w:i w:val="0"/>
+        </w:rPr>
         <w:t>(Melamed et al., 2019)</w:t>
       </w:r>
       <w:r>
         <w:fldChar w:fldCharType="end"/>
       </w:r>
       <w:r>
-        <w:t>, so the</w:t>
-      </w:r>
-      <w:r>
-        <w:t xml:space="preserve"> </w:t>
+        <w:rPr>
+          <w:i w:val="0"/>
+        </w:rPr>
+        <w:t>. Negative results therefore have limited interpretability.</w:t>
+      </w:r>
+      <w:r>
+        <w:t xml:space="preserve"/>
       </w:r>
       <w:r>
         <w:rPr>
           <w:i/>
           <w:iCs/>
         </w:rPr>
-        <w:t xml:space="preserve">Stmn2</w:t>
-      </w:r>
-      <w:r>
-        <w:t xml:space="preserve"> </w:t>
-      </w:r>
-      <w:r>
-        <w:t xml:space="preserve">units cannot serve as one, so neither line can say whether an absent signal means an absent event. No SOCE-machinery unit exceeded |Δ| = 0.30 in either line. One unit is positive in both motor-neuron models, the SARAF intron 5 index (+0.097 in the iPSC-derived motor neurons and +0.204 in NSC34, against 0.000 in SH-SY5Y); we record it as a candidate rather than a finding, for the reasons set out in Supplementary Results 3, where the mouse values are given in full.</w:t>
+        <w:t xml:space="preserve"/>
+      </w:r>
+      <w:r>
+        <w:t xml:space="preserve"/>
+      </w:r>
+      <w:r>
+        <w:rPr>
+          <w:i w:val="0"/>
+        </w:rPr>
+        <w:t xml:space="preserve"> No SOCE-machinery unit exceeded |Δ| = 0.30 in either line. Positive gradients occurred in units labelled intron 5 at the human </w:t>
+      </w:r>
+      <w:r>
+        <w:rPr>
+          <w:i/>
+        </w:rPr>
+        <w:t>SARAF</w:t>
+      </w:r>
+      <w:r>
+        <w:rPr>
+          <w:i w:val="0"/>
+        </w:rPr>
+        <w:t xml:space="preserve"> locus (+0.097 in iPSC-derived motor neurons) and the mouse </w:t>
+      </w:r>
+      <w:r>
+        <w:rPr>
+          <w:i/>
+        </w:rPr>
+        <w:t>Saraf</w:t>
+      </w:r>
+      <w:r>
+        <w:rPr>
+          <w:i w:val="0"/>
+        </w:rPr>
+        <w:t xml:space="preserve"> locus (+0.204 in NSC34); the human SH-SY5Y estimate was 0.000. The units were matched by ordinal label, not sequence alignment, so these observations do not demonstrate recurrence of the same RNA event across species. They remain gene-level candidates (Supplementary Results 3).</w:t>
       </w:r>
       <w:r>
         <w:rPr>
@@ -4894,7 +6103,10 @@
         <w:jc w:val="both"/>
       </w:pPr>
       <w:r>
-        <w:t xml:space="preserve">Taken together, these analyses support altered calcium-related RNA profiles but do not establish whether any SOCE-machinery gene is a direct target of cryptic splicing, APA or NMD-coupled degradation. The NMD and APA screens are hypothesis-generating: the first because batch is confounded with TDP-43 status, the second because it measures coverage gradients rather than poly(A) sites.</w:t>
+        <w:rPr>
+          <w:i w:val="0"/>
+        </w:rPr>
+        <w:t>Taken together, these analyses support altered calcium-related RNA profiles but do not establish whether any SOCE-machinery gene is a direct target of cryptic splicing, APA or NMD-coupled degradation. The NMD and APA screens are hypothesis-generating: the first because its contrasts share controls and batch is confounded with TDP-43 status, the second because it measures coverage gradients rather than poly(A) sites.</w:t>
       </w:r>
     </w:p>
     <w:bookmarkEnd w:id="34"/>
@@ -4911,7 +6123,7 @@
         <w:rPr>
           <w:b w:val="1"/>
         </w:rPr>
-        <w:t xml:space="preserve">3.8 Enrichment of splicing changes in Ca²⁺ genes is model-dependent</w:t>
+        <w:t xml:space="preserve">3.8 Matched analyses do not establish enrichment of splicing changes in Ca²⁺ genes</w:t>
       </w:r>
     </w:p>
     <w:p>
@@ -4947,7 +6159,10 @@
         <w:jc w:val="both"/>
       </w:pPr>
       <w:r>
-        <w:t xml:space="preserve">Two nominal results among 24 dataset–panel combinations, drawn from panels that are nested by construction, is what chance gives. Once the number of combinations is taken into account there is no evidence that Ca²⁺ homeostasis genes are enriched for splicing changes, and the apparent enrichment in the primary model is explained by the length and expression properties of those genes. We report the two motor-neuron panels as the only combinations that survived matching, not as an established enrichment.</w:t>
+        <w:rPr>
+          <w:i w:val="0"/>
+        </w:rPr>
+        <w:t>Two of the 24 dataset–panel combinations had nominal permutation p &lt; 0.05 after matching. Neither survived adjustment for the number of comparisons. The panels are nested, and the number of nominal results does not establish enrichment or identify chance as their cause. In the primary model, matching for gene properties reduced the apparent excess without demonstrating a remaining enrichment (Supplementary Table S4).</w:t>
       </w:r>
     </w:p>
     <w:bookmarkEnd w:id="35"/>
@@ -5113,7 +6328,7 @@
         <w:t xml:space="preserve"> </w:t>
       </w:r>
       <w:r>
-        <w:t xml:space="preserve">was confined to brain: none of the three spinal cord levels reached significance, and thoracic cord trended negative (δ = −0.321). Cervical and lumbar cord are well powered in this cohort, so the absence there is informative; thoracic cord and occipital cortex are not, since no gene reached significance in either.</w:t>
+        <w:t xml:space="preserve">was confined to brain: none of the three spinal cord levels reached significance, and thoracic cord trended negative (δ = −0.321). The lack of a statistically significant TRPC1 difference does not establish equivalence, particularly in the smaller regional comparisons.</w:t>
       </w:r>
     </w:p>
     <w:p>
@@ -5122,34 +6337,58 @@
         <w:jc w:val="both"/>
       </w:pPr>
       <w:r>
+        <w:rPr>
+          <w:i w:val="0"/>
+        </w:rPr>
         <w:t xml:space="preserve">Because </w:t>
       </w:r>
       <w:r>
         <w:rPr>
           <w:i/>
         </w:rPr>
-        <w:t xml:space="preserve">TRPC1</w:t>
-      </w:r>
-      <w:r>
+        <w:t>TRPC1</w:t>
+      </w:r>
+      <w:r>
+        <w:rPr>
+          <w:i w:val="0"/>
+        </w:rPr>
         <w:t xml:space="preserve"> followed neuronal content in every group and region (Spearman ρ with </w:t>
       </w:r>
       <w:r>
         <w:rPr>
           <w:i/>
         </w:rPr>
-        <w:t xml:space="preserve">SNAP25</w:t>
-      </w:r>
-      <w:r>
+        <w:t>SNAP25</w:t>
+      </w:r>
+      <w:r>
+        <w:rPr>
+          <w:i w:val="0"/>
+        </w:rPr>
         <w:t xml:space="preserve"> = 0.34 to 0.86; Supplementary Table S18c), we regressed it on cell-composition markers (Methods 2.11). The ALS increase was attenuated but not reversed: in the six regions in which it was significant, the adjusted δ remained positive under every marker combination (+0.26 to +0.66), and it remained significant in cerebellum, frontal cortex and medial motor cortex whichever markers were used, and in all six regions after adjustment for </w:t>
       </w:r>
       <w:r>
         <w:rPr>
           <w:i/>
         </w:rPr>
-        <w:t xml:space="preserve">RBFOX3</w:t>
-      </w:r>
-      <w:r>
-        <w:t xml:space="preserve"> (Supplementary Table S18).</w:t>
+        <w:t>RBFOX3</w:t>
+      </w:r>
+      <w:r>
+        <w:rPr>
+          <w:i w:val="0"/>
+        </w:rPr>
+        <w:t xml:space="preserve"> (Supplementary Table S18). Only the ALS cerebellar expression comparison included repeated donor samples: 158 samples represented 147 donors. After averaging within donors, </w:t>
+      </w:r>
+      <w:r>
+        <w:rPr>
+          <w:i/>
+        </w:rPr>
+        <w:t>TRPC1</w:t>
+      </w:r>
+      <w:r>
+        <w:rPr>
+          <w:i w:val="0"/>
+        </w:rPr>
+        <w:t xml:space="preserve"> remained higher (δ = +0.532, q = 2.3 × 10⁻⁶) and remained significant in all four marker models (adjusted δ = +0.248 to +0.370; Supplementary Table S18d).</w:t>
       </w:r>
     </w:p>
     <w:p>
@@ -5274,9 +6513,21 @@
         <w:jc w:val="both"/>
       </w:pPr>
       <w:r>
-        <w:t xml:space="preserve">Three independent diseases, in four datasets, extended this (Supplementary Figure S7).</w:t>
-      </w:r>
-      <w:r>
+        <w:rPr>
+          <w:i/>
+        </w:rPr>
+        <w:t>TRPC1</w:t>
+      </w:r>
+      <w:r>
+        <w:rPr>
+          <w:i w:val="0"/>
+        </w:rPr>
+        <w:t xml:space="preserve"> was also examined in four independent datasets covering Alzheimer’s disease, Parkinson’s disease and multiple sclerosis (Supplementary Figure S7).</w:t>
+      </w:r>
+      <w:r>
+        <w:rPr>
+          <w:i w:val="0"/>
+        </w:rPr>
         <w:t xml:space="preserve"> </w:t>
       </w:r>
       <w:r>
@@ -5284,15 +6535,24 @@
           <w:i/>
           <w:iCs/>
         </w:rPr>
-        <w:t xml:space="preserve">TRPC1</w:t>
-      </w:r>
-      <w:r>
+        <w:t>TRPC1</w:t>
+      </w:r>
+      <w:r>
+        <w:rPr>
+          <w:i w:val="0"/>
+        </w:rPr>
         <w:t xml:space="preserve"> </w:t>
       </w:r>
       <w:r>
-        <w:t xml:space="preserve">was decreased in Alzheimer’s disease (δ = −0.447; q = 1.6 × 10⁻⁷, with Braak-stage correlation ρ = −0.183, p = 1.8 × 10⁻³) and in Parkinson’s disease (δ = −0.677; q = 1.8 × 10⁻⁴). In multiple sclerosis,</w:t>
-      </w:r>
-      <w:r>
+        <w:rPr>
+          <w:i w:val="0"/>
+        </w:rPr>
+        <w:t>was decreased in Alzheimer’s disease (δ = −0.447; q = 1.6 × 10⁻⁷, with Braak-stage correlation ρ = −0.183, p = 1.8 × 10⁻³) and in Parkinson’s disease (δ = −0.677; q = 1.8 × 10⁻⁴). In multiple sclerosis,</w:t>
+      </w:r>
+      <w:r>
+        <w:rPr>
+          <w:i w:val="0"/>
+        </w:rPr>
         <w:t xml:space="preserve"> </w:t>
       </w:r>
       <w:r>
@@ -5300,13 +6560,31 @@
           <w:i/>
           <w:iCs/>
         </w:rPr>
-        <w:t xml:space="preserve">TRPC1</w:t>
-      </w:r>
-      <w:r>
+        <w:t>TRPC1</w:t>
+      </w:r>
+      <w:r>
+        <w:rPr>
+          <w:i w:val="0"/>
+        </w:rPr>
         <w:t xml:space="preserve"> </w:t>
       </w:r>
       <w:r>
-        <w:t xml:space="preserve">was decreased at donor level across all sampled lesion types (δ = −0.840; q = 0.038) and in lesions at sample level (δ = −0.594; q = 1.3 × 10⁻⁴); the direction was the same in the second multiple sclerosis cohort, which was underpowered (five regions pooled, δ = −0.226; q = 0.49). The decrease could reflect demyelination rather than a neuronal change, because TRPC1 contributes to SOCE in oligodendrocyte precursor cells </w:t>
+        <w:rPr>
+          <w:i w:val="0"/>
+        </w:rPr>
+        <w:t xml:space="preserve">was decreased at donor level across all sampled lesion types (δ = −0.840; q = 0.038) and in lesions at sample level (δ = −0.594; q = 1.3 × 10⁻⁴); the direction was the same in the second multiple sclerosis cohort, which included five donors per group (five regions pooled, δ = −0.226; q = 0.49). The decrease could reflect demyelination rather than a neuronal change, because </w:t>
+      </w:r>
+      <w:r>
+        <w:rPr>
+          <w:i/>
+        </w:rPr>
+        <w:t>TRPC1</w:t>
+      </w:r>
+      <w:r>
+        <w:rPr>
+          <w:i w:val="0"/>
+        </w:rPr>
+        <w:t xml:space="preserve"> contributes to SOCE in oligodendrocyte precursor cells </w:t>
       </w:r>
       <w:r>
         <w:fldChar w:fldCharType="begin"/>
@@ -5318,13 +6596,79 @@
         <w:fldChar w:fldCharType="separate"/>
       </w:r>
       <w:r>
+        <w:rPr>
+          <w:i w:val="0"/>
+        </w:rPr>
         <w:t>(Paez et al., 2011)</w:t>
       </w:r>
       <w:r>
         <w:fldChar w:fldCharType="end"/>
       </w:r>
       <w:r>
-        <w:t>. Two controls argue against that explanation: the decrease is present in normal-appearing white matter, where the myelin markers are unchanged (δ = −0.482 at sample level, p = 0.005; −0.771 at donor level, p = 0.030), and it survives regression of TRPC1 on MBP, PLP1 and GFAP, although the adjusted difference is smaller and, at donor level, is not significant. The lesion types, the myelin-adjusted values and the second cohort are given in Supplementary Results 4 and Supplementary Table S16.</w:t>
+        <w:rPr>
+          <w:i w:val="0"/>
+        </w:rPr>
+        <w:t>. Two sensitivity analyses assessed that explanation: the decrease is present in normal-appearing white matter, where no statistically significant myelin-marker changes were detected (</w:t>
+      </w:r>
+      <w:r>
+        <w:rPr>
+          <w:i/>
+        </w:rPr>
+        <w:t>TRPC1</w:t>
+      </w:r>
+      <w:r>
+        <w:rPr>
+          <w:i w:val="0"/>
+        </w:rPr>
+        <w:t xml:space="preserve"> δ = −0.482 at sample level, p = 0.005, q = 0.10; −0.771 at donor level, uncorrected p = 0.030). Regression on </w:t>
+      </w:r>
+      <w:r>
+        <w:rPr>
+          <w:i/>
+        </w:rPr>
+        <w:t>MBP</w:t>
+      </w:r>
+      <w:r>
+        <w:rPr>
+          <w:i w:val="0"/>
+        </w:rPr>
+        <w:t xml:space="preserve">, </w:t>
+      </w:r>
+      <w:r>
+        <w:rPr>
+          <w:i/>
+        </w:rPr>
+        <w:t>PLP1</w:t>
+      </w:r>
+      <w:r>
+        <w:rPr>
+          <w:i w:val="0"/>
+        </w:rPr>
+        <w:t xml:space="preserve"> and </w:t>
+      </w:r>
+      <w:r>
+        <w:rPr>
+          <w:i/>
+        </w:rPr>
+        <w:t>GFAP</w:t>
+      </w:r>
+      <w:r>
+        <w:rPr>
+          <w:i w:val="0"/>
+        </w:rPr>
+        <w:t xml:space="preserve"> attenuated the </w:t>
+      </w:r>
+      <w:r>
+        <w:rPr>
+          <w:i/>
+        </w:rPr>
+        <w:t>TRPC1</w:t>
+      </w:r>
+      <w:r>
+        <w:rPr>
+          <w:i w:val="0"/>
+        </w:rPr>
+        <w:t xml:space="preserve"> difference, which remained significant at sample level but not at donor level (p = 0.055). These analyses do not exclude a contribution from tissue composition. The lesion types, the myelin-adjusted values and the second cohort are given in Supplementary Results 4 and Supplementary Table S16.</w:t>
       </w:r>
       <w:r>
         <w:t xml:space="preserve"/>
@@ -5599,43 +6943,70 @@
         <w:pStyle w:val="BodyText"/>
       </w:pPr>
       <w:r>
+        <w:rPr>
+          <w:i w:val="0"/>
+        </w:rPr>
         <w:t xml:space="preserve">The same indicator characterises the comparison group, whose constituent disorders are not public. In this group the cryptic junction was common in cortex: it exceeded 1% of the reads at the exon-1 donor in 21 of 42 frontal and 22 of 35 temporal cortex samples, against 2 of 154 and 2 of 25 ALS samples and none of the controls of the same regions (Cliff’s δ versus controls = +0.73 and +0.71; q &lt; 10⁻⁶), whereas in cerebellum no comparison-group or ALS sample exceeded 1% (Supplementary Table S18b). This is consistent with the TDP-43 proteinopathy of frontotemporal lobar degeneration or limbic-predominant age-related TDP-43 encephalopathy, although the diagnoses cannot be checked. </w:t>
       </w:r>
       <w:r>
         <w:rPr>
           <w:i/>
         </w:rPr>
-        <w:t xml:space="preserve">TRPC1</w:t>
-      </w:r>
-      <w:r>
+        <w:t>TRPC1</w:t>
+      </w:r>
+      <w:r>
+        <w:rPr>
+          <w:i w:val="0"/>
+        </w:rPr>
         <w:t xml:space="preserve"> was nevertheless lower in these regions. Within the group, </w:t>
       </w:r>
       <w:r>
         <w:rPr>
           <w:i/>
         </w:rPr>
-        <w:t xml:space="preserve">TRPC1</w:t>
-      </w:r>
-      <w:r>
+        <w:t>TRPC1</w:t>
+      </w:r>
+      <w:r>
+        <w:rPr>
+          <w:i w:val="0"/>
+        </w:rPr>
         <w:t xml:space="preserve"> fell as cryptic inclusion rose (ρ = −0.50 in frontal and −0.40 in temporal cortex), but </w:t>
       </w:r>
       <w:r>
         <w:rPr>
           <w:i/>
         </w:rPr>
-        <w:t xml:space="preserve">SNAP25</w:t>
-      </w:r>
-      <w:r>
-        <w:t xml:space="preserve"> fell with it (ρ = −0.49 and −0.47), and with </w:t>
-      </w:r>
-      <w:r>
-        <w:rPr>
-          <w:i/>
-        </w:rPr>
-        <w:t xml:space="preserve">SNAP25</w:t>
-      </w:r>
-      <w:r>
-        <w:t xml:space="preserve"> held constant no association remained (partial ρ = −0.24, p = 0.12, and 0.00, p = 0.98; Supplementary Table S18c).</w:t>
+        <w:t>SNAP25</w:t>
+      </w:r>
+      <w:r>
+        <w:rPr>
+          <w:i w:val="0"/>
+        </w:rPr>
+        <w:t xml:space="preserve"> fell with it (ρ = −0.49 and −0.47), and after adjustment for </w:t>
+      </w:r>
+      <w:r>
+        <w:rPr>
+          <w:i/>
+        </w:rPr>
+        <w:t>SNAP25</w:t>
+      </w:r>
+      <w:r>
+        <w:rPr>
+          <w:i w:val="0"/>
+        </w:rPr>
+        <w:t xml:space="preserve"> the associations weakened and did not reach statistical significance</w:t>
+      </w:r>
+      <w:r>
+        <w:rPr>
+          <w:i/>
+        </w:rPr>
+        <w:t xml:space="preserve"/>
+      </w:r>
+      <w:r>
+        <w:rPr>
+          <w:i w:val="0"/>
+        </w:rPr>
+        <w:t xml:space="preserve"> (partial ρ = −0.24, p = 0.12, and 0.00, p = 0.98; Supplementary Table S18c).</w:t>
       </w:r>
     </w:p>
     <w:p>
@@ -5652,7 +7023,7 @@
         <w:t xml:space="preserve">TRPC1</w:t>
       </w:r>
       <w:r>
-        <w:t xml:space="preserve"> therefore did not behave as a readout of TDP-43 loss of function. It rose in ALS brain regions, in which the cryptic junction exceeded 1% of reads in at most 14% of samples, was unchanged in ALS spinal cord, where it did so in 41–67%, and fell in the cortex of the comparison group, where it did so in 50–63%; within groups it followed neuronal content rather than the junction.</w:t>
+        <w:t xml:space="preserve"> therefore did not behave as a readout of TDP-43 loss of function. It rose in ALS brain regions, in which the cryptic junction exceeded 1% of reads in at most 14% of samples, showed no statistically significant difference in ALS spinal cord, where it did so in 41–67%, and fell in the cortex of the comparison group, where it did so in 50–63%; within groups its association with the junction was attenuated after adjustment for a neuronal marker.</w:t>
       </w:r>
     </w:p>
     <w:bookmarkEnd w:id="37"/>
@@ -5690,11 +7061,87 @@
       <w:r>
         <w:rPr>
           <w:b/>
+          <w:i w:val="0"/>
         </w:rPr>
         <w:t xml:space="preserve">Interpretation of the Fura-2 response. </w:t>
       </w:r>
       <w:r>
-        <w:t xml:space="preserve">Within the single Fura-2 plate, mean ER release was 33% lower and mean readdition 84% lower; readdition remained 77% lower when each well was normalised to its own release. This pattern suggests that store release alone may not explain the smaller readdition response, but it needs replication in independent cultures. The transcript data identify two mechanistic layers that could act together. First, ATP2A2, which dominates the SERCA family in these cells, decreased modestly and could reduce the efficiency of ER refilling. Second, the ORAI family shifted sharply: ORAI3 rose from 8% to 30% of ORAI transcripts, ORAI2 decreased from 77% to 53%, and SARAF increased. Channel output depends on the relative abundance, assembly and localisation of STIM and ORAI proteins rather than their summed RNA abundance; even the STIM1:ORAI1 protein ratio can change CRAC-channel trapping and gating </w:t>
+        <w:rPr>
+          <w:i w:val="0"/>
+        </w:rPr>
+        <w:t xml:space="preserve">Within the single Fura-2 plate, mean ER release was 33% lower and mean readdition 84% lower; readdition remained 77% lower when each well was normalised to its own release. This ratio is descriptive and does not isolate altered store depletion from influx or clearance; the response requires replication in independent cultures. The transcript data identify two mechanistic layers that could act together. First, </w:t>
+      </w:r>
+      <w:r>
+        <w:rPr>
+          <w:i/>
+        </w:rPr>
+        <w:t>ATP2A2</w:t>
+      </w:r>
+      <w:r>
+        <w:rPr>
+          <w:i w:val="0"/>
+        </w:rPr>
+        <w:t xml:space="preserve">, which dominates the SERCA family in these cells, decreased modestly and could reduce the efficiency of ER refilling. Second, the ORAI family shifted sharply: </w:t>
+      </w:r>
+      <w:r>
+        <w:rPr>
+          <w:i/>
+        </w:rPr>
+        <w:t>ORAI3</w:t>
+      </w:r>
+      <w:r>
+        <w:rPr>
+          <w:i w:val="0"/>
+        </w:rPr>
+        <w:t xml:space="preserve"> rose from 8% to 30% of ORAI transcripts, </w:t>
+      </w:r>
+      <w:r>
+        <w:rPr>
+          <w:i/>
+        </w:rPr>
+        <w:t>ORAI2</w:t>
+      </w:r>
+      <w:r>
+        <w:rPr>
+          <w:i w:val="0"/>
+        </w:rPr>
+        <w:t xml:space="preserve"> decreased from 77% to 53%, and </w:t>
+      </w:r>
+      <w:r>
+        <w:rPr>
+          <w:i/>
+        </w:rPr>
+        <w:t>SARAF</w:t>
+      </w:r>
+      <w:r>
+        <w:rPr>
+          <w:i w:val="0"/>
+        </w:rPr>
+        <w:t xml:space="preserve"> increased. Channel output depends on the relative abundance, assembly and localisation of STIM and ORAI proteins rather than their summed RNA abundance; even the </w:t>
+      </w:r>
+      <w:r>
+        <w:rPr>
+          <w:i/>
+        </w:rPr>
+        <w:t>STIM1</w:t>
+      </w:r>
+      <w:r>
+        <w:rPr>
+          <w:i w:val="0"/>
+        </w:rPr>
+        <w:t>:</w:t>
+      </w:r>
+      <w:r>
+        <w:rPr>
+          <w:i/>
+        </w:rPr>
+        <w:t>ORAI1</w:t>
+      </w:r>
+      <w:r>
+        <w:rPr>
+          <w:i w:val="0"/>
+        </w:rPr>
+        <w:t xml:space="preserve"> protein ratio can change CRAC-channel trapping and gating </w:t>
       </w:r>
       <w:r>
         <w:fldChar w:fldCharType="begin"/>
@@ -5706,12 +7153,18 @@
         <w:fldChar w:fldCharType="separate"/>
       </w:r>
       <w:r>
+        <w:rPr>
+          <w:i w:val="0"/>
+        </w:rPr>
         <w:t>(Hoover and Lewis, 2011)</w:t>
       </w:r>
       <w:r>
         <w:fldChar w:fldCharType="end"/>
       </w:r>
       <w:r>
+        <w:rPr>
+          <w:i w:val="0"/>
+        </w:rPr>
         <w:t>. A rise in these transcripts could also be compensatory after reduced Ca²⁺ signalling; the present measurements do not establish which change came first.</w:t>
       </w:r>
     </w:p>
@@ -5721,7 +7174,58 @@
         <w:jc w:val="both"/>
       </w:pPr>
       <w:r>
-        <w:t xml:space="preserve">Interpretation of the Fura-2 readdition signal also depends on Ca²⁺ clearance. The adjusted PMCA transcript pool rose by 35.2% in the public SH-SY5Y model (Table 1); ATP2B2 and ATP2B3 increased by 207% and 307%, respectively, from low baseline abundance, while ATP2A3 rose and ATP2A2 fell. Faster plasma-membrane extrusion or ER re-uptake could reduce the cytosolic peak even if channel influx were unchanged. These RNA measurements do not establish pump protein abundance or activity, and the present assay does not resolve influx from clearance.</w:t>
+        <w:rPr>
+          <w:i w:val="0"/>
+        </w:rPr>
+        <w:t xml:space="preserve">Interpretation of the Fura-2 readdition signal also depends on Ca²⁺ clearance. The adjusted PMCA transcript pool rose by 35.2% in the public SH-SY5Y model (Table 1); </w:t>
+      </w:r>
+      <w:r>
+        <w:rPr>
+          <w:i/>
+        </w:rPr>
+        <w:t>ATP2B2</w:t>
+      </w:r>
+      <w:r>
+        <w:rPr>
+          <w:i w:val="0"/>
+        </w:rPr>
+        <w:t xml:space="preserve"> and </w:t>
+      </w:r>
+      <w:r>
+        <w:rPr>
+          <w:i/>
+        </w:rPr>
+        <w:t>ATP2B3</w:t>
+      </w:r>
+      <w:r>
+        <w:rPr>
+          <w:i w:val="0"/>
+        </w:rPr>
+        <w:t xml:space="preserve"> increased by 207% and 307%, respectively, from low baseline abundance, while </w:t>
+      </w:r>
+      <w:r>
+        <w:rPr>
+          <w:i/>
+        </w:rPr>
+        <w:t>ATP2A3</w:t>
+      </w:r>
+      <w:r>
+        <w:rPr>
+          <w:i w:val="0"/>
+        </w:rPr>
+        <w:t xml:space="preserve"> rose and </w:t>
+      </w:r>
+      <w:r>
+        <w:rPr>
+          <w:i/>
+        </w:rPr>
+        <w:t>ATP2A2</w:t>
+      </w:r>
+      <w:r>
+        <w:rPr>
+          <w:i w:val="0"/>
+        </w:rPr>
+        <w:t xml:space="preserve"> fell. Faster plasma-membrane extrusion could reduce the cytosolic peak even if channel influx were unchanged. SERCA was inhibited by CPA during the readdition protocol, so increased ER re-uptake cannot be assumed to explain that peak without evidence of residual SERCA activity or inhibitor washout. These RNA measurements do not establish pump protein abundance or activity, and the present assay does not resolve influx from clearance.</w:t>
       </w:r>
     </w:p>
     <w:p>
@@ -5903,11 +7407,39 @@
       <w:r>
         <w:rPr>
           <w:b/>
+          <w:i w:val="0"/>
         </w:rPr>
         <w:t xml:space="preserve">RNA-processing specificity. </w:t>
       </w:r>
       <w:r>
-        <w:t xml:space="preserve">The annotation-free analysis recovered established TDP-43-dependent cryptic targets, including the STMN2 and UNC13A programmes described across neuronal systems </w:t>
+        <w:rPr>
+          <w:i w:val="0"/>
+        </w:rPr>
+        <w:t xml:space="preserve">The annotation-free analysis recovered established TDP-43-dependent cryptic targets, including the </w:t>
+      </w:r>
+      <w:r>
+        <w:rPr>
+          <w:i/>
+        </w:rPr>
+        <w:t>STMN2</w:t>
+      </w:r>
+      <w:r>
+        <w:rPr>
+          <w:i w:val="0"/>
+        </w:rPr>
+        <w:t xml:space="preserve"> and </w:t>
+      </w:r>
+      <w:r>
+        <w:rPr>
+          <w:i/>
+        </w:rPr>
+        <w:t>UNC13A</w:t>
+      </w:r>
+      <w:r>
+        <w:rPr>
+          <w:i w:val="0"/>
+        </w:rPr>
+        <w:t xml:space="preserve"> programmes described across neuronal systems </w:t>
       </w:r>
       <w:r>
         <w:fldChar w:fldCharType="begin"/>
@@ -5919,13 +7451,55 @@
         <w:fldChar w:fldCharType="separate"/>
       </w:r>
       <w:r>
+        <w:rPr>
+          <w:i w:val="0"/>
+        </w:rPr>
         <w:t>(Ling et al., 2015; Melamed et al., 2019; Brown et al., 2022; Ma et al., 2022)</w:t>
       </w:r>
       <w:r>
         <w:fldChar w:fldCharType="end"/>
       </w:r>
       <w:r>
-        <w:t>. Their recovery, together with their absence from the corresponding FUS and TAF15 knockdowns, supports the biological specificity of the analysis. The SOCE genes did not show an equivalent universal cryptic-splicing programme. STMN2 shifted clearly in iPSC-derived motor neurons while the SOCE machinery changed little in the APA analysis, and the NMD interaction analysis yielded no genome-wide significant gene. These results separate two levels of TDP-43 biology: canonical loss of RNA repression is reproducible across suitable neuronal models, whereas the calcium phenotype is accompanied by a smaller set of context-dependent processing events and broader changes in transcript-family composition.</w:t>
+        <w:rPr>
+          <w:i w:val="0"/>
+        </w:rPr>
+        <w:t xml:space="preserve">. Their recovery supports detection of known targets in the deeper TDP-43 comparisons. In the matched motor-neuron experiment, </w:t>
+      </w:r>
+      <w:r>
+        <w:rPr>
+          <w:i/>
+        </w:rPr>
+        <w:t>STMN2</w:t>
+      </w:r>
+      <w:r>
+        <w:rPr>
+          <w:i w:val="0"/>
+        </w:rPr>
+        <w:t xml:space="preserve"> and </w:t>
+      </w:r>
+      <w:r>
+        <w:rPr>
+          <w:i/>
+        </w:rPr>
+        <w:t>KALRN</w:t>
+      </w:r>
+      <w:r>
+        <w:rPr>
+          <w:i w:val="0"/>
+        </w:rPr>
+        <w:t xml:space="preserve"> were recovered only after TDP-43 knockdown, but two controls versus none after FUS or TAF15 knockdown did not establish a significant specificity difference. The SOCE genes did not show an equivalent universal cryptic-splicing programme. </w:t>
+      </w:r>
+      <w:r>
+        <w:rPr>
+          <w:i/>
+        </w:rPr>
+        <w:t>STMN2</w:t>
+      </w:r>
+      <w:r>
+        <w:rPr>
+          <w:i w:val="0"/>
+        </w:rPr>
+        <w:t xml:space="preserve"> shifted clearly in iPSC-derived motor neurons while the SOCE machinery changed little in the APA analysis, and the NMD interaction estimates were descriptive and did not confirm an NMD target. These results separate two levels of TDP-43 biology: canonical loss of RNA repression is reproducible across suitable neuronal models, whereas the independent calcium-regulatory RNA analyses identify a smaller set of context-dependent processing events and broader changes in transcript-family composition.</w:t>
       </w:r>
     </w:p>
     <w:p>
@@ -5987,11 +7561,62 @@
       <w:r>
         <w:rPr>
           <w:b/>
-        </w:rPr>
-        <w:t xml:space="preserve">STIM2, STIMATE and ORAI3. </w:t>
-      </w:r>
-      <w:r>
-        <w:t xml:space="preserve">The 24-nucleotide exon that produces the inhibitory STIM2.1/STIM2β isoform was higher after knockdown in five of six datasets </w:t>
+          <w:i/>
+        </w:rPr>
+        <w:t>STIM2</w:t>
+      </w:r>
+      <w:r>
+        <w:rPr>
+          <w:b/>
+          <w:i w:val="0"/>
+        </w:rPr>
+        <w:t xml:space="preserve">, </w:t>
+      </w:r>
+      <w:r>
+        <w:rPr>
+          <w:b/>
+          <w:i/>
+        </w:rPr>
+        <w:t>STIMATE</w:t>
+      </w:r>
+      <w:r>
+        <w:rPr>
+          <w:b/>
+          <w:i w:val="0"/>
+        </w:rPr>
+        <w:t xml:space="preserve"> and </w:t>
+      </w:r>
+      <w:r>
+        <w:rPr>
+          <w:b/>
+          <w:i/>
+        </w:rPr>
+        <w:t>ORAI3</w:t>
+      </w:r>
+      <w:r>
+        <w:rPr>
+          <w:b/>
+          <w:i w:val="0"/>
+        </w:rPr>
+        <w:t xml:space="preserve">. </w:t>
+      </w:r>
+      <w:r>
+        <w:rPr>
+          <w:i w:val="0"/>
+        </w:rPr>
+        <w:t xml:space="preserve">The 24-nucleotide exon that produces the inhibitory </w:t>
+      </w:r>
+      <w:r>
+        <w:rPr>
+          <w:i/>
+        </w:rPr>
+        <w:t>STIM2</w:t>
+      </w:r>
+      <w:r>
+        <w:rPr>
+          <w:i w:val="0"/>
+        </w:rPr>
+        <w:t xml:space="preserve">.1/STIM2β isoform was higher after knockdown in five of six datasets </w:t>
       </w:r>
       <w:r>
         <w:fldChar w:fldCharType="begin"/>
@@ -6003,13 +7628,55 @@
         <w:fldChar w:fldCharType="separate"/>
       </w:r>
       <w:r>
+        <w:rPr>
+          <w:i w:val="0"/>
+        </w:rPr>
         <w:t>(Miederer et al., 2015; Rana et al., 2015)</w:t>
       </w:r>
       <w:r>
         <w:fldChar w:fldCharType="end"/>
       </w:r>
       <w:r>
-        <w:t xml:space="preserve">, but the pooled effect was negligible (Supplementary Table S15). A shared STIM2.1 switch therefore cannot explain the functional decrease. STIMATE is mechanistically attractive because it promotes the conformational transition that activates STIM1 at ER–plasma-membrane junctions </w:t>
+        <w:rPr>
+          <w:i w:val="0"/>
+        </w:rPr>
+        <w:t xml:space="preserve">, but the pooled effect was negligible (Supplementary Table S15). A shared </w:t>
+      </w:r>
+      <w:r>
+        <w:rPr>
+          <w:i/>
+        </w:rPr>
+        <w:t>STIM2</w:t>
+      </w:r>
+      <w:r>
+        <w:rPr>
+          <w:i w:val="0"/>
+        </w:rPr>
+        <w:t xml:space="preserve">.1 switch therefore cannot explain the within-plate Fura-2 difference. </w:t>
+      </w:r>
+      <w:r>
+        <w:rPr>
+          <w:i/>
+        </w:rPr>
+        <w:t>STIMATE</w:t>
+      </w:r>
+      <w:r>
+        <w:rPr>
+          <w:i w:val="0"/>
+        </w:rPr>
+        <w:t xml:space="preserve"> is mechanistically attractive because it promotes the conformational transition that activates </w:t>
+      </w:r>
+      <w:r>
+        <w:rPr>
+          <w:i/>
+        </w:rPr>
+        <w:t>STIM1</w:t>
+      </w:r>
+      <w:r>
+        <w:rPr>
+          <w:i w:val="0"/>
+        </w:rPr>
+        <w:t xml:space="preserve"> at ER–plasma-membrane junctions </w:t>
       </w:r>
       <w:r>
         <w:fldChar w:fldCharType="begin"/>
@@ -6021,13 +7688,43 @@
         <w:fldChar w:fldCharType="separate"/>
       </w:r>
       <w:r>
+        <w:rPr>
+          <w:i w:val="0"/>
+        </w:rPr>
         <w:t>(Jing et al., 2015)</w:t>
       </w:r>
       <w:r>
         <w:fldChar w:fldCharType="end"/>
       </w:r>
       <w:r>
-        <w:t>, while the ORAI3 event and ORAI-family redistribution could alter channel assembly in the primary model. Read-support filtering and the matched-background null did most of the work here: together they removed isolated events and, in the primary model and the iPSC colonies, the apparent panel enrichment, while retaining CBARP and a small number of model-specific candidates. In the iPSC-derived motor neurons two panels survived matching, which is within what 24 nested combinations produce by chance.</w:t>
+        <w:rPr>
+          <w:i w:val="0"/>
+        </w:rPr>
+        <w:t xml:space="preserve">, while the </w:t>
+      </w:r>
+      <w:r>
+        <w:rPr>
+          <w:i/>
+        </w:rPr>
+        <w:t>ORAI3</w:t>
+      </w:r>
+      <w:r>
+        <w:rPr>
+          <w:i w:val="0"/>
+        </w:rPr>
+        <w:t xml:space="preserve"> event and ORAI-family redistribution could alter channel assembly in the primary model. Read-support filtering and the matched-background null did most of the work here: together they removed isolated events and, in the primary model and the iPSC colonies, the apparent panel enrichment, while retaining </w:t>
+      </w:r>
+      <w:r>
+        <w:rPr>
+          <w:i/>
+        </w:rPr>
+        <w:t>CBARP</w:t>
+      </w:r>
+      <w:r>
+        <w:rPr>
+          <w:i w:val="0"/>
+        </w:rPr>
+        <w:t xml:space="preserve"> and a small number of model-specific candidates. In the iPSC-derived motor neurons two panels retained nominal associations after matching, but neither met the multiple-comparison criterion.</w:t>
       </w:r>
     </w:p>
     <w:p>
@@ -6072,19 +7769,25 @@
         <w:rPr>
           <w:i/>
         </w:rPr>
+        <w:t>TRPC1</w:t>
+      </w:r>
+      <w:r>
+        <w:rPr>
+          <w:i w:val="0"/>
+        </w:rPr>
+        <w:t xml:space="preserve"> showed no statistically significant difference in cervical or lumbar spinal cord</w:t>
+      </w:r>
+      <w:r>
+        <w:t xml:space="preserve"> and decreased in the neurological comparison cohorts. Among the disease cohorts surveyed, ALS alone showed a significant </w:t>
+      </w:r>
+      <w:r>
+        <w:rPr>
+          <w:i/>
+        </w:rPr>
         <w:t xml:space="preserve">TRPC1</w:t>
       </w:r>
       <w:r>
-        <w:t xml:space="preserve"> remained unchanged in the well-powered cervical and lumbar spinal-cord comparisons and decreased in the neurological comparison cohorts. Among the disease cohorts surveyed, ALS alone showed a significant </w:t>
-      </w:r>
-      <w:r>
-        <w:rPr>
-          <w:i/>
-        </w:rPr>
-        <w:t xml:space="preserve">TRPC1</w:t>
-      </w:r>
-      <w:r>
-        <w:t xml:space="preserve"> increase, concentrated in brain regions. The increase was attenuated but not removed by adjustment for neuronal and astrocytic markers, so it does not appear to be only a difference in cell composition; it did not, however, follow the cryptic </w:t>
+        <w:t xml:space="preserve"> increase, concentrated in brain regions. The increase was attenuated but not removed by adjustment for neuronal and astrocytic markers, although marker adjustment cannot exclude residual effects of cell composition; it did not, however, follow the cryptic </w:t>
       </w:r>
       <w:r>
         <w:rPr>
@@ -6104,10 +7807,14 @@
       <w:r>
         <w:rPr>
           <w:b/>
+          <w:i w:val="0"/>
         </w:rPr>
         <w:t xml:space="preserve">Integrated mechanism and testable predictions. </w:t>
       </w:r>
       <w:r>
+        <w:rPr>
+          <w:i w:val="0"/>
+        </w:rPr>
         <w:t xml:space="preserve">Previous work connecting TDP-43 to Ca²⁺ signalling has centred on ER–mitochondrial contacts: disease-associated TDP-43 disrupts VAPB–PTPIP51 tethering and reduces IP₃-receptor-mediated Ca²⁺ delivery to mitochondria </w:t>
       </w:r>
       <w:r>
@@ -6120,12 +7827,18 @@
         <w:fldChar w:fldCharType="separate"/>
       </w:r>
       <w:r>
+        <w:rPr>
+          <w:i w:val="0"/>
+        </w:rPr>
         <w:t>(Stoica et al., 2014)</w:t>
       </w:r>
       <w:r>
         <w:fldChar w:fldCharType="end"/>
       </w:r>
       <w:r>
+        <w:rPr>
+          <w:i w:val="0"/>
+        </w:rPr>
         <w:t xml:space="preserve">, whereas increasing VAPB or PTPIP51 restores mutant-TDP-43-associated Ca²⁺ transfer and synaptic function </w:t>
       </w:r>
       <w:r>
@@ -6138,13 +7851,67 @@
         <w:fldChar w:fldCharType="separate"/>
       </w:r>
       <w:r>
+        <w:rPr>
+          <w:i w:val="0"/>
+        </w:rPr>
         <w:t>(Markovinovic et al., 2024)</w:t>
       </w:r>
       <w:r>
         <w:fldChar w:fldCharType="end"/>
       </w:r>
       <w:r>
-        <w:t>. The present findings extend this framework to the plasma-membrane replenishment phase. The working model in Figure 6 is that TDP-43 loss reduces metabolic and ER-refilling capacity while simultaneously changing the composition and feedback control of the entry machinery; recurrent CBARP processing may add a parallel effect on voltage-gated entry and exocytosis. This model makes discriminating predictions. Correcting ATP2A2 or cellular bioenergetics should improve both ER release and readdition, whereas reducing SARAF or restoring the ORAI balance should preferentially improve the readdition phase. An isoform-specific CBARP perturbation should have a larger effect on depolarisation-evoked Ca²⁺ entry or secretion than on CPA-triggered SOCE. These outcomes would distinguish store, channel-composition and broader calcium-network mechanisms and place the functional phenotype within a directly testable neurochemical framework.</w:t>
+        <w:rPr>
+          <w:i w:val="0"/>
+        </w:rPr>
+        <w:t xml:space="preserve">. The working model in Figure 6 proposes hypotheses about the plasma-membrane replenishment phase. TDP-43 loss might alter cellular bioenergetics, ER refilling, channel composition and feedback control; recurrent </w:t>
+      </w:r>
+      <w:r>
+        <w:rPr>
+          <w:i/>
+        </w:rPr>
+        <w:t>CBARP</w:t>
+      </w:r>
+      <w:r>
+        <w:rPr>
+          <w:i w:val="0"/>
+        </w:rPr>
+        <w:t xml:space="preserve"> processing may add a parallel effect on voltage-gated entry and exocytosis. This model makes discriminating predictions. </w:t>
+      </w:r>
+      <w:r>
+        <w:rPr>
+          <w:i/>
+        </w:rPr>
+        <w:t>ATP2A2</w:t>
+      </w:r>
+      <w:r>
+        <w:rPr>
+          <w:i w:val="0"/>
+        </w:rPr>
+        <w:t xml:space="preserve"> or bioenergetic perturbations could be tested with direct ER Ca²⁺ measurements and refilling after CPA washout. </w:t>
+      </w:r>
+      <w:r>
+        <w:rPr>
+          <w:i/>
+        </w:rPr>
+        <w:t>SARAF</w:t>
+      </w:r>
+      <w:r>
+        <w:rPr>
+          <w:i w:val="0"/>
+        </w:rPr>
+        <w:t xml:space="preserve"> or ORAI perturbations could be tested for effects on the readdition response in independently replicated cultures. An isoform-specific </w:t>
+      </w:r>
+      <w:r>
+        <w:rPr>
+          <w:i/>
+        </w:rPr>
+        <w:t>CBARP</w:t>
+      </w:r>
+      <w:r>
+        <w:rPr>
+          <w:i w:val="0"/>
+        </w:rPr>
+        <w:t xml:space="preserve"> perturbation should have a larger effect on depolarisation-evoked Ca²⁺ entry or secretion than on CPA-triggered SOCE. These outcomes would distinguish store, channel-composition and broader calcium-network mechanisms and test whether the candidate RNA changes contribute to a reproducible calcium response.</w:t>
       </w:r>
     </w:p>
     <w:p>
@@ -6193,11 +7960,87 @@
       <w:r>
         <w:rPr>
           <w:b/>
+          <w:i/>
         </w:rPr>
         <w:t xml:space="preserve">Figure 6. </w:t>
       </w:r>
       <w:r>
-        <w:t>Working model of the observed calcium phenotype and candidate RNA changes. Blue boxes and solid arrows summarise laboratory measurements after TARDBP knockdown: higher TRPC1, STIM1, ORAI1 and ATP2A3 mRNA and, in three wells per group on one culture plate, lower mean Ca²⁺-readdition and ER-release amplitudes. The Fura-2 comparison is descriptive. Orange boxes are candidate mechanisms suggested by the public RNA-seq data; dashed arrows mark hypotheses for future perturbation, not demonstrated causal links. CBARP is placed on a parallel voltage-gated channel branch that was not measured here.</w:t>
+        <w:rPr>
+          <w:i/>
+        </w:rPr>
+        <w:t xml:space="preserve">Working model linking descriptive calcium measurements to candidate hypotheses and candidate RNA changes. Blue boxes and solid arrows summarise laboratory measurements after </w:t>
+      </w:r>
+      <w:r>
+        <w:rPr>
+          <w:i/>
+        </w:rPr>
+        <w:t>TARDBP</w:t>
+      </w:r>
+      <w:r>
+        <w:rPr>
+          <w:i/>
+        </w:rPr>
+        <w:t xml:space="preserve"> knockdown: higher </w:t>
+      </w:r>
+      <w:r>
+        <w:rPr>
+          <w:i/>
+        </w:rPr>
+        <w:t>TRPC1</w:t>
+      </w:r>
+      <w:r>
+        <w:rPr>
+          <w:i/>
+        </w:rPr>
+        <w:t xml:space="preserve">, </w:t>
+      </w:r>
+      <w:r>
+        <w:rPr>
+          <w:i/>
+        </w:rPr>
+        <w:t>STIM1</w:t>
+      </w:r>
+      <w:r>
+        <w:rPr>
+          <w:i/>
+        </w:rPr>
+        <w:t xml:space="preserve">, </w:t>
+      </w:r>
+      <w:r>
+        <w:rPr>
+          <w:i/>
+        </w:rPr>
+        <w:t>ORAI1</w:t>
+      </w:r>
+      <w:r>
+        <w:rPr>
+          <w:i/>
+        </w:rPr>
+        <w:t xml:space="preserve"> and </w:t>
+      </w:r>
+      <w:r>
+        <w:rPr>
+          <w:i/>
+        </w:rPr>
+        <w:t>ATP2A3</w:t>
+      </w:r>
+      <w:r>
+        <w:rPr>
+          <w:i/>
+        </w:rPr>
+        <w:t xml:space="preserve"> mRNA and, in three wells per group on one culture plate, lower mean Ca²⁺-readdition and ER-release amplitudes. RT-qPCR comprises four technical measurements per group; both the qPCR and Fura-2 comparisons are descriptive. Orange boxes are candidate mechanisms suggested by the public RNA-seq data; dashed arrows mark hypotheses for future perturbation, not demonstrated causal links. </w:t>
+      </w:r>
+      <w:r>
+        <w:rPr>
+          <w:i/>
+        </w:rPr>
+        <w:t>CBARP</w:t>
+      </w:r>
+      <w:r>
+        <w:rPr>
+          <w:i/>
+        </w:rPr>
+        <w:t xml:space="preserve"> is placed on a parallel voltage-gated channel branch that was not measured here.</w:t>
       </w:r>
     </w:p>
     <w:p>
@@ -6210,7 +8053,70 @@
     </w:p>
     <w:p>
       <w:r>
-        <w:t>TARDBP depletion was verified by RT-qPCR but not at the protein level, and one TDP-43-targeting shRNA was used without a rescue experiment. The Fura-2 comparison rests on three wells per group from one culture plate, rather than independent biological experiments. Its 84% lower mean is a descriptive within-plate observation; the well-level Welch p value and confidence interval calculated previously cannot support a population-level inference. Independent culture experiments are required to estimate biological variability and test whether the response replicates. The readdition signal was not characterised pharmacologically, for example with a store-operated channel blocker such as BTP2, Synta66 or Gd³⁺, so it is defined by the depletion–readdition protocol rather than by pharmacology. The WST-1 signal is reported at 48 h only, from four wells of one experiment; it is not a cell count and cannot separate fewer cells from lower metabolic activity per cell. Because metabolic activity was 38.5% lower, a smaller or less healthy cell population could contribute to the smaller Fura-2 signal; the ratiometric readout is in principle independent of cell number, but neither cell number nor maximum response was measured in the cuvettes. RT-qPCR was normalised to a single reference gene, GAPDH, whose Ct did not differ between groups. In the public inducible RNA-seq comparison GAPDH rose (log2FC +0.61) whereas TBP and B2M were stable; a similar rise in the laboratory cells would have led the target increases to be underestimated, and two-gene normalisation would be preferable. The laboratory assay used undifferentiated SH-SY5Y cells, whereas the public SH-SY5Y RNA-seq study used an inducible model and the motor-neuron datasets did not include matched Ca²⁺ measurements. Cuvette Fura-2 ratios report net cytosolic accumulation and do not separate influx from extrusion or reuptake. Normalising readdition to the release of the same well removes differences in store content but not their consequences, because a smaller release also means weaker STIM activation, so the ratio bounds rather than eliminates the contribution of the store.</w:t>
+        <w:rPr>
+          <w:i w:val="0"/>
+        </w:rPr>
+        <w:t xml:space="preserve">Lower </w:t>
+      </w:r>
+      <w:r>
+        <w:rPr>
+          <w:i/>
+        </w:rPr>
+        <w:t>TARDBP</w:t>
+      </w:r>
+      <w:r>
+        <w:rPr>
+          <w:i w:val="0"/>
+        </w:rPr>
+        <w:t xml:space="preserve"> mRNA was measured by RT-qPCR but depletion was not verified at the protein level, and one TDP-43-targeting shRNA was used without a rescue experiment. The Fura-2 comparison rests on three wells per group from one culture plate, rather than independent biological experiments. Its 84% lower mean is a descriptive within-plate observation; it does not estimate between-experiment variability. Independent culture experiments are required to estimate biological variability and test whether the response replicates. The readdition signal was not characterised pharmacologically, for example with a store-operated channel blocker such as BTP2, Synta66 or Gd³⁺, so it is defined by the depletion–readdition protocol rather than by pharmacology. The WST-1 signal is reported at 48 h only, from four wells of one experiment; it is not a cell count and cannot separate fewer cells from lower metabolic activity per cell. Because the WST-1 signal was 38.5% lower, a smaller or less healthy cell population could contribute to the smaller Fura-2 signal; the ratiometric readout is in principle independent of cell number, but neither cell number nor maximum response was measured in the cuvettes. RT-qPCR used four technical measurements of the same biological sample per group and therefore does not provide independent biological confirmation of the RNA-seq changes. It was normalised to a single reference gene, </w:t>
+      </w:r>
+      <w:r>
+        <w:rPr>
+          <w:i/>
+        </w:rPr>
+        <w:t>GAPDH</w:t>
+      </w:r>
+      <w:r>
+        <w:rPr>
+          <w:i w:val="0"/>
+        </w:rPr>
+        <w:t xml:space="preserve">, whose mean Ct was similar between the measured groups. In the public inducible RNA-seq comparison </w:t>
+      </w:r>
+      <w:r>
+        <w:rPr>
+          <w:i/>
+        </w:rPr>
+        <w:t>GAPDH</w:t>
+      </w:r>
+      <w:r>
+        <w:rPr>
+          <w:i w:val="0"/>
+        </w:rPr>
+        <w:t xml:space="preserve"> rose (log2FC +0.61) whereas </w:t>
+      </w:r>
+      <w:r>
+        <w:rPr>
+          <w:i/>
+        </w:rPr>
+        <w:t>TBP</w:t>
+      </w:r>
+      <w:r>
+        <w:rPr>
+          <w:i w:val="0"/>
+        </w:rPr>
+        <w:t xml:space="preserve"> and </w:t>
+      </w:r>
+      <w:r>
+        <w:rPr>
+          <w:i/>
+        </w:rPr>
+        <w:t>B2M</w:t>
+      </w:r>
+      <w:r>
+        <w:rPr>
+          <w:i w:val="0"/>
+        </w:rPr>
+        <w:t xml:space="preserve"> were stable; a similar rise in the laboratory cells would have led the target increases to be underestimated, and two-gene normalisation would be preferable. The laboratory assay used undifferentiated SH-SY5Y cells, whereas the public SH-SY5Y RNA-seq study used an inducible model and the motor-neuron datasets did not include matched Ca²⁺ measurements. Cuvette Fura-2 ratios report net cytosolic accumulation and do not separate influx from extrusion or reuptake. The readdition-to-release ratio is descriptive and cannot distinguish altered ER store depletion from changes in STIM activation, calcium influx or clearance.</w:t>
       </w:r>
     </w:p>
     <w:p>
@@ -6250,6 +8156,9 @@
         <w:jc w:val="both"/>
       </w:pPr>
       <w:r>
+        <w:rPr>
+          <w:i w:val="0"/>
+        </w:rPr>
         <w:t xml:space="preserve">In one SH-SY5Y culture-plate experiment, TDP-43 knockdown wells showed a lower Fura-2 calcium-readdition response. Independently, calcium-regulatory mRNA expression and splicing analyses identified candidate changes. Transcript-family summaries and reproducible </w:t>
       </w:r>
       <w:r>
@@ -6257,19 +8166,25 @@
           <w:i/>
           <w:iCs/>
         </w:rPr>
-        <w:t xml:space="preserve">CBARP</w:t>
-      </w:r>
-      <w:r>
-        <w:t xml:space="preserve"> splicing identify candidate explanations, but they do not establish protein stoichiometry or a single causal RNA switch. Coverage-based APA and conservative NMD analyses do not provide confirmatory evidence that SOCE-machinery genes are direct targets of those pathways. In ALS tissue, </w:t>
+        <w:t>CBARP</w:t>
+      </w:r>
+      <w:r>
+        <w:rPr>
+          <w:i w:val="0"/>
+        </w:rPr>
+        <w:t xml:space="preserve"> splicing identify candidate explanations, but they do not establish protein stoichiometry or a single causal RNA switch. Coverage-based APA and descriptive NMD summaries do not provide confirmatory evidence that SOCE-machinery genes are direct targets of those pathways. In ALS tissue, </w:t>
       </w:r>
       <w:r>
         <w:rPr>
           <w:i/>
           <w:iCs/>
         </w:rPr>
-        <w:t xml:space="preserve">TRPC1</w:t>
-      </w:r>
-      <w:r>
+        <w:t>TRPC1</w:t>
+      </w:r>
+      <w:r>
+        <w:rPr>
+          <w:i w:val="0"/>
+        </w:rPr>
         <w:t xml:space="preserve">, </w:t>
       </w:r>
       <w:r>
@@ -6277,9 +8192,12 @@
           <w:i/>
           <w:iCs/>
         </w:rPr>
-        <w:t xml:space="preserve">SARAF</w:t>
-      </w:r>
-      <w:r>
+        <w:t>SARAF</w:t>
+      </w:r>
+      <w:r>
+        <w:rPr>
+          <w:i w:val="0"/>
+        </w:rPr>
         <w:t xml:space="preserve"> and </w:t>
       </w:r>
       <w:r>
@@ -6287,9 +8205,12 @@
           <w:i/>
           <w:iCs/>
         </w:rPr>
-        <w:t xml:space="preserve">CBARP</w:t>
-      </w:r>
-      <w:r>
+        <w:t>CBARP</w:t>
+      </w:r>
+      <w:r>
+        <w:rPr>
+          <w:i w:val="0"/>
+        </w:rPr>
         <w:t xml:space="preserve"> showed region-dependent expression differences. </w:t>
       </w:r>
       <w:r>
@@ -6297,9 +8218,12 @@
           <w:i/>
           <w:iCs/>
         </w:rPr>
-        <w:t xml:space="preserve">CBARP</w:t>
-      </w:r>
-      <w:r>
+        <w:t>CBARP</w:t>
+      </w:r>
+      <w:r>
+        <w:rPr>
+          <w:i w:val="0"/>
+        </w:rPr>
         <w:t xml:space="preserve">, </w:t>
       </w:r>
       <w:r>
@@ -6307,9 +8231,12 @@
           <w:i/>
           <w:iCs/>
         </w:rPr>
-        <w:t xml:space="preserve">SARAF</w:t>
-      </w:r>
-      <w:r>
+        <w:t>SARAF</w:t>
+      </w:r>
+      <w:r>
+        <w:rPr>
+          <w:i w:val="0"/>
+        </w:rPr>
         <w:t xml:space="preserve"> and </w:t>
       </w:r>
       <w:r>
@@ -6317,9 +8244,12 @@
           <w:i/>
           <w:iCs/>
         </w:rPr>
-        <w:t xml:space="preserve">TRPC1</w:t>
-      </w:r>
-      <w:r>
+        <w:t>TRPC1</w:t>
+      </w:r>
+      <w:r>
+        <w:rPr>
+          <w:i w:val="0"/>
+        </w:rPr>
         <w:t xml:space="preserve"> are therefore priorities for targeted protein-level and functional follow-up.</w:t>
       </w:r>
     </w:p>
@@ -6425,27 +8355,41 @@
         <w:rPr>
           <w:b/>
           <w:bCs/>
-        </w:rPr>
-        <w:t xml:space="preserve">Data availability.</w:t>
-      </w:r>
-      <w:r>
+          <w:i w:val="0"/>
+        </w:rPr>
+        <w:t>Data availability.</w:t>
+      </w:r>
+      <w:r>
+        <w:rPr>
+          <w:i w:val="0"/>
+        </w:rPr>
         <w:t xml:space="preserve"> </w:t>
       </w:r>
       <w:r>
-        <w:t xml:space="preserve">All RNA-seq datasets analysed are public and none were generated for this study; accessions are listed in Supplementary Table S17. The publicly accessible analysis package is deposited at</w:t>
-      </w:r>
-      <w:r>
+        <w:rPr>
+          <w:i w:val="0"/>
+        </w:rPr>
+        <w:t>All RNA-seq datasets analysed are public and none were generated for this study; accessions are listed in Supplementary Table S17. The publicly accessible analysis package is deposited at</w:t>
+      </w:r>
+      <w:r>
+        <w:rPr>
+          <w:i w:val="0"/>
+        </w:rPr>
         <w:t xml:space="preserve"> </w:t>
       </w:r>
       <w:r>
         <w:rPr>
           <w:b/>
           <w:bCs/>
-        </w:rPr>
-        <w:t xml:space="preserve">https://github.com/elmasnuryilmaz/tdp43-soce-manuscript</w:t>
-      </w:r>
-      <w:r>
-        <w:t xml:space="preserve">. It includes scripts in execution order, including the coverage, NMD, transcript-family and donor-level scripts used for the results reported here, the four Ca²⁺ gene panels, per-event count tables, junction and LSV tables, and the code that draws every figure. The versioned submission snapshot is available as GitHub release v1.0.5 at https://github.com/elmasnuryilmaz/tdp43-soce-manuscript/releases/tag/v1.0.5. The complete 23 GB rMATS output is not redistributed; the package provides the thresholded event table and the scripts and public accessions required to regenerate it. The package downloads the two externally hosted resources it needs (the recount3 junction matrix for SRP270799 and the GSE307054 count table) at run time. Every rMATS event that meets the thresholds of Section 2.3, with its event coordinates, form lengths and raw junction counts, is provided as Supplementary Table S3. RT-qPCR, Fura-2 and WST-1 source data, including per-replicate values and the statistics behind every laboratory figure panel, are provided in Supplementary Table S1.</w:t>
+          <w:i w:val="0"/>
+        </w:rPr>
+        <w:t>https://github.com/elmasnuryilmaz/tdp43-soce-manuscript</w:t>
+      </w:r>
+      <w:r>
+        <w:rPr>
+          <w:i w:val="0"/>
+        </w:rPr>
+        <w:t>. It includes scripts in execution order, including the coverage, NMD, transcript-family and donor-level scripts used for the results reported here, the four Ca²⁺ gene panels, per-event count tables, junction and LSV tables, and the code that draws every figure. The versioned submission snapshot is available as GitHub release v1.0.6 at https://github.com/elmasnuryilmaz/tdp43-soce-manuscript/releases/tag/v1.0.6. The complete 23 GB rMATS output is not redistributed; the package provides the thresholded event table and the scripts and public accessions required to regenerate it. The package downloads the two externally hosted resources it needs (the recount3 junction matrix for SRP270799 and the GSE307054 count table) at run time. Every rMATS event that meets the thresholds of Section 2.3, with its event coordinates, form lengths and raw junction counts, is provided as Supplementary Table S3. RT-qPCR, Fura-2 and WST-1 source data, including technical-repeat values and the descriptive summaries behind every laboratory figure panel, are provided in Supplementary Table S1.</w:t>
       </w:r>
     </w:p>
     <w:bookmarkEnd w:id="41"/>
@@ -6471,7 +8415,10 @@
         <w:jc w:val="both"/>
       </w:pPr>
       <w:r>
-        <w:t xml:space="preserve">During preparation of this manuscript, the authors used Anthropic Claude for an initial manuscript draft and OpenAI Codex to assist with editorial review, language revision, formatting and consistency checks. The authors reviewed and edited the output and take full responsibility for the content of the submitted article.</w:t>
+        <w:rPr>
+          <w:i w:val="0"/>
+        </w:rPr>
+        <w:t>During preparation of this manuscript, the authors used Anthropic Claude and OpenAI Codex to assist with drafting, language revision, analysis-script development and revision, figure preparation, formatting and consistency checks. The authors reviewed and edited the output and take full responsibility for the content of the submitted article.</w:t>
       </w:r>
     </w:p>
     <w:bookmarkEnd w:id="42"/>
@@ -8094,13 +10041,26 @@
           <w:b/>
           <w:bCs/>
         </w:rPr>
-        <w:t xml:space="preserve">S1.</w:t>
-      </w:r>
-      <w:r>
-        <w:t xml:space="preserve"> </w:t>
-      </w:r>
-      <w:r>
-        <w:t xml:space="preserve">Laboratory source data: raw Ct values and per-replicate relative expression, Fura-2 amplitudes, 48-h normalised WST-1 signal values, primer sequences and thermal profile, and the summary statistics behind Figures 1 and 2.</w:t>
+        <w:t>S1.</w:t>
+      </w:r>
+      <w:r>
+        <w:rPr>
+          <w:b w:val="0"/>
+          <w:bCs/>
+        </w:rPr>
+        <w:t xml:space="preserve"> Laboratory source data: raw Ct and relative expression from four technical RT-qPCR measurements per group, Fura-2 amplitudes from three wells per group on one culture plate, WST-1 values from four wells of one experiment, primers and thermal profile. All laboratory summaries are descriptive.</w:t>
+      </w:r>
+      <w:r>
+        <w:rPr>
+          <w:b w:val="0"/>
+        </w:rPr>
+        <w:t xml:space="preserve"/>
+      </w:r>
+      <w:r>
+        <w:rPr>
+          <w:b w:val="0"/>
+        </w:rPr>
+        <w:t xml:space="preserve"/>
       </w:r>
     </w:p>
     <w:p>
@@ -8113,12 +10073,18 @@
           <w:b/>
           <w:bCs/>
         </w:rPr>
-        <w:t xml:space="preserve">S2.</w:t>
-      </w:r>
-      <w:r>
+        <w:t>S2.</w:t>
+      </w:r>
+      <w:r>
+        <w:rPr>
+          <w:b w:val="0"/>
+        </w:rPr>
         <w:t xml:space="preserve"> </w:t>
       </w:r>
       <w:r>
+        <w:rPr>
+          <w:b w:val="0"/>
+        </w:rPr>
         <w:t xml:space="preserve">Ca²⁺ gene panels (four cumulative sets).</w:t>
       </w:r>
     </w:p>
@@ -8132,12 +10098,18 @@
           <w:b/>
           <w:bCs/>
         </w:rPr>
-        <w:t xml:space="preserve">S3.</w:t>
-      </w:r>
-      <w:r>
+        <w:t>S3.</w:t>
+      </w:r>
+      <w:r>
+        <w:rPr>
+          <w:b w:val="0"/>
+        </w:rPr>
         <w:t xml:space="preserve"> </w:t>
       </w:r>
       <w:r>
+        <w:rPr>
+          <w:b w:val="0"/>
+        </w:rPr>
         <w:t xml:space="preserve">rMATS events meeting FDR &lt; 0.05 and |ΔPSI| ≥ 0.10, JC and JCEC, six datasets, with the raw junction counts needed to reproduce the coverage pre-filter.</w:t>
       </w:r>
     </w:p>
@@ -8151,12 +10123,18 @@
           <w:b/>
           <w:bCs/>
         </w:rPr>
-        <w:t xml:space="preserve">S4.</w:t>
-      </w:r>
-      <w:r>
+        <w:t>S4.</w:t>
+      </w:r>
+      <w:r>
+        <w:rPr>
+          <w:b w:val="0"/>
+        </w:rPr>
         <w:t xml:space="preserve"> </w:t>
       </w:r>
       <w:r>
+        <w:rPr>
+          <w:b w:val="0"/>
+        </w:rPr>
         <w:t xml:space="preserve">Matched permutation enrichment results, all datasets and panels.</w:t>
       </w:r>
     </w:p>
@@ -8170,12 +10148,18 @@
           <w:b/>
           <w:bCs/>
         </w:rPr>
-        <w:t xml:space="preserve">S5.</w:t>
-      </w:r>
-      <w:r>
+        <w:t>S5.</w:t>
+      </w:r>
+      <w:r>
+        <w:rPr>
+          <w:b w:val="0"/>
+        </w:rPr>
         <w:t xml:space="preserve"> </w:t>
       </w:r>
       <w:r>
+        <w:rPr>
+          <w:b w:val="0"/>
+        </w:rPr>
         <w:t xml:space="preserve">High-confidence unannotated splicing changes in every comparison, including the independently produced mapping-quality-filtered SH-SY5Y junction set.</w:t>
       </w:r>
     </w:p>
@@ -8189,12 +10173,18 @@
           <w:b/>
           <w:bCs/>
         </w:rPr>
-        <w:t xml:space="preserve">S6.</w:t>
-      </w:r>
-      <w:r>
+        <w:t>S6.</w:t>
+      </w:r>
+      <w:r>
+        <w:rPr>
+          <w:b w:val="0"/>
+        </w:rPr>
         <w:t xml:space="preserve"> </w:t>
       </w:r>
       <w:r>
+        <w:rPr>
+          <w:b w:val="0"/>
+        </w:rPr>
         <w:t xml:space="preserve">Cryptic positive controls, the sixteen literature genes, and the dataset × gene recovery matrix for the human comparisons.</w:t>
       </w:r>
     </w:p>
@@ -8208,12 +10198,18 @@
           <w:b/>
           <w:bCs/>
         </w:rPr>
-        <w:t xml:space="preserve">S7.</w:t>
-      </w:r>
-      <w:r>
+        <w:t>S7.</w:t>
+      </w:r>
+      <w:r>
+        <w:rPr>
+          <w:b w:val="0"/>
+        </w:rPr>
         <w:t xml:space="preserve"> </w:t>
       </w:r>
       <w:r>
+        <w:rPr>
+          <w:b w:val="0"/>
+        </w:rPr>
         <w:t xml:space="preserve">SOCE genes in the annotation-free analysis.</w:t>
       </w:r>
     </w:p>
@@ -8227,28 +10223,44 @@
           <w:b/>
           <w:bCs/>
         </w:rPr>
-        <w:t xml:space="preserve">S8.</w:t>
-      </w:r>
-      <w:r>
+        <w:t>S8.</w:t>
+      </w:r>
+      <w:r>
+        <w:rPr>
+          <w:b w:val="0"/>
+        </w:rPr>
         <w:t xml:space="preserve"> </w:t>
       </w:r>
       <w:r>
+        <w:rPr>
+          <w:b w:val="0"/>
+        </w:rPr>
         <w:t xml:space="preserve">Cryptic</w:t>
       </w:r>
       <w:r>
+        <w:rPr>
+          <w:b w:val="0"/>
+        </w:rPr>
         <w:t xml:space="preserve"> </w:t>
       </w:r>
       <w:r>
         <w:rPr>
+          <w:b w:val="0"/>
           <w:i/>
           <w:iCs/>
         </w:rPr>
         <w:t xml:space="preserve">STMN2</w:t>
       </w:r>
       <w:r>
+        <w:rPr>
+          <w:b w:val="0"/>
+        </w:rPr>
         <w:t xml:space="preserve"> </w:t>
       </w:r>
       <w:r>
+        <w:rPr>
+          <w:b w:val="0"/>
+        </w:rPr>
         <w:t xml:space="preserve">PSI in ALS versus control by region (NYGC).</w:t>
       </w:r>
     </w:p>
@@ -8262,27 +10274,43 @@
           <w:b/>
           <w:bCs/>
         </w:rPr>
-        <w:t xml:space="preserve">S9.</w:t>
-      </w:r>
-      <w:r>
+        <w:t>S9.</w:t>
+      </w:r>
+      <w:r>
+        <w:rPr>
+          <w:b w:val="0"/>
+        </w:rPr>
         <w:t xml:space="preserve"> </w:t>
       </w:r>
       <w:r>
+        <w:rPr>
+          <w:b w:val="0"/>
+        </w:rPr>
         <w:t xml:space="preserve">Correlations of both TDP-43 proxies with target genes within ALS samples; the</w:t>
       </w:r>
       <w:r>
+        <w:rPr>
+          <w:b w:val="0"/>
+        </w:rPr>
         <w:t xml:space="preserve"> </w:t>
       </w:r>
       <w:r>
         <w:rPr>
           <w:rStyle w:val="VerbatimChar"/>
+          <w:b w:val="0"/>
         </w:rPr>
         <w:t xml:space="preserve">in_correction_family</w:t>
       </w:r>
       <w:r>
+        <w:rPr>
+          <w:b w:val="0"/>
+        </w:rPr>
         <w:t xml:space="preserve"> </w:t>
       </w:r>
       <w:r>
+        <w:rPr>
+          <w:b w:val="0"/>
+        </w:rPr>
         <w:t xml:space="preserve">column marks the 220 informative tests over which the Benjamini–Hochberg correction was applied.</w:t>
       </w:r>
     </w:p>
@@ -8296,13 +10324,43 @@
           <w:b/>
           <w:bCs/>
         </w:rPr>
-        <w:t xml:space="preserve">S10.</w:t>
-      </w:r>
-      <w:r>
-        <w:t xml:space="preserve"> </w:t>
-      </w:r>
-      <w:r>
-        <w:t xml:space="preserve">Nonsense-mediated decay interaction for the SOCE panel and the panel-level tests, four-condition analysis.</w:t>
+        <w:t>S10.</w:t>
+      </w:r>
+      <w:r>
+        <w:rPr>
+          <w:b w:val="0"/>
+          <w:bCs/>
+        </w:rPr>
+        <w:t xml:space="preserve"> Descriptive TDP-43 × NMD-inhibition interactions for calcium-panel and reference genes: four condition estimates, mean, range and positive-condition count. No inferential p or q values are reported.</w:t>
+      </w:r>
+      <w:r>
+        <w:rPr>
+          <w:b w:val="0"/>
+        </w:rPr>
+        <w:t xml:space="preserve"/>
+      </w:r>
+      <w:r>
+        <w:rPr>
+          <w:b w:val="0"/>
+        </w:rPr>
+        <w:t xml:space="preserve"/>
+      </w:r>
+    </w:p>
+    <w:p>
+      <w:pPr>
+        <w:pStyle w:val="BodyText"/>
+      </w:pPr>
+      <w:r>
+        <w:rPr>
+          <w:b/>
+        </w:rPr>
+        <w:t>S10b.</w:t>
+      </w:r>
+      <w:r>
+        <w:rPr>
+          <w:b w:val="0"/>
+        </w:rPr>
+        <w:t xml:space="preserve"> Descriptive calcium-panel and cryptic-splicing-reference summaries of the NMD interactions. The cryptic-splicing references are not a validated NMD-positive control panel.</w:t>
       </w:r>
     </w:p>
     <w:p>
@@ -8315,12 +10373,25 @@
           <w:b/>
           <w:bCs/>
         </w:rPr>
-        <w:t xml:space="preserve">S11. Depth-qualified intronic polyadenylation and 3′UTR usage estimates in all four comparisons, with the genomic windows of every unit; these are coverage gradients, not direct poly(A)-site calls. The candidate_gradient column marks the units with |Δ| ≥ 0.05 whose interval excludes zero; the remaining rows are the other depth-qualified units of the core genes and of the cryptic positive controls.</w:t>
-      </w:r>
-      <w:r>
+        <w:t>S11.</w:t>
+      </w:r>
+      <w:r>
+        <w:rPr>
+          <w:b w:val="0"/>
+          <w:bCs/>
+        </w:rPr>
+        <w:t xml:space="preserve"> Depth-qualified intronic polyadenylation and 3′UTR usage estimates in all four comparisons, with the genomic windows of every unit; these are coverage gradients, not direct poly(A)-site calls. The candidate_gradient column marks the units with |Δ| ≥ 0.05 whose interval excludes zero; the remaining rows are the other depth-qualified units of the core genes and of the cryptic positive controls.</w:t>
+      </w:r>
+      <w:r>
+        <w:rPr>
+          <w:b w:val="0"/>
+        </w:rPr>
         <w:t xml:space="preserve"/>
       </w:r>
       <w:r>
+        <w:rPr>
+          <w:b w:val="0"/>
+        </w:rPr>
         <w:t xml:space="preserve"/>
       </w:r>
     </w:p>
@@ -8334,12 +10405,18 @@
           <w:b/>
           <w:bCs/>
         </w:rPr>
-        <w:t xml:space="preserve">S12.</w:t>
-      </w:r>
-      <w:r>
+        <w:t>S12.</w:t>
+      </w:r>
+      <w:r>
+        <w:rPr>
+          <w:b w:val="0"/>
+        </w:rPr>
         <w:t xml:space="preserve"> </w:t>
       </w:r>
       <w:r>
+        <w:rPr>
+          <w:b w:val="0"/>
+        </w:rPr>
         <w:t xml:space="preserve">Machine-readable version of Table 4: cryptic event counts by comparison, with the FUS and TAF15 knockdown controls and the null-test ratios.</w:t>
       </w:r>
     </w:p>
@@ -8353,22 +10430,32 @@
           <w:b/>
           <w:bCs/>
         </w:rPr>
-        <w:t xml:space="preserve">S13.</w:t>
-      </w:r>
-      <w:r>
+        <w:t>S13.</w:t>
+      </w:r>
+      <w:r>
+        <w:rPr>
+          <w:b w:val="0"/>
+        </w:rPr>
         <w:t xml:space="preserve"> </w:t>
       </w:r>
       <w:r>
         <w:rPr>
+          <w:b w:val="0"/>
           <w:i/>
           <w:iCs/>
         </w:rPr>
         <w:t xml:space="preserve">STIM2</w:t>
       </w:r>
       <w:r>
+        <w:rPr>
+          <w:b w:val="0"/>
+        </w:rPr>
         <w:t xml:space="preserve"> </w:t>
       </w:r>
       <w:r>
+        <w:rPr>
+          <w:b w:val="0"/>
+        </w:rPr>
         <w:t xml:space="preserve">SOAR exon measured at junction level, with both flanking junctions, in every comparison in which it was measurable.</w:t>
       </w:r>
     </w:p>
@@ -8382,12 +10469,18 @@
           <w:b/>
           <w:bCs/>
         </w:rPr>
-        <w:t xml:space="preserve">S14.</w:t>
-      </w:r>
-      <w:r>
+        <w:t>S14.</w:t>
+      </w:r>
+      <w:r>
+        <w:rPr>
+          <w:b w:val="0"/>
+        </w:rPr>
         <w:t xml:space="preserve"> </w:t>
       </w:r>
       <w:r>
+        <w:rPr>
+          <w:b w:val="0"/>
+        </w:rPr>
         <w:t xml:space="preserve">Control-versus-control null test of the cryptic calling procedure, under the permissive definition and three stricter thresholds.</w:t>
       </w:r>
     </w:p>
@@ -8401,25 +10494,38 @@
           <w:b/>
           <w:bCs/>
         </w:rPr>
-        <w:t xml:space="preserve">S15.</w:t>
-      </w:r>
-      <w:r>
+        <w:t>S15.</w:t>
+      </w:r>
+      <w:r>
+        <w:rPr>
+          <w:b w:val="0"/>
+        </w:rPr>
         <w:t xml:space="preserve"> </w:t>
       </w:r>
       <w:r>
+        <w:rPr>
+          <w:b w:val="0"/>
+        </w:rPr>
         <w:t xml:space="preserve">The same</w:t>
       </w:r>
       <w:r>
+        <w:rPr>
+          <w:b w:val="0"/>
+        </w:rPr>
         <w:t xml:space="preserve"> </w:t>
       </w:r>
       <w:r>
         <w:rPr>
+          <w:b w:val="0"/>
           <w:i/>
           <w:iCs/>
         </w:rPr>
         <w:t xml:space="preserve">STIM2.1</w:t>
       </w:r>
       <w:r>
+        <w:rPr>
+          <w:b w:val="0"/>
+        </w:rPr>
         <w:t xml:space="preserve">/SOAR exon measured as an rMATS event, with per-replicate PSI and bootstrap intervals, across six datasets; this estimate is compared with S13 in Section 3.5.</w:t>
       </w:r>
     </w:p>
@@ -8433,13 +10539,95 @@
           <w:b/>
           <w:bCs/>
         </w:rPr>
-        <w:t xml:space="preserve">S16.</w:t>
-      </w:r>
-      <w:r>
+        <w:t>S16.</w:t>
+      </w:r>
+      <w:r>
+        <w:rPr>
+          <w:b w:val="0"/>
+        </w:rPr>
         <w:t xml:space="preserve"> </w:t>
       </w:r>
       <w:r>
+        <w:rPr>
+          <w:b w:val="0"/>
+        </w:rPr>
         <w:t xml:space="preserve">Multiple sclerosis analysis, both cohorts, with myelin adjustment and the donor-level re-analysis.</w:t>
+      </w:r>
+    </w:p>
+    <w:p>
+      <w:pPr>
+        <w:pStyle w:val="BodyText"/>
+        <w:jc w:val="both"/>
+      </w:pPr>
+      <w:r>
+        <w:rPr>
+          <w:b/>
+          <w:bCs/>
+        </w:rPr>
+        <w:t>S17.</w:t>
+      </w:r>
+      <w:r>
+        <w:rPr>
+          <w:b w:val="0"/>
+        </w:rPr>
+        <w:t xml:space="preserve"> </w:t>
+      </w:r>
+      <w:r>
+        <w:rPr>
+          <w:b w:val="0"/>
+        </w:rPr>
+        <w:t xml:space="preserve">Accession list for every dataset analysed, with design, library type, run-level groups for knockdown experiments and group definitions for patient cohorts. The supplementary material also contains Figures S1–S8 and their legends.</w:t>
+      </w:r>
+    </w:p>
+    <w:p>
+      <w:pPr>
+        <w:pStyle w:val="BodyText"/>
+      </w:pPr>
+      <w:r>
+        <w:rPr>
+          <w:b/>
+        </w:rPr>
+        <w:t>S18.</w:t>
+      </w:r>
+      <w:r>
+        <w:rPr>
+          <w:b w:val="0"/>
+        </w:rPr>
+        <w:t xml:space="preserve"> Cell-composition adjustment of TRPC1 in the NYGC cohort: Cliff’s δ for ALS and for the comparison group against the same controls, unadjusted and after regression on SNAP25 or RBFOX3 with or without GFAP, together with the differences in the marker genes themselves.</w:t>
+      </w:r>
+    </w:p>
+    <w:p>
+      <w:pPr>
+        <w:pStyle w:val="BodyText"/>
+      </w:pPr>
+      <w:r>
+        <w:rPr>
+          <w:b/>
+        </w:rPr>
+        <w:t>S18b.</w:t>
+      </w:r>
+      <w:r>
+        <w:rPr>
+          <w:b w:val="0"/>
+        </w:rPr>
+        <w:t xml:space="preserve"> Cryptic STMN2 junction by group and region, on the samples of Table 5: samples and donors, samples with the junction detected, samples above 1% PSI, mean PSI, and the comparison group against controls. In cerebellum the junction was detected in three control samples and in no comparison-group sample; the resulting difference (δ = −0.08) is negligible.</w:t>
+      </w:r>
+    </w:p>
+    <w:p>
+      <w:pPr>
+        <w:pStyle w:val="BodyText"/>
+      </w:pPr>
+      <w:r>
+        <w:rPr>
+          <w:b/>
+        </w:rPr>
+        <w:t>S18c.</w:t>
+      </w:r>
+      <w:r>
+        <w:rPr>
+          <w:b w:val="0"/>
+        </w:rPr>
+        <w:t xml:space="preserve"> Within the comparison group, Spearman and partial (on SNAP25) correlations of TRPC1, SARAF, CBARP and SNAP25 with cryptic STMN2 PSI; and the Spearman correlation of TRPC1 with SNAP25 in every group and region.</w:t>
       </w:r>
     </w:p>
     <w:p>
@@ -8454,20 +10642,18 @@
           <w:pgSz w:w="11906" w:h="16838"/>
           <w:pgMar w:top="1440" w:right="1440" w:bottom="1440" w:left="1440" w:header="708" w:footer="708" w:gutter="0"/>
         </w:sectPr>
-        <w:jc w:val="both"/>
       </w:pPr>
       <w:r>
         <w:rPr>
           <w:b/>
-          <w:bCs/>
-        </w:rPr>
-        <w:t xml:space="preserve">S17.</w:t>
-      </w:r>
-      <w:r>
-        <w:t xml:space="preserve"> </w:t>
-      </w:r>
-      <w:r>
-        <w:t xml:space="preserve">Accession list for every dataset analysed, with design, library type, run-level groups for knockdown experiments and group definitions for patient cohorts. The supplementary material also contains Figures S1–S8 and their legends.</w:t>
+        </w:rPr>
+        <w:t>S18d.</w:t>
+      </w:r>
+      <w:r>
+        <w:rPr>
+          <w:b w:val="0"/>
+        </w:rPr>
+        <w:t xml:space="preserve"> Donor-level NYGC sensitivity analysis: normalised expression averaged within donor and region before testing TRPC1, SARAF and CBARP and before fitting the TRPC1 marker-adjustment models. Correction families comprise regions within each group, gene and model.</w:t>
       </w:r>
     </w:p>
     <w:bookmarkEnd w:id="45"/>

--- a/manuscript/MANUSCRIPT_NEUROCHEMISTRY_INTERNATIONAL_FINAL.docx
+++ b/manuscript/MANUSCRIPT_NEUROCHEMISTRY_INTERNATIONAL_FINAL.docx
@@ -134,7 +134,7 @@
         <w:rPr>
           <w:i w:val="0"/>
         </w:rPr>
-        <w:t xml:space="preserve"> mRNA measurements were 1.7- to 3.2-fold higher (four technical RT-qPCR repeats per group; descriptive), while the Fura-2 Ca²⁺-readdition amplitude was 84% lower in the knockdown wells of one culture plate (three wells per group; descriptive). ER Ca²⁺ release was 33% lower, and readdition normalised to each well’s own release was 77% lower. At 48 h, the WST-1 signal was 38.5% lower in four wells from one of three experiments (descriptive). We reanalysed six public TDP-43-depletion RNA-seq comparisons (38 libraries) for calcium-regulatory expression and splicing, screened eleven comparisons for unannotated junction changes, and assessed alternative polyadenylation and nonsense-mediated decay. </w:t>
+        <w:t xml:space="preserve"> mRNA measurements were 1.7- to 3.2-fold higher (four biological RT-qPCR replicates per group), while the Fura-2 Ca²⁺-readdition amplitude was 84% lower in the knockdown wells of one culture plate (three wells per group; descriptive). ER Ca²⁺ release was 33% lower, and readdition normalised to each well’s own release was 77% lower. At 48 h, the WST-1 signal was 38.5% lower in four wells from one of three experiments (descriptive). We reanalysed six public TDP-43-depletion RNA-seq comparisons (38 libraries) for calcium-regulatory expression and splicing, screened eleven comparisons for unannotated junction changes, and assessed alternative polyadenylation and nonsense-mediated decay. </w:t>
       </w:r>
       <w:r>
         <w:rPr>
@@ -242,7 +242,7 @@
         <w:rPr>
           <w:i w:val="0"/>
         </w:rPr>
-        <w:t xml:space="preserve"> changed in the same direction in cervical and lumbar cord, but these tissue associations could not be attributed to TDP-43 loss. The laboratory observations require independent biological replication; the RNA analyses identify candidate calcium-regulatory changes without establishing a causal link to that response.</w:t>
+        <w:t xml:space="preserve"> changed in the same direction in cervical and lumbar cord, but these tissue associations could not be attributed to TDP-43 loss. The Fura-2 and WST-1 observations require independent biological replication; the RNA analyses identify candidate calcium-regulatory changes without establishing a causal link to that response.</w:t>
       </w:r>
     </w:p>
     <w:p>
@@ -3197,7 +3197,7 @@
         <w:rPr>
           <w:i w:val="0"/>
         </w:rPr>
-        <w:t xml:space="preserve"> and the non-targeting shRNA control for the target genes (four technical measurements of the same biological sample per group). </w:t>
+        <w:t xml:space="preserve"> and the non-targeting shRNA control for the target genes (four biological replicates per group). </w:t>
       </w:r>
       <w:r>
         <w:rPr>
@@ -3209,7 +3209,7 @@
         <w:rPr>
           <w:i w:val="0"/>
         </w:rPr>
-        <w:t xml:space="preserve"> and the target genes were measured on separate RNA sets; recorded assay dates were 14 April – 21 May 2026 and 3 June – 10 July 2026, respectively. These dates do not identify independent cultures or RNA isolations. Primer sequences, product sizes, annealing temperatures and the thermal cycling profile are given in Supplementary Table S1.</w:t>
+        <w:t xml:space="preserve"> and the target genes were measured on separate RNA sets; recorded assay dates were 14 April – 21 May 2026 and 3 June – 10 July 2026, respectively. Primer sequences, product sizes, annealing temperatures and the thermal cycling profile are given in Supplementary Table S1.</w:t>
       </w:r>
     </w:p>
     <w:p>
@@ -3380,19 +3380,19 @@
         <w:rPr>
           <w:i w:val="0"/>
         </w:rPr>
-        <w:t xml:space="preserve">Bioinformatic thresholds and correction families are specified above. All laboratory comparisons are descriptive. RT-qPCR comprises four technical measurements of the same biological sample per group; the </w:t>
-      </w:r>
-      <w:r>
-        <w:rPr>
-          <w:i/>
-        </w:rPr>
-        <w:t>TARDBP</w:t>
-      </w:r>
-      <w:r>
-        <w:rPr>
-          <w:i w:val="0"/>
-        </w:rPr>
-        <w:t xml:space="preserve"> and target-gene assays used separate RNA sets. Fura-2 comprises three wells per group from one culture plate. WST-1 comprises four wells from one of three experiments; the other two experiments are not available in the package. We report means, technical-repeat or well-to-well SEM, and observed differences without inferential p values, biological confidence intervals or standardised effect sizes. These measurements do not estimate between-experiment variability. The Fura-2 readdition-to-release ratio is also summarised per well.</w:t>
+        <w:t xml:space="preserve">Bioinformatic thresholds and correction families are specified above. RT-qPCR used four biological replicates per group, with separate RNA sets for TARDBP and the target genes. Two-sided Welch tests on ΔCt were Holm-adjusted across the four targets and, separately, the two TARDBP knockdown-versus-control comparisons; adjusted p &lt; 0.05 was significant. Plots show relative-expression means and SEM across biological replicates. Fura-2 comprised three wells per group on one plate; WST-1 comprised four wells from one of three experiments, with the other two experiments unavailable. Fura-2 and WST-1 means, well-to-well SEM and differences are descriptive, without inferential tests or estimates of between-experiment variability. The Fura-2 readdition-to-release ratio is summarised per well.</w:t>
+      </w:r>
+      <w:r>
+        <w:rPr>
+          <w:i/>
+        </w:rPr>
+        <w:t/>
+      </w:r>
+      <w:r>
+        <w:rPr>
+          <w:i w:val="0"/>
+        </w:rPr>
+        <w:t xml:space="preserve"/>
       </w:r>
     </w:p>
     <w:bookmarkEnd w:id="26"/>
@@ -3435,19 +3435,19 @@
         <w:rPr>
           <w:i w:val="0"/>
         </w:rPr>
-        <w:t xml:space="preserve">Mean </w:t>
-      </w:r>
-      <w:r>
-        <w:rPr>
-          <w:i/>
-        </w:rPr>
-        <w:t>TARDBP</w:t>
-      </w:r>
-      <w:r>
-        <w:rPr>
-          <w:i w:val="0"/>
-        </w:rPr>
-        <w:t xml:space="preserve"> mRNA was 94.4% lower in the shTDP-43 sample than in the non-targeting shRNA sample and 94.8% lower than in the non-transduced sample (four technical RT-qPCR measurements per group; descriptive; Figure 1A).</w:t>
+        <w:t xml:space="preserve">Mean TARDBP mRNA was 94.4% lower in shTDP-43 cells than in non-targeting shRNA controls and 94.8% lower than in non-transduced controls (four biological replicates per group; Holm-adjusted p = 8.3 × 10⁻¹¹ and 3.2 × 10⁻¹⁰, respectively; Figure 1A).</w:t>
+      </w:r>
+      <w:r>
+        <w:rPr>
+          <w:i/>
+        </w:rPr>
+        <w:t/>
+      </w:r>
+      <w:r>
+        <w:rPr>
+          <w:i w:val="0"/>
+        </w:rPr>
+        <w:t xml:space="preserve"/>
       </w:r>
     </w:p>
     <w:p>
@@ -3459,7 +3459,7 @@
         <w:rPr>
           <w:i w:val="0"/>
         </w:rPr>
-        <w:t xml:space="preserve">Relative to the non-targeting shRNA sample, mean measurements of four SOCE-associated mRNAs were higher: </w:t>
+        <w:t xml:space="preserve">Relative to the non-targeting shRNA controls, mean measurements of four SOCE-associated mRNAs were higher: </w:t>
       </w:r>
       <w:r>
         <w:rPr>
@@ -3507,7 +3507,7 @@
         <w:rPr>
           <w:i w:val="0"/>
         </w:rPr>
-        <w:t>/SERCA3 ≈ 3.2-fold (four technical measurements per group; Figure 1B). These descriptive differences require biological replication.</w:t>
+        <w:t>/SERCA3 ≈ 3.2-fold (four biological replicates per group; Figure 1B). All four increases were significant in ΔCt tests after Holm correction (adjusted p = 0.0040, 0.0040, 0.0026 and 6.8 × 10⁻⁵, respectively).</w:t>
       </w:r>
       <w:r>
         <w:t xml:space="preserve"/>
@@ -3724,7 +3724,7 @@
           <w:i/>
           <w:sz w:val="19"/>
         </w:rPr>
-        <w:t>Figure 1.</w:t>
+        <w:t>Figure 1. Laboratory measurements</w:t>
       </w:r>
       <w:r>
         <w:rPr>
@@ -3733,7 +3733,7 @@
           <w:i/>
           <w:sz w:val="19"/>
         </w:rPr>
-        <w:t xml:space="preserve"> Descriptive laboratory measurements in SH-SY5Y cells. (A) </w:t>
+        <w:t xml:space="preserve"> in SH-SY5Y cells. (A) </w:t>
       </w:r>
       <w:r>
         <w:rPr>
@@ -3823,7 +3823,7 @@
           <w:i/>
           <w:sz w:val="19"/>
         </w:rPr>
-        <w:t xml:space="preserve"> mRNA. Each RT-qPCR group comprises four technical measurements of the same biological sample; panels A and B use separate RNA sets. (C) WST-1 signal at 48 h, four wells from one experiment. Bars show means with technical-repeat or well-to-well SEM; dots show individual measurements. No inferential significance tests are assigned to these comparisons.</w:t>
+        <w:t xml:space="preserve"> mRNA. Each RT-qPCR group comprises four biological replicates; panels A and B use separate RNA sets. (C) WST-1 signal at 48 h, four wells from one experiment. Bars show means with SEM across biological replicates in A and B and across wells in C; dots show individual measurements. RT-qPCR comparisons use two-sided Welch tests on ΔCt with Holm correction (Methods 2.16; Supplementary Table S1); WST-1 is descriptive.</w:t>
       </w:r>
       <w:r>
         <w:rPr>
@@ -8028,7 +8028,7 @@
         <w:rPr>
           <w:i/>
         </w:rPr>
-        <w:t xml:space="preserve"> mRNA and, in three wells per group on one culture plate, lower mean Ca²⁺-readdition and ER-release amplitudes. RT-qPCR comprises four technical measurements per group; both the qPCR and Fura-2 comparisons are descriptive. Orange boxes are candidate mechanisms suggested by the public RNA-seq data; dashed arrows mark hypotheses for future perturbation, not demonstrated causal links. </w:t>
+        <w:t xml:space="preserve"> mRNA and, in three wells per group on one culture plate, lower mean Ca²⁺-readdition and ER-release amplitudes. RT-qPCR comprises four biological replicates per group; the Fura-2 comparison is descriptive. Orange boxes are candidate mechanisms suggested by the public RNA-seq data; dashed arrows mark hypotheses for future perturbation, not demonstrated causal links. </w:t>
       </w:r>
       <w:r>
         <w:rPr>
@@ -8068,7 +8068,7 @@
         <w:rPr>
           <w:i w:val="0"/>
         </w:rPr>
-        <w:t xml:space="preserve"> mRNA was measured by RT-qPCR but depletion was not verified at the protein level, and one TDP-43-targeting shRNA was used without a rescue experiment. The Fura-2 comparison rests on three wells per group from one culture plate, rather than independent biological experiments. Its 84% lower mean is a descriptive within-plate observation; it does not estimate between-experiment variability. Independent culture experiments are required to estimate biological variability and test whether the response replicates. The readdition signal was not characterised pharmacologically, for example with a store-operated channel blocker such as BTP2, Synta66 or Gd³⁺, so it is defined by the depletion–readdition protocol rather than by pharmacology. The WST-1 signal is reported at 48 h only, from four wells of one experiment; it is not a cell count and cannot separate fewer cells from lower metabolic activity per cell. Because the WST-1 signal was 38.5% lower, a smaller or less healthy cell population could contribute to the smaller Fura-2 signal; the ratiometric readout is in principle independent of cell number, but neither cell number nor maximum response was measured in the cuvettes. RT-qPCR used four technical measurements of the same biological sample per group and therefore does not provide independent biological confirmation of the RNA-seq changes. It was normalised to a single reference gene, </w:t>
+        <w:t xml:space="preserve"> mRNA was measured by RT-qPCR but depletion was not verified at the protein level, and one TDP-43-targeting shRNA was used without a rescue experiment. The Fura-2 comparison rests on three wells per group from one culture plate, rather than independent biological experiments. Its 84% lower mean is a descriptive within-plate observation; it does not estimate between-experiment variability. Independent culture experiments are required to estimate biological variability and test whether the response replicates. The readdition signal was not characterised pharmacologically, for example with a store-operated channel blocker such as BTP2, Synta66 or Gd³⁺, so it is defined by the depletion–readdition protocol rather than by pharmacology. The WST-1 signal is reported at 48 h only, from four wells of one experiment; it is not a cell count and cannot separate fewer cells from lower metabolic activity per cell. Because the WST-1 signal was 38.5% lower, a smaller or less healthy cell population could contribute to the smaller Fura-2 signal; the ratiometric readout is in principle independent of cell number, but neither cell number nor maximum response was measured in the cuvettes. RT-qPCR used four biological replicates per group and supported the direction of the four target-gene changes in an independent RNA sample set. It was normalised to a single reference gene, </w:t>
       </w:r>
       <w:r>
         <w:rPr>
@@ -8389,7 +8389,7 @@
         <w:rPr>
           <w:i w:val="0"/>
         </w:rPr>
-        <w:t>. It includes scripts in execution order, including the coverage, NMD, transcript-family and donor-level scripts used for the results reported here, the four Ca²⁺ gene panels, per-event count tables, junction and LSV tables, and the code that draws every figure. The versioned submission snapshot is available as GitHub release v1.0.6 at https://github.com/elmasnuryilmaz/tdp43-soce-manuscript/releases/tag/v1.0.6. The complete 23 GB rMATS output is not redistributed; the package provides the thresholded event table and the scripts and public accessions required to regenerate it. The package downloads the two externally hosted resources it needs (the recount3 junction matrix for SRP270799 and the GSE307054 count table) at run time. Every rMATS event that meets the thresholds of Section 2.3, with its event coordinates, form lengths and raw junction counts, is provided as Supplementary Table S3. RT-qPCR, Fura-2 and WST-1 source data, including technical-repeat values and the descriptive summaries behind every laboratory figure panel, are provided in Supplementary Table S1.</w:t>
+        <w:t>. It includes scripts in execution order, including the coverage, NMD, transcript-family and donor-level scripts used for the results reported here, the four Ca²⁺ gene panels, per-event count tables, junction and LSV tables, and the code that draws every figure. The versioned submission snapshot is available as GitHub release v1.0.7 at https://github.com/elmasnuryilmaz/tdp43-soce-manuscript/releases/tag/v1.0.7. The complete 23 GB rMATS output is not redistributed; the package provides the thresholded event table and the scripts and public accessions required to regenerate it. The package downloads the two externally hosted resources it needs (the recount3 junction matrix for SRP270799 and the GSE307054 count table) at run time. Every rMATS event that meets the thresholds of Section 2.3, with its event coordinates, form lengths and raw junction counts, is provided as Supplementary Table S3. RT-qPCR, Fura-2 and WST-1 source data, including biological-replicate RT-qPCR values, well-level Fura-2 and WST-1 values, and the summaries behind every laboratory figure panel, are provided in Supplementary Table S1.</w:t>
       </w:r>
     </w:p>
     <w:bookmarkEnd w:id="41"/>
@@ -10048,7 +10048,14 @@
           <w:b w:val="0"/>
           <w:bCs/>
         </w:rPr>
-        <w:t xml:space="preserve"> Laboratory source data: raw Ct and relative expression from four technical RT-qPCR measurements per group, Fura-2 amplitudes from three wells per group on one culture plate, WST-1 values from four wells of one experiment, primers and thermal profile. All laboratory summaries are descriptive.</w:t>
+        <w:t xml:space="preserve"> Laboratory source data: raw Ct and relative expression for four biological RT-qPCR replicates per group, Fura-2 amplitudes from three wells per group on one plate, WST-1 values from four wells of one experiment, primers and thermal profile. RT-qPCR includes Holm-adjusted ΔCt tests; Fura-2 and WST-1 are descriptive.</w:t>
+      </w:r>
+      <w:r>
+        <w:rPr>
+          <w:b w:val="0"/>
+          <w:bCs/>
+        </w:rPr>
+        <w:t xml:space="preserve"/>
       </w:r>
       <w:r>
         <w:rPr>

--- a/manuscript/MANUSCRIPT_NEUROCHEMISTRY_INTERNATIONAL_FINAL.docx
+++ b/manuscript/MANUSCRIPT_NEUROCHEMISTRY_INTERNATIONAL_FINAL.docx
@@ -15,7 +15,7 @@
         <w:rPr>
           <w:b w:val="1"/>
         </w:rPr>
-        <w:t xml:space="preserve">TDP-43 knockdown is associated with a lower Ca²⁺-readdition response and altered calcium-regulatory RNA profiles in SH-SY5Y cells</w:t>
+        <w:t xml:space="preserve">Calcium-regulatory RNA candidates after TDP-43 knockdown in SH-SY5Y cells: reanalysis of public RNA-seq data and a single-plate Ca²⁺-readdition observation</w:t>
       </w:r>
     </w:p>
     <w:p>
@@ -71,178 +71,148 @@
         <w:jc w:val="both"/>
       </w:pPr>
       <w:r>
-        <w:rPr>
-          <w:i w:val="0"/>
-        </w:rPr>
+        <w:rPr/>
         <w:t xml:space="preserve">TDP-43 loss is implicated in amyotrophic lateral sclerosis (ALS), but its relationship to store-operated Ca²⁺ entry (SOCE) is unclear. After shRNA-mediated </w:t>
       </w:r>
       <w:r>
         <w:rPr>
           <w:i/>
         </w:rPr>
-        <w:t>TARDBP</w:t>
-      </w:r>
-      <w:r>
-        <w:rPr>
-          <w:i w:val="0"/>
-        </w:rPr>
+        <w:t xml:space="preserve">TARDBP</w:t>
+      </w:r>
+      <w:r>
+        <w:rPr/>
         <w:t xml:space="preserve"> depletion in SH-SY5Y cells, </w:t>
       </w:r>
       <w:r>
         <w:rPr>
           <w:i/>
         </w:rPr>
-        <w:t>TRPC1</w:t>
-      </w:r>
-      <w:r>
-        <w:rPr>
-          <w:i w:val="0"/>
-        </w:rPr>
+        <w:t xml:space="preserve">TRPC1</w:t>
+      </w:r>
+      <w:r>
+        <w:rPr/>
         <w:t xml:space="preserve">, </w:t>
       </w:r>
       <w:r>
         <w:rPr>
           <w:i/>
         </w:rPr>
-        <w:t>STIM1</w:t>
-      </w:r>
-      <w:r>
-        <w:rPr>
-          <w:i w:val="0"/>
-        </w:rPr>
+        <w:t xml:space="preserve">STIM1</w:t>
+      </w:r>
+      <w:r>
+        <w:rPr/>
         <w:t xml:space="preserve">, </w:t>
       </w:r>
       <w:r>
         <w:rPr>
           <w:i/>
         </w:rPr>
-        <w:t>ORAI1</w:t>
-      </w:r>
-      <w:r>
-        <w:rPr>
-          <w:i w:val="0"/>
-        </w:rPr>
+        <w:t xml:space="preserve">ORAI1</w:t>
+      </w:r>
+      <w:r>
+        <w:rPr/>
         <w:t xml:space="preserve"> and </w:t>
       </w:r>
       <w:r>
         <w:rPr>
           <w:i/>
         </w:rPr>
-        <w:t>ATP2A3</w:t>
-      </w:r>
-      <w:r>
-        <w:rPr>
-          <w:i w:val="0"/>
-        </w:rPr>
-        <w:t xml:space="preserve"> mRNA measurements were 1.7- to 3.2-fold higher (four biological RT-qPCR replicates per group), while the Fura-2 Ca²⁺-readdition amplitude was 84% lower in the knockdown wells of one culture plate (three wells per group; descriptive). ER Ca²⁺ release was 33% lower, and readdition normalised to each well’s own release was 77% lower. At 48 h, the WST-1 signal was 38.5% lower in four wells from one of three experiments (descriptive). We reanalysed six public TDP-43-depletion RNA-seq comparisons (38 libraries) for calcium-regulatory expression and splicing, screened eleven comparisons for unannotated junction changes, and assessed alternative polyadenylation and nonsense-mediated decay. </w:t>
-      </w:r>
-      <w:r>
-        <w:rPr>
-          <w:i/>
-        </w:rPr>
-        <w:t>CBARP</w:t>
-      </w:r>
-      <w:r>
-        <w:rPr>
-          <w:i w:val="0"/>
-        </w:rPr>
+        <w:t xml:space="preserve">ATP2A3</w:t>
+      </w:r>
+      <w:r>
+        <w:rPr/>
+        <w:t xml:space="preserve"> mRNA measurements were 1.7- to 3.2-fold higher (four biological RT-qPCR replicates per group). In one Fura-2 culture plate (three wells per group; descriptive), the Ca²⁺-readdition amplitude was 84% lower in knockdown wells, ER Ca²⁺ release 33% lower and the readdition-to-release ratio 77% lower; this observation motivated the RNA analyses but was not paired with the RT-qPCR or RNA-seq samples. The 48-h WST-1 signal was 38.5% lower (four wells, one experiment; descriptive). We reanalysed six public TDP-43-depletion RNA-seq comparisons (38 libraries) for calcium-regulatory expression and splicing, screened eleven comparisons for unannotated junction changes, and examined alternative polyadenylation and nonsense-mediated decay descriptively. </w:t>
+      </w:r>
+      <w:r>
+        <w:rPr>
+          <w:i/>
+        </w:rPr>
+        <w:t xml:space="preserve">CBARP</w:t>
+      </w:r>
+      <w:r>
+        <w:rPr/>
         <w:t xml:space="preserve"> was the most reproducible splicing candidate across species, whereas </w:t>
       </w:r>
       <w:r>
         <w:rPr>
           <w:i/>
         </w:rPr>
-        <w:t>STIM2</w:t>
-      </w:r>
-      <w:r>
-        <w:rPr>
-          <w:i w:val="0"/>
-        </w:rPr>
+        <w:t xml:space="preserve">STIM2</w:t>
+      </w:r>
+      <w:r>
+        <w:rPr/>
         <w:t xml:space="preserve">, </w:t>
       </w:r>
       <w:r>
         <w:rPr>
           <w:i/>
         </w:rPr>
-        <w:t>STIMATE</w:t>
-      </w:r>
-      <w:r>
-        <w:rPr>
-          <w:i w:val="0"/>
-        </w:rPr>
+        <w:t xml:space="preserve">STIMATE</w:t>
+      </w:r>
+      <w:r>
+        <w:rPr/>
         <w:t xml:space="preserve"> and </w:t>
       </w:r>
       <w:r>
         <w:rPr>
           <w:i/>
         </w:rPr>
-        <w:t>ORAI3</w:t>
-      </w:r>
-      <w:r>
-        <w:rPr>
-          <w:i w:val="0"/>
-        </w:rPr>
-        <w:t xml:space="preserve"> events were supported in the primary RNA-seq model. No confirmed RNA-processing event in the core SOCE machinery explained the observed Fura-2 difference. In ALS tissue, </w:t>
-      </w:r>
-      <w:r>
-        <w:rPr>
-          <w:i/>
-        </w:rPr>
-        <w:t>TRPC1</w:t>
-      </w:r>
-      <w:r>
-        <w:rPr>
-          <w:i w:val="0"/>
-        </w:rPr>
+        <w:t xml:space="preserve">ORAI3</w:t>
+      </w:r>
+      <w:r>
+        <w:rPr/>
+        <w:t xml:space="preserve"> events were supported in the primary RNA-seq model. No confirmed RNA-processing event in the core SOCE-pathway genes explained the Fura-2 difference. In ALS tissue, </w:t>
+      </w:r>
+      <w:r>
+        <w:rPr>
+          <w:i/>
+        </w:rPr>
+        <w:t xml:space="preserve">TRPC1</w:t>
+      </w:r>
+      <w:r>
+        <w:rPr/>
         <w:t xml:space="preserve"> and </w:t>
       </w:r>
       <w:r>
         <w:rPr>
           <w:i/>
         </w:rPr>
-        <w:t>SARAF</w:t>
-      </w:r>
-      <w:r>
-        <w:rPr>
-          <w:i w:val="0"/>
-        </w:rPr>
+        <w:t xml:space="preserve">SARAF</w:t>
+      </w:r>
+      <w:r>
+        <w:rPr/>
         <w:t xml:space="preserve"> increased and </w:t>
       </w:r>
       <w:r>
         <w:rPr>
           <w:i/>
         </w:rPr>
-        <w:t>CBARP</w:t>
-      </w:r>
-      <w:r>
-        <w:rPr>
-          <w:i w:val="0"/>
-        </w:rPr>
+        <w:t xml:space="preserve">CBARP</w:t>
+      </w:r>
+      <w:r>
+        <w:rPr/>
         <w:t xml:space="preserve"> decreased in six brain regions, and </w:t>
       </w:r>
       <w:r>
         <w:rPr>
           <w:i/>
         </w:rPr>
-        <w:t>SARAF</w:t>
-      </w:r>
-      <w:r>
-        <w:rPr>
-          <w:i w:val="0"/>
-        </w:rPr>
+        <w:t xml:space="preserve">SARAF</w:t>
+      </w:r>
+      <w:r>
+        <w:rPr/>
         <w:t xml:space="preserve"> and </w:t>
       </w:r>
       <w:r>
         <w:rPr>
           <w:i/>
         </w:rPr>
-        <w:t>CBARP</w:t>
-      </w:r>
-      <w:r>
-        <w:rPr>
-          <w:i w:val="0"/>
-        </w:rPr>
-        <w:t xml:space="preserve"> changed in the same direction in cervical and lumbar cord, but these tissue associations could not be attributed to TDP-43 loss. The Fura-2 and WST-1 observations require independent biological replication; the RNA analyses identify candidate calcium-regulatory changes without establishing a causal link to that response.</w:t>
+        <w:t xml:space="preserve">CBARP</w:t>
+      </w:r>
+      <w:r>
+        <w:rPr/>
+        <w:t xml:space="preserve"> changed in the same direction in cervical and lumbar cord, but these tissue associations could not be attributed to TDP-43 loss. The RNA analyses identify candidate calcium-regulatory changes without establishing a causal link to the Fura-2 response, which requires independent biological replication.</w:t>
       </w:r>
     </w:p>
     <w:p>
@@ -590,7 +560,16 @@
         <w:jc w:val="both"/>
       </w:pPr>
       <w:r>
-        <w:t xml:space="preserve">We first measure SOCE and target mRNAs after shRNA-mediated TDP-43 depletion in SH-SY5Y cultures. We then use public RNA-seq datasets to examine calcium-regulatory transcript abundance and the three routes by which TDP-43 loss is known to change RNA processing: annotated and cryptic splicing, alternative polyadenylation, which generates the truncated STMN2 transcript, and coupling to nonsense-mediated decay. Read-support and robustness checks are applied throughout to the splicing results. Finally, we assess how the candidate transcripts behave in ALS brain and selected neurological comparison cohorts.</w:t>
+        <w:t xml:space="preserve">We first measured the Ca²⁺-readdition response of a store-depletion–readdition protocol, and target mRNAs, in separate SH-SY5Y cultures after shRNA-mediated TDP-43 depletion; the Fura-2 observation comes from a single culture plate and served to motivate the RNA analyses, not to establish a phenotype. We then used public RNA-seq datasets to examine calcium-regulatory transcript abundance and the three routes by which TDP-43 loss is known to change RNA processing: annotated and cryptic splicing, alternative polyadenylation, which generates the truncated </w:t>
+      </w:r>
+      <w:r>
+        <w:rPr>
+          <w:i/>
+        </w:rPr>
+        <w:t xml:space="preserve">STMN2</w:t>
+      </w:r>
+      <w:r>
+        <w:t xml:space="preserve"> transcript, and coupling to nonsense-mediated decay. Read-support and robustness checks are applied throughout to the splicing results. Finally, we asked how the candidate transcripts behave in ALS brain and selected neurological comparison cohorts.</w:t>
       </w:r>
     </w:p>
     <w:bookmarkEnd w:id="10"/>
@@ -722,7 +701,16 @@
         <w:fldChar w:fldCharType="end"/>
       </w:r>
       <w:r>
-        <w:t>, were added for the annotation-free junction analysis only (Section 2.5) and were not processed with rMATS or DESeq2. Inclusion required a condition reducing TARDBP expression or TDP-43 protein, at least two biological replicates and open raw reads, and for the human datasets the ability to evaluate</w:t>
+        <w:t xml:space="preserve">, were added for the annotation-free junction analysis only (Section 2.5) and were not processed with rMATS or DESeq2. Inclusion required a condition reducing </w:t>
+      </w:r>
+      <w:r>
+        <w:rPr>
+          <w:i/>
+        </w:rPr>
+        <w:t xml:space="preserve">TARDBP</w:t>
+      </w:r>
+      <w:r>
+        <w:t xml:space="preserve"> expression or TDP-43 protein, at least two biological replicates and open raw reads, and for the human datasets the ability to evaluate</w:t>
       </w:r>
       <w:r>
         <w:t xml:space="preserve"> </w:t>
@@ -1037,7 +1025,7 @@
         <w:rPr>
           <w:i w:val="0"/>
         </w:rPr>
-        <w:t xml:space="preserve">Gene counts were generated with featureCounts v2.1.1 </w:t>
+        <w:t xml:space="preserve">Differential expression was analysed on gene-level counts. For the primary SH-SY5Y comparison (GSE296712; 0 versus 75 ng/mL doxycycline, three libraries per group), every DESeq2 statistic reported here was computed on Salmon estimated counts summed to genes with the complete transcript-to-gene map (Section 2.4). A count of the same six libraries with featureCounts v2.1.1 </w:t>
       </w:r>
       <w:r>
         <w:fldChar w:fldCharType="begin"/>
@@ -1061,7 +1049,7 @@
         <w:rPr>
           <w:i w:val="0"/>
         </w:rPr>
-        <w:t xml:space="preserve"> at meta-feature level against the same annotation (</w:t>
+        <w:t xml:space="preserve"> at meta-feature level against the GENCODE v47 basic annotation (</w:t>
       </w:r>
       <w:r>
         <w:rPr>
@@ -1093,13 +1081,13 @@
         <w:rPr>
           <w:i w:val="0"/>
         </w:rPr>
-        <w:t xml:space="preserve"> </w:t>
+        <w:t xml:space="preserve"> for paired-end libraries; multi-mapping and multi-overlapping reads not counted) gave similar log2 fold changes (Pearson r = 0.85 across the 20,833 genes counted in both). Counts were modelled with DESeq2 v1.42.1 </w:t>
       </w:r>
       <w:r>
         <w:rPr>
           <w:i w:val="0"/>
         </w:rPr>
-        <w:t xml:space="preserve">for paired-end libraries; multi-mapping and multi-overlapping reads not counted) and modelled with DESeq2 v1.42.1 </w:t>
+        <w:t xml:space="preserve"/>
       </w:r>
       <w:r>
         <w:fldChar w:fldCharType="begin"/>
@@ -1123,7 +1111,7 @@
         <w:rPr>
           <w:i w:val="0"/>
         </w:rPr>
-        <w:t xml:space="preserve"> within each dataset, with Benjamini–Hochberg correction </w:t>
+        <w:t xml:space="preserve">, with Benjamini–Hochberg correction </w:t>
       </w:r>
       <w:r>
         <w:fldChar w:fldCharType="begin"/>
@@ -1171,139 +1159,139 @@
         <w:rPr>
           <w:i w:val="0"/>
         </w:rPr>
-        <w:t xml:space="preserve">, which estimated two surrogate variables in the primary SH-SY5Y comparison. After adjustment for two surrogate variables, 1,067 genes met both DE thresholds, compared with 1,694 in the original model; 850 were shared and all shared genes retained their direction. The median absolute difference in log2 fold change was 0.20 across the 14,012 genes with adjusted p values in both models. Including two surrogate variables reduced the residual degrees of freedom from four to two, and changed both effect estimates and their uncertainty. </w:t>
-      </w:r>
-      <w:r>
-        <w:rPr>
-          <w:i/>
-        </w:rPr>
-        <w:t>STIM1</w:t>
+        <w:t xml:space="preserve">, which estimated two surrogate variables in the primary SH-SY5Y comparison; the refit with these variables is reported in Section 3.2 and Supplementary Results 5.</w:t>
+      </w:r>
+      <w:r>
+        <w:rPr>
+          <w:i/>
+        </w:rPr>
+        <w:t xml:space="preserve"/>
       </w:r>
       <w:r>
         <w:rPr>
           <w:i w:val="0"/>
         </w:rPr>
-        <w:t xml:space="preserve">, </w:t>
-      </w:r>
-      <w:r>
-        <w:rPr>
-          <w:i/>
-        </w:rPr>
-        <w:t>TRPC1</w:t>
+        <w:t xml:space="preserve"/>
+      </w:r>
+      <w:r>
+        <w:rPr>
+          <w:i/>
+        </w:rPr>
+        <w:t xml:space="preserve"/>
       </w:r>
       <w:r>
         <w:rPr>
           <w:i w:val="0"/>
         </w:rPr>
-        <w:t xml:space="preserve">, </w:t>
-      </w:r>
-      <w:r>
-        <w:rPr>
-          <w:i/>
-        </w:rPr>
-        <w:t>ORAI3</w:t>
+        <w:t xml:space="preserve"/>
+      </w:r>
+      <w:r>
+        <w:rPr>
+          <w:i/>
+        </w:rPr>
+        <w:t xml:space="preserve"/>
       </w:r>
       <w:r>
         <w:rPr>
           <w:i w:val="0"/>
         </w:rPr>
-        <w:t xml:space="preserve">, </w:t>
-      </w:r>
-      <w:r>
-        <w:rPr>
-          <w:i/>
-        </w:rPr>
-        <w:t>SARAF</w:t>
+        <w:t xml:space="preserve"/>
+      </w:r>
+      <w:r>
+        <w:rPr>
+          <w:i/>
+        </w:rPr>
+        <w:t xml:space="preserve"/>
       </w:r>
       <w:r>
         <w:rPr>
           <w:i w:val="0"/>
         </w:rPr>
-        <w:t xml:space="preserve"> and </w:t>
-      </w:r>
-      <w:r>
-        <w:rPr>
-          <w:i/>
-        </w:rPr>
-        <w:t>CBARP</w:t>
+        <w:t xml:space="preserve"/>
+      </w:r>
+      <w:r>
+        <w:rPr>
+          <w:i/>
+        </w:rPr>
+        <w:t xml:space="preserve"/>
       </w:r>
       <w:r>
         <w:rPr>
           <w:i w:val="0"/>
         </w:rPr>
-        <w:t xml:space="preserve"> retained q &lt; 0.05 in both models, but only </w:t>
-      </w:r>
-      <w:r>
-        <w:rPr>
-          <w:i/>
-        </w:rPr>
-        <w:t>ORAI3</w:t>
+        <w:t xml:space="preserve"/>
+      </w:r>
+      <w:r>
+        <w:rPr>
+          <w:i/>
+        </w:rPr>
+        <w:t xml:space="preserve"/>
       </w:r>
       <w:r>
         <w:rPr>
           <w:i w:val="0"/>
         </w:rPr>
-        <w:t xml:space="preserve"> and </w:t>
-      </w:r>
-      <w:r>
-        <w:rPr>
-          <w:i/>
-        </w:rPr>
-        <w:t>CBARP</w:t>
+        <w:t xml:space="preserve"/>
+      </w:r>
+      <w:r>
+        <w:rPr>
+          <w:i/>
+        </w:rPr>
+        <w:t xml:space="preserve"/>
       </w:r>
       <w:r>
         <w:rPr>
           <w:i w:val="0"/>
         </w:rPr>
-        <w:t xml:space="preserve"> met both the q and fold-change thresholds in both. </w:t>
-      </w:r>
-      <w:r>
-        <w:rPr>
-          <w:i/>
-        </w:rPr>
-        <w:t>ORAI1</w:t>
+        <w:t xml:space="preserve"/>
+      </w:r>
+      <w:r>
+        <w:rPr>
+          <w:i/>
+        </w:rPr>
+        <w:t xml:space="preserve"/>
       </w:r>
       <w:r>
         <w:rPr>
           <w:i w:val="0"/>
         </w:rPr>
-        <w:t xml:space="preserve">, </w:t>
-      </w:r>
-      <w:r>
-        <w:rPr>
-          <w:i/>
-        </w:rPr>
-        <w:t>ATP2A3</w:t>
+        <w:t xml:space="preserve"/>
+      </w:r>
+      <w:r>
+        <w:rPr>
+          <w:i/>
+        </w:rPr>
+        <w:t xml:space="preserve"/>
       </w:r>
       <w:r>
         <w:rPr>
           <w:i w:val="0"/>
         </w:rPr>
-        <w:t xml:space="preserve">, </w:t>
-      </w:r>
-      <w:r>
-        <w:rPr>
-          <w:i/>
-        </w:rPr>
-        <w:t>ATP2A2</w:t>
+        <w:t xml:space="preserve"/>
+      </w:r>
+      <w:r>
+        <w:rPr>
+          <w:i/>
+        </w:rPr>
+        <w:t xml:space="preserve"/>
       </w:r>
       <w:r>
         <w:rPr>
           <w:i w:val="0"/>
         </w:rPr>
-        <w:t xml:space="preserve"> and </w:t>
-      </w:r>
-      <w:r>
-        <w:rPr>
-          <w:i/>
-        </w:rPr>
-        <w:t>STIM2</w:t>
+        <w:t xml:space="preserve"/>
+      </w:r>
+      <w:r>
+        <w:rPr>
+          <w:i/>
+        </w:rPr>
+        <w:t xml:space="preserve"/>
       </w:r>
       <w:r>
         <w:rPr>
           <w:i w:val="0"/>
         </w:rPr>
-        <w:t xml:space="preserve"> did not retain q &lt; 0.05 after adjustment. The per-gene comparison is provided in source_data/svaseq_sensitivity_SHSY5Y.csv.</w:t>
+        <w:t xml:space="preserve"/>
       </w:r>
       <w:r>
         <w:rPr>
@@ -1484,7 +1472,7 @@
         <w:t xml:space="preserve"> </w:t>
       </w:r>
       <w:r>
-        <w:t xml:space="preserve">event of Section 3.3, and for the events that met the thresholds and the coverage criteria in the twelve core entry components (</w:t>
+        <w:t xml:space="preserve">event of Section 3.3, and for the events that met the thresholds and the coverage criteria in the twelve core SOCE-pathway genes (</w:t>
       </w:r>
       <w:r>
         <w:rPr>
@@ -1655,7 +1643,7 @@
         <w:jc w:val="both"/>
       </w:pPr>
       <w:r>
-        <w:t xml:space="preserve">Detection power was estimated by simulation over the observed coverage distribution for a 3 + 3 design.</w:t>
+        <w:t xml:space="preserve">For Supplementary Figure S1, detection power was simulated for a 3 + 3 design at fixed depths of 10, 20, 50 and 100 informative reads per sample: replicate PSI was drawn from a normal distribution around 0.5 ± ΔPSI/2 (standard deviation 0.05, limited to 0.01–0.99), reads were sampled binomially, groups were compared with a two-sample t test at nominal p &lt; 0.05, and each condition was simulated 2,000 times. The simulation does not reproduce the rMATS model, its FDR correction or its |ΔPSI| threshold.</w:t>
       </w:r>
     </w:p>
     <w:bookmarkEnd w:id="13"/>
@@ -1936,39 +1924,25 @@
         <w:jc w:val="both"/>
       </w:pPr>
       <w:r>
-        <w:t xml:space="preserve">The calling threshold was calibrated against a control-versus-control null: in datasets with four control replicates, the controls were split 2 + 2, the analysis repeated unchanged, and every call counted as a false positive. The permissive definition required an unannotated junction, ΔPSI ≥ 0.05, q &lt; 0.05, control PSI ≤ 0.05 and a bootstrap lower bound above zero (Supplementary Table S14). Because this definition produced about as many split-control calls as real calls, or more (Section 3.5), we adopted an effect-based definition: a</w:t>
-      </w:r>
-      <w:r>
-        <w:t xml:space="preserve"> </w:t>
+        <w:t xml:space="preserve">The calling threshold was calibrated against a control-versus-control null: in datasets with four control replicates, the controls were split 2 + 2, the analysis repeated unchanged, and every call counted as a false positive. The permissive definition required an unannotated junction, ΔPSI ≥ 0.05, q &lt; 0.05, control PSI ≤ 0.05 and a bootstrap lower bound above zero (Supplementary Table S14). Because this definition produced about as many split-control calls as real calls, or more (Section 3.5), we adopted an effect-based definition: a </w:t>
       </w:r>
       <w:r>
         <w:rPr>
           <w:b/>
-          <w:bCs/>
-        </w:rPr>
-        <w:t xml:space="preserve">high-confidence unannotated splicing change</w:t>
-      </w:r>
-      <w:r>
-        <w:t xml:space="preserve"> </w:t>
-      </w:r>
-      <w:r>
-        <w:t xml:space="preserve">requires a novel splice site, ΔPSI ≥ 0.20, q &lt; 0.05, a bootstrap lower bound above 0.05, at least 20 reads in the knockdown group, and non-zero counts in every knockdown replicate. A requirement of zero counts in controls was deliberately not imposed, because it removes genuinely cryptic exons with basal leakiness,</w:t>
-      </w:r>
-      <w:r>
-        <w:t xml:space="preserve"> </w:t>
-      </w:r>
-      <w:r>
-        <w:rPr>
-          <w:i/>
-          <w:iCs/>
+        </w:rPr>
+        <w:t xml:space="preserve">stringent-filter unannotated splicing candidate</w:t>
+      </w:r>
+      <w:r>
+        <w:t xml:space="preserve"> requires a novel splice site, ΔPSI ≥ 0.20, q &lt; 0.05, a bootstrap lower bound above 0.05, at least 20 reads in the knockdown group, and non-zero counts in every knockdown replicate. The name describes the filter and does not imply validated specificity. A requirement of zero counts in controls was deliberately not imposed, because it removes genuinely cryptic exons with basal leakiness, </w:t>
+      </w:r>
+      <w:r>
+        <w:rPr>
+          <w:i/>
         </w:rPr>
         <w:t xml:space="preserve">STMN2</w:t>
       </w:r>
       <w:r>
-        <w:t xml:space="preserve"> </w:t>
-      </w:r>
-      <w:r>
-        <w:t xml:space="preserve">among them. Positive-control recovery, not call count, is used throughout as the measure of whether an analysis worked; because the sixteen literature controls are human cryptic events, this check is available only for the human comparisons.</w:t>
+        <w:t xml:space="preserve"> among them. Positive-control recovery, not call count, is used throughout as the measure of whether an analysis detects known targets; because the sixteen literature controls are human cryptic events, this check is available only for the human comparisons.</w:t>
       </w:r>
     </w:p>
     <w:p>
@@ -2021,7 +1995,7 @@
         <w:fldChar w:fldCharType="end"/>
       </w:r>
       <w:r>
-        <w:t xml:space="preserve"> was run on the nine-sample SH-SY5Y doxycycline series (0, 25 and 75 ng/mL), counting split and non-split reads from the alignments and modelling ψ5, ψ3 and splicing efficiency θ. Because that method treats aberrant splicing as a rare deviation from a cohort norm while two thirds of this cohort are depleted samples, the run is reported as a limit of the approach and is described in Supplementary Results 1.</w:t>
+        <w:t xml:space="preserve"> was run on the nine-sample SH-SY5Y doxycycline series (0, 25 and 75 ng/mL), counting split and non-split reads from the alignments and modelling ψ5, ψ3 and splicing efficiency θ. The method treats aberrant splicing as a rare deviation from a cohort norm, whereas two thirds of this cohort are depleted samples; the run is therefore treated as a limit of the approach (Supplementary Results 1).</w:t>
       </w:r>
     </w:p>
     <w:bookmarkEnd w:id="16"/>
@@ -2289,205 +2263,268 @@
         <w:jc w:val="both"/>
       </w:pPr>
       <w:r>
-        <w:t xml:space="preserve">Four cumulative gene panels were assembled from curated SOCE/TRP components (n = 51), channels and transport systems (n = 117), curated Ca²⁺-handling genes (n = 258) and an expanded Ca²⁺-associated set from KEGG and Gene Ontology (n = 732; Supplementary Table S2). Symbols were harmonised to HGNC/MGI and orthology verified via Ensembl Compara. Where results are summarised for the SOCE machinery, this refers to a fixed set of nineteen genes:</w:t>
-      </w:r>
-      <w:r>
-        <w:t xml:space="preserve"> </w:t>
-      </w:r>
-      <w:r>
-        <w:rPr>
-          <w:i/>
-          <w:iCs/>
+        <w:t xml:space="preserve">Four cumulative gene panels were assembled from curated SOCE/TRP components (n = 51), channels and transport systems (n = 117), curated Ca²⁺-handling genes (n = 258) and an expanded Ca²⁺-associated set from KEGG and Gene Ontology (n = 732; Supplementary Table S2). Symbols were harmonised to HGNC/MGI and orthology verified via Ensembl Compara. Where results are summarised for the nineteen-gene SOCE-associated set, this refers to a fixed list: </w:t>
+      </w:r>
+      <w:r>
+        <w:rPr>
+          <w:i/>
         </w:rPr>
         <w:t xml:space="preserve">STIM1</w:t>
       </w:r>
       <w:r>
-        <w:t xml:space="preserve">,</w:t>
-      </w:r>
-      <w:r>
-        <w:t xml:space="preserve"> </w:t>
-      </w:r>
-      <w:r>
-        <w:rPr>
-          <w:i/>
-          <w:iCs/>
+        <w:t xml:space="preserve">, </w:t>
+      </w:r>
+      <w:r>
+        <w:rPr>
+          <w:i/>
         </w:rPr>
         <w:t xml:space="preserve">STIM2</w:t>
       </w:r>
       <w:r>
-        <w:t xml:space="preserve">,</w:t>
-      </w:r>
-      <w:r>
-        <w:t xml:space="preserve"> </w:t>
-      </w:r>
-      <w:r>
-        <w:rPr>
-          <w:i/>
-          <w:iCs/>
+        <w:t xml:space="preserve">, </w:t>
+      </w:r>
+      <w:r>
+        <w:rPr>
+          <w:i/>
         </w:rPr>
         <w:t xml:space="preserve">ORAI1–3</w:t>
       </w:r>
       <w:r>
-        <w:t xml:space="preserve">,</w:t>
-      </w:r>
-      <w:r>
-        <w:t xml:space="preserve"> </w:t>
-      </w:r>
-      <w:r>
-        <w:rPr>
-          <w:i/>
-          <w:iCs/>
+        <w:t xml:space="preserve">, </w:t>
+      </w:r>
+      <w:r>
+        <w:rPr>
+          <w:i/>
         </w:rPr>
         <w:t xml:space="preserve">TRPC1</w:t>
       </w:r>
       <w:r>
-        <w:t xml:space="preserve">,</w:t>
-      </w:r>
-      <w:r>
-        <w:t xml:space="preserve"> </w:t>
-      </w:r>
-      <w:r>
-        <w:rPr>
-          <w:i/>
-          <w:iCs/>
+        <w:t xml:space="preserve">, </w:t>
+      </w:r>
+      <w:r>
+        <w:rPr>
+          <w:i/>
         </w:rPr>
         <w:t xml:space="preserve">SARAF</w:t>
       </w:r>
       <w:r>
-        <w:t xml:space="preserve">,</w:t>
-      </w:r>
-      <w:r>
-        <w:t xml:space="preserve"> </w:t>
-      </w:r>
-      <w:r>
-        <w:rPr>
-          <w:i/>
-          <w:iCs/>
+        <w:t xml:space="preserve">, </w:t>
+      </w:r>
+      <w:r>
+        <w:rPr>
+          <w:i/>
         </w:rPr>
         <w:t xml:space="preserve">STIMATE</w:t>
       </w:r>
       <w:r>
-        <w:t xml:space="preserve">,</w:t>
-      </w:r>
-      <w:r>
-        <w:t xml:space="preserve"> </w:t>
-      </w:r>
-      <w:r>
-        <w:rPr>
-          <w:i/>
-          <w:iCs/>
+        <w:t xml:space="preserve">, </w:t>
+      </w:r>
+      <w:r>
+        <w:rPr>
+          <w:i/>
         </w:rPr>
         <w:t xml:space="preserve">CBARP</w:t>
       </w:r>
       <w:r>
-        <w:t xml:space="preserve">,</w:t>
-      </w:r>
-      <w:r>
-        <w:t xml:space="preserve"> </w:t>
-      </w:r>
-      <w:r>
-        <w:rPr>
-          <w:i/>
-          <w:iCs/>
+        <w:t xml:space="preserve">, </w:t>
+      </w:r>
+      <w:r>
+        <w:rPr>
+          <w:i/>
         </w:rPr>
         <w:t xml:space="preserve">CRACR2A</w:t>
       </w:r>
       <w:r>
-        <w:t xml:space="preserve">,</w:t>
-      </w:r>
-      <w:r>
-        <w:t xml:space="preserve"> </w:t>
-      </w:r>
-      <w:r>
-        <w:rPr>
-          <w:i/>
-          <w:iCs/>
+        <w:t xml:space="preserve">, </w:t>
+      </w:r>
+      <w:r>
+        <w:rPr>
+          <w:i/>
         </w:rPr>
         <w:t xml:space="preserve">CRACR2B</w:t>
       </w:r>
       <w:r>
-        <w:t xml:space="preserve">,</w:t>
-      </w:r>
-      <w:r>
-        <w:t xml:space="preserve"> </w:t>
-      </w:r>
-      <w:r>
-        <w:rPr>
-          <w:i/>
-          <w:iCs/>
+        <w:t xml:space="preserve">, </w:t>
+      </w:r>
+      <w:r>
+        <w:rPr>
+          <w:i/>
         </w:rPr>
         <w:t xml:space="preserve">SELENOK</w:t>
       </w:r>
       <w:r>
-        <w:t xml:space="preserve">,</w:t>
-      </w:r>
-      <w:r>
-        <w:t xml:space="preserve"> </w:t>
-      </w:r>
-      <w:r>
-        <w:rPr>
-          <w:i/>
-          <w:iCs/>
+        <w:t xml:space="preserve">, </w:t>
+      </w:r>
+      <w:r>
+        <w:rPr>
+          <w:i/>
         </w:rPr>
         <w:t xml:space="preserve">ATP2A1–3</w:t>
       </w:r>
       <w:r>
-        <w:t xml:space="preserve">,</w:t>
-      </w:r>
-      <w:r>
-        <w:t xml:space="preserve"> </w:t>
-      </w:r>
-      <w:r>
-        <w:rPr>
-          <w:i/>
-          <w:iCs/>
+        <w:t xml:space="preserve">, </w:t>
+      </w:r>
+      <w:r>
+        <w:rPr>
+          <w:i/>
         </w:rPr>
         <w:t xml:space="preserve">MCU</w:t>
       </w:r>
       <w:r>
-        <w:t xml:space="preserve">,</w:t>
-      </w:r>
-      <w:r>
-        <w:t xml:space="preserve"> </w:t>
-      </w:r>
-      <w:r>
-        <w:rPr>
-          <w:i/>
-          <w:iCs/>
+        <w:t xml:space="preserve">, </w:t>
+      </w:r>
+      <w:r>
+        <w:rPr>
+          <w:i/>
         </w:rPr>
         <w:t xml:space="preserve">MCUB</w:t>
       </w:r>
       <w:r>
-        <w:t xml:space="preserve">,</w:t>
-      </w:r>
-      <w:r>
-        <w:t xml:space="preserve"> </w:t>
-      </w:r>
-      <w:r>
-        <w:rPr>
-          <w:i/>
-          <w:iCs/>
+        <w:t xml:space="preserve">, </w:t>
+      </w:r>
+      <w:r>
+        <w:rPr>
+          <w:i/>
         </w:rPr>
         <w:t xml:space="preserve">MICU1</w:t>
       </w:r>
       <w:r>
-        <w:t xml:space="preserve"> </w:t>
-      </w:r>
-      <w:r>
-        <w:t xml:space="preserve">and</w:t>
-      </w:r>
-      <w:r>
-        <w:t xml:space="preserve"> </w:t>
-      </w:r>
-      <w:r>
-        <w:rPr>
-          <w:i/>
-          <w:iCs/>
+        <w:t xml:space="preserve"> and </w:t>
+      </w:r>
+      <w:r>
+        <w:rPr>
+          <w:i/>
         </w:rPr>
         <w:t xml:space="preserve">MICU2</w:t>
       </w:r>
       <w:r>
-        <w:t xml:space="preserve">; the core SOCE/TRP panel is Tier 1. CBARP was included in this fixed panel for the subsequent cross-dataset event ranking. The twelve genes examined event by event in Section 2.3 are a subset of these nineteen and are called the core entry components.</w:t>
+        <w:t xml:space="preserve">; the core SOCE/TRP panel is Tier 1. The list combines core STIM–ORAI components with store-refilling, mitochondrial-uptake and voltage-gated-channel-associated genes (for example </w:t>
+      </w:r>
+      <w:r>
+        <w:rPr>
+          <w:i/>
+        </w:rPr>
+        <w:t xml:space="preserve">ATP2A1–3</w:t>
+      </w:r>
+      <w:r>
+        <w:t xml:space="preserve">, </w:t>
+      </w:r>
+      <w:r>
+        <w:rPr>
+          <w:i/>
+        </w:rPr>
+        <w:t xml:space="preserve">MCU</w:t>
+      </w:r>
+      <w:r>
+        <w:t xml:space="preserve"> and </w:t>
+      </w:r>
+      <w:r>
+        <w:rPr>
+          <w:i/>
+        </w:rPr>
+        <w:t xml:space="preserve">CBARP</w:t>
+      </w:r>
+      <w:r>
+        <w:t xml:space="preserve">). </w:t>
+      </w:r>
+      <w:r>
+        <w:rPr>
+          <w:i/>
+        </w:rPr>
+        <w:t xml:space="preserve">CBARP</w:t>
+      </w:r>
+      <w:r>
+        <w:t xml:space="preserve"> was included in this fixed list for the subsequent cross-dataset event ranking. The twelve genes examined event by event in Section 2.3 (</w:t>
+      </w:r>
+      <w:r>
+        <w:rPr>
+          <w:i/>
+        </w:rPr>
+        <w:t xml:space="preserve">STIM1</w:t>
+      </w:r>
+      <w:r>
+        <w:t xml:space="preserve">, </w:t>
+      </w:r>
+      <w:r>
+        <w:rPr>
+          <w:i/>
+        </w:rPr>
+        <w:t xml:space="preserve">STIM2</w:t>
+      </w:r>
+      <w:r>
+        <w:t xml:space="preserve">, </w:t>
+      </w:r>
+      <w:r>
+        <w:rPr>
+          <w:i/>
+        </w:rPr>
+        <w:t xml:space="preserve">STIMATE</w:t>
+      </w:r>
+      <w:r>
+        <w:t xml:space="preserve">, </w:t>
+      </w:r>
+      <w:r>
+        <w:rPr>
+          <w:i/>
+        </w:rPr>
+        <w:t xml:space="preserve">SARAF</w:t>
+      </w:r>
+      <w:r>
+        <w:t xml:space="preserve">, </w:t>
+      </w:r>
+      <w:r>
+        <w:rPr>
+          <w:i/>
+        </w:rPr>
+        <w:t xml:space="preserve">CRACR2A</w:t>
+      </w:r>
+      <w:r>
+        <w:t xml:space="preserve">, </w:t>
+      </w:r>
+      <w:r>
+        <w:rPr>
+          <w:i/>
+        </w:rPr>
+        <w:t xml:space="preserve">CRACR2B</w:t>
+      </w:r>
+      <w:r>
+        <w:t xml:space="preserve">, </w:t>
+      </w:r>
+      <w:r>
+        <w:rPr>
+          <w:i/>
+        </w:rPr>
+        <w:t xml:space="preserve">ORAI1–3</w:t>
+      </w:r>
+      <w:r>
+        <w:t xml:space="preserve">, </w:t>
+      </w:r>
+      <w:r>
+        <w:rPr>
+          <w:i/>
+        </w:rPr>
+        <w:t xml:space="preserve">TRPC1</w:t>
+      </w:r>
+      <w:r>
+        <w:t xml:space="preserve">, </w:t>
+      </w:r>
+      <w:r>
+        <w:rPr>
+          <w:i/>
+        </w:rPr>
+        <w:t xml:space="preserve">ATP2A2</w:t>
+      </w:r>
+      <w:r>
+        <w:t xml:space="preserve"> and </w:t>
+      </w:r>
+      <w:r>
+        <w:rPr>
+          <w:i/>
+        </w:rPr>
+        <w:t xml:space="preserve">ATP2A3</w:t>
+      </w:r>
+      <w:r>
+        <w:t xml:space="preserve">) are a subset of these nineteen and are called the core SOCE-pathway genes.</w:t>
       </w:r>
     </w:p>
     <w:p>
@@ -2535,23 +2572,16 @@
         <w:jc w:val="both"/>
       </w:pPr>
       <w:r>
-        <w:t xml:space="preserve">Transcripts per million (TPM) from Salmon were summed to gene level for the primary SH-SY5Y comparison (0 vs 75 ng/mL doxycycline, n = 3 + 3), so that members of a family are compared on a length-corrected scale. TPM sums to the same total in every library, so a large gain by a few abundant transcripts lowers the TPM of every other gene: in the knockdown libraries</w:t>
-      </w:r>
-      <w:r>
-        <w:t xml:space="preserve"> </w:t>
-      </w:r>
-      <w:r>
-        <w:rPr>
-          <w:i/>
-          <w:iCs/>
+        <w:t xml:space="preserve">Transcripts per million (TPM) from Salmon were summed to gene level for the primary SH-SY5Y comparison (0 vs 75 ng/mL doxycycline, n = 3 + 3), so that members of a family are compared on a length-corrected scale. TPM sums to the same total in every library, so a large gain by a few abundant transcripts lowers the TPM of every other gene: in the knockdown libraries </w:t>
+      </w:r>
+      <w:r>
+        <w:rPr>
+          <w:i/>
         </w:rPr>
         <w:t xml:space="preserve">CHGA</w:t>
       </w:r>
       <w:r>
-        <w:t xml:space="preserve"> </w:t>
-      </w:r>
-      <w:r>
-        <w:t xml:space="preserve">rose from 1,857 to 10,675 TPM and ribosomal-protein and mitochondrially encoded transcripts also took a larger share, so that the median gene expressed in both groups (mean TPM &gt; 5) had 24% lower TPM than in controls. Before conditions were compared, each library’s TPM was therefore divided by a median-of-ratios factor computed over the 13,907 genes with TPM &gt; 1 in all six libraries, the normalisation principle of DESeq2; after this adjustment gene-level changes agreed with the DESeq2 fold changes (median difference −0.02 log2 units). For each functional family (STIM, ORAI, sarco/endoplasmic reticulum Ca²⁺-ATPase [SERCA], TRPC, SOCE regulators, mitochondrial Ca²⁺ uptake and plasma-membrane Ca²⁺-ATPase [PMCA]) we computed each member’s share of the family total in control cells and the change in its adjusted TPM. Fold changes and adjusted p-values for the same genes come from DESeq2 applied to the gene-level Salmon counts of the same six libraries. These summaries remain transcript-level measures and are not estimates of absolute molecule number, protein abundance or complex stoichiometry.</w:t>
+        <w:t xml:space="preserve"> rose from 1,857 to 10,675 TPM and ribosomal-protein and mitochondrially encoded transcripts also took a larger share, so that the median gene expressed in both groups (mean TPM &gt; 5) had 24% lower TPM than in controls. Before conditions were compared, each library’s TPM was therefore divided by a median-of-ratios factor computed over the 13,907 genes with TPM &gt; 1 in all six libraries, the normalisation principle of DESeq2; after this adjustment gene-level changes agreed with the DESeq2 fold changes (median difference −0.02 log2 units). For each functional family (STIM, ORAI, sarco/endoplasmic reticulum Ca²⁺-ATPase [SERCA], TRPC, Ca²⁺-entry regulators, mitochondrial Ca²⁺ uptake and plasma-membrane Ca²⁺-ATPase [PMCA]) we computed each member’s share of the family total in control cells and the change in its adjusted TPM. Fold changes and adjusted p-values for the same genes come from DESeq2 applied to the gene-level Salmon counts of the same six libraries. These summaries remain transcript-level measures and are not estimates of absolute molecule number, protein abundance or complex stoichiometry.</w:t>
       </w:r>
     </w:p>
     <w:bookmarkEnd w:id="20"/>
@@ -2628,7 +2658,7 @@
         <w:rPr>
           <w:i w:val="0"/>
         </w:rPr>
-        <w:t>. Ten regions were analysed at the expression level: seven brain regions (cerebellum; frontal, occipital and temporal cortex; lateral and medial motor cortex; hippocampus) and three spinal cord levels (cervical, thoracic, lumbar). The junction-level analysis of Section 3.9 covers eleven regions, adding motor cortex of unspecified subdivision. Within the same cohort, the</w:t>
+        <w:t xml:space="preserve">. Ten regions were analysed at the expression level: seven brain regions (cerebellum; frontal, occipital and temporal cortex; lateral and medial motor cortex; hippocampus) and three spinal cord levels (cervical, thoracic, lumbar). The junction-level analysis of Section 3.8 covers eleven regions, adding motor cortex of unspecified subdivision. Within the same cohort, the</w:t>
       </w:r>
       <w:r>
         <w:rPr>
@@ -2886,9 +2916,10 @@
       </w:r>
       <w:r>
         <w:rPr>
+          <w:i/>
           <w:i w:val="0"/>
         </w:rPr>
-        <w:t>AIF1</w:t>
+        <w:t xml:space="preserve">AIF1</w:t>
       </w:r>
       <w:r>
         <w:rPr>
@@ -3101,7 +3132,25 @@
         <w:jc w:val="both"/>
       </w:pPr>
       <w:r>
-        <w:t xml:space="preserve">SH-SY5Y cells were maintained in DMEM/F12 with L-glutamine and 15 mM HEPES (Gibco, cat. no. 11330032) supplemented with 10% fetal bovine serum (FBS) and 1% MEM non-essential amino acids, at 37 °C in 5% CO₂, and were tested for mycoplasma by PCR and by a luminescence assay. TARDBP was silenced with a pLKO.1-TRC lentiviral short hairpin RNA (shRNA; Dharmacon TRC Lentiviral shRNA, cat. no. RHS3979); a non-targeting shRNA in the same vector served as control. Lentiviral particles were produced in HEK293T cells co-transfected with 1 µg transfer plasmid, 750 ng psPAX2 (Addgene 12260) and 250 ng pMD2.G (Addgene 12259) using LipoFectMax (ABP Biosciences; 3 µL per µg DNA); supernatants were collected 48 and 72 h after transfection, cleared by centrifugation, passed through a 0.45 µm filter and stored at −80 °C. SH-SY5Y cells were seeded at 375,000 per well in 6-well plates and transduced overnight with 20% (v/v) viral supernatant in medium containing 8 µg/mL polybrene (Sigma-Aldrich, H9268); the medium was replaced 24 h after transduction. Selection with 2 µg/mL puromycin (Cayman Chemical, 13884; concentration chosen from a kill curve) began no earlier than 24 h after transduction and was complete on day 5, when puromycin-treated non-transduced cells had all died. Three groups were compared: non-transduced cells, a non-targeting (scrambled) shRNA control and shTDP-43. TARDBP knockdown was measured against both control groups; the target-gene reverse-transcription quantitative PCR (RT-qPCR), Fura-2 and WST-1 experiments compared shTDP-43 cells with the non-targeting shRNA control. Lentiviral work followed institutional biosafety rules.</w:t>
+        <w:t xml:space="preserve">SH-SY5Y cells were maintained in DMEM/F12 with L-glutamine and 15 mM HEPES (Gibco, cat. no. 11330032) supplemented with 10% fetal bovine serum (FBS) and 1% MEM non-essential amino acids, at 37 °C in 5% CO₂, and were tested for mycoplasma by PCR and by a luminescence assay. </w:t>
+      </w:r>
+      <w:r>
+        <w:rPr>
+          <w:i/>
+        </w:rPr>
+        <w:t xml:space="preserve">TARDBP</w:t>
+      </w:r>
+      <w:r>
+        <w:t xml:space="preserve"> was silenced with a pLKO.1-TRC lentiviral short hairpin RNA (shRNA; Dharmacon TRC Lentiviral shRNA, cat. no. RHS3979); a non-targeting shRNA in the same vector served as control. Lentiviral particles were produced in HEK293T cells co-transfected with 1 µg transfer plasmid, 750 ng psPAX2 (Addgene 12260) and 250 ng pMD2.G (Addgene 12259) using LipoFectMax (ABP Biosciences; 3 µL per µg DNA); supernatants were collected 48 and 72 h after transfection, cleared by centrifugation, passed through a 0.45 µm filter and stored at −80 °C. SH-SY5Y cells were seeded at 375,000 per well in 6-well plates and transduced overnight with 20% (v/v) viral supernatant in medium containing 8 µg/mL polybrene (Sigma-Aldrich, H9268); the medium was replaced 24 h after transduction. Selection with 2 µg/mL puromycin (Cayman Chemical, 13884; concentration chosen from a kill curve) began no earlier than 24 h after transduction and was complete on day 5, when puromycin-treated non-transduced cells had all died. Three groups were compared: non-transduced cells, a non-targeting (scrambled) shRNA control and shTDP-43. </w:t>
+      </w:r>
+      <w:r>
+        <w:rPr>
+          <w:i/>
+        </w:rPr>
+        <w:t xml:space="preserve">TARDBP</w:t>
+      </w:r>
+      <w:r>
+        <w:t xml:space="preserve"> knockdown was measured against both control groups; the target-gene reverse-transcription quantitative PCR (RT-qPCR), Fura-2 and WST-1 experiments compared shTDP-43 cells with the non-targeting shRNA control. Lentiviral work followed institutional biosafety rules.</w:t>
       </w:r>
     </w:p>
     <w:bookmarkEnd w:id="22"/>
@@ -3380,7 +3429,33 @@
         <w:rPr>
           <w:i w:val="0"/>
         </w:rPr>
-        <w:t xml:space="preserve">Bioinformatic thresholds and correction families are specified above. RT-qPCR used four biological replicates per group, with separate RNA sets for TARDBP and the target genes. Two-sided Welch tests on ΔCt were Holm-adjusted across the four targets and, separately, the two TARDBP knockdown-versus-control comparisons; adjusted p &lt; 0.05 was significant. Plots show relative-expression means and SEM across biological replicates. Fura-2 comprised three wells per group on one plate; WST-1 comprised four wells from one of three experiments, with the other two experiments unavailable. Fura-2 and WST-1 means, well-to-well SEM and differences are descriptive, without inferential tests or estimates of between-experiment variability. The Fura-2 readdition-to-release ratio is summarised per well.</w:t>
+        <w:t xml:space="preserve">Bioinformatic thresholds and correction families are specified above. RT-qPCR used four biological replicates per group, with separate RNA sets for </w:t>
+      </w:r>
+      <w:r>
+        <w:rPr>
+          <w:i/>
+          <w:i w:val="0"/>
+        </w:rPr>
+        <w:t xml:space="preserve">TARDBP</w:t>
+      </w:r>
+      <w:r>
+        <w:rPr>
+          <w:i w:val="0"/>
+        </w:rPr>
+        <w:t xml:space="preserve"> and the target genes. Two-sided Welch tests on ΔCt were Holm-adjusted across the four targets and, separately, the two </w:t>
+      </w:r>
+      <w:r>
+        <w:rPr>
+          <w:i/>
+          <w:i w:val="0"/>
+        </w:rPr>
+        <w:t xml:space="preserve">TARDBP</w:t>
+      </w:r>
+      <w:r>
+        <w:rPr>
+          <w:i w:val="0"/>
+        </w:rPr>
+        <w:t xml:space="preserve"> knockdown-versus-control comparisons; adjusted p &lt; 0.05 was significant. Plots show relative-expression means and SEM across biological replicates. Fura-2 comprised three wells per group on one plate; WST-1 comprised four wells from one of three experiments, with the other two experiments unavailable. Fura-2 and WST-1 means, well-to-well SEM and differences are descriptive, without inferential tests or estimates of between-experiment variability. The Fura-2 readdition-to-release ratio is summarised per well.</w:t>
       </w:r>
       <w:r>
         <w:rPr>
@@ -3423,7 +3498,7 @@
         <w:jc w:val="left"/>
       </w:pPr>
       <w:r>
-        <w:t xml:space="preserve">3.1 TDP-43 knockdown is associated with a smaller Ca²⁺-readdition amplitude despite increased SOCE-related mRNAs</w:t>
+        <w:t xml:space="preserve">3.1 SOCE-associated mRNAs are higher, and the Ca²⁺-readdition amplitude is lower in one Fura-2 plate, after TDP-43 knockdown</w:t>
       </w:r>
     </w:p>
     <w:p>
@@ -3435,7 +3510,20 @@
         <w:rPr>
           <w:i w:val="0"/>
         </w:rPr>
-        <w:t xml:space="preserve">Mean TARDBP mRNA was 94.4% lower in shTDP-43 cells than in non-targeting shRNA controls and 94.8% lower than in non-transduced controls (four biological replicates per group; Holm-adjusted p = 8.3 × 10⁻¹¹ and 3.2 × 10⁻¹⁰, respectively; Figure 1A).</w:t>
+        <w:t xml:space="preserve">Mean </w:t>
+      </w:r>
+      <w:r>
+        <w:rPr>
+          <w:i/>
+          <w:i w:val="0"/>
+        </w:rPr>
+        <w:t xml:space="preserve">TARDBP</w:t>
+      </w:r>
+      <w:r>
+        <w:rPr>
+          <w:i w:val="0"/>
+        </w:rPr>
+        <w:t xml:space="preserve"> mRNA was 94.4% lower in shTDP-43 cells than in non-targeting shRNA controls and 94.8% lower than in non-transduced controls (four biological replicates per group; Holm-adjusted p = 8.3 × 10⁻¹¹ and 3.2 × 10⁻¹⁰, respectively; Figure 1A).</w:t>
       </w:r>
       <w:r>
         <w:rPr>
@@ -3679,7 +3767,7 @@
         <w:drawing>
           <wp:inline>
             <wp:extent cx="5532120" cy="2335784"/>
-            <wp:docPr id="1" name="Picture 1" descr=""/>
+            <wp:docPr id="1" name="Picture 1" descr="Bar charts with individual points: TARDBP mRNA in three groups, four target mRNAs in shTDP-43 versus non-targeting control cells, and the WST-1 signal at 48 h."/>
             <wp:cNvGraphicFramePr>
               <a:graphicFrameLocks noChangeAspect="1"/>
             </wp:cNvGraphicFramePr>
@@ -3719,120 +3807,168 @@
       </w:pPr>
       <w:r>
         <w:rPr>
+          <w:b/>
           <w:rFonts w:ascii="Times New Roman" w:hAnsi="Times New Roman"/>
-          <w:b/>
-          <w:i/>
           <w:sz w:val="19"/>
         </w:rPr>
-        <w:t>Figure 1. Laboratory measurements</w:t>
+        <w:t xml:space="preserve">Figure 1.</w:t>
       </w:r>
       <w:r>
         <w:rPr>
           <w:rFonts w:ascii="Times New Roman" w:hAnsi="Times New Roman"/>
-          <w:b w:val="0"/>
-          <w:i/>
           <w:sz w:val="19"/>
         </w:rPr>
-        <w:t xml:space="preserve"> in SH-SY5Y cells. (A) </w:t>
-      </w:r>
-      <w:r>
-        <w:rPr>
+        <w:t xml:space="preserve"> Laboratory measurements in SH-SY5Y cells. (A) </w:t>
+      </w:r>
+      <w:r>
+        <w:rPr>
+          <w:i/>
           <w:rFonts w:ascii="Times New Roman" w:hAnsi="Times New Roman"/>
-          <w:b w:val="0"/>
-          <w:i/>
           <w:sz w:val="19"/>
         </w:rPr>
-        <w:t>TARDBP</w:t>
+        <w:t xml:space="preserve">TARDBP</w:t>
       </w:r>
       <w:r>
         <w:rPr>
           <w:rFonts w:ascii="Times New Roman" w:hAnsi="Times New Roman"/>
-          <w:b w:val="0"/>
-          <w:i/>
           <w:sz w:val="19"/>
         </w:rPr>
         <w:t xml:space="preserve"> mRNA in untransduced, non-targeting shRNA and shTDP-43 samples. (B) Relative </w:t>
       </w:r>
       <w:r>
         <w:rPr>
+          <w:i/>
           <w:rFonts w:ascii="Times New Roman" w:hAnsi="Times New Roman"/>
-          <w:b w:val="0"/>
-          <w:i/>
           <w:sz w:val="19"/>
         </w:rPr>
-        <w:t>TRPC1</w:t>
+        <w:t xml:space="preserve">TRPC1</w:t>
       </w:r>
       <w:r>
         <w:rPr>
           <w:rFonts w:ascii="Times New Roman" w:hAnsi="Times New Roman"/>
-          <w:b w:val="0"/>
-          <w:i/>
           <w:sz w:val="19"/>
         </w:rPr>
         <w:t xml:space="preserve">, </w:t>
       </w:r>
       <w:r>
         <w:rPr>
+          <w:i/>
           <w:rFonts w:ascii="Times New Roman" w:hAnsi="Times New Roman"/>
-          <w:b w:val="0"/>
-          <w:i/>
           <w:sz w:val="19"/>
         </w:rPr>
-        <w:t>STIM1</w:t>
+        <w:t xml:space="preserve">STIM1</w:t>
       </w:r>
       <w:r>
         <w:rPr>
           <w:rFonts w:ascii="Times New Roman" w:hAnsi="Times New Roman"/>
-          <w:b w:val="0"/>
-          <w:i/>
           <w:sz w:val="19"/>
         </w:rPr>
         <w:t xml:space="preserve">, </w:t>
       </w:r>
       <w:r>
         <w:rPr>
+          <w:i/>
           <w:rFonts w:ascii="Times New Roman" w:hAnsi="Times New Roman"/>
-          <w:b w:val="0"/>
-          <w:i/>
           <w:sz w:val="19"/>
         </w:rPr>
-        <w:t>ORAI1</w:t>
+        <w:t xml:space="preserve">ORAI1</w:t>
       </w:r>
       <w:r>
         <w:rPr>
           <w:rFonts w:ascii="Times New Roman" w:hAnsi="Times New Roman"/>
-          <w:b w:val="0"/>
-          <w:i/>
           <w:sz w:val="19"/>
         </w:rPr>
         <w:t xml:space="preserve"> and </w:t>
       </w:r>
       <w:r>
         <w:rPr>
+          <w:i/>
           <w:rFonts w:ascii="Times New Roman" w:hAnsi="Times New Roman"/>
-          <w:b w:val="0"/>
-          <w:i/>
           <w:sz w:val="19"/>
         </w:rPr>
-        <w:t>ATP2A3</w:t>
+        <w:t xml:space="preserve">ATP2A3</w:t>
       </w:r>
       <w:r>
         <w:rPr>
           <w:rFonts w:ascii="Times New Roman" w:hAnsi="Times New Roman"/>
-          <w:b w:val="0"/>
-          <w:i/>
           <w:sz w:val="19"/>
         </w:rPr>
-        <w:t xml:space="preserve"> mRNA. Each RT-qPCR group comprises four biological replicates; panels A and B use separate RNA sets. (C) WST-1 signal at 48 h, four wells from one experiment. Bars show means with SEM across biological replicates in A and B and across wells in C; dots show individual measurements. RT-qPCR comparisons use two-sided Welch tests on ΔCt with Holm correction (Methods 2.16; Supplementary Table S1); WST-1 is descriptive.</w:t>
-      </w:r>
-      <w:r>
-        <w:rPr>
+        <w:t xml:space="preserve"> mRNA. RT-qPCR groups comprise four biological replicates; panels A and B use separate RNA sets. (C) WST-1 signal at 48 h, four wells from one experiment (descriptive). Bars are means with SEM across biological replicates (A, B) or wells (C); dots are individual measurements. RT-qPCR: two-sided Welch tests on ΔCt with Holm correction (Methods 2.16); adjusted p: </w:t>
+      </w:r>
+      <w:r>
+        <w:rPr>
+          <w:i/>
           <w:rFonts w:ascii="Times New Roman" w:hAnsi="Times New Roman"/>
-          <w:b w:val="0"/>
-          <w:i/>
           <w:sz w:val="19"/>
         </w:rPr>
-        <w:t xml:space="preserve"/>
+        <w:t xml:space="preserve">TARDBP</w:t>
+      </w:r>
+      <w:r>
+        <w:rPr>
+          <w:rFonts w:ascii="Times New Roman" w:hAnsi="Times New Roman"/>
+          <w:sz w:val="19"/>
+        </w:rPr>
+        <w:t xml:space="preserve">, 8.3 × 10⁻¹¹ versus non-targeting shRNA and 3.2 × 10⁻¹⁰ versus untransduced cells; </w:t>
+      </w:r>
+      <w:r>
+        <w:rPr>
+          <w:i/>
+          <w:rFonts w:ascii="Times New Roman" w:hAnsi="Times New Roman"/>
+          <w:sz w:val="19"/>
+        </w:rPr>
+        <w:t xml:space="preserve">TRPC1</w:t>
+      </w:r>
+      <w:r>
+        <w:rPr>
+          <w:rFonts w:ascii="Times New Roman" w:hAnsi="Times New Roman"/>
+          <w:sz w:val="19"/>
+        </w:rPr>
+        <w:t xml:space="preserve">, 0.0040; </w:t>
+      </w:r>
+      <w:r>
+        <w:rPr>
+          <w:i/>
+          <w:rFonts w:ascii="Times New Roman" w:hAnsi="Times New Roman"/>
+          <w:sz w:val="19"/>
+        </w:rPr>
+        <w:t xml:space="preserve">STIM1</w:t>
+      </w:r>
+      <w:r>
+        <w:rPr>
+          <w:rFonts w:ascii="Times New Roman" w:hAnsi="Times New Roman"/>
+          <w:sz w:val="19"/>
+        </w:rPr>
+        <w:t xml:space="preserve">, 0.0040; </w:t>
+      </w:r>
+      <w:r>
+        <w:rPr>
+          <w:i/>
+          <w:rFonts w:ascii="Times New Roman" w:hAnsi="Times New Roman"/>
+          <w:sz w:val="19"/>
+        </w:rPr>
+        <w:t xml:space="preserve">ORAI1</w:t>
+      </w:r>
+      <w:r>
+        <w:rPr>
+          <w:rFonts w:ascii="Times New Roman" w:hAnsi="Times New Roman"/>
+          <w:sz w:val="19"/>
+        </w:rPr>
+        <w:t xml:space="preserve">, 0.0026; </w:t>
+      </w:r>
+      <w:r>
+        <w:rPr>
+          <w:i/>
+          <w:rFonts w:ascii="Times New Roman" w:hAnsi="Times New Roman"/>
+          <w:sz w:val="19"/>
+        </w:rPr>
+        <w:t xml:space="preserve">ATP2A3</w:t>
+      </w:r>
+      <w:r>
+        <w:rPr>
+          <w:rFonts w:ascii="Times New Roman" w:hAnsi="Times New Roman"/>
+          <w:sz w:val="19"/>
+        </w:rPr>
+        <w:t xml:space="preserve">, 6.8 × 10⁻⁵.</w:t>
       </w:r>
     </w:p>
     <w:p>
@@ -3844,7 +3980,7 @@
         <w:rPr>
           <w:i w:val="0"/>
         </w:rPr>
-        <w:t>The Fura-2 Ca²⁺-readdition amplitude was markedly lower in shTDP-43 cells (Figure 2). The readdition amplitude was 1.542 ± 0.282 in control wells and 0.245 ± 0.083 Δ(F340/F380) in knockdown wells (mean ± well-to-well SEM, three wells per group on one plate; difference −1.30, or 84% of the control mean). The observed ranges were 1.013–1.975 and 0.080–0.338, respectively. ER Ca²⁺ release was 0.268 ± 0.042 and 0.180 ± 0.061 (difference −0.088, or 33% of the control mean). Because both phases came from the same recording, readdition was also expressed relative to each well’s own release. This ratio was 5.88 ± 1.10 in controls and 1.36 ± 0.01 after knockdown, 77% lower; every knockdown well had a lower ratio than every control well (Supplementary Table S1). The ratio describes the within-plate pattern but does not isolate store depletion, influx or clearance, and cannot establish replication across independent cultures. Plotted on common axes, the two representative recordings had similar baselines before readdition (Figure 2E). At 48 h, the WST-1 signal was 61.5 ± 0.8% of control, a 38.5% decrease (n = 4 wells; descriptive; Figure 1C).</w:t>
+        <w:t xml:space="preserve">In the single Fura-2 plate, the Ca²⁺-readdition amplitude was markedly lower in shTDP-43 wells (Figure 2). The readdition amplitude was 1.542 ± 0.282 in control wells and 0.245 ± 0.083 Δ(F340/F380) in knockdown wells (mean ± well-to-well SEM, three wells per group on one plate; difference −1.30, or 84% of the control mean). The observed ranges were 1.013–1.975 and 0.080–0.338, respectively. ER Ca²⁺ release was 0.268 ± 0.042 and 0.180 ± 0.061 (difference −0.088, or 33% of the control mean). Because both phases came from the same recording, readdition was also expressed relative to each well’s own release. This ratio was 5.88 ± 1.10 in controls and 1.36 ± 0.01 after knockdown, 77% lower; every knockdown well had a lower ratio than every control well (Supplementary Table S1). The ratio describes the within-plate pattern but does not isolate store depletion, influx or clearance, and cannot establish replication across independent cultures. Plotted on common axes, the two representative recordings had similar baselines before readdition (Figure 2A). At 48 h, the WST-1 signal was 61.5 ± 0.8% of control, a 38.5% decrease (n = 4 wells; descriptive; Figure 1C).</w:t>
       </w:r>
     </w:p>
     <w:p>
@@ -3853,7 +3989,7 @@
         <w:jc w:val="both"/>
       </w:pPr>
       <w:r>
-        <w:t xml:space="preserve">The measured mRNAs and the within-plate Fura-2 response therefore moved in opposite directions.</w:t>
+        <w:t xml:space="preserve">The RT-qPCR mRNA measurements and the one-plate Fura-2 response therefore differed in direction; because they come from different cultures and time points (Methods 2.13 and 2.14), they are not paired and do not show opposing changes within the same cells.</w:t>
       </w:r>
     </w:p>
     <w:p>
@@ -3866,8 +4002,8 @@
       <w:r>
         <w:drawing>
           <wp:inline>
-            <wp:extent cx="5532120" cy="6798564"/>
-            <wp:docPr id="2" name="Picture 2" descr=""/>
+            <wp:extent cx="5532120" cy="5074920"/>
+            <wp:docPr id="2" name="Picture 2" descr="Panel A: two representative Fura-2 recordings on common axes, with a large readdition peak in the control well and a small one in the shTDP-43 well. Panels B to D: ER release, readdition amplitude and readdition-to-release ratio for three wells per group."/>
             <wp:cNvGraphicFramePr>
               <a:graphicFrameLocks noChangeAspect="1"/>
             </wp:cNvGraphicFramePr>
@@ -3887,7 +4023,7 @@
                   <pic:spPr>
                     <a:xfrm>
                       <a:off x="0" y="0"/>
-                      <a:ext cx="5532120" cy="6798564"/>
+                      <a:ext cx="5532120" cy="5074920"/>
                     </a:xfrm>
                     <a:prstGeom prst="rect"/>
                   </pic:spPr>
@@ -3907,18 +4043,18 @@
       </w:pPr>
       <w:r>
         <w:rPr>
-          <w:rFonts w:ascii="Times New Roman" w:hAnsi="Times New Roman"/>
           <w:b/>
-          <w:sz w:val="19"/>
-        </w:rPr>
-        <w:t>Figure 2.</w:t>
-      </w:r>
-      <w:r>
-        <w:rPr>
           <w:rFonts w:ascii="Times New Roman" w:hAnsi="Times New Roman"/>
           <w:sz w:val="19"/>
         </w:rPr>
-        <w:t xml:space="preserve"> Fura-2 calcium measurements following TDP-43 knockdown in SH-SY5Y cells. (A, B) The original recordings, exported from the GraphPad Prism trace project and reproduced here unchanged, from non-targeting shRNA control and shTDP-43 cells, each shown at the axis range of its own recording: the y axis spans 0–3 in A and 0.5–1.5 in B, and the time windows differ, so the two panels are not directly comparable by eye; panel E replots them on common axes. CPA (10 µM) and CaCl₂ (nominally 1.5 mM) additions are indicated. (C) ER Ca²⁺ release after CPA. (D) Ca²⁺-readdition amplitude. Panels C and D show three wells per group from one culture plate and mean ± well-to-well SEM; the comparisons are descriptive and no inferential test is shown. (E) The same two recordings as in A and B, that is the same measured F340/F380 values exported from that Prism project, drawn on common axes so that the two can be compared directly; time is aligned to the steepest point of the readdition rise and no value is smoothed or rescaled. The traces illustrate individual recordings; group amplitudes were calculated from the original Prism measurements.</w:t>
+        <w:t xml:space="preserve">Figure 2.</w:t>
+      </w:r>
+      <w:r>
+        <w:rPr>
+          <w:rFonts w:ascii="Times New Roman" w:hAnsi="Times New Roman"/>
+          <w:sz w:val="19"/>
+        </w:rPr>
+        <w:t xml:space="preserve"> Fura-2 measurements in SH-SY5Y cells after TDP-43 knockdown (one culture plate). (A) One representative recording per group on common axes, aligned to the steepest point of the Ca²⁺-readdition rise (dashed line); no value is smoothed or rescaled. The original recordings, with the CPA and CaCl₂ additions, are shown at their own axis ranges in Supplementary Figure S9. (B) ER Ca²⁺ release after CPA (10 µM), (C) Ca²⁺-readdition amplitude after CaCl₂ (nominally 1.5 mM) and (D) the readdition-to-release ratio of each well. Bars are means ± well-to-well SEM and dots are the three wells per group; both phases of a well come from one recording. The comparisons are descriptive and no inferential test is shown.</w:t>
       </w:r>
     </w:p>
     <w:bookmarkEnd w:id="28"/>
@@ -3935,7 +4071,7 @@
         <w:rPr>
           <w:b w:val="1"/>
         </w:rPr>
-        <w:t xml:space="preserve">3.2 Transcript-family abundance contextualises the discordance</w:t>
+        <w:t xml:space="preserve">3.2 Transcript-family composition in the public SH-SY5Y RNA-seq model</w:t>
       </w:r>
     </w:p>
     <w:p>
@@ -3944,7 +4080,7 @@
         <w:jc w:val="both"/>
       </w:pPr>
       <w:r>
-        <w:t xml:space="preserve">The independent public SH-SY5Y RNA-seq comparison provides transcript-level context for this laboratory observation (Figure 3; Table 1). Transcript-family abundance complements fold-change alone. Because a few abundant transcripts take a larger share of the TPM total in the knockdown libraries, unadjusted TPM makes most knockdown-to-control changes appear lower than the composition-adjusted estimates; the values below are adjusted for library composition (Methods 2.10).</w:t>
+        <w:t xml:space="preserve">The public SH-SY5Y RNA-seq comparison, which is separate from our cultures, provides transcript-level context for the laboratory measurements (Figure 3; Table 1). Transcript-family abundance complements fold-change alone. Because a few abundant transcripts take a larger share of the TPM total in the knockdown libraries, unadjusted TPM makes most knockdown-to-control changes appear lower than the composition-adjusted estimates; the values below are adjusted for library composition (Methods 2.10).</w:t>
       </w:r>
     </w:p>
     <w:p>
@@ -3969,7 +4105,7 @@
         <w:rPr>
           <w:i/>
         </w:rPr>
-        <w:t>ORAI2</w:t>
+        <w:t xml:space="preserve">ORAI2</w:t>
       </w:r>
       <w:r>
         <w:rPr/>
@@ -3979,7 +4115,7 @@
         <w:rPr>
           <w:i/>
         </w:rPr>
-        <w:t>ATP2A2</w:t>
+        <w:t xml:space="preserve">ATP2A2</w:t>
       </w:r>
       <w:r>
         <w:rPr/>
@@ -3989,7 +4125,7 @@
         <w:rPr>
           <w:i/>
         </w:rPr>
-        <w:t>ORAI1</w:t>
+        <w:t xml:space="preserve">ORAI1</w:t>
       </w:r>
       <w:r>
         <w:rPr/>
@@ -3999,7 +4135,7 @@
         <w:rPr>
           <w:i/>
         </w:rPr>
-        <w:t>ATP2A3</w:t>
+        <w:t xml:space="preserve">ATP2A3</w:t>
       </w:r>
       <w:r>
         <w:rPr/>
@@ -4009,7 +4145,7 @@
         <w:rPr>
           <w:i/>
         </w:rPr>
-        <w:t>STIM1</w:t>
+        <w:t xml:space="preserve">STIM1</w:t>
       </w:r>
       <w:r>
         <w:rPr/>
@@ -4019,7 +4155,7 @@
         <w:rPr>
           <w:i/>
         </w:rPr>
-        <w:t>TRPC1</w:t>
+        <w:t xml:space="preserve">TRPC1</w:t>
       </w:r>
       <w:r>
         <w:rPr/>
@@ -4029,17 +4165,17 @@
         <w:rPr>
           <w:i/>
         </w:rPr>
-        <w:t>SARAF</w:t>
+        <w:t xml:space="preserve">SARAF</w:t>
       </w:r>
       <w:r>
         <w:rPr/>
-        <w:t xml:space="preserve"> accounts for 82% of the SOCE-regulator pool. In knockdown the dominant </w:t>
-      </w:r>
-      <w:r>
-        <w:rPr>
-          <w:i/>
-        </w:rPr>
-        <w:t>ORAI2</w:t>
+        <w:t xml:space="preserve"> accounts for 82% of the Ca²⁺-entry-regulator pool. In knockdown the dominant </w:t>
+      </w:r>
+      <w:r>
+        <w:rPr>
+          <w:i/>
+        </w:rPr>
+        <w:t xml:space="preserve">ORAI2</w:t>
       </w:r>
       <w:r>
         <w:rPr/>
@@ -4049,7 +4185,7 @@
         <w:rPr>
           <w:i/>
         </w:rPr>
-        <w:t>ATP2A2</w:t>
+        <w:t xml:space="preserve">ATP2A2</w:t>
       </w:r>
       <w:r>
         <w:rPr/>
@@ -4059,7 +4195,7 @@
         <w:rPr>
           <w:i/>
         </w:rPr>
-        <w:t>ORAI1</w:t>
+        <w:t xml:space="preserve">ORAI1</w:t>
       </w:r>
       <w:r>
         <w:rPr/>
@@ -4069,7 +4205,7 @@
         <w:rPr>
           <w:i/>
         </w:rPr>
-        <w:t>ATP2A3</w:t>
+        <w:t xml:space="preserve">ATP2A3</w:t>
       </w:r>
       <w:r>
         <w:rPr/>
@@ -4079,7 +4215,7 @@
         <w:rPr>
           <w:i/>
         </w:rPr>
-        <w:t>STIM1</w:t>
+        <w:t xml:space="preserve">STIM1</w:t>
       </w:r>
       <w:r>
         <w:rPr/>
@@ -4089,7 +4225,7 @@
         <w:rPr>
           <w:i/>
         </w:rPr>
-        <w:t>TRPC1</w:t>
+        <w:t xml:space="preserve">TRPC1</w:t>
       </w:r>
       <w:r>
         <w:rPr/>
@@ -4099,7 +4235,7 @@
         <w:rPr>
           <w:i/>
         </w:rPr>
-        <w:t>SARAF</w:t>
+        <w:t xml:space="preserve">SARAF</w:t>
       </w:r>
       <w:r>
         <w:rPr/>
@@ -4109,7 +4245,7 @@
         <w:rPr>
           <w:i/>
         </w:rPr>
-        <w:t>ORAI3</w:t>
+        <w:t xml:space="preserve">ORAI3</w:t>
       </w:r>
       <w:r>
         <w:rPr/>
@@ -4119,7 +4255,7 @@
         <w:rPr>
           <w:i/>
         </w:rPr>
-        <w:t>ORAI3</w:t>
+        <w:t xml:space="preserve">ORAI3</w:t>
       </w:r>
       <w:r>
         <w:rPr/>
@@ -4129,17 +4265,17 @@
         <w:rPr>
           <w:i/>
         </w:rPr>
-        <w:t>ORAI2</w:t>
+        <w:t xml:space="preserve">ORAI2</w:t>
       </w:r>
       <w:r>
         <w:rPr/>
-        <w:t xml:space="preserve"> from 77% to 53%. The STIM (+48%) and SOCE-regulator (+30%) pools also rose, whereas the SERCA and mitochondrial-uptake pools fell (−12% and −25%), the latter mainly through </w:t>
-      </w:r>
-      <w:r>
-        <w:rPr>
-          <w:i/>
-        </w:rPr>
-        <w:t>MCU</w:t>
+        <w:t xml:space="preserve"> from 77% to 53%. The STIM (+48%) and Ca²⁺-entry-regulator (+30%) pools also rose, whereas the SERCA and mitochondrial-uptake pools fell (−12% and −25%), the latter mainly through </w:t>
+      </w:r>
+      <w:r>
+        <w:rPr>
+          <w:i/>
+        </w:rPr>
+        <w:t xml:space="preserve">MCU</w:t>
       </w:r>
       <w:r>
         <w:rPr/>
@@ -4149,7 +4285,7 @@
         <w:rPr>
           <w:i/>
         </w:rPr>
-        <w:t>MICU2</w:t>
+        <w:t xml:space="preserve">MICU2</w:t>
       </w:r>
       <w:r>
         <w:rPr/>
@@ -4159,11 +4295,11 @@
         <w:rPr>
           <w:i/>
         </w:rPr>
-        <w:t>MCUB</w:t>
+        <w:t xml:space="preserve">MCUB</w:t>
       </w:r>
       <w:r>
         <w:rPr/>
-        <w:t>.</w:t>
+        <w:t xml:space="preserve">.</w:t>
       </w:r>
     </w:p>
     <w:p>
@@ -4172,7 +4308,25 @@
         <w:jc w:val="both"/>
       </w:pPr>
       <w:r>
-        <w:t xml:space="preserve">For STIMATE, adjusted TPM increased by 9.9% while the DESeq2 count-model estimate was log2FC −0.050 (p_adj = 0.72). Both changes are small; their opposite signs reflect different estimators and do not support a directional STIMATE abundance effect. MCUR1 shows the same kind of sign difference: adjusted TPM fell by 7.8%, whereas DESeq2 log2FC was +0.044 (p_adj = 0.62).</w:t>
+        <w:t xml:space="preserve">For </w:t>
+      </w:r>
+      <w:r>
+        <w:rPr>
+          <w:i/>
+        </w:rPr>
+        <w:t xml:space="preserve">STIMATE</w:t>
+      </w:r>
+      <w:r>
+        <w:t xml:space="preserve"> and </w:t>
+      </w:r>
+      <w:r>
+        <w:rPr>
+          <w:i/>
+        </w:rPr>
+        <w:t xml:space="preserve">MCUR1</w:t>
+      </w:r>
+      <w:r>
+        <w:t xml:space="preserve">, adjusted TPM and the DESeq2 estimate differ in sign (+9.9% versus log2FC −0.050, p_adj = 0.72; −7.8% versus +0.044, p_adj = 0.62). Both changes are small, reflect different estimators and do not support a directional abundance effect.</w:t>
       </w:r>
     </w:p>
     <w:p>
@@ -4181,148 +4335,106 @@
         <w:jc w:val="both"/>
       </w:pPr>
       <w:r>
-        <w:t xml:space="preserve">Higher </w:t>
-      </w:r>
-      <w:r>
-        <w:rPr>
-          <w:i/>
-        </w:rPr>
-        <w:t>ORAI3</w:t>
-      </w:r>
-      <w:r>
-        <w:rPr>
-          <w:i w:val="0"/>
-        </w:rPr>
+        <w:t xml:space="preserve">Adjustment for two surrogate variables estimated with svaseq (Methods 2.2) kept the direction of all 850 genes that met both differential-expression thresholds in the two models but reduced the number meeting them from 1,694 to 1,067. </w:t>
+      </w:r>
+      <w:r>
+        <w:rPr>
+          <w:i/>
+        </w:rPr>
+        <w:t xml:space="preserve">STIM1</w:t>
+      </w:r>
+      <w:r>
+        <w:t xml:space="preserve">, </w:t>
+      </w:r>
+      <w:r>
+        <w:rPr>
+          <w:i/>
+        </w:rPr>
+        <w:t xml:space="preserve">TRPC1</w:t>
+      </w:r>
+      <w:r>
+        <w:t xml:space="preserve">, </w:t>
+      </w:r>
+      <w:r>
+        <w:rPr>
+          <w:i/>
+        </w:rPr>
+        <w:t xml:space="preserve">ORAI3</w:t>
+      </w:r>
+      <w:r>
+        <w:t xml:space="preserve">, </w:t>
+      </w:r>
+      <w:r>
+        <w:rPr>
+          <w:i/>
+        </w:rPr>
+        <w:t xml:space="preserve">SARAF</w:t>
+      </w:r>
+      <w:r>
         <w:t xml:space="preserve"> and </w:t>
       </w:r>
       <w:r>
         <w:rPr>
           <w:i/>
         </w:rPr>
-        <w:t>SARAF</w:t>
-      </w:r>
-      <w:r>
-        <w:rPr>
-          <w:i w:val="0"/>
-        </w:rPr>
-        <w:t xml:space="preserve"> transcripts suggest two candidate routes to reduced entry. ORAI2 and ORAI3 both form heteromers with ORAI1 and restrain SOCE; deleting either increases it </w:t>
-      </w:r>
-      <w:r>
-        <w:fldChar w:fldCharType="begin"/>
-      </w:r>
-      <w:r>
-        <w:instrText xml:space="preserve"> ADDIN ZOTERO_ITEM CSL_CITATION {"citationID":"bkDZCiCB","properties":{"formattedCitation":"(Vaeth et al., 2017; Yoast et al., 2020)","plainCitation":"(Vaeth et al., 2017; Yoast et al., 2020)","noteIndex":0},"citationItems":[{"id":861,"uris":["http://zotero.org/users/local/9j0F5ae7/items/QJM668AB"],"itemData":{"id":861,"type":"article-journal","title":"ORAI2 modulates store-operated calcium entry and T cell-mediated immunity","author":[{"family":"Vaeth","given":"Martin"},{"family":"Yang","given":"Jun"},{"family":"Yamashita","given":"Megumi"},{"family":"Zee","given":"Isabelle"},{"family":"Eckstein","given":"Miriam"},{"family":"Knosp","given":"Camille"},{"family":"Kaufmann","given":"Ulrike"},{"family":"Karoly Jani","given":"Peter"},{"family":"Lacruz","given":"Rodrigo S."},{"family":"Flockerzi","given":"Veit"},{"family":"Kacskovics","given":"Imre"},{"family":"Prakriya","given":"Murali"},{"family":"Feske","given":"Stefan"}],"issued":{"date-parts":[[2017]]},"container-title":"Nature Communications","volume":"8","issue":"1","DOI":"10.1038/ncomms14714","URL":"https://doi.org/10.1038/ncomms14714"}},{"id":866,"uris":["http://zotero.org/users/local/9j0F5ae7/items/YLDUWFTB"],"itemData":{"id":866,"type":"article-journal","title":"The native ORAI channel trio underlies the diversity of Ca2+ signaling events","author":[{"family":"Yoast","given":"Ryan E."},{"family":"Emrich","given":"Scott M."},{"family":"Zhang","given":"Xuexin"},{"family":"Xin","given":"Ping"},{"family":"Johnson","given":"Martin T."},{"family":"Fike","given":"Adam J."},{"family":"Walter","given":"Vonn"},{"family":"Hempel","given":"Nadine"},{"family":"Yule","given":"David I."},{"family":"Sneyd","given":"James"},{"family":"Gill","given":"Donald L."},{"family":"Trebak","given":"Mohamed"}],"issued":{"date-parts":[[2020]]},"container-title":"Nature Communications","volume":"11","issue":"1","DOI":"10.1038/s41467-020-16232-6","URL":"https://doi.org/10.1038/s41467-020-16232-6"}}],"schema":"https://github.com/citation-style-language/schema/raw/master/csl-citation.json"} </w:instrText>
-      </w:r>
-      <w:r>
-        <w:fldChar w:fldCharType="separate"/>
-      </w:r>
-      <w:r>
-        <w:t>(Vaeth et al., 2017; Yoast et al., 2020)</w:t>
-      </w:r>
-      <w:r>
-        <w:fldChar w:fldCharType="end"/>
-      </w:r>
-      <w:r>
-        <w:t xml:space="preserve">; so the rise in</w:t>
-      </w:r>
-      <w:r>
-        <w:t xml:space="preserve"> </w:t>
-      </w:r>
-      <w:r>
-        <w:rPr>
-          <w:i/>
-          <w:iCs/>
-        </w:rPr>
-        <w:t xml:space="preserve">ORAI3</w:t>
-      </w:r>
-      <w:r>
-        <w:t xml:space="preserve"> </w:t>
-      </w:r>
-      <w:r>
-        <w:t xml:space="preserve">is a candidate contributor to the within-plate response, whereas the fall in</w:t>
-      </w:r>
-      <w:r>
-        <w:t xml:space="preserve"> </w:t>
-      </w:r>
-      <w:r>
-        <w:rPr>
-          <w:i/>
-          <w:iCs/>
-        </w:rPr>
-        <w:t xml:space="preserve">ORAI2</w:t>
-      </w:r>
-      <w:r>
-        <w:t xml:space="preserve"> </w:t>
-      </w:r>
-      <w:r>
-        <w:t xml:space="preserve">would, on the same evidence, be expected to increase entry.</w:t>
-      </w:r>
-      <w:r>
-        <w:t xml:space="preserve"> </w:t>
-      </w:r>
-      <w:r>
-        <w:rPr>
-          <w:i/>
-          <w:iCs/>
-        </w:rPr>
-        <w:t xml:space="preserve">SARAF</w:t>
-      </w:r>
-      <w:r>
-        <w:t xml:space="preserve">, which facilitates slow Ca²⁺-dependent inactivation of SOCE </w:t>
-      </w:r>
-      <w:r>
-        <w:fldChar w:fldCharType="begin"/>
-      </w:r>
-      <w:r>
-        <w:instrText xml:space="preserve"> ADDIN ZOTERO_ITEM CSL_CITATION {"citationID":"9vuXlqHm","properties":{"formattedCitation":"(Palty et al., 2012)","plainCitation":"(Palty et al., 2012)","noteIndex":0},"citationItems":[{"id":835,"uris":["http://zotero.org/users/local/9j0F5ae7/items/H3JVPKHI"],"itemData":{"id":835,"type":"article-journal","title":"SARAF Inactivates the Store Operated Calcium Entry Machinery to Prevent Excess Calcium Refilling","author":[{"family":"Palty","given":"Raz"},{"family":"Raveh","given":"Adi"},{"family":"Kaminsky","given":"Ido"},{"family":"Meller","given":"Ruth"},{"family":"Reuveny","given":"Eitan"}],"issued":{"date-parts":[[2012]]},"container-title":"Cell","volume":"149","issue":"2","page":"425-438","DOI":"10.1016/j.cell.2012.01.055","URL":"https://doi.org/10.1016/j.cell.2012.01.055"}}],"schema":"https://github.com/citation-style-language/schema/raw/master/csl-citation.json"} </w:instrText>
-      </w:r>
-      <w:r>
-        <w:fldChar w:fldCharType="separate"/>
-      </w:r>
-      <w:r>
-        <w:t>(Palty et al., 2012)</w:t>
-      </w:r>
-      <w:r>
-        <w:fldChar w:fldCharType="end"/>
-      </w:r>
-      <w:r>
-        <w:t xml:space="preserve">, rose by about half (log2FC 0.55). The mitochondrial panel also changes, but MCU, MCUB and MICU proteins have distinct and context-dependent roles </w:t>
-      </w:r>
-      <w:r>
-        <w:fldChar w:fldCharType="begin"/>
-      </w:r>
-      <w:r>
-        <w:instrText xml:space="preserve"> ADDIN ZOTERO_ITEM CSL_CITATION {"citationID":"3A4BL82Z","properties":{"formattedCitation":"(Lambert et al., 2019)","plainCitation":"(Lambert et al., 2019)","noteIndex":0},"citationItems":[{"id":854,"uris":["http://zotero.org/users/local/9j0F5ae7/items/SLHTXDXZ"],"itemData":{"id":854,"type":"article-journal","title":"MCUB Regulates the Molecular Composition of the Mitochondrial Calcium Uniporter Channel to Limit Mitochondrial Calcium Overload During Stress","author":[{"family":"Lambert","given":"Jonathan P."},{"family":"Luongo","given":"Timothy S."},{"family":"Tomar","given":"Dhanendra"},{"family":"Jadiya","given":"Pooja"},{"family":"Gao","given":"Erhe"},{"family":"Zhang","given":"Xueqian"},{"family":"Lucchese","given":"Anna Maria"},{"family":"Kolmetzky","given":"Devin W."},{"family":"Shah","given":"Neil S."},{"family":"Elrod","given":"John W."}],"issued":{"date-parts":[[2019]]},"container-title":"Circulation","volume":"140","issue":"21","page":"1720-1733","DOI":"10.1161/circulationaha.118.037968","URL":"https://doi.org/10.1161/circulationaha.118.037968"}}],"schema":"https://github.com/citation-style-language/schema/raw/master/csl-citation.json"} </w:instrText>
-      </w:r>
-      <w:r>
-        <w:fldChar w:fldCharType="separate"/>
-      </w:r>
-      <w:r>
-        <w:t>(Lambert et al., 2019)</w:t>
-      </w:r>
-      <w:r>
-        <w:fldChar w:fldCharType="end"/>
-      </w:r>
-      <w:r>
-        <w:t xml:space="preserve">, so their summed transcript change does not establish a change in mitochondrial Ca²⁺ uptake. The STIM1:ORAI1 RNA ratio is not a measurement of the protein ratio at ER–plasma-membrane junctions </w:t>
-      </w:r>
-      <w:r>
-        <w:fldChar w:fldCharType="begin"/>
-      </w:r>
-      <w:r>
-        <w:instrText xml:space="preserve"> ADDIN ZOTERO_ITEM CSL_CITATION {"citationID":"PYk9XooD","properties":{"formattedCitation":"(Hoover and Lewis, 2011)","plainCitation":"(Hoover and Lewis, 2011)","noteIndex":0},"citationItems":[{"id":872,"uris":["http://zotero.org/users/local/9j0F5ae7/items/A27WZHGU"],"itemData":{"id":872,"type":"article-journal","title":"Stoichiometric requirements for trapping and gating of Ca                     &lt;sup&gt;2+&lt;/sup&gt;                     release-activated Ca                     &lt;sup&gt;2+&lt;/sup&gt;                     (CRAC) channels by stromal interaction molecule 1 (STIM1)","author":[{"family":"Hoover","given":"Paul J."},{"family":"Lewis","given":"Richard S."}],"issued":{"date-parts":[[2011]]},"container-title":"Proceedings of the National Academy of Sciences","volume":"108","issue":"32","page":"13299-13304","DOI":"10.1073/pnas.1101664108","URL":"https://doi.org/10.1073/pnas.1101664108"}}],"schema":"https://github.com/citation-style-language/schema/raw/master/csl-citation.json"} </w:instrText>
-      </w:r>
-      <w:r>
-        <w:fldChar w:fldCharType="separate"/>
-      </w:r>
-      <w:r>
-        <w:t>(Hoover and Lewis, 2011)</w:t>
-      </w:r>
-      <w:r>
-        <w:fldChar w:fldCharType="end"/>
-      </w:r>
-      <w:r>
-        <w:t xml:space="preserve"> and is not used here as a mechanistic readout.</w:t>
+        <w:t xml:space="preserve">CBARP</w:t>
+      </w:r>
+      <w:r>
+        <w:t xml:space="preserve"> retained q &lt; 0.05; </w:t>
+      </w:r>
+      <w:r>
+        <w:rPr>
+          <w:i/>
+        </w:rPr>
+        <w:t xml:space="preserve">ORAI1</w:t>
+      </w:r>
+      <w:r>
+        <w:t xml:space="preserve">, </w:t>
+      </w:r>
+      <w:r>
+        <w:rPr>
+          <w:i/>
+        </w:rPr>
+        <w:t xml:space="preserve">ATP2A3</w:t>
+      </w:r>
+      <w:r>
+        <w:t xml:space="preserve">, </w:t>
+      </w:r>
+      <w:r>
+        <w:rPr>
+          <w:i/>
+        </w:rPr>
+        <w:t xml:space="preserve">ATP2A2</w:t>
+      </w:r>
+      <w:r>
+        <w:t xml:space="preserve"> and </w:t>
+      </w:r>
+      <w:r>
+        <w:rPr>
+          <w:i/>
+        </w:rPr>
+        <w:t xml:space="preserve">STIM2</w:t>
+      </w:r>
+      <w:r>
+        <w:t xml:space="preserve"> did not, so the RNA-seq support for the </w:t>
+      </w:r>
+      <w:r>
+        <w:rPr>
+          <w:i/>
+        </w:rPr>
+        <w:t xml:space="preserve">ORAI1</w:t>
+      </w:r>
+      <w:r>
+        <w:t xml:space="preserve"> and </w:t>
+      </w:r>
+      <w:r>
+        <w:rPr>
+          <w:i/>
+        </w:rPr>
+        <w:t xml:space="preserve">ATP2A3</w:t>
+      </w:r>
+      <w:r>
+        <w:t xml:space="preserve"> increases is model dependent, whereas the RT-qPCR measurements of Section 3.1 support their direction (Supplementary Results 5).</w:t>
       </w:r>
     </w:p>
     <w:p>
@@ -4331,7 +4443,166 @@
         <w:jc w:val="both"/>
       </w:pPr>
       <w:r>
-        <w:t xml:space="preserve">Together, the changes in ORAI-family composition and SOCE regulators provide hypotheses for the lower calcium-readdition signal observed in one laboratory plate.</w:t>
+        <w:t xml:space="preserve">Higher </w:t>
+      </w:r>
+      <w:r>
+        <w:rPr>
+          <w:i/>
+        </w:rPr>
+        <w:t xml:space="preserve">ORAI3</w:t>
+      </w:r>
+      <w:r>
+        <w:t xml:space="preserve"> and </w:t>
+      </w:r>
+      <w:r>
+        <w:rPr>
+          <w:i/>
+        </w:rPr>
+        <w:t xml:space="preserve">SARAF</w:t>
+      </w:r>
+      <w:r>
+        <w:t xml:space="preserve"> transcripts are candidate routes to reduced entry, whereas lower </w:t>
+      </w:r>
+      <w:r>
+        <w:rPr>
+          <w:i/>
+        </w:rPr>
+        <w:t xml:space="preserve">ORAI2</w:t>
+      </w:r>
+      <w:r>
+        <w:t xml:space="preserve"> would on the same evidence favour entry: </w:t>
+      </w:r>
+      <w:r>
+        <w:t xml:space="preserve">ORAI2</w:t>
+      </w:r>
+      <w:r>
+        <w:t xml:space="preserve"> and </w:t>
+      </w:r>
+      <w:r>
+        <w:t xml:space="preserve">ORAI3</w:t>
+      </w:r>
+      <w:r>
+        <w:t xml:space="preserve"> form heteromers with </w:t>
+      </w:r>
+      <w:r>
+        <w:t xml:space="preserve">ORAI1</w:t>
+      </w:r>
+      <w:r>
+        <w:t xml:space="preserve"> and restrain SOCE </w:t>
+      </w:r>
+      <w:r>
+        <w:fldChar w:fldCharType="begin"/>
+      </w:r>
+      <w:r>
+        <w:instrText xml:space="preserve"> ADDIN ZOTERO_ITEM CSL_CITATION {"citationID":"bkDZCiCB","properties":{"formattedCitation":"(Vaeth et al., 2017; Yoast et al., 2020)","plainCitation":"(Vaeth et al., 2017; Yoast et al., 2020)","noteIndex":0},"citationItems":[{"id":861,"uris":["http://zotero.org/users/local/9j0F5ae7/items/QJM668AB"],"itemData":{"id":861,"type":"article-journal","title":"ORAI2 modulates store-operated calcium entry and T cell-mediated immunity","author":[{"family":"Vaeth","given":"Martin"},{"family":"Yang","given":"Jun"},{"family":"Yamashita","given":"Megumi"},{"family":"Zee","given":"Isabelle"},{"family":"Eckstein","given":"Miriam"},{"family":"Knosp","given":"Camille"},{"family":"Kaufmann","given":"Ulrike"},{"family":"Karoly Jani","given":"Peter"},{"family":"Lacruz","given":"Rodrigo S."},{"family":"Flockerzi","given":"Veit"},{"family":"Kacskovics","given":"Imre"},{"family":"Prakriya","given":"Murali"},{"family":"Feske","given":"Stefan"}],"issued":{"date-parts":[[2017]]},"container-title":"Nature Communications","volume":"8","issue":"1","DOI":"10.1038/ncomms14714","URL":"https://doi.org/10.1038/ncomms14714"}},{"id":866,"uris":["http://zotero.org/users/local/9j0F5ae7/items/YLDUWFTB"],"itemData":{"id":866,"type":"article-journal","title":"The native ORAI channel trio underlies the diversity of Ca2+ signaling events","author":[{"family":"Yoast","given":"Ryan E."},{"family":"Emrich","given":"Scott M."},{"family":"Zhang","given":"Xuexin"},{"family":"Xin","given":"Ping"},{"family":"Johnson","given":"Martin T."},{"family":"Fike","given":"Adam J."},{"family":"Walter","given":"Vonn"},{"family":"Hempel","given":"Nadine"},{"family":"Yule","given":"David I."},{"family":"Sneyd","given":"James"},{"family":"Gill","given":"Donald L."},{"family":"Trebak","given":"Mohamed"}],"issued":{"date-parts":[[2020]]},"container-title":"Nature Communications","volume":"11","issue":"1","DOI":"10.1038/s41467-020-16232-6","URL":"https://doi.org/10.1038/s41467-020-16232-6"}}],"schema":"https://github.com/citation-style-language/schema/raw/master/csl-citation.json"} </w:instrText>
+      </w:r>
+      <w:r>
+        <w:fldChar w:fldCharType="separate"/>
+      </w:r>
+      <w:r>
+        <w:t>(Vaeth et al., 2017; Yoast et al., 2020)</w:t>
+      </w:r>
+      <w:r>
+        <w:fldChar w:fldCharType="end"/>
+      </w:r>
+      <w:r>
+        <w:t xml:space="preserve">, and </w:t>
+      </w:r>
+      <w:r>
+        <w:t xml:space="preserve">SARAF</w:t>
+      </w:r>
+      <w:r>
+        <w:t xml:space="preserve"> facilitates slow Ca²⁺-dependent inactivation </w:t>
+      </w:r>
+      <w:r>
+        <w:fldChar w:fldCharType="begin"/>
+      </w:r>
+      <w:r>
+        <w:instrText xml:space="preserve"> ADDIN ZOTERO_ITEM CSL_CITATION {"citationID":"9vuXlqHm","properties":{"formattedCitation":"(Palty et al., 2012)","plainCitation":"(Palty et al., 2012)","noteIndex":0},"citationItems":[{"id":835,"uris":["http://zotero.org/users/local/9j0F5ae7/items/H3JVPKHI"],"itemData":{"id":835,"type":"article-journal","title":"SARAF Inactivates the Store Operated Calcium Entry Machinery to Prevent Excess Calcium Refilling","author":[{"family":"Palty","given":"Raz"},{"family":"Raveh","given":"Adi"},{"family":"Kaminsky","given":"Ido"},{"family":"Meller","given":"Ruth"},{"family":"Reuveny","given":"Eitan"}],"issued":{"date-parts":[[2012]]},"container-title":"Cell","volume":"149","issue":"2","page":"425-438","DOI":"10.1016/j.cell.2012.01.055","URL":"https://doi.org/10.1016/j.cell.2012.01.055"}}],"schema":"https://github.com/citation-style-language/schema/raw/master/csl-citation.json"} </w:instrText>
+      </w:r>
+      <w:r>
+        <w:fldChar w:fldCharType="separate"/>
+      </w:r>
+      <w:r>
+        <w:t>(Palty et al., 2012)</w:t>
+      </w:r>
+      <w:r>
+        <w:fldChar w:fldCharType="end"/>
+      </w:r>
+      <w:r>
+        <w:t xml:space="preserve">. The mitochondrial-uptake transcripts also changed, but </w:t>
+      </w:r>
+      <w:r>
+        <w:rPr>
+          <w:i/>
+        </w:rPr>
+        <w:t xml:space="preserve">MCU</w:t>
+      </w:r>
+      <w:r>
+        <w:t xml:space="preserve">, </w:t>
+      </w:r>
+      <w:r>
+        <w:rPr>
+          <w:i/>
+        </w:rPr>
+        <w:t xml:space="preserve">MCUB</w:t>
+      </w:r>
+      <w:r>
+        <w:t xml:space="preserve"> and MICU proteins have distinct, context-dependent roles </w:t>
+      </w:r>
+      <w:r>
+        <w:fldChar w:fldCharType="begin"/>
+      </w:r>
+      <w:r>
+        <w:instrText xml:space="preserve"> ADDIN ZOTERO_ITEM CSL_CITATION {"citationID":"3A4BL82Z","properties":{"formattedCitation":"(Lambert et al., 2019)","plainCitation":"(Lambert et al., 2019)","noteIndex":0},"citationItems":[{"id":854,"uris":["http://zotero.org/users/local/9j0F5ae7/items/SLHTXDXZ"],"itemData":{"id":854,"type":"article-journal","title":"MCUB Regulates the Molecular Composition of the Mitochondrial Calcium Uniporter Channel to Limit Mitochondrial Calcium Overload During Stress","author":[{"family":"Lambert","given":"Jonathan P."},{"family":"Luongo","given":"Timothy S."},{"family":"Tomar","given":"Dhanendra"},{"family":"Jadiya","given":"Pooja"},{"family":"Gao","given":"Erhe"},{"family":"Zhang","given":"Xueqian"},{"family":"Lucchese","given":"Anna Maria"},{"family":"Kolmetzky","given":"Devin W."},{"family":"Shah","given":"Neil S."},{"family":"Elrod","given":"John W."}],"issued":{"date-parts":[[2019]]},"container-title":"Circulation","volume":"140","issue":"21","page":"1720-1733","DOI":"10.1161/circulationaha.118.037968","URL":"https://doi.org/10.1161/circulationaha.118.037968"}}],"schema":"https://github.com/citation-style-language/schema/raw/master/csl-citation.json"} </w:instrText>
+      </w:r>
+      <w:r>
+        <w:fldChar w:fldCharType="separate"/>
+      </w:r>
+      <w:r>
+        <w:t>(Lambert et al., 2019)</w:t>
+      </w:r>
+      <w:r>
+        <w:fldChar w:fldCharType="end"/>
+      </w:r>
+      <w:r>
+        <w:t xml:space="preserve">, and neither summed transcript changes nor the </w:t>
+      </w:r>
+      <w:r>
+        <w:rPr>
+          <w:i/>
+        </w:rPr>
+        <w:t xml:space="preserve">STIM1</w:t>
+      </w:r>
+      <w:r>
+        <w:t xml:space="preserve">:</w:t>
+      </w:r>
+      <w:r>
+        <w:rPr>
+          <w:i/>
+        </w:rPr>
+        <w:t xml:space="preserve">ORAI1</w:t>
+      </w:r>
+      <w:r>
+        <w:t xml:space="preserve"> RNA ratio measure protein composition at ER–plasma-membrane junctions </w:t>
+      </w:r>
+      <w:r>
+        <w:fldChar w:fldCharType="begin"/>
+      </w:r>
+      <w:r>
+        <w:instrText xml:space="preserve"> ADDIN ZOTERO_ITEM CSL_CITATION {"citationID":"PYk9XooD","properties":{"formattedCitation":"(Hoover and Lewis, 2011)","plainCitation":"(Hoover and Lewis, 2011)","noteIndex":0},"citationItems":[{"id":872,"uris":["http://zotero.org/users/local/9j0F5ae7/items/A27WZHGU"],"itemData":{"id":872,"type":"article-journal","title":"Stoichiometric requirements for trapping and gating of Ca                     &lt;sup&gt;2+&lt;/sup&gt;                     release-activated Ca                     &lt;sup&gt;2+&lt;/sup&gt;                     (CRAC) channels by stromal interaction molecule 1 (STIM1)","author":[{"family":"Hoover","given":"Paul J."},{"family":"Lewis","given":"Richard S."}],"issued":{"date-parts":[[2011]]},"container-title":"Proceedings of the National Academy of Sciences","volume":"108","issue":"32","page":"13299-13304","DOI":"10.1073/pnas.1101664108","URL":"https://doi.org/10.1073/pnas.1101664108"}}],"schema":"https://github.com/citation-style-language/schema/raw/master/csl-citation.json"} </w:instrText>
+      </w:r>
+      <w:r>
+        <w:fldChar w:fldCharType="separate"/>
+      </w:r>
+      <w:r>
+        <w:t>(Hoover and Lewis, 2011)</w:t>
+      </w:r>
+      <w:r>
+        <w:fldChar w:fldCharType="end"/>
+      </w:r>
+      <w:r>
+        <w:t xml:space="preserve">. These changes provide hypotheses for the lower Ca²⁺-readdition signal observed in one laboratory plate, not an explanation of it.</w:t>
       </w:r>
     </w:p>
     <w:p>
@@ -4345,7 +4616,7 @@
         <w:drawing>
           <wp:inline>
             <wp:extent cx="5532120" cy="4519197"/>
-            <wp:docPr id="3" name="Picture 3" descr=""/>
+            <wp:docPr id="3" name="Picture 3" descr="Dot plots of adjusted transcript abundance and DESeq2 log2 fold changes for calcium-regulatory genes in control and TDP-43-depleted SH-SY5Y libraries."/>
             <wp:cNvGraphicFramePr>
               <a:graphicFrameLocks noChangeAspect="1"/>
             </wp:cNvGraphicFramePr>
@@ -4385,18 +4656,18 @@
       </w:pPr>
       <w:r>
         <w:rPr>
-          <w:rFonts w:ascii="Times New Roman" w:hAnsi="Times New Roman"/>
           <w:b/>
-          <w:sz w:val="19"/>
-        </w:rPr>
-        <w:t>Figure 3.</w:t>
-      </w:r>
-      <w:r>
-        <w:rPr>
           <w:rFonts w:ascii="Times New Roman" w:hAnsi="Times New Roman"/>
           <w:sz w:val="19"/>
         </w:rPr>
-        <w:t xml:space="preserve"> Calcium-regulatory transcript profile in the independent public SH-SY5Y RNA-seq comparison. (A) Adjusted gene-level TPM in control and TDP-43-depleted libraries (three libraries per group), on a logarithmic scale; connecting lines link the two group estimates of the same gene. (B) DESeq2 gene-level log2 fold changes from the same libraries; filled markers indicate Benjamini–Hochberg q &lt; 0.05. Bold gene labels mark the four RT-qPCR targets. These RNA-seq libraries are distinct from the cultures used for Figures 1 and 2. TPM values are descriptive transcript-abundance estimates and do not measure protein abundance or channel composition.</w:t>
+        <w:t xml:space="preserve">Figure 3.</w:t>
+      </w:r>
+      <w:r>
+        <w:rPr>
+          <w:rFonts w:ascii="Times New Roman" w:hAnsi="Times New Roman"/>
+          <w:sz w:val="19"/>
+        </w:rPr>
+        <w:t xml:space="preserve"> Calcium-regulatory transcript profile in the public SH-SY5Y RNA-seq comparison (RNA level only). (A) Adjusted gene-level TPM in control and TDP-43-depleted libraries (three per group), on a logarithmic scale; lines link the two group estimates of a gene. (B) DESeq2 gene-level log2 fold changes; filled markers indicate Benjamini–Hochberg q &lt; 0.05 (adjusted p values in Table 1). Bold labels mark the four RT-qPCR targets. These libraries are distinct from the cultures of Figures 1 and 2. TPM and fold changes describe transcript abundance, not protein or function, and can differ in sign when a change is small (Section 3.2).</w:t>
       </w:r>
     </w:p>
     <w:bookmarkEnd w:id="29"/>
@@ -4413,7 +4684,7 @@
         <w:rPr>
           <w:b w:val="1"/>
         </w:rPr>
-        <w:t xml:space="preserve">3.3 TDP-43 depletion alters splicing across Ca²⁺ homeostasis genes, but most individual events are underpowered</w:t>
+        <w:t xml:space="preserve">3.3 TDP-43 depletion alters splicing across Ca²⁺ homeostasis genes, but many individual events rest on limited read support</w:t>
       </w:r>
     </w:p>
     <w:p>
@@ -4472,7 +4743,7 @@
         <w:jc w:val="both"/>
       </w:pPr>
       <w:r>
-        <w:t xml:space="preserve">Simulation over the observed coverage distribution showed why (Supplementary Figure S1). For a 3 + 3 design at 10 informative reads per sample, a coverage typical of the lower quartile of events, power to detect a true ΔPSI of 0.10 is only 0.08, and even at 100 reads per sample it reaches only 0.28. Attaining 80% power at realistic depth requires |ΔPSI| ≳ 0.30. Nominally significant events at low coverage are therefore expected to be substantially inflated in effect size, and individual events at the |ΔPSI| ≥ 0.10 threshold should not be interpreted without explicit read-level support.</w:t>
+        <w:t xml:space="preserve">An example simulation (Methods 2.3; Supplementary Figure S1) illustrates the consequence. For a 3 + 3 design with replicate PSI varying with a standard deviation of 0.05 around 0.5, 10 informative reads per sample, close to the lower quartile of the nominally significant events (9.7 reads per sample; median 21.3), gave a power of 0.08 to detect a true ΔPSI of 0.10 at nominal p &lt; 0.05, and 100 reads per sample gave 0.28. A power of 0.80 was not reached at 10 or 20 reads per sample for any simulated ΔPSI up to 0.30, and at 50 and 100 reads per sample it required a ΔPSI between 0.20 and 0.30. Nominally significant events at low coverage are therefore expected to be inflated in effect size, and individual events at the |ΔPSI| ≥ 0.10 threshold should not be interpreted without read-level support. The simulation is not an estimate of rMATS power.</w:t>
       </w:r>
     </w:p>
     <w:p>
@@ -4481,39 +4752,16 @@
         <w:jc w:val="both"/>
       </w:pPr>
       <w:r>
-        <w:t xml:space="preserve">We applied this reasoning to a</w:t>
-      </w:r>
-      <w:r>
-        <w:t xml:space="preserve"> </w:t>
-      </w:r>
-      <w:r>
-        <w:rPr>
-          <w:i/>
-          <w:iCs/>
+        <w:t xml:space="preserve">As an example of why read-level verification matters, a </w:t>
+      </w:r>
+      <w:r>
+        <w:rPr>
+          <w:i/>
         </w:rPr>
         <w:t xml:space="preserve">TRPC1</w:t>
       </w:r>
       <w:r>
-        <w:t xml:space="preserve"> </w:t>
-      </w:r>
-      <w:r>
-        <w:t xml:space="preserve">skipped-exon event (chr3:142,792,824–142,792,967; ΔPSI = +0.108, FDR = 0.0459) that passes the conventional thresholds and would be prioritised on them alone. Replicate-level inspection showed that the entire signal derived from seven skipping reads across six libraries, with the skipping form absent in four of six samples; the bootstrap 95% confidence interval spanned zero (−0.093 to +0.522); removing one control replicate reversed the sign of ΔPSI (−0.074); and the event did not survive coverage pre-filtering. LeafCutter did not call</w:t>
-      </w:r>
-      <w:r>
-        <w:t xml:space="preserve"> </w:t>
-      </w:r>
-      <w:r>
-        <w:rPr>
-          <w:i/>
-          <w:iCs/>
-        </w:rPr>
-        <w:t xml:space="preserve">TRPC1</w:t>
-      </w:r>
-      <w:r>
-        <w:t xml:space="preserve"> </w:t>
-      </w:r>
-      <w:r>
-        <w:t xml:space="preserve">in the same comparison. We therefore do not report this event as a finding, and present it instead as an illustration of why threshold-based prioritisation of splicing events requires read-level verification (Supplementary Figure S2).</w:t>
+        <w:t xml:space="preserve"> skipped-exon event (chr3:142,792,824–142,792,967; ΔPSI = +0.108, FDR = 0.0459) passed the conventional thresholds but rested on seven skipping reads across six libraries, with the skipping form absent in four of six samples. Its bootstrap 95% confidence interval spanned zero (−0.093 to +0.522), removing one control replicate reversed the sign of ΔPSI (−0.074), the event did not survive coverage pre-filtering, and LeafCutter did not call it. We therefore do not report it as a finding (Supplementary Figure S2).</w:t>
       </w:r>
     </w:p>
     <w:bookmarkEnd w:id="30"/>
@@ -4530,7 +4778,7 @@
         <w:rPr>
           <w:b w:val="1"/>
         </w:rPr>
-        <w:t xml:space="preserve">3.4 Which splicing changes in SOCE genes survive the robustness checks</w:t>
+        <w:t xml:space="preserve">3.4 Splicing changes in core SOCE-pathway genes that pass the robustness checks</w:t>
       </w:r>
     </w:p>
     <w:p>
@@ -4539,7 +4787,52 @@
         <w:jc w:val="both"/>
       </w:pPr>
       <w:r>
-        <w:t xml:space="preserve">Applying the robustness criteria to the twelve core entry components examined event by event (Methods 2.3) identified three events with adequate coverage and bootstrap intervals excluding zero: STIMATE, ORAI3 and STIM2 (Table 3; Figure 4A).</w:t>
+        <w:t xml:space="preserve">Applying the robustness criteria to the twelve core SOCE-pathway genes examined event by event (Methods 2.3) identified three events with adequate coverage and bootstrap intervals excluding zero: </w:t>
+      </w:r>
+      <w:r>
+        <w:rPr>
+          <w:i/>
+        </w:rPr>
+        <w:t xml:space="preserve">STIMATE</w:t>
+      </w:r>
+      <w:r>
+        <w:t xml:space="preserve">, </w:t>
+      </w:r>
+      <w:r>
+        <w:rPr>
+          <w:i/>
+        </w:rPr>
+        <w:t xml:space="preserve">ORAI3</w:t>
+      </w:r>
+      <w:r>
+        <w:t xml:space="preserve"> and </w:t>
+      </w:r>
+      <w:r>
+        <w:rPr>
+          <w:i/>
+        </w:rPr>
+        <w:t xml:space="preserve">STIM2</w:t>
+      </w:r>
+      <w:r>
+        <w:t xml:space="preserve"> (Table 3; Figure 4A). The </w:t>
+      </w:r>
+      <w:r>
+        <w:rPr>
+          <w:i/>
+        </w:rPr>
+        <w:t xml:space="preserve">STIM2</w:t>
+      </w:r>
+      <w:r>
+        <w:t xml:space="preserve"> event is a 119-bp exon and is distinct from the 24-nucleotide </w:t>
+      </w:r>
+      <w:r>
+        <w:rPr>
+          <w:i/>
+        </w:rPr>
+        <w:t xml:space="preserve">STIM2</w:t>
+      </w:r>
+      <w:r>
+        <w:t xml:space="preserve">.1 exon analysed in Section 3.5 (Figure 4B).</w:t>
       </w:r>
     </w:p>
     <w:p>
@@ -4548,159 +4841,48 @@
         <w:jc w:val="both"/>
       </w:pPr>
       <w:r>
-        <w:rPr>
-          <w:i w:val="0"/>
-        </w:rPr>
-        <w:t>In the primary SH-SY5Y model these were</w:t>
-      </w:r>
-      <w:r>
-        <w:rPr>
-          <w:i w:val="0"/>
-        </w:rPr>
-        <w:t xml:space="preserve"> </w:t>
-      </w:r>
-      <w:r>
-        <w:rPr>
-          <w:i/>
-          <w:iCs/>
-        </w:rPr>
-        <w:t>STIMATE</w:t>
-      </w:r>
-      <w:r>
-        <w:rPr>
-          <w:i w:val="0"/>
-        </w:rPr>
-        <w:t xml:space="preserve"> </w:t>
-      </w:r>
-      <w:r>
-        <w:rPr>
-          <w:i w:val="0"/>
-        </w:rPr>
-        <w:t>(ΔPSI = +0.244; FDR = 9.0 × 10⁻⁷; 95% CI +0.095 to +0.368),</w:t>
-      </w:r>
-      <w:r>
-        <w:rPr>
-          <w:i w:val="0"/>
-        </w:rPr>
-        <w:t xml:space="preserve"> </w:t>
-      </w:r>
-      <w:r>
-        <w:rPr>
-          <w:i/>
-          <w:iCs/>
-        </w:rPr>
-        <w:t>ORAI3</w:t>
-      </w:r>
-      <w:r>
-        <w:rPr>
-          <w:i w:val="0"/>
-        </w:rPr>
-        <w:t xml:space="preserve"> </w:t>
-      </w:r>
-      <w:r>
-        <w:rPr>
-          <w:i w:val="0"/>
-        </w:rPr>
-        <w:t>(−0.269; 1.0 × 10⁻²; −0.404 to −0.107) and</w:t>
-      </w:r>
-      <w:r>
-        <w:rPr>
-          <w:i w:val="0"/>
-        </w:rPr>
-        <w:t xml:space="preserve"> </w:t>
-      </w:r>
-      <w:r>
-        <w:rPr>
-          <w:i/>
-          <w:iCs/>
-        </w:rPr>
-        <w:t>STIM2</w:t>
-      </w:r>
-      <w:r>
-        <w:rPr>
-          <w:i w:val="0"/>
-        </w:rPr>
-        <w:t xml:space="preserve"> </w:t>
-      </w:r>
-      <w:r>
-        <w:rPr>
-          <w:i w:val="0"/>
-        </w:rPr>
-        <w:t>(−0.120; &lt; 1 × 10⁻¹⁶; −0.165 to −0.064). A</w:t>
-      </w:r>
-      <w:r>
-        <w:rPr>
-          <w:i w:val="0"/>
-        </w:rPr>
-        <w:t xml:space="preserve"> </w:t>
-      </w:r>
-      <w:r>
-        <w:rPr>
-          <w:i/>
-          <w:iCs/>
-        </w:rPr>
-        <w:t>STIM1</w:t>
-      </w:r>
-      <w:r>
-        <w:rPr>
-          <w:i w:val="0"/>
-        </w:rPr>
-        <w:t xml:space="preserve"> </w:t>
-      </w:r>
-      <w:r>
-        <w:rPr>
-          <w:i w:val="0"/>
-        </w:rPr>
-        <w:t xml:space="preserve">event (chr11:4,088,702–4,088,738; 37 bp, frame-disrupting) reached ΔPSI = +0.145 (FDR = 4.0 × 10⁻⁴) with a confidence interval marginally including zero, and was positive in all three human datasets. Isoform-level testing placed </w:t>
-      </w:r>
-      <w:r>
-        <w:rPr>
-          <w:i/>
-        </w:rPr>
-        <w:t>STIM1</w:t>
-      </w:r>
-      <w:r>
-        <w:rPr>
-          <w:i w:val="0"/>
-        </w:rPr>
-        <w:t xml:space="preserve"> among the genes with differential isoform usage at the screening stage (DRIMSeq gene-level q = 5.49 × 10⁻⁷), but none of seven evaluable transcripts passed stageR confirmation (all confirmation-stage adjusted p values = 1.0). Two additional transcripts in the DRIMSeq output, ENST00000698912.1 and ENST00000698913.1, had missing p values and were not evaluated by stageR (Supplementary source data).</w:t>
-      </w:r>
-      <w:r>
-        <w:rPr>
-          <w:i/>
-        </w:rPr>
-        <w:t xml:space="preserve"/>
-      </w:r>
-      <w:r>
-        <w:rPr>
-          <w:i w:val="0"/>
-        </w:rPr>
-        <w:t xml:space="preserve"> In the separate IsoformSwitchAnalyzeR/DEXSeq analysis, the two predicted premature-termination-codon (PTC) isoforms had q = 0.33 and 0.77. The two isoforms with significant usage changes were ENST00000698912.1 and ENST00000698913.1, neither predicted to carry a PTC; their stageR confirmation was unavailable. No confirmed PTC-associated isoform switch was identified.</w:t>
-      </w:r>
-      <w:r>
-        <w:rPr>
-          <w:i/>
-        </w:rPr>
-        <w:t xml:space="preserve"/>
-      </w:r>
-      <w:r>
-        <w:t xml:space="preserve"/>
-      </w:r>
-      <w:r>
-        <w:t xml:space="preserve"/>
-      </w:r>
-      <w:r>
-        <w:rPr>
-          <w:i/>
-          <w:iCs/>
-        </w:rPr>
-        <w:t xml:space="preserve"/>
-      </w:r>
-      <w:r>
-        <w:t xml:space="preserve"/>
-      </w:r>
-      <w:r>
-        <w:t xml:space="preserve"/>
+        <w:rPr/>
+        <w:t xml:space="preserve">In the primary SH-SY5Y model these were </w:t>
+      </w:r>
+      <w:r>
+        <w:rPr>
+          <w:i/>
+        </w:rPr>
+        <w:t xml:space="preserve">STIMATE</w:t>
+      </w:r>
+      <w:r>
+        <w:rPr/>
+        <w:t xml:space="preserve"> (ΔPSI = +0.244; FDR = 9.0 × 10⁻⁷; 95% CI +0.095 to +0.368), </w:t>
+      </w:r>
+      <w:r>
+        <w:rPr>
+          <w:i/>
+        </w:rPr>
+        <w:t xml:space="preserve">ORAI3</w:t>
+      </w:r>
+      <w:r>
+        <w:rPr/>
+        <w:t xml:space="preserve"> (−0.269; 1.0 × 10⁻²; −0.404 to −0.107) and </w:t>
+      </w:r>
+      <w:r>
+        <w:rPr>
+          <w:i/>
+        </w:rPr>
+        <w:t xml:space="preserve">STIM2</w:t>
+      </w:r>
+      <w:r>
+        <w:rPr/>
+        <w:t xml:space="preserve"> (−0.120; &lt; 1 × 10⁻¹⁶; −0.165 to −0.064). A </w:t>
+      </w:r>
+      <w:r>
+        <w:rPr>
+          <w:i/>
+        </w:rPr>
+        <w:t xml:space="preserve">STIM1</w:t>
+      </w:r>
+      <w:r>
+        <w:rPr/>
+        <w:t xml:space="preserve"> event (chr11:4,088,702–4,088,738; 37 bp, frame-disrupting) reached ΔPSI = +0.145 (FDR = 4.0 × 10⁻⁴) with a confidence interval marginally including zero, and was positive in all three human datasets.</w:t>
       </w:r>
     </w:p>
     <w:p>
@@ -4709,48 +4891,28 @@
         <w:jc w:val="both"/>
       </w:pPr>
       <w:r>
-        <w:rPr>
-          <w:i/>
-          <w:iCs/>
-        </w:rPr>
-        <w:t xml:space="preserve">CBARP</w:t>
-      </w:r>
-      <w:r>
-        <w:t xml:space="preserve">, encoding a suppressor of voltage-gated Ca²⁺ channel activity and Ca²⁺-evoked exocytosis </w:t>
-      </w:r>
-      <w:r>
-        <w:fldChar w:fldCharType="begin"/>
-      </w:r>
-      <w:r>
-        <w:instrText xml:space="preserve"> ADDIN ZOTERO_ITEM CSL_CITATION {"citationID":"HxUqqsiX","properties":{"formattedCitation":"(Béguin et al., 2014)","plainCitation":"(Béguin et al., 2014)","noteIndex":0},"citationItems":[{"id":579,"uris":["http://zotero.org/users/local/9j0F5ae7/items/TQJ42WHR"],"itemData":{"id":579,"type":"article-journal","title":"BARP suppresses voltage-gated calcium channel activity and Ca2+-evoked exocytosis","author":[{"family":"Béguin","given":"Pascal"},{"family":"Nagashima","given":"Kazuaki"},{"family":"Mahalakshmi","given":"Ramasubbu N."},{"family":"Vigot","given":"Réjan"},{"family":"Matsunaga","given":"Atsuko"},{"family":"Miki","given":"Takafumi"},{"family":"Ng","given":"Mei Yong"},{"family":"Ng","given":"Yu Jin Alvin"},{"family":"Lim","given":"Chiaw Hwee"},{"family":"Tay","given":"Hock Soon"},{"family":"Hwang","given":"Le-Ann"},{"family":"Firsov","given":"Dmitri"},{"family":"Tang","given":"Bor Luen"},{"family":"Inagaki","given":"Nobuya"},{"family":"Mori","given":"Yasuo"},{"family":"Seino","given":"Susumu"},{"family":"Launey","given":"Thomas"},{"family":"Hunziker","given":"Walter"}],"issued":{"date-parts":[[2014]]},"container-title":"Journal of Cell Biology","volume":"205","issue":"2","page":"233-249","DOI":"10.1083/jcb.201304101","URL":"https://rupress.org/jcb/article/205/2/233/37634/BARP-suppresses-voltage-gated-calcium-channel"}}],"schema":"https://github.com/citation-style-language/schema/raw/master/csl-citation.json"} </w:instrText>
-      </w:r>
-      <w:r>
-        <w:fldChar w:fldCharType="separate"/>
-      </w:r>
-      <w:r>
-        <w:t>(Béguin et al., 2014)</w:t>
-      </w:r>
-      <w:r>
-        <w:fldChar w:fldCharType="end"/>
-      </w:r>
-      <w:r>
-        <w:t>, was the most reproducible candidate. Thirty-two events met both the threshold and the coverage criteria in five of the six datasets (iPSC colonies, mouse striatum, SH-SY5Y, C2C12 and NSC34) at the orthologous human chr19 and mouse chr10 loci. Their |ΔPSI| ranged from 0.11 to 0.74 (median 0.37), with 61 to 4,559 junction reads per event (median 246; 26 of the 32 above 100 reads; Supplementary Table S3). The locus is therefore affected in every model except the iPSC-derived motor neurons. The sign of the rMATS events varies: all three qualifying SH-SY5Y events show reduced inclusion of their rMATS-defined form, whereas most events in the other four datasets are positive. The sign follows how each event is defined, and none of the three SH-SY5Y events contrasts the canonical exon 4–exon 5 junction with its alternative. Coverage and split reads from the alignments show the change directly (Supplementary Figure S3). In the two human models compared at junction level the canonical junction nearly disappeared after knockdown, and exon 4 was instead joined to an annotated alternative 3′ splice site 197 nucleotides upstream of the exon 5 acceptor. This junction carried 17% of exon-4 donor reads in SH-SY5Y controls and 86% after knockdown, and 1% and 78% in iPSC colonies (Figure 4C). The mouse loci were not compared at junction level.</w:t>
-      </w:r>
-      <w:r>
-        <w:t xml:space="preserve"> </w:t>
-      </w:r>
-      <w:r>
-        <w:rPr>
-          <w:i/>
-          <w:iCs/>
-        </w:rPr>
-        <w:t xml:space="preserve">CBARP</w:t>
-      </w:r>
-      <w:r>
-        <w:t xml:space="preserve"> </w:t>
-      </w:r>
-      <w:r>
-        <w:t xml:space="preserve">also showed the largest expression change of any SOCE regulator in SH-SY5Y (log2FC = −1.254; p_adj = 3.1 × 10⁻²⁵).</w:t>
+        <w:rPr/>
+        <w:t xml:space="preserve">Two separate isoform-level analyses addressed </w:t>
+      </w:r>
+      <w:r>
+        <w:rPr>
+          <w:i/>
+        </w:rPr>
+        <w:t xml:space="preserve">STIM1</w:t>
+      </w:r>
+      <w:r>
+        <w:rPr/>
+        <w:t xml:space="preserve"> and are not a single confirmation chain. In the DRIMSeq–stageR analysis, </w:t>
+      </w:r>
+      <w:r>
+        <w:rPr>
+          <w:i/>
+        </w:rPr>
+        <w:t xml:space="preserve">STIM1</w:t>
+      </w:r>
+      <w:r>
+        <w:rPr/>
+        <w:t xml:space="preserve"> passed the gene-level screening stage (q = 5.49 × 10⁻⁷), but none of seven evaluable transcripts passed stageR confirmation (all confirmation-stage adjusted p values = 1.0); two further transcripts had missing DRIMSeq p values and could not be evaluated. In the separate IsoformSwitchAnalyzeR/DEXSeq analysis, the two isoforms with significant usage changes were not predicted to carry a premature termination codon (PTC), whereas the two predicted PTC isoforms did not change (q = 0.33 and 0.77). No confirmed PTC-associated isoform switch was therefore identified; transcript identifiers and test eligibility are given in Supplementary Results 6.</w:t>
       </w:r>
     </w:p>
     <w:p>
@@ -4759,39 +4921,70 @@
         <w:jc w:val="both"/>
       </w:pPr>
       <w:r>
-        <w:t xml:space="preserve">LeafCutter, which does not use the reference annotation to define events, independently called</w:t>
-      </w:r>
-      <w:r>
-        <w:t xml:space="preserve"> </w:t>
-      </w:r>
-      <w:r>
-        <w:rPr>
-          <w:i/>
-          <w:iCs/>
+        <w:rPr>
+          <w:i/>
         </w:rPr>
         <w:t xml:space="preserve">CBARP</w:t>
       </w:r>
       <w:r>
-        <w:t xml:space="preserve"> </w:t>
-      </w:r>
-      <w:r>
-        <w:t xml:space="preserve">(p_adj = 0.0133) and</w:t>
-      </w:r>
-      <w:r>
-        <w:t xml:space="preserve"> </w:t>
-      </w:r>
-      <w:r>
-        <w:rPr>
-          <w:i/>
-          <w:iCs/>
+        <w:rPr/>
+        <w:t xml:space="preserve">, encoding a suppressor of voltage-gated Ca²⁺ channel activity and Ca²⁺-evoked exocytosis </w:t>
+      </w:r>
+      <w:r>
+        <w:fldChar w:fldCharType="begin"/>
+      </w:r>
+      <w:r>
+        <w:instrText xml:space="preserve"> ADDIN ZOTERO_ITEM CSL_CITATION {"citationID":"HxUqqsiX","properties":{"formattedCitation":"(Béguin et al., 2014)","plainCitation":"(Béguin et al., 2014)","noteIndex":0},"citationItems":[{"id":579,"uris":["http://zotero.org/users/local/9j0F5ae7/items/TQJ42WHR"],"itemData":{"id":579,"type":"article-journal","title":"BARP suppresses voltage-gated calcium channel activity and Ca2+-evoked exocytosis","author":[{"family":"Béguin","given":"Pascal"},{"family":"Nagashima","given":"Kazuaki"},{"family":"Mahalakshmi","given":"Ramasubbu N."},{"family":"Vigot","given":"Réjan"},{"family":"Matsunaga","given":"Atsuko"},{"family":"Miki","given":"Takafumi"},{"family":"Ng","given":"Mei Yong"},{"family":"Ng","given":"Yu Jin Alvin"},{"family":"Lim","given":"Chiaw Hwee"},{"family":"Tay","given":"Hock Soon"},{"family":"Hwang","given":"Le-Ann"},{"family":"Firsov","given":"Dmitri"},{"family":"Tang","given":"Bor Luen"},{"family":"Inagaki","given":"Nobuya"},{"family":"Mori","given":"Yasuo"},{"family":"Seino","given":"Susumu"},{"family":"Launey","given":"Thomas"},{"family":"Hunziker","given":"Walter"}],"issued":{"date-parts":[[2014]]},"container-title":"Journal of Cell Biology","volume":"205","issue":"2","page":"233-249","DOI":"10.1083/jcb.201304101","URL":"https://rupress.org/jcb/article/205/2/233/37634/BARP-suppresses-voltage-gated-calcium-channel"}}],"schema":"https://github.com/citation-style-language/schema/raw/master/csl-citation.json"} </w:instrText>
+      </w:r>
+      <w:r>
+        <w:fldChar w:fldCharType="separate"/>
+      </w:r>
+      <w:r>
+        <w:t>(Béguin et al., 2014)</w:t>
+      </w:r>
+      <w:r>
+        <w:fldChar w:fldCharType="end"/>
+      </w:r>
+      <w:r>
+        <w:rPr/>
+        <w:t xml:space="preserve">, was the most reproducible candidate. Thirty-two events met both the threshold and the coverage criteria in five of the six datasets (iPSC colonies, mouse striatum, SH-SY5Y, C2C12 and NSC34) at the orthologous human chr19 and mouse chr10 loci. Their |ΔPSI| ranged from 0.11 to 0.74 (median 0.37), with 61 to 4,559 junction reads per event (median 246; 26 of the 32 above 100 reads; Supplementary Table S3). The locus is therefore affected in every model except the iPSC-derived motor neurons. The sign of the rMATS events varies: all three qualifying SH-SY5Y events show reduced inclusion of their rMATS-defined form, whereas most events in the other four datasets are positive. The sign follows how each event is defined, and none of the three SH-SY5Y events contrasts the canonical exon 4–exon 5 junction with its alternative. Coverage and split reads from the alignments show the change directly (Supplementary Figure S3). In the two human models compared at junction level the canonical junction nearly disappeared after knockdown, and exon 4 was instead joined to an annotated alternative 3′ splice site 197 nucleotides upstream of the exon 5 acceptor. This junction carried 17% of exon-4 donor reads in SH-SY5Y controls and 86% after knockdown, and 1% and 78% in iPSC colonies (Figure 4C). The mouse loci were not compared at junction level. </w:t>
+      </w:r>
+      <w:r>
+        <w:rPr>
+          <w:i/>
+        </w:rPr>
+        <w:t xml:space="preserve">CBARP</w:t>
+      </w:r>
+      <w:r>
+        <w:rPr/>
+        <w:t xml:space="preserve"> also showed the largest expression change of any Ca²⁺-entry regulator of Table 1 in SH-SY5Y (log2FC = −1.254; p_adj = 3.1 × 10⁻²⁵).</w:t>
+      </w:r>
+    </w:p>
+    <w:p>
+      <w:pPr>
+        <w:pStyle w:val="BodyText"/>
+        <w:jc w:val="both"/>
+      </w:pPr>
+      <w:r>
+        <w:t xml:space="preserve">LeafCutter, which does not use the reference annotation to define events, also called </w:t>
+      </w:r>
+      <w:r>
+        <w:rPr>
+          <w:i/>
+        </w:rPr>
+        <w:t xml:space="preserve">CBARP</w:t>
+      </w:r>
+      <w:r>
+        <w:t xml:space="preserve"> (p_adj = 0.0133) and </w:t>
+      </w:r>
+      <w:r>
+        <w:rPr>
+          <w:i/>
         </w:rPr>
         <w:t xml:space="preserve">STIM2</w:t>
       </w:r>
       <w:r>
-        <w:t xml:space="preserve"> </w:t>
-      </w:r>
-      <w:r>
-        <w:t xml:space="preserve">(p_adj = 0.0288) in SH-SY5Y. Three approaches, namely coverage-filtered rMATS, bootstrap interval estimation and LeafCutter, therefore converge on the same candidates.</w:t>
+        <w:t xml:space="preserve"> (p_adj = 0.0288) in the same SH-SY5Y libraries. The coverage-filtered rMATS analysis, the bootstrap interval estimates and LeafCutter, all applied to the same libraries, therefore point to the same candidates; this is agreement between analysis methods, not independent replication.</w:t>
       </w:r>
     </w:p>
     <w:p>
@@ -4801,8 +4994,8 @@
       <w:r>
         <w:drawing>
           <wp:inline>
-            <wp:extent cx="5623560" cy="3960254"/>
-            <wp:docPr id="7" name="Picture 7" descr=""/>
+            <wp:extent cx="5623560" cy="4237471"/>
+            <wp:docPr id="7" name="Picture 7" descr="Panel A: per-library PSI of four skipped-exon events with a schematic of PSI. Panel B: forest plot of the 24-nucleotide STIM2 exon in six datasets. Panel C: CBARP exon 4 junction usage in SH-SY5Y and iPSC colonies."/>
             <wp:cNvGraphicFramePr>
               <a:graphicFrameLocks noChangeAspect="1"/>
             </wp:cNvGraphicFramePr>
@@ -4822,7 +5015,7 @@
                   <pic:spPr>
                     <a:xfrm>
                       <a:off x="0" y="0"/>
-                      <a:ext cx="5623560" cy="3960254"/>
+                      <a:ext cx="5623560" cy="4237471"/>
                     </a:xfrm>
                     <a:prstGeom prst="rect"/>
                   </pic:spPr>
@@ -4840,11 +5033,92 @@
       <w:r>
         <w:rPr>
           <w:b/>
-        </w:rPr>
-        <w:t xml:space="preserve">Figure 4. </w:t>
-      </w:r>
-      <w:r>
-        <w:t>Splicing evidence in SOCE-related genes. (A) Per-library PSI for the four skipped-exon events of Table 3 in the public SH-SY5Y comparison (three libraries per group); lines show group means, and the text gives the rMATS ΔPSI with its replicate-level bootstrap 95% interval. The STIM1 interval includes zero. (B) The 24-nucleotide SOAR exon that converts STIM2 into STIM2.1, measured as an rMATS event in six datasets. Squares are sized by inverse-variance weight, bars are 95% intervals and diamonds are fixed-effect pooled estimates for all six datasets and for the three human datasets (Supplementary Table S15). (C) CBARP: share of exon-4 donor reads joined to the alternative 3′ splice site at chr19:1,235,342 rather than to exon 5, per library, in SH-SY5Y and iPSC colonies. Reads were counted from the alignments with the rules of Methods 2.5; the full locus is shown in Supplementary Figure S3.</w:t>
+          <w:rFonts w:ascii="Times New Roman" w:hAnsi="Times New Roman"/>
+          <w:sz w:val="19"/>
+        </w:rPr>
+        <w:t xml:space="preserve">Figure 4.</w:t>
+      </w:r>
+      <w:r>
+        <w:rPr>
+          <w:rFonts w:ascii="Times New Roman" w:hAnsi="Times New Roman"/>
+          <w:sz w:val="19"/>
+        </w:rPr>
+        <w:t xml:space="preserve"> Splicing evidence in SOCE-related genes. (A) Per-library PSI for the four skipped-exon events of Table 3 (public SH-SY5Y comparison, three libraries per group); each title gives the exon length, lines show group means, and the text gives the rMATS ΔPSI with its replicate-level bootstrap 95% interval. The </w:t>
+      </w:r>
+      <w:r>
+        <w:rPr>
+          <w:i/>
+          <w:rFonts w:ascii="Times New Roman" w:hAnsi="Times New Roman"/>
+          <w:sz w:val="19"/>
+        </w:rPr>
+        <w:t xml:space="preserve">STIM1</w:t>
+      </w:r>
+      <w:r>
+        <w:rPr>
+          <w:rFonts w:ascii="Times New Roman" w:hAnsi="Times New Roman"/>
+          <w:sz w:val="19"/>
+        </w:rPr>
+        <w:t xml:space="preserve"> interval includes zero. PSI is the share of inclusion-junction reads among inclusion and skipping reads (schematic). (B) A different </w:t>
+      </w:r>
+      <w:r>
+        <w:rPr>
+          <w:i/>
+          <w:rFonts w:ascii="Times New Roman" w:hAnsi="Times New Roman"/>
+          <w:sz w:val="19"/>
+        </w:rPr>
+        <w:t xml:space="preserve">STIM2</w:t>
+      </w:r>
+      <w:r>
+        <w:rPr>
+          <w:rFonts w:ascii="Times New Roman" w:hAnsi="Times New Roman"/>
+          <w:sz w:val="19"/>
+        </w:rPr>
+        <w:t xml:space="preserve"> exon: the 24-nucleotide SOAR exon that converts </w:t>
+      </w:r>
+      <w:r>
+        <w:rPr>
+          <w:i/>
+          <w:rFonts w:ascii="Times New Roman" w:hAnsi="Times New Roman"/>
+          <w:sz w:val="19"/>
+        </w:rPr>
+        <w:t xml:space="preserve">STIM2</w:t>
+      </w:r>
+      <w:r>
+        <w:rPr>
+          <w:rFonts w:ascii="Times New Roman" w:hAnsi="Times New Roman"/>
+          <w:sz w:val="19"/>
+        </w:rPr>
+        <w:t xml:space="preserve"> into </w:t>
+      </w:r>
+      <w:r>
+        <w:rPr>
+          <w:i/>
+          <w:rFonts w:ascii="Times New Roman" w:hAnsi="Times New Roman"/>
+          <w:sz w:val="19"/>
+        </w:rPr>
+        <w:t xml:space="preserve">STIM2</w:t>
+      </w:r>
+      <w:r>
+        <w:rPr>
+          <w:rFonts w:ascii="Times New Roman" w:hAnsi="Times New Roman"/>
+          <w:sz w:val="19"/>
+        </w:rPr>
+        <w:t xml:space="preserve">.1, as an rMATS event in six datasets; squares are sized by inverse-variance weight, bars are 95% intervals and diamonds are fixed-effect pooled estimates for all six and for the three human datasets (Supplementary Table S15). (C) </w:t>
+      </w:r>
+      <w:r>
+        <w:rPr>
+          <w:i/>
+          <w:rFonts w:ascii="Times New Roman" w:hAnsi="Times New Roman"/>
+          <w:sz w:val="19"/>
+        </w:rPr>
+        <w:t xml:space="preserve">CBARP</w:t>
+      </w:r>
+      <w:r>
+        <w:rPr>
+          <w:rFonts w:ascii="Times New Roman" w:hAnsi="Times New Roman"/>
+          <w:sz w:val="19"/>
+        </w:rPr>
+        <w:t xml:space="preserve">: share of exon-4 donor reads joined to the alternative 3′ splice site at chr19:1,235,342 rather than to exon 5, per library (Methods 2.5; the full locus is in Supplementary Figure S3).</w:t>
       </w:r>
     </w:p>
     <w:bookmarkEnd w:id="31"/>
@@ -4861,7 +5135,7 @@
         <w:rPr>
           <w:b w:val="1"/>
         </w:rPr>
-        <w:t xml:space="preserve">3.5 Annotation-free analysis recovers cryptic exons genome-wide but finds no high-confidence event in the SOCE machinery of the primary model</w:t>
+        <w:t xml:space="preserve">3.5 Annotation-free junction analysis recovers known cryptic exons but finds no stringent-filter unannotated change in the core SOCE-pathway genes of the primary model</w:t>
       </w:r>
     </w:p>
     <w:p>
@@ -4871,7 +5145,7 @@
       </w:pPr>
       <w:r>
         <w:rPr/>
-        <w:t>rMATS and LeafCutter both constrain what can be found, the first by the event classes and annotation it works from, the second by clustering rules that discard sparse junctions. To remove those constraints we extracted splice junctions directly from the alignments and tested local splicing variations with a beta-binomial model across eleven comparisons, repeating the primary SH-SY5Y comparison on a second, independently produced junction set (Methods 2.5).</w:t>
+        <w:t xml:space="preserve">rMATS and LeafCutter both constrain what can be found, the first by the event classes and annotation it works from, the second by clustering rules that discard sparse junctions. To remove those constraints we extracted splice junctions directly from the alignments and tested local splicing variations with a beta-binomial model across eleven comparisons, repeating the primary SH-SY5Y comparison on a second junction set produced with a different extractor (Methods 2.5).</w:t>
       </w:r>
     </w:p>
     <w:p>
@@ -4880,209 +5154,137 @@
         <w:jc w:val="both"/>
       </w:pPr>
       <w:r>
-        <w:t xml:space="preserve">The approach recovered the established TDP-43 cryptic targets without being given their coordinates (Supplementary Figure S4A). In SH-SY5Y at 75 ng/mL doxycycline, 188,491 junctions passed the read-support filters with the mapping-quality-filtered extractor, 23,421 of them absent from GENCODE v47, and 117 high-confidence unannotated splicing changes in 87 genes were called (Supplementary Table S5). Twelve of the sixteen literature positive controls (Supplementary Table S6) were among them:</w:t>
-      </w:r>
-      <w:r>
-        <w:t xml:space="preserve"> </w:t>
-      </w:r>
-      <w:r>
-        <w:rPr>
-          <w:i/>
-          <w:iCs/>
+        <w:t xml:space="preserve">The approach recovered the established TDP-43 cryptic targets without being given their coordinates (Supplementary Figure S4A). In SH-SY5Y at 75 ng/mL doxycycline, 188,491 junctions passed the read-support filters with the mapping-quality-filtered extractor, 23,421 of them absent from GENCODE v47, and 117 stringent-filter unannotated splicing candidates in 87 genes were called (Supplementary Table S5). Twelve of the sixteen literature positive controls (Supplementary Table S6) were among them: </w:t>
+      </w:r>
+      <w:r>
+        <w:rPr>
+          <w:i/>
         </w:rPr>
         <w:t xml:space="preserve">STMN2</w:t>
       </w:r>
       <w:r>
-        <w:t xml:space="preserve"> </w:t>
-      </w:r>
-      <w:r>
-        <w:t xml:space="preserve">(chr8:79,611,215–79,616,821; PSI 0.985 in knockdown versus 0.028 in control, ΔPSI +0.957, q = 2.0 × 10⁻³⁰⁴, 10,926 versus 176 reads),</w:t>
-      </w:r>
-      <w:r>
-        <w:t xml:space="preserve"> </w:t>
-      </w:r>
-      <w:r>
-        <w:rPr>
-          <w:i/>
-          <w:iCs/>
+        <w:t xml:space="preserve"> (chr8:79,611,215–79,616,821; PSI 0.985 in knockdown versus 0.028 in control, ΔPSI +0.957, q = 2.0 × 10⁻³⁰⁴, 10,926 versus 176 reads), </w:t>
+      </w:r>
+      <w:r>
+        <w:rPr>
+          <w:i/>
         </w:rPr>
         <w:t xml:space="preserve">UNC13A</w:t>
       </w:r>
       <w:r>
-        <w:t xml:space="preserve">,</w:t>
-      </w:r>
-      <w:r>
-        <w:t xml:space="preserve"> </w:t>
-      </w:r>
-      <w:r>
-        <w:rPr>
-          <w:i/>
-          <w:iCs/>
+        <w:t xml:space="preserve">, </w:t>
+      </w:r>
+      <w:r>
+        <w:rPr>
+          <w:i/>
         </w:rPr>
         <w:t xml:space="preserve">ACTL6B</w:t>
       </w:r>
       <w:r>
-        <w:t xml:space="preserve">,</w:t>
-      </w:r>
-      <w:r>
-        <w:t xml:space="preserve"> </w:t>
-      </w:r>
-      <w:r>
-        <w:rPr>
-          <w:i/>
-          <w:iCs/>
+        <w:t xml:space="preserve">, </w:t>
+      </w:r>
+      <w:r>
+        <w:rPr>
+          <w:i/>
         </w:rPr>
         <w:t xml:space="preserve">PFKP</w:t>
       </w:r>
       <w:r>
-        <w:t xml:space="preserve">,</w:t>
-      </w:r>
-      <w:r>
-        <w:t xml:space="preserve"> </w:t>
-      </w:r>
-      <w:r>
-        <w:rPr>
-          <w:i/>
-          <w:iCs/>
+        <w:t xml:space="preserve">, </w:t>
+      </w:r>
+      <w:r>
+        <w:rPr>
+          <w:i/>
         </w:rPr>
         <w:t xml:space="preserve">HDGFL2</w:t>
       </w:r>
       <w:r>
-        <w:t xml:space="preserve">,</w:t>
-      </w:r>
-      <w:r>
-        <w:t xml:space="preserve"> </w:t>
-      </w:r>
-      <w:r>
-        <w:rPr>
-          <w:i/>
-          <w:iCs/>
+        <w:t xml:space="preserve">, </w:t>
+      </w:r>
+      <w:r>
+        <w:rPr>
+          <w:i/>
         </w:rPr>
         <w:t xml:space="preserve">AGRN</w:t>
       </w:r>
       <w:r>
-        <w:t xml:space="preserve">,</w:t>
-      </w:r>
-      <w:r>
-        <w:t xml:space="preserve"> </w:t>
-      </w:r>
-      <w:r>
-        <w:rPr>
-          <w:i/>
-          <w:iCs/>
+        <w:t xml:space="preserve">, </w:t>
+      </w:r>
+      <w:r>
+        <w:rPr>
+          <w:i/>
         </w:rPr>
         <w:t xml:space="preserve">ARHGAP32</w:t>
       </w:r>
       <w:r>
-        <w:t xml:space="preserve">,</w:t>
-      </w:r>
-      <w:r>
-        <w:t xml:space="preserve"> </w:t>
-      </w:r>
-      <w:r>
-        <w:rPr>
-          <w:i/>
-          <w:iCs/>
+        <w:t xml:space="preserve">, </w:t>
+      </w:r>
+      <w:r>
+        <w:rPr>
+          <w:i/>
         </w:rPr>
         <w:t xml:space="preserve">ATG4B</w:t>
       </w:r>
       <w:r>
-        <w:t xml:space="preserve">,</w:t>
-      </w:r>
-      <w:r>
-        <w:t xml:space="preserve"> </w:t>
-      </w:r>
-      <w:r>
-        <w:rPr>
-          <w:i/>
-          <w:iCs/>
+        <w:t xml:space="preserve">, </w:t>
+      </w:r>
+      <w:r>
+        <w:rPr>
+          <w:i/>
         </w:rPr>
         <w:t xml:space="preserve">ELAVL3</w:t>
       </w:r>
       <w:r>
-        <w:t xml:space="preserve">,</w:t>
-      </w:r>
-      <w:r>
-        <w:t xml:space="preserve"> </w:t>
-      </w:r>
-      <w:r>
-        <w:rPr>
-          <w:i/>
-          <w:iCs/>
+        <w:t xml:space="preserve">, </w:t>
+      </w:r>
+      <w:r>
+        <w:rPr>
+          <w:i/>
         </w:rPr>
         <w:t xml:space="preserve">SETD5</w:t>
       </w:r>
       <w:r>
-        <w:t xml:space="preserve">,</w:t>
-      </w:r>
-      <w:r>
-        <w:t xml:space="preserve"> </w:t>
-      </w:r>
-      <w:r>
-        <w:rPr>
-          <w:i/>
-          <w:iCs/>
+        <w:t xml:space="preserve">, </w:t>
+      </w:r>
+      <w:r>
+        <w:rPr>
+          <w:i/>
         </w:rPr>
         <w:t xml:space="preserve">RSF1</w:t>
       </w:r>
       <w:r>
-        <w:t xml:space="preserve"> </w:t>
-      </w:r>
-      <w:r>
-        <w:t xml:space="preserve">and</w:t>
-      </w:r>
-      <w:r>
-        <w:t xml:space="preserve"> </w:t>
-      </w:r>
-      <w:r>
-        <w:rPr>
-          <w:i/>
-          <w:iCs/>
+        <w:t xml:space="preserve"> and </w:t>
+      </w:r>
+      <w:r>
+        <w:rPr>
+          <w:i/>
         </w:rPr>
         <w:t xml:space="preserve">GPSM2</w:t>
       </w:r>
       <w:r>
-        <w:t xml:space="preserve">. The acceptor of the</w:t>
-      </w:r>
-      <w:r>
-        <w:t xml:space="preserve"> </w:t>
-      </w:r>
-      <w:r>
-        <w:rPr>
-          <w:i/>
-          <w:iCs/>
+        <w:t xml:space="preserve">. The acceptor of the </w:t>
+      </w:r>
+      <w:r>
+        <w:rPr>
+          <w:i/>
         </w:rPr>
         <w:t xml:space="preserve">STMN2</w:t>
       </w:r>
       <w:r>
-        <w:t xml:space="preserve"> </w:t>
-      </w:r>
-      <w:r>
-        <w:t xml:space="preserve">cryptic junction falls one base before the published start of the cryptic exon, and both flanking junctions of the</w:t>
-      </w:r>
-      <w:r>
-        <w:t xml:space="preserve"> </w:t>
-      </w:r>
-      <w:r>
-        <w:rPr>
-          <w:i/>
-          <w:iCs/>
+        <w:t xml:space="preserve"> cryptic junction falls one base before the published start of the cryptic exon, and both flanking junctions of the </w:t>
+      </w:r>
+      <w:r>
+        <w:rPr>
+          <w:i/>
         </w:rPr>
         <w:t xml:space="preserve">UNC13A</w:t>
       </w:r>
       <w:r>
-        <w:t xml:space="preserve"> </w:t>
-      </w:r>
-      <w:r>
-        <w:t xml:space="preserve">cryptic exon were recovered separately, placing that exon at chr19:17,642,414–17,642,541. On the regtools set the same comparison gave 165 high-confidence events in 113 genes and the same twelve positive controls plus</w:t>
-      </w:r>
-      <w:r>
-        <w:t xml:space="preserve"> </w:t>
-      </w:r>
-      <w:r>
-        <w:rPr>
-          <w:i/>
-          <w:iCs/>
+        <w:t xml:space="preserve"> cryptic exon were recovered separately, placing that exon at chr19:17,642,414–17,642,541. On the regtools set the same comparison gave 165 stringent-filter candidates in 113 genes and the same twelve positive controls plus </w:t>
+      </w:r>
+      <w:r>
+        <w:rPr>
+          <w:i/>
         </w:rPr>
         <w:t xml:space="preserve">KALRN</w:t>
       </w:r>
@@ -5096,34 +5298,28 @@
         <w:jc w:val="both"/>
       </w:pPr>
       <w:r>
-        <w:rPr>
-          <w:i w:val="0"/>
-        </w:rPr>
-        <w:t>Specificity was tested by running the same analysis on FUS and TAF15 knockdown in the same iPSC-derived motor neurons, at the same depth and with the same design (Supplementary Figure S4C). Under the permissive definition the three comparisons produced call counts of the same order (141 for TDP-43, 124 for FUS and 126 for TAF15), but only TDP-43 knockdown recovered positive controls, two of the sixteen (</w:t>
-      </w:r>
-      <w:r>
-        <w:rPr>
-          <w:i/>
-        </w:rPr>
-        <w:t>STMN2</w:t>
-      </w:r>
-      <w:r>
-        <w:rPr>
-          <w:i w:val="0"/>
-        </w:rPr>
+        <w:rPr/>
+        <w:t xml:space="preserve">Specificity was tested with FUS and TAF15 knockdown in the same iPSC-derived motor neurons, at the same depth and with the same design (Supplementary Figure S4C). Under the permissive definition the three comparisons produced call counts of the same order (141 for TDP-43, 124 for FUS and 126 for TAF15), but only TDP-43 knockdown recovered positive controls, two of the sixteen (</w:t>
+      </w:r>
+      <w:r>
+        <w:rPr>
+          <w:i/>
+        </w:rPr>
+        <w:t xml:space="preserve">STMN2</w:t>
+      </w:r>
+      <w:r>
+        <w:rPr/>
         <w:t xml:space="preserve"> and </w:t>
       </w:r>
       <w:r>
         <w:rPr>
           <w:i/>
         </w:rPr>
-        <w:t>KALRN</w:t>
-      </w:r>
-      <w:r>
-        <w:rPr>
-          <w:i w:val="0"/>
-        </w:rPr>
-        <w:t>). This dataset is too shallow for the high-confidence threshold to recover a control in any of the three comparisons (18, 26 and 23 events, none of them a control gene), and two controls against none is not by itself a significant difference (Fisher’s exact test p = 0.48), so this matched comparison does not establish specificity. Deeper TDP-43 comparisons recovered thirteen of sixteen positive controls in SH-SY5Y and fifteen in iPSC colonies, supporting sensitivity to known targets in those models. The FUS/TAF15 comparison remains descriptive.</w:t>
+        <w:t xml:space="preserve">KALRN</w:t>
+      </w:r>
+      <w:r>
+        <w:rPr/>
+        <w:t xml:space="preserve">); two controls against none is not a significant difference (Fisher’s exact test p = 0.48), and this dataset is too shallow for the stringent-filter threshold to recover a control in any of the three comparisons (18, 26 and 23 events, none of them a control gene). The matched comparison therefore does not establish specificity and remains descriptive. Deeper TDP-43 comparisons recovered thirteen of sixteen positive controls in SH-SY5Y and fifteen in iPSC colonies, supporting sensitivity to known targets in those models.</w:t>
       </w:r>
     </w:p>
     <w:p>
@@ -5133,7 +5329,7 @@
       </w:pPr>
       <w:r>
         <w:rPr/>
-        <w:t>The null test also sets the limits of interpretation. Under the permissive rule, the null-to-real call ratios were 0.98 in iPSC colonies and 2.01 in K562 total RNA (Supplementary Table S14). The high-confidence null could be run in the three datasets with four control replicates: for every real call the split-control null produced 0.64 calls in iPSC colonies, 2.17 in K562 total RNA and 0.83 in mouse striatum (Supplementary Table S14). These ratios are not calibrated false-discovery rates, because the two analyses differ in sample size and in the number of tests, but they show that call counts are not interpretable on their own. In the remaining eight comparisons the controls could not be split, and positive-control recovery is the only available check. Across the eleven comparisons the burden of high-confidence unannotated splicing changes ranged from 12 to 477 events, and of the three datasets with a null, the one with the largest burden also had the largest null.</w:t>
+        <w:t xml:space="preserve">The null test sets the limits of interpretation. Under the permissive rule, the null-to-real call ratios were 0.98 in iPSC colonies and 2.01 in K562 total RNA (Supplementary Table S14). The stringent-filter null could be run in the three datasets with four control replicates: for every real call the split-control null produced 0.64 calls in iPSC colonies, 2.17 in K562 total RNA and 0.83 in mouse striatum (Supplementary Table S14). These ratios are not calibrated false-discovery rates, because sample size and the number of tests differ between the two analyses, but they show that call counts are not interpretable on their own, and that the stringent-filter list is a set of candidates whose sensitivity has been checked against known targets, not a set with established specificity. In the remaining eight comparisons the controls could not be split, and positive-control recovery is the only available check. Across the eleven comparisons the burden of stringent-filter candidates ranged from 12 to 477 events, and of the three datasets with a null, the one with the largest burden also had the largest null in absolute number.</w:t>
       </w:r>
     </w:p>
     <w:p>
@@ -5142,118 +5338,98 @@
         <w:jc w:val="both"/>
       </w:pPr>
       <w:r>
-        <w:rPr>
-          <w:i w:val="0"/>
-        </w:rPr>
-        <w:t xml:space="preserve">Applied to the Ca²⁺ panels, the analysis returned an almost complete negative (Supplementary Table S7). The negative is informative where the analysis demonstrably worked: in SH-SY5Y at both doses and in K562 poly(A)+ mRNA, where positive controls were recovered at the high-confidence threshold, and less strongly in the TDP-43 knockdown of iPSC-derived motor neurons, where two were recovered under the permissive definition only. In K562 total RNA no positive control was recovered, and the three mouse comparisons have no conserved control, so the absence of calls there carries little information. Within the coverage, models and calling criteria used here, the only high-confidence unannotated change anywhere in the SOCE panel was the </w:t>
-      </w:r>
-      <w:r>
-        <w:rPr>
-          <w:i/>
-        </w:rPr>
-        <w:t>CBARP</w:t>
-      </w:r>
-      <w:r>
-        <w:rPr>
-          <w:i w:val="0"/>
-        </w:rPr>
-        <w:t xml:space="preserve"> junction in iPSC colonies, called there together with </w:t>
-      </w:r>
-      <w:r>
-        <w:rPr>
-          <w:i/>
-        </w:rPr>
-        <w:t>TRPM3</w:t>
-      </w:r>
-      <w:r>
-        <w:rPr>
-          <w:i w:val="0"/>
-        </w:rPr>
-        <w:t xml:space="preserve">; </w:t>
-      </w:r>
-      <w:r>
-        <w:rPr>
-          <w:i/>
-        </w:rPr>
-        <w:t>STIM1</w:t>
-      </w:r>
-      <w:r>
-        <w:rPr>
-          <w:i w:val="0"/>
-        </w:rPr>
+        <w:rPr/>
+        <w:t xml:space="preserve">Applied to the Ca²⁺ panels, the analysis returned an almost complete negative (Supplementary Table S7), which is informative where the analysis demonstrably worked: in SH-SY5Y at both doses and in K562 poly(A)+ mRNA, where positive controls were recovered at the stringent-filter threshold, and less strongly in the TDP-43 knockdown of iPSC-derived motor neurons, where two were recovered under the permissive definition only. In K562 total RNA no positive control was recovered, and the three mouse comparisons have no conserved control, so the absence of calls there carries little information. The only stringent-filter unannotated change anywhere in the nineteen-gene SOCE-associated set was the </w:t>
+      </w:r>
+      <w:r>
+        <w:rPr>
+          <w:i/>
+        </w:rPr>
+        <w:t xml:space="preserve">CBARP</w:t>
+      </w:r>
+      <w:r>
+        <w:rPr/>
+        <w:t xml:space="preserve"> junction in iPSC colonies (the core SOCE/TRP panel also carried one in </w:t>
+      </w:r>
+      <w:r>
+        <w:rPr>
+          <w:i/>
+        </w:rPr>
+        <w:t xml:space="preserve">TRPM3</w:t>
+      </w:r>
+      <w:r>
+        <w:rPr/>
+        <w:t xml:space="preserve"> in that comparison); </w:t>
+      </w:r>
+      <w:r>
+        <w:rPr>
+          <w:i/>
+        </w:rPr>
+        <w:t xml:space="preserve">STIM1</w:t>
+      </w:r>
+      <w:r>
+        <w:rPr/>
         <w:t xml:space="preserve">, </w:t>
       </w:r>
       <w:r>
         <w:rPr>
           <w:i/>
         </w:rPr>
-        <w:t>STIM2</w:t>
-      </w:r>
-      <w:r>
-        <w:rPr>
-          <w:i w:val="0"/>
-        </w:rPr>
+        <w:t xml:space="preserve">STIM2</w:t>
+      </w:r>
+      <w:r>
+        <w:rPr/>
         <w:t xml:space="preserve">, </w:t>
       </w:r>
       <w:r>
         <w:rPr>
           <w:i/>
         </w:rPr>
-        <w:t>ORAI1</w:t>
-      </w:r>
-      <w:r>
-        <w:rPr>
-          <w:i w:val="0"/>
-        </w:rPr>
+        <w:t xml:space="preserve">ORAI1</w:t>
+      </w:r>
+      <w:r>
+        <w:rPr/>
         <w:t xml:space="preserve">–3, </w:t>
       </w:r>
       <w:r>
         <w:rPr>
           <w:i/>
         </w:rPr>
-        <w:t>TRPC1</w:t>
-      </w:r>
-      <w:r>
-        <w:rPr>
-          <w:i w:val="0"/>
-        </w:rPr>
+        <w:t xml:space="preserve">TRPC1</w:t>
+      </w:r>
+      <w:r>
+        <w:rPr/>
         <w:t xml:space="preserve">, </w:t>
       </w:r>
       <w:r>
         <w:rPr>
           <w:i/>
         </w:rPr>
-        <w:t>SARAF</w:t>
-      </w:r>
-      <w:r>
-        <w:rPr>
-          <w:i w:val="0"/>
-        </w:rPr>
+        <w:t xml:space="preserve">SARAF</w:t>
+      </w:r>
+      <w:r>
+        <w:rPr/>
         <w:t xml:space="preserve">, </w:t>
       </w:r>
       <w:r>
         <w:rPr>
           <w:i/>
         </w:rPr>
-        <w:t>STIMATE</w:t>
-      </w:r>
-      <w:r>
-        <w:rPr>
-          <w:i w:val="0"/>
-        </w:rPr>
-        <w:t xml:space="preserve"> and the SERCA and mitochondrial uptake genes carried none in any comparison. That single call comes from the dataset whose null test produced 0.64 calls for every real call, so it is not evidence on its own, although the </w:t>
-      </w:r>
-      <w:r>
-        <w:rPr>
-          <w:i/>
-        </w:rPr>
-        <w:t>CBARP</w:t>
-      </w:r>
-      <w:r>
-        <w:rPr>
-          <w:i w:val="0"/>
-        </w:rPr>
-        <w:t xml:space="preserve"> junction is corroborated below. Permissive-tier and annotated-site events are detailed in Supplementary Table S7 and Figure S4B. This finding does not exclude lower-abundance or context-specific events, but it provides no support for a cryptic-splicing switch as the explanation for the within-plate Fura-2 difference.</w:t>
+        <w:t xml:space="preserve">STIMATE</w:t>
+      </w:r>
+      <w:r>
+        <w:rPr/>
+        <w:t xml:space="preserve"> and the SERCA and mitochondrial-uptake genes carried none in any comparison. That single call comes from the dataset whose null test produced 0.64 calls for every real call, so it is not evidence on its own, although the </w:t>
+      </w:r>
+      <w:r>
+        <w:rPr>
+          <w:i/>
+        </w:rPr>
+        <w:t xml:space="preserve">CBARP</w:t>
+      </w:r>
+      <w:r>
+        <w:rPr/>
+        <w:t xml:space="preserve"> junction is corroborated below. This finding does not exclude lower-abundance or context-specific events, but it provides no support for a cryptic-splicing switch as the explanation for the within-plate Fura-2 difference (permissive-tier and annotated-site events: Supplementary Table S7 and Figure S4B).</w:t>
       </w:r>
     </w:p>
     <w:p>
@@ -5262,164 +5438,38 @@
         <w:jc w:val="both"/>
       </w:pPr>
       <w:r>
-        <w:rPr>
-          <w:i w:val="0"/>
-        </w:rPr>
-        <w:t>What the annotation-free analysis did confirm were the annotated events.</w:t>
-      </w:r>
-      <w:r>
-        <w:rPr>
-          <w:i w:val="0"/>
-        </w:rPr>
-        <w:t xml:space="preserve"> </w:t>
-      </w:r>
-      <w:r>
-        <w:rPr>
-          <w:i/>
-          <w:iCs/>
-        </w:rPr>
-        <w:t>CBARP</w:t>
-      </w:r>
-      <w:r>
-        <w:rPr>
-          <w:i w:val="0"/>
-          <w:iCs/>
-        </w:rPr>
-        <w:t xml:space="preserve"> showed the largest local change of any SOCE gene in SH-SY5Y, in the junction from exon 4 to the alternative 3′ splice site (ΔPSI +0.74</w:t>
-      </w:r>
-      <w:r>
-        <w:t xml:space="preserve"/>
-      </w:r>
-      <w:r>
-        <w:rPr>
-          <w:i w:val="0"/>
-        </w:rPr>
-        <w:t xml:space="preserve">, 95% CI +0.51 to +0.83, q = 2.7 × 10⁻¹²; +0.76, q = 5.6 × 10⁻¹⁷ in the regtools set), and one arm of the </w:t>
-      </w:r>
-      <w:r>
-        <w:rPr>
-          <w:i/>
-        </w:rPr>
-        <w:t>CBARP</w:t>
-      </w:r>
-      <w:r>
-        <w:rPr>
-          <w:i w:val="0"/>
-        </w:rPr>
-        <w:t xml:space="preserve"> event uses a splice site absent from the annotation (Supplementary Figure S3).</w:t>
-      </w:r>
-      <w:r>
-        <w:t xml:space="preserve"/>
-      </w:r>
-      <w:r>
-        <w:rPr>
-          <w:i/>
-          <w:iCs/>
-        </w:rPr>
-        <w:t xml:space="preserve"/>
-      </w:r>
-      <w:r>
-        <w:t xml:space="preserve"/>
-      </w:r>
-      <w:r>
-        <w:rPr>
-          <w:i w:val="0"/>
-        </w:rPr>
-        <w:t xml:space="preserve"> This is the third method, after rMATS with</w:t>
-      </w:r>
-      <w:r>
-        <w:rPr>
-          <w:i w:val="0"/>
-        </w:rPr>
-        <w:t xml:space="preserve"> </w:t>
-      </w:r>
-      <w:r>
-        <w:rPr>
-          <w:rStyle w:val="VerbatimChar"/>
-          <w:i w:val="0"/>
-        </w:rPr>
-        <w:t>--novelSS</w:t>
-      </w:r>
-      <w:r>
-        <w:rPr>
-          <w:i w:val="0"/>
-        </w:rPr>
-        <w:t xml:space="preserve"> </w:t>
-      </w:r>
-      <w:r>
-        <w:rPr>
-          <w:i w:val="0"/>
-        </w:rPr>
-        <w:t>and LeafCutter, to converge on this locus; isoform-level testing did not detect a</w:t>
-      </w:r>
-      <w:r>
-        <w:rPr>
-          <w:i w:val="0"/>
-        </w:rPr>
-        <w:t xml:space="preserve"> </w:t>
-      </w:r>
-      <w:r>
-        <w:rPr>
-          <w:i/>
-          <w:iCs/>
-        </w:rPr>
-        <w:t>CBARP</w:t>
-      </w:r>
-      <w:r>
-        <w:rPr>
-          <w:i w:val="0"/>
-        </w:rPr>
-        <w:t xml:space="preserve"> </w:t>
-      </w:r>
-      <w:r>
-        <w:rPr>
-          <w:i w:val="0"/>
-        </w:rPr>
-        <w:t>isoform switch (IsoformSwitchAnalyzeR gene-level q = 0.12; DRIMSeq q = 0.34). The same unannotated</w:t>
-      </w:r>
-      <w:r>
-        <w:rPr>
-          <w:i w:val="0"/>
-        </w:rPr>
-        <w:t xml:space="preserve"> </w:t>
-      </w:r>
-      <w:r>
-        <w:rPr>
-          <w:i/>
-          <w:iCs/>
-        </w:rPr>
-        <w:t>CBARP</w:t>
-      </w:r>
-      <w:r>
-        <w:rPr>
-          <w:i w:val="0"/>
-        </w:rPr>
-        <w:t xml:space="preserve"> </w:t>
-      </w:r>
-      <w:r>
-        <w:rPr>
-          <w:i w:val="0"/>
-        </w:rPr>
-        <w:t>splice site was recovered independently in iPSC colonies (ΔPSI +0.33, q = 4.3 × 10⁻¹⁶, 201 versus 137 reads), where it met the cryptic criteria outright.</w:t>
-      </w:r>
-      <w:r>
-        <w:rPr>
-          <w:i w:val="0"/>
-        </w:rPr>
-        <w:t xml:space="preserve"> </w:t>
-      </w:r>
-      <w:r>
-        <w:rPr>
-          <w:i/>
-          <w:iCs/>
-        </w:rPr>
-        <w:t>ORAI2</w:t>
-      </w:r>
-      <w:r>
-        <w:rPr>
-          <w:i w:val="0"/>
-        </w:rPr>
-        <w:t>, the most abundant ORAI-family gene in the transcript estimates, showed a change of +0.16 (q = 1.9 × 10⁻³) in the mapping-quality-filtered set and +0.15 (q = 0.087) in the unfiltered set; the two extraction methods therefore provide unequal support.</w:t>
+        <w:rPr/>
+        <w:t xml:space="preserve">Separately from the genome-wide candidate list, the </w:t>
+      </w:r>
+      <w:r>
+        <w:rPr>
+          <w:i/>
+        </w:rPr>
+        <w:t xml:space="preserve">CBARP</w:t>
+      </w:r>
+      <w:r>
+        <w:rPr/>
+        <w:t xml:space="preserve"> junction was evaluated directly at junction level in the two human models. In SH-SY5Y it showed the largest local change of any gene of the nineteen-gene SOCE-associated set, in the junction from exon 4 to the alternative 3′ splice site (ΔPSI +0.74, 95% CI +0.51 to +0.83, q = 2.7 × 10⁻¹²; +0.76, q = 5.6 × 10⁻¹⁷ in the regtools set), and one arm of the event uses a splice site absent from the annotation (Supplementary Figure S3). This is the third analysis of the same libraries, after rMATS with --novelSS and LeafCutter, to identify this locus; isoform-level testing did not detect a </w:t>
+      </w:r>
+      <w:r>
+        <w:rPr>
+          <w:i/>
+        </w:rPr>
+        <w:t xml:space="preserve">CBARP</w:t>
+      </w:r>
+      <w:r>
+        <w:rPr/>
+        <w:t xml:space="preserve"> isoform switch (IsoformSwitchAnalyzeR gene-level q = 0.12; DRIMSeq q = 0.34). The same unannotated splice site was also found in the iPSC colonies (ΔPSI +0.33, q = 4.3 × 10⁻¹⁶, 201 versus 137 reads), where it met the cryptic criteria outright. </w:t>
+      </w:r>
+      <w:r>
+        <w:rPr>
+          <w:i/>
+        </w:rPr>
+        <w:t xml:space="preserve">ORAI2</w:t>
+      </w:r>
+      <w:r>
+        <w:rPr/>
+        <w:t xml:space="preserve">, the most abundant ORAI-family gene, showed +0.16 (q = 1.9 × 10⁻³) in the mapping-quality-filtered set and +0.15 (q = 0.087) in the unfiltered set, so the two extraction methods provide unequal support.</w:t>
       </w:r>
     </w:p>
     <w:p>
@@ -5428,58 +5478,115 @@
         <w:jc w:val="both"/>
       </w:pPr>
       <w:r>
+        <w:rPr/>
+        <w:t xml:space="preserve">One specific mechanism could be tested directly. Inclusion of a 24-nucleotide exon in the STIM–ORAI activating region (SOAR) converts </w:t>
+      </w:r>
+      <w:r>
+        <w:rPr>
+          <w:i/>
+        </w:rPr>
+        <w:t xml:space="preserve">STIM2</w:t>
+      </w:r>
+      <w:r>
+        <w:rPr/>
+        <w:t xml:space="preserve"> into </w:t>
+      </w:r>
+      <w:r>
+        <w:rPr>
+          <w:i/>
+        </w:rPr>
+        <w:t xml:space="preserve">STIM2</w:t>
+      </w:r>
+      <w:r>
+        <w:rPr/>
+        <w:t xml:space="preserve">.1 (</w:t>
+      </w:r>
+      <w:r>
+        <w:rPr>
+          <w:i/>
+        </w:rPr>
+        <w:t xml:space="preserve">STIM2</w:t>
+      </w:r>
+      <w:r>
+        <w:rPr/>
+        <w:t xml:space="preserve">β), an isoform that inhibits SOCE </w:t>
+      </w:r>
+      <w:r>
+        <w:fldChar w:fldCharType="begin"/>
+      </w:r>
+      <w:r>
+        <w:instrText xml:space="preserve"> ADDIN ZOTERO_ITEM CSL_CITATION {"citationID":"3phUlMNy","properties":{"formattedCitation":"(Miederer et al., 2015; Rana et al., 2015)","plainCitation":"(Miederer et al., 2015; Rana et al., 2015)","noteIndex":0},"citationItems":[{"id":855,"uris":["http://zotero.org/users/local/9j0F5ae7/items/94YKDYSM"],"itemData":{"id":855,"type":"article-journal","title":"A STIM2 splice variant negatively regulates store-operated calcium entry","author":[{"family":"Miederer","given":"Anna-Maria"},{"family":"Alansary","given":"Dalia"},{"family":"Schwär","given":"Gertrud"},{"family":"Lee","given":"Po-Hsien"},{"family":"Jung","given":"Martin"},{"family":"Helms","given":"Volkhard"},{"family":"Niemeyer","given":"Barbara A."}],"issued":{"date-parts":[[2015]]},"container-title":"Nature Communications","volume":"6","issue":"1","DOI":"10.1038/ncomms7899","URL":"https://doi.org/10.1038/ncomms7899"}},{"id":858,"uris":["http://zotero.org/users/local/9j0F5ae7/items/RDCBSAN4"],"itemData":{"id":858,"type":"article-journal","title":"Alternative splicing converts STIM2 from an activator to an inhibitor of store-operated calcium channels","author":[{"family":"Rana","given":"Anshul"},{"family":"Yen","given":"Michelle"},{"family":"Sadaghiani","given":"Amir Masoud"},{"family":"Malmersjö","given":"Seth"},{"family":"Park","given":"Chan Young"},{"family":"Dolmetsch","given":"Ricardo E."},{"family":"Lewis","given":"Richard S."}],"issued":{"date-parts":[[2015]]},"container-title":"Journal of Cell Biology","volume":"209","issue":"5","page":"653-670","DOI":"10.1083/jcb.201412060","URL":"https://doi.org/10.1083/jcb.201412060"}}],"schema":"https://github.com/citation-style-language/schema/raw/master/csl-citation.json"} </w:instrText>
+      </w:r>
+      <w:r>
+        <w:fldChar w:fldCharType="separate"/>
+      </w:r>
+      <w:r>
         <w:rPr>
           <w:i w:val="0"/>
         </w:rPr>
-        <w:t xml:space="preserve">One specific mechanism could be tested directly. Inclusion of a 24-nucleotide exon in the STIM–ORAI activating region (SOAR) converts </w:t>
-      </w:r>
-      <w:r>
-        <w:rPr>
-          <w:i/>
-        </w:rPr>
-        <w:t>STIM2</w:t>
-      </w:r>
-      <w:r>
-        <w:rPr>
-          <w:i w:val="0"/>
-        </w:rPr>
-        <w:t xml:space="preserve"> into </w:t>
-      </w:r>
-      <w:r>
-        <w:rPr>
-          <w:i/>
-        </w:rPr>
-        <w:t>STIM2</w:t>
-      </w:r>
-      <w:r>
-        <w:rPr>
-          <w:i w:val="0"/>
-        </w:rPr>
-        <w:t xml:space="preserve">.1 (STIM2β), an isoform that inhibits SOCE </w:t>
+        <w:t>(Miederer et al., 2015; Rana et al., 2015)</w:t>
+      </w:r>
+      <w:r>
+        <w:fldChar w:fldCharType="end"/>
+      </w:r>
+      <w:r>
+        <w:rPr/>
+        <w:t xml:space="preserve">, so increased inclusion upon TDP-43 loss would be a simple route to reduced entry. Measured as an rMATS event, inclusion was higher in knockdown in five of six datasets, but the fixed-effect meta-analysis estimate was negligible (pooled ΔPSI +0.0013, 95% CI −0.022 to +0.024; p = 0.914; Figure 4B; Supplementary Table S15). The three mouse datasets carry 86% of the weight, but the human datasets alone give the same answer (+0.031, 95% CI −0.030 to +0.091; p = 0.32), and the estimates are not heterogeneous (Cochran’s Q = 4.84, 5 df, p = 0.44; I² = 0%). The pooled estimate is a fixed-effect summary across species and cell models, not an equivalence test, and it does not exclude an effect in a single model. At junction level, both flanks of the exon (chr4:27,007,983–27,008,006 in humans) were considered: sixteen flanking-junction records were measurable across seven TDP-43 comparisons and the FUS/TAF15 controls, and direction was positive in six TDP-43 comparisons and negative in C2C12 (Supplementary Table S13). The downstream estimate was +0.149 in SH-SY5Y at 75 ng/mL (q = 0.033, 20 versus 3 reads), +0.116 at 25 ng/mL (q = 0.14) and +0.020 in iPSC colonies (q = 0.82; 441 versus 281 reads), and it exceeds the rMATS estimate for the same exon (+0.149 versus +0.059) because rMATS combines both flanks and normalises by effective length. These junction summaries do not alter the separately computed rMATS meta-analysis, which did not detect a shared shift.</w:t>
+      </w:r>
+    </w:p>
+    <w:bookmarkEnd w:id="32"/>
+    <w:bookmarkStart w:id="33" w:name="X95f51b20e2575a9f68bf5a1f46ea9d9988a1c39"/>
+    <w:bookmarkEnd w:id="33"/>
+    <w:bookmarkStart w:id="34" w:name="Xd92f2e170b5d70e8565fd0fd77df5724ed2003e"/>
+    <w:p>
+      <w:pPr>
+        <w:pStyle w:val="Heading3"/>
+        <w:rPr>
+          <w:b w:val="1"/>
+        </w:rPr>
+        <w:jc w:val="left"/>
+      </w:pPr>
+      <w:r>
+        <w:rPr>
+          <w:b w:val="1"/>
+        </w:rPr>
+        <w:t xml:space="preserve">3.6 APA, NMD and outlier screens yield candidates but no confirmed event in the core SOCE-pathway genes</w:t>
+      </w:r>
+    </w:p>
+    <w:p>
+      <w:pPr>
+        <w:pStyle w:val="FirstParagraph"/>
+        <w:jc w:val="both"/>
+      </w:pPr>
+      <w:r>
+        <w:t xml:space="preserve">Cryptic polyadenylation accounts for a substantial part of TDP-43-dependent RNA processing </w:t>
       </w:r>
       <w:r>
         <w:fldChar w:fldCharType="begin"/>
       </w:r>
       <w:r>
-        <w:instrText xml:space="preserve"> ADDIN ZOTERO_ITEM CSL_CITATION {"citationID":"3phUlMNy","properties":{"formattedCitation":"(Miederer et al., 2015; Rana et al., 2015)","plainCitation":"(Miederer et al., 2015; Rana et al., 2015)","noteIndex":0},"citationItems":[{"id":855,"uris":["http://zotero.org/users/local/9j0F5ae7/items/94YKDYSM"],"itemData":{"id":855,"type":"article-journal","title":"A STIM2 splice variant negatively regulates store-operated calcium entry","author":[{"family":"Miederer","given":"Anna-Maria"},{"family":"Alansary","given":"Dalia"},{"family":"Schwär","given":"Gertrud"},{"family":"Lee","given":"Po-Hsien"},{"family":"Jung","given":"Martin"},{"family":"Helms","given":"Volkhard"},{"family":"Niemeyer","given":"Barbara A."}],"issued":{"date-parts":[[2015]]},"container-title":"Nature Communications","volume":"6","issue":"1","DOI":"10.1038/ncomms7899","URL":"https://doi.org/10.1038/ncomms7899"}},{"id":858,"uris":["http://zotero.org/users/local/9j0F5ae7/items/RDCBSAN4"],"itemData":{"id":858,"type":"article-journal","title":"Alternative splicing converts STIM2 from an activator to an inhibitor of store-operated calcium channels","author":[{"family":"Rana","given":"Anshul"},{"family":"Yen","given":"Michelle"},{"family":"Sadaghiani","given":"Amir Masoud"},{"family":"Malmersjö","given":"Seth"},{"family":"Park","given":"Chan Young"},{"family":"Dolmetsch","given":"Ricardo E."},{"family":"Lewis","given":"Richard S."}],"issued":{"date-parts":[[2015]]},"container-title":"Journal of Cell Biology","volume":"209","issue":"5","page":"653-670","DOI":"10.1083/jcb.201412060","URL":"https://doi.org/10.1083/jcb.201412060"}}],"schema":"https://github.com/citation-style-language/schema/raw/master/csl-citation.json"} </w:instrText>
+        <w:instrText xml:space="preserve"> ADDIN ZOTERO_ITEM CSL_CITATION {"citationID":"WWo6sEZw","properties":{"formattedCitation":"(Bryce-Smith et al., 2025)","plainCitation":"(Bryce-Smith et al., 2025)","noteIndex":0},"citationItems":[{"id":592,"uris":["http://zotero.org/users/local/9j0F5ae7/items/7NHLFNTV"],"itemData":{"id":592,"type":"article-journal","title":"TDP-43 loss induces cryptic polyadenylation in ALS/FTD","author":[{"family":"Bryce-Smith","given":"Sam"},{"family":"Brown","given":"Anna-Leigh"},{"family":"Chien","given":"Max Z. Y. J."},{"family":"Dattilo","given":"Dario"},{"family":"Mehta","given":"Puja R."},{"family":"Mattedi","given":"Francesca"},{"family":"Barattucci","given":"Simone"},{"family":"Mikheenko","given":"Alla"},{"family":"Zanovello","given":"Matteo"},{"family":"Pellegrini","given":"Flaminia"},{"family":"El-Agamy","given":"Sara Emad"},{"family":"Yome","given":"Matthew"},{"family":"Kargbo-Hill","given":"Sarah E."},{"family":"Qi","given":"Yue A."},{"family":"Sun","given":"Kai"},{"family":"Ryadnov","given":"Eugeni"},{"family":"Wan","given":"Yixuan"},{"family":"NYGC ALS Consortium","given":""},{"family":"Phatnani","given":"Hemali"},{"family":"Kwan","given":"Justin"},{"family":"Sareen","given":"Dhruv"},{"family":"Broach","given":"James R."},{"family":"Simmons","given":"Zachary"},{"family":"Arcila-Londono","given":"Ximena"},{"family":"Lee","given":"Edward B."},{"family":"Van Deerlin","given":"Vivianna M."},{"family":"Shneider","given":"Neil A."},{"family":"Fraenkel","given":"Ernest"},{"family":"Ostrow","given":"Lyle W."},{"family":"Baas","given":"Frank"},{"family":"Zaitlen","given":"Noah"},{"family":"Berry","given":"James D."},{"family":"Malaspina","given":"Andrea"},{"family":"Cox","given":"Gregory A."},{"family":"Thompson","given":"Leslie M."},{"family":"Finkbeiner","given":"Steve"},{"family":"Dardiotis","given":"Efthimios"},{"family":"Miller","given":"Timothy M."},{"family":"Chandran","given":"Siddharthan"},{"family":"Pal","given":"Suvankar"},{"family":"Hornstein","given":"Eran"},{"family":"MacGowan","given":"Daniel J."},{"family":"Heiman-Patterson","given":"Terry"},{"family":"Hammell","given":"Molly G."},{"family":"Patsopoulos","given":"Nikolaos. A."},{"family":"Dubnau","given":"Joshua"},{"family":"Nath","given":"Avindra"},{"family":"Bowser","given":"Robert"},{"family":"Harms","given":"Matthew"},{"family":"Aronica","given":"Eleonora"},{"family":"Poss","given":"Mary"},{"family":"Phillips-Cremins","given":"Jennifer"},{"family":"Crary","given":"John"},{"family":"Atassi","given":"Nazem"},{"family":"Lange","given":"Dale J."},{"family":"Adams","given":"Darius J."},{"family":"Stefanis","given":"Leonidas"},{"family":"Gotkine","given":"Marc"},{"family":"Baloh","given":"Robert H."},{"family":"Babu","given":"Suma"},{"family":"Paganoni","given":"Sabrina"},{"family":"Shalem","given":"Ophir"},{"family":"Smith","given":"Colin"},{"family":"Zhang","given":"Bin"},{"family":"Kwan","given":"Justin"},{"family":"Blanchard","given":"Thomas"},{"family":"Harris","given":"Brent"},{"family":"Broce","given":"Iris"},{"family":"Drory","given":"Vivian"},{"family":"Ravits","given":"John"},{"family":"McMillan","given":"Corey"},{"family":"Menon","given":"Vilas"},{"family":"Wu","given":"Lani"},{"family":"Altschuler","given":"Steven"},{"family":"Lerner","given":"Yossef"},{"family":"Sattler","given":"Rita"},{"family":"Van Keuren-Jensen","given":"Kendall"},{"family":"Rozenblatt-Rosen","given":"Orit"},{"family":"Lindblad-Toh","given":"Kerstin"},{"family":"Nicholson","given":"Katharine"},{"family":"Gregersen","given":"Peter"},{"family":"Lee","given":"Jeong-Ho"},{"family":"Butovsky","given":"Oleg"},{"family":"Brauer","given":"Matt"},{"family":"Nickerson","given":"Tara"},{"family":"Biswas","given":"Shameek"},{"family":"Wilson","given":"Kimberly A."},{"family":"Koks","given":"Sulev"},{"family":"Muljo","given":"Stephen"},{"family":"Traynor","given":"Bryan J."},{"family":"Moccia","given":"Robert"},{"family":"Cheng","given":"Seng"},{"family":"Deubler","given":"Andrew"},{"family":"Coppola","given":"Giovanni"},{"family":"Atwal","given":"Mickey"},{"family":"Cantor","given":"Michael"},{"family":"Salerno","given":"William"},{"family":"Stahl","given":"Eli"},{"family":"Anderson","given":"Matt"},{"family":"Frendewey","given":"David"},{"family":"Koller","given":"Daphne"},{"family":"Rozenman","given":"Mary"},{"family":"Vargas","given":"Jose Norberto S."},{"family":"Birsa","given":"Nicol"},{"family":"Raj","given":"Towfique"},{"family":"Humphrey","given":"Jack"},{"family":"Keuss","given":"Matthew"},{"family":"Wilkins","given":"Oscar G."},{"family":"Ward","given":"Michael"},{"family":"Secrier","given":"Maria"},{"family":"Fratta","given":"Pietro"}],"issued":{"date-parts":[[2025]]},"container-title":"Nature Neuroscience","volume":"28","issue":"11","page":"2190-2200","DOI":"10.1038/s41593-025-02050-w","URL":"https://www.nature.com/articles/s41593-025-02050-w"}}],"schema":"https://github.com/citation-style-language/schema/raw/master/csl-citation.json"} </w:instrText>
       </w:r>
       <w:r>
         <w:fldChar w:fldCharType="separate"/>
       </w:r>
       <w:r>
-        <w:rPr>
-          <w:i w:val="0"/>
-        </w:rPr>
-        <w:t>(Miederer et al., 2015; Rana et al., 2015)</w:t>
+        <w:t>(Bryce-Smith et al., 2025)</w:t>
       </w:r>
       <w:r>
         <w:fldChar w:fldCharType="end"/>
       </w:r>
       <w:r>
-        <w:rPr>
-          <w:i w:val="0"/>
-        </w:rPr>
-        <w:t>, so increased inclusion upon TDP-43 loss would be a simple route to reduced entry. Measured as an rMATS event, inclusion was higher in knockdown in five of six datasets, but the fixed-effect meta-analysis estimate was negligible (pooled ΔPSI +0.0013, 95% CI −0.022 to +0.024; p = 0.914; Figure 4B; Supplementary Table S15). The three mouse datasets carry 86% of the weight, but the human datasets alone give the same answer (+0.031, 95% CI −0.030 to +0.091; p = 0.32), and the estimates are not heterogeneous (Cochran’s Q = 4.84, 5 df, p = 0.44; I² = 0%). At junction level, both flanks of the exon (chr4:27,007,983–27,008,006 in humans) were considered. Sixteen flanking-junction records were measurable across seven TDP-43 comparisons and the FUS/TAF15 controls; direction was positive in six TDP-43 comparisons and negative in C2C12. The human downstream estimates included ΔPSI +0.149 in SH-SY5Y at 75 ng/mL (q = 0.033, 20 versus 3 reads), +0.116 at 25 ng/mL (q = 0.14) and +0.020 in iPSC colonies (q = 0.82), the best-powered comparison with 441 versus 281 reads (Supplementary Table S13). The junction-level estimate is larger than the rMATS estimate for the same exon in the same libraries (+0.149 versus +0.059; Supplementary Table S15) because rMATS combines both flanking junctions and normalises by effective length, whereas the junction-level PSI is the share of the single downstream junction among junctions sharing the downstream acceptor. In C2C12, the upstream and downstream estimates were −0.026 and −0.019 (q = 0.54 and 0.76); in NSC34 they were +0.021 and +0.031 (q = 0.73 and 0.50). These junction summaries do not alter the independently computed rMATS meta-analysis, which did not detect a shared shift.</w:t>
+        <w:t xml:space="preserve">. The truncated </w:t>
+      </w:r>
+      <w:r>
+        <w:rPr>
+          <w:i/>
+        </w:rPr>
+        <w:t xml:space="preserve">STMN2</w:t>
+      </w:r>
+      <w:r>
+        <w:t xml:space="preserve"> transcript is generated this way, but APA had not been assessed for the Ca²⁺ gene set. We measured it from coverage, as the 5′ share of the two ends of each intron (an intronic polyadenylation index) and as the distal share of each terminal exon (a 3′UTR usage index), across the 696 qualifying genes of the expanded Ca²⁺ panel and the cryptic positive controls (Methods 2.7; Supplementary Figure S6A; Supplementary Table S11).</w:t>
       </w:r>
     </w:p>
     <w:p>
@@ -5489,11 +5596,323 @@
       </w:pPr>
       <w:r>
         <w:rPr/>
-        <w:t>An outlier-based method, FRASER, returned no genome-wide significant outlier and no difference in per-sample outlier burden between depleted and control libraries. The small cohort and predominance of depleted samples limit interpretation of this result (Supplementary Results 1).</w:t>
+        <w:t xml:space="preserve">In the primary SH-SY5Y model the positive control responded only moderately: the </w:t>
+      </w:r>
+      <w:r>
+        <w:rPr>
+          <w:i/>
+        </w:rPr>
+        <w:t xml:space="preserve">STMN2</w:t>
+      </w:r>
+      <w:r>
+        <w:rPr/>
+        <w:t xml:space="preserve"> intronic index shifted by +0.145 over all six libraries (bootstrap 95% CI +0.085 to +0.205; Supplementary Results 3). Among the depth-qualified units of the nineteen-gene SOCE-associated set, two intronic units showed moderate decreases (</w:t>
+      </w:r>
+      <w:r>
+        <w:rPr>
+          <w:i/>
+        </w:rPr>
+        <w:t xml:space="preserve">STIM1</w:t>
+      </w:r>
+      <w:r>
+        <w:rPr/>
+        <w:t xml:space="preserve"> intron 17, Δ = −0.173, 95% CI −0.233 to −0.123; </w:t>
+      </w:r>
+      <w:r>
+        <w:rPr>
+          <w:i/>
+        </w:rPr>
+        <w:t xml:space="preserve">STIM2</w:t>
+      </w:r>
+      <w:r>
+        <w:rPr/>
+        <w:t xml:space="preserve"> intron 13, Δ = −0.156, −0.239 to −0.037). Neither is independent of the splicing results: the 5′ window of the </w:t>
+      </w:r>
+      <w:r>
+        <w:rPr>
+          <w:i/>
+        </w:rPr>
+        <w:t xml:space="preserve">STIM2</w:t>
+      </w:r>
+      <w:r>
+        <w:rPr/>
+        <w:t xml:space="preserve"> unit contains the alternatively spliced 119-bp </w:t>
+      </w:r>
+      <w:r>
+        <w:rPr>
+          <w:i/>
+        </w:rPr>
+        <w:t xml:space="preserve">STIM2</w:t>
+      </w:r>
+      <w:r>
+        <w:rPr/>
+        <w:t xml:space="preserve"> exon of Table 3, and the </w:t>
+      </w:r>
+      <w:r>
+        <w:rPr>
+          <w:i/>
+        </w:rPr>
+        <w:t xml:space="preserve">STIM1</w:t>
+      </w:r>
+      <w:r>
+        <w:rPr/>
+        <w:t xml:space="preserve"> unit is the intron immediately upstream of the alternatively included </w:t>
+      </w:r>
+      <w:r>
+        <w:rPr>
+          <w:i/>
+        </w:rPr>
+        <w:t xml:space="preserve">STIM1</w:t>
+      </w:r>
+      <w:r>
+        <w:rPr/>
+        <w:t xml:space="preserve"> exon of Table 3. Both are candidate coverage gradients rather than localised poly(A) sites. No index change of 0.05 or more was found for </w:t>
+      </w:r>
+      <w:r>
+        <w:rPr>
+          <w:i/>
+        </w:rPr>
+        <w:t xml:space="preserve">ORAI1</w:t>
+      </w:r>
+      <w:r>
+        <w:rPr/>
+        <w:t xml:space="preserve">–3, </w:t>
+      </w:r>
+      <w:r>
+        <w:rPr>
+          <w:i/>
+        </w:rPr>
+        <w:t xml:space="preserve">TRPC1</w:t>
+      </w:r>
+      <w:r>
+        <w:rPr/>
+        <w:t xml:space="preserve">, </w:t>
+      </w:r>
+      <w:r>
+        <w:rPr>
+          <w:i/>
+        </w:rPr>
+        <w:t xml:space="preserve">SARAF</w:t>
+      </w:r>
+      <w:r>
+        <w:rPr/>
+        <w:t xml:space="preserve">, </w:t>
+      </w:r>
+      <w:r>
+        <w:rPr>
+          <w:i/>
+        </w:rPr>
+        <w:t xml:space="preserve">STIMATE</w:t>
+      </w:r>
+      <w:r>
+        <w:rPr/>
+        <w:t xml:space="preserve">, </w:t>
+      </w:r>
+      <w:r>
+        <w:rPr>
+          <w:i/>
+        </w:rPr>
+        <w:t xml:space="preserve">CBARP</w:t>
+      </w:r>
+      <w:r>
+        <w:rPr/>
+        <w:t xml:space="preserve"> or the SERCA genes, and three terminal-exon units outside this set also excluded zero (</w:t>
+      </w:r>
+      <w:r>
+        <w:rPr>
+          <w:i/>
+        </w:rPr>
+        <w:t xml:space="preserve">ITPR3</w:t>
+      </w:r>
+      <w:r>
+        <w:rPr/>
+        <w:t xml:space="preserve">, −0.152; </w:t>
+      </w:r>
+      <w:r>
+        <w:rPr>
+          <w:i/>
+        </w:rPr>
+        <w:t xml:space="preserve">MICU3</w:t>
+      </w:r>
+      <w:r>
+        <w:rPr/>
+        <w:t xml:space="preserve">, +0.097; </w:t>
+      </w:r>
+      <w:r>
+        <w:rPr>
+          <w:i/>
+        </w:rPr>
+        <w:t xml:space="preserve">ITPR1</w:t>
+      </w:r>
+      <w:r>
+        <w:rPr/>
+        <w:t xml:space="preserve">, −0.055; Supplementary Results 3). Because the control responded only moderately, absence of a signal is not evidence that a gene is spared.</w:t>
       </w:r>
     </w:p>
-    <w:bookmarkEnd w:id="32"/>
-    <w:bookmarkStart w:id="33" w:name="X95f51b20e2575a9f68bf5a1f46ea9d9988a1c39"/>
+    <w:p>
+      <w:pPr>
+        <w:pStyle w:val="BodyText"/>
+        <w:jc w:val="both"/>
+      </w:pPr>
+      <w:r>
+        <w:rPr/>
+        <w:t xml:space="preserve">The analysis was repeated in the iPSC-derived motor neurons, where 59 units in 29 genes passed the depth filter and the positive control behaved as intended: the index of </w:t>
+      </w:r>
+      <w:r>
+        <w:rPr>
+          <w:i/>
+        </w:rPr>
+        <w:t xml:space="preserve">STMN2</w:t>
+      </w:r>
+      <w:r>
+        <w:rPr/>
+        <w:t xml:space="preserve"> intron 2, which contains cryptic exon 2a, rose from 0.570 in controls to 0.819 in knockdown (Δ = +0.249, interval +0.208 to +0.290). Genes of the SOCE-associated set showed only small shifts, the largest being </w:t>
+      </w:r>
+      <w:r>
+        <w:rPr>
+          <w:i/>
+        </w:rPr>
+        <w:t xml:space="preserve">ATP2A2</w:t>
+      </w:r>
+      <w:r>
+        <w:rPr/>
+        <w:t xml:space="preserve"> intron 3 (−0.164) and, below 0.10, </w:t>
+      </w:r>
+      <w:r>
+        <w:rPr>
+          <w:i/>
+        </w:rPr>
+        <w:t xml:space="preserve">SARAF</w:t>
+      </w:r>
+      <w:r>
+        <w:rPr/>
+        <w:t xml:space="preserve"> intron 5 (+0.097), </w:t>
+      </w:r>
+      <w:r>
+        <w:rPr>
+          <w:i/>
+        </w:rPr>
+        <w:t xml:space="preserve">TRPC1</w:t>
+      </w:r>
+      <w:r>
+        <w:rPr/>
+        <w:t xml:space="preserve"> intron 1 (+0.083) and the </w:t>
+      </w:r>
+      <w:r>
+        <w:rPr>
+          <w:i/>
+        </w:rPr>
+        <w:t xml:space="preserve">STIM2</w:t>
+      </w:r>
+      <w:r>
+        <w:rPr/>
+        <w:t xml:space="preserve"> terminal exon (−0.074); with n = 2 per group the enumerated bootstrap intervals are coarse (Supplementary Results 3).</w:t>
+      </w:r>
+    </w:p>
+    <w:p>
+      <w:pPr>
+        <w:pStyle w:val="BodyText"/>
+        <w:jc w:val="both"/>
+      </w:pPr>
+      <w:r>
+        <w:rPr/>
+        <w:t xml:space="preserve">In the two mouse lines (74 qualifying units in C2C12 and 131 in NSC34) no positive control is available because the </w:t>
+      </w:r>
+      <w:r>
+        <w:rPr>
+          <w:i/>
+        </w:rPr>
+        <w:t xml:space="preserve">STMN2</w:t>
+      </w:r>
+      <w:r>
+        <w:rPr/>
+        <w:t xml:space="preserve"> cryptic polyadenylation site is absent from the mouse gene </w:t>
+      </w:r>
+      <w:r>
+        <w:fldChar w:fldCharType="begin"/>
+      </w:r>
+      <w:r>
+        <w:instrText xml:space="preserve"> ADDIN ZOTERO_ITEM CSL_CITATION {"citationID":"V5ndP5X8","properties":{"formattedCitation":"(Melamed et al., 2019)","plainCitation":"(Melamed et al., 2019)","noteIndex":0},"citationItems":[{"id":698,"uris":["http://zotero.org/users/local/9j0F5ae7/items/5E8X6UCK"],"itemData":{"id":698,"type":"article-journal","title":"Premature polyadenylation-mediated loss of stathmin-2 is a hallmark of TDP-43-dependent neurodegeneration","author":[{"family":"Melamed","given":"Ze’ev"},{"family":"López-Erauskin","given":"Jone"},{"family":"Baughn","given":"Michael W."},{"family":"Zhang","given":"Ouyang"},{"family":"Drenner","given":"Kevin"},{"family":"Sun","given":"Ying"},{"family":"Freyermuth","given":"Fernande"},{"family":"McMahon","given":"Moira A."},{"family":"Beccari","given":"Melinda S."},{"family":"Artates","given":"Jon W."},{"family":"Ohkubo","given":"Takuya"},{"family":"Rodriguez","given":"Maria"},{"family":"Lin","given":"Nianwei"},{"family":"Wu","given":"Dongmei"},{"family":"Bennett","given":"C. Frank"},{"family":"Rigo","given":"Frank"},{"family":"Da Cruz","given":"Sandrine"},{"family":"Ravits","given":"John"},{"family":"Lagier-Tourenne","given":"Clotilde"},{"family":"Cleveland","given":"Don W."}],"issued":{"date-parts":[[2019]]},"container-title":"Nature Neuroscience","volume":"22","issue":"2","page":"180-190","DOI":"10.1038/s41593-018-0293-z","URL":"https://www.nature.com/articles/s41593-018-0293-z"}}],"schema":"https://github.com/citation-style-language/schema/raw/master/csl-citation.json"} </w:instrText>
+      </w:r>
+      <w:r>
+        <w:fldChar w:fldCharType="separate"/>
+      </w:r>
+      <w:r>
+        <w:rPr>
+          <w:i w:val="0"/>
+        </w:rPr>
+        <w:t>(Melamed et al., 2019)</w:t>
+      </w:r>
+      <w:r>
+        <w:fldChar w:fldCharType="end"/>
+      </w:r>
+      <w:r>
+        <w:rPr/>
+        <w:t xml:space="preserve">, so negative results have limited interpretability. No unit of the SOCE-associated set exceeded |Δ| = 0.30. Units labelled intron 5 at the human </w:t>
+      </w:r>
+      <w:r>
+        <w:rPr>
+          <w:i/>
+        </w:rPr>
+        <w:t xml:space="preserve">SARAF</w:t>
+      </w:r>
+      <w:r>
+        <w:rPr/>
+        <w:t xml:space="preserve"> locus (+0.097 in iPSC-derived motor neurons) and the mouse </w:t>
+      </w:r>
+      <w:r>
+        <w:rPr>
+          <w:i/>
+        </w:rPr>
+        <w:t xml:space="preserve">Saraf</w:t>
+      </w:r>
+      <w:r>
+        <w:rPr/>
+        <w:t xml:space="preserve"> locus (+0.204 in NSC34) were matched by ordinal label, not sequence alignment, and remain gene-level candidates that do not demonstrate recurrence of the same RNA event (Supplementary Results 3).</w:t>
+      </w:r>
+    </w:p>
+    <w:p>
+      <w:pPr>
+        <w:pStyle w:val="BodyText"/>
+        <w:jc w:val="both"/>
+      </w:pPr>
+      <w:r>
+        <w:rPr/>
+        <w:t xml:space="preserve">The TDP-43 × NMD-inhibition experiment (GSE307054) was examined descriptively because its four contrasts share baseline libraries and TDP-43 status is confounded with sequencing batch (Methods 2.8; Supplementary Results 2; Supplementary Figure S5). </w:t>
+      </w:r>
+      <w:r>
+        <w:rPr>
+          <w:i/>
+        </w:rPr>
+        <w:t xml:space="preserve">CBARP</w:t>
+      </w:r>
+      <w:r>
+        <w:rPr/>
+        <w:t xml:space="preserve"> had the largest mean interaction among the genes in Supplementary Table S10 (+1.52 log₂; range across conditions +1.19 to +2.23), a candidate pattern and not evidence that </w:t>
+      </w:r>
+      <w:r>
+        <w:rPr>
+          <w:i/>
+        </w:rPr>
+        <w:t xml:space="preserve">CBARP</w:t>
+      </w:r>
+      <w:r>
+        <w:rPr/>
+        <w:t xml:space="preserve"> is an NMD target; the cryptic-splicing reference genes were not selected as validated NMD-rescue controls, so their panel summary does not establish assay sensitivity or make a negative result conclusive (Supplementary Table S10b). The outlier-based FRASER analysis returned no genome-wide significant outlier, a design for which the method is poorly suited (Supplementary Results 1).</w:t>
+      </w:r>
+    </w:p>
+    <w:p>
+      <w:pPr>
+        <w:pStyle w:val="BodyText"/>
+        <w:jc w:val="both"/>
+      </w:pPr>
+      <w:r>
+        <w:rPr/>
+        <w:t xml:space="preserve">Taken together, these screens support altered calcium-related RNA profiles but do not establish that any SOCE-pathway gene is a direct target of cryptic splicing, APA or NMD-coupled degradation. The APA and NMD analyses are hypothesis-generating: they measure coverage gradients rather than poly(A) sites, and their contrasts share controls while batch is confounded with TDP-43 status.</w:t>
+      </w:r>
+    </w:p>
+    <w:bookmarkEnd w:id="34"/>
+    <w:bookmarkStart w:id="35" w:name="X296809a5d7cffea79e21b8aac279c8835f73ff1"/>
     <w:p>
       <w:pPr>
         <w:pStyle w:val="Heading3"/>
@@ -5506,7 +5925,7 @@
         <w:rPr>
           <w:b w:val="1"/>
         </w:rPr>
-        <w:t xml:space="preserve">3.6 Descriptive NMD interactions do not establish an NMD target</w:t>
+        <w:t xml:space="preserve">3.7 Matched analyses do not establish enrichment of splicing changes in Ca²⁺ genes</w:t>
       </w:r>
     </w:p>
     <w:p>
@@ -5515,38 +5934,41 @@
         <w:jc w:val="both"/>
       </w:pPr>
       <w:r>
+        <w:t xml:space="preserve">Testing whether Ca²⁺ genes are enriched for splicing changes required care, because power to detect an event scales with gene length, exon number and expression, and Ca²⁺ channel genes are extreme on all three.</w:t>
+      </w:r>
+    </w:p>
+    <w:p>
+      <w:pPr>
+        <w:pStyle w:val="BodyText"/>
+        <w:jc w:val="both"/>
+      </w:pPr>
+      <w:r>
+        <w:t xml:space="preserve">In SH-SY5Y, the expanded Ca²⁺ panel showed 133 of 383 testable genes with at least one significant event (34.7%) against a background of 30.7%, giving an uncorrected hypergeometric p = 0.051. Against the covariate-matched empirical null, however, the expected rate was 32.4% and the permutation p-value was 0.139 (Supplementary Table S4). Against that null the excess is not significant, so this model provides no evidence of enrichment beyond the length and expression properties of Ca²⁺ genes.</w:t>
+      </w:r>
+    </w:p>
+    <w:p>
+      <w:pPr>
+        <w:pStyle w:val="BodyText"/>
+        <w:jc w:val="both"/>
+      </w:pPr>
+      <w:r>
+        <w:t xml:space="preserve">The result differed by model. In iPSC-derived motor neurons, the most disease-relevant system examined, enrichment survived matching for both the channel/transport panel (p = 0.046) and the curated Ca²⁺-handling panel (p = 0.032), although neither p value would survive correction across the 24 dataset–panel combinations tested. In iPSC colonies, by contrast, nominally significant enrichment (hypergeometric p = 0.018–0.022) disappeared entirely against the matched null (p = 0.54–0.64).</w:t>
+      </w:r>
+    </w:p>
+    <w:p>
+      <w:pPr>
+        <w:pStyle w:val="BodyText"/>
+        <w:jc w:val="both"/>
+      </w:pPr>
+      <w:r>
         <w:rPr>
           <w:i w:val="0"/>
         </w:rPr>
-        <w:t xml:space="preserve">The TDP-43 × NMD-inhibition experiment (GSE307054) was examined descriptively because its four contrasts share baseline libraries and TDP-43 status is confounded with sequencing batch (Methods 2.8; Supplementary Results 2; Supplementary Figure S5). </w:t>
-      </w:r>
-      <w:r>
-        <w:rPr>
-          <w:i/>
-        </w:rPr>
-        <w:t>CBARP</w:t>
-      </w:r>
-      <w:r>
-        <w:rPr>
-          <w:i w:val="0"/>
-        </w:rPr>
-        <w:t xml:space="preserve"> had a mean interaction of +1.52 log₂, positive in all four conditions (range +1.19 to +2.23; Supplementary Table S10). This is a candidate pattern, not evidence that </w:t>
-      </w:r>
-      <w:r>
-        <w:rPr>
-          <w:i/>
-        </w:rPr>
-        <w:t>CBARP</w:t>
-      </w:r>
-      <w:r>
-        <w:rPr>
-          <w:i w:val="0"/>
-        </w:rPr>
-        <w:t xml:space="preserve"> is an NMD target. The literature cryptic-splicing reference genes were not selected as validated NMD-rescue controls, and gene-level counts can dilute an isoform-specific response. Their descriptive panel summary therefore does not establish assay sensitivity or make a negative SOCE result conclusive (Supplementary Table S10b).</w:t>
+        <w:t>Two of the 24 dataset–panel combinations had nominal permutation p &lt; 0.05 after matching. Neither survived adjustment for the number of comparisons. The panels are nested, and the number of nominal results does not establish enrichment or identify chance as their cause. In the primary model, matching for gene properties reduced the apparent excess without demonstrating a remaining enrichment (Supplementary Table S4).</w:t>
       </w:r>
     </w:p>
-    <w:bookmarkEnd w:id="33"/>
-    <w:bookmarkStart w:id="34" w:name="Xd92f2e170b5d70e8565fd0fd77df5724ed2003e"/>
+    <w:bookmarkEnd w:id="35"/>
+    <w:bookmarkStart w:id="36" w:name="X1ad39fe12362d18846df18291a4ef3a06af7863"/>
     <w:p>
       <w:pPr>
         <w:pStyle w:val="Heading3"/>
@@ -5559,7 +5981,7 @@
         <w:rPr>
           <w:b w:val="1"/>
         </w:rPr>
-        <w:t xml:space="preserve">3.7 A coverage-based APA screen yields candidate gradients but no confirmed APA event in the SOCE machinery</w:t>
+        <w:t xml:space="preserve">3.8 TRPC1, SARAF and CBARP differ across ALS and neurological comparison cohorts</w:t>
       </w:r>
     </w:p>
     <w:p>
@@ -5568,41 +5990,7 @@
         <w:jc w:val="both"/>
       </w:pPr>
       <w:r>
-        <w:t xml:space="preserve">Cryptic polyadenylation accounts for a substantial part of TDP-43-dependent RNA processing </w:t>
-      </w:r>
-      <w:r>
-        <w:fldChar w:fldCharType="begin"/>
-      </w:r>
-      <w:r>
-        <w:instrText xml:space="preserve"> ADDIN ZOTERO_ITEM CSL_CITATION {"citationID":"WWo6sEZw","properties":{"formattedCitation":"(Bryce-Smith et al., 2025)","plainCitation":"(Bryce-Smith et al., 2025)","noteIndex":0},"citationItems":[{"id":592,"uris":["http://zotero.org/users/local/9j0F5ae7/items/7NHLFNTV"],"itemData":{"id":592,"type":"article-journal","title":"TDP-43 loss induces cryptic polyadenylation in ALS/FTD","author":[{"family":"Bryce-Smith","given":"Sam"},{"family":"Brown","given":"Anna-Leigh"},{"family":"Chien","given":"Max Z. Y. J."},{"family":"Dattilo","given":"Dario"},{"family":"Mehta","given":"Puja R."},{"family":"Mattedi","given":"Francesca"},{"family":"Barattucci","given":"Simone"},{"family":"Mikheenko","given":"Alla"},{"family":"Zanovello","given":"Matteo"},{"family":"Pellegrini","given":"Flaminia"},{"family":"El-Agamy","given":"Sara Emad"},{"family":"Yome","given":"Matthew"},{"family":"Kargbo-Hill","given":"Sarah E."},{"family":"Qi","given":"Yue A."},{"family":"Sun","given":"Kai"},{"family":"Ryadnov","given":"Eugeni"},{"family":"Wan","given":"Yixuan"},{"family":"NYGC ALS Consortium","given":""},{"family":"Phatnani","given":"Hemali"},{"family":"Kwan","given":"Justin"},{"family":"Sareen","given":"Dhruv"},{"family":"Broach","given":"James R."},{"family":"Simmons","given":"Zachary"},{"family":"Arcila-Londono","given":"Ximena"},{"family":"Lee","given":"Edward B."},{"family":"Van Deerlin","given":"Vivianna M."},{"family":"Shneider","given":"Neil A."},{"family":"Fraenkel","given":"Ernest"},{"family":"Ostrow","given":"Lyle W."},{"family":"Baas","given":"Frank"},{"family":"Zaitlen","given":"Noah"},{"family":"Berry","given":"James D."},{"family":"Malaspina","given":"Andrea"},{"family":"Cox","given":"Gregory A."},{"family":"Thompson","given":"Leslie M."},{"family":"Finkbeiner","given":"Steve"},{"family":"Dardiotis","given":"Efthimios"},{"family":"Miller","given":"Timothy M."},{"family":"Chandran","given":"Siddharthan"},{"family":"Pal","given":"Suvankar"},{"family":"Hornstein","given":"Eran"},{"family":"MacGowan","given":"Daniel J."},{"family":"Heiman-Patterson","given":"Terry"},{"family":"Hammell","given":"Molly G."},{"family":"Patsopoulos","given":"Nikolaos. A."},{"family":"Dubnau","given":"Joshua"},{"family":"Nath","given":"Avindra"},{"family":"Bowser","given":"Robert"},{"family":"Harms","given":"Matthew"},{"family":"Aronica","given":"Eleonora"},{"family":"Poss","given":"Mary"},{"family":"Phillips-Cremins","given":"Jennifer"},{"family":"Crary","given":"John"},{"family":"Atassi","given":"Nazem"},{"family":"Lange","given":"Dale J."},{"family":"Adams","given":"Darius J."},{"family":"Stefanis","given":"Leonidas"},{"family":"Gotkine","given":"Marc"},{"family":"Baloh","given":"Robert H."},{"family":"Babu","given":"Suma"},{"family":"Paganoni","given":"Sabrina"},{"family":"Shalem","given":"Ophir"},{"family":"Smith","given":"Colin"},{"family":"Zhang","given":"Bin"},{"family":"Kwan","given":"Justin"},{"family":"Blanchard","given":"Thomas"},{"family":"Harris","given":"Brent"},{"family":"Broce","given":"Iris"},{"family":"Drory","given":"Vivian"},{"family":"Ravits","given":"John"},{"family":"McMillan","given":"Corey"},{"family":"Menon","given":"Vilas"},{"family":"Wu","given":"Lani"},{"family":"Altschuler","given":"Steven"},{"family":"Lerner","given":"Yossef"},{"family":"Sattler","given":"Rita"},{"family":"Van Keuren-Jensen","given":"Kendall"},{"family":"Rozenblatt-Rosen","given":"Orit"},{"family":"Lindblad-Toh","given":"Kerstin"},{"family":"Nicholson","given":"Katharine"},{"family":"Gregersen","given":"Peter"},{"family":"Lee","given":"Jeong-Ho"},{"family":"Butovsky","given":"Oleg"},{"family":"Brauer","given":"Matt"},{"family":"Nickerson","given":"Tara"},{"family":"Biswas","given":"Shameek"},{"family":"Wilson","given":"Kimberly A."},{"family":"Koks","given":"Sulev"},{"family":"Muljo","given":"Stephen"},{"family":"Traynor","given":"Bryan J."},{"family":"Moccia","given":"Robert"},{"family":"Cheng","given":"Seng"},{"family":"Deubler","given":"Andrew"},{"family":"Coppola","given":"Giovanni"},{"family":"Atwal","given":"Mickey"},{"family":"Cantor","given":"Michael"},{"family":"Salerno","given":"William"},{"family":"Stahl","given":"Eli"},{"family":"Anderson","given":"Matt"},{"family":"Frendewey","given":"David"},{"family":"Koller","given":"Daphne"},{"family":"Rozenman","given":"Mary"},{"family":"Vargas","given":"Jose Norberto S."},{"family":"Birsa","given":"Nicol"},{"family":"Raj","given":"Towfique"},{"family":"Humphrey","given":"Jack"},{"family":"Keuss","given":"Matthew"},{"family":"Wilkins","given":"Oscar G."},{"family":"Ward","given":"Michael"},{"family":"Secrier","given":"Maria"},{"family":"Fratta","given":"Pietro"}],"issued":{"date-parts":[[2025]]},"container-title":"Nature Neuroscience","volume":"28","issue":"11","page":"2190-2200","DOI":"10.1038/s41593-025-02050-w","URL":"https://www.nature.com/articles/s41593-025-02050-w"}}],"schema":"https://github.com/citation-style-language/schema/raw/master/csl-citation.json"} </w:instrText>
-      </w:r>
-      <w:r>
-        <w:fldChar w:fldCharType="separate"/>
-      </w:r>
-      <w:r>
-        <w:t>(Bryce-Smith et al., 2025)</w:t>
-      </w:r>
-      <w:r>
-        <w:fldChar w:fldCharType="end"/>
-      </w:r>
-      <w:r>
-        <w:t xml:space="preserve">. The truncated</w:t>
-      </w:r>
-      <w:r>
-        <w:t xml:space="preserve"> </w:t>
-      </w:r>
-      <w:r>
-        <w:rPr>
-          <w:i/>
-          <w:iCs/>
-        </w:rPr>
-        <w:t xml:space="preserve">STMN2</w:t>
-      </w:r>
-      <w:r>
-        <w:t xml:space="preserve"> </w:t>
-      </w:r>
-      <w:r>
-        <w:t xml:space="preserve">transcript is generated this way, but APA had not been assessed for the Ca²⁺ gene set. We measured it from coverage, as the 5′ share of the two ends of each intron (an intronic polyadenylation index) and as the distal share of each terminal exon (a 3′UTR usage index), across the 696 qualifying genes of the expanded Ca²⁺ panel and the cryptic positive controls (Methods 2.7; Supplementary Figure S6A; Supplementary Table S11).</w:t>
+        <w:t xml:space="preserve">We next asked whether these transcript-level changes are present in patient tissue (Figure 5; Table 5).</w:t>
       </w:r>
     </w:p>
     <w:p>
@@ -5611,38 +5999,113 @@
         <w:jc w:val="both"/>
       </w:pPr>
       <w:r>
-        <w:rPr/>
-        <w:t xml:space="preserve">Excluding CIGAR reference skips matters for this positive control: including them would have changed the </w:t>
-      </w:r>
-      <w:r>
-        <w:rPr>
-          <w:i/>
-        </w:rPr>
-        <w:t>STMN2</w:t>
-      </w:r>
-      <w:r>
-        <w:rPr/>
-        <w:t xml:space="preserve"> intron 2 index difference from +0.145 to +0.489. With skips excluded, the </w:t>
-      </w:r>
-      <w:r>
-        <w:rPr>
-          <w:i/>
-        </w:rPr>
-        <w:t>STMN2</w:t>
-      </w:r>
-      <w:r>
-        <w:rPr/>
-        <w:t xml:space="preserve"> intronic index shifted only moderately in the primary SH-SY5Y model, by +0.145 over all six libraries (bootstrap 95% CI +0.085 to +0.205). </w:t>
-      </w:r>
-      <w:r>
-        <w:rPr>
-          <w:i/>
-        </w:rPr>
-        <w:t>STMN2</w:t>
-      </w:r>
-      <w:r>
-        <w:rPr/>
-        <w:t xml:space="preserve"> falls outside the depth-filtered summary table because one control library has a summed two-window depth of 2.97, just below the pre-specified threshold of 3; one knockdown library has zero measured coverage in the 3′ window, which by the definition of the index contributes a value of 1.0 rather than missing data, and excluding that library gives +0.121 (+0.068 to +0.173) (Supplementary Figure S6B).</w:t>
+        <w:t xml:space="preserve">In the NYGC ALS cohort,</w:t>
+      </w:r>
+      <w:r>
+        <w:t xml:space="preserve"> </w:t>
+      </w:r>
+      <w:r>
+        <w:rPr>
+          <w:i/>
+          <w:iCs/>
+        </w:rPr>
+        <w:t xml:space="preserve">TRPC1</w:t>
+      </w:r>
+      <w:r>
+        <w:t xml:space="preserve"> </w:t>
+      </w:r>
+      <w:r>
+        <w:t xml:space="preserve">was increased in six of the seven brain regions tested (Cliff’s δ = +0.447 to +0.699, q &lt; 0.05), the exception being occipital cortex, in which no gene reached significance in any comparison.</w:t>
+      </w:r>
+      <w:r>
+        <w:t xml:space="preserve"> </w:t>
+      </w:r>
+      <w:r>
+        <w:rPr>
+          <w:i/>
+          <w:iCs/>
+        </w:rPr>
+        <w:t xml:space="preserve">SARAF</w:t>
+      </w:r>
+      <w:r>
+        <w:t xml:space="preserve"> </w:t>
+      </w:r>
+      <w:r>
+        <w:t xml:space="preserve">was increased and</w:t>
+      </w:r>
+      <w:r>
+        <w:t xml:space="preserve"> </w:t>
+      </w:r>
+      <w:r>
+        <w:rPr>
+          <w:i/>
+          <w:iCs/>
+        </w:rPr>
+        <w:t xml:space="preserve">CBARP</w:t>
+      </w:r>
+      <w:r>
+        <w:t xml:space="preserve"> </w:t>
+      </w:r>
+      <w:r>
+        <w:t xml:space="preserve">decreased in the same six regions, and both also changed significantly in cervical and lumbar cord (</w:t>
+      </w:r>
+      <w:r>
+        <w:rPr>
+          <w:i/>
+          <w:iCs/>
+        </w:rPr>
+        <w:t xml:space="preserve">SARAF</w:t>
+      </w:r>
+      <w:r>
+        <w:t xml:space="preserve"> </w:t>
+      </w:r>
+      <w:r>
+        <w:t xml:space="preserve">δ = +0.48 and +0.50;</w:t>
+      </w:r>
+      <w:r>
+        <w:t xml:space="preserve"> </w:t>
+      </w:r>
+      <w:r>
+        <w:rPr>
+          <w:i/>
+          <w:iCs/>
+        </w:rPr>
+        <w:t xml:space="preserve">CBARP</w:t>
+      </w:r>
+      <w:r>
+        <w:t xml:space="preserve"> </w:t>
+      </w:r>
+      <w:r>
+        <w:t xml:space="preserve">δ = −0.46 and −0.45).</w:t>
+      </w:r>
+      <w:r>
+        <w:t xml:space="preserve"> </w:t>
+      </w:r>
+      <w:r>
+        <w:rPr>
+          <w:i/>
+          <w:iCs/>
+        </w:rPr>
+        <w:t xml:space="preserve">ORAI1</w:t>
+      </w:r>
+      <w:r>
+        <w:t xml:space="preserve"/>
+      </w:r>
+      <w:r>
+        <w:t xml:space="preserve">, a lower-relative-abundance member of its transcript family in the cellular model, showed no significant change in any ALS region.</w:t>
+      </w:r>
+      <w:r>
+        <w:t xml:space="preserve"> </w:t>
+      </w:r>
+      <w:r>
+        <w:rPr>
+          <w:i/>
+          <w:iCs/>
+        </w:rPr>
+        <w:t xml:space="preserve">ATP2A3</w:t>
+      </w:r>
+      <w:r>
+        <w:t xml:space="preserve">, the other low-abundance member that rises in the cellular model, moved in the opposite direction in tissue: it was significantly decreased in frontal and lateral motor cortex, hippocampus, and cervical and lumbar cord (δ = −0.36 to −0.57).</w:t>
       </w:r>
     </w:p>
     <w:p>
@@ -5651,68 +6114,32 @@
         <w:jc w:val="both"/>
       </w:pPr>
       <w:r>
-        <w:rPr/>
-        <w:t>Among the depth-qualified units of the SOCE machinery in the full-panel analysis, two intronic units showed moderate decreases (</w:t>
-      </w:r>
-      <w:r>
-        <w:rPr>
-          <w:i/>
-        </w:rPr>
-        <w:t>STIM1</w:t>
-      </w:r>
-      <w:r>
-        <w:rPr/>
-        <w:t xml:space="preserve"> intron 17, Δ = −0.173, bootstrap 95% CI −0.233 to −0.123; </w:t>
-      </w:r>
-      <w:r>
-        <w:rPr>
-          <w:i/>
-        </w:rPr>
-        <w:t>STIM2</w:t>
-      </w:r>
-      <w:r>
-        <w:rPr/>
-        <w:t xml:space="preserve"> intron 13, Δ = −0.156, −0.239 to −0.037). Neither is independent of the splicing results: the 5′ window of the </w:t>
-      </w:r>
-      <w:r>
-        <w:rPr>
-          <w:i/>
-        </w:rPr>
-        <w:t>STIM2</w:t>
-      </w:r>
-      <w:r>
-        <w:rPr/>
-        <w:t xml:space="preserve"> unit contains the alternatively spliced </w:t>
-      </w:r>
-      <w:r>
-        <w:rPr>
-          <w:i/>
-        </w:rPr>
-        <w:t>STIM2</w:t>
-      </w:r>
-      <w:r>
-        <w:rPr/>
-        <w:t xml:space="preserve"> exon of Table 3 (chr4:27,021,494–27,021,612), whose inclusion falls in knockdown and whose exon reads dominate that window (control index 0.96), so the decrease reports that splicing change, and the </w:t>
-      </w:r>
-      <w:r>
-        <w:rPr>
-          <w:i/>
-        </w:rPr>
-        <w:t>STIM1</w:t>
-      </w:r>
-      <w:r>
-        <w:rPr/>
-        <w:t xml:space="preserve"> unit is the intron immediately upstream of the alternatively included </w:t>
-      </w:r>
-      <w:r>
-        <w:rPr>
-          <w:i/>
-        </w:rPr>
-        <w:t>STIM1</w:t>
-      </w:r>
-      <w:r>
-        <w:rPr/>
-        <w:t xml:space="preserve"> exon of Table 3, ending 50 bp before it. Both are candidate coverage gradients rather than localised poly(A) sites. Sparse intronic windows produced unstable point estimates and were excluded by the pre-specified depth filter.</w:t>
+        <w:t xml:space="preserve">Notably, the ALS increase in</w:t>
+      </w:r>
+      <w:r>
+        <w:t xml:space="preserve"> </w:t>
+      </w:r>
+      <w:r>
+        <w:rPr>
+          <w:i/>
+          <w:iCs/>
+        </w:rPr>
+        <w:t xml:space="preserve">TRPC1</w:t>
+      </w:r>
+      <w:r>
+        <w:t xml:space="preserve"> </w:t>
+      </w:r>
+      <w:r>
+        <w:t xml:space="preserve">was confined to brain: none of the three spinal cord levels reached significance, and thoracic cord trended negative (δ = −0.321). The lack of a statistically significant </w:t>
+      </w:r>
+      <w:r>
+        <w:rPr>
+          <w:i/>
+        </w:rPr>
+        <w:t xml:space="preserve">TRPC1</w:t>
+      </w:r>
+      <w:r>
+        <w:t xml:space="preserve"> difference does not establish equivalence, particularly in the smaller regional comparisons.</w:t>
       </w:r>
     </w:p>
     <w:p>
@@ -5721,28 +6148,10 @@
         <w:jc w:val="both"/>
       </w:pPr>
       <w:r>
-        <w:rPr/>
-        <w:t xml:space="preserve">The analysis therefore identifies at most one moderate candidate gradient in the SOCE machinery, in </w:t>
-      </w:r>
-      <w:r>
-        <w:rPr>
-          <w:i/>
-        </w:rPr>
-        <w:t>STIM1</w:t>
-      </w:r>
-      <w:r>
-        <w:rPr/>
-        <w:t xml:space="preserve">, and does not establish a direct APA event in any of its genes. No index change of 0.05 or more was found for </w:t>
-      </w:r>
-      <w:r>
-        <w:rPr>
-          <w:i/>
-        </w:rPr>
-        <w:t>ORAI1</w:t>
-      </w:r>
-      <w:r>
-        <w:rPr/>
-        <w:t xml:space="preserve">–3, </w:t>
+        <w:rPr>
+          <w:i w:val="0"/>
+        </w:rPr>
+        <w:t xml:space="preserve">Because </w:t>
       </w:r>
       <w:r>
         <w:rPr>
@@ -5751,108 +6160,46 @@
         <w:t>TRPC1</w:t>
       </w:r>
       <w:r>
-        <w:rPr/>
-        <w:t xml:space="preserve">, </w:t>
-      </w:r>
-      <w:r>
-        <w:rPr>
-          <w:i/>
-        </w:rPr>
-        <w:t>SARAF</w:t>
-      </w:r>
-      <w:r>
-        <w:rPr/>
-        <w:t xml:space="preserve">, </w:t>
-      </w:r>
-      <w:r>
-        <w:rPr>
-          <w:i/>
-        </w:rPr>
-        <w:t>STIMATE</w:t>
-      </w:r>
-      <w:r>
-        <w:rPr/>
-        <w:t xml:space="preserve">, </w:t>
-      </w:r>
-      <w:r>
-        <w:rPr>
-          <w:i/>
-        </w:rPr>
-        <w:t>CBARP</w:t>
-      </w:r>
-      <w:r>
-        <w:rPr/>
-        <w:t xml:space="preserve"> or the SERCA genes, and the two units of those genes whose intervals exclude zero are negligible in size (</w:t>
-      </w:r>
-      <w:r>
-        <w:rPr>
-          <w:i/>
-        </w:rPr>
-        <w:t>SARAF</w:t>
-      </w:r>
-      <w:r>
-        <w:rPr/>
-        <w:t xml:space="preserve"> terminal exon −0.036, </w:t>
-      </w:r>
-      <w:r>
-        <w:rPr>
-          <w:i/>
-        </w:rPr>
-        <w:t>ORAI2</w:t>
-      </w:r>
-      <w:r>
-        <w:rPr/>
-        <w:t xml:space="preserve"> terminal exon +0.012). Outside the SOCE machinery, three units of the Ca²⁺ panel likewise exclude zero: the </w:t>
-      </w:r>
-      <w:r>
-        <w:rPr>
-          <w:i/>
-        </w:rPr>
-        <w:t>ITPR3</w:t>
-      </w:r>
-      <w:r>
-        <w:rPr/>
-        <w:t xml:space="preserve"> terminal exon (−0.152), the </w:t>
-      </w:r>
-      <w:r>
-        <w:rPr>
-          <w:i/>
-        </w:rPr>
-        <w:t>MICU3</w:t>
-      </w:r>
-      <w:r>
-        <w:rPr/>
-        <w:t xml:space="preserve"> terminal exon (+0.097) and the </w:t>
-      </w:r>
-      <w:r>
-        <w:rPr>
-          <w:i/>
-        </w:rPr>
-        <w:t>ITPR1</w:t>
-      </w:r>
-      <w:r>
-        <w:rPr/>
-        <w:t xml:space="preserve"> terminal exon (−0.055), so the ER-release and mitochondrial-uptake arms show the same kind of candidate gradient as </w:t>
-      </w:r>
-      <w:r>
-        <w:rPr>
-          <w:i/>
-        </w:rPr>
-        <w:t>STIM1</w:t>
-      </w:r>
-      <w:r>
-        <w:rPr/>
-        <w:t xml:space="preserve"> rather than being spared. Larger shifts occur in the cryptic positive controls analysed alongside the panel, the </w:t>
-      </w:r>
-      <w:r>
-        <w:rPr>
-          <w:i/>
-        </w:rPr>
-        <w:t>UNC13A</w:t>
-      </w:r>
-      <w:r>
-        <w:rPr/>
-        <w:t xml:space="preserve"> intron 2 unit most of all (−0.267), which is how the assay is expected to behave in this model. Because the positive control responded only moderately here, absence of a signal is not evidence that these genes are spared.</w:t>
+        <w:rPr>
+          <w:i w:val="0"/>
+        </w:rPr>
+        <w:t xml:space="preserve"> followed neuronal content in every group and region (Spearman ρ with </w:t>
+      </w:r>
+      <w:r>
+        <w:rPr>
+          <w:i/>
+        </w:rPr>
+        <w:t>SNAP25</w:t>
+      </w:r>
+      <w:r>
+        <w:rPr>
+          <w:i w:val="0"/>
+        </w:rPr>
+        <w:t xml:space="preserve"> = 0.34 to 0.86; Supplementary Table S18c), we regressed it on cell-composition markers (Methods 2.11). The ALS increase was attenuated but not reversed: in the six regions in which it was significant, the adjusted δ remained positive under every marker combination (+0.26 to +0.66), and it remained significant in cerebellum, frontal cortex and medial motor cortex whichever markers were used, and in all six regions after adjustment for </w:t>
+      </w:r>
+      <w:r>
+        <w:rPr>
+          <w:i/>
+        </w:rPr>
+        <w:t>RBFOX3</w:t>
+      </w:r>
+      <w:r>
+        <w:rPr>
+          <w:i w:val="0"/>
+        </w:rPr>
+        <w:t xml:space="preserve"> (Supplementary Table S18). Only the ALS cerebellar expression comparison included repeated donor samples: 158 samples represented 147 donors. After averaging within donors, </w:t>
+      </w:r>
+      <w:r>
+        <w:rPr>
+          <w:i/>
+        </w:rPr>
+        <w:t>TRPC1</w:t>
+      </w:r>
+      <w:r>
+        <w:rPr>
+          <w:i w:val="0"/>
+        </w:rPr>
+        <w:t xml:space="preserve"> remained higher (δ = +0.532, q = 2.3 × 10⁻⁶) and remained significant in all four marker models (adjusted δ = +0.248 to +0.370; Supplementary Table S18d).</w:t>
       </w:r>
     </w:p>
     <w:p>
@@ -5861,78 +6208,114 @@
         <w:jc w:val="both"/>
       </w:pPr>
       <w:r>
-        <w:rPr/>
-        <w:t xml:space="preserve">We therefore repeated the analysis in the iPSC-derived motor neurons, where 59 units in 29 genes passed the same depth filter and the positive control behaved as intended: the index of </w:t>
-      </w:r>
-      <w:r>
-        <w:rPr>
-          <w:i/>
-        </w:rPr>
-        <w:t>STMN2</w:t>
-      </w:r>
-      <w:r>
-        <w:rPr/>
-        <w:t xml:space="preserve"> intron 2, which contains cryptic exon 2a, rose from 0.570 in controls to 0.819 in knockdown (Δ = +0.249, interval +0.208 to +0.290). Against it the SOCE-machinery genes again showed only small shifts, the largest being </w:t>
-      </w:r>
-      <w:r>
-        <w:rPr>
-          <w:i/>
-        </w:rPr>
-        <w:t>ATP2A2</w:t>
-      </w:r>
-      <w:r>
-        <w:rPr/>
-        <w:t xml:space="preserve"> intron 3 (−0.164) and, below 0.10, </w:t>
-      </w:r>
-      <w:r>
-        <w:rPr>
-          <w:i/>
-        </w:rPr>
-        <w:t>SARAF</w:t>
-      </w:r>
-      <w:r>
-        <w:rPr/>
-        <w:t xml:space="preserve"> intron 5 (+0.097), </w:t>
-      </w:r>
-      <w:r>
-        <w:rPr>
-          <w:i/>
-        </w:rPr>
-        <w:t>TRPC1</w:t>
-      </w:r>
-      <w:r>
-        <w:rPr/>
-        <w:t xml:space="preserve"> intron 1 (+0.083) and the </w:t>
-      </w:r>
-      <w:r>
-        <w:rPr>
-          <w:i/>
-        </w:rPr>
-        <w:t>STIM2</w:t>
-      </w:r>
-      <w:r>
-        <w:rPr/>
-        <w:t xml:space="preserve"> terminal exon (−0.074). The SH-SY5Y </w:t>
-      </w:r>
-      <w:r>
-        <w:rPr>
-          <w:i/>
-        </w:rPr>
-        <w:t>STIM1</w:t>
-      </w:r>
-      <w:r>
-        <w:rPr/>
-        <w:t xml:space="preserve"> intron 17 unit did not reach the depth filter here (</w:t>
-      </w:r>
-      <w:r>
-        <w:rPr>
-          <w:i/>
-        </w:rPr>
-        <w:t>STIM2</w:t>
-      </w:r>
-      <w:r>
-        <w:rPr/>
-        <w:t xml:space="preserve"> intron 13 gave −0.024, interval spanning zero). Here n = 2, so the enumerated bootstrap has sixteen draws and its intervals are coarse, and the point estimates carry the information.</w:t>
+        <w:t xml:space="preserve">The</w:t>
+      </w:r>
+      <w:r>
+        <w:t xml:space="preserve"> </w:t>
+      </w:r>
+      <w:r>
+        <w:t xml:space="preserve">“Other Neurological Disorders”</w:t>
+      </w:r>
+      <w:r>
+        <w:t xml:space="preserve"> </w:t>
+      </w:r>
+      <w:r>
+        <w:t xml:space="preserve">group within the same cohort was compared against the same controls.</w:t>
+      </w:r>
+      <w:r>
+        <w:t xml:space="preserve"> </w:t>
+      </w:r>
+      <w:r>
+        <w:rPr>
+          <w:i/>
+          <w:iCs/>
+        </w:rPr>
+        <w:t xml:space="preserve">TRPC1</w:t>
+      </w:r>
+      <w:r>
+        <w:t xml:space="preserve"> </w:t>
+      </w:r>
+      <w:r>
+        <w:t xml:space="preserve">decreased in all three testable regions (δ = −0.407 to −0.717), the opposite direction to ALS. Shared controls remove confounding specific to the control samples, but do not resolve differences in disease composition, brain region, case processing or cell composition between the case groups. In this group </w:t>
+      </w:r>
+      <w:r>
+        <w:rPr>
+          <w:i/>
+        </w:rPr>
+        <w:t xml:space="preserve">SNAP25</w:t>
+      </w:r>
+      <w:r>
+        <w:t xml:space="preserve"> fell and </w:t>
+      </w:r>
+      <w:r>
+        <w:rPr>
+          <w:i/>
+        </w:rPr>
+        <w:t xml:space="preserve">GFAP</w:t>
+      </w:r>
+      <w:r>
+        <w:t xml:space="preserve"> rose in frontal and temporal cortex (</w:t>
+      </w:r>
+      <w:r>
+        <w:rPr>
+          <w:i/>
+        </w:rPr>
+        <w:t xml:space="preserve">SNAP25</w:t>
+      </w:r>
+      <w:r>
+        <w:t xml:space="preserve"> δ = −0.57 and −0.55; </w:t>
+      </w:r>
+      <w:r>
+        <w:rPr>
+          <w:i/>
+        </w:rPr>
+        <w:t xml:space="preserve">GFAP</w:t>
+      </w:r>
+      <w:r>
+        <w:t xml:space="preserve"> δ = +0.59 and +0.64), consistent with neuronal loss and astrogliosis. Adjustment for </w:t>
+      </w:r>
+      <w:r>
+        <w:rPr>
+          <w:i/>
+        </w:rPr>
+        <w:t xml:space="preserve">SNAP25</w:t>
+      </w:r>
+      <w:r>
+        <w:t xml:space="preserve"> removed most of the temporal-cortex decrease in </w:t>
+      </w:r>
+      <w:r>
+        <w:rPr>
+          <w:i/>
+        </w:rPr>
+        <w:t xml:space="preserve">TRPC1</w:t>
+      </w:r>
+      <w:r>
+        <w:t xml:space="preserve"> (δ = −0.571 before and −0.169 after; −0.390 after adjustment for </w:t>
+      </w:r>
+      <w:r>
+        <w:rPr>
+          <w:i/>
+        </w:rPr>
+        <w:t xml:space="preserve">RBFOX3</w:t>
+      </w:r>
+      <w:r>
+        <w:t xml:space="preserve">) but not the frontal or cerebellar decrease (−0.42 to −0.68 and −0.39 to −0.42 across the four models; Supplementary Table S18).</w:t>
+      </w:r>
+      <w:r>
+        <w:t xml:space="preserve"/>
+      </w:r>
+      <w:r>
+        <w:rPr>
+          <w:i/>
+          <w:iCs/>
+        </w:rPr>
+        <w:t xml:space="preserve"/>
+      </w:r>
+      <w:r>
+        <w:t xml:space="preserve"/>
+      </w:r>
+      <w:r>
+        <w:t xml:space="preserve"/>
       </w:r>
     </w:p>
     <w:p>
@@ -5942,499 +6325,85 @@
       </w:pPr>
       <w:r>
         <w:rPr>
+          <w:i/>
+        </w:rPr>
+        <w:t xml:space="preserve">TRPC1</w:t>
+      </w:r>
+      <w:r>
+        <w:rPr/>
+        <w:t xml:space="preserve"> was also examined in four independent datasets covering Alzheimer’s disease, Parkinson’s disease and multiple sclerosis (Supplementary Figure S7). It was decreased in Alzheimer’s disease (δ = −0.447; q = 1.6 × 10⁻⁷, with Braak-stage correlation ρ = −0.183, p = 1.8 × 10⁻³) and in Parkinson’s disease (δ = −0.677; q = 1.8 × 10⁻⁴). In multiple sclerosis, </w:t>
+      </w:r>
+      <w:r>
+        <w:rPr>
+          <w:i/>
+        </w:rPr>
+        <w:t xml:space="preserve">TRPC1</w:t>
+      </w:r>
+      <w:r>
+        <w:rPr/>
+        <w:t xml:space="preserve"> was decreased at donor level across all sampled lesion types (δ = −0.840; q = 0.038) and in lesions at sample level (δ = −0.594; q = 1.3 × 10⁻⁴), with the same direction in the second multiple-sclerosis cohort of five donors per group (five regions pooled, δ = −0.226; q = 0.49). Because </w:t>
+      </w:r>
+      <w:r>
+        <w:rPr>
+          <w:i/>
+        </w:rPr>
+        <w:t xml:space="preserve">TRPC1</w:t>
+      </w:r>
+      <w:r>
+        <w:rPr/>
+        <w:t xml:space="preserve"> contributes to SOCE in oligodendrocyte precursor cells </w:t>
+      </w:r>
+      <w:r>
+        <w:fldChar w:fldCharType="begin"/>
+      </w:r>
+      <w:r>
+        <w:instrText xml:space="preserve"> ADDIN ZOTERO_ITEM CSL_CITATION {"citationID":"mHprdcHZ","properties":{"formattedCitation":"(Paez et al., 2011)","plainCitation":"(Paez et al., 2011)","noteIndex":0},"citationItems":[{"id":873,"uris":["http://zotero.org/users/local/9j0F5ae7/items/VABZ9LW3"],"itemData":{"id":873,"type":"article-journal","title":"Modulation of Canonical Transient Receptor Potential Channel 1 in the Proliferation of Oligodendrocyte Precursor Cells by the Golli Products of the Myelin Basic Protein Gene","author":[{"family":"Paez","given":"Pablo M."},{"family":"Fulton","given":"Daniel"},{"family":"Spreuer","given":"Vilma"},{"family":"Handley","given":"Vance"},{"family":"Campagnoni","given":"Anthony T."}],"issued":{"date-parts":[[2011]]},"container-title":"The Journal of Neuroscience","volume":"31","issue":"10","page":"3625-3637","DOI":"10.1523/jneurosci.4424-10.2011","URL":"https://doi.org/10.1523/jneurosci.4424-10.2011"}}],"schema":"https://github.com/citation-style-language/schema/raw/master/csl-citation.json"} </w:instrText>
+      </w:r>
+      <w:r>
+        <w:fldChar w:fldCharType="separate"/>
+      </w:r>
+      <w:r>
+        <w:rPr>
           <w:i w:val="0"/>
         </w:rPr>
-        <w:t xml:space="preserve">The mouse datasets yielded 74 qualifying units in C2C12 and 131 in NSC34. Neither had a validated positive control for this coverage assay: the </w:t>
-      </w:r>
-      <w:r>
-        <w:t xml:space="preserve"/>
-      </w:r>
-      <w:r>
-        <w:rPr>
-          <w:i/>
-          <w:iCs/>
-        </w:rPr>
-        <w:t>STMN2</w:t>
-      </w:r>
-      <w:r>
-        <w:rPr>
-          <w:i w:val="0"/>
-        </w:rPr>
-        <w:t xml:space="preserve"> </w:t>
-      </w:r>
-      <w:r>
-        <w:rPr>
-          <w:i w:val="0"/>
-        </w:rPr>
-        <w:t xml:space="preserve">cryptic polyadenylation site is absent from the mouse gene </w:t>
-      </w:r>
-      <w:r>
-        <w:fldChar w:fldCharType="begin"/>
-      </w:r>
-      <w:r>
-        <w:instrText xml:space="preserve"> ADDIN ZOTERO_ITEM CSL_CITATION {"citationID":"V5ndP5X8","properties":{"formattedCitation":"(Melamed et al., 2019)","plainCitation":"(Melamed et al., 2019)","noteIndex":0},"citationItems":[{"id":698,"uris":["http://zotero.org/users/local/9j0F5ae7/items/5E8X6UCK"],"itemData":{"id":698,"type":"article-journal","title":"Premature polyadenylation-mediated loss of stathmin-2 is a hallmark of TDP-43-dependent neurodegeneration","author":[{"family":"Melamed","given":"Ze’ev"},{"family":"López-Erauskin","given":"Jone"},{"family":"Baughn","given":"Michael W."},{"family":"Zhang","given":"Ouyang"},{"family":"Drenner","given":"Kevin"},{"family":"Sun","given":"Ying"},{"family":"Freyermuth","given":"Fernande"},{"family":"McMahon","given":"Moira A."},{"family":"Beccari","given":"Melinda S."},{"family":"Artates","given":"Jon W."},{"family":"Ohkubo","given":"Takuya"},{"family":"Rodriguez","given":"Maria"},{"family":"Lin","given":"Nianwei"},{"family":"Wu","given":"Dongmei"},{"family":"Bennett","given":"C. Frank"},{"family":"Rigo","given":"Frank"},{"family":"Da Cruz","given":"Sandrine"},{"family":"Ravits","given":"John"},{"family":"Lagier-Tourenne","given":"Clotilde"},{"family":"Cleveland","given":"Don W."}],"issued":{"date-parts":[[2019]]},"container-title":"Nature Neuroscience","volume":"22","issue":"2","page":"180-190","DOI":"10.1038/s41593-018-0293-z","URL":"https://www.nature.com/articles/s41593-018-0293-z"}}],"schema":"https://github.com/citation-style-language/schema/raw/master/csl-citation.json"} </w:instrText>
-      </w:r>
-      <w:r>
-        <w:fldChar w:fldCharType="separate"/>
-      </w:r>
-      <w:r>
-        <w:rPr>
-          <w:i w:val="0"/>
-        </w:rPr>
-        <w:t>(Melamed et al., 2019)</w:t>
+        <w:t>(Paez et al., 2011)</w:t>
       </w:r>
       <w:r>
         <w:fldChar w:fldCharType="end"/>
       </w:r>
       <w:r>
-        <w:rPr>
-          <w:i w:val="0"/>
-        </w:rPr>
-        <w:t>. Negative results therefore have limited interpretability.</w:t>
-      </w:r>
-      <w:r>
-        <w:t xml:space="preserve"/>
-      </w:r>
-      <w:r>
-        <w:rPr>
-          <w:i/>
-          <w:iCs/>
-        </w:rPr>
-        <w:t xml:space="preserve"/>
-      </w:r>
-      <w:r>
-        <w:t xml:space="preserve"/>
-      </w:r>
-      <w:r>
-        <w:rPr>
-          <w:i w:val="0"/>
-        </w:rPr>
-        <w:t xml:space="preserve"> No SOCE-machinery unit exceeded |Δ| = 0.30 in either line. Positive gradients occurred in units labelled intron 5 at the human </w:t>
-      </w:r>
-      <w:r>
-        <w:rPr>
-          <w:i/>
-        </w:rPr>
-        <w:t>SARAF</w:t>
-      </w:r>
-      <w:r>
-        <w:rPr>
-          <w:i w:val="0"/>
-        </w:rPr>
-        <w:t xml:space="preserve"> locus (+0.097 in iPSC-derived motor neurons) and the mouse </w:t>
-      </w:r>
-      <w:r>
-        <w:rPr>
-          <w:i/>
-        </w:rPr>
-        <w:t>Saraf</w:t>
-      </w:r>
-      <w:r>
-        <w:rPr>
-          <w:i w:val="0"/>
-        </w:rPr>
-        <w:t xml:space="preserve"> locus (+0.204 in NSC34); the human SH-SY5Y estimate was 0.000. The units were matched by ordinal label, not sequence alignment, so these observations do not demonstrate recurrence of the same RNA event across species. They remain gene-level candidates (Supplementary Results 3).</w:t>
-      </w:r>
-      <w:r>
-        <w:rPr>
-          <w:i/>
-          <w:iCs/>
-        </w:rPr>
-        <w:t xml:space="preserve"/>
-      </w:r>
-      <w:r>
-        <w:t xml:space="preserve"/>
-      </w:r>
-      <w:r>
-        <w:t xml:space="preserve"/>
-      </w:r>
-      <w:r>
-        <w:t xml:space="preserve"/>
-      </w:r>
-      <w:r>
-        <w:rPr>
-          <w:i/>
-          <w:iCs/>
-        </w:rPr>
-        <w:t xml:space="preserve"/>
-      </w:r>
-      <w:r>
-        <w:t xml:space="preserve"/>
-      </w:r>
-      <w:r>
-        <w:t xml:space="preserve"/>
-      </w:r>
-      <w:r>
-        <w:t xml:space="preserve"/>
-      </w:r>
-      <w:r>
-        <w:rPr>
-          <w:i/>
-          <w:iCs/>
-        </w:rPr>
-        <w:t xml:space="preserve"/>
-      </w:r>
-      <w:r>
-        <w:t xml:space="preserve"/>
-      </w:r>
-      <w:r>
-        <w:t xml:space="preserve"/>
-      </w:r>
-      <w:r>
-        <w:t xml:space="preserve"/>
-      </w:r>
-      <w:r>
-        <w:rPr>
-          <w:i/>
-          <w:iCs/>
-        </w:rPr>
-        <w:t xml:space="preserve"/>
-      </w:r>
-      <w:r>
-        <w:t xml:space="preserve"/>
-      </w:r>
-      <w:r>
-        <w:t xml:space="preserve"/>
-      </w:r>
-    </w:p>
-    <w:p>
-      <w:pPr>
-        <w:pStyle w:val="BodyText"/>
-        <w:jc w:val="both"/>
-      </w:pPr>
-      <w:r>
-        <w:rPr>
-          <w:i w:val="0"/>
-        </w:rPr>
-        <w:t>Taken together, these analyses support altered calcium-related RNA profiles but do not establish whether any SOCE-machinery gene is a direct target of cryptic splicing, APA or NMD-coupled degradation. The NMD and APA screens are hypothesis-generating: the first because its contrasts share controls and batch is confounded with TDP-43 status, the second because it measures coverage gradients rather than poly(A) sites.</w:t>
-      </w:r>
-    </w:p>
-    <w:bookmarkEnd w:id="34"/>
-    <w:bookmarkStart w:id="35" w:name="X296809a5d7cffea79e21b8aac279c8835f73ff1"/>
-    <w:p>
-      <w:pPr>
-        <w:pStyle w:val="Heading3"/>
-        <w:rPr>
-          <w:b w:val="1"/>
-        </w:rPr>
-        <w:jc w:val="left"/>
-      </w:pPr>
-      <w:r>
-        <w:rPr>
-          <w:b w:val="1"/>
-        </w:rPr>
-        <w:t xml:space="preserve">3.8 Matched analyses do not establish enrichment of splicing changes in Ca²⁺ genes</w:t>
-      </w:r>
-    </w:p>
-    <w:p>
-      <w:pPr>
-        <w:pStyle w:val="FirstParagraph"/>
-        <w:jc w:val="both"/>
-      </w:pPr>
-      <w:r>
-        <w:t xml:space="preserve">Testing whether Ca²⁺ genes are enriched for splicing changes required care, because power to detect an event scales with gene length, exon number and expression, and Ca²⁺ channel genes are extreme on all three.</w:t>
-      </w:r>
-    </w:p>
-    <w:p>
-      <w:pPr>
-        <w:pStyle w:val="BodyText"/>
-        <w:jc w:val="both"/>
-      </w:pPr>
-      <w:r>
-        <w:t xml:space="preserve">In SH-SY5Y, the expanded Ca²⁺ panel showed 133 of 383 testable genes with at least one significant event (34.7%) against a background of 30.7%, giving an uncorrected hypergeometric p = 0.051. Against the covariate-matched empirical null, however, the expected rate was 32.4% and the permutation p-value was 0.139 (Supplementary Table S4). Against that null the excess is not significant, so this model provides no evidence of enrichment beyond the length and expression properties of Ca²⁺ genes.</w:t>
-      </w:r>
-    </w:p>
-    <w:p>
-      <w:pPr>
-        <w:pStyle w:val="BodyText"/>
-        <w:jc w:val="both"/>
-      </w:pPr>
-      <w:r>
-        <w:t xml:space="preserve">The result differed by model. In iPSC-derived motor neurons, the most disease-relevant system examined, enrichment survived matching for both the channel/transport panel (p = 0.046) and the curated Ca²⁺-handling panel (p = 0.032), although neither p value would survive correction across the 24 dataset–panel combinations tested. In iPSC colonies, by contrast, nominally significant enrichment (hypergeometric p = 0.018–0.022) disappeared entirely against the matched null (p = 0.54–0.64).</w:t>
-      </w:r>
-    </w:p>
-    <w:p>
-      <w:pPr>
-        <w:pStyle w:val="BodyText"/>
-        <w:jc w:val="both"/>
-      </w:pPr>
-      <w:r>
-        <w:rPr>
-          <w:i w:val="0"/>
-        </w:rPr>
-        <w:t>Two of the 24 dataset–panel combinations had nominal permutation p &lt; 0.05 after matching. Neither survived adjustment for the number of comparisons. The panels are nested, and the number of nominal results does not establish enrichment or identify chance as their cause. In the primary model, matching for gene properties reduced the apparent excess without demonstrating a remaining enrichment (Supplementary Table S4).</w:t>
-      </w:r>
-    </w:p>
-    <w:bookmarkEnd w:id="35"/>
-    <w:bookmarkStart w:id="36" w:name="X1ad39fe12362d18846df18291a4ef3a06af7863"/>
-    <w:p>
-      <w:pPr>
-        <w:pStyle w:val="Heading3"/>
-        <w:rPr>
-          <w:b w:val="1"/>
-        </w:rPr>
-        <w:jc w:val="left"/>
-      </w:pPr>
-      <w:r>
-        <w:rPr>
-          <w:b w:val="1"/>
-        </w:rPr>
-        <w:t xml:space="preserve">3.9 TRPC1, SARAF and CBARP differ across ALS and neurological comparison cohorts</w:t>
-      </w:r>
-    </w:p>
-    <w:p>
-      <w:pPr>
-        <w:pStyle w:val="FirstParagraph"/>
-        <w:jc w:val="both"/>
-      </w:pPr>
-      <w:r>
-        <w:t xml:space="preserve">We next asked whether these transcript-level changes are present in patient tissue (Figure 5; Table 5).</w:t>
-      </w:r>
-    </w:p>
-    <w:p>
-      <w:pPr>
-        <w:pStyle w:val="BodyText"/>
-        <w:jc w:val="both"/>
-      </w:pPr>
-      <w:r>
-        <w:t xml:space="preserve">In the NYGC ALS cohort,</w:t>
-      </w:r>
-      <w:r>
-        <w:t xml:space="preserve"> </w:t>
-      </w:r>
-      <w:r>
-        <w:rPr>
-          <w:i/>
-          <w:iCs/>
+        <w:rPr/>
+        <w:t xml:space="preserve">, the multiple-sclerosis decrease could reflect demyelination. Two sensitivity analyses assessed that explanation: the decrease was present in normal-appearing white matter, where no statistically significant myelin-marker changes were detected (</w:t>
+      </w:r>
+      <w:r>
+        <w:rPr>
+          <w:i/>
         </w:rPr>
         <w:t xml:space="preserve">TRPC1</w:t>
       </w:r>
       <w:r>
-        <w:t xml:space="preserve"> </w:t>
-      </w:r>
-      <w:r>
-        <w:t xml:space="preserve">was increased in six of the seven brain regions tested (Cliff’s δ = +0.447 to +0.699, q &lt; 0.05), the exception being occipital cortex, in which no gene reached significance in any comparison.</w:t>
-      </w:r>
-      <w:r>
-        <w:t xml:space="preserve"> </w:t>
-      </w:r>
-      <w:r>
-        <w:rPr>
-          <w:i/>
-          <w:iCs/>
-        </w:rPr>
-        <w:t xml:space="preserve">SARAF</w:t>
-      </w:r>
-      <w:r>
-        <w:t xml:space="preserve"> </w:t>
-      </w:r>
-      <w:r>
-        <w:t xml:space="preserve">was increased and</w:t>
-      </w:r>
-      <w:r>
-        <w:t xml:space="preserve"> </w:t>
-      </w:r>
-      <w:r>
-        <w:rPr>
-          <w:i/>
-          <w:iCs/>
-        </w:rPr>
-        <w:t xml:space="preserve">CBARP</w:t>
-      </w:r>
-      <w:r>
-        <w:t xml:space="preserve"> </w:t>
-      </w:r>
-      <w:r>
-        <w:t xml:space="preserve">decreased in the same six regions, and both also changed significantly in cervical and lumbar cord (</w:t>
-      </w:r>
-      <w:r>
-        <w:rPr>
-          <w:i/>
-          <w:iCs/>
-        </w:rPr>
-        <w:t xml:space="preserve">SARAF</w:t>
-      </w:r>
-      <w:r>
-        <w:t xml:space="preserve"> </w:t>
-      </w:r>
-      <w:r>
-        <w:t xml:space="preserve">δ = +0.48 and +0.50;</w:t>
-      </w:r>
-      <w:r>
-        <w:t xml:space="preserve"> </w:t>
-      </w:r>
-      <w:r>
-        <w:rPr>
-          <w:i/>
-          <w:iCs/>
-        </w:rPr>
-        <w:t xml:space="preserve">CBARP</w:t>
-      </w:r>
-      <w:r>
-        <w:t xml:space="preserve"> </w:t>
-      </w:r>
-      <w:r>
-        <w:t xml:space="preserve">δ = −0.46 and −0.45).</w:t>
-      </w:r>
-      <w:r>
-        <w:t xml:space="preserve"> </w:t>
-      </w:r>
-      <w:r>
-        <w:rPr>
-          <w:i/>
-          <w:iCs/>
-        </w:rPr>
-        <w:t xml:space="preserve">ORAI1</w:t>
-      </w:r>
-      <w:r>
-        <w:t xml:space="preserve"/>
-      </w:r>
-      <w:r>
-        <w:t xml:space="preserve">, a lower-relative-abundance member of its transcript family in the cellular model, showed no significant change in any ALS region.</w:t>
-      </w:r>
-      <w:r>
-        <w:t xml:space="preserve"> </w:t>
-      </w:r>
-      <w:r>
-        <w:rPr>
-          <w:i/>
-          <w:iCs/>
-        </w:rPr>
-        <w:t xml:space="preserve">ATP2A3</w:t>
-      </w:r>
-      <w:r>
-        <w:t xml:space="preserve">, the other low-abundance member that rises in the cellular model, moved in the opposite direction in tissue: it was significantly decreased in frontal and lateral motor cortex, hippocampus, and cervical and lumbar cord (δ = −0.36 to −0.57).</w:t>
-      </w:r>
-    </w:p>
-    <w:p>
-      <w:pPr>
-        <w:pStyle w:val="BodyText"/>
-        <w:jc w:val="both"/>
-      </w:pPr>
-      <w:r>
-        <w:t xml:space="preserve">Notably, the ALS increase in</w:t>
-      </w:r>
-      <w:r>
-        <w:t xml:space="preserve"> </w:t>
-      </w:r>
-      <w:r>
-        <w:rPr>
-          <w:i/>
-          <w:iCs/>
-        </w:rPr>
-        <w:t xml:space="preserve">TRPC1</w:t>
-      </w:r>
-      <w:r>
-        <w:t xml:space="preserve"> </w:t>
-      </w:r>
-      <w:r>
-        <w:t xml:space="preserve">was confined to brain: none of the three spinal cord levels reached significance, and thoracic cord trended negative (δ = −0.321). The lack of a statistically significant TRPC1 difference does not establish equivalence, particularly in the smaller regional comparisons.</w:t>
-      </w:r>
-    </w:p>
-    <w:p>
-      <w:pPr>
-        <w:pStyle w:val="BodyText"/>
-        <w:jc w:val="both"/>
-      </w:pPr>
-      <w:r>
-        <w:rPr>
-          <w:i w:val="0"/>
-        </w:rPr>
-        <w:t xml:space="preserve">Because </w:t>
-      </w:r>
-      <w:r>
-        <w:rPr>
-          <w:i/>
-        </w:rPr>
-        <w:t>TRPC1</w:t>
-      </w:r>
-      <w:r>
-        <w:rPr>
-          <w:i w:val="0"/>
-        </w:rPr>
-        <w:t xml:space="preserve"> followed neuronal content in every group and region (Spearman ρ with </w:t>
-      </w:r>
-      <w:r>
-        <w:rPr>
-          <w:i/>
-        </w:rPr>
-        <w:t>SNAP25</w:t>
-      </w:r>
-      <w:r>
-        <w:rPr>
-          <w:i w:val="0"/>
-        </w:rPr>
-        <w:t xml:space="preserve"> = 0.34 to 0.86; Supplementary Table S18c), we regressed it on cell-composition markers (Methods 2.11). The ALS increase was attenuated but not reversed: in the six regions in which it was significant, the adjusted δ remained positive under every marker combination (+0.26 to +0.66), and it remained significant in cerebellum, frontal cortex and medial motor cortex whichever markers were used, and in all six regions after adjustment for </w:t>
-      </w:r>
-      <w:r>
-        <w:rPr>
-          <w:i/>
-        </w:rPr>
-        <w:t>RBFOX3</w:t>
-      </w:r>
-      <w:r>
-        <w:rPr>
-          <w:i w:val="0"/>
-        </w:rPr>
-        <w:t xml:space="preserve"> (Supplementary Table S18). Only the ALS cerebellar expression comparison included repeated donor samples: 158 samples represented 147 donors. After averaging within donors, </w:t>
-      </w:r>
-      <w:r>
-        <w:rPr>
-          <w:i/>
-        </w:rPr>
-        <w:t>TRPC1</w:t>
-      </w:r>
-      <w:r>
-        <w:rPr>
-          <w:i w:val="0"/>
-        </w:rPr>
-        <w:t xml:space="preserve"> remained higher (δ = +0.532, q = 2.3 × 10⁻⁶) and remained significant in all four marker models (adjusted δ = +0.248 to +0.370; Supplementary Table S18d).</w:t>
-      </w:r>
-    </w:p>
-    <w:p>
-      <w:pPr>
-        <w:pStyle w:val="BodyText"/>
-        <w:jc w:val="both"/>
-      </w:pPr>
-      <w:r>
-        <w:t xml:space="preserve">The</w:t>
-      </w:r>
-      <w:r>
-        <w:t xml:space="preserve"> </w:t>
-      </w:r>
-      <w:r>
-        <w:t xml:space="preserve">“Other Neurological Disorders”</w:t>
-      </w:r>
-      <w:r>
-        <w:t xml:space="preserve"> </w:t>
-      </w:r>
-      <w:r>
-        <w:t xml:space="preserve">group within the same cohort was compared against the same controls.</w:t>
-      </w:r>
-      <w:r>
-        <w:t xml:space="preserve"> </w:t>
-      </w:r>
-      <w:r>
-        <w:rPr>
-          <w:i/>
-          <w:iCs/>
-        </w:rPr>
-        <w:t xml:space="preserve">TRPC1</w:t>
-      </w:r>
-      <w:r>
-        <w:t xml:space="preserve"> </w:t>
-      </w:r>
-      <w:r>
-        <w:t xml:space="preserve">decreased in all three testable regions (δ = −0.407 to −0.717), the opposite direction to ALS. Shared controls remove confounding specific to the control samples, but do not resolve differences in disease composition, brain region, case processing or cell composition between the case groups. In this group </w:t>
-      </w:r>
-      <w:r>
-        <w:rPr>
-          <w:i/>
-        </w:rPr>
-        <w:t xml:space="preserve">SNAP25</w:t>
-      </w:r>
-      <w:r>
-        <w:t xml:space="preserve"> fell and </w:t>
+        <w:rPr/>
+        <w:t xml:space="preserve"> δ = −0.482 at sample level, p = 0.005, q = 0.10; −0.771 at donor level, uncorrected p = 0.030), and regression on </w:t>
+      </w:r>
+      <w:r>
+        <w:rPr>
+          <w:i/>
+        </w:rPr>
+        <w:t xml:space="preserve">MBP</w:t>
+      </w:r>
+      <w:r>
+        <w:rPr/>
+        <w:t xml:space="preserve">, </w:t>
+      </w:r>
+      <w:r>
+        <w:rPr>
+          <w:i/>
+        </w:rPr>
+        <w:t xml:space="preserve">PLP1</w:t>
+      </w:r>
+      <w:r>
+        <w:rPr/>
+        <w:t xml:space="preserve"> and </w:t>
       </w:r>
       <w:r>
         <w:rPr>
@@ -6443,280 +6412,8 @@
         <w:t xml:space="preserve">GFAP</w:t>
       </w:r>
       <w:r>
-        <w:t xml:space="preserve"> rose in frontal and temporal cortex (</w:t>
-      </w:r>
-      <w:r>
-        <w:rPr>
-          <w:i/>
-        </w:rPr>
-        <w:t xml:space="preserve">SNAP25</w:t>
-      </w:r>
-      <w:r>
-        <w:t xml:space="preserve"> δ = −0.57 and −0.55; </w:t>
-      </w:r>
-      <w:r>
-        <w:rPr>
-          <w:i/>
-        </w:rPr>
-        <w:t xml:space="preserve">GFAP</w:t>
-      </w:r>
-      <w:r>
-        <w:t xml:space="preserve"> δ = +0.59 and +0.64), consistent with neuronal loss and astrogliosis. Adjustment for </w:t>
-      </w:r>
-      <w:r>
-        <w:rPr>
-          <w:i/>
-        </w:rPr>
-        <w:t xml:space="preserve">SNAP25</w:t>
-      </w:r>
-      <w:r>
-        <w:t xml:space="preserve"> removed most of the temporal-cortex decrease in </w:t>
-      </w:r>
-      <w:r>
-        <w:rPr>
-          <w:i/>
-        </w:rPr>
-        <w:t xml:space="preserve">TRPC1</w:t>
-      </w:r>
-      <w:r>
-        <w:t xml:space="preserve"> (δ = −0.571 before and −0.169 after; −0.390 after adjustment for </w:t>
-      </w:r>
-      <w:r>
-        <w:rPr>
-          <w:i/>
-        </w:rPr>
-        <w:t xml:space="preserve">RBFOX3</w:t>
-      </w:r>
-      <w:r>
-        <w:t xml:space="preserve">) but not the frontal or cerebellar decrease (−0.42 to −0.68 and −0.39 to −0.42 across the four models; Supplementary Table S18).</w:t>
-      </w:r>
-      <w:r>
-        <w:t xml:space="preserve"/>
-      </w:r>
-      <w:r>
-        <w:rPr>
-          <w:i/>
-          <w:iCs/>
-        </w:rPr>
-        <w:t xml:space="preserve"/>
-      </w:r>
-      <w:r>
-        <w:t xml:space="preserve"/>
-      </w:r>
-      <w:r>
-        <w:t xml:space="preserve"/>
-      </w:r>
-    </w:p>
-    <w:p>
-      <w:pPr>
-        <w:pStyle w:val="BodyText"/>
-        <w:jc w:val="both"/>
-      </w:pPr>
-      <w:r>
-        <w:rPr>
-          <w:i/>
-        </w:rPr>
-        <w:t>TRPC1</w:t>
-      </w:r>
-      <w:r>
-        <w:rPr>
-          <w:i w:val="0"/>
-        </w:rPr>
-        <w:t xml:space="preserve"> was also examined in four independent datasets covering Alzheimer’s disease, Parkinson’s disease and multiple sclerosis (Supplementary Figure S7).</w:t>
-      </w:r>
-      <w:r>
-        <w:rPr>
-          <w:i w:val="0"/>
-        </w:rPr>
-        <w:t xml:space="preserve"> </w:t>
-      </w:r>
-      <w:r>
-        <w:rPr>
-          <w:i/>
-          <w:iCs/>
-        </w:rPr>
-        <w:t>TRPC1</w:t>
-      </w:r>
-      <w:r>
-        <w:rPr>
-          <w:i w:val="0"/>
-        </w:rPr>
-        <w:t xml:space="preserve"> </w:t>
-      </w:r>
-      <w:r>
-        <w:rPr>
-          <w:i w:val="0"/>
-        </w:rPr>
-        <w:t>was decreased in Alzheimer’s disease (δ = −0.447; q = 1.6 × 10⁻⁷, with Braak-stage correlation ρ = −0.183, p = 1.8 × 10⁻³) and in Parkinson’s disease (δ = −0.677; q = 1.8 × 10⁻⁴). In multiple sclerosis,</w:t>
-      </w:r>
-      <w:r>
-        <w:rPr>
-          <w:i w:val="0"/>
-        </w:rPr>
-        <w:t xml:space="preserve"> </w:t>
-      </w:r>
-      <w:r>
-        <w:rPr>
-          <w:i/>
-          <w:iCs/>
-        </w:rPr>
-        <w:t>TRPC1</w:t>
-      </w:r>
-      <w:r>
-        <w:rPr>
-          <w:i w:val="0"/>
-        </w:rPr>
-        <w:t xml:space="preserve"> </w:t>
-      </w:r>
-      <w:r>
-        <w:rPr>
-          <w:i w:val="0"/>
-        </w:rPr>
-        <w:t xml:space="preserve">was decreased at donor level across all sampled lesion types (δ = −0.840; q = 0.038) and in lesions at sample level (δ = −0.594; q = 1.3 × 10⁻⁴); the direction was the same in the second multiple sclerosis cohort, which included five donors per group (five regions pooled, δ = −0.226; q = 0.49). The decrease could reflect demyelination rather than a neuronal change, because </w:t>
-      </w:r>
-      <w:r>
-        <w:rPr>
-          <w:i/>
-        </w:rPr>
-        <w:t>TRPC1</w:t>
-      </w:r>
-      <w:r>
-        <w:rPr>
-          <w:i w:val="0"/>
-        </w:rPr>
-        <w:t xml:space="preserve"> contributes to SOCE in oligodendrocyte precursor cells </w:t>
-      </w:r>
-      <w:r>
-        <w:fldChar w:fldCharType="begin"/>
-      </w:r>
-      <w:r>
-        <w:instrText xml:space="preserve"> ADDIN ZOTERO_ITEM CSL_CITATION {"citationID":"mHprdcHZ","properties":{"formattedCitation":"(Paez et al., 2011)","plainCitation":"(Paez et al., 2011)","noteIndex":0},"citationItems":[{"id":873,"uris":["http://zotero.org/users/local/9j0F5ae7/items/VABZ9LW3"],"itemData":{"id":873,"type":"article-journal","title":"Modulation of Canonical Transient Receptor Potential Channel 1 in the Proliferation of Oligodendrocyte Precursor Cells by the Golli Products of the Myelin Basic Protein Gene","author":[{"family":"Paez","given":"Pablo M."},{"family":"Fulton","given":"Daniel"},{"family":"Spreuer","given":"Vilma"},{"family":"Handley","given":"Vance"},{"family":"Campagnoni","given":"Anthony T."}],"issued":{"date-parts":[[2011]]},"container-title":"The Journal of Neuroscience","volume":"31","issue":"10","page":"3625-3637","DOI":"10.1523/jneurosci.4424-10.2011","URL":"https://doi.org/10.1523/jneurosci.4424-10.2011"}}],"schema":"https://github.com/citation-style-language/schema/raw/master/csl-citation.json"} </w:instrText>
-      </w:r>
-      <w:r>
-        <w:fldChar w:fldCharType="separate"/>
-      </w:r>
-      <w:r>
-        <w:rPr>
-          <w:i w:val="0"/>
-        </w:rPr>
-        <w:t>(Paez et al., 2011)</w:t>
-      </w:r>
-      <w:r>
-        <w:fldChar w:fldCharType="end"/>
-      </w:r>
-      <w:r>
-        <w:rPr>
-          <w:i w:val="0"/>
-        </w:rPr>
-        <w:t>. Two sensitivity analyses assessed that explanation: the decrease is present in normal-appearing white matter, where no statistically significant myelin-marker changes were detected (</w:t>
-      </w:r>
-      <w:r>
-        <w:rPr>
-          <w:i/>
-        </w:rPr>
-        <w:t>TRPC1</w:t>
-      </w:r>
-      <w:r>
-        <w:rPr>
-          <w:i w:val="0"/>
-        </w:rPr>
-        <w:t xml:space="preserve"> δ = −0.482 at sample level, p = 0.005, q = 0.10; −0.771 at donor level, uncorrected p = 0.030). Regression on </w:t>
-      </w:r>
-      <w:r>
-        <w:rPr>
-          <w:i/>
-        </w:rPr>
-        <w:t>MBP</w:t>
-      </w:r>
-      <w:r>
-        <w:rPr>
-          <w:i w:val="0"/>
-        </w:rPr>
-        <w:t xml:space="preserve">, </w:t>
-      </w:r>
-      <w:r>
-        <w:rPr>
-          <w:i/>
-        </w:rPr>
-        <w:t>PLP1</w:t>
-      </w:r>
-      <w:r>
-        <w:rPr>
-          <w:i w:val="0"/>
-        </w:rPr>
-        <w:t xml:space="preserve"> and </w:t>
-      </w:r>
-      <w:r>
-        <w:rPr>
-          <w:i/>
-        </w:rPr>
-        <w:t>GFAP</w:t>
-      </w:r>
-      <w:r>
-        <w:rPr>
-          <w:i w:val="0"/>
-        </w:rPr>
-        <w:t xml:space="preserve"> attenuated the </w:t>
-      </w:r>
-      <w:r>
-        <w:rPr>
-          <w:i/>
-        </w:rPr>
-        <w:t>TRPC1</w:t>
-      </w:r>
-      <w:r>
-        <w:rPr>
-          <w:i w:val="0"/>
-        </w:rPr>
-        <w:t xml:space="preserve"> difference, which remained significant at sample level but not at donor level (p = 0.055). These analyses do not exclude a contribution from tissue composition. The lesion types, the myelin-adjusted values and the second cohort are given in Supplementary Results 4 and Supplementary Table S16.</w:t>
-      </w:r>
-      <w:r>
-        <w:t xml:space="preserve"/>
-      </w:r>
-      <w:r>
-        <w:rPr>
-          <w:i/>
-          <w:iCs/>
-        </w:rPr>
-        <w:t xml:space="preserve"/>
-      </w:r>
-      <w:r>
-        <w:t xml:space="preserve"/>
-      </w:r>
-      <w:r>
-        <w:t xml:space="preserve"/>
-      </w:r>
-      <w:r>
-        <w:t xml:space="preserve"/>
-      </w:r>
-      <w:r>
-        <w:rPr>
-          <w:i/>
-          <w:iCs/>
-        </w:rPr>
-        <w:t xml:space="preserve"/>
-      </w:r>
-      <w:r>
-        <w:t xml:space="preserve"/>
-      </w:r>
-      <w:r>
-        <w:t xml:space="preserve"/>
-      </w:r>
-      <w:r>
-        <w:t xml:space="preserve"/>
-      </w:r>
-      <w:r>
-        <w:rPr>
-          <w:i/>
-          <w:iCs/>
-        </w:rPr>
-        <w:t xml:space="preserve"/>
-      </w:r>
-      <w:r>
-        <w:t xml:space="preserve"/>
-      </w:r>
-      <w:r>
-        <w:t xml:space="preserve"/>
+        <w:rPr/>
+        <w:t xml:space="preserve"> attenuated it, leaving it significant at sample level but not at donor level (p = 0.055). These analyses do not exclude a contribution from tissue composition (Supplementary Results 4; Supplementary Table S16).</w:t>
       </w:r>
     </w:p>
     <w:p>
@@ -6755,7 +6452,7 @@
         <w:drawing>
           <wp:inline>
             <wp:extent cx="5532120" cy="4285445"/>
-            <wp:docPr id="4" name="Picture 4" descr=""/>
+            <wp:docPr id="4" name="Picture 4" descr="Heat map of Cliff's delta for TRPC1, SARAF and CBARP in ten ALS brain and spinal cord regions, with the number of cases and controls in each row label."/>
             <wp:cNvGraphicFramePr>
               <a:graphicFrameLocks noChangeAspect="1"/>
             </wp:cNvGraphicFramePr>
@@ -6795,18 +6492,71 @@
       </w:pPr>
       <w:r>
         <w:rPr>
-          <w:rFonts w:ascii="Times New Roman" w:hAnsi="Times New Roman"/>
           <w:b/>
-          <w:sz w:val="19"/>
-        </w:rPr>
-        <w:t>Figure 5.</w:t>
-      </w:r>
-      <w:r>
-        <w:rPr>
           <w:rFonts w:ascii="Times New Roman" w:hAnsi="Times New Roman"/>
           <w:sz w:val="19"/>
         </w:rPr>
-        <w:t xml:space="preserve"> ALS tissue expression of TRPC1, SARAF and CBARP by region. Cliff’s δ compares ALS with non-neurological controls within each NYGC region (case minus control); positive and negative values are shown with an accessible orange and blue scale and printed numerically. An asterisk marks Benjamini–Hochberg q &lt; 0.05. Sample counts and exact q values are given in Table 5. The horizontal rule separates brain regions from spinal cord levels. These bulk-tissue associations do not establish that TDP-43 loss caused the expression differences.</w:t>
+        <w:t xml:space="preserve">Figure 5.</w:t>
+      </w:r>
+      <w:r>
+        <w:rPr>
+          <w:rFonts w:ascii="Times New Roman" w:hAnsi="Times New Roman"/>
+          <w:sz w:val="19"/>
+        </w:rPr>
+        <w:t xml:space="preserve"> ALS tissue expression of </w:t>
+      </w:r>
+      <w:r>
+        <w:rPr>
+          <w:i/>
+          <w:rFonts w:ascii="Times New Roman" w:hAnsi="Times New Roman"/>
+          <w:sz w:val="19"/>
+        </w:rPr>
+        <w:t xml:space="preserve">TRPC1</w:t>
+      </w:r>
+      <w:r>
+        <w:rPr>
+          <w:rFonts w:ascii="Times New Roman" w:hAnsi="Times New Roman"/>
+          <w:sz w:val="19"/>
+        </w:rPr>
+        <w:t xml:space="preserve">, </w:t>
+      </w:r>
+      <w:r>
+        <w:rPr>
+          <w:i/>
+          <w:rFonts w:ascii="Times New Roman" w:hAnsi="Times New Roman"/>
+          <w:sz w:val="19"/>
+        </w:rPr>
+        <w:t xml:space="preserve">SARAF</w:t>
+      </w:r>
+      <w:r>
+        <w:rPr>
+          <w:rFonts w:ascii="Times New Roman" w:hAnsi="Times New Roman"/>
+          <w:sz w:val="19"/>
+        </w:rPr>
+        <w:t xml:space="preserve"> and </w:t>
+      </w:r>
+      <w:r>
+        <w:rPr>
+          <w:i/>
+          <w:rFonts w:ascii="Times New Roman" w:hAnsi="Times New Roman"/>
+          <w:sz w:val="19"/>
+        </w:rPr>
+        <w:t xml:space="preserve">CBARP</w:t>
+      </w:r>
+      <w:r>
+        <w:rPr>
+          <w:rFonts w:ascii="Times New Roman" w:hAnsi="Times New Roman"/>
+          <w:sz w:val="19"/>
+        </w:rPr>
+        <w:t xml:space="preserve"> by region. Cliff’s δ compares ALS with non-neurological controls within each NYGC region (case minus control) and is not adjusted for cell composition, age, RNA integrity or post-mortem interval; </w:t>
+      </w:r>
+      <w:r>
+        <w:rPr>
+          <w:i/>
+          <w:rFonts w:ascii="Times New Roman" w:hAnsi="Times New Roman"/>
+          <w:sz w:val="19"/>
+        </w:rPr>
+        <w:t xml:space="preserve"> marks Benjamini–Hochberg q &lt; 0.05, corrected within each region across the tested genes. Row labels give the numbers of ALS cases and controls (exact q values in Table 5); the rule separates brain from spinal cord. The regions come from one consortium cohort and are analysed separately; they are not independent cohorts, and the associations do not establish that TDP-43 loss caused them.</w:t>
       </w:r>
     </w:p>
     <w:bookmarkEnd w:id="36"/>
@@ -7014,7 +6764,7 @@
         <w:pStyle w:val="BodyText"/>
       </w:pPr>
       <w:r>
-        <w:t xml:space="preserve">Across the cohort, </w:t>
+        <w:t xml:space="preserve">Across groups and regions, </w:t>
       </w:r>
       <w:r>
         <w:rPr>
@@ -7023,7 +6773,25 @@
         <w:t xml:space="preserve">TRPC1</w:t>
       </w:r>
       <w:r>
-        <w:t xml:space="preserve"> therefore did not behave as a readout of TDP-43 loss of function. It rose in ALS brain regions, in which the cryptic junction exceeded 1% of reads in at most 14% of samples, showed no statistically significant difference in ALS spinal cord, where it did so in 41–67%, and fell in the cortex of the comparison group, where it did so in 50–63%; within groups its association with the junction was attenuated after adjustment for a neuronal marker.</w:t>
+        <w:t xml:space="preserve"> expression therefore did not track the cryptic </w:t>
+      </w:r>
+      <w:r>
+        <w:rPr>
+          <w:i/>
+        </w:rPr>
+        <w:t xml:space="preserve">STMN2</w:t>
+      </w:r>
+      <w:r>
+        <w:t xml:space="preserve"> indicator of TDP-43 loss of function: it rose in ALS brain regions, in which the junction exceeded 1% of reads in at most 14% of samples, showed no statistically significant difference in ALS spinal cord (41–67%) and fell in the cortex of the comparison group (50–63%), and within groups its association with the junction was attenuated after adjustment for a neuronal marker. This proxy analysis is correlational and does not test whether TDP-43 loss changes </w:t>
+      </w:r>
+      <w:r>
+        <w:rPr>
+          <w:i/>
+        </w:rPr>
+        <w:t xml:space="preserve">TRPC1</w:t>
+      </w:r>
+      <w:r>
+        <w:t xml:space="preserve"> expression.</w:t>
       </w:r>
     </w:p>
     <w:bookmarkEnd w:id="37"/>
@@ -7050,7 +6818,43 @@
         <w:jc w:val="both"/>
       </w:pPr>
       <w:r>
-        <w:t>In one Fura-2 culture plate, TDP-43 knockdown wells had a lower calcium-readdition response. In an independent public SH-SY5Y model, adjusted STIM and ORAI transcript pools increased; these data generate hypotheses about the within-plate signal but do not establish a reproducible functional phenotype or its RNA mechanism. The transcript data do not show a simple loss of core SOCE mRNAs; they do not establish protein abundance. Channel composition, feedback inhibition, ER refilling and cellular bioenergetics remain possible interacting determinants. Together, the observations motivate testing calcium regulation and RNA processing in matched, independently replicated experiments.</w:t>
+        <w:t xml:space="preserve">This study asked which calcium-regulatory RNA changes accompany TDP-43 depletion and whether an RNA-processing event in the core SOCE-pathway genes could explain the lower Ca²⁺-readdition response seen in one Fura-2 culture plate. The most robust RNA findings were the recurrent </w:t>
+      </w:r>
+      <w:r>
+        <w:rPr>
+          <w:i/>
+        </w:rPr>
+        <w:t xml:space="preserve">CBARP</w:t>
+      </w:r>
+      <w:r>
+        <w:t xml:space="preserve"> splicing change, the shifts in ORAI- and STIM-family transcript composition in the public SH-SY5Y model, and the region-dependent </w:t>
+      </w:r>
+      <w:r>
+        <w:rPr>
+          <w:i/>
+        </w:rPr>
+        <w:t xml:space="preserve">TRPC1</w:t>
+      </w:r>
+      <w:r>
+        <w:t xml:space="preserve">, </w:t>
+      </w:r>
+      <w:r>
+        <w:rPr>
+          <w:i/>
+        </w:rPr>
+        <w:t xml:space="preserve">SARAF</w:t>
+      </w:r>
+      <w:r>
+        <w:t xml:space="preserve"> and </w:t>
+      </w:r>
+      <w:r>
+        <w:rPr>
+          <w:i/>
+        </w:rPr>
+        <w:t xml:space="preserve">CBARP</w:t>
+      </w:r>
+      <w:r>
+        <w:t xml:space="preserve"> differences in ALS tissue. No confirmed RNA-processing event in the core SOCE-pathway genes explained the Fura-2 difference, which comes from three wells of one plate, was not measured in the RT-qPCR or RNA-seq cultures and requires independent replication. The RNA data are therefore candidates for matched, independently replicated experiments, not a mechanism for that observation.</w:t>
       </w:r>
     </w:p>
     <w:p>
@@ -7061,111 +6865,54 @@
       <w:r>
         <w:rPr>
           <w:b/>
+        </w:rPr>
+        <w:t xml:space="preserve">RNA-processing findings depend on model and method.</w:t>
+      </w:r>
+      <w:r>
+        <w:rPr/>
+        <w:t xml:space="preserve"> The annotation-free analysis recovered established TDP-43-dependent cryptic targets, including the </w:t>
+      </w:r>
+      <w:r>
+        <w:rPr>
+          <w:i/>
+        </w:rPr>
+        <w:t xml:space="preserve">STMN2</w:t>
+      </w:r>
+      <w:r>
+        <w:rPr/>
+        <w:t xml:space="preserve"> and </w:t>
+      </w:r>
+      <w:r>
+        <w:rPr>
+          <w:i/>
+        </w:rPr>
+        <w:t xml:space="preserve">UNC13A</w:t>
+      </w:r>
+      <w:r>
+        <w:rPr/>
+        <w:t xml:space="preserve"> programmes described across neuronal systems </w:t>
+      </w:r>
+      <w:r>
+        <w:fldChar w:fldCharType="begin"/>
+      </w:r>
+      <w:r>
+        <w:instrText xml:space="preserve"> ADDIN ZOTERO_ITEM CSL_CITATION {"citationID":"vB0zePtw","properties":{"formattedCitation":"(Ling et al., 2015; Melamed et al., 2019; Brown et al., 2022; Ma et al., 2022)","plainCitation":"(Ling et al., 2015; Melamed et al., 2019; Brown et al., 2022; Ma et al., 2022)","noteIndex":0},"citationItems":[{"id":681,"uris":["http://zotero.org/users/local/9j0F5ae7/items/LYFFBGZP"],"itemData":{"id":681,"type":"article-journal","title":"TDP-43 repression of nonconserved cryptic exons is compromised in ALS-FTD","author":[{"family":"Ling","given":"Jonathan P."},{"family":"Pletnikova","given":"Olga"},{"family":"Troncoso","given":"Juan C."},{"family":"Wong","given":"Philip C."}],"issued":{"date-parts":[[2015]]},"container-title":"Science","volume":"349","issue":"6248","page":"650-655","DOI":"10.1126/science.aab0983","URL":"https://www.science.org/doi/10.1126/science.aab0983"}},{"id":698,"uris":["http://zotero.org/users/local/9j0F5ae7/items/5E8X6UCK"],"itemData":{"id":698,"type":"article-journal","title":"Premature polyadenylation-mediated loss of stathmin-2 is a hallmark of TDP-43-dependent neurodegeneration","author":[{"family":"Melamed","given":"Ze’ev"},{"family":"López-Erauskin","given":"Jone"},{"family":"Baughn","given":"Michael W."},{"family":"Zhang","given":"Ouyang"},{"family":"Drenner","given":"Kevin"},{"family":"Sun","given":"Ying"},{"family":"Freyermuth","given":"Fernande"},{"family":"McMahon","given":"Moira A."},{"family":"Beccari","given":"Melinda S."},{"family":"Artates","given":"Jon W."},{"family":"Ohkubo","given":"Takuya"},{"family":"Rodriguez","given":"Maria"},{"family":"Lin","given":"Nianwei"},{"family":"Wu","given":"Dongmei"},{"family":"Bennett","given":"C. Frank"},{"family":"Rigo","given":"Frank"},{"family":"Da Cruz","given":"Sandrine"},{"family":"Ravits","given":"John"},{"family":"Lagier-Tourenne","given":"Clotilde"},{"family":"Cleveland","given":"Don W."}],"issued":{"date-parts":[[2019]]},"container-title":"Nature Neuroscience","volume":"22","issue":"2","page":"180-190","DOI":"10.1038/s41593-018-0293-z","URL":"https://www.nature.com/articles/s41593-018-0293-z"}},{"id":590,"uris":["http://zotero.org/users/local/9j0F5ae7/items/FBENTREB"],"itemData":{"id":590,"type":"article-journal","title":"TDP-43 loss and ALS-risk SNPs drive mis-splicing and depletion of UNC13A","author":[{"family":"Brown","given":"Anna-Leigh"},{"family":"Wilkins","given":"Oscar G."},{"family":"Keuss","given":"Matthew J."},{"family":"Kargbo-Hill","given":"Sarah E."},{"family":"Zanovello","given":"Matteo"},{"family":"Lee","given":"Weaverly Colleen"},{"family":"Bampton","given":"Alexander"},{"family":"Lee","given":"Flora C. Y."},{"family":"Masino","given":"Laura"},{"family":"Qi","given":"Yue A."},{"family":"Bryce-Smith","given":"Sam"},{"family":"Gatt","given":"Ariana"},{"family":"Hallegger","given":"Martina"},{"family":"Fagegaltier","given":"Delphine"},{"family":"Phatnani","given":"Hemali"},{"family":"NYGC ALS Consortium","given":""},{"family":"Phatnani","given":"Hemali"},{"family":"Kwan","given":"Justin"},{"family":"Sareen","given":"Dhruv"},{"family":"Broach","given":"James R."},{"family":"Simmons","given":"Zachary"},{"family":"Arcila-Londono","given":"Ximena"},{"family":"Lee","given":"Edward B."},{"family":"Van Deerlin","given":"Vivianna M."},{"family":"Shneider","given":"Neil A."},{"family":"Fraenkel","given":"Ernest"},{"family":"Ostrow","given":"Lyle W."},{"family":"Baas","given":"Frank"},{"family":"Zaitlen","given":"Noah"},{"family":"Berry","given":"James D."},{"family":"Malaspina","given":"Andrea"},{"family":"Fratta","given":"Pietro"},{"family":"Cox","given":"Gregory A."},{"family":"Thompson","given":"Leslie M."},{"family":"Finkbeiner","given":"Steve"},{"family":"Dardiotis","given":"Efthimios"},{"family":"Miller","given":"Timothy M."},{"family":"Chandran","given":"Siddharthan"},{"family":"Pal","given":"Suvankar"},{"family":"Hornstein","given":"Eran"},{"family":"MacGowan","given":"Daniel J."},{"family":"Heiman-Patterson","given":"Terry"},{"family":"Hammell","given":"Molly G."},{"family":"Patsopoulos","given":"Nikolaos. A."},{"family":"Butovsky","given":"Oleg"},{"family":"Dubnau","given":"Joshua"},{"family":"Nath","given":"Avindra"},{"family":"Bowser","given":"Robert"},{"family":"Harms","given":"Matthew"},{"family":"Aronica","given":"Eleonora"},{"family":"Poss","given":"Mary"},{"family":"Phillips-Cremins","given":"Jennifer"},{"family":"Crary","given":"John"},{"family":"Atassi","given":"Nazem"},{"family":"Lange","given":"Dale J."},{"family":"Adams","given":"Darius J."},{"family":"Stefanis","given":"Leonidas"},{"family":"Gotkine","given":"Marc"},{"family":"Baloh","given":"Robert H."},{"family":"Babu","given":"Suma"},{"family":"Raj","given":"Towfique"},{"family":"Paganoni","given":"Sabrina"},{"family":"Shalem","given":"Ophir"},{"family":"Smith","given":"Colin"},{"family":"Zhang","given":"Bin"},{"family":"Harris","given":"Brent"},{"family":"Broce","given":"Iris"},{"family":"Drory","given":"Vivian"},{"family":"Ravits","given":"John"},{"family":"McMillan","given":"Corey"},{"family":"Menon","given":"Vilas"},{"family":"Wu","given":"Lani"},{"family":"Altschuler","given":"Steven"},{"family":"Lerner","given":"Yossef"},{"family":"Sattler","given":"Rita"},{"family":"Van Keuren-Jensen","given":"Kendall"},{"family":"Rozenblatt-Rosen","given":"Orit"},{"family":"Lindblad-Toh","given":"Kerstin"},{"family":"Nicholson","given":"Katharine"},{"family":"Gregersen","given":"Peter"},{"family":"Lee","given":"Jeong-Ho"},{"family":"Koks","given":"Sulev"},{"family":"Muljo","given":"Stephen"},{"family":"Newcombe","given":"Jia"},{"family":"Gustavsson","given":"Emil K."},{"family":"Seddighi","given":"Sahba"},{"family":"Reyes","given":"Joel F."},{"family":"Coon","given":"Steven L."},{"family":"Ramos","given":"Daniel"},{"family":"Schiavo","given":"Giampietro"},{"family":"Fisher","given":"Elizabeth M. C."},{"family":"Raj","given":"Towfique"},{"family":"Secrier","given":"Maria"},{"family":"Lashley","given":"Tammaryn"},{"family":"Ule","given":"Jernej"},{"family":"Buratti","given":"Emanuele"},{"family":"Humphrey","given":"Jack"},{"family":"Ward","given":"Michael E."},{"family":"Fratta","given":"Pietro"}],"issued":{"date-parts":[[2022]]},"container-title":"Nature","volume":"603","issue":"7899","page":"131-137","DOI":"10.1038/s41586-022-04436-3","URL":"https://www.nature.com/articles/s41586-022-04436-3"}},{"id":688,"uris":["http://zotero.org/users/local/9j0F5ae7/items/9VXLA8SC"],"itemData":{"id":688,"type":"article-journal","title":"TDP-43 represses cryptic exon inclusion in the FTD–ALS gene UNC13A","author":[{"family":"Ma","given":"X. Rosa"},{"family":"Prudencio","given":"Mercedes"},{"family":"Koike","given":"Yuka"},{"family":"Vatsavayai","given":"Sarat C."},{"family":"Kim","given":"Garam"},{"family":"Harbinski","given":"Fred"},{"family":"Briner","given":"Adam"},{"family":"Rodriguez","given":"Caitlin M."},{"family":"Guo","given":"Caiwei"},{"family":"Akiyama","given":"Tetsuya"},{"family":"Schmidt","given":"H. Broder"},{"family":"Cummings","given":"Beryl B."},{"family":"Wyatt","given":"David W."},{"family":"Kurylo","given":"Katherine"},{"family":"Miller","given":"Georgiana"},{"family":"Mekhoubad","given":"Shila"},{"family":"Sallee","given":"Nathan"},{"family":"Mekonnen","given":"Gemechu"},{"family":"Ganser","given":"Laura"},{"family":"Rubien","given":"Jack D."},{"family":"Jansen-West","given":"Karen"},{"family":"Cook","given":"Casey N."},{"family":"Pickles","given":"Sarah"},{"family":"Oskarsson","given":"Björn"},{"family":"Graff-Radford","given":"Neill R."},{"family":"Boeve","given":"Bradley F."},{"family":"Knopman","given":"David S."},{"family":"Petersen","given":"Ronald C."},{"family":"Dickson","given":"Dennis W."},{"family":"Shorter","given":"James"},{"family":"Myong","given":"Sua"},{"family":"Green","given":"Eric M."},{"family":"Seeley","given":"William W."},{"family":"Petrucelli","given":"Leonard"},{"family":"Gitler","given":"Aaron D."}],"issued":{"date-parts":[[2022]]},"container-title":"Nature","volume":"603","issue":"7899","page":"124-130","DOI":"10.1038/s41586-022-04424-7","URL":"https://www.nature.com/articles/s41586-022-04424-7"}}],"schema":"https://github.com/citation-style-language/schema/raw/master/csl-citation.json"} </w:instrText>
+      </w:r>
+      <w:r>
+        <w:fldChar w:fldCharType="separate"/>
+      </w:r>
+      <w:r>
+        <w:rPr>
           <w:i w:val="0"/>
         </w:rPr>
-        <w:t xml:space="preserve">Interpretation of the Fura-2 response. </w:t>
-      </w:r>
-      <w:r>
-        <w:rPr>
-          <w:i w:val="0"/>
-        </w:rPr>
-        <w:t xml:space="preserve">Within the single Fura-2 plate, mean ER release was 33% lower and mean readdition 84% lower; readdition remained 77% lower when each well was normalised to its own release. This ratio is descriptive and does not isolate altered store depletion from influx or clearance; the response requires replication in independent cultures. The transcript data identify two mechanistic layers that could act together. First, </w:t>
-      </w:r>
-      <w:r>
-        <w:rPr>
-          <w:i/>
-        </w:rPr>
-        <w:t>ATP2A2</w:t>
-      </w:r>
-      <w:r>
-        <w:rPr>
-          <w:i w:val="0"/>
-        </w:rPr>
-        <w:t xml:space="preserve">, which dominates the SERCA family in these cells, decreased modestly and could reduce the efficiency of ER refilling. Second, the ORAI family shifted sharply: </w:t>
-      </w:r>
-      <w:r>
-        <w:rPr>
-          <w:i/>
-        </w:rPr>
-        <w:t>ORAI3</w:t>
-      </w:r>
-      <w:r>
-        <w:rPr>
-          <w:i w:val="0"/>
-        </w:rPr>
-        <w:t xml:space="preserve"> rose from 8% to 30% of ORAI transcripts, </w:t>
-      </w:r>
-      <w:r>
-        <w:rPr>
-          <w:i/>
-        </w:rPr>
-        <w:t>ORAI2</w:t>
-      </w:r>
-      <w:r>
-        <w:rPr>
-          <w:i w:val="0"/>
-        </w:rPr>
-        <w:t xml:space="preserve"> decreased from 77% to 53%, and </w:t>
-      </w:r>
-      <w:r>
-        <w:rPr>
-          <w:i/>
-        </w:rPr>
-        <w:t>SARAF</w:t>
-      </w:r>
-      <w:r>
-        <w:rPr>
-          <w:i w:val="0"/>
-        </w:rPr>
-        <w:t xml:space="preserve"> increased. Channel output depends on the relative abundance, assembly and localisation of STIM and ORAI proteins rather than their summed RNA abundance; even the </w:t>
-      </w:r>
-      <w:r>
-        <w:rPr>
-          <w:i/>
-        </w:rPr>
-        <w:t>STIM1</w:t>
-      </w:r>
-      <w:r>
-        <w:rPr>
-          <w:i w:val="0"/>
-        </w:rPr>
-        <w:t>:</w:t>
-      </w:r>
-      <w:r>
-        <w:rPr>
-          <w:i/>
-        </w:rPr>
-        <w:t>ORAI1</w:t>
-      </w:r>
-      <w:r>
-        <w:rPr>
-          <w:i w:val="0"/>
-        </w:rPr>
-        <w:t xml:space="preserve"> protein ratio can change CRAC-channel trapping and gating </w:t>
-      </w:r>
-      <w:r>
-        <w:fldChar w:fldCharType="begin"/>
-      </w:r>
-      <w:r>
-        <w:instrText xml:space="preserve"> ADDIN ZOTERO_ITEM CSL_CITATION {"citationID":"m51X93jP","properties":{"formattedCitation":"(Hoover and Lewis, 2011)","plainCitation":"(Hoover and Lewis, 2011)","noteIndex":0},"citationItems":[{"id":872,"uris":["http://zotero.org/users/local/9j0F5ae7/items/A27WZHGU"],"itemData":{"id":872,"type":"article-journal","title":"Stoichiometric requirements for trapping and gating of Ca                     &lt;sup&gt;2+&lt;/sup&gt;                     release-activated Ca                     &lt;sup&gt;2+&lt;/sup&gt;                     (CRAC) channels by stromal interaction molecule 1 (STIM1)","author":[{"family":"Hoover","given":"Paul J."},{"family":"Lewis","given":"Richard S."}],"issued":{"date-parts":[[2011]]},"container-title":"Proceedings of the National Academy of Sciences","volume":"108","issue":"32","page":"13299-13304","DOI":"10.1073/pnas.1101664108","URL":"https://doi.org/10.1073/pnas.1101664108"}}],"schema":"https://github.com/citation-style-language/schema/raw/master/csl-citation.json"} </w:instrText>
-      </w:r>
-      <w:r>
-        <w:fldChar w:fldCharType="separate"/>
-      </w:r>
-      <w:r>
-        <w:rPr>
-          <w:i w:val="0"/>
-        </w:rPr>
-        <w:t>(Hoover and Lewis, 2011)</w:t>
+        <w:t>(Ling et al., 2015; Melamed et al., 2019; Brown et al., 2022; Ma et al., 2022)</w:t>
       </w:r>
       <w:r>
         <w:fldChar w:fldCharType="end"/>
       </w:r>
       <w:r>
-        <w:rPr>
-          <w:i w:val="0"/>
-        </w:rPr>
-        <w:t>. A rise in these transcripts could also be compensatory after reduced Ca²⁺ signalling; the present measurements do not establish which change came first.</w:t>
+        <w:rPr/>
+        <w:t xml:space="preserve">, which supports detection of known targets in the deeper TDP-43 comparisons. Two controls versus none after FUS or TAF15 knockdown did not establish specificity, and the null comparisons show that the stringent-filter list is a set of candidates. The core SOCE-pathway genes carried no equivalent cryptic-splicing programme: the APA screen showed only coverage gradients and the NMD estimates were descriptive. Canonical loss of RNA repression is therefore reproducible across suitable neuronal models, whereas the calcium-regulatory analyses identify a smaller set of context-dependent processing events and broader changes in transcript-family composition.</w:t>
       </w:r>
     </w:p>
     <w:p>
@@ -7175,57 +6922,188 @@
       </w:pPr>
       <w:r>
         <w:rPr>
+          <w:b/>
+          <w:i/>
+        </w:rPr>
+        <w:t xml:space="preserve">CBARP</w:t>
+      </w:r>
+      <w:r>
+        <w:rPr>
+          <w:b/>
+        </w:rPr>
+        <w:t xml:space="preserve"> and the other splicing candidates.</w:t>
+      </w:r>
+      <w:r>
+        <w:rPr/>
+        <w:t xml:space="preserve"> </w:t>
+      </w:r>
+      <w:r>
+        <w:rPr>
+          <w:i/>
+        </w:rPr>
+        <w:t xml:space="preserve">CBARP</w:t>
+      </w:r>
+      <w:r>
+        <w:rPr/>
+        <w:t xml:space="preserve"> is the strongest recurrent candidate: it was affected in five of six datasets across two species, identified by complementary analyses of the same libraries, reproduced at junction level in a second human dataset, and showed the largest expression change among the Ca²⁺-entry regulators of Table 1 (Figure 4C; Supplementary Figure S3). Its product BARP suppresses voltage-gated Ca²⁺ channel activity and Ca²⁺-evoked exocytosis </w:t>
+      </w:r>
+      <w:r>
+        <w:fldChar w:fldCharType="begin"/>
+      </w:r>
+      <w:r>
+        <w:instrText xml:space="preserve"> ADDIN ZOTERO_ITEM CSL_CITATION {"citationID":"EA4yMINf","properties":{"formattedCitation":"(Béguin et al., 2014)","plainCitation":"(Béguin et al., 2014)","noteIndex":0},"citationItems":[{"id":579,"uris":["http://zotero.org/users/local/9j0F5ae7/items/TQJ42WHR"],"itemData":{"id":579,"type":"article-journal","title":"BARP suppresses voltage-gated calcium channel activity and Ca2+-evoked exocytosis","author":[{"family":"Béguin","given":"Pascal"},{"family":"Nagashima","given":"Kazuaki"},{"family":"Mahalakshmi","given":"Ramasubbu N."},{"family":"Vigot","given":"Réjan"},{"family":"Matsunaga","given":"Atsuko"},{"family":"Miki","given":"Takafumi"},{"family":"Ng","given":"Mei Yong"},{"family":"Ng","given":"Yu Jin Alvin"},{"family":"Lim","given":"Chiaw Hwee"},{"family":"Tay","given":"Hock Soon"},{"family":"Hwang","given":"Le-Ann"},{"family":"Firsov","given":"Dmitri"},{"family":"Tang","given":"Bor Luen"},{"family":"Inagaki","given":"Nobuya"},{"family":"Mori","given":"Yasuo"},{"family":"Seino","given":"Susumu"},{"family":"Launey","given":"Thomas"},{"family":"Hunziker","given":"Walter"}],"issued":{"date-parts":[[2014]]},"container-title":"Journal of Cell Biology","volume":"205","issue":"2","page":"233-249","DOI":"10.1083/jcb.201304101","URL":"https://rupress.org/jcb/article/205/2/233/37634/BARP-suppresses-voltage-gated-calcium-channel"}}],"schema":"https://github.com/citation-style-language/schema/raw/master/csl-citation.json"} </w:instrText>
+      </w:r>
+      <w:r>
+        <w:fldChar w:fldCharType="separate"/>
+      </w:r>
+      <w:r>
+        <w:t>(Béguin et al., 2014)</w:t>
+      </w:r>
+      <w:r>
+        <w:fldChar w:fldCharType="end"/>
+      </w:r>
+      <w:r>
+        <w:rPr/>
+        <w:t xml:space="preserve">; this function concerns voltage-gated rather than store-operated channels, but it suggests that TDP-43 loss may remodel more than one route of calcium entry and secretion. The apparent </w:t>
+      </w:r>
+      <w:r>
+        <w:rPr>
+          <w:i/>
+        </w:rPr>
+        <w:t xml:space="preserve">TRPC1</w:t>
+      </w:r>
+      <w:r>
+        <w:rPr/>
+        <w:t xml:space="preserve"> splicing event failed replicate-level robustness checks, so any </w:t>
+      </w:r>
+      <w:r>
+        <w:rPr>
+          <w:i/>
+        </w:rPr>
+        <w:t xml:space="preserve">TRPC1</w:t>
+      </w:r>
+      <w:r>
+        <w:rPr/>
+        <w:t xml:space="preserve"> contribution, which has been linked to ER stress and AKT/mTOR signalling in neuronal cells </w:t>
+      </w:r>
+      <w:r>
+        <w:fldChar w:fldCharType="begin"/>
+      </w:r>
+      <w:r>
+        <w:instrText xml:space="preserve"> ADDIN ZOTERO_ITEM CSL_CITATION {"citationID":"WKQdUsNr","properties":{"formattedCitation":"(Selvaraj et al., 2012)","plainCitation":"(Selvaraj et al., 2012)","noteIndex":0},"citationItems":[{"id":859,"uris":["http://zotero.org/users/local/9j0F5ae7/items/VTKLWEPE"],"itemData":{"id":859,"type":"article-journal","title":"Neurotoxin-induced ER stress in mouse dopaminergic neurons involves downregulation of TRPC1 and inhibition of AKT/mTOR signaling","author":[{"family":"Selvaraj","given":"Senthil"},{"family":"Sun","given":"Yuyang"},{"family":"Watt","given":"John A."},{"family":"Wang","given":"Shouping"},{"family":"Lei","given":"Saobo"},{"family":"Birnbaumer","given":"Lutz"},{"family":"Singh","given":"Brij B"}],"issued":{"date-parts":[[2012]]},"container-title":"Journal of Clinical Investigation","volume":"122","issue":"4","page":"1354-1367","DOI":"10.1172/jci61332","URL":"https://doi.org/10.1172/jci61332"}}],"schema":"https://github.com/citation-style-language/schema/raw/master/csl-citation.json"} </w:instrText>
+      </w:r>
+      <w:r>
+        <w:fldChar w:fldCharType="separate"/>
+      </w:r>
+      <w:r>
+        <w:t>(Selvaraj et al., 2012)</w:t>
+      </w:r>
+      <w:r>
+        <w:fldChar w:fldCharType="end"/>
+      </w:r>
+      <w:r>
+        <w:rPr/>
+        <w:t xml:space="preserve">, is more likely to involve abundance, assembly or cellular context than a splice switch. The pooled effect of the inhibitory </w:t>
+      </w:r>
+      <w:r>
+        <w:rPr>
+          <w:i/>
+        </w:rPr>
+        <w:t xml:space="preserve">STIM2</w:t>
+      </w:r>
+      <w:r>
+        <w:rPr/>
+        <w:t xml:space="preserve">.1 exon </w:t>
+      </w:r>
+      <w:r>
+        <w:fldChar w:fldCharType="begin"/>
+      </w:r>
+      <w:r>
+        <w:instrText xml:space="preserve"> ADDIN ZOTERO_ITEM CSL_CITATION {"citationID":"d7dz7K0b","properties":{"formattedCitation":"(Miederer et al., 2015; Rana et al., 2015)","plainCitation":"(Miederer et al., 2015; Rana et al., 2015)","noteIndex":0},"citationItems":[{"id":855,"uris":["http://zotero.org/users/local/9j0F5ae7/items/94YKDYSM"],"itemData":{"id":855,"type":"article-journal","title":"A STIM2 splice variant negatively regulates store-operated calcium entry","author":[{"family":"Miederer","given":"Anna-Maria"},{"family":"Alansary","given":"Dalia"},{"family":"Schwär","given":"Gertrud"},{"family":"Lee","given":"Po-Hsien"},{"family":"Jung","given":"Martin"},{"family":"Helms","given":"Volkhard"},{"family":"Niemeyer","given":"Barbara A."}],"issued":{"date-parts":[[2015]]},"container-title":"Nature Communications","volume":"6","issue":"1","DOI":"10.1038/ncomms7899","URL":"https://doi.org/10.1038/ncomms7899"}},{"id":858,"uris":["http://zotero.org/users/local/9j0F5ae7/items/RDCBSAN4"],"itemData":{"id":858,"type":"article-journal","title":"Alternative splicing converts STIM2 from an activator to an inhibitor of store-operated calcium channels","author":[{"family":"Rana","given":"Anshul"},{"family":"Yen","given":"Michelle"},{"family":"Sadaghiani","given":"Amir Masoud"},{"family":"Malmersjö","given":"Seth"},{"family":"Park","given":"Chan Young"},{"family":"Dolmetsch","given":"Ricardo E."},{"family":"Lewis","given":"Richard S."}],"issued":{"date-parts":[[2015]]},"container-title":"Journal of Cell Biology","volume":"209","issue":"5","page":"653-670","DOI":"10.1083/jcb.201412060","URL":"https://doi.org/10.1083/jcb.201412060"}}],"schema":"https://github.com/citation-style-language/schema/raw/master/csl-citation.json"} </w:instrText>
+      </w:r>
+      <w:r>
+        <w:fldChar w:fldCharType="separate"/>
+      </w:r>
+      <w:r>
+        <w:rPr>
           <w:i w:val="0"/>
         </w:rPr>
-        <w:t xml:space="preserve">Interpretation of the Fura-2 readdition signal also depends on Ca²⁺ clearance. The adjusted PMCA transcript pool rose by 35.2% in the public SH-SY5Y model (Table 1); </w:t>
-      </w:r>
-      <w:r>
-        <w:rPr>
-          <w:i/>
-        </w:rPr>
-        <w:t>ATP2B2</w:t>
+        <w:t>(Miederer et al., 2015; Rana et al., 2015)</w:t>
+      </w:r>
+      <w:r>
+        <w:fldChar w:fldCharType="end"/>
+      </w:r>
+      <w:r>
+        <w:rPr/>
+        <w:t xml:space="preserve"> was negligible (Supplementary Table S15; not a test of equivalence), so a shared </w:t>
+      </w:r>
+      <w:r>
+        <w:rPr>
+          <w:i/>
+        </w:rPr>
+        <w:t xml:space="preserve">STIM2</w:t>
+      </w:r>
+      <w:r>
+        <w:rPr/>
+        <w:t xml:space="preserve">.1 switch appears unlikely to explain the Fura-2 difference, whereas the </w:t>
+      </w:r>
+      <w:r>
+        <w:rPr>
+          <w:i/>
+        </w:rPr>
+        <w:t xml:space="preserve">STIMATE</w:t>
+      </w:r>
+      <w:r>
+        <w:rPr/>
+        <w:t xml:space="preserve"> event, since </w:t>
+      </w:r>
+      <w:r>
+        <w:rPr/>
+        <w:t xml:space="preserve">STIMATE</w:t>
+      </w:r>
+      <w:r>
+        <w:rPr/>
+        <w:t xml:space="preserve"> promotes </w:t>
+      </w:r>
+      <w:r>
+        <w:rPr/>
+        <w:t xml:space="preserve">STIM1</w:t>
+      </w:r>
+      <w:r>
+        <w:rPr/>
+        <w:t xml:space="preserve"> activation at ER–plasma-membrane junctions </w:t>
+      </w:r>
+      <w:r>
+        <w:fldChar w:fldCharType="begin"/>
+      </w:r>
+      <w:r>
+        <w:instrText xml:space="preserve"> ADDIN ZOTERO_ITEM CSL_CITATION {"citationID":"6Chj7eza","properties":{"formattedCitation":"(Jing et al., 2015)","plainCitation":"(Jing et al., 2015)","noteIndex":0},"citationItems":[{"id":834,"uris":["http://zotero.org/users/local/9j0F5ae7/items/NZ3ZWYWF"],"itemData":{"id":834,"type":"article-journal","title":"Proteomic mapping of ER-PM junctions identifies STIMATE as a regulator of Ca2+ influx","author":[{"family":"Jing","given":"Ji"},{"family":"He","given":"Lian"},{"family":"Sun","given":"Aomin"},{"family":"Quintana","given":"Ariel"},{"family":"Ding","given":"Yuehe"},{"family":"Ma","given":"Guolin"},{"family":"Tan","given":"Peng"},{"family":"Liang","given":"Xiaowen"},{"family":"Zheng","given":"Xiaolu"},{"family":"Chen","given":"Liangyi"},{"family":"Shi","given":"Xiaodong"},{"family":"Zhang","given":"Shenyuan L."},{"family":"Zhong","given":"Ling"},{"family":"Huang","given":"Yun"},{"family":"Dong","given":"Meng-Qiu"},{"family":"Walker","given":"Cheryl L."},{"family":"Hogan","given":"Patrick G."},{"family":"Wang","given":"Youjun"},{"family":"Zhou","given":"Yubin"}],"issued":{"date-parts":[[2015]]},"container-title":"Nature Cell Biology","volume":"17","issue":"10","page":"1339-1347","DOI":"10.1038/ncb3234","URL":"https://doi.org/10.1038/ncb3234"}}],"schema":"https://github.com/citation-style-language/schema/raw/master/csl-citation.json"} </w:instrText>
+      </w:r>
+      <w:r>
+        <w:fldChar w:fldCharType="separate"/>
       </w:r>
       <w:r>
         <w:rPr>
           <w:i w:val="0"/>
         </w:rPr>
-        <w:t xml:space="preserve"> and </w:t>
-      </w:r>
-      <w:r>
-        <w:rPr>
-          <w:i/>
-        </w:rPr>
-        <w:t>ATP2B3</w:t>
-      </w:r>
-      <w:r>
-        <w:rPr>
-          <w:i w:val="0"/>
-        </w:rPr>
-        <w:t xml:space="preserve"> increased by 207% and 307%, respectively, from low baseline abundance, while </w:t>
-      </w:r>
-      <w:r>
-        <w:rPr>
-          <w:i/>
-        </w:rPr>
-        <w:t>ATP2A3</w:t>
-      </w:r>
-      <w:r>
-        <w:rPr>
-          <w:i w:val="0"/>
-        </w:rPr>
-        <w:t xml:space="preserve"> rose and </w:t>
-      </w:r>
-      <w:r>
-        <w:rPr>
-          <w:i/>
-        </w:rPr>
-        <w:t>ATP2A2</w:t>
-      </w:r>
-      <w:r>
-        <w:rPr>
-          <w:i w:val="0"/>
-        </w:rPr>
-        <w:t xml:space="preserve"> fell. Faster plasma-membrane extrusion could reduce the cytosolic peak even if channel influx were unchanged. SERCA was inhibited by CPA during the readdition protocol, so increased ER re-uptake cannot be assumed to explain that peak without evidence of residual SERCA activity or inhibitor washout. These RNA measurements do not establish pump protein abundance or activity, and the present assay does not resolve influx from clearance.</w:t>
+        <w:t>(Jing et al., 2015)</w:t>
+      </w:r>
+      <w:r>
+        <w:fldChar w:fldCharType="end"/>
+      </w:r>
+      <w:r>
+        <w:rPr/>
+        <w:t xml:space="preserve">, and the </w:t>
+      </w:r>
+      <w:r>
+        <w:rPr>
+          <w:i/>
+        </w:rPr>
+        <w:t xml:space="preserve">ORAI3</w:t>
+      </w:r>
+      <w:r>
+        <w:rPr/>
+        <w:t xml:space="preserve"> event remain plausible candidates. Read-support filtering and the matched-background null accounted for most of the reduction in candidate events, including the apparent panel enrichment in the primary model and the iPSC colonies.</w:t>
       </w:r>
     </w:p>
     <w:p>
@@ -7237,10 +7115,83 @@
         <w:rPr>
           <w:b/>
         </w:rPr>
-        <w:t xml:space="preserve">Channel composition and neural context. </w:t>
-      </w:r>
-      <w:r>
-        <w:t xml:space="preserve">SARAF promotes slow Ca²⁺-dependent inactivation, while ORAI2 and ORAI3 can modify ORAI1-mediated channel kinetics and restrain entry in heteromeric settings </w:t>
+        <w:t xml:space="preserve">Possible contributors to the single-plate Fura-2 difference.</w:t>
+      </w:r>
+      <w:r>
+        <w:rPr/>
+        <w:t xml:space="preserve"> Within the single plate, mean ER release was 33% lower and mean readdition 84% lower, and readdition remained 77% lower when each well was normalised to its own release. This ratio is descriptive and cannot distinguish altered ER store depletion from changes in STIM activation, Ca²⁺ influx or clearance, and the response requires replication in independent cultures. The public transcript data suggest layers that could act together but were not tested. </w:t>
+      </w:r>
+      <w:r>
+        <w:rPr>
+          <w:i/>
+        </w:rPr>
+        <w:t xml:space="preserve">ATP2A2</w:t>
+      </w:r>
+      <w:r>
+        <w:rPr/>
+        <w:t xml:space="preserve">, which dominates the SERCA family, decreased modestly and could reduce ER refilling. </w:t>
+      </w:r>
+      <w:r>
+        <w:rPr>
+          <w:i/>
+        </w:rPr>
+        <w:t xml:space="preserve">ORAI3</w:t>
+      </w:r>
+      <w:r>
+        <w:rPr/>
+        <w:t xml:space="preserve"> rose from 8% to 30% of ORAI transcripts, </w:t>
+      </w:r>
+      <w:r>
+        <w:rPr>
+          <w:i/>
+        </w:rPr>
+        <w:t xml:space="preserve">ORAI2</w:t>
+      </w:r>
+      <w:r>
+        <w:rPr/>
+        <w:t xml:space="preserve"> fell from 77% to 53% and </w:t>
+      </w:r>
+      <w:r>
+        <w:rPr>
+          <w:i/>
+        </w:rPr>
+        <w:t xml:space="preserve">SARAF</w:t>
+      </w:r>
+      <w:r>
+        <w:rPr/>
+        <w:t xml:space="preserve"> increased; because </w:t>
+      </w:r>
+      <w:r>
+        <w:rPr/>
+        <w:t xml:space="preserve">SARAF</w:t>
+      </w:r>
+      <w:r>
+        <w:rPr/>
+        <w:t xml:space="preserve"> promotes slow Ca²⁺-dependent inactivation and </w:t>
+      </w:r>
+      <w:r>
+        <w:rPr/>
+        <w:t xml:space="preserve">ORAI2</w:t>
+      </w:r>
+      <w:r>
+        <w:rPr/>
+        <w:t xml:space="preserve"> and </w:t>
+      </w:r>
+      <w:r>
+        <w:rPr/>
+        <w:t xml:space="preserve">ORAI3</w:t>
+      </w:r>
+      <w:r>
+        <w:rPr/>
+        <w:t xml:space="preserve"> can modify </w:t>
+      </w:r>
+      <w:r>
+        <w:rPr/>
+        <w:t xml:space="preserve">ORAI1</w:t>
+      </w:r>
+      <w:r>
+        <w:rPr/>
+        <w:t xml:space="preserve">-mediated kinetics and restrain entry in heteromeric channels </w:t>
       </w:r>
       <w:r>
         <w:fldChar w:fldCharType="begin"/>
@@ -7258,7 +7209,70 @@
         <w:fldChar w:fldCharType="end"/>
       </w:r>
       <w:r>
-        <w:t xml:space="preserve">. The fivefold ORAI3 increase and higher SARAF are consequently plausible contributors to a smaller SOCE amplitude, whereas the ORAI2 decrease predicts an effect in the opposite direction. ORAI3 should not, however, be treated as intrinsically inhibitory: in primary astrocytes, STIM1 together with ORAI1 and ORAI3 mediates most SOCE, with additional contributions from ORAI2 and TRPC1 </w:t>
+        <w:rPr/>
+        <w:t xml:space="preserve">, the </w:t>
+      </w:r>
+      <w:r>
+        <w:rPr>
+          <w:i/>
+        </w:rPr>
+        <w:t xml:space="preserve">ORAI3</w:t>
+      </w:r>
+      <w:r>
+        <w:rPr/>
+        <w:t xml:space="preserve"> and </w:t>
+      </w:r>
+      <w:r>
+        <w:rPr>
+          <w:i/>
+        </w:rPr>
+        <w:t xml:space="preserve">SARAF</w:t>
+      </w:r>
+      <w:r>
+        <w:rPr/>
+        <w:t xml:space="preserve"> increases are plausible contributors to a smaller readdition amplitude, whereas the </w:t>
+      </w:r>
+      <w:r>
+        <w:rPr>
+          <w:i/>
+        </w:rPr>
+        <w:t xml:space="preserve">ORAI2</w:t>
+      </w:r>
+      <w:r>
+        <w:rPr/>
+        <w:t xml:space="preserve"> decrease predicts the opposite. </w:t>
+      </w:r>
+      <w:r>
+        <w:rPr/>
+        <w:t xml:space="preserve">ORAI3</w:t>
+      </w:r>
+      <w:r>
+        <w:rPr/>
+        <w:t xml:space="preserve"> is not intrinsically inhibitory, however: in astrocytes </w:t>
+      </w:r>
+      <w:r>
+        <w:rPr/>
+        <w:t xml:space="preserve">STIM1</w:t>
+      </w:r>
+      <w:r>
+        <w:rPr/>
+        <w:t xml:space="preserve"> with </w:t>
+      </w:r>
+      <w:r>
+        <w:rPr/>
+        <w:t xml:space="preserve">ORAI1</w:t>
+      </w:r>
+      <w:r>
+        <w:rPr/>
+        <w:t xml:space="preserve"> and </w:t>
+      </w:r>
+      <w:r>
+        <w:rPr/>
+        <w:t xml:space="preserve">ORAI3</w:t>
+      </w:r>
+      <w:r>
+        <w:rPr/>
+        <w:t xml:space="preserve"> mediates most SOCE </w:t>
       </w:r>
       <w:r>
         <w:fldChar w:fldCharType="begin"/>
@@ -7276,7 +7290,16 @@
         <w:fldChar w:fldCharType="end"/>
       </w:r>
       <w:r>
-        <w:t xml:space="preserve">. SARAF also regulates calcium entry in SH-SY5Y cells </w:t>
+        <w:rPr/>
+        <w:t xml:space="preserve">, and </w:t>
+      </w:r>
+      <w:r>
+        <w:rPr/>
+        <w:t xml:space="preserve">SARAF</w:t>
+      </w:r>
+      <w:r>
+        <w:rPr/>
+        <w:t xml:space="preserve"> also regulates entry in SH-SY5Y cells </w:t>
       </w:r>
       <w:r>
         <w:fldChar w:fldCharType="begin"/>
@@ -7294,7 +7317,66 @@
         <w:fldChar w:fldCharType="end"/>
       </w:r>
       <w:r>
-        <w:t>.</w:t>
+        <w:rPr/>
+        <w:t xml:space="preserve">. Channel output depends on protein abundance, assembly and localisation rather than summed RNA, and even the </w:t>
+      </w:r>
+      <w:r>
+        <w:rPr/>
+        <w:t xml:space="preserve">STIM1</w:t>
+      </w:r>
+      <w:r>
+        <w:rPr/>
+        <w:t xml:space="preserve">:</w:t>
+      </w:r>
+      <w:r>
+        <w:rPr/>
+        <w:t xml:space="preserve">ORAI1</w:t>
+      </w:r>
+      <w:r>
+        <w:rPr/>
+        <w:t xml:space="preserve"> protein ratio changes CRAC-channel trapping and gating </w:t>
+      </w:r>
+      <w:r>
+        <w:fldChar w:fldCharType="begin"/>
+      </w:r>
+      <w:r>
+        <w:instrText xml:space="preserve"> ADDIN ZOTERO_ITEM CSL_CITATION {"citationID":"m51X93jP","properties":{"formattedCitation":"(Hoover and Lewis, 2011)","plainCitation":"(Hoover and Lewis, 2011)","noteIndex":0},"citationItems":[{"id":872,"uris":["http://zotero.org/users/local/9j0F5ae7/items/A27WZHGU"],"itemData":{"id":872,"type":"article-journal","title":"Stoichiometric requirements for trapping and gating of Ca                     &lt;sup&gt;2+&lt;/sup&gt;                     release-activated Ca                     &lt;sup&gt;2+&lt;/sup&gt;                     (CRAC) channels by stromal interaction molecule 1 (STIM1)","author":[{"family":"Hoover","given":"Paul J."},{"family":"Lewis","given":"Richard S."}],"issued":{"date-parts":[[2011]]},"container-title":"Proceedings of the National Academy of Sciences","volume":"108","issue":"32","page":"13299-13304","DOI":"10.1073/pnas.1101664108","URL":"https://doi.org/10.1073/pnas.1101664108"}}],"schema":"https://github.com/citation-style-language/schema/raw/master/csl-citation.json"} </w:instrText>
+      </w:r>
+      <w:r>
+        <w:fldChar w:fldCharType="separate"/>
+      </w:r>
+      <w:r>
+        <w:rPr>
+          <w:i w:val="0"/>
+        </w:rPr>
+        <w:t>(Hoover and Lewis, 2011)</w:t>
+      </w:r>
+      <w:r>
+        <w:fldChar w:fldCharType="end"/>
+      </w:r>
+      <w:r>
+        <w:rPr/>
+        <w:t xml:space="preserve">; a transcript rise could also be compensatory. A larger PMCA transcript pool (+35.2%, with </w:t>
+      </w:r>
+      <w:r>
+        <w:rPr>
+          <w:i/>
+        </w:rPr>
+        <w:t xml:space="preserve">ATP2B2</w:t>
+      </w:r>
+      <w:r>
+        <w:rPr/>
+        <w:t xml:space="preserve"> and </w:t>
+      </w:r>
+      <w:r>
+        <w:rPr>
+          <w:i/>
+        </w:rPr>
+        <w:t xml:space="preserve">ATP2B3</w:t>
+      </w:r>
+      <w:r>
+        <w:rPr/>
+        <w:t xml:space="preserve"> rising from low baseline) could accelerate extrusion, and because SERCA was inhibited by CPA during readdition, faster ER re-uptake cannot explain the peak without evidence of residual SERCA activity or inhibitor washout.</w:t>
       </w:r>
     </w:p>
     <w:p>
@@ -7306,10 +7388,11 @@
         <w:rPr>
           <w:b/>
         </w:rPr>
-        <w:t xml:space="preserve">Comparison with ALS calcium phenotypes. </w:t>
-      </w:r>
-      <w:r>
-        <w:t xml:space="preserve">The direction of SOCE dysregulation is not uniform across ALS models. SOD1(G93A) astrocytes show enhanced store-operated entry and abnormal Ca²⁺-dependent exocytosis that contributes to astrocyte-mediated toxicity </w:t>
+        <w:t xml:space="preserve">Comparison with ALS calcium models and cell state.</w:t>
+      </w:r>
+      <w:r>
+        <w:rPr/>
+        <w:t xml:space="preserve"> SOCE dysregulation differs in direction across ALS models: SOD1(G93A) astrocytes show enhanced store-operated entry and Ca²⁺-dependent exocytosis </w:t>
       </w:r>
       <w:r>
         <w:fldChar w:fldCharType="begin"/>
@@ -7327,7 +7410,8 @@
         <w:fldChar w:fldCharType="end"/>
       </w:r>
       <w:r>
-        <w:t xml:space="preserve">. Primary spinal-cord astrocytes from the same genetic model also show increased SOCE together with reduced SERCA abundance and lower resting ER Ca²⁺ </w:t>
+        <w:rPr/>
+        <w:t xml:space="preserve">, with reduced SERCA abundance and lower resting ER Ca²⁺ in spinal-cord astrocytes of the same model </w:t>
       </w:r>
       <w:r>
         <w:fldChar w:fldCharType="begin"/>
@@ -7345,7 +7429,86 @@
         <w:fldChar w:fldCharType="end"/>
       </w:r>
       <w:r>
-        <w:t>. TDP-43-depleted SH-SY5Y cells instead showed strongly reduced readdition. Genetic lesion, cell identity, differentiation state and compensatory timing are therefore likely to determine the direction of the measured phenotype. The smaller store-depletion-evoked Ca²⁺-readdition response in SH-SY5Y cells complements, rather than reproduces, the SOD1 astrocyte phenotype.</w:t>
+        <w:rPr/>
+        <w:t xml:space="preserve">. If the lower readdition signal of one SH-SY5Y plate were replicated, genetic lesion, cell identity, differentiation state and compensatory timing would be candidate reasons for a different direction. The 38.5% lower WST-1 signal (four wells, one experiment) is consistent with reported reductions in metabolic activity, growth and ATP production after </w:t>
+      </w:r>
+      <w:r>
+        <w:rPr>
+          <w:i/>
+        </w:rPr>
+        <w:t xml:space="preserve">TARDBP</w:t>
+      </w:r>
+      <w:r>
+        <w:rPr/>
+        <w:t xml:space="preserve"> silencing </w:t>
+      </w:r>
+      <w:r>
+        <w:fldChar w:fldCharType="begin"/>
+      </w:r>
+      <w:r>
+        <w:instrText xml:space="preserve"> ADDIN ZOTERO_ITEM CSL_CITATION {"citationID":"Bx72GeNu","properties":{"formattedCitation":"(Ceron-Codorniu et al., 2024)","plainCitation":"(Ceron-Codorniu et al., 2024)","noteIndex":0},"citationItems":[{"id":874,"uris":["http://zotero.org/users/local/9j0F5ae7/items/B4NJFW8S"],"itemData":{"id":874,"type":"article-journal","title":"TDP-43 dysfunction leads to bioenergetic failure and lipid metabolic rewiring in human cells","author":[{"family":"Ceron-Codorniu","given":"Miriam"},{"family":"Torres","given":"Pascual"},{"family":"Fernàndez-Bernal","given":"Anna"},{"family":"Rico-Rios","given":"Santiago"},{"family":"Serrano","given":"José CE."},{"family":"Miralles","given":"Maria P."},{"family":"Beltran","given":"Maria"},{"family":"Garcera","given":"Ana"},{"family":"Soler","given":"Rosa M."},{"family":"Pamplona","given":"Reinald"},{"family":"Portero-Otín","given":"Manuel"}],"issued":{"date-parts":[[2024]]},"container-title":"Redox Biology","volume":"75","page":"103301","DOI":"10.1016/j.redox.2024.103301","URL":"https://doi.org/10.1016/j.redox.2024.103301"}}],"schema":"https://github.com/citation-style-language/schema/raw/master/csl-citation.json"} </w:instrText>
+      </w:r>
+      <w:r>
+        <w:fldChar w:fldCharType="separate"/>
+      </w:r>
+      <w:r>
+        <w:t>(Ceron-Codorniu et al., 2024)</w:t>
+      </w:r>
+      <w:r>
+        <w:fldChar w:fldCharType="end"/>
+      </w:r>
+      <w:r>
+        <w:rPr/>
+        <w:t xml:space="preserve">, but it cannot separate fewer cells from lower activity per cell; the approximately 25% lower mitochondrial-uptake transcript pool (mainly </w:t>
+      </w:r>
+      <w:r>
+        <w:rPr>
+          <w:i/>
+        </w:rPr>
+        <w:t xml:space="preserve">MCU</w:t>
+      </w:r>
+      <w:r>
+        <w:rPr/>
+        <w:t xml:space="preserve">, </w:t>
+      </w:r>
+      <w:r>
+        <w:rPr>
+          <w:i/>
+        </w:rPr>
+        <w:t xml:space="preserve">MICU2</w:t>
+      </w:r>
+      <w:r>
+        <w:rPr/>
+        <w:t xml:space="preserve"> and </w:t>
+      </w:r>
+      <w:r>
+        <w:rPr>
+          <w:i/>
+        </w:rPr>
+        <w:t xml:space="preserve">MCUB</w:t>
+      </w:r>
+      <w:r>
+        <w:rPr/>
+        <w:t xml:space="preserve">) cannot be translated into flux </w:t>
+      </w:r>
+      <w:r>
+        <w:fldChar w:fldCharType="begin"/>
+      </w:r>
+      <w:r>
+        <w:instrText xml:space="preserve"> ADDIN ZOTERO_ITEM CSL_CITATION {"citationID":"v0eyW2wL","properties":{"formattedCitation":"(Lambert et al., 2019)","plainCitation":"(Lambert et al., 2019)","noteIndex":0},"citationItems":[{"id":854,"uris":["http://zotero.org/users/local/9j0F5ae7/items/SLHTXDXZ"],"itemData":{"id":854,"type":"article-journal","title":"MCUB Regulates the Molecular Composition of the Mitochondrial Calcium Uniporter Channel to Limit Mitochondrial Calcium Overload During Stress","author":[{"family":"Lambert","given":"Jonathan P."},{"family":"Luongo","given":"Timothy S."},{"family":"Tomar","given":"Dhanendra"},{"family":"Jadiya","given":"Pooja"},{"family":"Gao","given":"Erhe"},{"family":"Zhang","given":"Xueqian"},{"family":"Lucchese","given":"Anna Maria"},{"family":"Kolmetzky","given":"Devin W."},{"family":"Shah","given":"Neil S."},{"family":"Elrod","given":"John W."}],"issued":{"date-parts":[[2019]]},"container-title":"Circulation","volume":"140","issue":"21","page":"1720-1733","DOI":"10.1161/circulationaha.118.037968","URL":"https://doi.org/10.1161/circulationaha.118.037968"}}],"schema":"https://github.com/citation-style-language/schema/raw/master/csl-citation.json"} </w:instrText>
+      </w:r>
+      <w:r>
+        <w:fldChar w:fldCharType="separate"/>
+      </w:r>
+      <w:r>
+        <w:t>(Lambert et al., 2019)</w:t>
+      </w:r>
+      <w:r>
+        <w:fldChar w:fldCharType="end"/>
+      </w:r>
+      <w:r>
+        <w:rPr/>
+        <w:t xml:space="preserve">. Reduced ATP supply could impair SERCA-dependent store refilling, and altered mitochondrial uptake could change local Ca²⁺ clearance; direct measurements would be needed to test either.</w:t>
       </w:r>
     </w:p>
     <w:p>
@@ -7357,46 +7520,67 @@
         <w:rPr>
           <w:b/>
         </w:rPr>
-        <w:t xml:space="preserve">Metabolic and organelle coupling. </w:t>
-      </w:r>
-      <w:r>
-        <w:t xml:space="preserve">The 48-h WST-1 signal was 38.5% lower after knockdown, consistent with evidence that TARDBP silencing reduces metabolic activity, cell growth, oxygen consumption and ATP production in human iPSC-derived motor neurons and other human cells </w:t>
-      </w:r>
-      <w:r>
-        <w:fldChar w:fldCharType="begin"/>
-      </w:r>
-      <w:r>
-        <w:instrText xml:space="preserve"> ADDIN ZOTERO_ITEM CSL_CITATION {"citationID":"Bx72GeNu","properties":{"formattedCitation":"(Ceron-Codorniu et al., 2024)","plainCitation":"(Ceron-Codorniu et al., 2024)","noteIndex":0},"citationItems":[{"id":874,"uris":["http://zotero.org/users/local/9j0F5ae7/items/B4NJFW8S"],"itemData":{"id":874,"type":"article-journal","title":"TDP-43 dysfunction leads to bioenergetic failure and lipid metabolic rewiring in human cells","author":[{"family":"Ceron-Codorniu","given":"Miriam"},{"family":"Torres","given":"Pascual"},{"family":"Fernàndez-Bernal","given":"Anna"},{"family":"Rico-Rios","given":"Santiago"},{"family":"Serrano","given":"José CE."},{"family":"Miralles","given":"Maria P."},{"family":"Beltran","given":"Maria"},{"family":"Garcera","given":"Ana"},{"family":"Soler","given":"Rosa M."},{"family":"Pamplona","given":"Reinald"},{"family":"Portero-Otín","given":"Manuel"}],"issued":{"date-parts":[[2024]]},"container-title":"Redox Biology","volume":"75","page":"103301","DOI":"10.1016/j.redox.2024.103301","URL":"https://doi.org/10.1016/j.redox.2024.103301"}}],"schema":"https://github.com/citation-style-language/schema/raw/master/csl-citation.json"} </w:instrText>
-      </w:r>
-      <w:r>
-        <w:fldChar w:fldCharType="separate"/>
-      </w:r>
-      <w:r>
-        <w:t>(Ceron-Codorniu et al., 2024)</w:t>
-      </w:r>
-      <w:r>
-        <w:fldChar w:fldCharType="end"/>
-      </w:r>
-      <w:r>
-        <w:t xml:space="preserve">. The mitochondrial-uptake transcript pool also fell by approximately 25%, mainly through MCU, MICU2 and MCUB. These proteins have distinct effects on uniporter composition and stress-induced mitochondrial Ca²⁺ loading, so their combined RNA decrease cannot be translated directly into flux </w:t>
-      </w:r>
-      <w:r>
-        <w:fldChar w:fldCharType="begin"/>
-      </w:r>
-      <w:r>
-        <w:instrText xml:space="preserve"> ADDIN ZOTERO_ITEM CSL_CITATION {"citationID":"v0eyW2wL","properties":{"formattedCitation":"(Lambert et al., 2019)","plainCitation":"(Lambert et al., 2019)","noteIndex":0},"citationItems":[{"id":854,"uris":["http://zotero.org/users/local/9j0F5ae7/items/SLHTXDXZ"],"itemData":{"id":854,"type":"article-journal","title":"MCUB Regulates the Molecular Composition of the Mitochondrial Calcium Uniporter Channel to Limit Mitochondrial Calcium Overload During Stress","author":[{"family":"Lambert","given":"Jonathan P."},{"family":"Luongo","given":"Timothy S."},{"family":"Tomar","given":"Dhanendra"},{"family":"Jadiya","given":"Pooja"},{"family":"Gao","given":"Erhe"},{"family":"Zhang","given":"Xueqian"},{"family":"Lucchese","given":"Anna Maria"},{"family":"Kolmetzky","given":"Devin W."},{"family":"Shah","given":"Neil S."},{"family":"Elrod","given":"John W."}],"issued":{"date-parts":[[2019]]},"container-title":"Circulation","volume":"140","issue":"21","page":"1720-1733","DOI":"10.1161/circulationaha.118.037968","URL":"https://doi.org/10.1161/circulationaha.118.037968"}}],"schema":"https://github.com/citation-style-language/schema/raw/master/csl-citation.json"} </w:instrText>
-      </w:r>
-      <w:r>
-        <w:fldChar w:fldCharType="separate"/>
-      </w:r>
-      <w:r>
-        <w:t>(Lambert et al., 2019)</w:t>
-      </w:r>
-      <w:r>
-        <w:fldChar w:fldCharType="end"/>
-      </w:r>
-      <w:r>
-        <w:t>. Reduced ATP supply could impair SERCA-dependent store refilling, while altered mitochondrial uptake could change local cytosolic Ca²⁺ clearance near ER and plasma-membrane junctions. This provides a mechanistic route by which cell state, ER release and readdition can decline together without requiring every change to arise from the same channel subunit.</w:t>
+        <w:t xml:space="preserve">Relevance to disease tissue. </w:t>
+      </w:r>
+      <w:r>
+        <w:rPr>
+          <w:i/>
+        </w:rPr>
+        <w:t xml:space="preserve">TRPC1</w:t>
+      </w:r>
+      <w:r>
+        <w:rPr/>
+        <w:t xml:space="preserve"> and </w:t>
+      </w:r>
+      <w:r>
+        <w:rPr>
+          <w:i/>
+        </w:rPr>
+        <w:t xml:space="preserve">SARAF</w:t>
+      </w:r>
+      <w:r>
+        <w:rPr/>
+        <w:t xml:space="preserve"> increased and </w:t>
+      </w:r>
+      <w:r>
+        <w:rPr>
+          <w:i/>
+        </w:rPr>
+        <w:t xml:space="preserve">CBARP</w:t>
+      </w:r>
+      <w:r>
+        <w:rPr/>
+        <w:t xml:space="preserve"> decreased in six ALS brain regions, matching the direction observed in the public SH-SY5Y model. These are regional disease associations in bulk post-mortem tissue; age, RNA integrity and post-mortem interval were not modelled, and the diagnoses of the comparison group are not public. </w:t>
+      </w:r>
+      <w:r>
+        <w:rPr>
+          <w:i/>
+        </w:rPr>
+        <w:t xml:space="preserve">TRPC1</w:t>
+      </w:r>
+      <w:r>
+        <w:rPr/>
+        <w:t xml:space="preserve"> showed no statistically significant difference in cervical or lumbar spinal cord and decreased in the neurological comparison cohorts. Among the disease cohorts surveyed, ALS alone showed a significant </w:t>
+      </w:r>
+      <w:r>
+        <w:rPr>
+          <w:i/>
+        </w:rPr>
+        <w:t xml:space="preserve">TRPC1</w:t>
+      </w:r>
+      <w:r>
+        <w:rPr/>
+        <w:t xml:space="preserve"> increase, concentrated in brain regions. The increase was attenuated but not removed by adjustment for neuronal and astrocytic markers, although marker adjustment cannot exclude residual effects of cell composition; in these data it did not, however, track the cryptic </w:t>
+      </w:r>
+      <w:r>
+        <w:rPr>
+          <w:i/>
+        </w:rPr>
+        <w:t xml:space="preserve">STMN2</w:t>
+      </w:r>
+      <w:r>
+        <w:rPr/>
+        <w:t xml:space="preserve"> indicator of TDP-43 loss of function, and a comparison group that carried that indicator in cortex more often than the ALS samples showed the opposite change. The tissue increase is therefore a disease-associated candidate whose cause is not established, and the direction it shares with the cellular model does not by itself link the two.</w:t>
       </w:r>
     </w:p>
     <w:p>
@@ -7407,345 +7591,76 @@
       <w:r>
         <w:rPr>
           <w:b/>
+        </w:rPr>
+        <w:t xml:space="preserve">Working hypotheses and discriminating experiments.</w:t>
+      </w:r>
+      <w:r>
+        <w:rPr/>
+        <w:t xml:space="preserve"> Earlier work linked TDP-43 to Ca²⁺ signalling through ER–mitochondrial contacts: disease-associated TDP-43 disrupts VAPB–PTPIP51 tethering </w:t>
+      </w:r>
+      <w:r>
+        <w:fldChar w:fldCharType="begin"/>
+      </w:r>
+      <w:r>
+        <w:instrText xml:space="preserve"> ADDIN ZOTERO_ITEM CSL_CITATION {"citationID":"M9cEu25d","properties":{"formattedCitation":"(Stoica et al., 2014)","plainCitation":"(Stoica et al., 2014)","noteIndex":0},"citationItems":[{"id":746,"uris":["http://zotero.org/users/local/9j0F5ae7/items/MCSAPTFU"],"itemData":{"id":746,"type":"article-journal","title":"ER–mitochondria associations are regulated by the VAPB–PTPIP51 interaction and are disrupted by ALS/FTD-associated TDP-43","author":[{"family":"Stoica","given":"Radu"},{"family":"De Vos","given":"Kurt J."},{"family":"Paillusson","given":"Sébastien"},{"family":"Mueller","given":"Sarah"},{"family":"Sancho","given":"Rosa M."},{"family":"Lau","given":"Kwok-Fai"},{"family":"Vizcay-Barrena","given":"Gema"},{"family":"Lin","given":"Wen-Lang"},{"family":"Xu","given":"Ya-Fei"},{"family":"Lewis","given":"Jada"},{"family":"Dickson","given":"Dennis W."},{"family":"Petrucelli","given":"Leonard"},{"family":"Mitchell","given":"Jacqueline C."},{"family":"Shaw","given":"Christopher E."},{"family":"Miller","given":"Christopher C. J."}],"issued":{"date-parts":[[2014]]},"container-title":"Nature Communications","volume":"5","issue":"1","page":"3996","DOI":"10.1038/ncomms4996","URL":"https://www.nature.com/articles/ncomms4996"}}],"schema":"https://github.com/citation-style-language/schema/raw/master/csl-citation.json"} </w:instrText>
+      </w:r>
+      <w:r>
+        <w:fldChar w:fldCharType="separate"/>
+      </w:r>
+      <w:r>
+        <w:rPr>
           <w:i w:val="0"/>
         </w:rPr>
-        <w:t xml:space="preserve">RNA-processing specificity. </w:t>
+        <w:t>(Stoica et al., 2014)</w:t>
+      </w:r>
+      <w:r>
+        <w:fldChar w:fldCharType="end"/>
+      </w:r>
+      <w:r>
+        <w:rPr/>
+        <w:t xml:space="preserve">, and increasing VAPB or PTPIP51 restores mutant-TDP-43-associated Ca²⁺ transfer and synaptic function </w:t>
+      </w:r>
+      <w:r>
+        <w:fldChar w:fldCharType="begin"/>
+      </w:r>
+      <w:r>
+        <w:instrText xml:space="preserve"> ADDIN ZOTERO_ITEM CSL_CITATION {"citationID":"1frAZKYB","properties":{"formattedCitation":"(Markovinovic et al., 2024)","plainCitation":"(Markovinovic et al., 2024)","noteIndex":0},"citationItems":[{"id":691,"uris":["http://zotero.org/users/local/9j0F5ae7/items/PWX2QL3A"],"itemData":{"id":691,"type":"article-journal","title":"Stimulating VAPB-PTPIP51 ER-mitochondria tethering corrects FTD/ALS mutant TDP43 linked Ca2+ and synaptic defects","author":[{"family":"Markovinovic","given":"Andrea"},{"family":"Martín-Guerrero","given":"Sandra M."},{"family":"Mórotz","given":"Gábor M."},{"family":"Salam","given":"Shaakir"},{"family":"Gomez-Suaga","given":"Patricia"},{"family":"Paillusson","given":"Sebastien"},{"family":"Greig","given":"Jenny"},{"family":"Lee","given":"Younbok"},{"family":"Mitchell","given":"Jacqueline C."},{"family":"Noble","given":"Wendy"},{"family":"Miller","given":"Christopher C.J."}],"issued":{"date-parts":[[2024]]},"container-title":"Acta Neuropathologica Communications","volume":"12","issue":"1","page":"32","DOI":"10.1186/s40478-024-01742-x","URL":"https://actaneurocomms.biomedcentral.com/articles/10.1186/s40478-024-01742-x"}}],"schema":"https://github.com/citation-style-language/schema/raw/master/csl-citation.json"} </w:instrText>
+      </w:r>
+      <w:r>
+        <w:fldChar w:fldCharType="separate"/>
       </w:r>
       <w:r>
         <w:rPr>
           <w:i w:val="0"/>
         </w:rPr>
-        <w:t xml:space="preserve">The annotation-free analysis recovered established TDP-43-dependent cryptic targets, including the </w:t>
-      </w:r>
-      <w:r>
-        <w:rPr>
-          <w:i/>
-        </w:rPr>
-        <w:t>STMN2</w:t>
-      </w:r>
-      <w:r>
-        <w:rPr>
-          <w:i w:val="0"/>
-        </w:rPr>
-        <w:t xml:space="preserve"> and </w:t>
-      </w:r>
-      <w:r>
-        <w:rPr>
-          <w:i/>
-        </w:rPr>
-        <w:t>UNC13A</w:t>
-      </w:r>
-      <w:r>
-        <w:rPr>
-          <w:i w:val="0"/>
-        </w:rPr>
-        <w:t xml:space="preserve"> programmes described across neuronal systems </w:t>
-      </w:r>
-      <w:r>
-        <w:fldChar w:fldCharType="begin"/>
-      </w:r>
-      <w:r>
-        <w:instrText xml:space="preserve"> ADDIN ZOTERO_ITEM CSL_CITATION {"citationID":"vB0zePtw","properties":{"formattedCitation":"(Ling et al., 2015; Melamed et al., 2019; Brown et al., 2022; Ma et al., 2022)","plainCitation":"(Ling et al., 2015; Melamed et al., 2019; Brown et al., 2022; Ma et al., 2022)","noteIndex":0},"citationItems":[{"id":681,"uris":["http://zotero.org/users/local/9j0F5ae7/items/LYFFBGZP"],"itemData":{"id":681,"type":"article-journal","title":"TDP-43 repression of nonconserved cryptic exons is compromised in ALS-FTD","author":[{"family":"Ling","given":"Jonathan P."},{"family":"Pletnikova","given":"Olga"},{"family":"Troncoso","given":"Juan C."},{"family":"Wong","given":"Philip C."}],"issued":{"date-parts":[[2015]]},"container-title":"Science","volume":"349","issue":"6248","page":"650-655","DOI":"10.1126/science.aab0983","URL":"https://www.science.org/doi/10.1126/science.aab0983"}},{"id":698,"uris":["http://zotero.org/users/local/9j0F5ae7/items/5E8X6UCK"],"itemData":{"id":698,"type":"article-journal","title":"Premature polyadenylation-mediated loss of stathmin-2 is a hallmark of TDP-43-dependent neurodegeneration","author":[{"family":"Melamed","given":"Ze’ev"},{"family":"López-Erauskin","given":"Jone"},{"family":"Baughn","given":"Michael W."},{"family":"Zhang","given":"Ouyang"},{"family":"Drenner","given":"Kevin"},{"family":"Sun","given":"Ying"},{"family":"Freyermuth","given":"Fernande"},{"family":"McMahon","given":"Moira A."},{"family":"Beccari","given":"Melinda S."},{"family":"Artates","given":"Jon W."},{"family":"Ohkubo","given":"Takuya"},{"family":"Rodriguez","given":"Maria"},{"family":"Lin","given":"Nianwei"},{"family":"Wu","given":"Dongmei"},{"family":"Bennett","given":"C. Frank"},{"family":"Rigo","given":"Frank"},{"family":"Da Cruz","given":"Sandrine"},{"family":"Ravits","given":"John"},{"family":"Lagier-Tourenne","given":"Clotilde"},{"family":"Cleveland","given":"Don W."}],"issued":{"date-parts":[[2019]]},"container-title":"Nature Neuroscience","volume":"22","issue":"2","page":"180-190","DOI":"10.1038/s41593-018-0293-z","URL":"https://www.nature.com/articles/s41593-018-0293-z"}},{"id":590,"uris":["http://zotero.org/users/local/9j0F5ae7/items/FBENTREB"],"itemData":{"id":590,"type":"article-journal","title":"TDP-43 loss and ALS-risk SNPs drive mis-splicing and depletion of UNC13A","author":[{"family":"Brown","given":"Anna-Leigh"},{"family":"Wilkins","given":"Oscar G."},{"family":"Keuss","given":"Matthew J."},{"family":"Kargbo-Hill","given":"Sarah E."},{"family":"Zanovello","given":"Matteo"},{"family":"Lee","given":"Weaverly Colleen"},{"family":"Bampton","given":"Alexander"},{"family":"Lee","given":"Flora C. Y."},{"family":"Masino","given":"Laura"},{"family":"Qi","given":"Yue A."},{"family":"Bryce-Smith","given":"Sam"},{"family":"Gatt","given":"Ariana"},{"family":"Hallegger","given":"Martina"},{"family":"Fagegaltier","given":"Delphine"},{"family":"Phatnani","given":"Hemali"},{"family":"NYGC ALS Consortium","given":""},{"family":"Phatnani","given":"Hemali"},{"family":"Kwan","given":"Justin"},{"family":"Sareen","given":"Dhruv"},{"family":"Broach","given":"James R."},{"family":"Simmons","given":"Zachary"},{"family":"Arcila-Londono","given":"Ximena"},{"family":"Lee","given":"Edward B."},{"family":"Van Deerlin","given":"Vivianna M."},{"family":"Shneider","given":"Neil A."},{"family":"Fraenkel","given":"Ernest"},{"family":"Ostrow","given":"Lyle W."},{"family":"Baas","given":"Frank"},{"family":"Zaitlen","given":"Noah"},{"family":"Berry","given":"James D."},{"family":"Malaspina","given":"Andrea"},{"family":"Fratta","given":"Pietro"},{"family":"Cox","given":"Gregory A."},{"family":"Thompson","given":"Leslie M."},{"family":"Finkbeiner","given":"Steve"},{"family":"Dardiotis","given":"Efthimios"},{"family":"Miller","given":"Timothy M."},{"family":"Chandran","given":"Siddharthan"},{"family":"Pal","given":"Suvankar"},{"family":"Hornstein","given":"Eran"},{"family":"MacGowan","given":"Daniel J."},{"family":"Heiman-Patterson","given":"Terry"},{"family":"Hammell","given":"Molly G."},{"family":"Patsopoulos","given":"Nikolaos. A."},{"family":"Butovsky","given":"Oleg"},{"family":"Dubnau","given":"Joshua"},{"family":"Nath","given":"Avindra"},{"family":"Bowser","given":"Robert"},{"family":"Harms","given":"Matthew"},{"family":"Aronica","given":"Eleonora"},{"family":"Poss","given":"Mary"},{"family":"Phillips-Cremins","given":"Jennifer"},{"family":"Crary","given":"John"},{"family":"Atassi","given":"Nazem"},{"family":"Lange","given":"Dale J."},{"family":"Adams","given":"Darius J."},{"family":"Stefanis","given":"Leonidas"},{"family":"Gotkine","given":"Marc"},{"family":"Baloh","given":"Robert H."},{"family":"Babu","given":"Suma"},{"family":"Raj","given":"Towfique"},{"family":"Paganoni","given":"Sabrina"},{"family":"Shalem","given":"Ophir"},{"family":"Smith","given":"Colin"},{"family":"Zhang","given":"Bin"},{"family":"Harris","given":"Brent"},{"family":"Broce","given":"Iris"},{"family":"Drory","given":"Vivian"},{"family":"Ravits","given":"John"},{"family":"McMillan","given":"Corey"},{"family":"Menon","given":"Vilas"},{"family":"Wu","given":"Lani"},{"family":"Altschuler","given":"Steven"},{"family":"Lerner","given":"Yossef"},{"family":"Sattler","given":"Rita"},{"family":"Van Keuren-Jensen","given":"Kendall"},{"family":"Rozenblatt-Rosen","given":"Orit"},{"family":"Lindblad-Toh","given":"Kerstin"},{"family":"Nicholson","given":"Katharine"},{"family":"Gregersen","given":"Peter"},{"family":"Lee","given":"Jeong-Ho"},{"family":"Koks","given":"Sulev"},{"family":"Muljo","given":"Stephen"},{"family":"Newcombe","given":"Jia"},{"family":"Gustavsson","given":"Emil K."},{"family":"Seddighi","given":"Sahba"},{"family":"Reyes","given":"Joel F."},{"family":"Coon","given":"Steven L."},{"family":"Ramos","given":"Daniel"},{"family":"Schiavo","given":"Giampietro"},{"family":"Fisher","given":"Elizabeth M. C."},{"family":"Raj","given":"Towfique"},{"family":"Secrier","given":"Maria"},{"family":"Lashley","given":"Tammaryn"},{"family":"Ule","given":"Jernej"},{"family":"Buratti","given":"Emanuele"},{"family":"Humphrey","given":"Jack"},{"family":"Ward","given":"Michael E."},{"family":"Fratta","given":"Pietro"}],"issued":{"date-parts":[[2022]]},"container-title":"Nature","volume":"603","issue":"7899","page":"131-137","DOI":"10.1038/s41586-022-04436-3","URL":"https://www.nature.com/articles/s41586-022-04436-3"}},{"id":688,"uris":["http://zotero.org/users/local/9j0F5ae7/items/9VXLA8SC"],"itemData":{"id":688,"type":"article-journal","title":"TDP-43 represses cryptic exon inclusion in the FTD–ALS gene UNC13A","author":[{"family":"Ma","given":"X. Rosa"},{"family":"Prudencio","given":"Mercedes"},{"family":"Koike","given":"Yuka"},{"family":"Vatsavayai","given":"Sarat C."},{"family":"Kim","given":"Garam"},{"family":"Harbinski","given":"Fred"},{"family":"Briner","given":"Adam"},{"family":"Rodriguez","given":"Caitlin M."},{"family":"Guo","given":"Caiwei"},{"family":"Akiyama","given":"Tetsuya"},{"family":"Schmidt","given":"H. Broder"},{"family":"Cummings","given":"Beryl B."},{"family":"Wyatt","given":"David W."},{"family":"Kurylo","given":"Katherine"},{"family":"Miller","given":"Georgiana"},{"family":"Mekhoubad","given":"Shila"},{"family":"Sallee","given":"Nathan"},{"family":"Mekonnen","given":"Gemechu"},{"family":"Ganser","given":"Laura"},{"family":"Rubien","given":"Jack D."},{"family":"Jansen-West","given":"Karen"},{"family":"Cook","given":"Casey N."},{"family":"Pickles","given":"Sarah"},{"family":"Oskarsson","given":"Björn"},{"family":"Graff-Radford","given":"Neill R."},{"family":"Boeve","given":"Bradley F."},{"family":"Knopman","given":"David S."},{"family":"Petersen","given":"Ronald C."},{"family":"Dickson","given":"Dennis W."},{"family":"Shorter","given":"James"},{"family":"Myong","given":"Sua"},{"family":"Green","given":"Eric M."},{"family":"Seeley","given":"William W."},{"family":"Petrucelli","given":"Leonard"},{"family":"Gitler","given":"Aaron D."}],"issued":{"date-parts":[[2022]]},"container-title":"Nature","volume":"603","issue":"7899","page":"124-130","DOI":"10.1038/s41586-022-04424-7","URL":"https://www.nature.com/articles/s41586-022-04424-7"}}],"schema":"https://github.com/citation-style-language/schema/raw/master/csl-citation.json"} </w:instrText>
-      </w:r>
-      <w:r>
-        <w:fldChar w:fldCharType="separate"/>
-      </w:r>
-      <w:r>
-        <w:rPr>
-          <w:i w:val="0"/>
-        </w:rPr>
-        <w:t>(Ling et al., 2015; Melamed et al., 2019; Brown et al., 2022; Ma et al., 2022)</w:t>
+        <w:t>(Markovinovic et al., 2024)</w:t>
       </w:r>
       <w:r>
         <w:fldChar w:fldCharType="end"/>
       </w:r>
       <w:r>
-        <w:rPr>
-          <w:i w:val="0"/>
-        </w:rPr>
-        <w:t xml:space="preserve">. Their recovery supports detection of known targets in the deeper TDP-43 comparisons. In the matched motor-neuron experiment, </w:t>
-      </w:r>
-      <w:r>
-        <w:rPr>
-          <w:i/>
-        </w:rPr>
-        <w:t>STMN2</w:t>
-      </w:r>
-      <w:r>
-        <w:rPr>
-          <w:i w:val="0"/>
-        </w:rPr>
-        <w:t xml:space="preserve"> and </w:t>
-      </w:r>
-      <w:r>
-        <w:rPr>
-          <w:i/>
-        </w:rPr>
-        <w:t>KALRN</w:t>
-      </w:r>
-      <w:r>
-        <w:rPr>
-          <w:i w:val="0"/>
-        </w:rPr>
-        <w:t xml:space="preserve"> were recovered only after TDP-43 knockdown, but two controls versus none after FUS or TAF15 knockdown did not establish a significant specificity difference. The SOCE genes did not show an equivalent universal cryptic-splicing programme. </w:t>
-      </w:r>
-      <w:r>
-        <w:rPr>
-          <w:i/>
-        </w:rPr>
-        <w:t>STMN2</w:t>
-      </w:r>
-      <w:r>
-        <w:rPr>
-          <w:i w:val="0"/>
-        </w:rPr>
-        <w:t xml:space="preserve"> shifted clearly in iPSC-derived motor neurons while the SOCE machinery changed little in the APA analysis, and the NMD interaction estimates were descriptive and did not confirm an NMD target. These results separate two levels of TDP-43 biology: canonical loss of RNA repression is reproducible across suitable neuronal models, whereas the independent calcium-regulatory RNA analyses identify a smaller set of context-dependent processing events and broader changes in transcript-family composition.</w:t>
-      </w:r>
-    </w:p>
-    <w:p>
-      <w:pPr>
-        <w:pStyle w:val="BodyText"/>
-        <w:jc w:val="both"/>
-      </w:pPr>
-      <w:r>
-        <w:rPr>
-          <w:b/>
-        </w:rPr>
-        <w:t xml:space="preserve">CBARP, TRPC1 and junctional regulators. </w:t>
-      </w:r>
-      <w:r>
-        <w:t xml:space="preserve">CBARP is the strongest recurrent RNA-processing candidate: it was affected in five of six datasets across two species, was independently supported by the annotation-free analysis and showed the largest expression change among the SOCE-regulatory genes (Figure 4C; Supplementary Figure S3). BARP, the CBARP product, binds CaVβ subunits and suppresses voltage-gated Ca²⁺ channel activity and Ca²⁺-evoked exocytosis </w:t>
-      </w:r>
-      <w:r>
-        <w:fldChar w:fldCharType="begin"/>
-      </w:r>
-      <w:r>
-        <w:instrText xml:space="preserve"> ADDIN ZOTERO_ITEM CSL_CITATION {"citationID":"EA4yMINf","properties":{"formattedCitation":"(Béguin et al., 2014)","plainCitation":"(Béguin et al., 2014)","noteIndex":0},"citationItems":[{"id":579,"uris":["http://zotero.org/users/local/9j0F5ae7/items/TQJ42WHR"],"itemData":{"id":579,"type":"article-journal","title":"BARP suppresses voltage-gated calcium channel activity and Ca2+-evoked exocytosis","author":[{"family":"Béguin","given":"Pascal"},{"family":"Nagashima","given":"Kazuaki"},{"family":"Mahalakshmi","given":"Ramasubbu N."},{"family":"Vigot","given":"Réjan"},{"family":"Matsunaga","given":"Atsuko"},{"family":"Miki","given":"Takafumi"},{"family":"Ng","given":"Mei Yong"},{"family":"Ng","given":"Yu Jin Alvin"},{"family":"Lim","given":"Chiaw Hwee"},{"family":"Tay","given":"Hock Soon"},{"family":"Hwang","given":"Le-Ann"},{"family":"Firsov","given":"Dmitri"},{"family":"Tang","given":"Bor Luen"},{"family":"Inagaki","given":"Nobuya"},{"family":"Mori","given":"Yasuo"},{"family":"Seino","given":"Susumu"},{"family":"Launey","given":"Thomas"},{"family":"Hunziker","given":"Walter"}],"issued":{"date-parts":[[2014]]},"container-title":"Journal of Cell Biology","volume":"205","issue":"2","page":"233-249","DOI":"10.1083/jcb.201304101","URL":"https://rupress.org/jcb/article/205/2/233/37634/BARP-suppresses-voltage-gated-calcium-channel"}}],"schema":"https://github.com/citation-style-language/schema/raw/master/csl-citation.json"} </w:instrText>
-      </w:r>
-      <w:r>
-        <w:fldChar w:fldCharType="separate"/>
-      </w:r>
-      <w:r>
-        <w:t>(Béguin et al., 2014)</w:t>
-      </w:r>
-      <w:r>
-        <w:fldChar w:fldCharType="end"/>
-      </w:r>
-      <w:r>
-        <w:t xml:space="preserve">. This established function concerns voltage-gated rather than store-operated channels, but it suggests that TDP-43 loss may remodel more than one route of calcium entry and secretion. TRPC1 provides a complementary comparison: reduced TRPC1-dependent entry has been linked to ER stress and loss of AKT/mTOR survival signalling in neuronal cells </w:t>
-      </w:r>
-      <w:r>
-        <w:fldChar w:fldCharType="begin"/>
-      </w:r>
-      <w:r>
-        <w:instrText xml:space="preserve"> ADDIN ZOTERO_ITEM CSL_CITATION {"citationID":"WKQdUsNr","properties":{"formattedCitation":"(Selvaraj et al., 2012)","plainCitation":"(Selvaraj et al., 2012)","noteIndex":0},"citationItems":[{"id":859,"uris":["http://zotero.org/users/local/9j0F5ae7/items/VTKLWEPE"],"itemData":{"id":859,"type":"article-journal","title":"Neurotoxin-induced ER stress in mouse dopaminergic neurons involves downregulation of TRPC1 and inhibition of AKT/mTOR signaling","author":[{"family":"Selvaraj","given":"Senthil"},{"family":"Sun","given":"Yuyang"},{"family":"Watt","given":"John A."},{"family":"Wang","given":"Shouping"},{"family":"Lei","given":"Saobo"},{"family":"Birnbaumer","given":"Lutz"},{"family":"Singh","given":"Brij B"}],"issued":{"date-parts":[[2012]]},"container-title":"Journal of Clinical Investigation","volume":"122","issue":"4","page":"1354-1367","DOI":"10.1172/jci61332","URL":"https://doi.org/10.1172/jci61332"}}],"schema":"https://github.com/citation-style-language/schema/raw/master/csl-citation.json"} </w:instrText>
-      </w:r>
-      <w:r>
-        <w:fldChar w:fldCharType="separate"/>
-      </w:r>
-      <w:r>
-        <w:t>(Selvaraj et al., 2012)</w:t>
-      </w:r>
-      <w:r>
-        <w:fldChar w:fldCharType="end"/>
-      </w:r>
-      <w:r>
-        <w:t>, yet the apparent TRPC1 splicing event in our analysis failed replicate-level robustness checks. CBARP is therefore prioritised by recurrent RNA evidence, whereas TRPC1 remains a biologically plausible effector whose regulation is more likely to involve abundance, assembly or cellular context than a reproducible splice switch.</w:t>
-      </w:r>
-    </w:p>
-    <w:p>
-      <w:pPr>
-        <w:pStyle w:val="BodyText"/>
-        <w:jc w:val="both"/>
-      </w:pPr>
-      <w:r>
-        <w:rPr>
-          <w:b/>
-          <w:i/>
-        </w:rPr>
-        <w:t>STIM2</w:t>
-      </w:r>
-      <w:r>
-        <w:rPr>
-          <w:b/>
-          <w:i w:val="0"/>
-        </w:rPr>
-        <w:t xml:space="preserve">, </w:t>
-      </w:r>
-      <w:r>
-        <w:rPr>
-          <w:b/>
-          <w:i/>
-        </w:rPr>
-        <w:t>STIMATE</w:t>
-      </w:r>
-      <w:r>
-        <w:rPr>
-          <w:b/>
-          <w:i w:val="0"/>
-        </w:rPr>
-        <w:t xml:space="preserve"> and </w:t>
-      </w:r>
-      <w:r>
-        <w:rPr>
-          <w:b/>
-          <w:i/>
-        </w:rPr>
-        <w:t>ORAI3</w:t>
-      </w:r>
-      <w:r>
-        <w:rPr>
-          <w:b/>
-          <w:i w:val="0"/>
-        </w:rPr>
-        <w:t xml:space="preserve">. </w:t>
-      </w:r>
-      <w:r>
-        <w:rPr>
-          <w:i w:val="0"/>
-        </w:rPr>
-        <w:t xml:space="preserve">The 24-nucleotide exon that produces the inhibitory </w:t>
-      </w:r>
-      <w:r>
-        <w:rPr>
-          <w:i/>
-        </w:rPr>
-        <w:t>STIM2</w:t>
-      </w:r>
-      <w:r>
-        <w:rPr>
-          <w:i w:val="0"/>
-        </w:rPr>
-        <w:t xml:space="preserve">.1/STIM2β isoform was higher after knockdown in five of six datasets </w:t>
-      </w:r>
-      <w:r>
-        <w:fldChar w:fldCharType="begin"/>
-      </w:r>
-      <w:r>
-        <w:instrText xml:space="preserve"> ADDIN ZOTERO_ITEM CSL_CITATION {"citationID":"d7dz7K0b","properties":{"formattedCitation":"(Miederer et al., 2015; Rana et al., 2015)","plainCitation":"(Miederer et al., 2015; Rana et al., 2015)","noteIndex":0},"citationItems":[{"id":855,"uris":["http://zotero.org/users/local/9j0F5ae7/items/94YKDYSM"],"itemData":{"id":855,"type":"article-journal","title":"A STIM2 splice variant negatively regulates store-operated calcium entry","author":[{"family":"Miederer","given":"Anna-Maria"},{"family":"Alansary","given":"Dalia"},{"family":"Schwär","given":"Gertrud"},{"family":"Lee","given":"Po-Hsien"},{"family":"Jung","given":"Martin"},{"family":"Helms","given":"Volkhard"},{"family":"Niemeyer","given":"Barbara A."}],"issued":{"date-parts":[[2015]]},"container-title":"Nature Communications","volume":"6","issue":"1","DOI":"10.1038/ncomms7899","URL":"https://doi.org/10.1038/ncomms7899"}},{"id":858,"uris":["http://zotero.org/users/local/9j0F5ae7/items/RDCBSAN4"],"itemData":{"id":858,"type":"article-journal","title":"Alternative splicing converts STIM2 from an activator to an inhibitor of store-operated calcium channels","author":[{"family":"Rana","given":"Anshul"},{"family":"Yen","given":"Michelle"},{"family":"Sadaghiani","given":"Amir Masoud"},{"family":"Malmersjö","given":"Seth"},{"family":"Park","given":"Chan Young"},{"family":"Dolmetsch","given":"Ricardo E."},{"family":"Lewis","given":"Richard S."}],"issued":{"date-parts":[[2015]]},"container-title":"Journal of Cell Biology","volume":"209","issue":"5","page":"653-670","DOI":"10.1083/jcb.201412060","URL":"https://doi.org/10.1083/jcb.201412060"}}],"schema":"https://github.com/citation-style-language/schema/raw/master/csl-citation.json"} </w:instrText>
-      </w:r>
-      <w:r>
-        <w:fldChar w:fldCharType="separate"/>
-      </w:r>
-      <w:r>
-        <w:rPr>
-          <w:i w:val="0"/>
-        </w:rPr>
-        <w:t>(Miederer et al., 2015; Rana et al., 2015)</w:t>
-      </w:r>
-      <w:r>
-        <w:fldChar w:fldCharType="end"/>
-      </w:r>
-      <w:r>
-        <w:rPr>
-          <w:i w:val="0"/>
-        </w:rPr>
-        <w:t xml:space="preserve">, but the pooled effect was negligible (Supplementary Table S15). A shared </w:t>
-      </w:r>
-      <w:r>
-        <w:rPr>
-          <w:i/>
-        </w:rPr>
-        <w:t>STIM2</w:t>
-      </w:r>
-      <w:r>
-        <w:rPr>
-          <w:i w:val="0"/>
-        </w:rPr>
-        <w:t xml:space="preserve">.1 switch therefore cannot explain the within-plate Fura-2 difference. </w:t>
-      </w:r>
-      <w:r>
-        <w:rPr>
-          <w:i/>
-        </w:rPr>
-        <w:t>STIMATE</w:t>
-      </w:r>
-      <w:r>
-        <w:rPr>
-          <w:i w:val="0"/>
-        </w:rPr>
-        <w:t xml:space="preserve"> is mechanistically attractive because it promotes the conformational transition that activates </w:t>
-      </w:r>
-      <w:r>
-        <w:rPr>
-          <w:i/>
-        </w:rPr>
-        <w:t>STIM1</w:t>
-      </w:r>
-      <w:r>
-        <w:rPr>
-          <w:i w:val="0"/>
-        </w:rPr>
-        <w:t xml:space="preserve"> at ER–plasma-membrane junctions </w:t>
-      </w:r>
-      <w:r>
-        <w:fldChar w:fldCharType="begin"/>
-      </w:r>
-      <w:r>
-        <w:instrText xml:space="preserve"> ADDIN ZOTERO_ITEM CSL_CITATION {"citationID":"6Chj7eza","properties":{"formattedCitation":"(Jing et al., 2015)","plainCitation":"(Jing et al., 2015)","noteIndex":0},"citationItems":[{"id":834,"uris":["http://zotero.org/users/local/9j0F5ae7/items/NZ3ZWYWF"],"itemData":{"id":834,"type":"article-journal","title":"Proteomic mapping of ER-PM junctions identifies STIMATE as a regulator of Ca2+ influx","author":[{"family":"Jing","given":"Ji"},{"family":"He","given":"Lian"},{"family":"Sun","given":"Aomin"},{"family":"Quintana","given":"Ariel"},{"family":"Ding","given":"Yuehe"},{"family":"Ma","given":"Guolin"},{"family":"Tan","given":"Peng"},{"family":"Liang","given":"Xiaowen"},{"family":"Zheng","given":"Xiaolu"},{"family":"Chen","given":"Liangyi"},{"family":"Shi","given":"Xiaodong"},{"family":"Zhang","given":"Shenyuan L."},{"family":"Zhong","given":"Ling"},{"family":"Huang","given":"Yun"},{"family":"Dong","given":"Meng-Qiu"},{"family":"Walker","given":"Cheryl L."},{"family":"Hogan","given":"Patrick G."},{"family":"Wang","given":"Youjun"},{"family":"Zhou","given":"Yubin"}],"issued":{"date-parts":[[2015]]},"container-title":"Nature Cell Biology","volume":"17","issue":"10","page":"1339-1347","DOI":"10.1038/ncb3234","URL":"https://doi.org/10.1038/ncb3234"}}],"schema":"https://github.com/citation-style-language/schema/raw/master/csl-citation.json"} </w:instrText>
-      </w:r>
-      <w:r>
-        <w:fldChar w:fldCharType="separate"/>
-      </w:r>
-      <w:r>
-        <w:rPr>
-          <w:i w:val="0"/>
-        </w:rPr>
-        <w:t>(Jing et al., 2015)</w:t>
-      </w:r>
-      <w:r>
-        <w:fldChar w:fldCharType="end"/>
-      </w:r>
-      <w:r>
-        <w:rPr>
-          <w:i w:val="0"/>
-        </w:rPr>
-        <w:t xml:space="preserve">, while the </w:t>
-      </w:r>
-      <w:r>
-        <w:rPr>
-          <w:i/>
-        </w:rPr>
-        <w:t>ORAI3</w:t>
-      </w:r>
-      <w:r>
-        <w:rPr>
-          <w:i w:val="0"/>
-        </w:rPr>
-        <w:t xml:space="preserve"> event and ORAI-family redistribution could alter channel assembly in the primary model. Read-support filtering and the matched-background null did most of the work here: together they removed isolated events and, in the primary model and the iPSC colonies, the apparent panel enrichment, while retaining </w:t>
-      </w:r>
-      <w:r>
-        <w:rPr>
-          <w:i/>
-        </w:rPr>
-        <w:t>CBARP</w:t>
-      </w:r>
-      <w:r>
-        <w:rPr>
-          <w:i w:val="0"/>
-        </w:rPr>
-        <w:t xml:space="preserve"> and a small number of model-specific candidates. In the iPSC-derived motor neurons two panels retained nominal associations after matching, but neither met the multiple-comparison criterion.</w:t>
-      </w:r>
-    </w:p>
-    <w:p>
-      <w:pPr>
-        <w:pStyle w:val="BodyText"/>
-        <w:jc w:val="both"/>
-      </w:pPr>
-      <w:r>
-        <w:rPr>
-          <w:b/>
-        </w:rPr>
-        <w:t xml:space="preserve">Relevance to disease tissue. </w:t>
-      </w:r>
-      <w:r>
-        <w:rPr>
-          <w:i/>
-        </w:rPr>
-        <w:t xml:space="preserve">TRPC1</w:t>
-      </w:r>
-      <w:r>
-        <w:t xml:space="preserve"> and </w:t>
+        <w:rPr/>
+        <w:t xml:space="preserve">. The working model in Figure 6 proposes hypotheses about the plasma-membrane replenishment phase, none of which was tested here: TDP-43 loss might alter bioenergetics, ER refilling, channel composition and feedback control, and recurrent </w:t>
+      </w:r>
+      <w:r>
+        <w:rPr>
+          <w:i/>
+        </w:rPr>
+        <w:t xml:space="preserve">CBARP</w:t>
+      </w:r>
+      <w:r>
+        <w:rPr/>
+        <w:t xml:space="preserve"> processing may add a parallel effect on voltage-gated entry and exocytosis. Each hypothesis makes a discriminating prediction. </w:t>
+      </w:r>
+      <w:r>
+        <w:rPr>
+          <w:i/>
+        </w:rPr>
+        <w:t xml:space="preserve">ATP2A2</w:t>
+      </w:r>
+      <w:r>
+        <w:rPr/>
+        <w:t xml:space="preserve"> or bioenergetic perturbations could be tested with direct ER Ca²⁺ measurements and refilling after CPA washout; </w:t>
       </w:r>
       <w:r>
         <w:rPr>
@@ -7754,7 +7669,8 @@
         <w:t xml:space="preserve">SARAF</w:t>
       </w:r>
       <w:r>
-        <w:t xml:space="preserve"> increased and </w:t>
+        <w:rPr/>
+        <w:t xml:space="preserve"> or ORAI perturbations for effects on the readdition response in independently replicated cultures; and an isoform-specific </w:t>
       </w:r>
       <w:r>
         <w:rPr>
@@ -7763,155 +7679,8 @@
         <w:t xml:space="preserve">CBARP</w:t>
       </w:r>
       <w:r>
-        <w:t xml:space="preserve"> decreased in six ALS brain regions, matching the direction observed in the public SH-SY5Y model. </w:t>
-      </w:r>
-      <w:r>
-        <w:rPr>
-          <w:i/>
-        </w:rPr>
-        <w:t>TRPC1</w:t>
-      </w:r>
-      <w:r>
-        <w:rPr>
-          <w:i w:val="0"/>
-        </w:rPr>
-        <w:t xml:space="preserve"> showed no statistically significant difference in cervical or lumbar spinal cord</w:t>
-      </w:r>
-      <w:r>
-        <w:t xml:space="preserve"> and decreased in the neurological comparison cohorts. Among the disease cohorts surveyed, ALS alone showed a significant </w:t>
-      </w:r>
-      <w:r>
-        <w:rPr>
-          <w:i/>
-        </w:rPr>
-        <w:t xml:space="preserve">TRPC1</w:t>
-      </w:r>
-      <w:r>
-        <w:t xml:space="preserve"> increase, concentrated in brain regions. The increase was attenuated but not removed by adjustment for neuronal and astrocytic markers, although marker adjustment cannot exclude residual effects of cell composition; it did not, however, follow the cryptic </w:t>
-      </w:r>
-      <w:r>
-        <w:rPr>
-          <w:i/>
-        </w:rPr>
-        <w:t xml:space="preserve">STMN2</w:t>
-      </w:r>
-      <w:r>
-        <w:t xml:space="preserve"> indicator of TDP-43 loss of function, and a comparison group that carried that indicator in cortex more often than the ALS samples showed the opposite change. The tissue increase is therefore a disease-associated candidate whose cause is not established, and the direction it shares with the cellular model does not by itself link the two.</w:t>
-      </w:r>
-    </w:p>
-    <w:p>
-      <w:pPr>
-        <w:pStyle w:val="BodyText"/>
-        <w:jc w:val="both"/>
-      </w:pPr>
-      <w:r>
-        <w:rPr>
-          <w:b/>
-          <w:i w:val="0"/>
-        </w:rPr>
-        <w:t xml:space="preserve">Integrated mechanism and testable predictions. </w:t>
-      </w:r>
-      <w:r>
-        <w:rPr>
-          <w:i w:val="0"/>
-        </w:rPr>
-        <w:t xml:space="preserve">Previous work connecting TDP-43 to Ca²⁺ signalling has centred on ER–mitochondrial contacts: disease-associated TDP-43 disrupts VAPB–PTPIP51 tethering and reduces IP₃-receptor-mediated Ca²⁺ delivery to mitochondria </w:t>
-      </w:r>
-      <w:r>
-        <w:fldChar w:fldCharType="begin"/>
-      </w:r>
-      <w:r>
-        <w:instrText xml:space="preserve"> ADDIN ZOTERO_ITEM CSL_CITATION {"citationID":"M9cEu25d","properties":{"formattedCitation":"(Stoica et al., 2014)","plainCitation":"(Stoica et al., 2014)","noteIndex":0},"citationItems":[{"id":746,"uris":["http://zotero.org/users/local/9j0F5ae7/items/MCSAPTFU"],"itemData":{"id":746,"type":"article-journal","title":"ER–mitochondria associations are regulated by the VAPB–PTPIP51 interaction and are disrupted by ALS/FTD-associated TDP-43","author":[{"family":"Stoica","given":"Radu"},{"family":"De Vos","given":"Kurt J."},{"family":"Paillusson","given":"Sébastien"},{"family":"Mueller","given":"Sarah"},{"family":"Sancho","given":"Rosa M."},{"family":"Lau","given":"Kwok-Fai"},{"family":"Vizcay-Barrena","given":"Gema"},{"family":"Lin","given":"Wen-Lang"},{"family":"Xu","given":"Ya-Fei"},{"family":"Lewis","given":"Jada"},{"family":"Dickson","given":"Dennis W."},{"family":"Petrucelli","given":"Leonard"},{"family":"Mitchell","given":"Jacqueline C."},{"family":"Shaw","given":"Christopher E."},{"family":"Miller","given":"Christopher C. J."}],"issued":{"date-parts":[[2014]]},"container-title":"Nature Communications","volume":"5","issue":"1","page":"3996","DOI":"10.1038/ncomms4996","URL":"https://www.nature.com/articles/ncomms4996"}}],"schema":"https://github.com/citation-style-language/schema/raw/master/csl-citation.json"} </w:instrText>
-      </w:r>
-      <w:r>
-        <w:fldChar w:fldCharType="separate"/>
-      </w:r>
-      <w:r>
-        <w:rPr>
-          <w:i w:val="0"/>
-        </w:rPr>
-        <w:t>(Stoica et al., 2014)</w:t>
-      </w:r>
-      <w:r>
-        <w:fldChar w:fldCharType="end"/>
-      </w:r>
-      <w:r>
-        <w:rPr>
-          <w:i w:val="0"/>
-        </w:rPr>
-        <w:t xml:space="preserve">, whereas increasing VAPB or PTPIP51 restores mutant-TDP-43-associated Ca²⁺ transfer and synaptic function </w:t>
-      </w:r>
-      <w:r>
-        <w:fldChar w:fldCharType="begin"/>
-      </w:r>
-      <w:r>
-        <w:instrText xml:space="preserve"> ADDIN ZOTERO_ITEM CSL_CITATION {"citationID":"1frAZKYB","properties":{"formattedCitation":"(Markovinovic et al., 2024)","plainCitation":"(Markovinovic et al., 2024)","noteIndex":0},"citationItems":[{"id":691,"uris":["http://zotero.org/users/local/9j0F5ae7/items/PWX2QL3A"],"itemData":{"id":691,"type":"article-journal","title":"Stimulating VAPB-PTPIP51 ER-mitochondria tethering corrects FTD/ALS mutant TDP43 linked Ca2+ and synaptic defects","author":[{"family":"Markovinovic","given":"Andrea"},{"family":"Martín-Guerrero","given":"Sandra M."},{"family":"Mórotz","given":"Gábor M."},{"family":"Salam","given":"Shaakir"},{"family":"Gomez-Suaga","given":"Patricia"},{"family":"Paillusson","given":"Sebastien"},{"family":"Greig","given":"Jenny"},{"family":"Lee","given":"Younbok"},{"family":"Mitchell","given":"Jacqueline C."},{"family":"Noble","given":"Wendy"},{"family":"Miller","given":"Christopher C.J."}],"issued":{"date-parts":[[2024]]},"container-title":"Acta Neuropathologica Communications","volume":"12","issue":"1","page":"32","DOI":"10.1186/s40478-024-01742-x","URL":"https://actaneurocomms.biomedcentral.com/articles/10.1186/s40478-024-01742-x"}}],"schema":"https://github.com/citation-style-language/schema/raw/master/csl-citation.json"} </w:instrText>
-      </w:r>
-      <w:r>
-        <w:fldChar w:fldCharType="separate"/>
-      </w:r>
-      <w:r>
-        <w:rPr>
-          <w:i w:val="0"/>
-        </w:rPr>
-        <w:t>(Markovinovic et al., 2024)</w:t>
-      </w:r>
-      <w:r>
-        <w:fldChar w:fldCharType="end"/>
-      </w:r>
-      <w:r>
-        <w:rPr>
-          <w:i w:val="0"/>
-        </w:rPr>
-        <w:t xml:space="preserve">. The working model in Figure 6 proposes hypotheses about the plasma-membrane replenishment phase. TDP-43 loss might alter cellular bioenergetics, ER refilling, channel composition and feedback control; recurrent </w:t>
-      </w:r>
-      <w:r>
-        <w:rPr>
-          <w:i/>
-        </w:rPr>
-        <w:t>CBARP</w:t>
-      </w:r>
-      <w:r>
-        <w:rPr>
-          <w:i w:val="0"/>
-        </w:rPr>
-        <w:t xml:space="preserve"> processing may add a parallel effect on voltage-gated entry and exocytosis. This model makes discriminating predictions. </w:t>
-      </w:r>
-      <w:r>
-        <w:rPr>
-          <w:i/>
-        </w:rPr>
-        <w:t>ATP2A2</w:t>
-      </w:r>
-      <w:r>
-        <w:rPr>
-          <w:i w:val="0"/>
-        </w:rPr>
-        <w:t xml:space="preserve"> or bioenergetic perturbations could be tested with direct ER Ca²⁺ measurements and refilling after CPA washout. </w:t>
-      </w:r>
-      <w:r>
-        <w:rPr>
-          <w:i/>
-        </w:rPr>
-        <w:t>SARAF</w:t>
-      </w:r>
-      <w:r>
-        <w:rPr>
-          <w:i w:val="0"/>
-        </w:rPr>
-        <w:t xml:space="preserve"> or ORAI perturbations could be tested for effects on the readdition response in independently replicated cultures. An isoform-specific </w:t>
-      </w:r>
-      <w:r>
-        <w:rPr>
-          <w:i/>
-        </w:rPr>
-        <w:t>CBARP</w:t>
-      </w:r>
-      <w:r>
-        <w:rPr>
-          <w:i w:val="0"/>
-        </w:rPr>
-        <w:t xml:space="preserve"> perturbation should have a larger effect on depolarisation-evoked Ca²⁺ entry or secretion than on CPA-triggered SOCE. These outcomes would distinguish store, channel-composition and broader calcium-network mechanisms and test whether the candidate RNA changes contribute to a reproducible calcium response.</w:t>
+        <w:rPr/>
+        <w:t xml:space="preserve"> perturbation for a larger effect on depolarisation-evoked Ca²⁺ entry or secretion than on CPA-triggered SOCE.</w:t>
       </w:r>
     </w:p>
     <w:p>
@@ -7921,8 +7690,8 @@
       <w:r>
         <w:drawing>
           <wp:inline>
-            <wp:extent cx="5532120" cy="3038770"/>
-            <wp:docPr id="6" name="Picture 6" descr=""/>
+            <wp:extent cx="5532120" cy="3192656"/>
+            <wp:docPr id="6" name="Picture 6" descr="Diagram of laboratory measurements (RT-qPCR and Fura-2, from separate cultures) and three candidate mechanisms suggested by public RNA-seq data, linked by dashed hypothesis arrows."/>
             <wp:cNvGraphicFramePr>
               <a:graphicFrameLocks noChangeAspect="1"/>
             </wp:cNvGraphicFramePr>
@@ -7942,7 +7711,7 @@
                   <pic:spPr>
                     <a:xfrm>
                       <a:off x="0" y="0"/>
-                      <a:ext cx="5532120" cy="3038770"/>
+                      <a:ext cx="5532120" cy="3192656"/>
                     </a:xfrm>
                     <a:prstGeom prst="rect"/>
                   </pic:spPr>
@@ -7960,87 +7729,122 @@
       <w:r>
         <w:rPr>
           <w:b/>
-          <w:i/>
-        </w:rPr>
-        <w:t xml:space="preserve">Figure 6. </w:t>
-      </w:r>
-      <w:r>
-        <w:rPr>
-          <w:i/>
-        </w:rPr>
-        <w:t xml:space="preserve">Working model linking descriptive calcium measurements to candidate hypotheses and candidate RNA changes. Blue boxes and solid arrows summarise laboratory measurements after </w:t>
-      </w:r>
-      <w:r>
-        <w:rPr>
-          <w:i/>
-        </w:rPr>
-        <w:t>TARDBP</w:t>
-      </w:r>
-      <w:r>
-        <w:rPr>
-          <w:i/>
-        </w:rPr>
-        <w:t xml:space="preserve"> knockdown: higher </w:t>
-      </w:r>
-      <w:r>
-        <w:rPr>
-          <w:i/>
-        </w:rPr>
-        <w:t>TRPC1</w:t>
-      </w:r>
-      <w:r>
-        <w:rPr>
-          <w:i/>
+          <w:rFonts w:ascii="Times New Roman" w:hAnsi="Times New Roman"/>
+          <w:sz w:val="19"/>
+        </w:rPr>
+        <w:t xml:space="preserve">Figure 6.</w:t>
+      </w:r>
+      <w:r>
+        <w:rPr>
+          <w:rFonts w:ascii="Times New Roman" w:hAnsi="Times New Roman"/>
+          <w:sz w:val="19"/>
+        </w:rPr>
+        <w:t xml:space="preserve"> Working model linking laboratory measurements to candidate hypotheses. Blue boxes and solid arrows: measurements after </w:t>
+      </w:r>
+      <w:r>
+        <w:rPr>
+          <w:i/>
+          <w:rFonts w:ascii="Times New Roman" w:hAnsi="Times New Roman"/>
+          <w:sz w:val="19"/>
+        </w:rPr>
+        <w:t xml:space="preserve">TARDBP</w:t>
+      </w:r>
+      <w:r>
+        <w:rPr>
+          <w:rFonts w:ascii="Times New Roman" w:hAnsi="Times New Roman"/>
+          <w:sz w:val="19"/>
+        </w:rPr>
+        <w:t xml:space="preserve"> knockdown, namely </w:t>
+      </w:r>
+      <w:r>
+        <w:rPr>
+          <w:i/>
+          <w:rFonts w:ascii="Times New Roman" w:hAnsi="Times New Roman"/>
+          <w:sz w:val="19"/>
+        </w:rPr>
+        <w:t xml:space="preserve">TARDBP</w:t>
+      </w:r>
+      <w:r>
+        <w:rPr>
+          <w:rFonts w:ascii="Times New Roman" w:hAnsi="Times New Roman"/>
+          <w:sz w:val="19"/>
+        </w:rPr>
+        <w:t xml:space="preserve"> mRNA and higher </w:t>
+      </w:r>
+      <w:r>
+        <w:rPr>
+          <w:i/>
+          <w:rFonts w:ascii="Times New Roman" w:hAnsi="Times New Roman"/>
+          <w:sz w:val="19"/>
+        </w:rPr>
+        <w:t xml:space="preserve">TRPC1</w:t>
+      </w:r>
+      <w:r>
+        <w:rPr>
+          <w:rFonts w:ascii="Times New Roman" w:hAnsi="Times New Roman"/>
+          <w:sz w:val="19"/>
         </w:rPr>
         <w:t xml:space="preserve">, </w:t>
       </w:r>
       <w:r>
         <w:rPr>
           <w:i/>
-        </w:rPr>
-        <w:t>STIM1</w:t>
-      </w:r>
-      <w:r>
-        <w:rPr>
-          <w:i/>
+          <w:rFonts w:ascii="Times New Roman" w:hAnsi="Times New Roman"/>
+          <w:sz w:val="19"/>
+        </w:rPr>
+        <w:t xml:space="preserve">STIM1</w:t>
+      </w:r>
+      <w:r>
+        <w:rPr>
+          <w:rFonts w:ascii="Times New Roman" w:hAnsi="Times New Roman"/>
+          <w:sz w:val="19"/>
         </w:rPr>
         <w:t xml:space="preserve">, </w:t>
       </w:r>
       <w:r>
         <w:rPr>
           <w:i/>
-        </w:rPr>
-        <w:t>ORAI1</w:t>
-      </w:r>
-      <w:r>
-        <w:rPr>
-          <w:i/>
+          <w:rFonts w:ascii="Times New Roman" w:hAnsi="Times New Roman"/>
+          <w:sz w:val="19"/>
+        </w:rPr>
+        <w:t xml:space="preserve">ORAI1</w:t>
+      </w:r>
+      <w:r>
+        <w:rPr>
+          <w:rFonts w:ascii="Times New Roman" w:hAnsi="Times New Roman"/>
+          <w:sz w:val="19"/>
         </w:rPr>
         <w:t xml:space="preserve"> and </w:t>
       </w:r>
       <w:r>
         <w:rPr>
           <w:i/>
-        </w:rPr>
-        <w:t>ATP2A3</w:t>
-      </w:r>
-      <w:r>
-        <w:rPr>
-          <w:i/>
-        </w:rPr>
-        <w:t xml:space="preserve"> mRNA and, in three wells per group on one culture plate, lower mean Ca²⁺-readdition and ER-release amplitudes. RT-qPCR comprises four biological replicates per group; the Fura-2 comparison is descriptive. Orange boxes are candidate mechanisms suggested by the public RNA-seq data; dashed arrows mark hypotheses for future perturbation, not demonstrated causal links. </w:t>
-      </w:r>
-      <w:r>
-        <w:rPr>
-          <w:i/>
-        </w:rPr>
-        <w:t>CBARP</w:t>
-      </w:r>
-      <w:r>
-        <w:rPr>
-          <w:i/>
-        </w:rPr>
-        <w:t xml:space="preserve"> is placed on a parallel voltage-gated channel branch that was not measured here.</w:t>
+          <w:rFonts w:ascii="Times New Roman" w:hAnsi="Times New Roman"/>
+          <w:sz w:val="19"/>
+        </w:rPr>
+        <w:t xml:space="preserve">ATP2A3</w:t>
+      </w:r>
+      <w:r>
+        <w:rPr>
+          <w:rFonts w:ascii="Times New Roman" w:hAnsi="Times New Roman"/>
+          <w:sz w:val="19"/>
+        </w:rPr>
+        <w:t xml:space="preserve"> mRNA (RT-qPCR, four biological replicates per group, day-5 RNA) and, in three wells per group of one culture plate 72 h after transduction, lower mean ER-release and Ca²⁺-readdition amplitudes (descriptive). The RT-qPCR and Fura-2 measurements come from different cultures and time points and are not paired. Orange boxes: candidate mechanisms suggested by public RNA-seq data; dashed arrows: hypotheses for perturbation, not demonstrated links. </w:t>
+      </w:r>
+      <w:r>
+        <w:rPr>
+          <w:i/>
+          <w:rFonts w:ascii="Times New Roman" w:hAnsi="Times New Roman"/>
+          <w:sz w:val="19"/>
+        </w:rPr>
+        <w:t xml:space="preserve">CBARP</w:t>
+      </w:r>
+      <w:r>
+        <w:rPr>
+          <w:rFonts w:ascii="Times New Roman" w:hAnsi="Times New Roman"/>
+          <w:sz w:val="19"/>
+        </w:rPr>
+        <w:t xml:space="preserve"> sits on a parallel voltage-gated branch that was not measured and has no arrow to the readdition response.</w:t>
       </w:r>
     </w:p>
     <w:p>
@@ -8054,69 +7858,53 @@
     <w:p>
       <w:r>
         <w:rPr>
-          <w:i w:val="0"/>
-        </w:rPr>
-        <w:t xml:space="preserve">Lower </w:t>
-      </w:r>
-      <w:r>
-        <w:rPr>
-          <w:i/>
-        </w:rPr>
-        <w:t>TARDBP</w:t>
-      </w:r>
-      <w:r>
-        <w:rPr>
-          <w:i w:val="0"/>
-        </w:rPr>
-        <w:t xml:space="preserve"> mRNA was measured by RT-qPCR but depletion was not verified at the protein level, and one TDP-43-targeting shRNA was used without a rescue experiment. The Fura-2 comparison rests on three wells per group from one culture plate, rather than independent biological experiments. Its 84% lower mean is a descriptive within-plate observation; it does not estimate between-experiment variability. Independent culture experiments are required to estimate biological variability and test whether the response replicates. The readdition signal was not characterised pharmacologically, for example with a store-operated channel blocker such as BTP2, Synta66 or Gd³⁺, so it is defined by the depletion–readdition protocol rather than by pharmacology. The WST-1 signal is reported at 48 h only, from four wells of one experiment; it is not a cell count and cannot separate fewer cells from lower metabolic activity per cell. Because the WST-1 signal was 38.5% lower, a smaller or less healthy cell population could contribute to the smaller Fura-2 signal; the ratiometric readout is in principle independent of cell number, but neither cell number nor maximum response was measured in the cuvettes. RT-qPCR used four biological replicates per group and supported the direction of the four target-gene changes in an independent RNA sample set. It was normalised to a single reference gene, </w:t>
-      </w:r>
-      <w:r>
-        <w:rPr>
-          <w:i/>
-        </w:rPr>
-        <w:t>GAPDH</w:t>
-      </w:r>
-      <w:r>
-        <w:rPr>
-          <w:i w:val="0"/>
-        </w:rPr>
-        <w:t xml:space="preserve">, whose mean Ct was similar between the measured groups. In the public inducible RNA-seq comparison </w:t>
-      </w:r>
-      <w:r>
-        <w:rPr>
-          <w:i/>
-        </w:rPr>
-        <w:t>GAPDH</w:t>
-      </w:r>
-      <w:r>
-        <w:rPr>
-          <w:i w:val="0"/>
-        </w:rPr>
-        <w:t xml:space="preserve"> rose (log2FC +0.61) whereas </w:t>
-      </w:r>
-      <w:r>
-        <w:rPr>
-          <w:i/>
-        </w:rPr>
-        <w:t>TBP</w:t>
-      </w:r>
-      <w:r>
-        <w:rPr>
-          <w:i w:val="0"/>
-        </w:rPr>
+          <w:i/>
+        </w:rPr>
+        <w:t xml:space="preserve">TARDBP</w:t>
+      </w:r>
+      <w:r>
+        <w:rPr/>
+        <w:t xml:space="preserve"> depletion was shown at the mRNA level only, with a single TDP-43-targeting shRNA and no rescue experiment. The Fura-2 comparison rests on three wells per group from one culture plate prepared 72 h after transduction while puromycin selection was in progress; it does not estimate between-experiment variability, was not paired with the RNA samples and was not characterised pharmacologically, for example with a store-operated channel blocker such as BTP2, Synta66 or Gd³⁺, so the readdition signal is defined by the depletion–readdition protocol and not by pharmacology. Cuvette ratios report net cytosolic accumulation, and neither cell number nor maximum response was measured; the WST-1 signal (48 h, four wells of one experiment) is not a cell count, so a smaller or less healthy cell population could contribute to the smaller Fura-2 signal, although the ratiometric readout is in principle independent of cell number. RT-qPCR used four biological replicates per group and supported the direction of the four target-gene changes in an independent RNA sample set, but it was normalised to a single reference gene, </w:t>
+      </w:r>
+      <w:r>
+        <w:rPr>
+          <w:i/>
+        </w:rPr>
+        <w:t xml:space="preserve">GAPDH</w:t>
+      </w:r>
+      <w:r>
+        <w:rPr/>
+        <w:t xml:space="preserve">, whose mean Ct was similar between groups and which rose in the public inducible comparison (log2FC +0.61; </w:t>
+      </w:r>
+      <w:r>
+        <w:rPr>
+          <w:i/>
+        </w:rPr>
+        <w:t xml:space="preserve">TBP</w:t>
+      </w:r>
+      <w:r>
+        <w:rPr/>
         <w:t xml:space="preserve"> and </w:t>
       </w:r>
       <w:r>
         <w:rPr>
           <w:i/>
         </w:rPr>
-        <w:t>B2M</w:t>
-      </w:r>
-      <w:r>
-        <w:rPr>
-          <w:i w:val="0"/>
-        </w:rPr>
-        <w:t xml:space="preserve"> were stable; a similar rise in the laboratory cells would have led the target increases to be underestimated, and two-gene normalisation would be preferable. The laboratory assay used undifferentiated SH-SY5Y cells, whereas the public SH-SY5Y RNA-seq study used an inducible model and the motor-neuron datasets did not include matched Ca²⁺ measurements. Cuvette Fura-2 ratios report net cytosolic accumulation and do not separate influx from extrusion or reuptake. The readdition-to-release ratio is descriptive and cannot distinguish altered ER store depletion from changes in STIM activation, calcium influx or clearance.</w:t>
+        <w:t xml:space="preserve">B2M</w:t>
+      </w:r>
+      <w:r>
+        <w:rPr/>
+        <w:t xml:space="preserve"> were stable), so the increases may be underestimated; amplification efficiencies were not determined, and </w:t>
+      </w:r>
+      <w:r>
+        <w:rPr>
+          <w:i/>
+        </w:rPr>
+        <w:t xml:space="preserve">TARDBP</w:t>
+      </w:r>
+      <w:r>
+        <w:rPr/>
+        <w:t xml:space="preserve"> mRNA was not re-measured in the RNA set used for the target genes. The laboratory assay used undifferentiated SH-SY5Y cells, whereas the public study used an inducible model and the motor-neuron datasets had no matched Ca²⁺ measurements.</w:t>
       </w:r>
     </w:p>
     <w:p>
@@ -8156,101 +7944,78 @@
         <w:jc w:val="both"/>
       </w:pPr>
       <w:r>
-        <w:rPr>
-          <w:i w:val="0"/>
-        </w:rPr>
-        <w:t xml:space="preserve">In one SH-SY5Y culture-plate experiment, TDP-43 knockdown wells showed a lower Fura-2 calcium-readdition response. Independently, calcium-regulatory mRNA expression and splicing analyses identified candidate changes. Transcript-family summaries and reproducible </w:t>
-      </w:r>
-      <w:r>
-        <w:rPr>
-          <w:i/>
-          <w:iCs/>
-        </w:rPr>
-        <w:t>CBARP</w:t>
-      </w:r>
-      <w:r>
-        <w:rPr>
-          <w:i w:val="0"/>
-        </w:rPr>
-        <w:t xml:space="preserve"> splicing identify candidate explanations, but they do not establish protein stoichiometry or a single causal RNA switch. Coverage-based APA and descriptive NMD summaries do not provide confirmatory evidence that SOCE-machinery genes are direct targets of those pathways. In ALS tissue, </w:t>
-      </w:r>
-      <w:r>
-        <w:rPr>
-          <w:i/>
-          <w:iCs/>
-        </w:rPr>
-        <w:t>TRPC1</w:t>
-      </w:r>
-      <w:r>
-        <w:rPr>
-          <w:i w:val="0"/>
-        </w:rPr>
+        <w:rPr/>
+        <w:t xml:space="preserve">Reanalysis of public TDP-43-depletion RNA-seq data and laboratory RT-qPCR identified calcium-regulatory candidates: a recurrent </w:t>
+      </w:r>
+      <w:r>
+        <w:rPr>
+          <w:i/>
+        </w:rPr>
+        <w:t xml:space="preserve">CBARP</w:t>
+      </w:r>
+      <w:r>
+        <w:rPr/>
+        <w:t xml:space="preserve"> splicing change, shifts in ORAI- and STIM-family transcript composition, and region-dependent </w:t>
+      </w:r>
+      <w:r>
+        <w:rPr>
+          <w:i/>
+        </w:rPr>
+        <w:t xml:space="preserve">TRPC1</w:t>
+      </w:r>
+      <w:r>
+        <w:rPr/>
         <w:t xml:space="preserve">, </w:t>
       </w:r>
       <w:r>
         <w:rPr>
           <w:i/>
-          <w:iCs/>
-        </w:rPr>
-        <w:t>SARAF</w:t>
-      </w:r>
-      <w:r>
-        <w:rPr>
-          <w:i w:val="0"/>
-        </w:rPr>
+        </w:rPr>
+        <w:t xml:space="preserve">SARAF</w:t>
+      </w:r>
+      <w:r>
+        <w:rPr/>
         <w:t xml:space="preserve"> and </w:t>
       </w:r>
       <w:r>
         <w:rPr>
           <w:i/>
-          <w:iCs/>
-        </w:rPr>
-        <w:t>CBARP</w:t>
-      </w:r>
-      <w:r>
-        <w:rPr>
-          <w:i w:val="0"/>
-        </w:rPr>
-        <w:t xml:space="preserve"> showed region-dependent expression differences. </w:t>
-      </w:r>
-      <w:r>
-        <w:rPr>
-          <w:i/>
-          <w:iCs/>
-        </w:rPr>
-        <w:t>CBARP</w:t>
-      </w:r>
-      <w:r>
-        <w:rPr>
-          <w:i w:val="0"/>
-        </w:rPr>
+        </w:rPr>
+        <w:t xml:space="preserve">CBARP</w:t>
+      </w:r>
+      <w:r>
+        <w:rPr/>
+        <w:t xml:space="preserve"> differences in ALS tissue. A lower Fura-2 Ca²⁺-readdition response was seen in knockdown wells of one culture plate, but it was neither replicated nor paired with the RNA measurements, and no confirmed RNA-processing event in the core SOCE-pathway genes explained it. Coverage-based APA and descriptive NMD summaries provide no confirmatory evidence that these genes are direct targets of those pathways. </w:t>
+      </w:r>
+      <w:r>
+        <w:rPr>
+          <w:i/>
+        </w:rPr>
+        <w:t xml:space="preserve">CBARP</w:t>
+      </w:r>
+      <w:r>
+        <w:rPr/>
         <w:t xml:space="preserve">, </w:t>
       </w:r>
       <w:r>
         <w:rPr>
           <w:i/>
-          <w:iCs/>
-        </w:rPr>
-        <w:t>SARAF</w:t>
-      </w:r>
-      <w:r>
-        <w:rPr>
-          <w:i w:val="0"/>
-        </w:rPr>
+        </w:rPr>
+        <w:t xml:space="preserve">SARAF</w:t>
+      </w:r>
+      <w:r>
+        <w:rPr/>
         <w:t xml:space="preserve"> and </w:t>
       </w:r>
       <w:r>
         <w:rPr>
           <w:i/>
-          <w:iCs/>
-        </w:rPr>
-        <w:t>TRPC1</w:t>
-      </w:r>
-      <w:r>
-        <w:rPr>
-          <w:i w:val="0"/>
-        </w:rPr>
-        <w:t xml:space="preserve"> are therefore priorities for targeted protein-level and functional follow-up.</w:t>
+        </w:rPr>
+        <w:t xml:space="preserve">TRPC1</w:t>
+      </w:r>
+      <w:r>
+        <w:rPr/>
+        <w:t xml:space="preserve"> are therefore priorities for protein-level and independently replicated functional follow-up.</w:t>
       </w:r>
     </w:p>
     <w:bookmarkEnd w:id="40"/>
@@ -8389,7 +8154,7 @@
         <w:rPr>
           <w:i w:val="0"/>
         </w:rPr>
-        <w:t>. It includes scripts in execution order, including the coverage, NMD, transcript-family and donor-level scripts used for the results reported here, the four Ca²⁺ gene panels, per-event count tables, junction and LSV tables, and the code that draws every figure. The versioned submission snapshot is available as GitHub release v1.0.7 at https://github.com/elmasnuryilmaz/tdp43-soce-manuscript/releases/tag/v1.0.7. The complete 23 GB rMATS output is not redistributed; the package provides the thresholded event table and the scripts and public accessions required to regenerate it. The package downloads the two externally hosted resources it needs (the recount3 junction matrix for SRP270799 and the GSE307054 count table) at run time. Every rMATS event that meets the thresholds of Section 2.3, with its event coordinates, form lengths and raw junction counts, is provided as Supplementary Table S3. RT-qPCR, Fura-2 and WST-1 source data, including biological-replicate RT-qPCR values, well-level Fura-2 and WST-1 values, and the summaries behind every laboratory figure panel, are provided in Supplementary Table S1.</w:t>
+        <w:t xml:space="preserve">. It includes scripts in execution order, including the coverage, NMD, transcript-family and donor-level scripts used for the results reported here, the four Ca²⁺ gene panels, per-event count tables, junction and LSV tables, and the code that draws every figure. The versioned submission snapshot is available as GitHub release v1.0.8 at https://github.com/elmasnuryilmaz/tdp43-soce-manuscript/releases/tag/v1.0.8. The complete 23 GB rMATS output is not redistributed; the package provides the thresholded event table and the scripts and public accessions required to regenerate it. The package downloads the two externally hosted resources it needs (the recount3 junction matrix for SRP270799 and the GSE307054 count table) at run time. Every rMATS event that meets the thresholds of Section 2.3, with its event coordinates, form lengths and raw junction counts, is provided as Supplementary Table S3. RT-qPCR, Fura-2 and WST-1 source data, including biological-replicate RT-qPCR values, well-level Fura-2 and WST-1 values, and the summaries behind every laboratory figure panel, are provided in Supplementary Table S1. The values behind Supplementary Figure S1 and the surrogate-variable comparison of Section 3.2 are provided as source_data/power_simulation_S1.csv and source_data/svaseq_sensitivity_SHSY5Y.csv, and the featureCounts run compared in Section 2.2 as source_data/DESeq2_ctrl_vs_75_featureCounts.csv.</w:t>
       </w:r>
     </w:p>
     <w:bookmarkEnd w:id="41"/>
@@ -10167,7 +9932,7 @@
         <w:rPr>
           <w:b w:val="0"/>
         </w:rPr>
-        <w:t xml:space="preserve">High-confidence unannotated splicing changes in every comparison, including the independently produced mapping-quality-filtered SH-SY5Y junction set.</w:t>
+        <w:t xml:space="preserve">Stringent-filter unannotated splicing candidates in every comparison, including the mapping-quality-filtered SH-SY5Y junction set produced with a different extractor.</w:t>
       </w:r>
     </w:p>
     <w:p>
@@ -10569,6 +10334,32 @@
       <w:r>
         <w:rPr>
           <w:b/>
+        </w:rPr>
+        <w:t xml:space="preserve">S16b.</w:t>
+      </w:r>
+      <w:r>
+        <w:rPr/>
+        <w:t xml:space="preserve"> Donor-level re-analysis of multiple sclerosis: sample- and donor-level Cliff’s δ for </w:t>
+      </w:r>
+      <w:r>
+        <w:rPr>
+          <w:i/>
+        </w:rPr>
+        <w:t xml:space="preserve">TRPC1</w:t>
+      </w:r>
+      <w:r>
+        <w:rPr/>
+        <w:t xml:space="preserve"> and the myelin markers in normal-appearing white matter, and for the marker-adjusted comparison.</w:t>
+      </w:r>
+    </w:p>
+    <w:p>
+      <w:pPr>
+        <w:pStyle w:val="BodyText"/>
+        <w:jc w:val="both"/>
+      </w:pPr>
+      <w:r>
+        <w:rPr>
+          <w:b/>
           <w:bCs/>
         </w:rPr>
         <w:t>S17.</w:t>
@@ -10583,7 +10374,7 @@
         <w:rPr>
           <w:b w:val="0"/>
         </w:rPr>
-        <w:t xml:space="preserve">Accession list for every dataset analysed, with design, library type, run-level groups for knockdown experiments and group definitions for patient cohorts. The supplementary material also contains Figures S1–S8 and their legends.</w:t>
+        <w:t xml:space="preserve">Accession list for every dataset analysed, with design, library type, run-level groups for knockdown experiments and group definitions for patient cohorts. The supplementary material also contains Figures S1–S9 and their legends.</w:t>
       </w:r>
     </w:p>
     <w:p>
@@ -10600,7 +10391,59 @@
         <w:rPr>
           <w:b w:val="0"/>
         </w:rPr>
-        <w:t xml:space="preserve"> Cell-composition adjustment of TRPC1 in the NYGC cohort: Cliff’s δ for ALS and for the comparison group against the same controls, unadjusted and after regression on SNAP25 or RBFOX3 with or without GFAP, together with the differences in the marker genes themselves.</w:t>
+        <w:t xml:space="preserve"> Cell-composition adjustment of </w:t>
+      </w:r>
+      <w:r>
+        <w:rPr>
+          <w:b w:val="0"/>
+          <w:i/>
+        </w:rPr>
+        <w:t xml:space="preserve">TRPC1</w:t>
+      </w:r>
+      <w:r>
+        <w:rPr>
+          <w:b w:val="0"/>
+        </w:rPr>
+        <w:t xml:space="preserve"> in the NYGC cohort: Cliff’s δ for ALS and for the comparison group against the same controls, unadjusted and after regression on </w:t>
+      </w:r>
+      <w:r>
+        <w:rPr>
+          <w:b w:val="0"/>
+          <w:i/>
+        </w:rPr>
+        <w:t xml:space="preserve">SNAP25</w:t>
+      </w:r>
+      <w:r>
+        <w:rPr>
+          <w:b w:val="0"/>
+        </w:rPr>
+        <w:t xml:space="preserve"> or </w:t>
+      </w:r>
+      <w:r>
+        <w:rPr>
+          <w:b w:val="0"/>
+          <w:i/>
+        </w:rPr>
+        <w:t xml:space="preserve">RBFOX3</w:t>
+      </w:r>
+      <w:r>
+        <w:rPr>
+          <w:b w:val="0"/>
+        </w:rPr>
+        <w:t xml:space="preserve"> with or without </w:t>
+      </w:r>
+      <w:r>
+        <w:rPr>
+          <w:b w:val="0"/>
+          <w:i/>
+        </w:rPr>
+        <w:t xml:space="preserve">GFAP</w:t>
+      </w:r>
+      <w:r>
+        <w:rPr>
+          <w:b w:val="0"/>
+        </w:rPr>
+        <w:t xml:space="preserve">, together with the differences in the marker genes themselves.</w:t>
       </w:r>
     </w:p>
     <w:p>
@@ -10617,7 +10460,20 @@
         <w:rPr>
           <w:b w:val="0"/>
         </w:rPr>
-        <w:t xml:space="preserve"> Cryptic STMN2 junction by group and region, on the samples of Table 5: samples and donors, samples with the junction detected, samples above 1% PSI, mean PSI, and the comparison group against controls. In cerebellum the junction was detected in three control samples and in no comparison-group sample; the resulting difference (δ = −0.08) is negligible.</w:t>
+        <w:t xml:space="preserve"> Cryptic </w:t>
+      </w:r>
+      <w:r>
+        <w:rPr>
+          <w:b w:val="0"/>
+          <w:i/>
+        </w:rPr>
+        <w:t xml:space="preserve">STMN2</w:t>
+      </w:r>
+      <w:r>
+        <w:rPr>
+          <w:b w:val="0"/>
+        </w:rPr>
+        <w:t xml:space="preserve"> junction by group and region, on the samples of Table 5: samples and donors, samples with the junction detected, samples above 1% PSI, mean PSI, and the comparison group against controls. In cerebellum the junction was detected in three control samples and in no comparison-group sample; the resulting difference (δ = −0.08) is negligible.</w:t>
       </w:r>
     </w:p>
     <w:p>
@@ -10634,7 +10490,111 @@
         <w:rPr>
           <w:b w:val="0"/>
         </w:rPr>
-        <w:t xml:space="preserve"> Within the comparison group, Spearman and partial (on SNAP25) correlations of TRPC1, SARAF, CBARP and SNAP25 with cryptic STMN2 PSI; and the Spearman correlation of TRPC1 with SNAP25 in every group and region.</w:t>
+        <w:t xml:space="preserve"> Within the comparison group, Spearman and partial (on </w:t>
+      </w:r>
+      <w:r>
+        <w:rPr>
+          <w:b w:val="0"/>
+          <w:i/>
+        </w:rPr>
+        <w:t xml:space="preserve">SNAP25</w:t>
+      </w:r>
+      <w:r>
+        <w:rPr>
+          <w:b w:val="0"/>
+        </w:rPr>
+        <w:t xml:space="preserve">) correlations of </w:t>
+      </w:r>
+      <w:r>
+        <w:rPr>
+          <w:b w:val="0"/>
+          <w:i/>
+        </w:rPr>
+        <w:t xml:space="preserve">TRPC1</w:t>
+      </w:r>
+      <w:r>
+        <w:rPr>
+          <w:b w:val="0"/>
+        </w:rPr>
+        <w:t xml:space="preserve">, </w:t>
+      </w:r>
+      <w:r>
+        <w:rPr>
+          <w:b w:val="0"/>
+          <w:i/>
+        </w:rPr>
+        <w:t xml:space="preserve">SARAF</w:t>
+      </w:r>
+      <w:r>
+        <w:rPr>
+          <w:b w:val="0"/>
+        </w:rPr>
+        <w:t xml:space="preserve">, </w:t>
+      </w:r>
+      <w:r>
+        <w:rPr>
+          <w:b w:val="0"/>
+          <w:i/>
+        </w:rPr>
+        <w:t xml:space="preserve">CBARP</w:t>
+      </w:r>
+      <w:r>
+        <w:rPr>
+          <w:b w:val="0"/>
+        </w:rPr>
+        <w:t xml:space="preserve"> and </w:t>
+      </w:r>
+      <w:r>
+        <w:rPr>
+          <w:b w:val="0"/>
+          <w:i/>
+        </w:rPr>
+        <w:t xml:space="preserve">SNAP25</w:t>
+      </w:r>
+      <w:r>
+        <w:rPr>
+          <w:b w:val="0"/>
+        </w:rPr>
+        <w:t xml:space="preserve"> with cryptic </w:t>
+      </w:r>
+      <w:r>
+        <w:rPr>
+          <w:b w:val="0"/>
+          <w:i/>
+        </w:rPr>
+        <w:t xml:space="preserve">STMN2</w:t>
+      </w:r>
+      <w:r>
+        <w:rPr>
+          <w:b w:val="0"/>
+        </w:rPr>
+        <w:t xml:space="preserve"> PSI; and the Spearman correlation of </w:t>
+      </w:r>
+      <w:r>
+        <w:rPr>
+          <w:b w:val="0"/>
+          <w:i/>
+        </w:rPr>
+        <w:t xml:space="preserve">TRPC1</w:t>
+      </w:r>
+      <w:r>
+        <w:rPr>
+          <w:b w:val="0"/>
+        </w:rPr>
+        <w:t xml:space="preserve"> with </w:t>
+      </w:r>
+      <w:r>
+        <w:rPr>
+          <w:b w:val="0"/>
+          <w:i/>
+        </w:rPr>
+        <w:t xml:space="preserve">SNAP25</w:t>
+      </w:r>
+      <w:r>
+        <w:rPr>
+          <w:b w:val="0"/>
+        </w:rPr>
+        <w:t xml:space="preserve"> in every group and region.</w:t>
       </w:r>
     </w:p>
     <w:p>
@@ -10660,7 +10620,59 @@
         <w:rPr>
           <w:b w:val="0"/>
         </w:rPr>
-        <w:t xml:space="preserve"> Donor-level NYGC sensitivity analysis: normalised expression averaged within donor and region before testing TRPC1, SARAF and CBARP and before fitting the TRPC1 marker-adjustment models. Correction families comprise regions within each group, gene and model.</w:t>
+        <w:t xml:space="preserve"> Donor-level NYGC sensitivity analysis: normalised expression averaged within donor and region before testing </w:t>
+      </w:r>
+      <w:r>
+        <w:rPr>
+          <w:b w:val="0"/>
+          <w:i/>
+        </w:rPr>
+        <w:t xml:space="preserve">TRPC1</w:t>
+      </w:r>
+      <w:r>
+        <w:rPr>
+          <w:b w:val="0"/>
+        </w:rPr>
+        <w:t xml:space="preserve">, </w:t>
+      </w:r>
+      <w:r>
+        <w:rPr>
+          <w:b w:val="0"/>
+          <w:i/>
+        </w:rPr>
+        <w:t xml:space="preserve">SARAF</w:t>
+      </w:r>
+      <w:r>
+        <w:rPr>
+          <w:b w:val="0"/>
+        </w:rPr>
+        <w:t xml:space="preserve"> and </w:t>
+      </w:r>
+      <w:r>
+        <w:rPr>
+          <w:b w:val="0"/>
+          <w:i/>
+        </w:rPr>
+        <w:t xml:space="preserve">CBARP</w:t>
+      </w:r>
+      <w:r>
+        <w:rPr>
+          <w:b w:val="0"/>
+        </w:rPr>
+        <w:t xml:space="preserve"> and before fitting the </w:t>
+      </w:r>
+      <w:r>
+        <w:rPr>
+          <w:b w:val="0"/>
+          <w:i/>
+        </w:rPr>
+        <w:t xml:space="preserve">TRPC1</w:t>
+      </w:r>
+      <w:r>
+        <w:rPr>
+          <w:b w:val="0"/>
+        </w:rPr>
+        <w:t xml:space="preserve"> marker-adjustment models. Correction families comprise regions within each group, gene and model.</w:t>
       </w:r>
     </w:p>
     <w:bookmarkEnd w:id="45"/>
@@ -15036,7 +15048,7 @@
                 <w:sz w:val="17"/>
                 <w:szCs w:val="17"/>
               </w:rPr>
-              <w:t xml:space="preserve">SOCE regulators</w:t>
+              <w:t>Ca²⁺-entry regulators</w:t>
             </w:r>
           </w:p>
         </w:tc>
@@ -19323,7 +19335,7 @@
           <w:sz w:val="18"/>
           <w:szCs w:val="18"/>
         </w:rPr>
-        <w:t xml:space="preserve">TPM, transcripts per million (mean of three libraries per group); adjusted TPM uses median-of-ratios scaling (Methods 2.10). Share is calculated from unrounded control values; bold, dominant member (&gt; 50%). log2FC and p_adj are from DESeq2 gene-level counts; NA, not computed; CRAC, Ca²⁺ release-activated Ca²⁺.</w:t>
+        <w:t xml:space="preserve">TPM, transcripts per million (mean of three libraries per group); adjusted TPM uses median-of-ratios scaling (Methods 2.10). Share is calculated from unrounded control values; bold, dominant member (&gt; 50%). log2FC and p_adj are from DESeq2 on gene-level Salmon counts; NA, not computed; CRAC, Ca²⁺ release-activated Ca²⁺.</w:t>
       </w:r>
     </w:p>
     <w:p>
@@ -20613,24 +20625,21 @@
       <w:r>
         <w:rPr>
           <w:b/>
-          <w:bCs/>
-        </w:rPr>
-        <w:t xml:space="preserve">Table 3. Splicing events assessed for robustness in the primary SH-SY5Y model among the twelve core entry components examined event by event (Methods 2.3), with bootstrap confidence intervals; all four are skipped-exon events. </w:t>
+        </w:rPr>
+        <w:t xml:space="preserve">Table 3. Splicing events assessed for robustness in the primary SH-SY5Y model among the twelve core SOCE-pathway genes examined event by event (Methods 2.3), with bootstrap confidence intervals; all four are skipped-exon events. </w:t>
       </w:r>
       <w:r>
         <w:rPr>
           <w:b/>
-          <w:bCs/>
-          <w:i/>
-        </w:rPr>
-        <w:t>CBARP</w:t>
+          <w:i/>
+        </w:rPr>
+        <w:t xml:space="preserve">CBARP</w:t>
       </w:r>
       <w:r>
         <w:rPr>
           <w:b/>
-          <w:bCs/>
-        </w:rPr>
-        <w:t xml:space="preserve"> belongs to the wider nineteen-gene SOCE panel of Methods 2.9 but not to these twelve; its events are in Supplementary Table S3.</w:t>
+        </w:rPr>
+        <w:t xml:space="preserve"> belongs to the nineteen-gene SOCE-associated set of Methods 2.9 but not to these twelve; its events are in Supplementary Table S3.</w:t>
       </w:r>
     </w:p>
     <w:tbl>
@@ -22036,7 +22045,22 @@
           <w:sz w:val="18"/>
           <w:szCs w:val="18"/>
         </w:rPr>
-        <w:t xml:space="preserve">SH-SY5Y, 0 versus 75 ng/mL doxycycline, three libraries per group. ΔPSI is knockdown minus control from rMATS junction counts; the confidence interval is a replicate-level bootstrap (10,000 resamples). Coordinates are 1-based and inclusive. The STIM1 interval crosses zero; that event is included for context and is not counted among the three interval-supported events. CI, confidence interval; FDR, false discovery rate; PSI, percent spliced in.</w:t>
+        <w:t xml:space="preserve">SH-SY5Y, 0 versus 75 ng/mL doxycycline, three libraries per group. ΔPSI is knockdown minus control from rMATS junction counts; the confidence interval is a replicate-level bootstrap (10,000 resamples). Coordinates are 1-based and inclusive. The </w:t>
+      </w:r>
+      <w:r>
+        <w:rPr>
+          <w:i/>
+          <w:sz w:val="18"/>
+          <w:szCs w:val="18"/>
+        </w:rPr>
+        <w:t xml:space="preserve">STIM1</w:t>
+      </w:r>
+      <w:r>
+        <w:rPr>
+          <w:sz w:val="18"/>
+          <w:szCs w:val="18"/>
+        </w:rPr>
+        <w:t xml:space="preserve"> interval crosses zero; that event is included for context and is not counted among the three interval-supported events. CI, confidence interval; FDR, false discovery rate; PSI, percent spliced in.</w:t>
       </w:r>
     </w:p>
     <w:p>
@@ -22179,7 +22203,7 @@
                 <w:sz w:val="18"/>
                 <w:szCs w:val="18"/>
               </w:rPr>
-              <w:t xml:space="preserve">High-confidence calls (genes)</w:t>
+              <w:t>Stringent-filter calls (genes)</w:t>
             </w:r>
           </w:p>
         </w:tc>
@@ -22203,7 +22227,7 @@
                 <w:sz w:val="18"/>
                 <w:szCs w:val="18"/>
               </w:rPr>
-              <w:t xml:space="preserve">Positive controls, high-confidence</w:t>
+              <w:t>Positive controls, stringent filter</w:t>
             </w:r>
           </w:p>
         </w:tc>
@@ -22227,7 +22251,7 @@
                 <w:sz w:val="18"/>
                 <w:szCs w:val="18"/>
               </w:rPr>
-              <w:t xml:space="preserve">Positive-control genes, high-confidence</w:t>
+              <w:t>Positive-control genes, stringent filter</w:t>
             </w:r>
           </w:p>
         </w:tc>
@@ -22275,7 +22299,7 @@
                 <w:sz w:val="18"/>
                 <w:szCs w:val="18"/>
               </w:rPr>
-              <w:t xml:space="preserve">SOCE-machinery genes</w:t>
+              <w:t>SOCE-associated-set genes</w:t>
             </w:r>
           </w:p>
         </w:tc>
@@ -25608,7 +25632,6 @@
       <w:r>
         <w:rPr>
           <w:i/>
-          <w:iCs/>
           <w:sz w:val="18"/>
           <w:szCs w:val="18"/>
         </w:rPr>
@@ -25619,14 +25642,22 @@
           <w:sz w:val="18"/>
           <w:szCs w:val="18"/>
         </w:rPr>
-        <w:t xml:space="preserve"> </w:t>
-      </w:r>
-      <w:r>
-        <w:rPr>
+        <w:t xml:space="preserve"> Calls are unannotated splicing changes in the regtools junction set, with the number of genes carrying them in parentheses (Methods 2.5). Positive controls are counted among the sixteen literature cryptic genes (Supplementary Table S6); n/a, not assessed in mouse. The null column gives the stringent-filter calls of the control-versus-control split and their ratio to the real calls; NA, fewer than four control replicates. In the Tier 1, SOCE-associated-set and positive-control columns NA means that no gene of that set carried a stringent-filter call, whereas in the null column it means that the dataset has fewer than four control replicates. The </w:t>
+      </w:r>
+      <w:r>
+        <w:rPr>
+          <w:i/>
           <w:sz w:val="18"/>
           <w:szCs w:val="18"/>
         </w:rPr>
-        <w:t xml:space="preserve">Calls are unannotated splicing changes in the regtools junction set, with the number of genes carrying them in parentheses (Methods 2.5). Positive controls are counted among the sixteen literature cryptic genes (Supplementary Table S6); n/a, not assessed in mouse. The null column gives the high-confidence calls of the control-versus-control split and their ratio to the real calls; NA, fewer than four control replicates. In the Tier 1, SOCE-machinery and positive-control columns NA means that no gene of that set carried a high-confidence call, whereas in the null column it means that the dataset has fewer than four control replicates. The CBARP junction of Section 3.5 is not counted for SH-SY5Y: the high-confidence definition requires a novel splice site carrying at least 20 knockdown reads, and the novel-site junction at this locus carried six, while the junction that changes most in SH-SY5Y uses two annotated sites and is already used in controls (17% of exon-4 donor reads). iPSC-MN, iPSC-derived motor neurons; KD, knockdown.</w:t>
+        <w:t xml:space="preserve">CBARP</w:t>
+      </w:r>
+      <w:r>
+        <w:rPr>
+          <w:sz w:val="18"/>
+          <w:szCs w:val="18"/>
+        </w:rPr>
+        <w:t xml:space="preserve"> junction of Section 3.5 is not counted for SH-SY5Y: the stringent-filter definition requires a novel splice site carrying at least 20 knockdown reads, and the novel-site junction at this locus carried six, while the junction that changes most in SH-SY5Y uses two annotated sites and is already used in controls (17% of exon-4 donor reads). iPSC-MN, iPSC-derived motor neurons; KD, knockdown.</w:t>
       </w:r>
     </w:p>
     <w:p>
